--- a/reports/Otchet_o_proverke.docx
+++ b/reports/Otchet_o_proverke.docx
@@ -61,7 +61,7 @@
     </w:p>
     <w:tbl>
       <w:tblPr>
-        <w:tblW w:type="dxa" w:w="9300"/>
+        <w:tblW w:type="dxa" w:w="15249"/>
         <w:tblBorders>
           <w:top w:val="single" w:color="auto" w:sz="4"/>
           <w:left w:val="single" w:color="auto" w:sz="4"/>
@@ -72,14 +72,14 @@
         </w:tblBorders>
       </w:tblPr>
       <w:tblGrid>
-        <w:gridCol w:w="3100"/>
-        <w:gridCol w:w="3100"/>
-        <w:gridCol w:w="3100"/>
+        <w:gridCol w:w="5083"/>
+        <w:gridCol w:w="5083"/>
+        <w:gridCol w:w="5083"/>
       </w:tblGrid>
       <w:tr>
         <w:tc>
           <w:tcPr>
-            <w:tcW w:type="dxa" w:w="3100"/>
+            <w:tcW w:type="dxa" w:w="5083"/>
             <w:tcBorders>
               <w:top w:val="single" w:color="C7CBDC" w:sz="4"/>
               <w:left w:val="single" w:color="C7CBDC" w:sz="4"/>
@@ -117,7 +117,7 @@
         </w:tc>
         <w:tc>
           <w:tcPr>
-            <w:tcW w:type="dxa" w:w="3100"/>
+            <w:tcW w:type="dxa" w:w="5083"/>
             <w:tcBorders>
               <w:top w:val="single" w:color="C7CBDC" w:sz="4"/>
               <w:left w:val="single" w:color="C7CBDC" w:sz="4"/>
@@ -155,7 +155,7 @@
         </w:tc>
         <w:tc>
           <w:tcPr>
-            <w:tcW w:type="dxa" w:w="3100"/>
+            <w:tcW w:type="dxa" w:w="5083"/>
             <w:tcBorders>
               <w:top w:val="single" w:color="C7CBDC" w:sz="4"/>
               <w:left w:val="single" w:color="C7CBDC" w:sz="4"/>
@@ -195,7 +195,7 @@
       <w:tr>
         <w:tc>
           <w:tcPr>
-            <w:tcW w:type="dxa" w:w="3100"/>
+            <w:tcW w:type="dxa" w:w="5083"/>
             <w:tcBorders>
               <w:top w:val="single" w:color="C7CBDC" w:sz="4"/>
               <w:left w:val="single" w:color="C7CBDC" w:sz="4"/>
@@ -232,7 +232,7 @@
         </w:tc>
         <w:tc>
           <w:tcPr>
-            <w:tcW w:type="dxa" w:w="3100"/>
+            <w:tcW w:type="dxa" w:w="5083"/>
             <w:tcBorders>
               <w:top w:val="single" w:color="C7CBDC" w:sz="4"/>
               <w:left w:val="single" w:color="C7CBDC" w:sz="4"/>
@@ -269,7 +269,7 @@
         </w:tc>
         <w:tc>
           <w:tcPr>
-            <w:tcW w:type="dxa" w:w="3100"/>
+            <w:tcW w:type="dxa" w:w="5083"/>
             <w:tcBorders>
               <w:top w:val="single" w:color="C7CBDC" w:sz="4"/>
               <w:left w:val="single" w:color="C7CBDC" w:sz="4"/>
@@ -367,7 +367,7 @@
     </w:p>
     <w:tbl>
       <w:tblPr>
-        <w:tblW w:type="dxa" w:w="9300"/>
+        <w:tblW w:type="dxa" w:w="15250"/>
         <w:tblBorders>
           <w:top w:val="single" w:color="auto" w:sz="4"/>
           <w:left w:val="single" w:color="auto" w:sz="4"/>
@@ -378,9 +378,9 @@
         </w:tblBorders>
       </w:tblPr>
       <w:tblGrid>
-        <w:gridCol w:w="1900"/>
-        <w:gridCol w:w="900"/>
-        <w:gridCol w:w="6500"/>
+        <w:gridCol w:w="2600"/>
+        <w:gridCol w:w="1200"/>
+        <w:gridCol w:w="11450"/>
       </w:tblGrid>
       <w:tr>
         <w:trPr>
@@ -388,7 +388,7 @@
         </w:trPr>
         <w:tc>
           <w:tcPr>
-            <w:tcW w:type="dxa" w:w="1900"/>
+            <w:tcW w:type="dxa" w:w="2600"/>
             <w:tcBorders>
               <w:top w:val="single" w:color="C7CBDC" w:sz="4"/>
               <w:left w:val="single" w:color="C7CBDC" w:sz="4"/>
@@ -425,7 +425,7 @@
         </w:tc>
         <w:tc>
           <w:tcPr>
-            <w:tcW w:type="dxa" w:w="900"/>
+            <w:tcW w:type="dxa" w:w="1200"/>
             <w:tcBorders>
               <w:top w:val="single" w:color="C7CBDC" w:sz="4"/>
               <w:left w:val="single" w:color="C7CBDC" w:sz="4"/>
@@ -463,7 +463,7 @@
         </w:tc>
         <w:tc>
           <w:tcPr>
-            <w:tcW w:type="dxa" w:w="6500"/>
+            <w:tcW w:type="dxa" w:w="11450"/>
             <w:tcBorders>
               <w:top w:val="single" w:color="C7CBDC" w:sz="4"/>
               <w:left w:val="single" w:color="C7CBDC" w:sz="4"/>
@@ -502,7 +502,7 @@
       <w:tr>
         <w:tc>
           <w:tcPr>
-            <w:tcW w:type="dxa" w:w="1900"/>
+            <w:tcW w:type="dxa" w:w="2600"/>
             <w:tcBorders>
               <w:top w:val="single" w:color="C7CBDC" w:sz="4"/>
               <w:left w:val="single" w:color="C7CBDC" w:sz="4"/>
@@ -538,7 +538,7 @@
         </w:tc>
         <w:tc>
           <w:tcPr>
-            <w:tcW w:type="dxa" w:w="900"/>
+            <w:tcW w:type="dxa" w:w="1200"/>
             <w:tcBorders>
               <w:top w:val="single" w:color="C7CBDC" w:sz="4"/>
               <w:left w:val="single" w:color="C7CBDC" w:sz="4"/>
@@ -575,7 +575,7 @@
         </w:tc>
         <w:tc>
           <w:tcPr>
-            <w:tcW w:type="dxa" w:w="6500"/>
+            <w:tcW w:type="dxa" w:w="11450"/>
             <w:tcBorders>
               <w:top w:val="single" w:color="C7CBDC" w:sz="4"/>
               <w:left w:val="single" w:color="C7CBDC" w:sz="4"/>
@@ -631,7 +631,7 @@
       <w:tr>
         <w:tc>
           <w:tcPr>
-            <w:tcW w:type="dxa" w:w="1900"/>
+            <w:tcW w:type="dxa" w:w="2600"/>
             <w:tcBorders>
               <w:top w:val="single" w:color="C7CBDC" w:sz="4"/>
               <w:left w:val="single" w:color="C7CBDC" w:sz="4"/>
@@ -668,7 +668,7 @@
         </w:tc>
         <w:tc>
           <w:tcPr>
-            <w:tcW w:type="dxa" w:w="900"/>
+            <w:tcW w:type="dxa" w:w="1200"/>
             <w:tcBorders>
               <w:top w:val="single" w:color="C7CBDC" w:sz="4"/>
               <w:left w:val="single" w:color="C7CBDC" w:sz="4"/>
@@ -706,7 +706,7 @@
         </w:tc>
         <w:tc>
           <w:tcPr>
-            <w:tcW w:type="dxa" w:w="6500"/>
+            <w:tcW w:type="dxa" w:w="11450"/>
             <w:tcBorders>
               <w:top w:val="single" w:color="C7CBDC" w:sz="4"/>
               <w:left w:val="single" w:color="C7CBDC" w:sz="4"/>
@@ -763,7 +763,7 @@
       <w:tr>
         <w:tc>
           <w:tcPr>
-            <w:tcW w:type="dxa" w:w="1900"/>
+            <w:tcW w:type="dxa" w:w="2600"/>
             <w:tcBorders>
               <w:top w:val="single" w:color="C7CBDC" w:sz="4"/>
               <w:left w:val="single" w:color="C7CBDC" w:sz="4"/>
@@ -799,7 +799,7 @@
         </w:tc>
         <w:tc>
           <w:tcPr>
-            <w:tcW w:type="dxa" w:w="900"/>
+            <w:tcW w:type="dxa" w:w="1200"/>
             <w:tcBorders>
               <w:top w:val="single" w:color="C7CBDC" w:sz="4"/>
               <w:left w:val="single" w:color="C7CBDC" w:sz="4"/>
@@ -836,7 +836,7 @@
         </w:tc>
         <w:tc>
           <w:tcPr>
-            <w:tcW w:type="dxa" w:w="6500"/>
+            <w:tcW w:type="dxa" w:w="11450"/>
             <w:tcBorders>
               <w:top w:val="single" w:color="C7CBDC" w:sz="4"/>
               <w:left w:val="single" w:color="C7CBDC" w:sz="4"/>
@@ -892,7 +892,7 @@
       <w:tr>
         <w:tc>
           <w:tcPr>
-            <w:tcW w:type="dxa" w:w="1900"/>
+            <w:tcW w:type="dxa" w:w="2600"/>
             <w:tcBorders>
               <w:top w:val="single" w:color="C7CBDC" w:sz="4"/>
               <w:left w:val="single" w:color="C7CBDC" w:sz="4"/>
@@ -929,7 +929,7 @@
         </w:tc>
         <w:tc>
           <w:tcPr>
-            <w:tcW w:type="dxa" w:w="900"/>
+            <w:tcW w:type="dxa" w:w="1200"/>
             <w:tcBorders>
               <w:top w:val="single" w:color="C7CBDC" w:sz="4"/>
               <w:left w:val="single" w:color="C7CBDC" w:sz="4"/>
@@ -967,7 +967,7 @@
         </w:tc>
         <w:tc>
           <w:tcPr>
-            <w:tcW w:type="dxa" w:w="6500"/>
+            <w:tcW w:type="dxa" w:w="11450"/>
             <w:tcBorders>
               <w:top w:val="single" w:color="C7CBDC" w:sz="4"/>
               <w:left w:val="single" w:color="C7CBDC" w:sz="4"/>
@@ -1024,7 +1024,7 @@
       <w:tr>
         <w:tc>
           <w:tcPr>
-            <w:tcW w:type="dxa" w:w="1900"/>
+            <w:tcW w:type="dxa" w:w="2600"/>
             <w:tcBorders>
               <w:top w:val="single" w:color="C7CBDC" w:sz="4"/>
               <w:left w:val="single" w:color="C7CBDC" w:sz="4"/>
@@ -1060,7 +1060,7 @@
         </w:tc>
         <w:tc>
           <w:tcPr>
-            <w:tcW w:type="dxa" w:w="900"/>
+            <w:tcW w:type="dxa" w:w="1200"/>
             <w:tcBorders>
               <w:top w:val="single" w:color="C7CBDC" w:sz="4"/>
               <w:left w:val="single" w:color="C7CBDC" w:sz="4"/>
@@ -1097,7 +1097,7 @@
         </w:tc>
         <w:tc>
           <w:tcPr>
-            <w:tcW w:type="dxa" w:w="6500"/>
+            <w:tcW w:type="dxa" w:w="11450"/>
             <w:tcBorders>
               <w:top w:val="single" w:color="C7CBDC" w:sz="4"/>
               <w:left w:val="single" w:color="C7CBDC" w:sz="4"/>
@@ -1153,7 +1153,7 @@
       <w:tr>
         <w:tc>
           <w:tcPr>
-            <w:tcW w:type="dxa" w:w="1900"/>
+            <w:tcW w:type="dxa" w:w="2600"/>
             <w:tcBorders>
               <w:top w:val="single" w:color="C7CBDC" w:sz="4"/>
               <w:left w:val="single" w:color="C7CBDC" w:sz="4"/>
@@ -1190,7 +1190,7 @@
         </w:tc>
         <w:tc>
           <w:tcPr>
-            <w:tcW w:type="dxa" w:w="900"/>
+            <w:tcW w:type="dxa" w:w="1200"/>
             <w:tcBorders>
               <w:top w:val="single" w:color="C7CBDC" w:sz="4"/>
               <w:left w:val="single" w:color="C7CBDC" w:sz="4"/>
@@ -1228,7 +1228,7 @@
         </w:tc>
         <w:tc>
           <w:tcPr>
-            <w:tcW w:type="dxa" w:w="6500"/>
+            <w:tcW w:type="dxa" w:w="11450"/>
             <w:tcBorders>
               <w:top w:val="single" w:color="C7CBDC" w:sz="4"/>
               <w:left w:val="single" w:color="C7CBDC" w:sz="4"/>
@@ -1285,7 +1285,7 @@
       <w:tr>
         <w:tc>
           <w:tcPr>
-            <w:tcW w:type="dxa" w:w="1900"/>
+            <w:tcW w:type="dxa" w:w="2600"/>
             <w:tcBorders>
               <w:top w:val="single" w:color="C7CBDC" w:sz="4"/>
               <w:left w:val="single" w:color="C7CBDC" w:sz="4"/>
@@ -1321,7 +1321,7 @@
         </w:tc>
         <w:tc>
           <w:tcPr>
-            <w:tcW w:type="dxa" w:w="900"/>
+            <w:tcW w:type="dxa" w:w="1200"/>
             <w:tcBorders>
               <w:top w:val="single" w:color="C7CBDC" w:sz="4"/>
               <w:left w:val="single" w:color="C7CBDC" w:sz="4"/>
@@ -1358,7 +1358,7 @@
         </w:tc>
         <w:tc>
           <w:tcPr>
-            <w:tcW w:type="dxa" w:w="6500"/>
+            <w:tcW w:type="dxa" w:w="11450"/>
             <w:tcBorders>
               <w:top w:val="single" w:color="C7CBDC" w:sz="4"/>
               <w:left w:val="single" w:color="C7CBDC" w:sz="4"/>
@@ -1436,7 +1436,7 @@
     </w:p>
     <w:tbl>
       <w:tblPr>
-        <w:tblW w:type="dxa" w:w="9300"/>
+        <w:tblW w:type="dxa" w:w="15250"/>
         <w:tblBorders>
           <w:top w:val="single" w:color="auto" w:sz="4"/>
           <w:left w:val="single" w:color="auto" w:sz="4"/>
@@ -1447,9 +1447,9 @@
         </w:tblBorders>
       </w:tblPr>
       <w:tblGrid>
-        <w:gridCol w:w="5200"/>
-        <w:gridCol w:w="2600"/>
-        <w:gridCol w:w="1500"/>
+        <w:gridCol w:w="7500"/>
+        <w:gridCol w:w="4000"/>
+        <w:gridCol w:w="3750"/>
       </w:tblGrid>
       <w:tr>
         <w:trPr>
@@ -1457,7 +1457,7 @@
         </w:trPr>
         <w:tc>
           <w:tcPr>
-            <w:tcW w:type="dxa" w:w="5200"/>
+            <w:tcW w:type="dxa" w:w="7500"/>
             <w:tcBorders>
               <w:top w:val="single" w:color="C7CBDC" w:sz="4"/>
               <w:left w:val="single" w:color="C7CBDC" w:sz="4"/>
@@ -1494,7 +1494,7 @@
         </w:tc>
         <w:tc>
           <w:tcPr>
-            <w:tcW w:type="dxa" w:w="2600"/>
+            <w:tcW w:type="dxa" w:w="4000"/>
             <w:tcBorders>
               <w:top w:val="single" w:color="C7CBDC" w:sz="4"/>
               <w:left w:val="single" w:color="C7CBDC" w:sz="4"/>
@@ -1531,7 +1531,7 @@
         </w:tc>
         <w:tc>
           <w:tcPr>
-            <w:tcW w:type="dxa" w:w="1500"/>
+            <w:tcW w:type="dxa" w:w="3750"/>
             <w:tcBorders>
               <w:top w:val="single" w:color="C7CBDC" w:sz="4"/>
               <w:left w:val="single" w:color="C7CBDC" w:sz="4"/>
@@ -1571,7 +1571,7 @@
       <w:tr>
         <w:tc>
           <w:tcPr>
-            <w:tcW w:type="dxa" w:w="5200"/>
+            <w:tcW w:type="dxa" w:w="7500"/>
             <w:tcBorders>
               <w:top w:val="single" w:color="C7CBDC" w:sz="4"/>
               <w:left w:val="single" w:color="C7CBDC" w:sz="4"/>
@@ -1607,7 +1607,7 @@
         </w:tc>
         <w:tc>
           <w:tcPr>
-            <w:tcW w:type="dxa" w:w="2600"/>
+            <w:tcW w:type="dxa" w:w="4000"/>
             <w:tcBorders>
               <w:top w:val="single" w:color="C7CBDC" w:sz="4"/>
               <w:left w:val="single" w:color="C7CBDC" w:sz="4"/>
@@ -1643,7 +1643,7 @@
         </w:tc>
         <w:tc>
           <w:tcPr>
-            <w:tcW w:type="dxa" w:w="1500"/>
+            <w:tcW w:type="dxa" w:w="3750"/>
             <w:tcBorders>
               <w:top w:val="single" w:color="C7CBDC" w:sz="4"/>
               <w:left w:val="single" w:color="C7CBDC" w:sz="4"/>
@@ -1682,7 +1682,7 @@
       <w:tr>
         <w:tc>
           <w:tcPr>
-            <w:tcW w:type="dxa" w:w="5200"/>
+            <w:tcW w:type="dxa" w:w="7500"/>
             <w:tcBorders>
               <w:top w:val="single" w:color="C7CBDC" w:sz="4"/>
               <w:left w:val="single" w:color="C7CBDC" w:sz="4"/>
@@ -1719,7 +1719,7 @@
         </w:tc>
         <w:tc>
           <w:tcPr>
-            <w:tcW w:type="dxa" w:w="2600"/>
+            <w:tcW w:type="dxa" w:w="4000"/>
             <w:tcBorders>
               <w:top w:val="single" w:color="C7CBDC" w:sz="4"/>
               <w:left w:val="single" w:color="C7CBDC" w:sz="4"/>
@@ -1756,7 +1756,7 @@
         </w:tc>
         <w:tc>
           <w:tcPr>
-            <w:tcW w:type="dxa" w:w="1500"/>
+            <w:tcW w:type="dxa" w:w="3750"/>
             <w:tcBorders>
               <w:top w:val="single" w:color="C7CBDC" w:sz="4"/>
               <w:left w:val="single" w:color="C7CBDC" w:sz="4"/>
@@ -1796,7 +1796,7 @@
       <w:tr>
         <w:tc>
           <w:tcPr>
-            <w:tcW w:type="dxa" w:w="5200"/>
+            <w:tcW w:type="dxa" w:w="7500"/>
             <w:tcBorders>
               <w:top w:val="single" w:color="C7CBDC" w:sz="4"/>
               <w:left w:val="single" w:color="C7CBDC" w:sz="4"/>
@@ -1832,7 +1832,7 @@
         </w:tc>
         <w:tc>
           <w:tcPr>
-            <w:tcW w:type="dxa" w:w="2600"/>
+            <w:tcW w:type="dxa" w:w="4000"/>
             <w:tcBorders>
               <w:top w:val="single" w:color="C7CBDC" w:sz="4"/>
               <w:left w:val="single" w:color="C7CBDC" w:sz="4"/>
@@ -1868,7 +1868,7 @@
         </w:tc>
         <w:tc>
           <w:tcPr>
-            <w:tcW w:type="dxa" w:w="1500"/>
+            <w:tcW w:type="dxa" w:w="3750"/>
             <w:tcBorders>
               <w:top w:val="single" w:color="C7CBDC" w:sz="4"/>
               <w:left w:val="single" w:color="C7CBDC" w:sz="4"/>
@@ -1907,7 +1907,7 @@
       <w:tr>
         <w:tc>
           <w:tcPr>
-            <w:tcW w:type="dxa" w:w="5200"/>
+            <w:tcW w:type="dxa" w:w="7500"/>
             <w:tcBorders>
               <w:top w:val="single" w:color="C7CBDC" w:sz="4"/>
               <w:left w:val="single" w:color="C7CBDC" w:sz="4"/>
@@ -1944,7 +1944,7 @@
         </w:tc>
         <w:tc>
           <w:tcPr>
-            <w:tcW w:type="dxa" w:w="2600"/>
+            <w:tcW w:type="dxa" w:w="4000"/>
             <w:tcBorders>
               <w:top w:val="single" w:color="C7CBDC" w:sz="4"/>
               <w:left w:val="single" w:color="C7CBDC" w:sz="4"/>
@@ -1981,7 +1981,7 @@
         </w:tc>
         <w:tc>
           <w:tcPr>
-            <w:tcW w:type="dxa" w:w="1500"/>
+            <w:tcW w:type="dxa" w:w="3750"/>
             <w:tcBorders>
               <w:top w:val="single" w:color="C7CBDC" w:sz="4"/>
               <w:left w:val="single" w:color="C7CBDC" w:sz="4"/>
@@ -2021,7 +2021,7 @@
       <w:tr>
         <w:tc>
           <w:tcPr>
-            <w:tcW w:type="dxa" w:w="5200"/>
+            <w:tcW w:type="dxa" w:w="7500"/>
             <w:tcBorders>
               <w:top w:val="single" w:color="C7CBDC" w:sz="4"/>
               <w:left w:val="single" w:color="C7CBDC" w:sz="4"/>
@@ -2057,7 +2057,7 @@
         </w:tc>
         <w:tc>
           <w:tcPr>
-            <w:tcW w:type="dxa" w:w="2600"/>
+            <w:tcW w:type="dxa" w:w="4000"/>
             <w:tcBorders>
               <w:top w:val="single" w:color="C7CBDC" w:sz="4"/>
               <w:left w:val="single" w:color="C7CBDC" w:sz="4"/>
@@ -2093,7 +2093,7 @@
         </w:tc>
         <w:tc>
           <w:tcPr>
-            <w:tcW w:type="dxa" w:w="1500"/>
+            <w:tcW w:type="dxa" w:w="3750"/>
             <w:tcBorders>
               <w:top w:val="single" w:color="C7CBDC" w:sz="4"/>
               <w:left w:val="single" w:color="C7CBDC" w:sz="4"/>
@@ -2132,7 +2132,7 @@
       <w:tr>
         <w:tc>
           <w:tcPr>
-            <w:tcW w:type="dxa" w:w="5200"/>
+            <w:tcW w:type="dxa" w:w="7500"/>
             <w:tcBorders>
               <w:top w:val="single" w:color="C7CBDC" w:sz="4"/>
               <w:left w:val="single" w:color="C7CBDC" w:sz="4"/>
@@ -2169,7 +2169,7 @@
         </w:tc>
         <w:tc>
           <w:tcPr>
-            <w:tcW w:type="dxa" w:w="2600"/>
+            <w:tcW w:type="dxa" w:w="4000"/>
             <w:tcBorders>
               <w:top w:val="single" w:color="C7CBDC" w:sz="4"/>
               <w:left w:val="single" w:color="C7CBDC" w:sz="4"/>
@@ -2206,7 +2206,7 @@
         </w:tc>
         <w:tc>
           <w:tcPr>
-            <w:tcW w:type="dxa" w:w="1500"/>
+            <w:tcW w:type="dxa" w:w="3750"/>
             <w:tcBorders>
               <w:top w:val="single" w:color="C7CBDC" w:sz="4"/>
               <w:left w:val="single" w:color="C7CBDC" w:sz="4"/>
@@ -2246,7 +2246,7 @@
       <w:tr>
         <w:tc>
           <w:tcPr>
-            <w:tcW w:type="dxa" w:w="5200"/>
+            <w:tcW w:type="dxa" w:w="7500"/>
             <w:tcBorders>
               <w:top w:val="single" w:color="C7CBDC" w:sz="4"/>
               <w:left w:val="single" w:color="C7CBDC" w:sz="4"/>
@@ -2282,7 +2282,7 @@
         </w:tc>
         <w:tc>
           <w:tcPr>
-            <w:tcW w:type="dxa" w:w="2600"/>
+            <w:tcW w:type="dxa" w:w="4000"/>
             <w:tcBorders>
               <w:top w:val="single" w:color="C7CBDC" w:sz="4"/>
               <w:left w:val="single" w:color="C7CBDC" w:sz="4"/>
@@ -2318,7 +2318,7 @@
         </w:tc>
         <w:tc>
           <w:tcPr>
-            <w:tcW w:type="dxa" w:w="1500"/>
+            <w:tcW w:type="dxa" w:w="3750"/>
             <w:tcBorders>
               <w:top w:val="single" w:color="C7CBDC" w:sz="4"/>
               <w:left w:val="single" w:color="C7CBDC" w:sz="4"/>
@@ -2357,7 +2357,7 @@
       <w:tr>
         <w:tc>
           <w:tcPr>
-            <w:tcW w:type="dxa" w:w="5200"/>
+            <w:tcW w:type="dxa" w:w="7500"/>
             <w:tcBorders>
               <w:top w:val="single" w:color="C7CBDC" w:sz="4"/>
               <w:left w:val="single" w:color="C7CBDC" w:sz="4"/>
@@ -2394,7 +2394,7 @@
         </w:tc>
         <w:tc>
           <w:tcPr>
-            <w:tcW w:type="dxa" w:w="2600"/>
+            <w:tcW w:type="dxa" w:w="4000"/>
             <w:tcBorders>
               <w:top w:val="single" w:color="C7CBDC" w:sz="4"/>
               <w:left w:val="single" w:color="C7CBDC" w:sz="4"/>
@@ -2431,7 +2431,7 @@
         </w:tc>
         <w:tc>
           <w:tcPr>
-            <w:tcW w:type="dxa" w:w="1500"/>
+            <w:tcW w:type="dxa" w:w="3750"/>
             <w:tcBorders>
               <w:top w:val="single" w:color="C7CBDC" w:sz="4"/>
               <w:left w:val="single" w:color="C7CBDC" w:sz="4"/>
@@ -2471,7 +2471,7 @@
       <w:tr>
         <w:tc>
           <w:tcPr>
-            <w:tcW w:type="dxa" w:w="5200"/>
+            <w:tcW w:type="dxa" w:w="7500"/>
             <w:tcBorders>
               <w:top w:val="single" w:color="C7CBDC" w:sz="4"/>
               <w:left w:val="single" w:color="C7CBDC" w:sz="4"/>
@@ -2507,7 +2507,7 @@
         </w:tc>
         <w:tc>
           <w:tcPr>
-            <w:tcW w:type="dxa" w:w="2600"/>
+            <w:tcW w:type="dxa" w:w="4000"/>
             <w:tcBorders>
               <w:top w:val="single" w:color="C7CBDC" w:sz="4"/>
               <w:left w:val="single" w:color="C7CBDC" w:sz="4"/>
@@ -2543,7 +2543,7 @@
         </w:tc>
         <w:tc>
           <w:tcPr>
-            <w:tcW w:type="dxa" w:w="1500"/>
+            <w:tcW w:type="dxa" w:w="3750"/>
             <w:tcBorders>
               <w:top w:val="single" w:color="C7CBDC" w:sz="4"/>
               <w:left w:val="single" w:color="C7CBDC" w:sz="4"/>
@@ -2582,7 +2582,7 @@
       <w:tr>
         <w:tc>
           <w:tcPr>
-            <w:tcW w:type="dxa" w:w="5200"/>
+            <w:tcW w:type="dxa" w:w="7500"/>
             <w:tcBorders>
               <w:top w:val="single" w:color="C7CBDC" w:sz="4"/>
               <w:left w:val="single" w:color="C7CBDC" w:sz="4"/>
@@ -2619,7 +2619,7 @@
         </w:tc>
         <w:tc>
           <w:tcPr>
-            <w:tcW w:type="dxa" w:w="2600"/>
+            <w:tcW w:type="dxa" w:w="4000"/>
             <w:tcBorders>
               <w:top w:val="single" w:color="C7CBDC" w:sz="4"/>
               <w:left w:val="single" w:color="C7CBDC" w:sz="4"/>
@@ -2656,7 +2656,7 @@
         </w:tc>
         <w:tc>
           <w:tcPr>
-            <w:tcW w:type="dxa" w:w="1500"/>
+            <w:tcW w:type="dxa" w:w="3750"/>
             <w:tcBorders>
               <w:top w:val="single" w:color="C7CBDC" w:sz="4"/>
               <w:left w:val="single" w:color="C7CBDC" w:sz="4"/>
@@ -2696,7 +2696,7 @@
       <w:tr>
         <w:tc>
           <w:tcPr>
-            <w:tcW w:type="dxa" w:w="5200"/>
+            <w:tcW w:type="dxa" w:w="7500"/>
             <w:tcBorders>
               <w:top w:val="single" w:color="C7CBDC" w:sz="4"/>
               <w:left w:val="single" w:color="C7CBDC" w:sz="4"/>
@@ -2733,7 +2733,7 @@
         </w:tc>
         <w:tc>
           <w:tcPr>
-            <w:tcW w:type="dxa" w:w="2600"/>
+            <w:tcW w:type="dxa" w:w="4000"/>
             <w:tcBorders>
               <w:top w:val="single" w:color="C7CBDC" w:sz="4"/>
               <w:left w:val="single" w:color="C7CBDC" w:sz="4"/>
@@ -2770,7 +2770,7 @@
         </w:tc>
         <w:tc>
           <w:tcPr>
-            <w:tcW w:type="dxa" w:w="1500"/>
+            <w:tcW w:type="dxa" w:w="3750"/>
             <w:tcBorders>
               <w:top w:val="single" w:color="C7CBDC" w:sz="4"/>
               <w:left w:val="single" w:color="C7CBDC" w:sz="4"/>
@@ -2828,6 +2828,37 @@
           <w:szCs w:val="30"/>
         </w:rPr>
         <w:t xml:space="preserve">Подробно по каждому файлу</w:t>
+      </w:r>
+    </w:p>
+    <w:p>
+      <w:pPr>
+        <w:spacing w:after="160" w:before="0"/>
+      </w:pPr>
+      <w:r>
+        <w:rPr>
+          <w:rFonts w:ascii="Calibri" w:cs="Calibri" w:eastAsia="Calibri" w:hAnsi="Calibri"/>
+          <w:b/>
+          <w:bCs/>
+          <w:i w:val="false"/>
+          <w:iCs w:val="false"/>
+          <w:color w:val="1A1F36"/>
+          <w:sz w:val="20"/>
+          <w:szCs w:val="20"/>
+        </w:rPr>
+        <w:t xml:space="preserve">Последняя колонка — для ответа организаторов. </w:t>
+      </w:r>
+      <w:r>
+        <w:rPr>
+          <w:rFonts w:ascii="Calibri" w:cs="Calibri" w:eastAsia="Calibri" w:hAnsi="Calibri"/>
+          <w:b w:val="false"/>
+          <w:bCs w:val="false"/>
+          <w:i w:val="false"/>
+          <w:iCs w:val="false"/>
+          <w:color w:val="1A1F36"/>
+          <w:sz w:val="20"/>
+          <w:szCs w:val="20"/>
+        </w:rPr>
+        <w:t xml:space="preserve">Напротив каждой строки впишите, как исправляем ошибку или почему данные верны как есть.</w:t>
       </w:r>
     </w:p>
     <w:p>
@@ -2870,7 +2901,7 @@
     </w:p>
     <w:tbl>
       <w:tblPr>
-        <w:tblW w:type="dxa" w:w="9300"/>
+        <w:tblW w:type="dxa" w:w="15250"/>
         <w:tblBorders>
           <w:top w:val="single" w:color="auto" w:sz="4"/>
           <w:left w:val="single" w:color="auto" w:sz="4"/>
@@ -2882,9 +2913,10 @@
       </w:tblPr>
       <w:tblGrid>
         <w:gridCol w:w="800"/>
-        <w:gridCol w:w="2600"/>
-        <w:gridCol w:w="2300"/>
-        <w:gridCol w:w="3600"/>
+        <w:gridCol w:w="2500"/>
+        <w:gridCol w:w="2200"/>
+        <w:gridCol w:w="4400"/>
+        <w:gridCol w:w="5350"/>
       </w:tblGrid>
       <w:tr>
         <w:trPr>
@@ -2929,7 +2961,7 @@
         </w:tc>
         <w:tc>
           <w:tcPr>
-            <w:tcW w:type="dxa" w:w="2600"/>
+            <w:tcW w:type="dxa" w:w="2500"/>
             <w:tcBorders>
               <w:top w:val="single" w:color="C7CBDC" w:sz="4"/>
               <w:left w:val="single" w:color="C7CBDC" w:sz="4"/>
@@ -2966,7 +2998,7 @@
         </w:tc>
         <w:tc>
           <w:tcPr>
-            <w:tcW w:type="dxa" w:w="2300"/>
+            <w:tcW w:type="dxa" w:w="2200"/>
             <w:tcBorders>
               <w:top w:val="single" w:color="C7CBDC" w:sz="4"/>
               <w:left w:val="single" w:color="C7CBDC" w:sz="4"/>
@@ -3003,7 +3035,7 @@
         </w:tc>
         <w:tc>
           <w:tcPr>
-            <w:tcW w:type="dxa" w:w="3600"/>
+            <w:tcW w:type="dxa" w:w="4400"/>
             <w:tcBorders>
               <w:top w:val="single" w:color="C7CBDC" w:sz="4"/>
               <w:left w:val="single" w:color="C7CBDC" w:sz="4"/>
@@ -3038,6 +3070,61 @@
             </w:r>
           </w:p>
         </w:tc>
+        <w:tc>
+          <w:tcPr>
+            <w:tcW w:type="dxa" w:w="5350"/>
+            <w:tcBorders>
+              <w:top w:val="single" w:color="C7CBDC" w:sz="4"/>
+              <w:left w:val="single" w:color="C7CBDC" w:sz="4"/>
+              <w:bottom w:val="single" w:color="C7CBDC" w:sz="4"/>
+              <w:right w:val="single" w:color="C7CBDC" w:sz="4"/>
+            </w:tcBorders>
+            <w:shd w:fill="EEF0F7" w:color="auto" w:val="clear"/>
+            <w:tcMar>
+              <w:top w:type="dxa" w:w="60"/>
+              <w:left w:type="dxa" w:w="90"/>
+              <w:bottom w:type="dxa" w:w="60"/>
+              <w:right w:type="dxa" w:w="90"/>
+            </w:tcMar>
+            <w:vAlign w:val="top"/>
+          </w:tcPr>
+          <w:p>
+            <w:pPr>
+              <w:spacing w:after="20" w:before="0"/>
+            </w:pPr>
+            <w:r>
+              <w:rPr>
+                <w:rFonts w:ascii="Calibri" w:cs="Calibri" w:eastAsia="Calibri" w:hAnsi="Calibri"/>
+                <w:b/>
+                <w:bCs/>
+                <w:i w:val="false"/>
+                <w:iCs w:val="false"/>
+                <w:color w:val="1A1F36"/>
+                <w:sz w:val="18"/>
+                <w:szCs w:val="18"/>
+              </w:rPr>
+              <w:t xml:space="preserve">Решение организатора</w:t>
+            </w:r>
+          </w:p>
+          <w:p>
+            <w:pPr>
+              <w:spacing w:after="0" w:before="0"/>
+            </w:pPr>
+            <w:r>
+              <w:rPr>
+                <w:rFonts w:ascii="Calibri" w:cs="Calibri" w:eastAsia="Calibri" w:hAnsi="Calibri"/>
+                <w:b w:val="false"/>
+                <w:bCs w:val="false"/>
+                <w:i/>
+                <w:iCs/>
+                <w:color w:val="5A5F7A"/>
+                <w:sz w:val="14"/>
+                <w:szCs w:val="14"/>
+              </w:rPr>
+              <w:t xml:space="preserve">как исправляем или почему верно как есть</w:t>
+            </w:r>
+          </w:p>
+        </w:tc>
       </w:tr>
       <w:tr>
         <w:tc>
@@ -3078,7 +3165,7 @@
         </w:tc>
         <w:tc>
           <w:tcPr>
-            <w:tcW w:type="dxa" w:w="2600"/>
+            <w:tcW w:type="dxa" w:w="2500"/>
             <w:tcBorders>
               <w:top w:val="single" w:color="C7CBDC" w:sz="4"/>
               <w:left w:val="single" w:color="C7CBDC" w:sz="4"/>
@@ -3128,7 +3215,7 @@
         </w:tc>
         <w:tc>
           <w:tcPr>
-            <w:tcW w:type="dxa" w:w="2300"/>
+            <w:tcW w:type="dxa" w:w="2200"/>
             <w:tcBorders>
               <w:top w:val="single" w:color="C7CBDC" w:sz="4"/>
               <w:left w:val="single" w:color="C7CBDC" w:sz="4"/>
@@ -3178,7 +3265,7 @@
         </w:tc>
         <w:tc>
           <w:tcPr>
-            <w:tcW w:type="dxa" w:w="3600"/>
+            <w:tcW w:type="dxa" w:w="4400"/>
             <w:tcBorders>
               <w:top w:val="single" w:color="C7CBDC" w:sz="4"/>
               <w:left w:val="single" w:color="C7CBDC" w:sz="4"/>
@@ -3209,6 +3296,42 @@
                 <w:szCs w:val="18"/>
               </w:rPr>
               <w:t xml:space="preserve">Счёт не сходится с суммой по периодам. Ничьей после трёх периодов не было — буллитами не объясняется.</w:t>
+            </w:r>
+          </w:p>
+        </w:tc>
+        <w:tc>
+          <w:tcPr>
+            <w:tcW w:type="dxa" w:w="5350"/>
+            <w:tcBorders>
+              <w:top w:val="single" w:color="C7CBDC" w:sz="4"/>
+              <w:left w:val="single" w:color="C7CBDC" w:sz="4"/>
+              <w:bottom w:val="single" w:color="C7CBDC" w:sz="4"/>
+              <w:right w:val="single" w:color="C7CBDC" w:sz="4"/>
+            </w:tcBorders>
+            <w:tcMar>
+              <w:top w:type="dxa" w:w="60"/>
+              <w:left w:type="dxa" w:w="90"/>
+              <w:bottom w:type="dxa" w:w="60"/>
+              <w:right w:type="dxa" w:w="90"/>
+            </w:tcMar>
+            <w:vAlign w:val="top"/>
+          </w:tcPr>
+          <w:p>
+            <w:pPr>
+              <w:spacing w:after="0" w:before="0"/>
+            </w:pPr>
+            <w:r>
+              <w:rPr>
+                <w:rFonts w:ascii="Calibri" w:cs="Calibri" w:eastAsia="Calibri" w:hAnsi="Calibri"/>
+                <w:b w:val="false"/>
+                <w:bCs w:val="false"/>
+                <w:i w:val="false"/>
+                <w:iCs w:val="false"/>
+                <w:color w:val="1A1F36"/>
+                <w:sz w:val="18"/>
+                <w:szCs w:val="18"/>
+              </w:rPr>
+              <w:t xml:space="preserve"/>
             </w:r>
           </w:p>
         </w:tc>
@@ -3253,7 +3376,7 @@
         </w:tc>
         <w:tc>
           <w:tcPr>
-            <w:tcW w:type="dxa" w:w="2600"/>
+            <w:tcW w:type="dxa" w:w="2500"/>
             <w:tcBorders>
               <w:top w:val="single" w:color="C7CBDC" w:sz="4"/>
               <w:left w:val="single" w:color="C7CBDC" w:sz="4"/>
@@ -3304,7 +3427,7 @@
         </w:tc>
         <w:tc>
           <w:tcPr>
-            <w:tcW w:type="dxa" w:w="2300"/>
+            <w:tcW w:type="dxa" w:w="2200"/>
             <w:tcBorders>
               <w:top w:val="single" w:color="C7CBDC" w:sz="4"/>
               <w:left w:val="single" w:color="C7CBDC" w:sz="4"/>
@@ -3355,7 +3478,7 @@
         </w:tc>
         <w:tc>
           <w:tcPr>
-            <w:tcW w:type="dxa" w:w="3600"/>
+            <w:tcW w:type="dxa" w:w="4400"/>
             <w:tcBorders>
               <w:top w:val="single" w:color="C7CBDC" w:sz="4"/>
               <w:left w:val="single" w:color="C7CBDC" w:sz="4"/>
@@ -3387,6 +3510,42 @@
                 <w:szCs w:val="18"/>
               </w:rPr>
               <w:t xml:space="preserve">После трёх периодов ничья, в итоге +1 гол — как у матчей с буллитами, но пометки «Б Буллиты» нет. Буллиты или опечатка?</w:t>
+            </w:r>
+          </w:p>
+        </w:tc>
+        <w:tc>
+          <w:tcPr>
+            <w:tcW w:type="dxa" w:w="5350"/>
+            <w:tcBorders>
+              <w:top w:val="single" w:color="C7CBDC" w:sz="4"/>
+              <w:left w:val="single" w:color="C7CBDC" w:sz="4"/>
+              <w:bottom w:val="single" w:color="C7CBDC" w:sz="4"/>
+              <w:right w:val="single" w:color="C7CBDC" w:sz="4"/>
+            </w:tcBorders>
+            <w:tcMar>
+              <w:top w:type="dxa" w:w="60"/>
+              <w:left w:type="dxa" w:w="90"/>
+              <w:bottom w:type="dxa" w:w="60"/>
+              <w:right w:type="dxa" w:w="90"/>
+            </w:tcMar>
+            <w:vAlign w:val="top"/>
+          </w:tcPr>
+          <w:p>
+            <w:pPr>
+              <w:spacing w:after="0" w:before="0"/>
+            </w:pPr>
+            <w:r>
+              <w:rPr>
+                <w:rFonts w:ascii="Calibri" w:cs="Calibri" w:eastAsia="Calibri" w:hAnsi="Calibri"/>
+                <w:b w:val="false"/>
+                <w:bCs w:val="false"/>
+                <w:i w:val="false"/>
+                <w:iCs w:val="false"/>
+                <w:color w:val="1A1F36"/>
+                <w:sz w:val="18"/>
+                <w:szCs w:val="18"/>
+              </w:rPr>
+              <w:t xml:space="preserve"/>
             </w:r>
           </w:p>
         </w:tc>
@@ -3432,7 +3591,7 @@
     </w:p>
     <w:tbl>
       <w:tblPr>
-        <w:tblW w:type="dxa" w:w="9300"/>
+        <w:tblW w:type="dxa" w:w="15250"/>
         <w:tblBorders>
           <w:top w:val="single" w:color="auto" w:sz="4"/>
           <w:left w:val="single" w:color="auto" w:sz="4"/>
@@ -3444,9 +3603,10 @@
       </w:tblPr>
       <w:tblGrid>
         <w:gridCol w:w="800"/>
-        <w:gridCol w:w="2600"/>
-        <w:gridCol w:w="2300"/>
-        <w:gridCol w:w="3600"/>
+        <w:gridCol w:w="2500"/>
+        <w:gridCol w:w="2200"/>
+        <w:gridCol w:w="4400"/>
+        <w:gridCol w:w="5350"/>
       </w:tblGrid>
       <w:tr>
         <w:trPr>
@@ -3491,7 +3651,7 @@
         </w:tc>
         <w:tc>
           <w:tcPr>
-            <w:tcW w:type="dxa" w:w="2600"/>
+            <w:tcW w:type="dxa" w:w="2500"/>
             <w:tcBorders>
               <w:top w:val="single" w:color="C7CBDC" w:sz="4"/>
               <w:left w:val="single" w:color="C7CBDC" w:sz="4"/>
@@ -3528,7 +3688,7 @@
         </w:tc>
         <w:tc>
           <w:tcPr>
-            <w:tcW w:type="dxa" w:w="2300"/>
+            <w:tcW w:type="dxa" w:w="2200"/>
             <w:tcBorders>
               <w:top w:val="single" w:color="C7CBDC" w:sz="4"/>
               <w:left w:val="single" w:color="C7CBDC" w:sz="4"/>
@@ -3565,7 +3725,7 @@
         </w:tc>
         <w:tc>
           <w:tcPr>
-            <w:tcW w:type="dxa" w:w="3600"/>
+            <w:tcW w:type="dxa" w:w="4400"/>
             <w:tcBorders>
               <w:top w:val="single" w:color="C7CBDC" w:sz="4"/>
               <w:left w:val="single" w:color="C7CBDC" w:sz="4"/>
@@ -3600,6 +3760,61 @@
             </w:r>
           </w:p>
         </w:tc>
+        <w:tc>
+          <w:tcPr>
+            <w:tcW w:type="dxa" w:w="5350"/>
+            <w:tcBorders>
+              <w:top w:val="single" w:color="C7CBDC" w:sz="4"/>
+              <w:left w:val="single" w:color="C7CBDC" w:sz="4"/>
+              <w:bottom w:val="single" w:color="C7CBDC" w:sz="4"/>
+              <w:right w:val="single" w:color="C7CBDC" w:sz="4"/>
+            </w:tcBorders>
+            <w:shd w:fill="EEF0F7" w:color="auto" w:val="clear"/>
+            <w:tcMar>
+              <w:top w:type="dxa" w:w="60"/>
+              <w:left w:type="dxa" w:w="90"/>
+              <w:bottom w:type="dxa" w:w="60"/>
+              <w:right w:type="dxa" w:w="90"/>
+            </w:tcMar>
+            <w:vAlign w:val="top"/>
+          </w:tcPr>
+          <w:p>
+            <w:pPr>
+              <w:spacing w:after="20" w:before="0"/>
+            </w:pPr>
+            <w:r>
+              <w:rPr>
+                <w:rFonts w:ascii="Calibri" w:cs="Calibri" w:eastAsia="Calibri" w:hAnsi="Calibri"/>
+                <w:b/>
+                <w:bCs/>
+                <w:i w:val="false"/>
+                <w:iCs w:val="false"/>
+                <w:color w:val="1A1F36"/>
+                <w:sz w:val="18"/>
+                <w:szCs w:val="18"/>
+              </w:rPr>
+              <w:t xml:space="preserve">Решение организатора</w:t>
+            </w:r>
+          </w:p>
+          <w:p>
+            <w:pPr>
+              <w:spacing w:after="0" w:before="0"/>
+            </w:pPr>
+            <w:r>
+              <w:rPr>
+                <w:rFonts w:ascii="Calibri" w:cs="Calibri" w:eastAsia="Calibri" w:hAnsi="Calibri"/>
+                <w:b w:val="false"/>
+                <w:bCs w:val="false"/>
+                <w:i/>
+                <w:iCs/>
+                <w:color w:val="5A5F7A"/>
+                <w:sz w:val="14"/>
+                <w:szCs w:val="14"/>
+              </w:rPr>
+              <w:t xml:space="preserve">как исправляем или почему верно как есть</w:t>
+            </w:r>
+          </w:p>
+        </w:tc>
       </w:tr>
       <w:tr>
         <w:tc>
@@ -3640,7 +3855,7 @@
         </w:tc>
         <w:tc>
           <w:tcPr>
-            <w:tcW w:type="dxa" w:w="2600"/>
+            <w:tcW w:type="dxa" w:w="2500"/>
             <w:tcBorders>
               <w:top w:val="single" w:color="C7CBDC" w:sz="4"/>
               <w:left w:val="single" w:color="C7CBDC" w:sz="4"/>
@@ -3676,7 +3891,7 @@
         </w:tc>
         <w:tc>
           <w:tcPr>
-            <w:tcW w:type="dxa" w:w="2300"/>
+            <w:tcW w:type="dxa" w:w="2200"/>
             <w:tcBorders>
               <w:top w:val="single" w:color="C7CBDC" w:sz="4"/>
               <w:left w:val="single" w:color="C7CBDC" w:sz="4"/>
@@ -3712,7 +3927,7 @@
         </w:tc>
         <w:tc>
           <w:tcPr>
-            <w:tcW w:type="dxa" w:w="3600"/>
+            <w:tcW w:type="dxa" w:w="4400"/>
             <w:tcBorders>
               <w:top w:val="single" w:color="C7CBDC" w:sz="4"/>
               <w:left w:val="single" w:color="C7CBDC" w:sz="4"/>
@@ -3743,6 +3958,42 @@
                 <w:szCs w:val="18"/>
               </w:rPr>
               <w:t xml:space="preserve">Одни и те же 9 игроков записаны за разные команды: «Локомотив-Р» (стр. 256); «Слобода» (стр. 31, стр. 46, стр. 91, стр. 106, стр. 241, стр. 256). Где-то команда указана неверно.</w:t>
+            </w:r>
+          </w:p>
+        </w:tc>
+        <w:tc>
+          <w:tcPr>
+            <w:tcW w:type="dxa" w:w="5350"/>
+            <w:tcBorders>
+              <w:top w:val="single" w:color="C7CBDC" w:sz="4"/>
+              <w:left w:val="single" w:color="C7CBDC" w:sz="4"/>
+              <w:bottom w:val="single" w:color="C7CBDC" w:sz="4"/>
+              <w:right w:val="single" w:color="C7CBDC" w:sz="4"/>
+            </w:tcBorders>
+            <w:tcMar>
+              <w:top w:type="dxa" w:w="60"/>
+              <w:left w:type="dxa" w:w="90"/>
+              <w:bottom w:type="dxa" w:w="60"/>
+              <w:right w:type="dxa" w:w="90"/>
+            </w:tcMar>
+            <w:vAlign w:val="top"/>
+          </w:tcPr>
+          <w:p>
+            <w:pPr>
+              <w:spacing w:after="0" w:before="0"/>
+            </w:pPr>
+            <w:r>
+              <w:rPr>
+                <w:rFonts w:ascii="Calibri" w:cs="Calibri" w:eastAsia="Calibri" w:hAnsi="Calibri"/>
+                <w:b w:val="false"/>
+                <w:bCs w:val="false"/>
+                <w:i w:val="false"/>
+                <w:iCs w:val="false"/>
+                <w:color w:val="1A1F36"/>
+                <w:sz w:val="18"/>
+                <w:szCs w:val="18"/>
+              </w:rPr>
+              <w:t xml:space="preserve"/>
             </w:r>
           </w:p>
         </w:tc>
@@ -3787,7 +4038,7 @@
         </w:tc>
         <w:tc>
           <w:tcPr>
-            <w:tcW w:type="dxa" w:w="2600"/>
+            <w:tcW w:type="dxa" w:w="2500"/>
             <w:tcBorders>
               <w:top w:val="single" w:color="C7CBDC" w:sz="4"/>
               <w:left w:val="single" w:color="C7CBDC" w:sz="4"/>
@@ -3824,7 +4075,7 @@
         </w:tc>
         <w:tc>
           <w:tcPr>
-            <w:tcW w:type="dxa" w:w="2300"/>
+            <w:tcW w:type="dxa" w:w="2200"/>
             <w:tcBorders>
               <w:top w:val="single" w:color="C7CBDC" w:sz="4"/>
               <w:left w:val="single" w:color="C7CBDC" w:sz="4"/>
@@ -3861,7 +4112,7 @@
         </w:tc>
         <w:tc>
           <w:tcPr>
-            <w:tcW w:type="dxa" w:w="3600"/>
+            <w:tcW w:type="dxa" w:w="4400"/>
             <w:tcBorders>
               <w:top w:val="single" w:color="C7CBDC" w:sz="4"/>
               <w:left w:val="single" w:color="C7CBDC" w:sz="4"/>
@@ -3893,6 +4144,42 @@
                 <w:szCs w:val="18"/>
               </w:rPr>
               <w:t xml:space="preserve">За разные команды выходят 1 игроков: Сафронов Максим Артемович (Метеор — 12, Викинг — 8, Сияжар — 2). Если составы формируются драфтом на игровой день — вопрос снимается, иначе это ошибка в составах.</w:t>
+            </w:r>
+          </w:p>
+        </w:tc>
+        <w:tc>
+          <w:tcPr>
+            <w:tcW w:type="dxa" w:w="5350"/>
+            <w:tcBorders>
+              <w:top w:val="single" w:color="C7CBDC" w:sz="4"/>
+              <w:left w:val="single" w:color="C7CBDC" w:sz="4"/>
+              <w:bottom w:val="single" w:color="C7CBDC" w:sz="4"/>
+              <w:right w:val="single" w:color="C7CBDC" w:sz="4"/>
+            </w:tcBorders>
+            <w:tcMar>
+              <w:top w:type="dxa" w:w="60"/>
+              <w:left w:type="dxa" w:w="90"/>
+              <w:bottom w:type="dxa" w:w="60"/>
+              <w:right w:type="dxa" w:w="90"/>
+            </w:tcMar>
+            <w:vAlign w:val="top"/>
+          </w:tcPr>
+          <w:p>
+            <w:pPr>
+              <w:spacing w:after="0" w:before="0"/>
+            </w:pPr>
+            <w:r>
+              <w:rPr>
+                <w:rFonts w:ascii="Calibri" w:cs="Calibri" w:eastAsia="Calibri" w:hAnsi="Calibri"/>
+                <w:b w:val="false"/>
+                <w:bCs w:val="false"/>
+                <w:i w:val="false"/>
+                <w:iCs w:val="false"/>
+                <w:color w:val="1A1F36"/>
+                <w:sz w:val="18"/>
+                <w:szCs w:val="18"/>
+              </w:rPr>
+              <w:t xml:space="preserve"/>
             </w:r>
           </w:p>
         </w:tc>
@@ -3938,7 +4225,7 @@
     </w:p>
     <w:tbl>
       <w:tblPr>
-        <w:tblW w:type="dxa" w:w="9300"/>
+        <w:tblW w:type="dxa" w:w="15250"/>
         <w:tblBorders>
           <w:top w:val="single" w:color="auto" w:sz="4"/>
           <w:left w:val="single" w:color="auto" w:sz="4"/>
@@ -3950,9 +4237,10 @@
       </w:tblPr>
       <w:tblGrid>
         <w:gridCol w:w="800"/>
-        <w:gridCol w:w="2600"/>
-        <w:gridCol w:w="2300"/>
-        <w:gridCol w:w="3600"/>
+        <w:gridCol w:w="2500"/>
+        <w:gridCol w:w="2200"/>
+        <w:gridCol w:w="4400"/>
+        <w:gridCol w:w="5350"/>
       </w:tblGrid>
       <w:tr>
         <w:trPr>
@@ -3997,7 +4285,7 @@
         </w:tc>
         <w:tc>
           <w:tcPr>
-            <w:tcW w:type="dxa" w:w="2600"/>
+            <w:tcW w:type="dxa" w:w="2500"/>
             <w:tcBorders>
               <w:top w:val="single" w:color="C7CBDC" w:sz="4"/>
               <w:left w:val="single" w:color="C7CBDC" w:sz="4"/>
@@ -4034,7 +4322,7 @@
         </w:tc>
         <w:tc>
           <w:tcPr>
-            <w:tcW w:type="dxa" w:w="2300"/>
+            <w:tcW w:type="dxa" w:w="2200"/>
             <w:tcBorders>
               <w:top w:val="single" w:color="C7CBDC" w:sz="4"/>
               <w:left w:val="single" w:color="C7CBDC" w:sz="4"/>
@@ -4071,7 +4359,7 @@
         </w:tc>
         <w:tc>
           <w:tcPr>
-            <w:tcW w:type="dxa" w:w="3600"/>
+            <w:tcW w:type="dxa" w:w="4400"/>
             <w:tcBorders>
               <w:top w:val="single" w:color="C7CBDC" w:sz="4"/>
               <w:left w:val="single" w:color="C7CBDC" w:sz="4"/>
@@ -4106,6 +4394,61 @@
             </w:r>
           </w:p>
         </w:tc>
+        <w:tc>
+          <w:tcPr>
+            <w:tcW w:type="dxa" w:w="5350"/>
+            <w:tcBorders>
+              <w:top w:val="single" w:color="C7CBDC" w:sz="4"/>
+              <w:left w:val="single" w:color="C7CBDC" w:sz="4"/>
+              <w:bottom w:val="single" w:color="C7CBDC" w:sz="4"/>
+              <w:right w:val="single" w:color="C7CBDC" w:sz="4"/>
+            </w:tcBorders>
+            <w:shd w:fill="EEF0F7" w:color="auto" w:val="clear"/>
+            <w:tcMar>
+              <w:top w:type="dxa" w:w="60"/>
+              <w:left w:type="dxa" w:w="90"/>
+              <w:bottom w:type="dxa" w:w="60"/>
+              <w:right w:type="dxa" w:w="90"/>
+            </w:tcMar>
+            <w:vAlign w:val="top"/>
+          </w:tcPr>
+          <w:p>
+            <w:pPr>
+              <w:spacing w:after="20" w:before="0"/>
+            </w:pPr>
+            <w:r>
+              <w:rPr>
+                <w:rFonts w:ascii="Calibri" w:cs="Calibri" w:eastAsia="Calibri" w:hAnsi="Calibri"/>
+                <w:b/>
+                <w:bCs/>
+                <w:i w:val="false"/>
+                <w:iCs w:val="false"/>
+                <w:color w:val="1A1F36"/>
+                <w:sz w:val="18"/>
+                <w:szCs w:val="18"/>
+              </w:rPr>
+              <w:t xml:space="preserve">Решение организатора</w:t>
+            </w:r>
+          </w:p>
+          <w:p>
+            <w:pPr>
+              <w:spacing w:after="0" w:before="0"/>
+            </w:pPr>
+            <w:r>
+              <w:rPr>
+                <w:rFonts w:ascii="Calibri" w:cs="Calibri" w:eastAsia="Calibri" w:hAnsi="Calibri"/>
+                <w:b w:val="false"/>
+                <w:bCs w:val="false"/>
+                <w:i/>
+                <w:iCs/>
+                <w:color w:val="5A5F7A"/>
+                <w:sz w:val="14"/>
+                <w:szCs w:val="14"/>
+              </w:rPr>
+              <w:t xml:space="preserve">как исправляем или почему верно как есть</w:t>
+            </w:r>
+          </w:p>
+        </w:tc>
       </w:tr>
       <w:tr>
         <w:tc>
@@ -4146,7 +4489,7 @@
         </w:tc>
         <w:tc>
           <w:tcPr>
-            <w:tcW w:type="dxa" w:w="2600"/>
+            <w:tcW w:type="dxa" w:w="2500"/>
             <w:tcBorders>
               <w:top w:val="single" w:color="C7CBDC" w:sz="4"/>
               <w:left w:val="single" w:color="C7CBDC" w:sz="4"/>
@@ -4182,7 +4525,7 @@
         </w:tc>
         <w:tc>
           <w:tcPr>
-            <w:tcW w:type="dxa" w:w="2300"/>
+            <w:tcW w:type="dxa" w:w="2200"/>
             <w:tcBorders>
               <w:top w:val="single" w:color="C7CBDC" w:sz="4"/>
               <w:left w:val="single" w:color="C7CBDC" w:sz="4"/>
@@ -4218,7 +4561,7 @@
         </w:tc>
         <w:tc>
           <w:tcPr>
-            <w:tcW w:type="dxa" w:w="3600"/>
+            <w:tcW w:type="dxa" w:w="4400"/>
             <w:tcBorders>
               <w:top w:val="single" w:color="C7CBDC" w:sz="4"/>
               <w:left w:val="single" w:color="C7CBDC" w:sz="4"/>
@@ -4249,6 +4592,42 @@
                 <w:szCs w:val="18"/>
               </w:rPr>
               <w:t xml:space="preserve">У «Бамбуркин Владимир Васильевич» («Спортдепо») не указан игровой номер — в 8 матчах: стр. 1, стр. 16, стр. 61, стр. 76, стр. 121, стр. 136, стр. 151, стр. 166.</w:t>
+            </w:r>
+          </w:p>
+        </w:tc>
+        <w:tc>
+          <w:tcPr>
+            <w:tcW w:type="dxa" w:w="5350"/>
+            <w:tcBorders>
+              <w:top w:val="single" w:color="C7CBDC" w:sz="4"/>
+              <w:left w:val="single" w:color="C7CBDC" w:sz="4"/>
+              <w:bottom w:val="single" w:color="C7CBDC" w:sz="4"/>
+              <w:right w:val="single" w:color="C7CBDC" w:sz="4"/>
+            </w:tcBorders>
+            <w:tcMar>
+              <w:top w:type="dxa" w:w="60"/>
+              <w:left w:type="dxa" w:w="90"/>
+              <w:bottom w:type="dxa" w:w="60"/>
+              <w:right w:type="dxa" w:w="90"/>
+            </w:tcMar>
+            <w:vAlign w:val="top"/>
+          </w:tcPr>
+          <w:p>
+            <w:pPr>
+              <w:spacing w:after="0" w:before="0"/>
+            </w:pPr>
+            <w:r>
+              <w:rPr>
+                <w:rFonts w:ascii="Calibri" w:cs="Calibri" w:eastAsia="Calibri" w:hAnsi="Calibri"/>
+                <w:b w:val="false"/>
+                <w:bCs w:val="false"/>
+                <w:i w:val="false"/>
+                <w:iCs w:val="false"/>
+                <w:color w:val="1A1F36"/>
+                <w:sz w:val="18"/>
+                <w:szCs w:val="18"/>
+              </w:rPr>
+              <w:t xml:space="preserve"/>
             </w:r>
           </w:p>
         </w:tc>
@@ -4293,7 +4672,7 @@
         </w:tc>
         <w:tc>
           <w:tcPr>
-            <w:tcW w:type="dxa" w:w="2600"/>
+            <w:tcW w:type="dxa" w:w="2500"/>
             <w:tcBorders>
               <w:top w:val="single" w:color="C7CBDC" w:sz="4"/>
               <w:left w:val="single" w:color="C7CBDC" w:sz="4"/>
@@ -4330,7 +4709,7 @@
         </w:tc>
         <w:tc>
           <w:tcPr>
-            <w:tcW w:type="dxa" w:w="2300"/>
+            <w:tcW w:type="dxa" w:w="2200"/>
             <w:tcBorders>
               <w:top w:val="single" w:color="C7CBDC" w:sz="4"/>
               <w:left w:val="single" w:color="C7CBDC" w:sz="4"/>
@@ -4367,7 +4746,7 @@
         </w:tc>
         <w:tc>
           <w:tcPr>
-            <w:tcW w:type="dxa" w:w="3600"/>
+            <w:tcW w:type="dxa" w:w="4400"/>
             <w:tcBorders>
               <w:top w:val="single" w:color="C7CBDC" w:sz="4"/>
               <w:left w:val="single" w:color="C7CBDC" w:sz="4"/>
@@ -4399,6 +4778,42 @@
                 <w:szCs w:val="18"/>
               </w:rPr>
               <w:t xml:space="preserve">В составе «Факел» номер №11 у двух игроков: Железнов Игорь Владимирович, Соболев Дмитрий Александрович — в 6 матчах: стр. 61, стр. 76, стр. 91, стр. 106, стр. 181, стр. 196.</w:t>
+            </w:r>
+          </w:p>
+        </w:tc>
+        <w:tc>
+          <w:tcPr>
+            <w:tcW w:type="dxa" w:w="5350"/>
+            <w:tcBorders>
+              <w:top w:val="single" w:color="C7CBDC" w:sz="4"/>
+              <w:left w:val="single" w:color="C7CBDC" w:sz="4"/>
+              <w:bottom w:val="single" w:color="C7CBDC" w:sz="4"/>
+              <w:right w:val="single" w:color="C7CBDC" w:sz="4"/>
+            </w:tcBorders>
+            <w:tcMar>
+              <w:top w:type="dxa" w:w="60"/>
+              <w:left w:type="dxa" w:w="90"/>
+              <w:bottom w:type="dxa" w:w="60"/>
+              <w:right w:type="dxa" w:w="90"/>
+            </w:tcMar>
+            <w:vAlign w:val="top"/>
+          </w:tcPr>
+          <w:p>
+            <w:pPr>
+              <w:spacing w:after="0" w:before="0"/>
+            </w:pPr>
+            <w:r>
+              <w:rPr>
+                <w:rFonts w:ascii="Calibri" w:cs="Calibri" w:eastAsia="Calibri" w:hAnsi="Calibri"/>
+                <w:b w:val="false"/>
+                <w:bCs w:val="false"/>
+                <w:i w:val="false"/>
+                <w:iCs w:val="false"/>
+                <w:color w:val="1A1F36"/>
+                <w:sz w:val="18"/>
+                <w:szCs w:val="18"/>
+              </w:rPr>
+              <w:t xml:space="preserve"/>
             </w:r>
           </w:p>
         </w:tc>
@@ -4442,7 +4857,7 @@
         </w:tc>
         <w:tc>
           <w:tcPr>
-            <w:tcW w:type="dxa" w:w="2600"/>
+            <w:tcW w:type="dxa" w:w="2500"/>
             <w:tcBorders>
               <w:top w:val="single" w:color="C7CBDC" w:sz="4"/>
               <w:left w:val="single" w:color="C7CBDC" w:sz="4"/>
@@ -4478,7 +4893,7 @@
         </w:tc>
         <w:tc>
           <w:tcPr>
-            <w:tcW w:type="dxa" w:w="2300"/>
+            <w:tcW w:type="dxa" w:w="2200"/>
             <w:tcBorders>
               <w:top w:val="single" w:color="C7CBDC" w:sz="4"/>
               <w:left w:val="single" w:color="C7CBDC" w:sz="4"/>
@@ -4514,7 +4929,7 @@
         </w:tc>
         <w:tc>
           <w:tcPr>
-            <w:tcW w:type="dxa" w:w="3600"/>
+            <w:tcW w:type="dxa" w:w="4400"/>
             <w:tcBorders>
               <w:top w:val="single" w:color="C7CBDC" w:sz="4"/>
               <w:left w:val="single" w:color="C7CBDC" w:sz="4"/>
@@ -4545,6 +4960,42 @@
                 <w:szCs w:val="18"/>
               </w:rPr>
               <w:t xml:space="preserve">За разные команды выходят 4 игроков: Еремкин Александр Михайлович (Спортдепо — 8, Штурм — 4, Факел — 2); Жмакин Алексей Владимирович (Штурм — 4, Айсфокс — 4, Факел — 4); Нарватов Александр Петрович (Сармат — 6, Штурм — 2); Рябинин Евгений Васильевич (Сармат — 6, Штурм — 2). Если составы формируются драфтом на игровой день — вопрос снимается, иначе это ошибка в составах.</w:t>
+            </w:r>
+          </w:p>
+        </w:tc>
+        <w:tc>
+          <w:tcPr>
+            <w:tcW w:type="dxa" w:w="5350"/>
+            <w:tcBorders>
+              <w:top w:val="single" w:color="C7CBDC" w:sz="4"/>
+              <w:left w:val="single" w:color="C7CBDC" w:sz="4"/>
+              <w:bottom w:val="single" w:color="C7CBDC" w:sz="4"/>
+              <w:right w:val="single" w:color="C7CBDC" w:sz="4"/>
+            </w:tcBorders>
+            <w:tcMar>
+              <w:top w:type="dxa" w:w="60"/>
+              <w:left w:type="dxa" w:w="90"/>
+              <w:bottom w:type="dxa" w:w="60"/>
+              <w:right w:type="dxa" w:w="90"/>
+            </w:tcMar>
+            <w:vAlign w:val="top"/>
+          </w:tcPr>
+          <w:p>
+            <w:pPr>
+              <w:spacing w:after="0" w:before="0"/>
+            </w:pPr>
+            <w:r>
+              <w:rPr>
+                <w:rFonts w:ascii="Calibri" w:cs="Calibri" w:eastAsia="Calibri" w:hAnsi="Calibri"/>
+                <w:b w:val="false"/>
+                <w:bCs w:val="false"/>
+                <w:i w:val="false"/>
+                <w:iCs w:val="false"/>
+                <w:color w:val="1A1F36"/>
+                <w:sz w:val="18"/>
+                <w:szCs w:val="18"/>
+              </w:rPr>
+              <w:t xml:space="preserve"/>
             </w:r>
           </w:p>
         </w:tc>
@@ -4589,7 +5040,7 @@
         </w:tc>
         <w:tc>
           <w:tcPr>
-            <w:tcW w:type="dxa" w:w="2600"/>
+            <w:tcW w:type="dxa" w:w="2500"/>
             <w:tcBorders>
               <w:top w:val="single" w:color="C7CBDC" w:sz="4"/>
               <w:left w:val="single" w:color="C7CBDC" w:sz="4"/>
@@ -4626,7 +5077,7 @@
         </w:tc>
         <w:tc>
           <w:tcPr>
-            <w:tcW w:type="dxa" w:w="2300"/>
+            <w:tcW w:type="dxa" w:w="2200"/>
             <w:tcBorders>
               <w:top w:val="single" w:color="C7CBDC" w:sz="4"/>
               <w:left w:val="single" w:color="C7CBDC" w:sz="4"/>
@@ -4663,7 +5114,7 @@
         </w:tc>
         <w:tc>
           <w:tcPr>
-            <w:tcW w:type="dxa" w:w="3600"/>
+            <w:tcW w:type="dxa" w:w="4400"/>
             <w:tcBorders>
               <w:top w:val="single" w:color="C7CBDC" w:sz="4"/>
               <w:left w:val="single" w:color="C7CBDC" w:sz="4"/>
@@ -4695,6 +5146,42 @@
                 <w:szCs w:val="18"/>
               </w:rPr>
               <w:t xml:space="preserve">У 2 игроков в разных матчах разные игровые номера: Нарватов Александр Петрович (№89 — 6, №9 — 2); Рябинин Евгений Васильевич (№12 — 6, №7 — 2). Номер меняется вместе с командой или это ошибка?</w:t>
+            </w:r>
+          </w:p>
+        </w:tc>
+        <w:tc>
+          <w:tcPr>
+            <w:tcW w:type="dxa" w:w="5350"/>
+            <w:tcBorders>
+              <w:top w:val="single" w:color="C7CBDC" w:sz="4"/>
+              <w:left w:val="single" w:color="C7CBDC" w:sz="4"/>
+              <w:bottom w:val="single" w:color="C7CBDC" w:sz="4"/>
+              <w:right w:val="single" w:color="C7CBDC" w:sz="4"/>
+            </w:tcBorders>
+            <w:tcMar>
+              <w:top w:type="dxa" w:w="60"/>
+              <w:left w:type="dxa" w:w="90"/>
+              <w:bottom w:type="dxa" w:w="60"/>
+              <w:right w:type="dxa" w:w="90"/>
+            </w:tcMar>
+            <w:vAlign w:val="top"/>
+          </w:tcPr>
+          <w:p>
+            <w:pPr>
+              <w:spacing w:after="0" w:before="0"/>
+            </w:pPr>
+            <w:r>
+              <w:rPr>
+                <w:rFonts w:ascii="Calibri" w:cs="Calibri" w:eastAsia="Calibri" w:hAnsi="Calibri"/>
+                <w:b w:val="false"/>
+                <w:bCs w:val="false"/>
+                <w:i w:val="false"/>
+                <w:iCs w:val="false"/>
+                <w:color w:val="1A1F36"/>
+                <w:sz w:val="18"/>
+                <w:szCs w:val="18"/>
+              </w:rPr>
+              <w:t xml:space="preserve"/>
             </w:r>
           </w:p>
         </w:tc>
@@ -4740,7 +5227,7 @@
     </w:p>
     <w:tbl>
       <w:tblPr>
-        <w:tblW w:type="dxa" w:w="9300"/>
+        <w:tblW w:type="dxa" w:w="15250"/>
         <w:tblBorders>
           <w:top w:val="single" w:color="auto" w:sz="4"/>
           <w:left w:val="single" w:color="auto" w:sz="4"/>
@@ -4752,9 +5239,10 @@
       </w:tblPr>
       <w:tblGrid>
         <w:gridCol w:w="800"/>
-        <w:gridCol w:w="2600"/>
-        <w:gridCol w:w="2300"/>
-        <w:gridCol w:w="3600"/>
+        <w:gridCol w:w="2500"/>
+        <w:gridCol w:w="2200"/>
+        <w:gridCol w:w="4400"/>
+        <w:gridCol w:w="5350"/>
       </w:tblGrid>
       <w:tr>
         <w:trPr>
@@ -4799,7 +5287,7 @@
         </w:tc>
         <w:tc>
           <w:tcPr>
-            <w:tcW w:type="dxa" w:w="2600"/>
+            <w:tcW w:type="dxa" w:w="2500"/>
             <w:tcBorders>
               <w:top w:val="single" w:color="C7CBDC" w:sz="4"/>
               <w:left w:val="single" w:color="C7CBDC" w:sz="4"/>
@@ -4836,7 +5324,7 @@
         </w:tc>
         <w:tc>
           <w:tcPr>
-            <w:tcW w:type="dxa" w:w="2300"/>
+            <w:tcW w:type="dxa" w:w="2200"/>
             <w:tcBorders>
               <w:top w:val="single" w:color="C7CBDC" w:sz="4"/>
               <w:left w:val="single" w:color="C7CBDC" w:sz="4"/>
@@ -4873,7 +5361,7 @@
         </w:tc>
         <w:tc>
           <w:tcPr>
-            <w:tcW w:type="dxa" w:w="3600"/>
+            <w:tcW w:type="dxa" w:w="4400"/>
             <w:tcBorders>
               <w:top w:val="single" w:color="C7CBDC" w:sz="4"/>
               <w:left w:val="single" w:color="C7CBDC" w:sz="4"/>
@@ -4908,6 +5396,61 @@
             </w:r>
           </w:p>
         </w:tc>
+        <w:tc>
+          <w:tcPr>
+            <w:tcW w:type="dxa" w:w="5350"/>
+            <w:tcBorders>
+              <w:top w:val="single" w:color="C7CBDC" w:sz="4"/>
+              <w:left w:val="single" w:color="C7CBDC" w:sz="4"/>
+              <w:bottom w:val="single" w:color="C7CBDC" w:sz="4"/>
+              <w:right w:val="single" w:color="C7CBDC" w:sz="4"/>
+            </w:tcBorders>
+            <w:shd w:fill="EEF0F7" w:color="auto" w:val="clear"/>
+            <w:tcMar>
+              <w:top w:type="dxa" w:w="60"/>
+              <w:left w:type="dxa" w:w="90"/>
+              <w:bottom w:type="dxa" w:w="60"/>
+              <w:right w:type="dxa" w:w="90"/>
+            </w:tcMar>
+            <w:vAlign w:val="top"/>
+          </w:tcPr>
+          <w:p>
+            <w:pPr>
+              <w:spacing w:after="20" w:before="0"/>
+            </w:pPr>
+            <w:r>
+              <w:rPr>
+                <w:rFonts w:ascii="Calibri" w:cs="Calibri" w:eastAsia="Calibri" w:hAnsi="Calibri"/>
+                <w:b/>
+                <w:bCs/>
+                <w:i w:val="false"/>
+                <w:iCs w:val="false"/>
+                <w:color w:val="1A1F36"/>
+                <w:sz w:val="18"/>
+                <w:szCs w:val="18"/>
+              </w:rPr>
+              <w:t xml:space="preserve">Решение организатора</w:t>
+            </w:r>
+          </w:p>
+          <w:p>
+            <w:pPr>
+              <w:spacing w:after="0" w:before="0"/>
+            </w:pPr>
+            <w:r>
+              <w:rPr>
+                <w:rFonts w:ascii="Calibri" w:cs="Calibri" w:eastAsia="Calibri" w:hAnsi="Calibri"/>
+                <w:b w:val="false"/>
+                <w:bCs w:val="false"/>
+                <w:i/>
+                <w:iCs/>
+                <w:color w:val="5A5F7A"/>
+                <w:sz w:val="14"/>
+                <w:szCs w:val="14"/>
+              </w:rPr>
+              <w:t xml:space="preserve">как исправляем или почему верно как есть</w:t>
+            </w:r>
+          </w:p>
+        </w:tc>
       </w:tr>
       <w:tr>
         <w:tc>
@@ -4948,7 +5491,7 @@
         </w:tc>
         <w:tc>
           <w:tcPr>
-            <w:tcW w:type="dxa" w:w="2600"/>
+            <w:tcW w:type="dxa" w:w="2500"/>
             <w:tcBorders>
               <w:top w:val="single" w:color="C7CBDC" w:sz="4"/>
               <w:left w:val="single" w:color="C7CBDC" w:sz="4"/>
@@ -4998,7 +5541,7 @@
         </w:tc>
         <w:tc>
           <w:tcPr>
-            <w:tcW w:type="dxa" w:w="2300"/>
+            <w:tcW w:type="dxa" w:w="2200"/>
             <w:tcBorders>
               <w:top w:val="single" w:color="C7CBDC" w:sz="4"/>
               <w:left w:val="single" w:color="C7CBDC" w:sz="4"/>
@@ -5048,7 +5591,7 @@
         </w:tc>
         <w:tc>
           <w:tcPr>
-            <w:tcW w:type="dxa" w:w="3600"/>
+            <w:tcW w:type="dxa" w:w="4400"/>
             <w:tcBorders>
               <w:top w:val="single" w:color="C7CBDC" w:sz="4"/>
               <w:left w:val="single" w:color="C7CBDC" w:sz="4"/>
@@ -5079,6 +5622,42 @@
                 <w:szCs w:val="18"/>
               </w:rPr>
               <w:t xml:space="preserve">Счёт не сходится с суммой по периодам. Ничьей после трёх периодов не было — буллитами не объясняется.</w:t>
+            </w:r>
+          </w:p>
+        </w:tc>
+        <w:tc>
+          <w:tcPr>
+            <w:tcW w:type="dxa" w:w="5350"/>
+            <w:tcBorders>
+              <w:top w:val="single" w:color="C7CBDC" w:sz="4"/>
+              <w:left w:val="single" w:color="C7CBDC" w:sz="4"/>
+              <w:bottom w:val="single" w:color="C7CBDC" w:sz="4"/>
+              <w:right w:val="single" w:color="C7CBDC" w:sz="4"/>
+            </w:tcBorders>
+            <w:tcMar>
+              <w:top w:type="dxa" w:w="60"/>
+              <w:left w:type="dxa" w:w="90"/>
+              <w:bottom w:type="dxa" w:w="60"/>
+              <w:right w:type="dxa" w:w="90"/>
+            </w:tcMar>
+            <w:vAlign w:val="top"/>
+          </w:tcPr>
+          <w:p>
+            <w:pPr>
+              <w:spacing w:after="0" w:before="0"/>
+            </w:pPr>
+            <w:r>
+              <w:rPr>
+                <w:rFonts w:ascii="Calibri" w:cs="Calibri" w:eastAsia="Calibri" w:hAnsi="Calibri"/>
+                <w:b w:val="false"/>
+                <w:bCs w:val="false"/>
+                <w:i w:val="false"/>
+                <w:iCs w:val="false"/>
+                <w:color w:val="1A1F36"/>
+                <w:sz w:val="18"/>
+                <w:szCs w:val="18"/>
+              </w:rPr>
+              <w:t xml:space="preserve"/>
             </w:r>
           </w:p>
         </w:tc>
@@ -5123,7 +5702,7 @@
         </w:tc>
         <w:tc>
           <w:tcPr>
-            <w:tcW w:type="dxa" w:w="2600"/>
+            <w:tcW w:type="dxa" w:w="2500"/>
             <w:tcBorders>
               <w:top w:val="single" w:color="C7CBDC" w:sz="4"/>
               <w:left w:val="single" w:color="C7CBDC" w:sz="4"/>
@@ -5174,7 +5753,7 @@
         </w:tc>
         <w:tc>
           <w:tcPr>
-            <w:tcW w:type="dxa" w:w="2300"/>
+            <w:tcW w:type="dxa" w:w="2200"/>
             <w:tcBorders>
               <w:top w:val="single" w:color="C7CBDC" w:sz="4"/>
               <w:left w:val="single" w:color="C7CBDC" w:sz="4"/>
@@ -5225,7 +5804,7 @@
         </w:tc>
         <w:tc>
           <w:tcPr>
-            <w:tcW w:type="dxa" w:w="3600"/>
+            <w:tcW w:type="dxa" w:w="4400"/>
             <w:tcBorders>
               <w:top w:val="single" w:color="C7CBDC" w:sz="4"/>
               <w:left w:val="single" w:color="C7CBDC" w:sz="4"/>
@@ -5257,6 +5836,42 @@
                 <w:szCs w:val="18"/>
               </w:rPr>
               <w:t xml:space="preserve">Счёт не сходится с суммой по периодам. Ничьей после трёх периодов не было — буллитами не объясняется.</w:t>
+            </w:r>
+          </w:p>
+        </w:tc>
+        <w:tc>
+          <w:tcPr>
+            <w:tcW w:type="dxa" w:w="5350"/>
+            <w:tcBorders>
+              <w:top w:val="single" w:color="C7CBDC" w:sz="4"/>
+              <w:left w:val="single" w:color="C7CBDC" w:sz="4"/>
+              <w:bottom w:val="single" w:color="C7CBDC" w:sz="4"/>
+              <w:right w:val="single" w:color="C7CBDC" w:sz="4"/>
+            </w:tcBorders>
+            <w:tcMar>
+              <w:top w:type="dxa" w:w="60"/>
+              <w:left w:type="dxa" w:w="90"/>
+              <w:bottom w:type="dxa" w:w="60"/>
+              <w:right w:type="dxa" w:w="90"/>
+            </w:tcMar>
+            <w:vAlign w:val="top"/>
+          </w:tcPr>
+          <w:p>
+            <w:pPr>
+              <w:spacing w:after="0" w:before="0"/>
+            </w:pPr>
+            <w:r>
+              <w:rPr>
+                <w:rFonts w:ascii="Calibri" w:cs="Calibri" w:eastAsia="Calibri" w:hAnsi="Calibri"/>
+                <w:b w:val="false"/>
+                <w:bCs w:val="false"/>
+                <w:i w:val="false"/>
+                <w:iCs w:val="false"/>
+                <w:color w:val="1A1F36"/>
+                <w:sz w:val="18"/>
+                <w:szCs w:val="18"/>
+              </w:rPr>
+              <w:t xml:space="preserve"/>
             </w:r>
           </w:p>
         </w:tc>
@@ -5300,7 +5915,7 @@
         </w:tc>
         <w:tc>
           <w:tcPr>
-            <w:tcW w:type="dxa" w:w="2600"/>
+            <w:tcW w:type="dxa" w:w="2500"/>
             <w:tcBorders>
               <w:top w:val="single" w:color="C7CBDC" w:sz="4"/>
               <w:left w:val="single" w:color="C7CBDC" w:sz="4"/>
@@ -5350,7 +5965,7 @@
         </w:tc>
         <w:tc>
           <w:tcPr>
-            <w:tcW w:type="dxa" w:w="2300"/>
+            <w:tcW w:type="dxa" w:w="2200"/>
             <w:tcBorders>
               <w:top w:val="single" w:color="C7CBDC" w:sz="4"/>
               <w:left w:val="single" w:color="C7CBDC" w:sz="4"/>
@@ -5400,7 +6015,7 @@
         </w:tc>
         <w:tc>
           <w:tcPr>
-            <w:tcW w:type="dxa" w:w="3600"/>
+            <w:tcW w:type="dxa" w:w="4400"/>
             <w:tcBorders>
               <w:top w:val="single" w:color="C7CBDC" w:sz="4"/>
               <w:left w:val="single" w:color="C7CBDC" w:sz="4"/>
@@ -5431,6 +6046,42 @@
                 <w:szCs w:val="18"/>
               </w:rPr>
               <w:t xml:space="preserve">Счёт не сходится с суммой по периодам. Ничьей после трёх периодов не было — буллитами не объясняется.</w:t>
+            </w:r>
+          </w:p>
+        </w:tc>
+        <w:tc>
+          <w:tcPr>
+            <w:tcW w:type="dxa" w:w="5350"/>
+            <w:tcBorders>
+              <w:top w:val="single" w:color="C7CBDC" w:sz="4"/>
+              <w:left w:val="single" w:color="C7CBDC" w:sz="4"/>
+              <w:bottom w:val="single" w:color="C7CBDC" w:sz="4"/>
+              <w:right w:val="single" w:color="C7CBDC" w:sz="4"/>
+            </w:tcBorders>
+            <w:tcMar>
+              <w:top w:type="dxa" w:w="60"/>
+              <w:left w:type="dxa" w:w="90"/>
+              <w:bottom w:type="dxa" w:w="60"/>
+              <w:right w:type="dxa" w:w="90"/>
+            </w:tcMar>
+            <w:vAlign w:val="top"/>
+          </w:tcPr>
+          <w:p>
+            <w:pPr>
+              <w:spacing w:after="0" w:before="0"/>
+            </w:pPr>
+            <w:r>
+              <w:rPr>
+                <w:rFonts w:ascii="Calibri" w:cs="Calibri" w:eastAsia="Calibri" w:hAnsi="Calibri"/>
+                <w:b w:val="false"/>
+                <w:bCs w:val="false"/>
+                <w:i w:val="false"/>
+                <w:iCs w:val="false"/>
+                <w:color w:val="1A1F36"/>
+                <w:sz w:val="18"/>
+                <w:szCs w:val="18"/>
+              </w:rPr>
+              <w:t xml:space="preserve"/>
             </w:r>
           </w:p>
         </w:tc>
@@ -5475,7 +6126,7 @@
         </w:tc>
         <w:tc>
           <w:tcPr>
-            <w:tcW w:type="dxa" w:w="2600"/>
+            <w:tcW w:type="dxa" w:w="2500"/>
             <w:tcBorders>
               <w:top w:val="single" w:color="C7CBDC" w:sz="4"/>
               <w:left w:val="single" w:color="C7CBDC" w:sz="4"/>
@@ -5512,7 +6163,7 @@
         </w:tc>
         <w:tc>
           <w:tcPr>
-            <w:tcW w:type="dxa" w:w="2300"/>
+            <w:tcW w:type="dxa" w:w="2200"/>
             <w:tcBorders>
               <w:top w:val="single" w:color="C7CBDC" w:sz="4"/>
               <w:left w:val="single" w:color="C7CBDC" w:sz="4"/>
@@ -5549,7 +6200,7 @@
         </w:tc>
         <w:tc>
           <w:tcPr>
-            <w:tcW w:type="dxa" w:w="3600"/>
+            <w:tcW w:type="dxa" w:w="4400"/>
             <w:tcBorders>
               <w:top w:val="single" w:color="C7CBDC" w:sz="4"/>
               <w:left w:val="single" w:color="C7CBDC" w:sz="4"/>
@@ -5581,6 +6232,42 @@
                 <w:szCs w:val="18"/>
               </w:rPr>
               <w:t xml:space="preserve">За разные команды выходят 3 игроков: Авксентьев Александр Александрович (Звезда — 156, Акулы — 142); Белов Евгений Дмитриевич (Авиатор — 124, Нефтяник — 122); Зарков Гордей Михайлович (Медведи — 139, Рыси — 107). Если составы формируются драфтом на игровой день — вопрос снимается, иначе это ошибка в составах.</w:t>
+            </w:r>
+          </w:p>
+        </w:tc>
+        <w:tc>
+          <w:tcPr>
+            <w:tcW w:type="dxa" w:w="5350"/>
+            <w:tcBorders>
+              <w:top w:val="single" w:color="C7CBDC" w:sz="4"/>
+              <w:left w:val="single" w:color="C7CBDC" w:sz="4"/>
+              <w:bottom w:val="single" w:color="C7CBDC" w:sz="4"/>
+              <w:right w:val="single" w:color="C7CBDC" w:sz="4"/>
+            </w:tcBorders>
+            <w:tcMar>
+              <w:top w:type="dxa" w:w="60"/>
+              <w:left w:type="dxa" w:w="90"/>
+              <w:bottom w:type="dxa" w:w="60"/>
+              <w:right w:type="dxa" w:w="90"/>
+            </w:tcMar>
+            <w:vAlign w:val="top"/>
+          </w:tcPr>
+          <w:p>
+            <w:pPr>
+              <w:spacing w:after="0" w:before="0"/>
+            </w:pPr>
+            <w:r>
+              <w:rPr>
+                <w:rFonts w:ascii="Calibri" w:cs="Calibri" w:eastAsia="Calibri" w:hAnsi="Calibri"/>
+                <w:b w:val="false"/>
+                <w:bCs w:val="false"/>
+                <w:i w:val="false"/>
+                <w:iCs w:val="false"/>
+                <w:color w:val="1A1F36"/>
+                <w:sz w:val="18"/>
+                <w:szCs w:val="18"/>
+              </w:rPr>
+              <w:t xml:space="preserve"/>
             </w:r>
           </w:p>
         </w:tc>
@@ -5624,7 +6311,7 @@
         </w:tc>
         <w:tc>
           <w:tcPr>
-            <w:tcW w:type="dxa" w:w="2600"/>
+            <w:tcW w:type="dxa" w:w="2500"/>
             <w:tcBorders>
               <w:top w:val="single" w:color="C7CBDC" w:sz="4"/>
               <w:left w:val="single" w:color="C7CBDC" w:sz="4"/>
@@ -5660,7 +6347,7 @@
         </w:tc>
         <w:tc>
           <w:tcPr>
-            <w:tcW w:type="dxa" w:w="2300"/>
+            <w:tcW w:type="dxa" w:w="2200"/>
             <w:tcBorders>
               <w:top w:val="single" w:color="C7CBDC" w:sz="4"/>
               <w:left w:val="single" w:color="C7CBDC" w:sz="4"/>
@@ -5696,7 +6383,7 @@
         </w:tc>
         <w:tc>
           <w:tcPr>
-            <w:tcW w:type="dxa" w:w="3600"/>
+            <w:tcW w:type="dxa" w:w="4400"/>
             <w:tcBorders>
               <w:top w:val="single" w:color="C7CBDC" w:sz="4"/>
               <w:left w:val="single" w:color="C7CBDC" w:sz="4"/>
@@ -5727,6 +6414,42 @@
                 <w:szCs w:val="18"/>
               </w:rPr>
               <w:t xml:space="preserve">У 3 игроков в разных матчах разные игровые номера: Авксентьев Александр Александрович (№10 — 156, №9 — 142); Белов Евгений Дмитриевич (№17 — 124, №9 — 122); Зарков Гордей Михайлович (№7 — 139, №9 — 107). Номер меняется вместе с командой или это ошибка?</w:t>
+            </w:r>
+          </w:p>
+        </w:tc>
+        <w:tc>
+          <w:tcPr>
+            <w:tcW w:type="dxa" w:w="5350"/>
+            <w:tcBorders>
+              <w:top w:val="single" w:color="C7CBDC" w:sz="4"/>
+              <w:left w:val="single" w:color="C7CBDC" w:sz="4"/>
+              <w:bottom w:val="single" w:color="C7CBDC" w:sz="4"/>
+              <w:right w:val="single" w:color="C7CBDC" w:sz="4"/>
+            </w:tcBorders>
+            <w:tcMar>
+              <w:top w:type="dxa" w:w="60"/>
+              <w:left w:type="dxa" w:w="90"/>
+              <w:bottom w:type="dxa" w:w="60"/>
+              <w:right w:type="dxa" w:w="90"/>
+            </w:tcMar>
+            <w:vAlign w:val="top"/>
+          </w:tcPr>
+          <w:p>
+            <w:pPr>
+              <w:spacing w:after="0" w:before="0"/>
+            </w:pPr>
+            <w:r>
+              <w:rPr>
+                <w:rFonts w:ascii="Calibri" w:cs="Calibri" w:eastAsia="Calibri" w:hAnsi="Calibri"/>
+                <w:b w:val="false"/>
+                <w:bCs w:val="false"/>
+                <w:i w:val="false"/>
+                <w:iCs w:val="false"/>
+                <w:color w:val="1A1F36"/>
+                <w:sz w:val="18"/>
+                <w:szCs w:val="18"/>
+              </w:rPr>
+              <w:t xml:space="preserve"/>
             </w:r>
           </w:p>
         </w:tc>
@@ -5772,7 +6495,7 @@
     </w:p>
     <w:tbl>
       <w:tblPr>
-        <w:tblW w:type="dxa" w:w="9300"/>
+        <w:tblW w:type="dxa" w:w="15250"/>
         <w:tblBorders>
           <w:top w:val="single" w:color="auto" w:sz="4"/>
           <w:left w:val="single" w:color="auto" w:sz="4"/>
@@ -5784,9 +6507,10 @@
       </w:tblPr>
       <w:tblGrid>
         <w:gridCol w:w="800"/>
-        <w:gridCol w:w="2600"/>
-        <w:gridCol w:w="2300"/>
-        <w:gridCol w:w="3600"/>
+        <w:gridCol w:w="2500"/>
+        <w:gridCol w:w="2200"/>
+        <w:gridCol w:w="4400"/>
+        <w:gridCol w:w="5350"/>
       </w:tblGrid>
       <w:tr>
         <w:trPr>
@@ -5831,7 +6555,7 @@
         </w:tc>
         <w:tc>
           <w:tcPr>
-            <w:tcW w:type="dxa" w:w="2600"/>
+            <w:tcW w:type="dxa" w:w="2500"/>
             <w:tcBorders>
               <w:top w:val="single" w:color="C7CBDC" w:sz="4"/>
               <w:left w:val="single" w:color="C7CBDC" w:sz="4"/>
@@ -5868,7 +6592,7 @@
         </w:tc>
         <w:tc>
           <w:tcPr>
-            <w:tcW w:type="dxa" w:w="2300"/>
+            <w:tcW w:type="dxa" w:w="2200"/>
             <w:tcBorders>
               <w:top w:val="single" w:color="C7CBDC" w:sz="4"/>
               <w:left w:val="single" w:color="C7CBDC" w:sz="4"/>
@@ -5905,7 +6629,7 @@
         </w:tc>
         <w:tc>
           <w:tcPr>
-            <w:tcW w:type="dxa" w:w="3600"/>
+            <w:tcW w:type="dxa" w:w="4400"/>
             <w:tcBorders>
               <w:top w:val="single" w:color="C7CBDC" w:sz="4"/>
               <w:left w:val="single" w:color="C7CBDC" w:sz="4"/>
@@ -5940,6 +6664,61 @@
             </w:r>
           </w:p>
         </w:tc>
+        <w:tc>
+          <w:tcPr>
+            <w:tcW w:type="dxa" w:w="5350"/>
+            <w:tcBorders>
+              <w:top w:val="single" w:color="C7CBDC" w:sz="4"/>
+              <w:left w:val="single" w:color="C7CBDC" w:sz="4"/>
+              <w:bottom w:val="single" w:color="C7CBDC" w:sz="4"/>
+              <w:right w:val="single" w:color="C7CBDC" w:sz="4"/>
+            </w:tcBorders>
+            <w:shd w:fill="EEF0F7" w:color="auto" w:val="clear"/>
+            <w:tcMar>
+              <w:top w:type="dxa" w:w="60"/>
+              <w:left w:type="dxa" w:w="90"/>
+              <w:bottom w:type="dxa" w:w="60"/>
+              <w:right w:type="dxa" w:w="90"/>
+            </w:tcMar>
+            <w:vAlign w:val="top"/>
+          </w:tcPr>
+          <w:p>
+            <w:pPr>
+              <w:spacing w:after="20" w:before="0"/>
+            </w:pPr>
+            <w:r>
+              <w:rPr>
+                <w:rFonts w:ascii="Calibri" w:cs="Calibri" w:eastAsia="Calibri" w:hAnsi="Calibri"/>
+                <w:b/>
+                <w:bCs/>
+                <w:i w:val="false"/>
+                <w:iCs w:val="false"/>
+                <w:color w:val="1A1F36"/>
+                <w:sz w:val="18"/>
+                <w:szCs w:val="18"/>
+              </w:rPr>
+              <w:t xml:space="preserve">Решение организатора</w:t>
+            </w:r>
+          </w:p>
+          <w:p>
+            <w:pPr>
+              <w:spacing w:after="0" w:before="0"/>
+            </w:pPr>
+            <w:r>
+              <w:rPr>
+                <w:rFonts w:ascii="Calibri" w:cs="Calibri" w:eastAsia="Calibri" w:hAnsi="Calibri"/>
+                <w:b w:val="false"/>
+                <w:bCs w:val="false"/>
+                <w:i/>
+                <w:iCs/>
+                <w:color w:val="5A5F7A"/>
+                <w:sz w:val="14"/>
+                <w:szCs w:val="14"/>
+              </w:rPr>
+              <w:t xml:space="preserve">как исправляем или почему верно как есть</w:t>
+            </w:r>
+          </w:p>
+        </w:tc>
       </w:tr>
       <w:tr>
         <w:tc>
@@ -5980,7 +6759,7 @@
         </w:tc>
         <w:tc>
           <w:tcPr>
-            <w:tcW w:type="dxa" w:w="2600"/>
+            <w:tcW w:type="dxa" w:w="2500"/>
             <w:tcBorders>
               <w:top w:val="single" w:color="C7CBDC" w:sz="4"/>
               <w:left w:val="single" w:color="C7CBDC" w:sz="4"/>
@@ -6030,7 +6809,7 @@
         </w:tc>
         <w:tc>
           <w:tcPr>
-            <w:tcW w:type="dxa" w:w="2300"/>
+            <w:tcW w:type="dxa" w:w="2200"/>
             <w:tcBorders>
               <w:top w:val="single" w:color="C7CBDC" w:sz="4"/>
               <w:left w:val="single" w:color="C7CBDC" w:sz="4"/>
@@ -6080,7 +6859,7 @@
         </w:tc>
         <w:tc>
           <w:tcPr>
-            <w:tcW w:type="dxa" w:w="3600"/>
+            <w:tcW w:type="dxa" w:w="4400"/>
             <w:tcBorders>
               <w:top w:val="single" w:color="C7CBDC" w:sz="4"/>
               <w:left w:val="single" w:color="C7CBDC" w:sz="4"/>
@@ -6111,6 +6890,42 @@
                 <w:szCs w:val="18"/>
               </w:rPr>
               <w:t xml:space="preserve">Счёт не сходится с суммой по периодам. Ничьей после трёх периодов не было — буллитами не объясняется.</w:t>
+            </w:r>
+          </w:p>
+        </w:tc>
+        <w:tc>
+          <w:tcPr>
+            <w:tcW w:type="dxa" w:w="5350"/>
+            <w:tcBorders>
+              <w:top w:val="single" w:color="C7CBDC" w:sz="4"/>
+              <w:left w:val="single" w:color="C7CBDC" w:sz="4"/>
+              <w:bottom w:val="single" w:color="C7CBDC" w:sz="4"/>
+              <w:right w:val="single" w:color="C7CBDC" w:sz="4"/>
+            </w:tcBorders>
+            <w:tcMar>
+              <w:top w:type="dxa" w:w="60"/>
+              <w:left w:type="dxa" w:w="90"/>
+              <w:bottom w:type="dxa" w:w="60"/>
+              <w:right w:type="dxa" w:w="90"/>
+            </w:tcMar>
+            <w:vAlign w:val="top"/>
+          </w:tcPr>
+          <w:p>
+            <w:pPr>
+              <w:spacing w:after="0" w:before="0"/>
+            </w:pPr>
+            <w:r>
+              <w:rPr>
+                <w:rFonts w:ascii="Calibri" w:cs="Calibri" w:eastAsia="Calibri" w:hAnsi="Calibri"/>
+                <w:b w:val="false"/>
+                <w:bCs w:val="false"/>
+                <w:i w:val="false"/>
+                <w:iCs w:val="false"/>
+                <w:color w:val="1A1F36"/>
+                <w:sz w:val="18"/>
+                <w:szCs w:val="18"/>
+              </w:rPr>
+              <w:t xml:space="preserve"/>
             </w:r>
           </w:p>
         </w:tc>
@@ -6155,7 +6970,7 @@
         </w:tc>
         <w:tc>
           <w:tcPr>
-            <w:tcW w:type="dxa" w:w="2600"/>
+            <w:tcW w:type="dxa" w:w="2500"/>
             <w:tcBorders>
               <w:top w:val="single" w:color="C7CBDC" w:sz="4"/>
               <w:left w:val="single" w:color="C7CBDC" w:sz="4"/>
@@ -6206,7 +7021,7 @@
         </w:tc>
         <w:tc>
           <w:tcPr>
-            <w:tcW w:type="dxa" w:w="2300"/>
+            <w:tcW w:type="dxa" w:w="2200"/>
             <w:tcBorders>
               <w:top w:val="single" w:color="C7CBDC" w:sz="4"/>
               <w:left w:val="single" w:color="C7CBDC" w:sz="4"/>
@@ -6257,7 +7072,7 @@
         </w:tc>
         <w:tc>
           <w:tcPr>
-            <w:tcW w:type="dxa" w:w="3600"/>
+            <w:tcW w:type="dxa" w:w="4400"/>
             <w:tcBorders>
               <w:top w:val="single" w:color="C7CBDC" w:sz="4"/>
               <w:left w:val="single" w:color="C7CBDC" w:sz="4"/>
@@ -6289,6 +7104,42 @@
                 <w:szCs w:val="18"/>
               </w:rPr>
               <w:t xml:space="preserve">Счёт не сходится с суммой по периодам. Ничьей после трёх периодов не было — буллитами не объясняется.</w:t>
+            </w:r>
+          </w:p>
+        </w:tc>
+        <w:tc>
+          <w:tcPr>
+            <w:tcW w:type="dxa" w:w="5350"/>
+            <w:tcBorders>
+              <w:top w:val="single" w:color="C7CBDC" w:sz="4"/>
+              <w:left w:val="single" w:color="C7CBDC" w:sz="4"/>
+              <w:bottom w:val="single" w:color="C7CBDC" w:sz="4"/>
+              <w:right w:val="single" w:color="C7CBDC" w:sz="4"/>
+            </w:tcBorders>
+            <w:tcMar>
+              <w:top w:type="dxa" w:w="60"/>
+              <w:left w:type="dxa" w:w="90"/>
+              <w:bottom w:type="dxa" w:w="60"/>
+              <w:right w:type="dxa" w:w="90"/>
+            </w:tcMar>
+            <w:vAlign w:val="top"/>
+          </w:tcPr>
+          <w:p>
+            <w:pPr>
+              <w:spacing w:after="0" w:before="0"/>
+            </w:pPr>
+            <w:r>
+              <w:rPr>
+                <w:rFonts w:ascii="Calibri" w:cs="Calibri" w:eastAsia="Calibri" w:hAnsi="Calibri"/>
+                <w:b w:val="false"/>
+                <w:bCs w:val="false"/>
+                <w:i w:val="false"/>
+                <w:iCs w:val="false"/>
+                <w:color w:val="1A1F36"/>
+                <w:sz w:val="18"/>
+                <w:szCs w:val="18"/>
+              </w:rPr>
+              <w:t xml:space="preserve"/>
             </w:r>
           </w:p>
         </w:tc>
@@ -6332,7 +7183,7 @@
         </w:tc>
         <w:tc>
           <w:tcPr>
-            <w:tcW w:type="dxa" w:w="2600"/>
+            <w:tcW w:type="dxa" w:w="2500"/>
             <w:tcBorders>
               <w:top w:val="single" w:color="C7CBDC" w:sz="4"/>
               <w:left w:val="single" w:color="C7CBDC" w:sz="4"/>
@@ -6382,7 +7233,7 @@
         </w:tc>
         <w:tc>
           <w:tcPr>
-            <w:tcW w:type="dxa" w:w="2300"/>
+            <w:tcW w:type="dxa" w:w="2200"/>
             <w:tcBorders>
               <w:top w:val="single" w:color="C7CBDC" w:sz="4"/>
               <w:left w:val="single" w:color="C7CBDC" w:sz="4"/>
@@ -6432,7 +7283,7 @@
         </w:tc>
         <w:tc>
           <w:tcPr>
-            <w:tcW w:type="dxa" w:w="3600"/>
+            <w:tcW w:type="dxa" w:w="4400"/>
             <w:tcBorders>
               <w:top w:val="single" w:color="C7CBDC" w:sz="4"/>
               <w:left w:val="single" w:color="C7CBDC" w:sz="4"/>
@@ -6463,6 +7314,42 @@
                 <w:szCs w:val="18"/>
               </w:rPr>
               <w:t xml:space="preserve">После трёх периодов ничья, в итоге +1 гол — как у матчей с буллитами, но пометки «Б Буллиты» нет. Буллиты или опечатка?</w:t>
+            </w:r>
+          </w:p>
+        </w:tc>
+        <w:tc>
+          <w:tcPr>
+            <w:tcW w:type="dxa" w:w="5350"/>
+            <w:tcBorders>
+              <w:top w:val="single" w:color="C7CBDC" w:sz="4"/>
+              <w:left w:val="single" w:color="C7CBDC" w:sz="4"/>
+              <w:bottom w:val="single" w:color="C7CBDC" w:sz="4"/>
+              <w:right w:val="single" w:color="C7CBDC" w:sz="4"/>
+            </w:tcBorders>
+            <w:tcMar>
+              <w:top w:type="dxa" w:w="60"/>
+              <w:left w:type="dxa" w:w="90"/>
+              <w:bottom w:type="dxa" w:w="60"/>
+              <w:right w:type="dxa" w:w="90"/>
+            </w:tcMar>
+            <w:vAlign w:val="top"/>
+          </w:tcPr>
+          <w:p>
+            <w:pPr>
+              <w:spacing w:after="0" w:before="0"/>
+            </w:pPr>
+            <w:r>
+              <w:rPr>
+                <w:rFonts w:ascii="Calibri" w:cs="Calibri" w:eastAsia="Calibri" w:hAnsi="Calibri"/>
+                <w:b w:val="false"/>
+                <w:bCs w:val="false"/>
+                <w:i w:val="false"/>
+                <w:iCs w:val="false"/>
+                <w:color w:val="1A1F36"/>
+                <w:sz w:val="18"/>
+                <w:szCs w:val="18"/>
+              </w:rPr>
+              <w:t xml:space="preserve"/>
             </w:r>
           </w:p>
         </w:tc>
@@ -6507,7 +7394,7 @@
         </w:tc>
         <w:tc>
           <w:tcPr>
-            <w:tcW w:type="dxa" w:w="2600"/>
+            <w:tcW w:type="dxa" w:w="2500"/>
             <w:tcBorders>
               <w:top w:val="single" w:color="C7CBDC" w:sz="4"/>
               <w:left w:val="single" w:color="C7CBDC" w:sz="4"/>
@@ -6558,7 +7445,7 @@
         </w:tc>
         <w:tc>
           <w:tcPr>
-            <w:tcW w:type="dxa" w:w="2300"/>
+            <w:tcW w:type="dxa" w:w="2200"/>
             <w:tcBorders>
               <w:top w:val="single" w:color="C7CBDC" w:sz="4"/>
               <w:left w:val="single" w:color="C7CBDC" w:sz="4"/>
@@ -6609,7 +7496,7 @@
         </w:tc>
         <w:tc>
           <w:tcPr>
-            <w:tcW w:type="dxa" w:w="3600"/>
+            <w:tcW w:type="dxa" w:w="4400"/>
             <w:tcBorders>
               <w:top w:val="single" w:color="C7CBDC" w:sz="4"/>
               <w:left w:val="single" w:color="C7CBDC" w:sz="4"/>
@@ -6641,6 +7528,42 @@
                 <w:szCs w:val="18"/>
               </w:rPr>
               <w:t xml:space="preserve">После трёх периодов ничья, в итоге +1 гол — как у матчей с буллитами, но пометки «Б Буллиты» нет. Буллиты или опечатка?</w:t>
+            </w:r>
+          </w:p>
+        </w:tc>
+        <w:tc>
+          <w:tcPr>
+            <w:tcW w:type="dxa" w:w="5350"/>
+            <w:tcBorders>
+              <w:top w:val="single" w:color="C7CBDC" w:sz="4"/>
+              <w:left w:val="single" w:color="C7CBDC" w:sz="4"/>
+              <w:bottom w:val="single" w:color="C7CBDC" w:sz="4"/>
+              <w:right w:val="single" w:color="C7CBDC" w:sz="4"/>
+            </w:tcBorders>
+            <w:tcMar>
+              <w:top w:type="dxa" w:w="60"/>
+              <w:left w:type="dxa" w:w="90"/>
+              <w:bottom w:type="dxa" w:w="60"/>
+              <w:right w:type="dxa" w:w="90"/>
+            </w:tcMar>
+            <w:vAlign w:val="top"/>
+          </w:tcPr>
+          <w:p>
+            <w:pPr>
+              <w:spacing w:after="0" w:before="0"/>
+            </w:pPr>
+            <w:r>
+              <w:rPr>
+                <w:rFonts w:ascii="Calibri" w:cs="Calibri" w:eastAsia="Calibri" w:hAnsi="Calibri"/>
+                <w:b w:val="false"/>
+                <w:bCs w:val="false"/>
+                <w:i w:val="false"/>
+                <w:iCs w:val="false"/>
+                <w:color w:val="1A1F36"/>
+                <w:sz w:val="18"/>
+                <w:szCs w:val="18"/>
+              </w:rPr>
+              <w:t xml:space="preserve"/>
             </w:r>
           </w:p>
         </w:tc>
@@ -6684,7 +7607,7 @@
         </w:tc>
         <w:tc>
           <w:tcPr>
-            <w:tcW w:type="dxa" w:w="2600"/>
+            <w:tcW w:type="dxa" w:w="2500"/>
             <w:tcBorders>
               <w:top w:val="single" w:color="C7CBDC" w:sz="4"/>
               <w:left w:val="single" w:color="C7CBDC" w:sz="4"/>
@@ -6734,7 +7657,7 @@
         </w:tc>
         <w:tc>
           <w:tcPr>
-            <w:tcW w:type="dxa" w:w="2300"/>
+            <w:tcW w:type="dxa" w:w="2200"/>
             <w:tcBorders>
               <w:top w:val="single" w:color="C7CBDC" w:sz="4"/>
               <w:left w:val="single" w:color="C7CBDC" w:sz="4"/>
@@ -6784,7 +7707,7 @@
         </w:tc>
         <w:tc>
           <w:tcPr>
-            <w:tcW w:type="dxa" w:w="3600"/>
+            <w:tcW w:type="dxa" w:w="4400"/>
             <w:tcBorders>
               <w:top w:val="single" w:color="C7CBDC" w:sz="4"/>
               <w:left w:val="single" w:color="C7CBDC" w:sz="4"/>
@@ -6815,6 +7738,42 @@
                 <w:szCs w:val="18"/>
               </w:rPr>
               <w:t xml:space="preserve">После трёх периодов ничья, в итоге +1 гол — как у матчей с буллитами, но пометки «Б Буллиты» нет. Буллиты или опечатка?</w:t>
+            </w:r>
+          </w:p>
+        </w:tc>
+        <w:tc>
+          <w:tcPr>
+            <w:tcW w:type="dxa" w:w="5350"/>
+            <w:tcBorders>
+              <w:top w:val="single" w:color="C7CBDC" w:sz="4"/>
+              <w:left w:val="single" w:color="C7CBDC" w:sz="4"/>
+              <w:bottom w:val="single" w:color="C7CBDC" w:sz="4"/>
+              <w:right w:val="single" w:color="C7CBDC" w:sz="4"/>
+            </w:tcBorders>
+            <w:tcMar>
+              <w:top w:type="dxa" w:w="60"/>
+              <w:left w:type="dxa" w:w="90"/>
+              <w:bottom w:type="dxa" w:w="60"/>
+              <w:right w:type="dxa" w:w="90"/>
+            </w:tcMar>
+            <w:vAlign w:val="top"/>
+          </w:tcPr>
+          <w:p>
+            <w:pPr>
+              <w:spacing w:after="0" w:before="0"/>
+            </w:pPr>
+            <w:r>
+              <w:rPr>
+                <w:rFonts w:ascii="Calibri" w:cs="Calibri" w:eastAsia="Calibri" w:hAnsi="Calibri"/>
+                <w:b w:val="false"/>
+                <w:bCs w:val="false"/>
+                <w:i w:val="false"/>
+                <w:iCs w:val="false"/>
+                <w:color w:val="1A1F36"/>
+                <w:sz w:val="18"/>
+                <w:szCs w:val="18"/>
+              </w:rPr>
+              <w:t xml:space="preserve"/>
             </w:r>
           </w:p>
         </w:tc>
@@ -6859,7 +7818,7 @@
         </w:tc>
         <w:tc>
           <w:tcPr>
-            <w:tcW w:type="dxa" w:w="2600"/>
+            <w:tcW w:type="dxa" w:w="2500"/>
             <w:tcBorders>
               <w:top w:val="single" w:color="C7CBDC" w:sz="4"/>
               <w:left w:val="single" w:color="C7CBDC" w:sz="4"/>
@@ -6910,7 +7869,7 @@
         </w:tc>
         <w:tc>
           <w:tcPr>
-            <w:tcW w:type="dxa" w:w="2300"/>
+            <w:tcW w:type="dxa" w:w="2200"/>
             <w:tcBorders>
               <w:top w:val="single" w:color="C7CBDC" w:sz="4"/>
               <w:left w:val="single" w:color="C7CBDC" w:sz="4"/>
@@ -6961,7 +7920,7 @@
         </w:tc>
         <w:tc>
           <w:tcPr>
-            <w:tcW w:type="dxa" w:w="3600"/>
+            <w:tcW w:type="dxa" w:w="4400"/>
             <w:tcBorders>
               <w:top w:val="single" w:color="C7CBDC" w:sz="4"/>
               <w:left w:val="single" w:color="C7CBDC" w:sz="4"/>
@@ -6993,6 +7952,42 @@
                 <w:szCs w:val="18"/>
               </w:rPr>
               <w:t xml:space="preserve">После трёх периодов ничья, в итоге +1 гол — как у матчей с буллитами, но пометки «Б Буллиты» нет. Буллиты или опечатка?</w:t>
+            </w:r>
+          </w:p>
+        </w:tc>
+        <w:tc>
+          <w:tcPr>
+            <w:tcW w:type="dxa" w:w="5350"/>
+            <w:tcBorders>
+              <w:top w:val="single" w:color="C7CBDC" w:sz="4"/>
+              <w:left w:val="single" w:color="C7CBDC" w:sz="4"/>
+              <w:bottom w:val="single" w:color="C7CBDC" w:sz="4"/>
+              <w:right w:val="single" w:color="C7CBDC" w:sz="4"/>
+            </w:tcBorders>
+            <w:tcMar>
+              <w:top w:type="dxa" w:w="60"/>
+              <w:left w:type="dxa" w:w="90"/>
+              <w:bottom w:type="dxa" w:w="60"/>
+              <w:right w:type="dxa" w:w="90"/>
+            </w:tcMar>
+            <w:vAlign w:val="top"/>
+          </w:tcPr>
+          <w:p>
+            <w:pPr>
+              <w:spacing w:after="0" w:before="0"/>
+            </w:pPr>
+            <w:r>
+              <w:rPr>
+                <w:rFonts w:ascii="Calibri" w:cs="Calibri" w:eastAsia="Calibri" w:hAnsi="Calibri"/>
+                <w:b w:val="false"/>
+                <w:bCs w:val="false"/>
+                <w:i w:val="false"/>
+                <w:iCs w:val="false"/>
+                <w:color w:val="1A1F36"/>
+                <w:sz w:val="18"/>
+                <w:szCs w:val="18"/>
+              </w:rPr>
+              <w:t xml:space="preserve"/>
             </w:r>
           </w:p>
         </w:tc>
@@ -7036,7 +8031,7 @@
         </w:tc>
         <w:tc>
           <w:tcPr>
-            <w:tcW w:type="dxa" w:w="2600"/>
+            <w:tcW w:type="dxa" w:w="2500"/>
             <w:tcBorders>
               <w:top w:val="single" w:color="C7CBDC" w:sz="4"/>
               <w:left w:val="single" w:color="C7CBDC" w:sz="4"/>
@@ -7086,7 +8081,7 @@
         </w:tc>
         <w:tc>
           <w:tcPr>
-            <w:tcW w:type="dxa" w:w="2300"/>
+            <w:tcW w:type="dxa" w:w="2200"/>
             <w:tcBorders>
               <w:top w:val="single" w:color="C7CBDC" w:sz="4"/>
               <w:left w:val="single" w:color="C7CBDC" w:sz="4"/>
@@ -7136,7 +8131,7 @@
         </w:tc>
         <w:tc>
           <w:tcPr>
-            <w:tcW w:type="dxa" w:w="3600"/>
+            <w:tcW w:type="dxa" w:w="4400"/>
             <w:tcBorders>
               <w:top w:val="single" w:color="C7CBDC" w:sz="4"/>
               <w:left w:val="single" w:color="C7CBDC" w:sz="4"/>
@@ -7167,6 +8162,42 @@
                 <w:szCs w:val="18"/>
               </w:rPr>
               <w:t xml:space="preserve">У команды А в итоге 25 голов — неправдоподобно много. Похоже на опечатку в записи счёта.</w:t>
+            </w:r>
+          </w:p>
+        </w:tc>
+        <w:tc>
+          <w:tcPr>
+            <w:tcW w:type="dxa" w:w="5350"/>
+            <w:tcBorders>
+              <w:top w:val="single" w:color="C7CBDC" w:sz="4"/>
+              <w:left w:val="single" w:color="C7CBDC" w:sz="4"/>
+              <w:bottom w:val="single" w:color="C7CBDC" w:sz="4"/>
+              <w:right w:val="single" w:color="C7CBDC" w:sz="4"/>
+            </w:tcBorders>
+            <w:tcMar>
+              <w:top w:type="dxa" w:w="60"/>
+              <w:left w:type="dxa" w:w="90"/>
+              <w:bottom w:type="dxa" w:w="60"/>
+              <w:right w:type="dxa" w:w="90"/>
+            </w:tcMar>
+            <w:vAlign w:val="top"/>
+          </w:tcPr>
+          <w:p>
+            <w:pPr>
+              <w:spacing w:after="0" w:before="0"/>
+            </w:pPr>
+            <w:r>
+              <w:rPr>
+                <w:rFonts w:ascii="Calibri" w:cs="Calibri" w:eastAsia="Calibri" w:hAnsi="Calibri"/>
+                <w:b w:val="false"/>
+                <w:bCs w:val="false"/>
+                <w:i w:val="false"/>
+                <w:iCs w:val="false"/>
+                <w:color w:val="1A1F36"/>
+                <w:sz w:val="18"/>
+                <w:szCs w:val="18"/>
+              </w:rPr>
+              <w:t xml:space="preserve"/>
             </w:r>
           </w:p>
         </w:tc>
@@ -7211,7 +8242,7 @@
         </w:tc>
         <w:tc>
           <w:tcPr>
-            <w:tcW w:type="dxa" w:w="2600"/>
+            <w:tcW w:type="dxa" w:w="2500"/>
             <w:tcBorders>
               <w:top w:val="single" w:color="C7CBDC" w:sz="4"/>
               <w:left w:val="single" w:color="C7CBDC" w:sz="4"/>
@@ -7262,7 +8293,7 @@
         </w:tc>
         <w:tc>
           <w:tcPr>
-            <w:tcW w:type="dxa" w:w="2300"/>
+            <w:tcW w:type="dxa" w:w="2200"/>
             <w:tcBorders>
               <w:top w:val="single" w:color="C7CBDC" w:sz="4"/>
               <w:left w:val="single" w:color="C7CBDC" w:sz="4"/>
@@ -7313,7 +8344,7 @@
         </w:tc>
         <w:tc>
           <w:tcPr>
-            <w:tcW w:type="dxa" w:w="3600"/>
+            <w:tcW w:type="dxa" w:w="4400"/>
             <w:tcBorders>
               <w:top w:val="single" w:color="C7CBDC" w:sz="4"/>
               <w:left w:val="single" w:color="C7CBDC" w:sz="4"/>
@@ -7345,6 +8376,42 @@
                 <w:szCs w:val="18"/>
               </w:rPr>
               <w:t xml:space="preserve">Счёт не сходится с суммой по периодам. Ничьей после трёх периодов не было — буллитами не объясняется.</w:t>
+            </w:r>
+          </w:p>
+        </w:tc>
+        <w:tc>
+          <w:tcPr>
+            <w:tcW w:type="dxa" w:w="5350"/>
+            <w:tcBorders>
+              <w:top w:val="single" w:color="C7CBDC" w:sz="4"/>
+              <w:left w:val="single" w:color="C7CBDC" w:sz="4"/>
+              <w:bottom w:val="single" w:color="C7CBDC" w:sz="4"/>
+              <w:right w:val="single" w:color="C7CBDC" w:sz="4"/>
+            </w:tcBorders>
+            <w:tcMar>
+              <w:top w:type="dxa" w:w="60"/>
+              <w:left w:type="dxa" w:w="90"/>
+              <w:bottom w:type="dxa" w:w="60"/>
+              <w:right w:type="dxa" w:w="90"/>
+            </w:tcMar>
+            <w:vAlign w:val="top"/>
+          </w:tcPr>
+          <w:p>
+            <w:pPr>
+              <w:spacing w:after="0" w:before="0"/>
+            </w:pPr>
+            <w:r>
+              <w:rPr>
+                <w:rFonts w:ascii="Calibri" w:cs="Calibri" w:eastAsia="Calibri" w:hAnsi="Calibri"/>
+                <w:b w:val="false"/>
+                <w:bCs w:val="false"/>
+                <w:i w:val="false"/>
+                <w:iCs w:val="false"/>
+                <w:color w:val="1A1F36"/>
+                <w:sz w:val="18"/>
+                <w:szCs w:val="18"/>
+              </w:rPr>
+              <w:t xml:space="preserve"/>
             </w:r>
           </w:p>
         </w:tc>
@@ -7388,7 +8455,7 @@
         </w:tc>
         <w:tc>
           <w:tcPr>
-            <w:tcW w:type="dxa" w:w="2600"/>
+            <w:tcW w:type="dxa" w:w="2500"/>
             <w:tcBorders>
               <w:top w:val="single" w:color="C7CBDC" w:sz="4"/>
               <w:left w:val="single" w:color="C7CBDC" w:sz="4"/>
@@ -7424,7 +8491,7 @@
         </w:tc>
         <w:tc>
           <w:tcPr>
-            <w:tcW w:type="dxa" w:w="2300"/>
+            <w:tcW w:type="dxa" w:w="2200"/>
             <w:tcBorders>
               <w:top w:val="single" w:color="C7CBDC" w:sz="4"/>
               <w:left w:val="single" w:color="C7CBDC" w:sz="4"/>
@@ -7460,7 +8527,7 @@
         </w:tc>
         <w:tc>
           <w:tcPr>
-            <w:tcW w:type="dxa" w:w="3600"/>
+            <w:tcW w:type="dxa" w:w="4400"/>
             <w:tcBorders>
               <w:top w:val="single" w:color="C7CBDC" w:sz="4"/>
               <w:left w:val="single" w:color="C7CBDC" w:sz="4"/>
@@ -7491,6 +8558,42 @@
                 <w:szCs w:val="18"/>
               </w:rPr>
               <w:t xml:space="preserve">За разные команды выходят 3 игроков: Авксентьев Александр Александрович (Беркут — 124, Феникс — 124); Белов Евгений Дмитриевич (Электроник — 124, Феникс — 124); Зарков Гордей Михайлович (Беркут — 124, Электроник — 124). Если составы формируются драфтом на игровой день — вопрос снимается, иначе это ошибка в составах.</w:t>
+            </w:r>
+          </w:p>
+        </w:tc>
+        <w:tc>
+          <w:tcPr>
+            <w:tcW w:type="dxa" w:w="5350"/>
+            <w:tcBorders>
+              <w:top w:val="single" w:color="C7CBDC" w:sz="4"/>
+              <w:left w:val="single" w:color="C7CBDC" w:sz="4"/>
+              <w:bottom w:val="single" w:color="C7CBDC" w:sz="4"/>
+              <w:right w:val="single" w:color="C7CBDC" w:sz="4"/>
+            </w:tcBorders>
+            <w:tcMar>
+              <w:top w:type="dxa" w:w="60"/>
+              <w:left w:type="dxa" w:w="90"/>
+              <w:bottom w:type="dxa" w:w="60"/>
+              <w:right w:type="dxa" w:w="90"/>
+            </w:tcMar>
+            <w:vAlign w:val="top"/>
+          </w:tcPr>
+          <w:p>
+            <w:pPr>
+              <w:spacing w:after="0" w:before="0"/>
+            </w:pPr>
+            <w:r>
+              <w:rPr>
+                <w:rFonts w:ascii="Calibri" w:cs="Calibri" w:eastAsia="Calibri" w:hAnsi="Calibri"/>
+                <w:b w:val="false"/>
+                <w:bCs w:val="false"/>
+                <w:i w:val="false"/>
+                <w:iCs w:val="false"/>
+                <w:color w:val="1A1F36"/>
+                <w:sz w:val="18"/>
+                <w:szCs w:val="18"/>
+              </w:rPr>
+              <w:t xml:space="preserve"/>
             </w:r>
           </w:p>
         </w:tc>
@@ -7535,7 +8638,7 @@
         </w:tc>
         <w:tc>
           <w:tcPr>
-            <w:tcW w:type="dxa" w:w="2600"/>
+            <w:tcW w:type="dxa" w:w="2500"/>
             <w:tcBorders>
               <w:top w:val="single" w:color="C7CBDC" w:sz="4"/>
               <w:left w:val="single" w:color="C7CBDC" w:sz="4"/>
@@ -7572,7 +8675,7 @@
         </w:tc>
         <w:tc>
           <w:tcPr>
-            <w:tcW w:type="dxa" w:w="2300"/>
+            <w:tcW w:type="dxa" w:w="2200"/>
             <w:tcBorders>
               <w:top w:val="single" w:color="C7CBDC" w:sz="4"/>
               <w:left w:val="single" w:color="C7CBDC" w:sz="4"/>
@@ -7609,7 +8712,7 @@
         </w:tc>
         <w:tc>
           <w:tcPr>
-            <w:tcW w:type="dxa" w:w="3600"/>
+            <w:tcW w:type="dxa" w:w="4400"/>
             <w:tcBorders>
               <w:top w:val="single" w:color="C7CBDC" w:sz="4"/>
               <w:left w:val="single" w:color="C7CBDC" w:sz="4"/>
@@ -7641,6 +8744,42 @@
                 <w:szCs w:val="18"/>
               </w:rPr>
               <w:t xml:space="preserve">У 3 игроков в разных матчах разные игровые номера: Авксентьев Александр Александрович (№10 — 124, №5 — 124); Белов Евгений Дмитриевич (№8 — 124, №17 — 124); Зарков Гордей Михайлович (№8 — 124, №16 — 124). Номер меняется вместе с командой или это ошибка?</w:t>
+            </w:r>
+          </w:p>
+        </w:tc>
+        <w:tc>
+          <w:tcPr>
+            <w:tcW w:type="dxa" w:w="5350"/>
+            <w:tcBorders>
+              <w:top w:val="single" w:color="C7CBDC" w:sz="4"/>
+              <w:left w:val="single" w:color="C7CBDC" w:sz="4"/>
+              <w:bottom w:val="single" w:color="C7CBDC" w:sz="4"/>
+              <w:right w:val="single" w:color="C7CBDC" w:sz="4"/>
+            </w:tcBorders>
+            <w:tcMar>
+              <w:top w:type="dxa" w:w="60"/>
+              <w:left w:type="dxa" w:w="90"/>
+              <w:bottom w:type="dxa" w:w="60"/>
+              <w:right w:type="dxa" w:w="90"/>
+            </w:tcMar>
+            <w:vAlign w:val="top"/>
+          </w:tcPr>
+          <w:p>
+            <w:pPr>
+              <w:spacing w:after="0" w:before="0"/>
+            </w:pPr>
+            <w:r>
+              <w:rPr>
+                <w:rFonts w:ascii="Calibri" w:cs="Calibri" w:eastAsia="Calibri" w:hAnsi="Calibri"/>
+                <w:b w:val="false"/>
+                <w:bCs w:val="false"/>
+                <w:i w:val="false"/>
+                <w:iCs w:val="false"/>
+                <w:color w:val="1A1F36"/>
+                <w:sz w:val="18"/>
+                <w:szCs w:val="18"/>
+              </w:rPr>
+              <w:t xml:space="preserve"/>
             </w:r>
           </w:p>
         </w:tc>
@@ -7686,7 +8825,7 @@
     </w:p>
     <w:tbl>
       <w:tblPr>
-        <w:tblW w:type="dxa" w:w="9300"/>
+        <w:tblW w:type="dxa" w:w="15250"/>
         <w:tblBorders>
           <w:top w:val="single" w:color="auto" w:sz="4"/>
           <w:left w:val="single" w:color="auto" w:sz="4"/>
@@ -7698,9 +8837,10 @@
       </w:tblPr>
       <w:tblGrid>
         <w:gridCol w:w="800"/>
-        <w:gridCol w:w="2600"/>
-        <w:gridCol w:w="2300"/>
-        <w:gridCol w:w="3600"/>
+        <w:gridCol w:w="2500"/>
+        <w:gridCol w:w="2200"/>
+        <w:gridCol w:w="4400"/>
+        <w:gridCol w:w="5350"/>
       </w:tblGrid>
       <w:tr>
         <w:trPr>
@@ -7745,7 +8885,7 @@
         </w:tc>
         <w:tc>
           <w:tcPr>
-            <w:tcW w:type="dxa" w:w="2600"/>
+            <w:tcW w:type="dxa" w:w="2500"/>
             <w:tcBorders>
               <w:top w:val="single" w:color="C7CBDC" w:sz="4"/>
               <w:left w:val="single" w:color="C7CBDC" w:sz="4"/>
@@ -7782,7 +8922,7 @@
         </w:tc>
         <w:tc>
           <w:tcPr>
-            <w:tcW w:type="dxa" w:w="2300"/>
+            <w:tcW w:type="dxa" w:w="2200"/>
             <w:tcBorders>
               <w:top w:val="single" w:color="C7CBDC" w:sz="4"/>
               <w:left w:val="single" w:color="C7CBDC" w:sz="4"/>
@@ -7819,7 +8959,7 @@
         </w:tc>
         <w:tc>
           <w:tcPr>
-            <w:tcW w:type="dxa" w:w="3600"/>
+            <w:tcW w:type="dxa" w:w="4400"/>
             <w:tcBorders>
               <w:top w:val="single" w:color="C7CBDC" w:sz="4"/>
               <w:left w:val="single" w:color="C7CBDC" w:sz="4"/>
@@ -7854,6 +8994,61 @@
             </w:r>
           </w:p>
         </w:tc>
+        <w:tc>
+          <w:tcPr>
+            <w:tcW w:type="dxa" w:w="5350"/>
+            <w:tcBorders>
+              <w:top w:val="single" w:color="C7CBDC" w:sz="4"/>
+              <w:left w:val="single" w:color="C7CBDC" w:sz="4"/>
+              <w:bottom w:val="single" w:color="C7CBDC" w:sz="4"/>
+              <w:right w:val="single" w:color="C7CBDC" w:sz="4"/>
+            </w:tcBorders>
+            <w:shd w:fill="EEF0F7" w:color="auto" w:val="clear"/>
+            <w:tcMar>
+              <w:top w:type="dxa" w:w="60"/>
+              <w:left w:type="dxa" w:w="90"/>
+              <w:bottom w:type="dxa" w:w="60"/>
+              <w:right w:type="dxa" w:w="90"/>
+            </w:tcMar>
+            <w:vAlign w:val="top"/>
+          </w:tcPr>
+          <w:p>
+            <w:pPr>
+              <w:spacing w:after="20" w:before="0"/>
+            </w:pPr>
+            <w:r>
+              <w:rPr>
+                <w:rFonts w:ascii="Calibri" w:cs="Calibri" w:eastAsia="Calibri" w:hAnsi="Calibri"/>
+                <w:b/>
+                <w:bCs/>
+                <w:i w:val="false"/>
+                <w:iCs w:val="false"/>
+                <w:color w:val="1A1F36"/>
+                <w:sz w:val="18"/>
+                <w:szCs w:val="18"/>
+              </w:rPr>
+              <w:t xml:space="preserve">Решение организатора</w:t>
+            </w:r>
+          </w:p>
+          <w:p>
+            <w:pPr>
+              <w:spacing w:after="0" w:before="0"/>
+            </w:pPr>
+            <w:r>
+              <w:rPr>
+                <w:rFonts w:ascii="Calibri" w:cs="Calibri" w:eastAsia="Calibri" w:hAnsi="Calibri"/>
+                <w:b w:val="false"/>
+                <w:bCs w:val="false"/>
+                <w:i/>
+                <w:iCs/>
+                <w:color w:val="5A5F7A"/>
+                <w:sz w:val="14"/>
+                <w:szCs w:val="14"/>
+              </w:rPr>
+              <w:t xml:space="preserve">как исправляем или почему верно как есть</w:t>
+            </w:r>
+          </w:p>
+        </w:tc>
       </w:tr>
       <w:tr>
         <w:tc>
@@ -7894,7 +9089,7 @@
         </w:tc>
         <w:tc>
           <w:tcPr>
-            <w:tcW w:type="dxa" w:w="2600"/>
+            <w:tcW w:type="dxa" w:w="2500"/>
             <w:tcBorders>
               <w:top w:val="single" w:color="C7CBDC" w:sz="4"/>
               <w:left w:val="single" w:color="C7CBDC" w:sz="4"/>
@@ -7944,7 +9139,7 @@
         </w:tc>
         <w:tc>
           <w:tcPr>
-            <w:tcW w:type="dxa" w:w="2300"/>
+            <w:tcW w:type="dxa" w:w="2200"/>
             <w:tcBorders>
               <w:top w:val="single" w:color="C7CBDC" w:sz="4"/>
               <w:left w:val="single" w:color="C7CBDC" w:sz="4"/>
@@ -7994,7 +9189,7 @@
         </w:tc>
         <w:tc>
           <w:tcPr>
-            <w:tcW w:type="dxa" w:w="3600"/>
+            <w:tcW w:type="dxa" w:w="4400"/>
             <w:tcBorders>
               <w:top w:val="single" w:color="C7CBDC" w:sz="4"/>
               <w:left w:val="single" w:color="C7CBDC" w:sz="4"/>
@@ -8025,6 +9220,42 @@
                 <w:szCs w:val="18"/>
               </w:rPr>
               <w:t xml:space="preserve">Судья не указан.</w:t>
+            </w:r>
+          </w:p>
+        </w:tc>
+        <w:tc>
+          <w:tcPr>
+            <w:tcW w:type="dxa" w:w="5350"/>
+            <w:tcBorders>
+              <w:top w:val="single" w:color="C7CBDC" w:sz="4"/>
+              <w:left w:val="single" w:color="C7CBDC" w:sz="4"/>
+              <w:bottom w:val="single" w:color="C7CBDC" w:sz="4"/>
+              <w:right w:val="single" w:color="C7CBDC" w:sz="4"/>
+            </w:tcBorders>
+            <w:tcMar>
+              <w:top w:type="dxa" w:w="60"/>
+              <w:left w:type="dxa" w:w="90"/>
+              <w:bottom w:type="dxa" w:w="60"/>
+              <w:right w:type="dxa" w:w="90"/>
+            </w:tcMar>
+            <w:vAlign w:val="top"/>
+          </w:tcPr>
+          <w:p>
+            <w:pPr>
+              <w:spacing w:after="0" w:before="0"/>
+            </w:pPr>
+            <w:r>
+              <w:rPr>
+                <w:rFonts w:ascii="Calibri" w:cs="Calibri" w:eastAsia="Calibri" w:hAnsi="Calibri"/>
+                <w:b w:val="false"/>
+                <w:bCs w:val="false"/>
+                <w:i w:val="false"/>
+                <w:iCs w:val="false"/>
+                <w:color w:val="1A1F36"/>
+                <w:sz w:val="18"/>
+                <w:szCs w:val="18"/>
+              </w:rPr>
+              <w:t xml:space="preserve"/>
             </w:r>
           </w:p>
         </w:tc>
@@ -8069,7 +9300,7 @@
         </w:tc>
         <w:tc>
           <w:tcPr>
-            <w:tcW w:type="dxa" w:w="2600"/>
+            <w:tcW w:type="dxa" w:w="2500"/>
             <w:tcBorders>
               <w:top w:val="single" w:color="C7CBDC" w:sz="4"/>
               <w:left w:val="single" w:color="C7CBDC" w:sz="4"/>
@@ -8120,7 +9351,7 @@
         </w:tc>
         <w:tc>
           <w:tcPr>
-            <w:tcW w:type="dxa" w:w="2300"/>
+            <w:tcW w:type="dxa" w:w="2200"/>
             <w:tcBorders>
               <w:top w:val="single" w:color="C7CBDC" w:sz="4"/>
               <w:left w:val="single" w:color="C7CBDC" w:sz="4"/>
@@ -8171,7 +9402,7 @@
         </w:tc>
         <w:tc>
           <w:tcPr>
-            <w:tcW w:type="dxa" w:w="3600"/>
+            <w:tcW w:type="dxa" w:w="4400"/>
             <w:tcBorders>
               <w:top w:val="single" w:color="C7CBDC" w:sz="4"/>
               <w:left w:val="single" w:color="C7CBDC" w:sz="4"/>
@@ -8203,6 +9434,42 @@
                 <w:szCs w:val="18"/>
               </w:rPr>
               <w:t xml:space="preserve">Те же числа, что и в сумме по периодам, но переставлены местами. Похоже, итоговый счёт записан наоборот. Так и было или перепутали?</w:t>
+            </w:r>
+          </w:p>
+        </w:tc>
+        <w:tc>
+          <w:tcPr>
+            <w:tcW w:type="dxa" w:w="5350"/>
+            <w:tcBorders>
+              <w:top w:val="single" w:color="C7CBDC" w:sz="4"/>
+              <w:left w:val="single" w:color="C7CBDC" w:sz="4"/>
+              <w:bottom w:val="single" w:color="C7CBDC" w:sz="4"/>
+              <w:right w:val="single" w:color="C7CBDC" w:sz="4"/>
+            </w:tcBorders>
+            <w:tcMar>
+              <w:top w:type="dxa" w:w="60"/>
+              <w:left w:type="dxa" w:w="90"/>
+              <w:bottom w:type="dxa" w:w="60"/>
+              <w:right w:type="dxa" w:w="90"/>
+            </w:tcMar>
+            <w:vAlign w:val="top"/>
+          </w:tcPr>
+          <w:p>
+            <w:pPr>
+              <w:spacing w:after="0" w:before="0"/>
+            </w:pPr>
+            <w:r>
+              <w:rPr>
+                <w:rFonts w:ascii="Calibri" w:cs="Calibri" w:eastAsia="Calibri" w:hAnsi="Calibri"/>
+                <w:b w:val="false"/>
+                <w:bCs w:val="false"/>
+                <w:i w:val="false"/>
+                <w:iCs w:val="false"/>
+                <w:color w:val="1A1F36"/>
+                <w:sz w:val="18"/>
+                <w:szCs w:val="18"/>
+              </w:rPr>
+              <w:t xml:space="preserve"/>
             </w:r>
           </w:p>
         </w:tc>
@@ -8248,7 +9515,7 @@
     </w:p>
     <w:tbl>
       <w:tblPr>
-        <w:tblW w:type="dxa" w:w="9300"/>
+        <w:tblW w:type="dxa" w:w="15250"/>
         <w:tblBorders>
           <w:top w:val="single" w:color="auto" w:sz="4"/>
           <w:left w:val="single" w:color="auto" w:sz="4"/>
@@ -8260,9 +9527,10 @@
       </w:tblPr>
       <w:tblGrid>
         <w:gridCol w:w="800"/>
-        <w:gridCol w:w="2600"/>
-        <w:gridCol w:w="2300"/>
-        <w:gridCol w:w="3600"/>
+        <w:gridCol w:w="2500"/>
+        <w:gridCol w:w="2200"/>
+        <w:gridCol w:w="4400"/>
+        <w:gridCol w:w="5350"/>
       </w:tblGrid>
       <w:tr>
         <w:trPr>
@@ -8307,7 +9575,7 @@
         </w:tc>
         <w:tc>
           <w:tcPr>
-            <w:tcW w:type="dxa" w:w="2600"/>
+            <w:tcW w:type="dxa" w:w="2500"/>
             <w:tcBorders>
               <w:top w:val="single" w:color="C7CBDC" w:sz="4"/>
               <w:left w:val="single" w:color="C7CBDC" w:sz="4"/>
@@ -8344,7 +9612,7 @@
         </w:tc>
         <w:tc>
           <w:tcPr>
-            <w:tcW w:type="dxa" w:w="2300"/>
+            <w:tcW w:type="dxa" w:w="2200"/>
             <w:tcBorders>
               <w:top w:val="single" w:color="C7CBDC" w:sz="4"/>
               <w:left w:val="single" w:color="C7CBDC" w:sz="4"/>
@@ -8381,7 +9649,7 @@
         </w:tc>
         <w:tc>
           <w:tcPr>
-            <w:tcW w:type="dxa" w:w="3600"/>
+            <w:tcW w:type="dxa" w:w="4400"/>
             <w:tcBorders>
               <w:top w:val="single" w:color="C7CBDC" w:sz="4"/>
               <w:left w:val="single" w:color="C7CBDC" w:sz="4"/>
@@ -8416,6 +9684,61 @@
             </w:r>
           </w:p>
         </w:tc>
+        <w:tc>
+          <w:tcPr>
+            <w:tcW w:type="dxa" w:w="5350"/>
+            <w:tcBorders>
+              <w:top w:val="single" w:color="C7CBDC" w:sz="4"/>
+              <w:left w:val="single" w:color="C7CBDC" w:sz="4"/>
+              <w:bottom w:val="single" w:color="C7CBDC" w:sz="4"/>
+              <w:right w:val="single" w:color="C7CBDC" w:sz="4"/>
+            </w:tcBorders>
+            <w:shd w:fill="EEF0F7" w:color="auto" w:val="clear"/>
+            <w:tcMar>
+              <w:top w:type="dxa" w:w="60"/>
+              <w:left w:type="dxa" w:w="90"/>
+              <w:bottom w:type="dxa" w:w="60"/>
+              <w:right w:type="dxa" w:w="90"/>
+            </w:tcMar>
+            <w:vAlign w:val="top"/>
+          </w:tcPr>
+          <w:p>
+            <w:pPr>
+              <w:spacing w:after="20" w:before="0"/>
+            </w:pPr>
+            <w:r>
+              <w:rPr>
+                <w:rFonts w:ascii="Calibri" w:cs="Calibri" w:eastAsia="Calibri" w:hAnsi="Calibri"/>
+                <w:b/>
+                <w:bCs/>
+                <w:i w:val="false"/>
+                <w:iCs w:val="false"/>
+                <w:color w:val="1A1F36"/>
+                <w:sz w:val="18"/>
+                <w:szCs w:val="18"/>
+              </w:rPr>
+              <w:t xml:space="preserve">Решение организатора</w:t>
+            </w:r>
+          </w:p>
+          <w:p>
+            <w:pPr>
+              <w:spacing w:after="0" w:before="0"/>
+            </w:pPr>
+            <w:r>
+              <w:rPr>
+                <w:rFonts w:ascii="Calibri" w:cs="Calibri" w:eastAsia="Calibri" w:hAnsi="Calibri"/>
+                <w:b w:val="false"/>
+                <w:bCs w:val="false"/>
+                <w:i/>
+                <w:iCs/>
+                <w:color w:val="5A5F7A"/>
+                <w:sz w:val="14"/>
+                <w:szCs w:val="14"/>
+              </w:rPr>
+              <w:t xml:space="preserve">как исправляем или почему верно как есть</w:t>
+            </w:r>
+          </w:p>
+        </w:tc>
       </w:tr>
       <w:tr>
         <w:tc>
@@ -8456,7 +9779,7 @@
         </w:tc>
         <w:tc>
           <w:tcPr>
-            <w:tcW w:type="dxa" w:w="2600"/>
+            <w:tcW w:type="dxa" w:w="2500"/>
             <w:tcBorders>
               <w:top w:val="single" w:color="C7CBDC" w:sz="4"/>
               <w:left w:val="single" w:color="C7CBDC" w:sz="4"/>
@@ -8506,7 +9829,7 @@
         </w:tc>
         <w:tc>
           <w:tcPr>
-            <w:tcW w:type="dxa" w:w="2300"/>
+            <w:tcW w:type="dxa" w:w="2200"/>
             <w:tcBorders>
               <w:top w:val="single" w:color="C7CBDC" w:sz="4"/>
               <w:left w:val="single" w:color="C7CBDC" w:sz="4"/>
@@ -8556,7 +9879,7 @@
         </w:tc>
         <w:tc>
           <w:tcPr>
-            <w:tcW w:type="dxa" w:w="3600"/>
+            <w:tcW w:type="dxa" w:w="4400"/>
             <w:tcBorders>
               <w:top w:val="single" w:color="C7CBDC" w:sz="4"/>
               <w:left w:val="single" w:color="C7CBDC" w:sz="4"/>
@@ -8587,6 +9910,42 @@
                 <w:szCs w:val="18"/>
               </w:rPr>
               <w:t xml:space="preserve">Счёт не сходится с суммой по периодам. Ничьей после трёх периодов не было — буллитами не объясняется.</w:t>
+            </w:r>
+          </w:p>
+        </w:tc>
+        <w:tc>
+          <w:tcPr>
+            <w:tcW w:type="dxa" w:w="5350"/>
+            <w:tcBorders>
+              <w:top w:val="single" w:color="C7CBDC" w:sz="4"/>
+              <w:left w:val="single" w:color="C7CBDC" w:sz="4"/>
+              <w:bottom w:val="single" w:color="C7CBDC" w:sz="4"/>
+              <w:right w:val="single" w:color="C7CBDC" w:sz="4"/>
+            </w:tcBorders>
+            <w:tcMar>
+              <w:top w:type="dxa" w:w="60"/>
+              <w:left w:type="dxa" w:w="90"/>
+              <w:bottom w:type="dxa" w:w="60"/>
+              <w:right w:type="dxa" w:w="90"/>
+            </w:tcMar>
+            <w:vAlign w:val="top"/>
+          </w:tcPr>
+          <w:p>
+            <w:pPr>
+              <w:spacing w:after="0" w:before="0"/>
+            </w:pPr>
+            <w:r>
+              <w:rPr>
+                <w:rFonts w:ascii="Calibri" w:cs="Calibri" w:eastAsia="Calibri" w:hAnsi="Calibri"/>
+                <w:b w:val="false"/>
+                <w:bCs w:val="false"/>
+                <w:i w:val="false"/>
+                <w:iCs w:val="false"/>
+                <w:color w:val="1A1F36"/>
+                <w:sz w:val="18"/>
+                <w:szCs w:val="18"/>
+              </w:rPr>
+              <w:t xml:space="preserve"/>
             </w:r>
           </w:p>
         </w:tc>
@@ -8631,7 +9990,7 @@
         </w:tc>
         <w:tc>
           <w:tcPr>
-            <w:tcW w:type="dxa" w:w="2600"/>
+            <w:tcW w:type="dxa" w:w="2500"/>
             <w:tcBorders>
               <w:top w:val="single" w:color="C7CBDC" w:sz="4"/>
               <w:left w:val="single" w:color="C7CBDC" w:sz="4"/>
@@ -8668,7 +10027,7 @@
         </w:tc>
         <w:tc>
           <w:tcPr>
-            <w:tcW w:type="dxa" w:w="2300"/>
+            <w:tcW w:type="dxa" w:w="2200"/>
             <w:tcBorders>
               <w:top w:val="single" w:color="C7CBDC" w:sz="4"/>
               <w:left w:val="single" w:color="C7CBDC" w:sz="4"/>
@@ -8705,7 +10064,7 @@
         </w:tc>
         <w:tc>
           <w:tcPr>
-            <w:tcW w:type="dxa" w:w="3600"/>
+            <w:tcW w:type="dxa" w:w="4400"/>
             <w:tcBorders>
               <w:top w:val="single" w:color="C7CBDC" w:sz="4"/>
               <w:left w:val="single" w:color="C7CBDC" w:sz="4"/>
@@ -8737,6 +10096,42 @@
                 <w:szCs w:val="18"/>
               </w:rPr>
               <w:t xml:space="preserve">Одни и те же 9 игроков записаны за разные команды: «Локомотив-Р» (стр. 76); «Слобода» (стр. 1, стр. 76, стр. 151, стр. 166). Где-то команда указана неверно.</w:t>
+            </w:r>
+          </w:p>
+        </w:tc>
+        <w:tc>
+          <w:tcPr>
+            <w:tcW w:type="dxa" w:w="5350"/>
+            <w:tcBorders>
+              <w:top w:val="single" w:color="C7CBDC" w:sz="4"/>
+              <w:left w:val="single" w:color="C7CBDC" w:sz="4"/>
+              <w:bottom w:val="single" w:color="C7CBDC" w:sz="4"/>
+              <w:right w:val="single" w:color="C7CBDC" w:sz="4"/>
+            </w:tcBorders>
+            <w:tcMar>
+              <w:top w:type="dxa" w:w="60"/>
+              <w:left w:type="dxa" w:w="90"/>
+              <w:bottom w:type="dxa" w:w="60"/>
+              <w:right w:type="dxa" w:w="90"/>
+            </w:tcMar>
+            <w:vAlign w:val="top"/>
+          </w:tcPr>
+          <w:p>
+            <w:pPr>
+              <w:spacing w:after="0" w:before="0"/>
+            </w:pPr>
+            <w:r>
+              <w:rPr>
+                <w:rFonts w:ascii="Calibri" w:cs="Calibri" w:eastAsia="Calibri" w:hAnsi="Calibri"/>
+                <w:b w:val="false"/>
+                <w:bCs w:val="false"/>
+                <w:i w:val="false"/>
+                <w:iCs w:val="false"/>
+                <w:color w:val="1A1F36"/>
+                <w:sz w:val="18"/>
+                <w:szCs w:val="18"/>
+              </w:rPr>
+              <w:t xml:space="preserve"/>
             </w:r>
           </w:p>
         </w:tc>
@@ -8780,7 +10175,7 @@
         </w:tc>
         <w:tc>
           <w:tcPr>
-            <w:tcW w:type="dxa" w:w="2600"/>
+            <w:tcW w:type="dxa" w:w="2500"/>
             <w:tcBorders>
               <w:top w:val="single" w:color="C7CBDC" w:sz="4"/>
               <w:left w:val="single" w:color="C7CBDC" w:sz="4"/>
@@ -8816,7 +10211,7 @@
         </w:tc>
         <w:tc>
           <w:tcPr>
-            <w:tcW w:type="dxa" w:w="2300"/>
+            <w:tcW w:type="dxa" w:w="2200"/>
             <w:tcBorders>
               <w:top w:val="single" w:color="C7CBDC" w:sz="4"/>
               <w:left w:val="single" w:color="C7CBDC" w:sz="4"/>
@@ -8852,7 +10247,7 @@
         </w:tc>
         <w:tc>
           <w:tcPr>
-            <w:tcW w:type="dxa" w:w="3600"/>
+            <w:tcW w:type="dxa" w:w="4400"/>
             <w:tcBorders>
               <w:top w:val="single" w:color="C7CBDC" w:sz="4"/>
               <w:left w:val="single" w:color="C7CBDC" w:sz="4"/>
@@ -8883,6 +10278,42 @@
                 <w:szCs w:val="18"/>
               </w:rPr>
               <w:t xml:space="preserve">За разные команды выходят 1 игроков: Сафронов Максим Артемович (Метеор — 8, Викинг — 6, Сияжар — 3). Если составы формируются драфтом на игровой день — вопрос снимается, иначе это ошибка в составах.</w:t>
+            </w:r>
+          </w:p>
+        </w:tc>
+        <w:tc>
+          <w:tcPr>
+            <w:tcW w:type="dxa" w:w="5350"/>
+            <w:tcBorders>
+              <w:top w:val="single" w:color="C7CBDC" w:sz="4"/>
+              <w:left w:val="single" w:color="C7CBDC" w:sz="4"/>
+              <w:bottom w:val="single" w:color="C7CBDC" w:sz="4"/>
+              <w:right w:val="single" w:color="C7CBDC" w:sz="4"/>
+            </w:tcBorders>
+            <w:tcMar>
+              <w:top w:type="dxa" w:w="60"/>
+              <w:left w:type="dxa" w:w="90"/>
+              <w:bottom w:type="dxa" w:w="60"/>
+              <w:right w:type="dxa" w:w="90"/>
+            </w:tcMar>
+            <w:vAlign w:val="top"/>
+          </w:tcPr>
+          <w:p>
+            <w:pPr>
+              <w:spacing w:after="0" w:before="0"/>
+            </w:pPr>
+            <w:r>
+              <w:rPr>
+                <w:rFonts w:ascii="Calibri" w:cs="Calibri" w:eastAsia="Calibri" w:hAnsi="Calibri"/>
+                <w:b w:val="false"/>
+                <w:bCs w:val="false"/>
+                <w:i w:val="false"/>
+                <w:iCs w:val="false"/>
+                <w:color w:val="1A1F36"/>
+                <w:sz w:val="18"/>
+                <w:szCs w:val="18"/>
+              </w:rPr>
+              <w:t xml:space="preserve"/>
             </w:r>
           </w:p>
         </w:tc>
@@ -8928,7 +10359,7 @@
     </w:p>
     <w:tbl>
       <w:tblPr>
-        <w:tblW w:type="dxa" w:w="9300"/>
+        <w:tblW w:type="dxa" w:w="15250"/>
         <w:tblBorders>
           <w:top w:val="single" w:color="auto" w:sz="4"/>
           <w:left w:val="single" w:color="auto" w:sz="4"/>
@@ -8940,9 +10371,10 @@
       </w:tblPr>
       <w:tblGrid>
         <w:gridCol w:w="800"/>
-        <w:gridCol w:w="2600"/>
-        <w:gridCol w:w="2300"/>
-        <w:gridCol w:w="3600"/>
+        <w:gridCol w:w="2500"/>
+        <w:gridCol w:w="2200"/>
+        <w:gridCol w:w="4400"/>
+        <w:gridCol w:w="5350"/>
       </w:tblGrid>
       <w:tr>
         <w:trPr>
@@ -8987,7 +10419,7 @@
         </w:tc>
         <w:tc>
           <w:tcPr>
-            <w:tcW w:type="dxa" w:w="2600"/>
+            <w:tcW w:type="dxa" w:w="2500"/>
             <w:tcBorders>
               <w:top w:val="single" w:color="C7CBDC" w:sz="4"/>
               <w:left w:val="single" w:color="C7CBDC" w:sz="4"/>
@@ -9024,7 +10456,7 @@
         </w:tc>
         <w:tc>
           <w:tcPr>
-            <w:tcW w:type="dxa" w:w="2300"/>
+            <w:tcW w:type="dxa" w:w="2200"/>
             <w:tcBorders>
               <w:top w:val="single" w:color="C7CBDC" w:sz="4"/>
               <w:left w:val="single" w:color="C7CBDC" w:sz="4"/>
@@ -9061,7 +10493,7 @@
         </w:tc>
         <w:tc>
           <w:tcPr>
-            <w:tcW w:type="dxa" w:w="3600"/>
+            <w:tcW w:type="dxa" w:w="4400"/>
             <w:tcBorders>
               <w:top w:val="single" w:color="C7CBDC" w:sz="4"/>
               <w:left w:val="single" w:color="C7CBDC" w:sz="4"/>
@@ -9096,6 +10528,61 @@
             </w:r>
           </w:p>
         </w:tc>
+        <w:tc>
+          <w:tcPr>
+            <w:tcW w:type="dxa" w:w="5350"/>
+            <w:tcBorders>
+              <w:top w:val="single" w:color="C7CBDC" w:sz="4"/>
+              <w:left w:val="single" w:color="C7CBDC" w:sz="4"/>
+              <w:bottom w:val="single" w:color="C7CBDC" w:sz="4"/>
+              <w:right w:val="single" w:color="C7CBDC" w:sz="4"/>
+            </w:tcBorders>
+            <w:shd w:fill="EEF0F7" w:color="auto" w:val="clear"/>
+            <w:tcMar>
+              <w:top w:type="dxa" w:w="60"/>
+              <w:left w:type="dxa" w:w="90"/>
+              <w:bottom w:type="dxa" w:w="60"/>
+              <w:right w:type="dxa" w:w="90"/>
+            </w:tcMar>
+            <w:vAlign w:val="top"/>
+          </w:tcPr>
+          <w:p>
+            <w:pPr>
+              <w:spacing w:after="20" w:before="0"/>
+            </w:pPr>
+            <w:r>
+              <w:rPr>
+                <w:rFonts w:ascii="Calibri" w:cs="Calibri" w:eastAsia="Calibri" w:hAnsi="Calibri"/>
+                <w:b/>
+                <w:bCs/>
+                <w:i w:val="false"/>
+                <w:iCs w:val="false"/>
+                <w:color w:val="1A1F36"/>
+                <w:sz w:val="18"/>
+                <w:szCs w:val="18"/>
+              </w:rPr>
+              <w:t xml:space="preserve">Решение организатора</w:t>
+            </w:r>
+          </w:p>
+          <w:p>
+            <w:pPr>
+              <w:spacing w:after="0" w:before="0"/>
+            </w:pPr>
+            <w:r>
+              <w:rPr>
+                <w:rFonts w:ascii="Calibri" w:cs="Calibri" w:eastAsia="Calibri" w:hAnsi="Calibri"/>
+                <w:b w:val="false"/>
+                <w:bCs w:val="false"/>
+                <w:i/>
+                <w:iCs/>
+                <w:color w:val="5A5F7A"/>
+                <w:sz w:val="14"/>
+                <w:szCs w:val="14"/>
+              </w:rPr>
+              <w:t xml:space="preserve">как исправляем или почему верно как есть</w:t>
+            </w:r>
+          </w:p>
+        </w:tc>
       </w:tr>
       <w:tr>
         <w:tc>
@@ -9136,7 +10623,7 @@
         </w:tc>
         <w:tc>
           <w:tcPr>
-            <w:tcW w:type="dxa" w:w="2600"/>
+            <w:tcW w:type="dxa" w:w="2500"/>
             <w:tcBorders>
               <w:top w:val="single" w:color="C7CBDC" w:sz="4"/>
               <w:left w:val="single" w:color="C7CBDC" w:sz="4"/>
@@ -9172,7 +10659,7 @@
         </w:tc>
         <w:tc>
           <w:tcPr>
-            <w:tcW w:type="dxa" w:w="2300"/>
+            <w:tcW w:type="dxa" w:w="2200"/>
             <w:tcBorders>
               <w:top w:val="single" w:color="C7CBDC" w:sz="4"/>
               <w:left w:val="single" w:color="C7CBDC" w:sz="4"/>
@@ -9208,7 +10695,7 @@
         </w:tc>
         <w:tc>
           <w:tcPr>
-            <w:tcW w:type="dxa" w:w="3600"/>
+            <w:tcW w:type="dxa" w:w="4400"/>
             <w:tcBorders>
               <w:top w:val="single" w:color="C7CBDC" w:sz="4"/>
               <w:left w:val="single" w:color="C7CBDC" w:sz="4"/>
@@ -9239,6 +10726,42 @@
                 <w:szCs w:val="18"/>
               </w:rPr>
               <w:t xml:space="preserve">У «Бамбуркин Владимир Васильевич» («Сармат») не указан игровой номер — в 1 матчах: стр. 166.</w:t>
+            </w:r>
+          </w:p>
+        </w:tc>
+        <w:tc>
+          <w:tcPr>
+            <w:tcW w:type="dxa" w:w="5350"/>
+            <w:tcBorders>
+              <w:top w:val="single" w:color="C7CBDC" w:sz="4"/>
+              <w:left w:val="single" w:color="C7CBDC" w:sz="4"/>
+              <w:bottom w:val="single" w:color="C7CBDC" w:sz="4"/>
+              <w:right w:val="single" w:color="C7CBDC" w:sz="4"/>
+            </w:tcBorders>
+            <w:tcMar>
+              <w:top w:type="dxa" w:w="60"/>
+              <w:left w:type="dxa" w:w="90"/>
+              <w:bottom w:type="dxa" w:w="60"/>
+              <w:right w:type="dxa" w:w="90"/>
+            </w:tcMar>
+            <w:vAlign w:val="top"/>
+          </w:tcPr>
+          <w:p>
+            <w:pPr>
+              <w:spacing w:after="0" w:before="0"/>
+            </w:pPr>
+            <w:r>
+              <w:rPr>
+                <w:rFonts w:ascii="Calibri" w:cs="Calibri" w:eastAsia="Calibri" w:hAnsi="Calibri"/>
+                <w:b w:val="false"/>
+                <w:bCs w:val="false"/>
+                <w:i w:val="false"/>
+                <w:iCs w:val="false"/>
+                <w:color w:val="1A1F36"/>
+                <w:sz w:val="18"/>
+                <w:szCs w:val="18"/>
+              </w:rPr>
+              <w:t xml:space="preserve"/>
             </w:r>
           </w:p>
         </w:tc>
@@ -9283,7 +10806,7 @@
         </w:tc>
         <w:tc>
           <w:tcPr>
-            <w:tcW w:type="dxa" w:w="2600"/>
+            <w:tcW w:type="dxa" w:w="2500"/>
             <w:tcBorders>
               <w:top w:val="single" w:color="C7CBDC" w:sz="4"/>
               <w:left w:val="single" w:color="C7CBDC" w:sz="4"/>
@@ -9320,7 +10843,7 @@
         </w:tc>
         <w:tc>
           <w:tcPr>
-            <w:tcW w:type="dxa" w:w="2300"/>
+            <w:tcW w:type="dxa" w:w="2200"/>
             <w:tcBorders>
               <w:top w:val="single" w:color="C7CBDC" w:sz="4"/>
               <w:left w:val="single" w:color="C7CBDC" w:sz="4"/>
@@ -9357,7 +10880,7 @@
         </w:tc>
         <w:tc>
           <w:tcPr>
-            <w:tcW w:type="dxa" w:w="3600"/>
+            <w:tcW w:type="dxa" w:w="4400"/>
             <w:tcBorders>
               <w:top w:val="single" w:color="C7CBDC" w:sz="4"/>
               <w:left w:val="single" w:color="C7CBDC" w:sz="4"/>
@@ -9389,6 +10912,42 @@
                 <w:szCs w:val="18"/>
               </w:rPr>
               <w:t xml:space="preserve">У «Бамбуркин Владимир Васильевич» («Спортдепо») не указан игровой номер — в 5 матчах: стр. 16, стр. 31, стр. 181, стр. 226, стр. 241.</w:t>
+            </w:r>
+          </w:p>
+        </w:tc>
+        <w:tc>
+          <w:tcPr>
+            <w:tcW w:type="dxa" w:w="5350"/>
+            <w:tcBorders>
+              <w:top w:val="single" w:color="C7CBDC" w:sz="4"/>
+              <w:left w:val="single" w:color="C7CBDC" w:sz="4"/>
+              <w:bottom w:val="single" w:color="C7CBDC" w:sz="4"/>
+              <w:right w:val="single" w:color="C7CBDC" w:sz="4"/>
+            </w:tcBorders>
+            <w:tcMar>
+              <w:top w:type="dxa" w:w="60"/>
+              <w:left w:type="dxa" w:w="90"/>
+              <w:bottom w:type="dxa" w:w="60"/>
+              <w:right w:type="dxa" w:w="90"/>
+            </w:tcMar>
+            <w:vAlign w:val="top"/>
+          </w:tcPr>
+          <w:p>
+            <w:pPr>
+              <w:spacing w:after="0" w:before="0"/>
+            </w:pPr>
+            <w:r>
+              <w:rPr>
+                <w:rFonts w:ascii="Calibri" w:cs="Calibri" w:eastAsia="Calibri" w:hAnsi="Calibri"/>
+                <w:b w:val="false"/>
+                <w:bCs w:val="false"/>
+                <w:i w:val="false"/>
+                <w:iCs w:val="false"/>
+                <w:color w:val="1A1F36"/>
+                <w:sz w:val="18"/>
+                <w:szCs w:val="18"/>
+              </w:rPr>
+              <w:t xml:space="preserve"/>
             </w:r>
           </w:p>
         </w:tc>
@@ -9432,7 +10991,7 @@
         </w:tc>
         <w:tc>
           <w:tcPr>
-            <w:tcW w:type="dxa" w:w="2600"/>
+            <w:tcW w:type="dxa" w:w="2500"/>
             <w:tcBorders>
               <w:top w:val="single" w:color="C7CBDC" w:sz="4"/>
               <w:left w:val="single" w:color="C7CBDC" w:sz="4"/>
@@ -9468,7 +11027,7 @@
         </w:tc>
         <w:tc>
           <w:tcPr>
-            <w:tcW w:type="dxa" w:w="2300"/>
+            <w:tcW w:type="dxa" w:w="2200"/>
             <w:tcBorders>
               <w:top w:val="single" w:color="C7CBDC" w:sz="4"/>
               <w:left w:val="single" w:color="C7CBDC" w:sz="4"/>
@@ -9504,7 +11063,7 @@
         </w:tc>
         <w:tc>
           <w:tcPr>
-            <w:tcW w:type="dxa" w:w="3600"/>
+            <w:tcW w:type="dxa" w:w="4400"/>
             <w:tcBorders>
               <w:top w:val="single" w:color="C7CBDC" w:sz="4"/>
               <w:left w:val="single" w:color="C7CBDC" w:sz="4"/>
@@ -9535,6 +11094,42 @@
                 <w:szCs w:val="18"/>
               </w:rPr>
               <w:t xml:space="preserve">В составе «Айсфокс» номер №11 у двух игроков: Железнов Игорь Владимирович, Соболев Дмитрий Александрович — в 1 матчах: стр. 106.</w:t>
+            </w:r>
+          </w:p>
+        </w:tc>
+        <w:tc>
+          <w:tcPr>
+            <w:tcW w:type="dxa" w:w="5350"/>
+            <w:tcBorders>
+              <w:top w:val="single" w:color="C7CBDC" w:sz="4"/>
+              <w:left w:val="single" w:color="C7CBDC" w:sz="4"/>
+              <w:bottom w:val="single" w:color="C7CBDC" w:sz="4"/>
+              <w:right w:val="single" w:color="C7CBDC" w:sz="4"/>
+            </w:tcBorders>
+            <w:tcMar>
+              <w:top w:type="dxa" w:w="60"/>
+              <w:left w:type="dxa" w:w="90"/>
+              <w:bottom w:type="dxa" w:w="60"/>
+              <w:right w:type="dxa" w:w="90"/>
+            </w:tcMar>
+            <w:vAlign w:val="top"/>
+          </w:tcPr>
+          <w:p>
+            <w:pPr>
+              <w:spacing w:after="0" w:before="0"/>
+            </w:pPr>
+            <w:r>
+              <w:rPr>
+                <w:rFonts w:ascii="Calibri" w:cs="Calibri" w:eastAsia="Calibri" w:hAnsi="Calibri"/>
+                <w:b w:val="false"/>
+                <w:bCs w:val="false"/>
+                <w:i w:val="false"/>
+                <w:iCs w:val="false"/>
+                <w:color w:val="1A1F36"/>
+                <w:sz w:val="18"/>
+                <w:szCs w:val="18"/>
+              </w:rPr>
+              <w:t xml:space="preserve"/>
             </w:r>
           </w:p>
         </w:tc>
@@ -9579,7 +11174,7 @@
         </w:tc>
         <w:tc>
           <w:tcPr>
-            <w:tcW w:type="dxa" w:w="2600"/>
+            <w:tcW w:type="dxa" w:w="2500"/>
             <w:tcBorders>
               <w:top w:val="single" w:color="C7CBDC" w:sz="4"/>
               <w:left w:val="single" w:color="C7CBDC" w:sz="4"/>
@@ -9616,7 +11211,7 @@
         </w:tc>
         <w:tc>
           <w:tcPr>
-            <w:tcW w:type="dxa" w:w="2300"/>
+            <w:tcW w:type="dxa" w:w="2200"/>
             <w:tcBorders>
               <w:top w:val="single" w:color="C7CBDC" w:sz="4"/>
               <w:left w:val="single" w:color="C7CBDC" w:sz="4"/>
@@ -9653,7 +11248,7 @@
         </w:tc>
         <w:tc>
           <w:tcPr>
-            <w:tcW w:type="dxa" w:w="3600"/>
+            <w:tcW w:type="dxa" w:w="4400"/>
             <w:tcBorders>
               <w:top w:val="single" w:color="C7CBDC" w:sz="4"/>
               <w:left w:val="single" w:color="C7CBDC" w:sz="4"/>
@@ -9685,6 +11280,42 @@
                 <w:szCs w:val="18"/>
               </w:rPr>
               <w:t xml:space="preserve">В составе «Факел» номер №11 у двух игроков: Железнов Игорь Владимирович, Соболев Дмитрий Александрович — в 5 матчах: стр. 1, стр. 61, стр. 121, стр. 256, стр. 271.</w:t>
+            </w:r>
+          </w:p>
+        </w:tc>
+        <w:tc>
+          <w:tcPr>
+            <w:tcW w:type="dxa" w:w="5350"/>
+            <w:tcBorders>
+              <w:top w:val="single" w:color="C7CBDC" w:sz="4"/>
+              <w:left w:val="single" w:color="C7CBDC" w:sz="4"/>
+              <w:bottom w:val="single" w:color="C7CBDC" w:sz="4"/>
+              <w:right w:val="single" w:color="C7CBDC" w:sz="4"/>
+            </w:tcBorders>
+            <w:tcMar>
+              <w:top w:type="dxa" w:w="60"/>
+              <w:left w:type="dxa" w:w="90"/>
+              <w:bottom w:type="dxa" w:w="60"/>
+              <w:right w:type="dxa" w:w="90"/>
+            </w:tcMar>
+            <w:vAlign w:val="top"/>
+          </w:tcPr>
+          <w:p>
+            <w:pPr>
+              <w:spacing w:after="0" w:before="0"/>
+            </w:pPr>
+            <w:r>
+              <w:rPr>
+                <w:rFonts w:ascii="Calibri" w:cs="Calibri" w:eastAsia="Calibri" w:hAnsi="Calibri"/>
+                <w:b w:val="false"/>
+                <w:bCs w:val="false"/>
+                <w:i w:val="false"/>
+                <w:iCs w:val="false"/>
+                <w:color w:val="1A1F36"/>
+                <w:sz w:val="18"/>
+                <w:szCs w:val="18"/>
+              </w:rPr>
+              <w:t xml:space="preserve"/>
             </w:r>
           </w:p>
         </w:tc>
@@ -9728,7 +11359,7 @@
         </w:tc>
         <w:tc>
           <w:tcPr>
-            <w:tcW w:type="dxa" w:w="2600"/>
+            <w:tcW w:type="dxa" w:w="2500"/>
             <w:tcBorders>
               <w:top w:val="single" w:color="C7CBDC" w:sz="4"/>
               <w:left w:val="single" w:color="C7CBDC" w:sz="4"/>
@@ -9764,7 +11395,7 @@
         </w:tc>
         <w:tc>
           <w:tcPr>
-            <w:tcW w:type="dxa" w:w="2300"/>
+            <w:tcW w:type="dxa" w:w="2200"/>
             <w:tcBorders>
               <w:top w:val="single" w:color="C7CBDC" w:sz="4"/>
               <w:left w:val="single" w:color="C7CBDC" w:sz="4"/>
@@ -9800,7 +11431,7 @@
         </w:tc>
         <w:tc>
           <w:tcPr>
-            <w:tcW w:type="dxa" w:w="3600"/>
+            <w:tcW w:type="dxa" w:w="4400"/>
             <w:tcBorders>
               <w:top w:val="single" w:color="C7CBDC" w:sz="4"/>
               <w:left w:val="single" w:color="C7CBDC" w:sz="4"/>
@@ -9831,6 +11462,42 @@
                 <w:szCs w:val="18"/>
               </w:rPr>
               <w:t xml:space="preserve">В составе «Штурм» номер №11 у двух игроков: Железнов Игорь Владимирович, Соболев Дмитрий Александрович — в 1 матчах: стр. 46.</w:t>
+            </w:r>
+          </w:p>
+        </w:tc>
+        <w:tc>
+          <w:tcPr>
+            <w:tcW w:type="dxa" w:w="5350"/>
+            <w:tcBorders>
+              <w:top w:val="single" w:color="C7CBDC" w:sz="4"/>
+              <w:left w:val="single" w:color="C7CBDC" w:sz="4"/>
+              <w:bottom w:val="single" w:color="C7CBDC" w:sz="4"/>
+              <w:right w:val="single" w:color="C7CBDC" w:sz="4"/>
+            </w:tcBorders>
+            <w:tcMar>
+              <w:top w:type="dxa" w:w="60"/>
+              <w:left w:type="dxa" w:w="90"/>
+              <w:bottom w:type="dxa" w:w="60"/>
+              <w:right w:type="dxa" w:w="90"/>
+            </w:tcMar>
+            <w:vAlign w:val="top"/>
+          </w:tcPr>
+          <w:p>
+            <w:pPr>
+              <w:spacing w:after="0" w:before="0"/>
+            </w:pPr>
+            <w:r>
+              <w:rPr>
+                <w:rFonts w:ascii="Calibri" w:cs="Calibri" w:eastAsia="Calibri" w:hAnsi="Calibri"/>
+                <w:b w:val="false"/>
+                <w:bCs w:val="false"/>
+                <w:i w:val="false"/>
+                <w:iCs w:val="false"/>
+                <w:color w:val="1A1F36"/>
+                <w:sz w:val="18"/>
+                <w:szCs w:val="18"/>
+              </w:rPr>
+              <w:t xml:space="preserve"/>
             </w:r>
           </w:p>
         </w:tc>
@@ -9875,7 +11542,7 @@
         </w:tc>
         <w:tc>
           <w:tcPr>
-            <w:tcW w:type="dxa" w:w="2600"/>
+            <w:tcW w:type="dxa" w:w="2500"/>
             <w:tcBorders>
               <w:top w:val="single" w:color="C7CBDC" w:sz="4"/>
               <w:left w:val="single" w:color="C7CBDC" w:sz="4"/>
@@ -9912,7 +11579,7 @@
         </w:tc>
         <w:tc>
           <w:tcPr>
-            <w:tcW w:type="dxa" w:w="2300"/>
+            <w:tcW w:type="dxa" w:w="2200"/>
             <w:tcBorders>
               <w:top w:val="single" w:color="C7CBDC" w:sz="4"/>
               <w:left w:val="single" w:color="C7CBDC" w:sz="4"/>
@@ -9949,7 +11616,7 @@
         </w:tc>
         <w:tc>
           <w:tcPr>
-            <w:tcW w:type="dxa" w:w="3600"/>
+            <w:tcW w:type="dxa" w:w="4400"/>
             <w:tcBorders>
               <w:top w:val="single" w:color="C7CBDC" w:sz="4"/>
               <w:left w:val="single" w:color="C7CBDC" w:sz="4"/>
@@ -9981,6 +11648,42 @@
                 <w:szCs w:val="18"/>
               </w:rPr>
               <w:t xml:space="preserve">В стр. 46, стр. 61 составы команд «Факел» и «Штурм» стоят не у тех команд: те же игроки в остальных матчах записаны наоборот. Уточнить, кто за кого играл.</w:t>
+            </w:r>
+          </w:p>
+        </w:tc>
+        <w:tc>
+          <w:tcPr>
+            <w:tcW w:type="dxa" w:w="5350"/>
+            <w:tcBorders>
+              <w:top w:val="single" w:color="C7CBDC" w:sz="4"/>
+              <w:left w:val="single" w:color="C7CBDC" w:sz="4"/>
+              <w:bottom w:val="single" w:color="C7CBDC" w:sz="4"/>
+              <w:right w:val="single" w:color="C7CBDC" w:sz="4"/>
+            </w:tcBorders>
+            <w:tcMar>
+              <w:top w:type="dxa" w:w="60"/>
+              <w:left w:type="dxa" w:w="90"/>
+              <w:bottom w:type="dxa" w:w="60"/>
+              <w:right w:type="dxa" w:w="90"/>
+            </w:tcMar>
+            <w:vAlign w:val="top"/>
+          </w:tcPr>
+          <w:p>
+            <w:pPr>
+              <w:spacing w:after="0" w:before="0"/>
+            </w:pPr>
+            <w:r>
+              <w:rPr>
+                <w:rFonts w:ascii="Calibri" w:cs="Calibri" w:eastAsia="Calibri" w:hAnsi="Calibri"/>
+                <w:b w:val="false"/>
+                <w:bCs w:val="false"/>
+                <w:i w:val="false"/>
+                <w:iCs w:val="false"/>
+                <w:color w:val="1A1F36"/>
+                <w:sz w:val="18"/>
+                <w:szCs w:val="18"/>
+              </w:rPr>
+              <w:t xml:space="preserve"/>
             </w:r>
           </w:p>
         </w:tc>
@@ -10024,7 +11727,7 @@
         </w:tc>
         <w:tc>
           <w:tcPr>
-            <w:tcW w:type="dxa" w:w="2600"/>
+            <w:tcW w:type="dxa" w:w="2500"/>
             <w:tcBorders>
               <w:top w:val="single" w:color="C7CBDC" w:sz="4"/>
               <w:left w:val="single" w:color="C7CBDC" w:sz="4"/>
@@ -10060,7 +11763,7 @@
         </w:tc>
         <w:tc>
           <w:tcPr>
-            <w:tcW w:type="dxa" w:w="2300"/>
+            <w:tcW w:type="dxa" w:w="2200"/>
             <w:tcBorders>
               <w:top w:val="single" w:color="C7CBDC" w:sz="4"/>
               <w:left w:val="single" w:color="C7CBDC" w:sz="4"/>
@@ -10096,7 +11799,7 @@
         </w:tc>
         <w:tc>
           <w:tcPr>
-            <w:tcW w:type="dxa" w:w="3600"/>
+            <w:tcW w:type="dxa" w:w="4400"/>
             <w:tcBorders>
               <w:top w:val="single" w:color="C7CBDC" w:sz="4"/>
               <w:left w:val="single" w:color="C7CBDC" w:sz="4"/>
@@ -10127,6 +11830,42 @@
                 <w:szCs w:val="18"/>
               </w:rPr>
               <w:t xml:space="preserve">В стр. 76, стр. 91 составы команд «Айсфокс» и «Сармат» стоят не у тех команд: те же игроки в остальных матчах записаны наоборот. Уточнить, кто за кого играл.</w:t>
+            </w:r>
+          </w:p>
+        </w:tc>
+        <w:tc>
+          <w:tcPr>
+            <w:tcW w:type="dxa" w:w="5350"/>
+            <w:tcBorders>
+              <w:top w:val="single" w:color="C7CBDC" w:sz="4"/>
+              <w:left w:val="single" w:color="C7CBDC" w:sz="4"/>
+              <w:bottom w:val="single" w:color="C7CBDC" w:sz="4"/>
+              <w:right w:val="single" w:color="C7CBDC" w:sz="4"/>
+            </w:tcBorders>
+            <w:tcMar>
+              <w:top w:type="dxa" w:w="60"/>
+              <w:left w:type="dxa" w:w="90"/>
+              <w:bottom w:type="dxa" w:w="60"/>
+              <w:right w:type="dxa" w:w="90"/>
+            </w:tcMar>
+            <w:vAlign w:val="top"/>
+          </w:tcPr>
+          <w:p>
+            <w:pPr>
+              <w:spacing w:after="0" w:before="0"/>
+            </w:pPr>
+            <w:r>
+              <w:rPr>
+                <w:rFonts w:ascii="Calibri" w:cs="Calibri" w:eastAsia="Calibri" w:hAnsi="Calibri"/>
+                <w:b w:val="false"/>
+                <w:bCs w:val="false"/>
+                <w:i w:val="false"/>
+                <w:iCs w:val="false"/>
+                <w:color w:val="1A1F36"/>
+                <w:sz w:val="18"/>
+                <w:szCs w:val="18"/>
+              </w:rPr>
+              <w:t xml:space="preserve"/>
             </w:r>
           </w:p>
         </w:tc>
@@ -10171,7 +11910,7 @@
         </w:tc>
         <w:tc>
           <w:tcPr>
-            <w:tcW w:type="dxa" w:w="2600"/>
+            <w:tcW w:type="dxa" w:w="2500"/>
             <w:tcBorders>
               <w:top w:val="single" w:color="C7CBDC" w:sz="4"/>
               <w:left w:val="single" w:color="C7CBDC" w:sz="4"/>
@@ -10208,7 +11947,7 @@
         </w:tc>
         <w:tc>
           <w:tcPr>
-            <w:tcW w:type="dxa" w:w="2300"/>
+            <w:tcW w:type="dxa" w:w="2200"/>
             <w:tcBorders>
               <w:top w:val="single" w:color="C7CBDC" w:sz="4"/>
               <w:left w:val="single" w:color="C7CBDC" w:sz="4"/>
@@ -10245,7 +11984,7 @@
         </w:tc>
         <w:tc>
           <w:tcPr>
-            <w:tcW w:type="dxa" w:w="3600"/>
+            <w:tcW w:type="dxa" w:w="4400"/>
             <w:tcBorders>
               <w:top w:val="single" w:color="C7CBDC" w:sz="4"/>
               <w:left w:val="single" w:color="C7CBDC" w:sz="4"/>
@@ -10277,6 +12016,42 @@
                 <w:szCs w:val="18"/>
               </w:rPr>
               <w:t xml:space="preserve">В стр. 106 составы команд «Айсфокс» и «Факел» стоят не у тех команд: те же игроки в остальных матчах записаны наоборот. Уточнить, кто за кого играл.</w:t>
+            </w:r>
+          </w:p>
+        </w:tc>
+        <w:tc>
+          <w:tcPr>
+            <w:tcW w:type="dxa" w:w="5350"/>
+            <w:tcBorders>
+              <w:top w:val="single" w:color="C7CBDC" w:sz="4"/>
+              <w:left w:val="single" w:color="C7CBDC" w:sz="4"/>
+              <w:bottom w:val="single" w:color="C7CBDC" w:sz="4"/>
+              <w:right w:val="single" w:color="C7CBDC" w:sz="4"/>
+            </w:tcBorders>
+            <w:tcMar>
+              <w:top w:type="dxa" w:w="60"/>
+              <w:left w:type="dxa" w:w="90"/>
+              <w:bottom w:type="dxa" w:w="60"/>
+              <w:right w:type="dxa" w:w="90"/>
+            </w:tcMar>
+            <w:vAlign w:val="top"/>
+          </w:tcPr>
+          <w:p>
+            <w:pPr>
+              <w:spacing w:after="0" w:before="0"/>
+            </w:pPr>
+            <w:r>
+              <w:rPr>
+                <w:rFonts w:ascii="Calibri" w:cs="Calibri" w:eastAsia="Calibri" w:hAnsi="Calibri"/>
+                <w:b w:val="false"/>
+                <w:bCs w:val="false"/>
+                <w:i w:val="false"/>
+                <w:iCs w:val="false"/>
+                <w:color w:val="1A1F36"/>
+                <w:sz w:val="18"/>
+                <w:szCs w:val="18"/>
+              </w:rPr>
+              <w:t xml:space="preserve"/>
             </w:r>
           </w:p>
         </w:tc>
@@ -10320,7 +12095,7 @@
         </w:tc>
         <w:tc>
           <w:tcPr>
-            <w:tcW w:type="dxa" w:w="2600"/>
+            <w:tcW w:type="dxa" w:w="2500"/>
             <w:tcBorders>
               <w:top w:val="single" w:color="C7CBDC" w:sz="4"/>
               <w:left w:val="single" w:color="C7CBDC" w:sz="4"/>
@@ -10356,7 +12131,7 @@
         </w:tc>
         <w:tc>
           <w:tcPr>
-            <w:tcW w:type="dxa" w:w="2300"/>
+            <w:tcW w:type="dxa" w:w="2200"/>
             <w:tcBorders>
               <w:top w:val="single" w:color="C7CBDC" w:sz="4"/>
               <w:left w:val="single" w:color="C7CBDC" w:sz="4"/>
@@ -10392,7 +12167,7 @@
         </w:tc>
         <w:tc>
           <w:tcPr>
-            <w:tcW w:type="dxa" w:w="3600"/>
+            <w:tcW w:type="dxa" w:w="4400"/>
             <w:tcBorders>
               <w:top w:val="single" w:color="C7CBDC" w:sz="4"/>
               <w:left w:val="single" w:color="C7CBDC" w:sz="4"/>
@@ -10423,6 +12198,42 @@
                 <w:szCs w:val="18"/>
               </w:rPr>
               <w:t xml:space="preserve">В стр. 136, стр. 151 составы команд «Айсфокс» и «Штурм» стоят не у тех команд: те же игроки в остальных матчах записаны наоборот. Уточнить, кто за кого играл.</w:t>
+            </w:r>
+          </w:p>
+        </w:tc>
+        <w:tc>
+          <w:tcPr>
+            <w:tcW w:type="dxa" w:w="5350"/>
+            <w:tcBorders>
+              <w:top w:val="single" w:color="C7CBDC" w:sz="4"/>
+              <w:left w:val="single" w:color="C7CBDC" w:sz="4"/>
+              <w:bottom w:val="single" w:color="C7CBDC" w:sz="4"/>
+              <w:right w:val="single" w:color="C7CBDC" w:sz="4"/>
+            </w:tcBorders>
+            <w:tcMar>
+              <w:top w:type="dxa" w:w="60"/>
+              <w:left w:type="dxa" w:w="90"/>
+              <w:bottom w:type="dxa" w:w="60"/>
+              <w:right w:type="dxa" w:w="90"/>
+            </w:tcMar>
+            <w:vAlign w:val="top"/>
+          </w:tcPr>
+          <w:p>
+            <w:pPr>
+              <w:spacing w:after="0" w:before="0"/>
+            </w:pPr>
+            <w:r>
+              <w:rPr>
+                <w:rFonts w:ascii="Calibri" w:cs="Calibri" w:eastAsia="Calibri" w:hAnsi="Calibri"/>
+                <w:b w:val="false"/>
+                <w:bCs w:val="false"/>
+                <w:i w:val="false"/>
+                <w:iCs w:val="false"/>
+                <w:color w:val="1A1F36"/>
+                <w:sz w:val="18"/>
+                <w:szCs w:val="18"/>
+              </w:rPr>
+              <w:t xml:space="preserve"/>
             </w:r>
           </w:p>
         </w:tc>
@@ -10467,7 +12278,7 @@
         </w:tc>
         <w:tc>
           <w:tcPr>
-            <w:tcW w:type="dxa" w:w="2600"/>
+            <w:tcW w:type="dxa" w:w="2500"/>
             <w:tcBorders>
               <w:top w:val="single" w:color="C7CBDC" w:sz="4"/>
               <w:left w:val="single" w:color="C7CBDC" w:sz="4"/>
@@ -10504,7 +12315,7 @@
         </w:tc>
         <w:tc>
           <w:tcPr>
-            <w:tcW w:type="dxa" w:w="2300"/>
+            <w:tcW w:type="dxa" w:w="2200"/>
             <w:tcBorders>
               <w:top w:val="single" w:color="C7CBDC" w:sz="4"/>
               <w:left w:val="single" w:color="C7CBDC" w:sz="4"/>
@@ -10541,7 +12352,7 @@
         </w:tc>
         <w:tc>
           <w:tcPr>
-            <w:tcW w:type="dxa" w:w="3600"/>
+            <w:tcW w:type="dxa" w:w="4400"/>
             <w:tcBorders>
               <w:top w:val="single" w:color="C7CBDC" w:sz="4"/>
               <w:left w:val="single" w:color="C7CBDC" w:sz="4"/>
@@ -10573,6 +12384,42 @@
                 <w:szCs w:val="18"/>
               </w:rPr>
               <w:t xml:space="preserve">В стр. 166 составы команд «Сармат» и «Спортдепо» стоят не у тех команд: те же игроки в остальных матчах записаны наоборот. Уточнить, кто за кого играл.</w:t>
+            </w:r>
+          </w:p>
+        </w:tc>
+        <w:tc>
+          <w:tcPr>
+            <w:tcW w:type="dxa" w:w="5350"/>
+            <w:tcBorders>
+              <w:top w:val="single" w:color="C7CBDC" w:sz="4"/>
+              <w:left w:val="single" w:color="C7CBDC" w:sz="4"/>
+              <w:bottom w:val="single" w:color="C7CBDC" w:sz="4"/>
+              <w:right w:val="single" w:color="C7CBDC" w:sz="4"/>
+            </w:tcBorders>
+            <w:tcMar>
+              <w:top w:type="dxa" w:w="60"/>
+              <w:left w:type="dxa" w:w="90"/>
+              <w:bottom w:type="dxa" w:w="60"/>
+              <w:right w:type="dxa" w:w="90"/>
+            </w:tcMar>
+            <w:vAlign w:val="top"/>
+          </w:tcPr>
+          <w:p>
+            <w:pPr>
+              <w:spacing w:after="0" w:before="0"/>
+            </w:pPr>
+            <w:r>
+              <w:rPr>
+                <w:rFonts w:ascii="Calibri" w:cs="Calibri" w:eastAsia="Calibri" w:hAnsi="Calibri"/>
+                <w:b w:val="false"/>
+                <w:bCs w:val="false"/>
+                <w:i w:val="false"/>
+                <w:iCs w:val="false"/>
+                <w:color w:val="1A1F36"/>
+                <w:sz w:val="18"/>
+                <w:szCs w:val="18"/>
+              </w:rPr>
+              <w:t xml:space="preserve"/>
             </w:r>
           </w:p>
         </w:tc>
@@ -10616,7 +12463,7 @@
         </w:tc>
         <w:tc>
           <w:tcPr>
-            <w:tcW w:type="dxa" w:w="2600"/>
+            <w:tcW w:type="dxa" w:w="2500"/>
             <w:tcBorders>
               <w:top w:val="single" w:color="C7CBDC" w:sz="4"/>
               <w:left w:val="single" w:color="C7CBDC" w:sz="4"/>
@@ -10652,7 +12499,7 @@
         </w:tc>
         <w:tc>
           <w:tcPr>
-            <w:tcW w:type="dxa" w:w="2300"/>
+            <w:tcW w:type="dxa" w:w="2200"/>
             <w:tcBorders>
               <w:top w:val="single" w:color="C7CBDC" w:sz="4"/>
               <w:left w:val="single" w:color="C7CBDC" w:sz="4"/>
@@ -10688,7 +12535,7 @@
         </w:tc>
         <w:tc>
           <w:tcPr>
-            <w:tcW w:type="dxa" w:w="3600"/>
+            <w:tcW w:type="dxa" w:w="4400"/>
             <w:tcBorders>
               <w:top w:val="single" w:color="C7CBDC" w:sz="4"/>
               <w:left w:val="single" w:color="C7CBDC" w:sz="4"/>
@@ -10719,6 +12566,42 @@
                 <w:szCs w:val="18"/>
               </w:rPr>
               <w:t xml:space="preserve">В составе «Айсфокс» игрок записан как «1) Козлов Артем Владимирович» — в начале лишние символы. стр. 91.</w:t>
+            </w:r>
+          </w:p>
+        </w:tc>
+        <w:tc>
+          <w:tcPr>
+            <w:tcW w:type="dxa" w:w="5350"/>
+            <w:tcBorders>
+              <w:top w:val="single" w:color="C7CBDC" w:sz="4"/>
+              <w:left w:val="single" w:color="C7CBDC" w:sz="4"/>
+              <w:bottom w:val="single" w:color="C7CBDC" w:sz="4"/>
+              <w:right w:val="single" w:color="C7CBDC" w:sz="4"/>
+            </w:tcBorders>
+            <w:tcMar>
+              <w:top w:type="dxa" w:w="60"/>
+              <w:left w:type="dxa" w:w="90"/>
+              <w:bottom w:type="dxa" w:w="60"/>
+              <w:right w:type="dxa" w:w="90"/>
+            </w:tcMar>
+            <w:vAlign w:val="top"/>
+          </w:tcPr>
+          <w:p>
+            <w:pPr>
+              <w:spacing w:after="0" w:before="0"/>
+            </w:pPr>
+            <w:r>
+              <w:rPr>
+                <w:rFonts w:ascii="Calibri" w:cs="Calibri" w:eastAsia="Calibri" w:hAnsi="Calibri"/>
+                <w:b w:val="false"/>
+                <w:bCs w:val="false"/>
+                <w:i w:val="false"/>
+                <w:iCs w:val="false"/>
+                <w:color w:val="1A1F36"/>
+                <w:sz w:val="18"/>
+                <w:szCs w:val="18"/>
+              </w:rPr>
+              <w:t xml:space="preserve"/>
             </w:r>
           </w:p>
         </w:tc>
@@ -10763,7 +12646,7 @@
         </w:tc>
         <w:tc>
           <w:tcPr>
-            <w:tcW w:type="dxa" w:w="2600"/>
+            <w:tcW w:type="dxa" w:w="2500"/>
             <w:tcBorders>
               <w:top w:val="single" w:color="C7CBDC" w:sz="4"/>
               <w:left w:val="single" w:color="C7CBDC" w:sz="4"/>
@@ -10800,7 +12683,7 @@
         </w:tc>
         <w:tc>
           <w:tcPr>
-            <w:tcW w:type="dxa" w:w="2300"/>
+            <w:tcW w:type="dxa" w:w="2200"/>
             <w:tcBorders>
               <w:top w:val="single" w:color="C7CBDC" w:sz="4"/>
               <w:left w:val="single" w:color="C7CBDC" w:sz="4"/>
@@ -10837,7 +12720,7 @@
         </w:tc>
         <w:tc>
           <w:tcPr>
-            <w:tcW w:type="dxa" w:w="3600"/>
+            <w:tcW w:type="dxa" w:w="4400"/>
             <w:tcBorders>
               <w:top w:val="single" w:color="C7CBDC" w:sz="4"/>
               <w:left w:val="single" w:color="C7CBDC" w:sz="4"/>
@@ -10869,6 +12752,42 @@
                 <w:szCs w:val="18"/>
               </w:rPr>
               <w:t xml:space="preserve">В составе «Сармат» игрок записан как «1) Козлов Артем Владимирович» — в начале лишние символы. стр. 76.</w:t>
+            </w:r>
+          </w:p>
+        </w:tc>
+        <w:tc>
+          <w:tcPr>
+            <w:tcW w:type="dxa" w:w="5350"/>
+            <w:tcBorders>
+              <w:top w:val="single" w:color="C7CBDC" w:sz="4"/>
+              <w:left w:val="single" w:color="C7CBDC" w:sz="4"/>
+              <w:bottom w:val="single" w:color="C7CBDC" w:sz="4"/>
+              <w:right w:val="single" w:color="C7CBDC" w:sz="4"/>
+            </w:tcBorders>
+            <w:tcMar>
+              <w:top w:type="dxa" w:w="60"/>
+              <w:left w:type="dxa" w:w="90"/>
+              <w:bottom w:type="dxa" w:w="60"/>
+              <w:right w:type="dxa" w:w="90"/>
+            </w:tcMar>
+            <w:vAlign w:val="top"/>
+          </w:tcPr>
+          <w:p>
+            <w:pPr>
+              <w:spacing w:after="0" w:before="0"/>
+            </w:pPr>
+            <w:r>
+              <w:rPr>
+                <w:rFonts w:ascii="Calibri" w:cs="Calibri" w:eastAsia="Calibri" w:hAnsi="Calibri"/>
+                <w:b w:val="false"/>
+                <w:bCs w:val="false"/>
+                <w:i w:val="false"/>
+                <w:iCs w:val="false"/>
+                <w:color w:val="1A1F36"/>
+                <w:sz w:val="18"/>
+                <w:szCs w:val="18"/>
+              </w:rPr>
+              <w:t xml:space="preserve"/>
             </w:r>
           </w:p>
         </w:tc>
@@ -10912,7 +12831,7 @@
         </w:tc>
         <w:tc>
           <w:tcPr>
-            <w:tcW w:type="dxa" w:w="2600"/>
+            <w:tcW w:type="dxa" w:w="2500"/>
             <w:tcBorders>
               <w:top w:val="single" w:color="C7CBDC" w:sz="4"/>
               <w:left w:val="single" w:color="C7CBDC" w:sz="4"/>
@@ -10948,7 +12867,7 @@
         </w:tc>
         <w:tc>
           <w:tcPr>
-            <w:tcW w:type="dxa" w:w="2300"/>
+            <w:tcW w:type="dxa" w:w="2200"/>
             <w:tcBorders>
               <w:top w:val="single" w:color="C7CBDC" w:sz="4"/>
               <w:left w:val="single" w:color="C7CBDC" w:sz="4"/>
@@ -10984,7 +12903,7 @@
         </w:tc>
         <w:tc>
           <w:tcPr>
-            <w:tcW w:type="dxa" w:w="3600"/>
+            <w:tcW w:type="dxa" w:w="4400"/>
             <w:tcBorders>
               <w:top w:val="single" w:color="C7CBDC" w:sz="4"/>
               <w:left w:val="single" w:color="C7CBDC" w:sz="4"/>
@@ -11015,6 +12934,42 @@
                 <w:szCs w:val="18"/>
               </w:rPr>
               <w:t xml:space="preserve">У 4 игроков в разных матчах разные игровые номера: Кисляков Сергей Николаевич (№74 — 4, №55 — 2); Нарватов Александр Петрович (№89 — 7, №9 — 2); Рябинин Евгений Васильевич (№12 — 7, №7 — 2); Шароватов Василий Александрович (№69 — 4, №9 — 2). Номер меняется вместе с командой или это ошибка?</w:t>
+            </w:r>
+          </w:p>
+        </w:tc>
+        <w:tc>
+          <w:tcPr>
+            <w:tcW w:type="dxa" w:w="5350"/>
+            <w:tcBorders>
+              <w:top w:val="single" w:color="C7CBDC" w:sz="4"/>
+              <w:left w:val="single" w:color="C7CBDC" w:sz="4"/>
+              <w:bottom w:val="single" w:color="C7CBDC" w:sz="4"/>
+              <w:right w:val="single" w:color="C7CBDC" w:sz="4"/>
+            </w:tcBorders>
+            <w:tcMar>
+              <w:top w:type="dxa" w:w="60"/>
+              <w:left w:type="dxa" w:w="90"/>
+              <w:bottom w:type="dxa" w:w="60"/>
+              <w:right w:type="dxa" w:w="90"/>
+            </w:tcMar>
+            <w:vAlign w:val="top"/>
+          </w:tcPr>
+          <w:p>
+            <w:pPr>
+              <w:spacing w:after="0" w:before="0"/>
+            </w:pPr>
+            <w:r>
+              <w:rPr>
+                <w:rFonts w:ascii="Calibri" w:cs="Calibri" w:eastAsia="Calibri" w:hAnsi="Calibri"/>
+                <w:b w:val="false"/>
+                <w:bCs w:val="false"/>
+                <w:i w:val="false"/>
+                <w:iCs w:val="false"/>
+                <w:color w:val="1A1F36"/>
+                <w:sz w:val="18"/>
+                <w:szCs w:val="18"/>
+              </w:rPr>
+              <w:t xml:space="preserve"/>
             </w:r>
           </w:p>
         </w:tc>
@@ -11060,7 +13015,7 @@
     </w:p>
     <w:tbl>
       <w:tblPr>
-        <w:tblW w:type="dxa" w:w="9300"/>
+        <w:tblW w:type="dxa" w:w="15250"/>
         <w:tblBorders>
           <w:top w:val="single" w:color="auto" w:sz="4"/>
           <w:left w:val="single" w:color="auto" w:sz="4"/>
@@ -11072,9 +13027,10 @@
       </w:tblPr>
       <w:tblGrid>
         <w:gridCol w:w="800"/>
-        <w:gridCol w:w="2600"/>
-        <w:gridCol w:w="2300"/>
-        <w:gridCol w:w="3600"/>
+        <w:gridCol w:w="2500"/>
+        <w:gridCol w:w="2200"/>
+        <w:gridCol w:w="4400"/>
+        <w:gridCol w:w="5350"/>
       </w:tblGrid>
       <w:tr>
         <w:trPr>
@@ -11119,7 +13075,7 @@
         </w:tc>
         <w:tc>
           <w:tcPr>
-            <w:tcW w:type="dxa" w:w="2600"/>
+            <w:tcW w:type="dxa" w:w="2500"/>
             <w:tcBorders>
               <w:top w:val="single" w:color="C7CBDC" w:sz="4"/>
               <w:left w:val="single" w:color="C7CBDC" w:sz="4"/>
@@ -11156,7 +13112,7 @@
         </w:tc>
         <w:tc>
           <w:tcPr>
-            <w:tcW w:type="dxa" w:w="2300"/>
+            <w:tcW w:type="dxa" w:w="2200"/>
             <w:tcBorders>
               <w:top w:val="single" w:color="C7CBDC" w:sz="4"/>
               <w:left w:val="single" w:color="C7CBDC" w:sz="4"/>
@@ -11193,7 +13149,7 @@
         </w:tc>
         <w:tc>
           <w:tcPr>
-            <w:tcW w:type="dxa" w:w="3600"/>
+            <w:tcW w:type="dxa" w:w="4400"/>
             <w:tcBorders>
               <w:top w:val="single" w:color="C7CBDC" w:sz="4"/>
               <w:left w:val="single" w:color="C7CBDC" w:sz="4"/>
@@ -11228,6 +13184,61 @@
             </w:r>
           </w:p>
         </w:tc>
+        <w:tc>
+          <w:tcPr>
+            <w:tcW w:type="dxa" w:w="5350"/>
+            <w:tcBorders>
+              <w:top w:val="single" w:color="C7CBDC" w:sz="4"/>
+              <w:left w:val="single" w:color="C7CBDC" w:sz="4"/>
+              <w:bottom w:val="single" w:color="C7CBDC" w:sz="4"/>
+              <w:right w:val="single" w:color="C7CBDC" w:sz="4"/>
+            </w:tcBorders>
+            <w:shd w:fill="EEF0F7" w:color="auto" w:val="clear"/>
+            <w:tcMar>
+              <w:top w:type="dxa" w:w="60"/>
+              <w:left w:type="dxa" w:w="90"/>
+              <w:bottom w:type="dxa" w:w="60"/>
+              <w:right w:type="dxa" w:w="90"/>
+            </w:tcMar>
+            <w:vAlign w:val="top"/>
+          </w:tcPr>
+          <w:p>
+            <w:pPr>
+              <w:spacing w:after="20" w:before="0"/>
+            </w:pPr>
+            <w:r>
+              <w:rPr>
+                <w:rFonts w:ascii="Calibri" w:cs="Calibri" w:eastAsia="Calibri" w:hAnsi="Calibri"/>
+                <w:b/>
+                <w:bCs/>
+                <w:i w:val="false"/>
+                <w:iCs w:val="false"/>
+                <w:color w:val="1A1F36"/>
+                <w:sz w:val="18"/>
+                <w:szCs w:val="18"/>
+              </w:rPr>
+              <w:t xml:space="preserve">Решение организатора</w:t>
+            </w:r>
+          </w:p>
+          <w:p>
+            <w:pPr>
+              <w:spacing w:after="0" w:before="0"/>
+            </w:pPr>
+            <w:r>
+              <w:rPr>
+                <w:rFonts w:ascii="Calibri" w:cs="Calibri" w:eastAsia="Calibri" w:hAnsi="Calibri"/>
+                <w:b w:val="false"/>
+                <w:bCs w:val="false"/>
+                <w:i/>
+                <w:iCs/>
+                <w:color w:val="5A5F7A"/>
+                <w:sz w:val="14"/>
+                <w:szCs w:val="14"/>
+              </w:rPr>
+              <w:t xml:space="preserve">как исправляем или почему верно как есть</w:t>
+            </w:r>
+          </w:p>
+        </w:tc>
       </w:tr>
       <w:tr>
         <w:tc>
@@ -11268,7 +13279,7 @@
         </w:tc>
         <w:tc>
           <w:tcPr>
-            <w:tcW w:type="dxa" w:w="2600"/>
+            <w:tcW w:type="dxa" w:w="2500"/>
             <w:tcBorders>
               <w:top w:val="single" w:color="C7CBDC" w:sz="4"/>
               <w:left w:val="single" w:color="C7CBDC" w:sz="4"/>
@@ -11318,7 +13329,7 @@
         </w:tc>
         <w:tc>
           <w:tcPr>
-            <w:tcW w:type="dxa" w:w="2300"/>
+            <w:tcW w:type="dxa" w:w="2200"/>
             <w:tcBorders>
               <w:top w:val="single" w:color="C7CBDC" w:sz="4"/>
               <w:left w:val="single" w:color="C7CBDC" w:sz="4"/>
@@ -11368,7 +13379,7 @@
         </w:tc>
         <w:tc>
           <w:tcPr>
-            <w:tcW w:type="dxa" w:w="3600"/>
+            <w:tcW w:type="dxa" w:w="4400"/>
             <w:tcBorders>
               <w:top w:val="single" w:color="C7CBDC" w:sz="4"/>
               <w:left w:val="single" w:color="C7CBDC" w:sz="4"/>
@@ -11399,6 +13410,42 @@
                 <w:szCs w:val="18"/>
               </w:rPr>
               <w:t xml:space="preserve">Счёт не сходится с суммой по периодам. Ничьей после трёх периодов не было — буллитами не объясняется.</w:t>
+            </w:r>
+          </w:p>
+        </w:tc>
+        <w:tc>
+          <w:tcPr>
+            <w:tcW w:type="dxa" w:w="5350"/>
+            <w:tcBorders>
+              <w:top w:val="single" w:color="C7CBDC" w:sz="4"/>
+              <w:left w:val="single" w:color="C7CBDC" w:sz="4"/>
+              <w:bottom w:val="single" w:color="C7CBDC" w:sz="4"/>
+              <w:right w:val="single" w:color="C7CBDC" w:sz="4"/>
+            </w:tcBorders>
+            <w:tcMar>
+              <w:top w:type="dxa" w:w="60"/>
+              <w:left w:type="dxa" w:w="90"/>
+              <w:bottom w:type="dxa" w:w="60"/>
+              <w:right w:type="dxa" w:w="90"/>
+            </w:tcMar>
+            <w:vAlign w:val="top"/>
+          </w:tcPr>
+          <w:p>
+            <w:pPr>
+              <w:spacing w:after="0" w:before="0"/>
+            </w:pPr>
+            <w:r>
+              <w:rPr>
+                <w:rFonts w:ascii="Calibri" w:cs="Calibri" w:eastAsia="Calibri" w:hAnsi="Calibri"/>
+                <w:b w:val="false"/>
+                <w:bCs w:val="false"/>
+                <w:i w:val="false"/>
+                <w:iCs w:val="false"/>
+                <w:color w:val="1A1F36"/>
+                <w:sz w:val="18"/>
+                <w:szCs w:val="18"/>
+              </w:rPr>
+              <w:t xml:space="preserve"/>
             </w:r>
           </w:p>
         </w:tc>
@@ -11443,7 +13490,7 @@
         </w:tc>
         <w:tc>
           <w:tcPr>
-            <w:tcW w:type="dxa" w:w="2600"/>
+            <w:tcW w:type="dxa" w:w="2500"/>
             <w:tcBorders>
               <w:top w:val="single" w:color="C7CBDC" w:sz="4"/>
               <w:left w:val="single" w:color="C7CBDC" w:sz="4"/>
@@ -11494,7 +13541,7 @@
         </w:tc>
         <w:tc>
           <w:tcPr>
-            <w:tcW w:type="dxa" w:w="2300"/>
+            <w:tcW w:type="dxa" w:w="2200"/>
             <w:tcBorders>
               <w:top w:val="single" w:color="C7CBDC" w:sz="4"/>
               <w:left w:val="single" w:color="C7CBDC" w:sz="4"/>
@@ -11545,7 +13592,7 @@
         </w:tc>
         <w:tc>
           <w:tcPr>
-            <w:tcW w:type="dxa" w:w="3600"/>
+            <w:tcW w:type="dxa" w:w="4400"/>
             <w:tcBorders>
               <w:top w:val="single" w:color="C7CBDC" w:sz="4"/>
               <w:left w:val="single" w:color="C7CBDC" w:sz="4"/>
@@ -11577,6 +13624,42 @@
                 <w:szCs w:val="18"/>
               </w:rPr>
               <w:t xml:space="preserve">Счёт не сходится с суммой по периодам. Ничьей после трёх периодов не было — буллитами не объясняется.</w:t>
+            </w:r>
+          </w:p>
+        </w:tc>
+        <w:tc>
+          <w:tcPr>
+            <w:tcW w:type="dxa" w:w="5350"/>
+            <w:tcBorders>
+              <w:top w:val="single" w:color="C7CBDC" w:sz="4"/>
+              <w:left w:val="single" w:color="C7CBDC" w:sz="4"/>
+              <w:bottom w:val="single" w:color="C7CBDC" w:sz="4"/>
+              <w:right w:val="single" w:color="C7CBDC" w:sz="4"/>
+            </w:tcBorders>
+            <w:tcMar>
+              <w:top w:type="dxa" w:w="60"/>
+              <w:left w:type="dxa" w:w="90"/>
+              <w:bottom w:type="dxa" w:w="60"/>
+              <w:right w:type="dxa" w:w="90"/>
+            </w:tcMar>
+            <w:vAlign w:val="top"/>
+          </w:tcPr>
+          <w:p>
+            <w:pPr>
+              <w:spacing w:after="0" w:before="0"/>
+            </w:pPr>
+            <w:r>
+              <w:rPr>
+                <w:rFonts w:ascii="Calibri" w:cs="Calibri" w:eastAsia="Calibri" w:hAnsi="Calibri"/>
+                <w:b w:val="false"/>
+                <w:bCs w:val="false"/>
+                <w:i w:val="false"/>
+                <w:iCs w:val="false"/>
+                <w:color w:val="1A1F36"/>
+                <w:sz w:val="18"/>
+                <w:szCs w:val="18"/>
+              </w:rPr>
+              <w:t xml:space="preserve"/>
             </w:r>
           </w:p>
         </w:tc>
@@ -11620,7 +13703,7 @@
         </w:tc>
         <w:tc>
           <w:tcPr>
-            <w:tcW w:type="dxa" w:w="2600"/>
+            <w:tcW w:type="dxa" w:w="2500"/>
             <w:tcBorders>
               <w:top w:val="single" w:color="C7CBDC" w:sz="4"/>
               <w:left w:val="single" w:color="C7CBDC" w:sz="4"/>
@@ -11670,7 +13753,7 @@
         </w:tc>
         <w:tc>
           <w:tcPr>
-            <w:tcW w:type="dxa" w:w="2300"/>
+            <w:tcW w:type="dxa" w:w="2200"/>
             <w:tcBorders>
               <w:top w:val="single" w:color="C7CBDC" w:sz="4"/>
               <w:left w:val="single" w:color="C7CBDC" w:sz="4"/>
@@ -11720,7 +13803,7 @@
         </w:tc>
         <w:tc>
           <w:tcPr>
-            <w:tcW w:type="dxa" w:w="3600"/>
+            <w:tcW w:type="dxa" w:w="4400"/>
             <w:tcBorders>
               <w:top w:val="single" w:color="C7CBDC" w:sz="4"/>
               <w:left w:val="single" w:color="C7CBDC" w:sz="4"/>
@@ -11751,6 +13834,42 @@
                 <w:szCs w:val="18"/>
               </w:rPr>
               <w:t xml:space="preserve">Стоит пометка о буллитах, но ничьей после основного времени не было.</w:t>
+            </w:r>
+          </w:p>
+        </w:tc>
+        <w:tc>
+          <w:tcPr>
+            <w:tcW w:type="dxa" w:w="5350"/>
+            <w:tcBorders>
+              <w:top w:val="single" w:color="C7CBDC" w:sz="4"/>
+              <w:left w:val="single" w:color="C7CBDC" w:sz="4"/>
+              <w:bottom w:val="single" w:color="C7CBDC" w:sz="4"/>
+              <w:right w:val="single" w:color="C7CBDC" w:sz="4"/>
+            </w:tcBorders>
+            <w:tcMar>
+              <w:top w:type="dxa" w:w="60"/>
+              <w:left w:type="dxa" w:w="90"/>
+              <w:bottom w:type="dxa" w:w="60"/>
+              <w:right w:type="dxa" w:w="90"/>
+            </w:tcMar>
+            <w:vAlign w:val="top"/>
+          </w:tcPr>
+          <w:p>
+            <w:pPr>
+              <w:spacing w:after="0" w:before="0"/>
+            </w:pPr>
+            <w:r>
+              <w:rPr>
+                <w:rFonts w:ascii="Calibri" w:cs="Calibri" w:eastAsia="Calibri" w:hAnsi="Calibri"/>
+                <w:b w:val="false"/>
+                <w:bCs w:val="false"/>
+                <w:i w:val="false"/>
+                <w:iCs w:val="false"/>
+                <w:color w:val="1A1F36"/>
+                <w:sz w:val="18"/>
+                <w:szCs w:val="18"/>
+              </w:rPr>
+              <w:t xml:space="preserve"/>
             </w:r>
           </w:p>
         </w:tc>
@@ -11795,7 +13914,7 @@
         </w:tc>
         <w:tc>
           <w:tcPr>
-            <w:tcW w:type="dxa" w:w="2600"/>
+            <w:tcW w:type="dxa" w:w="2500"/>
             <w:tcBorders>
               <w:top w:val="single" w:color="C7CBDC" w:sz="4"/>
               <w:left w:val="single" w:color="C7CBDC" w:sz="4"/>
@@ -11846,7 +13965,7 @@
         </w:tc>
         <w:tc>
           <w:tcPr>
-            <w:tcW w:type="dxa" w:w="2300"/>
+            <w:tcW w:type="dxa" w:w="2200"/>
             <w:tcBorders>
               <w:top w:val="single" w:color="C7CBDC" w:sz="4"/>
               <w:left w:val="single" w:color="C7CBDC" w:sz="4"/>
@@ -11897,7 +14016,7 @@
         </w:tc>
         <w:tc>
           <w:tcPr>
-            <w:tcW w:type="dxa" w:w="3600"/>
+            <w:tcW w:type="dxa" w:w="4400"/>
             <w:tcBorders>
               <w:top w:val="single" w:color="C7CBDC" w:sz="4"/>
               <w:left w:val="single" w:color="C7CBDC" w:sz="4"/>
@@ -11929,6 +14048,42 @@
                 <w:szCs w:val="18"/>
               </w:rPr>
               <w:t xml:space="preserve">Счёт не сходится с суммой по периодам. Ничьей после трёх периодов не было — буллитами не объясняется.</w:t>
+            </w:r>
+          </w:p>
+        </w:tc>
+        <w:tc>
+          <w:tcPr>
+            <w:tcW w:type="dxa" w:w="5350"/>
+            <w:tcBorders>
+              <w:top w:val="single" w:color="C7CBDC" w:sz="4"/>
+              <w:left w:val="single" w:color="C7CBDC" w:sz="4"/>
+              <w:bottom w:val="single" w:color="C7CBDC" w:sz="4"/>
+              <w:right w:val="single" w:color="C7CBDC" w:sz="4"/>
+            </w:tcBorders>
+            <w:tcMar>
+              <w:top w:type="dxa" w:w="60"/>
+              <w:left w:type="dxa" w:w="90"/>
+              <w:bottom w:type="dxa" w:w="60"/>
+              <w:right w:type="dxa" w:w="90"/>
+            </w:tcMar>
+            <w:vAlign w:val="top"/>
+          </w:tcPr>
+          <w:p>
+            <w:pPr>
+              <w:spacing w:after="0" w:before="0"/>
+            </w:pPr>
+            <w:r>
+              <w:rPr>
+                <w:rFonts w:ascii="Calibri" w:cs="Calibri" w:eastAsia="Calibri" w:hAnsi="Calibri"/>
+                <w:b w:val="false"/>
+                <w:bCs w:val="false"/>
+                <w:i w:val="false"/>
+                <w:iCs w:val="false"/>
+                <w:color w:val="1A1F36"/>
+                <w:sz w:val="18"/>
+                <w:szCs w:val="18"/>
+              </w:rPr>
+              <w:t xml:space="preserve"/>
             </w:r>
           </w:p>
         </w:tc>
@@ -11972,7 +14127,7 @@
         </w:tc>
         <w:tc>
           <w:tcPr>
-            <w:tcW w:type="dxa" w:w="2600"/>
+            <w:tcW w:type="dxa" w:w="2500"/>
             <w:tcBorders>
               <w:top w:val="single" w:color="C7CBDC" w:sz="4"/>
               <w:left w:val="single" w:color="C7CBDC" w:sz="4"/>
@@ -12022,7 +14177,7 @@
         </w:tc>
         <w:tc>
           <w:tcPr>
-            <w:tcW w:type="dxa" w:w="2300"/>
+            <w:tcW w:type="dxa" w:w="2200"/>
             <w:tcBorders>
               <w:top w:val="single" w:color="C7CBDC" w:sz="4"/>
               <w:left w:val="single" w:color="C7CBDC" w:sz="4"/>
@@ -12072,7 +14227,7 @@
         </w:tc>
         <w:tc>
           <w:tcPr>
-            <w:tcW w:type="dxa" w:w="3600"/>
+            <w:tcW w:type="dxa" w:w="4400"/>
             <w:tcBorders>
               <w:top w:val="single" w:color="C7CBDC" w:sz="4"/>
               <w:left w:val="single" w:color="C7CBDC" w:sz="4"/>
@@ -12103,6 +14258,42 @@
                 <w:szCs w:val="18"/>
               </w:rPr>
               <w:t xml:space="preserve">После трёх периодов ничья, в итоге +1 гол — как у матчей с буллитами, но пометки «Б Буллиты» нет. Буллиты или опечатка?</w:t>
+            </w:r>
+          </w:p>
+        </w:tc>
+        <w:tc>
+          <w:tcPr>
+            <w:tcW w:type="dxa" w:w="5350"/>
+            <w:tcBorders>
+              <w:top w:val="single" w:color="C7CBDC" w:sz="4"/>
+              <w:left w:val="single" w:color="C7CBDC" w:sz="4"/>
+              <w:bottom w:val="single" w:color="C7CBDC" w:sz="4"/>
+              <w:right w:val="single" w:color="C7CBDC" w:sz="4"/>
+            </w:tcBorders>
+            <w:tcMar>
+              <w:top w:type="dxa" w:w="60"/>
+              <w:left w:type="dxa" w:w="90"/>
+              <w:bottom w:type="dxa" w:w="60"/>
+              <w:right w:type="dxa" w:w="90"/>
+            </w:tcMar>
+            <w:vAlign w:val="top"/>
+          </w:tcPr>
+          <w:p>
+            <w:pPr>
+              <w:spacing w:after="0" w:before="0"/>
+            </w:pPr>
+            <w:r>
+              <w:rPr>
+                <w:rFonts w:ascii="Calibri" w:cs="Calibri" w:eastAsia="Calibri" w:hAnsi="Calibri"/>
+                <w:b w:val="false"/>
+                <w:bCs w:val="false"/>
+                <w:i w:val="false"/>
+                <w:iCs w:val="false"/>
+                <w:color w:val="1A1F36"/>
+                <w:sz w:val="18"/>
+                <w:szCs w:val="18"/>
+              </w:rPr>
+              <w:t xml:space="preserve"/>
             </w:r>
           </w:p>
         </w:tc>
@@ -12147,7 +14338,7 @@
         </w:tc>
         <w:tc>
           <w:tcPr>
-            <w:tcW w:type="dxa" w:w="2600"/>
+            <w:tcW w:type="dxa" w:w="2500"/>
             <w:tcBorders>
               <w:top w:val="single" w:color="C7CBDC" w:sz="4"/>
               <w:left w:val="single" w:color="C7CBDC" w:sz="4"/>
@@ -12198,7 +14389,7 @@
         </w:tc>
         <w:tc>
           <w:tcPr>
-            <w:tcW w:type="dxa" w:w="2300"/>
+            <w:tcW w:type="dxa" w:w="2200"/>
             <w:tcBorders>
               <w:top w:val="single" w:color="C7CBDC" w:sz="4"/>
               <w:left w:val="single" w:color="C7CBDC" w:sz="4"/>
@@ -12249,7 +14440,7 @@
         </w:tc>
         <w:tc>
           <w:tcPr>
-            <w:tcW w:type="dxa" w:w="3600"/>
+            <w:tcW w:type="dxa" w:w="4400"/>
             <w:tcBorders>
               <w:top w:val="single" w:color="C7CBDC" w:sz="4"/>
               <w:left w:val="single" w:color="C7CBDC" w:sz="4"/>
@@ -12281,6 +14472,42 @@
                 <w:szCs w:val="18"/>
               </w:rPr>
               <w:t xml:space="preserve">После трёх периодов ничья, в итоге +1 гол — как у матчей с буллитами, но пометки «Б Буллиты» нет. Буллиты или опечатка?</w:t>
+            </w:r>
+          </w:p>
+        </w:tc>
+        <w:tc>
+          <w:tcPr>
+            <w:tcW w:type="dxa" w:w="5350"/>
+            <w:tcBorders>
+              <w:top w:val="single" w:color="C7CBDC" w:sz="4"/>
+              <w:left w:val="single" w:color="C7CBDC" w:sz="4"/>
+              <w:bottom w:val="single" w:color="C7CBDC" w:sz="4"/>
+              <w:right w:val="single" w:color="C7CBDC" w:sz="4"/>
+            </w:tcBorders>
+            <w:tcMar>
+              <w:top w:type="dxa" w:w="60"/>
+              <w:left w:type="dxa" w:w="90"/>
+              <w:bottom w:type="dxa" w:w="60"/>
+              <w:right w:type="dxa" w:w="90"/>
+            </w:tcMar>
+            <w:vAlign w:val="top"/>
+          </w:tcPr>
+          <w:p>
+            <w:pPr>
+              <w:spacing w:after="0" w:before="0"/>
+            </w:pPr>
+            <w:r>
+              <w:rPr>
+                <w:rFonts w:ascii="Calibri" w:cs="Calibri" w:eastAsia="Calibri" w:hAnsi="Calibri"/>
+                <w:b w:val="false"/>
+                <w:bCs w:val="false"/>
+                <w:i w:val="false"/>
+                <w:iCs w:val="false"/>
+                <w:color w:val="1A1F36"/>
+                <w:sz w:val="18"/>
+                <w:szCs w:val="18"/>
+              </w:rPr>
+              <w:t xml:space="preserve"/>
             </w:r>
           </w:p>
         </w:tc>
@@ -12324,7 +14551,7 @@
         </w:tc>
         <w:tc>
           <w:tcPr>
-            <w:tcW w:type="dxa" w:w="2600"/>
+            <w:tcW w:type="dxa" w:w="2500"/>
             <w:tcBorders>
               <w:top w:val="single" w:color="C7CBDC" w:sz="4"/>
               <w:left w:val="single" w:color="C7CBDC" w:sz="4"/>
@@ -12374,7 +14601,7 @@
         </w:tc>
         <w:tc>
           <w:tcPr>
-            <w:tcW w:type="dxa" w:w="2300"/>
+            <w:tcW w:type="dxa" w:w="2200"/>
             <w:tcBorders>
               <w:top w:val="single" w:color="C7CBDC" w:sz="4"/>
               <w:left w:val="single" w:color="C7CBDC" w:sz="4"/>
@@ -12424,7 +14651,7 @@
         </w:tc>
         <w:tc>
           <w:tcPr>
-            <w:tcW w:type="dxa" w:w="3600"/>
+            <w:tcW w:type="dxa" w:w="4400"/>
             <w:tcBorders>
               <w:top w:val="single" w:color="C7CBDC" w:sz="4"/>
               <w:left w:val="single" w:color="C7CBDC" w:sz="4"/>
@@ -12455,6 +14682,42 @@
                 <w:szCs w:val="18"/>
               </w:rPr>
               <w:t xml:space="preserve">После трёх периодов ничья, в итоге +1 гол — как у матчей с буллитами, но пометки «Б Буллиты» нет. Буллиты или опечатка?</w:t>
+            </w:r>
+          </w:p>
+        </w:tc>
+        <w:tc>
+          <w:tcPr>
+            <w:tcW w:type="dxa" w:w="5350"/>
+            <w:tcBorders>
+              <w:top w:val="single" w:color="C7CBDC" w:sz="4"/>
+              <w:left w:val="single" w:color="C7CBDC" w:sz="4"/>
+              <w:bottom w:val="single" w:color="C7CBDC" w:sz="4"/>
+              <w:right w:val="single" w:color="C7CBDC" w:sz="4"/>
+            </w:tcBorders>
+            <w:tcMar>
+              <w:top w:type="dxa" w:w="60"/>
+              <w:left w:type="dxa" w:w="90"/>
+              <w:bottom w:type="dxa" w:w="60"/>
+              <w:right w:type="dxa" w:w="90"/>
+            </w:tcMar>
+            <w:vAlign w:val="top"/>
+          </w:tcPr>
+          <w:p>
+            <w:pPr>
+              <w:spacing w:after="0" w:before="0"/>
+            </w:pPr>
+            <w:r>
+              <w:rPr>
+                <w:rFonts w:ascii="Calibri" w:cs="Calibri" w:eastAsia="Calibri" w:hAnsi="Calibri"/>
+                <w:b w:val="false"/>
+                <w:bCs w:val="false"/>
+                <w:i w:val="false"/>
+                <w:iCs w:val="false"/>
+                <w:color w:val="1A1F36"/>
+                <w:sz w:val="18"/>
+                <w:szCs w:val="18"/>
+              </w:rPr>
+              <w:t xml:space="preserve"/>
             </w:r>
           </w:p>
         </w:tc>
@@ -12499,7 +14762,7 @@
         </w:tc>
         <w:tc>
           <w:tcPr>
-            <w:tcW w:type="dxa" w:w="2600"/>
+            <w:tcW w:type="dxa" w:w="2500"/>
             <w:tcBorders>
               <w:top w:val="single" w:color="C7CBDC" w:sz="4"/>
               <w:left w:val="single" w:color="C7CBDC" w:sz="4"/>
@@ -12550,7 +14813,7 @@
         </w:tc>
         <w:tc>
           <w:tcPr>
-            <w:tcW w:type="dxa" w:w="2300"/>
+            <w:tcW w:type="dxa" w:w="2200"/>
             <w:tcBorders>
               <w:top w:val="single" w:color="C7CBDC" w:sz="4"/>
               <w:left w:val="single" w:color="C7CBDC" w:sz="4"/>
@@ -12587,7 +14850,7 @@
         </w:tc>
         <w:tc>
           <w:tcPr>
-            <w:tcW w:type="dxa" w:w="3600"/>
+            <w:tcW w:type="dxa" w:w="4400"/>
             <w:tcBorders>
               <w:top w:val="single" w:color="C7CBDC" w:sz="4"/>
               <w:left w:val="single" w:color="C7CBDC" w:sz="4"/>
@@ -12619,6 +14882,42 @@
                 <w:szCs w:val="18"/>
               </w:rPr>
               <w:t xml:space="preserve">Счёт по периодам не заполнен.</w:t>
+            </w:r>
+          </w:p>
+        </w:tc>
+        <w:tc>
+          <w:tcPr>
+            <w:tcW w:type="dxa" w:w="5350"/>
+            <w:tcBorders>
+              <w:top w:val="single" w:color="C7CBDC" w:sz="4"/>
+              <w:left w:val="single" w:color="C7CBDC" w:sz="4"/>
+              <w:bottom w:val="single" w:color="C7CBDC" w:sz="4"/>
+              <w:right w:val="single" w:color="C7CBDC" w:sz="4"/>
+            </w:tcBorders>
+            <w:tcMar>
+              <w:top w:type="dxa" w:w="60"/>
+              <w:left w:type="dxa" w:w="90"/>
+              <w:bottom w:type="dxa" w:w="60"/>
+              <w:right w:type="dxa" w:w="90"/>
+            </w:tcMar>
+            <w:vAlign w:val="top"/>
+          </w:tcPr>
+          <w:p>
+            <w:pPr>
+              <w:spacing w:after="0" w:before="0"/>
+            </w:pPr>
+            <w:r>
+              <w:rPr>
+                <w:rFonts w:ascii="Calibri" w:cs="Calibri" w:eastAsia="Calibri" w:hAnsi="Calibri"/>
+                <w:b w:val="false"/>
+                <w:bCs w:val="false"/>
+                <w:i w:val="false"/>
+                <w:iCs w:val="false"/>
+                <w:color w:val="1A1F36"/>
+                <w:sz w:val="18"/>
+                <w:szCs w:val="18"/>
+              </w:rPr>
+              <w:t xml:space="preserve"/>
             </w:r>
           </w:p>
         </w:tc>
@@ -12662,7 +14961,7 @@
         </w:tc>
         <w:tc>
           <w:tcPr>
-            <w:tcW w:type="dxa" w:w="2600"/>
+            <w:tcW w:type="dxa" w:w="2500"/>
             <w:tcBorders>
               <w:top w:val="single" w:color="C7CBDC" w:sz="4"/>
               <w:left w:val="single" w:color="C7CBDC" w:sz="4"/>
@@ -12712,7 +15011,7 @@
         </w:tc>
         <w:tc>
           <w:tcPr>
-            <w:tcW w:type="dxa" w:w="2300"/>
+            <w:tcW w:type="dxa" w:w="2200"/>
             <w:tcBorders>
               <w:top w:val="single" w:color="C7CBDC" w:sz="4"/>
               <w:left w:val="single" w:color="C7CBDC" w:sz="4"/>
@@ -12762,7 +15061,7 @@
         </w:tc>
         <w:tc>
           <w:tcPr>
-            <w:tcW w:type="dxa" w:w="3600"/>
+            <w:tcW w:type="dxa" w:w="4400"/>
             <w:tcBorders>
               <w:top w:val="single" w:color="C7CBDC" w:sz="4"/>
               <w:left w:val="single" w:color="C7CBDC" w:sz="4"/>
@@ -12793,6 +15092,42 @@
                 <w:szCs w:val="18"/>
               </w:rPr>
               <w:t xml:space="preserve">Стоит пометка о буллитах, но ничьей после основного времени не было.</w:t>
+            </w:r>
+          </w:p>
+        </w:tc>
+        <w:tc>
+          <w:tcPr>
+            <w:tcW w:type="dxa" w:w="5350"/>
+            <w:tcBorders>
+              <w:top w:val="single" w:color="C7CBDC" w:sz="4"/>
+              <w:left w:val="single" w:color="C7CBDC" w:sz="4"/>
+              <w:bottom w:val="single" w:color="C7CBDC" w:sz="4"/>
+              <w:right w:val="single" w:color="C7CBDC" w:sz="4"/>
+            </w:tcBorders>
+            <w:tcMar>
+              <w:top w:type="dxa" w:w="60"/>
+              <w:left w:type="dxa" w:w="90"/>
+              <w:bottom w:type="dxa" w:w="60"/>
+              <w:right w:type="dxa" w:w="90"/>
+            </w:tcMar>
+            <w:vAlign w:val="top"/>
+          </w:tcPr>
+          <w:p>
+            <w:pPr>
+              <w:spacing w:after="0" w:before="0"/>
+            </w:pPr>
+            <w:r>
+              <w:rPr>
+                <w:rFonts w:ascii="Calibri" w:cs="Calibri" w:eastAsia="Calibri" w:hAnsi="Calibri"/>
+                <w:b w:val="false"/>
+                <w:bCs w:val="false"/>
+                <w:i w:val="false"/>
+                <w:iCs w:val="false"/>
+                <w:color w:val="1A1F36"/>
+                <w:sz w:val="18"/>
+                <w:szCs w:val="18"/>
+              </w:rPr>
+              <w:t xml:space="preserve"/>
             </w:r>
           </w:p>
         </w:tc>
@@ -12837,7 +15172,7 @@
         </w:tc>
         <w:tc>
           <w:tcPr>
-            <w:tcW w:type="dxa" w:w="2600"/>
+            <w:tcW w:type="dxa" w:w="2500"/>
             <w:tcBorders>
               <w:top w:val="single" w:color="C7CBDC" w:sz="4"/>
               <w:left w:val="single" w:color="C7CBDC" w:sz="4"/>
@@ -12888,7 +15223,7 @@
         </w:tc>
         <w:tc>
           <w:tcPr>
-            <w:tcW w:type="dxa" w:w="2300"/>
+            <w:tcW w:type="dxa" w:w="2200"/>
             <w:tcBorders>
               <w:top w:val="single" w:color="C7CBDC" w:sz="4"/>
               <w:left w:val="single" w:color="C7CBDC" w:sz="4"/>
@@ -12939,7 +15274,7 @@
         </w:tc>
         <w:tc>
           <w:tcPr>
-            <w:tcW w:type="dxa" w:w="3600"/>
+            <w:tcW w:type="dxa" w:w="4400"/>
             <w:tcBorders>
               <w:top w:val="single" w:color="C7CBDC" w:sz="4"/>
               <w:left w:val="single" w:color="C7CBDC" w:sz="4"/>
@@ -12971,6 +15306,42 @@
                 <w:szCs w:val="18"/>
               </w:rPr>
               <w:t xml:space="preserve">После трёх периодов ничья, в итоге +1 гол — как у матчей с буллитами, но пометки «Б Буллиты» нет. Буллиты или опечатка?</w:t>
+            </w:r>
+          </w:p>
+        </w:tc>
+        <w:tc>
+          <w:tcPr>
+            <w:tcW w:type="dxa" w:w="5350"/>
+            <w:tcBorders>
+              <w:top w:val="single" w:color="C7CBDC" w:sz="4"/>
+              <w:left w:val="single" w:color="C7CBDC" w:sz="4"/>
+              <w:bottom w:val="single" w:color="C7CBDC" w:sz="4"/>
+              <w:right w:val="single" w:color="C7CBDC" w:sz="4"/>
+            </w:tcBorders>
+            <w:tcMar>
+              <w:top w:type="dxa" w:w="60"/>
+              <w:left w:type="dxa" w:w="90"/>
+              <w:bottom w:type="dxa" w:w="60"/>
+              <w:right w:type="dxa" w:w="90"/>
+            </w:tcMar>
+            <w:vAlign w:val="top"/>
+          </w:tcPr>
+          <w:p>
+            <w:pPr>
+              <w:spacing w:after="0" w:before="0"/>
+            </w:pPr>
+            <w:r>
+              <w:rPr>
+                <w:rFonts w:ascii="Calibri" w:cs="Calibri" w:eastAsia="Calibri" w:hAnsi="Calibri"/>
+                <w:b w:val="false"/>
+                <w:bCs w:val="false"/>
+                <w:i w:val="false"/>
+                <w:iCs w:val="false"/>
+                <w:color w:val="1A1F36"/>
+                <w:sz w:val="18"/>
+                <w:szCs w:val="18"/>
+              </w:rPr>
+              <w:t xml:space="preserve"/>
             </w:r>
           </w:p>
         </w:tc>
@@ -13014,7 +15385,7 @@
         </w:tc>
         <w:tc>
           <w:tcPr>
-            <w:tcW w:type="dxa" w:w="2600"/>
+            <w:tcW w:type="dxa" w:w="2500"/>
             <w:tcBorders>
               <w:top w:val="single" w:color="C7CBDC" w:sz="4"/>
               <w:left w:val="single" w:color="C7CBDC" w:sz="4"/>
@@ -13050,7 +15421,7 @@
         </w:tc>
         <w:tc>
           <w:tcPr>
-            <w:tcW w:type="dxa" w:w="2300"/>
+            <w:tcW w:type="dxa" w:w="2200"/>
             <w:tcBorders>
               <w:top w:val="single" w:color="C7CBDC" w:sz="4"/>
               <w:left w:val="single" w:color="C7CBDC" w:sz="4"/>
@@ -13086,7 +15457,7 @@
         </w:tc>
         <w:tc>
           <w:tcPr>
-            <w:tcW w:type="dxa" w:w="3600"/>
+            <w:tcW w:type="dxa" w:w="4400"/>
             <w:tcBorders>
               <w:top w:val="single" w:color="C7CBDC" w:sz="4"/>
               <w:left w:val="single" w:color="C7CBDC" w:sz="4"/>
@@ -13117,6 +15488,42 @@
                 <w:szCs w:val="18"/>
               </w:rPr>
               <w:t xml:space="preserve">За разные команды выходят 3 игроков: Авксентьев Александр Александрович (Звезда — 160, Акулы — 142); Белов Евгений Дмитриевич (Авиатор — 122, Нефтяник — 120); Зарков Гордей Михайлович (Медведи — 139, Рыси — 101). Если составы формируются драфтом на игровой день — вопрос снимается, иначе это ошибка в составах.</w:t>
+            </w:r>
+          </w:p>
+        </w:tc>
+        <w:tc>
+          <w:tcPr>
+            <w:tcW w:type="dxa" w:w="5350"/>
+            <w:tcBorders>
+              <w:top w:val="single" w:color="C7CBDC" w:sz="4"/>
+              <w:left w:val="single" w:color="C7CBDC" w:sz="4"/>
+              <w:bottom w:val="single" w:color="C7CBDC" w:sz="4"/>
+              <w:right w:val="single" w:color="C7CBDC" w:sz="4"/>
+            </w:tcBorders>
+            <w:tcMar>
+              <w:top w:type="dxa" w:w="60"/>
+              <w:left w:type="dxa" w:w="90"/>
+              <w:bottom w:type="dxa" w:w="60"/>
+              <w:right w:type="dxa" w:w="90"/>
+            </w:tcMar>
+            <w:vAlign w:val="top"/>
+          </w:tcPr>
+          <w:p>
+            <w:pPr>
+              <w:spacing w:after="0" w:before="0"/>
+            </w:pPr>
+            <w:r>
+              <w:rPr>
+                <w:rFonts w:ascii="Calibri" w:cs="Calibri" w:eastAsia="Calibri" w:hAnsi="Calibri"/>
+                <w:b w:val="false"/>
+                <w:bCs w:val="false"/>
+                <w:i w:val="false"/>
+                <w:iCs w:val="false"/>
+                <w:color w:val="1A1F36"/>
+                <w:sz w:val="18"/>
+                <w:szCs w:val="18"/>
+              </w:rPr>
+              <w:t xml:space="preserve"/>
             </w:r>
           </w:p>
         </w:tc>
@@ -13161,7 +15568,7 @@
         </w:tc>
         <w:tc>
           <w:tcPr>
-            <w:tcW w:type="dxa" w:w="2600"/>
+            <w:tcW w:type="dxa" w:w="2500"/>
             <w:tcBorders>
               <w:top w:val="single" w:color="C7CBDC" w:sz="4"/>
               <w:left w:val="single" w:color="C7CBDC" w:sz="4"/>
@@ -13198,7 +15605,7 @@
         </w:tc>
         <w:tc>
           <w:tcPr>
-            <w:tcW w:type="dxa" w:w="2300"/>
+            <w:tcW w:type="dxa" w:w="2200"/>
             <w:tcBorders>
               <w:top w:val="single" w:color="C7CBDC" w:sz="4"/>
               <w:left w:val="single" w:color="C7CBDC" w:sz="4"/>
@@ -13235,7 +15642,7 @@
         </w:tc>
         <w:tc>
           <w:tcPr>
-            <w:tcW w:type="dxa" w:w="3600"/>
+            <w:tcW w:type="dxa" w:w="4400"/>
             <w:tcBorders>
               <w:top w:val="single" w:color="C7CBDC" w:sz="4"/>
               <w:left w:val="single" w:color="C7CBDC" w:sz="4"/>
@@ -13267,6 +15674,42 @@
                 <w:szCs w:val="18"/>
               </w:rPr>
               <w:t xml:space="preserve">У 3 игроков в разных матчах разные игровые номера: Авксентьев Александр Александрович (№10 — 160, №9 — 142); Белов Евгений Дмитриевич (№17 — 122, №9 — 120); Зарков Гордей Михайлович (№7 — 139, №9 — 101). Номер меняется вместе с командой или это ошибка?</w:t>
+            </w:r>
+          </w:p>
+        </w:tc>
+        <w:tc>
+          <w:tcPr>
+            <w:tcW w:type="dxa" w:w="5350"/>
+            <w:tcBorders>
+              <w:top w:val="single" w:color="C7CBDC" w:sz="4"/>
+              <w:left w:val="single" w:color="C7CBDC" w:sz="4"/>
+              <w:bottom w:val="single" w:color="C7CBDC" w:sz="4"/>
+              <w:right w:val="single" w:color="C7CBDC" w:sz="4"/>
+            </w:tcBorders>
+            <w:tcMar>
+              <w:top w:type="dxa" w:w="60"/>
+              <w:left w:type="dxa" w:w="90"/>
+              <w:bottom w:type="dxa" w:w="60"/>
+              <w:right w:type="dxa" w:w="90"/>
+            </w:tcMar>
+            <w:vAlign w:val="top"/>
+          </w:tcPr>
+          <w:p>
+            <w:pPr>
+              <w:spacing w:after="0" w:before="0"/>
+            </w:pPr>
+            <w:r>
+              <w:rPr>
+                <w:rFonts w:ascii="Calibri" w:cs="Calibri" w:eastAsia="Calibri" w:hAnsi="Calibri"/>
+                <w:b w:val="false"/>
+                <w:bCs w:val="false"/>
+                <w:i w:val="false"/>
+                <w:iCs w:val="false"/>
+                <w:color w:val="1A1F36"/>
+                <w:sz w:val="18"/>
+                <w:szCs w:val="18"/>
+              </w:rPr>
+              <w:t xml:space="preserve"/>
             </w:r>
           </w:p>
         </w:tc>
@@ -13312,7 +15755,7 @@
     </w:p>
     <w:tbl>
       <w:tblPr>
-        <w:tblW w:type="dxa" w:w="9300"/>
+        <w:tblW w:type="dxa" w:w="15250"/>
         <w:tblBorders>
           <w:top w:val="single" w:color="auto" w:sz="4"/>
           <w:left w:val="single" w:color="auto" w:sz="4"/>
@@ -13324,9 +15767,10 @@
       </w:tblPr>
       <w:tblGrid>
         <w:gridCol w:w="800"/>
-        <w:gridCol w:w="2600"/>
-        <w:gridCol w:w="2300"/>
-        <w:gridCol w:w="3600"/>
+        <w:gridCol w:w="2500"/>
+        <w:gridCol w:w="2200"/>
+        <w:gridCol w:w="4400"/>
+        <w:gridCol w:w="5350"/>
       </w:tblGrid>
       <w:tr>
         <w:trPr>
@@ -13371,7 +15815,7 @@
         </w:tc>
         <w:tc>
           <w:tcPr>
-            <w:tcW w:type="dxa" w:w="2600"/>
+            <w:tcW w:type="dxa" w:w="2500"/>
             <w:tcBorders>
               <w:top w:val="single" w:color="C7CBDC" w:sz="4"/>
               <w:left w:val="single" w:color="C7CBDC" w:sz="4"/>
@@ -13408,7 +15852,7 @@
         </w:tc>
         <w:tc>
           <w:tcPr>
-            <w:tcW w:type="dxa" w:w="2300"/>
+            <w:tcW w:type="dxa" w:w="2200"/>
             <w:tcBorders>
               <w:top w:val="single" w:color="C7CBDC" w:sz="4"/>
               <w:left w:val="single" w:color="C7CBDC" w:sz="4"/>
@@ -13445,7 +15889,7 @@
         </w:tc>
         <w:tc>
           <w:tcPr>
-            <w:tcW w:type="dxa" w:w="3600"/>
+            <w:tcW w:type="dxa" w:w="4400"/>
             <w:tcBorders>
               <w:top w:val="single" w:color="C7CBDC" w:sz="4"/>
               <w:left w:val="single" w:color="C7CBDC" w:sz="4"/>
@@ -13480,6 +15924,61 @@
             </w:r>
           </w:p>
         </w:tc>
+        <w:tc>
+          <w:tcPr>
+            <w:tcW w:type="dxa" w:w="5350"/>
+            <w:tcBorders>
+              <w:top w:val="single" w:color="C7CBDC" w:sz="4"/>
+              <w:left w:val="single" w:color="C7CBDC" w:sz="4"/>
+              <w:bottom w:val="single" w:color="C7CBDC" w:sz="4"/>
+              <w:right w:val="single" w:color="C7CBDC" w:sz="4"/>
+            </w:tcBorders>
+            <w:shd w:fill="EEF0F7" w:color="auto" w:val="clear"/>
+            <w:tcMar>
+              <w:top w:type="dxa" w:w="60"/>
+              <w:left w:type="dxa" w:w="90"/>
+              <w:bottom w:type="dxa" w:w="60"/>
+              <w:right w:type="dxa" w:w="90"/>
+            </w:tcMar>
+            <w:vAlign w:val="top"/>
+          </w:tcPr>
+          <w:p>
+            <w:pPr>
+              <w:spacing w:after="20" w:before="0"/>
+            </w:pPr>
+            <w:r>
+              <w:rPr>
+                <w:rFonts w:ascii="Calibri" w:cs="Calibri" w:eastAsia="Calibri" w:hAnsi="Calibri"/>
+                <w:b/>
+                <w:bCs/>
+                <w:i w:val="false"/>
+                <w:iCs w:val="false"/>
+                <w:color w:val="1A1F36"/>
+                <w:sz w:val="18"/>
+                <w:szCs w:val="18"/>
+              </w:rPr>
+              <w:t xml:space="preserve">Решение организатора</w:t>
+            </w:r>
+          </w:p>
+          <w:p>
+            <w:pPr>
+              <w:spacing w:after="0" w:before="0"/>
+            </w:pPr>
+            <w:r>
+              <w:rPr>
+                <w:rFonts w:ascii="Calibri" w:cs="Calibri" w:eastAsia="Calibri" w:hAnsi="Calibri"/>
+                <w:b w:val="false"/>
+                <w:bCs w:val="false"/>
+                <w:i/>
+                <w:iCs/>
+                <w:color w:val="5A5F7A"/>
+                <w:sz w:val="14"/>
+                <w:szCs w:val="14"/>
+              </w:rPr>
+              <w:t xml:space="preserve">как исправляем или почему верно как есть</w:t>
+            </w:r>
+          </w:p>
+        </w:tc>
       </w:tr>
       <w:tr>
         <w:tc>
@@ -13520,7 +16019,7 @@
         </w:tc>
         <w:tc>
           <w:tcPr>
-            <w:tcW w:type="dxa" w:w="2600"/>
+            <w:tcW w:type="dxa" w:w="2500"/>
             <w:tcBorders>
               <w:top w:val="single" w:color="C7CBDC" w:sz="4"/>
               <w:left w:val="single" w:color="C7CBDC" w:sz="4"/>
@@ -13570,7 +16069,7 @@
         </w:tc>
         <w:tc>
           <w:tcPr>
-            <w:tcW w:type="dxa" w:w="2300"/>
+            <w:tcW w:type="dxa" w:w="2200"/>
             <w:tcBorders>
               <w:top w:val="single" w:color="C7CBDC" w:sz="4"/>
               <w:left w:val="single" w:color="C7CBDC" w:sz="4"/>
@@ -13620,7 +16119,7 @@
         </w:tc>
         <w:tc>
           <w:tcPr>
-            <w:tcW w:type="dxa" w:w="3600"/>
+            <w:tcW w:type="dxa" w:w="4400"/>
             <w:tcBorders>
               <w:top w:val="single" w:color="C7CBDC" w:sz="4"/>
               <w:left w:val="single" w:color="C7CBDC" w:sz="4"/>
@@ -13651,6 +16150,42 @@
                 <w:szCs w:val="18"/>
               </w:rPr>
               <w:t xml:space="preserve">После трёх периодов ничья, в итоге +1 гол — как у матчей с буллитами, но пометки «Б Буллиты» нет. Буллиты или опечатка?</w:t>
+            </w:r>
+          </w:p>
+        </w:tc>
+        <w:tc>
+          <w:tcPr>
+            <w:tcW w:type="dxa" w:w="5350"/>
+            <w:tcBorders>
+              <w:top w:val="single" w:color="C7CBDC" w:sz="4"/>
+              <w:left w:val="single" w:color="C7CBDC" w:sz="4"/>
+              <w:bottom w:val="single" w:color="C7CBDC" w:sz="4"/>
+              <w:right w:val="single" w:color="C7CBDC" w:sz="4"/>
+            </w:tcBorders>
+            <w:tcMar>
+              <w:top w:type="dxa" w:w="60"/>
+              <w:left w:type="dxa" w:w="90"/>
+              <w:bottom w:type="dxa" w:w="60"/>
+              <w:right w:type="dxa" w:w="90"/>
+            </w:tcMar>
+            <w:vAlign w:val="top"/>
+          </w:tcPr>
+          <w:p>
+            <w:pPr>
+              <w:spacing w:after="0" w:before="0"/>
+            </w:pPr>
+            <w:r>
+              <w:rPr>
+                <w:rFonts w:ascii="Calibri" w:cs="Calibri" w:eastAsia="Calibri" w:hAnsi="Calibri"/>
+                <w:b w:val="false"/>
+                <w:bCs w:val="false"/>
+                <w:i w:val="false"/>
+                <w:iCs w:val="false"/>
+                <w:color w:val="1A1F36"/>
+                <w:sz w:val="18"/>
+                <w:szCs w:val="18"/>
+              </w:rPr>
+              <w:t xml:space="preserve"/>
             </w:r>
           </w:p>
         </w:tc>
@@ -13695,7 +16230,7 @@
         </w:tc>
         <w:tc>
           <w:tcPr>
-            <w:tcW w:type="dxa" w:w="2600"/>
+            <w:tcW w:type="dxa" w:w="2500"/>
             <w:tcBorders>
               <w:top w:val="single" w:color="C7CBDC" w:sz="4"/>
               <w:left w:val="single" w:color="C7CBDC" w:sz="4"/>
@@ -13746,7 +16281,7 @@
         </w:tc>
         <w:tc>
           <w:tcPr>
-            <w:tcW w:type="dxa" w:w="2300"/>
+            <w:tcW w:type="dxa" w:w="2200"/>
             <w:tcBorders>
               <w:top w:val="single" w:color="C7CBDC" w:sz="4"/>
               <w:left w:val="single" w:color="C7CBDC" w:sz="4"/>
@@ -13797,7 +16332,7 @@
         </w:tc>
         <w:tc>
           <w:tcPr>
-            <w:tcW w:type="dxa" w:w="3600"/>
+            <w:tcW w:type="dxa" w:w="4400"/>
             <w:tcBorders>
               <w:top w:val="single" w:color="C7CBDC" w:sz="4"/>
               <w:left w:val="single" w:color="C7CBDC" w:sz="4"/>
@@ -13829,6 +16364,42 @@
                 <w:szCs w:val="18"/>
               </w:rPr>
               <w:t xml:space="preserve">После трёх периодов ничья, в итоге +1 гол — как у матчей с буллитами, но пометки «Б Буллиты» нет. Буллиты или опечатка?</w:t>
+            </w:r>
+          </w:p>
+        </w:tc>
+        <w:tc>
+          <w:tcPr>
+            <w:tcW w:type="dxa" w:w="5350"/>
+            <w:tcBorders>
+              <w:top w:val="single" w:color="C7CBDC" w:sz="4"/>
+              <w:left w:val="single" w:color="C7CBDC" w:sz="4"/>
+              <w:bottom w:val="single" w:color="C7CBDC" w:sz="4"/>
+              <w:right w:val="single" w:color="C7CBDC" w:sz="4"/>
+            </w:tcBorders>
+            <w:tcMar>
+              <w:top w:type="dxa" w:w="60"/>
+              <w:left w:type="dxa" w:w="90"/>
+              <w:bottom w:type="dxa" w:w="60"/>
+              <w:right w:type="dxa" w:w="90"/>
+            </w:tcMar>
+            <w:vAlign w:val="top"/>
+          </w:tcPr>
+          <w:p>
+            <w:pPr>
+              <w:spacing w:after="0" w:before="0"/>
+            </w:pPr>
+            <w:r>
+              <w:rPr>
+                <w:rFonts w:ascii="Calibri" w:cs="Calibri" w:eastAsia="Calibri" w:hAnsi="Calibri"/>
+                <w:b w:val="false"/>
+                <w:bCs w:val="false"/>
+                <w:i w:val="false"/>
+                <w:iCs w:val="false"/>
+                <w:color w:val="1A1F36"/>
+                <w:sz w:val="18"/>
+                <w:szCs w:val="18"/>
+              </w:rPr>
+              <w:t xml:space="preserve"/>
             </w:r>
           </w:p>
         </w:tc>
@@ -13872,7 +16443,7 @@
         </w:tc>
         <w:tc>
           <w:tcPr>
-            <w:tcW w:type="dxa" w:w="2600"/>
+            <w:tcW w:type="dxa" w:w="2500"/>
             <w:tcBorders>
               <w:top w:val="single" w:color="C7CBDC" w:sz="4"/>
               <w:left w:val="single" w:color="C7CBDC" w:sz="4"/>
@@ -13922,7 +16493,7 @@
         </w:tc>
         <w:tc>
           <w:tcPr>
-            <w:tcW w:type="dxa" w:w="2300"/>
+            <w:tcW w:type="dxa" w:w="2200"/>
             <w:tcBorders>
               <w:top w:val="single" w:color="C7CBDC" w:sz="4"/>
               <w:left w:val="single" w:color="C7CBDC" w:sz="4"/>
@@ -13972,7 +16543,7 @@
         </w:tc>
         <w:tc>
           <w:tcPr>
-            <w:tcW w:type="dxa" w:w="3600"/>
+            <w:tcW w:type="dxa" w:w="4400"/>
             <w:tcBorders>
               <w:top w:val="single" w:color="C7CBDC" w:sz="4"/>
               <w:left w:val="single" w:color="C7CBDC" w:sz="4"/>
@@ -14003,6 +16574,42 @@
                 <w:szCs w:val="18"/>
               </w:rPr>
               <w:t xml:space="preserve">После трёх периодов ничья, в итоге +1 гол — как у матчей с буллитами, но пометки «Б Буллиты» нет. Буллиты или опечатка?</w:t>
+            </w:r>
+          </w:p>
+        </w:tc>
+        <w:tc>
+          <w:tcPr>
+            <w:tcW w:type="dxa" w:w="5350"/>
+            <w:tcBorders>
+              <w:top w:val="single" w:color="C7CBDC" w:sz="4"/>
+              <w:left w:val="single" w:color="C7CBDC" w:sz="4"/>
+              <w:bottom w:val="single" w:color="C7CBDC" w:sz="4"/>
+              <w:right w:val="single" w:color="C7CBDC" w:sz="4"/>
+            </w:tcBorders>
+            <w:tcMar>
+              <w:top w:type="dxa" w:w="60"/>
+              <w:left w:type="dxa" w:w="90"/>
+              <w:bottom w:type="dxa" w:w="60"/>
+              <w:right w:type="dxa" w:w="90"/>
+            </w:tcMar>
+            <w:vAlign w:val="top"/>
+          </w:tcPr>
+          <w:p>
+            <w:pPr>
+              <w:spacing w:after="0" w:before="0"/>
+            </w:pPr>
+            <w:r>
+              <w:rPr>
+                <w:rFonts w:ascii="Calibri" w:cs="Calibri" w:eastAsia="Calibri" w:hAnsi="Calibri"/>
+                <w:b w:val="false"/>
+                <w:bCs w:val="false"/>
+                <w:i w:val="false"/>
+                <w:iCs w:val="false"/>
+                <w:color w:val="1A1F36"/>
+                <w:sz w:val="18"/>
+                <w:szCs w:val="18"/>
+              </w:rPr>
+              <w:t xml:space="preserve"/>
             </w:r>
           </w:p>
         </w:tc>
@@ -14047,7 +16654,7 @@
         </w:tc>
         <w:tc>
           <w:tcPr>
-            <w:tcW w:type="dxa" w:w="2600"/>
+            <w:tcW w:type="dxa" w:w="2500"/>
             <w:tcBorders>
               <w:top w:val="single" w:color="C7CBDC" w:sz="4"/>
               <w:left w:val="single" w:color="C7CBDC" w:sz="4"/>
@@ -14098,7 +16705,7 @@
         </w:tc>
         <w:tc>
           <w:tcPr>
-            <w:tcW w:type="dxa" w:w="2300"/>
+            <w:tcW w:type="dxa" w:w="2200"/>
             <w:tcBorders>
               <w:top w:val="single" w:color="C7CBDC" w:sz="4"/>
               <w:left w:val="single" w:color="C7CBDC" w:sz="4"/>
@@ -14149,7 +16756,7 @@
         </w:tc>
         <w:tc>
           <w:tcPr>
-            <w:tcW w:type="dxa" w:w="3600"/>
+            <w:tcW w:type="dxa" w:w="4400"/>
             <w:tcBorders>
               <w:top w:val="single" w:color="C7CBDC" w:sz="4"/>
               <w:left w:val="single" w:color="C7CBDC" w:sz="4"/>
@@ -14181,6 +16788,42 @@
                 <w:szCs w:val="18"/>
               </w:rPr>
               <w:t xml:space="preserve">Счёт не сходится с суммой по периодам. Ничьей после трёх периодов не было — буллитами не объясняется.</w:t>
+            </w:r>
+          </w:p>
+        </w:tc>
+        <w:tc>
+          <w:tcPr>
+            <w:tcW w:type="dxa" w:w="5350"/>
+            <w:tcBorders>
+              <w:top w:val="single" w:color="C7CBDC" w:sz="4"/>
+              <w:left w:val="single" w:color="C7CBDC" w:sz="4"/>
+              <w:bottom w:val="single" w:color="C7CBDC" w:sz="4"/>
+              <w:right w:val="single" w:color="C7CBDC" w:sz="4"/>
+            </w:tcBorders>
+            <w:tcMar>
+              <w:top w:type="dxa" w:w="60"/>
+              <w:left w:type="dxa" w:w="90"/>
+              <w:bottom w:type="dxa" w:w="60"/>
+              <w:right w:type="dxa" w:w="90"/>
+            </w:tcMar>
+            <w:vAlign w:val="top"/>
+          </w:tcPr>
+          <w:p>
+            <w:pPr>
+              <w:spacing w:after="0" w:before="0"/>
+            </w:pPr>
+            <w:r>
+              <w:rPr>
+                <w:rFonts w:ascii="Calibri" w:cs="Calibri" w:eastAsia="Calibri" w:hAnsi="Calibri"/>
+                <w:b w:val="false"/>
+                <w:bCs w:val="false"/>
+                <w:i w:val="false"/>
+                <w:iCs w:val="false"/>
+                <w:color w:val="1A1F36"/>
+                <w:sz w:val="18"/>
+                <w:szCs w:val="18"/>
+              </w:rPr>
+              <w:t xml:space="preserve"/>
             </w:r>
           </w:p>
         </w:tc>
@@ -14224,7 +16867,7 @@
         </w:tc>
         <w:tc>
           <w:tcPr>
-            <w:tcW w:type="dxa" w:w="2600"/>
+            <w:tcW w:type="dxa" w:w="2500"/>
             <w:tcBorders>
               <w:top w:val="single" w:color="C7CBDC" w:sz="4"/>
               <w:left w:val="single" w:color="C7CBDC" w:sz="4"/>
@@ -14274,7 +16917,7 @@
         </w:tc>
         <w:tc>
           <w:tcPr>
-            <w:tcW w:type="dxa" w:w="2300"/>
+            <w:tcW w:type="dxa" w:w="2200"/>
             <w:tcBorders>
               <w:top w:val="single" w:color="C7CBDC" w:sz="4"/>
               <w:left w:val="single" w:color="C7CBDC" w:sz="4"/>
@@ -14324,7 +16967,7 @@
         </w:tc>
         <w:tc>
           <w:tcPr>
-            <w:tcW w:type="dxa" w:w="3600"/>
+            <w:tcW w:type="dxa" w:w="4400"/>
             <w:tcBorders>
               <w:top w:val="single" w:color="C7CBDC" w:sz="4"/>
               <w:left w:val="single" w:color="C7CBDC" w:sz="4"/>
@@ -14355,6 +16998,42 @@
                 <w:szCs w:val="18"/>
               </w:rPr>
               <w:t xml:space="preserve">Стоит пометка о буллитах, но ничьей после основного времени не было.</w:t>
+            </w:r>
+          </w:p>
+        </w:tc>
+        <w:tc>
+          <w:tcPr>
+            <w:tcW w:type="dxa" w:w="5350"/>
+            <w:tcBorders>
+              <w:top w:val="single" w:color="C7CBDC" w:sz="4"/>
+              <w:left w:val="single" w:color="C7CBDC" w:sz="4"/>
+              <w:bottom w:val="single" w:color="C7CBDC" w:sz="4"/>
+              <w:right w:val="single" w:color="C7CBDC" w:sz="4"/>
+            </w:tcBorders>
+            <w:tcMar>
+              <w:top w:type="dxa" w:w="60"/>
+              <w:left w:type="dxa" w:w="90"/>
+              <w:bottom w:type="dxa" w:w="60"/>
+              <w:right w:type="dxa" w:w="90"/>
+            </w:tcMar>
+            <w:vAlign w:val="top"/>
+          </w:tcPr>
+          <w:p>
+            <w:pPr>
+              <w:spacing w:after="0" w:before="0"/>
+            </w:pPr>
+            <w:r>
+              <w:rPr>
+                <w:rFonts w:ascii="Calibri" w:cs="Calibri" w:eastAsia="Calibri" w:hAnsi="Calibri"/>
+                <w:b w:val="false"/>
+                <w:bCs w:val="false"/>
+                <w:i w:val="false"/>
+                <w:iCs w:val="false"/>
+                <w:color w:val="1A1F36"/>
+                <w:sz w:val="18"/>
+                <w:szCs w:val="18"/>
+              </w:rPr>
+              <w:t xml:space="preserve"/>
             </w:r>
           </w:p>
         </w:tc>
@@ -14399,7 +17078,7 @@
         </w:tc>
         <w:tc>
           <w:tcPr>
-            <w:tcW w:type="dxa" w:w="2600"/>
+            <w:tcW w:type="dxa" w:w="2500"/>
             <w:tcBorders>
               <w:top w:val="single" w:color="C7CBDC" w:sz="4"/>
               <w:left w:val="single" w:color="C7CBDC" w:sz="4"/>
@@ -14450,7 +17129,7 @@
         </w:tc>
         <w:tc>
           <w:tcPr>
-            <w:tcW w:type="dxa" w:w="2300"/>
+            <w:tcW w:type="dxa" w:w="2200"/>
             <w:tcBorders>
               <w:top w:val="single" w:color="C7CBDC" w:sz="4"/>
               <w:left w:val="single" w:color="C7CBDC" w:sz="4"/>
@@ -14501,7 +17180,7 @@
         </w:tc>
         <w:tc>
           <w:tcPr>
-            <w:tcW w:type="dxa" w:w="3600"/>
+            <w:tcW w:type="dxa" w:w="4400"/>
             <w:tcBorders>
               <w:top w:val="single" w:color="C7CBDC" w:sz="4"/>
               <w:left w:val="single" w:color="C7CBDC" w:sz="4"/>
@@ -14533,6 +17212,42 @@
                 <w:szCs w:val="18"/>
               </w:rPr>
               <w:t xml:space="preserve">После трёх периодов ничья, в итоге +1 гол — как у матчей с буллитами, но пометки «Б Буллиты» нет. Буллиты или опечатка?</w:t>
+            </w:r>
+          </w:p>
+        </w:tc>
+        <w:tc>
+          <w:tcPr>
+            <w:tcW w:type="dxa" w:w="5350"/>
+            <w:tcBorders>
+              <w:top w:val="single" w:color="C7CBDC" w:sz="4"/>
+              <w:left w:val="single" w:color="C7CBDC" w:sz="4"/>
+              <w:bottom w:val="single" w:color="C7CBDC" w:sz="4"/>
+              <w:right w:val="single" w:color="C7CBDC" w:sz="4"/>
+            </w:tcBorders>
+            <w:tcMar>
+              <w:top w:type="dxa" w:w="60"/>
+              <w:left w:type="dxa" w:w="90"/>
+              <w:bottom w:type="dxa" w:w="60"/>
+              <w:right w:type="dxa" w:w="90"/>
+            </w:tcMar>
+            <w:vAlign w:val="top"/>
+          </w:tcPr>
+          <w:p>
+            <w:pPr>
+              <w:spacing w:after="0" w:before="0"/>
+            </w:pPr>
+            <w:r>
+              <w:rPr>
+                <w:rFonts w:ascii="Calibri" w:cs="Calibri" w:eastAsia="Calibri" w:hAnsi="Calibri"/>
+                <w:b w:val="false"/>
+                <w:bCs w:val="false"/>
+                <w:i w:val="false"/>
+                <w:iCs w:val="false"/>
+                <w:color w:val="1A1F36"/>
+                <w:sz w:val="18"/>
+                <w:szCs w:val="18"/>
+              </w:rPr>
+              <w:t xml:space="preserve"/>
             </w:r>
           </w:p>
         </w:tc>
@@ -14576,7 +17291,7 @@
         </w:tc>
         <w:tc>
           <w:tcPr>
-            <w:tcW w:type="dxa" w:w="2600"/>
+            <w:tcW w:type="dxa" w:w="2500"/>
             <w:tcBorders>
               <w:top w:val="single" w:color="C7CBDC" w:sz="4"/>
               <w:left w:val="single" w:color="C7CBDC" w:sz="4"/>
@@ -14626,7 +17341,7 @@
         </w:tc>
         <w:tc>
           <w:tcPr>
-            <w:tcW w:type="dxa" w:w="2300"/>
+            <w:tcW w:type="dxa" w:w="2200"/>
             <w:tcBorders>
               <w:top w:val="single" w:color="C7CBDC" w:sz="4"/>
               <w:left w:val="single" w:color="C7CBDC" w:sz="4"/>
@@ -14676,7 +17391,7 @@
         </w:tc>
         <w:tc>
           <w:tcPr>
-            <w:tcW w:type="dxa" w:w="3600"/>
+            <w:tcW w:type="dxa" w:w="4400"/>
             <w:tcBorders>
               <w:top w:val="single" w:color="C7CBDC" w:sz="4"/>
               <w:left w:val="single" w:color="C7CBDC" w:sz="4"/>
@@ -14707,6 +17422,42 @@
                 <w:szCs w:val="18"/>
               </w:rPr>
               <w:t xml:space="preserve">После трёх периодов ничья, в итоге +1 гол — как у матчей с буллитами, но пометки «Б Буллиты» нет. Буллиты или опечатка?</w:t>
+            </w:r>
+          </w:p>
+        </w:tc>
+        <w:tc>
+          <w:tcPr>
+            <w:tcW w:type="dxa" w:w="5350"/>
+            <w:tcBorders>
+              <w:top w:val="single" w:color="C7CBDC" w:sz="4"/>
+              <w:left w:val="single" w:color="C7CBDC" w:sz="4"/>
+              <w:bottom w:val="single" w:color="C7CBDC" w:sz="4"/>
+              <w:right w:val="single" w:color="C7CBDC" w:sz="4"/>
+            </w:tcBorders>
+            <w:tcMar>
+              <w:top w:type="dxa" w:w="60"/>
+              <w:left w:type="dxa" w:w="90"/>
+              <w:bottom w:type="dxa" w:w="60"/>
+              <w:right w:type="dxa" w:w="90"/>
+            </w:tcMar>
+            <w:vAlign w:val="top"/>
+          </w:tcPr>
+          <w:p>
+            <w:pPr>
+              <w:spacing w:after="0" w:before="0"/>
+            </w:pPr>
+            <w:r>
+              <w:rPr>
+                <w:rFonts w:ascii="Calibri" w:cs="Calibri" w:eastAsia="Calibri" w:hAnsi="Calibri"/>
+                <w:b w:val="false"/>
+                <w:bCs w:val="false"/>
+                <w:i w:val="false"/>
+                <w:iCs w:val="false"/>
+                <w:color w:val="1A1F36"/>
+                <w:sz w:val="18"/>
+                <w:szCs w:val="18"/>
+              </w:rPr>
+              <w:t xml:space="preserve"/>
             </w:r>
           </w:p>
         </w:tc>
@@ -14751,7 +17502,7 @@
         </w:tc>
         <w:tc>
           <w:tcPr>
-            <w:tcW w:type="dxa" w:w="2600"/>
+            <w:tcW w:type="dxa" w:w="2500"/>
             <w:tcBorders>
               <w:top w:val="single" w:color="C7CBDC" w:sz="4"/>
               <w:left w:val="single" w:color="C7CBDC" w:sz="4"/>
@@ -14802,7 +17553,7 @@
         </w:tc>
         <w:tc>
           <w:tcPr>
-            <w:tcW w:type="dxa" w:w="2300"/>
+            <w:tcW w:type="dxa" w:w="2200"/>
             <w:tcBorders>
               <w:top w:val="single" w:color="C7CBDC" w:sz="4"/>
               <w:left w:val="single" w:color="C7CBDC" w:sz="4"/>
@@ -14853,7 +17604,7 @@
         </w:tc>
         <w:tc>
           <w:tcPr>
-            <w:tcW w:type="dxa" w:w="3600"/>
+            <w:tcW w:type="dxa" w:w="4400"/>
             <w:tcBorders>
               <w:top w:val="single" w:color="C7CBDC" w:sz="4"/>
               <w:left w:val="single" w:color="C7CBDC" w:sz="4"/>
@@ -14885,6 +17636,42 @@
                 <w:szCs w:val="18"/>
               </w:rPr>
               <w:t xml:space="preserve">После трёх периодов ничья, в итоге +1 гол — как у матчей с буллитами, но пометки «Б Буллиты» нет. Буллиты или опечатка?</w:t>
+            </w:r>
+          </w:p>
+        </w:tc>
+        <w:tc>
+          <w:tcPr>
+            <w:tcW w:type="dxa" w:w="5350"/>
+            <w:tcBorders>
+              <w:top w:val="single" w:color="C7CBDC" w:sz="4"/>
+              <w:left w:val="single" w:color="C7CBDC" w:sz="4"/>
+              <w:bottom w:val="single" w:color="C7CBDC" w:sz="4"/>
+              <w:right w:val="single" w:color="C7CBDC" w:sz="4"/>
+            </w:tcBorders>
+            <w:tcMar>
+              <w:top w:type="dxa" w:w="60"/>
+              <w:left w:type="dxa" w:w="90"/>
+              <w:bottom w:type="dxa" w:w="60"/>
+              <w:right w:type="dxa" w:w="90"/>
+            </w:tcMar>
+            <w:vAlign w:val="top"/>
+          </w:tcPr>
+          <w:p>
+            <w:pPr>
+              <w:spacing w:after="0" w:before="0"/>
+            </w:pPr>
+            <w:r>
+              <w:rPr>
+                <w:rFonts w:ascii="Calibri" w:cs="Calibri" w:eastAsia="Calibri" w:hAnsi="Calibri"/>
+                <w:b w:val="false"/>
+                <w:bCs w:val="false"/>
+                <w:i w:val="false"/>
+                <w:iCs w:val="false"/>
+                <w:color w:val="1A1F36"/>
+                <w:sz w:val="18"/>
+                <w:szCs w:val="18"/>
+              </w:rPr>
+              <w:t xml:space="preserve"/>
             </w:r>
           </w:p>
         </w:tc>
@@ -14928,7 +17715,7 @@
         </w:tc>
         <w:tc>
           <w:tcPr>
-            <w:tcW w:type="dxa" w:w="2600"/>
+            <w:tcW w:type="dxa" w:w="2500"/>
             <w:tcBorders>
               <w:top w:val="single" w:color="C7CBDC" w:sz="4"/>
               <w:left w:val="single" w:color="C7CBDC" w:sz="4"/>
@@ -14978,7 +17765,7 @@
         </w:tc>
         <w:tc>
           <w:tcPr>
-            <w:tcW w:type="dxa" w:w="2300"/>
+            <w:tcW w:type="dxa" w:w="2200"/>
             <w:tcBorders>
               <w:top w:val="single" w:color="C7CBDC" w:sz="4"/>
               <w:left w:val="single" w:color="C7CBDC" w:sz="4"/>
@@ -15014,7 +17801,7 @@
         </w:tc>
         <w:tc>
           <w:tcPr>
-            <w:tcW w:type="dxa" w:w="3600"/>
+            <w:tcW w:type="dxa" w:w="4400"/>
             <w:tcBorders>
               <w:top w:val="single" w:color="C7CBDC" w:sz="4"/>
               <w:left w:val="single" w:color="C7CBDC" w:sz="4"/>
@@ -15045,6 +17832,42 @@
                 <w:szCs w:val="18"/>
               </w:rPr>
               <w:t xml:space="preserve">Счёт по периодам не заполнен.</w:t>
+            </w:r>
+          </w:p>
+        </w:tc>
+        <w:tc>
+          <w:tcPr>
+            <w:tcW w:type="dxa" w:w="5350"/>
+            <w:tcBorders>
+              <w:top w:val="single" w:color="C7CBDC" w:sz="4"/>
+              <w:left w:val="single" w:color="C7CBDC" w:sz="4"/>
+              <w:bottom w:val="single" w:color="C7CBDC" w:sz="4"/>
+              <w:right w:val="single" w:color="C7CBDC" w:sz="4"/>
+            </w:tcBorders>
+            <w:tcMar>
+              <w:top w:type="dxa" w:w="60"/>
+              <w:left w:type="dxa" w:w="90"/>
+              <w:bottom w:type="dxa" w:w="60"/>
+              <w:right w:type="dxa" w:w="90"/>
+            </w:tcMar>
+            <w:vAlign w:val="top"/>
+          </w:tcPr>
+          <w:p>
+            <w:pPr>
+              <w:spacing w:after="0" w:before="0"/>
+            </w:pPr>
+            <w:r>
+              <w:rPr>
+                <w:rFonts w:ascii="Calibri" w:cs="Calibri" w:eastAsia="Calibri" w:hAnsi="Calibri"/>
+                <w:b w:val="false"/>
+                <w:bCs w:val="false"/>
+                <w:i w:val="false"/>
+                <w:iCs w:val="false"/>
+                <w:color w:val="1A1F36"/>
+                <w:sz w:val="18"/>
+                <w:szCs w:val="18"/>
+              </w:rPr>
+              <w:t xml:space="preserve"/>
             </w:r>
           </w:p>
         </w:tc>
@@ -15089,7 +17912,7 @@
         </w:tc>
         <w:tc>
           <w:tcPr>
-            <w:tcW w:type="dxa" w:w="2600"/>
+            <w:tcW w:type="dxa" w:w="2500"/>
             <w:tcBorders>
               <w:top w:val="single" w:color="C7CBDC" w:sz="4"/>
               <w:left w:val="single" w:color="C7CBDC" w:sz="4"/>
@@ -15140,7 +17963,7 @@
         </w:tc>
         <w:tc>
           <w:tcPr>
-            <w:tcW w:type="dxa" w:w="2300"/>
+            <w:tcW w:type="dxa" w:w="2200"/>
             <w:tcBorders>
               <w:top w:val="single" w:color="C7CBDC" w:sz="4"/>
               <w:left w:val="single" w:color="C7CBDC" w:sz="4"/>
@@ -15191,7 +18014,7 @@
         </w:tc>
         <w:tc>
           <w:tcPr>
-            <w:tcW w:type="dxa" w:w="3600"/>
+            <w:tcW w:type="dxa" w:w="4400"/>
             <w:tcBorders>
               <w:top w:val="single" w:color="C7CBDC" w:sz="4"/>
               <w:left w:val="single" w:color="C7CBDC" w:sz="4"/>
@@ -15223,6 +18046,42 @@
                 <w:szCs w:val="18"/>
               </w:rPr>
               <w:t xml:space="preserve">После трёх периодов ничья, в итоге +1 гол — как у матчей с буллитами, но пометки «Б Буллиты» нет. Буллиты или опечатка?</w:t>
+            </w:r>
+          </w:p>
+        </w:tc>
+        <w:tc>
+          <w:tcPr>
+            <w:tcW w:type="dxa" w:w="5350"/>
+            <w:tcBorders>
+              <w:top w:val="single" w:color="C7CBDC" w:sz="4"/>
+              <w:left w:val="single" w:color="C7CBDC" w:sz="4"/>
+              <w:bottom w:val="single" w:color="C7CBDC" w:sz="4"/>
+              <w:right w:val="single" w:color="C7CBDC" w:sz="4"/>
+            </w:tcBorders>
+            <w:tcMar>
+              <w:top w:type="dxa" w:w="60"/>
+              <w:left w:type="dxa" w:w="90"/>
+              <w:bottom w:type="dxa" w:w="60"/>
+              <w:right w:type="dxa" w:w="90"/>
+            </w:tcMar>
+            <w:vAlign w:val="top"/>
+          </w:tcPr>
+          <w:p>
+            <w:pPr>
+              <w:spacing w:after="0" w:before="0"/>
+            </w:pPr>
+            <w:r>
+              <w:rPr>
+                <w:rFonts w:ascii="Calibri" w:cs="Calibri" w:eastAsia="Calibri" w:hAnsi="Calibri"/>
+                <w:b w:val="false"/>
+                <w:bCs w:val="false"/>
+                <w:i w:val="false"/>
+                <w:iCs w:val="false"/>
+                <w:color w:val="1A1F36"/>
+                <w:sz w:val="18"/>
+                <w:szCs w:val="18"/>
+              </w:rPr>
+              <w:t xml:space="preserve"/>
             </w:r>
           </w:p>
         </w:tc>
@@ -15266,7 +18125,7 @@
         </w:tc>
         <w:tc>
           <w:tcPr>
-            <w:tcW w:type="dxa" w:w="2600"/>
+            <w:tcW w:type="dxa" w:w="2500"/>
             <w:tcBorders>
               <w:top w:val="single" w:color="C7CBDC" w:sz="4"/>
               <w:left w:val="single" w:color="C7CBDC" w:sz="4"/>
@@ -15316,7 +18175,7 @@
         </w:tc>
         <w:tc>
           <w:tcPr>
-            <w:tcW w:type="dxa" w:w="2300"/>
+            <w:tcW w:type="dxa" w:w="2200"/>
             <w:tcBorders>
               <w:top w:val="single" w:color="C7CBDC" w:sz="4"/>
               <w:left w:val="single" w:color="C7CBDC" w:sz="4"/>
@@ -15366,7 +18225,7 @@
         </w:tc>
         <w:tc>
           <w:tcPr>
-            <w:tcW w:type="dxa" w:w="3600"/>
+            <w:tcW w:type="dxa" w:w="4400"/>
             <w:tcBorders>
               <w:top w:val="single" w:color="C7CBDC" w:sz="4"/>
               <w:left w:val="single" w:color="C7CBDC" w:sz="4"/>
@@ -15397,6 +18256,42 @@
                 <w:szCs w:val="18"/>
               </w:rPr>
               <w:t xml:space="preserve">После трёх периодов ничья, в итоге +1 гол — как у матчей с буллитами, но пометки «Б Буллиты» нет. Буллиты или опечатка?</w:t>
+            </w:r>
+          </w:p>
+        </w:tc>
+        <w:tc>
+          <w:tcPr>
+            <w:tcW w:type="dxa" w:w="5350"/>
+            <w:tcBorders>
+              <w:top w:val="single" w:color="C7CBDC" w:sz="4"/>
+              <w:left w:val="single" w:color="C7CBDC" w:sz="4"/>
+              <w:bottom w:val="single" w:color="C7CBDC" w:sz="4"/>
+              <w:right w:val="single" w:color="C7CBDC" w:sz="4"/>
+            </w:tcBorders>
+            <w:tcMar>
+              <w:top w:type="dxa" w:w="60"/>
+              <w:left w:type="dxa" w:w="90"/>
+              <w:bottom w:type="dxa" w:w="60"/>
+              <w:right w:type="dxa" w:w="90"/>
+            </w:tcMar>
+            <w:vAlign w:val="top"/>
+          </w:tcPr>
+          <w:p>
+            <w:pPr>
+              <w:spacing w:after="0" w:before="0"/>
+            </w:pPr>
+            <w:r>
+              <w:rPr>
+                <w:rFonts w:ascii="Calibri" w:cs="Calibri" w:eastAsia="Calibri" w:hAnsi="Calibri"/>
+                <w:b w:val="false"/>
+                <w:bCs w:val="false"/>
+                <w:i w:val="false"/>
+                <w:iCs w:val="false"/>
+                <w:color w:val="1A1F36"/>
+                <w:sz w:val="18"/>
+                <w:szCs w:val="18"/>
+              </w:rPr>
+              <w:t xml:space="preserve"/>
             </w:r>
           </w:p>
         </w:tc>
@@ -15441,7 +18336,7 @@
         </w:tc>
         <w:tc>
           <w:tcPr>
-            <w:tcW w:type="dxa" w:w="2600"/>
+            <w:tcW w:type="dxa" w:w="2500"/>
             <w:tcBorders>
               <w:top w:val="single" w:color="C7CBDC" w:sz="4"/>
               <w:left w:val="single" w:color="C7CBDC" w:sz="4"/>
@@ -15492,7 +18387,7 @@
         </w:tc>
         <w:tc>
           <w:tcPr>
-            <w:tcW w:type="dxa" w:w="2300"/>
+            <w:tcW w:type="dxa" w:w="2200"/>
             <w:tcBorders>
               <w:top w:val="single" w:color="C7CBDC" w:sz="4"/>
               <w:left w:val="single" w:color="C7CBDC" w:sz="4"/>
@@ -15543,7 +18438,7 @@
         </w:tc>
         <w:tc>
           <w:tcPr>
-            <w:tcW w:type="dxa" w:w="3600"/>
+            <w:tcW w:type="dxa" w:w="4400"/>
             <w:tcBorders>
               <w:top w:val="single" w:color="C7CBDC" w:sz="4"/>
               <w:left w:val="single" w:color="C7CBDC" w:sz="4"/>
@@ -15575,6 +18470,42 @@
                 <w:szCs w:val="18"/>
               </w:rPr>
               <w:t xml:space="preserve">Стоит пометка о буллитах, но ничьей после основного времени не было.</w:t>
+            </w:r>
+          </w:p>
+        </w:tc>
+        <w:tc>
+          <w:tcPr>
+            <w:tcW w:type="dxa" w:w="5350"/>
+            <w:tcBorders>
+              <w:top w:val="single" w:color="C7CBDC" w:sz="4"/>
+              <w:left w:val="single" w:color="C7CBDC" w:sz="4"/>
+              <w:bottom w:val="single" w:color="C7CBDC" w:sz="4"/>
+              <w:right w:val="single" w:color="C7CBDC" w:sz="4"/>
+            </w:tcBorders>
+            <w:tcMar>
+              <w:top w:type="dxa" w:w="60"/>
+              <w:left w:type="dxa" w:w="90"/>
+              <w:bottom w:type="dxa" w:w="60"/>
+              <w:right w:type="dxa" w:w="90"/>
+            </w:tcMar>
+            <w:vAlign w:val="top"/>
+          </w:tcPr>
+          <w:p>
+            <w:pPr>
+              <w:spacing w:after="0" w:before="0"/>
+            </w:pPr>
+            <w:r>
+              <w:rPr>
+                <w:rFonts w:ascii="Calibri" w:cs="Calibri" w:eastAsia="Calibri" w:hAnsi="Calibri"/>
+                <w:b w:val="false"/>
+                <w:bCs w:val="false"/>
+                <w:i w:val="false"/>
+                <w:iCs w:val="false"/>
+                <w:color w:val="1A1F36"/>
+                <w:sz w:val="18"/>
+                <w:szCs w:val="18"/>
+              </w:rPr>
+              <w:t xml:space="preserve"/>
             </w:r>
           </w:p>
         </w:tc>
@@ -15618,7 +18549,7 @@
         </w:tc>
         <w:tc>
           <w:tcPr>
-            <w:tcW w:type="dxa" w:w="2600"/>
+            <w:tcW w:type="dxa" w:w="2500"/>
             <w:tcBorders>
               <w:top w:val="single" w:color="C7CBDC" w:sz="4"/>
               <w:left w:val="single" w:color="C7CBDC" w:sz="4"/>
@@ -15668,7 +18599,7 @@
         </w:tc>
         <w:tc>
           <w:tcPr>
-            <w:tcW w:type="dxa" w:w="2300"/>
+            <w:tcW w:type="dxa" w:w="2200"/>
             <w:tcBorders>
               <w:top w:val="single" w:color="C7CBDC" w:sz="4"/>
               <w:left w:val="single" w:color="C7CBDC" w:sz="4"/>
@@ -15718,7 +18649,7 @@
         </w:tc>
         <w:tc>
           <w:tcPr>
-            <w:tcW w:type="dxa" w:w="3600"/>
+            <w:tcW w:type="dxa" w:w="4400"/>
             <w:tcBorders>
               <w:top w:val="single" w:color="C7CBDC" w:sz="4"/>
               <w:left w:val="single" w:color="C7CBDC" w:sz="4"/>
@@ -15749,6 +18680,42 @@
                 <w:szCs w:val="18"/>
               </w:rPr>
               <w:t xml:space="preserve">После трёх периодов ничья, в итоге +1 гол — как у матчей с буллитами, но пометки «Б Буллиты» нет. Буллиты или опечатка?</w:t>
+            </w:r>
+          </w:p>
+        </w:tc>
+        <w:tc>
+          <w:tcPr>
+            <w:tcW w:type="dxa" w:w="5350"/>
+            <w:tcBorders>
+              <w:top w:val="single" w:color="C7CBDC" w:sz="4"/>
+              <w:left w:val="single" w:color="C7CBDC" w:sz="4"/>
+              <w:bottom w:val="single" w:color="C7CBDC" w:sz="4"/>
+              <w:right w:val="single" w:color="C7CBDC" w:sz="4"/>
+            </w:tcBorders>
+            <w:tcMar>
+              <w:top w:type="dxa" w:w="60"/>
+              <w:left w:type="dxa" w:w="90"/>
+              <w:bottom w:type="dxa" w:w="60"/>
+              <w:right w:type="dxa" w:w="90"/>
+            </w:tcMar>
+            <w:vAlign w:val="top"/>
+          </w:tcPr>
+          <w:p>
+            <w:pPr>
+              <w:spacing w:after="0" w:before="0"/>
+            </w:pPr>
+            <w:r>
+              <w:rPr>
+                <w:rFonts w:ascii="Calibri" w:cs="Calibri" w:eastAsia="Calibri" w:hAnsi="Calibri"/>
+                <w:b w:val="false"/>
+                <w:bCs w:val="false"/>
+                <w:i w:val="false"/>
+                <w:iCs w:val="false"/>
+                <w:color w:val="1A1F36"/>
+                <w:sz w:val="18"/>
+                <w:szCs w:val="18"/>
+              </w:rPr>
+              <w:t xml:space="preserve"/>
             </w:r>
           </w:p>
         </w:tc>
@@ -15793,7 +18760,7 @@
         </w:tc>
         <w:tc>
           <w:tcPr>
-            <w:tcW w:type="dxa" w:w="2600"/>
+            <w:tcW w:type="dxa" w:w="2500"/>
             <w:tcBorders>
               <w:top w:val="single" w:color="C7CBDC" w:sz="4"/>
               <w:left w:val="single" w:color="C7CBDC" w:sz="4"/>
@@ -15830,7 +18797,7 @@
         </w:tc>
         <w:tc>
           <w:tcPr>
-            <w:tcW w:type="dxa" w:w="2300"/>
+            <w:tcW w:type="dxa" w:w="2200"/>
             <w:tcBorders>
               <w:top w:val="single" w:color="C7CBDC" w:sz="4"/>
               <w:left w:val="single" w:color="C7CBDC" w:sz="4"/>
@@ -15867,7 +18834,7 @@
         </w:tc>
         <w:tc>
           <w:tcPr>
-            <w:tcW w:type="dxa" w:w="3600"/>
+            <w:tcW w:type="dxa" w:w="4400"/>
             <w:tcBorders>
               <w:top w:val="single" w:color="C7CBDC" w:sz="4"/>
               <w:left w:val="single" w:color="C7CBDC" w:sz="4"/>
@@ -15899,6 +18866,42 @@
                 <w:szCs w:val="18"/>
               </w:rPr>
               <w:t xml:space="preserve">За разные команды выходят 21 игроков: Авксентьев Александр Александрович (Беркут — 124, Феникс — 124, Акулы — 2, Звезда — 2); Барсуков Тимофей Александрович (Атлант — 124, Акулы — 2); Белов Евгений Дмитриевич (Электроник — 124, Феникс — 124, Авиатор — 2); Быков Иван Александрович (Атлант — 124, Акулы — 2); Воронов Владимир Андреевич (Атлант — 124, Авиатор — 2); Ефремов Семён Владиславович (Атлант — 124, Авиатор — 2); Зарков Гордей Михайлович (Беркут — 124, Электроник — 124); Ильин Даниил Валерьевич (Феникс — 124, Акулы — 2); Коваль Александр Васильевич (Электроник — 124, Акулы — 2); Коваль Илья Андреевич (Атлант — 124, Акулы — 2); Лачинов Глеб Олегович (Титан — 124, Звезда — 2); Левашов Дмитрий Евгеньевич (Беркут — 124, Звезда — 2); Мамаев Эмиль Алиханович (Феникс — 124, Авиатор — 2); Мельник Даниил Евгеньевич (Титан — 124, Звезда — 2); Панферов Илья Андреевич (Метеор — 124, Звезда — 2); Сенотов Богдан Владимирович (Титан — 124, Звезда — 2); Серебряков Григорий Артёмович (Атлант — 124, Авиатор — 2); Смолин Глеб Олегович (Феникс — 124, Акулы — 2); Студитских Максим Константинович (Феникс — 124, Авиатор — 2); Трапезников Александр Александрович (Беркут — 124, Звезда — 2); Шарафутдинов Дамир Фанилевич (Феникс — 124, Авиатор — 2). Если составы формируются драфтом на игровой день — вопрос снимается, иначе это ошибка в составах.</w:t>
+            </w:r>
+          </w:p>
+        </w:tc>
+        <w:tc>
+          <w:tcPr>
+            <w:tcW w:type="dxa" w:w="5350"/>
+            <w:tcBorders>
+              <w:top w:val="single" w:color="C7CBDC" w:sz="4"/>
+              <w:left w:val="single" w:color="C7CBDC" w:sz="4"/>
+              <w:bottom w:val="single" w:color="C7CBDC" w:sz="4"/>
+              <w:right w:val="single" w:color="C7CBDC" w:sz="4"/>
+            </w:tcBorders>
+            <w:tcMar>
+              <w:top w:type="dxa" w:w="60"/>
+              <w:left w:type="dxa" w:w="90"/>
+              <w:bottom w:type="dxa" w:w="60"/>
+              <w:right w:type="dxa" w:w="90"/>
+            </w:tcMar>
+            <w:vAlign w:val="top"/>
+          </w:tcPr>
+          <w:p>
+            <w:pPr>
+              <w:spacing w:after="0" w:before="0"/>
+            </w:pPr>
+            <w:r>
+              <w:rPr>
+                <w:rFonts w:ascii="Calibri" w:cs="Calibri" w:eastAsia="Calibri" w:hAnsi="Calibri"/>
+                <w:b w:val="false"/>
+                <w:bCs w:val="false"/>
+                <w:i w:val="false"/>
+                <w:iCs w:val="false"/>
+                <w:color w:val="1A1F36"/>
+                <w:sz w:val="18"/>
+                <w:szCs w:val="18"/>
+              </w:rPr>
+              <w:t xml:space="preserve"/>
             </w:r>
           </w:p>
         </w:tc>
@@ -15942,7 +18945,7 @@
         </w:tc>
         <w:tc>
           <w:tcPr>
-            <w:tcW w:type="dxa" w:w="2600"/>
+            <w:tcW w:type="dxa" w:w="2500"/>
             <w:tcBorders>
               <w:top w:val="single" w:color="C7CBDC" w:sz="4"/>
               <w:left w:val="single" w:color="C7CBDC" w:sz="4"/>
@@ -15978,7 +18981,7 @@
         </w:tc>
         <w:tc>
           <w:tcPr>
-            <w:tcW w:type="dxa" w:w="2300"/>
+            <w:tcW w:type="dxa" w:w="2200"/>
             <w:tcBorders>
               <w:top w:val="single" w:color="C7CBDC" w:sz="4"/>
               <w:left w:val="single" w:color="C7CBDC" w:sz="4"/>
@@ -16014,7 +19017,7 @@
         </w:tc>
         <w:tc>
           <w:tcPr>
-            <w:tcW w:type="dxa" w:w="3600"/>
+            <w:tcW w:type="dxa" w:w="4400"/>
             <w:tcBorders>
               <w:top w:val="single" w:color="C7CBDC" w:sz="4"/>
               <w:left w:val="single" w:color="C7CBDC" w:sz="4"/>
@@ -16045,6 +19048,42 @@
                 <w:szCs w:val="18"/>
               </w:rPr>
               <w:t xml:space="preserve">У 19 игроков в разных матчах разные игровые номера: Авксентьев Александр Александрович (№10 — 126, №5 — 124, №9 — 2); Барсуков Тимофей Александрович (№5 — 124, №7 — 2); Белов Евгений Дмитриевич (№17 — 126, №8 — 124); Быков Иван Александрович (№7 — 124, №10 — 2); Воронов Владимир Андреевич (№8 — 124, №12 — 2); Ефремов Семён Владиславович (№12 — 124, №16 — 2); Зарков Гордей Михайлович (№8 — 124, №16 — 124); Ильин Даниил Валерьевич (№23 — 124, №12 — 2); Коваль Илья Андреевич (№10 — 124, №5 — 2); Лачинов Глеб Олегович (№10 — 124, №8 — 2); Левашов Дмитрий Евгеньевич (№17 — 124, №5 — 2); Мамаев Эмиль Алиханович (№3 — 124, №2 — 2); Панферов Илья Андреевич (№2 — 124, №3 — 2); Сенотов Богдан Владимирович (№16 — 124, №7 — 2); Серебряков Григорий Артёмович (№23 — 124, №8 — 2); Смолин Глеб Олегович (№10 — 124, №16 — 2); Студитских Максим Константинович (№12 — 124, №23 — 2); Трапезников Александр Александрович (№5 — 124, №12 — 2); Шарафутдинов Дамир Фанилевич (№8 — 124, №10 — 2). Номер меняется вместе с командой или это ошибка?</w:t>
+            </w:r>
+          </w:p>
+        </w:tc>
+        <w:tc>
+          <w:tcPr>
+            <w:tcW w:type="dxa" w:w="5350"/>
+            <w:tcBorders>
+              <w:top w:val="single" w:color="C7CBDC" w:sz="4"/>
+              <w:left w:val="single" w:color="C7CBDC" w:sz="4"/>
+              <w:bottom w:val="single" w:color="C7CBDC" w:sz="4"/>
+              <w:right w:val="single" w:color="C7CBDC" w:sz="4"/>
+            </w:tcBorders>
+            <w:tcMar>
+              <w:top w:type="dxa" w:w="60"/>
+              <w:left w:type="dxa" w:w="90"/>
+              <w:bottom w:type="dxa" w:w="60"/>
+              <w:right w:type="dxa" w:w="90"/>
+            </w:tcMar>
+            <w:vAlign w:val="top"/>
+          </w:tcPr>
+          <w:p>
+            <w:pPr>
+              <w:spacing w:after="0" w:before="0"/>
+            </w:pPr>
+            <w:r>
+              <w:rPr>
+                <w:rFonts w:ascii="Calibri" w:cs="Calibri" w:eastAsia="Calibri" w:hAnsi="Calibri"/>
+                <w:b w:val="false"/>
+                <w:bCs w:val="false"/>
+                <w:i w:val="false"/>
+                <w:iCs w:val="false"/>
+                <w:color w:val="1A1F36"/>
+                <w:sz w:val="18"/>
+                <w:szCs w:val="18"/>
+              </w:rPr>
+              <w:t xml:space="preserve"/>
             </w:r>
           </w:p>
         </w:tc>
@@ -16089,7 +19128,7 @@
         </w:tc>
         <w:tc>
           <w:tcPr>
-            <w:tcW w:type="dxa" w:w="2600"/>
+            <w:tcW w:type="dxa" w:w="2500"/>
             <w:tcBorders>
               <w:top w:val="single" w:color="C7CBDC" w:sz="4"/>
               <w:left w:val="single" w:color="C7CBDC" w:sz="4"/>
@@ -16126,7 +19165,7 @@
         </w:tc>
         <w:tc>
           <w:tcPr>
-            <w:tcW w:type="dxa" w:w="2300"/>
+            <w:tcW w:type="dxa" w:w="2200"/>
             <w:tcBorders>
               <w:top w:val="single" w:color="C7CBDC" w:sz="4"/>
               <w:left w:val="single" w:color="C7CBDC" w:sz="4"/>
@@ -16163,7 +19202,7 @@
         </w:tc>
         <w:tc>
           <w:tcPr>
-            <w:tcW w:type="dxa" w:w="3600"/>
+            <w:tcW w:type="dxa" w:w="4400"/>
             <w:tcBorders>
               <w:top w:val="single" w:color="C7CBDC" w:sz="4"/>
               <w:left w:val="single" w:color="C7CBDC" w:sz="4"/>
@@ -16195,6 +19234,42 @@
                 <w:szCs w:val="18"/>
               </w:rPr>
               <w:t xml:space="preserve">У остальных команд файла порядка 124 матчей, а здесь: «Авиатор» — 2 матч(а): стр. 1531, стр. 1561; «Акулы» — 2 матч(а): стр. 1531, стр. 1546; «Звезда» — 2 матч(а): стр. 1546, стр. 1561. Похоже, название команды указано неверно или матчи из другого соревнования попали в файл.</w:t>
+            </w:r>
+          </w:p>
+        </w:tc>
+        <w:tc>
+          <w:tcPr>
+            <w:tcW w:type="dxa" w:w="5350"/>
+            <w:tcBorders>
+              <w:top w:val="single" w:color="C7CBDC" w:sz="4"/>
+              <w:left w:val="single" w:color="C7CBDC" w:sz="4"/>
+              <w:bottom w:val="single" w:color="C7CBDC" w:sz="4"/>
+              <w:right w:val="single" w:color="C7CBDC" w:sz="4"/>
+            </w:tcBorders>
+            <w:tcMar>
+              <w:top w:type="dxa" w:w="60"/>
+              <w:left w:type="dxa" w:w="90"/>
+              <w:bottom w:type="dxa" w:w="60"/>
+              <w:right w:type="dxa" w:w="90"/>
+            </w:tcMar>
+            <w:vAlign w:val="top"/>
+          </w:tcPr>
+          <w:p>
+            <w:pPr>
+              <w:spacing w:after="0" w:before="0"/>
+            </w:pPr>
+            <w:r>
+              <w:rPr>
+                <w:rFonts w:ascii="Calibri" w:cs="Calibri" w:eastAsia="Calibri" w:hAnsi="Calibri"/>
+                <w:b w:val="false"/>
+                <w:bCs w:val="false"/>
+                <w:i w:val="false"/>
+                <w:iCs w:val="false"/>
+                <w:color w:val="1A1F36"/>
+                <w:sz w:val="18"/>
+                <w:szCs w:val="18"/>
+              </w:rPr>
+              <w:t xml:space="preserve"/>
             </w:r>
           </w:p>
         </w:tc>
@@ -16202,8 +19277,8 @@
     </w:tbl>
     <w:sectPr>
       <w:footerReference w:type="default" r:id="rId7"/>
-      <w:pgSz w:w="11906" w:h="16838" w:orient="portrait"/>
-      <w:pgMar w:top="1020" w:right="793" w:bottom="907" w:left="907" w:header="708" w:footer="708" w:gutter="0"/>
+      <w:pgSz w:w="16838" w:h="11906" w:orient="landscape"/>
+      <w:pgMar w:top="850" w:right="793" w:bottom="680" w:left="793" w:header="708" w:footer="708" w:gutter="0"/>
       <w:pgNumType/>
       <w:docGrid w:linePitch="360"/>
     </w:sectPr>

--- a/reports/Otchet_o_proverke.docx
+++ b/reports/Otchet_o_proverke.docx
@@ -2858,7 +2858,7 @@
           <w:sz w:val="20"/>
           <w:szCs w:val="20"/>
         </w:rPr>
-        <w:t xml:space="preserve">Напротив каждой строки впишите, как исправляем ошибку или почему данные верны как есть.</w:t>
+        <w:t xml:space="preserve">Напротив каждой строки впишите, как исправляем ошибку.</w:t>
       </w:r>
     </w:p>
     <w:p>
@@ -3121,7 +3121,7 @@
                 <w:sz w:val="14"/>
                 <w:szCs w:val="14"/>
               </w:rPr>
-              <w:t xml:space="preserve">как исправляем или почему верно как есть</w:t>
+              <w:t xml:space="preserve">как исправляем</w:t>
             </w:r>
           </w:p>
         </w:tc>
@@ -3811,7 +3811,7 @@
                 <w:sz w:val="14"/>
                 <w:szCs w:val="14"/>
               </w:rPr>
-              <w:t xml:space="preserve">как исправляем или почему верно как есть</w:t>
+              <w:t xml:space="preserve">как исправляем</w:t>
             </w:r>
           </w:p>
         </w:tc>
@@ -4445,7 +4445,7 @@
                 <w:sz w:val="14"/>
                 <w:szCs w:val="14"/>
               </w:rPr>
-              <w:t xml:space="preserve">как исправляем или почему верно как есть</w:t>
+              <w:t xml:space="preserve">как исправляем</w:t>
             </w:r>
           </w:p>
         </w:tc>
@@ -5447,7 +5447,7 @@
                 <w:sz w:val="14"/>
                 <w:szCs w:val="14"/>
               </w:rPr>
-              <w:t xml:space="preserve">как исправляем или почему верно как есть</w:t>
+              <w:t xml:space="preserve">как исправляем</w:t>
             </w:r>
           </w:p>
         </w:tc>
@@ -6715,7 +6715,7 @@
                 <w:sz w:val="14"/>
                 <w:szCs w:val="14"/>
               </w:rPr>
-              <w:t xml:space="preserve">как исправляем или почему верно как есть</w:t>
+              <w:t xml:space="preserve">как исправляем</w:t>
             </w:r>
           </w:p>
         </w:tc>
@@ -9045,7 +9045,7 @@
                 <w:sz w:val="14"/>
                 <w:szCs w:val="14"/>
               </w:rPr>
-              <w:t xml:space="preserve">как исправляем или почему верно как есть</w:t>
+              <w:t xml:space="preserve">как исправляем</w:t>
             </w:r>
           </w:p>
         </w:tc>
@@ -9735,7 +9735,7 @@
                 <w:sz w:val="14"/>
                 <w:szCs w:val="14"/>
               </w:rPr>
-              <w:t xml:space="preserve">как исправляем или почему верно как есть</w:t>
+              <w:t xml:space="preserve">как исправляем</w:t>
             </w:r>
           </w:p>
         </w:tc>
@@ -10579,7 +10579,7 @@
                 <w:sz w:val="14"/>
                 <w:szCs w:val="14"/>
               </w:rPr>
-              <w:t xml:space="preserve">как исправляем или почему верно как есть</w:t>
+              <w:t xml:space="preserve">как исправляем</w:t>
             </w:r>
           </w:p>
         </w:tc>
@@ -13235,7 +13235,7 @@
                 <w:sz w:val="14"/>
                 <w:szCs w:val="14"/>
               </w:rPr>
-              <w:t xml:space="preserve">как исправляем или почему верно как есть</w:t>
+              <w:t xml:space="preserve">как исправляем</w:t>
             </w:r>
           </w:p>
         </w:tc>
@@ -15975,7 +15975,7 @@
                 <w:sz w:val="14"/>
                 <w:szCs w:val="14"/>
               </w:rPr>
-              <w:t xml:space="preserve">как исправляем или почему верно как есть</w:t>
+              <w:t xml:space="preserve">как исправляем</w:t>
             </w:r>
           </w:p>
         </w:tc>

--- a/reports/Otchet_o_proverke.docx
+++ b/reports/Otchet_o_proverke.docx
@@ -187,7 +187,7 @@
                 <w:sz w:val="52"/>
                 <w:szCs w:val="52"/>
               </w:rPr>
-              <w:t xml:space="preserve">69</w:t>
+              <w:t xml:space="preserve">72</w:t>
             </w:r>
           </w:p>
         </w:tc>
@@ -884,7 +884,7 @@
                 <w:sz w:val="20"/>
                 <w:szCs w:val="20"/>
               </w:rPr>
-              <w:t xml:space="preserve">Похоже на драфт, а не на ошибку — требует подтверждения регламентом.</w:t>
+              <w:t xml:space="preserve">Игроки выступают за несколько команд. Требуется подтверждение организаторов.</w:t>
             </w:r>
           </w:p>
         </w:tc>
@@ -961,7 +961,7 @@
                 <w:sz w:val="24"/>
                 <w:szCs w:val="24"/>
               </w:rPr>
-              <w:t xml:space="preserve">9</w:t>
+              <w:t xml:space="preserve">12</w:t>
             </w:r>
           </w:p>
         </w:tc>
@@ -998,7 +998,7 @@
                 <w:sz w:val="18"/>
                 <w:szCs w:val="18"/>
               </w:rPr>
-              <w:t xml:space="preserve">4 — повтор игрового номера; 3 — игрок без номера; 2 — посторонние символы в ФИО</w:t>
+              <w:t xml:space="preserve">4 — повтор игрового номера; 3 — игрок без номера; 2 — посторонние символы в ФИО; 3 — состав больше обычного</w:t>
             </w:r>
           </w:p>
           <w:p>
@@ -4143,7 +4143,7 @@
                 <w:sz w:val="18"/>
                 <w:szCs w:val="18"/>
               </w:rPr>
-              <w:t xml:space="preserve">За разные команды выходят 1 игроков: Сафронов Максим Артемович (Метеор — 12, Викинг — 8, Сияжар — 2). Если составы формируются драфтом на игровой день — вопрос снимается, иначе это ошибка в составах.</w:t>
+              <w:t xml:space="preserve">За разные команды выходят 1 игроков: Сафронов Максим Артемович (Метеор — 12, Викинг — 8, Сияжар — 2). Уточнить, верно ли это.</w:t>
             </w:r>
           </w:p>
         </w:tc>
@@ -4887,7 +4887,7 @@
                 <w:sz w:val="18"/>
                 <w:szCs w:val="18"/>
               </w:rPr>
-              <w:t xml:space="preserve">игроки выходят за разные команды</w:t>
+              <w:t xml:space="preserve">состав больше обычного</w:t>
             </w:r>
           </w:p>
         </w:tc>
@@ -4959,7 +4959,7 @@
                 <w:sz w:val="18"/>
                 <w:szCs w:val="18"/>
               </w:rPr>
-              <w:t xml:space="preserve">За разные команды выходят 4 игроков: Еремкин Александр Михайлович (Спортдепо — 8, Штурм — 4, Факел — 2); Жмакин Алексей Владимирович (Штурм — 4, Айсфокс — 4, Факел — 4); Нарватов Александр Петрович (Сармат — 6, Штурм — 2); Рябинин Евгений Васильевич (Сармат — 6, Штурм — 2). Если составы формируются драфтом на игровой день — вопрос снимается, иначе это ошибка в составах.</w:t>
+              <w:t xml:space="preserve">У «Спортдепо» в составе 13 игроков, тогда как у остальных команд файла обычно 9. В 8 матчах: стр. 1, стр. 16, стр. 61, стр. 76, стр. 121, стр. 136, стр. 151, стр. 166.</w:t>
             </w:r>
           </w:p>
         </w:tc>
@@ -5071,6 +5071,190 @@
                 <w:sz w:val="18"/>
                 <w:szCs w:val="18"/>
               </w:rPr>
+              <w:t xml:space="preserve">игроки выходят за разные команды</w:t>
+            </w:r>
+          </w:p>
+        </w:tc>
+        <w:tc>
+          <w:tcPr>
+            <w:tcW w:type="dxa" w:w="2200"/>
+            <w:tcBorders>
+              <w:top w:val="single" w:color="C7CBDC" w:sz="4"/>
+              <w:left w:val="single" w:color="C7CBDC" w:sz="4"/>
+              <w:bottom w:val="single" w:color="C7CBDC" w:sz="4"/>
+              <w:right w:val="single" w:color="C7CBDC" w:sz="4"/>
+            </w:tcBorders>
+            <w:shd w:fill="F7F8FC" w:color="auto" w:val="clear"/>
+            <w:tcMar>
+              <w:top w:type="dxa" w:w="60"/>
+              <w:left w:type="dxa" w:w="90"/>
+              <w:bottom w:type="dxa" w:w="60"/>
+              <w:right w:type="dxa" w:w="90"/>
+            </w:tcMar>
+            <w:vAlign w:val="top"/>
+          </w:tcPr>
+          <w:p>
+            <w:pPr>
+              <w:spacing w:after="0"/>
+            </w:pPr>
+            <w:r>
+              <w:rPr>
+                <w:rFonts w:ascii="Calibri" w:cs="Calibri" w:eastAsia="Calibri" w:hAnsi="Calibri"/>
+                <w:b w:val="false"/>
+                <w:bCs w:val="false"/>
+                <w:i w:val="false"/>
+                <w:iCs w:val="false"/>
+                <w:color w:val="5A5F7A"/>
+                <w:sz w:val="18"/>
+                <w:szCs w:val="18"/>
+              </w:rPr>
+              <w:t xml:space="preserve">—</w:t>
+            </w:r>
+          </w:p>
+        </w:tc>
+        <w:tc>
+          <w:tcPr>
+            <w:tcW w:type="dxa" w:w="4400"/>
+            <w:tcBorders>
+              <w:top w:val="single" w:color="C7CBDC" w:sz="4"/>
+              <w:left w:val="single" w:color="C7CBDC" w:sz="4"/>
+              <w:bottom w:val="single" w:color="C7CBDC" w:sz="4"/>
+              <w:right w:val="single" w:color="C7CBDC" w:sz="4"/>
+            </w:tcBorders>
+            <w:shd w:fill="F7F8FC" w:color="auto" w:val="clear"/>
+            <w:tcMar>
+              <w:top w:type="dxa" w:w="60"/>
+              <w:left w:type="dxa" w:w="90"/>
+              <w:bottom w:type="dxa" w:w="60"/>
+              <w:right w:type="dxa" w:w="90"/>
+            </w:tcMar>
+            <w:vAlign w:val="top"/>
+          </w:tcPr>
+          <w:p>
+            <w:pPr>
+              <w:spacing w:after="0" w:before="0"/>
+            </w:pPr>
+            <w:r>
+              <w:rPr>
+                <w:rFonts w:ascii="Calibri" w:cs="Calibri" w:eastAsia="Calibri" w:hAnsi="Calibri"/>
+                <w:b w:val="false"/>
+                <w:bCs w:val="false"/>
+                <w:i w:val="false"/>
+                <w:iCs w:val="false"/>
+                <w:color w:val="1A1F36"/>
+                <w:sz w:val="18"/>
+                <w:szCs w:val="18"/>
+              </w:rPr>
+              <w:t xml:space="preserve">За разные команды выходят 4 игроков: Еремкин Александр Михайлович (Спортдепо — 8, Штурм — 4, Факел — 2); Жмакин Алексей Владимирович (Штурм — 4, Айсфокс — 4, Факел — 4); Нарватов Александр Петрович (Сармат — 6, Штурм — 2); Рябинин Евгений Васильевич (Сармат — 6, Штурм — 2). Уточнить, верно ли это.</w:t>
+            </w:r>
+          </w:p>
+        </w:tc>
+        <w:tc>
+          <w:tcPr>
+            <w:tcW w:type="dxa" w:w="5350"/>
+            <w:tcBorders>
+              <w:top w:val="single" w:color="C7CBDC" w:sz="4"/>
+              <w:left w:val="single" w:color="C7CBDC" w:sz="4"/>
+              <w:bottom w:val="single" w:color="C7CBDC" w:sz="4"/>
+              <w:right w:val="single" w:color="C7CBDC" w:sz="4"/>
+            </w:tcBorders>
+            <w:tcMar>
+              <w:top w:type="dxa" w:w="60"/>
+              <w:left w:type="dxa" w:w="90"/>
+              <w:bottom w:type="dxa" w:w="60"/>
+              <w:right w:type="dxa" w:w="90"/>
+            </w:tcMar>
+            <w:vAlign w:val="top"/>
+          </w:tcPr>
+          <w:p>
+            <w:pPr>
+              <w:spacing w:after="0" w:before="0"/>
+            </w:pPr>
+            <w:r>
+              <w:rPr>
+                <w:rFonts w:ascii="Calibri" w:cs="Calibri" w:eastAsia="Calibri" w:hAnsi="Calibri"/>
+                <w:b w:val="false"/>
+                <w:bCs w:val="false"/>
+                <w:i w:val="false"/>
+                <w:iCs w:val="false"/>
+                <w:color w:val="1A1F36"/>
+                <w:sz w:val="18"/>
+                <w:szCs w:val="18"/>
+              </w:rPr>
+              <w:t xml:space="preserve"/>
+            </w:r>
+          </w:p>
+        </w:tc>
+      </w:tr>
+      <w:tr>
+        <w:tc>
+          <w:tcPr>
+            <w:tcW w:type="dxa" w:w="800"/>
+            <w:tcBorders>
+              <w:top w:val="single" w:color="C7CBDC" w:sz="4"/>
+              <w:left w:val="single" w:color="C7CBDC" w:sz="4"/>
+              <w:bottom w:val="single" w:color="C7CBDC" w:sz="4"/>
+              <w:right w:val="single" w:color="C7CBDC" w:sz="4"/>
+            </w:tcBorders>
+            <w:tcMar>
+              <w:top w:type="dxa" w:w="60"/>
+              <w:left w:type="dxa" w:w="90"/>
+              <w:bottom w:type="dxa" w:w="60"/>
+              <w:right w:type="dxa" w:w="90"/>
+            </w:tcMar>
+            <w:vAlign w:val="top"/>
+          </w:tcPr>
+          <w:p>
+            <w:pPr>
+              <w:spacing w:after="0" w:before="0"/>
+            </w:pPr>
+            <w:r>
+              <w:rPr>
+                <w:rFonts w:ascii="Calibri" w:cs="Calibri" w:eastAsia="Calibri" w:hAnsi="Calibri"/>
+                <w:b/>
+                <w:bCs/>
+                <w:i w:val="false"/>
+                <w:iCs w:val="false"/>
+                <w:color w:val="1A1F36"/>
+                <w:sz w:val="18"/>
+                <w:szCs w:val="18"/>
+              </w:rPr>
+              <w:t xml:space="preserve">—</w:t>
+            </w:r>
+          </w:p>
+        </w:tc>
+        <w:tc>
+          <w:tcPr>
+            <w:tcW w:type="dxa" w:w="2500"/>
+            <w:tcBorders>
+              <w:top w:val="single" w:color="C7CBDC" w:sz="4"/>
+              <w:left w:val="single" w:color="C7CBDC" w:sz="4"/>
+              <w:bottom w:val="single" w:color="C7CBDC" w:sz="4"/>
+              <w:right w:val="single" w:color="C7CBDC" w:sz="4"/>
+            </w:tcBorders>
+            <w:tcMar>
+              <w:top w:type="dxa" w:w="60"/>
+              <w:left w:type="dxa" w:w="90"/>
+              <w:bottom w:type="dxa" w:w="60"/>
+              <w:right w:type="dxa" w:w="90"/>
+            </w:tcMar>
+            <w:vAlign w:val="top"/>
+          </w:tcPr>
+          <w:p>
+            <w:pPr>
+              <w:spacing w:after="0"/>
+            </w:pPr>
+            <w:r>
+              <w:rPr>
+                <w:rFonts w:ascii="Calibri" w:cs="Calibri" w:eastAsia="Calibri" w:hAnsi="Calibri"/>
+                <w:b w:val="false"/>
+                <w:bCs w:val="false"/>
+                <w:i w:val="false"/>
+                <w:iCs w:val="false"/>
+                <w:color w:val="1A1F36"/>
+                <w:sz w:val="18"/>
+                <w:szCs w:val="18"/>
+              </w:rPr>
               <w:t xml:space="preserve">игроки с разными номерами</w:t>
             </w:r>
           </w:p>
@@ -5084,7 +5268,6 @@
               <w:bottom w:val="single" w:color="C7CBDC" w:sz="4"/>
               <w:right w:val="single" w:color="C7CBDC" w:sz="4"/>
             </w:tcBorders>
-            <w:shd w:fill="F7F8FC" w:color="auto" w:val="clear"/>
             <w:tcMar>
               <w:top w:type="dxa" w:w="60"/>
               <w:left w:type="dxa" w:w="90"/>
@@ -5121,7 +5304,6 @@
               <w:bottom w:val="single" w:color="C7CBDC" w:sz="4"/>
               <w:right w:val="single" w:color="C7CBDC" w:sz="4"/>
             </w:tcBorders>
-            <w:shd w:fill="F7F8FC" w:color="auto" w:val="clear"/>
             <w:tcMar>
               <w:top w:type="dxa" w:w="60"/>
               <w:left w:type="dxa" w:w="90"/>
@@ -6231,7 +6413,7 @@
                 <w:sz w:val="18"/>
                 <w:szCs w:val="18"/>
               </w:rPr>
-              <w:t xml:space="preserve">За разные команды выходят 3 игроков: Авксентьев Александр Александрович (Звезда — 156, Акулы — 142); Белов Евгений Дмитриевич (Авиатор — 124, Нефтяник — 122); Зарков Гордей Михайлович (Медведи — 139, Рыси — 107). Если составы формируются драфтом на игровой день — вопрос снимается, иначе это ошибка в составах.</w:t>
+              <w:t xml:space="preserve">За разные команды выходят 3 игроков: Авксентьев Александр Александрович (Звезда — 156, Акулы — 142); Белов Евгений Дмитриевич (Авиатор — 124, Нефтяник — 122); Зарков Гордей Михайлович (Медведи — 139, Рыси — 107). Уточнить, верно ли это.</w:t>
             </w:r>
           </w:p>
         </w:tc>
@@ -8557,7 +8739,7 @@
                 <w:sz w:val="18"/>
                 <w:szCs w:val="18"/>
               </w:rPr>
-              <w:t xml:space="preserve">За разные команды выходят 3 игроков: Авксентьев Александр Александрович (Беркут — 124, Феникс — 124); Белов Евгений Дмитриевич (Электроник — 124, Феникс — 124); Зарков Гордей Михайлович (Беркут — 124, Электроник — 124). Если составы формируются драфтом на игровой день — вопрос снимается, иначе это ошибка в составах.</w:t>
+              <w:t xml:space="preserve">За разные команды выходят 3 игроков: Авксентьев Александр Александрович (Беркут — 124, Феникс — 124); Белов Евгений Дмитриевич (Электроник — 124, Феникс — 124); Зарков Гордей Михайлович (Беркут — 124, Электроник — 124). Уточнить, верно ли это.</w:t>
             </w:r>
           </w:p>
         </w:tc>
@@ -10277,7 +10459,7 @@
                 <w:sz w:val="18"/>
                 <w:szCs w:val="18"/>
               </w:rPr>
-              <w:t xml:space="preserve">За разные команды выходят 1 игроков: Сафронов Максим Артемович (Метеор — 8, Викинг — 6, Сияжар — 3). Если составы формируются драфтом на игровой день — вопрос снимается, иначе это ошибка в составах.</w:t>
+              <w:t xml:space="preserve">За разные команды выходят 1 игроков: Сафронов Максим Артемович (Метеор — 8, Викинг — 6, Сияжар — 3). Уточнить, верно ли это.</w:t>
             </w:r>
           </w:p>
         </w:tc>
@@ -11573,6 +11755,374 @@
                 <w:sz w:val="18"/>
                 <w:szCs w:val="18"/>
               </w:rPr>
+              <w:t xml:space="preserve">состав больше обычного</w:t>
+            </w:r>
+          </w:p>
+        </w:tc>
+        <w:tc>
+          <w:tcPr>
+            <w:tcW w:type="dxa" w:w="2200"/>
+            <w:tcBorders>
+              <w:top w:val="single" w:color="C7CBDC" w:sz="4"/>
+              <w:left w:val="single" w:color="C7CBDC" w:sz="4"/>
+              <w:bottom w:val="single" w:color="C7CBDC" w:sz="4"/>
+              <w:right w:val="single" w:color="C7CBDC" w:sz="4"/>
+            </w:tcBorders>
+            <w:shd w:fill="F7F8FC" w:color="auto" w:val="clear"/>
+            <w:tcMar>
+              <w:top w:type="dxa" w:w="60"/>
+              <w:left w:type="dxa" w:w="90"/>
+              <w:bottom w:type="dxa" w:w="60"/>
+              <w:right w:type="dxa" w:w="90"/>
+            </w:tcMar>
+            <w:vAlign w:val="top"/>
+          </w:tcPr>
+          <w:p>
+            <w:pPr>
+              <w:spacing w:after="0"/>
+            </w:pPr>
+            <w:r>
+              <w:rPr>
+                <w:rFonts w:ascii="Calibri" w:cs="Calibri" w:eastAsia="Calibri" w:hAnsi="Calibri"/>
+                <w:b w:val="false"/>
+                <w:bCs w:val="false"/>
+                <w:i w:val="false"/>
+                <w:iCs w:val="false"/>
+                <w:color w:val="5A5F7A"/>
+                <w:sz w:val="18"/>
+                <w:szCs w:val="18"/>
+              </w:rPr>
+              <w:t xml:space="preserve">—</w:t>
+            </w:r>
+          </w:p>
+        </w:tc>
+        <w:tc>
+          <w:tcPr>
+            <w:tcW w:type="dxa" w:w="4400"/>
+            <w:tcBorders>
+              <w:top w:val="single" w:color="C7CBDC" w:sz="4"/>
+              <w:left w:val="single" w:color="C7CBDC" w:sz="4"/>
+              <w:bottom w:val="single" w:color="C7CBDC" w:sz="4"/>
+              <w:right w:val="single" w:color="C7CBDC" w:sz="4"/>
+            </w:tcBorders>
+            <w:shd w:fill="F7F8FC" w:color="auto" w:val="clear"/>
+            <w:tcMar>
+              <w:top w:type="dxa" w:w="60"/>
+              <w:left w:type="dxa" w:w="90"/>
+              <w:bottom w:type="dxa" w:w="60"/>
+              <w:right w:type="dxa" w:w="90"/>
+            </w:tcMar>
+            <w:vAlign w:val="top"/>
+          </w:tcPr>
+          <w:p>
+            <w:pPr>
+              <w:spacing w:after="0" w:before="0"/>
+            </w:pPr>
+            <w:r>
+              <w:rPr>
+                <w:rFonts w:ascii="Calibri" w:cs="Calibri" w:eastAsia="Calibri" w:hAnsi="Calibri"/>
+                <w:b w:val="false"/>
+                <w:bCs w:val="false"/>
+                <w:i w:val="false"/>
+                <w:iCs w:val="false"/>
+                <w:color w:val="1A1F36"/>
+                <w:sz w:val="18"/>
+                <w:szCs w:val="18"/>
+              </w:rPr>
+              <w:t xml:space="preserve">У «Сармат» в составе 13 игроков, тогда как у остальных команд файла обычно 9. В 1 матчах: стр. 166.</w:t>
+            </w:r>
+          </w:p>
+        </w:tc>
+        <w:tc>
+          <w:tcPr>
+            <w:tcW w:type="dxa" w:w="5350"/>
+            <w:tcBorders>
+              <w:top w:val="single" w:color="C7CBDC" w:sz="4"/>
+              <w:left w:val="single" w:color="C7CBDC" w:sz="4"/>
+              <w:bottom w:val="single" w:color="C7CBDC" w:sz="4"/>
+              <w:right w:val="single" w:color="C7CBDC" w:sz="4"/>
+            </w:tcBorders>
+            <w:tcMar>
+              <w:top w:type="dxa" w:w="60"/>
+              <w:left w:type="dxa" w:w="90"/>
+              <w:bottom w:type="dxa" w:w="60"/>
+              <w:right w:type="dxa" w:w="90"/>
+            </w:tcMar>
+            <w:vAlign w:val="top"/>
+          </w:tcPr>
+          <w:p>
+            <w:pPr>
+              <w:spacing w:after="0" w:before="0"/>
+            </w:pPr>
+            <w:r>
+              <w:rPr>
+                <w:rFonts w:ascii="Calibri" w:cs="Calibri" w:eastAsia="Calibri" w:hAnsi="Calibri"/>
+                <w:b w:val="false"/>
+                <w:bCs w:val="false"/>
+                <w:i w:val="false"/>
+                <w:iCs w:val="false"/>
+                <w:color w:val="1A1F36"/>
+                <w:sz w:val="18"/>
+                <w:szCs w:val="18"/>
+              </w:rPr>
+              <w:t xml:space="preserve"/>
+            </w:r>
+          </w:p>
+        </w:tc>
+      </w:tr>
+      <w:tr>
+        <w:tc>
+          <w:tcPr>
+            <w:tcW w:type="dxa" w:w="800"/>
+            <w:tcBorders>
+              <w:top w:val="single" w:color="C7CBDC" w:sz="4"/>
+              <w:left w:val="single" w:color="C7CBDC" w:sz="4"/>
+              <w:bottom w:val="single" w:color="C7CBDC" w:sz="4"/>
+              <w:right w:val="single" w:color="C7CBDC" w:sz="4"/>
+            </w:tcBorders>
+            <w:tcMar>
+              <w:top w:type="dxa" w:w="60"/>
+              <w:left w:type="dxa" w:w="90"/>
+              <w:bottom w:type="dxa" w:w="60"/>
+              <w:right w:type="dxa" w:w="90"/>
+            </w:tcMar>
+            <w:vAlign w:val="top"/>
+          </w:tcPr>
+          <w:p>
+            <w:pPr>
+              <w:spacing w:after="0" w:before="0"/>
+            </w:pPr>
+            <w:r>
+              <w:rPr>
+                <w:rFonts w:ascii="Calibri" w:cs="Calibri" w:eastAsia="Calibri" w:hAnsi="Calibri"/>
+                <w:b/>
+                <w:bCs/>
+                <w:i w:val="false"/>
+                <w:iCs w:val="false"/>
+                <w:color w:val="1A1F36"/>
+                <w:sz w:val="18"/>
+                <w:szCs w:val="18"/>
+              </w:rPr>
+              <w:t xml:space="preserve">—</w:t>
+            </w:r>
+          </w:p>
+        </w:tc>
+        <w:tc>
+          <w:tcPr>
+            <w:tcW w:type="dxa" w:w="2500"/>
+            <w:tcBorders>
+              <w:top w:val="single" w:color="C7CBDC" w:sz="4"/>
+              <w:left w:val="single" w:color="C7CBDC" w:sz="4"/>
+              <w:bottom w:val="single" w:color="C7CBDC" w:sz="4"/>
+              <w:right w:val="single" w:color="C7CBDC" w:sz="4"/>
+            </w:tcBorders>
+            <w:tcMar>
+              <w:top w:type="dxa" w:w="60"/>
+              <w:left w:type="dxa" w:w="90"/>
+              <w:bottom w:type="dxa" w:w="60"/>
+              <w:right w:type="dxa" w:w="90"/>
+            </w:tcMar>
+            <w:vAlign w:val="top"/>
+          </w:tcPr>
+          <w:p>
+            <w:pPr>
+              <w:spacing w:after="0"/>
+            </w:pPr>
+            <w:r>
+              <w:rPr>
+                <w:rFonts w:ascii="Calibri" w:cs="Calibri" w:eastAsia="Calibri" w:hAnsi="Calibri"/>
+                <w:b w:val="false"/>
+                <w:bCs w:val="false"/>
+                <w:i w:val="false"/>
+                <w:iCs w:val="false"/>
+                <w:color w:val="1A1F36"/>
+                <w:sz w:val="18"/>
+                <w:szCs w:val="18"/>
+              </w:rPr>
+              <w:t xml:space="preserve">состав больше обычного</w:t>
+            </w:r>
+          </w:p>
+        </w:tc>
+        <w:tc>
+          <w:tcPr>
+            <w:tcW w:type="dxa" w:w="2200"/>
+            <w:tcBorders>
+              <w:top w:val="single" w:color="C7CBDC" w:sz="4"/>
+              <w:left w:val="single" w:color="C7CBDC" w:sz="4"/>
+              <w:bottom w:val="single" w:color="C7CBDC" w:sz="4"/>
+              <w:right w:val="single" w:color="C7CBDC" w:sz="4"/>
+            </w:tcBorders>
+            <w:tcMar>
+              <w:top w:type="dxa" w:w="60"/>
+              <w:left w:type="dxa" w:w="90"/>
+              <w:bottom w:type="dxa" w:w="60"/>
+              <w:right w:type="dxa" w:w="90"/>
+            </w:tcMar>
+            <w:vAlign w:val="top"/>
+          </w:tcPr>
+          <w:p>
+            <w:pPr>
+              <w:spacing w:after="0"/>
+            </w:pPr>
+            <w:r>
+              <w:rPr>
+                <w:rFonts w:ascii="Calibri" w:cs="Calibri" w:eastAsia="Calibri" w:hAnsi="Calibri"/>
+                <w:b w:val="false"/>
+                <w:bCs w:val="false"/>
+                <w:i w:val="false"/>
+                <w:iCs w:val="false"/>
+                <w:color w:val="5A5F7A"/>
+                <w:sz w:val="18"/>
+                <w:szCs w:val="18"/>
+              </w:rPr>
+              <w:t xml:space="preserve">—</w:t>
+            </w:r>
+          </w:p>
+        </w:tc>
+        <w:tc>
+          <w:tcPr>
+            <w:tcW w:type="dxa" w:w="4400"/>
+            <w:tcBorders>
+              <w:top w:val="single" w:color="C7CBDC" w:sz="4"/>
+              <w:left w:val="single" w:color="C7CBDC" w:sz="4"/>
+              <w:bottom w:val="single" w:color="C7CBDC" w:sz="4"/>
+              <w:right w:val="single" w:color="C7CBDC" w:sz="4"/>
+            </w:tcBorders>
+            <w:tcMar>
+              <w:top w:type="dxa" w:w="60"/>
+              <w:left w:type="dxa" w:w="90"/>
+              <w:bottom w:type="dxa" w:w="60"/>
+              <w:right w:type="dxa" w:w="90"/>
+            </w:tcMar>
+            <w:vAlign w:val="top"/>
+          </w:tcPr>
+          <w:p>
+            <w:pPr>
+              <w:spacing w:after="0" w:before="0"/>
+            </w:pPr>
+            <w:r>
+              <w:rPr>
+                <w:rFonts w:ascii="Calibri" w:cs="Calibri" w:eastAsia="Calibri" w:hAnsi="Calibri"/>
+                <w:b w:val="false"/>
+                <w:bCs w:val="false"/>
+                <w:i w:val="false"/>
+                <w:iCs w:val="false"/>
+                <w:color w:val="1A1F36"/>
+                <w:sz w:val="18"/>
+                <w:szCs w:val="18"/>
+              </w:rPr>
+              <w:t xml:space="preserve">У «Спортдепо» в составе 13 игроков, тогда как у остальных команд файла обычно 9. В 5 матчах: стр. 16, стр. 31, стр. 181, стр. 226, стр. 241.</w:t>
+            </w:r>
+          </w:p>
+        </w:tc>
+        <w:tc>
+          <w:tcPr>
+            <w:tcW w:type="dxa" w:w="5350"/>
+            <w:tcBorders>
+              <w:top w:val="single" w:color="C7CBDC" w:sz="4"/>
+              <w:left w:val="single" w:color="C7CBDC" w:sz="4"/>
+              <w:bottom w:val="single" w:color="C7CBDC" w:sz="4"/>
+              <w:right w:val="single" w:color="C7CBDC" w:sz="4"/>
+            </w:tcBorders>
+            <w:tcMar>
+              <w:top w:type="dxa" w:w="60"/>
+              <w:left w:type="dxa" w:w="90"/>
+              <w:bottom w:type="dxa" w:w="60"/>
+              <w:right w:type="dxa" w:w="90"/>
+            </w:tcMar>
+            <w:vAlign w:val="top"/>
+          </w:tcPr>
+          <w:p>
+            <w:pPr>
+              <w:spacing w:after="0" w:before="0"/>
+            </w:pPr>
+            <w:r>
+              <w:rPr>
+                <w:rFonts w:ascii="Calibri" w:cs="Calibri" w:eastAsia="Calibri" w:hAnsi="Calibri"/>
+                <w:b w:val="false"/>
+                <w:bCs w:val="false"/>
+                <w:i w:val="false"/>
+                <w:iCs w:val="false"/>
+                <w:color w:val="1A1F36"/>
+                <w:sz w:val="18"/>
+                <w:szCs w:val="18"/>
+              </w:rPr>
+              <w:t xml:space="preserve"/>
+            </w:r>
+          </w:p>
+        </w:tc>
+      </w:tr>
+      <w:tr>
+        <w:tc>
+          <w:tcPr>
+            <w:tcW w:type="dxa" w:w="800"/>
+            <w:tcBorders>
+              <w:top w:val="single" w:color="C7CBDC" w:sz="4"/>
+              <w:left w:val="single" w:color="C7CBDC" w:sz="4"/>
+              <w:bottom w:val="single" w:color="C7CBDC" w:sz="4"/>
+              <w:right w:val="single" w:color="C7CBDC" w:sz="4"/>
+            </w:tcBorders>
+            <w:shd w:fill="F7F8FC" w:color="auto" w:val="clear"/>
+            <w:tcMar>
+              <w:top w:type="dxa" w:w="60"/>
+              <w:left w:type="dxa" w:w="90"/>
+              <w:bottom w:type="dxa" w:w="60"/>
+              <w:right w:type="dxa" w:w="90"/>
+            </w:tcMar>
+            <w:vAlign w:val="top"/>
+          </w:tcPr>
+          <w:p>
+            <w:pPr>
+              <w:spacing w:after="0" w:before="0"/>
+            </w:pPr>
+            <w:r>
+              <w:rPr>
+                <w:rFonts w:ascii="Calibri" w:cs="Calibri" w:eastAsia="Calibri" w:hAnsi="Calibri"/>
+                <w:b/>
+                <w:bCs/>
+                <w:i w:val="false"/>
+                <w:iCs w:val="false"/>
+                <w:color w:val="1A1F36"/>
+                <w:sz w:val="18"/>
+                <w:szCs w:val="18"/>
+              </w:rPr>
+              <w:t xml:space="preserve">—</w:t>
+            </w:r>
+          </w:p>
+        </w:tc>
+        <w:tc>
+          <w:tcPr>
+            <w:tcW w:type="dxa" w:w="2500"/>
+            <w:tcBorders>
+              <w:top w:val="single" w:color="C7CBDC" w:sz="4"/>
+              <w:left w:val="single" w:color="C7CBDC" w:sz="4"/>
+              <w:bottom w:val="single" w:color="C7CBDC" w:sz="4"/>
+              <w:right w:val="single" w:color="C7CBDC" w:sz="4"/>
+            </w:tcBorders>
+            <w:shd w:fill="F7F8FC" w:color="auto" w:val="clear"/>
+            <w:tcMar>
+              <w:top w:type="dxa" w:w="60"/>
+              <w:left w:type="dxa" w:w="90"/>
+              <w:bottom w:type="dxa" w:w="60"/>
+              <w:right w:type="dxa" w:w="90"/>
+            </w:tcMar>
+            <w:vAlign w:val="top"/>
+          </w:tcPr>
+          <w:p>
+            <w:pPr>
+              <w:spacing w:after="0"/>
+            </w:pPr>
+            <w:r>
+              <w:rPr>
+                <w:rFonts w:ascii="Calibri" w:cs="Calibri" w:eastAsia="Calibri" w:hAnsi="Calibri"/>
+                <w:b w:val="false"/>
+                <w:bCs w:val="false"/>
+                <w:i w:val="false"/>
+                <w:iCs w:val="false"/>
+                <w:color w:val="1A1F36"/>
+                <w:sz w:val="18"/>
+                <w:szCs w:val="18"/>
+              </w:rPr>
               <w:t xml:space="preserve">составы команд перепутаны местами</w:t>
             </w:r>
           </w:p>
@@ -15487,7 +16037,7 @@
                 <w:sz w:val="18"/>
                 <w:szCs w:val="18"/>
               </w:rPr>
-              <w:t xml:space="preserve">За разные команды выходят 3 игроков: Авксентьев Александр Александрович (Звезда — 160, Акулы — 142); Белов Евгений Дмитриевич (Авиатор — 122, Нефтяник — 120); Зарков Гордей Михайлович (Медведи — 139, Рыси — 101). Если составы формируются драфтом на игровой день — вопрос снимается, иначе это ошибка в составах.</w:t>
+              <w:t xml:space="preserve">За разные команды выходят 3 игроков: Авксентьев Александр Александрович (Звезда — 160, Акулы — 142); Белов Евгений Дмитриевич (Авиатор — 122, Нефтяник — 120); Зарков Гордей Михайлович (Медведи — 139, Рыси — 101). Уточнить, верно ли это.</w:t>
             </w:r>
           </w:p>
         </w:tc>
@@ -18865,7 +19415,7 @@
                 <w:sz w:val="18"/>
                 <w:szCs w:val="18"/>
               </w:rPr>
-              <w:t xml:space="preserve">За разные команды выходят 21 игроков: Авксентьев Александр Александрович (Беркут — 124, Феникс — 124, Акулы — 2, Звезда — 2); Барсуков Тимофей Александрович (Атлант — 124, Акулы — 2); Белов Евгений Дмитриевич (Электроник — 124, Феникс — 124, Авиатор — 2); Быков Иван Александрович (Атлант — 124, Акулы — 2); Воронов Владимир Андреевич (Атлант — 124, Авиатор — 2); Ефремов Семён Владиславович (Атлант — 124, Авиатор — 2); Зарков Гордей Михайлович (Беркут — 124, Электроник — 124); Ильин Даниил Валерьевич (Феникс — 124, Акулы — 2); Коваль Александр Васильевич (Электроник — 124, Акулы — 2); Коваль Илья Андреевич (Атлант — 124, Акулы — 2); Лачинов Глеб Олегович (Титан — 124, Звезда — 2); Левашов Дмитрий Евгеньевич (Беркут — 124, Звезда — 2); Мамаев Эмиль Алиханович (Феникс — 124, Авиатор — 2); Мельник Даниил Евгеньевич (Титан — 124, Звезда — 2); Панферов Илья Андреевич (Метеор — 124, Звезда — 2); Сенотов Богдан Владимирович (Титан — 124, Звезда — 2); Серебряков Григорий Артёмович (Атлант — 124, Авиатор — 2); Смолин Глеб Олегович (Феникс — 124, Акулы — 2); Студитских Максим Константинович (Феникс — 124, Авиатор — 2); Трапезников Александр Александрович (Беркут — 124, Звезда — 2); Шарафутдинов Дамир Фанилевич (Феникс — 124, Авиатор — 2). Если составы формируются драфтом на игровой день — вопрос снимается, иначе это ошибка в составах.</w:t>
+              <w:t xml:space="preserve">За разные команды выходят 21 игроков: Авксентьев Александр Александрович (Беркут — 124, Феникс — 124, Акулы — 2, Звезда — 2); Барсуков Тимофей Александрович (Атлант — 124, Акулы — 2); Белов Евгений Дмитриевич (Электроник — 124, Феникс — 124, Авиатор — 2); Быков Иван Александрович (Атлант — 124, Акулы — 2); Воронов Владимир Андреевич (Атлант — 124, Авиатор — 2); Ефремов Семён Владиславович (Атлант — 124, Авиатор — 2); Зарков Гордей Михайлович (Беркут — 124, Электроник — 124); Ильин Даниил Валерьевич (Феникс — 124, Акулы — 2); Коваль Александр Васильевич (Электроник — 124, Акулы — 2); Коваль Илья Андреевич (Атлант — 124, Акулы — 2); Лачинов Глеб Олегович (Титан — 124, Звезда — 2); Левашов Дмитрий Евгеньевич (Беркут — 124, Звезда — 2); Мамаев Эмиль Алиханович (Феникс — 124, Авиатор — 2); Мельник Даниил Евгеньевич (Титан — 124, Звезда — 2); Панферов Илья Андреевич (Метеор — 124, Звезда — 2); Сенотов Богдан Владимирович (Титан — 124, Звезда — 2); Серебряков Григорий Артёмович (Атлант — 124, Авиатор — 2); Смолин Глеб Олегович (Феникс — 124, Акулы — 2); Студитских Максим Константинович (Феникс — 124, Авиатор — 2); Трапезников Александр Александрович (Беркут — 124, Звезда — 2); Шарафутдинов Дамир Фанилевич (Феникс — 124, Авиатор — 2). Уточнить, верно ли это.</w:t>
             </w:r>
           </w:p>
         </w:tc>

--- a/reports/Otchet_o_proverke.docx
+++ b/reports/Otchet_o_proverke.docx
@@ -56,7 +56,7 @@
           <w:sz w:val="20"/>
           <w:szCs w:val="20"/>
         </w:rPr>
-        <w:t xml:space="preserve">Дата проверки: 27.09.2026</w:t>
+        <w:t xml:space="preserve">Дата проверки: 01.10.2026</w:t>
       </w:r>
     </w:p>
     <w:tbl>
@@ -111,7 +111,7 @@
                 <w:sz w:val="52"/>
                 <w:szCs w:val="52"/>
               </w:rPr>
-              <w:t xml:space="preserve">10</w:t>
+              <w:t xml:space="preserve">14</w:t>
             </w:r>
           </w:p>
         </w:tc>
@@ -149,7 +149,7 @@
                 <w:sz w:val="52"/>
                 <w:szCs w:val="52"/>
               </w:rPr>
-              <w:t xml:space="preserve">1989</w:t>
+              <w:t xml:space="preserve">3140</w:t>
             </w:r>
           </w:p>
         </w:tc>
@@ -187,7 +187,7 @@
                 <w:sz w:val="52"/>
                 <w:szCs w:val="52"/>
               </w:rPr>
-              <w:t xml:space="preserve">72</w:t>
+              <w:t xml:space="preserve">85</w:t>
             </w:r>
           </w:p>
         </w:tc>
@@ -569,7 +569,7 @@
                 <w:sz w:val="24"/>
                 <w:szCs w:val="24"/>
               </w:rPr>
-              <w:t xml:space="preserve">22</w:t>
+              <w:t xml:space="preserve">25</w:t>
             </w:r>
           </w:p>
         </w:tc>
@@ -605,7 +605,7 @@
                 <w:sz w:val="18"/>
                 <w:szCs w:val="18"/>
               </w:rPr>
-              <w:t xml:space="preserve">18 — похоже на буллиты, но пометки нет; 4 — пометка не соответствует счёту</w:t>
+              <w:t xml:space="preserve">20 — похоже на буллиты, но пометки нет; 5 — пометка не соответствует счёту</w:t>
             </w:r>
           </w:p>
           <w:p>
@@ -700,7 +700,7 @@
                 <w:sz w:val="24"/>
                 <w:szCs w:val="24"/>
               </w:rPr>
-              <w:t xml:space="preserve">16</w:t>
+              <w:t xml:space="preserve">22</w:t>
             </w:r>
           </w:p>
         </w:tc>
@@ -737,7 +737,7 @@
                 <w:sz w:val="18"/>
                 <w:szCs w:val="18"/>
               </w:rPr>
-              <w:t xml:space="preserve">12 — счёт не сходится с периодами; 1 — итоговый счёт записан наоборот; 1 — неправдоподобный счёт; 2 — пустые периоды</w:t>
+              <w:t xml:space="preserve">17 — счёт не сходится с периодами; 2 — итоговый счёт записан наоборот; 1 — неправдоподобный счёт; 2 — пустые периоды</w:t>
             </w:r>
           </w:p>
           <w:p>
@@ -830,7 +830,7 @@
                 <w:sz w:val="24"/>
                 <w:szCs w:val="24"/>
               </w:rPr>
-              <w:t xml:space="preserve">13</w:t>
+              <w:t xml:space="preserve">17</w:t>
             </w:r>
           </w:p>
         </w:tc>
@@ -866,7 +866,7 @@
                 <w:sz w:val="18"/>
                 <w:szCs w:val="18"/>
               </w:rPr>
-              <w:t xml:space="preserve">7 — игроки выходят за разные команды; 6 — игроки с разными номерами</w:t>
+              <w:t xml:space="preserve">9 — игроки выходят за разные команды; 8 — игроки с разными номерами</w:t>
             </w:r>
           </w:p>
           <w:p>
@@ -1601,7 +1601,7 @@
                 <w:sz w:val="20"/>
                 <w:szCs w:val="20"/>
               </w:rPr>
-              <w:t xml:space="preserve">Конференция ЗАПАД (1 Дивизион)</w:t>
+              <w:t xml:space="preserve">Конференция ВОСТОК (1 Дивизион)</w:t>
             </w:r>
           </w:p>
         </w:tc>
@@ -1674,7 +1674,7 @@
                 <w:sz w:val="20"/>
                 <w:szCs w:val="20"/>
               </w:rPr>
-              <w:t xml:space="preserve">395</w:t>
+              <w:t xml:space="preserve">298</w:t>
             </w:r>
           </w:p>
         </w:tc>
@@ -1713,7 +1713,7 @@
                 <w:sz w:val="20"/>
                 <w:szCs w:val="20"/>
               </w:rPr>
-              <w:t xml:space="preserve">Конференция ЗАПАД (1 Дивизион)</w:t>
+              <w:t xml:space="preserve">Конференция ВОСТОК (1 Дивизион)</w:t>
             </w:r>
           </w:p>
         </w:tc>
@@ -1788,7 +1788,7 @@
                 <w:sz w:val="20"/>
                 <w:szCs w:val="20"/>
               </w:rPr>
-              <w:t xml:space="preserve">392</w:t>
+              <w:t xml:space="preserve">287</w:t>
             </w:r>
           </w:p>
         </w:tc>
@@ -1826,7 +1826,7 @@
                 <w:sz w:val="20"/>
                 <w:szCs w:val="20"/>
               </w:rPr>
-              <w:t xml:space="preserve">Конференция ЗАПАД (2 Дивизион)</w:t>
+              <w:t xml:space="preserve">Конференция ВОСТОК (2 Дивизион)</w:t>
             </w:r>
           </w:p>
         </w:tc>
@@ -1899,7 +1899,7 @@
                 <w:sz w:val="20"/>
                 <w:szCs w:val="20"/>
               </w:rPr>
-              <w:t xml:space="preserve">372</w:t>
+              <w:t xml:space="preserve">282</w:t>
             </w:r>
           </w:p>
         </w:tc>
@@ -1938,7 +1938,7 @@
                 <w:sz w:val="20"/>
                 <w:szCs w:val="20"/>
               </w:rPr>
-              <w:t xml:space="preserve">Конференция ЗАПАД (2 Дивизион)</w:t>
+              <w:t xml:space="preserve">Конференция ВОСТОК (2 Дивизион)</w:t>
             </w:r>
           </w:p>
         </w:tc>
@@ -2013,7 +2013,7 @@
                 <w:sz w:val="20"/>
                 <w:szCs w:val="20"/>
               </w:rPr>
-              <w:t xml:space="preserve">375</w:t>
+              <w:t xml:space="preserve">284</w:t>
             </w:r>
           </w:p>
         </w:tc>
@@ -2051,7 +2051,7 @@
                 <w:sz w:val="20"/>
                 <w:szCs w:val="20"/>
               </w:rPr>
-              <w:t xml:space="preserve">Конференция ЦЕНТР (1 Дивизион)</w:t>
+              <w:t xml:space="preserve">Конференция ЗАПАД (1 Дивизион)</w:t>
             </w:r>
           </w:p>
         </w:tc>
@@ -2124,7 +2124,7 @@
                 <w:sz w:val="20"/>
                 <w:szCs w:val="20"/>
               </w:rPr>
-              <w:t xml:space="preserve">185</w:t>
+              <w:t xml:space="preserve">395</w:t>
             </w:r>
           </w:p>
         </w:tc>
@@ -2163,7 +2163,7 @@
                 <w:sz w:val="20"/>
                 <w:szCs w:val="20"/>
               </w:rPr>
-              <w:t xml:space="preserve">Конференция ЦЕНТР (1 Дивизион)</w:t>
+              <w:t xml:space="preserve">Конференция ЗАПАД (1 Дивизион)</w:t>
             </w:r>
           </w:p>
         </w:tc>
@@ -2238,7 +2238,7 @@
                 <w:sz w:val="20"/>
                 <w:szCs w:val="20"/>
               </w:rPr>
-              <w:t xml:space="preserve">189</w:t>
+              <w:t xml:space="preserve">392</w:t>
             </w:r>
           </w:p>
         </w:tc>
@@ -2276,7 +2276,7 @@
                 <w:sz w:val="20"/>
                 <w:szCs w:val="20"/>
               </w:rPr>
-              <w:t xml:space="preserve">Конференция ЦЕНТР (2 Дивизион)</w:t>
+              <w:t xml:space="preserve">Конференция ЗАПАД (2 Дивизион)</w:t>
             </w:r>
           </w:p>
         </w:tc>
@@ -2349,7 +2349,7 @@
                 <w:sz w:val="20"/>
                 <w:szCs w:val="20"/>
               </w:rPr>
-              <w:t xml:space="preserve">28</w:t>
+              <w:t xml:space="preserve">372</w:t>
             </w:r>
           </w:p>
         </w:tc>
@@ -2388,7 +2388,7 @@
                 <w:sz w:val="20"/>
                 <w:szCs w:val="20"/>
               </w:rPr>
-              <w:t xml:space="preserve">Конференция ЦЕНТР (2 Дивизион)</w:t>
+              <w:t xml:space="preserve">Конференция ЗАПАД (2 Дивизион)</w:t>
             </w:r>
           </w:p>
         </w:tc>
@@ -2463,7 +2463,7 @@
                 <w:sz w:val="20"/>
                 <w:szCs w:val="20"/>
               </w:rPr>
-              <w:t xml:space="preserve">18</w:t>
+              <w:t xml:space="preserve">375</w:t>
             </w:r>
           </w:p>
         </w:tc>
@@ -2501,7 +2501,7 @@
                 <w:sz w:val="20"/>
                 <w:szCs w:val="20"/>
               </w:rPr>
-              <w:t xml:space="preserve">Конференция ЦЕНТР (3 Дивизион)</w:t>
+              <w:t xml:space="preserve">Конференция ЦЕНТР (1 Дивизион)</w:t>
             </w:r>
           </w:p>
         </w:tc>
@@ -2574,7 +2574,7 @@
                 <w:sz w:val="20"/>
                 <w:szCs w:val="20"/>
               </w:rPr>
-              <w:t xml:space="preserve">16</w:t>
+              <w:t xml:space="preserve">185</w:t>
             </w:r>
           </w:p>
         </w:tc>
@@ -2613,7 +2613,7 @@
                 <w:sz w:val="20"/>
                 <w:szCs w:val="20"/>
               </w:rPr>
-              <w:t xml:space="preserve">Конференция ЦЕНТР (3 Дивизион)</w:t>
+              <w:t xml:space="preserve">Конференция ЦЕНТР (1 Дивизион)</w:t>
             </w:r>
           </w:p>
         </w:tc>
@@ -2688,7 +2688,7 @@
                 <w:sz w:val="20"/>
                 <w:szCs w:val="20"/>
               </w:rPr>
-              <w:t xml:space="preserve">19</w:t>
+              <w:t xml:space="preserve">189</w:t>
             </w:r>
           </w:p>
         </w:tc>
@@ -2703,6 +2703,456 @@
               <w:bottom w:val="single" w:color="C7CBDC" w:sz="4"/>
               <w:right w:val="single" w:color="C7CBDC" w:sz="4"/>
             </w:tcBorders>
+            <w:tcMar>
+              <w:top w:type="dxa" w:w="60"/>
+              <w:left w:type="dxa" w:w="90"/>
+              <w:bottom w:type="dxa" w:w="60"/>
+              <w:right w:type="dxa" w:w="90"/>
+            </w:tcMar>
+            <w:vAlign w:val="top"/>
+          </w:tcPr>
+          <w:p>
+            <w:pPr>
+              <w:spacing w:after="0" w:before="0"/>
+            </w:pPr>
+            <w:r>
+              <w:rPr>
+                <w:rFonts w:ascii="Calibri" w:cs="Calibri" w:eastAsia="Calibri" w:hAnsi="Calibri"/>
+                <w:b w:val="false"/>
+                <w:bCs w:val="false"/>
+                <w:i w:val="false"/>
+                <w:iCs w:val="false"/>
+                <w:color w:val="1A1F36"/>
+                <w:sz w:val="20"/>
+                <w:szCs w:val="20"/>
+              </w:rPr>
+              <w:t xml:space="preserve">Конференция ЦЕНТР (2 Дивизион)</w:t>
+            </w:r>
+          </w:p>
+        </w:tc>
+        <w:tc>
+          <w:tcPr>
+            <w:tcW w:type="dxa" w:w="4000"/>
+            <w:tcBorders>
+              <w:top w:val="single" w:color="C7CBDC" w:sz="4"/>
+              <w:left w:val="single" w:color="C7CBDC" w:sz="4"/>
+              <w:bottom w:val="single" w:color="C7CBDC" w:sz="4"/>
+              <w:right w:val="single" w:color="C7CBDC" w:sz="4"/>
+            </w:tcBorders>
+            <w:tcMar>
+              <w:top w:type="dxa" w:w="60"/>
+              <w:left w:type="dxa" w:w="90"/>
+              <w:bottom w:type="dxa" w:w="60"/>
+              <w:right w:type="dxa" w:w="90"/>
+            </w:tcMar>
+            <w:vAlign w:val="top"/>
+          </w:tcPr>
+          <w:p>
+            <w:pPr>
+              <w:spacing w:after="0" w:before="0"/>
+            </w:pPr>
+            <w:r>
+              <w:rPr>
+                <w:rFonts w:ascii="Calibri" w:cs="Calibri" w:eastAsia="Calibri" w:hAnsi="Calibri"/>
+                <w:b w:val="false"/>
+                <w:bCs w:val="false"/>
+                <w:i w:val="false"/>
+                <w:iCs w:val="false"/>
+                <w:color w:val="1A1F36"/>
+                <w:sz w:val="20"/>
+                <w:szCs w:val="20"/>
+              </w:rPr>
+              <w:t xml:space="preserve">июль 2026</w:t>
+            </w:r>
+          </w:p>
+        </w:tc>
+        <w:tc>
+          <w:tcPr>
+            <w:tcW w:type="dxa" w:w="3750"/>
+            <w:tcBorders>
+              <w:top w:val="single" w:color="C7CBDC" w:sz="4"/>
+              <w:left w:val="single" w:color="C7CBDC" w:sz="4"/>
+              <w:bottom w:val="single" w:color="C7CBDC" w:sz="4"/>
+              <w:right w:val="single" w:color="C7CBDC" w:sz="4"/>
+            </w:tcBorders>
+            <w:tcMar>
+              <w:top w:type="dxa" w:w="60"/>
+              <w:left w:type="dxa" w:w="90"/>
+              <w:bottom w:type="dxa" w:w="60"/>
+              <w:right w:type="dxa" w:w="90"/>
+            </w:tcMar>
+            <w:vAlign w:val="top"/>
+          </w:tcPr>
+          <w:p>
+            <w:pPr>
+              <w:spacing w:after="0" w:before="0"/>
+              <w:jc w:val="right"/>
+            </w:pPr>
+            <w:r>
+              <w:rPr>
+                <w:rFonts w:ascii="Calibri" w:cs="Calibri" w:eastAsia="Calibri" w:hAnsi="Calibri"/>
+                <w:b w:val="false"/>
+                <w:bCs w:val="false"/>
+                <w:i w:val="false"/>
+                <w:iCs w:val="false"/>
+                <w:color w:val="1A1F36"/>
+                <w:sz w:val="20"/>
+                <w:szCs w:val="20"/>
+              </w:rPr>
+              <w:t xml:space="preserve">28</w:t>
+            </w:r>
+          </w:p>
+        </w:tc>
+      </w:tr>
+      <w:tr>
+        <w:tc>
+          <w:tcPr>
+            <w:tcW w:type="dxa" w:w="7500"/>
+            <w:tcBorders>
+              <w:top w:val="single" w:color="C7CBDC" w:sz="4"/>
+              <w:left w:val="single" w:color="C7CBDC" w:sz="4"/>
+              <w:bottom w:val="single" w:color="C7CBDC" w:sz="4"/>
+              <w:right w:val="single" w:color="C7CBDC" w:sz="4"/>
+            </w:tcBorders>
+            <w:shd w:fill="F7F8FC" w:color="auto" w:val="clear"/>
+            <w:tcMar>
+              <w:top w:type="dxa" w:w="60"/>
+              <w:left w:type="dxa" w:w="90"/>
+              <w:bottom w:type="dxa" w:w="60"/>
+              <w:right w:type="dxa" w:w="90"/>
+            </w:tcMar>
+            <w:vAlign w:val="top"/>
+          </w:tcPr>
+          <w:p>
+            <w:pPr>
+              <w:spacing w:after="0" w:before="0"/>
+            </w:pPr>
+            <w:r>
+              <w:rPr>
+                <w:rFonts w:ascii="Calibri" w:cs="Calibri" w:eastAsia="Calibri" w:hAnsi="Calibri"/>
+                <w:b w:val="false"/>
+                <w:bCs w:val="false"/>
+                <w:i w:val="false"/>
+                <w:iCs w:val="false"/>
+                <w:color w:val="1A1F36"/>
+                <w:sz w:val="20"/>
+                <w:szCs w:val="20"/>
+              </w:rPr>
+              <w:t xml:space="preserve">Конференция ЦЕНТР (2 Дивизион)</w:t>
+            </w:r>
+          </w:p>
+        </w:tc>
+        <w:tc>
+          <w:tcPr>
+            <w:tcW w:type="dxa" w:w="4000"/>
+            <w:tcBorders>
+              <w:top w:val="single" w:color="C7CBDC" w:sz="4"/>
+              <w:left w:val="single" w:color="C7CBDC" w:sz="4"/>
+              <w:bottom w:val="single" w:color="C7CBDC" w:sz="4"/>
+              <w:right w:val="single" w:color="C7CBDC" w:sz="4"/>
+            </w:tcBorders>
+            <w:shd w:fill="F7F8FC" w:color="auto" w:val="clear"/>
+            <w:tcMar>
+              <w:top w:type="dxa" w:w="60"/>
+              <w:left w:type="dxa" w:w="90"/>
+              <w:bottom w:type="dxa" w:w="60"/>
+              <w:right w:type="dxa" w:w="90"/>
+            </w:tcMar>
+            <w:vAlign w:val="top"/>
+          </w:tcPr>
+          <w:p>
+            <w:pPr>
+              <w:spacing w:after="0" w:before="0"/>
+            </w:pPr>
+            <w:r>
+              <w:rPr>
+                <w:rFonts w:ascii="Calibri" w:cs="Calibri" w:eastAsia="Calibri" w:hAnsi="Calibri"/>
+                <w:b w:val="false"/>
+                <w:bCs w:val="false"/>
+                <w:i w:val="false"/>
+                <w:iCs w:val="false"/>
+                <w:color w:val="1A1F36"/>
+                <w:sz w:val="20"/>
+                <w:szCs w:val="20"/>
+              </w:rPr>
+              <w:t xml:space="preserve">август 2026</w:t>
+            </w:r>
+          </w:p>
+        </w:tc>
+        <w:tc>
+          <w:tcPr>
+            <w:tcW w:type="dxa" w:w="3750"/>
+            <w:tcBorders>
+              <w:top w:val="single" w:color="C7CBDC" w:sz="4"/>
+              <w:left w:val="single" w:color="C7CBDC" w:sz="4"/>
+              <w:bottom w:val="single" w:color="C7CBDC" w:sz="4"/>
+              <w:right w:val="single" w:color="C7CBDC" w:sz="4"/>
+            </w:tcBorders>
+            <w:shd w:fill="F7F8FC" w:color="auto" w:val="clear"/>
+            <w:tcMar>
+              <w:top w:type="dxa" w:w="60"/>
+              <w:left w:type="dxa" w:w="90"/>
+              <w:bottom w:type="dxa" w:w="60"/>
+              <w:right w:type="dxa" w:w="90"/>
+            </w:tcMar>
+            <w:vAlign w:val="top"/>
+          </w:tcPr>
+          <w:p>
+            <w:pPr>
+              <w:spacing w:after="0" w:before="0"/>
+              <w:jc w:val="right"/>
+            </w:pPr>
+            <w:r>
+              <w:rPr>
+                <w:rFonts w:ascii="Calibri" w:cs="Calibri" w:eastAsia="Calibri" w:hAnsi="Calibri"/>
+                <w:b w:val="false"/>
+                <w:bCs w:val="false"/>
+                <w:i w:val="false"/>
+                <w:iCs w:val="false"/>
+                <w:color w:val="1A1F36"/>
+                <w:sz w:val="20"/>
+                <w:szCs w:val="20"/>
+              </w:rPr>
+              <w:t xml:space="preserve">18</w:t>
+            </w:r>
+          </w:p>
+        </w:tc>
+      </w:tr>
+      <w:tr>
+        <w:tc>
+          <w:tcPr>
+            <w:tcW w:type="dxa" w:w="7500"/>
+            <w:tcBorders>
+              <w:top w:val="single" w:color="C7CBDC" w:sz="4"/>
+              <w:left w:val="single" w:color="C7CBDC" w:sz="4"/>
+              <w:bottom w:val="single" w:color="C7CBDC" w:sz="4"/>
+              <w:right w:val="single" w:color="C7CBDC" w:sz="4"/>
+            </w:tcBorders>
+            <w:tcMar>
+              <w:top w:type="dxa" w:w="60"/>
+              <w:left w:type="dxa" w:w="90"/>
+              <w:bottom w:type="dxa" w:w="60"/>
+              <w:right w:type="dxa" w:w="90"/>
+            </w:tcMar>
+            <w:vAlign w:val="top"/>
+          </w:tcPr>
+          <w:p>
+            <w:pPr>
+              <w:spacing w:after="0" w:before="0"/>
+            </w:pPr>
+            <w:r>
+              <w:rPr>
+                <w:rFonts w:ascii="Calibri" w:cs="Calibri" w:eastAsia="Calibri" w:hAnsi="Calibri"/>
+                <w:b w:val="false"/>
+                <w:bCs w:val="false"/>
+                <w:i w:val="false"/>
+                <w:iCs w:val="false"/>
+                <w:color w:val="1A1F36"/>
+                <w:sz w:val="20"/>
+                <w:szCs w:val="20"/>
+              </w:rPr>
+              <w:t xml:space="preserve">Конференция ЦЕНТР (3 Дивизион)</w:t>
+            </w:r>
+          </w:p>
+        </w:tc>
+        <w:tc>
+          <w:tcPr>
+            <w:tcW w:type="dxa" w:w="4000"/>
+            <w:tcBorders>
+              <w:top w:val="single" w:color="C7CBDC" w:sz="4"/>
+              <w:left w:val="single" w:color="C7CBDC" w:sz="4"/>
+              <w:bottom w:val="single" w:color="C7CBDC" w:sz="4"/>
+              <w:right w:val="single" w:color="C7CBDC" w:sz="4"/>
+            </w:tcBorders>
+            <w:tcMar>
+              <w:top w:type="dxa" w:w="60"/>
+              <w:left w:type="dxa" w:w="90"/>
+              <w:bottom w:type="dxa" w:w="60"/>
+              <w:right w:type="dxa" w:w="90"/>
+            </w:tcMar>
+            <w:vAlign w:val="top"/>
+          </w:tcPr>
+          <w:p>
+            <w:pPr>
+              <w:spacing w:after="0" w:before="0"/>
+            </w:pPr>
+            <w:r>
+              <w:rPr>
+                <w:rFonts w:ascii="Calibri" w:cs="Calibri" w:eastAsia="Calibri" w:hAnsi="Calibri"/>
+                <w:b w:val="false"/>
+                <w:bCs w:val="false"/>
+                <w:i w:val="false"/>
+                <w:iCs w:val="false"/>
+                <w:color w:val="1A1F36"/>
+                <w:sz w:val="20"/>
+                <w:szCs w:val="20"/>
+              </w:rPr>
+              <w:t xml:space="preserve">июль 2026</w:t>
+            </w:r>
+          </w:p>
+        </w:tc>
+        <w:tc>
+          <w:tcPr>
+            <w:tcW w:type="dxa" w:w="3750"/>
+            <w:tcBorders>
+              <w:top w:val="single" w:color="C7CBDC" w:sz="4"/>
+              <w:left w:val="single" w:color="C7CBDC" w:sz="4"/>
+              <w:bottom w:val="single" w:color="C7CBDC" w:sz="4"/>
+              <w:right w:val="single" w:color="C7CBDC" w:sz="4"/>
+            </w:tcBorders>
+            <w:tcMar>
+              <w:top w:type="dxa" w:w="60"/>
+              <w:left w:type="dxa" w:w="90"/>
+              <w:bottom w:type="dxa" w:w="60"/>
+              <w:right w:type="dxa" w:w="90"/>
+            </w:tcMar>
+            <w:vAlign w:val="top"/>
+          </w:tcPr>
+          <w:p>
+            <w:pPr>
+              <w:spacing w:after="0" w:before="0"/>
+              <w:jc w:val="right"/>
+            </w:pPr>
+            <w:r>
+              <w:rPr>
+                <w:rFonts w:ascii="Calibri" w:cs="Calibri" w:eastAsia="Calibri" w:hAnsi="Calibri"/>
+                <w:b w:val="false"/>
+                <w:bCs w:val="false"/>
+                <w:i w:val="false"/>
+                <w:iCs w:val="false"/>
+                <w:color w:val="1A1F36"/>
+                <w:sz w:val="20"/>
+                <w:szCs w:val="20"/>
+              </w:rPr>
+              <w:t xml:space="preserve">16</w:t>
+            </w:r>
+          </w:p>
+        </w:tc>
+      </w:tr>
+      <w:tr>
+        <w:tc>
+          <w:tcPr>
+            <w:tcW w:type="dxa" w:w="7500"/>
+            <w:tcBorders>
+              <w:top w:val="single" w:color="C7CBDC" w:sz="4"/>
+              <w:left w:val="single" w:color="C7CBDC" w:sz="4"/>
+              <w:bottom w:val="single" w:color="C7CBDC" w:sz="4"/>
+              <w:right w:val="single" w:color="C7CBDC" w:sz="4"/>
+            </w:tcBorders>
+            <w:shd w:fill="F7F8FC" w:color="auto" w:val="clear"/>
+            <w:tcMar>
+              <w:top w:type="dxa" w:w="60"/>
+              <w:left w:type="dxa" w:w="90"/>
+              <w:bottom w:type="dxa" w:w="60"/>
+              <w:right w:type="dxa" w:w="90"/>
+            </w:tcMar>
+            <w:vAlign w:val="top"/>
+          </w:tcPr>
+          <w:p>
+            <w:pPr>
+              <w:spacing w:after="0" w:before="0"/>
+            </w:pPr>
+            <w:r>
+              <w:rPr>
+                <w:rFonts w:ascii="Calibri" w:cs="Calibri" w:eastAsia="Calibri" w:hAnsi="Calibri"/>
+                <w:b w:val="false"/>
+                <w:bCs w:val="false"/>
+                <w:i w:val="false"/>
+                <w:iCs w:val="false"/>
+                <w:color w:val="1A1F36"/>
+                <w:sz w:val="20"/>
+                <w:szCs w:val="20"/>
+              </w:rPr>
+              <w:t xml:space="preserve">Конференция ЦЕНТР (3 Дивизион)</w:t>
+            </w:r>
+          </w:p>
+        </w:tc>
+        <w:tc>
+          <w:tcPr>
+            <w:tcW w:type="dxa" w:w="4000"/>
+            <w:tcBorders>
+              <w:top w:val="single" w:color="C7CBDC" w:sz="4"/>
+              <w:left w:val="single" w:color="C7CBDC" w:sz="4"/>
+              <w:bottom w:val="single" w:color="C7CBDC" w:sz="4"/>
+              <w:right w:val="single" w:color="C7CBDC" w:sz="4"/>
+            </w:tcBorders>
+            <w:shd w:fill="F7F8FC" w:color="auto" w:val="clear"/>
+            <w:tcMar>
+              <w:top w:type="dxa" w:w="60"/>
+              <w:left w:type="dxa" w:w="90"/>
+              <w:bottom w:type="dxa" w:w="60"/>
+              <w:right w:type="dxa" w:w="90"/>
+            </w:tcMar>
+            <w:vAlign w:val="top"/>
+          </w:tcPr>
+          <w:p>
+            <w:pPr>
+              <w:spacing w:after="0" w:before="0"/>
+            </w:pPr>
+            <w:r>
+              <w:rPr>
+                <w:rFonts w:ascii="Calibri" w:cs="Calibri" w:eastAsia="Calibri" w:hAnsi="Calibri"/>
+                <w:b w:val="false"/>
+                <w:bCs w:val="false"/>
+                <w:i w:val="false"/>
+                <w:iCs w:val="false"/>
+                <w:color w:val="1A1F36"/>
+                <w:sz w:val="20"/>
+                <w:szCs w:val="20"/>
+              </w:rPr>
+              <w:t xml:space="preserve">август 2026</w:t>
+            </w:r>
+          </w:p>
+        </w:tc>
+        <w:tc>
+          <w:tcPr>
+            <w:tcW w:type="dxa" w:w="3750"/>
+            <w:tcBorders>
+              <w:top w:val="single" w:color="C7CBDC" w:sz="4"/>
+              <w:left w:val="single" w:color="C7CBDC" w:sz="4"/>
+              <w:bottom w:val="single" w:color="C7CBDC" w:sz="4"/>
+              <w:right w:val="single" w:color="C7CBDC" w:sz="4"/>
+            </w:tcBorders>
+            <w:shd w:fill="F7F8FC" w:color="auto" w:val="clear"/>
+            <w:tcMar>
+              <w:top w:type="dxa" w:w="60"/>
+              <w:left w:type="dxa" w:w="90"/>
+              <w:bottom w:type="dxa" w:w="60"/>
+              <w:right w:type="dxa" w:w="90"/>
+            </w:tcMar>
+            <w:vAlign w:val="top"/>
+          </w:tcPr>
+          <w:p>
+            <w:pPr>
+              <w:spacing w:after="0" w:before="0"/>
+              <w:jc w:val="right"/>
+            </w:pPr>
+            <w:r>
+              <w:rPr>
+                <w:rFonts w:ascii="Calibri" w:cs="Calibri" w:eastAsia="Calibri" w:hAnsi="Calibri"/>
+                <w:b w:val="false"/>
+                <w:bCs w:val="false"/>
+                <w:i w:val="false"/>
+                <w:iCs w:val="false"/>
+                <w:color w:val="1A1F36"/>
+                <w:sz w:val="20"/>
+                <w:szCs w:val="20"/>
+              </w:rPr>
+              <w:t xml:space="preserve">19</w:t>
+            </w:r>
+          </w:p>
+        </w:tc>
+      </w:tr>
+      <w:tr>
+        <w:tc>
+          <w:tcPr>
+            <w:tcW w:type="dxa" w:w="7500"/>
+            <w:tcBorders>
+              <w:top w:val="single" w:color="C7CBDC" w:sz="4"/>
+              <w:left w:val="single" w:color="C7CBDC" w:sz="4"/>
+              <w:bottom w:val="single" w:color="C7CBDC" w:sz="4"/>
+              <w:right w:val="single" w:color="C7CBDC" w:sz="4"/>
+            </w:tcBorders>
             <w:shd w:fill="EEF0F7" w:color="auto" w:val="clear"/>
             <w:tcMar>
               <w:top w:type="dxa" w:w="60"/>
@@ -2802,7 +3252,7 @@
                 <w:sz w:val="20"/>
                 <w:szCs w:val="20"/>
               </w:rPr>
-              <w:t xml:space="preserve">1989</w:t>
+              <w:t xml:space="preserve">3140</w:t>
             </w:r>
           </w:p>
         </w:tc>
@@ -5385,6 +5835,2178 @@
           <w:sz w:val="24"/>
           <w:szCs w:val="24"/>
         </w:rPr>
+        <w:t xml:space="preserve">Конференция ВОСТОК (1 Дивизион) — июль 2026</w:t>
+      </w:r>
+    </w:p>
+    <w:p>
+      <w:pPr>
+        <w:keepNext/>
+        <w:spacing w:after="100" w:before="0"/>
+      </w:pPr>
+      <w:r>
+        <w:rPr>
+          <w:rFonts w:ascii="Calibri" w:cs="Calibri" w:eastAsia="Calibri" w:hAnsi="Calibri"/>
+          <w:b w:val="false"/>
+          <w:bCs w:val="false"/>
+          <w:i w:val="false"/>
+          <w:iCs w:val="false"/>
+          <w:color w:val="5A5F7A"/>
+          <w:sz w:val="18"/>
+          <w:szCs w:val="18"/>
+        </w:rPr>
+        <w:t xml:space="preserve">298 матчей · команд 8 · игроков 56 · побед по буллитам 30 · файл 2026-07_vostok_div1.xlsx</w:t>
+      </w:r>
+    </w:p>
+    <w:tbl>
+      <w:tblPr>
+        <w:tblW w:type="dxa" w:w="15250"/>
+        <w:tblBorders>
+          <w:top w:val="single" w:color="auto" w:sz="4"/>
+          <w:left w:val="single" w:color="auto" w:sz="4"/>
+          <w:bottom w:val="single" w:color="auto" w:sz="4"/>
+          <w:right w:val="single" w:color="auto" w:sz="4"/>
+          <w:insideH w:val="single" w:color="auto" w:sz="4"/>
+          <w:insideV w:val="single" w:color="auto" w:sz="4"/>
+        </w:tblBorders>
+      </w:tblPr>
+      <w:tblGrid>
+        <w:gridCol w:w="800"/>
+        <w:gridCol w:w="2500"/>
+        <w:gridCol w:w="2200"/>
+        <w:gridCol w:w="4400"/>
+        <w:gridCol w:w="5350"/>
+      </w:tblGrid>
+      <w:tr>
+        <w:trPr>
+          <w:tblHeader/>
+        </w:trPr>
+        <w:tc>
+          <w:tcPr>
+            <w:tcW w:type="dxa" w:w="800"/>
+            <w:tcBorders>
+              <w:top w:val="single" w:color="C7CBDC" w:sz="4"/>
+              <w:left w:val="single" w:color="C7CBDC" w:sz="4"/>
+              <w:bottom w:val="single" w:color="C7CBDC" w:sz="4"/>
+              <w:right w:val="single" w:color="C7CBDC" w:sz="4"/>
+            </w:tcBorders>
+            <w:shd w:fill="EEF0F7" w:color="auto" w:val="clear"/>
+            <w:tcMar>
+              <w:top w:type="dxa" w:w="60"/>
+              <w:left w:type="dxa" w:w="90"/>
+              <w:bottom w:type="dxa" w:w="60"/>
+              <w:right w:type="dxa" w:w="90"/>
+            </w:tcMar>
+            <w:vAlign w:val="top"/>
+          </w:tcPr>
+          <w:p>
+            <w:pPr>
+              <w:spacing w:after="0" w:before="0"/>
+            </w:pPr>
+            <w:r>
+              <w:rPr>
+                <w:rFonts w:ascii="Calibri" w:cs="Calibri" w:eastAsia="Calibri" w:hAnsi="Calibri"/>
+                <w:b/>
+                <w:bCs/>
+                <w:i w:val="false"/>
+                <w:iCs w:val="false"/>
+                <w:color w:val="1A1F36"/>
+                <w:sz w:val="18"/>
+                <w:szCs w:val="18"/>
+              </w:rPr>
+              <w:t xml:space="preserve">Стр.</w:t>
+            </w:r>
+          </w:p>
+        </w:tc>
+        <w:tc>
+          <w:tcPr>
+            <w:tcW w:type="dxa" w:w="2500"/>
+            <w:tcBorders>
+              <w:top w:val="single" w:color="C7CBDC" w:sz="4"/>
+              <w:left w:val="single" w:color="C7CBDC" w:sz="4"/>
+              <w:bottom w:val="single" w:color="C7CBDC" w:sz="4"/>
+              <w:right w:val="single" w:color="C7CBDC" w:sz="4"/>
+            </w:tcBorders>
+            <w:shd w:fill="EEF0F7" w:color="auto" w:val="clear"/>
+            <w:tcMar>
+              <w:top w:type="dxa" w:w="60"/>
+              <w:left w:type="dxa" w:w="90"/>
+              <w:bottom w:type="dxa" w:w="60"/>
+              <w:right w:type="dxa" w:w="90"/>
+            </w:tcMar>
+            <w:vAlign w:val="top"/>
+          </w:tcPr>
+          <w:p>
+            <w:pPr>
+              <w:spacing w:after="0" w:before="0"/>
+            </w:pPr>
+            <w:r>
+              <w:rPr>
+                <w:rFonts w:ascii="Calibri" w:cs="Calibri" w:eastAsia="Calibri" w:hAnsi="Calibri"/>
+                <w:b/>
+                <w:bCs/>
+                <w:i w:val="false"/>
+                <w:iCs w:val="false"/>
+                <w:color w:val="1A1F36"/>
+                <w:sz w:val="18"/>
+                <w:szCs w:val="18"/>
+              </w:rPr>
+              <w:t xml:space="preserve">Матч</w:t>
+            </w:r>
+          </w:p>
+        </w:tc>
+        <w:tc>
+          <w:tcPr>
+            <w:tcW w:type="dxa" w:w="2200"/>
+            <w:tcBorders>
+              <w:top w:val="single" w:color="C7CBDC" w:sz="4"/>
+              <w:left w:val="single" w:color="C7CBDC" w:sz="4"/>
+              <w:bottom w:val="single" w:color="C7CBDC" w:sz="4"/>
+              <w:right w:val="single" w:color="C7CBDC" w:sz="4"/>
+            </w:tcBorders>
+            <w:shd w:fill="EEF0F7" w:color="auto" w:val="clear"/>
+            <w:tcMar>
+              <w:top w:type="dxa" w:w="60"/>
+              <w:left w:type="dxa" w:w="90"/>
+              <w:bottom w:type="dxa" w:w="60"/>
+              <w:right w:type="dxa" w:w="90"/>
+            </w:tcMar>
+            <w:vAlign w:val="top"/>
+          </w:tcPr>
+          <w:p>
+            <w:pPr>
+              <w:spacing w:after="0" w:before="0"/>
+            </w:pPr>
+            <w:r>
+              <w:rPr>
+                <w:rFonts w:ascii="Calibri" w:cs="Calibri" w:eastAsia="Calibri" w:hAnsi="Calibri"/>
+                <w:b/>
+                <w:bCs/>
+                <w:i w:val="false"/>
+                <w:iCs w:val="false"/>
+                <w:color w:val="1A1F36"/>
+                <w:sz w:val="18"/>
+                <w:szCs w:val="18"/>
+              </w:rPr>
+              <w:t xml:space="preserve">Счёт</w:t>
+            </w:r>
+          </w:p>
+        </w:tc>
+        <w:tc>
+          <w:tcPr>
+            <w:tcW w:type="dxa" w:w="4400"/>
+            <w:tcBorders>
+              <w:top w:val="single" w:color="C7CBDC" w:sz="4"/>
+              <w:left w:val="single" w:color="C7CBDC" w:sz="4"/>
+              <w:bottom w:val="single" w:color="C7CBDC" w:sz="4"/>
+              <w:right w:val="single" w:color="C7CBDC" w:sz="4"/>
+            </w:tcBorders>
+            <w:shd w:fill="EEF0F7" w:color="auto" w:val="clear"/>
+            <w:tcMar>
+              <w:top w:type="dxa" w:w="60"/>
+              <w:left w:type="dxa" w:w="90"/>
+              <w:bottom w:type="dxa" w:w="60"/>
+              <w:right w:type="dxa" w:w="90"/>
+            </w:tcMar>
+            <w:vAlign w:val="top"/>
+          </w:tcPr>
+          <w:p>
+            <w:pPr>
+              <w:spacing w:after="0" w:before="0"/>
+            </w:pPr>
+            <w:r>
+              <w:rPr>
+                <w:rFonts w:ascii="Calibri" w:cs="Calibri" w:eastAsia="Calibri" w:hAnsi="Calibri"/>
+                <w:b/>
+                <w:bCs/>
+                <w:i w:val="false"/>
+                <w:iCs w:val="false"/>
+                <w:color w:val="1A1F36"/>
+                <w:sz w:val="18"/>
+                <w:szCs w:val="18"/>
+              </w:rPr>
+              <w:t xml:space="preserve">Что не так</w:t>
+            </w:r>
+          </w:p>
+        </w:tc>
+        <w:tc>
+          <w:tcPr>
+            <w:tcW w:type="dxa" w:w="5350"/>
+            <w:tcBorders>
+              <w:top w:val="single" w:color="C7CBDC" w:sz="4"/>
+              <w:left w:val="single" w:color="C7CBDC" w:sz="4"/>
+              <w:bottom w:val="single" w:color="C7CBDC" w:sz="4"/>
+              <w:right w:val="single" w:color="C7CBDC" w:sz="4"/>
+            </w:tcBorders>
+            <w:shd w:fill="EEF0F7" w:color="auto" w:val="clear"/>
+            <w:tcMar>
+              <w:top w:type="dxa" w:w="60"/>
+              <w:left w:type="dxa" w:w="90"/>
+              <w:bottom w:type="dxa" w:w="60"/>
+              <w:right w:type="dxa" w:w="90"/>
+            </w:tcMar>
+            <w:vAlign w:val="top"/>
+          </w:tcPr>
+          <w:p>
+            <w:pPr>
+              <w:spacing w:after="20" w:before="0"/>
+            </w:pPr>
+            <w:r>
+              <w:rPr>
+                <w:rFonts w:ascii="Calibri" w:cs="Calibri" w:eastAsia="Calibri" w:hAnsi="Calibri"/>
+                <w:b/>
+                <w:bCs/>
+                <w:i w:val="false"/>
+                <w:iCs w:val="false"/>
+                <w:color w:val="1A1F36"/>
+                <w:sz w:val="18"/>
+                <w:szCs w:val="18"/>
+              </w:rPr>
+              <w:t xml:space="preserve">Решение организатора</w:t>
+            </w:r>
+          </w:p>
+          <w:p>
+            <w:pPr>
+              <w:spacing w:after="0" w:before="0"/>
+            </w:pPr>
+            <w:r>
+              <w:rPr>
+                <w:rFonts w:ascii="Calibri" w:cs="Calibri" w:eastAsia="Calibri" w:hAnsi="Calibri"/>
+                <w:b w:val="false"/>
+                <w:bCs w:val="false"/>
+                <w:i/>
+                <w:iCs/>
+                <w:color w:val="5A5F7A"/>
+                <w:sz w:val="14"/>
+                <w:szCs w:val="14"/>
+              </w:rPr>
+              <w:t xml:space="preserve">как исправляем</w:t>
+            </w:r>
+          </w:p>
+        </w:tc>
+      </w:tr>
+      <w:tr>
+        <w:tc>
+          <w:tcPr>
+            <w:tcW w:type="dxa" w:w="800"/>
+            <w:tcBorders>
+              <w:top w:val="single" w:color="C7CBDC" w:sz="4"/>
+              <w:left w:val="single" w:color="C7CBDC" w:sz="4"/>
+              <w:bottom w:val="single" w:color="C7CBDC" w:sz="4"/>
+              <w:right w:val="single" w:color="C7CBDC" w:sz="4"/>
+            </w:tcBorders>
+            <w:tcMar>
+              <w:top w:type="dxa" w:w="60"/>
+              <w:left w:type="dxa" w:w="90"/>
+              <w:bottom w:type="dxa" w:w="60"/>
+              <w:right w:type="dxa" w:w="90"/>
+            </w:tcMar>
+            <w:vAlign w:val="top"/>
+          </w:tcPr>
+          <w:p>
+            <w:pPr>
+              <w:spacing w:after="0" w:before="0"/>
+            </w:pPr>
+            <w:r>
+              <w:rPr>
+                <w:rFonts w:ascii="Calibri" w:cs="Calibri" w:eastAsia="Calibri" w:hAnsi="Calibri"/>
+                <w:b/>
+                <w:bCs/>
+                <w:i w:val="false"/>
+                <w:iCs w:val="false"/>
+                <w:color w:val="1A1F36"/>
+                <w:sz w:val="18"/>
+                <w:szCs w:val="18"/>
+              </w:rPr>
+              <w:t xml:space="preserve">556</w:t>
+            </w:r>
+          </w:p>
+        </w:tc>
+        <w:tc>
+          <w:tcPr>
+            <w:tcW w:type="dxa" w:w="2500"/>
+            <w:tcBorders>
+              <w:top w:val="single" w:color="C7CBDC" w:sz="4"/>
+              <w:left w:val="single" w:color="C7CBDC" w:sz="4"/>
+              <w:bottom w:val="single" w:color="C7CBDC" w:sz="4"/>
+              <w:right w:val="single" w:color="C7CBDC" w:sz="4"/>
+            </w:tcBorders>
+            <w:tcMar>
+              <w:top w:type="dxa" w:w="60"/>
+              <w:left w:type="dxa" w:w="90"/>
+              <w:bottom w:type="dxa" w:w="60"/>
+              <w:right w:type="dxa" w:w="90"/>
+            </w:tcMar>
+            <w:vAlign w:val="top"/>
+          </w:tcPr>
+          <w:p>
+            <w:pPr>
+              <w:spacing w:after="0"/>
+            </w:pPr>
+            <w:r>
+              <w:rPr>
+                <w:rFonts w:ascii="Calibri" w:cs="Calibri" w:eastAsia="Calibri" w:hAnsi="Calibri"/>
+                <w:b w:val="false"/>
+                <w:bCs w:val="false"/>
+                <w:i w:val="false"/>
+                <w:iCs w:val="false"/>
+                <w:color w:val="1A1F36"/>
+                <w:sz w:val="18"/>
+                <w:szCs w:val="18"/>
+              </w:rPr>
+              <w:t xml:space="preserve">28.07.2026  00:30</w:t>
+            </w:r>
+            <w:r>
+              <w:rPr>
+                <w:rFonts w:ascii="Calibri" w:cs="Calibri" w:eastAsia="Calibri" w:hAnsi="Calibri"/>
+                <w:b w:val="false"/>
+                <w:bCs w:val="false"/>
+                <w:i w:val="false"/>
+                <w:iCs w:val="false"/>
+                <w:color w:val="1A1F36"/>
+                <w:sz w:val="18"/>
+                <w:szCs w:val="18"/>
+              </w:rPr>
+              <w:br/>
+              <w:t xml:space="preserve">Горняк — Спарта</w:t>
+            </w:r>
+          </w:p>
+        </w:tc>
+        <w:tc>
+          <w:tcPr>
+            <w:tcW w:type="dxa" w:w="2200"/>
+            <w:tcBorders>
+              <w:top w:val="single" w:color="C7CBDC" w:sz="4"/>
+              <w:left w:val="single" w:color="C7CBDC" w:sz="4"/>
+              <w:bottom w:val="single" w:color="C7CBDC" w:sz="4"/>
+              <w:right w:val="single" w:color="C7CBDC" w:sz="4"/>
+            </w:tcBorders>
+            <w:tcMar>
+              <w:top w:type="dxa" w:w="60"/>
+              <w:left w:type="dxa" w:w="90"/>
+              <w:bottom w:type="dxa" w:w="60"/>
+              <w:right w:type="dxa" w:w="90"/>
+            </w:tcMar>
+            <w:vAlign w:val="top"/>
+          </w:tcPr>
+          <w:p>
+            <w:pPr>
+              <w:spacing w:after="0"/>
+            </w:pPr>
+            <w:r>
+              <w:rPr>
+                <w:rFonts w:ascii="Calibri" w:cs="Calibri" w:eastAsia="Calibri" w:hAnsi="Calibri"/>
+                <w:b w:val="false"/>
+                <w:bCs w:val="false"/>
+                <w:i w:val="false"/>
+                <w:iCs w:val="false"/>
+                <w:color w:val="5A5F7A"/>
+                <w:sz w:val="18"/>
+                <w:szCs w:val="18"/>
+              </w:rPr>
+              <w:t xml:space="preserve">итог 5:4 (Б Буллиты)</w:t>
+            </w:r>
+            <w:r>
+              <w:rPr>
+                <w:rFonts w:ascii="Calibri" w:cs="Calibri" w:eastAsia="Calibri" w:hAnsi="Calibri"/>
+                <w:b w:val="false"/>
+                <w:bCs w:val="false"/>
+                <w:i w:val="false"/>
+                <w:iCs w:val="false"/>
+                <w:color w:val="5A5F7A"/>
+                <w:sz w:val="18"/>
+                <w:szCs w:val="18"/>
+              </w:rPr>
+              <w:br/>
+              <w:t xml:space="preserve">периоды 2:0 3:1 0:4 = 5:5</w:t>
+            </w:r>
+          </w:p>
+        </w:tc>
+        <w:tc>
+          <w:tcPr>
+            <w:tcW w:type="dxa" w:w="4400"/>
+            <w:tcBorders>
+              <w:top w:val="single" w:color="C7CBDC" w:sz="4"/>
+              <w:left w:val="single" w:color="C7CBDC" w:sz="4"/>
+              <w:bottom w:val="single" w:color="C7CBDC" w:sz="4"/>
+              <w:right w:val="single" w:color="C7CBDC" w:sz="4"/>
+            </w:tcBorders>
+            <w:tcMar>
+              <w:top w:type="dxa" w:w="60"/>
+              <w:left w:type="dxa" w:w="90"/>
+              <w:bottom w:type="dxa" w:w="60"/>
+              <w:right w:type="dxa" w:w="90"/>
+            </w:tcMar>
+            <w:vAlign w:val="top"/>
+          </w:tcPr>
+          <w:p>
+            <w:pPr>
+              <w:spacing w:after="0" w:before="0"/>
+            </w:pPr>
+            <w:r>
+              <w:rPr>
+                <w:rFonts w:ascii="Calibri" w:cs="Calibri" w:eastAsia="Calibri" w:hAnsi="Calibri"/>
+                <w:b w:val="false"/>
+                <w:bCs w:val="false"/>
+                <w:i w:val="false"/>
+                <w:iCs w:val="false"/>
+                <w:color w:val="1A1F36"/>
+                <w:sz w:val="18"/>
+                <w:szCs w:val="18"/>
+              </w:rPr>
+              <w:t xml:space="preserve">Стоит пометка о буллитах, но ничьей после основного времени не было.</w:t>
+            </w:r>
+          </w:p>
+        </w:tc>
+        <w:tc>
+          <w:tcPr>
+            <w:tcW w:type="dxa" w:w="5350"/>
+            <w:tcBorders>
+              <w:top w:val="single" w:color="C7CBDC" w:sz="4"/>
+              <w:left w:val="single" w:color="C7CBDC" w:sz="4"/>
+              <w:bottom w:val="single" w:color="C7CBDC" w:sz="4"/>
+              <w:right w:val="single" w:color="C7CBDC" w:sz="4"/>
+            </w:tcBorders>
+            <w:tcMar>
+              <w:top w:type="dxa" w:w="60"/>
+              <w:left w:type="dxa" w:w="90"/>
+              <w:bottom w:type="dxa" w:w="60"/>
+              <w:right w:type="dxa" w:w="90"/>
+            </w:tcMar>
+            <w:vAlign w:val="top"/>
+          </w:tcPr>
+          <w:p>
+            <w:pPr>
+              <w:spacing w:after="0" w:before="0"/>
+            </w:pPr>
+            <w:r>
+              <w:rPr>
+                <w:rFonts w:ascii="Calibri" w:cs="Calibri" w:eastAsia="Calibri" w:hAnsi="Calibri"/>
+                <w:b w:val="false"/>
+                <w:bCs w:val="false"/>
+                <w:i w:val="false"/>
+                <w:iCs w:val="false"/>
+                <w:color w:val="1A1F36"/>
+                <w:sz w:val="18"/>
+                <w:szCs w:val="18"/>
+              </w:rPr>
+              <w:t xml:space="preserve"/>
+            </w:r>
+          </w:p>
+        </w:tc>
+      </w:tr>
+      <w:tr>
+        <w:tc>
+          <w:tcPr>
+            <w:tcW w:type="dxa" w:w="800"/>
+            <w:tcBorders>
+              <w:top w:val="single" w:color="C7CBDC" w:sz="4"/>
+              <w:left w:val="single" w:color="C7CBDC" w:sz="4"/>
+              <w:bottom w:val="single" w:color="C7CBDC" w:sz="4"/>
+              <w:right w:val="single" w:color="C7CBDC" w:sz="4"/>
+            </w:tcBorders>
+            <w:shd w:fill="F7F8FC" w:color="auto" w:val="clear"/>
+            <w:tcMar>
+              <w:top w:type="dxa" w:w="60"/>
+              <w:left w:type="dxa" w:w="90"/>
+              <w:bottom w:type="dxa" w:w="60"/>
+              <w:right w:type="dxa" w:w="90"/>
+            </w:tcMar>
+            <w:vAlign w:val="top"/>
+          </w:tcPr>
+          <w:p>
+            <w:pPr>
+              <w:spacing w:after="0" w:before="0"/>
+            </w:pPr>
+            <w:r>
+              <w:rPr>
+                <w:rFonts w:ascii="Calibri" w:cs="Calibri" w:eastAsia="Calibri" w:hAnsi="Calibri"/>
+                <w:b/>
+                <w:bCs/>
+                <w:i w:val="false"/>
+                <w:iCs w:val="false"/>
+                <w:color w:val="1A1F36"/>
+                <w:sz w:val="18"/>
+                <w:szCs w:val="18"/>
+              </w:rPr>
+              <w:t xml:space="preserve">1876</w:t>
+            </w:r>
+          </w:p>
+        </w:tc>
+        <w:tc>
+          <w:tcPr>
+            <w:tcW w:type="dxa" w:w="2500"/>
+            <w:tcBorders>
+              <w:top w:val="single" w:color="C7CBDC" w:sz="4"/>
+              <w:left w:val="single" w:color="C7CBDC" w:sz="4"/>
+              <w:bottom w:val="single" w:color="C7CBDC" w:sz="4"/>
+              <w:right w:val="single" w:color="C7CBDC" w:sz="4"/>
+            </w:tcBorders>
+            <w:shd w:fill="F7F8FC" w:color="auto" w:val="clear"/>
+            <w:tcMar>
+              <w:top w:type="dxa" w:w="60"/>
+              <w:left w:type="dxa" w:w="90"/>
+              <w:bottom w:type="dxa" w:w="60"/>
+              <w:right w:type="dxa" w:w="90"/>
+            </w:tcMar>
+            <w:vAlign w:val="top"/>
+          </w:tcPr>
+          <w:p>
+            <w:pPr>
+              <w:spacing w:after="0"/>
+            </w:pPr>
+            <w:r>
+              <w:rPr>
+                <w:rFonts w:ascii="Calibri" w:cs="Calibri" w:eastAsia="Calibri" w:hAnsi="Calibri"/>
+                <w:b w:val="false"/>
+                <w:bCs w:val="false"/>
+                <w:i w:val="false"/>
+                <w:iCs w:val="false"/>
+                <w:color w:val="1A1F36"/>
+                <w:sz w:val="18"/>
+                <w:szCs w:val="18"/>
+              </w:rPr>
+              <w:t xml:space="preserve">19.07.2026  15:30</w:t>
+            </w:r>
+            <w:r>
+              <w:rPr>
+                <w:rFonts w:ascii="Calibri" w:cs="Calibri" w:eastAsia="Calibri" w:hAnsi="Calibri"/>
+                <w:b w:val="false"/>
+                <w:bCs w:val="false"/>
+                <w:i w:val="false"/>
+                <w:iCs w:val="false"/>
+                <w:color w:val="1A1F36"/>
+                <w:sz w:val="18"/>
+                <w:szCs w:val="18"/>
+              </w:rPr>
+              <w:br/>
+              <w:t xml:space="preserve">Спарта — Энергия</w:t>
+            </w:r>
+          </w:p>
+        </w:tc>
+        <w:tc>
+          <w:tcPr>
+            <w:tcW w:type="dxa" w:w="2200"/>
+            <w:tcBorders>
+              <w:top w:val="single" w:color="C7CBDC" w:sz="4"/>
+              <w:left w:val="single" w:color="C7CBDC" w:sz="4"/>
+              <w:bottom w:val="single" w:color="C7CBDC" w:sz="4"/>
+              <w:right w:val="single" w:color="C7CBDC" w:sz="4"/>
+            </w:tcBorders>
+            <w:shd w:fill="F7F8FC" w:color="auto" w:val="clear"/>
+            <w:tcMar>
+              <w:top w:type="dxa" w:w="60"/>
+              <w:left w:type="dxa" w:w="90"/>
+              <w:bottom w:type="dxa" w:w="60"/>
+              <w:right w:type="dxa" w:w="90"/>
+            </w:tcMar>
+            <w:vAlign w:val="top"/>
+          </w:tcPr>
+          <w:p>
+            <w:pPr>
+              <w:spacing w:after="0"/>
+            </w:pPr>
+            <w:r>
+              <w:rPr>
+                <w:rFonts w:ascii="Calibri" w:cs="Calibri" w:eastAsia="Calibri" w:hAnsi="Calibri"/>
+                <w:b w:val="false"/>
+                <w:bCs w:val="false"/>
+                <w:i w:val="false"/>
+                <w:iCs w:val="false"/>
+                <w:color w:val="5A5F7A"/>
+                <w:sz w:val="18"/>
+                <w:szCs w:val="18"/>
+              </w:rPr>
+              <w:t xml:space="preserve">итог 5:1</w:t>
+            </w:r>
+            <w:r>
+              <w:rPr>
+                <w:rFonts w:ascii="Calibri" w:cs="Calibri" w:eastAsia="Calibri" w:hAnsi="Calibri"/>
+                <w:b w:val="false"/>
+                <w:bCs w:val="false"/>
+                <w:i w:val="false"/>
+                <w:iCs w:val="false"/>
+                <w:color w:val="5A5F7A"/>
+                <w:sz w:val="18"/>
+                <w:szCs w:val="18"/>
+              </w:rPr>
+              <w:br/>
+              <w:t xml:space="preserve">периоды 3:1 0:2 1:0 = 4:3</w:t>
+            </w:r>
+          </w:p>
+        </w:tc>
+        <w:tc>
+          <w:tcPr>
+            <w:tcW w:type="dxa" w:w="4400"/>
+            <w:tcBorders>
+              <w:top w:val="single" w:color="C7CBDC" w:sz="4"/>
+              <w:left w:val="single" w:color="C7CBDC" w:sz="4"/>
+              <w:bottom w:val="single" w:color="C7CBDC" w:sz="4"/>
+              <w:right w:val="single" w:color="C7CBDC" w:sz="4"/>
+            </w:tcBorders>
+            <w:shd w:fill="F7F8FC" w:color="auto" w:val="clear"/>
+            <w:tcMar>
+              <w:top w:type="dxa" w:w="60"/>
+              <w:left w:type="dxa" w:w="90"/>
+              <w:bottom w:type="dxa" w:w="60"/>
+              <w:right w:type="dxa" w:w="90"/>
+            </w:tcMar>
+            <w:vAlign w:val="top"/>
+          </w:tcPr>
+          <w:p>
+            <w:pPr>
+              <w:spacing w:after="0" w:before="0"/>
+            </w:pPr>
+            <w:r>
+              <w:rPr>
+                <w:rFonts w:ascii="Calibri" w:cs="Calibri" w:eastAsia="Calibri" w:hAnsi="Calibri"/>
+                <w:b w:val="false"/>
+                <w:bCs w:val="false"/>
+                <w:i w:val="false"/>
+                <w:iCs w:val="false"/>
+                <w:color w:val="1A1F36"/>
+                <w:sz w:val="18"/>
+                <w:szCs w:val="18"/>
+              </w:rPr>
+              <w:t xml:space="preserve">Счёт не сходится с суммой по периодам. Ничьей после трёх периодов не было — буллитами не объясняется.</w:t>
+            </w:r>
+          </w:p>
+        </w:tc>
+        <w:tc>
+          <w:tcPr>
+            <w:tcW w:type="dxa" w:w="5350"/>
+            <w:tcBorders>
+              <w:top w:val="single" w:color="C7CBDC" w:sz="4"/>
+              <w:left w:val="single" w:color="C7CBDC" w:sz="4"/>
+              <w:bottom w:val="single" w:color="C7CBDC" w:sz="4"/>
+              <w:right w:val="single" w:color="C7CBDC" w:sz="4"/>
+            </w:tcBorders>
+            <w:tcMar>
+              <w:top w:type="dxa" w:w="60"/>
+              <w:left w:type="dxa" w:w="90"/>
+              <w:bottom w:type="dxa" w:w="60"/>
+              <w:right w:type="dxa" w:w="90"/>
+            </w:tcMar>
+            <w:vAlign w:val="top"/>
+          </w:tcPr>
+          <w:p>
+            <w:pPr>
+              <w:spacing w:after="0" w:before="0"/>
+            </w:pPr>
+            <w:r>
+              <w:rPr>
+                <w:rFonts w:ascii="Calibri" w:cs="Calibri" w:eastAsia="Calibri" w:hAnsi="Calibri"/>
+                <w:b w:val="false"/>
+                <w:bCs w:val="false"/>
+                <w:i w:val="false"/>
+                <w:iCs w:val="false"/>
+                <w:color w:val="1A1F36"/>
+                <w:sz w:val="18"/>
+                <w:szCs w:val="18"/>
+              </w:rPr>
+              <w:t xml:space="preserve"/>
+            </w:r>
+          </w:p>
+        </w:tc>
+      </w:tr>
+      <w:tr>
+        <w:tc>
+          <w:tcPr>
+            <w:tcW w:type="dxa" w:w="800"/>
+            <w:tcBorders>
+              <w:top w:val="single" w:color="C7CBDC" w:sz="4"/>
+              <w:left w:val="single" w:color="C7CBDC" w:sz="4"/>
+              <w:bottom w:val="single" w:color="C7CBDC" w:sz="4"/>
+              <w:right w:val="single" w:color="C7CBDC" w:sz="4"/>
+            </w:tcBorders>
+            <w:tcMar>
+              <w:top w:type="dxa" w:w="60"/>
+              <w:left w:type="dxa" w:w="90"/>
+              <w:bottom w:type="dxa" w:w="60"/>
+              <w:right w:type="dxa" w:w="90"/>
+            </w:tcMar>
+            <w:vAlign w:val="top"/>
+          </w:tcPr>
+          <w:p>
+            <w:pPr>
+              <w:spacing w:after="0" w:before="0"/>
+            </w:pPr>
+            <w:r>
+              <w:rPr>
+                <w:rFonts w:ascii="Calibri" w:cs="Calibri" w:eastAsia="Calibri" w:hAnsi="Calibri"/>
+                <w:b/>
+                <w:bCs/>
+                <w:i w:val="false"/>
+                <w:iCs w:val="false"/>
+                <w:color w:val="1A1F36"/>
+                <w:sz w:val="18"/>
+                <w:szCs w:val="18"/>
+              </w:rPr>
+              <w:t xml:space="preserve">3016</w:t>
+            </w:r>
+          </w:p>
+        </w:tc>
+        <w:tc>
+          <w:tcPr>
+            <w:tcW w:type="dxa" w:w="2500"/>
+            <w:tcBorders>
+              <w:top w:val="single" w:color="C7CBDC" w:sz="4"/>
+              <w:left w:val="single" w:color="C7CBDC" w:sz="4"/>
+              <w:bottom w:val="single" w:color="C7CBDC" w:sz="4"/>
+              <w:right w:val="single" w:color="C7CBDC" w:sz="4"/>
+            </w:tcBorders>
+            <w:tcMar>
+              <w:top w:type="dxa" w:w="60"/>
+              <w:left w:type="dxa" w:w="90"/>
+              <w:bottom w:type="dxa" w:w="60"/>
+              <w:right w:type="dxa" w:w="90"/>
+            </w:tcMar>
+            <w:vAlign w:val="top"/>
+          </w:tcPr>
+          <w:p>
+            <w:pPr>
+              <w:spacing w:after="0"/>
+            </w:pPr>
+            <w:r>
+              <w:rPr>
+                <w:rFonts w:ascii="Calibri" w:cs="Calibri" w:eastAsia="Calibri" w:hAnsi="Calibri"/>
+                <w:b w:val="false"/>
+                <w:bCs w:val="false"/>
+                <w:i w:val="false"/>
+                <w:iCs w:val="false"/>
+                <w:color w:val="1A1F36"/>
+                <w:sz w:val="18"/>
+                <w:szCs w:val="18"/>
+              </w:rPr>
+              <w:t xml:space="preserve">11.07.2026  15:30</w:t>
+            </w:r>
+            <w:r>
+              <w:rPr>
+                <w:rFonts w:ascii="Calibri" w:cs="Calibri" w:eastAsia="Calibri" w:hAnsi="Calibri"/>
+                <w:b w:val="false"/>
+                <w:bCs w:val="false"/>
+                <w:i w:val="false"/>
+                <w:iCs w:val="false"/>
+                <w:color w:val="1A1F36"/>
+                <w:sz w:val="18"/>
+                <w:szCs w:val="18"/>
+              </w:rPr>
+              <w:br/>
+              <w:t xml:space="preserve">Реактор — Ракета</w:t>
+            </w:r>
+          </w:p>
+        </w:tc>
+        <w:tc>
+          <w:tcPr>
+            <w:tcW w:type="dxa" w:w="2200"/>
+            <w:tcBorders>
+              <w:top w:val="single" w:color="C7CBDC" w:sz="4"/>
+              <w:left w:val="single" w:color="C7CBDC" w:sz="4"/>
+              <w:bottom w:val="single" w:color="C7CBDC" w:sz="4"/>
+              <w:right w:val="single" w:color="C7CBDC" w:sz="4"/>
+            </w:tcBorders>
+            <w:tcMar>
+              <w:top w:type="dxa" w:w="60"/>
+              <w:left w:type="dxa" w:w="90"/>
+              <w:bottom w:type="dxa" w:w="60"/>
+              <w:right w:type="dxa" w:w="90"/>
+            </w:tcMar>
+            <w:vAlign w:val="top"/>
+          </w:tcPr>
+          <w:p>
+            <w:pPr>
+              <w:spacing w:after="0"/>
+            </w:pPr>
+            <w:r>
+              <w:rPr>
+                <w:rFonts w:ascii="Calibri" w:cs="Calibri" w:eastAsia="Calibri" w:hAnsi="Calibri"/>
+                <w:b w:val="false"/>
+                <w:bCs w:val="false"/>
+                <w:i w:val="false"/>
+                <w:iCs w:val="false"/>
+                <w:color w:val="5A5F7A"/>
+                <w:sz w:val="18"/>
+                <w:szCs w:val="18"/>
+              </w:rPr>
+              <w:t xml:space="preserve">итог 3:1</w:t>
+            </w:r>
+            <w:r>
+              <w:rPr>
+                <w:rFonts w:ascii="Calibri" w:cs="Calibri" w:eastAsia="Calibri" w:hAnsi="Calibri"/>
+                <w:b w:val="false"/>
+                <w:bCs w:val="false"/>
+                <w:i w:val="false"/>
+                <w:iCs w:val="false"/>
+                <w:color w:val="5A5F7A"/>
+                <w:sz w:val="18"/>
+                <w:szCs w:val="18"/>
+              </w:rPr>
+              <w:br/>
+              <w:t xml:space="preserve">периоды 0:1 1:1 2:0 = 3:2</w:t>
+            </w:r>
+          </w:p>
+        </w:tc>
+        <w:tc>
+          <w:tcPr>
+            <w:tcW w:type="dxa" w:w="4400"/>
+            <w:tcBorders>
+              <w:top w:val="single" w:color="C7CBDC" w:sz="4"/>
+              <w:left w:val="single" w:color="C7CBDC" w:sz="4"/>
+              <w:bottom w:val="single" w:color="C7CBDC" w:sz="4"/>
+              <w:right w:val="single" w:color="C7CBDC" w:sz="4"/>
+            </w:tcBorders>
+            <w:tcMar>
+              <w:top w:type="dxa" w:w="60"/>
+              <w:left w:type="dxa" w:w="90"/>
+              <w:bottom w:type="dxa" w:w="60"/>
+              <w:right w:type="dxa" w:w="90"/>
+            </w:tcMar>
+            <w:vAlign w:val="top"/>
+          </w:tcPr>
+          <w:p>
+            <w:pPr>
+              <w:spacing w:after="0" w:before="0"/>
+            </w:pPr>
+            <w:r>
+              <w:rPr>
+                <w:rFonts w:ascii="Calibri" w:cs="Calibri" w:eastAsia="Calibri" w:hAnsi="Calibri"/>
+                <w:b w:val="false"/>
+                <w:bCs w:val="false"/>
+                <w:i w:val="false"/>
+                <w:iCs w:val="false"/>
+                <w:color w:val="1A1F36"/>
+                <w:sz w:val="18"/>
+                <w:szCs w:val="18"/>
+              </w:rPr>
+              <w:t xml:space="preserve">Счёт не сходится с суммой по периодам. Ничьей после трёх периодов не было — буллитами не объясняется.</w:t>
+            </w:r>
+          </w:p>
+        </w:tc>
+        <w:tc>
+          <w:tcPr>
+            <w:tcW w:type="dxa" w:w="5350"/>
+            <w:tcBorders>
+              <w:top w:val="single" w:color="C7CBDC" w:sz="4"/>
+              <w:left w:val="single" w:color="C7CBDC" w:sz="4"/>
+              <w:bottom w:val="single" w:color="C7CBDC" w:sz="4"/>
+              <w:right w:val="single" w:color="C7CBDC" w:sz="4"/>
+            </w:tcBorders>
+            <w:tcMar>
+              <w:top w:type="dxa" w:w="60"/>
+              <w:left w:type="dxa" w:w="90"/>
+              <w:bottom w:type="dxa" w:w="60"/>
+              <w:right w:type="dxa" w:w="90"/>
+            </w:tcMar>
+            <w:vAlign w:val="top"/>
+          </w:tcPr>
+          <w:p>
+            <w:pPr>
+              <w:spacing w:after="0" w:before="0"/>
+            </w:pPr>
+            <w:r>
+              <w:rPr>
+                <w:rFonts w:ascii="Calibri" w:cs="Calibri" w:eastAsia="Calibri" w:hAnsi="Calibri"/>
+                <w:b w:val="false"/>
+                <w:bCs w:val="false"/>
+                <w:i w:val="false"/>
+                <w:iCs w:val="false"/>
+                <w:color w:val="1A1F36"/>
+                <w:sz w:val="18"/>
+                <w:szCs w:val="18"/>
+              </w:rPr>
+              <w:t xml:space="preserve"/>
+            </w:r>
+          </w:p>
+        </w:tc>
+      </w:tr>
+      <w:tr>
+        <w:tc>
+          <w:tcPr>
+            <w:tcW w:type="dxa" w:w="800"/>
+            <w:tcBorders>
+              <w:top w:val="single" w:color="C7CBDC" w:sz="4"/>
+              <w:left w:val="single" w:color="C7CBDC" w:sz="4"/>
+              <w:bottom w:val="single" w:color="C7CBDC" w:sz="4"/>
+              <w:right w:val="single" w:color="C7CBDC" w:sz="4"/>
+            </w:tcBorders>
+            <w:shd w:fill="F7F8FC" w:color="auto" w:val="clear"/>
+            <w:tcMar>
+              <w:top w:type="dxa" w:w="60"/>
+              <w:left w:type="dxa" w:w="90"/>
+              <w:bottom w:type="dxa" w:w="60"/>
+              <w:right w:type="dxa" w:w="90"/>
+            </w:tcMar>
+            <w:vAlign w:val="top"/>
+          </w:tcPr>
+          <w:p>
+            <w:pPr>
+              <w:spacing w:after="0" w:before="0"/>
+            </w:pPr>
+            <w:r>
+              <w:rPr>
+                <w:rFonts w:ascii="Calibri" w:cs="Calibri" w:eastAsia="Calibri" w:hAnsi="Calibri"/>
+                <w:b/>
+                <w:bCs/>
+                <w:i w:val="false"/>
+                <w:iCs w:val="false"/>
+                <w:color w:val="1A1F36"/>
+                <w:sz w:val="18"/>
+                <w:szCs w:val="18"/>
+              </w:rPr>
+              <w:t xml:space="preserve">4171</w:t>
+            </w:r>
+          </w:p>
+        </w:tc>
+        <w:tc>
+          <w:tcPr>
+            <w:tcW w:type="dxa" w:w="2500"/>
+            <w:tcBorders>
+              <w:top w:val="single" w:color="C7CBDC" w:sz="4"/>
+              <w:left w:val="single" w:color="C7CBDC" w:sz="4"/>
+              <w:bottom w:val="single" w:color="C7CBDC" w:sz="4"/>
+              <w:right w:val="single" w:color="C7CBDC" w:sz="4"/>
+            </w:tcBorders>
+            <w:shd w:fill="F7F8FC" w:color="auto" w:val="clear"/>
+            <w:tcMar>
+              <w:top w:type="dxa" w:w="60"/>
+              <w:left w:type="dxa" w:w="90"/>
+              <w:bottom w:type="dxa" w:w="60"/>
+              <w:right w:type="dxa" w:w="90"/>
+            </w:tcMar>
+            <w:vAlign w:val="top"/>
+          </w:tcPr>
+          <w:p>
+            <w:pPr>
+              <w:spacing w:after="0"/>
+            </w:pPr>
+            <w:r>
+              <w:rPr>
+                <w:rFonts w:ascii="Calibri" w:cs="Calibri" w:eastAsia="Calibri" w:hAnsi="Calibri"/>
+                <w:b w:val="false"/>
+                <w:bCs w:val="false"/>
+                <w:i w:val="false"/>
+                <w:iCs w:val="false"/>
+                <w:color w:val="1A1F36"/>
+                <w:sz w:val="18"/>
+                <w:szCs w:val="18"/>
+              </w:rPr>
+              <w:t xml:space="preserve">03.07.2026  13:20</w:t>
+            </w:r>
+            <w:r>
+              <w:rPr>
+                <w:rFonts w:ascii="Calibri" w:cs="Calibri" w:eastAsia="Calibri" w:hAnsi="Calibri"/>
+                <w:b w:val="false"/>
+                <w:bCs w:val="false"/>
+                <w:i w:val="false"/>
+                <w:iCs w:val="false"/>
+                <w:color w:val="1A1F36"/>
+                <w:sz w:val="18"/>
+                <w:szCs w:val="18"/>
+              </w:rPr>
+              <w:br/>
+              <w:t xml:space="preserve">Реактор — Спарта</w:t>
+            </w:r>
+          </w:p>
+        </w:tc>
+        <w:tc>
+          <w:tcPr>
+            <w:tcW w:type="dxa" w:w="2200"/>
+            <w:tcBorders>
+              <w:top w:val="single" w:color="C7CBDC" w:sz="4"/>
+              <w:left w:val="single" w:color="C7CBDC" w:sz="4"/>
+              <w:bottom w:val="single" w:color="C7CBDC" w:sz="4"/>
+              <w:right w:val="single" w:color="C7CBDC" w:sz="4"/>
+            </w:tcBorders>
+            <w:shd w:fill="F7F8FC" w:color="auto" w:val="clear"/>
+            <w:tcMar>
+              <w:top w:type="dxa" w:w="60"/>
+              <w:left w:type="dxa" w:w="90"/>
+              <w:bottom w:type="dxa" w:w="60"/>
+              <w:right w:type="dxa" w:w="90"/>
+            </w:tcMar>
+            <w:vAlign w:val="top"/>
+          </w:tcPr>
+          <w:p>
+            <w:pPr>
+              <w:spacing w:after="0"/>
+            </w:pPr>
+            <w:r>
+              <w:rPr>
+                <w:rFonts w:ascii="Calibri" w:cs="Calibri" w:eastAsia="Calibri" w:hAnsi="Calibri"/>
+                <w:b w:val="false"/>
+                <w:bCs w:val="false"/>
+                <w:i w:val="false"/>
+                <w:iCs w:val="false"/>
+                <w:color w:val="5A5F7A"/>
+                <w:sz w:val="18"/>
+                <w:szCs w:val="18"/>
+              </w:rPr>
+              <w:t xml:space="preserve">итог 5:6</w:t>
+            </w:r>
+            <w:r>
+              <w:rPr>
+                <w:rFonts w:ascii="Calibri" w:cs="Calibri" w:eastAsia="Calibri" w:hAnsi="Calibri"/>
+                <w:b w:val="false"/>
+                <w:bCs w:val="false"/>
+                <w:i w:val="false"/>
+                <w:iCs w:val="false"/>
+                <w:color w:val="5A5F7A"/>
+                <w:sz w:val="18"/>
+                <w:szCs w:val="18"/>
+              </w:rPr>
+              <w:br/>
+              <w:t xml:space="preserve">периоды 3:1 1:3 1:1 = 5:5</w:t>
+            </w:r>
+          </w:p>
+        </w:tc>
+        <w:tc>
+          <w:tcPr>
+            <w:tcW w:type="dxa" w:w="4400"/>
+            <w:tcBorders>
+              <w:top w:val="single" w:color="C7CBDC" w:sz="4"/>
+              <w:left w:val="single" w:color="C7CBDC" w:sz="4"/>
+              <w:bottom w:val="single" w:color="C7CBDC" w:sz="4"/>
+              <w:right w:val="single" w:color="C7CBDC" w:sz="4"/>
+            </w:tcBorders>
+            <w:shd w:fill="F7F8FC" w:color="auto" w:val="clear"/>
+            <w:tcMar>
+              <w:top w:type="dxa" w:w="60"/>
+              <w:left w:type="dxa" w:w="90"/>
+              <w:bottom w:type="dxa" w:w="60"/>
+              <w:right w:type="dxa" w:w="90"/>
+            </w:tcMar>
+            <w:vAlign w:val="top"/>
+          </w:tcPr>
+          <w:p>
+            <w:pPr>
+              <w:spacing w:after="0" w:before="0"/>
+            </w:pPr>
+            <w:r>
+              <w:rPr>
+                <w:rFonts w:ascii="Calibri" w:cs="Calibri" w:eastAsia="Calibri" w:hAnsi="Calibri"/>
+                <w:b w:val="false"/>
+                <w:bCs w:val="false"/>
+                <w:i w:val="false"/>
+                <w:iCs w:val="false"/>
+                <w:color w:val="1A1F36"/>
+                <w:sz w:val="18"/>
+                <w:szCs w:val="18"/>
+              </w:rPr>
+              <w:t xml:space="preserve">После трёх периодов ничья, в итоге +1 гол — как у матчей с буллитами, но пометки «Б Буллиты» нет. Буллиты или опечатка?</w:t>
+            </w:r>
+          </w:p>
+        </w:tc>
+        <w:tc>
+          <w:tcPr>
+            <w:tcW w:type="dxa" w:w="5350"/>
+            <w:tcBorders>
+              <w:top w:val="single" w:color="C7CBDC" w:sz="4"/>
+              <w:left w:val="single" w:color="C7CBDC" w:sz="4"/>
+              <w:bottom w:val="single" w:color="C7CBDC" w:sz="4"/>
+              <w:right w:val="single" w:color="C7CBDC" w:sz="4"/>
+            </w:tcBorders>
+            <w:tcMar>
+              <w:top w:type="dxa" w:w="60"/>
+              <w:left w:type="dxa" w:w="90"/>
+              <w:bottom w:type="dxa" w:w="60"/>
+              <w:right w:type="dxa" w:w="90"/>
+            </w:tcMar>
+            <w:vAlign w:val="top"/>
+          </w:tcPr>
+          <w:p>
+            <w:pPr>
+              <w:spacing w:after="0" w:before="0"/>
+            </w:pPr>
+            <w:r>
+              <w:rPr>
+                <w:rFonts w:ascii="Calibri" w:cs="Calibri" w:eastAsia="Calibri" w:hAnsi="Calibri"/>
+                <w:b w:val="false"/>
+                <w:bCs w:val="false"/>
+                <w:i w:val="false"/>
+                <w:iCs w:val="false"/>
+                <w:color w:val="1A1F36"/>
+                <w:sz w:val="18"/>
+                <w:szCs w:val="18"/>
+              </w:rPr>
+              <w:t xml:space="preserve"/>
+            </w:r>
+          </w:p>
+        </w:tc>
+      </w:tr>
+    </w:tbl>
+    <w:p>
+      <w:pPr>
+        <w:keepNext/>
+        <w:spacing w:after="40" w:before="300"/>
+      </w:pPr>
+      <w:r>
+        <w:rPr>
+          <w:rFonts w:ascii="Calibri" w:cs="Calibri" w:eastAsia="Calibri" w:hAnsi="Calibri"/>
+          <w:b/>
+          <w:bCs/>
+          <w:i w:val="false"/>
+          <w:iCs w:val="false"/>
+          <w:color w:val="1A1F36"/>
+          <w:sz w:val="24"/>
+          <w:szCs w:val="24"/>
+        </w:rPr>
+        <w:t xml:space="preserve">Конференция ВОСТОК (2 Дивизион) — июль 2026</w:t>
+      </w:r>
+    </w:p>
+    <w:p>
+      <w:pPr>
+        <w:keepNext/>
+        <w:spacing w:after="100" w:before="0"/>
+      </w:pPr>
+      <w:r>
+        <w:rPr>
+          <w:rFonts w:ascii="Calibri" w:cs="Calibri" w:eastAsia="Calibri" w:hAnsi="Calibri"/>
+          <w:b w:val="false"/>
+          <w:bCs w:val="false"/>
+          <w:i w:val="false"/>
+          <w:iCs w:val="false"/>
+          <w:color w:val="5A5F7A"/>
+          <w:sz w:val="18"/>
+          <w:szCs w:val="18"/>
+        </w:rPr>
+        <w:t xml:space="preserve">282 матчей · команд 8 · игроков 53 · побед по буллитам 32 · файл 2026-07_vostok_div2.xlsx</w:t>
+      </w:r>
+    </w:p>
+    <w:tbl>
+      <w:tblPr>
+        <w:tblW w:type="dxa" w:w="15250"/>
+        <w:tblBorders>
+          <w:top w:val="single" w:color="auto" w:sz="4"/>
+          <w:left w:val="single" w:color="auto" w:sz="4"/>
+          <w:bottom w:val="single" w:color="auto" w:sz="4"/>
+          <w:right w:val="single" w:color="auto" w:sz="4"/>
+          <w:insideH w:val="single" w:color="auto" w:sz="4"/>
+          <w:insideV w:val="single" w:color="auto" w:sz="4"/>
+        </w:tblBorders>
+      </w:tblPr>
+      <w:tblGrid>
+        <w:gridCol w:w="800"/>
+        <w:gridCol w:w="2500"/>
+        <w:gridCol w:w="2200"/>
+        <w:gridCol w:w="4400"/>
+        <w:gridCol w:w="5350"/>
+      </w:tblGrid>
+      <w:tr>
+        <w:trPr>
+          <w:tblHeader/>
+        </w:trPr>
+        <w:tc>
+          <w:tcPr>
+            <w:tcW w:type="dxa" w:w="800"/>
+            <w:tcBorders>
+              <w:top w:val="single" w:color="C7CBDC" w:sz="4"/>
+              <w:left w:val="single" w:color="C7CBDC" w:sz="4"/>
+              <w:bottom w:val="single" w:color="C7CBDC" w:sz="4"/>
+              <w:right w:val="single" w:color="C7CBDC" w:sz="4"/>
+            </w:tcBorders>
+            <w:shd w:fill="EEF0F7" w:color="auto" w:val="clear"/>
+            <w:tcMar>
+              <w:top w:type="dxa" w:w="60"/>
+              <w:left w:type="dxa" w:w="90"/>
+              <w:bottom w:type="dxa" w:w="60"/>
+              <w:right w:type="dxa" w:w="90"/>
+            </w:tcMar>
+            <w:vAlign w:val="top"/>
+          </w:tcPr>
+          <w:p>
+            <w:pPr>
+              <w:spacing w:after="0" w:before="0"/>
+            </w:pPr>
+            <w:r>
+              <w:rPr>
+                <w:rFonts w:ascii="Calibri" w:cs="Calibri" w:eastAsia="Calibri" w:hAnsi="Calibri"/>
+                <w:b/>
+                <w:bCs/>
+                <w:i w:val="false"/>
+                <w:iCs w:val="false"/>
+                <w:color w:val="1A1F36"/>
+                <w:sz w:val="18"/>
+                <w:szCs w:val="18"/>
+              </w:rPr>
+              <w:t xml:space="preserve">Стр.</w:t>
+            </w:r>
+          </w:p>
+        </w:tc>
+        <w:tc>
+          <w:tcPr>
+            <w:tcW w:type="dxa" w:w="2500"/>
+            <w:tcBorders>
+              <w:top w:val="single" w:color="C7CBDC" w:sz="4"/>
+              <w:left w:val="single" w:color="C7CBDC" w:sz="4"/>
+              <w:bottom w:val="single" w:color="C7CBDC" w:sz="4"/>
+              <w:right w:val="single" w:color="C7CBDC" w:sz="4"/>
+            </w:tcBorders>
+            <w:shd w:fill="EEF0F7" w:color="auto" w:val="clear"/>
+            <w:tcMar>
+              <w:top w:type="dxa" w:w="60"/>
+              <w:left w:type="dxa" w:w="90"/>
+              <w:bottom w:type="dxa" w:w="60"/>
+              <w:right w:type="dxa" w:w="90"/>
+            </w:tcMar>
+            <w:vAlign w:val="top"/>
+          </w:tcPr>
+          <w:p>
+            <w:pPr>
+              <w:spacing w:after="0" w:before="0"/>
+            </w:pPr>
+            <w:r>
+              <w:rPr>
+                <w:rFonts w:ascii="Calibri" w:cs="Calibri" w:eastAsia="Calibri" w:hAnsi="Calibri"/>
+                <w:b/>
+                <w:bCs/>
+                <w:i w:val="false"/>
+                <w:iCs w:val="false"/>
+                <w:color w:val="1A1F36"/>
+                <w:sz w:val="18"/>
+                <w:szCs w:val="18"/>
+              </w:rPr>
+              <w:t xml:space="preserve">Матч</w:t>
+            </w:r>
+          </w:p>
+        </w:tc>
+        <w:tc>
+          <w:tcPr>
+            <w:tcW w:type="dxa" w:w="2200"/>
+            <w:tcBorders>
+              <w:top w:val="single" w:color="C7CBDC" w:sz="4"/>
+              <w:left w:val="single" w:color="C7CBDC" w:sz="4"/>
+              <w:bottom w:val="single" w:color="C7CBDC" w:sz="4"/>
+              <w:right w:val="single" w:color="C7CBDC" w:sz="4"/>
+            </w:tcBorders>
+            <w:shd w:fill="EEF0F7" w:color="auto" w:val="clear"/>
+            <w:tcMar>
+              <w:top w:type="dxa" w:w="60"/>
+              <w:left w:type="dxa" w:w="90"/>
+              <w:bottom w:type="dxa" w:w="60"/>
+              <w:right w:type="dxa" w:w="90"/>
+            </w:tcMar>
+            <w:vAlign w:val="top"/>
+          </w:tcPr>
+          <w:p>
+            <w:pPr>
+              <w:spacing w:after="0" w:before="0"/>
+            </w:pPr>
+            <w:r>
+              <w:rPr>
+                <w:rFonts w:ascii="Calibri" w:cs="Calibri" w:eastAsia="Calibri" w:hAnsi="Calibri"/>
+                <w:b/>
+                <w:bCs/>
+                <w:i w:val="false"/>
+                <w:iCs w:val="false"/>
+                <w:color w:val="1A1F36"/>
+                <w:sz w:val="18"/>
+                <w:szCs w:val="18"/>
+              </w:rPr>
+              <w:t xml:space="preserve">Счёт</w:t>
+            </w:r>
+          </w:p>
+        </w:tc>
+        <w:tc>
+          <w:tcPr>
+            <w:tcW w:type="dxa" w:w="4400"/>
+            <w:tcBorders>
+              <w:top w:val="single" w:color="C7CBDC" w:sz="4"/>
+              <w:left w:val="single" w:color="C7CBDC" w:sz="4"/>
+              <w:bottom w:val="single" w:color="C7CBDC" w:sz="4"/>
+              <w:right w:val="single" w:color="C7CBDC" w:sz="4"/>
+            </w:tcBorders>
+            <w:shd w:fill="EEF0F7" w:color="auto" w:val="clear"/>
+            <w:tcMar>
+              <w:top w:type="dxa" w:w="60"/>
+              <w:left w:type="dxa" w:w="90"/>
+              <w:bottom w:type="dxa" w:w="60"/>
+              <w:right w:type="dxa" w:w="90"/>
+            </w:tcMar>
+            <w:vAlign w:val="top"/>
+          </w:tcPr>
+          <w:p>
+            <w:pPr>
+              <w:spacing w:after="0" w:before="0"/>
+            </w:pPr>
+            <w:r>
+              <w:rPr>
+                <w:rFonts w:ascii="Calibri" w:cs="Calibri" w:eastAsia="Calibri" w:hAnsi="Calibri"/>
+                <w:b/>
+                <w:bCs/>
+                <w:i w:val="false"/>
+                <w:iCs w:val="false"/>
+                <w:color w:val="1A1F36"/>
+                <w:sz w:val="18"/>
+                <w:szCs w:val="18"/>
+              </w:rPr>
+              <w:t xml:space="preserve">Что не так</w:t>
+            </w:r>
+          </w:p>
+        </w:tc>
+        <w:tc>
+          <w:tcPr>
+            <w:tcW w:type="dxa" w:w="5350"/>
+            <w:tcBorders>
+              <w:top w:val="single" w:color="C7CBDC" w:sz="4"/>
+              <w:left w:val="single" w:color="C7CBDC" w:sz="4"/>
+              <w:bottom w:val="single" w:color="C7CBDC" w:sz="4"/>
+              <w:right w:val="single" w:color="C7CBDC" w:sz="4"/>
+            </w:tcBorders>
+            <w:shd w:fill="EEF0F7" w:color="auto" w:val="clear"/>
+            <w:tcMar>
+              <w:top w:type="dxa" w:w="60"/>
+              <w:left w:type="dxa" w:w="90"/>
+              <w:bottom w:type="dxa" w:w="60"/>
+              <w:right w:type="dxa" w:w="90"/>
+            </w:tcMar>
+            <w:vAlign w:val="top"/>
+          </w:tcPr>
+          <w:p>
+            <w:pPr>
+              <w:spacing w:after="20" w:before="0"/>
+            </w:pPr>
+            <w:r>
+              <w:rPr>
+                <w:rFonts w:ascii="Calibri" w:cs="Calibri" w:eastAsia="Calibri" w:hAnsi="Calibri"/>
+                <w:b/>
+                <w:bCs/>
+                <w:i w:val="false"/>
+                <w:iCs w:val="false"/>
+                <w:color w:val="1A1F36"/>
+                <w:sz w:val="18"/>
+                <w:szCs w:val="18"/>
+              </w:rPr>
+              <w:t xml:space="preserve">Решение организатора</w:t>
+            </w:r>
+          </w:p>
+          <w:p>
+            <w:pPr>
+              <w:spacing w:after="0" w:before="0"/>
+            </w:pPr>
+            <w:r>
+              <w:rPr>
+                <w:rFonts w:ascii="Calibri" w:cs="Calibri" w:eastAsia="Calibri" w:hAnsi="Calibri"/>
+                <w:b w:val="false"/>
+                <w:bCs w:val="false"/>
+                <w:i/>
+                <w:iCs/>
+                <w:color w:val="5A5F7A"/>
+                <w:sz w:val="14"/>
+                <w:szCs w:val="14"/>
+              </w:rPr>
+              <w:t xml:space="preserve">как исправляем</w:t>
+            </w:r>
+          </w:p>
+        </w:tc>
+      </w:tr>
+      <w:tr>
+        <w:tc>
+          <w:tcPr>
+            <w:tcW w:type="dxa" w:w="800"/>
+            <w:tcBorders>
+              <w:top w:val="single" w:color="C7CBDC" w:sz="4"/>
+              <w:left w:val="single" w:color="C7CBDC" w:sz="4"/>
+              <w:bottom w:val="single" w:color="C7CBDC" w:sz="4"/>
+              <w:right w:val="single" w:color="C7CBDC" w:sz="4"/>
+            </w:tcBorders>
+            <w:tcMar>
+              <w:top w:type="dxa" w:w="60"/>
+              <w:left w:type="dxa" w:w="90"/>
+              <w:bottom w:type="dxa" w:w="60"/>
+              <w:right w:type="dxa" w:w="90"/>
+            </w:tcMar>
+            <w:vAlign w:val="top"/>
+          </w:tcPr>
+          <w:p>
+            <w:pPr>
+              <w:spacing w:after="0" w:before="0"/>
+            </w:pPr>
+            <w:r>
+              <w:rPr>
+                <w:rFonts w:ascii="Calibri" w:cs="Calibri" w:eastAsia="Calibri" w:hAnsi="Calibri"/>
+                <w:b/>
+                <w:bCs/>
+                <w:i w:val="false"/>
+                <w:iCs w:val="false"/>
+                <w:color w:val="1A1F36"/>
+                <w:sz w:val="18"/>
+                <w:szCs w:val="18"/>
+              </w:rPr>
+              <w:t xml:space="preserve">1171</w:t>
+            </w:r>
+          </w:p>
+        </w:tc>
+        <w:tc>
+          <w:tcPr>
+            <w:tcW w:type="dxa" w:w="2500"/>
+            <w:tcBorders>
+              <w:top w:val="single" w:color="C7CBDC" w:sz="4"/>
+              <w:left w:val="single" w:color="C7CBDC" w:sz="4"/>
+              <w:bottom w:val="single" w:color="C7CBDC" w:sz="4"/>
+              <w:right w:val="single" w:color="C7CBDC" w:sz="4"/>
+            </w:tcBorders>
+            <w:tcMar>
+              <w:top w:type="dxa" w:w="60"/>
+              <w:left w:type="dxa" w:w="90"/>
+              <w:bottom w:type="dxa" w:w="60"/>
+              <w:right w:type="dxa" w:w="90"/>
+            </w:tcMar>
+            <w:vAlign w:val="top"/>
+          </w:tcPr>
+          <w:p>
+            <w:pPr>
+              <w:spacing w:after="0"/>
+            </w:pPr>
+            <w:r>
+              <w:rPr>
+                <w:rFonts w:ascii="Calibri" w:cs="Calibri" w:eastAsia="Calibri" w:hAnsi="Calibri"/>
+                <w:b w:val="false"/>
+                <w:bCs w:val="false"/>
+                <w:i w:val="false"/>
+                <w:iCs w:val="false"/>
+                <w:color w:val="1A1F36"/>
+                <w:sz w:val="18"/>
+                <w:szCs w:val="18"/>
+              </w:rPr>
+              <w:t xml:space="preserve">24.07.2026  12:30</w:t>
+            </w:r>
+            <w:r>
+              <w:rPr>
+                <w:rFonts w:ascii="Calibri" w:cs="Calibri" w:eastAsia="Calibri" w:hAnsi="Calibri"/>
+                <w:b w:val="false"/>
+                <w:bCs w:val="false"/>
+                <w:i w:val="false"/>
+                <w:iCs w:val="false"/>
+                <w:color w:val="1A1F36"/>
+                <w:sz w:val="18"/>
+                <w:szCs w:val="18"/>
+              </w:rPr>
+              <w:br/>
+              <w:t xml:space="preserve">Комета — Газовик</w:t>
+            </w:r>
+          </w:p>
+        </w:tc>
+        <w:tc>
+          <w:tcPr>
+            <w:tcW w:type="dxa" w:w="2200"/>
+            <w:tcBorders>
+              <w:top w:val="single" w:color="C7CBDC" w:sz="4"/>
+              <w:left w:val="single" w:color="C7CBDC" w:sz="4"/>
+              <w:bottom w:val="single" w:color="C7CBDC" w:sz="4"/>
+              <w:right w:val="single" w:color="C7CBDC" w:sz="4"/>
+            </w:tcBorders>
+            <w:tcMar>
+              <w:top w:type="dxa" w:w="60"/>
+              <w:left w:type="dxa" w:w="90"/>
+              <w:bottom w:type="dxa" w:w="60"/>
+              <w:right w:type="dxa" w:w="90"/>
+            </w:tcMar>
+            <w:vAlign w:val="top"/>
+          </w:tcPr>
+          <w:p>
+            <w:pPr>
+              <w:spacing w:after="0"/>
+            </w:pPr>
+            <w:r>
+              <w:rPr>
+                <w:rFonts w:ascii="Calibri" w:cs="Calibri" w:eastAsia="Calibri" w:hAnsi="Calibri"/>
+                <w:b w:val="false"/>
+                <w:bCs w:val="false"/>
+                <w:i w:val="false"/>
+                <w:iCs w:val="false"/>
+                <w:color w:val="5A5F7A"/>
+                <w:sz w:val="18"/>
+                <w:szCs w:val="18"/>
+              </w:rPr>
+              <w:t xml:space="preserve">итог 6:3</w:t>
+            </w:r>
+            <w:r>
+              <w:rPr>
+                <w:rFonts w:ascii="Calibri" w:cs="Calibri" w:eastAsia="Calibri" w:hAnsi="Calibri"/>
+                <w:b w:val="false"/>
+                <w:bCs w:val="false"/>
+                <w:i w:val="false"/>
+                <w:iCs w:val="false"/>
+                <w:color w:val="5A5F7A"/>
+                <w:sz w:val="18"/>
+                <w:szCs w:val="18"/>
+              </w:rPr>
+              <w:br/>
+              <w:t xml:space="preserve">периоды 3:1 3:1 1:0 = 7:2</w:t>
+            </w:r>
+          </w:p>
+        </w:tc>
+        <w:tc>
+          <w:tcPr>
+            <w:tcW w:type="dxa" w:w="4400"/>
+            <w:tcBorders>
+              <w:top w:val="single" w:color="C7CBDC" w:sz="4"/>
+              <w:left w:val="single" w:color="C7CBDC" w:sz="4"/>
+              <w:bottom w:val="single" w:color="C7CBDC" w:sz="4"/>
+              <w:right w:val="single" w:color="C7CBDC" w:sz="4"/>
+            </w:tcBorders>
+            <w:tcMar>
+              <w:top w:type="dxa" w:w="60"/>
+              <w:left w:type="dxa" w:w="90"/>
+              <w:bottom w:type="dxa" w:w="60"/>
+              <w:right w:type="dxa" w:w="90"/>
+            </w:tcMar>
+            <w:vAlign w:val="top"/>
+          </w:tcPr>
+          <w:p>
+            <w:pPr>
+              <w:spacing w:after="0" w:before="0"/>
+            </w:pPr>
+            <w:r>
+              <w:rPr>
+                <w:rFonts w:ascii="Calibri" w:cs="Calibri" w:eastAsia="Calibri" w:hAnsi="Calibri"/>
+                <w:b w:val="false"/>
+                <w:bCs w:val="false"/>
+                <w:i w:val="false"/>
+                <w:iCs w:val="false"/>
+                <w:color w:val="1A1F36"/>
+                <w:sz w:val="18"/>
+                <w:szCs w:val="18"/>
+              </w:rPr>
+              <w:t xml:space="preserve">Счёт не сходится с суммой по периодам. Ничьей после трёх периодов не было — буллитами не объясняется.</w:t>
+            </w:r>
+          </w:p>
+        </w:tc>
+        <w:tc>
+          <w:tcPr>
+            <w:tcW w:type="dxa" w:w="5350"/>
+            <w:tcBorders>
+              <w:top w:val="single" w:color="C7CBDC" w:sz="4"/>
+              <w:left w:val="single" w:color="C7CBDC" w:sz="4"/>
+              <w:bottom w:val="single" w:color="C7CBDC" w:sz="4"/>
+              <w:right w:val="single" w:color="C7CBDC" w:sz="4"/>
+            </w:tcBorders>
+            <w:tcMar>
+              <w:top w:type="dxa" w:w="60"/>
+              <w:left w:type="dxa" w:w="90"/>
+              <w:bottom w:type="dxa" w:w="60"/>
+              <w:right w:type="dxa" w:w="90"/>
+            </w:tcMar>
+            <w:vAlign w:val="top"/>
+          </w:tcPr>
+          <w:p>
+            <w:pPr>
+              <w:spacing w:after="0" w:before="0"/>
+            </w:pPr>
+            <w:r>
+              <w:rPr>
+                <w:rFonts w:ascii="Calibri" w:cs="Calibri" w:eastAsia="Calibri" w:hAnsi="Calibri"/>
+                <w:b w:val="false"/>
+                <w:bCs w:val="false"/>
+                <w:i w:val="false"/>
+                <w:iCs w:val="false"/>
+                <w:color w:val="1A1F36"/>
+                <w:sz w:val="18"/>
+                <w:szCs w:val="18"/>
+              </w:rPr>
+              <w:t xml:space="preserve"/>
+            </w:r>
+          </w:p>
+        </w:tc>
+      </w:tr>
+      <w:tr>
+        <w:tc>
+          <w:tcPr>
+            <w:tcW w:type="dxa" w:w="800"/>
+            <w:tcBorders>
+              <w:top w:val="single" w:color="C7CBDC" w:sz="4"/>
+              <w:left w:val="single" w:color="C7CBDC" w:sz="4"/>
+              <w:bottom w:val="single" w:color="C7CBDC" w:sz="4"/>
+              <w:right w:val="single" w:color="C7CBDC" w:sz="4"/>
+            </w:tcBorders>
+            <w:shd w:fill="F7F8FC" w:color="auto" w:val="clear"/>
+            <w:tcMar>
+              <w:top w:type="dxa" w:w="60"/>
+              <w:left w:type="dxa" w:w="90"/>
+              <w:bottom w:type="dxa" w:w="60"/>
+              <w:right w:type="dxa" w:w="90"/>
+            </w:tcMar>
+            <w:vAlign w:val="top"/>
+          </w:tcPr>
+          <w:p>
+            <w:pPr>
+              <w:spacing w:after="0" w:before="0"/>
+            </w:pPr>
+            <w:r>
+              <w:rPr>
+                <w:rFonts w:ascii="Calibri" w:cs="Calibri" w:eastAsia="Calibri" w:hAnsi="Calibri"/>
+                <w:b/>
+                <w:bCs/>
+                <w:i w:val="false"/>
+                <w:iCs w:val="false"/>
+                <w:color w:val="1A1F36"/>
+                <w:sz w:val="18"/>
+                <w:szCs w:val="18"/>
+              </w:rPr>
+              <w:t xml:space="preserve">2671</w:t>
+            </w:r>
+          </w:p>
+        </w:tc>
+        <w:tc>
+          <w:tcPr>
+            <w:tcW w:type="dxa" w:w="2500"/>
+            <w:tcBorders>
+              <w:top w:val="single" w:color="C7CBDC" w:sz="4"/>
+              <w:left w:val="single" w:color="C7CBDC" w:sz="4"/>
+              <w:bottom w:val="single" w:color="C7CBDC" w:sz="4"/>
+              <w:right w:val="single" w:color="C7CBDC" w:sz="4"/>
+            </w:tcBorders>
+            <w:shd w:fill="F7F8FC" w:color="auto" w:val="clear"/>
+            <w:tcMar>
+              <w:top w:type="dxa" w:w="60"/>
+              <w:left w:type="dxa" w:w="90"/>
+              <w:bottom w:type="dxa" w:w="60"/>
+              <w:right w:type="dxa" w:w="90"/>
+            </w:tcMar>
+            <w:vAlign w:val="top"/>
+          </w:tcPr>
+          <w:p>
+            <w:pPr>
+              <w:spacing w:after="0"/>
+            </w:pPr>
+            <w:r>
+              <w:rPr>
+                <w:rFonts w:ascii="Calibri" w:cs="Calibri" w:eastAsia="Calibri" w:hAnsi="Calibri"/>
+                <w:b w:val="false"/>
+                <w:bCs w:val="false"/>
+                <w:i w:val="false"/>
+                <w:iCs w:val="false"/>
+                <w:color w:val="1A1F36"/>
+                <w:sz w:val="18"/>
+                <w:szCs w:val="18"/>
+              </w:rPr>
+              <w:t xml:space="preserve">12.07.2026  20:50</w:t>
+            </w:r>
+            <w:r>
+              <w:rPr>
+                <w:rFonts w:ascii="Calibri" w:cs="Calibri" w:eastAsia="Calibri" w:hAnsi="Calibri"/>
+                <w:b w:val="false"/>
+                <w:bCs w:val="false"/>
+                <w:i w:val="false"/>
+                <w:iCs w:val="false"/>
+                <w:color w:val="1A1F36"/>
+                <w:sz w:val="18"/>
+                <w:szCs w:val="18"/>
+              </w:rPr>
+              <w:br/>
+              <w:t xml:space="preserve">Юность — Легион</w:t>
+            </w:r>
+          </w:p>
+        </w:tc>
+        <w:tc>
+          <w:tcPr>
+            <w:tcW w:type="dxa" w:w="2200"/>
+            <w:tcBorders>
+              <w:top w:val="single" w:color="C7CBDC" w:sz="4"/>
+              <w:left w:val="single" w:color="C7CBDC" w:sz="4"/>
+              <w:bottom w:val="single" w:color="C7CBDC" w:sz="4"/>
+              <w:right w:val="single" w:color="C7CBDC" w:sz="4"/>
+            </w:tcBorders>
+            <w:shd w:fill="F7F8FC" w:color="auto" w:val="clear"/>
+            <w:tcMar>
+              <w:top w:type="dxa" w:w="60"/>
+              <w:left w:type="dxa" w:w="90"/>
+              <w:bottom w:type="dxa" w:w="60"/>
+              <w:right w:type="dxa" w:w="90"/>
+            </w:tcMar>
+            <w:vAlign w:val="top"/>
+          </w:tcPr>
+          <w:p>
+            <w:pPr>
+              <w:spacing w:after="0"/>
+            </w:pPr>
+            <w:r>
+              <w:rPr>
+                <w:rFonts w:ascii="Calibri" w:cs="Calibri" w:eastAsia="Calibri" w:hAnsi="Calibri"/>
+                <w:b w:val="false"/>
+                <w:bCs w:val="false"/>
+                <w:i w:val="false"/>
+                <w:iCs w:val="false"/>
+                <w:color w:val="5A5F7A"/>
+                <w:sz w:val="18"/>
+                <w:szCs w:val="18"/>
+              </w:rPr>
+              <w:t xml:space="preserve">итог 4:5</w:t>
+            </w:r>
+            <w:r>
+              <w:rPr>
+                <w:rFonts w:ascii="Calibri" w:cs="Calibri" w:eastAsia="Calibri" w:hAnsi="Calibri"/>
+                <w:b w:val="false"/>
+                <w:bCs w:val="false"/>
+                <w:i w:val="false"/>
+                <w:iCs w:val="false"/>
+                <w:color w:val="5A5F7A"/>
+                <w:sz w:val="18"/>
+                <w:szCs w:val="18"/>
+              </w:rPr>
+              <w:br/>
+              <w:t xml:space="preserve">периоды 1:2 2:2 1:0 = 4:4</w:t>
+            </w:r>
+          </w:p>
+        </w:tc>
+        <w:tc>
+          <w:tcPr>
+            <w:tcW w:type="dxa" w:w="4400"/>
+            <w:tcBorders>
+              <w:top w:val="single" w:color="C7CBDC" w:sz="4"/>
+              <w:left w:val="single" w:color="C7CBDC" w:sz="4"/>
+              <w:bottom w:val="single" w:color="C7CBDC" w:sz="4"/>
+              <w:right w:val="single" w:color="C7CBDC" w:sz="4"/>
+            </w:tcBorders>
+            <w:shd w:fill="F7F8FC" w:color="auto" w:val="clear"/>
+            <w:tcMar>
+              <w:top w:type="dxa" w:w="60"/>
+              <w:left w:type="dxa" w:w="90"/>
+              <w:bottom w:type="dxa" w:w="60"/>
+              <w:right w:type="dxa" w:w="90"/>
+            </w:tcMar>
+            <w:vAlign w:val="top"/>
+          </w:tcPr>
+          <w:p>
+            <w:pPr>
+              <w:spacing w:after="0" w:before="0"/>
+            </w:pPr>
+            <w:r>
+              <w:rPr>
+                <w:rFonts w:ascii="Calibri" w:cs="Calibri" w:eastAsia="Calibri" w:hAnsi="Calibri"/>
+                <w:b w:val="false"/>
+                <w:bCs w:val="false"/>
+                <w:i w:val="false"/>
+                <w:iCs w:val="false"/>
+                <w:color w:val="1A1F36"/>
+                <w:sz w:val="18"/>
+                <w:szCs w:val="18"/>
+              </w:rPr>
+              <w:t xml:space="preserve">После трёх периодов ничья, в итоге +1 гол — как у матчей с буллитами, но пометки «Б Буллиты» нет. Буллиты или опечатка?</w:t>
+            </w:r>
+          </w:p>
+        </w:tc>
+        <w:tc>
+          <w:tcPr>
+            <w:tcW w:type="dxa" w:w="5350"/>
+            <w:tcBorders>
+              <w:top w:val="single" w:color="C7CBDC" w:sz="4"/>
+              <w:left w:val="single" w:color="C7CBDC" w:sz="4"/>
+              <w:bottom w:val="single" w:color="C7CBDC" w:sz="4"/>
+              <w:right w:val="single" w:color="C7CBDC" w:sz="4"/>
+            </w:tcBorders>
+            <w:tcMar>
+              <w:top w:type="dxa" w:w="60"/>
+              <w:left w:type="dxa" w:w="90"/>
+              <w:bottom w:type="dxa" w:w="60"/>
+              <w:right w:type="dxa" w:w="90"/>
+            </w:tcMar>
+            <w:vAlign w:val="top"/>
+          </w:tcPr>
+          <w:p>
+            <w:pPr>
+              <w:spacing w:after="0" w:before="0"/>
+            </w:pPr>
+            <w:r>
+              <w:rPr>
+                <w:rFonts w:ascii="Calibri" w:cs="Calibri" w:eastAsia="Calibri" w:hAnsi="Calibri"/>
+                <w:b w:val="false"/>
+                <w:bCs w:val="false"/>
+                <w:i w:val="false"/>
+                <w:iCs w:val="false"/>
+                <w:color w:val="1A1F36"/>
+                <w:sz w:val="18"/>
+                <w:szCs w:val="18"/>
+              </w:rPr>
+              <w:t xml:space="preserve"/>
+            </w:r>
+          </w:p>
+        </w:tc>
+      </w:tr>
+      <w:tr>
+        <w:tc>
+          <w:tcPr>
+            <w:tcW w:type="dxa" w:w="800"/>
+            <w:tcBorders>
+              <w:top w:val="single" w:color="C7CBDC" w:sz="4"/>
+              <w:left w:val="single" w:color="C7CBDC" w:sz="4"/>
+              <w:bottom w:val="single" w:color="C7CBDC" w:sz="4"/>
+              <w:right w:val="single" w:color="C7CBDC" w:sz="4"/>
+            </w:tcBorders>
+            <w:tcMar>
+              <w:top w:type="dxa" w:w="60"/>
+              <w:left w:type="dxa" w:w="90"/>
+              <w:bottom w:type="dxa" w:w="60"/>
+              <w:right w:type="dxa" w:w="90"/>
+            </w:tcMar>
+            <w:vAlign w:val="top"/>
+          </w:tcPr>
+          <w:p>
+            <w:pPr>
+              <w:spacing w:after="0" w:before="0"/>
+            </w:pPr>
+            <w:r>
+              <w:rPr>
+                <w:rFonts w:ascii="Calibri" w:cs="Calibri" w:eastAsia="Calibri" w:hAnsi="Calibri"/>
+                <w:b/>
+                <w:bCs/>
+                <w:i w:val="false"/>
+                <w:iCs w:val="false"/>
+                <w:color w:val="1A1F36"/>
+                <w:sz w:val="18"/>
+                <w:szCs w:val="18"/>
+              </w:rPr>
+              <w:t xml:space="preserve">—</w:t>
+            </w:r>
+          </w:p>
+        </w:tc>
+        <w:tc>
+          <w:tcPr>
+            <w:tcW w:type="dxa" w:w="2500"/>
+            <w:tcBorders>
+              <w:top w:val="single" w:color="C7CBDC" w:sz="4"/>
+              <w:left w:val="single" w:color="C7CBDC" w:sz="4"/>
+              <w:bottom w:val="single" w:color="C7CBDC" w:sz="4"/>
+              <w:right w:val="single" w:color="C7CBDC" w:sz="4"/>
+            </w:tcBorders>
+            <w:tcMar>
+              <w:top w:type="dxa" w:w="60"/>
+              <w:left w:type="dxa" w:w="90"/>
+              <w:bottom w:type="dxa" w:w="60"/>
+              <w:right w:type="dxa" w:w="90"/>
+            </w:tcMar>
+            <w:vAlign w:val="top"/>
+          </w:tcPr>
+          <w:p>
+            <w:pPr>
+              <w:spacing w:after="0"/>
+            </w:pPr>
+            <w:r>
+              <w:rPr>
+                <w:rFonts w:ascii="Calibri" w:cs="Calibri" w:eastAsia="Calibri" w:hAnsi="Calibri"/>
+                <w:b w:val="false"/>
+                <w:bCs w:val="false"/>
+                <w:i w:val="false"/>
+                <w:iCs w:val="false"/>
+                <w:color w:val="1A1F36"/>
+                <w:sz w:val="18"/>
+                <w:szCs w:val="18"/>
+              </w:rPr>
+              <w:t xml:space="preserve">игроки выходят за разные команды</w:t>
+            </w:r>
+          </w:p>
+        </w:tc>
+        <w:tc>
+          <w:tcPr>
+            <w:tcW w:type="dxa" w:w="2200"/>
+            <w:tcBorders>
+              <w:top w:val="single" w:color="C7CBDC" w:sz="4"/>
+              <w:left w:val="single" w:color="C7CBDC" w:sz="4"/>
+              <w:bottom w:val="single" w:color="C7CBDC" w:sz="4"/>
+              <w:right w:val="single" w:color="C7CBDC" w:sz="4"/>
+            </w:tcBorders>
+            <w:tcMar>
+              <w:top w:type="dxa" w:w="60"/>
+              <w:left w:type="dxa" w:w="90"/>
+              <w:bottom w:type="dxa" w:w="60"/>
+              <w:right w:type="dxa" w:w="90"/>
+            </w:tcMar>
+            <w:vAlign w:val="top"/>
+          </w:tcPr>
+          <w:p>
+            <w:pPr>
+              <w:spacing w:after="0"/>
+            </w:pPr>
+            <w:r>
+              <w:rPr>
+                <w:rFonts w:ascii="Calibri" w:cs="Calibri" w:eastAsia="Calibri" w:hAnsi="Calibri"/>
+                <w:b w:val="false"/>
+                <w:bCs w:val="false"/>
+                <w:i w:val="false"/>
+                <w:iCs w:val="false"/>
+                <w:color w:val="5A5F7A"/>
+                <w:sz w:val="18"/>
+                <w:szCs w:val="18"/>
+              </w:rPr>
+              <w:t xml:space="preserve">—</w:t>
+            </w:r>
+          </w:p>
+        </w:tc>
+        <w:tc>
+          <w:tcPr>
+            <w:tcW w:type="dxa" w:w="4400"/>
+            <w:tcBorders>
+              <w:top w:val="single" w:color="C7CBDC" w:sz="4"/>
+              <w:left w:val="single" w:color="C7CBDC" w:sz="4"/>
+              <w:bottom w:val="single" w:color="C7CBDC" w:sz="4"/>
+              <w:right w:val="single" w:color="C7CBDC" w:sz="4"/>
+            </w:tcBorders>
+            <w:tcMar>
+              <w:top w:type="dxa" w:w="60"/>
+              <w:left w:type="dxa" w:w="90"/>
+              <w:bottom w:type="dxa" w:w="60"/>
+              <w:right w:type="dxa" w:w="90"/>
+            </w:tcMar>
+            <w:vAlign w:val="top"/>
+          </w:tcPr>
+          <w:p>
+            <w:pPr>
+              <w:spacing w:after="0" w:before="0"/>
+            </w:pPr>
+            <w:r>
+              <w:rPr>
+                <w:rFonts w:ascii="Calibri" w:cs="Calibri" w:eastAsia="Calibri" w:hAnsi="Calibri"/>
+                <w:b w:val="false"/>
+                <w:bCs w:val="false"/>
+                <w:i w:val="false"/>
+                <w:iCs w:val="false"/>
+                <w:color w:val="1A1F36"/>
+                <w:sz w:val="18"/>
+                <w:szCs w:val="18"/>
+              </w:rPr>
+              <w:t xml:space="preserve">За разные команды выходят 3 игроков: Колотыркин Артём Игоревич (Юность — 70, Газовик — 68); Колчин Иван Денисович (Юность — 70, Газовик — 68); Копейкин Иван Андреевич (Юность — 70, Газовик — 68). Уточнить, верно ли это.</w:t>
+            </w:r>
+          </w:p>
+        </w:tc>
+        <w:tc>
+          <w:tcPr>
+            <w:tcW w:type="dxa" w:w="5350"/>
+            <w:tcBorders>
+              <w:top w:val="single" w:color="C7CBDC" w:sz="4"/>
+              <w:left w:val="single" w:color="C7CBDC" w:sz="4"/>
+              <w:bottom w:val="single" w:color="C7CBDC" w:sz="4"/>
+              <w:right w:val="single" w:color="C7CBDC" w:sz="4"/>
+            </w:tcBorders>
+            <w:tcMar>
+              <w:top w:type="dxa" w:w="60"/>
+              <w:left w:type="dxa" w:w="90"/>
+              <w:bottom w:type="dxa" w:w="60"/>
+              <w:right w:type="dxa" w:w="90"/>
+            </w:tcMar>
+            <w:vAlign w:val="top"/>
+          </w:tcPr>
+          <w:p>
+            <w:pPr>
+              <w:spacing w:after="0" w:before="0"/>
+            </w:pPr>
+            <w:r>
+              <w:rPr>
+                <w:rFonts w:ascii="Calibri" w:cs="Calibri" w:eastAsia="Calibri" w:hAnsi="Calibri"/>
+                <w:b w:val="false"/>
+                <w:bCs w:val="false"/>
+                <w:i w:val="false"/>
+                <w:iCs w:val="false"/>
+                <w:color w:val="1A1F36"/>
+                <w:sz w:val="18"/>
+                <w:szCs w:val="18"/>
+              </w:rPr>
+              <w:t xml:space="preserve"/>
+            </w:r>
+          </w:p>
+        </w:tc>
+      </w:tr>
+      <w:tr>
+        <w:tc>
+          <w:tcPr>
+            <w:tcW w:type="dxa" w:w="800"/>
+            <w:tcBorders>
+              <w:top w:val="single" w:color="C7CBDC" w:sz="4"/>
+              <w:left w:val="single" w:color="C7CBDC" w:sz="4"/>
+              <w:bottom w:val="single" w:color="C7CBDC" w:sz="4"/>
+              <w:right w:val="single" w:color="C7CBDC" w:sz="4"/>
+            </w:tcBorders>
+            <w:shd w:fill="F7F8FC" w:color="auto" w:val="clear"/>
+            <w:tcMar>
+              <w:top w:type="dxa" w:w="60"/>
+              <w:left w:type="dxa" w:w="90"/>
+              <w:bottom w:type="dxa" w:w="60"/>
+              <w:right w:type="dxa" w:w="90"/>
+            </w:tcMar>
+            <w:vAlign w:val="top"/>
+          </w:tcPr>
+          <w:p>
+            <w:pPr>
+              <w:spacing w:after="0" w:before="0"/>
+            </w:pPr>
+            <w:r>
+              <w:rPr>
+                <w:rFonts w:ascii="Calibri" w:cs="Calibri" w:eastAsia="Calibri" w:hAnsi="Calibri"/>
+                <w:b/>
+                <w:bCs/>
+                <w:i w:val="false"/>
+                <w:iCs w:val="false"/>
+                <w:color w:val="1A1F36"/>
+                <w:sz w:val="18"/>
+                <w:szCs w:val="18"/>
+              </w:rPr>
+              <w:t xml:space="preserve">—</w:t>
+            </w:r>
+          </w:p>
+        </w:tc>
+        <w:tc>
+          <w:tcPr>
+            <w:tcW w:type="dxa" w:w="2500"/>
+            <w:tcBorders>
+              <w:top w:val="single" w:color="C7CBDC" w:sz="4"/>
+              <w:left w:val="single" w:color="C7CBDC" w:sz="4"/>
+              <w:bottom w:val="single" w:color="C7CBDC" w:sz="4"/>
+              <w:right w:val="single" w:color="C7CBDC" w:sz="4"/>
+            </w:tcBorders>
+            <w:shd w:fill="F7F8FC" w:color="auto" w:val="clear"/>
+            <w:tcMar>
+              <w:top w:type="dxa" w:w="60"/>
+              <w:left w:type="dxa" w:w="90"/>
+              <w:bottom w:type="dxa" w:w="60"/>
+              <w:right w:type="dxa" w:w="90"/>
+            </w:tcMar>
+            <w:vAlign w:val="top"/>
+          </w:tcPr>
+          <w:p>
+            <w:pPr>
+              <w:spacing w:after="0"/>
+            </w:pPr>
+            <w:r>
+              <w:rPr>
+                <w:rFonts w:ascii="Calibri" w:cs="Calibri" w:eastAsia="Calibri" w:hAnsi="Calibri"/>
+                <w:b w:val="false"/>
+                <w:bCs w:val="false"/>
+                <w:i w:val="false"/>
+                <w:iCs w:val="false"/>
+                <w:color w:val="1A1F36"/>
+                <w:sz w:val="18"/>
+                <w:szCs w:val="18"/>
+              </w:rPr>
+              <w:t xml:space="preserve">игроки с разными номерами</w:t>
+            </w:r>
+          </w:p>
+        </w:tc>
+        <w:tc>
+          <w:tcPr>
+            <w:tcW w:type="dxa" w:w="2200"/>
+            <w:tcBorders>
+              <w:top w:val="single" w:color="C7CBDC" w:sz="4"/>
+              <w:left w:val="single" w:color="C7CBDC" w:sz="4"/>
+              <w:bottom w:val="single" w:color="C7CBDC" w:sz="4"/>
+              <w:right w:val="single" w:color="C7CBDC" w:sz="4"/>
+            </w:tcBorders>
+            <w:shd w:fill="F7F8FC" w:color="auto" w:val="clear"/>
+            <w:tcMar>
+              <w:top w:type="dxa" w:w="60"/>
+              <w:left w:type="dxa" w:w="90"/>
+              <w:bottom w:type="dxa" w:w="60"/>
+              <w:right w:type="dxa" w:w="90"/>
+            </w:tcMar>
+            <w:vAlign w:val="top"/>
+          </w:tcPr>
+          <w:p>
+            <w:pPr>
+              <w:spacing w:after="0"/>
+            </w:pPr>
+            <w:r>
+              <w:rPr>
+                <w:rFonts w:ascii="Calibri" w:cs="Calibri" w:eastAsia="Calibri" w:hAnsi="Calibri"/>
+                <w:b w:val="false"/>
+                <w:bCs w:val="false"/>
+                <w:i w:val="false"/>
+                <w:iCs w:val="false"/>
+                <w:color w:val="5A5F7A"/>
+                <w:sz w:val="18"/>
+                <w:szCs w:val="18"/>
+              </w:rPr>
+              <w:t xml:space="preserve">—</w:t>
+            </w:r>
+          </w:p>
+        </w:tc>
+        <w:tc>
+          <w:tcPr>
+            <w:tcW w:type="dxa" w:w="4400"/>
+            <w:tcBorders>
+              <w:top w:val="single" w:color="C7CBDC" w:sz="4"/>
+              <w:left w:val="single" w:color="C7CBDC" w:sz="4"/>
+              <w:bottom w:val="single" w:color="C7CBDC" w:sz="4"/>
+              <w:right w:val="single" w:color="C7CBDC" w:sz="4"/>
+            </w:tcBorders>
+            <w:shd w:fill="F7F8FC" w:color="auto" w:val="clear"/>
+            <w:tcMar>
+              <w:top w:type="dxa" w:w="60"/>
+              <w:left w:type="dxa" w:w="90"/>
+              <w:bottom w:type="dxa" w:w="60"/>
+              <w:right w:type="dxa" w:w="90"/>
+            </w:tcMar>
+            <w:vAlign w:val="top"/>
+          </w:tcPr>
+          <w:p>
+            <w:pPr>
+              <w:spacing w:after="0" w:before="0"/>
+            </w:pPr>
+            <w:r>
+              <w:rPr>
+                <w:rFonts w:ascii="Calibri" w:cs="Calibri" w:eastAsia="Calibri" w:hAnsi="Calibri"/>
+                <w:b w:val="false"/>
+                <w:bCs w:val="false"/>
+                <w:i w:val="false"/>
+                <w:iCs w:val="false"/>
+                <w:color w:val="1A1F36"/>
+                <w:sz w:val="18"/>
+                <w:szCs w:val="18"/>
+              </w:rPr>
+              <w:t xml:space="preserve">У 3 игроков в разных матчах разные игровые номера: Колотыркин Артём Игоревич (№46 — 70, №95 — 68); Колчин Иван Денисович (№91 — 70, №72 — 68); Копейкин Иван Андреевич (№4 — 70, №88 — 68). Номер меняется вместе с командой или это ошибка?</w:t>
+            </w:r>
+          </w:p>
+        </w:tc>
+        <w:tc>
+          <w:tcPr>
+            <w:tcW w:type="dxa" w:w="5350"/>
+            <w:tcBorders>
+              <w:top w:val="single" w:color="C7CBDC" w:sz="4"/>
+              <w:left w:val="single" w:color="C7CBDC" w:sz="4"/>
+              <w:bottom w:val="single" w:color="C7CBDC" w:sz="4"/>
+              <w:right w:val="single" w:color="C7CBDC" w:sz="4"/>
+            </w:tcBorders>
+            <w:tcMar>
+              <w:top w:type="dxa" w:w="60"/>
+              <w:left w:type="dxa" w:w="90"/>
+              <w:bottom w:type="dxa" w:w="60"/>
+              <w:right w:type="dxa" w:w="90"/>
+            </w:tcMar>
+            <w:vAlign w:val="top"/>
+          </w:tcPr>
+          <w:p>
+            <w:pPr>
+              <w:spacing w:after="0" w:before="0"/>
+            </w:pPr>
+            <w:r>
+              <w:rPr>
+                <w:rFonts w:ascii="Calibri" w:cs="Calibri" w:eastAsia="Calibri" w:hAnsi="Calibri"/>
+                <w:b w:val="false"/>
+                <w:bCs w:val="false"/>
+                <w:i w:val="false"/>
+                <w:iCs w:val="false"/>
+                <w:color w:val="1A1F36"/>
+                <w:sz w:val="18"/>
+                <w:szCs w:val="18"/>
+              </w:rPr>
+              <w:t xml:space="preserve"/>
+            </w:r>
+          </w:p>
+        </w:tc>
+      </w:tr>
+    </w:tbl>
+    <w:p>
+      <w:pPr>
+        <w:keepNext/>
+        <w:spacing w:after="40" w:before="300"/>
+      </w:pPr>
+      <w:r>
+        <w:rPr>
+          <w:rFonts w:ascii="Calibri" w:cs="Calibri" w:eastAsia="Calibri" w:hAnsi="Calibri"/>
+          <w:b/>
+          <w:bCs/>
+          <w:i w:val="false"/>
+          <w:iCs w:val="false"/>
+          <w:color w:val="1A1F36"/>
+          <w:sz w:val="24"/>
+          <w:szCs w:val="24"/>
+        </w:rPr>
         <w:t xml:space="preserve">Конференция ЗАПАД (1 Дивизион) — июль 2026</w:t>
       </w:r>
     </w:p>
@@ -13484,6 +16106,1540 @@
                 <w:szCs w:val="18"/>
               </w:rPr>
               <w:t xml:space="preserve">У 4 игроков в разных матчах разные игровые номера: Кисляков Сергей Николаевич (№74 — 4, №55 — 2); Нарватов Александр Петрович (№89 — 7, №9 — 2); Рябинин Евгений Васильевич (№12 — 7, №7 — 2); Шароватов Василий Александрович (№69 — 4, №9 — 2). Номер меняется вместе с командой или это ошибка?</w:t>
+            </w:r>
+          </w:p>
+        </w:tc>
+        <w:tc>
+          <w:tcPr>
+            <w:tcW w:type="dxa" w:w="5350"/>
+            <w:tcBorders>
+              <w:top w:val="single" w:color="C7CBDC" w:sz="4"/>
+              <w:left w:val="single" w:color="C7CBDC" w:sz="4"/>
+              <w:bottom w:val="single" w:color="C7CBDC" w:sz="4"/>
+              <w:right w:val="single" w:color="C7CBDC" w:sz="4"/>
+            </w:tcBorders>
+            <w:tcMar>
+              <w:top w:type="dxa" w:w="60"/>
+              <w:left w:type="dxa" w:w="90"/>
+              <w:bottom w:type="dxa" w:w="60"/>
+              <w:right w:type="dxa" w:w="90"/>
+            </w:tcMar>
+            <w:vAlign w:val="top"/>
+          </w:tcPr>
+          <w:p>
+            <w:pPr>
+              <w:spacing w:after="0" w:before="0"/>
+            </w:pPr>
+            <w:r>
+              <w:rPr>
+                <w:rFonts w:ascii="Calibri" w:cs="Calibri" w:eastAsia="Calibri" w:hAnsi="Calibri"/>
+                <w:b w:val="false"/>
+                <w:bCs w:val="false"/>
+                <w:i w:val="false"/>
+                <w:iCs w:val="false"/>
+                <w:color w:val="1A1F36"/>
+                <w:sz w:val="18"/>
+                <w:szCs w:val="18"/>
+              </w:rPr>
+              <w:t xml:space="preserve"/>
+            </w:r>
+          </w:p>
+        </w:tc>
+      </w:tr>
+    </w:tbl>
+    <w:p>
+      <w:pPr>
+        <w:keepNext/>
+        <w:spacing w:after="40" w:before="300"/>
+      </w:pPr>
+      <w:r>
+        <w:rPr>
+          <w:rFonts w:ascii="Calibri" w:cs="Calibri" w:eastAsia="Calibri" w:hAnsi="Calibri"/>
+          <w:b/>
+          <w:bCs/>
+          <w:i w:val="false"/>
+          <w:iCs w:val="false"/>
+          <w:color w:val="1A1F36"/>
+          <w:sz w:val="24"/>
+          <w:szCs w:val="24"/>
+        </w:rPr>
+        <w:t xml:space="preserve">Конференция ВОСТОК (1 Дивизион) — август 2026</w:t>
+      </w:r>
+    </w:p>
+    <w:p>
+      <w:pPr>
+        <w:keepNext/>
+        <w:spacing w:after="100" w:before="0"/>
+      </w:pPr>
+      <w:r>
+        <w:rPr>
+          <w:rFonts w:ascii="Calibri" w:cs="Calibri" w:eastAsia="Calibri" w:hAnsi="Calibri"/>
+          <w:b w:val="false"/>
+          <w:bCs w:val="false"/>
+          <w:i w:val="false"/>
+          <w:iCs w:val="false"/>
+          <w:color w:val="5A5F7A"/>
+          <w:sz w:val="18"/>
+          <w:szCs w:val="18"/>
+        </w:rPr>
+        <w:t xml:space="preserve">287 матчей · команд 8 · игроков 56 · побед по буллитам 31 · файл 2026-08_vostok_div1.xlsx</w:t>
+      </w:r>
+    </w:p>
+    <w:tbl>
+      <w:tblPr>
+        <w:tblW w:type="dxa" w:w="15250"/>
+        <w:tblBorders>
+          <w:top w:val="single" w:color="auto" w:sz="4"/>
+          <w:left w:val="single" w:color="auto" w:sz="4"/>
+          <w:bottom w:val="single" w:color="auto" w:sz="4"/>
+          <w:right w:val="single" w:color="auto" w:sz="4"/>
+          <w:insideH w:val="single" w:color="auto" w:sz="4"/>
+          <w:insideV w:val="single" w:color="auto" w:sz="4"/>
+        </w:tblBorders>
+      </w:tblPr>
+      <w:tblGrid>
+        <w:gridCol w:w="800"/>
+        <w:gridCol w:w="2500"/>
+        <w:gridCol w:w="2200"/>
+        <w:gridCol w:w="4400"/>
+        <w:gridCol w:w="5350"/>
+      </w:tblGrid>
+      <w:tr>
+        <w:trPr>
+          <w:tblHeader/>
+        </w:trPr>
+        <w:tc>
+          <w:tcPr>
+            <w:tcW w:type="dxa" w:w="800"/>
+            <w:tcBorders>
+              <w:top w:val="single" w:color="C7CBDC" w:sz="4"/>
+              <w:left w:val="single" w:color="C7CBDC" w:sz="4"/>
+              <w:bottom w:val="single" w:color="C7CBDC" w:sz="4"/>
+              <w:right w:val="single" w:color="C7CBDC" w:sz="4"/>
+            </w:tcBorders>
+            <w:shd w:fill="EEF0F7" w:color="auto" w:val="clear"/>
+            <w:tcMar>
+              <w:top w:type="dxa" w:w="60"/>
+              <w:left w:type="dxa" w:w="90"/>
+              <w:bottom w:type="dxa" w:w="60"/>
+              <w:right w:type="dxa" w:w="90"/>
+            </w:tcMar>
+            <w:vAlign w:val="top"/>
+          </w:tcPr>
+          <w:p>
+            <w:pPr>
+              <w:spacing w:after="0" w:before="0"/>
+            </w:pPr>
+            <w:r>
+              <w:rPr>
+                <w:rFonts w:ascii="Calibri" w:cs="Calibri" w:eastAsia="Calibri" w:hAnsi="Calibri"/>
+                <w:b/>
+                <w:bCs/>
+                <w:i w:val="false"/>
+                <w:iCs w:val="false"/>
+                <w:color w:val="1A1F36"/>
+                <w:sz w:val="18"/>
+                <w:szCs w:val="18"/>
+              </w:rPr>
+              <w:t xml:space="preserve">Стр.</w:t>
+            </w:r>
+          </w:p>
+        </w:tc>
+        <w:tc>
+          <w:tcPr>
+            <w:tcW w:type="dxa" w:w="2500"/>
+            <w:tcBorders>
+              <w:top w:val="single" w:color="C7CBDC" w:sz="4"/>
+              <w:left w:val="single" w:color="C7CBDC" w:sz="4"/>
+              <w:bottom w:val="single" w:color="C7CBDC" w:sz="4"/>
+              <w:right w:val="single" w:color="C7CBDC" w:sz="4"/>
+            </w:tcBorders>
+            <w:shd w:fill="EEF0F7" w:color="auto" w:val="clear"/>
+            <w:tcMar>
+              <w:top w:type="dxa" w:w="60"/>
+              <w:left w:type="dxa" w:w="90"/>
+              <w:bottom w:type="dxa" w:w="60"/>
+              <w:right w:type="dxa" w:w="90"/>
+            </w:tcMar>
+            <w:vAlign w:val="top"/>
+          </w:tcPr>
+          <w:p>
+            <w:pPr>
+              <w:spacing w:after="0" w:before="0"/>
+            </w:pPr>
+            <w:r>
+              <w:rPr>
+                <w:rFonts w:ascii="Calibri" w:cs="Calibri" w:eastAsia="Calibri" w:hAnsi="Calibri"/>
+                <w:b/>
+                <w:bCs/>
+                <w:i w:val="false"/>
+                <w:iCs w:val="false"/>
+                <w:color w:val="1A1F36"/>
+                <w:sz w:val="18"/>
+                <w:szCs w:val="18"/>
+              </w:rPr>
+              <w:t xml:space="preserve">Матч</w:t>
+            </w:r>
+          </w:p>
+        </w:tc>
+        <w:tc>
+          <w:tcPr>
+            <w:tcW w:type="dxa" w:w="2200"/>
+            <w:tcBorders>
+              <w:top w:val="single" w:color="C7CBDC" w:sz="4"/>
+              <w:left w:val="single" w:color="C7CBDC" w:sz="4"/>
+              <w:bottom w:val="single" w:color="C7CBDC" w:sz="4"/>
+              <w:right w:val="single" w:color="C7CBDC" w:sz="4"/>
+            </w:tcBorders>
+            <w:shd w:fill="EEF0F7" w:color="auto" w:val="clear"/>
+            <w:tcMar>
+              <w:top w:type="dxa" w:w="60"/>
+              <w:left w:type="dxa" w:w="90"/>
+              <w:bottom w:type="dxa" w:w="60"/>
+              <w:right w:type="dxa" w:w="90"/>
+            </w:tcMar>
+            <w:vAlign w:val="top"/>
+          </w:tcPr>
+          <w:p>
+            <w:pPr>
+              <w:spacing w:after="0" w:before="0"/>
+            </w:pPr>
+            <w:r>
+              <w:rPr>
+                <w:rFonts w:ascii="Calibri" w:cs="Calibri" w:eastAsia="Calibri" w:hAnsi="Calibri"/>
+                <w:b/>
+                <w:bCs/>
+                <w:i w:val="false"/>
+                <w:iCs w:val="false"/>
+                <w:color w:val="1A1F36"/>
+                <w:sz w:val="18"/>
+                <w:szCs w:val="18"/>
+              </w:rPr>
+              <w:t xml:space="preserve">Счёт</w:t>
+            </w:r>
+          </w:p>
+        </w:tc>
+        <w:tc>
+          <w:tcPr>
+            <w:tcW w:type="dxa" w:w="4400"/>
+            <w:tcBorders>
+              <w:top w:val="single" w:color="C7CBDC" w:sz="4"/>
+              <w:left w:val="single" w:color="C7CBDC" w:sz="4"/>
+              <w:bottom w:val="single" w:color="C7CBDC" w:sz="4"/>
+              <w:right w:val="single" w:color="C7CBDC" w:sz="4"/>
+            </w:tcBorders>
+            <w:shd w:fill="EEF0F7" w:color="auto" w:val="clear"/>
+            <w:tcMar>
+              <w:top w:type="dxa" w:w="60"/>
+              <w:left w:type="dxa" w:w="90"/>
+              <w:bottom w:type="dxa" w:w="60"/>
+              <w:right w:type="dxa" w:w="90"/>
+            </w:tcMar>
+            <w:vAlign w:val="top"/>
+          </w:tcPr>
+          <w:p>
+            <w:pPr>
+              <w:spacing w:after="0" w:before="0"/>
+            </w:pPr>
+            <w:r>
+              <w:rPr>
+                <w:rFonts w:ascii="Calibri" w:cs="Calibri" w:eastAsia="Calibri" w:hAnsi="Calibri"/>
+                <w:b/>
+                <w:bCs/>
+                <w:i w:val="false"/>
+                <w:iCs w:val="false"/>
+                <w:color w:val="1A1F36"/>
+                <w:sz w:val="18"/>
+                <w:szCs w:val="18"/>
+              </w:rPr>
+              <w:t xml:space="preserve">Что не так</w:t>
+            </w:r>
+          </w:p>
+        </w:tc>
+        <w:tc>
+          <w:tcPr>
+            <w:tcW w:type="dxa" w:w="5350"/>
+            <w:tcBorders>
+              <w:top w:val="single" w:color="C7CBDC" w:sz="4"/>
+              <w:left w:val="single" w:color="C7CBDC" w:sz="4"/>
+              <w:bottom w:val="single" w:color="C7CBDC" w:sz="4"/>
+              <w:right w:val="single" w:color="C7CBDC" w:sz="4"/>
+            </w:tcBorders>
+            <w:shd w:fill="EEF0F7" w:color="auto" w:val="clear"/>
+            <w:tcMar>
+              <w:top w:type="dxa" w:w="60"/>
+              <w:left w:type="dxa" w:w="90"/>
+              <w:bottom w:type="dxa" w:w="60"/>
+              <w:right w:type="dxa" w:w="90"/>
+            </w:tcMar>
+            <w:vAlign w:val="top"/>
+          </w:tcPr>
+          <w:p>
+            <w:pPr>
+              <w:spacing w:after="20" w:before="0"/>
+            </w:pPr>
+            <w:r>
+              <w:rPr>
+                <w:rFonts w:ascii="Calibri" w:cs="Calibri" w:eastAsia="Calibri" w:hAnsi="Calibri"/>
+                <w:b/>
+                <w:bCs/>
+                <w:i w:val="false"/>
+                <w:iCs w:val="false"/>
+                <w:color w:val="1A1F36"/>
+                <w:sz w:val="18"/>
+                <w:szCs w:val="18"/>
+              </w:rPr>
+              <w:t xml:space="preserve">Решение организатора</w:t>
+            </w:r>
+          </w:p>
+          <w:p>
+            <w:pPr>
+              <w:spacing w:after="0" w:before="0"/>
+            </w:pPr>
+            <w:r>
+              <w:rPr>
+                <w:rFonts w:ascii="Calibri" w:cs="Calibri" w:eastAsia="Calibri" w:hAnsi="Calibri"/>
+                <w:b w:val="false"/>
+                <w:bCs w:val="false"/>
+                <w:i/>
+                <w:iCs/>
+                <w:color w:val="5A5F7A"/>
+                <w:sz w:val="14"/>
+                <w:szCs w:val="14"/>
+              </w:rPr>
+              <w:t xml:space="preserve">как исправляем</w:t>
+            </w:r>
+          </w:p>
+        </w:tc>
+      </w:tr>
+      <w:tr>
+        <w:tc>
+          <w:tcPr>
+            <w:tcW w:type="dxa" w:w="800"/>
+            <w:tcBorders>
+              <w:top w:val="single" w:color="C7CBDC" w:sz="4"/>
+              <w:left w:val="single" w:color="C7CBDC" w:sz="4"/>
+              <w:bottom w:val="single" w:color="C7CBDC" w:sz="4"/>
+              <w:right w:val="single" w:color="C7CBDC" w:sz="4"/>
+            </w:tcBorders>
+            <w:tcMar>
+              <w:top w:type="dxa" w:w="60"/>
+              <w:left w:type="dxa" w:w="90"/>
+              <w:bottom w:type="dxa" w:w="60"/>
+              <w:right w:type="dxa" w:w="90"/>
+            </w:tcMar>
+            <w:vAlign w:val="top"/>
+          </w:tcPr>
+          <w:p>
+            <w:pPr>
+              <w:spacing w:after="0" w:before="0"/>
+            </w:pPr>
+            <w:r>
+              <w:rPr>
+                <w:rFonts w:ascii="Calibri" w:cs="Calibri" w:eastAsia="Calibri" w:hAnsi="Calibri"/>
+                <w:b/>
+                <w:bCs/>
+                <w:i w:val="false"/>
+                <w:iCs w:val="false"/>
+                <w:color w:val="1A1F36"/>
+                <w:sz w:val="18"/>
+                <w:szCs w:val="18"/>
+              </w:rPr>
+              <w:t xml:space="preserve">991</w:t>
+            </w:r>
+          </w:p>
+        </w:tc>
+        <w:tc>
+          <w:tcPr>
+            <w:tcW w:type="dxa" w:w="2500"/>
+            <w:tcBorders>
+              <w:top w:val="single" w:color="C7CBDC" w:sz="4"/>
+              <w:left w:val="single" w:color="C7CBDC" w:sz="4"/>
+              <w:bottom w:val="single" w:color="C7CBDC" w:sz="4"/>
+              <w:right w:val="single" w:color="C7CBDC" w:sz="4"/>
+            </w:tcBorders>
+            <w:tcMar>
+              <w:top w:type="dxa" w:w="60"/>
+              <w:left w:type="dxa" w:w="90"/>
+              <w:bottom w:type="dxa" w:w="60"/>
+              <w:right w:type="dxa" w:w="90"/>
+            </w:tcMar>
+            <w:vAlign w:val="top"/>
+          </w:tcPr>
+          <w:p>
+            <w:pPr>
+              <w:spacing w:after="0"/>
+            </w:pPr>
+            <w:r>
+              <w:rPr>
+                <w:rFonts w:ascii="Calibri" w:cs="Calibri" w:eastAsia="Calibri" w:hAnsi="Calibri"/>
+                <w:b w:val="false"/>
+                <w:bCs w:val="false"/>
+                <w:i w:val="false"/>
+                <w:iCs w:val="false"/>
+                <w:color w:val="1A1F36"/>
+                <w:sz w:val="18"/>
+                <w:szCs w:val="18"/>
+              </w:rPr>
+              <w:t xml:space="preserve">24.08.2026  18:30</w:t>
+            </w:r>
+            <w:r>
+              <w:rPr>
+                <w:rFonts w:ascii="Calibri" w:cs="Calibri" w:eastAsia="Calibri" w:hAnsi="Calibri"/>
+                <w:b w:val="false"/>
+                <w:bCs w:val="false"/>
+                <w:i w:val="false"/>
+                <w:iCs w:val="false"/>
+                <w:color w:val="1A1F36"/>
+                <w:sz w:val="18"/>
+                <w:szCs w:val="18"/>
+              </w:rPr>
+              <w:br/>
+              <w:t xml:space="preserve">Ракета — Динамо</w:t>
+            </w:r>
+          </w:p>
+        </w:tc>
+        <w:tc>
+          <w:tcPr>
+            <w:tcW w:type="dxa" w:w="2200"/>
+            <w:tcBorders>
+              <w:top w:val="single" w:color="C7CBDC" w:sz="4"/>
+              <w:left w:val="single" w:color="C7CBDC" w:sz="4"/>
+              <w:bottom w:val="single" w:color="C7CBDC" w:sz="4"/>
+              <w:right w:val="single" w:color="C7CBDC" w:sz="4"/>
+            </w:tcBorders>
+            <w:tcMar>
+              <w:top w:type="dxa" w:w="60"/>
+              <w:left w:type="dxa" w:w="90"/>
+              <w:bottom w:type="dxa" w:w="60"/>
+              <w:right w:type="dxa" w:w="90"/>
+            </w:tcMar>
+            <w:vAlign w:val="top"/>
+          </w:tcPr>
+          <w:p>
+            <w:pPr>
+              <w:spacing w:after="0"/>
+            </w:pPr>
+            <w:r>
+              <w:rPr>
+                <w:rFonts w:ascii="Calibri" w:cs="Calibri" w:eastAsia="Calibri" w:hAnsi="Calibri"/>
+                <w:b w:val="false"/>
+                <w:bCs w:val="false"/>
+                <w:i w:val="false"/>
+                <w:iCs w:val="false"/>
+                <w:color w:val="5A5F7A"/>
+                <w:sz w:val="18"/>
+                <w:szCs w:val="18"/>
+              </w:rPr>
+              <w:t xml:space="preserve">итог 5:3</w:t>
+            </w:r>
+            <w:r>
+              <w:rPr>
+                <w:rFonts w:ascii="Calibri" w:cs="Calibri" w:eastAsia="Calibri" w:hAnsi="Calibri"/>
+                <w:b w:val="false"/>
+                <w:bCs w:val="false"/>
+                <w:i w:val="false"/>
+                <w:iCs w:val="false"/>
+                <w:color w:val="5A5F7A"/>
+                <w:sz w:val="18"/>
+                <w:szCs w:val="18"/>
+              </w:rPr>
+              <w:br/>
+              <w:t xml:space="preserve">периоды 1:1 2:1 1:1 = 4:3</w:t>
+            </w:r>
+          </w:p>
+        </w:tc>
+        <w:tc>
+          <w:tcPr>
+            <w:tcW w:type="dxa" w:w="4400"/>
+            <w:tcBorders>
+              <w:top w:val="single" w:color="C7CBDC" w:sz="4"/>
+              <w:left w:val="single" w:color="C7CBDC" w:sz="4"/>
+              <w:bottom w:val="single" w:color="C7CBDC" w:sz="4"/>
+              <w:right w:val="single" w:color="C7CBDC" w:sz="4"/>
+            </w:tcBorders>
+            <w:tcMar>
+              <w:top w:type="dxa" w:w="60"/>
+              <w:left w:type="dxa" w:w="90"/>
+              <w:bottom w:type="dxa" w:w="60"/>
+              <w:right w:type="dxa" w:w="90"/>
+            </w:tcMar>
+            <w:vAlign w:val="top"/>
+          </w:tcPr>
+          <w:p>
+            <w:pPr>
+              <w:spacing w:after="0" w:before="0"/>
+            </w:pPr>
+            <w:r>
+              <w:rPr>
+                <w:rFonts w:ascii="Calibri" w:cs="Calibri" w:eastAsia="Calibri" w:hAnsi="Calibri"/>
+                <w:b w:val="false"/>
+                <w:bCs w:val="false"/>
+                <w:i w:val="false"/>
+                <w:iCs w:val="false"/>
+                <w:color w:val="1A1F36"/>
+                <w:sz w:val="18"/>
+                <w:szCs w:val="18"/>
+              </w:rPr>
+              <w:t xml:space="preserve">Счёт не сходится с суммой по периодам. Ничьей после трёх периодов не было — буллитами не объясняется.</w:t>
+            </w:r>
+          </w:p>
+        </w:tc>
+        <w:tc>
+          <w:tcPr>
+            <w:tcW w:type="dxa" w:w="5350"/>
+            <w:tcBorders>
+              <w:top w:val="single" w:color="C7CBDC" w:sz="4"/>
+              <w:left w:val="single" w:color="C7CBDC" w:sz="4"/>
+              <w:bottom w:val="single" w:color="C7CBDC" w:sz="4"/>
+              <w:right w:val="single" w:color="C7CBDC" w:sz="4"/>
+            </w:tcBorders>
+            <w:tcMar>
+              <w:top w:type="dxa" w:w="60"/>
+              <w:left w:type="dxa" w:w="90"/>
+              <w:bottom w:type="dxa" w:w="60"/>
+              <w:right w:type="dxa" w:w="90"/>
+            </w:tcMar>
+            <w:vAlign w:val="top"/>
+          </w:tcPr>
+          <w:p>
+            <w:pPr>
+              <w:spacing w:after="0" w:before="0"/>
+            </w:pPr>
+            <w:r>
+              <w:rPr>
+                <w:rFonts w:ascii="Calibri" w:cs="Calibri" w:eastAsia="Calibri" w:hAnsi="Calibri"/>
+                <w:b w:val="false"/>
+                <w:bCs w:val="false"/>
+                <w:i w:val="false"/>
+                <w:iCs w:val="false"/>
+                <w:color w:val="1A1F36"/>
+                <w:sz w:val="18"/>
+                <w:szCs w:val="18"/>
+              </w:rPr>
+              <w:t xml:space="preserve"/>
+            </w:r>
+          </w:p>
+        </w:tc>
+      </w:tr>
+      <w:tr>
+        <w:tc>
+          <w:tcPr>
+            <w:tcW w:type="dxa" w:w="800"/>
+            <w:tcBorders>
+              <w:top w:val="single" w:color="C7CBDC" w:sz="4"/>
+              <w:left w:val="single" w:color="C7CBDC" w:sz="4"/>
+              <w:bottom w:val="single" w:color="C7CBDC" w:sz="4"/>
+              <w:right w:val="single" w:color="C7CBDC" w:sz="4"/>
+            </w:tcBorders>
+            <w:shd w:fill="F7F8FC" w:color="auto" w:val="clear"/>
+            <w:tcMar>
+              <w:top w:type="dxa" w:w="60"/>
+              <w:left w:type="dxa" w:w="90"/>
+              <w:bottom w:type="dxa" w:w="60"/>
+              <w:right w:type="dxa" w:w="90"/>
+            </w:tcMar>
+            <w:vAlign w:val="top"/>
+          </w:tcPr>
+          <w:p>
+            <w:pPr>
+              <w:spacing w:after="0" w:before="0"/>
+            </w:pPr>
+            <w:r>
+              <w:rPr>
+                <w:rFonts w:ascii="Calibri" w:cs="Calibri" w:eastAsia="Calibri" w:hAnsi="Calibri"/>
+                <w:b/>
+                <w:bCs/>
+                <w:i w:val="false"/>
+                <w:iCs w:val="false"/>
+                <w:color w:val="1A1F36"/>
+                <w:sz w:val="18"/>
+                <w:szCs w:val="18"/>
+              </w:rPr>
+              <w:t xml:space="preserve">4006</w:t>
+            </w:r>
+          </w:p>
+        </w:tc>
+        <w:tc>
+          <w:tcPr>
+            <w:tcW w:type="dxa" w:w="2500"/>
+            <w:tcBorders>
+              <w:top w:val="single" w:color="C7CBDC" w:sz="4"/>
+              <w:left w:val="single" w:color="C7CBDC" w:sz="4"/>
+              <w:bottom w:val="single" w:color="C7CBDC" w:sz="4"/>
+              <w:right w:val="single" w:color="C7CBDC" w:sz="4"/>
+            </w:tcBorders>
+            <w:shd w:fill="F7F8FC" w:color="auto" w:val="clear"/>
+            <w:tcMar>
+              <w:top w:type="dxa" w:w="60"/>
+              <w:left w:type="dxa" w:w="90"/>
+              <w:bottom w:type="dxa" w:w="60"/>
+              <w:right w:type="dxa" w:w="90"/>
+            </w:tcMar>
+            <w:vAlign w:val="top"/>
+          </w:tcPr>
+          <w:p>
+            <w:pPr>
+              <w:spacing w:after="0"/>
+            </w:pPr>
+            <w:r>
+              <w:rPr>
+                <w:rFonts w:ascii="Calibri" w:cs="Calibri" w:eastAsia="Calibri" w:hAnsi="Calibri"/>
+                <w:b w:val="false"/>
+                <w:bCs w:val="false"/>
+                <w:i w:val="false"/>
+                <w:iCs w:val="false"/>
+                <w:color w:val="1A1F36"/>
+                <w:sz w:val="18"/>
+                <w:szCs w:val="18"/>
+              </w:rPr>
+              <w:t xml:space="preserve">03.08.2026  00:30</w:t>
+            </w:r>
+            <w:r>
+              <w:rPr>
+                <w:rFonts w:ascii="Calibri" w:cs="Calibri" w:eastAsia="Calibri" w:hAnsi="Calibri"/>
+                <w:b w:val="false"/>
+                <w:bCs w:val="false"/>
+                <w:i w:val="false"/>
+                <w:iCs w:val="false"/>
+                <w:color w:val="1A1F36"/>
+                <w:sz w:val="18"/>
+                <w:szCs w:val="18"/>
+              </w:rPr>
+              <w:br/>
+              <w:t xml:space="preserve">Тигры — Реактор</w:t>
+            </w:r>
+          </w:p>
+        </w:tc>
+        <w:tc>
+          <w:tcPr>
+            <w:tcW w:type="dxa" w:w="2200"/>
+            <w:tcBorders>
+              <w:top w:val="single" w:color="C7CBDC" w:sz="4"/>
+              <w:left w:val="single" w:color="C7CBDC" w:sz="4"/>
+              <w:bottom w:val="single" w:color="C7CBDC" w:sz="4"/>
+              <w:right w:val="single" w:color="C7CBDC" w:sz="4"/>
+            </w:tcBorders>
+            <w:shd w:fill="F7F8FC" w:color="auto" w:val="clear"/>
+            <w:tcMar>
+              <w:top w:type="dxa" w:w="60"/>
+              <w:left w:type="dxa" w:w="90"/>
+              <w:bottom w:type="dxa" w:w="60"/>
+              <w:right w:type="dxa" w:w="90"/>
+            </w:tcMar>
+            <w:vAlign w:val="top"/>
+          </w:tcPr>
+          <w:p>
+            <w:pPr>
+              <w:spacing w:after="0"/>
+            </w:pPr>
+            <w:r>
+              <w:rPr>
+                <w:rFonts w:ascii="Calibri" w:cs="Calibri" w:eastAsia="Calibri" w:hAnsi="Calibri"/>
+                <w:b w:val="false"/>
+                <w:bCs w:val="false"/>
+                <w:i w:val="false"/>
+                <w:iCs w:val="false"/>
+                <w:color w:val="5A5F7A"/>
+                <w:sz w:val="18"/>
+                <w:szCs w:val="18"/>
+              </w:rPr>
+              <w:t xml:space="preserve">итог 8:3</w:t>
+            </w:r>
+            <w:r>
+              <w:rPr>
+                <w:rFonts w:ascii="Calibri" w:cs="Calibri" w:eastAsia="Calibri" w:hAnsi="Calibri"/>
+                <w:b w:val="false"/>
+                <w:bCs w:val="false"/>
+                <w:i w:val="false"/>
+                <w:iCs w:val="false"/>
+                <w:color w:val="5A5F7A"/>
+                <w:sz w:val="18"/>
+                <w:szCs w:val="18"/>
+              </w:rPr>
+              <w:br/>
+              <w:t xml:space="preserve">периоды 2:2 1:2 0:4 = 3:8</w:t>
+            </w:r>
+          </w:p>
+        </w:tc>
+        <w:tc>
+          <w:tcPr>
+            <w:tcW w:type="dxa" w:w="4400"/>
+            <w:tcBorders>
+              <w:top w:val="single" w:color="C7CBDC" w:sz="4"/>
+              <w:left w:val="single" w:color="C7CBDC" w:sz="4"/>
+              <w:bottom w:val="single" w:color="C7CBDC" w:sz="4"/>
+              <w:right w:val="single" w:color="C7CBDC" w:sz="4"/>
+            </w:tcBorders>
+            <w:shd w:fill="F7F8FC" w:color="auto" w:val="clear"/>
+            <w:tcMar>
+              <w:top w:type="dxa" w:w="60"/>
+              <w:left w:type="dxa" w:w="90"/>
+              <w:bottom w:type="dxa" w:w="60"/>
+              <w:right w:type="dxa" w:w="90"/>
+            </w:tcMar>
+            <w:vAlign w:val="top"/>
+          </w:tcPr>
+          <w:p>
+            <w:pPr>
+              <w:spacing w:after="0" w:before="0"/>
+            </w:pPr>
+            <w:r>
+              <w:rPr>
+                <w:rFonts w:ascii="Calibri" w:cs="Calibri" w:eastAsia="Calibri" w:hAnsi="Calibri"/>
+                <w:b w:val="false"/>
+                <w:bCs w:val="false"/>
+                <w:i w:val="false"/>
+                <w:iCs w:val="false"/>
+                <w:color w:val="1A1F36"/>
+                <w:sz w:val="18"/>
+                <w:szCs w:val="18"/>
+              </w:rPr>
+              <w:t xml:space="preserve">Те же числа, что и в сумме по периодам, но переставлены местами. Похоже, итоговый счёт записан наоборот. Так и было или перепутали?</w:t>
+            </w:r>
+          </w:p>
+        </w:tc>
+        <w:tc>
+          <w:tcPr>
+            <w:tcW w:type="dxa" w:w="5350"/>
+            <w:tcBorders>
+              <w:top w:val="single" w:color="C7CBDC" w:sz="4"/>
+              <w:left w:val="single" w:color="C7CBDC" w:sz="4"/>
+              <w:bottom w:val="single" w:color="C7CBDC" w:sz="4"/>
+              <w:right w:val="single" w:color="C7CBDC" w:sz="4"/>
+            </w:tcBorders>
+            <w:tcMar>
+              <w:top w:type="dxa" w:w="60"/>
+              <w:left w:type="dxa" w:w="90"/>
+              <w:bottom w:type="dxa" w:w="60"/>
+              <w:right w:type="dxa" w:w="90"/>
+            </w:tcMar>
+            <w:vAlign w:val="top"/>
+          </w:tcPr>
+          <w:p>
+            <w:pPr>
+              <w:spacing w:after="0" w:before="0"/>
+            </w:pPr>
+            <w:r>
+              <w:rPr>
+                <w:rFonts w:ascii="Calibri" w:cs="Calibri" w:eastAsia="Calibri" w:hAnsi="Calibri"/>
+                <w:b w:val="false"/>
+                <w:bCs w:val="false"/>
+                <w:i w:val="false"/>
+                <w:iCs w:val="false"/>
+                <w:color w:val="1A1F36"/>
+                <w:sz w:val="18"/>
+                <w:szCs w:val="18"/>
+              </w:rPr>
+              <w:t xml:space="preserve"/>
+            </w:r>
+          </w:p>
+        </w:tc>
+      </w:tr>
+    </w:tbl>
+    <w:p>
+      <w:pPr>
+        <w:keepNext/>
+        <w:spacing w:after="40" w:before="300"/>
+      </w:pPr>
+      <w:r>
+        <w:rPr>
+          <w:rFonts w:ascii="Calibri" w:cs="Calibri" w:eastAsia="Calibri" w:hAnsi="Calibri"/>
+          <w:b/>
+          <w:bCs/>
+          <w:i w:val="false"/>
+          <w:iCs w:val="false"/>
+          <w:color w:val="1A1F36"/>
+          <w:sz w:val="24"/>
+          <w:szCs w:val="24"/>
+        </w:rPr>
+        <w:t xml:space="preserve">Конференция ВОСТОК (2 Дивизион) — август 2026</w:t>
+      </w:r>
+    </w:p>
+    <w:p>
+      <w:pPr>
+        <w:keepNext/>
+        <w:spacing w:after="100" w:before="0"/>
+      </w:pPr>
+      <w:r>
+        <w:rPr>
+          <w:rFonts w:ascii="Calibri" w:cs="Calibri" w:eastAsia="Calibri" w:hAnsi="Calibri"/>
+          <w:b w:val="false"/>
+          <w:bCs w:val="false"/>
+          <w:i w:val="false"/>
+          <w:iCs w:val="false"/>
+          <w:color w:val="5A5F7A"/>
+          <w:sz w:val="18"/>
+          <w:szCs w:val="18"/>
+        </w:rPr>
+        <w:t xml:space="preserve">284 матчей · команд 8 · игроков 53 · побед по буллитам 43 · файл 2026-08_vostok_div2.xlsx</w:t>
+      </w:r>
+    </w:p>
+    <w:tbl>
+      <w:tblPr>
+        <w:tblW w:type="dxa" w:w="15250"/>
+        <w:tblBorders>
+          <w:top w:val="single" w:color="auto" w:sz="4"/>
+          <w:left w:val="single" w:color="auto" w:sz="4"/>
+          <w:bottom w:val="single" w:color="auto" w:sz="4"/>
+          <w:right w:val="single" w:color="auto" w:sz="4"/>
+          <w:insideH w:val="single" w:color="auto" w:sz="4"/>
+          <w:insideV w:val="single" w:color="auto" w:sz="4"/>
+        </w:tblBorders>
+      </w:tblPr>
+      <w:tblGrid>
+        <w:gridCol w:w="800"/>
+        <w:gridCol w:w="2500"/>
+        <w:gridCol w:w="2200"/>
+        <w:gridCol w:w="4400"/>
+        <w:gridCol w:w="5350"/>
+      </w:tblGrid>
+      <w:tr>
+        <w:trPr>
+          <w:tblHeader/>
+        </w:trPr>
+        <w:tc>
+          <w:tcPr>
+            <w:tcW w:type="dxa" w:w="800"/>
+            <w:tcBorders>
+              <w:top w:val="single" w:color="C7CBDC" w:sz="4"/>
+              <w:left w:val="single" w:color="C7CBDC" w:sz="4"/>
+              <w:bottom w:val="single" w:color="C7CBDC" w:sz="4"/>
+              <w:right w:val="single" w:color="C7CBDC" w:sz="4"/>
+            </w:tcBorders>
+            <w:shd w:fill="EEF0F7" w:color="auto" w:val="clear"/>
+            <w:tcMar>
+              <w:top w:type="dxa" w:w="60"/>
+              <w:left w:type="dxa" w:w="90"/>
+              <w:bottom w:type="dxa" w:w="60"/>
+              <w:right w:type="dxa" w:w="90"/>
+            </w:tcMar>
+            <w:vAlign w:val="top"/>
+          </w:tcPr>
+          <w:p>
+            <w:pPr>
+              <w:spacing w:after="0" w:before="0"/>
+            </w:pPr>
+            <w:r>
+              <w:rPr>
+                <w:rFonts w:ascii="Calibri" w:cs="Calibri" w:eastAsia="Calibri" w:hAnsi="Calibri"/>
+                <w:b/>
+                <w:bCs/>
+                <w:i w:val="false"/>
+                <w:iCs w:val="false"/>
+                <w:color w:val="1A1F36"/>
+                <w:sz w:val="18"/>
+                <w:szCs w:val="18"/>
+              </w:rPr>
+              <w:t xml:space="preserve">Стр.</w:t>
+            </w:r>
+          </w:p>
+        </w:tc>
+        <w:tc>
+          <w:tcPr>
+            <w:tcW w:type="dxa" w:w="2500"/>
+            <w:tcBorders>
+              <w:top w:val="single" w:color="C7CBDC" w:sz="4"/>
+              <w:left w:val="single" w:color="C7CBDC" w:sz="4"/>
+              <w:bottom w:val="single" w:color="C7CBDC" w:sz="4"/>
+              <w:right w:val="single" w:color="C7CBDC" w:sz="4"/>
+            </w:tcBorders>
+            <w:shd w:fill="EEF0F7" w:color="auto" w:val="clear"/>
+            <w:tcMar>
+              <w:top w:type="dxa" w:w="60"/>
+              <w:left w:type="dxa" w:w="90"/>
+              <w:bottom w:type="dxa" w:w="60"/>
+              <w:right w:type="dxa" w:w="90"/>
+            </w:tcMar>
+            <w:vAlign w:val="top"/>
+          </w:tcPr>
+          <w:p>
+            <w:pPr>
+              <w:spacing w:after="0" w:before="0"/>
+            </w:pPr>
+            <w:r>
+              <w:rPr>
+                <w:rFonts w:ascii="Calibri" w:cs="Calibri" w:eastAsia="Calibri" w:hAnsi="Calibri"/>
+                <w:b/>
+                <w:bCs/>
+                <w:i w:val="false"/>
+                <w:iCs w:val="false"/>
+                <w:color w:val="1A1F36"/>
+                <w:sz w:val="18"/>
+                <w:szCs w:val="18"/>
+              </w:rPr>
+              <w:t xml:space="preserve">Матч</w:t>
+            </w:r>
+          </w:p>
+        </w:tc>
+        <w:tc>
+          <w:tcPr>
+            <w:tcW w:type="dxa" w:w="2200"/>
+            <w:tcBorders>
+              <w:top w:val="single" w:color="C7CBDC" w:sz="4"/>
+              <w:left w:val="single" w:color="C7CBDC" w:sz="4"/>
+              <w:bottom w:val="single" w:color="C7CBDC" w:sz="4"/>
+              <w:right w:val="single" w:color="C7CBDC" w:sz="4"/>
+            </w:tcBorders>
+            <w:shd w:fill="EEF0F7" w:color="auto" w:val="clear"/>
+            <w:tcMar>
+              <w:top w:type="dxa" w:w="60"/>
+              <w:left w:type="dxa" w:w="90"/>
+              <w:bottom w:type="dxa" w:w="60"/>
+              <w:right w:type="dxa" w:w="90"/>
+            </w:tcMar>
+            <w:vAlign w:val="top"/>
+          </w:tcPr>
+          <w:p>
+            <w:pPr>
+              <w:spacing w:after="0" w:before="0"/>
+            </w:pPr>
+            <w:r>
+              <w:rPr>
+                <w:rFonts w:ascii="Calibri" w:cs="Calibri" w:eastAsia="Calibri" w:hAnsi="Calibri"/>
+                <w:b/>
+                <w:bCs/>
+                <w:i w:val="false"/>
+                <w:iCs w:val="false"/>
+                <w:color w:val="1A1F36"/>
+                <w:sz w:val="18"/>
+                <w:szCs w:val="18"/>
+              </w:rPr>
+              <w:t xml:space="preserve">Счёт</w:t>
+            </w:r>
+          </w:p>
+        </w:tc>
+        <w:tc>
+          <w:tcPr>
+            <w:tcW w:type="dxa" w:w="4400"/>
+            <w:tcBorders>
+              <w:top w:val="single" w:color="C7CBDC" w:sz="4"/>
+              <w:left w:val="single" w:color="C7CBDC" w:sz="4"/>
+              <w:bottom w:val="single" w:color="C7CBDC" w:sz="4"/>
+              <w:right w:val="single" w:color="C7CBDC" w:sz="4"/>
+            </w:tcBorders>
+            <w:shd w:fill="EEF0F7" w:color="auto" w:val="clear"/>
+            <w:tcMar>
+              <w:top w:type="dxa" w:w="60"/>
+              <w:left w:type="dxa" w:w="90"/>
+              <w:bottom w:type="dxa" w:w="60"/>
+              <w:right w:type="dxa" w:w="90"/>
+            </w:tcMar>
+            <w:vAlign w:val="top"/>
+          </w:tcPr>
+          <w:p>
+            <w:pPr>
+              <w:spacing w:after="0" w:before="0"/>
+            </w:pPr>
+            <w:r>
+              <w:rPr>
+                <w:rFonts w:ascii="Calibri" w:cs="Calibri" w:eastAsia="Calibri" w:hAnsi="Calibri"/>
+                <w:b/>
+                <w:bCs/>
+                <w:i w:val="false"/>
+                <w:iCs w:val="false"/>
+                <w:color w:val="1A1F36"/>
+                <w:sz w:val="18"/>
+                <w:szCs w:val="18"/>
+              </w:rPr>
+              <w:t xml:space="preserve">Что не так</w:t>
+            </w:r>
+          </w:p>
+        </w:tc>
+        <w:tc>
+          <w:tcPr>
+            <w:tcW w:type="dxa" w:w="5350"/>
+            <w:tcBorders>
+              <w:top w:val="single" w:color="C7CBDC" w:sz="4"/>
+              <w:left w:val="single" w:color="C7CBDC" w:sz="4"/>
+              <w:bottom w:val="single" w:color="C7CBDC" w:sz="4"/>
+              <w:right w:val="single" w:color="C7CBDC" w:sz="4"/>
+            </w:tcBorders>
+            <w:shd w:fill="EEF0F7" w:color="auto" w:val="clear"/>
+            <w:tcMar>
+              <w:top w:type="dxa" w:w="60"/>
+              <w:left w:type="dxa" w:w="90"/>
+              <w:bottom w:type="dxa" w:w="60"/>
+              <w:right w:type="dxa" w:w="90"/>
+            </w:tcMar>
+            <w:vAlign w:val="top"/>
+          </w:tcPr>
+          <w:p>
+            <w:pPr>
+              <w:spacing w:after="20" w:before="0"/>
+            </w:pPr>
+            <w:r>
+              <w:rPr>
+                <w:rFonts w:ascii="Calibri" w:cs="Calibri" w:eastAsia="Calibri" w:hAnsi="Calibri"/>
+                <w:b/>
+                <w:bCs/>
+                <w:i w:val="false"/>
+                <w:iCs w:val="false"/>
+                <w:color w:val="1A1F36"/>
+                <w:sz w:val="18"/>
+                <w:szCs w:val="18"/>
+              </w:rPr>
+              <w:t xml:space="preserve">Решение организатора</w:t>
+            </w:r>
+          </w:p>
+          <w:p>
+            <w:pPr>
+              <w:spacing w:after="0" w:before="0"/>
+            </w:pPr>
+            <w:r>
+              <w:rPr>
+                <w:rFonts w:ascii="Calibri" w:cs="Calibri" w:eastAsia="Calibri" w:hAnsi="Calibri"/>
+                <w:b w:val="false"/>
+                <w:bCs w:val="false"/>
+                <w:i/>
+                <w:iCs/>
+                <w:color w:val="5A5F7A"/>
+                <w:sz w:val="14"/>
+                <w:szCs w:val="14"/>
+              </w:rPr>
+              <w:t xml:space="preserve">как исправляем</w:t>
+            </w:r>
+          </w:p>
+        </w:tc>
+      </w:tr>
+      <w:tr>
+        <w:tc>
+          <w:tcPr>
+            <w:tcW w:type="dxa" w:w="800"/>
+            <w:tcBorders>
+              <w:top w:val="single" w:color="C7CBDC" w:sz="4"/>
+              <w:left w:val="single" w:color="C7CBDC" w:sz="4"/>
+              <w:bottom w:val="single" w:color="C7CBDC" w:sz="4"/>
+              <w:right w:val="single" w:color="C7CBDC" w:sz="4"/>
+            </w:tcBorders>
+            <w:tcMar>
+              <w:top w:type="dxa" w:w="60"/>
+              <w:left w:type="dxa" w:w="90"/>
+              <w:bottom w:type="dxa" w:w="60"/>
+              <w:right w:type="dxa" w:w="90"/>
+            </w:tcMar>
+            <w:vAlign w:val="top"/>
+          </w:tcPr>
+          <w:p>
+            <w:pPr>
+              <w:spacing w:after="0" w:before="0"/>
+            </w:pPr>
+            <w:r>
+              <w:rPr>
+                <w:rFonts w:ascii="Calibri" w:cs="Calibri" w:eastAsia="Calibri" w:hAnsi="Calibri"/>
+                <w:b/>
+                <w:bCs/>
+                <w:i w:val="false"/>
+                <w:iCs w:val="false"/>
+                <w:color w:val="1A1F36"/>
+                <w:sz w:val="18"/>
+                <w:szCs w:val="18"/>
+              </w:rPr>
+              <w:t xml:space="preserve">2041</w:t>
+            </w:r>
+          </w:p>
+        </w:tc>
+        <w:tc>
+          <w:tcPr>
+            <w:tcW w:type="dxa" w:w="2500"/>
+            <w:tcBorders>
+              <w:top w:val="single" w:color="C7CBDC" w:sz="4"/>
+              <w:left w:val="single" w:color="C7CBDC" w:sz="4"/>
+              <w:bottom w:val="single" w:color="C7CBDC" w:sz="4"/>
+              <w:right w:val="single" w:color="C7CBDC" w:sz="4"/>
+            </w:tcBorders>
+            <w:tcMar>
+              <w:top w:type="dxa" w:w="60"/>
+              <w:left w:type="dxa" w:w="90"/>
+              <w:bottom w:type="dxa" w:w="60"/>
+              <w:right w:type="dxa" w:w="90"/>
+            </w:tcMar>
+            <w:vAlign w:val="top"/>
+          </w:tcPr>
+          <w:p>
+            <w:pPr>
+              <w:spacing w:after="0"/>
+            </w:pPr>
+            <w:r>
+              <w:rPr>
+                <w:rFonts w:ascii="Calibri" w:cs="Calibri" w:eastAsia="Calibri" w:hAnsi="Calibri"/>
+                <w:b w:val="false"/>
+                <w:bCs w:val="false"/>
+                <w:i w:val="false"/>
+                <w:iCs w:val="false"/>
+                <w:color w:val="1A1F36"/>
+                <w:sz w:val="18"/>
+                <w:szCs w:val="18"/>
+              </w:rPr>
+              <w:t xml:space="preserve">17.08.2026  16:20</w:t>
+            </w:r>
+            <w:r>
+              <w:rPr>
+                <w:rFonts w:ascii="Calibri" w:cs="Calibri" w:eastAsia="Calibri" w:hAnsi="Calibri"/>
+                <w:b w:val="false"/>
+                <w:bCs w:val="false"/>
+                <w:i w:val="false"/>
+                <w:iCs w:val="false"/>
+                <w:color w:val="1A1F36"/>
+                <w:sz w:val="18"/>
+                <w:szCs w:val="18"/>
+              </w:rPr>
+              <w:br/>
+              <w:t xml:space="preserve">Витязи — Локомотив</w:t>
+            </w:r>
+          </w:p>
+        </w:tc>
+        <w:tc>
+          <w:tcPr>
+            <w:tcW w:type="dxa" w:w="2200"/>
+            <w:tcBorders>
+              <w:top w:val="single" w:color="C7CBDC" w:sz="4"/>
+              <w:left w:val="single" w:color="C7CBDC" w:sz="4"/>
+              <w:bottom w:val="single" w:color="C7CBDC" w:sz="4"/>
+              <w:right w:val="single" w:color="C7CBDC" w:sz="4"/>
+            </w:tcBorders>
+            <w:tcMar>
+              <w:top w:type="dxa" w:w="60"/>
+              <w:left w:type="dxa" w:w="90"/>
+              <w:bottom w:type="dxa" w:w="60"/>
+              <w:right w:type="dxa" w:w="90"/>
+            </w:tcMar>
+            <w:vAlign w:val="top"/>
+          </w:tcPr>
+          <w:p>
+            <w:pPr>
+              <w:spacing w:after="0"/>
+            </w:pPr>
+            <w:r>
+              <w:rPr>
+                <w:rFonts w:ascii="Calibri" w:cs="Calibri" w:eastAsia="Calibri" w:hAnsi="Calibri"/>
+                <w:b w:val="false"/>
+                <w:bCs w:val="false"/>
+                <w:i w:val="false"/>
+                <w:iCs w:val="false"/>
+                <w:color w:val="5A5F7A"/>
+                <w:sz w:val="18"/>
+                <w:szCs w:val="18"/>
+              </w:rPr>
+              <w:t xml:space="preserve">итог 3:7</w:t>
+            </w:r>
+            <w:r>
+              <w:rPr>
+                <w:rFonts w:ascii="Calibri" w:cs="Calibri" w:eastAsia="Calibri" w:hAnsi="Calibri"/>
+                <w:b w:val="false"/>
+                <w:bCs w:val="false"/>
+                <w:i w:val="false"/>
+                <w:iCs w:val="false"/>
+                <w:color w:val="5A5F7A"/>
+                <w:sz w:val="18"/>
+                <w:szCs w:val="18"/>
+              </w:rPr>
+              <w:br/>
+              <w:t xml:space="preserve">периоды 1:3 1:1 0:3 = 2:7</w:t>
+            </w:r>
+          </w:p>
+        </w:tc>
+        <w:tc>
+          <w:tcPr>
+            <w:tcW w:type="dxa" w:w="4400"/>
+            <w:tcBorders>
+              <w:top w:val="single" w:color="C7CBDC" w:sz="4"/>
+              <w:left w:val="single" w:color="C7CBDC" w:sz="4"/>
+              <w:bottom w:val="single" w:color="C7CBDC" w:sz="4"/>
+              <w:right w:val="single" w:color="C7CBDC" w:sz="4"/>
+            </w:tcBorders>
+            <w:tcMar>
+              <w:top w:type="dxa" w:w="60"/>
+              <w:left w:type="dxa" w:w="90"/>
+              <w:bottom w:type="dxa" w:w="60"/>
+              <w:right w:type="dxa" w:w="90"/>
+            </w:tcMar>
+            <w:vAlign w:val="top"/>
+          </w:tcPr>
+          <w:p>
+            <w:pPr>
+              <w:spacing w:after="0" w:before="0"/>
+            </w:pPr>
+            <w:r>
+              <w:rPr>
+                <w:rFonts w:ascii="Calibri" w:cs="Calibri" w:eastAsia="Calibri" w:hAnsi="Calibri"/>
+                <w:b w:val="false"/>
+                <w:bCs w:val="false"/>
+                <w:i w:val="false"/>
+                <w:iCs w:val="false"/>
+                <w:color w:val="1A1F36"/>
+                <w:sz w:val="18"/>
+                <w:szCs w:val="18"/>
+              </w:rPr>
+              <w:t xml:space="preserve">Счёт не сходится с суммой по периодам. Ничьей после трёх периодов не было — буллитами не объясняется.</w:t>
+            </w:r>
+          </w:p>
+        </w:tc>
+        <w:tc>
+          <w:tcPr>
+            <w:tcW w:type="dxa" w:w="5350"/>
+            <w:tcBorders>
+              <w:top w:val="single" w:color="C7CBDC" w:sz="4"/>
+              <w:left w:val="single" w:color="C7CBDC" w:sz="4"/>
+              <w:bottom w:val="single" w:color="C7CBDC" w:sz="4"/>
+              <w:right w:val="single" w:color="C7CBDC" w:sz="4"/>
+            </w:tcBorders>
+            <w:tcMar>
+              <w:top w:type="dxa" w:w="60"/>
+              <w:left w:type="dxa" w:w="90"/>
+              <w:bottom w:type="dxa" w:w="60"/>
+              <w:right w:type="dxa" w:w="90"/>
+            </w:tcMar>
+            <w:vAlign w:val="top"/>
+          </w:tcPr>
+          <w:p>
+            <w:pPr>
+              <w:spacing w:after="0" w:before="0"/>
+            </w:pPr>
+            <w:r>
+              <w:rPr>
+                <w:rFonts w:ascii="Calibri" w:cs="Calibri" w:eastAsia="Calibri" w:hAnsi="Calibri"/>
+                <w:b w:val="false"/>
+                <w:bCs w:val="false"/>
+                <w:i w:val="false"/>
+                <w:iCs w:val="false"/>
+                <w:color w:val="1A1F36"/>
+                <w:sz w:val="18"/>
+                <w:szCs w:val="18"/>
+              </w:rPr>
+              <w:t xml:space="preserve"/>
+            </w:r>
+          </w:p>
+        </w:tc>
+      </w:tr>
+      <w:tr>
+        <w:tc>
+          <w:tcPr>
+            <w:tcW w:type="dxa" w:w="800"/>
+            <w:tcBorders>
+              <w:top w:val="single" w:color="C7CBDC" w:sz="4"/>
+              <w:left w:val="single" w:color="C7CBDC" w:sz="4"/>
+              <w:bottom w:val="single" w:color="C7CBDC" w:sz="4"/>
+              <w:right w:val="single" w:color="C7CBDC" w:sz="4"/>
+            </w:tcBorders>
+            <w:shd w:fill="F7F8FC" w:color="auto" w:val="clear"/>
+            <w:tcMar>
+              <w:top w:type="dxa" w:w="60"/>
+              <w:left w:type="dxa" w:w="90"/>
+              <w:bottom w:type="dxa" w:w="60"/>
+              <w:right w:type="dxa" w:w="90"/>
+            </w:tcMar>
+            <w:vAlign w:val="top"/>
+          </w:tcPr>
+          <w:p>
+            <w:pPr>
+              <w:spacing w:after="0" w:before="0"/>
+            </w:pPr>
+            <w:r>
+              <w:rPr>
+                <w:rFonts w:ascii="Calibri" w:cs="Calibri" w:eastAsia="Calibri" w:hAnsi="Calibri"/>
+                <w:b/>
+                <w:bCs/>
+                <w:i w:val="false"/>
+                <w:iCs w:val="false"/>
+                <w:color w:val="1A1F36"/>
+                <w:sz w:val="18"/>
+                <w:szCs w:val="18"/>
+              </w:rPr>
+              <w:t xml:space="preserve">—</w:t>
+            </w:r>
+          </w:p>
+        </w:tc>
+        <w:tc>
+          <w:tcPr>
+            <w:tcW w:type="dxa" w:w="2500"/>
+            <w:tcBorders>
+              <w:top w:val="single" w:color="C7CBDC" w:sz="4"/>
+              <w:left w:val="single" w:color="C7CBDC" w:sz="4"/>
+              <w:bottom w:val="single" w:color="C7CBDC" w:sz="4"/>
+              <w:right w:val="single" w:color="C7CBDC" w:sz="4"/>
+            </w:tcBorders>
+            <w:shd w:fill="F7F8FC" w:color="auto" w:val="clear"/>
+            <w:tcMar>
+              <w:top w:type="dxa" w:w="60"/>
+              <w:left w:type="dxa" w:w="90"/>
+              <w:bottom w:type="dxa" w:w="60"/>
+              <w:right w:type="dxa" w:w="90"/>
+            </w:tcMar>
+            <w:vAlign w:val="top"/>
+          </w:tcPr>
+          <w:p>
+            <w:pPr>
+              <w:spacing w:after="0"/>
+            </w:pPr>
+            <w:r>
+              <w:rPr>
+                <w:rFonts w:ascii="Calibri" w:cs="Calibri" w:eastAsia="Calibri" w:hAnsi="Calibri"/>
+                <w:b w:val="false"/>
+                <w:bCs w:val="false"/>
+                <w:i w:val="false"/>
+                <w:iCs w:val="false"/>
+                <w:color w:val="1A1F36"/>
+                <w:sz w:val="18"/>
+                <w:szCs w:val="18"/>
+              </w:rPr>
+              <w:t xml:space="preserve">игроки выходят за разные команды</w:t>
+            </w:r>
+          </w:p>
+        </w:tc>
+        <w:tc>
+          <w:tcPr>
+            <w:tcW w:type="dxa" w:w="2200"/>
+            <w:tcBorders>
+              <w:top w:val="single" w:color="C7CBDC" w:sz="4"/>
+              <w:left w:val="single" w:color="C7CBDC" w:sz="4"/>
+              <w:bottom w:val="single" w:color="C7CBDC" w:sz="4"/>
+              <w:right w:val="single" w:color="C7CBDC" w:sz="4"/>
+            </w:tcBorders>
+            <w:shd w:fill="F7F8FC" w:color="auto" w:val="clear"/>
+            <w:tcMar>
+              <w:top w:type="dxa" w:w="60"/>
+              <w:left w:type="dxa" w:w="90"/>
+              <w:bottom w:type="dxa" w:w="60"/>
+              <w:right w:type="dxa" w:w="90"/>
+            </w:tcMar>
+            <w:vAlign w:val="top"/>
+          </w:tcPr>
+          <w:p>
+            <w:pPr>
+              <w:spacing w:after="0"/>
+            </w:pPr>
+            <w:r>
+              <w:rPr>
+                <w:rFonts w:ascii="Calibri" w:cs="Calibri" w:eastAsia="Calibri" w:hAnsi="Calibri"/>
+                <w:b w:val="false"/>
+                <w:bCs w:val="false"/>
+                <w:i w:val="false"/>
+                <w:iCs w:val="false"/>
+                <w:color w:val="5A5F7A"/>
+                <w:sz w:val="18"/>
+                <w:szCs w:val="18"/>
+              </w:rPr>
+              <w:t xml:space="preserve">—</w:t>
+            </w:r>
+          </w:p>
+        </w:tc>
+        <w:tc>
+          <w:tcPr>
+            <w:tcW w:type="dxa" w:w="4400"/>
+            <w:tcBorders>
+              <w:top w:val="single" w:color="C7CBDC" w:sz="4"/>
+              <w:left w:val="single" w:color="C7CBDC" w:sz="4"/>
+              <w:bottom w:val="single" w:color="C7CBDC" w:sz="4"/>
+              <w:right w:val="single" w:color="C7CBDC" w:sz="4"/>
+            </w:tcBorders>
+            <w:shd w:fill="F7F8FC" w:color="auto" w:val="clear"/>
+            <w:tcMar>
+              <w:top w:type="dxa" w:w="60"/>
+              <w:left w:type="dxa" w:w="90"/>
+              <w:bottom w:type="dxa" w:w="60"/>
+              <w:right w:type="dxa" w:w="90"/>
+            </w:tcMar>
+            <w:vAlign w:val="top"/>
+          </w:tcPr>
+          <w:p>
+            <w:pPr>
+              <w:spacing w:after="0" w:before="0"/>
+            </w:pPr>
+            <w:r>
+              <w:rPr>
+                <w:rFonts w:ascii="Calibri" w:cs="Calibri" w:eastAsia="Calibri" w:hAnsi="Calibri"/>
+                <w:b w:val="false"/>
+                <w:bCs w:val="false"/>
+                <w:i w:val="false"/>
+                <w:iCs w:val="false"/>
+                <w:color w:val="1A1F36"/>
+                <w:sz w:val="18"/>
+                <w:szCs w:val="18"/>
+              </w:rPr>
+              <w:t xml:space="preserve">За разные команды выходят 3 игроков: Колотыркин Артём Игоревич (Газовик — 71, Юность — 71); Колчин Иван Денисович (Газовик — 71, Юность — 71); Копейкин Иван Андреевич (Газовик — 71, Юность — 71). Уточнить, верно ли это.</w:t>
+            </w:r>
+          </w:p>
+        </w:tc>
+        <w:tc>
+          <w:tcPr>
+            <w:tcW w:type="dxa" w:w="5350"/>
+            <w:tcBorders>
+              <w:top w:val="single" w:color="C7CBDC" w:sz="4"/>
+              <w:left w:val="single" w:color="C7CBDC" w:sz="4"/>
+              <w:bottom w:val="single" w:color="C7CBDC" w:sz="4"/>
+              <w:right w:val="single" w:color="C7CBDC" w:sz="4"/>
+            </w:tcBorders>
+            <w:tcMar>
+              <w:top w:type="dxa" w:w="60"/>
+              <w:left w:type="dxa" w:w="90"/>
+              <w:bottom w:type="dxa" w:w="60"/>
+              <w:right w:type="dxa" w:w="90"/>
+            </w:tcMar>
+            <w:vAlign w:val="top"/>
+          </w:tcPr>
+          <w:p>
+            <w:pPr>
+              <w:spacing w:after="0" w:before="0"/>
+            </w:pPr>
+            <w:r>
+              <w:rPr>
+                <w:rFonts w:ascii="Calibri" w:cs="Calibri" w:eastAsia="Calibri" w:hAnsi="Calibri"/>
+                <w:b w:val="false"/>
+                <w:bCs w:val="false"/>
+                <w:i w:val="false"/>
+                <w:iCs w:val="false"/>
+                <w:color w:val="1A1F36"/>
+                <w:sz w:val="18"/>
+                <w:szCs w:val="18"/>
+              </w:rPr>
+              <w:t xml:space="preserve"/>
+            </w:r>
+          </w:p>
+        </w:tc>
+      </w:tr>
+      <w:tr>
+        <w:tc>
+          <w:tcPr>
+            <w:tcW w:type="dxa" w:w="800"/>
+            <w:tcBorders>
+              <w:top w:val="single" w:color="C7CBDC" w:sz="4"/>
+              <w:left w:val="single" w:color="C7CBDC" w:sz="4"/>
+              <w:bottom w:val="single" w:color="C7CBDC" w:sz="4"/>
+              <w:right w:val="single" w:color="C7CBDC" w:sz="4"/>
+            </w:tcBorders>
+            <w:tcMar>
+              <w:top w:type="dxa" w:w="60"/>
+              <w:left w:type="dxa" w:w="90"/>
+              <w:bottom w:type="dxa" w:w="60"/>
+              <w:right w:type="dxa" w:w="90"/>
+            </w:tcMar>
+            <w:vAlign w:val="top"/>
+          </w:tcPr>
+          <w:p>
+            <w:pPr>
+              <w:spacing w:after="0" w:before="0"/>
+            </w:pPr>
+            <w:r>
+              <w:rPr>
+                <w:rFonts w:ascii="Calibri" w:cs="Calibri" w:eastAsia="Calibri" w:hAnsi="Calibri"/>
+                <w:b/>
+                <w:bCs/>
+                <w:i w:val="false"/>
+                <w:iCs w:val="false"/>
+                <w:color w:val="1A1F36"/>
+                <w:sz w:val="18"/>
+                <w:szCs w:val="18"/>
+              </w:rPr>
+              <w:t xml:space="preserve">—</w:t>
+            </w:r>
+          </w:p>
+        </w:tc>
+        <w:tc>
+          <w:tcPr>
+            <w:tcW w:type="dxa" w:w="2500"/>
+            <w:tcBorders>
+              <w:top w:val="single" w:color="C7CBDC" w:sz="4"/>
+              <w:left w:val="single" w:color="C7CBDC" w:sz="4"/>
+              <w:bottom w:val="single" w:color="C7CBDC" w:sz="4"/>
+              <w:right w:val="single" w:color="C7CBDC" w:sz="4"/>
+            </w:tcBorders>
+            <w:tcMar>
+              <w:top w:type="dxa" w:w="60"/>
+              <w:left w:type="dxa" w:w="90"/>
+              <w:bottom w:type="dxa" w:w="60"/>
+              <w:right w:type="dxa" w:w="90"/>
+            </w:tcMar>
+            <w:vAlign w:val="top"/>
+          </w:tcPr>
+          <w:p>
+            <w:pPr>
+              <w:spacing w:after="0"/>
+            </w:pPr>
+            <w:r>
+              <w:rPr>
+                <w:rFonts w:ascii="Calibri" w:cs="Calibri" w:eastAsia="Calibri" w:hAnsi="Calibri"/>
+                <w:b w:val="false"/>
+                <w:bCs w:val="false"/>
+                <w:i w:val="false"/>
+                <w:iCs w:val="false"/>
+                <w:color w:val="1A1F36"/>
+                <w:sz w:val="18"/>
+                <w:szCs w:val="18"/>
+              </w:rPr>
+              <w:t xml:space="preserve">игроки с разными номерами</w:t>
+            </w:r>
+          </w:p>
+        </w:tc>
+        <w:tc>
+          <w:tcPr>
+            <w:tcW w:type="dxa" w:w="2200"/>
+            <w:tcBorders>
+              <w:top w:val="single" w:color="C7CBDC" w:sz="4"/>
+              <w:left w:val="single" w:color="C7CBDC" w:sz="4"/>
+              <w:bottom w:val="single" w:color="C7CBDC" w:sz="4"/>
+              <w:right w:val="single" w:color="C7CBDC" w:sz="4"/>
+            </w:tcBorders>
+            <w:tcMar>
+              <w:top w:type="dxa" w:w="60"/>
+              <w:left w:type="dxa" w:w="90"/>
+              <w:bottom w:type="dxa" w:w="60"/>
+              <w:right w:type="dxa" w:w="90"/>
+            </w:tcMar>
+            <w:vAlign w:val="top"/>
+          </w:tcPr>
+          <w:p>
+            <w:pPr>
+              <w:spacing w:after="0"/>
+            </w:pPr>
+            <w:r>
+              <w:rPr>
+                <w:rFonts w:ascii="Calibri" w:cs="Calibri" w:eastAsia="Calibri" w:hAnsi="Calibri"/>
+                <w:b w:val="false"/>
+                <w:bCs w:val="false"/>
+                <w:i w:val="false"/>
+                <w:iCs w:val="false"/>
+                <w:color w:val="5A5F7A"/>
+                <w:sz w:val="18"/>
+                <w:szCs w:val="18"/>
+              </w:rPr>
+              <w:t xml:space="preserve">—</w:t>
+            </w:r>
+          </w:p>
+        </w:tc>
+        <w:tc>
+          <w:tcPr>
+            <w:tcW w:type="dxa" w:w="4400"/>
+            <w:tcBorders>
+              <w:top w:val="single" w:color="C7CBDC" w:sz="4"/>
+              <w:left w:val="single" w:color="C7CBDC" w:sz="4"/>
+              <w:bottom w:val="single" w:color="C7CBDC" w:sz="4"/>
+              <w:right w:val="single" w:color="C7CBDC" w:sz="4"/>
+            </w:tcBorders>
+            <w:tcMar>
+              <w:top w:type="dxa" w:w="60"/>
+              <w:left w:type="dxa" w:w="90"/>
+              <w:bottom w:type="dxa" w:w="60"/>
+              <w:right w:type="dxa" w:w="90"/>
+            </w:tcMar>
+            <w:vAlign w:val="top"/>
+          </w:tcPr>
+          <w:p>
+            <w:pPr>
+              <w:spacing w:after="0" w:before="0"/>
+            </w:pPr>
+            <w:r>
+              <w:rPr>
+                <w:rFonts w:ascii="Calibri" w:cs="Calibri" w:eastAsia="Calibri" w:hAnsi="Calibri"/>
+                <w:b w:val="false"/>
+                <w:bCs w:val="false"/>
+                <w:i w:val="false"/>
+                <w:iCs w:val="false"/>
+                <w:color w:val="1A1F36"/>
+                <w:sz w:val="18"/>
+                <w:szCs w:val="18"/>
+              </w:rPr>
+              <w:t xml:space="preserve">У 3 игроков в разных матчах разные игровые номера: Колотыркин Артём Игоревич (№95 — 71, №46 — 71); Колчин Иван Денисович (№72 — 71, №91 — 71); Копейкин Иван Андреевич (№88 — 71, №4 — 71). Номер меняется вместе с командой или это ошибка?</w:t>
             </w:r>
           </w:p>
         </w:tc>

--- a/reports/Otchet_o_proverke.docx
+++ b/reports/Otchet_o_proverke.docx
@@ -187,7 +187,7 @@
                 <w:sz w:val="52"/>
                 <w:szCs w:val="52"/>
               </w:rPr>
-              <w:t xml:space="preserve">85</w:t>
+              <w:t xml:space="preserve">68</w:t>
             </w:r>
           </w:p>
         </w:tc>
@@ -300,7 +300,7 @@
                 <w:sz w:val="18"/>
                 <w:szCs w:val="18"/>
               </w:rPr>
-              <w:t xml:space="preserve">найдено несостыковок</w:t>
+              <w:t xml:space="preserve">найдено ошибок</w:t>
             </w:r>
           </w:p>
         </w:tc>
@@ -793,7 +793,7 @@
                 <w:sz w:val="20"/>
                 <w:szCs w:val="20"/>
               </w:rPr>
-              <w:t xml:space="preserve">Переходы игроков</w:t>
+              <w:t xml:space="preserve">Оформление составов</w:t>
             </w:r>
           </w:p>
         </w:tc>
@@ -830,7 +830,7 @@
                 <w:sz w:val="24"/>
                 <w:szCs w:val="24"/>
               </w:rPr>
-              <w:t xml:space="preserve">17</w:t>
+              <w:t xml:space="preserve">12</w:t>
             </w:r>
           </w:p>
         </w:tc>
@@ -866,7 +866,7 @@
                 <w:sz w:val="18"/>
                 <w:szCs w:val="18"/>
               </w:rPr>
-              <w:t xml:space="preserve">9 — игроки выходят за разные команды; 8 — игроки с разными номерами</w:t>
+              <w:t xml:space="preserve">4 — повтор игрового номера; 3 — игрок без номера; 2 — посторонние символы в ФИО; 3 — состав больше обычного</w:t>
             </w:r>
           </w:p>
           <w:p>
@@ -884,7 +884,7 @@
                 <w:sz w:val="20"/>
                 <w:szCs w:val="20"/>
               </w:rPr>
-              <w:t xml:space="preserve">Игроки выступают за несколько команд. Требуется подтверждение организаторов.</w:t>
+              <w:t xml:space="preserve">Дефекты записи состава, на результаты матчей не влияют.</w:t>
             </w:r>
           </w:p>
         </w:tc>
@@ -923,7 +923,7 @@
                 <w:sz w:val="20"/>
                 <w:szCs w:val="20"/>
               </w:rPr>
-              <w:t xml:space="preserve">Оформление составов</w:t>
+              <w:t xml:space="preserve">Составы команд</w:t>
             </w:r>
           </w:p>
         </w:tc>
@@ -961,7 +961,7 @@
                 <w:sz w:val="24"/>
                 <w:szCs w:val="24"/>
               </w:rPr>
-              <w:t xml:space="preserve">12</w:t>
+              <w:t xml:space="preserve">7</w:t>
             </w:r>
           </w:p>
         </w:tc>
@@ -998,7 +998,7 @@
                 <w:sz w:val="18"/>
                 <w:szCs w:val="18"/>
               </w:rPr>
-              <w:t xml:space="preserve">4 — повтор игрового номера; 3 — игрок без номера; 2 — посторонние символы в ФИО; 3 — состав больше обычного</w:t>
+              <w:t xml:space="preserve">5 — составы команд перепутаны местами; 2 — один состав за разные команды</w:t>
             </w:r>
           </w:p>
           <w:p>
@@ -1016,7 +1016,7 @@
                 <w:sz w:val="20"/>
                 <w:szCs w:val="20"/>
               </w:rPr>
-              <w:t xml:space="preserve">Дефекты записи состава, на результаты матчей не влияют.</w:t>
+              <w:t xml:space="preserve">Один и тот же состав записан за разные команды.</w:t>
             </w:r>
           </w:p>
         </w:tc>
@@ -1054,7 +1054,7 @@
                 <w:sz w:val="20"/>
                 <w:szCs w:val="20"/>
               </w:rPr>
-              <w:t xml:space="preserve">Составы команд</w:t>
+              <w:t xml:space="preserve">Принадлежность матчей</w:t>
             </w:r>
           </w:p>
         </w:tc>
@@ -1091,7 +1091,7 @@
                 <w:sz w:val="24"/>
                 <w:szCs w:val="24"/>
               </w:rPr>
-              <w:t xml:space="preserve">7</w:t>
+              <w:t xml:space="preserve">1</w:t>
             </w:r>
           </w:p>
         </w:tc>
@@ -1127,7 +1127,7 @@
                 <w:sz w:val="18"/>
                 <w:szCs w:val="18"/>
               </w:rPr>
-              <w:t xml:space="preserve">5 — составы команд перепутаны местами; 2 — один состав за разные команды</w:t>
+              <w:t xml:space="preserve">1 — команда встречается в единичных матчах</w:t>
             </w:r>
           </w:p>
           <w:p>
@@ -1145,7 +1145,7 @@
                 <w:sz w:val="20"/>
                 <w:szCs w:val="20"/>
               </w:rPr>
-              <w:t xml:space="preserve">Один и тот же состав записан за разные команды.</w:t>
+              <w:t xml:space="preserve">Затрагивает то, к какому соревнованию относятся матчи.</w:t>
             </w:r>
           </w:p>
         </w:tc>
@@ -1184,7 +1184,7 @@
                 <w:sz w:val="20"/>
                 <w:szCs w:val="20"/>
               </w:rPr>
-              <w:t xml:space="preserve">Принадлежность матчей</w:t>
+              <w:t xml:space="preserve">Судьи и секретари</w:t>
             </w:r>
           </w:p>
         </w:tc>
@@ -1236,135 +1236,6 @@
               <w:right w:val="single" w:color="C7CBDC" w:sz="4"/>
             </w:tcBorders>
             <w:shd w:fill="F7F8FC" w:color="auto" w:val="clear"/>
-            <w:tcMar>
-              <w:top w:type="dxa" w:w="60"/>
-              <w:left w:type="dxa" w:w="90"/>
-              <w:bottom w:type="dxa" w:w="60"/>
-              <w:right w:type="dxa" w:w="90"/>
-            </w:tcMar>
-            <w:vAlign w:val="top"/>
-          </w:tcPr>
-          <w:p>
-            <w:pPr>
-              <w:spacing w:after="60" w:before="0"/>
-            </w:pPr>
-            <w:r>
-              <w:rPr>
-                <w:rFonts w:ascii="Calibri" w:cs="Calibri" w:eastAsia="Calibri" w:hAnsi="Calibri"/>
-                <w:b w:val="false"/>
-                <w:bCs w:val="false"/>
-                <w:i w:val="false"/>
-                <w:iCs w:val="false"/>
-                <w:color w:val="5A5F7A"/>
-                <w:sz w:val="18"/>
-                <w:szCs w:val="18"/>
-              </w:rPr>
-              <w:t xml:space="preserve">1 — команда встречается в единичных матчах</w:t>
-            </w:r>
-          </w:p>
-          <w:p>
-            <w:pPr>
-              <w:spacing w:after="0" w:before="0"/>
-            </w:pPr>
-            <w:r>
-              <w:rPr>
-                <w:rFonts w:ascii="Calibri" w:cs="Calibri" w:eastAsia="Calibri" w:hAnsi="Calibri"/>
-                <w:b w:val="false"/>
-                <w:bCs w:val="false"/>
-                <w:i w:val="false"/>
-                <w:iCs w:val="false"/>
-                <w:color w:val="1A1F36"/>
-                <w:sz w:val="20"/>
-                <w:szCs w:val="20"/>
-              </w:rPr>
-              <w:t xml:space="preserve">Затрагивает то, к какому соревнованию относятся матчи.</w:t>
-            </w:r>
-          </w:p>
-        </w:tc>
-      </w:tr>
-      <w:tr>
-        <w:tc>
-          <w:tcPr>
-            <w:tcW w:type="dxa" w:w="2600"/>
-            <w:tcBorders>
-              <w:top w:val="single" w:color="C7CBDC" w:sz="4"/>
-              <w:left w:val="single" w:color="C7CBDC" w:sz="4"/>
-              <w:bottom w:val="single" w:color="C7CBDC" w:sz="4"/>
-              <w:right w:val="single" w:color="C7CBDC" w:sz="4"/>
-            </w:tcBorders>
-            <w:tcMar>
-              <w:top w:type="dxa" w:w="60"/>
-              <w:left w:type="dxa" w:w="90"/>
-              <w:bottom w:type="dxa" w:w="60"/>
-              <w:right w:type="dxa" w:w="90"/>
-            </w:tcMar>
-            <w:vAlign w:val="top"/>
-          </w:tcPr>
-          <w:p>
-            <w:pPr>
-              <w:spacing w:after="0" w:before="0"/>
-            </w:pPr>
-            <w:r>
-              <w:rPr>
-                <w:rFonts w:ascii="Calibri" w:cs="Calibri" w:eastAsia="Calibri" w:hAnsi="Calibri"/>
-                <w:b/>
-                <w:bCs/>
-                <w:i w:val="false"/>
-                <w:iCs w:val="false"/>
-                <w:color w:val="1A1F36"/>
-                <w:sz w:val="20"/>
-                <w:szCs w:val="20"/>
-              </w:rPr>
-              <w:t xml:space="preserve">Судьи и секретари</w:t>
-            </w:r>
-          </w:p>
-        </w:tc>
-        <w:tc>
-          <w:tcPr>
-            <w:tcW w:type="dxa" w:w="1200"/>
-            <w:tcBorders>
-              <w:top w:val="single" w:color="C7CBDC" w:sz="4"/>
-              <w:left w:val="single" w:color="C7CBDC" w:sz="4"/>
-              <w:bottom w:val="single" w:color="C7CBDC" w:sz="4"/>
-              <w:right w:val="single" w:color="C7CBDC" w:sz="4"/>
-            </w:tcBorders>
-            <w:tcMar>
-              <w:top w:type="dxa" w:w="60"/>
-              <w:left w:type="dxa" w:w="90"/>
-              <w:bottom w:type="dxa" w:w="60"/>
-              <w:right w:type="dxa" w:w="90"/>
-            </w:tcMar>
-            <w:vAlign w:val="top"/>
-          </w:tcPr>
-          <w:p>
-            <w:pPr>
-              <w:spacing w:after="0" w:before="0"/>
-              <w:jc w:val="center"/>
-            </w:pPr>
-            <w:r>
-              <w:rPr>
-                <w:rFonts w:ascii="Calibri" w:cs="Calibri" w:eastAsia="Calibri" w:hAnsi="Calibri"/>
-                <w:b/>
-                <w:bCs/>
-                <w:i w:val="false"/>
-                <w:iCs w:val="false"/>
-                <w:color w:val="2B2F77"/>
-                <w:sz w:val="24"/>
-                <w:szCs w:val="24"/>
-              </w:rPr>
-              <w:t xml:space="preserve">1</w:t>
-            </w:r>
-          </w:p>
-        </w:tc>
-        <w:tc>
-          <w:tcPr>
-            <w:tcW w:type="dxa" w:w="11450"/>
-            <w:tcBorders>
-              <w:top w:val="single" w:color="C7CBDC" w:sz="4"/>
-              <w:left w:val="single" w:color="C7CBDC" w:sz="4"/>
-              <w:bottom w:val="single" w:color="C7CBDC" w:sz="4"/>
-              <w:right w:val="single" w:color="C7CBDC" w:sz="4"/>
-            </w:tcBorders>
             <w:tcMar>
               <w:top w:type="dxa" w:w="60"/>
               <w:left w:type="dxa" w:w="90"/>
@@ -4448,192 +4319,6 @@
           </w:p>
         </w:tc>
       </w:tr>
-      <w:tr>
-        <w:tc>
-          <w:tcPr>
-            <w:tcW w:type="dxa" w:w="800"/>
-            <w:tcBorders>
-              <w:top w:val="single" w:color="C7CBDC" w:sz="4"/>
-              <w:left w:val="single" w:color="C7CBDC" w:sz="4"/>
-              <w:bottom w:val="single" w:color="C7CBDC" w:sz="4"/>
-              <w:right w:val="single" w:color="C7CBDC" w:sz="4"/>
-            </w:tcBorders>
-            <w:shd w:fill="F7F8FC" w:color="auto" w:val="clear"/>
-            <w:tcMar>
-              <w:top w:type="dxa" w:w="60"/>
-              <w:left w:type="dxa" w:w="90"/>
-              <w:bottom w:type="dxa" w:w="60"/>
-              <w:right w:type="dxa" w:w="90"/>
-            </w:tcMar>
-            <w:vAlign w:val="top"/>
-          </w:tcPr>
-          <w:p>
-            <w:pPr>
-              <w:spacing w:after="0" w:before="0"/>
-            </w:pPr>
-            <w:r>
-              <w:rPr>
-                <w:rFonts w:ascii="Calibri" w:cs="Calibri" w:eastAsia="Calibri" w:hAnsi="Calibri"/>
-                <w:b/>
-                <w:bCs/>
-                <w:i w:val="false"/>
-                <w:iCs w:val="false"/>
-                <w:color w:val="1A1F36"/>
-                <w:sz w:val="18"/>
-                <w:szCs w:val="18"/>
-              </w:rPr>
-              <w:t xml:space="preserve">—</w:t>
-            </w:r>
-          </w:p>
-        </w:tc>
-        <w:tc>
-          <w:tcPr>
-            <w:tcW w:type="dxa" w:w="2500"/>
-            <w:tcBorders>
-              <w:top w:val="single" w:color="C7CBDC" w:sz="4"/>
-              <w:left w:val="single" w:color="C7CBDC" w:sz="4"/>
-              <w:bottom w:val="single" w:color="C7CBDC" w:sz="4"/>
-              <w:right w:val="single" w:color="C7CBDC" w:sz="4"/>
-            </w:tcBorders>
-            <w:shd w:fill="F7F8FC" w:color="auto" w:val="clear"/>
-            <w:tcMar>
-              <w:top w:type="dxa" w:w="60"/>
-              <w:left w:type="dxa" w:w="90"/>
-              <w:bottom w:type="dxa" w:w="60"/>
-              <w:right w:type="dxa" w:w="90"/>
-            </w:tcMar>
-            <w:vAlign w:val="top"/>
-          </w:tcPr>
-          <w:p>
-            <w:pPr>
-              <w:spacing w:after="0"/>
-            </w:pPr>
-            <w:r>
-              <w:rPr>
-                <w:rFonts w:ascii="Calibri" w:cs="Calibri" w:eastAsia="Calibri" w:hAnsi="Calibri"/>
-                <w:b w:val="false"/>
-                <w:bCs w:val="false"/>
-                <w:i w:val="false"/>
-                <w:iCs w:val="false"/>
-                <w:color w:val="1A1F36"/>
-                <w:sz w:val="18"/>
-                <w:szCs w:val="18"/>
-              </w:rPr>
-              <w:t xml:space="preserve">игроки выходят за разные команды</w:t>
-            </w:r>
-          </w:p>
-        </w:tc>
-        <w:tc>
-          <w:tcPr>
-            <w:tcW w:type="dxa" w:w="2200"/>
-            <w:tcBorders>
-              <w:top w:val="single" w:color="C7CBDC" w:sz="4"/>
-              <w:left w:val="single" w:color="C7CBDC" w:sz="4"/>
-              <w:bottom w:val="single" w:color="C7CBDC" w:sz="4"/>
-              <w:right w:val="single" w:color="C7CBDC" w:sz="4"/>
-            </w:tcBorders>
-            <w:shd w:fill="F7F8FC" w:color="auto" w:val="clear"/>
-            <w:tcMar>
-              <w:top w:type="dxa" w:w="60"/>
-              <w:left w:type="dxa" w:w="90"/>
-              <w:bottom w:type="dxa" w:w="60"/>
-              <w:right w:type="dxa" w:w="90"/>
-            </w:tcMar>
-            <w:vAlign w:val="top"/>
-          </w:tcPr>
-          <w:p>
-            <w:pPr>
-              <w:spacing w:after="0"/>
-            </w:pPr>
-            <w:r>
-              <w:rPr>
-                <w:rFonts w:ascii="Calibri" w:cs="Calibri" w:eastAsia="Calibri" w:hAnsi="Calibri"/>
-                <w:b w:val="false"/>
-                <w:bCs w:val="false"/>
-                <w:i w:val="false"/>
-                <w:iCs w:val="false"/>
-                <w:color w:val="5A5F7A"/>
-                <w:sz w:val="18"/>
-                <w:szCs w:val="18"/>
-              </w:rPr>
-              <w:t xml:space="preserve">—</w:t>
-            </w:r>
-          </w:p>
-        </w:tc>
-        <w:tc>
-          <w:tcPr>
-            <w:tcW w:type="dxa" w:w="4400"/>
-            <w:tcBorders>
-              <w:top w:val="single" w:color="C7CBDC" w:sz="4"/>
-              <w:left w:val="single" w:color="C7CBDC" w:sz="4"/>
-              <w:bottom w:val="single" w:color="C7CBDC" w:sz="4"/>
-              <w:right w:val="single" w:color="C7CBDC" w:sz="4"/>
-            </w:tcBorders>
-            <w:shd w:fill="F7F8FC" w:color="auto" w:val="clear"/>
-            <w:tcMar>
-              <w:top w:type="dxa" w:w="60"/>
-              <w:left w:type="dxa" w:w="90"/>
-              <w:bottom w:type="dxa" w:w="60"/>
-              <w:right w:type="dxa" w:w="90"/>
-            </w:tcMar>
-            <w:vAlign w:val="top"/>
-          </w:tcPr>
-          <w:p>
-            <w:pPr>
-              <w:spacing w:after="0" w:before="0"/>
-            </w:pPr>
-            <w:r>
-              <w:rPr>
-                <w:rFonts w:ascii="Calibri" w:cs="Calibri" w:eastAsia="Calibri" w:hAnsi="Calibri"/>
-                <w:b w:val="false"/>
-                <w:bCs w:val="false"/>
-                <w:i w:val="false"/>
-                <w:iCs w:val="false"/>
-                <w:color w:val="1A1F36"/>
-                <w:sz w:val="18"/>
-                <w:szCs w:val="18"/>
-              </w:rPr>
-              <w:t xml:space="preserve">За разные команды выходят 1 игроков: Сафронов Максим Артемович (Метеор — 12, Викинг — 8, Сияжар — 2). Уточнить, верно ли это.</w:t>
-            </w:r>
-          </w:p>
-        </w:tc>
-        <w:tc>
-          <w:tcPr>
-            <w:tcW w:type="dxa" w:w="5350"/>
-            <w:tcBorders>
-              <w:top w:val="single" w:color="C7CBDC" w:sz="4"/>
-              <w:left w:val="single" w:color="C7CBDC" w:sz="4"/>
-              <w:bottom w:val="single" w:color="C7CBDC" w:sz="4"/>
-              <w:right w:val="single" w:color="C7CBDC" w:sz="4"/>
-            </w:tcBorders>
-            <w:tcMar>
-              <w:top w:type="dxa" w:w="60"/>
-              <w:left w:type="dxa" w:w="90"/>
-              <w:bottom w:type="dxa" w:w="60"/>
-              <w:right w:type="dxa" w:w="90"/>
-            </w:tcMar>
-            <w:vAlign w:val="top"/>
-          </w:tcPr>
-          <w:p>
-            <w:pPr>
-              <w:spacing w:after="0" w:before="0"/>
-            </w:pPr>
-            <w:r>
-              <w:rPr>
-                <w:rFonts w:ascii="Calibri" w:cs="Calibri" w:eastAsia="Calibri" w:hAnsi="Calibri"/>
-                <w:b w:val="false"/>
-                <w:bCs w:val="false"/>
-                <w:i w:val="false"/>
-                <w:iCs w:val="false"/>
-                <w:color w:val="1A1F36"/>
-                <w:sz w:val="18"/>
-                <w:szCs w:val="18"/>
-              </w:rPr>
-              <w:t xml:space="preserve"/>
-            </w:r>
-          </w:p>
-        </w:tc>
-      </w:tr>
     </w:tbl>
     <w:p>
       <w:pPr>
@@ -5410,374 +5095,6 @@
                 <w:szCs w:val="18"/>
               </w:rPr>
               <w:t xml:space="preserve">У «Спортдепо» в составе 13 игроков, тогда как у остальных команд файла обычно 9. В 8 матчах: стр. 1, стр. 16, стр. 61, стр. 76, стр. 121, стр. 136, стр. 151, стр. 166.</w:t>
-            </w:r>
-          </w:p>
-        </w:tc>
-        <w:tc>
-          <w:tcPr>
-            <w:tcW w:type="dxa" w:w="5350"/>
-            <w:tcBorders>
-              <w:top w:val="single" w:color="C7CBDC" w:sz="4"/>
-              <w:left w:val="single" w:color="C7CBDC" w:sz="4"/>
-              <w:bottom w:val="single" w:color="C7CBDC" w:sz="4"/>
-              <w:right w:val="single" w:color="C7CBDC" w:sz="4"/>
-            </w:tcBorders>
-            <w:tcMar>
-              <w:top w:type="dxa" w:w="60"/>
-              <w:left w:type="dxa" w:w="90"/>
-              <w:bottom w:type="dxa" w:w="60"/>
-              <w:right w:type="dxa" w:w="90"/>
-            </w:tcMar>
-            <w:vAlign w:val="top"/>
-          </w:tcPr>
-          <w:p>
-            <w:pPr>
-              <w:spacing w:after="0" w:before="0"/>
-            </w:pPr>
-            <w:r>
-              <w:rPr>
-                <w:rFonts w:ascii="Calibri" w:cs="Calibri" w:eastAsia="Calibri" w:hAnsi="Calibri"/>
-                <w:b w:val="false"/>
-                <w:bCs w:val="false"/>
-                <w:i w:val="false"/>
-                <w:iCs w:val="false"/>
-                <w:color w:val="1A1F36"/>
-                <w:sz w:val="18"/>
-                <w:szCs w:val="18"/>
-              </w:rPr>
-              <w:t xml:space="preserve"/>
-            </w:r>
-          </w:p>
-        </w:tc>
-      </w:tr>
-      <w:tr>
-        <w:tc>
-          <w:tcPr>
-            <w:tcW w:type="dxa" w:w="800"/>
-            <w:tcBorders>
-              <w:top w:val="single" w:color="C7CBDC" w:sz="4"/>
-              <w:left w:val="single" w:color="C7CBDC" w:sz="4"/>
-              <w:bottom w:val="single" w:color="C7CBDC" w:sz="4"/>
-              <w:right w:val="single" w:color="C7CBDC" w:sz="4"/>
-            </w:tcBorders>
-            <w:shd w:fill="F7F8FC" w:color="auto" w:val="clear"/>
-            <w:tcMar>
-              <w:top w:type="dxa" w:w="60"/>
-              <w:left w:type="dxa" w:w="90"/>
-              <w:bottom w:type="dxa" w:w="60"/>
-              <w:right w:type="dxa" w:w="90"/>
-            </w:tcMar>
-            <w:vAlign w:val="top"/>
-          </w:tcPr>
-          <w:p>
-            <w:pPr>
-              <w:spacing w:after="0" w:before="0"/>
-            </w:pPr>
-            <w:r>
-              <w:rPr>
-                <w:rFonts w:ascii="Calibri" w:cs="Calibri" w:eastAsia="Calibri" w:hAnsi="Calibri"/>
-                <w:b/>
-                <w:bCs/>
-                <w:i w:val="false"/>
-                <w:iCs w:val="false"/>
-                <w:color w:val="1A1F36"/>
-                <w:sz w:val="18"/>
-                <w:szCs w:val="18"/>
-              </w:rPr>
-              <w:t xml:space="preserve">—</w:t>
-            </w:r>
-          </w:p>
-        </w:tc>
-        <w:tc>
-          <w:tcPr>
-            <w:tcW w:type="dxa" w:w="2500"/>
-            <w:tcBorders>
-              <w:top w:val="single" w:color="C7CBDC" w:sz="4"/>
-              <w:left w:val="single" w:color="C7CBDC" w:sz="4"/>
-              <w:bottom w:val="single" w:color="C7CBDC" w:sz="4"/>
-              <w:right w:val="single" w:color="C7CBDC" w:sz="4"/>
-            </w:tcBorders>
-            <w:shd w:fill="F7F8FC" w:color="auto" w:val="clear"/>
-            <w:tcMar>
-              <w:top w:type="dxa" w:w="60"/>
-              <w:left w:type="dxa" w:w="90"/>
-              <w:bottom w:type="dxa" w:w="60"/>
-              <w:right w:type="dxa" w:w="90"/>
-            </w:tcMar>
-            <w:vAlign w:val="top"/>
-          </w:tcPr>
-          <w:p>
-            <w:pPr>
-              <w:spacing w:after="0"/>
-            </w:pPr>
-            <w:r>
-              <w:rPr>
-                <w:rFonts w:ascii="Calibri" w:cs="Calibri" w:eastAsia="Calibri" w:hAnsi="Calibri"/>
-                <w:b w:val="false"/>
-                <w:bCs w:val="false"/>
-                <w:i w:val="false"/>
-                <w:iCs w:val="false"/>
-                <w:color w:val="1A1F36"/>
-                <w:sz w:val="18"/>
-                <w:szCs w:val="18"/>
-              </w:rPr>
-              <w:t xml:space="preserve">игроки выходят за разные команды</w:t>
-            </w:r>
-          </w:p>
-        </w:tc>
-        <w:tc>
-          <w:tcPr>
-            <w:tcW w:type="dxa" w:w="2200"/>
-            <w:tcBorders>
-              <w:top w:val="single" w:color="C7CBDC" w:sz="4"/>
-              <w:left w:val="single" w:color="C7CBDC" w:sz="4"/>
-              <w:bottom w:val="single" w:color="C7CBDC" w:sz="4"/>
-              <w:right w:val="single" w:color="C7CBDC" w:sz="4"/>
-            </w:tcBorders>
-            <w:shd w:fill="F7F8FC" w:color="auto" w:val="clear"/>
-            <w:tcMar>
-              <w:top w:type="dxa" w:w="60"/>
-              <w:left w:type="dxa" w:w="90"/>
-              <w:bottom w:type="dxa" w:w="60"/>
-              <w:right w:type="dxa" w:w="90"/>
-            </w:tcMar>
-            <w:vAlign w:val="top"/>
-          </w:tcPr>
-          <w:p>
-            <w:pPr>
-              <w:spacing w:after="0"/>
-            </w:pPr>
-            <w:r>
-              <w:rPr>
-                <w:rFonts w:ascii="Calibri" w:cs="Calibri" w:eastAsia="Calibri" w:hAnsi="Calibri"/>
-                <w:b w:val="false"/>
-                <w:bCs w:val="false"/>
-                <w:i w:val="false"/>
-                <w:iCs w:val="false"/>
-                <w:color w:val="5A5F7A"/>
-                <w:sz w:val="18"/>
-                <w:szCs w:val="18"/>
-              </w:rPr>
-              <w:t xml:space="preserve">—</w:t>
-            </w:r>
-          </w:p>
-        </w:tc>
-        <w:tc>
-          <w:tcPr>
-            <w:tcW w:type="dxa" w:w="4400"/>
-            <w:tcBorders>
-              <w:top w:val="single" w:color="C7CBDC" w:sz="4"/>
-              <w:left w:val="single" w:color="C7CBDC" w:sz="4"/>
-              <w:bottom w:val="single" w:color="C7CBDC" w:sz="4"/>
-              <w:right w:val="single" w:color="C7CBDC" w:sz="4"/>
-            </w:tcBorders>
-            <w:shd w:fill="F7F8FC" w:color="auto" w:val="clear"/>
-            <w:tcMar>
-              <w:top w:type="dxa" w:w="60"/>
-              <w:left w:type="dxa" w:w="90"/>
-              <w:bottom w:type="dxa" w:w="60"/>
-              <w:right w:type="dxa" w:w="90"/>
-            </w:tcMar>
-            <w:vAlign w:val="top"/>
-          </w:tcPr>
-          <w:p>
-            <w:pPr>
-              <w:spacing w:after="0" w:before="0"/>
-            </w:pPr>
-            <w:r>
-              <w:rPr>
-                <w:rFonts w:ascii="Calibri" w:cs="Calibri" w:eastAsia="Calibri" w:hAnsi="Calibri"/>
-                <w:b w:val="false"/>
-                <w:bCs w:val="false"/>
-                <w:i w:val="false"/>
-                <w:iCs w:val="false"/>
-                <w:color w:val="1A1F36"/>
-                <w:sz w:val="18"/>
-                <w:szCs w:val="18"/>
-              </w:rPr>
-              <w:t xml:space="preserve">За разные команды выходят 4 игроков: Еремкин Александр Михайлович (Спортдепо — 8, Штурм — 4, Факел — 2); Жмакин Алексей Владимирович (Штурм — 4, Айсфокс — 4, Факел — 4); Нарватов Александр Петрович (Сармат — 6, Штурм — 2); Рябинин Евгений Васильевич (Сармат — 6, Штурм — 2). Уточнить, верно ли это.</w:t>
-            </w:r>
-          </w:p>
-        </w:tc>
-        <w:tc>
-          <w:tcPr>
-            <w:tcW w:type="dxa" w:w="5350"/>
-            <w:tcBorders>
-              <w:top w:val="single" w:color="C7CBDC" w:sz="4"/>
-              <w:left w:val="single" w:color="C7CBDC" w:sz="4"/>
-              <w:bottom w:val="single" w:color="C7CBDC" w:sz="4"/>
-              <w:right w:val="single" w:color="C7CBDC" w:sz="4"/>
-            </w:tcBorders>
-            <w:tcMar>
-              <w:top w:type="dxa" w:w="60"/>
-              <w:left w:type="dxa" w:w="90"/>
-              <w:bottom w:type="dxa" w:w="60"/>
-              <w:right w:type="dxa" w:w="90"/>
-            </w:tcMar>
-            <w:vAlign w:val="top"/>
-          </w:tcPr>
-          <w:p>
-            <w:pPr>
-              <w:spacing w:after="0" w:before="0"/>
-            </w:pPr>
-            <w:r>
-              <w:rPr>
-                <w:rFonts w:ascii="Calibri" w:cs="Calibri" w:eastAsia="Calibri" w:hAnsi="Calibri"/>
-                <w:b w:val="false"/>
-                <w:bCs w:val="false"/>
-                <w:i w:val="false"/>
-                <w:iCs w:val="false"/>
-                <w:color w:val="1A1F36"/>
-                <w:sz w:val="18"/>
-                <w:szCs w:val="18"/>
-              </w:rPr>
-              <w:t xml:space="preserve"/>
-            </w:r>
-          </w:p>
-        </w:tc>
-      </w:tr>
-      <w:tr>
-        <w:tc>
-          <w:tcPr>
-            <w:tcW w:type="dxa" w:w="800"/>
-            <w:tcBorders>
-              <w:top w:val="single" w:color="C7CBDC" w:sz="4"/>
-              <w:left w:val="single" w:color="C7CBDC" w:sz="4"/>
-              <w:bottom w:val="single" w:color="C7CBDC" w:sz="4"/>
-              <w:right w:val="single" w:color="C7CBDC" w:sz="4"/>
-            </w:tcBorders>
-            <w:tcMar>
-              <w:top w:type="dxa" w:w="60"/>
-              <w:left w:type="dxa" w:w="90"/>
-              <w:bottom w:type="dxa" w:w="60"/>
-              <w:right w:type="dxa" w:w="90"/>
-            </w:tcMar>
-            <w:vAlign w:val="top"/>
-          </w:tcPr>
-          <w:p>
-            <w:pPr>
-              <w:spacing w:after="0" w:before="0"/>
-            </w:pPr>
-            <w:r>
-              <w:rPr>
-                <w:rFonts w:ascii="Calibri" w:cs="Calibri" w:eastAsia="Calibri" w:hAnsi="Calibri"/>
-                <w:b/>
-                <w:bCs/>
-                <w:i w:val="false"/>
-                <w:iCs w:val="false"/>
-                <w:color w:val="1A1F36"/>
-                <w:sz w:val="18"/>
-                <w:szCs w:val="18"/>
-              </w:rPr>
-              <w:t xml:space="preserve">—</w:t>
-            </w:r>
-          </w:p>
-        </w:tc>
-        <w:tc>
-          <w:tcPr>
-            <w:tcW w:type="dxa" w:w="2500"/>
-            <w:tcBorders>
-              <w:top w:val="single" w:color="C7CBDC" w:sz="4"/>
-              <w:left w:val="single" w:color="C7CBDC" w:sz="4"/>
-              <w:bottom w:val="single" w:color="C7CBDC" w:sz="4"/>
-              <w:right w:val="single" w:color="C7CBDC" w:sz="4"/>
-            </w:tcBorders>
-            <w:tcMar>
-              <w:top w:type="dxa" w:w="60"/>
-              <w:left w:type="dxa" w:w="90"/>
-              <w:bottom w:type="dxa" w:w="60"/>
-              <w:right w:type="dxa" w:w="90"/>
-            </w:tcMar>
-            <w:vAlign w:val="top"/>
-          </w:tcPr>
-          <w:p>
-            <w:pPr>
-              <w:spacing w:after="0"/>
-            </w:pPr>
-            <w:r>
-              <w:rPr>
-                <w:rFonts w:ascii="Calibri" w:cs="Calibri" w:eastAsia="Calibri" w:hAnsi="Calibri"/>
-                <w:b w:val="false"/>
-                <w:bCs w:val="false"/>
-                <w:i w:val="false"/>
-                <w:iCs w:val="false"/>
-                <w:color w:val="1A1F36"/>
-                <w:sz w:val="18"/>
-                <w:szCs w:val="18"/>
-              </w:rPr>
-              <w:t xml:space="preserve">игроки с разными номерами</w:t>
-            </w:r>
-          </w:p>
-        </w:tc>
-        <w:tc>
-          <w:tcPr>
-            <w:tcW w:type="dxa" w:w="2200"/>
-            <w:tcBorders>
-              <w:top w:val="single" w:color="C7CBDC" w:sz="4"/>
-              <w:left w:val="single" w:color="C7CBDC" w:sz="4"/>
-              <w:bottom w:val="single" w:color="C7CBDC" w:sz="4"/>
-              <w:right w:val="single" w:color="C7CBDC" w:sz="4"/>
-            </w:tcBorders>
-            <w:tcMar>
-              <w:top w:type="dxa" w:w="60"/>
-              <w:left w:type="dxa" w:w="90"/>
-              <w:bottom w:type="dxa" w:w="60"/>
-              <w:right w:type="dxa" w:w="90"/>
-            </w:tcMar>
-            <w:vAlign w:val="top"/>
-          </w:tcPr>
-          <w:p>
-            <w:pPr>
-              <w:spacing w:after="0"/>
-            </w:pPr>
-            <w:r>
-              <w:rPr>
-                <w:rFonts w:ascii="Calibri" w:cs="Calibri" w:eastAsia="Calibri" w:hAnsi="Calibri"/>
-                <w:b w:val="false"/>
-                <w:bCs w:val="false"/>
-                <w:i w:val="false"/>
-                <w:iCs w:val="false"/>
-                <w:color w:val="5A5F7A"/>
-                <w:sz w:val="18"/>
-                <w:szCs w:val="18"/>
-              </w:rPr>
-              <w:t xml:space="preserve">—</w:t>
-            </w:r>
-          </w:p>
-        </w:tc>
-        <w:tc>
-          <w:tcPr>
-            <w:tcW w:type="dxa" w:w="4400"/>
-            <w:tcBorders>
-              <w:top w:val="single" w:color="C7CBDC" w:sz="4"/>
-              <w:left w:val="single" w:color="C7CBDC" w:sz="4"/>
-              <w:bottom w:val="single" w:color="C7CBDC" w:sz="4"/>
-              <w:right w:val="single" w:color="C7CBDC" w:sz="4"/>
-            </w:tcBorders>
-            <w:tcMar>
-              <w:top w:type="dxa" w:w="60"/>
-              <w:left w:type="dxa" w:w="90"/>
-              <w:bottom w:type="dxa" w:w="60"/>
-              <w:right w:type="dxa" w:w="90"/>
-            </w:tcMar>
-            <w:vAlign w:val="top"/>
-          </w:tcPr>
-          <w:p>
-            <w:pPr>
-              <w:spacing w:after="0" w:before="0"/>
-            </w:pPr>
-            <w:r>
-              <w:rPr>
-                <w:rFonts w:ascii="Calibri" w:cs="Calibri" w:eastAsia="Calibri" w:hAnsi="Calibri"/>
-                <w:b w:val="false"/>
-                <w:bCs w:val="false"/>
-                <w:i w:val="false"/>
-                <w:iCs w:val="false"/>
-                <w:color w:val="1A1F36"/>
-                <w:sz w:val="18"/>
-                <w:szCs w:val="18"/>
-              </w:rPr>
-              <w:t xml:space="preserve">У 2 игроков в разных матчах разные игровые номера: Нарватов Александр Петрович (№89 — 6, №9 — 2); Рябинин Евгений Васильевич (№12 — 6, №7 — 2). Номер меняется вместе с командой или это ошибка?</w:t>
             </w:r>
           </w:p>
         </w:tc>
@@ -7622,374 +6939,6 @@
           </w:p>
         </w:tc>
       </w:tr>
-      <w:tr>
-        <w:tc>
-          <w:tcPr>
-            <w:tcW w:type="dxa" w:w="800"/>
-            <w:tcBorders>
-              <w:top w:val="single" w:color="C7CBDC" w:sz="4"/>
-              <w:left w:val="single" w:color="C7CBDC" w:sz="4"/>
-              <w:bottom w:val="single" w:color="C7CBDC" w:sz="4"/>
-              <w:right w:val="single" w:color="C7CBDC" w:sz="4"/>
-            </w:tcBorders>
-            <w:tcMar>
-              <w:top w:type="dxa" w:w="60"/>
-              <w:left w:type="dxa" w:w="90"/>
-              <w:bottom w:type="dxa" w:w="60"/>
-              <w:right w:type="dxa" w:w="90"/>
-            </w:tcMar>
-            <w:vAlign w:val="top"/>
-          </w:tcPr>
-          <w:p>
-            <w:pPr>
-              <w:spacing w:after="0" w:before="0"/>
-            </w:pPr>
-            <w:r>
-              <w:rPr>
-                <w:rFonts w:ascii="Calibri" w:cs="Calibri" w:eastAsia="Calibri" w:hAnsi="Calibri"/>
-                <w:b/>
-                <w:bCs/>
-                <w:i w:val="false"/>
-                <w:iCs w:val="false"/>
-                <w:color w:val="1A1F36"/>
-                <w:sz w:val="18"/>
-                <w:szCs w:val="18"/>
-              </w:rPr>
-              <w:t xml:space="preserve">—</w:t>
-            </w:r>
-          </w:p>
-        </w:tc>
-        <w:tc>
-          <w:tcPr>
-            <w:tcW w:type="dxa" w:w="2500"/>
-            <w:tcBorders>
-              <w:top w:val="single" w:color="C7CBDC" w:sz="4"/>
-              <w:left w:val="single" w:color="C7CBDC" w:sz="4"/>
-              <w:bottom w:val="single" w:color="C7CBDC" w:sz="4"/>
-              <w:right w:val="single" w:color="C7CBDC" w:sz="4"/>
-            </w:tcBorders>
-            <w:tcMar>
-              <w:top w:type="dxa" w:w="60"/>
-              <w:left w:type="dxa" w:w="90"/>
-              <w:bottom w:type="dxa" w:w="60"/>
-              <w:right w:type="dxa" w:w="90"/>
-            </w:tcMar>
-            <w:vAlign w:val="top"/>
-          </w:tcPr>
-          <w:p>
-            <w:pPr>
-              <w:spacing w:after="0"/>
-            </w:pPr>
-            <w:r>
-              <w:rPr>
-                <w:rFonts w:ascii="Calibri" w:cs="Calibri" w:eastAsia="Calibri" w:hAnsi="Calibri"/>
-                <w:b w:val="false"/>
-                <w:bCs w:val="false"/>
-                <w:i w:val="false"/>
-                <w:iCs w:val="false"/>
-                <w:color w:val="1A1F36"/>
-                <w:sz w:val="18"/>
-                <w:szCs w:val="18"/>
-              </w:rPr>
-              <w:t xml:space="preserve">игроки выходят за разные команды</w:t>
-            </w:r>
-          </w:p>
-        </w:tc>
-        <w:tc>
-          <w:tcPr>
-            <w:tcW w:type="dxa" w:w="2200"/>
-            <w:tcBorders>
-              <w:top w:val="single" w:color="C7CBDC" w:sz="4"/>
-              <w:left w:val="single" w:color="C7CBDC" w:sz="4"/>
-              <w:bottom w:val="single" w:color="C7CBDC" w:sz="4"/>
-              <w:right w:val="single" w:color="C7CBDC" w:sz="4"/>
-            </w:tcBorders>
-            <w:tcMar>
-              <w:top w:type="dxa" w:w="60"/>
-              <w:left w:type="dxa" w:w="90"/>
-              <w:bottom w:type="dxa" w:w="60"/>
-              <w:right w:type="dxa" w:w="90"/>
-            </w:tcMar>
-            <w:vAlign w:val="top"/>
-          </w:tcPr>
-          <w:p>
-            <w:pPr>
-              <w:spacing w:after="0"/>
-            </w:pPr>
-            <w:r>
-              <w:rPr>
-                <w:rFonts w:ascii="Calibri" w:cs="Calibri" w:eastAsia="Calibri" w:hAnsi="Calibri"/>
-                <w:b w:val="false"/>
-                <w:bCs w:val="false"/>
-                <w:i w:val="false"/>
-                <w:iCs w:val="false"/>
-                <w:color w:val="5A5F7A"/>
-                <w:sz w:val="18"/>
-                <w:szCs w:val="18"/>
-              </w:rPr>
-              <w:t xml:space="preserve">—</w:t>
-            </w:r>
-          </w:p>
-        </w:tc>
-        <w:tc>
-          <w:tcPr>
-            <w:tcW w:type="dxa" w:w="4400"/>
-            <w:tcBorders>
-              <w:top w:val="single" w:color="C7CBDC" w:sz="4"/>
-              <w:left w:val="single" w:color="C7CBDC" w:sz="4"/>
-              <w:bottom w:val="single" w:color="C7CBDC" w:sz="4"/>
-              <w:right w:val="single" w:color="C7CBDC" w:sz="4"/>
-            </w:tcBorders>
-            <w:tcMar>
-              <w:top w:type="dxa" w:w="60"/>
-              <w:left w:type="dxa" w:w="90"/>
-              <w:bottom w:type="dxa" w:w="60"/>
-              <w:right w:type="dxa" w:w="90"/>
-            </w:tcMar>
-            <w:vAlign w:val="top"/>
-          </w:tcPr>
-          <w:p>
-            <w:pPr>
-              <w:spacing w:after="0" w:before="0"/>
-            </w:pPr>
-            <w:r>
-              <w:rPr>
-                <w:rFonts w:ascii="Calibri" w:cs="Calibri" w:eastAsia="Calibri" w:hAnsi="Calibri"/>
-                <w:b w:val="false"/>
-                <w:bCs w:val="false"/>
-                <w:i w:val="false"/>
-                <w:iCs w:val="false"/>
-                <w:color w:val="1A1F36"/>
-                <w:sz w:val="18"/>
-                <w:szCs w:val="18"/>
-              </w:rPr>
-              <w:t xml:space="preserve">За разные команды выходят 3 игроков: Колотыркин Артём Игоревич (Юность — 70, Газовик — 68); Колчин Иван Денисович (Юность — 70, Газовик — 68); Копейкин Иван Андреевич (Юность — 70, Газовик — 68). Уточнить, верно ли это.</w:t>
-            </w:r>
-          </w:p>
-        </w:tc>
-        <w:tc>
-          <w:tcPr>
-            <w:tcW w:type="dxa" w:w="5350"/>
-            <w:tcBorders>
-              <w:top w:val="single" w:color="C7CBDC" w:sz="4"/>
-              <w:left w:val="single" w:color="C7CBDC" w:sz="4"/>
-              <w:bottom w:val="single" w:color="C7CBDC" w:sz="4"/>
-              <w:right w:val="single" w:color="C7CBDC" w:sz="4"/>
-            </w:tcBorders>
-            <w:tcMar>
-              <w:top w:type="dxa" w:w="60"/>
-              <w:left w:type="dxa" w:w="90"/>
-              <w:bottom w:type="dxa" w:w="60"/>
-              <w:right w:type="dxa" w:w="90"/>
-            </w:tcMar>
-            <w:vAlign w:val="top"/>
-          </w:tcPr>
-          <w:p>
-            <w:pPr>
-              <w:spacing w:after="0" w:before="0"/>
-            </w:pPr>
-            <w:r>
-              <w:rPr>
-                <w:rFonts w:ascii="Calibri" w:cs="Calibri" w:eastAsia="Calibri" w:hAnsi="Calibri"/>
-                <w:b w:val="false"/>
-                <w:bCs w:val="false"/>
-                <w:i w:val="false"/>
-                <w:iCs w:val="false"/>
-                <w:color w:val="1A1F36"/>
-                <w:sz w:val="18"/>
-                <w:szCs w:val="18"/>
-              </w:rPr>
-              <w:t xml:space="preserve"/>
-            </w:r>
-          </w:p>
-        </w:tc>
-      </w:tr>
-      <w:tr>
-        <w:tc>
-          <w:tcPr>
-            <w:tcW w:type="dxa" w:w="800"/>
-            <w:tcBorders>
-              <w:top w:val="single" w:color="C7CBDC" w:sz="4"/>
-              <w:left w:val="single" w:color="C7CBDC" w:sz="4"/>
-              <w:bottom w:val="single" w:color="C7CBDC" w:sz="4"/>
-              <w:right w:val="single" w:color="C7CBDC" w:sz="4"/>
-            </w:tcBorders>
-            <w:shd w:fill="F7F8FC" w:color="auto" w:val="clear"/>
-            <w:tcMar>
-              <w:top w:type="dxa" w:w="60"/>
-              <w:left w:type="dxa" w:w="90"/>
-              <w:bottom w:type="dxa" w:w="60"/>
-              <w:right w:type="dxa" w:w="90"/>
-            </w:tcMar>
-            <w:vAlign w:val="top"/>
-          </w:tcPr>
-          <w:p>
-            <w:pPr>
-              <w:spacing w:after="0" w:before="0"/>
-            </w:pPr>
-            <w:r>
-              <w:rPr>
-                <w:rFonts w:ascii="Calibri" w:cs="Calibri" w:eastAsia="Calibri" w:hAnsi="Calibri"/>
-                <w:b/>
-                <w:bCs/>
-                <w:i w:val="false"/>
-                <w:iCs w:val="false"/>
-                <w:color w:val="1A1F36"/>
-                <w:sz w:val="18"/>
-                <w:szCs w:val="18"/>
-              </w:rPr>
-              <w:t xml:space="preserve">—</w:t>
-            </w:r>
-          </w:p>
-        </w:tc>
-        <w:tc>
-          <w:tcPr>
-            <w:tcW w:type="dxa" w:w="2500"/>
-            <w:tcBorders>
-              <w:top w:val="single" w:color="C7CBDC" w:sz="4"/>
-              <w:left w:val="single" w:color="C7CBDC" w:sz="4"/>
-              <w:bottom w:val="single" w:color="C7CBDC" w:sz="4"/>
-              <w:right w:val="single" w:color="C7CBDC" w:sz="4"/>
-            </w:tcBorders>
-            <w:shd w:fill="F7F8FC" w:color="auto" w:val="clear"/>
-            <w:tcMar>
-              <w:top w:type="dxa" w:w="60"/>
-              <w:left w:type="dxa" w:w="90"/>
-              <w:bottom w:type="dxa" w:w="60"/>
-              <w:right w:type="dxa" w:w="90"/>
-            </w:tcMar>
-            <w:vAlign w:val="top"/>
-          </w:tcPr>
-          <w:p>
-            <w:pPr>
-              <w:spacing w:after="0"/>
-            </w:pPr>
-            <w:r>
-              <w:rPr>
-                <w:rFonts w:ascii="Calibri" w:cs="Calibri" w:eastAsia="Calibri" w:hAnsi="Calibri"/>
-                <w:b w:val="false"/>
-                <w:bCs w:val="false"/>
-                <w:i w:val="false"/>
-                <w:iCs w:val="false"/>
-                <w:color w:val="1A1F36"/>
-                <w:sz w:val="18"/>
-                <w:szCs w:val="18"/>
-              </w:rPr>
-              <w:t xml:space="preserve">игроки с разными номерами</w:t>
-            </w:r>
-          </w:p>
-        </w:tc>
-        <w:tc>
-          <w:tcPr>
-            <w:tcW w:type="dxa" w:w="2200"/>
-            <w:tcBorders>
-              <w:top w:val="single" w:color="C7CBDC" w:sz="4"/>
-              <w:left w:val="single" w:color="C7CBDC" w:sz="4"/>
-              <w:bottom w:val="single" w:color="C7CBDC" w:sz="4"/>
-              <w:right w:val="single" w:color="C7CBDC" w:sz="4"/>
-            </w:tcBorders>
-            <w:shd w:fill="F7F8FC" w:color="auto" w:val="clear"/>
-            <w:tcMar>
-              <w:top w:type="dxa" w:w="60"/>
-              <w:left w:type="dxa" w:w="90"/>
-              <w:bottom w:type="dxa" w:w="60"/>
-              <w:right w:type="dxa" w:w="90"/>
-            </w:tcMar>
-            <w:vAlign w:val="top"/>
-          </w:tcPr>
-          <w:p>
-            <w:pPr>
-              <w:spacing w:after="0"/>
-            </w:pPr>
-            <w:r>
-              <w:rPr>
-                <w:rFonts w:ascii="Calibri" w:cs="Calibri" w:eastAsia="Calibri" w:hAnsi="Calibri"/>
-                <w:b w:val="false"/>
-                <w:bCs w:val="false"/>
-                <w:i w:val="false"/>
-                <w:iCs w:val="false"/>
-                <w:color w:val="5A5F7A"/>
-                <w:sz w:val="18"/>
-                <w:szCs w:val="18"/>
-              </w:rPr>
-              <w:t xml:space="preserve">—</w:t>
-            </w:r>
-          </w:p>
-        </w:tc>
-        <w:tc>
-          <w:tcPr>
-            <w:tcW w:type="dxa" w:w="4400"/>
-            <w:tcBorders>
-              <w:top w:val="single" w:color="C7CBDC" w:sz="4"/>
-              <w:left w:val="single" w:color="C7CBDC" w:sz="4"/>
-              <w:bottom w:val="single" w:color="C7CBDC" w:sz="4"/>
-              <w:right w:val="single" w:color="C7CBDC" w:sz="4"/>
-            </w:tcBorders>
-            <w:shd w:fill="F7F8FC" w:color="auto" w:val="clear"/>
-            <w:tcMar>
-              <w:top w:type="dxa" w:w="60"/>
-              <w:left w:type="dxa" w:w="90"/>
-              <w:bottom w:type="dxa" w:w="60"/>
-              <w:right w:type="dxa" w:w="90"/>
-            </w:tcMar>
-            <w:vAlign w:val="top"/>
-          </w:tcPr>
-          <w:p>
-            <w:pPr>
-              <w:spacing w:after="0" w:before="0"/>
-            </w:pPr>
-            <w:r>
-              <w:rPr>
-                <w:rFonts w:ascii="Calibri" w:cs="Calibri" w:eastAsia="Calibri" w:hAnsi="Calibri"/>
-                <w:b w:val="false"/>
-                <w:bCs w:val="false"/>
-                <w:i w:val="false"/>
-                <w:iCs w:val="false"/>
-                <w:color w:val="1A1F36"/>
-                <w:sz w:val="18"/>
-                <w:szCs w:val="18"/>
-              </w:rPr>
-              <w:t xml:space="preserve">У 3 игроков в разных матчах разные игровые номера: Колотыркин Артём Игоревич (№46 — 70, №95 — 68); Колчин Иван Денисович (№91 — 70, №72 — 68); Копейкин Иван Андреевич (№4 — 70, №88 — 68). Номер меняется вместе с командой или это ошибка?</w:t>
-            </w:r>
-          </w:p>
-        </w:tc>
-        <w:tc>
-          <w:tcPr>
-            <w:tcW w:type="dxa" w:w="5350"/>
-            <w:tcBorders>
-              <w:top w:val="single" w:color="C7CBDC" w:sz="4"/>
-              <w:left w:val="single" w:color="C7CBDC" w:sz="4"/>
-              <w:bottom w:val="single" w:color="C7CBDC" w:sz="4"/>
-              <w:right w:val="single" w:color="C7CBDC" w:sz="4"/>
-            </w:tcBorders>
-            <w:tcMar>
-              <w:top w:type="dxa" w:w="60"/>
-              <w:left w:type="dxa" w:w="90"/>
-              <w:bottom w:type="dxa" w:w="60"/>
-              <w:right w:type="dxa" w:w="90"/>
-            </w:tcMar>
-            <w:vAlign w:val="top"/>
-          </w:tcPr>
-          <w:p>
-            <w:pPr>
-              <w:spacing w:after="0" w:before="0"/>
-            </w:pPr>
-            <w:r>
-              <w:rPr>
-                <w:rFonts w:ascii="Calibri" w:cs="Calibri" w:eastAsia="Calibri" w:hAnsi="Calibri"/>
-                <w:b w:val="false"/>
-                <w:bCs w:val="false"/>
-                <w:i w:val="false"/>
-                <w:iCs w:val="false"/>
-                <w:color w:val="1A1F36"/>
-                <w:sz w:val="18"/>
-                <w:szCs w:val="18"/>
-              </w:rPr>
-              <w:t xml:space="preserve"/>
-            </w:r>
-          </w:p>
-        </w:tc>
-      </w:tr>
     </w:tbl>
     <w:p>
       <w:pPr>
@@ -8850,374 +7799,6 @@
                 <w:szCs w:val="18"/>
               </w:rPr>
               <w:t xml:space="preserve">Счёт не сходится с суммой по периодам. Ничьей после трёх периодов не было — буллитами не объясняется.</w:t>
-            </w:r>
-          </w:p>
-        </w:tc>
-        <w:tc>
-          <w:tcPr>
-            <w:tcW w:type="dxa" w:w="5350"/>
-            <w:tcBorders>
-              <w:top w:val="single" w:color="C7CBDC" w:sz="4"/>
-              <w:left w:val="single" w:color="C7CBDC" w:sz="4"/>
-              <w:bottom w:val="single" w:color="C7CBDC" w:sz="4"/>
-              <w:right w:val="single" w:color="C7CBDC" w:sz="4"/>
-            </w:tcBorders>
-            <w:tcMar>
-              <w:top w:type="dxa" w:w="60"/>
-              <w:left w:type="dxa" w:w="90"/>
-              <w:bottom w:type="dxa" w:w="60"/>
-              <w:right w:type="dxa" w:w="90"/>
-            </w:tcMar>
-            <w:vAlign w:val="top"/>
-          </w:tcPr>
-          <w:p>
-            <w:pPr>
-              <w:spacing w:after="0" w:before="0"/>
-            </w:pPr>
-            <w:r>
-              <w:rPr>
-                <w:rFonts w:ascii="Calibri" w:cs="Calibri" w:eastAsia="Calibri" w:hAnsi="Calibri"/>
-                <w:b w:val="false"/>
-                <w:bCs w:val="false"/>
-                <w:i w:val="false"/>
-                <w:iCs w:val="false"/>
-                <w:color w:val="1A1F36"/>
-                <w:sz w:val="18"/>
-                <w:szCs w:val="18"/>
-              </w:rPr>
-              <w:t xml:space="preserve"/>
-            </w:r>
-          </w:p>
-        </w:tc>
-      </w:tr>
-      <w:tr>
-        <w:tc>
-          <w:tcPr>
-            <w:tcW w:type="dxa" w:w="800"/>
-            <w:tcBorders>
-              <w:top w:val="single" w:color="C7CBDC" w:sz="4"/>
-              <w:left w:val="single" w:color="C7CBDC" w:sz="4"/>
-              <w:bottom w:val="single" w:color="C7CBDC" w:sz="4"/>
-              <w:right w:val="single" w:color="C7CBDC" w:sz="4"/>
-            </w:tcBorders>
-            <w:shd w:fill="F7F8FC" w:color="auto" w:val="clear"/>
-            <w:tcMar>
-              <w:top w:type="dxa" w:w="60"/>
-              <w:left w:type="dxa" w:w="90"/>
-              <w:bottom w:type="dxa" w:w="60"/>
-              <w:right w:type="dxa" w:w="90"/>
-            </w:tcMar>
-            <w:vAlign w:val="top"/>
-          </w:tcPr>
-          <w:p>
-            <w:pPr>
-              <w:spacing w:after="0" w:before="0"/>
-            </w:pPr>
-            <w:r>
-              <w:rPr>
-                <w:rFonts w:ascii="Calibri" w:cs="Calibri" w:eastAsia="Calibri" w:hAnsi="Calibri"/>
-                <w:b/>
-                <w:bCs/>
-                <w:i w:val="false"/>
-                <w:iCs w:val="false"/>
-                <w:color w:val="1A1F36"/>
-                <w:sz w:val="18"/>
-                <w:szCs w:val="18"/>
-              </w:rPr>
-              <w:t xml:space="preserve">—</w:t>
-            </w:r>
-          </w:p>
-        </w:tc>
-        <w:tc>
-          <w:tcPr>
-            <w:tcW w:type="dxa" w:w="2500"/>
-            <w:tcBorders>
-              <w:top w:val="single" w:color="C7CBDC" w:sz="4"/>
-              <w:left w:val="single" w:color="C7CBDC" w:sz="4"/>
-              <w:bottom w:val="single" w:color="C7CBDC" w:sz="4"/>
-              <w:right w:val="single" w:color="C7CBDC" w:sz="4"/>
-            </w:tcBorders>
-            <w:shd w:fill="F7F8FC" w:color="auto" w:val="clear"/>
-            <w:tcMar>
-              <w:top w:type="dxa" w:w="60"/>
-              <w:left w:type="dxa" w:w="90"/>
-              <w:bottom w:type="dxa" w:w="60"/>
-              <w:right w:type="dxa" w:w="90"/>
-            </w:tcMar>
-            <w:vAlign w:val="top"/>
-          </w:tcPr>
-          <w:p>
-            <w:pPr>
-              <w:spacing w:after="0"/>
-            </w:pPr>
-            <w:r>
-              <w:rPr>
-                <w:rFonts w:ascii="Calibri" w:cs="Calibri" w:eastAsia="Calibri" w:hAnsi="Calibri"/>
-                <w:b w:val="false"/>
-                <w:bCs w:val="false"/>
-                <w:i w:val="false"/>
-                <w:iCs w:val="false"/>
-                <w:color w:val="1A1F36"/>
-                <w:sz w:val="18"/>
-                <w:szCs w:val="18"/>
-              </w:rPr>
-              <w:t xml:space="preserve">игроки выходят за разные команды</w:t>
-            </w:r>
-          </w:p>
-        </w:tc>
-        <w:tc>
-          <w:tcPr>
-            <w:tcW w:type="dxa" w:w="2200"/>
-            <w:tcBorders>
-              <w:top w:val="single" w:color="C7CBDC" w:sz="4"/>
-              <w:left w:val="single" w:color="C7CBDC" w:sz="4"/>
-              <w:bottom w:val="single" w:color="C7CBDC" w:sz="4"/>
-              <w:right w:val="single" w:color="C7CBDC" w:sz="4"/>
-            </w:tcBorders>
-            <w:shd w:fill="F7F8FC" w:color="auto" w:val="clear"/>
-            <w:tcMar>
-              <w:top w:type="dxa" w:w="60"/>
-              <w:left w:type="dxa" w:w="90"/>
-              <w:bottom w:type="dxa" w:w="60"/>
-              <w:right w:type="dxa" w:w="90"/>
-            </w:tcMar>
-            <w:vAlign w:val="top"/>
-          </w:tcPr>
-          <w:p>
-            <w:pPr>
-              <w:spacing w:after="0"/>
-            </w:pPr>
-            <w:r>
-              <w:rPr>
-                <w:rFonts w:ascii="Calibri" w:cs="Calibri" w:eastAsia="Calibri" w:hAnsi="Calibri"/>
-                <w:b w:val="false"/>
-                <w:bCs w:val="false"/>
-                <w:i w:val="false"/>
-                <w:iCs w:val="false"/>
-                <w:color w:val="5A5F7A"/>
-                <w:sz w:val="18"/>
-                <w:szCs w:val="18"/>
-              </w:rPr>
-              <w:t xml:space="preserve">—</w:t>
-            </w:r>
-          </w:p>
-        </w:tc>
-        <w:tc>
-          <w:tcPr>
-            <w:tcW w:type="dxa" w:w="4400"/>
-            <w:tcBorders>
-              <w:top w:val="single" w:color="C7CBDC" w:sz="4"/>
-              <w:left w:val="single" w:color="C7CBDC" w:sz="4"/>
-              <w:bottom w:val="single" w:color="C7CBDC" w:sz="4"/>
-              <w:right w:val="single" w:color="C7CBDC" w:sz="4"/>
-            </w:tcBorders>
-            <w:shd w:fill="F7F8FC" w:color="auto" w:val="clear"/>
-            <w:tcMar>
-              <w:top w:type="dxa" w:w="60"/>
-              <w:left w:type="dxa" w:w="90"/>
-              <w:bottom w:type="dxa" w:w="60"/>
-              <w:right w:type="dxa" w:w="90"/>
-            </w:tcMar>
-            <w:vAlign w:val="top"/>
-          </w:tcPr>
-          <w:p>
-            <w:pPr>
-              <w:spacing w:after="0" w:before="0"/>
-            </w:pPr>
-            <w:r>
-              <w:rPr>
-                <w:rFonts w:ascii="Calibri" w:cs="Calibri" w:eastAsia="Calibri" w:hAnsi="Calibri"/>
-                <w:b w:val="false"/>
-                <w:bCs w:val="false"/>
-                <w:i w:val="false"/>
-                <w:iCs w:val="false"/>
-                <w:color w:val="1A1F36"/>
-                <w:sz w:val="18"/>
-                <w:szCs w:val="18"/>
-              </w:rPr>
-              <w:t xml:space="preserve">За разные команды выходят 3 игроков: Авксентьев Александр Александрович (Звезда — 156, Акулы — 142); Белов Евгений Дмитриевич (Авиатор — 124, Нефтяник — 122); Зарков Гордей Михайлович (Медведи — 139, Рыси — 107). Уточнить, верно ли это.</w:t>
-            </w:r>
-          </w:p>
-        </w:tc>
-        <w:tc>
-          <w:tcPr>
-            <w:tcW w:type="dxa" w:w="5350"/>
-            <w:tcBorders>
-              <w:top w:val="single" w:color="C7CBDC" w:sz="4"/>
-              <w:left w:val="single" w:color="C7CBDC" w:sz="4"/>
-              <w:bottom w:val="single" w:color="C7CBDC" w:sz="4"/>
-              <w:right w:val="single" w:color="C7CBDC" w:sz="4"/>
-            </w:tcBorders>
-            <w:tcMar>
-              <w:top w:type="dxa" w:w="60"/>
-              <w:left w:type="dxa" w:w="90"/>
-              <w:bottom w:type="dxa" w:w="60"/>
-              <w:right w:type="dxa" w:w="90"/>
-            </w:tcMar>
-            <w:vAlign w:val="top"/>
-          </w:tcPr>
-          <w:p>
-            <w:pPr>
-              <w:spacing w:after="0" w:before="0"/>
-            </w:pPr>
-            <w:r>
-              <w:rPr>
-                <w:rFonts w:ascii="Calibri" w:cs="Calibri" w:eastAsia="Calibri" w:hAnsi="Calibri"/>
-                <w:b w:val="false"/>
-                <w:bCs w:val="false"/>
-                <w:i w:val="false"/>
-                <w:iCs w:val="false"/>
-                <w:color w:val="1A1F36"/>
-                <w:sz w:val="18"/>
-                <w:szCs w:val="18"/>
-              </w:rPr>
-              <w:t xml:space="preserve"/>
-            </w:r>
-          </w:p>
-        </w:tc>
-      </w:tr>
-      <w:tr>
-        <w:tc>
-          <w:tcPr>
-            <w:tcW w:type="dxa" w:w="800"/>
-            <w:tcBorders>
-              <w:top w:val="single" w:color="C7CBDC" w:sz="4"/>
-              <w:left w:val="single" w:color="C7CBDC" w:sz="4"/>
-              <w:bottom w:val="single" w:color="C7CBDC" w:sz="4"/>
-              <w:right w:val="single" w:color="C7CBDC" w:sz="4"/>
-            </w:tcBorders>
-            <w:tcMar>
-              <w:top w:type="dxa" w:w="60"/>
-              <w:left w:type="dxa" w:w="90"/>
-              <w:bottom w:type="dxa" w:w="60"/>
-              <w:right w:type="dxa" w:w="90"/>
-            </w:tcMar>
-            <w:vAlign w:val="top"/>
-          </w:tcPr>
-          <w:p>
-            <w:pPr>
-              <w:spacing w:after="0" w:before="0"/>
-            </w:pPr>
-            <w:r>
-              <w:rPr>
-                <w:rFonts w:ascii="Calibri" w:cs="Calibri" w:eastAsia="Calibri" w:hAnsi="Calibri"/>
-                <w:b/>
-                <w:bCs/>
-                <w:i w:val="false"/>
-                <w:iCs w:val="false"/>
-                <w:color w:val="1A1F36"/>
-                <w:sz w:val="18"/>
-                <w:szCs w:val="18"/>
-              </w:rPr>
-              <w:t xml:space="preserve">—</w:t>
-            </w:r>
-          </w:p>
-        </w:tc>
-        <w:tc>
-          <w:tcPr>
-            <w:tcW w:type="dxa" w:w="2500"/>
-            <w:tcBorders>
-              <w:top w:val="single" w:color="C7CBDC" w:sz="4"/>
-              <w:left w:val="single" w:color="C7CBDC" w:sz="4"/>
-              <w:bottom w:val="single" w:color="C7CBDC" w:sz="4"/>
-              <w:right w:val="single" w:color="C7CBDC" w:sz="4"/>
-            </w:tcBorders>
-            <w:tcMar>
-              <w:top w:type="dxa" w:w="60"/>
-              <w:left w:type="dxa" w:w="90"/>
-              <w:bottom w:type="dxa" w:w="60"/>
-              <w:right w:type="dxa" w:w="90"/>
-            </w:tcMar>
-            <w:vAlign w:val="top"/>
-          </w:tcPr>
-          <w:p>
-            <w:pPr>
-              <w:spacing w:after="0"/>
-            </w:pPr>
-            <w:r>
-              <w:rPr>
-                <w:rFonts w:ascii="Calibri" w:cs="Calibri" w:eastAsia="Calibri" w:hAnsi="Calibri"/>
-                <w:b w:val="false"/>
-                <w:bCs w:val="false"/>
-                <w:i w:val="false"/>
-                <w:iCs w:val="false"/>
-                <w:color w:val="1A1F36"/>
-                <w:sz w:val="18"/>
-                <w:szCs w:val="18"/>
-              </w:rPr>
-              <w:t xml:space="preserve">игроки с разными номерами</w:t>
-            </w:r>
-          </w:p>
-        </w:tc>
-        <w:tc>
-          <w:tcPr>
-            <w:tcW w:type="dxa" w:w="2200"/>
-            <w:tcBorders>
-              <w:top w:val="single" w:color="C7CBDC" w:sz="4"/>
-              <w:left w:val="single" w:color="C7CBDC" w:sz="4"/>
-              <w:bottom w:val="single" w:color="C7CBDC" w:sz="4"/>
-              <w:right w:val="single" w:color="C7CBDC" w:sz="4"/>
-            </w:tcBorders>
-            <w:tcMar>
-              <w:top w:type="dxa" w:w="60"/>
-              <w:left w:type="dxa" w:w="90"/>
-              <w:bottom w:type="dxa" w:w="60"/>
-              <w:right w:type="dxa" w:w="90"/>
-            </w:tcMar>
-            <w:vAlign w:val="top"/>
-          </w:tcPr>
-          <w:p>
-            <w:pPr>
-              <w:spacing w:after="0"/>
-            </w:pPr>
-            <w:r>
-              <w:rPr>
-                <w:rFonts w:ascii="Calibri" w:cs="Calibri" w:eastAsia="Calibri" w:hAnsi="Calibri"/>
-                <w:b w:val="false"/>
-                <w:bCs w:val="false"/>
-                <w:i w:val="false"/>
-                <w:iCs w:val="false"/>
-                <w:color w:val="5A5F7A"/>
-                <w:sz w:val="18"/>
-                <w:szCs w:val="18"/>
-              </w:rPr>
-              <w:t xml:space="preserve">—</w:t>
-            </w:r>
-          </w:p>
-        </w:tc>
-        <w:tc>
-          <w:tcPr>
-            <w:tcW w:type="dxa" w:w="4400"/>
-            <w:tcBorders>
-              <w:top w:val="single" w:color="C7CBDC" w:sz="4"/>
-              <w:left w:val="single" w:color="C7CBDC" w:sz="4"/>
-              <w:bottom w:val="single" w:color="C7CBDC" w:sz="4"/>
-              <w:right w:val="single" w:color="C7CBDC" w:sz="4"/>
-            </w:tcBorders>
-            <w:tcMar>
-              <w:top w:type="dxa" w:w="60"/>
-              <w:left w:type="dxa" w:w="90"/>
-              <w:bottom w:type="dxa" w:w="60"/>
-              <w:right w:type="dxa" w:w="90"/>
-            </w:tcMar>
-            <w:vAlign w:val="top"/>
-          </w:tcPr>
-          <w:p>
-            <w:pPr>
-              <w:spacing w:after="0" w:before="0"/>
-            </w:pPr>
-            <w:r>
-              <w:rPr>
-                <w:rFonts w:ascii="Calibri" w:cs="Calibri" w:eastAsia="Calibri" w:hAnsi="Calibri"/>
-                <w:b w:val="false"/>
-                <w:bCs w:val="false"/>
-                <w:i w:val="false"/>
-                <w:iCs w:val="false"/>
-                <w:color w:val="1A1F36"/>
-                <w:sz w:val="18"/>
-                <w:szCs w:val="18"/>
-              </w:rPr>
-              <w:t xml:space="preserve">У 3 игроков в разных матчах разные игровые номера: Авксентьев Александр Александрович (№10 — 156, №9 — 142); Белов Евгений Дмитриевич (№17 — 124, №9 — 122); Зарков Гордей Михайлович (№7 — 139, №9 — 107). Номер меняется вместе с командой или это ошибка?</w:t>
             </w:r>
           </w:p>
         </w:tc>
@@ -11220,374 +9801,6 @@
           </w:p>
         </w:tc>
       </w:tr>
-      <w:tr>
-        <w:tc>
-          <w:tcPr>
-            <w:tcW w:type="dxa" w:w="800"/>
-            <w:tcBorders>
-              <w:top w:val="single" w:color="C7CBDC" w:sz="4"/>
-              <w:left w:val="single" w:color="C7CBDC" w:sz="4"/>
-              <w:bottom w:val="single" w:color="C7CBDC" w:sz="4"/>
-              <w:right w:val="single" w:color="C7CBDC" w:sz="4"/>
-            </w:tcBorders>
-            <w:tcMar>
-              <w:top w:type="dxa" w:w="60"/>
-              <w:left w:type="dxa" w:w="90"/>
-              <w:bottom w:type="dxa" w:w="60"/>
-              <w:right w:type="dxa" w:w="90"/>
-            </w:tcMar>
-            <w:vAlign w:val="top"/>
-          </w:tcPr>
-          <w:p>
-            <w:pPr>
-              <w:spacing w:after="0" w:before="0"/>
-            </w:pPr>
-            <w:r>
-              <w:rPr>
-                <w:rFonts w:ascii="Calibri" w:cs="Calibri" w:eastAsia="Calibri" w:hAnsi="Calibri"/>
-                <w:b/>
-                <w:bCs/>
-                <w:i w:val="false"/>
-                <w:iCs w:val="false"/>
-                <w:color w:val="1A1F36"/>
-                <w:sz w:val="18"/>
-                <w:szCs w:val="18"/>
-              </w:rPr>
-              <w:t xml:space="preserve">—</w:t>
-            </w:r>
-          </w:p>
-        </w:tc>
-        <w:tc>
-          <w:tcPr>
-            <w:tcW w:type="dxa" w:w="2500"/>
-            <w:tcBorders>
-              <w:top w:val="single" w:color="C7CBDC" w:sz="4"/>
-              <w:left w:val="single" w:color="C7CBDC" w:sz="4"/>
-              <w:bottom w:val="single" w:color="C7CBDC" w:sz="4"/>
-              <w:right w:val="single" w:color="C7CBDC" w:sz="4"/>
-            </w:tcBorders>
-            <w:tcMar>
-              <w:top w:type="dxa" w:w="60"/>
-              <w:left w:type="dxa" w:w="90"/>
-              <w:bottom w:type="dxa" w:w="60"/>
-              <w:right w:type="dxa" w:w="90"/>
-            </w:tcMar>
-            <w:vAlign w:val="top"/>
-          </w:tcPr>
-          <w:p>
-            <w:pPr>
-              <w:spacing w:after="0"/>
-            </w:pPr>
-            <w:r>
-              <w:rPr>
-                <w:rFonts w:ascii="Calibri" w:cs="Calibri" w:eastAsia="Calibri" w:hAnsi="Calibri"/>
-                <w:b w:val="false"/>
-                <w:bCs w:val="false"/>
-                <w:i w:val="false"/>
-                <w:iCs w:val="false"/>
-                <w:color w:val="1A1F36"/>
-                <w:sz w:val="18"/>
-                <w:szCs w:val="18"/>
-              </w:rPr>
-              <w:t xml:space="preserve">игроки выходят за разные команды</w:t>
-            </w:r>
-          </w:p>
-        </w:tc>
-        <w:tc>
-          <w:tcPr>
-            <w:tcW w:type="dxa" w:w="2200"/>
-            <w:tcBorders>
-              <w:top w:val="single" w:color="C7CBDC" w:sz="4"/>
-              <w:left w:val="single" w:color="C7CBDC" w:sz="4"/>
-              <w:bottom w:val="single" w:color="C7CBDC" w:sz="4"/>
-              <w:right w:val="single" w:color="C7CBDC" w:sz="4"/>
-            </w:tcBorders>
-            <w:tcMar>
-              <w:top w:type="dxa" w:w="60"/>
-              <w:left w:type="dxa" w:w="90"/>
-              <w:bottom w:type="dxa" w:w="60"/>
-              <w:right w:type="dxa" w:w="90"/>
-            </w:tcMar>
-            <w:vAlign w:val="top"/>
-          </w:tcPr>
-          <w:p>
-            <w:pPr>
-              <w:spacing w:after="0"/>
-            </w:pPr>
-            <w:r>
-              <w:rPr>
-                <w:rFonts w:ascii="Calibri" w:cs="Calibri" w:eastAsia="Calibri" w:hAnsi="Calibri"/>
-                <w:b w:val="false"/>
-                <w:bCs w:val="false"/>
-                <w:i w:val="false"/>
-                <w:iCs w:val="false"/>
-                <w:color w:val="5A5F7A"/>
-                <w:sz w:val="18"/>
-                <w:szCs w:val="18"/>
-              </w:rPr>
-              <w:t xml:space="preserve">—</w:t>
-            </w:r>
-          </w:p>
-        </w:tc>
-        <w:tc>
-          <w:tcPr>
-            <w:tcW w:type="dxa" w:w="4400"/>
-            <w:tcBorders>
-              <w:top w:val="single" w:color="C7CBDC" w:sz="4"/>
-              <w:left w:val="single" w:color="C7CBDC" w:sz="4"/>
-              <w:bottom w:val="single" w:color="C7CBDC" w:sz="4"/>
-              <w:right w:val="single" w:color="C7CBDC" w:sz="4"/>
-            </w:tcBorders>
-            <w:tcMar>
-              <w:top w:type="dxa" w:w="60"/>
-              <w:left w:type="dxa" w:w="90"/>
-              <w:bottom w:type="dxa" w:w="60"/>
-              <w:right w:type="dxa" w:w="90"/>
-            </w:tcMar>
-            <w:vAlign w:val="top"/>
-          </w:tcPr>
-          <w:p>
-            <w:pPr>
-              <w:spacing w:after="0" w:before="0"/>
-            </w:pPr>
-            <w:r>
-              <w:rPr>
-                <w:rFonts w:ascii="Calibri" w:cs="Calibri" w:eastAsia="Calibri" w:hAnsi="Calibri"/>
-                <w:b w:val="false"/>
-                <w:bCs w:val="false"/>
-                <w:i w:val="false"/>
-                <w:iCs w:val="false"/>
-                <w:color w:val="1A1F36"/>
-                <w:sz w:val="18"/>
-                <w:szCs w:val="18"/>
-              </w:rPr>
-              <w:t xml:space="preserve">За разные команды выходят 3 игроков: Авксентьев Александр Александрович (Беркут — 124, Феникс — 124); Белов Евгений Дмитриевич (Электроник — 124, Феникс — 124); Зарков Гордей Михайлович (Беркут — 124, Электроник — 124). Уточнить, верно ли это.</w:t>
-            </w:r>
-          </w:p>
-        </w:tc>
-        <w:tc>
-          <w:tcPr>
-            <w:tcW w:type="dxa" w:w="5350"/>
-            <w:tcBorders>
-              <w:top w:val="single" w:color="C7CBDC" w:sz="4"/>
-              <w:left w:val="single" w:color="C7CBDC" w:sz="4"/>
-              <w:bottom w:val="single" w:color="C7CBDC" w:sz="4"/>
-              <w:right w:val="single" w:color="C7CBDC" w:sz="4"/>
-            </w:tcBorders>
-            <w:tcMar>
-              <w:top w:type="dxa" w:w="60"/>
-              <w:left w:type="dxa" w:w="90"/>
-              <w:bottom w:type="dxa" w:w="60"/>
-              <w:right w:type="dxa" w:w="90"/>
-            </w:tcMar>
-            <w:vAlign w:val="top"/>
-          </w:tcPr>
-          <w:p>
-            <w:pPr>
-              <w:spacing w:after="0" w:before="0"/>
-            </w:pPr>
-            <w:r>
-              <w:rPr>
-                <w:rFonts w:ascii="Calibri" w:cs="Calibri" w:eastAsia="Calibri" w:hAnsi="Calibri"/>
-                <w:b w:val="false"/>
-                <w:bCs w:val="false"/>
-                <w:i w:val="false"/>
-                <w:iCs w:val="false"/>
-                <w:color w:val="1A1F36"/>
-                <w:sz w:val="18"/>
-                <w:szCs w:val="18"/>
-              </w:rPr>
-              <w:t xml:space="preserve"/>
-            </w:r>
-          </w:p>
-        </w:tc>
-      </w:tr>
-      <w:tr>
-        <w:tc>
-          <w:tcPr>
-            <w:tcW w:type="dxa" w:w="800"/>
-            <w:tcBorders>
-              <w:top w:val="single" w:color="C7CBDC" w:sz="4"/>
-              <w:left w:val="single" w:color="C7CBDC" w:sz="4"/>
-              <w:bottom w:val="single" w:color="C7CBDC" w:sz="4"/>
-              <w:right w:val="single" w:color="C7CBDC" w:sz="4"/>
-            </w:tcBorders>
-            <w:shd w:fill="F7F8FC" w:color="auto" w:val="clear"/>
-            <w:tcMar>
-              <w:top w:type="dxa" w:w="60"/>
-              <w:left w:type="dxa" w:w="90"/>
-              <w:bottom w:type="dxa" w:w="60"/>
-              <w:right w:type="dxa" w:w="90"/>
-            </w:tcMar>
-            <w:vAlign w:val="top"/>
-          </w:tcPr>
-          <w:p>
-            <w:pPr>
-              <w:spacing w:after="0" w:before="0"/>
-            </w:pPr>
-            <w:r>
-              <w:rPr>
-                <w:rFonts w:ascii="Calibri" w:cs="Calibri" w:eastAsia="Calibri" w:hAnsi="Calibri"/>
-                <w:b/>
-                <w:bCs/>
-                <w:i w:val="false"/>
-                <w:iCs w:val="false"/>
-                <w:color w:val="1A1F36"/>
-                <w:sz w:val="18"/>
-                <w:szCs w:val="18"/>
-              </w:rPr>
-              <w:t xml:space="preserve">—</w:t>
-            </w:r>
-          </w:p>
-        </w:tc>
-        <w:tc>
-          <w:tcPr>
-            <w:tcW w:type="dxa" w:w="2500"/>
-            <w:tcBorders>
-              <w:top w:val="single" w:color="C7CBDC" w:sz="4"/>
-              <w:left w:val="single" w:color="C7CBDC" w:sz="4"/>
-              <w:bottom w:val="single" w:color="C7CBDC" w:sz="4"/>
-              <w:right w:val="single" w:color="C7CBDC" w:sz="4"/>
-            </w:tcBorders>
-            <w:shd w:fill="F7F8FC" w:color="auto" w:val="clear"/>
-            <w:tcMar>
-              <w:top w:type="dxa" w:w="60"/>
-              <w:left w:type="dxa" w:w="90"/>
-              <w:bottom w:type="dxa" w:w="60"/>
-              <w:right w:type="dxa" w:w="90"/>
-            </w:tcMar>
-            <w:vAlign w:val="top"/>
-          </w:tcPr>
-          <w:p>
-            <w:pPr>
-              <w:spacing w:after="0"/>
-            </w:pPr>
-            <w:r>
-              <w:rPr>
-                <w:rFonts w:ascii="Calibri" w:cs="Calibri" w:eastAsia="Calibri" w:hAnsi="Calibri"/>
-                <w:b w:val="false"/>
-                <w:bCs w:val="false"/>
-                <w:i w:val="false"/>
-                <w:iCs w:val="false"/>
-                <w:color w:val="1A1F36"/>
-                <w:sz w:val="18"/>
-                <w:szCs w:val="18"/>
-              </w:rPr>
-              <w:t xml:space="preserve">игроки с разными номерами</w:t>
-            </w:r>
-          </w:p>
-        </w:tc>
-        <w:tc>
-          <w:tcPr>
-            <w:tcW w:type="dxa" w:w="2200"/>
-            <w:tcBorders>
-              <w:top w:val="single" w:color="C7CBDC" w:sz="4"/>
-              <w:left w:val="single" w:color="C7CBDC" w:sz="4"/>
-              <w:bottom w:val="single" w:color="C7CBDC" w:sz="4"/>
-              <w:right w:val="single" w:color="C7CBDC" w:sz="4"/>
-            </w:tcBorders>
-            <w:shd w:fill="F7F8FC" w:color="auto" w:val="clear"/>
-            <w:tcMar>
-              <w:top w:type="dxa" w:w="60"/>
-              <w:left w:type="dxa" w:w="90"/>
-              <w:bottom w:type="dxa" w:w="60"/>
-              <w:right w:type="dxa" w:w="90"/>
-            </w:tcMar>
-            <w:vAlign w:val="top"/>
-          </w:tcPr>
-          <w:p>
-            <w:pPr>
-              <w:spacing w:after="0"/>
-            </w:pPr>
-            <w:r>
-              <w:rPr>
-                <w:rFonts w:ascii="Calibri" w:cs="Calibri" w:eastAsia="Calibri" w:hAnsi="Calibri"/>
-                <w:b w:val="false"/>
-                <w:bCs w:val="false"/>
-                <w:i w:val="false"/>
-                <w:iCs w:val="false"/>
-                <w:color w:val="5A5F7A"/>
-                <w:sz w:val="18"/>
-                <w:szCs w:val="18"/>
-              </w:rPr>
-              <w:t xml:space="preserve">—</w:t>
-            </w:r>
-          </w:p>
-        </w:tc>
-        <w:tc>
-          <w:tcPr>
-            <w:tcW w:type="dxa" w:w="4400"/>
-            <w:tcBorders>
-              <w:top w:val="single" w:color="C7CBDC" w:sz="4"/>
-              <w:left w:val="single" w:color="C7CBDC" w:sz="4"/>
-              <w:bottom w:val="single" w:color="C7CBDC" w:sz="4"/>
-              <w:right w:val="single" w:color="C7CBDC" w:sz="4"/>
-            </w:tcBorders>
-            <w:shd w:fill="F7F8FC" w:color="auto" w:val="clear"/>
-            <w:tcMar>
-              <w:top w:type="dxa" w:w="60"/>
-              <w:left w:type="dxa" w:w="90"/>
-              <w:bottom w:type="dxa" w:w="60"/>
-              <w:right w:type="dxa" w:w="90"/>
-            </w:tcMar>
-            <w:vAlign w:val="top"/>
-          </w:tcPr>
-          <w:p>
-            <w:pPr>
-              <w:spacing w:after="0" w:before="0"/>
-            </w:pPr>
-            <w:r>
-              <w:rPr>
-                <w:rFonts w:ascii="Calibri" w:cs="Calibri" w:eastAsia="Calibri" w:hAnsi="Calibri"/>
-                <w:b w:val="false"/>
-                <w:bCs w:val="false"/>
-                <w:i w:val="false"/>
-                <w:iCs w:val="false"/>
-                <w:color w:val="1A1F36"/>
-                <w:sz w:val="18"/>
-                <w:szCs w:val="18"/>
-              </w:rPr>
-              <w:t xml:space="preserve">У 3 игроков в разных матчах разные игровые номера: Авксентьев Александр Александрович (№10 — 124, №5 — 124); Белов Евгений Дмитриевич (№8 — 124, №17 — 124); Зарков Гордей Михайлович (№8 — 124, №16 — 124). Номер меняется вместе с командой или это ошибка?</w:t>
-            </w:r>
-          </w:p>
-        </w:tc>
-        <w:tc>
-          <w:tcPr>
-            <w:tcW w:type="dxa" w:w="5350"/>
-            <w:tcBorders>
-              <w:top w:val="single" w:color="C7CBDC" w:sz="4"/>
-              <w:left w:val="single" w:color="C7CBDC" w:sz="4"/>
-              <w:bottom w:val="single" w:color="C7CBDC" w:sz="4"/>
-              <w:right w:val="single" w:color="C7CBDC" w:sz="4"/>
-            </w:tcBorders>
-            <w:tcMar>
-              <w:top w:type="dxa" w:w="60"/>
-              <w:left w:type="dxa" w:w="90"/>
-              <w:bottom w:type="dxa" w:w="60"/>
-              <w:right w:type="dxa" w:w="90"/>
-            </w:tcMar>
-            <w:vAlign w:val="top"/>
-          </w:tcPr>
-          <w:p>
-            <w:pPr>
-              <w:spacing w:after="0" w:before="0"/>
-            </w:pPr>
-            <w:r>
-              <w:rPr>
-                <w:rFonts w:ascii="Calibri" w:cs="Calibri" w:eastAsia="Calibri" w:hAnsi="Calibri"/>
-                <w:b w:val="false"/>
-                <w:bCs w:val="false"/>
-                <w:i w:val="false"/>
-                <w:iCs w:val="false"/>
-                <w:color w:val="1A1F36"/>
-                <w:sz w:val="18"/>
-                <w:szCs w:val="18"/>
-              </w:rPr>
-              <w:t xml:space="preserve"/>
-            </w:r>
-          </w:p>
-        </w:tc>
-      </w:tr>
     </w:tbl>
     <w:p>
       <w:pPr>
@@ -12940,188 +11153,6 @@
           </w:p>
         </w:tc>
       </w:tr>
-      <w:tr>
-        <w:tc>
-          <w:tcPr>
-            <w:tcW w:type="dxa" w:w="800"/>
-            <w:tcBorders>
-              <w:top w:val="single" w:color="C7CBDC" w:sz="4"/>
-              <w:left w:val="single" w:color="C7CBDC" w:sz="4"/>
-              <w:bottom w:val="single" w:color="C7CBDC" w:sz="4"/>
-              <w:right w:val="single" w:color="C7CBDC" w:sz="4"/>
-            </w:tcBorders>
-            <w:tcMar>
-              <w:top w:type="dxa" w:w="60"/>
-              <w:left w:type="dxa" w:w="90"/>
-              <w:bottom w:type="dxa" w:w="60"/>
-              <w:right w:type="dxa" w:w="90"/>
-            </w:tcMar>
-            <w:vAlign w:val="top"/>
-          </w:tcPr>
-          <w:p>
-            <w:pPr>
-              <w:spacing w:after="0" w:before="0"/>
-            </w:pPr>
-            <w:r>
-              <w:rPr>
-                <w:rFonts w:ascii="Calibri" w:cs="Calibri" w:eastAsia="Calibri" w:hAnsi="Calibri"/>
-                <w:b/>
-                <w:bCs/>
-                <w:i w:val="false"/>
-                <w:iCs w:val="false"/>
-                <w:color w:val="1A1F36"/>
-                <w:sz w:val="18"/>
-                <w:szCs w:val="18"/>
-              </w:rPr>
-              <w:t xml:space="preserve">—</w:t>
-            </w:r>
-          </w:p>
-        </w:tc>
-        <w:tc>
-          <w:tcPr>
-            <w:tcW w:type="dxa" w:w="2500"/>
-            <w:tcBorders>
-              <w:top w:val="single" w:color="C7CBDC" w:sz="4"/>
-              <w:left w:val="single" w:color="C7CBDC" w:sz="4"/>
-              <w:bottom w:val="single" w:color="C7CBDC" w:sz="4"/>
-              <w:right w:val="single" w:color="C7CBDC" w:sz="4"/>
-            </w:tcBorders>
-            <w:tcMar>
-              <w:top w:type="dxa" w:w="60"/>
-              <w:left w:type="dxa" w:w="90"/>
-              <w:bottom w:type="dxa" w:w="60"/>
-              <w:right w:type="dxa" w:w="90"/>
-            </w:tcMar>
-            <w:vAlign w:val="top"/>
-          </w:tcPr>
-          <w:p>
-            <w:pPr>
-              <w:spacing w:after="0"/>
-            </w:pPr>
-            <w:r>
-              <w:rPr>
-                <w:rFonts w:ascii="Calibri" w:cs="Calibri" w:eastAsia="Calibri" w:hAnsi="Calibri"/>
-                <w:b w:val="false"/>
-                <w:bCs w:val="false"/>
-                <w:i w:val="false"/>
-                <w:iCs w:val="false"/>
-                <w:color w:val="1A1F36"/>
-                <w:sz w:val="18"/>
-                <w:szCs w:val="18"/>
-              </w:rPr>
-              <w:t xml:space="preserve">игроки выходят за разные команды</w:t>
-            </w:r>
-          </w:p>
-        </w:tc>
-        <w:tc>
-          <w:tcPr>
-            <w:tcW w:type="dxa" w:w="2200"/>
-            <w:tcBorders>
-              <w:top w:val="single" w:color="C7CBDC" w:sz="4"/>
-              <w:left w:val="single" w:color="C7CBDC" w:sz="4"/>
-              <w:bottom w:val="single" w:color="C7CBDC" w:sz="4"/>
-              <w:right w:val="single" w:color="C7CBDC" w:sz="4"/>
-            </w:tcBorders>
-            <w:tcMar>
-              <w:top w:type="dxa" w:w="60"/>
-              <w:left w:type="dxa" w:w="90"/>
-              <w:bottom w:type="dxa" w:w="60"/>
-              <w:right w:type="dxa" w:w="90"/>
-            </w:tcMar>
-            <w:vAlign w:val="top"/>
-          </w:tcPr>
-          <w:p>
-            <w:pPr>
-              <w:spacing w:after="0"/>
-            </w:pPr>
-            <w:r>
-              <w:rPr>
-                <w:rFonts w:ascii="Calibri" w:cs="Calibri" w:eastAsia="Calibri" w:hAnsi="Calibri"/>
-                <w:b w:val="false"/>
-                <w:bCs w:val="false"/>
-                <w:i w:val="false"/>
-                <w:iCs w:val="false"/>
-                <w:color w:val="5A5F7A"/>
-                <w:sz w:val="18"/>
-                <w:szCs w:val="18"/>
-              </w:rPr>
-              <w:t xml:space="preserve">—</w:t>
-            </w:r>
-          </w:p>
-        </w:tc>
-        <w:tc>
-          <w:tcPr>
-            <w:tcW w:type="dxa" w:w="4400"/>
-            <w:tcBorders>
-              <w:top w:val="single" w:color="C7CBDC" w:sz="4"/>
-              <w:left w:val="single" w:color="C7CBDC" w:sz="4"/>
-              <w:bottom w:val="single" w:color="C7CBDC" w:sz="4"/>
-              <w:right w:val="single" w:color="C7CBDC" w:sz="4"/>
-            </w:tcBorders>
-            <w:tcMar>
-              <w:top w:type="dxa" w:w="60"/>
-              <w:left w:type="dxa" w:w="90"/>
-              <w:bottom w:type="dxa" w:w="60"/>
-              <w:right w:type="dxa" w:w="90"/>
-            </w:tcMar>
-            <w:vAlign w:val="top"/>
-          </w:tcPr>
-          <w:p>
-            <w:pPr>
-              <w:spacing w:after="0" w:before="0"/>
-            </w:pPr>
-            <w:r>
-              <w:rPr>
-                <w:rFonts w:ascii="Calibri" w:cs="Calibri" w:eastAsia="Calibri" w:hAnsi="Calibri"/>
-                <w:b w:val="false"/>
-                <w:bCs w:val="false"/>
-                <w:i w:val="false"/>
-                <w:iCs w:val="false"/>
-                <w:color w:val="1A1F36"/>
-                <w:sz w:val="18"/>
-                <w:szCs w:val="18"/>
-              </w:rPr>
-              <w:t xml:space="preserve">За разные команды выходят 1 игроков: Сафронов Максим Артемович (Метеор — 8, Викинг — 6, Сияжар — 3). Уточнить, верно ли это.</w:t>
-            </w:r>
-          </w:p>
-        </w:tc>
-        <w:tc>
-          <w:tcPr>
-            <w:tcW w:type="dxa" w:w="5350"/>
-            <w:tcBorders>
-              <w:top w:val="single" w:color="C7CBDC" w:sz="4"/>
-              <w:left w:val="single" w:color="C7CBDC" w:sz="4"/>
-              <w:bottom w:val="single" w:color="C7CBDC" w:sz="4"/>
-              <w:right w:val="single" w:color="C7CBDC" w:sz="4"/>
-            </w:tcBorders>
-            <w:tcMar>
-              <w:top w:type="dxa" w:w="60"/>
-              <w:left w:type="dxa" w:w="90"/>
-              <w:bottom w:type="dxa" w:w="60"/>
-              <w:right w:type="dxa" w:w="90"/>
-            </w:tcMar>
-            <w:vAlign w:val="top"/>
-          </w:tcPr>
-          <w:p>
-            <w:pPr>
-              <w:spacing w:after="0" w:before="0"/>
-            </w:pPr>
-            <w:r>
-              <w:rPr>
-                <w:rFonts w:ascii="Calibri" w:cs="Calibri" w:eastAsia="Calibri" w:hAnsi="Calibri"/>
-                <w:b w:val="false"/>
-                <w:bCs w:val="false"/>
-                <w:i w:val="false"/>
-                <w:iCs w:val="false"/>
-                <w:color w:val="1A1F36"/>
-                <w:sz w:val="18"/>
-                <w:szCs w:val="18"/>
-              </w:rPr>
-              <w:t xml:space="preserve"/>
-            </w:r>
-          </w:p>
-        </w:tc>
-      </w:tr>
     </w:tbl>
     <w:p>
       <w:pPr>
@@ -15924,188 +13955,6 @@
                 <w:szCs w:val="18"/>
               </w:rPr>
               <w:t xml:space="preserve">В составе «Сармат» игрок записан как «1) Козлов Артем Владимирович» — в начале лишние символы. стр. 76.</w:t>
-            </w:r>
-          </w:p>
-        </w:tc>
-        <w:tc>
-          <w:tcPr>
-            <w:tcW w:type="dxa" w:w="5350"/>
-            <w:tcBorders>
-              <w:top w:val="single" w:color="C7CBDC" w:sz="4"/>
-              <w:left w:val="single" w:color="C7CBDC" w:sz="4"/>
-              <w:bottom w:val="single" w:color="C7CBDC" w:sz="4"/>
-              <w:right w:val="single" w:color="C7CBDC" w:sz="4"/>
-            </w:tcBorders>
-            <w:tcMar>
-              <w:top w:type="dxa" w:w="60"/>
-              <w:left w:type="dxa" w:w="90"/>
-              <w:bottom w:type="dxa" w:w="60"/>
-              <w:right w:type="dxa" w:w="90"/>
-            </w:tcMar>
-            <w:vAlign w:val="top"/>
-          </w:tcPr>
-          <w:p>
-            <w:pPr>
-              <w:spacing w:after="0" w:before="0"/>
-            </w:pPr>
-            <w:r>
-              <w:rPr>
-                <w:rFonts w:ascii="Calibri" w:cs="Calibri" w:eastAsia="Calibri" w:hAnsi="Calibri"/>
-                <w:b w:val="false"/>
-                <w:bCs w:val="false"/>
-                <w:i w:val="false"/>
-                <w:iCs w:val="false"/>
-                <w:color w:val="1A1F36"/>
-                <w:sz w:val="18"/>
-                <w:szCs w:val="18"/>
-              </w:rPr>
-              <w:t xml:space="preserve"/>
-            </w:r>
-          </w:p>
-        </w:tc>
-      </w:tr>
-      <w:tr>
-        <w:tc>
-          <w:tcPr>
-            <w:tcW w:type="dxa" w:w="800"/>
-            <w:tcBorders>
-              <w:top w:val="single" w:color="C7CBDC" w:sz="4"/>
-              <w:left w:val="single" w:color="C7CBDC" w:sz="4"/>
-              <w:bottom w:val="single" w:color="C7CBDC" w:sz="4"/>
-              <w:right w:val="single" w:color="C7CBDC" w:sz="4"/>
-            </w:tcBorders>
-            <w:tcMar>
-              <w:top w:type="dxa" w:w="60"/>
-              <w:left w:type="dxa" w:w="90"/>
-              <w:bottom w:type="dxa" w:w="60"/>
-              <w:right w:type="dxa" w:w="90"/>
-            </w:tcMar>
-            <w:vAlign w:val="top"/>
-          </w:tcPr>
-          <w:p>
-            <w:pPr>
-              <w:spacing w:after="0" w:before="0"/>
-            </w:pPr>
-            <w:r>
-              <w:rPr>
-                <w:rFonts w:ascii="Calibri" w:cs="Calibri" w:eastAsia="Calibri" w:hAnsi="Calibri"/>
-                <w:b/>
-                <w:bCs/>
-                <w:i w:val="false"/>
-                <w:iCs w:val="false"/>
-                <w:color w:val="1A1F36"/>
-                <w:sz w:val="18"/>
-                <w:szCs w:val="18"/>
-              </w:rPr>
-              <w:t xml:space="preserve">—</w:t>
-            </w:r>
-          </w:p>
-        </w:tc>
-        <w:tc>
-          <w:tcPr>
-            <w:tcW w:type="dxa" w:w="2500"/>
-            <w:tcBorders>
-              <w:top w:val="single" w:color="C7CBDC" w:sz="4"/>
-              <w:left w:val="single" w:color="C7CBDC" w:sz="4"/>
-              <w:bottom w:val="single" w:color="C7CBDC" w:sz="4"/>
-              <w:right w:val="single" w:color="C7CBDC" w:sz="4"/>
-            </w:tcBorders>
-            <w:tcMar>
-              <w:top w:type="dxa" w:w="60"/>
-              <w:left w:type="dxa" w:w="90"/>
-              <w:bottom w:type="dxa" w:w="60"/>
-              <w:right w:type="dxa" w:w="90"/>
-            </w:tcMar>
-            <w:vAlign w:val="top"/>
-          </w:tcPr>
-          <w:p>
-            <w:pPr>
-              <w:spacing w:after="0"/>
-            </w:pPr>
-            <w:r>
-              <w:rPr>
-                <w:rFonts w:ascii="Calibri" w:cs="Calibri" w:eastAsia="Calibri" w:hAnsi="Calibri"/>
-                <w:b w:val="false"/>
-                <w:bCs w:val="false"/>
-                <w:i w:val="false"/>
-                <w:iCs w:val="false"/>
-                <w:color w:val="1A1F36"/>
-                <w:sz w:val="18"/>
-                <w:szCs w:val="18"/>
-              </w:rPr>
-              <w:t xml:space="preserve">игроки с разными номерами</w:t>
-            </w:r>
-          </w:p>
-        </w:tc>
-        <w:tc>
-          <w:tcPr>
-            <w:tcW w:type="dxa" w:w="2200"/>
-            <w:tcBorders>
-              <w:top w:val="single" w:color="C7CBDC" w:sz="4"/>
-              <w:left w:val="single" w:color="C7CBDC" w:sz="4"/>
-              <w:bottom w:val="single" w:color="C7CBDC" w:sz="4"/>
-              <w:right w:val="single" w:color="C7CBDC" w:sz="4"/>
-            </w:tcBorders>
-            <w:tcMar>
-              <w:top w:type="dxa" w:w="60"/>
-              <w:left w:type="dxa" w:w="90"/>
-              <w:bottom w:type="dxa" w:w="60"/>
-              <w:right w:type="dxa" w:w="90"/>
-            </w:tcMar>
-            <w:vAlign w:val="top"/>
-          </w:tcPr>
-          <w:p>
-            <w:pPr>
-              <w:spacing w:after="0"/>
-            </w:pPr>
-            <w:r>
-              <w:rPr>
-                <w:rFonts w:ascii="Calibri" w:cs="Calibri" w:eastAsia="Calibri" w:hAnsi="Calibri"/>
-                <w:b w:val="false"/>
-                <w:bCs w:val="false"/>
-                <w:i w:val="false"/>
-                <w:iCs w:val="false"/>
-                <w:color w:val="5A5F7A"/>
-                <w:sz w:val="18"/>
-                <w:szCs w:val="18"/>
-              </w:rPr>
-              <w:t xml:space="preserve">—</w:t>
-            </w:r>
-          </w:p>
-        </w:tc>
-        <w:tc>
-          <w:tcPr>
-            <w:tcW w:type="dxa" w:w="4400"/>
-            <w:tcBorders>
-              <w:top w:val="single" w:color="C7CBDC" w:sz="4"/>
-              <w:left w:val="single" w:color="C7CBDC" w:sz="4"/>
-              <w:bottom w:val="single" w:color="C7CBDC" w:sz="4"/>
-              <w:right w:val="single" w:color="C7CBDC" w:sz="4"/>
-            </w:tcBorders>
-            <w:tcMar>
-              <w:top w:type="dxa" w:w="60"/>
-              <w:left w:type="dxa" w:w="90"/>
-              <w:bottom w:type="dxa" w:w="60"/>
-              <w:right w:type="dxa" w:w="90"/>
-            </w:tcMar>
-            <w:vAlign w:val="top"/>
-          </w:tcPr>
-          <w:p>
-            <w:pPr>
-              <w:spacing w:after="0" w:before="0"/>
-            </w:pPr>
-            <w:r>
-              <w:rPr>
-                <w:rFonts w:ascii="Calibri" w:cs="Calibri" w:eastAsia="Calibri" w:hAnsi="Calibri"/>
-                <w:b w:val="false"/>
-                <w:bCs w:val="false"/>
-                <w:i w:val="false"/>
-                <w:iCs w:val="false"/>
-                <w:color w:val="1A1F36"/>
-                <w:sz w:val="18"/>
-                <w:szCs w:val="18"/>
-              </w:rPr>
-              <w:t xml:space="preserve">У 4 игроков в разных матчах разные игровые номера: Кисляков Сергей Николаевич (№74 — 4, №55 — 2); Нарватов Александр Петрович (№89 — 7, №9 — 2); Рябинин Евгений Васильевич (№12 — 7, №7 — 2); Шароватов Василий Александрович (№69 — 4, №9 — 2). Номер меняется вместе с командой или это ошибка?</w:t>
             </w:r>
           </w:p>
         </w:tc>
@@ -17312,374 +15161,6 @@
           </w:p>
         </w:tc>
       </w:tr>
-      <w:tr>
-        <w:tc>
-          <w:tcPr>
-            <w:tcW w:type="dxa" w:w="800"/>
-            <w:tcBorders>
-              <w:top w:val="single" w:color="C7CBDC" w:sz="4"/>
-              <w:left w:val="single" w:color="C7CBDC" w:sz="4"/>
-              <w:bottom w:val="single" w:color="C7CBDC" w:sz="4"/>
-              <w:right w:val="single" w:color="C7CBDC" w:sz="4"/>
-            </w:tcBorders>
-            <w:shd w:fill="F7F8FC" w:color="auto" w:val="clear"/>
-            <w:tcMar>
-              <w:top w:type="dxa" w:w="60"/>
-              <w:left w:type="dxa" w:w="90"/>
-              <w:bottom w:type="dxa" w:w="60"/>
-              <w:right w:type="dxa" w:w="90"/>
-            </w:tcMar>
-            <w:vAlign w:val="top"/>
-          </w:tcPr>
-          <w:p>
-            <w:pPr>
-              <w:spacing w:after="0" w:before="0"/>
-            </w:pPr>
-            <w:r>
-              <w:rPr>
-                <w:rFonts w:ascii="Calibri" w:cs="Calibri" w:eastAsia="Calibri" w:hAnsi="Calibri"/>
-                <w:b/>
-                <w:bCs/>
-                <w:i w:val="false"/>
-                <w:iCs w:val="false"/>
-                <w:color w:val="1A1F36"/>
-                <w:sz w:val="18"/>
-                <w:szCs w:val="18"/>
-              </w:rPr>
-              <w:t xml:space="preserve">—</w:t>
-            </w:r>
-          </w:p>
-        </w:tc>
-        <w:tc>
-          <w:tcPr>
-            <w:tcW w:type="dxa" w:w="2500"/>
-            <w:tcBorders>
-              <w:top w:val="single" w:color="C7CBDC" w:sz="4"/>
-              <w:left w:val="single" w:color="C7CBDC" w:sz="4"/>
-              <w:bottom w:val="single" w:color="C7CBDC" w:sz="4"/>
-              <w:right w:val="single" w:color="C7CBDC" w:sz="4"/>
-            </w:tcBorders>
-            <w:shd w:fill="F7F8FC" w:color="auto" w:val="clear"/>
-            <w:tcMar>
-              <w:top w:type="dxa" w:w="60"/>
-              <w:left w:type="dxa" w:w="90"/>
-              <w:bottom w:type="dxa" w:w="60"/>
-              <w:right w:type="dxa" w:w="90"/>
-            </w:tcMar>
-            <w:vAlign w:val="top"/>
-          </w:tcPr>
-          <w:p>
-            <w:pPr>
-              <w:spacing w:after="0"/>
-            </w:pPr>
-            <w:r>
-              <w:rPr>
-                <w:rFonts w:ascii="Calibri" w:cs="Calibri" w:eastAsia="Calibri" w:hAnsi="Calibri"/>
-                <w:b w:val="false"/>
-                <w:bCs w:val="false"/>
-                <w:i w:val="false"/>
-                <w:iCs w:val="false"/>
-                <w:color w:val="1A1F36"/>
-                <w:sz w:val="18"/>
-                <w:szCs w:val="18"/>
-              </w:rPr>
-              <w:t xml:space="preserve">игроки выходят за разные команды</w:t>
-            </w:r>
-          </w:p>
-        </w:tc>
-        <w:tc>
-          <w:tcPr>
-            <w:tcW w:type="dxa" w:w="2200"/>
-            <w:tcBorders>
-              <w:top w:val="single" w:color="C7CBDC" w:sz="4"/>
-              <w:left w:val="single" w:color="C7CBDC" w:sz="4"/>
-              <w:bottom w:val="single" w:color="C7CBDC" w:sz="4"/>
-              <w:right w:val="single" w:color="C7CBDC" w:sz="4"/>
-            </w:tcBorders>
-            <w:shd w:fill="F7F8FC" w:color="auto" w:val="clear"/>
-            <w:tcMar>
-              <w:top w:type="dxa" w:w="60"/>
-              <w:left w:type="dxa" w:w="90"/>
-              <w:bottom w:type="dxa" w:w="60"/>
-              <w:right w:type="dxa" w:w="90"/>
-            </w:tcMar>
-            <w:vAlign w:val="top"/>
-          </w:tcPr>
-          <w:p>
-            <w:pPr>
-              <w:spacing w:after="0"/>
-            </w:pPr>
-            <w:r>
-              <w:rPr>
-                <w:rFonts w:ascii="Calibri" w:cs="Calibri" w:eastAsia="Calibri" w:hAnsi="Calibri"/>
-                <w:b w:val="false"/>
-                <w:bCs w:val="false"/>
-                <w:i w:val="false"/>
-                <w:iCs w:val="false"/>
-                <w:color w:val="5A5F7A"/>
-                <w:sz w:val="18"/>
-                <w:szCs w:val="18"/>
-              </w:rPr>
-              <w:t xml:space="preserve">—</w:t>
-            </w:r>
-          </w:p>
-        </w:tc>
-        <w:tc>
-          <w:tcPr>
-            <w:tcW w:type="dxa" w:w="4400"/>
-            <w:tcBorders>
-              <w:top w:val="single" w:color="C7CBDC" w:sz="4"/>
-              <w:left w:val="single" w:color="C7CBDC" w:sz="4"/>
-              <w:bottom w:val="single" w:color="C7CBDC" w:sz="4"/>
-              <w:right w:val="single" w:color="C7CBDC" w:sz="4"/>
-            </w:tcBorders>
-            <w:shd w:fill="F7F8FC" w:color="auto" w:val="clear"/>
-            <w:tcMar>
-              <w:top w:type="dxa" w:w="60"/>
-              <w:left w:type="dxa" w:w="90"/>
-              <w:bottom w:type="dxa" w:w="60"/>
-              <w:right w:type="dxa" w:w="90"/>
-            </w:tcMar>
-            <w:vAlign w:val="top"/>
-          </w:tcPr>
-          <w:p>
-            <w:pPr>
-              <w:spacing w:after="0" w:before="0"/>
-            </w:pPr>
-            <w:r>
-              <w:rPr>
-                <w:rFonts w:ascii="Calibri" w:cs="Calibri" w:eastAsia="Calibri" w:hAnsi="Calibri"/>
-                <w:b w:val="false"/>
-                <w:bCs w:val="false"/>
-                <w:i w:val="false"/>
-                <w:iCs w:val="false"/>
-                <w:color w:val="1A1F36"/>
-                <w:sz w:val="18"/>
-                <w:szCs w:val="18"/>
-              </w:rPr>
-              <w:t xml:space="preserve">За разные команды выходят 3 игроков: Колотыркин Артём Игоревич (Газовик — 71, Юность — 71); Колчин Иван Денисович (Газовик — 71, Юность — 71); Копейкин Иван Андреевич (Газовик — 71, Юность — 71). Уточнить, верно ли это.</w:t>
-            </w:r>
-          </w:p>
-        </w:tc>
-        <w:tc>
-          <w:tcPr>
-            <w:tcW w:type="dxa" w:w="5350"/>
-            <w:tcBorders>
-              <w:top w:val="single" w:color="C7CBDC" w:sz="4"/>
-              <w:left w:val="single" w:color="C7CBDC" w:sz="4"/>
-              <w:bottom w:val="single" w:color="C7CBDC" w:sz="4"/>
-              <w:right w:val="single" w:color="C7CBDC" w:sz="4"/>
-            </w:tcBorders>
-            <w:tcMar>
-              <w:top w:type="dxa" w:w="60"/>
-              <w:left w:type="dxa" w:w="90"/>
-              <w:bottom w:type="dxa" w:w="60"/>
-              <w:right w:type="dxa" w:w="90"/>
-            </w:tcMar>
-            <w:vAlign w:val="top"/>
-          </w:tcPr>
-          <w:p>
-            <w:pPr>
-              <w:spacing w:after="0" w:before="0"/>
-            </w:pPr>
-            <w:r>
-              <w:rPr>
-                <w:rFonts w:ascii="Calibri" w:cs="Calibri" w:eastAsia="Calibri" w:hAnsi="Calibri"/>
-                <w:b w:val="false"/>
-                <w:bCs w:val="false"/>
-                <w:i w:val="false"/>
-                <w:iCs w:val="false"/>
-                <w:color w:val="1A1F36"/>
-                <w:sz w:val="18"/>
-                <w:szCs w:val="18"/>
-              </w:rPr>
-              <w:t xml:space="preserve"/>
-            </w:r>
-          </w:p>
-        </w:tc>
-      </w:tr>
-      <w:tr>
-        <w:tc>
-          <w:tcPr>
-            <w:tcW w:type="dxa" w:w="800"/>
-            <w:tcBorders>
-              <w:top w:val="single" w:color="C7CBDC" w:sz="4"/>
-              <w:left w:val="single" w:color="C7CBDC" w:sz="4"/>
-              <w:bottom w:val="single" w:color="C7CBDC" w:sz="4"/>
-              <w:right w:val="single" w:color="C7CBDC" w:sz="4"/>
-            </w:tcBorders>
-            <w:tcMar>
-              <w:top w:type="dxa" w:w="60"/>
-              <w:left w:type="dxa" w:w="90"/>
-              <w:bottom w:type="dxa" w:w="60"/>
-              <w:right w:type="dxa" w:w="90"/>
-            </w:tcMar>
-            <w:vAlign w:val="top"/>
-          </w:tcPr>
-          <w:p>
-            <w:pPr>
-              <w:spacing w:after="0" w:before="0"/>
-            </w:pPr>
-            <w:r>
-              <w:rPr>
-                <w:rFonts w:ascii="Calibri" w:cs="Calibri" w:eastAsia="Calibri" w:hAnsi="Calibri"/>
-                <w:b/>
-                <w:bCs/>
-                <w:i w:val="false"/>
-                <w:iCs w:val="false"/>
-                <w:color w:val="1A1F36"/>
-                <w:sz w:val="18"/>
-                <w:szCs w:val="18"/>
-              </w:rPr>
-              <w:t xml:space="preserve">—</w:t>
-            </w:r>
-          </w:p>
-        </w:tc>
-        <w:tc>
-          <w:tcPr>
-            <w:tcW w:type="dxa" w:w="2500"/>
-            <w:tcBorders>
-              <w:top w:val="single" w:color="C7CBDC" w:sz="4"/>
-              <w:left w:val="single" w:color="C7CBDC" w:sz="4"/>
-              <w:bottom w:val="single" w:color="C7CBDC" w:sz="4"/>
-              <w:right w:val="single" w:color="C7CBDC" w:sz="4"/>
-            </w:tcBorders>
-            <w:tcMar>
-              <w:top w:type="dxa" w:w="60"/>
-              <w:left w:type="dxa" w:w="90"/>
-              <w:bottom w:type="dxa" w:w="60"/>
-              <w:right w:type="dxa" w:w="90"/>
-            </w:tcMar>
-            <w:vAlign w:val="top"/>
-          </w:tcPr>
-          <w:p>
-            <w:pPr>
-              <w:spacing w:after="0"/>
-            </w:pPr>
-            <w:r>
-              <w:rPr>
-                <w:rFonts w:ascii="Calibri" w:cs="Calibri" w:eastAsia="Calibri" w:hAnsi="Calibri"/>
-                <w:b w:val="false"/>
-                <w:bCs w:val="false"/>
-                <w:i w:val="false"/>
-                <w:iCs w:val="false"/>
-                <w:color w:val="1A1F36"/>
-                <w:sz w:val="18"/>
-                <w:szCs w:val="18"/>
-              </w:rPr>
-              <w:t xml:space="preserve">игроки с разными номерами</w:t>
-            </w:r>
-          </w:p>
-        </w:tc>
-        <w:tc>
-          <w:tcPr>
-            <w:tcW w:type="dxa" w:w="2200"/>
-            <w:tcBorders>
-              <w:top w:val="single" w:color="C7CBDC" w:sz="4"/>
-              <w:left w:val="single" w:color="C7CBDC" w:sz="4"/>
-              <w:bottom w:val="single" w:color="C7CBDC" w:sz="4"/>
-              <w:right w:val="single" w:color="C7CBDC" w:sz="4"/>
-            </w:tcBorders>
-            <w:tcMar>
-              <w:top w:type="dxa" w:w="60"/>
-              <w:left w:type="dxa" w:w="90"/>
-              <w:bottom w:type="dxa" w:w="60"/>
-              <w:right w:type="dxa" w:w="90"/>
-            </w:tcMar>
-            <w:vAlign w:val="top"/>
-          </w:tcPr>
-          <w:p>
-            <w:pPr>
-              <w:spacing w:after="0"/>
-            </w:pPr>
-            <w:r>
-              <w:rPr>
-                <w:rFonts w:ascii="Calibri" w:cs="Calibri" w:eastAsia="Calibri" w:hAnsi="Calibri"/>
-                <w:b w:val="false"/>
-                <w:bCs w:val="false"/>
-                <w:i w:val="false"/>
-                <w:iCs w:val="false"/>
-                <w:color w:val="5A5F7A"/>
-                <w:sz w:val="18"/>
-                <w:szCs w:val="18"/>
-              </w:rPr>
-              <w:t xml:space="preserve">—</w:t>
-            </w:r>
-          </w:p>
-        </w:tc>
-        <w:tc>
-          <w:tcPr>
-            <w:tcW w:type="dxa" w:w="4400"/>
-            <w:tcBorders>
-              <w:top w:val="single" w:color="C7CBDC" w:sz="4"/>
-              <w:left w:val="single" w:color="C7CBDC" w:sz="4"/>
-              <w:bottom w:val="single" w:color="C7CBDC" w:sz="4"/>
-              <w:right w:val="single" w:color="C7CBDC" w:sz="4"/>
-            </w:tcBorders>
-            <w:tcMar>
-              <w:top w:type="dxa" w:w="60"/>
-              <w:left w:type="dxa" w:w="90"/>
-              <w:bottom w:type="dxa" w:w="60"/>
-              <w:right w:type="dxa" w:w="90"/>
-            </w:tcMar>
-            <w:vAlign w:val="top"/>
-          </w:tcPr>
-          <w:p>
-            <w:pPr>
-              <w:spacing w:after="0" w:before="0"/>
-            </w:pPr>
-            <w:r>
-              <w:rPr>
-                <w:rFonts w:ascii="Calibri" w:cs="Calibri" w:eastAsia="Calibri" w:hAnsi="Calibri"/>
-                <w:b w:val="false"/>
-                <w:bCs w:val="false"/>
-                <w:i w:val="false"/>
-                <w:iCs w:val="false"/>
-                <w:color w:val="1A1F36"/>
-                <w:sz w:val="18"/>
-                <w:szCs w:val="18"/>
-              </w:rPr>
-              <w:t xml:space="preserve">У 3 игроков в разных матчах разные игровые номера: Колотыркин Артём Игоревич (№95 — 71, №46 — 71); Колчин Иван Денисович (№72 — 71, №91 — 71); Копейкин Иван Андреевич (№88 — 71, №4 — 71). Номер меняется вместе с командой или это ошибка?</w:t>
-            </w:r>
-          </w:p>
-        </w:tc>
-        <w:tc>
-          <w:tcPr>
-            <w:tcW w:type="dxa" w:w="5350"/>
-            <w:tcBorders>
-              <w:top w:val="single" w:color="C7CBDC" w:sz="4"/>
-              <w:left w:val="single" w:color="C7CBDC" w:sz="4"/>
-              <w:bottom w:val="single" w:color="C7CBDC" w:sz="4"/>
-              <w:right w:val="single" w:color="C7CBDC" w:sz="4"/>
-            </w:tcBorders>
-            <w:tcMar>
-              <w:top w:type="dxa" w:w="60"/>
-              <w:left w:type="dxa" w:w="90"/>
-              <w:bottom w:type="dxa" w:w="60"/>
-              <w:right w:type="dxa" w:w="90"/>
-            </w:tcMar>
-            <w:vAlign w:val="top"/>
-          </w:tcPr>
-          <w:p>
-            <w:pPr>
-              <w:spacing w:after="0" w:before="0"/>
-            </w:pPr>
-            <w:r>
-              <w:rPr>
-                <w:rFonts w:ascii="Calibri" w:cs="Calibri" w:eastAsia="Calibri" w:hAnsi="Calibri"/>
-                <w:b w:val="false"/>
-                <w:bCs w:val="false"/>
-                <w:i w:val="false"/>
-                <w:iCs w:val="false"/>
-                <w:color w:val="1A1F36"/>
-                <w:sz w:val="18"/>
-                <w:szCs w:val="18"/>
-              </w:rPr>
-              <w:t xml:space="preserve"/>
-            </w:r>
-          </w:p>
-        </w:tc>
-      </w:tr>
     </w:tbl>
     <w:p>
       <w:pPr>
@@ -20012,374 +17493,6 @@
                 <w:szCs w:val="18"/>
               </w:rPr>
               <w:t xml:space="preserve">После трёх периодов ничья, в итоге +1 гол — как у матчей с буллитами, но пометки «Б Буллиты» нет. Буллиты или опечатка?</w:t>
-            </w:r>
-          </w:p>
-        </w:tc>
-        <w:tc>
-          <w:tcPr>
-            <w:tcW w:type="dxa" w:w="5350"/>
-            <w:tcBorders>
-              <w:top w:val="single" w:color="C7CBDC" w:sz="4"/>
-              <w:left w:val="single" w:color="C7CBDC" w:sz="4"/>
-              <w:bottom w:val="single" w:color="C7CBDC" w:sz="4"/>
-              <w:right w:val="single" w:color="C7CBDC" w:sz="4"/>
-            </w:tcBorders>
-            <w:tcMar>
-              <w:top w:type="dxa" w:w="60"/>
-              <w:left w:type="dxa" w:w="90"/>
-              <w:bottom w:type="dxa" w:w="60"/>
-              <w:right w:type="dxa" w:w="90"/>
-            </w:tcMar>
-            <w:vAlign w:val="top"/>
-          </w:tcPr>
-          <w:p>
-            <w:pPr>
-              <w:spacing w:after="0" w:before="0"/>
-            </w:pPr>
-            <w:r>
-              <w:rPr>
-                <w:rFonts w:ascii="Calibri" w:cs="Calibri" w:eastAsia="Calibri" w:hAnsi="Calibri"/>
-                <w:b w:val="false"/>
-                <w:bCs w:val="false"/>
-                <w:i w:val="false"/>
-                <w:iCs w:val="false"/>
-                <w:color w:val="1A1F36"/>
-                <w:sz w:val="18"/>
-                <w:szCs w:val="18"/>
-              </w:rPr>
-              <w:t xml:space="preserve"/>
-            </w:r>
-          </w:p>
-        </w:tc>
-      </w:tr>
-      <w:tr>
-        <w:tc>
-          <w:tcPr>
-            <w:tcW w:type="dxa" w:w="800"/>
-            <w:tcBorders>
-              <w:top w:val="single" w:color="C7CBDC" w:sz="4"/>
-              <w:left w:val="single" w:color="C7CBDC" w:sz="4"/>
-              <w:bottom w:val="single" w:color="C7CBDC" w:sz="4"/>
-              <w:right w:val="single" w:color="C7CBDC" w:sz="4"/>
-            </w:tcBorders>
-            <w:tcMar>
-              <w:top w:type="dxa" w:w="60"/>
-              <w:left w:type="dxa" w:w="90"/>
-              <w:bottom w:type="dxa" w:w="60"/>
-              <w:right w:type="dxa" w:w="90"/>
-            </w:tcMar>
-            <w:vAlign w:val="top"/>
-          </w:tcPr>
-          <w:p>
-            <w:pPr>
-              <w:spacing w:after="0" w:before="0"/>
-            </w:pPr>
-            <w:r>
-              <w:rPr>
-                <w:rFonts w:ascii="Calibri" w:cs="Calibri" w:eastAsia="Calibri" w:hAnsi="Calibri"/>
-                <w:b/>
-                <w:bCs/>
-                <w:i w:val="false"/>
-                <w:iCs w:val="false"/>
-                <w:color w:val="1A1F36"/>
-                <w:sz w:val="18"/>
-                <w:szCs w:val="18"/>
-              </w:rPr>
-              <w:t xml:space="preserve">—</w:t>
-            </w:r>
-          </w:p>
-        </w:tc>
-        <w:tc>
-          <w:tcPr>
-            <w:tcW w:type="dxa" w:w="2500"/>
-            <w:tcBorders>
-              <w:top w:val="single" w:color="C7CBDC" w:sz="4"/>
-              <w:left w:val="single" w:color="C7CBDC" w:sz="4"/>
-              <w:bottom w:val="single" w:color="C7CBDC" w:sz="4"/>
-              <w:right w:val="single" w:color="C7CBDC" w:sz="4"/>
-            </w:tcBorders>
-            <w:tcMar>
-              <w:top w:type="dxa" w:w="60"/>
-              <w:left w:type="dxa" w:w="90"/>
-              <w:bottom w:type="dxa" w:w="60"/>
-              <w:right w:type="dxa" w:w="90"/>
-            </w:tcMar>
-            <w:vAlign w:val="top"/>
-          </w:tcPr>
-          <w:p>
-            <w:pPr>
-              <w:spacing w:after="0"/>
-            </w:pPr>
-            <w:r>
-              <w:rPr>
-                <w:rFonts w:ascii="Calibri" w:cs="Calibri" w:eastAsia="Calibri" w:hAnsi="Calibri"/>
-                <w:b w:val="false"/>
-                <w:bCs w:val="false"/>
-                <w:i w:val="false"/>
-                <w:iCs w:val="false"/>
-                <w:color w:val="1A1F36"/>
-                <w:sz w:val="18"/>
-                <w:szCs w:val="18"/>
-              </w:rPr>
-              <w:t xml:space="preserve">игроки выходят за разные команды</w:t>
-            </w:r>
-          </w:p>
-        </w:tc>
-        <w:tc>
-          <w:tcPr>
-            <w:tcW w:type="dxa" w:w="2200"/>
-            <w:tcBorders>
-              <w:top w:val="single" w:color="C7CBDC" w:sz="4"/>
-              <w:left w:val="single" w:color="C7CBDC" w:sz="4"/>
-              <w:bottom w:val="single" w:color="C7CBDC" w:sz="4"/>
-              <w:right w:val="single" w:color="C7CBDC" w:sz="4"/>
-            </w:tcBorders>
-            <w:tcMar>
-              <w:top w:type="dxa" w:w="60"/>
-              <w:left w:type="dxa" w:w="90"/>
-              <w:bottom w:type="dxa" w:w="60"/>
-              <w:right w:type="dxa" w:w="90"/>
-            </w:tcMar>
-            <w:vAlign w:val="top"/>
-          </w:tcPr>
-          <w:p>
-            <w:pPr>
-              <w:spacing w:after="0"/>
-            </w:pPr>
-            <w:r>
-              <w:rPr>
-                <w:rFonts w:ascii="Calibri" w:cs="Calibri" w:eastAsia="Calibri" w:hAnsi="Calibri"/>
-                <w:b w:val="false"/>
-                <w:bCs w:val="false"/>
-                <w:i w:val="false"/>
-                <w:iCs w:val="false"/>
-                <w:color w:val="5A5F7A"/>
-                <w:sz w:val="18"/>
-                <w:szCs w:val="18"/>
-              </w:rPr>
-              <w:t xml:space="preserve">—</w:t>
-            </w:r>
-          </w:p>
-        </w:tc>
-        <w:tc>
-          <w:tcPr>
-            <w:tcW w:type="dxa" w:w="4400"/>
-            <w:tcBorders>
-              <w:top w:val="single" w:color="C7CBDC" w:sz="4"/>
-              <w:left w:val="single" w:color="C7CBDC" w:sz="4"/>
-              <w:bottom w:val="single" w:color="C7CBDC" w:sz="4"/>
-              <w:right w:val="single" w:color="C7CBDC" w:sz="4"/>
-            </w:tcBorders>
-            <w:tcMar>
-              <w:top w:type="dxa" w:w="60"/>
-              <w:left w:type="dxa" w:w="90"/>
-              <w:bottom w:type="dxa" w:w="60"/>
-              <w:right w:type="dxa" w:w="90"/>
-            </w:tcMar>
-            <w:vAlign w:val="top"/>
-          </w:tcPr>
-          <w:p>
-            <w:pPr>
-              <w:spacing w:after="0" w:before="0"/>
-            </w:pPr>
-            <w:r>
-              <w:rPr>
-                <w:rFonts w:ascii="Calibri" w:cs="Calibri" w:eastAsia="Calibri" w:hAnsi="Calibri"/>
-                <w:b w:val="false"/>
-                <w:bCs w:val="false"/>
-                <w:i w:val="false"/>
-                <w:iCs w:val="false"/>
-                <w:color w:val="1A1F36"/>
-                <w:sz w:val="18"/>
-                <w:szCs w:val="18"/>
-              </w:rPr>
-              <w:t xml:space="preserve">За разные команды выходят 3 игроков: Авксентьев Александр Александрович (Звезда — 160, Акулы — 142); Белов Евгений Дмитриевич (Авиатор — 122, Нефтяник — 120); Зарков Гордей Михайлович (Медведи — 139, Рыси — 101). Уточнить, верно ли это.</w:t>
-            </w:r>
-          </w:p>
-        </w:tc>
-        <w:tc>
-          <w:tcPr>
-            <w:tcW w:type="dxa" w:w="5350"/>
-            <w:tcBorders>
-              <w:top w:val="single" w:color="C7CBDC" w:sz="4"/>
-              <w:left w:val="single" w:color="C7CBDC" w:sz="4"/>
-              <w:bottom w:val="single" w:color="C7CBDC" w:sz="4"/>
-              <w:right w:val="single" w:color="C7CBDC" w:sz="4"/>
-            </w:tcBorders>
-            <w:tcMar>
-              <w:top w:type="dxa" w:w="60"/>
-              <w:left w:type="dxa" w:w="90"/>
-              <w:bottom w:type="dxa" w:w="60"/>
-              <w:right w:type="dxa" w:w="90"/>
-            </w:tcMar>
-            <w:vAlign w:val="top"/>
-          </w:tcPr>
-          <w:p>
-            <w:pPr>
-              <w:spacing w:after="0" w:before="0"/>
-            </w:pPr>
-            <w:r>
-              <w:rPr>
-                <w:rFonts w:ascii="Calibri" w:cs="Calibri" w:eastAsia="Calibri" w:hAnsi="Calibri"/>
-                <w:b w:val="false"/>
-                <w:bCs w:val="false"/>
-                <w:i w:val="false"/>
-                <w:iCs w:val="false"/>
-                <w:color w:val="1A1F36"/>
-                <w:sz w:val="18"/>
-                <w:szCs w:val="18"/>
-              </w:rPr>
-              <w:t xml:space="preserve"/>
-            </w:r>
-          </w:p>
-        </w:tc>
-      </w:tr>
-      <w:tr>
-        <w:tc>
-          <w:tcPr>
-            <w:tcW w:type="dxa" w:w="800"/>
-            <w:tcBorders>
-              <w:top w:val="single" w:color="C7CBDC" w:sz="4"/>
-              <w:left w:val="single" w:color="C7CBDC" w:sz="4"/>
-              <w:bottom w:val="single" w:color="C7CBDC" w:sz="4"/>
-              <w:right w:val="single" w:color="C7CBDC" w:sz="4"/>
-            </w:tcBorders>
-            <w:shd w:fill="F7F8FC" w:color="auto" w:val="clear"/>
-            <w:tcMar>
-              <w:top w:type="dxa" w:w="60"/>
-              <w:left w:type="dxa" w:w="90"/>
-              <w:bottom w:type="dxa" w:w="60"/>
-              <w:right w:type="dxa" w:w="90"/>
-            </w:tcMar>
-            <w:vAlign w:val="top"/>
-          </w:tcPr>
-          <w:p>
-            <w:pPr>
-              <w:spacing w:after="0" w:before="0"/>
-            </w:pPr>
-            <w:r>
-              <w:rPr>
-                <w:rFonts w:ascii="Calibri" w:cs="Calibri" w:eastAsia="Calibri" w:hAnsi="Calibri"/>
-                <w:b/>
-                <w:bCs/>
-                <w:i w:val="false"/>
-                <w:iCs w:val="false"/>
-                <w:color w:val="1A1F36"/>
-                <w:sz w:val="18"/>
-                <w:szCs w:val="18"/>
-              </w:rPr>
-              <w:t xml:space="preserve">—</w:t>
-            </w:r>
-          </w:p>
-        </w:tc>
-        <w:tc>
-          <w:tcPr>
-            <w:tcW w:type="dxa" w:w="2500"/>
-            <w:tcBorders>
-              <w:top w:val="single" w:color="C7CBDC" w:sz="4"/>
-              <w:left w:val="single" w:color="C7CBDC" w:sz="4"/>
-              <w:bottom w:val="single" w:color="C7CBDC" w:sz="4"/>
-              <w:right w:val="single" w:color="C7CBDC" w:sz="4"/>
-            </w:tcBorders>
-            <w:shd w:fill="F7F8FC" w:color="auto" w:val="clear"/>
-            <w:tcMar>
-              <w:top w:type="dxa" w:w="60"/>
-              <w:left w:type="dxa" w:w="90"/>
-              <w:bottom w:type="dxa" w:w="60"/>
-              <w:right w:type="dxa" w:w="90"/>
-            </w:tcMar>
-            <w:vAlign w:val="top"/>
-          </w:tcPr>
-          <w:p>
-            <w:pPr>
-              <w:spacing w:after="0"/>
-            </w:pPr>
-            <w:r>
-              <w:rPr>
-                <w:rFonts w:ascii="Calibri" w:cs="Calibri" w:eastAsia="Calibri" w:hAnsi="Calibri"/>
-                <w:b w:val="false"/>
-                <w:bCs w:val="false"/>
-                <w:i w:val="false"/>
-                <w:iCs w:val="false"/>
-                <w:color w:val="1A1F36"/>
-                <w:sz w:val="18"/>
-                <w:szCs w:val="18"/>
-              </w:rPr>
-              <w:t xml:space="preserve">игроки с разными номерами</w:t>
-            </w:r>
-          </w:p>
-        </w:tc>
-        <w:tc>
-          <w:tcPr>
-            <w:tcW w:type="dxa" w:w="2200"/>
-            <w:tcBorders>
-              <w:top w:val="single" w:color="C7CBDC" w:sz="4"/>
-              <w:left w:val="single" w:color="C7CBDC" w:sz="4"/>
-              <w:bottom w:val="single" w:color="C7CBDC" w:sz="4"/>
-              <w:right w:val="single" w:color="C7CBDC" w:sz="4"/>
-            </w:tcBorders>
-            <w:shd w:fill="F7F8FC" w:color="auto" w:val="clear"/>
-            <w:tcMar>
-              <w:top w:type="dxa" w:w="60"/>
-              <w:left w:type="dxa" w:w="90"/>
-              <w:bottom w:type="dxa" w:w="60"/>
-              <w:right w:type="dxa" w:w="90"/>
-            </w:tcMar>
-            <w:vAlign w:val="top"/>
-          </w:tcPr>
-          <w:p>
-            <w:pPr>
-              <w:spacing w:after="0"/>
-            </w:pPr>
-            <w:r>
-              <w:rPr>
-                <w:rFonts w:ascii="Calibri" w:cs="Calibri" w:eastAsia="Calibri" w:hAnsi="Calibri"/>
-                <w:b w:val="false"/>
-                <w:bCs w:val="false"/>
-                <w:i w:val="false"/>
-                <w:iCs w:val="false"/>
-                <w:color w:val="5A5F7A"/>
-                <w:sz w:val="18"/>
-                <w:szCs w:val="18"/>
-              </w:rPr>
-              <w:t xml:space="preserve">—</w:t>
-            </w:r>
-          </w:p>
-        </w:tc>
-        <w:tc>
-          <w:tcPr>
-            <w:tcW w:type="dxa" w:w="4400"/>
-            <w:tcBorders>
-              <w:top w:val="single" w:color="C7CBDC" w:sz="4"/>
-              <w:left w:val="single" w:color="C7CBDC" w:sz="4"/>
-              <w:bottom w:val="single" w:color="C7CBDC" w:sz="4"/>
-              <w:right w:val="single" w:color="C7CBDC" w:sz="4"/>
-            </w:tcBorders>
-            <w:shd w:fill="F7F8FC" w:color="auto" w:val="clear"/>
-            <w:tcMar>
-              <w:top w:type="dxa" w:w="60"/>
-              <w:left w:type="dxa" w:w="90"/>
-              <w:bottom w:type="dxa" w:w="60"/>
-              <w:right w:type="dxa" w:w="90"/>
-            </w:tcMar>
-            <w:vAlign w:val="top"/>
-          </w:tcPr>
-          <w:p>
-            <w:pPr>
-              <w:spacing w:after="0" w:before="0"/>
-            </w:pPr>
-            <w:r>
-              <w:rPr>
-                <w:rFonts w:ascii="Calibri" w:cs="Calibri" w:eastAsia="Calibri" w:hAnsi="Calibri"/>
-                <w:b w:val="false"/>
-                <w:bCs w:val="false"/>
-                <w:i w:val="false"/>
-                <w:iCs w:val="false"/>
-                <w:color w:val="1A1F36"/>
-                <w:sz w:val="18"/>
-                <w:szCs w:val="18"/>
-              </w:rPr>
-              <w:t xml:space="preserve">У 3 игроков в разных матчах разные игровые номера: Авксентьев Александр Александрович (№10 — 160, №9 — 142); Белов Евгений Дмитриевич (№17 — 122, №9 — 120); Зарков Гордей Михайлович (№7 — 139, №9 — 101). Номер меняется вместе с командой или это ошибка?</w:t>
             </w:r>
           </w:p>
         </w:tc>
@@ -23497,7 +20610,7 @@
                 <w:sz w:val="18"/>
                 <w:szCs w:val="18"/>
               </w:rPr>
-              <w:t xml:space="preserve">игроки выходят за разные команды</w:t>
+              <w:t xml:space="preserve">команда встречается в единичных матчах</w:t>
             </w:r>
           </w:p>
         </w:tc>
@@ -23571,7 +20684,7 @@
                 <w:sz w:val="18"/>
                 <w:szCs w:val="18"/>
               </w:rPr>
-              <w:t xml:space="preserve">За разные команды выходят 21 игроков: Авксентьев Александр Александрович (Беркут — 124, Феникс — 124, Акулы — 2, Звезда — 2); Барсуков Тимофей Александрович (Атлант — 124, Акулы — 2); Белов Евгений Дмитриевич (Электроник — 124, Феникс — 124, Авиатор — 2); Быков Иван Александрович (Атлант — 124, Акулы — 2); Воронов Владимир Андреевич (Атлант — 124, Авиатор — 2); Ефремов Семён Владиславович (Атлант — 124, Авиатор — 2); Зарков Гордей Михайлович (Беркут — 124, Электроник — 124); Ильин Даниил Валерьевич (Феникс — 124, Акулы — 2); Коваль Александр Васильевич (Электроник — 124, Акулы — 2); Коваль Илья Андреевич (Атлант — 124, Акулы — 2); Лачинов Глеб Олегович (Титан — 124, Звезда — 2); Левашов Дмитрий Евгеньевич (Беркут — 124, Звезда — 2); Мамаев Эмиль Алиханович (Феникс — 124, Авиатор — 2); Мельник Даниил Евгеньевич (Титан — 124, Звезда — 2); Панферов Илья Андреевич (Метеор — 124, Звезда — 2); Сенотов Богдан Владимирович (Титан — 124, Звезда — 2); Серебряков Григорий Артёмович (Атлант — 124, Авиатор — 2); Смолин Глеб Олегович (Феникс — 124, Акулы — 2); Студитских Максим Константинович (Феникс — 124, Авиатор — 2); Трапезников Александр Александрович (Беркут — 124, Звезда — 2); Шарафутдинов Дамир Фанилевич (Феникс — 124, Авиатор — 2). Уточнить, верно ли это.</w:t>
+              <w:t xml:space="preserve">У остальных команд файла порядка 124 матчей, а здесь: «Авиатор» — 2 матч(а): стр. 1531, стр. 1561; «Акулы» — 2 матч(а): стр. 1531, стр. 1546; «Звезда» — 2 матч(а): стр. 1546, стр. 1561. Похоже, название команды указано неверно или матчи из другого соревнования попали в файл.</w:t>
             </w:r>
           </w:p>
         </w:tc>
@@ -23608,6 +20721,199 @@
                 <w:szCs w:val="18"/>
               </w:rPr>
               <w:t xml:space="preserve"/>
+            </w:r>
+          </w:p>
+        </w:tc>
+      </w:tr>
+    </w:tbl>
+    <w:p>
+      <w:pPr>
+        <w:keepNext/>
+        <w:pBdr>
+          <w:bottom w:val="single" w:color="2B2F77" w:sz="8" w:space="6"/>
+        </w:pBdr>
+        <w:spacing w:after="140" w:before="360"/>
+      </w:pPr>
+      <w:r>
+        <w:rPr>
+          <w:rFonts w:ascii="Calibri" w:cs="Calibri" w:eastAsia="Calibri" w:hAnsi="Calibri"/>
+          <w:b/>
+          <w:bCs/>
+          <w:i w:val="false"/>
+          <w:iCs w:val="false"/>
+          <w:color w:val="2B2F77"/>
+          <w:sz w:val="30"/>
+          <w:szCs w:val="30"/>
+        </w:rPr>
+        <w:t xml:space="preserve">Вопросы — не ошибки, требуют подтверждения</w:t>
+      </w:r>
+    </w:p>
+    <w:p>
+      <w:pPr>
+        <w:spacing w:after="160" w:before="0"/>
+      </w:pPr>
+      <w:r>
+        <w:rPr>
+          <w:rFonts w:ascii="Calibri" w:cs="Calibri" w:eastAsia="Calibri" w:hAnsi="Calibri"/>
+          <w:b w:val="false"/>
+          <w:bCs w:val="false"/>
+          <w:i w:val="false"/>
+          <w:iCs w:val="false"/>
+          <w:color w:val="5A5F7A"/>
+          <w:sz w:val="20"/>
+          <w:szCs w:val="20"/>
+        </w:rPr>
+        <w:t xml:space="preserve">Ошибкой это считать нельзя, пока не подтверждено правилами соревнования. Ниже перечислено, где именно встречается.</w:t>
+      </w:r>
+    </w:p>
+    <w:p>
+      <w:pPr>
+        <w:keepNext/>
+        <w:spacing w:after="60" w:before="220"/>
+      </w:pPr>
+      <w:r>
+        <w:rPr>
+          <w:rFonts w:ascii="Calibri" w:cs="Calibri" w:eastAsia="Calibri" w:hAnsi="Calibri"/>
+          <w:b/>
+          <w:bCs/>
+          <w:i w:val="false"/>
+          <w:iCs w:val="false"/>
+          <w:color w:val="1A1F36"/>
+          <w:sz w:val="22"/>
+          <w:szCs w:val="22"/>
+        </w:rPr>
+        <w:t xml:space="preserve">Игроки выходят за разные команды</w:t>
+      </w:r>
+    </w:p>
+    <w:tbl>
+      <w:tblPr>
+        <w:tblW w:type="dxa" w:w="15250"/>
+        <w:tblBorders>
+          <w:top w:val="single" w:color="auto" w:sz="4"/>
+          <w:left w:val="single" w:color="auto" w:sz="4"/>
+          <w:bottom w:val="single" w:color="auto" w:sz="4"/>
+          <w:right w:val="single" w:color="auto" w:sz="4"/>
+          <w:insideH w:val="single" w:color="auto" w:sz="4"/>
+          <w:insideV w:val="single" w:color="auto" w:sz="4"/>
+        </w:tblBorders>
+      </w:tblPr>
+      <w:tblGrid>
+        <w:gridCol w:w="4200"/>
+        <w:gridCol w:w="6450"/>
+        <w:gridCol w:w="4600"/>
+      </w:tblGrid>
+      <w:tr>
+        <w:trPr>
+          <w:tblHeader/>
+        </w:trPr>
+        <w:tc>
+          <w:tcPr>
+            <w:tcW w:type="dxa" w:w="4200"/>
+            <w:tcBorders>
+              <w:top w:val="single" w:color="C7CBDC" w:sz="4"/>
+              <w:left w:val="single" w:color="C7CBDC" w:sz="4"/>
+              <w:bottom w:val="single" w:color="C7CBDC" w:sz="4"/>
+              <w:right w:val="single" w:color="C7CBDC" w:sz="4"/>
+            </w:tcBorders>
+            <w:shd w:fill="EEF0F7" w:color="auto" w:val="clear"/>
+            <w:tcMar>
+              <w:top w:type="dxa" w:w="60"/>
+              <w:left w:type="dxa" w:w="90"/>
+              <w:bottom w:type="dxa" w:w="60"/>
+              <w:right w:type="dxa" w:w="90"/>
+            </w:tcMar>
+            <w:vAlign w:val="top"/>
+          </w:tcPr>
+          <w:p>
+            <w:pPr>
+              <w:spacing w:after="0" w:before="0"/>
+            </w:pPr>
+            <w:r>
+              <w:rPr>
+                <w:rFonts w:ascii="Calibri" w:cs="Calibri" w:eastAsia="Calibri" w:hAnsi="Calibri"/>
+                <w:b/>
+                <w:bCs/>
+                <w:i w:val="false"/>
+                <w:iCs w:val="false"/>
+                <w:color w:val="1A1F36"/>
+                <w:sz w:val="18"/>
+                <w:szCs w:val="18"/>
+              </w:rPr>
+              <w:t xml:space="preserve">Соревнование, месяц</w:t>
+            </w:r>
+          </w:p>
+        </w:tc>
+        <w:tc>
+          <w:tcPr>
+            <w:tcW w:type="dxa" w:w="6450"/>
+            <w:tcBorders>
+              <w:top w:val="single" w:color="C7CBDC" w:sz="4"/>
+              <w:left w:val="single" w:color="C7CBDC" w:sz="4"/>
+              <w:bottom w:val="single" w:color="C7CBDC" w:sz="4"/>
+              <w:right w:val="single" w:color="C7CBDC" w:sz="4"/>
+            </w:tcBorders>
+            <w:shd w:fill="EEF0F7" w:color="auto" w:val="clear"/>
+            <w:tcMar>
+              <w:top w:type="dxa" w:w="60"/>
+              <w:left w:type="dxa" w:w="90"/>
+              <w:bottom w:type="dxa" w:w="60"/>
+              <w:right w:type="dxa" w:w="90"/>
+            </w:tcMar>
+            <w:vAlign w:val="top"/>
+          </w:tcPr>
+          <w:p>
+            <w:pPr>
+              <w:spacing w:after="0" w:before="0"/>
+            </w:pPr>
+            <w:r>
+              <w:rPr>
+                <w:rFonts w:ascii="Calibri" w:cs="Calibri" w:eastAsia="Calibri" w:hAnsi="Calibri"/>
+                <w:b/>
+                <w:bCs/>
+                <w:i w:val="false"/>
+                <w:iCs w:val="false"/>
+                <w:color w:val="1A1F36"/>
+                <w:sz w:val="18"/>
+                <w:szCs w:val="18"/>
+              </w:rPr>
+              <w:t xml:space="preserve">Что найдено</w:t>
+            </w:r>
+          </w:p>
+        </w:tc>
+        <w:tc>
+          <w:tcPr>
+            <w:tcW w:type="dxa" w:w="4600"/>
+            <w:tcBorders>
+              <w:top w:val="single" w:color="C7CBDC" w:sz="4"/>
+              <w:left w:val="single" w:color="C7CBDC" w:sz="4"/>
+              <w:bottom w:val="single" w:color="C7CBDC" w:sz="4"/>
+              <w:right w:val="single" w:color="C7CBDC" w:sz="4"/>
+            </w:tcBorders>
+            <w:shd w:fill="EEF0F7" w:color="auto" w:val="clear"/>
+            <w:tcMar>
+              <w:top w:type="dxa" w:w="60"/>
+              <w:left w:type="dxa" w:w="90"/>
+              <w:bottom w:type="dxa" w:w="60"/>
+              <w:right w:type="dxa" w:w="90"/>
+            </w:tcMar>
+            <w:vAlign w:val="top"/>
+          </w:tcPr>
+          <w:p>
+            <w:pPr>
+              <w:spacing w:after="0" w:before="0"/>
+            </w:pPr>
+            <w:r>
+              <w:rPr>
+                <w:rFonts w:ascii="Calibri" w:cs="Calibri" w:eastAsia="Calibri" w:hAnsi="Calibri"/>
+                <w:b/>
+                <w:bCs/>
+                <w:i w:val="false"/>
+                <w:iCs w:val="false"/>
+                <w:color w:val="1A1F36"/>
+                <w:sz w:val="18"/>
+                <w:szCs w:val="18"/>
+              </w:rPr>
+              <w:t xml:space="preserve">Ответ организатора</w:t>
             </w:r>
           </w:p>
         </w:tc>
@@ -23615,13 +20921,1178 @@
       <w:tr>
         <w:tc>
           <w:tcPr>
-            <w:tcW w:type="dxa" w:w="800"/>
-            <w:tcBorders>
-              <w:top w:val="single" w:color="C7CBDC" w:sz="4"/>
-              <w:left w:val="single" w:color="C7CBDC" w:sz="4"/>
-              <w:bottom w:val="single" w:color="C7CBDC" w:sz="4"/>
-              <w:right w:val="single" w:color="C7CBDC" w:sz="4"/>
-            </w:tcBorders>
+            <w:tcW w:type="dxa" w:w="4200"/>
+            <w:tcBorders>
+              <w:top w:val="single" w:color="C7CBDC" w:sz="4"/>
+              <w:left w:val="single" w:color="C7CBDC" w:sz="4"/>
+              <w:bottom w:val="single" w:color="C7CBDC" w:sz="4"/>
+              <w:right w:val="single" w:color="C7CBDC" w:sz="4"/>
+            </w:tcBorders>
+            <w:tcMar>
+              <w:top w:type="dxa" w:w="60"/>
+              <w:left w:type="dxa" w:w="90"/>
+              <w:bottom w:type="dxa" w:w="60"/>
+              <w:right w:type="dxa" w:w="90"/>
+            </w:tcMar>
+            <w:vAlign w:val="top"/>
+          </w:tcPr>
+          <w:p>
+            <w:pPr>
+              <w:spacing w:after="0"/>
+            </w:pPr>
+            <w:r>
+              <w:rPr>
+                <w:rFonts w:ascii="Calibri" w:cs="Calibri" w:eastAsia="Calibri" w:hAnsi="Calibri"/>
+                <w:b w:val="false"/>
+                <w:bCs w:val="false"/>
+                <w:i w:val="false"/>
+                <w:iCs w:val="false"/>
+                <w:color w:val="1A1F36"/>
+                <w:sz w:val="18"/>
+                <w:szCs w:val="18"/>
+              </w:rPr>
+              <w:t xml:space="preserve">Конференция ЦЕНТР (2 Дивизион)</w:t>
+            </w:r>
+            <w:r>
+              <w:rPr>
+                <w:rFonts w:ascii="Calibri" w:cs="Calibri" w:eastAsia="Calibri" w:hAnsi="Calibri"/>
+                <w:b w:val="false"/>
+                <w:bCs w:val="false"/>
+                <w:i w:val="false"/>
+                <w:iCs w:val="false"/>
+                <w:color w:val="1A1F36"/>
+                <w:sz w:val="18"/>
+                <w:szCs w:val="18"/>
+              </w:rPr>
+              <w:br/>
+              <w:t xml:space="preserve">июль 2026</w:t>
+            </w:r>
+          </w:p>
+        </w:tc>
+        <w:tc>
+          <w:tcPr>
+            <w:tcW w:type="dxa" w:w="6450"/>
+            <w:tcBorders>
+              <w:top w:val="single" w:color="C7CBDC" w:sz="4"/>
+              <w:left w:val="single" w:color="C7CBDC" w:sz="4"/>
+              <w:bottom w:val="single" w:color="C7CBDC" w:sz="4"/>
+              <w:right w:val="single" w:color="C7CBDC" w:sz="4"/>
+            </w:tcBorders>
+            <w:tcMar>
+              <w:top w:type="dxa" w:w="60"/>
+              <w:left w:type="dxa" w:w="90"/>
+              <w:bottom w:type="dxa" w:w="60"/>
+              <w:right w:type="dxa" w:w="90"/>
+            </w:tcMar>
+            <w:vAlign w:val="top"/>
+          </w:tcPr>
+          <w:p>
+            <w:pPr>
+              <w:spacing w:after="0" w:before="0"/>
+            </w:pPr>
+            <w:r>
+              <w:rPr>
+                <w:rFonts w:ascii="Calibri" w:cs="Calibri" w:eastAsia="Calibri" w:hAnsi="Calibri"/>
+                <w:b w:val="false"/>
+                <w:bCs w:val="false"/>
+                <w:i w:val="false"/>
+                <w:iCs w:val="false"/>
+                <w:color w:val="1A1F36"/>
+                <w:sz w:val="18"/>
+                <w:szCs w:val="18"/>
+              </w:rPr>
+              <w:t xml:space="preserve">За разные команды выходят 1 игроков: Сафронов Максим Артемович (Метеор — 12, Викинг — 8, Сияжар — 2). Уточнить, верно ли это.</w:t>
+            </w:r>
+          </w:p>
+        </w:tc>
+        <w:tc>
+          <w:tcPr>
+            <w:tcW w:type="dxa" w:w="4600"/>
+            <w:tcBorders>
+              <w:top w:val="single" w:color="C7CBDC" w:sz="4"/>
+              <w:left w:val="single" w:color="C7CBDC" w:sz="4"/>
+              <w:bottom w:val="single" w:color="C7CBDC" w:sz="4"/>
+              <w:right w:val="single" w:color="C7CBDC" w:sz="4"/>
+            </w:tcBorders>
+            <w:tcMar>
+              <w:top w:type="dxa" w:w="60"/>
+              <w:left w:type="dxa" w:w="90"/>
+              <w:bottom w:type="dxa" w:w="60"/>
+              <w:right w:type="dxa" w:w="90"/>
+            </w:tcMar>
+            <w:vAlign w:val="top"/>
+          </w:tcPr>
+          <w:p>
+            <w:pPr>
+              <w:spacing w:after="0" w:before="0"/>
+            </w:pPr>
+            <w:r>
+              <w:rPr>
+                <w:rFonts w:ascii="Calibri" w:cs="Calibri" w:eastAsia="Calibri" w:hAnsi="Calibri"/>
+                <w:b w:val="false"/>
+                <w:bCs w:val="false"/>
+                <w:i w:val="false"/>
+                <w:iCs w:val="false"/>
+                <w:color w:val="1A1F36"/>
+                <w:sz w:val="18"/>
+                <w:szCs w:val="18"/>
+              </w:rPr>
+              <w:t xml:space="preserve"/>
+            </w:r>
+          </w:p>
+        </w:tc>
+      </w:tr>
+      <w:tr>
+        <w:tc>
+          <w:tcPr>
+            <w:tcW w:type="dxa" w:w="4200"/>
+            <w:tcBorders>
+              <w:top w:val="single" w:color="C7CBDC" w:sz="4"/>
+              <w:left w:val="single" w:color="C7CBDC" w:sz="4"/>
+              <w:bottom w:val="single" w:color="C7CBDC" w:sz="4"/>
+              <w:right w:val="single" w:color="C7CBDC" w:sz="4"/>
+            </w:tcBorders>
+            <w:shd w:fill="F7F8FC" w:color="auto" w:val="clear"/>
+            <w:tcMar>
+              <w:top w:type="dxa" w:w="60"/>
+              <w:left w:type="dxa" w:w="90"/>
+              <w:bottom w:type="dxa" w:w="60"/>
+              <w:right w:type="dxa" w:w="90"/>
+            </w:tcMar>
+            <w:vAlign w:val="top"/>
+          </w:tcPr>
+          <w:p>
+            <w:pPr>
+              <w:spacing w:after="0"/>
+            </w:pPr>
+            <w:r>
+              <w:rPr>
+                <w:rFonts w:ascii="Calibri" w:cs="Calibri" w:eastAsia="Calibri" w:hAnsi="Calibri"/>
+                <w:b w:val="false"/>
+                <w:bCs w:val="false"/>
+                <w:i w:val="false"/>
+                <w:iCs w:val="false"/>
+                <w:color w:val="1A1F36"/>
+                <w:sz w:val="18"/>
+                <w:szCs w:val="18"/>
+              </w:rPr>
+              <w:t xml:space="preserve">Конференция ЦЕНТР (3 Дивизион)</w:t>
+            </w:r>
+            <w:r>
+              <w:rPr>
+                <w:rFonts w:ascii="Calibri" w:cs="Calibri" w:eastAsia="Calibri" w:hAnsi="Calibri"/>
+                <w:b w:val="false"/>
+                <w:bCs w:val="false"/>
+                <w:i w:val="false"/>
+                <w:iCs w:val="false"/>
+                <w:color w:val="1A1F36"/>
+                <w:sz w:val="18"/>
+                <w:szCs w:val="18"/>
+              </w:rPr>
+              <w:br/>
+              <w:t xml:space="preserve">июль 2026</w:t>
+            </w:r>
+          </w:p>
+        </w:tc>
+        <w:tc>
+          <w:tcPr>
+            <w:tcW w:type="dxa" w:w="6450"/>
+            <w:tcBorders>
+              <w:top w:val="single" w:color="C7CBDC" w:sz="4"/>
+              <w:left w:val="single" w:color="C7CBDC" w:sz="4"/>
+              <w:bottom w:val="single" w:color="C7CBDC" w:sz="4"/>
+              <w:right w:val="single" w:color="C7CBDC" w:sz="4"/>
+            </w:tcBorders>
+            <w:shd w:fill="F7F8FC" w:color="auto" w:val="clear"/>
+            <w:tcMar>
+              <w:top w:type="dxa" w:w="60"/>
+              <w:left w:type="dxa" w:w="90"/>
+              <w:bottom w:type="dxa" w:w="60"/>
+              <w:right w:type="dxa" w:w="90"/>
+            </w:tcMar>
+            <w:vAlign w:val="top"/>
+          </w:tcPr>
+          <w:p>
+            <w:pPr>
+              <w:spacing w:after="0" w:before="0"/>
+            </w:pPr>
+            <w:r>
+              <w:rPr>
+                <w:rFonts w:ascii="Calibri" w:cs="Calibri" w:eastAsia="Calibri" w:hAnsi="Calibri"/>
+                <w:b w:val="false"/>
+                <w:bCs w:val="false"/>
+                <w:i w:val="false"/>
+                <w:iCs w:val="false"/>
+                <w:color w:val="1A1F36"/>
+                <w:sz w:val="18"/>
+                <w:szCs w:val="18"/>
+              </w:rPr>
+              <w:t xml:space="preserve">За разные команды выходят 4 игроков: Еремкин Александр Михайлович (Спортдепо — 8, Штурм — 4, Факел — 2); Жмакин Алексей Владимирович (Штурм — 4, Айсфокс — 4, Факел — 4); Нарватов Александр Петрович (Сармат — 6, Штурм — 2); Рябинин Евгений Васильевич (Сармат — 6, Штурм — 2). Уточнить, верно ли это.</w:t>
+            </w:r>
+          </w:p>
+        </w:tc>
+        <w:tc>
+          <w:tcPr>
+            <w:tcW w:type="dxa" w:w="4600"/>
+            <w:tcBorders>
+              <w:top w:val="single" w:color="C7CBDC" w:sz="4"/>
+              <w:left w:val="single" w:color="C7CBDC" w:sz="4"/>
+              <w:bottom w:val="single" w:color="C7CBDC" w:sz="4"/>
+              <w:right w:val="single" w:color="C7CBDC" w:sz="4"/>
+            </w:tcBorders>
+            <w:tcMar>
+              <w:top w:type="dxa" w:w="60"/>
+              <w:left w:type="dxa" w:w="90"/>
+              <w:bottom w:type="dxa" w:w="60"/>
+              <w:right w:type="dxa" w:w="90"/>
+            </w:tcMar>
+            <w:vAlign w:val="top"/>
+          </w:tcPr>
+          <w:p>
+            <w:pPr>
+              <w:spacing w:after="0" w:before="0"/>
+            </w:pPr>
+            <w:r>
+              <w:rPr>
+                <w:rFonts w:ascii="Calibri" w:cs="Calibri" w:eastAsia="Calibri" w:hAnsi="Calibri"/>
+                <w:b w:val="false"/>
+                <w:bCs w:val="false"/>
+                <w:i w:val="false"/>
+                <w:iCs w:val="false"/>
+                <w:color w:val="1A1F36"/>
+                <w:sz w:val="18"/>
+                <w:szCs w:val="18"/>
+              </w:rPr>
+              <w:t xml:space="preserve"/>
+            </w:r>
+          </w:p>
+        </w:tc>
+      </w:tr>
+      <w:tr>
+        <w:tc>
+          <w:tcPr>
+            <w:tcW w:type="dxa" w:w="4200"/>
+            <w:tcBorders>
+              <w:top w:val="single" w:color="C7CBDC" w:sz="4"/>
+              <w:left w:val="single" w:color="C7CBDC" w:sz="4"/>
+              <w:bottom w:val="single" w:color="C7CBDC" w:sz="4"/>
+              <w:right w:val="single" w:color="C7CBDC" w:sz="4"/>
+            </w:tcBorders>
+            <w:tcMar>
+              <w:top w:type="dxa" w:w="60"/>
+              <w:left w:type="dxa" w:w="90"/>
+              <w:bottom w:type="dxa" w:w="60"/>
+              <w:right w:type="dxa" w:w="90"/>
+            </w:tcMar>
+            <w:vAlign w:val="top"/>
+          </w:tcPr>
+          <w:p>
+            <w:pPr>
+              <w:spacing w:after="0"/>
+            </w:pPr>
+            <w:r>
+              <w:rPr>
+                <w:rFonts w:ascii="Calibri" w:cs="Calibri" w:eastAsia="Calibri" w:hAnsi="Calibri"/>
+                <w:b w:val="false"/>
+                <w:bCs w:val="false"/>
+                <w:i w:val="false"/>
+                <w:iCs w:val="false"/>
+                <w:color w:val="1A1F36"/>
+                <w:sz w:val="18"/>
+                <w:szCs w:val="18"/>
+              </w:rPr>
+              <w:t xml:space="preserve">Конференция ВОСТОК (2 Дивизион)</w:t>
+            </w:r>
+            <w:r>
+              <w:rPr>
+                <w:rFonts w:ascii="Calibri" w:cs="Calibri" w:eastAsia="Calibri" w:hAnsi="Calibri"/>
+                <w:b w:val="false"/>
+                <w:bCs w:val="false"/>
+                <w:i w:val="false"/>
+                <w:iCs w:val="false"/>
+                <w:color w:val="1A1F36"/>
+                <w:sz w:val="18"/>
+                <w:szCs w:val="18"/>
+              </w:rPr>
+              <w:br/>
+              <w:t xml:space="preserve">июль 2026</w:t>
+            </w:r>
+          </w:p>
+        </w:tc>
+        <w:tc>
+          <w:tcPr>
+            <w:tcW w:type="dxa" w:w="6450"/>
+            <w:tcBorders>
+              <w:top w:val="single" w:color="C7CBDC" w:sz="4"/>
+              <w:left w:val="single" w:color="C7CBDC" w:sz="4"/>
+              <w:bottom w:val="single" w:color="C7CBDC" w:sz="4"/>
+              <w:right w:val="single" w:color="C7CBDC" w:sz="4"/>
+            </w:tcBorders>
+            <w:tcMar>
+              <w:top w:type="dxa" w:w="60"/>
+              <w:left w:type="dxa" w:w="90"/>
+              <w:bottom w:type="dxa" w:w="60"/>
+              <w:right w:type="dxa" w:w="90"/>
+            </w:tcMar>
+            <w:vAlign w:val="top"/>
+          </w:tcPr>
+          <w:p>
+            <w:pPr>
+              <w:spacing w:after="0" w:before="0"/>
+            </w:pPr>
+            <w:r>
+              <w:rPr>
+                <w:rFonts w:ascii="Calibri" w:cs="Calibri" w:eastAsia="Calibri" w:hAnsi="Calibri"/>
+                <w:b w:val="false"/>
+                <w:bCs w:val="false"/>
+                <w:i w:val="false"/>
+                <w:iCs w:val="false"/>
+                <w:color w:val="1A1F36"/>
+                <w:sz w:val="18"/>
+                <w:szCs w:val="18"/>
+              </w:rPr>
+              <w:t xml:space="preserve">За разные команды выходят 3 игроков: Колотыркин Артём Игоревич (Юность — 70, Газовик — 68); Колчин Иван Денисович (Юность — 70, Газовик — 68); Копейкин Иван Андреевич (Юность — 70, Газовик — 68). Уточнить, верно ли это.</w:t>
+            </w:r>
+          </w:p>
+        </w:tc>
+        <w:tc>
+          <w:tcPr>
+            <w:tcW w:type="dxa" w:w="4600"/>
+            <w:tcBorders>
+              <w:top w:val="single" w:color="C7CBDC" w:sz="4"/>
+              <w:left w:val="single" w:color="C7CBDC" w:sz="4"/>
+              <w:bottom w:val="single" w:color="C7CBDC" w:sz="4"/>
+              <w:right w:val="single" w:color="C7CBDC" w:sz="4"/>
+            </w:tcBorders>
+            <w:tcMar>
+              <w:top w:type="dxa" w:w="60"/>
+              <w:left w:type="dxa" w:w="90"/>
+              <w:bottom w:type="dxa" w:w="60"/>
+              <w:right w:type="dxa" w:w="90"/>
+            </w:tcMar>
+            <w:vAlign w:val="top"/>
+          </w:tcPr>
+          <w:p>
+            <w:pPr>
+              <w:spacing w:after="0" w:before="0"/>
+            </w:pPr>
+            <w:r>
+              <w:rPr>
+                <w:rFonts w:ascii="Calibri" w:cs="Calibri" w:eastAsia="Calibri" w:hAnsi="Calibri"/>
+                <w:b w:val="false"/>
+                <w:bCs w:val="false"/>
+                <w:i w:val="false"/>
+                <w:iCs w:val="false"/>
+                <w:color w:val="1A1F36"/>
+                <w:sz w:val="18"/>
+                <w:szCs w:val="18"/>
+              </w:rPr>
+              <w:t xml:space="preserve"/>
+            </w:r>
+          </w:p>
+        </w:tc>
+      </w:tr>
+      <w:tr>
+        <w:tc>
+          <w:tcPr>
+            <w:tcW w:type="dxa" w:w="4200"/>
+            <w:tcBorders>
+              <w:top w:val="single" w:color="C7CBDC" w:sz="4"/>
+              <w:left w:val="single" w:color="C7CBDC" w:sz="4"/>
+              <w:bottom w:val="single" w:color="C7CBDC" w:sz="4"/>
+              <w:right w:val="single" w:color="C7CBDC" w:sz="4"/>
+            </w:tcBorders>
+            <w:shd w:fill="F7F8FC" w:color="auto" w:val="clear"/>
+            <w:tcMar>
+              <w:top w:type="dxa" w:w="60"/>
+              <w:left w:type="dxa" w:w="90"/>
+              <w:bottom w:type="dxa" w:w="60"/>
+              <w:right w:type="dxa" w:w="90"/>
+            </w:tcMar>
+            <w:vAlign w:val="top"/>
+          </w:tcPr>
+          <w:p>
+            <w:pPr>
+              <w:spacing w:after="0"/>
+            </w:pPr>
+            <w:r>
+              <w:rPr>
+                <w:rFonts w:ascii="Calibri" w:cs="Calibri" w:eastAsia="Calibri" w:hAnsi="Calibri"/>
+                <w:b w:val="false"/>
+                <w:bCs w:val="false"/>
+                <w:i w:val="false"/>
+                <w:iCs w:val="false"/>
+                <w:color w:val="1A1F36"/>
+                <w:sz w:val="18"/>
+                <w:szCs w:val="18"/>
+              </w:rPr>
+              <w:t xml:space="preserve">Конференция ЗАПАД (1 Дивизион)</w:t>
+            </w:r>
+            <w:r>
+              <w:rPr>
+                <w:rFonts w:ascii="Calibri" w:cs="Calibri" w:eastAsia="Calibri" w:hAnsi="Calibri"/>
+                <w:b w:val="false"/>
+                <w:bCs w:val="false"/>
+                <w:i w:val="false"/>
+                <w:iCs w:val="false"/>
+                <w:color w:val="1A1F36"/>
+                <w:sz w:val="18"/>
+                <w:szCs w:val="18"/>
+              </w:rPr>
+              <w:br/>
+              <w:t xml:space="preserve">июль 2026</w:t>
+            </w:r>
+          </w:p>
+        </w:tc>
+        <w:tc>
+          <w:tcPr>
+            <w:tcW w:type="dxa" w:w="6450"/>
+            <w:tcBorders>
+              <w:top w:val="single" w:color="C7CBDC" w:sz="4"/>
+              <w:left w:val="single" w:color="C7CBDC" w:sz="4"/>
+              <w:bottom w:val="single" w:color="C7CBDC" w:sz="4"/>
+              <w:right w:val="single" w:color="C7CBDC" w:sz="4"/>
+            </w:tcBorders>
+            <w:shd w:fill="F7F8FC" w:color="auto" w:val="clear"/>
+            <w:tcMar>
+              <w:top w:type="dxa" w:w="60"/>
+              <w:left w:type="dxa" w:w="90"/>
+              <w:bottom w:type="dxa" w:w="60"/>
+              <w:right w:type="dxa" w:w="90"/>
+            </w:tcMar>
+            <w:vAlign w:val="top"/>
+          </w:tcPr>
+          <w:p>
+            <w:pPr>
+              <w:spacing w:after="0" w:before="0"/>
+            </w:pPr>
+            <w:r>
+              <w:rPr>
+                <w:rFonts w:ascii="Calibri" w:cs="Calibri" w:eastAsia="Calibri" w:hAnsi="Calibri"/>
+                <w:b w:val="false"/>
+                <w:bCs w:val="false"/>
+                <w:i w:val="false"/>
+                <w:iCs w:val="false"/>
+                <w:color w:val="1A1F36"/>
+                <w:sz w:val="18"/>
+                <w:szCs w:val="18"/>
+              </w:rPr>
+              <w:t xml:space="preserve">За разные команды выходят 3 игроков: Авксентьев Александр Александрович (Звезда — 156, Акулы — 142); Белов Евгений Дмитриевич (Авиатор — 124, Нефтяник — 122); Зарков Гордей Михайлович (Медведи — 139, Рыси — 107). Уточнить, верно ли это.</w:t>
+            </w:r>
+          </w:p>
+        </w:tc>
+        <w:tc>
+          <w:tcPr>
+            <w:tcW w:type="dxa" w:w="4600"/>
+            <w:tcBorders>
+              <w:top w:val="single" w:color="C7CBDC" w:sz="4"/>
+              <w:left w:val="single" w:color="C7CBDC" w:sz="4"/>
+              <w:bottom w:val="single" w:color="C7CBDC" w:sz="4"/>
+              <w:right w:val="single" w:color="C7CBDC" w:sz="4"/>
+            </w:tcBorders>
+            <w:tcMar>
+              <w:top w:type="dxa" w:w="60"/>
+              <w:left w:type="dxa" w:w="90"/>
+              <w:bottom w:type="dxa" w:w="60"/>
+              <w:right w:type="dxa" w:w="90"/>
+            </w:tcMar>
+            <w:vAlign w:val="top"/>
+          </w:tcPr>
+          <w:p>
+            <w:pPr>
+              <w:spacing w:after="0" w:before="0"/>
+            </w:pPr>
+            <w:r>
+              <w:rPr>
+                <w:rFonts w:ascii="Calibri" w:cs="Calibri" w:eastAsia="Calibri" w:hAnsi="Calibri"/>
+                <w:b w:val="false"/>
+                <w:bCs w:val="false"/>
+                <w:i w:val="false"/>
+                <w:iCs w:val="false"/>
+                <w:color w:val="1A1F36"/>
+                <w:sz w:val="18"/>
+                <w:szCs w:val="18"/>
+              </w:rPr>
+              <w:t xml:space="preserve"/>
+            </w:r>
+          </w:p>
+        </w:tc>
+      </w:tr>
+      <w:tr>
+        <w:tc>
+          <w:tcPr>
+            <w:tcW w:type="dxa" w:w="4200"/>
+            <w:tcBorders>
+              <w:top w:val="single" w:color="C7CBDC" w:sz="4"/>
+              <w:left w:val="single" w:color="C7CBDC" w:sz="4"/>
+              <w:bottom w:val="single" w:color="C7CBDC" w:sz="4"/>
+              <w:right w:val="single" w:color="C7CBDC" w:sz="4"/>
+            </w:tcBorders>
+            <w:tcMar>
+              <w:top w:type="dxa" w:w="60"/>
+              <w:left w:type="dxa" w:w="90"/>
+              <w:bottom w:type="dxa" w:w="60"/>
+              <w:right w:type="dxa" w:w="90"/>
+            </w:tcMar>
+            <w:vAlign w:val="top"/>
+          </w:tcPr>
+          <w:p>
+            <w:pPr>
+              <w:spacing w:after="0"/>
+            </w:pPr>
+            <w:r>
+              <w:rPr>
+                <w:rFonts w:ascii="Calibri" w:cs="Calibri" w:eastAsia="Calibri" w:hAnsi="Calibri"/>
+                <w:b w:val="false"/>
+                <w:bCs w:val="false"/>
+                <w:i w:val="false"/>
+                <w:iCs w:val="false"/>
+                <w:color w:val="1A1F36"/>
+                <w:sz w:val="18"/>
+                <w:szCs w:val="18"/>
+              </w:rPr>
+              <w:t xml:space="preserve">Конференция ЗАПАД (2 Дивизион)</w:t>
+            </w:r>
+            <w:r>
+              <w:rPr>
+                <w:rFonts w:ascii="Calibri" w:cs="Calibri" w:eastAsia="Calibri" w:hAnsi="Calibri"/>
+                <w:b w:val="false"/>
+                <w:bCs w:val="false"/>
+                <w:i w:val="false"/>
+                <w:iCs w:val="false"/>
+                <w:color w:val="1A1F36"/>
+                <w:sz w:val="18"/>
+                <w:szCs w:val="18"/>
+              </w:rPr>
+              <w:br/>
+              <w:t xml:space="preserve">июль 2026</w:t>
+            </w:r>
+          </w:p>
+        </w:tc>
+        <w:tc>
+          <w:tcPr>
+            <w:tcW w:type="dxa" w:w="6450"/>
+            <w:tcBorders>
+              <w:top w:val="single" w:color="C7CBDC" w:sz="4"/>
+              <w:left w:val="single" w:color="C7CBDC" w:sz="4"/>
+              <w:bottom w:val="single" w:color="C7CBDC" w:sz="4"/>
+              <w:right w:val="single" w:color="C7CBDC" w:sz="4"/>
+            </w:tcBorders>
+            <w:tcMar>
+              <w:top w:type="dxa" w:w="60"/>
+              <w:left w:type="dxa" w:w="90"/>
+              <w:bottom w:type="dxa" w:w="60"/>
+              <w:right w:type="dxa" w:w="90"/>
+            </w:tcMar>
+            <w:vAlign w:val="top"/>
+          </w:tcPr>
+          <w:p>
+            <w:pPr>
+              <w:spacing w:after="0" w:before="0"/>
+            </w:pPr>
+            <w:r>
+              <w:rPr>
+                <w:rFonts w:ascii="Calibri" w:cs="Calibri" w:eastAsia="Calibri" w:hAnsi="Calibri"/>
+                <w:b w:val="false"/>
+                <w:bCs w:val="false"/>
+                <w:i w:val="false"/>
+                <w:iCs w:val="false"/>
+                <w:color w:val="1A1F36"/>
+                <w:sz w:val="18"/>
+                <w:szCs w:val="18"/>
+              </w:rPr>
+              <w:t xml:space="preserve">За разные команды выходят 3 игроков: Авксентьев Александр Александрович (Беркут — 124, Феникс — 124); Белов Евгений Дмитриевич (Электроник — 124, Феникс — 124); Зарков Гордей Михайлович (Беркут — 124, Электроник — 124). Уточнить, верно ли это.</w:t>
+            </w:r>
+          </w:p>
+        </w:tc>
+        <w:tc>
+          <w:tcPr>
+            <w:tcW w:type="dxa" w:w="4600"/>
+            <w:tcBorders>
+              <w:top w:val="single" w:color="C7CBDC" w:sz="4"/>
+              <w:left w:val="single" w:color="C7CBDC" w:sz="4"/>
+              <w:bottom w:val="single" w:color="C7CBDC" w:sz="4"/>
+              <w:right w:val="single" w:color="C7CBDC" w:sz="4"/>
+            </w:tcBorders>
+            <w:tcMar>
+              <w:top w:type="dxa" w:w="60"/>
+              <w:left w:type="dxa" w:w="90"/>
+              <w:bottom w:type="dxa" w:w="60"/>
+              <w:right w:type="dxa" w:w="90"/>
+            </w:tcMar>
+            <w:vAlign w:val="top"/>
+          </w:tcPr>
+          <w:p>
+            <w:pPr>
+              <w:spacing w:after="0" w:before="0"/>
+            </w:pPr>
+            <w:r>
+              <w:rPr>
+                <w:rFonts w:ascii="Calibri" w:cs="Calibri" w:eastAsia="Calibri" w:hAnsi="Calibri"/>
+                <w:b w:val="false"/>
+                <w:bCs w:val="false"/>
+                <w:i w:val="false"/>
+                <w:iCs w:val="false"/>
+                <w:color w:val="1A1F36"/>
+                <w:sz w:val="18"/>
+                <w:szCs w:val="18"/>
+              </w:rPr>
+              <w:t xml:space="preserve"/>
+            </w:r>
+          </w:p>
+        </w:tc>
+      </w:tr>
+      <w:tr>
+        <w:tc>
+          <w:tcPr>
+            <w:tcW w:type="dxa" w:w="4200"/>
+            <w:tcBorders>
+              <w:top w:val="single" w:color="C7CBDC" w:sz="4"/>
+              <w:left w:val="single" w:color="C7CBDC" w:sz="4"/>
+              <w:bottom w:val="single" w:color="C7CBDC" w:sz="4"/>
+              <w:right w:val="single" w:color="C7CBDC" w:sz="4"/>
+            </w:tcBorders>
+            <w:shd w:fill="F7F8FC" w:color="auto" w:val="clear"/>
+            <w:tcMar>
+              <w:top w:type="dxa" w:w="60"/>
+              <w:left w:type="dxa" w:w="90"/>
+              <w:bottom w:type="dxa" w:w="60"/>
+              <w:right w:type="dxa" w:w="90"/>
+            </w:tcMar>
+            <w:vAlign w:val="top"/>
+          </w:tcPr>
+          <w:p>
+            <w:pPr>
+              <w:spacing w:after="0"/>
+            </w:pPr>
+            <w:r>
+              <w:rPr>
+                <w:rFonts w:ascii="Calibri" w:cs="Calibri" w:eastAsia="Calibri" w:hAnsi="Calibri"/>
+                <w:b w:val="false"/>
+                <w:bCs w:val="false"/>
+                <w:i w:val="false"/>
+                <w:iCs w:val="false"/>
+                <w:color w:val="1A1F36"/>
+                <w:sz w:val="18"/>
+                <w:szCs w:val="18"/>
+              </w:rPr>
+              <w:t xml:space="preserve">Конференция ЦЕНТР (2 Дивизион)</w:t>
+            </w:r>
+            <w:r>
+              <w:rPr>
+                <w:rFonts w:ascii="Calibri" w:cs="Calibri" w:eastAsia="Calibri" w:hAnsi="Calibri"/>
+                <w:b w:val="false"/>
+                <w:bCs w:val="false"/>
+                <w:i w:val="false"/>
+                <w:iCs w:val="false"/>
+                <w:color w:val="1A1F36"/>
+                <w:sz w:val="18"/>
+                <w:szCs w:val="18"/>
+              </w:rPr>
+              <w:br/>
+              <w:t xml:space="preserve">август 2026</w:t>
+            </w:r>
+          </w:p>
+        </w:tc>
+        <w:tc>
+          <w:tcPr>
+            <w:tcW w:type="dxa" w:w="6450"/>
+            <w:tcBorders>
+              <w:top w:val="single" w:color="C7CBDC" w:sz="4"/>
+              <w:left w:val="single" w:color="C7CBDC" w:sz="4"/>
+              <w:bottom w:val="single" w:color="C7CBDC" w:sz="4"/>
+              <w:right w:val="single" w:color="C7CBDC" w:sz="4"/>
+            </w:tcBorders>
+            <w:shd w:fill="F7F8FC" w:color="auto" w:val="clear"/>
+            <w:tcMar>
+              <w:top w:type="dxa" w:w="60"/>
+              <w:left w:type="dxa" w:w="90"/>
+              <w:bottom w:type="dxa" w:w="60"/>
+              <w:right w:type="dxa" w:w="90"/>
+            </w:tcMar>
+            <w:vAlign w:val="top"/>
+          </w:tcPr>
+          <w:p>
+            <w:pPr>
+              <w:spacing w:after="0" w:before="0"/>
+            </w:pPr>
+            <w:r>
+              <w:rPr>
+                <w:rFonts w:ascii="Calibri" w:cs="Calibri" w:eastAsia="Calibri" w:hAnsi="Calibri"/>
+                <w:b w:val="false"/>
+                <w:bCs w:val="false"/>
+                <w:i w:val="false"/>
+                <w:iCs w:val="false"/>
+                <w:color w:val="1A1F36"/>
+                <w:sz w:val="18"/>
+                <w:szCs w:val="18"/>
+              </w:rPr>
+              <w:t xml:space="preserve">За разные команды выходят 1 игроков: Сафронов Максим Артемович (Метеор — 8, Викинг — 6, Сияжар — 3). Уточнить, верно ли это.</w:t>
+            </w:r>
+          </w:p>
+        </w:tc>
+        <w:tc>
+          <w:tcPr>
+            <w:tcW w:type="dxa" w:w="4600"/>
+            <w:tcBorders>
+              <w:top w:val="single" w:color="C7CBDC" w:sz="4"/>
+              <w:left w:val="single" w:color="C7CBDC" w:sz="4"/>
+              <w:bottom w:val="single" w:color="C7CBDC" w:sz="4"/>
+              <w:right w:val="single" w:color="C7CBDC" w:sz="4"/>
+            </w:tcBorders>
+            <w:tcMar>
+              <w:top w:type="dxa" w:w="60"/>
+              <w:left w:type="dxa" w:w="90"/>
+              <w:bottom w:type="dxa" w:w="60"/>
+              <w:right w:type="dxa" w:w="90"/>
+            </w:tcMar>
+            <w:vAlign w:val="top"/>
+          </w:tcPr>
+          <w:p>
+            <w:pPr>
+              <w:spacing w:after="0" w:before="0"/>
+            </w:pPr>
+            <w:r>
+              <w:rPr>
+                <w:rFonts w:ascii="Calibri" w:cs="Calibri" w:eastAsia="Calibri" w:hAnsi="Calibri"/>
+                <w:b w:val="false"/>
+                <w:bCs w:val="false"/>
+                <w:i w:val="false"/>
+                <w:iCs w:val="false"/>
+                <w:color w:val="1A1F36"/>
+                <w:sz w:val="18"/>
+                <w:szCs w:val="18"/>
+              </w:rPr>
+              <w:t xml:space="preserve"/>
+            </w:r>
+          </w:p>
+        </w:tc>
+      </w:tr>
+      <w:tr>
+        <w:tc>
+          <w:tcPr>
+            <w:tcW w:type="dxa" w:w="4200"/>
+            <w:tcBorders>
+              <w:top w:val="single" w:color="C7CBDC" w:sz="4"/>
+              <w:left w:val="single" w:color="C7CBDC" w:sz="4"/>
+              <w:bottom w:val="single" w:color="C7CBDC" w:sz="4"/>
+              <w:right w:val="single" w:color="C7CBDC" w:sz="4"/>
+            </w:tcBorders>
+            <w:tcMar>
+              <w:top w:type="dxa" w:w="60"/>
+              <w:left w:type="dxa" w:w="90"/>
+              <w:bottom w:type="dxa" w:w="60"/>
+              <w:right w:type="dxa" w:w="90"/>
+            </w:tcMar>
+            <w:vAlign w:val="top"/>
+          </w:tcPr>
+          <w:p>
+            <w:pPr>
+              <w:spacing w:after="0"/>
+            </w:pPr>
+            <w:r>
+              <w:rPr>
+                <w:rFonts w:ascii="Calibri" w:cs="Calibri" w:eastAsia="Calibri" w:hAnsi="Calibri"/>
+                <w:b w:val="false"/>
+                <w:bCs w:val="false"/>
+                <w:i w:val="false"/>
+                <w:iCs w:val="false"/>
+                <w:color w:val="1A1F36"/>
+                <w:sz w:val="18"/>
+                <w:szCs w:val="18"/>
+              </w:rPr>
+              <w:t xml:space="preserve">Конференция ВОСТОК (2 Дивизион)</w:t>
+            </w:r>
+            <w:r>
+              <w:rPr>
+                <w:rFonts w:ascii="Calibri" w:cs="Calibri" w:eastAsia="Calibri" w:hAnsi="Calibri"/>
+                <w:b w:val="false"/>
+                <w:bCs w:val="false"/>
+                <w:i w:val="false"/>
+                <w:iCs w:val="false"/>
+                <w:color w:val="1A1F36"/>
+                <w:sz w:val="18"/>
+                <w:szCs w:val="18"/>
+              </w:rPr>
+              <w:br/>
+              <w:t xml:space="preserve">август 2026</w:t>
+            </w:r>
+          </w:p>
+        </w:tc>
+        <w:tc>
+          <w:tcPr>
+            <w:tcW w:type="dxa" w:w="6450"/>
+            <w:tcBorders>
+              <w:top w:val="single" w:color="C7CBDC" w:sz="4"/>
+              <w:left w:val="single" w:color="C7CBDC" w:sz="4"/>
+              <w:bottom w:val="single" w:color="C7CBDC" w:sz="4"/>
+              <w:right w:val="single" w:color="C7CBDC" w:sz="4"/>
+            </w:tcBorders>
+            <w:tcMar>
+              <w:top w:type="dxa" w:w="60"/>
+              <w:left w:type="dxa" w:w="90"/>
+              <w:bottom w:type="dxa" w:w="60"/>
+              <w:right w:type="dxa" w:w="90"/>
+            </w:tcMar>
+            <w:vAlign w:val="top"/>
+          </w:tcPr>
+          <w:p>
+            <w:pPr>
+              <w:spacing w:after="0" w:before="0"/>
+            </w:pPr>
+            <w:r>
+              <w:rPr>
+                <w:rFonts w:ascii="Calibri" w:cs="Calibri" w:eastAsia="Calibri" w:hAnsi="Calibri"/>
+                <w:b w:val="false"/>
+                <w:bCs w:val="false"/>
+                <w:i w:val="false"/>
+                <w:iCs w:val="false"/>
+                <w:color w:val="1A1F36"/>
+                <w:sz w:val="18"/>
+                <w:szCs w:val="18"/>
+              </w:rPr>
+              <w:t xml:space="preserve">За разные команды выходят 3 игроков: Колотыркин Артём Игоревич (Газовик — 71, Юность — 71); Колчин Иван Денисович (Газовик — 71, Юность — 71); Копейкин Иван Андреевич (Газовик — 71, Юность — 71). Уточнить, верно ли это.</w:t>
+            </w:r>
+          </w:p>
+        </w:tc>
+        <w:tc>
+          <w:tcPr>
+            <w:tcW w:type="dxa" w:w="4600"/>
+            <w:tcBorders>
+              <w:top w:val="single" w:color="C7CBDC" w:sz="4"/>
+              <w:left w:val="single" w:color="C7CBDC" w:sz="4"/>
+              <w:bottom w:val="single" w:color="C7CBDC" w:sz="4"/>
+              <w:right w:val="single" w:color="C7CBDC" w:sz="4"/>
+            </w:tcBorders>
+            <w:tcMar>
+              <w:top w:type="dxa" w:w="60"/>
+              <w:left w:type="dxa" w:w="90"/>
+              <w:bottom w:type="dxa" w:w="60"/>
+              <w:right w:type="dxa" w:w="90"/>
+            </w:tcMar>
+            <w:vAlign w:val="top"/>
+          </w:tcPr>
+          <w:p>
+            <w:pPr>
+              <w:spacing w:after="0" w:before="0"/>
+            </w:pPr>
+            <w:r>
+              <w:rPr>
+                <w:rFonts w:ascii="Calibri" w:cs="Calibri" w:eastAsia="Calibri" w:hAnsi="Calibri"/>
+                <w:b w:val="false"/>
+                <w:bCs w:val="false"/>
+                <w:i w:val="false"/>
+                <w:iCs w:val="false"/>
+                <w:color w:val="1A1F36"/>
+                <w:sz w:val="18"/>
+                <w:szCs w:val="18"/>
+              </w:rPr>
+              <w:t xml:space="preserve"/>
+            </w:r>
+          </w:p>
+        </w:tc>
+      </w:tr>
+      <w:tr>
+        <w:tc>
+          <w:tcPr>
+            <w:tcW w:type="dxa" w:w="4200"/>
+            <w:tcBorders>
+              <w:top w:val="single" w:color="C7CBDC" w:sz="4"/>
+              <w:left w:val="single" w:color="C7CBDC" w:sz="4"/>
+              <w:bottom w:val="single" w:color="C7CBDC" w:sz="4"/>
+              <w:right w:val="single" w:color="C7CBDC" w:sz="4"/>
+            </w:tcBorders>
+            <w:shd w:fill="F7F8FC" w:color="auto" w:val="clear"/>
+            <w:tcMar>
+              <w:top w:type="dxa" w:w="60"/>
+              <w:left w:type="dxa" w:w="90"/>
+              <w:bottom w:type="dxa" w:w="60"/>
+              <w:right w:type="dxa" w:w="90"/>
+            </w:tcMar>
+            <w:vAlign w:val="top"/>
+          </w:tcPr>
+          <w:p>
+            <w:pPr>
+              <w:spacing w:after="0"/>
+            </w:pPr>
+            <w:r>
+              <w:rPr>
+                <w:rFonts w:ascii="Calibri" w:cs="Calibri" w:eastAsia="Calibri" w:hAnsi="Calibri"/>
+                <w:b w:val="false"/>
+                <w:bCs w:val="false"/>
+                <w:i w:val="false"/>
+                <w:iCs w:val="false"/>
+                <w:color w:val="1A1F36"/>
+                <w:sz w:val="18"/>
+                <w:szCs w:val="18"/>
+              </w:rPr>
+              <w:t xml:space="preserve">Конференция ЗАПАД (1 Дивизион)</w:t>
+            </w:r>
+            <w:r>
+              <w:rPr>
+                <w:rFonts w:ascii="Calibri" w:cs="Calibri" w:eastAsia="Calibri" w:hAnsi="Calibri"/>
+                <w:b w:val="false"/>
+                <w:bCs w:val="false"/>
+                <w:i w:val="false"/>
+                <w:iCs w:val="false"/>
+                <w:color w:val="1A1F36"/>
+                <w:sz w:val="18"/>
+                <w:szCs w:val="18"/>
+              </w:rPr>
+              <w:br/>
+              <w:t xml:space="preserve">август 2026</w:t>
+            </w:r>
+          </w:p>
+        </w:tc>
+        <w:tc>
+          <w:tcPr>
+            <w:tcW w:type="dxa" w:w="6450"/>
+            <w:tcBorders>
+              <w:top w:val="single" w:color="C7CBDC" w:sz="4"/>
+              <w:left w:val="single" w:color="C7CBDC" w:sz="4"/>
+              <w:bottom w:val="single" w:color="C7CBDC" w:sz="4"/>
+              <w:right w:val="single" w:color="C7CBDC" w:sz="4"/>
+            </w:tcBorders>
+            <w:shd w:fill="F7F8FC" w:color="auto" w:val="clear"/>
+            <w:tcMar>
+              <w:top w:type="dxa" w:w="60"/>
+              <w:left w:type="dxa" w:w="90"/>
+              <w:bottom w:type="dxa" w:w="60"/>
+              <w:right w:type="dxa" w:w="90"/>
+            </w:tcMar>
+            <w:vAlign w:val="top"/>
+          </w:tcPr>
+          <w:p>
+            <w:pPr>
+              <w:spacing w:after="0" w:before="0"/>
+            </w:pPr>
+            <w:r>
+              <w:rPr>
+                <w:rFonts w:ascii="Calibri" w:cs="Calibri" w:eastAsia="Calibri" w:hAnsi="Calibri"/>
+                <w:b w:val="false"/>
+                <w:bCs w:val="false"/>
+                <w:i w:val="false"/>
+                <w:iCs w:val="false"/>
+                <w:color w:val="1A1F36"/>
+                <w:sz w:val="18"/>
+                <w:szCs w:val="18"/>
+              </w:rPr>
+              <w:t xml:space="preserve">За разные команды выходят 3 игроков: Авксентьев Александр Александрович (Звезда — 160, Акулы — 142); Белов Евгений Дмитриевич (Авиатор — 122, Нефтяник — 120); Зарков Гордей Михайлович (Медведи — 139, Рыси — 101). Уточнить, верно ли это.</w:t>
+            </w:r>
+          </w:p>
+        </w:tc>
+        <w:tc>
+          <w:tcPr>
+            <w:tcW w:type="dxa" w:w="4600"/>
+            <w:tcBorders>
+              <w:top w:val="single" w:color="C7CBDC" w:sz="4"/>
+              <w:left w:val="single" w:color="C7CBDC" w:sz="4"/>
+              <w:bottom w:val="single" w:color="C7CBDC" w:sz="4"/>
+              <w:right w:val="single" w:color="C7CBDC" w:sz="4"/>
+            </w:tcBorders>
+            <w:tcMar>
+              <w:top w:type="dxa" w:w="60"/>
+              <w:left w:type="dxa" w:w="90"/>
+              <w:bottom w:type="dxa" w:w="60"/>
+              <w:right w:type="dxa" w:w="90"/>
+            </w:tcMar>
+            <w:vAlign w:val="top"/>
+          </w:tcPr>
+          <w:p>
+            <w:pPr>
+              <w:spacing w:after="0" w:before="0"/>
+            </w:pPr>
+            <w:r>
+              <w:rPr>
+                <w:rFonts w:ascii="Calibri" w:cs="Calibri" w:eastAsia="Calibri" w:hAnsi="Calibri"/>
+                <w:b w:val="false"/>
+                <w:bCs w:val="false"/>
+                <w:i w:val="false"/>
+                <w:iCs w:val="false"/>
+                <w:color w:val="1A1F36"/>
+                <w:sz w:val="18"/>
+                <w:szCs w:val="18"/>
+              </w:rPr>
+              <w:t xml:space="preserve"/>
+            </w:r>
+          </w:p>
+        </w:tc>
+      </w:tr>
+      <w:tr>
+        <w:tc>
+          <w:tcPr>
+            <w:tcW w:type="dxa" w:w="4200"/>
+            <w:tcBorders>
+              <w:top w:val="single" w:color="C7CBDC" w:sz="4"/>
+              <w:left w:val="single" w:color="C7CBDC" w:sz="4"/>
+              <w:bottom w:val="single" w:color="C7CBDC" w:sz="4"/>
+              <w:right w:val="single" w:color="C7CBDC" w:sz="4"/>
+            </w:tcBorders>
+            <w:tcMar>
+              <w:top w:type="dxa" w:w="60"/>
+              <w:left w:type="dxa" w:w="90"/>
+              <w:bottom w:type="dxa" w:w="60"/>
+              <w:right w:type="dxa" w:w="90"/>
+            </w:tcMar>
+            <w:vAlign w:val="top"/>
+          </w:tcPr>
+          <w:p>
+            <w:pPr>
+              <w:spacing w:after="0"/>
+            </w:pPr>
+            <w:r>
+              <w:rPr>
+                <w:rFonts w:ascii="Calibri" w:cs="Calibri" w:eastAsia="Calibri" w:hAnsi="Calibri"/>
+                <w:b w:val="false"/>
+                <w:bCs w:val="false"/>
+                <w:i w:val="false"/>
+                <w:iCs w:val="false"/>
+                <w:color w:val="1A1F36"/>
+                <w:sz w:val="18"/>
+                <w:szCs w:val="18"/>
+              </w:rPr>
+              <w:t xml:space="preserve">Конференция ЗАПАД (2 Дивизион)</w:t>
+            </w:r>
+            <w:r>
+              <w:rPr>
+                <w:rFonts w:ascii="Calibri" w:cs="Calibri" w:eastAsia="Calibri" w:hAnsi="Calibri"/>
+                <w:b w:val="false"/>
+                <w:bCs w:val="false"/>
+                <w:i w:val="false"/>
+                <w:iCs w:val="false"/>
+                <w:color w:val="1A1F36"/>
+                <w:sz w:val="18"/>
+                <w:szCs w:val="18"/>
+              </w:rPr>
+              <w:br/>
+              <w:t xml:space="preserve">август 2026</w:t>
+            </w:r>
+          </w:p>
+        </w:tc>
+        <w:tc>
+          <w:tcPr>
+            <w:tcW w:type="dxa" w:w="6450"/>
+            <w:tcBorders>
+              <w:top w:val="single" w:color="C7CBDC" w:sz="4"/>
+              <w:left w:val="single" w:color="C7CBDC" w:sz="4"/>
+              <w:bottom w:val="single" w:color="C7CBDC" w:sz="4"/>
+              <w:right w:val="single" w:color="C7CBDC" w:sz="4"/>
+            </w:tcBorders>
+            <w:tcMar>
+              <w:top w:type="dxa" w:w="60"/>
+              <w:left w:type="dxa" w:w="90"/>
+              <w:bottom w:type="dxa" w:w="60"/>
+              <w:right w:type="dxa" w:w="90"/>
+            </w:tcMar>
+            <w:vAlign w:val="top"/>
+          </w:tcPr>
+          <w:p>
+            <w:pPr>
+              <w:spacing w:after="0" w:before="0"/>
+            </w:pPr>
+            <w:r>
+              <w:rPr>
+                <w:rFonts w:ascii="Calibri" w:cs="Calibri" w:eastAsia="Calibri" w:hAnsi="Calibri"/>
+                <w:b w:val="false"/>
+                <w:bCs w:val="false"/>
+                <w:i w:val="false"/>
+                <w:iCs w:val="false"/>
+                <w:color w:val="1A1F36"/>
+                <w:sz w:val="18"/>
+                <w:szCs w:val="18"/>
+              </w:rPr>
+              <w:t xml:space="preserve">За разные команды выходят 21 игроков: Авксентьев Александр Александрович (Беркут — 124, Феникс — 124, Акулы — 2, Звезда — 2); Барсуков Тимофей Александрович (Атлант — 124, Акулы — 2); Белов Евгений Дмитриевич (Электроник — 124, Феникс — 124, Авиатор — 2); Быков Иван Александрович (Атлант — 124, Акулы — 2); Воронов Владимир Андреевич (Атлант — 124, Авиатор — 2); Ефремов Семён Владиславович (Атлант — 124, Авиатор — 2); Зарков Гордей Михайлович (Беркут — 124, Электроник — 124); Ильин Даниил Валерьевич (Феникс — 124, Акулы — 2); Коваль Александр Васильевич (Электроник — 124, Акулы — 2); Коваль Илья Андреевич (Атлант — 124, Акулы — 2); Лачинов Глеб Олегович (Титан — 124, Звезда — 2); Левашов Дмитрий Евгеньевич (Беркут — 124, Звезда — 2); Мамаев Эмиль Алиханович (Феникс — 124, Авиатор — 2); Мельник Даниил Евгеньевич (Титан — 124, Звезда — 2); Панферов Илья Андреевич (Метеор — 124, Звезда — 2); Сенотов Богдан Владимирович (Титан — 124, Звезда — 2); Серебряков Григорий Артёмович (Атлант — 124, Авиатор — 2); Смолин Глеб Олегович (Феникс — 124, Акулы — 2); Студитских Максим Константинович (Феникс — 124, Авиатор — 2); Трапезников Александр Александрович (Беркут — 124, Звезда — 2); Шарафутдинов Дамир Фанилевич (Феникс — 124, Авиатор — 2). Уточнить, верно ли это.</w:t>
+            </w:r>
+          </w:p>
+        </w:tc>
+        <w:tc>
+          <w:tcPr>
+            <w:tcW w:type="dxa" w:w="4600"/>
+            <w:tcBorders>
+              <w:top w:val="single" w:color="C7CBDC" w:sz="4"/>
+              <w:left w:val="single" w:color="C7CBDC" w:sz="4"/>
+              <w:bottom w:val="single" w:color="C7CBDC" w:sz="4"/>
+              <w:right w:val="single" w:color="C7CBDC" w:sz="4"/>
+            </w:tcBorders>
+            <w:tcMar>
+              <w:top w:type="dxa" w:w="60"/>
+              <w:left w:type="dxa" w:w="90"/>
+              <w:bottom w:type="dxa" w:w="60"/>
+              <w:right w:type="dxa" w:w="90"/>
+            </w:tcMar>
+            <w:vAlign w:val="top"/>
+          </w:tcPr>
+          <w:p>
+            <w:pPr>
+              <w:spacing w:after="0" w:before="0"/>
+            </w:pPr>
+            <w:r>
+              <w:rPr>
+                <w:rFonts w:ascii="Calibri" w:cs="Calibri" w:eastAsia="Calibri" w:hAnsi="Calibri"/>
+                <w:b w:val="false"/>
+                <w:bCs w:val="false"/>
+                <w:i w:val="false"/>
+                <w:iCs w:val="false"/>
+                <w:color w:val="1A1F36"/>
+                <w:sz w:val="18"/>
+                <w:szCs w:val="18"/>
+              </w:rPr>
+              <w:t xml:space="preserve"/>
+            </w:r>
+          </w:p>
+        </w:tc>
+      </w:tr>
+    </w:tbl>
+    <w:p>
+      <w:pPr>
+        <w:keepNext/>
+        <w:spacing w:after="60" w:before="220"/>
+      </w:pPr>
+      <w:r>
+        <w:rPr>
+          <w:rFonts w:ascii="Calibri" w:cs="Calibri" w:eastAsia="Calibri" w:hAnsi="Calibri"/>
+          <w:b/>
+          <w:bCs/>
+          <w:i w:val="false"/>
+          <w:iCs w:val="false"/>
+          <w:color w:val="1A1F36"/>
+          <w:sz w:val="22"/>
+          <w:szCs w:val="22"/>
+        </w:rPr>
+        <w:t xml:space="preserve">Игроки с разными номерами</w:t>
+      </w:r>
+    </w:p>
+    <w:tbl>
+      <w:tblPr>
+        <w:tblW w:type="dxa" w:w="15250"/>
+        <w:tblBorders>
+          <w:top w:val="single" w:color="auto" w:sz="4"/>
+          <w:left w:val="single" w:color="auto" w:sz="4"/>
+          <w:bottom w:val="single" w:color="auto" w:sz="4"/>
+          <w:right w:val="single" w:color="auto" w:sz="4"/>
+          <w:insideH w:val="single" w:color="auto" w:sz="4"/>
+          <w:insideV w:val="single" w:color="auto" w:sz="4"/>
+        </w:tblBorders>
+      </w:tblPr>
+      <w:tblGrid>
+        <w:gridCol w:w="4200"/>
+        <w:gridCol w:w="6450"/>
+        <w:gridCol w:w="4600"/>
+      </w:tblGrid>
+      <w:tr>
+        <w:trPr>
+          <w:tblHeader/>
+        </w:trPr>
+        <w:tc>
+          <w:tcPr>
+            <w:tcW w:type="dxa" w:w="4200"/>
+            <w:tcBorders>
+              <w:top w:val="single" w:color="C7CBDC" w:sz="4"/>
+              <w:left w:val="single" w:color="C7CBDC" w:sz="4"/>
+              <w:bottom w:val="single" w:color="C7CBDC" w:sz="4"/>
+              <w:right w:val="single" w:color="C7CBDC" w:sz="4"/>
+            </w:tcBorders>
+            <w:shd w:fill="EEF0F7" w:color="auto" w:val="clear"/>
             <w:tcMar>
               <w:top w:type="dxa" w:w="60"/>
               <w:left w:type="dxa" w:w="90"/>
@@ -23645,151 +22116,81 @@
                 <w:sz w:val="18"/>
                 <w:szCs w:val="18"/>
               </w:rPr>
-              <w:t xml:space="preserve">—</w:t>
-            </w:r>
-          </w:p>
-        </w:tc>
-        <w:tc>
-          <w:tcPr>
-            <w:tcW w:type="dxa" w:w="2500"/>
-            <w:tcBorders>
-              <w:top w:val="single" w:color="C7CBDC" w:sz="4"/>
-              <w:left w:val="single" w:color="C7CBDC" w:sz="4"/>
-              <w:bottom w:val="single" w:color="C7CBDC" w:sz="4"/>
-              <w:right w:val="single" w:color="C7CBDC" w:sz="4"/>
-            </w:tcBorders>
-            <w:tcMar>
-              <w:top w:type="dxa" w:w="60"/>
-              <w:left w:type="dxa" w:w="90"/>
-              <w:bottom w:type="dxa" w:w="60"/>
-              <w:right w:type="dxa" w:w="90"/>
-            </w:tcMar>
-            <w:vAlign w:val="top"/>
-          </w:tcPr>
-          <w:p>
-            <w:pPr>
-              <w:spacing w:after="0"/>
-            </w:pPr>
-            <w:r>
-              <w:rPr>
-                <w:rFonts w:ascii="Calibri" w:cs="Calibri" w:eastAsia="Calibri" w:hAnsi="Calibri"/>
-                <w:b w:val="false"/>
-                <w:bCs w:val="false"/>
-                <w:i w:val="false"/>
-                <w:iCs w:val="false"/>
-                <w:color w:val="1A1F36"/>
-                <w:sz w:val="18"/>
-                <w:szCs w:val="18"/>
-              </w:rPr>
-              <w:t xml:space="preserve">игроки с разными номерами</w:t>
-            </w:r>
-          </w:p>
-        </w:tc>
-        <w:tc>
-          <w:tcPr>
-            <w:tcW w:type="dxa" w:w="2200"/>
-            <w:tcBorders>
-              <w:top w:val="single" w:color="C7CBDC" w:sz="4"/>
-              <w:left w:val="single" w:color="C7CBDC" w:sz="4"/>
-              <w:bottom w:val="single" w:color="C7CBDC" w:sz="4"/>
-              <w:right w:val="single" w:color="C7CBDC" w:sz="4"/>
-            </w:tcBorders>
-            <w:tcMar>
-              <w:top w:type="dxa" w:w="60"/>
-              <w:left w:type="dxa" w:w="90"/>
-              <w:bottom w:type="dxa" w:w="60"/>
-              <w:right w:type="dxa" w:w="90"/>
-            </w:tcMar>
-            <w:vAlign w:val="top"/>
-          </w:tcPr>
-          <w:p>
-            <w:pPr>
-              <w:spacing w:after="0"/>
-            </w:pPr>
-            <w:r>
-              <w:rPr>
-                <w:rFonts w:ascii="Calibri" w:cs="Calibri" w:eastAsia="Calibri" w:hAnsi="Calibri"/>
-                <w:b w:val="false"/>
-                <w:bCs w:val="false"/>
-                <w:i w:val="false"/>
-                <w:iCs w:val="false"/>
-                <w:color w:val="5A5F7A"/>
-                <w:sz w:val="18"/>
-                <w:szCs w:val="18"/>
-              </w:rPr>
-              <w:t xml:space="preserve">—</w:t>
-            </w:r>
-          </w:p>
-        </w:tc>
-        <w:tc>
-          <w:tcPr>
-            <w:tcW w:type="dxa" w:w="4400"/>
-            <w:tcBorders>
-              <w:top w:val="single" w:color="C7CBDC" w:sz="4"/>
-              <w:left w:val="single" w:color="C7CBDC" w:sz="4"/>
-              <w:bottom w:val="single" w:color="C7CBDC" w:sz="4"/>
-              <w:right w:val="single" w:color="C7CBDC" w:sz="4"/>
-            </w:tcBorders>
-            <w:tcMar>
-              <w:top w:type="dxa" w:w="60"/>
-              <w:left w:type="dxa" w:w="90"/>
-              <w:bottom w:type="dxa" w:w="60"/>
-              <w:right w:type="dxa" w:w="90"/>
-            </w:tcMar>
-            <w:vAlign w:val="top"/>
-          </w:tcPr>
-          <w:p>
-            <w:pPr>
-              <w:spacing w:after="0" w:before="0"/>
-            </w:pPr>
-            <w:r>
-              <w:rPr>
-                <w:rFonts w:ascii="Calibri" w:cs="Calibri" w:eastAsia="Calibri" w:hAnsi="Calibri"/>
-                <w:b w:val="false"/>
-                <w:bCs w:val="false"/>
-                <w:i w:val="false"/>
-                <w:iCs w:val="false"/>
-                <w:color w:val="1A1F36"/>
-                <w:sz w:val="18"/>
-                <w:szCs w:val="18"/>
-              </w:rPr>
-              <w:t xml:space="preserve">У 19 игроков в разных матчах разные игровые номера: Авксентьев Александр Александрович (№10 — 126, №5 — 124, №9 — 2); Барсуков Тимофей Александрович (№5 — 124, №7 — 2); Белов Евгений Дмитриевич (№17 — 126, №8 — 124); Быков Иван Александрович (№7 — 124, №10 — 2); Воронов Владимир Андреевич (№8 — 124, №12 — 2); Ефремов Семён Владиславович (№12 — 124, №16 — 2); Зарков Гордей Михайлович (№8 — 124, №16 — 124); Ильин Даниил Валерьевич (№23 — 124, №12 — 2); Коваль Илья Андреевич (№10 — 124, №5 — 2); Лачинов Глеб Олегович (№10 — 124, №8 — 2); Левашов Дмитрий Евгеньевич (№17 — 124, №5 — 2); Мамаев Эмиль Алиханович (№3 — 124, №2 — 2); Панферов Илья Андреевич (№2 — 124, №3 — 2); Сенотов Богдан Владимирович (№16 — 124, №7 — 2); Серебряков Григорий Артёмович (№23 — 124, №8 — 2); Смолин Глеб Олегович (№10 — 124, №16 — 2); Студитских Максим Константинович (№12 — 124, №23 — 2); Трапезников Александр Александрович (№5 — 124, №12 — 2); Шарафутдинов Дамир Фанилевич (№8 — 124, №10 — 2). Номер меняется вместе с командой или это ошибка?</w:t>
-            </w:r>
-          </w:p>
-        </w:tc>
-        <w:tc>
-          <w:tcPr>
-            <w:tcW w:type="dxa" w:w="5350"/>
-            <w:tcBorders>
-              <w:top w:val="single" w:color="C7CBDC" w:sz="4"/>
-              <w:left w:val="single" w:color="C7CBDC" w:sz="4"/>
-              <w:bottom w:val="single" w:color="C7CBDC" w:sz="4"/>
-              <w:right w:val="single" w:color="C7CBDC" w:sz="4"/>
-            </w:tcBorders>
-            <w:tcMar>
-              <w:top w:type="dxa" w:w="60"/>
-              <w:left w:type="dxa" w:w="90"/>
-              <w:bottom w:type="dxa" w:w="60"/>
-              <w:right w:type="dxa" w:w="90"/>
-            </w:tcMar>
-            <w:vAlign w:val="top"/>
-          </w:tcPr>
-          <w:p>
-            <w:pPr>
-              <w:spacing w:after="0" w:before="0"/>
-            </w:pPr>
-            <w:r>
-              <w:rPr>
-                <w:rFonts w:ascii="Calibri" w:cs="Calibri" w:eastAsia="Calibri" w:hAnsi="Calibri"/>
-                <w:b w:val="false"/>
-                <w:bCs w:val="false"/>
-                <w:i w:val="false"/>
-                <w:iCs w:val="false"/>
-                <w:color w:val="1A1F36"/>
-                <w:sz w:val="18"/>
-                <w:szCs w:val="18"/>
-              </w:rPr>
-              <w:t xml:space="preserve"/>
+              <w:t xml:space="preserve">Соревнование, месяц</w:t>
+            </w:r>
+          </w:p>
+        </w:tc>
+        <w:tc>
+          <w:tcPr>
+            <w:tcW w:type="dxa" w:w="6450"/>
+            <w:tcBorders>
+              <w:top w:val="single" w:color="C7CBDC" w:sz="4"/>
+              <w:left w:val="single" w:color="C7CBDC" w:sz="4"/>
+              <w:bottom w:val="single" w:color="C7CBDC" w:sz="4"/>
+              <w:right w:val="single" w:color="C7CBDC" w:sz="4"/>
+            </w:tcBorders>
+            <w:shd w:fill="EEF0F7" w:color="auto" w:val="clear"/>
+            <w:tcMar>
+              <w:top w:type="dxa" w:w="60"/>
+              <w:left w:type="dxa" w:w="90"/>
+              <w:bottom w:type="dxa" w:w="60"/>
+              <w:right w:type="dxa" w:w="90"/>
+            </w:tcMar>
+            <w:vAlign w:val="top"/>
+          </w:tcPr>
+          <w:p>
+            <w:pPr>
+              <w:spacing w:after="0" w:before="0"/>
+            </w:pPr>
+            <w:r>
+              <w:rPr>
+                <w:rFonts w:ascii="Calibri" w:cs="Calibri" w:eastAsia="Calibri" w:hAnsi="Calibri"/>
+                <w:b/>
+                <w:bCs/>
+                <w:i w:val="false"/>
+                <w:iCs w:val="false"/>
+                <w:color w:val="1A1F36"/>
+                <w:sz w:val="18"/>
+                <w:szCs w:val="18"/>
+              </w:rPr>
+              <w:t xml:space="preserve">Что найдено</w:t>
+            </w:r>
+          </w:p>
+        </w:tc>
+        <w:tc>
+          <w:tcPr>
+            <w:tcW w:type="dxa" w:w="4600"/>
+            <w:tcBorders>
+              <w:top w:val="single" w:color="C7CBDC" w:sz="4"/>
+              <w:left w:val="single" w:color="C7CBDC" w:sz="4"/>
+              <w:bottom w:val="single" w:color="C7CBDC" w:sz="4"/>
+              <w:right w:val="single" w:color="C7CBDC" w:sz="4"/>
+            </w:tcBorders>
+            <w:shd w:fill="EEF0F7" w:color="auto" w:val="clear"/>
+            <w:tcMar>
+              <w:top w:type="dxa" w:w="60"/>
+              <w:left w:type="dxa" w:w="90"/>
+              <w:bottom w:type="dxa" w:w="60"/>
+              <w:right w:type="dxa" w:w="90"/>
+            </w:tcMar>
+            <w:vAlign w:val="top"/>
+          </w:tcPr>
+          <w:p>
+            <w:pPr>
+              <w:spacing w:after="0" w:before="0"/>
+            </w:pPr>
+            <w:r>
+              <w:rPr>
+                <w:rFonts w:ascii="Calibri" w:cs="Calibri" w:eastAsia="Calibri" w:hAnsi="Calibri"/>
+                <w:b/>
+                <w:bCs/>
+                <w:i w:val="false"/>
+                <w:iCs w:val="false"/>
+                <w:color w:val="1A1F36"/>
+                <w:sz w:val="18"/>
+                <w:szCs w:val="18"/>
+              </w:rPr>
+              <w:t xml:space="preserve">Ответ организатора</w:t>
             </w:r>
           </w:p>
         </w:tc>
@@ -23797,7 +22198,131 @@
       <w:tr>
         <w:tc>
           <w:tcPr>
-            <w:tcW w:type="dxa" w:w="800"/>
+            <w:tcW w:type="dxa" w:w="4200"/>
+            <w:tcBorders>
+              <w:top w:val="single" w:color="C7CBDC" w:sz="4"/>
+              <w:left w:val="single" w:color="C7CBDC" w:sz="4"/>
+              <w:bottom w:val="single" w:color="C7CBDC" w:sz="4"/>
+              <w:right w:val="single" w:color="C7CBDC" w:sz="4"/>
+            </w:tcBorders>
+            <w:tcMar>
+              <w:top w:type="dxa" w:w="60"/>
+              <w:left w:type="dxa" w:w="90"/>
+              <w:bottom w:type="dxa" w:w="60"/>
+              <w:right w:type="dxa" w:w="90"/>
+            </w:tcMar>
+            <w:vAlign w:val="top"/>
+          </w:tcPr>
+          <w:p>
+            <w:pPr>
+              <w:spacing w:after="0"/>
+            </w:pPr>
+            <w:r>
+              <w:rPr>
+                <w:rFonts w:ascii="Calibri" w:cs="Calibri" w:eastAsia="Calibri" w:hAnsi="Calibri"/>
+                <w:b w:val="false"/>
+                <w:bCs w:val="false"/>
+                <w:i w:val="false"/>
+                <w:iCs w:val="false"/>
+                <w:color w:val="1A1F36"/>
+                <w:sz w:val="18"/>
+                <w:szCs w:val="18"/>
+              </w:rPr>
+              <w:t xml:space="preserve">Конференция ЦЕНТР (3 Дивизион)</w:t>
+            </w:r>
+            <w:r>
+              <w:rPr>
+                <w:rFonts w:ascii="Calibri" w:cs="Calibri" w:eastAsia="Calibri" w:hAnsi="Calibri"/>
+                <w:b w:val="false"/>
+                <w:bCs w:val="false"/>
+                <w:i w:val="false"/>
+                <w:iCs w:val="false"/>
+                <w:color w:val="1A1F36"/>
+                <w:sz w:val="18"/>
+                <w:szCs w:val="18"/>
+              </w:rPr>
+              <w:br/>
+              <w:t xml:space="preserve">июль 2026</w:t>
+            </w:r>
+          </w:p>
+        </w:tc>
+        <w:tc>
+          <w:tcPr>
+            <w:tcW w:type="dxa" w:w="6450"/>
+            <w:tcBorders>
+              <w:top w:val="single" w:color="C7CBDC" w:sz="4"/>
+              <w:left w:val="single" w:color="C7CBDC" w:sz="4"/>
+              <w:bottom w:val="single" w:color="C7CBDC" w:sz="4"/>
+              <w:right w:val="single" w:color="C7CBDC" w:sz="4"/>
+            </w:tcBorders>
+            <w:tcMar>
+              <w:top w:type="dxa" w:w="60"/>
+              <w:left w:type="dxa" w:w="90"/>
+              <w:bottom w:type="dxa" w:w="60"/>
+              <w:right w:type="dxa" w:w="90"/>
+            </w:tcMar>
+            <w:vAlign w:val="top"/>
+          </w:tcPr>
+          <w:p>
+            <w:pPr>
+              <w:spacing w:after="0" w:before="0"/>
+            </w:pPr>
+            <w:r>
+              <w:rPr>
+                <w:rFonts w:ascii="Calibri" w:cs="Calibri" w:eastAsia="Calibri" w:hAnsi="Calibri"/>
+                <w:b w:val="false"/>
+                <w:bCs w:val="false"/>
+                <w:i w:val="false"/>
+                <w:iCs w:val="false"/>
+                <w:color w:val="1A1F36"/>
+                <w:sz w:val="18"/>
+                <w:szCs w:val="18"/>
+              </w:rPr>
+              <w:t xml:space="preserve">У 2 игроков в разных матчах разные игровые номера: Нарватов Александр Петрович (№89 — 6, №9 — 2); Рябинин Евгений Васильевич (№12 — 6, №7 — 2). Номер меняется вместе с командой или это ошибка?</w:t>
+            </w:r>
+          </w:p>
+        </w:tc>
+        <w:tc>
+          <w:tcPr>
+            <w:tcW w:type="dxa" w:w="4600"/>
+            <w:tcBorders>
+              <w:top w:val="single" w:color="C7CBDC" w:sz="4"/>
+              <w:left w:val="single" w:color="C7CBDC" w:sz="4"/>
+              <w:bottom w:val="single" w:color="C7CBDC" w:sz="4"/>
+              <w:right w:val="single" w:color="C7CBDC" w:sz="4"/>
+            </w:tcBorders>
+            <w:tcMar>
+              <w:top w:type="dxa" w:w="60"/>
+              <w:left w:type="dxa" w:w="90"/>
+              <w:bottom w:type="dxa" w:w="60"/>
+              <w:right w:type="dxa" w:w="90"/>
+            </w:tcMar>
+            <w:vAlign w:val="top"/>
+          </w:tcPr>
+          <w:p>
+            <w:pPr>
+              <w:spacing w:after="0" w:before="0"/>
+            </w:pPr>
+            <w:r>
+              <w:rPr>
+                <w:rFonts w:ascii="Calibri" w:cs="Calibri" w:eastAsia="Calibri" w:hAnsi="Calibri"/>
+                <w:b w:val="false"/>
+                <w:bCs w:val="false"/>
+                <w:i w:val="false"/>
+                <w:iCs w:val="false"/>
+                <w:color w:val="1A1F36"/>
+                <w:sz w:val="18"/>
+                <w:szCs w:val="18"/>
+              </w:rPr>
+              <w:t xml:space="preserve"/>
+            </w:r>
+          </w:p>
+        </w:tc>
+      </w:tr>
+      <w:tr>
+        <w:tc>
+          <w:tcPr>
+            <w:tcW w:type="dxa" w:w="4200"/>
             <w:tcBorders>
               <w:top w:val="single" w:color="C7CBDC" w:sz="4"/>
               <w:left w:val="single" w:color="C7CBDC" w:sz="4"/>
@@ -23815,26 +22340,40 @@
           </w:tcPr>
           <w:p>
             <w:pPr>
-              <w:spacing w:after="0" w:before="0"/>
-            </w:pPr>
-            <w:r>
-              <w:rPr>
-                <w:rFonts w:ascii="Calibri" w:cs="Calibri" w:eastAsia="Calibri" w:hAnsi="Calibri"/>
-                <w:b/>
-                <w:bCs/>
-                <w:i w:val="false"/>
-                <w:iCs w:val="false"/>
-                <w:color w:val="1A1F36"/>
-                <w:sz w:val="18"/>
-                <w:szCs w:val="18"/>
-              </w:rPr>
-              <w:t xml:space="preserve">—</w:t>
-            </w:r>
-          </w:p>
-        </w:tc>
-        <w:tc>
-          <w:tcPr>
-            <w:tcW w:type="dxa" w:w="2500"/>
+              <w:spacing w:after="0"/>
+            </w:pPr>
+            <w:r>
+              <w:rPr>
+                <w:rFonts w:ascii="Calibri" w:cs="Calibri" w:eastAsia="Calibri" w:hAnsi="Calibri"/>
+                <w:b w:val="false"/>
+                <w:bCs w:val="false"/>
+                <w:i w:val="false"/>
+                <w:iCs w:val="false"/>
+                <w:color w:val="1A1F36"/>
+                <w:sz w:val="18"/>
+                <w:szCs w:val="18"/>
+              </w:rPr>
+              <w:t xml:space="preserve">Конференция ВОСТОК (2 Дивизион)</w:t>
+            </w:r>
+            <w:r>
+              <w:rPr>
+                <w:rFonts w:ascii="Calibri" w:cs="Calibri" w:eastAsia="Calibri" w:hAnsi="Calibri"/>
+                <w:b w:val="false"/>
+                <w:bCs w:val="false"/>
+                <w:i w:val="false"/>
+                <w:iCs w:val="false"/>
+                <w:color w:val="1A1F36"/>
+                <w:sz w:val="18"/>
+                <w:szCs w:val="18"/>
+              </w:rPr>
+              <w:br/>
+              <w:t xml:space="preserve">июль 2026</w:t>
+            </w:r>
+          </w:p>
+        </w:tc>
+        <w:tc>
+          <w:tcPr>
+            <w:tcW w:type="dxa" w:w="6450"/>
             <w:tcBorders>
               <w:top w:val="single" w:color="C7CBDC" w:sz="4"/>
               <w:left w:val="single" w:color="C7CBDC" w:sz="4"/>
@@ -23852,6 +22391,80 @@
           </w:tcPr>
           <w:p>
             <w:pPr>
+              <w:spacing w:after="0" w:before="0"/>
+            </w:pPr>
+            <w:r>
+              <w:rPr>
+                <w:rFonts w:ascii="Calibri" w:cs="Calibri" w:eastAsia="Calibri" w:hAnsi="Calibri"/>
+                <w:b w:val="false"/>
+                <w:bCs w:val="false"/>
+                <w:i w:val="false"/>
+                <w:iCs w:val="false"/>
+                <w:color w:val="1A1F36"/>
+                <w:sz w:val="18"/>
+                <w:szCs w:val="18"/>
+              </w:rPr>
+              <w:t xml:space="preserve">У 3 игроков в разных матчах разные игровые номера: Колотыркин Артём Игоревич (№46 — 70, №95 — 68); Колчин Иван Денисович (№91 — 70, №72 — 68); Копейкин Иван Андреевич (№4 — 70, №88 — 68). Номер меняется вместе с командой или это ошибка?</w:t>
+            </w:r>
+          </w:p>
+        </w:tc>
+        <w:tc>
+          <w:tcPr>
+            <w:tcW w:type="dxa" w:w="4600"/>
+            <w:tcBorders>
+              <w:top w:val="single" w:color="C7CBDC" w:sz="4"/>
+              <w:left w:val="single" w:color="C7CBDC" w:sz="4"/>
+              <w:bottom w:val="single" w:color="C7CBDC" w:sz="4"/>
+              <w:right w:val="single" w:color="C7CBDC" w:sz="4"/>
+            </w:tcBorders>
+            <w:tcMar>
+              <w:top w:type="dxa" w:w="60"/>
+              <w:left w:type="dxa" w:w="90"/>
+              <w:bottom w:type="dxa" w:w="60"/>
+              <w:right w:type="dxa" w:w="90"/>
+            </w:tcMar>
+            <w:vAlign w:val="top"/>
+          </w:tcPr>
+          <w:p>
+            <w:pPr>
+              <w:spacing w:after="0" w:before="0"/>
+            </w:pPr>
+            <w:r>
+              <w:rPr>
+                <w:rFonts w:ascii="Calibri" w:cs="Calibri" w:eastAsia="Calibri" w:hAnsi="Calibri"/>
+                <w:b w:val="false"/>
+                <w:bCs w:val="false"/>
+                <w:i w:val="false"/>
+                <w:iCs w:val="false"/>
+                <w:color w:val="1A1F36"/>
+                <w:sz w:val="18"/>
+                <w:szCs w:val="18"/>
+              </w:rPr>
+              <w:t xml:space="preserve"/>
+            </w:r>
+          </w:p>
+        </w:tc>
+      </w:tr>
+      <w:tr>
+        <w:tc>
+          <w:tcPr>
+            <w:tcW w:type="dxa" w:w="4200"/>
+            <w:tcBorders>
+              <w:top w:val="single" w:color="C7CBDC" w:sz="4"/>
+              <w:left w:val="single" w:color="C7CBDC" w:sz="4"/>
+              <w:bottom w:val="single" w:color="C7CBDC" w:sz="4"/>
+              <w:right w:val="single" w:color="C7CBDC" w:sz="4"/>
+            </w:tcBorders>
+            <w:tcMar>
+              <w:top w:type="dxa" w:w="60"/>
+              <w:left w:type="dxa" w:w="90"/>
+              <w:bottom w:type="dxa" w:w="60"/>
+              <w:right w:type="dxa" w:w="90"/>
+            </w:tcMar>
+            <w:vAlign w:val="top"/>
+          </w:tcPr>
+          <w:p>
+            <w:pPr>
               <w:spacing w:after="0"/>
             </w:pPr>
             <w:r>
@@ -23865,13 +22478,101 @@
                 <w:sz w:val="18"/>
                 <w:szCs w:val="18"/>
               </w:rPr>
-              <w:t xml:space="preserve">команда встречается в единичных матчах</w:t>
-            </w:r>
-          </w:p>
-        </w:tc>
-        <w:tc>
-          <w:tcPr>
-            <w:tcW w:type="dxa" w:w="2200"/>
+              <w:t xml:space="preserve">Конференция ЗАПАД (1 Дивизион)</w:t>
+            </w:r>
+            <w:r>
+              <w:rPr>
+                <w:rFonts w:ascii="Calibri" w:cs="Calibri" w:eastAsia="Calibri" w:hAnsi="Calibri"/>
+                <w:b w:val="false"/>
+                <w:bCs w:val="false"/>
+                <w:i w:val="false"/>
+                <w:iCs w:val="false"/>
+                <w:color w:val="1A1F36"/>
+                <w:sz w:val="18"/>
+                <w:szCs w:val="18"/>
+              </w:rPr>
+              <w:br/>
+              <w:t xml:space="preserve">июль 2026</w:t>
+            </w:r>
+          </w:p>
+        </w:tc>
+        <w:tc>
+          <w:tcPr>
+            <w:tcW w:type="dxa" w:w="6450"/>
+            <w:tcBorders>
+              <w:top w:val="single" w:color="C7CBDC" w:sz="4"/>
+              <w:left w:val="single" w:color="C7CBDC" w:sz="4"/>
+              <w:bottom w:val="single" w:color="C7CBDC" w:sz="4"/>
+              <w:right w:val="single" w:color="C7CBDC" w:sz="4"/>
+            </w:tcBorders>
+            <w:tcMar>
+              <w:top w:type="dxa" w:w="60"/>
+              <w:left w:type="dxa" w:w="90"/>
+              <w:bottom w:type="dxa" w:w="60"/>
+              <w:right w:type="dxa" w:w="90"/>
+            </w:tcMar>
+            <w:vAlign w:val="top"/>
+          </w:tcPr>
+          <w:p>
+            <w:pPr>
+              <w:spacing w:after="0" w:before="0"/>
+            </w:pPr>
+            <w:r>
+              <w:rPr>
+                <w:rFonts w:ascii="Calibri" w:cs="Calibri" w:eastAsia="Calibri" w:hAnsi="Calibri"/>
+                <w:b w:val="false"/>
+                <w:bCs w:val="false"/>
+                <w:i w:val="false"/>
+                <w:iCs w:val="false"/>
+                <w:color w:val="1A1F36"/>
+                <w:sz w:val="18"/>
+                <w:szCs w:val="18"/>
+              </w:rPr>
+              <w:t xml:space="preserve">У 3 игроков в разных матчах разные игровые номера: Авксентьев Александр Александрович (№10 — 156, №9 — 142); Белов Евгений Дмитриевич (№17 — 124, №9 — 122); Зарков Гордей Михайлович (№7 — 139, №9 — 107). Номер меняется вместе с командой или это ошибка?</w:t>
+            </w:r>
+          </w:p>
+        </w:tc>
+        <w:tc>
+          <w:tcPr>
+            <w:tcW w:type="dxa" w:w="4600"/>
+            <w:tcBorders>
+              <w:top w:val="single" w:color="C7CBDC" w:sz="4"/>
+              <w:left w:val="single" w:color="C7CBDC" w:sz="4"/>
+              <w:bottom w:val="single" w:color="C7CBDC" w:sz="4"/>
+              <w:right w:val="single" w:color="C7CBDC" w:sz="4"/>
+            </w:tcBorders>
+            <w:tcMar>
+              <w:top w:type="dxa" w:w="60"/>
+              <w:left w:type="dxa" w:w="90"/>
+              <w:bottom w:type="dxa" w:w="60"/>
+              <w:right w:type="dxa" w:w="90"/>
+            </w:tcMar>
+            <w:vAlign w:val="top"/>
+          </w:tcPr>
+          <w:p>
+            <w:pPr>
+              <w:spacing w:after="0" w:before="0"/>
+            </w:pPr>
+            <w:r>
+              <w:rPr>
+                <w:rFonts w:ascii="Calibri" w:cs="Calibri" w:eastAsia="Calibri" w:hAnsi="Calibri"/>
+                <w:b w:val="false"/>
+                <w:bCs w:val="false"/>
+                <w:i w:val="false"/>
+                <w:iCs w:val="false"/>
+                <w:color w:val="1A1F36"/>
+                <w:sz w:val="18"/>
+                <w:szCs w:val="18"/>
+              </w:rPr>
+              <w:t xml:space="preserve"/>
+            </w:r>
+          </w:p>
+        </w:tc>
+      </w:tr>
+      <w:tr>
+        <w:tc>
+          <w:tcPr>
+            <w:tcW w:type="dxa" w:w="4200"/>
             <w:tcBorders>
               <w:top w:val="single" w:color="C7CBDC" w:sz="4"/>
               <w:left w:val="single" w:color="C7CBDC" w:sz="4"/>
@@ -23898,17 +22599,31 @@
                 <w:bCs w:val="false"/>
                 <w:i w:val="false"/>
                 <w:iCs w:val="false"/>
-                <w:color w:val="5A5F7A"/>
-                <w:sz w:val="18"/>
-                <w:szCs w:val="18"/>
-              </w:rPr>
-              <w:t xml:space="preserve">—</w:t>
-            </w:r>
-          </w:p>
-        </w:tc>
-        <w:tc>
-          <w:tcPr>
-            <w:tcW w:type="dxa" w:w="4400"/>
+                <w:color w:val="1A1F36"/>
+                <w:sz w:val="18"/>
+                <w:szCs w:val="18"/>
+              </w:rPr>
+              <w:t xml:space="preserve">Конференция ЗАПАД (2 Дивизион)</w:t>
+            </w:r>
+            <w:r>
+              <w:rPr>
+                <w:rFonts w:ascii="Calibri" w:cs="Calibri" w:eastAsia="Calibri" w:hAnsi="Calibri"/>
+                <w:b w:val="false"/>
+                <w:bCs w:val="false"/>
+                <w:i w:val="false"/>
+                <w:iCs w:val="false"/>
+                <w:color w:val="1A1F36"/>
+                <w:sz w:val="18"/>
+                <w:szCs w:val="18"/>
+              </w:rPr>
+              <w:br/>
+              <w:t xml:space="preserve">июль 2026</w:t>
+            </w:r>
+          </w:p>
+        </w:tc>
+        <w:tc>
+          <w:tcPr>
+            <w:tcW w:type="dxa" w:w="6450"/>
             <w:tcBorders>
               <w:top w:val="single" w:color="C7CBDC" w:sz="4"/>
               <w:left w:val="single" w:color="C7CBDC" w:sz="4"/>
@@ -23939,13 +22654,513 @@
                 <w:sz w:val="18"/>
                 <w:szCs w:val="18"/>
               </w:rPr>
-              <w:t xml:space="preserve">У остальных команд файла порядка 124 матчей, а здесь: «Авиатор» — 2 матч(а): стр. 1531, стр. 1561; «Акулы» — 2 матч(а): стр. 1531, стр. 1546; «Звезда» — 2 матч(а): стр. 1546, стр. 1561. Похоже, название команды указано неверно или матчи из другого соревнования попали в файл.</w:t>
-            </w:r>
-          </w:p>
-        </w:tc>
-        <w:tc>
-          <w:tcPr>
-            <w:tcW w:type="dxa" w:w="5350"/>
+              <w:t xml:space="preserve">У 3 игроков в разных матчах разные игровые номера: Авксентьев Александр Александрович (№10 — 124, №5 — 124); Белов Евгений Дмитриевич (№8 — 124, №17 — 124); Зарков Гордей Михайлович (№8 — 124, №16 — 124). Номер меняется вместе с командой или это ошибка?</w:t>
+            </w:r>
+          </w:p>
+        </w:tc>
+        <w:tc>
+          <w:tcPr>
+            <w:tcW w:type="dxa" w:w="4600"/>
+            <w:tcBorders>
+              <w:top w:val="single" w:color="C7CBDC" w:sz="4"/>
+              <w:left w:val="single" w:color="C7CBDC" w:sz="4"/>
+              <w:bottom w:val="single" w:color="C7CBDC" w:sz="4"/>
+              <w:right w:val="single" w:color="C7CBDC" w:sz="4"/>
+            </w:tcBorders>
+            <w:tcMar>
+              <w:top w:type="dxa" w:w="60"/>
+              <w:left w:type="dxa" w:w="90"/>
+              <w:bottom w:type="dxa" w:w="60"/>
+              <w:right w:type="dxa" w:w="90"/>
+            </w:tcMar>
+            <w:vAlign w:val="top"/>
+          </w:tcPr>
+          <w:p>
+            <w:pPr>
+              <w:spacing w:after="0" w:before="0"/>
+            </w:pPr>
+            <w:r>
+              <w:rPr>
+                <w:rFonts w:ascii="Calibri" w:cs="Calibri" w:eastAsia="Calibri" w:hAnsi="Calibri"/>
+                <w:b w:val="false"/>
+                <w:bCs w:val="false"/>
+                <w:i w:val="false"/>
+                <w:iCs w:val="false"/>
+                <w:color w:val="1A1F36"/>
+                <w:sz w:val="18"/>
+                <w:szCs w:val="18"/>
+              </w:rPr>
+              <w:t xml:space="preserve"/>
+            </w:r>
+          </w:p>
+        </w:tc>
+      </w:tr>
+      <w:tr>
+        <w:tc>
+          <w:tcPr>
+            <w:tcW w:type="dxa" w:w="4200"/>
+            <w:tcBorders>
+              <w:top w:val="single" w:color="C7CBDC" w:sz="4"/>
+              <w:left w:val="single" w:color="C7CBDC" w:sz="4"/>
+              <w:bottom w:val="single" w:color="C7CBDC" w:sz="4"/>
+              <w:right w:val="single" w:color="C7CBDC" w:sz="4"/>
+            </w:tcBorders>
+            <w:tcMar>
+              <w:top w:type="dxa" w:w="60"/>
+              <w:left w:type="dxa" w:w="90"/>
+              <w:bottom w:type="dxa" w:w="60"/>
+              <w:right w:type="dxa" w:w="90"/>
+            </w:tcMar>
+            <w:vAlign w:val="top"/>
+          </w:tcPr>
+          <w:p>
+            <w:pPr>
+              <w:spacing w:after="0"/>
+            </w:pPr>
+            <w:r>
+              <w:rPr>
+                <w:rFonts w:ascii="Calibri" w:cs="Calibri" w:eastAsia="Calibri" w:hAnsi="Calibri"/>
+                <w:b w:val="false"/>
+                <w:bCs w:val="false"/>
+                <w:i w:val="false"/>
+                <w:iCs w:val="false"/>
+                <w:color w:val="1A1F36"/>
+                <w:sz w:val="18"/>
+                <w:szCs w:val="18"/>
+              </w:rPr>
+              <w:t xml:space="preserve">Конференция ЦЕНТР (3 Дивизион)</w:t>
+            </w:r>
+            <w:r>
+              <w:rPr>
+                <w:rFonts w:ascii="Calibri" w:cs="Calibri" w:eastAsia="Calibri" w:hAnsi="Calibri"/>
+                <w:b w:val="false"/>
+                <w:bCs w:val="false"/>
+                <w:i w:val="false"/>
+                <w:iCs w:val="false"/>
+                <w:color w:val="1A1F36"/>
+                <w:sz w:val="18"/>
+                <w:szCs w:val="18"/>
+              </w:rPr>
+              <w:br/>
+              <w:t xml:space="preserve">август 2026</w:t>
+            </w:r>
+          </w:p>
+        </w:tc>
+        <w:tc>
+          <w:tcPr>
+            <w:tcW w:type="dxa" w:w="6450"/>
+            <w:tcBorders>
+              <w:top w:val="single" w:color="C7CBDC" w:sz="4"/>
+              <w:left w:val="single" w:color="C7CBDC" w:sz="4"/>
+              <w:bottom w:val="single" w:color="C7CBDC" w:sz="4"/>
+              <w:right w:val="single" w:color="C7CBDC" w:sz="4"/>
+            </w:tcBorders>
+            <w:tcMar>
+              <w:top w:type="dxa" w:w="60"/>
+              <w:left w:type="dxa" w:w="90"/>
+              <w:bottom w:type="dxa" w:w="60"/>
+              <w:right w:type="dxa" w:w="90"/>
+            </w:tcMar>
+            <w:vAlign w:val="top"/>
+          </w:tcPr>
+          <w:p>
+            <w:pPr>
+              <w:spacing w:after="0" w:before="0"/>
+            </w:pPr>
+            <w:r>
+              <w:rPr>
+                <w:rFonts w:ascii="Calibri" w:cs="Calibri" w:eastAsia="Calibri" w:hAnsi="Calibri"/>
+                <w:b w:val="false"/>
+                <w:bCs w:val="false"/>
+                <w:i w:val="false"/>
+                <w:iCs w:val="false"/>
+                <w:color w:val="1A1F36"/>
+                <w:sz w:val="18"/>
+                <w:szCs w:val="18"/>
+              </w:rPr>
+              <w:t xml:space="preserve">У 4 игроков в разных матчах разные игровые номера: Кисляков Сергей Николаевич (№74 — 4, №55 — 2); Нарватов Александр Петрович (№89 — 7, №9 — 2); Рябинин Евгений Васильевич (№12 — 7, №7 — 2); Шароватов Василий Александрович (№69 — 4, №9 — 2). Номер меняется вместе с командой или это ошибка?</w:t>
+            </w:r>
+          </w:p>
+        </w:tc>
+        <w:tc>
+          <w:tcPr>
+            <w:tcW w:type="dxa" w:w="4600"/>
+            <w:tcBorders>
+              <w:top w:val="single" w:color="C7CBDC" w:sz="4"/>
+              <w:left w:val="single" w:color="C7CBDC" w:sz="4"/>
+              <w:bottom w:val="single" w:color="C7CBDC" w:sz="4"/>
+              <w:right w:val="single" w:color="C7CBDC" w:sz="4"/>
+            </w:tcBorders>
+            <w:tcMar>
+              <w:top w:type="dxa" w:w="60"/>
+              <w:left w:type="dxa" w:w="90"/>
+              <w:bottom w:type="dxa" w:w="60"/>
+              <w:right w:type="dxa" w:w="90"/>
+            </w:tcMar>
+            <w:vAlign w:val="top"/>
+          </w:tcPr>
+          <w:p>
+            <w:pPr>
+              <w:spacing w:after="0" w:before="0"/>
+            </w:pPr>
+            <w:r>
+              <w:rPr>
+                <w:rFonts w:ascii="Calibri" w:cs="Calibri" w:eastAsia="Calibri" w:hAnsi="Calibri"/>
+                <w:b w:val="false"/>
+                <w:bCs w:val="false"/>
+                <w:i w:val="false"/>
+                <w:iCs w:val="false"/>
+                <w:color w:val="1A1F36"/>
+                <w:sz w:val="18"/>
+                <w:szCs w:val="18"/>
+              </w:rPr>
+              <w:t xml:space="preserve"/>
+            </w:r>
+          </w:p>
+        </w:tc>
+      </w:tr>
+      <w:tr>
+        <w:tc>
+          <w:tcPr>
+            <w:tcW w:type="dxa" w:w="4200"/>
+            <w:tcBorders>
+              <w:top w:val="single" w:color="C7CBDC" w:sz="4"/>
+              <w:left w:val="single" w:color="C7CBDC" w:sz="4"/>
+              <w:bottom w:val="single" w:color="C7CBDC" w:sz="4"/>
+              <w:right w:val="single" w:color="C7CBDC" w:sz="4"/>
+            </w:tcBorders>
+            <w:shd w:fill="F7F8FC" w:color="auto" w:val="clear"/>
+            <w:tcMar>
+              <w:top w:type="dxa" w:w="60"/>
+              <w:left w:type="dxa" w:w="90"/>
+              <w:bottom w:type="dxa" w:w="60"/>
+              <w:right w:type="dxa" w:w="90"/>
+            </w:tcMar>
+            <w:vAlign w:val="top"/>
+          </w:tcPr>
+          <w:p>
+            <w:pPr>
+              <w:spacing w:after="0"/>
+            </w:pPr>
+            <w:r>
+              <w:rPr>
+                <w:rFonts w:ascii="Calibri" w:cs="Calibri" w:eastAsia="Calibri" w:hAnsi="Calibri"/>
+                <w:b w:val="false"/>
+                <w:bCs w:val="false"/>
+                <w:i w:val="false"/>
+                <w:iCs w:val="false"/>
+                <w:color w:val="1A1F36"/>
+                <w:sz w:val="18"/>
+                <w:szCs w:val="18"/>
+              </w:rPr>
+              <w:t xml:space="preserve">Конференция ВОСТОК (2 Дивизион)</w:t>
+            </w:r>
+            <w:r>
+              <w:rPr>
+                <w:rFonts w:ascii="Calibri" w:cs="Calibri" w:eastAsia="Calibri" w:hAnsi="Calibri"/>
+                <w:b w:val="false"/>
+                <w:bCs w:val="false"/>
+                <w:i w:val="false"/>
+                <w:iCs w:val="false"/>
+                <w:color w:val="1A1F36"/>
+                <w:sz w:val="18"/>
+                <w:szCs w:val="18"/>
+              </w:rPr>
+              <w:br/>
+              <w:t xml:space="preserve">август 2026</w:t>
+            </w:r>
+          </w:p>
+        </w:tc>
+        <w:tc>
+          <w:tcPr>
+            <w:tcW w:type="dxa" w:w="6450"/>
+            <w:tcBorders>
+              <w:top w:val="single" w:color="C7CBDC" w:sz="4"/>
+              <w:left w:val="single" w:color="C7CBDC" w:sz="4"/>
+              <w:bottom w:val="single" w:color="C7CBDC" w:sz="4"/>
+              <w:right w:val="single" w:color="C7CBDC" w:sz="4"/>
+            </w:tcBorders>
+            <w:shd w:fill="F7F8FC" w:color="auto" w:val="clear"/>
+            <w:tcMar>
+              <w:top w:type="dxa" w:w="60"/>
+              <w:left w:type="dxa" w:w="90"/>
+              <w:bottom w:type="dxa" w:w="60"/>
+              <w:right w:type="dxa" w:w="90"/>
+            </w:tcMar>
+            <w:vAlign w:val="top"/>
+          </w:tcPr>
+          <w:p>
+            <w:pPr>
+              <w:spacing w:after="0" w:before="0"/>
+            </w:pPr>
+            <w:r>
+              <w:rPr>
+                <w:rFonts w:ascii="Calibri" w:cs="Calibri" w:eastAsia="Calibri" w:hAnsi="Calibri"/>
+                <w:b w:val="false"/>
+                <w:bCs w:val="false"/>
+                <w:i w:val="false"/>
+                <w:iCs w:val="false"/>
+                <w:color w:val="1A1F36"/>
+                <w:sz w:val="18"/>
+                <w:szCs w:val="18"/>
+              </w:rPr>
+              <w:t xml:space="preserve">У 3 игроков в разных матчах разные игровые номера: Колотыркин Артём Игоревич (№95 — 71, №46 — 71); Колчин Иван Денисович (№72 — 71, №91 — 71); Копейкин Иван Андреевич (№88 — 71, №4 — 71). Номер меняется вместе с командой или это ошибка?</w:t>
+            </w:r>
+          </w:p>
+        </w:tc>
+        <w:tc>
+          <w:tcPr>
+            <w:tcW w:type="dxa" w:w="4600"/>
+            <w:tcBorders>
+              <w:top w:val="single" w:color="C7CBDC" w:sz="4"/>
+              <w:left w:val="single" w:color="C7CBDC" w:sz="4"/>
+              <w:bottom w:val="single" w:color="C7CBDC" w:sz="4"/>
+              <w:right w:val="single" w:color="C7CBDC" w:sz="4"/>
+            </w:tcBorders>
+            <w:tcMar>
+              <w:top w:type="dxa" w:w="60"/>
+              <w:left w:type="dxa" w:w="90"/>
+              <w:bottom w:type="dxa" w:w="60"/>
+              <w:right w:type="dxa" w:w="90"/>
+            </w:tcMar>
+            <w:vAlign w:val="top"/>
+          </w:tcPr>
+          <w:p>
+            <w:pPr>
+              <w:spacing w:after="0" w:before="0"/>
+            </w:pPr>
+            <w:r>
+              <w:rPr>
+                <w:rFonts w:ascii="Calibri" w:cs="Calibri" w:eastAsia="Calibri" w:hAnsi="Calibri"/>
+                <w:b w:val="false"/>
+                <w:bCs w:val="false"/>
+                <w:i w:val="false"/>
+                <w:iCs w:val="false"/>
+                <w:color w:val="1A1F36"/>
+                <w:sz w:val="18"/>
+                <w:szCs w:val="18"/>
+              </w:rPr>
+              <w:t xml:space="preserve"/>
+            </w:r>
+          </w:p>
+        </w:tc>
+      </w:tr>
+      <w:tr>
+        <w:tc>
+          <w:tcPr>
+            <w:tcW w:type="dxa" w:w="4200"/>
+            <w:tcBorders>
+              <w:top w:val="single" w:color="C7CBDC" w:sz="4"/>
+              <w:left w:val="single" w:color="C7CBDC" w:sz="4"/>
+              <w:bottom w:val="single" w:color="C7CBDC" w:sz="4"/>
+              <w:right w:val="single" w:color="C7CBDC" w:sz="4"/>
+            </w:tcBorders>
+            <w:tcMar>
+              <w:top w:type="dxa" w:w="60"/>
+              <w:left w:type="dxa" w:w="90"/>
+              <w:bottom w:type="dxa" w:w="60"/>
+              <w:right w:type="dxa" w:w="90"/>
+            </w:tcMar>
+            <w:vAlign w:val="top"/>
+          </w:tcPr>
+          <w:p>
+            <w:pPr>
+              <w:spacing w:after="0"/>
+            </w:pPr>
+            <w:r>
+              <w:rPr>
+                <w:rFonts w:ascii="Calibri" w:cs="Calibri" w:eastAsia="Calibri" w:hAnsi="Calibri"/>
+                <w:b w:val="false"/>
+                <w:bCs w:val="false"/>
+                <w:i w:val="false"/>
+                <w:iCs w:val="false"/>
+                <w:color w:val="1A1F36"/>
+                <w:sz w:val="18"/>
+                <w:szCs w:val="18"/>
+              </w:rPr>
+              <w:t xml:space="preserve">Конференция ЗАПАД (1 Дивизион)</w:t>
+            </w:r>
+            <w:r>
+              <w:rPr>
+                <w:rFonts w:ascii="Calibri" w:cs="Calibri" w:eastAsia="Calibri" w:hAnsi="Calibri"/>
+                <w:b w:val="false"/>
+                <w:bCs w:val="false"/>
+                <w:i w:val="false"/>
+                <w:iCs w:val="false"/>
+                <w:color w:val="1A1F36"/>
+                <w:sz w:val="18"/>
+                <w:szCs w:val="18"/>
+              </w:rPr>
+              <w:br/>
+              <w:t xml:space="preserve">август 2026</w:t>
+            </w:r>
+          </w:p>
+        </w:tc>
+        <w:tc>
+          <w:tcPr>
+            <w:tcW w:type="dxa" w:w="6450"/>
+            <w:tcBorders>
+              <w:top w:val="single" w:color="C7CBDC" w:sz="4"/>
+              <w:left w:val="single" w:color="C7CBDC" w:sz="4"/>
+              <w:bottom w:val="single" w:color="C7CBDC" w:sz="4"/>
+              <w:right w:val="single" w:color="C7CBDC" w:sz="4"/>
+            </w:tcBorders>
+            <w:tcMar>
+              <w:top w:type="dxa" w:w="60"/>
+              <w:left w:type="dxa" w:w="90"/>
+              <w:bottom w:type="dxa" w:w="60"/>
+              <w:right w:type="dxa" w:w="90"/>
+            </w:tcMar>
+            <w:vAlign w:val="top"/>
+          </w:tcPr>
+          <w:p>
+            <w:pPr>
+              <w:spacing w:after="0" w:before="0"/>
+            </w:pPr>
+            <w:r>
+              <w:rPr>
+                <w:rFonts w:ascii="Calibri" w:cs="Calibri" w:eastAsia="Calibri" w:hAnsi="Calibri"/>
+                <w:b w:val="false"/>
+                <w:bCs w:val="false"/>
+                <w:i w:val="false"/>
+                <w:iCs w:val="false"/>
+                <w:color w:val="1A1F36"/>
+                <w:sz w:val="18"/>
+                <w:szCs w:val="18"/>
+              </w:rPr>
+              <w:t xml:space="preserve">У 3 игроков в разных матчах разные игровые номера: Авксентьев Александр Александрович (№10 — 160, №9 — 142); Белов Евгений Дмитриевич (№17 — 122, №9 — 120); Зарков Гордей Михайлович (№7 — 139, №9 — 101). Номер меняется вместе с командой или это ошибка?</w:t>
+            </w:r>
+          </w:p>
+        </w:tc>
+        <w:tc>
+          <w:tcPr>
+            <w:tcW w:type="dxa" w:w="4600"/>
+            <w:tcBorders>
+              <w:top w:val="single" w:color="C7CBDC" w:sz="4"/>
+              <w:left w:val="single" w:color="C7CBDC" w:sz="4"/>
+              <w:bottom w:val="single" w:color="C7CBDC" w:sz="4"/>
+              <w:right w:val="single" w:color="C7CBDC" w:sz="4"/>
+            </w:tcBorders>
+            <w:tcMar>
+              <w:top w:type="dxa" w:w="60"/>
+              <w:left w:type="dxa" w:w="90"/>
+              <w:bottom w:type="dxa" w:w="60"/>
+              <w:right w:type="dxa" w:w="90"/>
+            </w:tcMar>
+            <w:vAlign w:val="top"/>
+          </w:tcPr>
+          <w:p>
+            <w:pPr>
+              <w:spacing w:after="0" w:before="0"/>
+            </w:pPr>
+            <w:r>
+              <w:rPr>
+                <w:rFonts w:ascii="Calibri" w:cs="Calibri" w:eastAsia="Calibri" w:hAnsi="Calibri"/>
+                <w:b w:val="false"/>
+                <w:bCs w:val="false"/>
+                <w:i w:val="false"/>
+                <w:iCs w:val="false"/>
+                <w:color w:val="1A1F36"/>
+                <w:sz w:val="18"/>
+                <w:szCs w:val="18"/>
+              </w:rPr>
+              <w:t xml:space="preserve"/>
+            </w:r>
+          </w:p>
+        </w:tc>
+      </w:tr>
+      <w:tr>
+        <w:tc>
+          <w:tcPr>
+            <w:tcW w:type="dxa" w:w="4200"/>
+            <w:tcBorders>
+              <w:top w:val="single" w:color="C7CBDC" w:sz="4"/>
+              <w:left w:val="single" w:color="C7CBDC" w:sz="4"/>
+              <w:bottom w:val="single" w:color="C7CBDC" w:sz="4"/>
+              <w:right w:val="single" w:color="C7CBDC" w:sz="4"/>
+            </w:tcBorders>
+            <w:shd w:fill="F7F8FC" w:color="auto" w:val="clear"/>
+            <w:tcMar>
+              <w:top w:type="dxa" w:w="60"/>
+              <w:left w:type="dxa" w:w="90"/>
+              <w:bottom w:type="dxa" w:w="60"/>
+              <w:right w:type="dxa" w:w="90"/>
+            </w:tcMar>
+            <w:vAlign w:val="top"/>
+          </w:tcPr>
+          <w:p>
+            <w:pPr>
+              <w:spacing w:after="0"/>
+            </w:pPr>
+            <w:r>
+              <w:rPr>
+                <w:rFonts w:ascii="Calibri" w:cs="Calibri" w:eastAsia="Calibri" w:hAnsi="Calibri"/>
+                <w:b w:val="false"/>
+                <w:bCs w:val="false"/>
+                <w:i w:val="false"/>
+                <w:iCs w:val="false"/>
+                <w:color w:val="1A1F36"/>
+                <w:sz w:val="18"/>
+                <w:szCs w:val="18"/>
+              </w:rPr>
+              <w:t xml:space="preserve">Конференция ЗАПАД (2 Дивизион)</w:t>
+            </w:r>
+            <w:r>
+              <w:rPr>
+                <w:rFonts w:ascii="Calibri" w:cs="Calibri" w:eastAsia="Calibri" w:hAnsi="Calibri"/>
+                <w:b w:val="false"/>
+                <w:bCs w:val="false"/>
+                <w:i w:val="false"/>
+                <w:iCs w:val="false"/>
+                <w:color w:val="1A1F36"/>
+                <w:sz w:val="18"/>
+                <w:szCs w:val="18"/>
+              </w:rPr>
+              <w:br/>
+              <w:t xml:space="preserve">август 2026</w:t>
+            </w:r>
+          </w:p>
+        </w:tc>
+        <w:tc>
+          <w:tcPr>
+            <w:tcW w:type="dxa" w:w="6450"/>
+            <w:tcBorders>
+              <w:top w:val="single" w:color="C7CBDC" w:sz="4"/>
+              <w:left w:val="single" w:color="C7CBDC" w:sz="4"/>
+              <w:bottom w:val="single" w:color="C7CBDC" w:sz="4"/>
+              <w:right w:val="single" w:color="C7CBDC" w:sz="4"/>
+            </w:tcBorders>
+            <w:shd w:fill="F7F8FC" w:color="auto" w:val="clear"/>
+            <w:tcMar>
+              <w:top w:type="dxa" w:w="60"/>
+              <w:left w:type="dxa" w:w="90"/>
+              <w:bottom w:type="dxa" w:w="60"/>
+              <w:right w:type="dxa" w:w="90"/>
+            </w:tcMar>
+            <w:vAlign w:val="top"/>
+          </w:tcPr>
+          <w:p>
+            <w:pPr>
+              <w:spacing w:after="0" w:before="0"/>
+            </w:pPr>
+            <w:r>
+              <w:rPr>
+                <w:rFonts w:ascii="Calibri" w:cs="Calibri" w:eastAsia="Calibri" w:hAnsi="Calibri"/>
+                <w:b w:val="false"/>
+                <w:bCs w:val="false"/>
+                <w:i w:val="false"/>
+                <w:iCs w:val="false"/>
+                <w:color w:val="1A1F36"/>
+                <w:sz w:val="18"/>
+                <w:szCs w:val="18"/>
+              </w:rPr>
+              <w:t xml:space="preserve">У 19 игроков в разных матчах разные игровые номера: Авксентьев Александр Александрович (№10 — 126, №5 — 124, №9 — 2); Барсуков Тимофей Александрович (№5 — 124, №7 — 2); Белов Евгений Дмитриевич (№17 — 126, №8 — 124); Быков Иван Александрович (№7 — 124, №10 — 2); Воронов Владимир Андреевич (№8 — 124, №12 — 2); Ефремов Семён Владиславович (№12 — 124, №16 — 2); Зарков Гордей Михайлович (№8 — 124, №16 — 124); Ильин Даниил Валерьевич (№23 — 124, №12 — 2); Коваль Илья Андреевич (№10 — 124, №5 — 2); Лачинов Глеб Олегович (№10 — 124, №8 — 2); Левашов Дмитрий Евгеньевич (№17 — 124, №5 — 2); Мамаев Эмиль Алиханович (№3 — 124, №2 — 2); Панферов Илья Андреевич (№2 — 124, №3 — 2); Сенотов Богдан Владимирович (№16 — 124, №7 — 2); Серебряков Григорий Артёмович (№23 — 124, №8 — 2); Смолин Глеб Олегович (№10 — 124, №16 — 2); Студитских Максим Константинович (№12 — 124, №23 — 2); Трапезников Александр Александрович (№5 — 124, №12 — 2); Шарафутдинов Дамир Фанилевич (№8 — 124, №10 — 2). Номер меняется вместе с командой или это ошибка?</w:t>
+            </w:r>
+          </w:p>
+        </w:tc>
+        <w:tc>
+          <w:tcPr>
+            <w:tcW w:type="dxa" w:w="4600"/>
             <w:tcBorders>
               <w:top w:val="single" w:color="C7CBDC" w:sz="4"/>
               <w:left w:val="single" w:color="C7CBDC" w:sz="4"/>

--- a/reports/Otchet_o_proverke.docx
+++ b/reports/Otchet_o_proverke.docx
@@ -334,7 +334,7 @@
                 <w:sz w:val="18"/>
                 <w:szCs w:val="18"/>
               </w:rPr>
-              <w:t xml:space="preserve">За разные команды выходят 1 игроков: Сафронов Максим Артемович (Метеор — 12, Викинг — 8, Сияжар — 2). Уточнить, верно ли это.</w:t>
+              <w:t xml:space="preserve">За разные команды выходят 1 игроков. Сафронов Максим Артемович: Метеор — 12, Викинг — 8, Сияжар — 2. Уточнить, верно ли это.</w:t>
             </w:r>
           </w:p>
         </w:tc>
@@ -460,7 +460,7 @@
                 <w:sz w:val="18"/>
                 <w:szCs w:val="18"/>
               </w:rPr>
-              <w:t xml:space="preserve">За разные команды выходят 4 игроков: Еремкин Александр Михайлович (Спортдепо — 8, Штурм — 4, Факел — 2); Жмакин Алексей Владимирович (Штурм — 4, Айсфокс — 4, Факел — 4); Нарватов Александр Петрович (Сармат — 6, Штурм — 2); Рябинин Евгений Васильевич (Сармат — 6, Штурм — 2). Уточнить, верно ли это.</w:t>
+              <w:t xml:space="preserve">За разные команды выходят 4 игроков. Еремкин Александр Михайлович: Спортдепо — 8, Штурм — 4, Факел — 2; Жмакин Алексей Владимирович: Штурм — 4, Айсфокс — 4, Факел — 4; Нарватов Александр Петрович: Сармат — 6, Штурм — 2; Рябинин Евгений Васильевич: Сармат — 6, Штурм — 2. Уточнить, верно ли это.</w:t>
             </w:r>
           </w:p>
         </w:tc>
@@ -584,7 +584,7 @@
                 <w:sz w:val="18"/>
                 <w:szCs w:val="18"/>
               </w:rPr>
-              <w:t xml:space="preserve">За разные команды выходят 3 игроков: Колотыркин Артём Игоревич (Юность — 70, Газовик — 68); Колчин Иван Денисович (Юность — 70, Газовик — 68); Копейкин Иван Андреевич (Юность — 70, Газовик — 68). Уточнить, верно ли это.</w:t>
+              <w:t xml:space="preserve">За разные команды выходят 3 игроков. Колотыркин Артём Игоревич: Юность — 70, Газовик — 68; Колчин Иван Денисович: Юность — 70, Газовик — 68; Копейкин Иван Андреевич: Юность — 70, Газовик — 68. Уточнить, верно ли это.</w:t>
             </w:r>
           </w:p>
         </w:tc>
@@ -710,7 +710,7 @@
                 <w:sz w:val="18"/>
                 <w:szCs w:val="18"/>
               </w:rPr>
-              <w:t xml:space="preserve">За разные команды выходят 3 игроков: Авксентьев Александр Александрович (Звезда — 156, Акулы — 142); Белов Евгений Дмитриевич (Авиатор — 124, Нефтяник — 122); Зарков Гордей Михайлович (Медведи — 139, Рыси — 107). Уточнить, верно ли это.</w:t>
+              <w:t xml:space="preserve">За разные команды выходят 3 игроков. Авксентьев Александр Александрович: Звезда — 156, Акулы — 142; Белов Евгений Дмитриевич: Авиатор — 124, Нефтяник — 122; Зарков Гордей Михайлович: Медведи — 139, Рыси — 107. Уточнить, верно ли это.</w:t>
             </w:r>
           </w:p>
         </w:tc>
@@ -834,7 +834,7 @@
                 <w:sz w:val="18"/>
                 <w:szCs w:val="18"/>
               </w:rPr>
-              <w:t xml:space="preserve">За разные команды выходят 3 игроков: Авксентьев Александр Александрович (Беркут — 124, Феникс — 124); Белов Евгений Дмитриевич (Электроник — 124, Феникс — 124); Зарков Гордей Михайлович (Беркут — 124, Электроник — 124). Уточнить, верно ли это.</w:t>
+              <w:t xml:space="preserve">За разные команды выходят 3 игроков. Авксентьев Александр Александрович: Беркут — 124, Феникс — 124; Белов Евгений Дмитриевич: Электроник — 124, Феникс — 124; Зарков Гордей Михайлович: Беркут — 124, Электроник — 124. Уточнить, верно ли это.</w:t>
             </w:r>
           </w:p>
         </w:tc>
@@ -960,7 +960,7 @@
                 <w:sz w:val="18"/>
                 <w:szCs w:val="18"/>
               </w:rPr>
-              <w:t xml:space="preserve">За разные команды выходят 1 игроков: Сафронов Максим Артемович (Метеор — 8, Викинг — 6, Сияжар — 3). Уточнить, верно ли это.</w:t>
+              <w:t xml:space="preserve">За разные команды выходят 1 игроков. Сафронов Максим Артемович: Метеор — 8, Викинг — 6, Сияжар — 3. Уточнить, верно ли это.</w:t>
             </w:r>
           </w:p>
         </w:tc>
@@ -1084,7 +1084,7 @@
                 <w:sz w:val="18"/>
                 <w:szCs w:val="18"/>
               </w:rPr>
-              <w:t xml:space="preserve">За разные команды выходят 3 игроков: Колотыркин Артём Игоревич (Газовик — 71, Юность — 71); Колчин Иван Денисович (Газовик — 71, Юность — 71); Копейкин Иван Андреевич (Газовик — 71, Юность — 71). Уточнить, верно ли это.</w:t>
+              <w:t xml:space="preserve">За разные команды выходят 3 игроков. Колотыркин Артём Игоревич: Газовик — 71, Юность — 71; Колчин Иван Денисович: Газовик — 71, Юность — 71; Копейкин Иван Андреевич: Газовик — 71, Юность — 71. Уточнить, верно ли это.</w:t>
             </w:r>
           </w:p>
         </w:tc>
@@ -1210,7 +1210,7 @@
                 <w:sz w:val="18"/>
                 <w:szCs w:val="18"/>
               </w:rPr>
-              <w:t xml:space="preserve">За разные команды выходят 3 игроков: Авксентьев Александр Александрович (Звезда — 160, Акулы — 142); Белов Евгений Дмитриевич (Авиатор — 122, Нефтяник — 120); Зарков Гордей Михайлович (Медведи — 139, Рыси — 101). Уточнить, верно ли это.</w:t>
+              <w:t xml:space="preserve">За разные команды выходят 3 игроков. Авксентьев Александр Александрович: Звезда — 160, Акулы — 142; Белов Евгений Дмитриевич: Авиатор — 122, Нефтяник — 120; Зарков Гордей Михайлович: Медведи — 139, Рыси — 101. Уточнить, верно ли это.</w:t>
             </w:r>
           </w:p>
         </w:tc>
@@ -1334,7 +1334,7 @@
                 <w:sz w:val="18"/>
                 <w:szCs w:val="18"/>
               </w:rPr>
-              <w:t xml:space="preserve">За разные команды выходят 21 игроков: Авксентьев Александр Александрович (Беркут — 124, Феникс — 124, Акулы — 2, Звезда — 2); Барсуков Тимофей Александрович (Атлант — 124, Акулы — 2); Белов Евгений Дмитриевич (Электроник — 124, Феникс — 124, Авиатор — 2); Быков Иван Александрович (Атлант — 124, Акулы — 2); Воронов Владимир Андреевич (Атлант — 124, Авиатор — 2); Ефремов Семён Владиславович (Атлант — 124, Авиатор — 2); Зарков Гордей Михайлович (Беркут — 124, Электроник — 124); Ильин Даниил Валерьевич (Феникс — 124, Акулы — 2); Коваль Александр Васильевич (Электроник — 124, Акулы — 2); Коваль Илья Андреевич (Атлант — 124, Акулы — 2); Лачинов Глеб Олегович (Титан — 124, Звезда — 2); Левашов Дмитрий Евгеньевич (Беркут — 124, Звезда — 2); Мамаев Эмиль Алиханович (Феникс — 124, Авиатор — 2); Мельник Даниил Евгеньевич (Титан — 124, Звезда — 2); Панферов Илья Андреевич (Метеор — 124, Звезда — 2); Сенотов Богдан Владимирович (Титан — 124, Звезда — 2); Серебряков Григорий Артёмович (Атлант — 124, Авиатор — 2); Смолин Глеб Олегович (Феникс — 124, Акулы — 2); Студитских Максим Константинович (Феникс — 124, Авиатор — 2); Трапезников Александр Александрович (Беркут — 124, Звезда — 2); Шарафутдинов Дамир Фанилевич (Феникс — 124, Авиатор — 2). Уточнить, верно ли это.</w:t>
+              <w:t xml:space="preserve">За разные команды выходят 21 игроков. Авксентьев Александр Александрович: Беркут — 124, Феникс — 124, Акулы — 2, Звезда — 2; Барсуков Тимофей Александрович: Атлант — 124, Акулы — 2; Белов Евгений Дмитриевич: Электроник — 124, Феникс — 124, Авиатор — 2; Быков Иван Александрович: Атлант — 124, Акулы — 2; Воронов Владимир Андреевич: Атлант — 124, Авиатор — 2; Ефремов Семён Владиславович: Атлант — 124, Авиатор — 2; Зарков Гордей Михайлович: Беркут — 124, Электроник — 124; Ильин Даниил Валерьевич: Феникс — 124, Акулы — 2; Коваль Александр Васильевич: Электроник — 124, Акулы — 2; Коваль Илья Андреевич: Атлант — 124, Акулы — 2; Лачинов Глеб Олегович: Титан — 124, Звезда — 2; Левашов Дмитрий Евгеньевич: Беркут — 124, Звезда — 2; Мамаев Эмиль Алиханович: Феникс — 124, Авиатор — 2; Мельник Даниил Евгеньевич: Титан — 124, Звезда — 2; Панферов Илья Андреевич: Метеор — 124, Звезда — 2; Сенотов Богдан Владимирович: Титан — 124, Звезда — 2; Серебряков Григорий Артёмович: Атлант — 124, Авиатор — 2; Смолин Глеб Олегович: Феникс — 124, Акулы — 2; Студитских Максим Константинович: Феникс — 124, Авиатор — 2; Трапезников Александр Александрович: Беркут — 124, Звезда — 2; Шарафутдинов Дамир Фанилевич: Феникс — 124, Авиатор — 2. Уточнить, верно ли это.</w:t>
             </w:r>
           </w:p>
         </w:tc>
@@ -1611,7 +1611,7 @@
                 <w:sz w:val="18"/>
                 <w:szCs w:val="18"/>
               </w:rPr>
-              <w:t xml:space="preserve">У 2 игроков в разных матчах разные игровые номера: Нарватов Александр Петрович (№89 — 6, №9 — 2); Рябинин Евгений Васильевич (№12 — 6, №7 — 2). Номер меняется вместе с командой или это ошибка?</w:t>
+              <w:t xml:space="preserve">У 2 игроков в разных матчах разные игровые номера. Нарватов Александр Петрович: номер 89 — 6, номер 9 — 2; Рябинин Евгений Васильевич: номер 12 — 6, номер 7 — 2. Номер меняется вместе с командой или это ошибка?</w:t>
             </w:r>
           </w:p>
         </w:tc>
@@ -1737,7 +1737,7 @@
                 <w:sz w:val="18"/>
                 <w:szCs w:val="18"/>
               </w:rPr>
-              <w:t xml:space="preserve">У 3 игроков в разных матчах разные игровые номера: Колотыркин Артём Игоревич (№46 — 70, №95 — 68); Колчин Иван Денисович (№91 — 70, №72 — 68); Копейкин Иван Андреевич (№4 — 70, №88 — 68). Номер меняется вместе с командой или это ошибка?</w:t>
+              <w:t xml:space="preserve">У 3 игроков в разных матчах разные игровые номера. Колотыркин Артём Игоревич: номер 46 — 70, номер 95 — 68; Колчин Иван Денисович: номер 91 — 70, номер 72 — 68; Копейкин Иван Андреевич: номер 4 — 70, номер 88 — 68. Номер меняется вместе с командой или это ошибка?</w:t>
             </w:r>
           </w:p>
         </w:tc>
@@ -1861,7 +1861,7 @@
                 <w:sz w:val="18"/>
                 <w:szCs w:val="18"/>
               </w:rPr>
-              <w:t xml:space="preserve">У 3 игроков в разных матчах разные игровые номера: Авксентьев Александр Александрович (№10 — 156, №9 — 142); Белов Евгений Дмитриевич (№17 — 124, №9 — 122); Зарков Гордей Михайлович (№7 — 139, №9 — 107). Номер меняется вместе с командой или это ошибка?</w:t>
+              <w:t xml:space="preserve">У 3 игроков в разных матчах разные игровые номера. Авксентьев Александр Александрович: номер 10 — 156, номер 9 — 142; Белов Евгений Дмитриевич: номер 17 — 124, номер 9 — 122; Зарков Гордей Михайлович: номер 7 — 139, номер 9 — 107. Номер меняется вместе с командой или это ошибка?</w:t>
             </w:r>
           </w:p>
         </w:tc>
@@ -1987,7 +1987,7 @@
                 <w:sz w:val="18"/>
                 <w:szCs w:val="18"/>
               </w:rPr>
-              <w:t xml:space="preserve">У 3 игроков в разных матчах разные игровые номера: Авксентьев Александр Александрович (№10 — 124, №5 — 124); Белов Евгений Дмитриевич (№8 — 124, №17 — 124); Зарков Гордей Михайлович (№8 — 124, №16 — 124). Номер меняется вместе с командой или это ошибка?</w:t>
+              <w:t xml:space="preserve">У 3 игроков в разных матчах разные игровые номера. Авксентьев Александр Александрович: номер 10 — 124, номер 5 — 124; Белов Евгений Дмитриевич: номер 8 — 124, номер 17 — 124; Зарков Гордей Михайлович: номер 8 — 124, номер 16 — 124. Номер меняется вместе с командой или это ошибка?</w:t>
             </w:r>
           </w:p>
         </w:tc>
@@ -2111,7 +2111,7 @@
                 <w:sz w:val="18"/>
                 <w:szCs w:val="18"/>
               </w:rPr>
-              <w:t xml:space="preserve">У 4 игроков в разных матчах разные игровые номера: Кисляков Сергей Николаевич (№74 — 4, №55 — 2); Нарватов Александр Петрович (№89 — 7, №9 — 2); Рябинин Евгений Васильевич (№12 — 7, №7 — 2); Шароватов Василий Александрович (№69 — 4, №9 — 2). Номер меняется вместе с командой или это ошибка?</w:t>
+              <w:t xml:space="preserve">У 4 игроков в разных матчах разные игровые номера. Кисляков Сергей Николаевич: номер 74 — 4, номер 55 — 2; Нарватов Александр Петрович: номер 89 — 7, номер 9 — 2; Рябинин Евгений Васильевич: номер 12 — 7, номер 7 — 2; Шароватов Василий Александрович: номер 69 — 4, номер 9 — 2. Номер меняется вместе с командой или это ошибка?</w:t>
             </w:r>
           </w:p>
         </w:tc>
@@ -2237,7 +2237,7 @@
                 <w:sz w:val="18"/>
                 <w:szCs w:val="18"/>
               </w:rPr>
-              <w:t xml:space="preserve">У 3 игроков в разных матчах разные игровые номера: Колотыркин Артём Игоревич (№95 — 71, №46 — 71); Колчин Иван Денисович (№72 — 71, №91 — 71); Копейкин Иван Андреевич (№88 — 71, №4 — 71). Номер меняется вместе с командой или это ошибка?</w:t>
+              <w:t xml:space="preserve">У 3 игроков в разных матчах разные игровые номера. Колотыркин Артём Игоревич: номер 95 — 71, номер 46 — 71; Колчин Иван Денисович: номер 72 — 71, номер 91 — 71; Копейкин Иван Андреевич: номер 88 — 71, номер 4 — 71. Номер меняется вместе с командой или это ошибка?</w:t>
             </w:r>
           </w:p>
         </w:tc>
@@ -2361,7 +2361,7 @@
                 <w:sz w:val="18"/>
                 <w:szCs w:val="18"/>
               </w:rPr>
-              <w:t xml:space="preserve">У 3 игроков в разных матчах разные игровые номера: Авксентьев Александр Александрович (№10 — 160, №9 — 142); Белов Евгений Дмитриевич (№17 — 122, №9 — 120); Зарков Гордей Михайлович (№7 — 139, №9 — 101). Номер меняется вместе с командой или это ошибка?</w:t>
+              <w:t xml:space="preserve">У 3 игроков в разных матчах разные игровые номера. Авксентьев Александр Александрович: номер 10 — 160, номер 9 — 142; Белов Евгений Дмитриевич: номер 17 — 122, номер 9 — 120; Зарков Гордей Михайлович: номер 7 — 139, номер 9 — 101. Номер меняется вместе с командой или это ошибка?</w:t>
             </w:r>
           </w:p>
         </w:tc>
@@ -2487,7 +2487,7 @@
                 <w:sz w:val="18"/>
                 <w:szCs w:val="18"/>
               </w:rPr>
-              <w:t xml:space="preserve">У 19 игроков в разных матчах разные игровые номера: Авксентьев Александр Александрович (№10 — 126, №5 — 124, №9 — 2); Барсуков Тимофей Александрович (№5 — 124, №7 — 2); Белов Евгений Дмитриевич (№17 — 126, №8 — 124); Быков Иван Александрович (№7 — 124, №10 — 2); Воронов Владимир Андреевич (№8 — 124, №12 — 2); Ефремов Семён Владиславович (№12 — 124, №16 — 2); Зарков Гордей Михайлович (№8 — 124, №16 — 124); Ильин Даниил Валерьевич (№23 — 124, №12 — 2); Коваль Илья Андреевич (№10 — 124, №5 — 2); Лачинов Глеб Олегович (№10 — 124, №8 — 2); Левашов Дмитрий Евгеньевич (№17 — 124, №5 — 2); Мамаев Эмиль Алиханович (№3 — 124, №2 — 2); Панферов Илья Андреевич (№2 — 124, №3 — 2); Сенотов Богдан Владимирович (№16 — 124, №7 — 2); Серебряков Григорий Артёмович (№23 — 124, №8 — 2); Смолин Глеб Олегович (№10 — 124, №16 — 2); Студитских Максим Константинович (№12 — 124, №23 — 2); Трапезников Александр Александрович (№5 — 124, №12 — 2); Шарафутдинов Дамир Фанилевич (№8 — 124, №10 — 2). Номер меняется вместе с командой или это ошибка?</w:t>
+              <w:t xml:space="preserve">У 19 игроков в разных матчах разные игровые номера. Авксентьев Александр Александрович: номер 10 — 126, номер 5 — 124, номер 9 — 2; Барсуков Тимофей Александрович: номер 5 — 124, номер 7 — 2; Белов Евгений Дмитриевич: номер 17 — 126, номер 8 — 124; Быков Иван Александрович: номер 7 — 124, номер 10 — 2; Воронов Владимир Андреевич: номер 8 — 124, номер 12 — 2; Ефремов Семён Владиславович: номер 12 — 124, номер 16 — 2; Зарков Гордей Михайлович: номер 8 — 124, номер 16 — 124; Ильин Даниил Валерьевич: номер 23 — 124, номер 12 — 2; Коваль Илья Андреевич: номер 10 — 124, номер 5 — 2; Лачинов Глеб Олегович: номер 10 — 124, номер 8 — 2; Левашов Дмитрий Евгеньевич: номер 17 — 124, номер 5 — 2; Мамаев Эмиль Алиханович: номер 3 — 124, номер 2 — 2; Панферов Илья Андреевич: номер 2 — 124, номер 3 — 2; Сенотов Богдан Владимирович: номер 16 — 124, номер 7 — 2; Серебряков Григорий Артёмович: номер 23 — 124, номер 8 — 2; Смолин Глеб Олегович: номер 10 — 124, номер 16 — 2; Студитских Максим Константинович: номер 12 — 124, номер 23 — 2; Трапезников Александр Александрович: номер 5 — 124, номер 12 — 2; Шарафутдинов Дамир Фанилевич: номер 8 — 124, номер 10 — 2. Номер меняется вместе с командой или это ошибка?</w:t>
             </w:r>
           </w:p>
         </w:tc>
@@ -16176,13 +16176,87 @@
                 <w:sz w:val="18"/>
                 <w:szCs w:val="18"/>
               </w:rPr>
+              <w:t xml:space="preserve">1531, 1546, 1561</w:t>
+            </w:r>
+          </w:p>
+        </w:tc>
+        <w:tc>
+          <w:tcPr>
+            <w:tcW w:type="dxa" w:w="2600"/>
+            <w:tcBorders>
+              <w:top w:val="single" w:color="C7CBDC" w:sz="4"/>
+              <w:left w:val="single" w:color="C7CBDC" w:sz="4"/>
+              <w:bottom w:val="single" w:color="C7CBDC" w:sz="4"/>
+              <w:right w:val="single" w:color="C7CBDC" w:sz="4"/>
+            </w:tcBorders>
+            <w:shd w:fill="F7F8FC" w:color="auto" w:val="clear"/>
+            <w:tcMar>
+              <w:top w:type="dxa" w:w="60"/>
+              <w:left w:type="dxa" w:w="90"/>
+              <w:bottom w:type="dxa" w:w="60"/>
+              <w:right w:type="dxa" w:w="90"/>
+            </w:tcMar>
+            <w:vAlign w:val="top"/>
+          </w:tcPr>
+          <w:p>
+            <w:pPr>
+              <w:spacing w:after="0"/>
+            </w:pPr>
+            <w:r>
+              <w:rPr>
+                <w:rFonts w:ascii="Calibri" w:cs="Calibri" w:eastAsia="Calibri" w:hAnsi="Calibri"/>
+                <w:b w:val="false"/>
+                <w:bCs w:val="false"/>
+                <w:i w:val="false"/>
+                <w:iCs w:val="false"/>
+                <w:color w:val="1A1F36"/>
+                <w:sz w:val="18"/>
+                <w:szCs w:val="18"/>
+              </w:rPr>
+              <w:t xml:space="preserve">команда встречается в единичных матчах</w:t>
+            </w:r>
+          </w:p>
+        </w:tc>
+        <w:tc>
+          <w:tcPr>
+            <w:tcW w:type="dxa" w:w="2400"/>
+            <w:tcBorders>
+              <w:top w:val="single" w:color="C7CBDC" w:sz="4"/>
+              <w:left w:val="single" w:color="C7CBDC" w:sz="4"/>
+              <w:bottom w:val="single" w:color="C7CBDC" w:sz="4"/>
+              <w:right w:val="single" w:color="C7CBDC" w:sz="4"/>
+            </w:tcBorders>
+            <w:shd w:fill="F7F8FC" w:color="auto" w:val="clear"/>
+            <w:tcMar>
+              <w:top w:type="dxa" w:w="60"/>
+              <w:left w:type="dxa" w:w="90"/>
+              <w:bottom w:type="dxa" w:w="60"/>
+              <w:right w:type="dxa" w:w="90"/>
+            </w:tcMar>
+            <w:vAlign w:val="top"/>
+          </w:tcPr>
+          <w:p>
+            <w:pPr>
+              <w:spacing w:after="0"/>
+            </w:pPr>
+            <w:r>
+              <w:rPr>
+                <w:rFonts w:ascii="Calibri" w:cs="Calibri" w:eastAsia="Calibri" w:hAnsi="Calibri"/>
+                <w:b w:val="false"/>
+                <w:bCs w:val="false"/>
+                <w:i w:val="false"/>
+                <w:iCs w:val="false"/>
+                <w:color w:val="5A5F7A"/>
+                <w:sz w:val="18"/>
+                <w:szCs w:val="18"/>
+              </w:rPr>
               <w:t xml:space="preserve">—</w:t>
             </w:r>
           </w:p>
         </w:tc>
         <w:tc>
           <w:tcPr>
-            <w:tcW w:type="dxa" w:w="2600"/>
+            <w:tcW w:type="dxa" w:w="4400"/>
             <w:tcBorders>
               <w:top w:val="single" w:color="C7CBDC" w:sz="4"/>
               <w:left w:val="single" w:color="C7CBDC" w:sz="4"/>
@@ -16200,94 +16274,20 @@
           </w:tcPr>
           <w:p>
             <w:pPr>
-              <w:spacing w:after="0"/>
-            </w:pPr>
-            <w:r>
-              <w:rPr>
-                <w:rFonts w:ascii="Calibri" w:cs="Calibri" w:eastAsia="Calibri" w:hAnsi="Calibri"/>
-                <w:b w:val="false"/>
-                <w:bCs w:val="false"/>
-                <w:i w:val="false"/>
-                <w:iCs w:val="false"/>
-                <w:color w:val="1A1F36"/>
-                <w:sz w:val="18"/>
-                <w:szCs w:val="18"/>
-              </w:rPr>
-              <w:t xml:space="preserve">команда встречается в единичных матчах</w:t>
-            </w:r>
-          </w:p>
-        </w:tc>
-        <w:tc>
-          <w:tcPr>
-            <w:tcW w:type="dxa" w:w="2400"/>
-            <w:tcBorders>
-              <w:top w:val="single" w:color="C7CBDC" w:sz="4"/>
-              <w:left w:val="single" w:color="C7CBDC" w:sz="4"/>
-              <w:bottom w:val="single" w:color="C7CBDC" w:sz="4"/>
-              <w:right w:val="single" w:color="C7CBDC" w:sz="4"/>
-            </w:tcBorders>
-            <w:shd w:fill="F7F8FC" w:color="auto" w:val="clear"/>
-            <w:tcMar>
-              <w:top w:type="dxa" w:w="60"/>
-              <w:left w:type="dxa" w:w="90"/>
-              <w:bottom w:type="dxa" w:w="60"/>
-              <w:right w:type="dxa" w:w="90"/>
-            </w:tcMar>
-            <w:vAlign w:val="top"/>
-          </w:tcPr>
-          <w:p>
-            <w:pPr>
-              <w:spacing w:after="0"/>
-            </w:pPr>
-            <w:r>
-              <w:rPr>
-                <w:rFonts w:ascii="Calibri" w:cs="Calibri" w:eastAsia="Calibri" w:hAnsi="Calibri"/>
-                <w:b w:val="false"/>
-                <w:bCs w:val="false"/>
-                <w:i w:val="false"/>
-                <w:iCs w:val="false"/>
-                <w:color w:val="5A5F7A"/>
-                <w:sz w:val="18"/>
-                <w:szCs w:val="18"/>
-              </w:rPr>
-              <w:t xml:space="preserve">—</w:t>
-            </w:r>
-          </w:p>
-        </w:tc>
-        <w:tc>
-          <w:tcPr>
-            <w:tcW w:type="dxa" w:w="4400"/>
-            <w:tcBorders>
-              <w:top w:val="single" w:color="C7CBDC" w:sz="4"/>
-              <w:left w:val="single" w:color="C7CBDC" w:sz="4"/>
-              <w:bottom w:val="single" w:color="C7CBDC" w:sz="4"/>
-              <w:right w:val="single" w:color="C7CBDC" w:sz="4"/>
-            </w:tcBorders>
-            <w:shd w:fill="F7F8FC" w:color="auto" w:val="clear"/>
-            <w:tcMar>
-              <w:top w:type="dxa" w:w="60"/>
-              <w:left w:type="dxa" w:w="90"/>
-              <w:bottom w:type="dxa" w:w="60"/>
-              <w:right w:type="dxa" w:w="90"/>
-            </w:tcMar>
-            <w:vAlign w:val="top"/>
-          </w:tcPr>
-          <w:p>
-            <w:pPr>
-              <w:spacing w:after="0" w:before="0"/>
-            </w:pPr>
-            <w:r>
-              <w:rPr>
-                <w:rFonts w:ascii="Calibri" w:cs="Calibri" w:eastAsia="Calibri" w:hAnsi="Calibri"/>
-                <w:b w:val="false"/>
-                <w:bCs w:val="false"/>
-                <w:i w:val="false"/>
-                <w:iCs w:val="false"/>
-                <w:color w:val="1A1F36"/>
-                <w:sz w:val="18"/>
-                <w:szCs w:val="18"/>
-              </w:rPr>
-              <w:t xml:space="preserve">У остальных команд файла порядка 124 матчей, а здесь: «Авиатор» — 2 матч(а): стр. 1531, стр. 1561; «Акулы» — 2 матч(а): стр. 1531, стр. 1546; «Звезда» — 2 матч(а): стр. 1546, стр. 1561. Похоже, название команды указано неверно или матчи из другого соревнования попали в файл.</w:t>
+              <w:spacing w:after="0" w:before="0"/>
+            </w:pPr>
+            <w:r>
+              <w:rPr>
+                <w:rFonts w:ascii="Calibri" w:cs="Calibri" w:eastAsia="Calibri" w:hAnsi="Calibri"/>
+                <w:b w:val="false"/>
+                <w:bCs w:val="false"/>
+                <w:i w:val="false"/>
+                <w:iCs w:val="false"/>
+                <w:color w:val="1A1F36"/>
+                <w:sz w:val="18"/>
+                <w:szCs w:val="18"/>
+              </w:rPr>
+              <w:t xml:space="preserve">У остальных команд файла порядка 124 матчей, а здесь совсем мало: Авиатор — 2, Акулы — 2, Звезда — 2. Эти команды относятся к этому соревнованию или матчи попали в файл по ошибке?</w:t>
             </w:r>
           </w:p>
         </w:tc>
@@ -17438,7 +17438,7 @@
                 <w:sz w:val="18"/>
                 <w:szCs w:val="18"/>
               </w:rPr>
-              <w:t xml:space="preserve">Судья не указан.</w:t>
+              <w:t xml:space="preserve">Судья не указан. Кто судил матч?</w:t>
             </w:r>
           </w:p>
         </w:tc>
@@ -18014,84 +18014,84 @@
                 <w:sz w:val="18"/>
                 <w:szCs w:val="18"/>
               </w:rPr>
+              <w:t xml:space="preserve">256</w:t>
+            </w:r>
+          </w:p>
+        </w:tc>
+        <w:tc>
+          <w:tcPr>
+            <w:tcW w:type="dxa" w:w="2600"/>
+            <w:tcBorders>
+              <w:top w:val="single" w:color="C7CBDC" w:sz="4"/>
+              <w:left w:val="single" w:color="C7CBDC" w:sz="4"/>
+              <w:bottom w:val="single" w:color="C7CBDC" w:sz="4"/>
+              <w:right w:val="single" w:color="C7CBDC" w:sz="4"/>
+            </w:tcBorders>
+            <w:tcMar>
+              <w:top w:type="dxa" w:w="60"/>
+              <w:left w:type="dxa" w:w="90"/>
+              <w:bottom w:type="dxa" w:w="60"/>
+              <w:right w:type="dxa" w:w="90"/>
+            </w:tcMar>
+            <w:vAlign w:val="top"/>
+          </w:tcPr>
+          <w:p>
+            <w:pPr>
+              <w:spacing w:after="0"/>
+            </w:pPr>
+            <w:r>
+              <w:rPr>
+                <w:rFonts w:ascii="Calibri" w:cs="Calibri" w:eastAsia="Calibri" w:hAnsi="Calibri"/>
+                <w:b w:val="false"/>
+                <w:bCs w:val="false"/>
+                <w:i w:val="false"/>
+                <w:iCs w:val="false"/>
+                <w:color w:val="1A1F36"/>
+                <w:sz w:val="18"/>
+                <w:szCs w:val="18"/>
+              </w:rPr>
+              <w:t xml:space="preserve">один состав за разные команды</w:t>
+            </w:r>
+          </w:p>
+        </w:tc>
+        <w:tc>
+          <w:tcPr>
+            <w:tcW w:type="dxa" w:w="2400"/>
+            <w:tcBorders>
+              <w:top w:val="single" w:color="C7CBDC" w:sz="4"/>
+              <w:left w:val="single" w:color="C7CBDC" w:sz="4"/>
+              <w:bottom w:val="single" w:color="C7CBDC" w:sz="4"/>
+              <w:right w:val="single" w:color="C7CBDC" w:sz="4"/>
+            </w:tcBorders>
+            <w:tcMar>
+              <w:top w:type="dxa" w:w="60"/>
+              <w:left w:type="dxa" w:w="90"/>
+              <w:bottom w:type="dxa" w:w="60"/>
+              <w:right w:type="dxa" w:w="90"/>
+            </w:tcMar>
+            <w:vAlign w:val="top"/>
+          </w:tcPr>
+          <w:p>
+            <w:pPr>
+              <w:spacing w:after="0"/>
+            </w:pPr>
+            <w:r>
+              <w:rPr>
+                <w:rFonts w:ascii="Calibri" w:cs="Calibri" w:eastAsia="Calibri" w:hAnsi="Calibri"/>
+                <w:b w:val="false"/>
+                <w:bCs w:val="false"/>
+                <w:i w:val="false"/>
+                <w:iCs w:val="false"/>
+                <w:color w:val="5A5F7A"/>
+                <w:sz w:val="18"/>
+                <w:szCs w:val="18"/>
+              </w:rPr>
               <w:t xml:space="preserve">—</w:t>
             </w:r>
           </w:p>
         </w:tc>
         <w:tc>
           <w:tcPr>
-            <w:tcW w:type="dxa" w:w="2600"/>
-            <w:tcBorders>
-              <w:top w:val="single" w:color="C7CBDC" w:sz="4"/>
-              <w:left w:val="single" w:color="C7CBDC" w:sz="4"/>
-              <w:bottom w:val="single" w:color="C7CBDC" w:sz="4"/>
-              <w:right w:val="single" w:color="C7CBDC" w:sz="4"/>
-            </w:tcBorders>
-            <w:tcMar>
-              <w:top w:type="dxa" w:w="60"/>
-              <w:left w:type="dxa" w:w="90"/>
-              <w:bottom w:type="dxa" w:w="60"/>
-              <w:right w:type="dxa" w:w="90"/>
-            </w:tcMar>
-            <w:vAlign w:val="top"/>
-          </w:tcPr>
-          <w:p>
-            <w:pPr>
-              <w:spacing w:after="0"/>
-            </w:pPr>
-            <w:r>
-              <w:rPr>
-                <w:rFonts w:ascii="Calibri" w:cs="Calibri" w:eastAsia="Calibri" w:hAnsi="Calibri"/>
-                <w:b w:val="false"/>
-                <w:bCs w:val="false"/>
-                <w:i w:val="false"/>
-                <w:iCs w:val="false"/>
-                <w:color w:val="1A1F36"/>
-                <w:sz w:val="18"/>
-                <w:szCs w:val="18"/>
-              </w:rPr>
-              <w:t xml:space="preserve">один состав за разные команды</w:t>
-            </w:r>
-          </w:p>
-        </w:tc>
-        <w:tc>
-          <w:tcPr>
-            <w:tcW w:type="dxa" w:w="2400"/>
-            <w:tcBorders>
-              <w:top w:val="single" w:color="C7CBDC" w:sz="4"/>
-              <w:left w:val="single" w:color="C7CBDC" w:sz="4"/>
-              <w:bottom w:val="single" w:color="C7CBDC" w:sz="4"/>
-              <w:right w:val="single" w:color="C7CBDC" w:sz="4"/>
-            </w:tcBorders>
-            <w:tcMar>
-              <w:top w:type="dxa" w:w="60"/>
-              <w:left w:type="dxa" w:w="90"/>
-              <w:bottom w:type="dxa" w:w="60"/>
-              <w:right w:type="dxa" w:w="90"/>
-            </w:tcMar>
-            <w:vAlign w:val="top"/>
-          </w:tcPr>
-          <w:p>
-            <w:pPr>
-              <w:spacing w:after="0"/>
-            </w:pPr>
-            <w:r>
-              <w:rPr>
-                <w:rFonts w:ascii="Calibri" w:cs="Calibri" w:eastAsia="Calibri" w:hAnsi="Calibri"/>
-                <w:b w:val="false"/>
-                <w:bCs w:val="false"/>
-                <w:i w:val="false"/>
-                <w:iCs w:val="false"/>
-                <w:color w:val="5A5F7A"/>
-                <w:sz w:val="18"/>
-                <w:szCs w:val="18"/>
-              </w:rPr>
-              <w:t xml:space="preserve">—</w:t>
-            </w:r>
-          </w:p>
-        </w:tc>
-        <w:tc>
-          <w:tcPr>
             <w:tcW w:type="dxa" w:w="4400"/>
             <w:tcBorders>
               <w:top w:val="single" w:color="C7CBDC" w:sz="4"/>
@@ -18122,7 +18122,7 @@
                 <w:sz w:val="18"/>
                 <w:szCs w:val="18"/>
               </w:rPr>
-              <w:t xml:space="preserve">Одни и те же 9 игроков записаны за разные команды: «Локомотив-Р» (стр. 256); «Слобода» (стр. 31, стр. 46, стр. 91, стр. 106, стр. 241, стр. 256). Где-то команда указана неверно.</w:t>
+              <w:t xml:space="preserve">Эти же 9 игроков в 6 других матчах указаны в составе команды Слобода, а здесь — в составе команды Локомотив-Р. Если состав принадлежит команде Слобода, то здесь указана не та команда. Какая команда играла на самом деле?</w:t>
             </w:r>
           </w:p>
         </w:tc>
@@ -18636,13 +18636,87 @@
                 <w:sz w:val="18"/>
                 <w:szCs w:val="18"/>
               </w:rPr>
+              <w:t xml:space="preserve">76</w:t>
+            </w:r>
+          </w:p>
+        </w:tc>
+        <w:tc>
+          <w:tcPr>
+            <w:tcW w:type="dxa" w:w="2600"/>
+            <w:tcBorders>
+              <w:top w:val="single" w:color="C7CBDC" w:sz="4"/>
+              <w:left w:val="single" w:color="C7CBDC" w:sz="4"/>
+              <w:bottom w:val="single" w:color="C7CBDC" w:sz="4"/>
+              <w:right w:val="single" w:color="C7CBDC" w:sz="4"/>
+            </w:tcBorders>
+            <w:shd w:fill="F7F8FC" w:color="auto" w:val="clear"/>
+            <w:tcMar>
+              <w:top w:type="dxa" w:w="60"/>
+              <w:left w:type="dxa" w:w="90"/>
+              <w:bottom w:type="dxa" w:w="60"/>
+              <w:right w:type="dxa" w:w="90"/>
+            </w:tcMar>
+            <w:vAlign w:val="top"/>
+          </w:tcPr>
+          <w:p>
+            <w:pPr>
+              <w:spacing w:after="0"/>
+            </w:pPr>
+            <w:r>
+              <w:rPr>
+                <w:rFonts w:ascii="Calibri" w:cs="Calibri" w:eastAsia="Calibri" w:hAnsi="Calibri"/>
+                <w:b w:val="false"/>
+                <w:bCs w:val="false"/>
+                <w:i w:val="false"/>
+                <w:iCs w:val="false"/>
+                <w:color w:val="1A1F36"/>
+                <w:sz w:val="18"/>
+                <w:szCs w:val="18"/>
+              </w:rPr>
+              <w:t xml:space="preserve">один состав за разные команды</w:t>
+            </w:r>
+          </w:p>
+        </w:tc>
+        <w:tc>
+          <w:tcPr>
+            <w:tcW w:type="dxa" w:w="2400"/>
+            <w:tcBorders>
+              <w:top w:val="single" w:color="C7CBDC" w:sz="4"/>
+              <w:left w:val="single" w:color="C7CBDC" w:sz="4"/>
+              <w:bottom w:val="single" w:color="C7CBDC" w:sz="4"/>
+              <w:right w:val="single" w:color="C7CBDC" w:sz="4"/>
+            </w:tcBorders>
+            <w:shd w:fill="F7F8FC" w:color="auto" w:val="clear"/>
+            <w:tcMar>
+              <w:top w:type="dxa" w:w="60"/>
+              <w:left w:type="dxa" w:w="90"/>
+              <w:bottom w:type="dxa" w:w="60"/>
+              <w:right w:type="dxa" w:w="90"/>
+            </w:tcMar>
+            <w:vAlign w:val="top"/>
+          </w:tcPr>
+          <w:p>
+            <w:pPr>
+              <w:spacing w:after="0"/>
+            </w:pPr>
+            <w:r>
+              <w:rPr>
+                <w:rFonts w:ascii="Calibri" w:cs="Calibri" w:eastAsia="Calibri" w:hAnsi="Calibri"/>
+                <w:b w:val="false"/>
+                <w:bCs w:val="false"/>
+                <w:i w:val="false"/>
+                <w:iCs w:val="false"/>
+                <w:color w:val="5A5F7A"/>
+                <w:sz w:val="18"/>
+                <w:szCs w:val="18"/>
+              </w:rPr>
               <w:t xml:space="preserve">—</w:t>
             </w:r>
           </w:p>
         </w:tc>
         <w:tc>
           <w:tcPr>
-            <w:tcW w:type="dxa" w:w="2600"/>
+            <w:tcW w:type="dxa" w:w="4400"/>
             <w:tcBorders>
               <w:top w:val="single" w:color="C7CBDC" w:sz="4"/>
               <w:left w:val="single" w:color="C7CBDC" w:sz="4"/>
@@ -18660,94 +18734,20 @@
           </w:tcPr>
           <w:p>
             <w:pPr>
-              <w:spacing w:after="0"/>
-            </w:pPr>
-            <w:r>
-              <w:rPr>
-                <w:rFonts w:ascii="Calibri" w:cs="Calibri" w:eastAsia="Calibri" w:hAnsi="Calibri"/>
-                <w:b w:val="false"/>
-                <w:bCs w:val="false"/>
-                <w:i w:val="false"/>
-                <w:iCs w:val="false"/>
-                <w:color w:val="1A1F36"/>
-                <w:sz w:val="18"/>
-                <w:szCs w:val="18"/>
-              </w:rPr>
-              <w:t xml:space="preserve">один состав за разные команды</w:t>
-            </w:r>
-          </w:p>
-        </w:tc>
-        <w:tc>
-          <w:tcPr>
-            <w:tcW w:type="dxa" w:w="2400"/>
-            <w:tcBorders>
-              <w:top w:val="single" w:color="C7CBDC" w:sz="4"/>
-              <w:left w:val="single" w:color="C7CBDC" w:sz="4"/>
-              <w:bottom w:val="single" w:color="C7CBDC" w:sz="4"/>
-              <w:right w:val="single" w:color="C7CBDC" w:sz="4"/>
-            </w:tcBorders>
-            <w:shd w:fill="F7F8FC" w:color="auto" w:val="clear"/>
-            <w:tcMar>
-              <w:top w:type="dxa" w:w="60"/>
-              <w:left w:type="dxa" w:w="90"/>
-              <w:bottom w:type="dxa" w:w="60"/>
-              <w:right w:type="dxa" w:w="90"/>
-            </w:tcMar>
-            <w:vAlign w:val="top"/>
-          </w:tcPr>
-          <w:p>
-            <w:pPr>
-              <w:spacing w:after="0"/>
-            </w:pPr>
-            <w:r>
-              <w:rPr>
-                <w:rFonts w:ascii="Calibri" w:cs="Calibri" w:eastAsia="Calibri" w:hAnsi="Calibri"/>
-                <w:b w:val="false"/>
-                <w:bCs w:val="false"/>
-                <w:i w:val="false"/>
-                <w:iCs w:val="false"/>
-                <w:color w:val="5A5F7A"/>
-                <w:sz w:val="18"/>
-                <w:szCs w:val="18"/>
-              </w:rPr>
-              <w:t xml:space="preserve">—</w:t>
-            </w:r>
-          </w:p>
-        </w:tc>
-        <w:tc>
-          <w:tcPr>
-            <w:tcW w:type="dxa" w:w="4400"/>
-            <w:tcBorders>
-              <w:top w:val="single" w:color="C7CBDC" w:sz="4"/>
-              <w:left w:val="single" w:color="C7CBDC" w:sz="4"/>
-              <w:bottom w:val="single" w:color="C7CBDC" w:sz="4"/>
-              <w:right w:val="single" w:color="C7CBDC" w:sz="4"/>
-            </w:tcBorders>
-            <w:shd w:fill="F7F8FC" w:color="auto" w:val="clear"/>
-            <w:tcMar>
-              <w:top w:type="dxa" w:w="60"/>
-              <w:left w:type="dxa" w:w="90"/>
-              <w:bottom w:type="dxa" w:w="60"/>
-              <w:right w:type="dxa" w:w="90"/>
-            </w:tcMar>
-            <w:vAlign w:val="top"/>
-          </w:tcPr>
-          <w:p>
-            <w:pPr>
-              <w:spacing w:after="0" w:before="0"/>
-            </w:pPr>
-            <w:r>
-              <w:rPr>
-                <w:rFonts w:ascii="Calibri" w:cs="Calibri" w:eastAsia="Calibri" w:hAnsi="Calibri"/>
-                <w:b w:val="false"/>
-                <w:bCs w:val="false"/>
-                <w:i w:val="false"/>
-                <w:iCs w:val="false"/>
-                <w:color w:val="1A1F36"/>
-                <w:sz w:val="18"/>
-                <w:szCs w:val="18"/>
-              </w:rPr>
-              <w:t xml:space="preserve">Одни и те же 9 игроков записаны за разные команды: «Локомотив-Р» (стр. 76); «Слобода» (стр. 1, стр. 76, стр. 151, стр. 166). Где-то команда указана неверно.</w:t>
+              <w:spacing w:after="0" w:before="0"/>
+            </w:pPr>
+            <w:r>
+              <w:rPr>
+                <w:rFonts w:ascii="Calibri" w:cs="Calibri" w:eastAsia="Calibri" w:hAnsi="Calibri"/>
+                <w:b w:val="false"/>
+                <w:bCs w:val="false"/>
+                <w:i w:val="false"/>
+                <w:iCs w:val="false"/>
+                <w:color w:val="1A1F36"/>
+                <w:sz w:val="18"/>
+                <w:szCs w:val="18"/>
+              </w:rPr>
+              <w:t xml:space="preserve">Эти же 9 игроков в 4 других матчах указаны в составе команды Слобода, а здесь — в составе команды Локомотив-Р. Если состав принадлежит команде Слобода, то здесь указана не та команда. Какая команда играла на самом деле?</w:t>
             </w:r>
           </w:p>
         </w:tc>
@@ -19109,84 +19109,84 @@
                 <w:sz w:val="18"/>
                 <w:szCs w:val="18"/>
               </w:rPr>
+              <w:t xml:space="preserve">1, 16, 61, 76, 121, 136, 151, 166</w:t>
+            </w:r>
+          </w:p>
+        </w:tc>
+        <w:tc>
+          <w:tcPr>
+            <w:tcW w:type="dxa" w:w="2600"/>
+            <w:tcBorders>
+              <w:top w:val="single" w:color="C7CBDC" w:sz="4"/>
+              <w:left w:val="single" w:color="C7CBDC" w:sz="4"/>
+              <w:bottom w:val="single" w:color="C7CBDC" w:sz="4"/>
+              <w:right w:val="single" w:color="C7CBDC" w:sz="4"/>
+            </w:tcBorders>
+            <w:tcMar>
+              <w:top w:type="dxa" w:w="60"/>
+              <w:left w:type="dxa" w:w="90"/>
+              <w:bottom w:type="dxa" w:w="60"/>
+              <w:right w:type="dxa" w:w="90"/>
+            </w:tcMar>
+            <w:vAlign w:val="top"/>
+          </w:tcPr>
+          <w:p>
+            <w:pPr>
+              <w:spacing w:after="0"/>
+            </w:pPr>
+            <w:r>
+              <w:rPr>
+                <w:rFonts w:ascii="Calibri" w:cs="Calibri" w:eastAsia="Calibri" w:hAnsi="Calibri"/>
+                <w:b w:val="false"/>
+                <w:bCs w:val="false"/>
+                <w:i w:val="false"/>
+                <w:iCs w:val="false"/>
+                <w:color w:val="1A1F36"/>
+                <w:sz w:val="18"/>
+                <w:szCs w:val="18"/>
+              </w:rPr>
+              <w:t xml:space="preserve">игрок без номера</w:t>
+            </w:r>
+          </w:p>
+        </w:tc>
+        <w:tc>
+          <w:tcPr>
+            <w:tcW w:type="dxa" w:w="2400"/>
+            <w:tcBorders>
+              <w:top w:val="single" w:color="C7CBDC" w:sz="4"/>
+              <w:left w:val="single" w:color="C7CBDC" w:sz="4"/>
+              <w:bottom w:val="single" w:color="C7CBDC" w:sz="4"/>
+              <w:right w:val="single" w:color="C7CBDC" w:sz="4"/>
+            </w:tcBorders>
+            <w:tcMar>
+              <w:top w:type="dxa" w:w="60"/>
+              <w:left w:type="dxa" w:w="90"/>
+              <w:bottom w:type="dxa" w:w="60"/>
+              <w:right w:type="dxa" w:w="90"/>
+            </w:tcMar>
+            <w:vAlign w:val="top"/>
+          </w:tcPr>
+          <w:p>
+            <w:pPr>
+              <w:spacing w:after="0"/>
+            </w:pPr>
+            <w:r>
+              <w:rPr>
+                <w:rFonts w:ascii="Calibri" w:cs="Calibri" w:eastAsia="Calibri" w:hAnsi="Calibri"/>
+                <w:b w:val="false"/>
+                <w:bCs w:val="false"/>
+                <w:i w:val="false"/>
+                <w:iCs w:val="false"/>
+                <w:color w:val="5A5F7A"/>
+                <w:sz w:val="18"/>
+                <w:szCs w:val="18"/>
+              </w:rPr>
               <w:t xml:space="preserve">—</w:t>
             </w:r>
           </w:p>
         </w:tc>
         <w:tc>
           <w:tcPr>
-            <w:tcW w:type="dxa" w:w="2600"/>
-            <w:tcBorders>
-              <w:top w:val="single" w:color="C7CBDC" w:sz="4"/>
-              <w:left w:val="single" w:color="C7CBDC" w:sz="4"/>
-              <w:bottom w:val="single" w:color="C7CBDC" w:sz="4"/>
-              <w:right w:val="single" w:color="C7CBDC" w:sz="4"/>
-            </w:tcBorders>
-            <w:tcMar>
-              <w:top w:type="dxa" w:w="60"/>
-              <w:left w:type="dxa" w:w="90"/>
-              <w:bottom w:type="dxa" w:w="60"/>
-              <w:right w:type="dxa" w:w="90"/>
-            </w:tcMar>
-            <w:vAlign w:val="top"/>
-          </w:tcPr>
-          <w:p>
-            <w:pPr>
-              <w:spacing w:after="0"/>
-            </w:pPr>
-            <w:r>
-              <w:rPr>
-                <w:rFonts w:ascii="Calibri" w:cs="Calibri" w:eastAsia="Calibri" w:hAnsi="Calibri"/>
-                <w:b w:val="false"/>
-                <w:bCs w:val="false"/>
-                <w:i w:val="false"/>
-                <w:iCs w:val="false"/>
-                <w:color w:val="1A1F36"/>
-                <w:sz w:val="18"/>
-                <w:szCs w:val="18"/>
-              </w:rPr>
-              <w:t xml:space="preserve">игрок без номера</w:t>
-            </w:r>
-          </w:p>
-        </w:tc>
-        <w:tc>
-          <w:tcPr>
-            <w:tcW w:type="dxa" w:w="2400"/>
-            <w:tcBorders>
-              <w:top w:val="single" w:color="C7CBDC" w:sz="4"/>
-              <w:left w:val="single" w:color="C7CBDC" w:sz="4"/>
-              <w:bottom w:val="single" w:color="C7CBDC" w:sz="4"/>
-              <w:right w:val="single" w:color="C7CBDC" w:sz="4"/>
-            </w:tcBorders>
-            <w:tcMar>
-              <w:top w:type="dxa" w:w="60"/>
-              <w:left w:type="dxa" w:w="90"/>
-              <w:bottom w:type="dxa" w:w="60"/>
-              <w:right w:type="dxa" w:w="90"/>
-            </w:tcMar>
-            <w:vAlign w:val="top"/>
-          </w:tcPr>
-          <w:p>
-            <w:pPr>
-              <w:spacing w:after="0"/>
-            </w:pPr>
-            <w:r>
-              <w:rPr>
-                <w:rFonts w:ascii="Calibri" w:cs="Calibri" w:eastAsia="Calibri" w:hAnsi="Calibri"/>
-                <w:b w:val="false"/>
-                <w:bCs w:val="false"/>
-                <w:i w:val="false"/>
-                <w:iCs w:val="false"/>
-                <w:color w:val="5A5F7A"/>
-                <w:sz w:val="18"/>
-                <w:szCs w:val="18"/>
-              </w:rPr>
-              <w:t xml:space="preserve">—</w:t>
-            </w:r>
-          </w:p>
-        </w:tc>
-        <w:tc>
-          <w:tcPr>
             <w:tcW w:type="dxa" w:w="4400"/>
             <w:tcBorders>
               <w:top w:val="single" w:color="C7CBDC" w:sz="4"/>
@@ -19217,7 +19217,7 @@
                 <w:sz w:val="18"/>
                 <w:szCs w:val="18"/>
               </w:rPr>
-              <w:t xml:space="preserve">У «Бамбуркин Владимир Васильевич» («Спортдепо») не указан игровой номер — в 8 матчах: стр. 1, стр. 16, стр. 61, стр. 76, стр. 121, стр. 136, стр. 151, стр. 166.</w:t>
+              <w:t xml:space="preserve">Бамбуркин Владимир Васильевич (Спортдепо) — не указан игровой номер. Встречается в 8 матчах. Какой у него номер?</w:t>
             </w:r>
           </w:p>
         </w:tc>
@@ -19292,13 +19292,87 @@
                 <w:sz w:val="18"/>
                 <w:szCs w:val="18"/>
               </w:rPr>
+              <w:t xml:space="preserve">61, 76, 91, 106, 181, 196</w:t>
+            </w:r>
+          </w:p>
+        </w:tc>
+        <w:tc>
+          <w:tcPr>
+            <w:tcW w:type="dxa" w:w="2600"/>
+            <w:tcBorders>
+              <w:top w:val="single" w:color="C7CBDC" w:sz="4"/>
+              <w:left w:val="single" w:color="C7CBDC" w:sz="4"/>
+              <w:bottom w:val="single" w:color="C7CBDC" w:sz="4"/>
+              <w:right w:val="single" w:color="C7CBDC" w:sz="4"/>
+            </w:tcBorders>
+            <w:shd w:fill="F7F8FC" w:color="auto" w:val="clear"/>
+            <w:tcMar>
+              <w:top w:type="dxa" w:w="60"/>
+              <w:left w:type="dxa" w:w="90"/>
+              <w:bottom w:type="dxa" w:w="60"/>
+              <w:right w:type="dxa" w:w="90"/>
+            </w:tcMar>
+            <w:vAlign w:val="top"/>
+          </w:tcPr>
+          <w:p>
+            <w:pPr>
+              <w:spacing w:after="0"/>
+            </w:pPr>
+            <w:r>
+              <w:rPr>
+                <w:rFonts w:ascii="Calibri" w:cs="Calibri" w:eastAsia="Calibri" w:hAnsi="Calibri"/>
+                <w:b w:val="false"/>
+                <w:bCs w:val="false"/>
+                <w:i w:val="false"/>
+                <w:iCs w:val="false"/>
+                <w:color w:val="1A1F36"/>
+                <w:sz w:val="18"/>
+                <w:szCs w:val="18"/>
+              </w:rPr>
+              <w:t xml:space="preserve">повтор игрового номера</w:t>
+            </w:r>
+          </w:p>
+        </w:tc>
+        <w:tc>
+          <w:tcPr>
+            <w:tcW w:type="dxa" w:w="2400"/>
+            <w:tcBorders>
+              <w:top w:val="single" w:color="C7CBDC" w:sz="4"/>
+              <w:left w:val="single" w:color="C7CBDC" w:sz="4"/>
+              <w:bottom w:val="single" w:color="C7CBDC" w:sz="4"/>
+              <w:right w:val="single" w:color="C7CBDC" w:sz="4"/>
+            </w:tcBorders>
+            <w:shd w:fill="F7F8FC" w:color="auto" w:val="clear"/>
+            <w:tcMar>
+              <w:top w:type="dxa" w:w="60"/>
+              <w:left w:type="dxa" w:w="90"/>
+              <w:bottom w:type="dxa" w:w="60"/>
+              <w:right w:type="dxa" w:w="90"/>
+            </w:tcMar>
+            <w:vAlign w:val="top"/>
+          </w:tcPr>
+          <w:p>
+            <w:pPr>
+              <w:spacing w:after="0"/>
+            </w:pPr>
+            <w:r>
+              <w:rPr>
+                <w:rFonts w:ascii="Calibri" w:cs="Calibri" w:eastAsia="Calibri" w:hAnsi="Calibri"/>
+                <w:b w:val="false"/>
+                <w:bCs w:val="false"/>
+                <w:i w:val="false"/>
+                <w:iCs w:val="false"/>
+                <w:color w:val="5A5F7A"/>
+                <w:sz w:val="18"/>
+                <w:szCs w:val="18"/>
+              </w:rPr>
               <w:t xml:space="preserve">—</w:t>
             </w:r>
           </w:p>
         </w:tc>
         <w:tc>
           <w:tcPr>
-            <w:tcW w:type="dxa" w:w="2600"/>
+            <w:tcW w:type="dxa" w:w="4400"/>
             <w:tcBorders>
               <w:top w:val="single" w:color="C7CBDC" w:sz="4"/>
               <w:left w:val="single" w:color="C7CBDC" w:sz="4"/>
@@ -19316,94 +19390,20 @@
           </w:tcPr>
           <w:p>
             <w:pPr>
-              <w:spacing w:after="0"/>
-            </w:pPr>
-            <w:r>
-              <w:rPr>
-                <w:rFonts w:ascii="Calibri" w:cs="Calibri" w:eastAsia="Calibri" w:hAnsi="Calibri"/>
-                <w:b w:val="false"/>
-                <w:bCs w:val="false"/>
-                <w:i w:val="false"/>
-                <w:iCs w:val="false"/>
-                <w:color w:val="1A1F36"/>
-                <w:sz w:val="18"/>
-                <w:szCs w:val="18"/>
-              </w:rPr>
-              <w:t xml:space="preserve">повтор игрового номера</w:t>
-            </w:r>
-          </w:p>
-        </w:tc>
-        <w:tc>
-          <w:tcPr>
-            <w:tcW w:type="dxa" w:w="2400"/>
-            <w:tcBorders>
-              <w:top w:val="single" w:color="C7CBDC" w:sz="4"/>
-              <w:left w:val="single" w:color="C7CBDC" w:sz="4"/>
-              <w:bottom w:val="single" w:color="C7CBDC" w:sz="4"/>
-              <w:right w:val="single" w:color="C7CBDC" w:sz="4"/>
-            </w:tcBorders>
-            <w:shd w:fill="F7F8FC" w:color="auto" w:val="clear"/>
-            <w:tcMar>
-              <w:top w:type="dxa" w:w="60"/>
-              <w:left w:type="dxa" w:w="90"/>
-              <w:bottom w:type="dxa" w:w="60"/>
-              <w:right w:type="dxa" w:w="90"/>
-            </w:tcMar>
-            <w:vAlign w:val="top"/>
-          </w:tcPr>
-          <w:p>
-            <w:pPr>
-              <w:spacing w:after="0"/>
-            </w:pPr>
-            <w:r>
-              <w:rPr>
-                <w:rFonts w:ascii="Calibri" w:cs="Calibri" w:eastAsia="Calibri" w:hAnsi="Calibri"/>
-                <w:b w:val="false"/>
-                <w:bCs w:val="false"/>
-                <w:i w:val="false"/>
-                <w:iCs w:val="false"/>
-                <w:color w:val="5A5F7A"/>
-                <w:sz w:val="18"/>
-                <w:szCs w:val="18"/>
-              </w:rPr>
-              <w:t xml:space="preserve">—</w:t>
-            </w:r>
-          </w:p>
-        </w:tc>
-        <w:tc>
-          <w:tcPr>
-            <w:tcW w:type="dxa" w:w="4400"/>
-            <w:tcBorders>
-              <w:top w:val="single" w:color="C7CBDC" w:sz="4"/>
-              <w:left w:val="single" w:color="C7CBDC" w:sz="4"/>
-              <w:bottom w:val="single" w:color="C7CBDC" w:sz="4"/>
-              <w:right w:val="single" w:color="C7CBDC" w:sz="4"/>
-            </w:tcBorders>
-            <w:shd w:fill="F7F8FC" w:color="auto" w:val="clear"/>
-            <w:tcMar>
-              <w:top w:type="dxa" w:w="60"/>
-              <w:left w:type="dxa" w:w="90"/>
-              <w:bottom w:type="dxa" w:w="60"/>
-              <w:right w:type="dxa" w:w="90"/>
-            </w:tcMar>
-            <w:vAlign w:val="top"/>
-          </w:tcPr>
-          <w:p>
-            <w:pPr>
-              <w:spacing w:after="0" w:before="0"/>
-            </w:pPr>
-            <w:r>
-              <w:rPr>
-                <w:rFonts w:ascii="Calibri" w:cs="Calibri" w:eastAsia="Calibri" w:hAnsi="Calibri"/>
-                <w:b w:val="false"/>
-                <w:bCs w:val="false"/>
-                <w:i w:val="false"/>
-                <w:iCs w:val="false"/>
-                <w:color w:val="1A1F36"/>
-                <w:sz w:val="18"/>
-                <w:szCs w:val="18"/>
-              </w:rPr>
-              <w:t xml:space="preserve">В составе «Факел» номер №11 у двух игроков: Железнов Игорь Владимирович, Соболев Дмитрий Александрович — в 6 матчах: стр. 61, стр. 76, стр. 91, стр. 106, стр. 181, стр. 196.</w:t>
+              <w:spacing w:after="0" w:before="0"/>
+            </w:pPr>
+            <w:r>
+              <w:rPr>
+                <w:rFonts w:ascii="Calibri" w:cs="Calibri" w:eastAsia="Calibri" w:hAnsi="Calibri"/>
+                <w:b w:val="false"/>
+                <w:bCs w:val="false"/>
+                <w:i w:val="false"/>
+                <w:iCs w:val="false"/>
+                <w:color w:val="1A1F36"/>
+                <w:sz w:val="18"/>
+                <w:szCs w:val="18"/>
+              </w:rPr>
+              <w:t xml:space="preserve">В составе Факел номер 11 стоит сразу у двух игроков: Железнов Игорь Владимирович и Соболев Дмитрий Александрович. Встречается в 6 матчах. У кого из них этот номер верный?</w:t>
             </w:r>
           </w:p>
         </w:tc>
@@ -19477,84 +19477,84 @@
                 <w:sz w:val="18"/>
                 <w:szCs w:val="18"/>
               </w:rPr>
+              <w:t xml:space="preserve">1, 16, 61, 76, 121, 136, 151, 166</w:t>
+            </w:r>
+          </w:p>
+        </w:tc>
+        <w:tc>
+          <w:tcPr>
+            <w:tcW w:type="dxa" w:w="2600"/>
+            <w:tcBorders>
+              <w:top w:val="single" w:color="C7CBDC" w:sz="4"/>
+              <w:left w:val="single" w:color="C7CBDC" w:sz="4"/>
+              <w:bottom w:val="single" w:color="C7CBDC" w:sz="4"/>
+              <w:right w:val="single" w:color="C7CBDC" w:sz="4"/>
+            </w:tcBorders>
+            <w:tcMar>
+              <w:top w:type="dxa" w:w="60"/>
+              <w:left w:type="dxa" w:w="90"/>
+              <w:bottom w:type="dxa" w:w="60"/>
+              <w:right w:type="dxa" w:w="90"/>
+            </w:tcMar>
+            <w:vAlign w:val="top"/>
+          </w:tcPr>
+          <w:p>
+            <w:pPr>
+              <w:spacing w:after="0"/>
+            </w:pPr>
+            <w:r>
+              <w:rPr>
+                <w:rFonts w:ascii="Calibri" w:cs="Calibri" w:eastAsia="Calibri" w:hAnsi="Calibri"/>
+                <w:b w:val="false"/>
+                <w:bCs w:val="false"/>
+                <w:i w:val="false"/>
+                <w:iCs w:val="false"/>
+                <w:color w:val="1A1F36"/>
+                <w:sz w:val="18"/>
+                <w:szCs w:val="18"/>
+              </w:rPr>
+              <w:t xml:space="preserve">состав больше обычного</w:t>
+            </w:r>
+          </w:p>
+        </w:tc>
+        <w:tc>
+          <w:tcPr>
+            <w:tcW w:type="dxa" w:w="2400"/>
+            <w:tcBorders>
+              <w:top w:val="single" w:color="C7CBDC" w:sz="4"/>
+              <w:left w:val="single" w:color="C7CBDC" w:sz="4"/>
+              <w:bottom w:val="single" w:color="C7CBDC" w:sz="4"/>
+              <w:right w:val="single" w:color="C7CBDC" w:sz="4"/>
+            </w:tcBorders>
+            <w:tcMar>
+              <w:top w:type="dxa" w:w="60"/>
+              <w:left w:type="dxa" w:w="90"/>
+              <w:bottom w:type="dxa" w:w="60"/>
+              <w:right w:type="dxa" w:w="90"/>
+            </w:tcMar>
+            <w:vAlign w:val="top"/>
+          </w:tcPr>
+          <w:p>
+            <w:pPr>
+              <w:spacing w:after="0"/>
+            </w:pPr>
+            <w:r>
+              <w:rPr>
+                <w:rFonts w:ascii="Calibri" w:cs="Calibri" w:eastAsia="Calibri" w:hAnsi="Calibri"/>
+                <w:b w:val="false"/>
+                <w:bCs w:val="false"/>
+                <w:i w:val="false"/>
+                <w:iCs w:val="false"/>
+                <w:color w:val="5A5F7A"/>
+                <w:sz w:val="18"/>
+                <w:szCs w:val="18"/>
+              </w:rPr>
               <w:t xml:space="preserve">—</w:t>
             </w:r>
           </w:p>
         </w:tc>
         <w:tc>
           <w:tcPr>
-            <w:tcW w:type="dxa" w:w="2600"/>
-            <w:tcBorders>
-              <w:top w:val="single" w:color="C7CBDC" w:sz="4"/>
-              <w:left w:val="single" w:color="C7CBDC" w:sz="4"/>
-              <w:bottom w:val="single" w:color="C7CBDC" w:sz="4"/>
-              <w:right w:val="single" w:color="C7CBDC" w:sz="4"/>
-            </w:tcBorders>
-            <w:tcMar>
-              <w:top w:type="dxa" w:w="60"/>
-              <w:left w:type="dxa" w:w="90"/>
-              <w:bottom w:type="dxa" w:w="60"/>
-              <w:right w:type="dxa" w:w="90"/>
-            </w:tcMar>
-            <w:vAlign w:val="top"/>
-          </w:tcPr>
-          <w:p>
-            <w:pPr>
-              <w:spacing w:after="0"/>
-            </w:pPr>
-            <w:r>
-              <w:rPr>
-                <w:rFonts w:ascii="Calibri" w:cs="Calibri" w:eastAsia="Calibri" w:hAnsi="Calibri"/>
-                <w:b w:val="false"/>
-                <w:bCs w:val="false"/>
-                <w:i w:val="false"/>
-                <w:iCs w:val="false"/>
-                <w:color w:val="1A1F36"/>
-                <w:sz w:val="18"/>
-                <w:szCs w:val="18"/>
-              </w:rPr>
-              <w:t xml:space="preserve">состав больше обычного</w:t>
-            </w:r>
-          </w:p>
-        </w:tc>
-        <w:tc>
-          <w:tcPr>
-            <w:tcW w:type="dxa" w:w="2400"/>
-            <w:tcBorders>
-              <w:top w:val="single" w:color="C7CBDC" w:sz="4"/>
-              <w:left w:val="single" w:color="C7CBDC" w:sz="4"/>
-              <w:bottom w:val="single" w:color="C7CBDC" w:sz="4"/>
-              <w:right w:val="single" w:color="C7CBDC" w:sz="4"/>
-            </w:tcBorders>
-            <w:tcMar>
-              <w:top w:type="dxa" w:w="60"/>
-              <w:left w:type="dxa" w:w="90"/>
-              <w:bottom w:type="dxa" w:w="60"/>
-              <w:right w:type="dxa" w:w="90"/>
-            </w:tcMar>
-            <w:vAlign w:val="top"/>
-          </w:tcPr>
-          <w:p>
-            <w:pPr>
-              <w:spacing w:after="0"/>
-            </w:pPr>
-            <w:r>
-              <w:rPr>
-                <w:rFonts w:ascii="Calibri" w:cs="Calibri" w:eastAsia="Calibri" w:hAnsi="Calibri"/>
-                <w:b w:val="false"/>
-                <w:bCs w:val="false"/>
-                <w:i w:val="false"/>
-                <w:iCs w:val="false"/>
-                <w:color w:val="5A5F7A"/>
-                <w:sz w:val="18"/>
-                <w:szCs w:val="18"/>
-              </w:rPr>
-              <w:t xml:space="preserve">—</w:t>
-            </w:r>
-          </w:p>
-        </w:tc>
-        <w:tc>
-          <w:tcPr>
             <w:tcW w:type="dxa" w:w="4400"/>
             <w:tcBorders>
               <w:top w:val="single" w:color="C7CBDC" w:sz="4"/>
@@ -19585,7 +19585,7 @@
                 <w:sz w:val="18"/>
                 <w:szCs w:val="18"/>
               </w:rPr>
-              <w:t xml:space="preserve">У «Спортдепо» в составе 13 игроков, тогда как у остальных команд файла обычно 9. В 8 матчах: стр. 1, стр. 16, стр. 61, стр. 76, стр. 121, стр. 136, стр. 151, стр. 166.</w:t>
+              <w:t xml:space="preserve">В составе Спортдепо заявлено 13 игроков, тогда как у остальных команд обычно 9. Встречается в 8 матчах. Это допустимо или в состав попали лишние игроки?</w:t>
             </w:r>
           </w:p>
         </w:tc>
@@ -19888,84 +19888,84 @@
                 <w:sz w:val="18"/>
                 <w:szCs w:val="18"/>
               </w:rPr>
+              <w:t xml:space="preserve">166</w:t>
+            </w:r>
+          </w:p>
+        </w:tc>
+        <w:tc>
+          <w:tcPr>
+            <w:tcW w:type="dxa" w:w="2600"/>
+            <w:tcBorders>
+              <w:top w:val="single" w:color="C7CBDC" w:sz="4"/>
+              <w:left w:val="single" w:color="C7CBDC" w:sz="4"/>
+              <w:bottom w:val="single" w:color="C7CBDC" w:sz="4"/>
+              <w:right w:val="single" w:color="C7CBDC" w:sz="4"/>
+            </w:tcBorders>
+            <w:tcMar>
+              <w:top w:type="dxa" w:w="60"/>
+              <w:left w:type="dxa" w:w="90"/>
+              <w:bottom w:type="dxa" w:w="60"/>
+              <w:right w:type="dxa" w:w="90"/>
+            </w:tcMar>
+            <w:vAlign w:val="top"/>
+          </w:tcPr>
+          <w:p>
+            <w:pPr>
+              <w:spacing w:after="0"/>
+            </w:pPr>
+            <w:r>
+              <w:rPr>
+                <w:rFonts w:ascii="Calibri" w:cs="Calibri" w:eastAsia="Calibri" w:hAnsi="Calibri"/>
+                <w:b w:val="false"/>
+                <w:bCs w:val="false"/>
+                <w:i w:val="false"/>
+                <w:iCs w:val="false"/>
+                <w:color w:val="1A1F36"/>
+                <w:sz w:val="18"/>
+                <w:szCs w:val="18"/>
+              </w:rPr>
+              <w:t xml:space="preserve">игрок без номера</w:t>
+            </w:r>
+          </w:p>
+        </w:tc>
+        <w:tc>
+          <w:tcPr>
+            <w:tcW w:type="dxa" w:w="2400"/>
+            <w:tcBorders>
+              <w:top w:val="single" w:color="C7CBDC" w:sz="4"/>
+              <w:left w:val="single" w:color="C7CBDC" w:sz="4"/>
+              <w:bottom w:val="single" w:color="C7CBDC" w:sz="4"/>
+              <w:right w:val="single" w:color="C7CBDC" w:sz="4"/>
+            </w:tcBorders>
+            <w:tcMar>
+              <w:top w:type="dxa" w:w="60"/>
+              <w:left w:type="dxa" w:w="90"/>
+              <w:bottom w:type="dxa" w:w="60"/>
+              <w:right w:type="dxa" w:w="90"/>
+            </w:tcMar>
+            <w:vAlign w:val="top"/>
+          </w:tcPr>
+          <w:p>
+            <w:pPr>
+              <w:spacing w:after="0"/>
+            </w:pPr>
+            <w:r>
+              <w:rPr>
+                <w:rFonts w:ascii="Calibri" w:cs="Calibri" w:eastAsia="Calibri" w:hAnsi="Calibri"/>
+                <w:b w:val="false"/>
+                <w:bCs w:val="false"/>
+                <w:i w:val="false"/>
+                <w:iCs w:val="false"/>
+                <w:color w:val="5A5F7A"/>
+                <w:sz w:val="18"/>
+                <w:szCs w:val="18"/>
+              </w:rPr>
               <w:t xml:space="preserve">—</w:t>
             </w:r>
           </w:p>
         </w:tc>
         <w:tc>
           <w:tcPr>
-            <w:tcW w:type="dxa" w:w="2600"/>
-            <w:tcBorders>
-              <w:top w:val="single" w:color="C7CBDC" w:sz="4"/>
-              <w:left w:val="single" w:color="C7CBDC" w:sz="4"/>
-              <w:bottom w:val="single" w:color="C7CBDC" w:sz="4"/>
-              <w:right w:val="single" w:color="C7CBDC" w:sz="4"/>
-            </w:tcBorders>
-            <w:tcMar>
-              <w:top w:type="dxa" w:w="60"/>
-              <w:left w:type="dxa" w:w="90"/>
-              <w:bottom w:type="dxa" w:w="60"/>
-              <w:right w:type="dxa" w:w="90"/>
-            </w:tcMar>
-            <w:vAlign w:val="top"/>
-          </w:tcPr>
-          <w:p>
-            <w:pPr>
-              <w:spacing w:after="0"/>
-            </w:pPr>
-            <w:r>
-              <w:rPr>
-                <w:rFonts w:ascii="Calibri" w:cs="Calibri" w:eastAsia="Calibri" w:hAnsi="Calibri"/>
-                <w:b w:val="false"/>
-                <w:bCs w:val="false"/>
-                <w:i w:val="false"/>
-                <w:iCs w:val="false"/>
-                <w:color w:val="1A1F36"/>
-                <w:sz w:val="18"/>
-                <w:szCs w:val="18"/>
-              </w:rPr>
-              <w:t xml:space="preserve">игрок без номера</w:t>
-            </w:r>
-          </w:p>
-        </w:tc>
-        <w:tc>
-          <w:tcPr>
-            <w:tcW w:type="dxa" w:w="2400"/>
-            <w:tcBorders>
-              <w:top w:val="single" w:color="C7CBDC" w:sz="4"/>
-              <w:left w:val="single" w:color="C7CBDC" w:sz="4"/>
-              <w:bottom w:val="single" w:color="C7CBDC" w:sz="4"/>
-              <w:right w:val="single" w:color="C7CBDC" w:sz="4"/>
-            </w:tcBorders>
-            <w:tcMar>
-              <w:top w:type="dxa" w:w="60"/>
-              <w:left w:type="dxa" w:w="90"/>
-              <w:bottom w:type="dxa" w:w="60"/>
-              <w:right w:type="dxa" w:w="90"/>
-            </w:tcMar>
-            <w:vAlign w:val="top"/>
-          </w:tcPr>
-          <w:p>
-            <w:pPr>
-              <w:spacing w:after="0"/>
-            </w:pPr>
-            <w:r>
-              <w:rPr>
-                <w:rFonts w:ascii="Calibri" w:cs="Calibri" w:eastAsia="Calibri" w:hAnsi="Calibri"/>
-                <w:b w:val="false"/>
-                <w:bCs w:val="false"/>
-                <w:i w:val="false"/>
-                <w:iCs w:val="false"/>
-                <w:color w:val="5A5F7A"/>
-                <w:sz w:val="18"/>
-                <w:szCs w:val="18"/>
-              </w:rPr>
-              <w:t xml:space="preserve">—</w:t>
-            </w:r>
-          </w:p>
-        </w:tc>
-        <w:tc>
-          <w:tcPr>
             <w:tcW w:type="dxa" w:w="4400"/>
             <w:tcBorders>
               <w:top w:val="single" w:color="C7CBDC" w:sz="4"/>
@@ -19996,7 +19996,7 @@
                 <w:sz w:val="18"/>
                 <w:szCs w:val="18"/>
               </w:rPr>
-              <w:t xml:space="preserve">У «Бамбуркин Владимир Васильевич» («Сармат») не указан игровой номер — в 1 матчах: стр. 166.</w:t>
+              <w:t xml:space="preserve">Бамбуркин Владимир Васильевич (Сармат) — не указан игровой номер. Какой у него номер?</w:t>
             </w:r>
           </w:p>
         </w:tc>
@@ -20071,13 +20071,87 @@
                 <w:sz w:val="18"/>
                 <w:szCs w:val="18"/>
               </w:rPr>
+              <w:t xml:space="preserve">16, 31, 181, 226, 241</w:t>
+            </w:r>
+          </w:p>
+        </w:tc>
+        <w:tc>
+          <w:tcPr>
+            <w:tcW w:type="dxa" w:w="2600"/>
+            <w:tcBorders>
+              <w:top w:val="single" w:color="C7CBDC" w:sz="4"/>
+              <w:left w:val="single" w:color="C7CBDC" w:sz="4"/>
+              <w:bottom w:val="single" w:color="C7CBDC" w:sz="4"/>
+              <w:right w:val="single" w:color="C7CBDC" w:sz="4"/>
+            </w:tcBorders>
+            <w:shd w:fill="F7F8FC" w:color="auto" w:val="clear"/>
+            <w:tcMar>
+              <w:top w:type="dxa" w:w="60"/>
+              <w:left w:type="dxa" w:w="90"/>
+              <w:bottom w:type="dxa" w:w="60"/>
+              <w:right w:type="dxa" w:w="90"/>
+            </w:tcMar>
+            <w:vAlign w:val="top"/>
+          </w:tcPr>
+          <w:p>
+            <w:pPr>
+              <w:spacing w:after="0"/>
+            </w:pPr>
+            <w:r>
+              <w:rPr>
+                <w:rFonts w:ascii="Calibri" w:cs="Calibri" w:eastAsia="Calibri" w:hAnsi="Calibri"/>
+                <w:b w:val="false"/>
+                <w:bCs w:val="false"/>
+                <w:i w:val="false"/>
+                <w:iCs w:val="false"/>
+                <w:color w:val="1A1F36"/>
+                <w:sz w:val="18"/>
+                <w:szCs w:val="18"/>
+              </w:rPr>
+              <w:t xml:space="preserve">игрок без номера</w:t>
+            </w:r>
+          </w:p>
+        </w:tc>
+        <w:tc>
+          <w:tcPr>
+            <w:tcW w:type="dxa" w:w="2400"/>
+            <w:tcBorders>
+              <w:top w:val="single" w:color="C7CBDC" w:sz="4"/>
+              <w:left w:val="single" w:color="C7CBDC" w:sz="4"/>
+              <w:bottom w:val="single" w:color="C7CBDC" w:sz="4"/>
+              <w:right w:val="single" w:color="C7CBDC" w:sz="4"/>
+            </w:tcBorders>
+            <w:shd w:fill="F7F8FC" w:color="auto" w:val="clear"/>
+            <w:tcMar>
+              <w:top w:type="dxa" w:w="60"/>
+              <w:left w:type="dxa" w:w="90"/>
+              <w:bottom w:type="dxa" w:w="60"/>
+              <w:right w:type="dxa" w:w="90"/>
+            </w:tcMar>
+            <w:vAlign w:val="top"/>
+          </w:tcPr>
+          <w:p>
+            <w:pPr>
+              <w:spacing w:after="0"/>
+            </w:pPr>
+            <w:r>
+              <w:rPr>
+                <w:rFonts w:ascii="Calibri" w:cs="Calibri" w:eastAsia="Calibri" w:hAnsi="Calibri"/>
+                <w:b w:val="false"/>
+                <w:bCs w:val="false"/>
+                <w:i w:val="false"/>
+                <w:iCs w:val="false"/>
+                <w:color w:val="5A5F7A"/>
+                <w:sz w:val="18"/>
+                <w:szCs w:val="18"/>
+              </w:rPr>
               <w:t xml:space="preserve">—</w:t>
             </w:r>
           </w:p>
         </w:tc>
         <w:tc>
           <w:tcPr>
-            <w:tcW w:type="dxa" w:w="2600"/>
+            <w:tcW w:type="dxa" w:w="4400"/>
             <w:tcBorders>
               <w:top w:val="single" w:color="C7CBDC" w:sz="4"/>
               <w:left w:val="single" w:color="C7CBDC" w:sz="4"/>
@@ -20095,94 +20169,20 @@
           </w:tcPr>
           <w:p>
             <w:pPr>
-              <w:spacing w:after="0"/>
-            </w:pPr>
-            <w:r>
-              <w:rPr>
-                <w:rFonts w:ascii="Calibri" w:cs="Calibri" w:eastAsia="Calibri" w:hAnsi="Calibri"/>
-                <w:b w:val="false"/>
-                <w:bCs w:val="false"/>
-                <w:i w:val="false"/>
-                <w:iCs w:val="false"/>
-                <w:color w:val="1A1F36"/>
-                <w:sz w:val="18"/>
-                <w:szCs w:val="18"/>
-              </w:rPr>
-              <w:t xml:space="preserve">игрок без номера</w:t>
-            </w:r>
-          </w:p>
-        </w:tc>
-        <w:tc>
-          <w:tcPr>
-            <w:tcW w:type="dxa" w:w="2400"/>
-            <w:tcBorders>
-              <w:top w:val="single" w:color="C7CBDC" w:sz="4"/>
-              <w:left w:val="single" w:color="C7CBDC" w:sz="4"/>
-              <w:bottom w:val="single" w:color="C7CBDC" w:sz="4"/>
-              <w:right w:val="single" w:color="C7CBDC" w:sz="4"/>
-            </w:tcBorders>
-            <w:shd w:fill="F7F8FC" w:color="auto" w:val="clear"/>
-            <w:tcMar>
-              <w:top w:type="dxa" w:w="60"/>
-              <w:left w:type="dxa" w:w="90"/>
-              <w:bottom w:type="dxa" w:w="60"/>
-              <w:right w:type="dxa" w:w="90"/>
-            </w:tcMar>
-            <w:vAlign w:val="top"/>
-          </w:tcPr>
-          <w:p>
-            <w:pPr>
-              <w:spacing w:after="0"/>
-            </w:pPr>
-            <w:r>
-              <w:rPr>
-                <w:rFonts w:ascii="Calibri" w:cs="Calibri" w:eastAsia="Calibri" w:hAnsi="Calibri"/>
-                <w:b w:val="false"/>
-                <w:bCs w:val="false"/>
-                <w:i w:val="false"/>
-                <w:iCs w:val="false"/>
-                <w:color w:val="5A5F7A"/>
-                <w:sz w:val="18"/>
-                <w:szCs w:val="18"/>
-              </w:rPr>
-              <w:t xml:space="preserve">—</w:t>
-            </w:r>
-          </w:p>
-        </w:tc>
-        <w:tc>
-          <w:tcPr>
-            <w:tcW w:type="dxa" w:w="4400"/>
-            <w:tcBorders>
-              <w:top w:val="single" w:color="C7CBDC" w:sz="4"/>
-              <w:left w:val="single" w:color="C7CBDC" w:sz="4"/>
-              <w:bottom w:val="single" w:color="C7CBDC" w:sz="4"/>
-              <w:right w:val="single" w:color="C7CBDC" w:sz="4"/>
-            </w:tcBorders>
-            <w:shd w:fill="F7F8FC" w:color="auto" w:val="clear"/>
-            <w:tcMar>
-              <w:top w:type="dxa" w:w="60"/>
-              <w:left w:type="dxa" w:w="90"/>
-              <w:bottom w:type="dxa" w:w="60"/>
-              <w:right w:type="dxa" w:w="90"/>
-            </w:tcMar>
-            <w:vAlign w:val="top"/>
-          </w:tcPr>
-          <w:p>
-            <w:pPr>
-              <w:spacing w:after="0" w:before="0"/>
-            </w:pPr>
-            <w:r>
-              <w:rPr>
-                <w:rFonts w:ascii="Calibri" w:cs="Calibri" w:eastAsia="Calibri" w:hAnsi="Calibri"/>
-                <w:b w:val="false"/>
-                <w:bCs w:val="false"/>
-                <w:i w:val="false"/>
-                <w:iCs w:val="false"/>
-                <w:color w:val="1A1F36"/>
-                <w:sz w:val="18"/>
-                <w:szCs w:val="18"/>
-              </w:rPr>
-              <w:t xml:space="preserve">У «Бамбуркин Владимир Васильевич» («Спортдепо») не указан игровой номер — в 5 матчах: стр. 16, стр. 31, стр. 181, стр. 226, стр. 241.</w:t>
+              <w:spacing w:after="0" w:before="0"/>
+            </w:pPr>
+            <w:r>
+              <w:rPr>
+                <w:rFonts w:ascii="Calibri" w:cs="Calibri" w:eastAsia="Calibri" w:hAnsi="Calibri"/>
+                <w:b w:val="false"/>
+                <w:bCs w:val="false"/>
+                <w:i w:val="false"/>
+                <w:iCs w:val="false"/>
+                <w:color w:val="1A1F36"/>
+                <w:sz w:val="18"/>
+                <w:szCs w:val="18"/>
+              </w:rPr>
+              <w:t xml:space="preserve">Бамбуркин Владимир Васильевич (Спортдепо) — не указан игровой номер. Встречается в 5 матчах. Какой у него номер?</w:t>
             </w:r>
           </w:p>
         </w:tc>
@@ -20256,84 +20256,84 @@
                 <w:sz w:val="18"/>
                 <w:szCs w:val="18"/>
               </w:rPr>
+              <w:t xml:space="preserve">106</w:t>
+            </w:r>
+          </w:p>
+        </w:tc>
+        <w:tc>
+          <w:tcPr>
+            <w:tcW w:type="dxa" w:w="2600"/>
+            <w:tcBorders>
+              <w:top w:val="single" w:color="C7CBDC" w:sz="4"/>
+              <w:left w:val="single" w:color="C7CBDC" w:sz="4"/>
+              <w:bottom w:val="single" w:color="C7CBDC" w:sz="4"/>
+              <w:right w:val="single" w:color="C7CBDC" w:sz="4"/>
+            </w:tcBorders>
+            <w:tcMar>
+              <w:top w:type="dxa" w:w="60"/>
+              <w:left w:type="dxa" w:w="90"/>
+              <w:bottom w:type="dxa" w:w="60"/>
+              <w:right w:type="dxa" w:w="90"/>
+            </w:tcMar>
+            <w:vAlign w:val="top"/>
+          </w:tcPr>
+          <w:p>
+            <w:pPr>
+              <w:spacing w:after="0"/>
+            </w:pPr>
+            <w:r>
+              <w:rPr>
+                <w:rFonts w:ascii="Calibri" w:cs="Calibri" w:eastAsia="Calibri" w:hAnsi="Calibri"/>
+                <w:b w:val="false"/>
+                <w:bCs w:val="false"/>
+                <w:i w:val="false"/>
+                <w:iCs w:val="false"/>
+                <w:color w:val="1A1F36"/>
+                <w:sz w:val="18"/>
+                <w:szCs w:val="18"/>
+              </w:rPr>
+              <w:t xml:space="preserve">повтор игрового номера</w:t>
+            </w:r>
+          </w:p>
+        </w:tc>
+        <w:tc>
+          <w:tcPr>
+            <w:tcW w:type="dxa" w:w="2400"/>
+            <w:tcBorders>
+              <w:top w:val="single" w:color="C7CBDC" w:sz="4"/>
+              <w:left w:val="single" w:color="C7CBDC" w:sz="4"/>
+              <w:bottom w:val="single" w:color="C7CBDC" w:sz="4"/>
+              <w:right w:val="single" w:color="C7CBDC" w:sz="4"/>
+            </w:tcBorders>
+            <w:tcMar>
+              <w:top w:type="dxa" w:w="60"/>
+              <w:left w:type="dxa" w:w="90"/>
+              <w:bottom w:type="dxa" w:w="60"/>
+              <w:right w:type="dxa" w:w="90"/>
+            </w:tcMar>
+            <w:vAlign w:val="top"/>
+          </w:tcPr>
+          <w:p>
+            <w:pPr>
+              <w:spacing w:after="0"/>
+            </w:pPr>
+            <w:r>
+              <w:rPr>
+                <w:rFonts w:ascii="Calibri" w:cs="Calibri" w:eastAsia="Calibri" w:hAnsi="Calibri"/>
+                <w:b w:val="false"/>
+                <w:bCs w:val="false"/>
+                <w:i w:val="false"/>
+                <w:iCs w:val="false"/>
+                <w:color w:val="5A5F7A"/>
+                <w:sz w:val="18"/>
+                <w:szCs w:val="18"/>
+              </w:rPr>
               <w:t xml:space="preserve">—</w:t>
             </w:r>
           </w:p>
         </w:tc>
         <w:tc>
           <w:tcPr>
-            <w:tcW w:type="dxa" w:w="2600"/>
-            <w:tcBorders>
-              <w:top w:val="single" w:color="C7CBDC" w:sz="4"/>
-              <w:left w:val="single" w:color="C7CBDC" w:sz="4"/>
-              <w:bottom w:val="single" w:color="C7CBDC" w:sz="4"/>
-              <w:right w:val="single" w:color="C7CBDC" w:sz="4"/>
-            </w:tcBorders>
-            <w:tcMar>
-              <w:top w:type="dxa" w:w="60"/>
-              <w:left w:type="dxa" w:w="90"/>
-              <w:bottom w:type="dxa" w:w="60"/>
-              <w:right w:type="dxa" w:w="90"/>
-            </w:tcMar>
-            <w:vAlign w:val="top"/>
-          </w:tcPr>
-          <w:p>
-            <w:pPr>
-              <w:spacing w:after="0"/>
-            </w:pPr>
-            <w:r>
-              <w:rPr>
-                <w:rFonts w:ascii="Calibri" w:cs="Calibri" w:eastAsia="Calibri" w:hAnsi="Calibri"/>
-                <w:b w:val="false"/>
-                <w:bCs w:val="false"/>
-                <w:i w:val="false"/>
-                <w:iCs w:val="false"/>
-                <w:color w:val="1A1F36"/>
-                <w:sz w:val="18"/>
-                <w:szCs w:val="18"/>
-              </w:rPr>
-              <w:t xml:space="preserve">повтор игрового номера</w:t>
-            </w:r>
-          </w:p>
-        </w:tc>
-        <w:tc>
-          <w:tcPr>
-            <w:tcW w:type="dxa" w:w="2400"/>
-            <w:tcBorders>
-              <w:top w:val="single" w:color="C7CBDC" w:sz="4"/>
-              <w:left w:val="single" w:color="C7CBDC" w:sz="4"/>
-              <w:bottom w:val="single" w:color="C7CBDC" w:sz="4"/>
-              <w:right w:val="single" w:color="C7CBDC" w:sz="4"/>
-            </w:tcBorders>
-            <w:tcMar>
-              <w:top w:type="dxa" w:w="60"/>
-              <w:left w:type="dxa" w:w="90"/>
-              <w:bottom w:type="dxa" w:w="60"/>
-              <w:right w:type="dxa" w:w="90"/>
-            </w:tcMar>
-            <w:vAlign w:val="top"/>
-          </w:tcPr>
-          <w:p>
-            <w:pPr>
-              <w:spacing w:after="0"/>
-            </w:pPr>
-            <w:r>
-              <w:rPr>
-                <w:rFonts w:ascii="Calibri" w:cs="Calibri" w:eastAsia="Calibri" w:hAnsi="Calibri"/>
-                <w:b w:val="false"/>
-                <w:bCs w:val="false"/>
-                <w:i w:val="false"/>
-                <w:iCs w:val="false"/>
-                <w:color w:val="5A5F7A"/>
-                <w:sz w:val="18"/>
-                <w:szCs w:val="18"/>
-              </w:rPr>
-              <w:t xml:space="preserve">—</w:t>
-            </w:r>
-          </w:p>
-        </w:tc>
-        <w:tc>
-          <w:tcPr>
             <w:tcW w:type="dxa" w:w="4400"/>
             <w:tcBorders>
               <w:top w:val="single" w:color="C7CBDC" w:sz="4"/>
@@ -20364,7 +20364,7 @@
                 <w:sz w:val="18"/>
                 <w:szCs w:val="18"/>
               </w:rPr>
-              <w:t xml:space="preserve">В составе «Айсфокс» номер №11 у двух игроков: Железнов Игорь Владимирович, Соболев Дмитрий Александрович — в 1 матчах: стр. 106.</w:t>
+              <w:t xml:space="preserve">В составе Айсфокс номер 11 стоит сразу у двух игроков: Железнов Игорь Владимирович и Соболев Дмитрий Александрович. У кого из них этот номер верный?</w:t>
             </w:r>
           </w:p>
         </w:tc>
@@ -20439,13 +20439,87 @@
                 <w:sz w:val="18"/>
                 <w:szCs w:val="18"/>
               </w:rPr>
+              <w:t xml:space="preserve">1, 61, 121, 256, 271</w:t>
+            </w:r>
+          </w:p>
+        </w:tc>
+        <w:tc>
+          <w:tcPr>
+            <w:tcW w:type="dxa" w:w="2600"/>
+            <w:tcBorders>
+              <w:top w:val="single" w:color="C7CBDC" w:sz="4"/>
+              <w:left w:val="single" w:color="C7CBDC" w:sz="4"/>
+              <w:bottom w:val="single" w:color="C7CBDC" w:sz="4"/>
+              <w:right w:val="single" w:color="C7CBDC" w:sz="4"/>
+            </w:tcBorders>
+            <w:shd w:fill="F7F8FC" w:color="auto" w:val="clear"/>
+            <w:tcMar>
+              <w:top w:type="dxa" w:w="60"/>
+              <w:left w:type="dxa" w:w="90"/>
+              <w:bottom w:type="dxa" w:w="60"/>
+              <w:right w:type="dxa" w:w="90"/>
+            </w:tcMar>
+            <w:vAlign w:val="top"/>
+          </w:tcPr>
+          <w:p>
+            <w:pPr>
+              <w:spacing w:after="0"/>
+            </w:pPr>
+            <w:r>
+              <w:rPr>
+                <w:rFonts w:ascii="Calibri" w:cs="Calibri" w:eastAsia="Calibri" w:hAnsi="Calibri"/>
+                <w:b w:val="false"/>
+                <w:bCs w:val="false"/>
+                <w:i w:val="false"/>
+                <w:iCs w:val="false"/>
+                <w:color w:val="1A1F36"/>
+                <w:sz w:val="18"/>
+                <w:szCs w:val="18"/>
+              </w:rPr>
+              <w:t xml:space="preserve">повтор игрового номера</w:t>
+            </w:r>
+          </w:p>
+        </w:tc>
+        <w:tc>
+          <w:tcPr>
+            <w:tcW w:type="dxa" w:w="2400"/>
+            <w:tcBorders>
+              <w:top w:val="single" w:color="C7CBDC" w:sz="4"/>
+              <w:left w:val="single" w:color="C7CBDC" w:sz="4"/>
+              <w:bottom w:val="single" w:color="C7CBDC" w:sz="4"/>
+              <w:right w:val="single" w:color="C7CBDC" w:sz="4"/>
+            </w:tcBorders>
+            <w:shd w:fill="F7F8FC" w:color="auto" w:val="clear"/>
+            <w:tcMar>
+              <w:top w:type="dxa" w:w="60"/>
+              <w:left w:type="dxa" w:w="90"/>
+              <w:bottom w:type="dxa" w:w="60"/>
+              <w:right w:type="dxa" w:w="90"/>
+            </w:tcMar>
+            <w:vAlign w:val="top"/>
+          </w:tcPr>
+          <w:p>
+            <w:pPr>
+              <w:spacing w:after="0"/>
+            </w:pPr>
+            <w:r>
+              <w:rPr>
+                <w:rFonts w:ascii="Calibri" w:cs="Calibri" w:eastAsia="Calibri" w:hAnsi="Calibri"/>
+                <w:b w:val="false"/>
+                <w:bCs w:val="false"/>
+                <w:i w:val="false"/>
+                <w:iCs w:val="false"/>
+                <w:color w:val="5A5F7A"/>
+                <w:sz w:val="18"/>
+                <w:szCs w:val="18"/>
+              </w:rPr>
               <w:t xml:space="preserve">—</w:t>
             </w:r>
           </w:p>
         </w:tc>
         <w:tc>
           <w:tcPr>
-            <w:tcW w:type="dxa" w:w="2600"/>
+            <w:tcW w:type="dxa" w:w="4400"/>
             <w:tcBorders>
               <w:top w:val="single" w:color="C7CBDC" w:sz="4"/>
               <w:left w:val="single" w:color="C7CBDC" w:sz="4"/>
@@ -20463,94 +20537,20 @@
           </w:tcPr>
           <w:p>
             <w:pPr>
-              <w:spacing w:after="0"/>
-            </w:pPr>
-            <w:r>
-              <w:rPr>
-                <w:rFonts w:ascii="Calibri" w:cs="Calibri" w:eastAsia="Calibri" w:hAnsi="Calibri"/>
-                <w:b w:val="false"/>
-                <w:bCs w:val="false"/>
-                <w:i w:val="false"/>
-                <w:iCs w:val="false"/>
-                <w:color w:val="1A1F36"/>
-                <w:sz w:val="18"/>
-                <w:szCs w:val="18"/>
-              </w:rPr>
-              <w:t xml:space="preserve">повтор игрового номера</w:t>
-            </w:r>
-          </w:p>
-        </w:tc>
-        <w:tc>
-          <w:tcPr>
-            <w:tcW w:type="dxa" w:w="2400"/>
-            <w:tcBorders>
-              <w:top w:val="single" w:color="C7CBDC" w:sz="4"/>
-              <w:left w:val="single" w:color="C7CBDC" w:sz="4"/>
-              <w:bottom w:val="single" w:color="C7CBDC" w:sz="4"/>
-              <w:right w:val="single" w:color="C7CBDC" w:sz="4"/>
-            </w:tcBorders>
-            <w:shd w:fill="F7F8FC" w:color="auto" w:val="clear"/>
-            <w:tcMar>
-              <w:top w:type="dxa" w:w="60"/>
-              <w:left w:type="dxa" w:w="90"/>
-              <w:bottom w:type="dxa" w:w="60"/>
-              <w:right w:type="dxa" w:w="90"/>
-            </w:tcMar>
-            <w:vAlign w:val="top"/>
-          </w:tcPr>
-          <w:p>
-            <w:pPr>
-              <w:spacing w:after="0"/>
-            </w:pPr>
-            <w:r>
-              <w:rPr>
-                <w:rFonts w:ascii="Calibri" w:cs="Calibri" w:eastAsia="Calibri" w:hAnsi="Calibri"/>
-                <w:b w:val="false"/>
-                <w:bCs w:val="false"/>
-                <w:i w:val="false"/>
-                <w:iCs w:val="false"/>
-                <w:color w:val="5A5F7A"/>
-                <w:sz w:val="18"/>
-                <w:szCs w:val="18"/>
-              </w:rPr>
-              <w:t xml:space="preserve">—</w:t>
-            </w:r>
-          </w:p>
-        </w:tc>
-        <w:tc>
-          <w:tcPr>
-            <w:tcW w:type="dxa" w:w="4400"/>
-            <w:tcBorders>
-              <w:top w:val="single" w:color="C7CBDC" w:sz="4"/>
-              <w:left w:val="single" w:color="C7CBDC" w:sz="4"/>
-              <w:bottom w:val="single" w:color="C7CBDC" w:sz="4"/>
-              <w:right w:val="single" w:color="C7CBDC" w:sz="4"/>
-            </w:tcBorders>
-            <w:shd w:fill="F7F8FC" w:color="auto" w:val="clear"/>
-            <w:tcMar>
-              <w:top w:type="dxa" w:w="60"/>
-              <w:left w:type="dxa" w:w="90"/>
-              <w:bottom w:type="dxa" w:w="60"/>
-              <w:right w:type="dxa" w:w="90"/>
-            </w:tcMar>
-            <w:vAlign w:val="top"/>
-          </w:tcPr>
-          <w:p>
-            <w:pPr>
-              <w:spacing w:after="0" w:before="0"/>
-            </w:pPr>
-            <w:r>
-              <w:rPr>
-                <w:rFonts w:ascii="Calibri" w:cs="Calibri" w:eastAsia="Calibri" w:hAnsi="Calibri"/>
-                <w:b w:val="false"/>
-                <w:bCs w:val="false"/>
-                <w:i w:val="false"/>
-                <w:iCs w:val="false"/>
-                <w:color w:val="1A1F36"/>
-                <w:sz w:val="18"/>
-                <w:szCs w:val="18"/>
-              </w:rPr>
-              <w:t xml:space="preserve">В составе «Факел» номер №11 у двух игроков: Железнов Игорь Владимирович, Соболев Дмитрий Александрович — в 5 матчах: стр. 1, стр. 61, стр. 121, стр. 256, стр. 271.</w:t>
+              <w:spacing w:after="0" w:before="0"/>
+            </w:pPr>
+            <w:r>
+              <w:rPr>
+                <w:rFonts w:ascii="Calibri" w:cs="Calibri" w:eastAsia="Calibri" w:hAnsi="Calibri"/>
+                <w:b w:val="false"/>
+                <w:bCs w:val="false"/>
+                <w:i w:val="false"/>
+                <w:iCs w:val="false"/>
+                <w:color w:val="1A1F36"/>
+                <w:sz w:val="18"/>
+                <w:szCs w:val="18"/>
+              </w:rPr>
+              <w:t xml:space="preserve">В составе Факел номер 11 стоит сразу у двух игроков: Железнов Игорь Владимирович и Соболев Дмитрий Александрович. Встречается в 5 матчах. У кого из них этот номер верный?</w:t>
             </w:r>
           </w:p>
         </w:tc>
@@ -20624,84 +20624,84 @@
                 <w:sz w:val="18"/>
                 <w:szCs w:val="18"/>
               </w:rPr>
+              <w:t xml:space="preserve">46</w:t>
+            </w:r>
+          </w:p>
+        </w:tc>
+        <w:tc>
+          <w:tcPr>
+            <w:tcW w:type="dxa" w:w="2600"/>
+            <w:tcBorders>
+              <w:top w:val="single" w:color="C7CBDC" w:sz="4"/>
+              <w:left w:val="single" w:color="C7CBDC" w:sz="4"/>
+              <w:bottom w:val="single" w:color="C7CBDC" w:sz="4"/>
+              <w:right w:val="single" w:color="C7CBDC" w:sz="4"/>
+            </w:tcBorders>
+            <w:tcMar>
+              <w:top w:type="dxa" w:w="60"/>
+              <w:left w:type="dxa" w:w="90"/>
+              <w:bottom w:type="dxa" w:w="60"/>
+              <w:right w:type="dxa" w:w="90"/>
+            </w:tcMar>
+            <w:vAlign w:val="top"/>
+          </w:tcPr>
+          <w:p>
+            <w:pPr>
+              <w:spacing w:after="0"/>
+            </w:pPr>
+            <w:r>
+              <w:rPr>
+                <w:rFonts w:ascii="Calibri" w:cs="Calibri" w:eastAsia="Calibri" w:hAnsi="Calibri"/>
+                <w:b w:val="false"/>
+                <w:bCs w:val="false"/>
+                <w:i w:val="false"/>
+                <w:iCs w:val="false"/>
+                <w:color w:val="1A1F36"/>
+                <w:sz w:val="18"/>
+                <w:szCs w:val="18"/>
+              </w:rPr>
+              <w:t xml:space="preserve">повтор игрового номера</w:t>
+            </w:r>
+          </w:p>
+        </w:tc>
+        <w:tc>
+          <w:tcPr>
+            <w:tcW w:type="dxa" w:w="2400"/>
+            <w:tcBorders>
+              <w:top w:val="single" w:color="C7CBDC" w:sz="4"/>
+              <w:left w:val="single" w:color="C7CBDC" w:sz="4"/>
+              <w:bottom w:val="single" w:color="C7CBDC" w:sz="4"/>
+              <w:right w:val="single" w:color="C7CBDC" w:sz="4"/>
+            </w:tcBorders>
+            <w:tcMar>
+              <w:top w:type="dxa" w:w="60"/>
+              <w:left w:type="dxa" w:w="90"/>
+              <w:bottom w:type="dxa" w:w="60"/>
+              <w:right w:type="dxa" w:w="90"/>
+            </w:tcMar>
+            <w:vAlign w:val="top"/>
+          </w:tcPr>
+          <w:p>
+            <w:pPr>
+              <w:spacing w:after="0"/>
+            </w:pPr>
+            <w:r>
+              <w:rPr>
+                <w:rFonts w:ascii="Calibri" w:cs="Calibri" w:eastAsia="Calibri" w:hAnsi="Calibri"/>
+                <w:b w:val="false"/>
+                <w:bCs w:val="false"/>
+                <w:i w:val="false"/>
+                <w:iCs w:val="false"/>
+                <w:color w:val="5A5F7A"/>
+                <w:sz w:val="18"/>
+                <w:szCs w:val="18"/>
+              </w:rPr>
               <w:t xml:space="preserve">—</w:t>
             </w:r>
           </w:p>
         </w:tc>
         <w:tc>
           <w:tcPr>
-            <w:tcW w:type="dxa" w:w="2600"/>
-            <w:tcBorders>
-              <w:top w:val="single" w:color="C7CBDC" w:sz="4"/>
-              <w:left w:val="single" w:color="C7CBDC" w:sz="4"/>
-              <w:bottom w:val="single" w:color="C7CBDC" w:sz="4"/>
-              <w:right w:val="single" w:color="C7CBDC" w:sz="4"/>
-            </w:tcBorders>
-            <w:tcMar>
-              <w:top w:type="dxa" w:w="60"/>
-              <w:left w:type="dxa" w:w="90"/>
-              <w:bottom w:type="dxa" w:w="60"/>
-              <w:right w:type="dxa" w:w="90"/>
-            </w:tcMar>
-            <w:vAlign w:val="top"/>
-          </w:tcPr>
-          <w:p>
-            <w:pPr>
-              <w:spacing w:after="0"/>
-            </w:pPr>
-            <w:r>
-              <w:rPr>
-                <w:rFonts w:ascii="Calibri" w:cs="Calibri" w:eastAsia="Calibri" w:hAnsi="Calibri"/>
-                <w:b w:val="false"/>
-                <w:bCs w:val="false"/>
-                <w:i w:val="false"/>
-                <w:iCs w:val="false"/>
-                <w:color w:val="1A1F36"/>
-                <w:sz w:val="18"/>
-                <w:szCs w:val="18"/>
-              </w:rPr>
-              <w:t xml:space="preserve">повтор игрового номера</w:t>
-            </w:r>
-          </w:p>
-        </w:tc>
-        <w:tc>
-          <w:tcPr>
-            <w:tcW w:type="dxa" w:w="2400"/>
-            <w:tcBorders>
-              <w:top w:val="single" w:color="C7CBDC" w:sz="4"/>
-              <w:left w:val="single" w:color="C7CBDC" w:sz="4"/>
-              <w:bottom w:val="single" w:color="C7CBDC" w:sz="4"/>
-              <w:right w:val="single" w:color="C7CBDC" w:sz="4"/>
-            </w:tcBorders>
-            <w:tcMar>
-              <w:top w:type="dxa" w:w="60"/>
-              <w:left w:type="dxa" w:w="90"/>
-              <w:bottom w:type="dxa" w:w="60"/>
-              <w:right w:type="dxa" w:w="90"/>
-            </w:tcMar>
-            <w:vAlign w:val="top"/>
-          </w:tcPr>
-          <w:p>
-            <w:pPr>
-              <w:spacing w:after="0"/>
-            </w:pPr>
-            <w:r>
-              <w:rPr>
-                <w:rFonts w:ascii="Calibri" w:cs="Calibri" w:eastAsia="Calibri" w:hAnsi="Calibri"/>
-                <w:b w:val="false"/>
-                <w:bCs w:val="false"/>
-                <w:i w:val="false"/>
-                <w:iCs w:val="false"/>
-                <w:color w:val="5A5F7A"/>
-                <w:sz w:val="18"/>
-                <w:szCs w:val="18"/>
-              </w:rPr>
-              <w:t xml:space="preserve">—</w:t>
-            </w:r>
-          </w:p>
-        </w:tc>
-        <w:tc>
-          <w:tcPr>
             <w:tcW w:type="dxa" w:w="4400"/>
             <w:tcBorders>
               <w:top w:val="single" w:color="C7CBDC" w:sz="4"/>
@@ -20732,7 +20732,7 @@
                 <w:sz w:val="18"/>
                 <w:szCs w:val="18"/>
               </w:rPr>
-              <w:t xml:space="preserve">В составе «Штурм» номер №11 у двух игроков: Железнов Игорь Владимирович, Соболев Дмитрий Александрович — в 1 матчах: стр. 46.</w:t>
+              <w:t xml:space="preserve">В составе Штурм номер 11 стоит сразу у двух игроков: Железнов Игорь Владимирович и Соболев Дмитрий Александрович. У кого из них этот номер верный?</w:t>
             </w:r>
           </w:p>
         </w:tc>
@@ -20807,13 +20807,87 @@
                 <w:sz w:val="18"/>
                 <w:szCs w:val="18"/>
               </w:rPr>
+              <w:t xml:space="preserve">166</w:t>
+            </w:r>
+          </w:p>
+        </w:tc>
+        <w:tc>
+          <w:tcPr>
+            <w:tcW w:type="dxa" w:w="2600"/>
+            <w:tcBorders>
+              <w:top w:val="single" w:color="C7CBDC" w:sz="4"/>
+              <w:left w:val="single" w:color="C7CBDC" w:sz="4"/>
+              <w:bottom w:val="single" w:color="C7CBDC" w:sz="4"/>
+              <w:right w:val="single" w:color="C7CBDC" w:sz="4"/>
+            </w:tcBorders>
+            <w:shd w:fill="F7F8FC" w:color="auto" w:val="clear"/>
+            <w:tcMar>
+              <w:top w:type="dxa" w:w="60"/>
+              <w:left w:type="dxa" w:w="90"/>
+              <w:bottom w:type="dxa" w:w="60"/>
+              <w:right w:type="dxa" w:w="90"/>
+            </w:tcMar>
+            <w:vAlign w:val="top"/>
+          </w:tcPr>
+          <w:p>
+            <w:pPr>
+              <w:spacing w:after="0"/>
+            </w:pPr>
+            <w:r>
+              <w:rPr>
+                <w:rFonts w:ascii="Calibri" w:cs="Calibri" w:eastAsia="Calibri" w:hAnsi="Calibri"/>
+                <w:b w:val="false"/>
+                <w:bCs w:val="false"/>
+                <w:i w:val="false"/>
+                <w:iCs w:val="false"/>
+                <w:color w:val="1A1F36"/>
+                <w:sz w:val="18"/>
+                <w:szCs w:val="18"/>
+              </w:rPr>
+              <w:t xml:space="preserve">состав больше обычного</w:t>
+            </w:r>
+          </w:p>
+        </w:tc>
+        <w:tc>
+          <w:tcPr>
+            <w:tcW w:type="dxa" w:w="2400"/>
+            <w:tcBorders>
+              <w:top w:val="single" w:color="C7CBDC" w:sz="4"/>
+              <w:left w:val="single" w:color="C7CBDC" w:sz="4"/>
+              <w:bottom w:val="single" w:color="C7CBDC" w:sz="4"/>
+              <w:right w:val="single" w:color="C7CBDC" w:sz="4"/>
+            </w:tcBorders>
+            <w:shd w:fill="F7F8FC" w:color="auto" w:val="clear"/>
+            <w:tcMar>
+              <w:top w:type="dxa" w:w="60"/>
+              <w:left w:type="dxa" w:w="90"/>
+              <w:bottom w:type="dxa" w:w="60"/>
+              <w:right w:type="dxa" w:w="90"/>
+            </w:tcMar>
+            <w:vAlign w:val="top"/>
+          </w:tcPr>
+          <w:p>
+            <w:pPr>
+              <w:spacing w:after="0"/>
+            </w:pPr>
+            <w:r>
+              <w:rPr>
+                <w:rFonts w:ascii="Calibri" w:cs="Calibri" w:eastAsia="Calibri" w:hAnsi="Calibri"/>
+                <w:b w:val="false"/>
+                <w:bCs w:val="false"/>
+                <w:i w:val="false"/>
+                <w:iCs w:val="false"/>
+                <w:color w:val="5A5F7A"/>
+                <w:sz w:val="18"/>
+                <w:szCs w:val="18"/>
+              </w:rPr>
               <w:t xml:space="preserve">—</w:t>
             </w:r>
           </w:p>
         </w:tc>
         <w:tc>
           <w:tcPr>
-            <w:tcW w:type="dxa" w:w="2600"/>
+            <w:tcW w:type="dxa" w:w="4400"/>
             <w:tcBorders>
               <w:top w:val="single" w:color="C7CBDC" w:sz="4"/>
               <w:left w:val="single" w:color="C7CBDC" w:sz="4"/>
@@ -20831,94 +20905,20 @@
           </w:tcPr>
           <w:p>
             <w:pPr>
-              <w:spacing w:after="0"/>
-            </w:pPr>
-            <w:r>
-              <w:rPr>
-                <w:rFonts w:ascii="Calibri" w:cs="Calibri" w:eastAsia="Calibri" w:hAnsi="Calibri"/>
-                <w:b w:val="false"/>
-                <w:bCs w:val="false"/>
-                <w:i w:val="false"/>
-                <w:iCs w:val="false"/>
-                <w:color w:val="1A1F36"/>
-                <w:sz w:val="18"/>
-                <w:szCs w:val="18"/>
-              </w:rPr>
-              <w:t xml:space="preserve">состав больше обычного</w:t>
-            </w:r>
-          </w:p>
-        </w:tc>
-        <w:tc>
-          <w:tcPr>
-            <w:tcW w:type="dxa" w:w="2400"/>
-            <w:tcBorders>
-              <w:top w:val="single" w:color="C7CBDC" w:sz="4"/>
-              <w:left w:val="single" w:color="C7CBDC" w:sz="4"/>
-              <w:bottom w:val="single" w:color="C7CBDC" w:sz="4"/>
-              <w:right w:val="single" w:color="C7CBDC" w:sz="4"/>
-            </w:tcBorders>
-            <w:shd w:fill="F7F8FC" w:color="auto" w:val="clear"/>
-            <w:tcMar>
-              <w:top w:type="dxa" w:w="60"/>
-              <w:left w:type="dxa" w:w="90"/>
-              <w:bottom w:type="dxa" w:w="60"/>
-              <w:right w:type="dxa" w:w="90"/>
-            </w:tcMar>
-            <w:vAlign w:val="top"/>
-          </w:tcPr>
-          <w:p>
-            <w:pPr>
-              <w:spacing w:after="0"/>
-            </w:pPr>
-            <w:r>
-              <w:rPr>
-                <w:rFonts w:ascii="Calibri" w:cs="Calibri" w:eastAsia="Calibri" w:hAnsi="Calibri"/>
-                <w:b w:val="false"/>
-                <w:bCs w:val="false"/>
-                <w:i w:val="false"/>
-                <w:iCs w:val="false"/>
-                <w:color w:val="5A5F7A"/>
-                <w:sz w:val="18"/>
-                <w:szCs w:val="18"/>
-              </w:rPr>
-              <w:t xml:space="preserve">—</w:t>
-            </w:r>
-          </w:p>
-        </w:tc>
-        <w:tc>
-          <w:tcPr>
-            <w:tcW w:type="dxa" w:w="4400"/>
-            <w:tcBorders>
-              <w:top w:val="single" w:color="C7CBDC" w:sz="4"/>
-              <w:left w:val="single" w:color="C7CBDC" w:sz="4"/>
-              <w:bottom w:val="single" w:color="C7CBDC" w:sz="4"/>
-              <w:right w:val="single" w:color="C7CBDC" w:sz="4"/>
-            </w:tcBorders>
-            <w:shd w:fill="F7F8FC" w:color="auto" w:val="clear"/>
-            <w:tcMar>
-              <w:top w:type="dxa" w:w="60"/>
-              <w:left w:type="dxa" w:w="90"/>
-              <w:bottom w:type="dxa" w:w="60"/>
-              <w:right w:type="dxa" w:w="90"/>
-            </w:tcMar>
-            <w:vAlign w:val="top"/>
-          </w:tcPr>
-          <w:p>
-            <w:pPr>
-              <w:spacing w:after="0" w:before="0"/>
-            </w:pPr>
-            <w:r>
-              <w:rPr>
-                <w:rFonts w:ascii="Calibri" w:cs="Calibri" w:eastAsia="Calibri" w:hAnsi="Calibri"/>
-                <w:b w:val="false"/>
-                <w:bCs w:val="false"/>
-                <w:i w:val="false"/>
-                <w:iCs w:val="false"/>
-                <w:color w:val="1A1F36"/>
-                <w:sz w:val="18"/>
-                <w:szCs w:val="18"/>
-              </w:rPr>
-              <w:t xml:space="preserve">У «Сармат» в составе 13 игроков, тогда как у остальных команд файла обычно 9. В 1 матчах: стр. 166.</w:t>
+              <w:spacing w:after="0" w:before="0"/>
+            </w:pPr>
+            <w:r>
+              <w:rPr>
+                <w:rFonts w:ascii="Calibri" w:cs="Calibri" w:eastAsia="Calibri" w:hAnsi="Calibri"/>
+                <w:b w:val="false"/>
+                <w:bCs w:val="false"/>
+                <w:i w:val="false"/>
+                <w:iCs w:val="false"/>
+                <w:color w:val="1A1F36"/>
+                <w:sz w:val="18"/>
+                <w:szCs w:val="18"/>
+              </w:rPr>
+              <w:t xml:space="preserve">В составе Сармат заявлено 13 игроков, тогда как у остальных команд обычно 9. Это допустимо или в состав попали лишние игроки?</w:t>
             </w:r>
           </w:p>
         </w:tc>
@@ -20992,84 +20992,84 @@
                 <w:sz w:val="18"/>
                 <w:szCs w:val="18"/>
               </w:rPr>
+              <w:t xml:space="preserve">16, 31, 181, 226, 241</w:t>
+            </w:r>
+          </w:p>
+        </w:tc>
+        <w:tc>
+          <w:tcPr>
+            <w:tcW w:type="dxa" w:w="2600"/>
+            <w:tcBorders>
+              <w:top w:val="single" w:color="C7CBDC" w:sz="4"/>
+              <w:left w:val="single" w:color="C7CBDC" w:sz="4"/>
+              <w:bottom w:val="single" w:color="C7CBDC" w:sz="4"/>
+              <w:right w:val="single" w:color="C7CBDC" w:sz="4"/>
+            </w:tcBorders>
+            <w:tcMar>
+              <w:top w:type="dxa" w:w="60"/>
+              <w:left w:type="dxa" w:w="90"/>
+              <w:bottom w:type="dxa" w:w="60"/>
+              <w:right w:type="dxa" w:w="90"/>
+            </w:tcMar>
+            <w:vAlign w:val="top"/>
+          </w:tcPr>
+          <w:p>
+            <w:pPr>
+              <w:spacing w:after="0"/>
+            </w:pPr>
+            <w:r>
+              <w:rPr>
+                <w:rFonts w:ascii="Calibri" w:cs="Calibri" w:eastAsia="Calibri" w:hAnsi="Calibri"/>
+                <w:b w:val="false"/>
+                <w:bCs w:val="false"/>
+                <w:i w:val="false"/>
+                <w:iCs w:val="false"/>
+                <w:color w:val="1A1F36"/>
+                <w:sz w:val="18"/>
+                <w:szCs w:val="18"/>
+              </w:rPr>
+              <w:t xml:space="preserve">состав больше обычного</w:t>
+            </w:r>
+          </w:p>
+        </w:tc>
+        <w:tc>
+          <w:tcPr>
+            <w:tcW w:type="dxa" w:w="2400"/>
+            <w:tcBorders>
+              <w:top w:val="single" w:color="C7CBDC" w:sz="4"/>
+              <w:left w:val="single" w:color="C7CBDC" w:sz="4"/>
+              <w:bottom w:val="single" w:color="C7CBDC" w:sz="4"/>
+              <w:right w:val="single" w:color="C7CBDC" w:sz="4"/>
+            </w:tcBorders>
+            <w:tcMar>
+              <w:top w:type="dxa" w:w="60"/>
+              <w:left w:type="dxa" w:w="90"/>
+              <w:bottom w:type="dxa" w:w="60"/>
+              <w:right w:type="dxa" w:w="90"/>
+            </w:tcMar>
+            <w:vAlign w:val="top"/>
+          </w:tcPr>
+          <w:p>
+            <w:pPr>
+              <w:spacing w:after="0"/>
+            </w:pPr>
+            <w:r>
+              <w:rPr>
+                <w:rFonts w:ascii="Calibri" w:cs="Calibri" w:eastAsia="Calibri" w:hAnsi="Calibri"/>
+                <w:b w:val="false"/>
+                <w:bCs w:val="false"/>
+                <w:i w:val="false"/>
+                <w:iCs w:val="false"/>
+                <w:color w:val="5A5F7A"/>
+                <w:sz w:val="18"/>
+                <w:szCs w:val="18"/>
+              </w:rPr>
               <w:t xml:space="preserve">—</w:t>
             </w:r>
           </w:p>
         </w:tc>
         <w:tc>
           <w:tcPr>
-            <w:tcW w:type="dxa" w:w="2600"/>
-            <w:tcBorders>
-              <w:top w:val="single" w:color="C7CBDC" w:sz="4"/>
-              <w:left w:val="single" w:color="C7CBDC" w:sz="4"/>
-              <w:bottom w:val="single" w:color="C7CBDC" w:sz="4"/>
-              <w:right w:val="single" w:color="C7CBDC" w:sz="4"/>
-            </w:tcBorders>
-            <w:tcMar>
-              <w:top w:type="dxa" w:w="60"/>
-              <w:left w:type="dxa" w:w="90"/>
-              <w:bottom w:type="dxa" w:w="60"/>
-              <w:right w:type="dxa" w:w="90"/>
-            </w:tcMar>
-            <w:vAlign w:val="top"/>
-          </w:tcPr>
-          <w:p>
-            <w:pPr>
-              <w:spacing w:after="0"/>
-            </w:pPr>
-            <w:r>
-              <w:rPr>
-                <w:rFonts w:ascii="Calibri" w:cs="Calibri" w:eastAsia="Calibri" w:hAnsi="Calibri"/>
-                <w:b w:val="false"/>
-                <w:bCs w:val="false"/>
-                <w:i w:val="false"/>
-                <w:iCs w:val="false"/>
-                <w:color w:val="1A1F36"/>
-                <w:sz w:val="18"/>
-                <w:szCs w:val="18"/>
-              </w:rPr>
-              <w:t xml:space="preserve">состав больше обычного</w:t>
-            </w:r>
-          </w:p>
-        </w:tc>
-        <w:tc>
-          <w:tcPr>
-            <w:tcW w:type="dxa" w:w="2400"/>
-            <w:tcBorders>
-              <w:top w:val="single" w:color="C7CBDC" w:sz="4"/>
-              <w:left w:val="single" w:color="C7CBDC" w:sz="4"/>
-              <w:bottom w:val="single" w:color="C7CBDC" w:sz="4"/>
-              <w:right w:val="single" w:color="C7CBDC" w:sz="4"/>
-            </w:tcBorders>
-            <w:tcMar>
-              <w:top w:type="dxa" w:w="60"/>
-              <w:left w:type="dxa" w:w="90"/>
-              <w:bottom w:type="dxa" w:w="60"/>
-              <w:right w:type="dxa" w:w="90"/>
-            </w:tcMar>
-            <w:vAlign w:val="top"/>
-          </w:tcPr>
-          <w:p>
-            <w:pPr>
-              <w:spacing w:after="0"/>
-            </w:pPr>
-            <w:r>
-              <w:rPr>
-                <w:rFonts w:ascii="Calibri" w:cs="Calibri" w:eastAsia="Calibri" w:hAnsi="Calibri"/>
-                <w:b w:val="false"/>
-                <w:bCs w:val="false"/>
-                <w:i w:val="false"/>
-                <w:iCs w:val="false"/>
-                <w:color w:val="5A5F7A"/>
-                <w:sz w:val="18"/>
-                <w:szCs w:val="18"/>
-              </w:rPr>
-              <w:t xml:space="preserve">—</w:t>
-            </w:r>
-          </w:p>
-        </w:tc>
-        <w:tc>
-          <w:tcPr>
             <w:tcW w:type="dxa" w:w="4400"/>
             <w:tcBorders>
               <w:top w:val="single" w:color="C7CBDC" w:sz="4"/>
@@ -21100,7 +21100,7 @@
                 <w:sz w:val="18"/>
                 <w:szCs w:val="18"/>
               </w:rPr>
-              <w:t xml:space="preserve">У «Спортдепо» в составе 13 игроков, тогда как у остальных команд файла обычно 9. В 5 матчах: стр. 16, стр. 31, стр. 181, стр. 226, стр. 241.</w:t>
+              <w:t xml:space="preserve">В составе Спортдепо заявлено 13 игроков, тогда как у остальных команд обычно 9. Встречается в 5 матчах. Это допустимо или в состав попали лишние игроки?</w:t>
             </w:r>
           </w:p>
         </w:tc>
@@ -21175,13 +21175,87 @@
                 <w:sz w:val="18"/>
                 <w:szCs w:val="18"/>
               </w:rPr>
+              <w:t xml:space="preserve">46, 61</w:t>
+            </w:r>
+          </w:p>
+        </w:tc>
+        <w:tc>
+          <w:tcPr>
+            <w:tcW w:type="dxa" w:w="2600"/>
+            <w:tcBorders>
+              <w:top w:val="single" w:color="C7CBDC" w:sz="4"/>
+              <w:left w:val="single" w:color="C7CBDC" w:sz="4"/>
+              <w:bottom w:val="single" w:color="C7CBDC" w:sz="4"/>
+              <w:right w:val="single" w:color="C7CBDC" w:sz="4"/>
+            </w:tcBorders>
+            <w:shd w:fill="F7F8FC" w:color="auto" w:val="clear"/>
+            <w:tcMar>
+              <w:top w:type="dxa" w:w="60"/>
+              <w:left w:type="dxa" w:w="90"/>
+              <w:bottom w:type="dxa" w:w="60"/>
+              <w:right w:type="dxa" w:w="90"/>
+            </w:tcMar>
+            <w:vAlign w:val="top"/>
+          </w:tcPr>
+          <w:p>
+            <w:pPr>
+              <w:spacing w:after="0"/>
+            </w:pPr>
+            <w:r>
+              <w:rPr>
+                <w:rFonts w:ascii="Calibri" w:cs="Calibri" w:eastAsia="Calibri" w:hAnsi="Calibri"/>
+                <w:b w:val="false"/>
+                <w:bCs w:val="false"/>
+                <w:i w:val="false"/>
+                <w:iCs w:val="false"/>
+                <w:color w:val="1A1F36"/>
+                <w:sz w:val="18"/>
+                <w:szCs w:val="18"/>
+              </w:rPr>
+              <w:t xml:space="preserve">составы команд перепутаны местами</w:t>
+            </w:r>
+          </w:p>
+        </w:tc>
+        <w:tc>
+          <w:tcPr>
+            <w:tcW w:type="dxa" w:w="2400"/>
+            <w:tcBorders>
+              <w:top w:val="single" w:color="C7CBDC" w:sz="4"/>
+              <w:left w:val="single" w:color="C7CBDC" w:sz="4"/>
+              <w:bottom w:val="single" w:color="C7CBDC" w:sz="4"/>
+              <w:right w:val="single" w:color="C7CBDC" w:sz="4"/>
+            </w:tcBorders>
+            <w:shd w:fill="F7F8FC" w:color="auto" w:val="clear"/>
+            <w:tcMar>
+              <w:top w:type="dxa" w:w="60"/>
+              <w:left w:type="dxa" w:w="90"/>
+              <w:bottom w:type="dxa" w:w="60"/>
+              <w:right w:type="dxa" w:w="90"/>
+            </w:tcMar>
+            <w:vAlign w:val="top"/>
+          </w:tcPr>
+          <w:p>
+            <w:pPr>
+              <w:spacing w:after="0"/>
+            </w:pPr>
+            <w:r>
+              <w:rPr>
+                <w:rFonts w:ascii="Calibri" w:cs="Calibri" w:eastAsia="Calibri" w:hAnsi="Calibri"/>
+                <w:b w:val="false"/>
+                <w:bCs w:val="false"/>
+                <w:i w:val="false"/>
+                <w:iCs w:val="false"/>
+                <w:color w:val="5A5F7A"/>
+                <w:sz w:val="18"/>
+                <w:szCs w:val="18"/>
+              </w:rPr>
               <w:t xml:space="preserve">—</w:t>
             </w:r>
           </w:p>
         </w:tc>
         <w:tc>
           <w:tcPr>
-            <w:tcW w:type="dxa" w:w="2600"/>
+            <w:tcW w:type="dxa" w:w="4400"/>
             <w:tcBorders>
               <w:top w:val="single" w:color="C7CBDC" w:sz="4"/>
               <w:left w:val="single" w:color="C7CBDC" w:sz="4"/>
@@ -21199,94 +21273,20 @@
           </w:tcPr>
           <w:p>
             <w:pPr>
-              <w:spacing w:after="0"/>
-            </w:pPr>
-            <w:r>
-              <w:rPr>
-                <w:rFonts w:ascii="Calibri" w:cs="Calibri" w:eastAsia="Calibri" w:hAnsi="Calibri"/>
-                <w:b w:val="false"/>
-                <w:bCs w:val="false"/>
-                <w:i w:val="false"/>
-                <w:iCs w:val="false"/>
-                <w:color w:val="1A1F36"/>
-                <w:sz w:val="18"/>
-                <w:szCs w:val="18"/>
-              </w:rPr>
-              <w:t xml:space="preserve">составы команд перепутаны местами</w:t>
-            </w:r>
-          </w:p>
-        </w:tc>
-        <w:tc>
-          <w:tcPr>
-            <w:tcW w:type="dxa" w:w="2400"/>
-            <w:tcBorders>
-              <w:top w:val="single" w:color="C7CBDC" w:sz="4"/>
-              <w:left w:val="single" w:color="C7CBDC" w:sz="4"/>
-              <w:bottom w:val="single" w:color="C7CBDC" w:sz="4"/>
-              <w:right w:val="single" w:color="C7CBDC" w:sz="4"/>
-            </w:tcBorders>
-            <w:shd w:fill="F7F8FC" w:color="auto" w:val="clear"/>
-            <w:tcMar>
-              <w:top w:type="dxa" w:w="60"/>
-              <w:left w:type="dxa" w:w="90"/>
-              <w:bottom w:type="dxa" w:w="60"/>
-              <w:right w:type="dxa" w:w="90"/>
-            </w:tcMar>
-            <w:vAlign w:val="top"/>
-          </w:tcPr>
-          <w:p>
-            <w:pPr>
-              <w:spacing w:after="0"/>
-            </w:pPr>
-            <w:r>
-              <w:rPr>
-                <w:rFonts w:ascii="Calibri" w:cs="Calibri" w:eastAsia="Calibri" w:hAnsi="Calibri"/>
-                <w:b w:val="false"/>
-                <w:bCs w:val="false"/>
-                <w:i w:val="false"/>
-                <w:iCs w:val="false"/>
-                <w:color w:val="5A5F7A"/>
-                <w:sz w:val="18"/>
-                <w:szCs w:val="18"/>
-              </w:rPr>
-              <w:t xml:space="preserve">—</w:t>
-            </w:r>
-          </w:p>
-        </w:tc>
-        <w:tc>
-          <w:tcPr>
-            <w:tcW w:type="dxa" w:w="4400"/>
-            <w:tcBorders>
-              <w:top w:val="single" w:color="C7CBDC" w:sz="4"/>
-              <w:left w:val="single" w:color="C7CBDC" w:sz="4"/>
-              <w:bottom w:val="single" w:color="C7CBDC" w:sz="4"/>
-              <w:right w:val="single" w:color="C7CBDC" w:sz="4"/>
-            </w:tcBorders>
-            <w:shd w:fill="F7F8FC" w:color="auto" w:val="clear"/>
-            <w:tcMar>
-              <w:top w:type="dxa" w:w="60"/>
-              <w:left w:type="dxa" w:w="90"/>
-              <w:bottom w:type="dxa" w:w="60"/>
-              <w:right w:type="dxa" w:w="90"/>
-            </w:tcMar>
-            <w:vAlign w:val="top"/>
-          </w:tcPr>
-          <w:p>
-            <w:pPr>
-              <w:spacing w:after="0" w:before="0"/>
-            </w:pPr>
-            <w:r>
-              <w:rPr>
-                <w:rFonts w:ascii="Calibri" w:cs="Calibri" w:eastAsia="Calibri" w:hAnsi="Calibri"/>
-                <w:b w:val="false"/>
-                <w:bCs w:val="false"/>
-                <w:i w:val="false"/>
-                <w:iCs w:val="false"/>
-                <w:color w:val="1A1F36"/>
-                <w:sz w:val="18"/>
-                <w:szCs w:val="18"/>
-              </w:rPr>
-              <w:t xml:space="preserve">В стр. 46, стр. 61 составы команд «Факел» и «Штурм» стоят не у тех команд: те же игроки в остальных матчах записаны наоборот. Уточнить, кто за кого играл.</w:t>
+              <w:spacing w:after="0" w:before="0"/>
+            </w:pPr>
+            <w:r>
+              <w:rPr>
+                <w:rFonts w:ascii="Calibri" w:cs="Calibri" w:eastAsia="Calibri" w:hAnsi="Calibri"/>
+                <w:b w:val="false"/>
+                <w:bCs w:val="false"/>
+                <w:i w:val="false"/>
+                <w:iCs w:val="false"/>
+                <w:color w:val="1A1F36"/>
+                <w:sz w:val="18"/>
+                <w:szCs w:val="18"/>
+              </w:rPr>
+              <w:t xml:space="preserve">В этих матчах составы команд Факел и Штурм поменяны местами: игроки, указанные здесь в составе команды Факел, в остальных матчах играют в составе команды Штурм, и наоборот. В каком из матчей команды указаны верно?</w:t>
             </w:r>
           </w:p>
         </w:tc>
@@ -21360,84 +21360,84 @@
                 <w:sz w:val="18"/>
                 <w:szCs w:val="18"/>
               </w:rPr>
+              <w:t xml:space="preserve">76, 91</w:t>
+            </w:r>
+          </w:p>
+        </w:tc>
+        <w:tc>
+          <w:tcPr>
+            <w:tcW w:type="dxa" w:w="2600"/>
+            <w:tcBorders>
+              <w:top w:val="single" w:color="C7CBDC" w:sz="4"/>
+              <w:left w:val="single" w:color="C7CBDC" w:sz="4"/>
+              <w:bottom w:val="single" w:color="C7CBDC" w:sz="4"/>
+              <w:right w:val="single" w:color="C7CBDC" w:sz="4"/>
+            </w:tcBorders>
+            <w:tcMar>
+              <w:top w:type="dxa" w:w="60"/>
+              <w:left w:type="dxa" w:w="90"/>
+              <w:bottom w:type="dxa" w:w="60"/>
+              <w:right w:type="dxa" w:w="90"/>
+            </w:tcMar>
+            <w:vAlign w:val="top"/>
+          </w:tcPr>
+          <w:p>
+            <w:pPr>
+              <w:spacing w:after="0"/>
+            </w:pPr>
+            <w:r>
+              <w:rPr>
+                <w:rFonts w:ascii="Calibri" w:cs="Calibri" w:eastAsia="Calibri" w:hAnsi="Calibri"/>
+                <w:b w:val="false"/>
+                <w:bCs w:val="false"/>
+                <w:i w:val="false"/>
+                <w:iCs w:val="false"/>
+                <w:color w:val="1A1F36"/>
+                <w:sz w:val="18"/>
+                <w:szCs w:val="18"/>
+              </w:rPr>
+              <w:t xml:space="preserve">составы команд перепутаны местами</w:t>
+            </w:r>
+          </w:p>
+        </w:tc>
+        <w:tc>
+          <w:tcPr>
+            <w:tcW w:type="dxa" w:w="2400"/>
+            <w:tcBorders>
+              <w:top w:val="single" w:color="C7CBDC" w:sz="4"/>
+              <w:left w:val="single" w:color="C7CBDC" w:sz="4"/>
+              <w:bottom w:val="single" w:color="C7CBDC" w:sz="4"/>
+              <w:right w:val="single" w:color="C7CBDC" w:sz="4"/>
+            </w:tcBorders>
+            <w:tcMar>
+              <w:top w:type="dxa" w:w="60"/>
+              <w:left w:type="dxa" w:w="90"/>
+              <w:bottom w:type="dxa" w:w="60"/>
+              <w:right w:type="dxa" w:w="90"/>
+            </w:tcMar>
+            <w:vAlign w:val="top"/>
+          </w:tcPr>
+          <w:p>
+            <w:pPr>
+              <w:spacing w:after="0"/>
+            </w:pPr>
+            <w:r>
+              <w:rPr>
+                <w:rFonts w:ascii="Calibri" w:cs="Calibri" w:eastAsia="Calibri" w:hAnsi="Calibri"/>
+                <w:b w:val="false"/>
+                <w:bCs w:val="false"/>
+                <w:i w:val="false"/>
+                <w:iCs w:val="false"/>
+                <w:color w:val="5A5F7A"/>
+                <w:sz w:val="18"/>
+                <w:szCs w:val="18"/>
+              </w:rPr>
               <w:t xml:space="preserve">—</w:t>
             </w:r>
           </w:p>
         </w:tc>
         <w:tc>
           <w:tcPr>
-            <w:tcW w:type="dxa" w:w="2600"/>
-            <w:tcBorders>
-              <w:top w:val="single" w:color="C7CBDC" w:sz="4"/>
-              <w:left w:val="single" w:color="C7CBDC" w:sz="4"/>
-              <w:bottom w:val="single" w:color="C7CBDC" w:sz="4"/>
-              <w:right w:val="single" w:color="C7CBDC" w:sz="4"/>
-            </w:tcBorders>
-            <w:tcMar>
-              <w:top w:type="dxa" w:w="60"/>
-              <w:left w:type="dxa" w:w="90"/>
-              <w:bottom w:type="dxa" w:w="60"/>
-              <w:right w:type="dxa" w:w="90"/>
-            </w:tcMar>
-            <w:vAlign w:val="top"/>
-          </w:tcPr>
-          <w:p>
-            <w:pPr>
-              <w:spacing w:after="0"/>
-            </w:pPr>
-            <w:r>
-              <w:rPr>
-                <w:rFonts w:ascii="Calibri" w:cs="Calibri" w:eastAsia="Calibri" w:hAnsi="Calibri"/>
-                <w:b w:val="false"/>
-                <w:bCs w:val="false"/>
-                <w:i w:val="false"/>
-                <w:iCs w:val="false"/>
-                <w:color w:val="1A1F36"/>
-                <w:sz w:val="18"/>
-                <w:szCs w:val="18"/>
-              </w:rPr>
-              <w:t xml:space="preserve">составы команд перепутаны местами</w:t>
-            </w:r>
-          </w:p>
-        </w:tc>
-        <w:tc>
-          <w:tcPr>
-            <w:tcW w:type="dxa" w:w="2400"/>
-            <w:tcBorders>
-              <w:top w:val="single" w:color="C7CBDC" w:sz="4"/>
-              <w:left w:val="single" w:color="C7CBDC" w:sz="4"/>
-              <w:bottom w:val="single" w:color="C7CBDC" w:sz="4"/>
-              <w:right w:val="single" w:color="C7CBDC" w:sz="4"/>
-            </w:tcBorders>
-            <w:tcMar>
-              <w:top w:type="dxa" w:w="60"/>
-              <w:left w:type="dxa" w:w="90"/>
-              <w:bottom w:type="dxa" w:w="60"/>
-              <w:right w:type="dxa" w:w="90"/>
-            </w:tcMar>
-            <w:vAlign w:val="top"/>
-          </w:tcPr>
-          <w:p>
-            <w:pPr>
-              <w:spacing w:after="0"/>
-            </w:pPr>
-            <w:r>
-              <w:rPr>
-                <w:rFonts w:ascii="Calibri" w:cs="Calibri" w:eastAsia="Calibri" w:hAnsi="Calibri"/>
-                <w:b w:val="false"/>
-                <w:bCs w:val="false"/>
-                <w:i w:val="false"/>
-                <w:iCs w:val="false"/>
-                <w:color w:val="5A5F7A"/>
-                <w:sz w:val="18"/>
-                <w:szCs w:val="18"/>
-              </w:rPr>
-              <w:t xml:space="preserve">—</w:t>
-            </w:r>
-          </w:p>
-        </w:tc>
-        <w:tc>
-          <w:tcPr>
             <w:tcW w:type="dxa" w:w="4400"/>
             <w:tcBorders>
               <w:top w:val="single" w:color="C7CBDC" w:sz="4"/>
@@ -21468,7 +21468,7 @@
                 <w:sz w:val="18"/>
                 <w:szCs w:val="18"/>
               </w:rPr>
-              <w:t xml:space="preserve">В стр. 76, стр. 91 составы команд «Айсфокс» и «Сармат» стоят не у тех команд: те же игроки в остальных матчах записаны наоборот. Уточнить, кто за кого играл.</w:t>
+              <w:t xml:space="preserve">В этих матчах составы команд Айсфокс и Сармат поменяны местами: игроки, указанные здесь в составе команды Айсфокс, в остальных матчах играют в составе команды Сармат, и наоборот. В каком из матчей команды указаны верно?</w:t>
             </w:r>
           </w:p>
         </w:tc>
@@ -21543,13 +21543,87 @@
                 <w:sz w:val="18"/>
                 <w:szCs w:val="18"/>
               </w:rPr>
+              <w:t xml:space="preserve">106</w:t>
+            </w:r>
+          </w:p>
+        </w:tc>
+        <w:tc>
+          <w:tcPr>
+            <w:tcW w:type="dxa" w:w="2600"/>
+            <w:tcBorders>
+              <w:top w:val="single" w:color="C7CBDC" w:sz="4"/>
+              <w:left w:val="single" w:color="C7CBDC" w:sz="4"/>
+              <w:bottom w:val="single" w:color="C7CBDC" w:sz="4"/>
+              <w:right w:val="single" w:color="C7CBDC" w:sz="4"/>
+            </w:tcBorders>
+            <w:shd w:fill="F7F8FC" w:color="auto" w:val="clear"/>
+            <w:tcMar>
+              <w:top w:type="dxa" w:w="60"/>
+              <w:left w:type="dxa" w:w="90"/>
+              <w:bottom w:type="dxa" w:w="60"/>
+              <w:right w:type="dxa" w:w="90"/>
+            </w:tcMar>
+            <w:vAlign w:val="top"/>
+          </w:tcPr>
+          <w:p>
+            <w:pPr>
+              <w:spacing w:after="0"/>
+            </w:pPr>
+            <w:r>
+              <w:rPr>
+                <w:rFonts w:ascii="Calibri" w:cs="Calibri" w:eastAsia="Calibri" w:hAnsi="Calibri"/>
+                <w:b w:val="false"/>
+                <w:bCs w:val="false"/>
+                <w:i w:val="false"/>
+                <w:iCs w:val="false"/>
+                <w:color w:val="1A1F36"/>
+                <w:sz w:val="18"/>
+                <w:szCs w:val="18"/>
+              </w:rPr>
+              <w:t xml:space="preserve">составы команд перепутаны местами</w:t>
+            </w:r>
+          </w:p>
+        </w:tc>
+        <w:tc>
+          <w:tcPr>
+            <w:tcW w:type="dxa" w:w="2400"/>
+            <w:tcBorders>
+              <w:top w:val="single" w:color="C7CBDC" w:sz="4"/>
+              <w:left w:val="single" w:color="C7CBDC" w:sz="4"/>
+              <w:bottom w:val="single" w:color="C7CBDC" w:sz="4"/>
+              <w:right w:val="single" w:color="C7CBDC" w:sz="4"/>
+            </w:tcBorders>
+            <w:shd w:fill="F7F8FC" w:color="auto" w:val="clear"/>
+            <w:tcMar>
+              <w:top w:type="dxa" w:w="60"/>
+              <w:left w:type="dxa" w:w="90"/>
+              <w:bottom w:type="dxa" w:w="60"/>
+              <w:right w:type="dxa" w:w="90"/>
+            </w:tcMar>
+            <w:vAlign w:val="top"/>
+          </w:tcPr>
+          <w:p>
+            <w:pPr>
+              <w:spacing w:after="0"/>
+            </w:pPr>
+            <w:r>
+              <w:rPr>
+                <w:rFonts w:ascii="Calibri" w:cs="Calibri" w:eastAsia="Calibri" w:hAnsi="Calibri"/>
+                <w:b w:val="false"/>
+                <w:bCs w:val="false"/>
+                <w:i w:val="false"/>
+                <w:iCs w:val="false"/>
+                <w:color w:val="5A5F7A"/>
+                <w:sz w:val="18"/>
+                <w:szCs w:val="18"/>
+              </w:rPr>
               <w:t xml:space="preserve">—</w:t>
             </w:r>
           </w:p>
         </w:tc>
         <w:tc>
           <w:tcPr>
-            <w:tcW w:type="dxa" w:w="2600"/>
+            <w:tcW w:type="dxa" w:w="4400"/>
             <w:tcBorders>
               <w:top w:val="single" w:color="C7CBDC" w:sz="4"/>
               <w:left w:val="single" w:color="C7CBDC" w:sz="4"/>
@@ -21567,94 +21641,20 @@
           </w:tcPr>
           <w:p>
             <w:pPr>
-              <w:spacing w:after="0"/>
-            </w:pPr>
-            <w:r>
-              <w:rPr>
-                <w:rFonts w:ascii="Calibri" w:cs="Calibri" w:eastAsia="Calibri" w:hAnsi="Calibri"/>
-                <w:b w:val="false"/>
-                <w:bCs w:val="false"/>
-                <w:i w:val="false"/>
-                <w:iCs w:val="false"/>
-                <w:color w:val="1A1F36"/>
-                <w:sz w:val="18"/>
-                <w:szCs w:val="18"/>
-              </w:rPr>
-              <w:t xml:space="preserve">составы команд перепутаны местами</w:t>
-            </w:r>
-          </w:p>
-        </w:tc>
-        <w:tc>
-          <w:tcPr>
-            <w:tcW w:type="dxa" w:w="2400"/>
-            <w:tcBorders>
-              <w:top w:val="single" w:color="C7CBDC" w:sz="4"/>
-              <w:left w:val="single" w:color="C7CBDC" w:sz="4"/>
-              <w:bottom w:val="single" w:color="C7CBDC" w:sz="4"/>
-              <w:right w:val="single" w:color="C7CBDC" w:sz="4"/>
-            </w:tcBorders>
-            <w:shd w:fill="F7F8FC" w:color="auto" w:val="clear"/>
-            <w:tcMar>
-              <w:top w:type="dxa" w:w="60"/>
-              <w:left w:type="dxa" w:w="90"/>
-              <w:bottom w:type="dxa" w:w="60"/>
-              <w:right w:type="dxa" w:w="90"/>
-            </w:tcMar>
-            <w:vAlign w:val="top"/>
-          </w:tcPr>
-          <w:p>
-            <w:pPr>
-              <w:spacing w:after="0"/>
-            </w:pPr>
-            <w:r>
-              <w:rPr>
-                <w:rFonts w:ascii="Calibri" w:cs="Calibri" w:eastAsia="Calibri" w:hAnsi="Calibri"/>
-                <w:b w:val="false"/>
-                <w:bCs w:val="false"/>
-                <w:i w:val="false"/>
-                <w:iCs w:val="false"/>
-                <w:color w:val="5A5F7A"/>
-                <w:sz w:val="18"/>
-                <w:szCs w:val="18"/>
-              </w:rPr>
-              <w:t xml:space="preserve">—</w:t>
-            </w:r>
-          </w:p>
-        </w:tc>
-        <w:tc>
-          <w:tcPr>
-            <w:tcW w:type="dxa" w:w="4400"/>
-            <w:tcBorders>
-              <w:top w:val="single" w:color="C7CBDC" w:sz="4"/>
-              <w:left w:val="single" w:color="C7CBDC" w:sz="4"/>
-              <w:bottom w:val="single" w:color="C7CBDC" w:sz="4"/>
-              <w:right w:val="single" w:color="C7CBDC" w:sz="4"/>
-            </w:tcBorders>
-            <w:shd w:fill="F7F8FC" w:color="auto" w:val="clear"/>
-            <w:tcMar>
-              <w:top w:type="dxa" w:w="60"/>
-              <w:left w:type="dxa" w:w="90"/>
-              <w:bottom w:type="dxa" w:w="60"/>
-              <w:right w:type="dxa" w:w="90"/>
-            </w:tcMar>
-            <w:vAlign w:val="top"/>
-          </w:tcPr>
-          <w:p>
-            <w:pPr>
-              <w:spacing w:after="0" w:before="0"/>
-            </w:pPr>
-            <w:r>
-              <w:rPr>
-                <w:rFonts w:ascii="Calibri" w:cs="Calibri" w:eastAsia="Calibri" w:hAnsi="Calibri"/>
-                <w:b w:val="false"/>
-                <w:bCs w:val="false"/>
-                <w:i w:val="false"/>
-                <w:iCs w:val="false"/>
-                <w:color w:val="1A1F36"/>
-                <w:sz w:val="18"/>
-                <w:szCs w:val="18"/>
-              </w:rPr>
-              <w:t xml:space="preserve">В стр. 106 составы команд «Айсфокс» и «Факел» стоят не у тех команд: те же игроки в остальных матчах записаны наоборот. Уточнить, кто за кого играл.</w:t>
+              <w:spacing w:after="0" w:before="0"/>
+            </w:pPr>
+            <w:r>
+              <w:rPr>
+                <w:rFonts w:ascii="Calibri" w:cs="Calibri" w:eastAsia="Calibri" w:hAnsi="Calibri"/>
+                <w:b w:val="false"/>
+                <w:bCs w:val="false"/>
+                <w:i w:val="false"/>
+                <w:iCs w:val="false"/>
+                <w:color w:val="1A1F36"/>
+                <w:sz w:val="18"/>
+                <w:szCs w:val="18"/>
+              </w:rPr>
+              <w:t xml:space="preserve">В этих матчах составы команд Айсфокс и Факел поменяны местами: игроки, указанные здесь в составе команды Айсфокс, в остальных матчах играют в составе команды Факел, и наоборот. В каком из матчей команды указаны верно?</w:t>
             </w:r>
           </w:p>
         </w:tc>
@@ -21728,84 +21728,84 @@
                 <w:sz w:val="18"/>
                 <w:szCs w:val="18"/>
               </w:rPr>
+              <w:t xml:space="preserve">136, 151</w:t>
+            </w:r>
+          </w:p>
+        </w:tc>
+        <w:tc>
+          <w:tcPr>
+            <w:tcW w:type="dxa" w:w="2600"/>
+            <w:tcBorders>
+              <w:top w:val="single" w:color="C7CBDC" w:sz="4"/>
+              <w:left w:val="single" w:color="C7CBDC" w:sz="4"/>
+              <w:bottom w:val="single" w:color="C7CBDC" w:sz="4"/>
+              <w:right w:val="single" w:color="C7CBDC" w:sz="4"/>
+            </w:tcBorders>
+            <w:tcMar>
+              <w:top w:type="dxa" w:w="60"/>
+              <w:left w:type="dxa" w:w="90"/>
+              <w:bottom w:type="dxa" w:w="60"/>
+              <w:right w:type="dxa" w:w="90"/>
+            </w:tcMar>
+            <w:vAlign w:val="top"/>
+          </w:tcPr>
+          <w:p>
+            <w:pPr>
+              <w:spacing w:after="0"/>
+            </w:pPr>
+            <w:r>
+              <w:rPr>
+                <w:rFonts w:ascii="Calibri" w:cs="Calibri" w:eastAsia="Calibri" w:hAnsi="Calibri"/>
+                <w:b w:val="false"/>
+                <w:bCs w:val="false"/>
+                <w:i w:val="false"/>
+                <w:iCs w:val="false"/>
+                <w:color w:val="1A1F36"/>
+                <w:sz w:val="18"/>
+                <w:szCs w:val="18"/>
+              </w:rPr>
+              <w:t xml:space="preserve">составы команд перепутаны местами</w:t>
+            </w:r>
+          </w:p>
+        </w:tc>
+        <w:tc>
+          <w:tcPr>
+            <w:tcW w:type="dxa" w:w="2400"/>
+            <w:tcBorders>
+              <w:top w:val="single" w:color="C7CBDC" w:sz="4"/>
+              <w:left w:val="single" w:color="C7CBDC" w:sz="4"/>
+              <w:bottom w:val="single" w:color="C7CBDC" w:sz="4"/>
+              <w:right w:val="single" w:color="C7CBDC" w:sz="4"/>
+            </w:tcBorders>
+            <w:tcMar>
+              <w:top w:type="dxa" w:w="60"/>
+              <w:left w:type="dxa" w:w="90"/>
+              <w:bottom w:type="dxa" w:w="60"/>
+              <w:right w:type="dxa" w:w="90"/>
+            </w:tcMar>
+            <w:vAlign w:val="top"/>
+          </w:tcPr>
+          <w:p>
+            <w:pPr>
+              <w:spacing w:after="0"/>
+            </w:pPr>
+            <w:r>
+              <w:rPr>
+                <w:rFonts w:ascii="Calibri" w:cs="Calibri" w:eastAsia="Calibri" w:hAnsi="Calibri"/>
+                <w:b w:val="false"/>
+                <w:bCs w:val="false"/>
+                <w:i w:val="false"/>
+                <w:iCs w:val="false"/>
+                <w:color w:val="5A5F7A"/>
+                <w:sz w:val="18"/>
+                <w:szCs w:val="18"/>
+              </w:rPr>
               <w:t xml:space="preserve">—</w:t>
             </w:r>
           </w:p>
         </w:tc>
         <w:tc>
           <w:tcPr>
-            <w:tcW w:type="dxa" w:w="2600"/>
-            <w:tcBorders>
-              <w:top w:val="single" w:color="C7CBDC" w:sz="4"/>
-              <w:left w:val="single" w:color="C7CBDC" w:sz="4"/>
-              <w:bottom w:val="single" w:color="C7CBDC" w:sz="4"/>
-              <w:right w:val="single" w:color="C7CBDC" w:sz="4"/>
-            </w:tcBorders>
-            <w:tcMar>
-              <w:top w:type="dxa" w:w="60"/>
-              <w:left w:type="dxa" w:w="90"/>
-              <w:bottom w:type="dxa" w:w="60"/>
-              <w:right w:type="dxa" w:w="90"/>
-            </w:tcMar>
-            <w:vAlign w:val="top"/>
-          </w:tcPr>
-          <w:p>
-            <w:pPr>
-              <w:spacing w:after="0"/>
-            </w:pPr>
-            <w:r>
-              <w:rPr>
-                <w:rFonts w:ascii="Calibri" w:cs="Calibri" w:eastAsia="Calibri" w:hAnsi="Calibri"/>
-                <w:b w:val="false"/>
-                <w:bCs w:val="false"/>
-                <w:i w:val="false"/>
-                <w:iCs w:val="false"/>
-                <w:color w:val="1A1F36"/>
-                <w:sz w:val="18"/>
-                <w:szCs w:val="18"/>
-              </w:rPr>
-              <w:t xml:space="preserve">составы команд перепутаны местами</w:t>
-            </w:r>
-          </w:p>
-        </w:tc>
-        <w:tc>
-          <w:tcPr>
-            <w:tcW w:type="dxa" w:w="2400"/>
-            <w:tcBorders>
-              <w:top w:val="single" w:color="C7CBDC" w:sz="4"/>
-              <w:left w:val="single" w:color="C7CBDC" w:sz="4"/>
-              <w:bottom w:val="single" w:color="C7CBDC" w:sz="4"/>
-              <w:right w:val="single" w:color="C7CBDC" w:sz="4"/>
-            </w:tcBorders>
-            <w:tcMar>
-              <w:top w:type="dxa" w:w="60"/>
-              <w:left w:type="dxa" w:w="90"/>
-              <w:bottom w:type="dxa" w:w="60"/>
-              <w:right w:type="dxa" w:w="90"/>
-            </w:tcMar>
-            <w:vAlign w:val="top"/>
-          </w:tcPr>
-          <w:p>
-            <w:pPr>
-              <w:spacing w:after="0"/>
-            </w:pPr>
-            <w:r>
-              <w:rPr>
-                <w:rFonts w:ascii="Calibri" w:cs="Calibri" w:eastAsia="Calibri" w:hAnsi="Calibri"/>
-                <w:b w:val="false"/>
-                <w:bCs w:val="false"/>
-                <w:i w:val="false"/>
-                <w:iCs w:val="false"/>
-                <w:color w:val="5A5F7A"/>
-                <w:sz w:val="18"/>
-                <w:szCs w:val="18"/>
-              </w:rPr>
-              <w:t xml:space="preserve">—</w:t>
-            </w:r>
-          </w:p>
-        </w:tc>
-        <w:tc>
-          <w:tcPr>
             <w:tcW w:type="dxa" w:w="4400"/>
             <w:tcBorders>
               <w:top w:val="single" w:color="C7CBDC" w:sz="4"/>
@@ -21836,7 +21836,7 @@
                 <w:sz w:val="18"/>
                 <w:szCs w:val="18"/>
               </w:rPr>
-              <w:t xml:space="preserve">В стр. 136, стр. 151 составы команд «Айсфокс» и «Штурм» стоят не у тех команд: те же игроки в остальных матчах записаны наоборот. Уточнить, кто за кого играл.</w:t>
+              <w:t xml:space="preserve">В этих матчах составы команд Айсфокс и Штурм поменяны местами: игроки, указанные здесь в составе команды Айсфокс, в остальных матчах играют в составе команды Штурм, и наоборот. В каком из матчей команды указаны верно?</w:t>
             </w:r>
           </w:p>
         </w:tc>
@@ -21911,13 +21911,87 @@
                 <w:sz w:val="18"/>
                 <w:szCs w:val="18"/>
               </w:rPr>
+              <w:t xml:space="preserve">166</w:t>
+            </w:r>
+          </w:p>
+        </w:tc>
+        <w:tc>
+          <w:tcPr>
+            <w:tcW w:type="dxa" w:w="2600"/>
+            <w:tcBorders>
+              <w:top w:val="single" w:color="C7CBDC" w:sz="4"/>
+              <w:left w:val="single" w:color="C7CBDC" w:sz="4"/>
+              <w:bottom w:val="single" w:color="C7CBDC" w:sz="4"/>
+              <w:right w:val="single" w:color="C7CBDC" w:sz="4"/>
+            </w:tcBorders>
+            <w:shd w:fill="F7F8FC" w:color="auto" w:val="clear"/>
+            <w:tcMar>
+              <w:top w:type="dxa" w:w="60"/>
+              <w:left w:type="dxa" w:w="90"/>
+              <w:bottom w:type="dxa" w:w="60"/>
+              <w:right w:type="dxa" w:w="90"/>
+            </w:tcMar>
+            <w:vAlign w:val="top"/>
+          </w:tcPr>
+          <w:p>
+            <w:pPr>
+              <w:spacing w:after="0"/>
+            </w:pPr>
+            <w:r>
+              <w:rPr>
+                <w:rFonts w:ascii="Calibri" w:cs="Calibri" w:eastAsia="Calibri" w:hAnsi="Calibri"/>
+                <w:b w:val="false"/>
+                <w:bCs w:val="false"/>
+                <w:i w:val="false"/>
+                <w:iCs w:val="false"/>
+                <w:color w:val="1A1F36"/>
+                <w:sz w:val="18"/>
+                <w:szCs w:val="18"/>
+              </w:rPr>
+              <w:t xml:space="preserve">составы команд перепутаны местами</w:t>
+            </w:r>
+          </w:p>
+        </w:tc>
+        <w:tc>
+          <w:tcPr>
+            <w:tcW w:type="dxa" w:w="2400"/>
+            <w:tcBorders>
+              <w:top w:val="single" w:color="C7CBDC" w:sz="4"/>
+              <w:left w:val="single" w:color="C7CBDC" w:sz="4"/>
+              <w:bottom w:val="single" w:color="C7CBDC" w:sz="4"/>
+              <w:right w:val="single" w:color="C7CBDC" w:sz="4"/>
+            </w:tcBorders>
+            <w:shd w:fill="F7F8FC" w:color="auto" w:val="clear"/>
+            <w:tcMar>
+              <w:top w:type="dxa" w:w="60"/>
+              <w:left w:type="dxa" w:w="90"/>
+              <w:bottom w:type="dxa" w:w="60"/>
+              <w:right w:type="dxa" w:w="90"/>
+            </w:tcMar>
+            <w:vAlign w:val="top"/>
+          </w:tcPr>
+          <w:p>
+            <w:pPr>
+              <w:spacing w:after="0"/>
+            </w:pPr>
+            <w:r>
+              <w:rPr>
+                <w:rFonts w:ascii="Calibri" w:cs="Calibri" w:eastAsia="Calibri" w:hAnsi="Calibri"/>
+                <w:b w:val="false"/>
+                <w:bCs w:val="false"/>
+                <w:i w:val="false"/>
+                <w:iCs w:val="false"/>
+                <w:color w:val="5A5F7A"/>
+                <w:sz w:val="18"/>
+                <w:szCs w:val="18"/>
+              </w:rPr>
               <w:t xml:space="preserve">—</w:t>
             </w:r>
           </w:p>
         </w:tc>
         <w:tc>
           <w:tcPr>
-            <w:tcW w:type="dxa" w:w="2600"/>
+            <w:tcW w:type="dxa" w:w="4400"/>
             <w:tcBorders>
               <w:top w:val="single" w:color="C7CBDC" w:sz="4"/>
               <w:left w:val="single" w:color="C7CBDC" w:sz="4"/>
@@ -21935,94 +22009,20 @@
           </w:tcPr>
           <w:p>
             <w:pPr>
-              <w:spacing w:after="0"/>
-            </w:pPr>
-            <w:r>
-              <w:rPr>
-                <w:rFonts w:ascii="Calibri" w:cs="Calibri" w:eastAsia="Calibri" w:hAnsi="Calibri"/>
-                <w:b w:val="false"/>
-                <w:bCs w:val="false"/>
-                <w:i w:val="false"/>
-                <w:iCs w:val="false"/>
-                <w:color w:val="1A1F36"/>
-                <w:sz w:val="18"/>
-                <w:szCs w:val="18"/>
-              </w:rPr>
-              <w:t xml:space="preserve">составы команд перепутаны местами</w:t>
-            </w:r>
-          </w:p>
-        </w:tc>
-        <w:tc>
-          <w:tcPr>
-            <w:tcW w:type="dxa" w:w="2400"/>
-            <w:tcBorders>
-              <w:top w:val="single" w:color="C7CBDC" w:sz="4"/>
-              <w:left w:val="single" w:color="C7CBDC" w:sz="4"/>
-              <w:bottom w:val="single" w:color="C7CBDC" w:sz="4"/>
-              <w:right w:val="single" w:color="C7CBDC" w:sz="4"/>
-            </w:tcBorders>
-            <w:shd w:fill="F7F8FC" w:color="auto" w:val="clear"/>
-            <w:tcMar>
-              <w:top w:type="dxa" w:w="60"/>
-              <w:left w:type="dxa" w:w="90"/>
-              <w:bottom w:type="dxa" w:w="60"/>
-              <w:right w:type="dxa" w:w="90"/>
-            </w:tcMar>
-            <w:vAlign w:val="top"/>
-          </w:tcPr>
-          <w:p>
-            <w:pPr>
-              <w:spacing w:after="0"/>
-            </w:pPr>
-            <w:r>
-              <w:rPr>
-                <w:rFonts w:ascii="Calibri" w:cs="Calibri" w:eastAsia="Calibri" w:hAnsi="Calibri"/>
-                <w:b w:val="false"/>
-                <w:bCs w:val="false"/>
-                <w:i w:val="false"/>
-                <w:iCs w:val="false"/>
-                <w:color w:val="5A5F7A"/>
-                <w:sz w:val="18"/>
-                <w:szCs w:val="18"/>
-              </w:rPr>
-              <w:t xml:space="preserve">—</w:t>
-            </w:r>
-          </w:p>
-        </w:tc>
-        <w:tc>
-          <w:tcPr>
-            <w:tcW w:type="dxa" w:w="4400"/>
-            <w:tcBorders>
-              <w:top w:val="single" w:color="C7CBDC" w:sz="4"/>
-              <w:left w:val="single" w:color="C7CBDC" w:sz="4"/>
-              <w:bottom w:val="single" w:color="C7CBDC" w:sz="4"/>
-              <w:right w:val="single" w:color="C7CBDC" w:sz="4"/>
-            </w:tcBorders>
-            <w:shd w:fill="F7F8FC" w:color="auto" w:val="clear"/>
-            <w:tcMar>
-              <w:top w:type="dxa" w:w="60"/>
-              <w:left w:type="dxa" w:w="90"/>
-              <w:bottom w:type="dxa" w:w="60"/>
-              <w:right w:type="dxa" w:w="90"/>
-            </w:tcMar>
-            <w:vAlign w:val="top"/>
-          </w:tcPr>
-          <w:p>
-            <w:pPr>
-              <w:spacing w:after="0" w:before="0"/>
-            </w:pPr>
-            <w:r>
-              <w:rPr>
-                <w:rFonts w:ascii="Calibri" w:cs="Calibri" w:eastAsia="Calibri" w:hAnsi="Calibri"/>
-                <w:b w:val="false"/>
-                <w:bCs w:val="false"/>
-                <w:i w:val="false"/>
-                <w:iCs w:val="false"/>
-                <w:color w:val="1A1F36"/>
-                <w:sz w:val="18"/>
-                <w:szCs w:val="18"/>
-              </w:rPr>
-              <w:t xml:space="preserve">В стр. 166 составы команд «Сармат» и «Спортдепо» стоят не у тех команд: те же игроки в остальных матчах записаны наоборот. Уточнить, кто за кого играл.</w:t>
+              <w:spacing w:after="0" w:before="0"/>
+            </w:pPr>
+            <w:r>
+              <w:rPr>
+                <w:rFonts w:ascii="Calibri" w:cs="Calibri" w:eastAsia="Calibri" w:hAnsi="Calibri"/>
+                <w:b w:val="false"/>
+                <w:bCs w:val="false"/>
+                <w:i w:val="false"/>
+                <w:iCs w:val="false"/>
+                <w:color w:val="1A1F36"/>
+                <w:sz w:val="18"/>
+                <w:szCs w:val="18"/>
+              </w:rPr>
+              <w:t xml:space="preserve">В этих матчах составы команд Сармат и Спортдепо поменяны местами: игроки, указанные здесь в составе команды Сармат, в остальных матчах играют в составе команды Спортдепо, и наоборот. В каком из матчей команды указаны верно?</w:t>
             </w:r>
           </w:p>
         </w:tc>
@@ -22096,84 +22096,84 @@
                 <w:sz w:val="18"/>
                 <w:szCs w:val="18"/>
               </w:rPr>
+              <w:t xml:space="preserve">91</w:t>
+            </w:r>
+          </w:p>
+        </w:tc>
+        <w:tc>
+          <w:tcPr>
+            <w:tcW w:type="dxa" w:w="2600"/>
+            <w:tcBorders>
+              <w:top w:val="single" w:color="C7CBDC" w:sz="4"/>
+              <w:left w:val="single" w:color="C7CBDC" w:sz="4"/>
+              <w:bottom w:val="single" w:color="C7CBDC" w:sz="4"/>
+              <w:right w:val="single" w:color="C7CBDC" w:sz="4"/>
+            </w:tcBorders>
+            <w:tcMar>
+              <w:top w:type="dxa" w:w="60"/>
+              <w:left w:type="dxa" w:w="90"/>
+              <w:bottom w:type="dxa" w:w="60"/>
+              <w:right w:type="dxa" w:w="90"/>
+            </w:tcMar>
+            <w:vAlign w:val="top"/>
+          </w:tcPr>
+          <w:p>
+            <w:pPr>
+              <w:spacing w:after="0"/>
+            </w:pPr>
+            <w:r>
+              <w:rPr>
+                <w:rFonts w:ascii="Calibri" w:cs="Calibri" w:eastAsia="Calibri" w:hAnsi="Calibri"/>
+                <w:b w:val="false"/>
+                <w:bCs w:val="false"/>
+                <w:i w:val="false"/>
+                <w:iCs w:val="false"/>
+                <w:color w:val="1A1F36"/>
+                <w:sz w:val="18"/>
+                <w:szCs w:val="18"/>
+              </w:rPr>
+              <w:t xml:space="preserve">посторонние символы в ФИО</w:t>
+            </w:r>
+          </w:p>
+        </w:tc>
+        <w:tc>
+          <w:tcPr>
+            <w:tcW w:type="dxa" w:w="2400"/>
+            <w:tcBorders>
+              <w:top w:val="single" w:color="C7CBDC" w:sz="4"/>
+              <w:left w:val="single" w:color="C7CBDC" w:sz="4"/>
+              <w:bottom w:val="single" w:color="C7CBDC" w:sz="4"/>
+              <w:right w:val="single" w:color="C7CBDC" w:sz="4"/>
+            </w:tcBorders>
+            <w:tcMar>
+              <w:top w:type="dxa" w:w="60"/>
+              <w:left w:type="dxa" w:w="90"/>
+              <w:bottom w:type="dxa" w:w="60"/>
+              <w:right w:type="dxa" w:w="90"/>
+            </w:tcMar>
+            <w:vAlign w:val="top"/>
+          </w:tcPr>
+          <w:p>
+            <w:pPr>
+              <w:spacing w:after="0"/>
+            </w:pPr>
+            <w:r>
+              <w:rPr>
+                <w:rFonts w:ascii="Calibri" w:cs="Calibri" w:eastAsia="Calibri" w:hAnsi="Calibri"/>
+                <w:b w:val="false"/>
+                <w:bCs w:val="false"/>
+                <w:i w:val="false"/>
+                <w:iCs w:val="false"/>
+                <w:color w:val="5A5F7A"/>
+                <w:sz w:val="18"/>
+                <w:szCs w:val="18"/>
+              </w:rPr>
               <w:t xml:space="preserve">—</w:t>
             </w:r>
           </w:p>
         </w:tc>
         <w:tc>
           <w:tcPr>
-            <w:tcW w:type="dxa" w:w="2600"/>
-            <w:tcBorders>
-              <w:top w:val="single" w:color="C7CBDC" w:sz="4"/>
-              <w:left w:val="single" w:color="C7CBDC" w:sz="4"/>
-              <w:bottom w:val="single" w:color="C7CBDC" w:sz="4"/>
-              <w:right w:val="single" w:color="C7CBDC" w:sz="4"/>
-            </w:tcBorders>
-            <w:tcMar>
-              <w:top w:type="dxa" w:w="60"/>
-              <w:left w:type="dxa" w:w="90"/>
-              <w:bottom w:type="dxa" w:w="60"/>
-              <w:right w:type="dxa" w:w="90"/>
-            </w:tcMar>
-            <w:vAlign w:val="top"/>
-          </w:tcPr>
-          <w:p>
-            <w:pPr>
-              <w:spacing w:after="0"/>
-            </w:pPr>
-            <w:r>
-              <w:rPr>
-                <w:rFonts w:ascii="Calibri" w:cs="Calibri" w:eastAsia="Calibri" w:hAnsi="Calibri"/>
-                <w:b w:val="false"/>
-                <w:bCs w:val="false"/>
-                <w:i w:val="false"/>
-                <w:iCs w:val="false"/>
-                <w:color w:val="1A1F36"/>
-                <w:sz w:val="18"/>
-                <w:szCs w:val="18"/>
-              </w:rPr>
-              <w:t xml:space="preserve">посторонние символы в ФИО</w:t>
-            </w:r>
-          </w:p>
-        </w:tc>
-        <w:tc>
-          <w:tcPr>
-            <w:tcW w:type="dxa" w:w="2400"/>
-            <w:tcBorders>
-              <w:top w:val="single" w:color="C7CBDC" w:sz="4"/>
-              <w:left w:val="single" w:color="C7CBDC" w:sz="4"/>
-              <w:bottom w:val="single" w:color="C7CBDC" w:sz="4"/>
-              <w:right w:val="single" w:color="C7CBDC" w:sz="4"/>
-            </w:tcBorders>
-            <w:tcMar>
-              <w:top w:type="dxa" w:w="60"/>
-              <w:left w:type="dxa" w:w="90"/>
-              <w:bottom w:type="dxa" w:w="60"/>
-              <w:right w:type="dxa" w:w="90"/>
-            </w:tcMar>
-            <w:vAlign w:val="top"/>
-          </w:tcPr>
-          <w:p>
-            <w:pPr>
-              <w:spacing w:after="0"/>
-            </w:pPr>
-            <w:r>
-              <w:rPr>
-                <w:rFonts w:ascii="Calibri" w:cs="Calibri" w:eastAsia="Calibri" w:hAnsi="Calibri"/>
-                <w:b w:val="false"/>
-                <w:bCs w:val="false"/>
-                <w:i w:val="false"/>
-                <w:iCs w:val="false"/>
-                <w:color w:val="5A5F7A"/>
-                <w:sz w:val="18"/>
-                <w:szCs w:val="18"/>
-              </w:rPr>
-              <w:t xml:space="preserve">—</w:t>
-            </w:r>
-          </w:p>
-        </w:tc>
-        <w:tc>
-          <w:tcPr>
             <w:tcW w:type="dxa" w:w="4400"/>
             <w:tcBorders>
               <w:top w:val="single" w:color="C7CBDC" w:sz="4"/>
@@ -22204,7 +22204,7 @@
                 <w:sz w:val="18"/>
                 <w:szCs w:val="18"/>
               </w:rPr>
-              <w:t xml:space="preserve">В составе «Айсфокс» игрок записан как «1) Козлов Артем Владимирович» — в начале лишние символы. стр. 91.</w:t>
+              <w:t xml:space="preserve">В составе Айсфокс игрок записан как 1) Козлов Артем Владимирович — в начале лишние символы. Должно быть Козлов Артем Владимирович?</w:t>
             </w:r>
           </w:p>
         </w:tc>
@@ -22279,13 +22279,87 @@
                 <w:sz w:val="18"/>
                 <w:szCs w:val="18"/>
               </w:rPr>
+              <w:t xml:space="preserve">76</w:t>
+            </w:r>
+          </w:p>
+        </w:tc>
+        <w:tc>
+          <w:tcPr>
+            <w:tcW w:type="dxa" w:w="2600"/>
+            <w:tcBorders>
+              <w:top w:val="single" w:color="C7CBDC" w:sz="4"/>
+              <w:left w:val="single" w:color="C7CBDC" w:sz="4"/>
+              <w:bottom w:val="single" w:color="C7CBDC" w:sz="4"/>
+              <w:right w:val="single" w:color="C7CBDC" w:sz="4"/>
+            </w:tcBorders>
+            <w:shd w:fill="F7F8FC" w:color="auto" w:val="clear"/>
+            <w:tcMar>
+              <w:top w:type="dxa" w:w="60"/>
+              <w:left w:type="dxa" w:w="90"/>
+              <w:bottom w:type="dxa" w:w="60"/>
+              <w:right w:type="dxa" w:w="90"/>
+            </w:tcMar>
+            <w:vAlign w:val="top"/>
+          </w:tcPr>
+          <w:p>
+            <w:pPr>
+              <w:spacing w:after="0"/>
+            </w:pPr>
+            <w:r>
+              <w:rPr>
+                <w:rFonts w:ascii="Calibri" w:cs="Calibri" w:eastAsia="Calibri" w:hAnsi="Calibri"/>
+                <w:b w:val="false"/>
+                <w:bCs w:val="false"/>
+                <w:i w:val="false"/>
+                <w:iCs w:val="false"/>
+                <w:color w:val="1A1F36"/>
+                <w:sz w:val="18"/>
+                <w:szCs w:val="18"/>
+              </w:rPr>
+              <w:t xml:space="preserve">посторонние символы в ФИО</w:t>
+            </w:r>
+          </w:p>
+        </w:tc>
+        <w:tc>
+          <w:tcPr>
+            <w:tcW w:type="dxa" w:w="2400"/>
+            <w:tcBorders>
+              <w:top w:val="single" w:color="C7CBDC" w:sz="4"/>
+              <w:left w:val="single" w:color="C7CBDC" w:sz="4"/>
+              <w:bottom w:val="single" w:color="C7CBDC" w:sz="4"/>
+              <w:right w:val="single" w:color="C7CBDC" w:sz="4"/>
+            </w:tcBorders>
+            <w:shd w:fill="F7F8FC" w:color="auto" w:val="clear"/>
+            <w:tcMar>
+              <w:top w:type="dxa" w:w="60"/>
+              <w:left w:type="dxa" w:w="90"/>
+              <w:bottom w:type="dxa" w:w="60"/>
+              <w:right w:type="dxa" w:w="90"/>
+            </w:tcMar>
+            <w:vAlign w:val="top"/>
+          </w:tcPr>
+          <w:p>
+            <w:pPr>
+              <w:spacing w:after="0"/>
+            </w:pPr>
+            <w:r>
+              <w:rPr>
+                <w:rFonts w:ascii="Calibri" w:cs="Calibri" w:eastAsia="Calibri" w:hAnsi="Calibri"/>
+                <w:b w:val="false"/>
+                <w:bCs w:val="false"/>
+                <w:i w:val="false"/>
+                <w:iCs w:val="false"/>
+                <w:color w:val="5A5F7A"/>
+                <w:sz w:val="18"/>
+                <w:szCs w:val="18"/>
+              </w:rPr>
               <w:t xml:space="preserve">—</w:t>
             </w:r>
           </w:p>
         </w:tc>
         <w:tc>
           <w:tcPr>
-            <w:tcW w:type="dxa" w:w="2600"/>
+            <w:tcW w:type="dxa" w:w="4400"/>
             <w:tcBorders>
               <w:top w:val="single" w:color="C7CBDC" w:sz="4"/>
               <w:left w:val="single" w:color="C7CBDC" w:sz="4"/>
@@ -22303,94 +22377,20 @@
           </w:tcPr>
           <w:p>
             <w:pPr>
-              <w:spacing w:after="0"/>
-            </w:pPr>
-            <w:r>
-              <w:rPr>
-                <w:rFonts w:ascii="Calibri" w:cs="Calibri" w:eastAsia="Calibri" w:hAnsi="Calibri"/>
-                <w:b w:val="false"/>
-                <w:bCs w:val="false"/>
-                <w:i w:val="false"/>
-                <w:iCs w:val="false"/>
-                <w:color w:val="1A1F36"/>
-                <w:sz w:val="18"/>
-                <w:szCs w:val="18"/>
-              </w:rPr>
-              <w:t xml:space="preserve">посторонние символы в ФИО</w:t>
-            </w:r>
-          </w:p>
-        </w:tc>
-        <w:tc>
-          <w:tcPr>
-            <w:tcW w:type="dxa" w:w="2400"/>
-            <w:tcBorders>
-              <w:top w:val="single" w:color="C7CBDC" w:sz="4"/>
-              <w:left w:val="single" w:color="C7CBDC" w:sz="4"/>
-              <w:bottom w:val="single" w:color="C7CBDC" w:sz="4"/>
-              <w:right w:val="single" w:color="C7CBDC" w:sz="4"/>
-            </w:tcBorders>
-            <w:shd w:fill="F7F8FC" w:color="auto" w:val="clear"/>
-            <w:tcMar>
-              <w:top w:type="dxa" w:w="60"/>
-              <w:left w:type="dxa" w:w="90"/>
-              <w:bottom w:type="dxa" w:w="60"/>
-              <w:right w:type="dxa" w:w="90"/>
-            </w:tcMar>
-            <w:vAlign w:val="top"/>
-          </w:tcPr>
-          <w:p>
-            <w:pPr>
-              <w:spacing w:after="0"/>
-            </w:pPr>
-            <w:r>
-              <w:rPr>
-                <w:rFonts w:ascii="Calibri" w:cs="Calibri" w:eastAsia="Calibri" w:hAnsi="Calibri"/>
-                <w:b w:val="false"/>
-                <w:bCs w:val="false"/>
-                <w:i w:val="false"/>
-                <w:iCs w:val="false"/>
-                <w:color w:val="5A5F7A"/>
-                <w:sz w:val="18"/>
-                <w:szCs w:val="18"/>
-              </w:rPr>
-              <w:t xml:space="preserve">—</w:t>
-            </w:r>
-          </w:p>
-        </w:tc>
-        <w:tc>
-          <w:tcPr>
-            <w:tcW w:type="dxa" w:w="4400"/>
-            <w:tcBorders>
-              <w:top w:val="single" w:color="C7CBDC" w:sz="4"/>
-              <w:left w:val="single" w:color="C7CBDC" w:sz="4"/>
-              <w:bottom w:val="single" w:color="C7CBDC" w:sz="4"/>
-              <w:right w:val="single" w:color="C7CBDC" w:sz="4"/>
-            </w:tcBorders>
-            <w:shd w:fill="F7F8FC" w:color="auto" w:val="clear"/>
-            <w:tcMar>
-              <w:top w:type="dxa" w:w="60"/>
-              <w:left w:type="dxa" w:w="90"/>
-              <w:bottom w:type="dxa" w:w="60"/>
-              <w:right w:type="dxa" w:w="90"/>
-            </w:tcMar>
-            <w:vAlign w:val="top"/>
-          </w:tcPr>
-          <w:p>
-            <w:pPr>
-              <w:spacing w:after="0" w:before="0"/>
-            </w:pPr>
-            <w:r>
-              <w:rPr>
-                <w:rFonts w:ascii="Calibri" w:cs="Calibri" w:eastAsia="Calibri" w:hAnsi="Calibri"/>
-                <w:b w:val="false"/>
-                <w:bCs w:val="false"/>
-                <w:i w:val="false"/>
-                <w:iCs w:val="false"/>
-                <w:color w:val="1A1F36"/>
-                <w:sz w:val="18"/>
-                <w:szCs w:val="18"/>
-              </w:rPr>
-              <w:t xml:space="preserve">В составе «Сармат» игрок записан как «1) Козлов Артем Владимирович» — в начале лишние символы. стр. 76.</w:t>
+              <w:spacing w:after="0" w:before="0"/>
+            </w:pPr>
+            <w:r>
+              <w:rPr>
+                <w:rFonts w:ascii="Calibri" w:cs="Calibri" w:eastAsia="Calibri" w:hAnsi="Calibri"/>
+                <w:b w:val="false"/>
+                <w:bCs w:val="false"/>
+                <w:i w:val="false"/>
+                <w:iCs w:val="false"/>
+                <w:color w:val="1A1F36"/>
+                <w:sz w:val="18"/>
+                <w:szCs w:val="18"/>
+              </w:rPr>
+              <w:t xml:space="preserve">В составе Сармат игрок записан как 1) Козлов Артем Владимирович — в начале лишние символы. Должно быть Козлов Артем Владимирович?</w:t>
             </w:r>
           </w:p>
         </w:tc>

--- a/reports/Otchet_o_proverke.docx
+++ b/reports/Otchet_o_proverke.docx
@@ -334,7 +334,7 @@
                 <w:sz w:val="18"/>
                 <w:szCs w:val="18"/>
               </w:rPr>
-              <w:t xml:space="preserve">За разные команды выходят 1 игроков. Сафронов Максим Артемович: Метеор — 12, Викинг — 8, Сияжар — 2. Уточнить, верно ли это.</w:t>
+              <w:t xml:space="preserve">За разные команды выходят 1 игрок. Сафронов Максим Артемович: Метеор — 12, Викинг — 8, Сияжар — 2.</w:t>
             </w:r>
           </w:p>
         </w:tc>
@@ -460,7 +460,7 @@
                 <w:sz w:val="18"/>
                 <w:szCs w:val="18"/>
               </w:rPr>
-              <w:t xml:space="preserve">За разные команды выходят 4 игроков. Еремкин Александр Михайлович: Спортдепо — 8, Штурм — 4, Факел — 2; Жмакин Алексей Владимирович: Штурм — 4, Айсфокс — 4, Факел — 4; Нарватов Александр Петрович: Сармат — 6, Штурм — 2; Рябинин Евгений Васильевич: Сармат — 6, Штурм — 2. Уточнить, верно ли это.</w:t>
+              <w:t xml:space="preserve">За разные команды выходят 4 игрока. Еремкин Александр Михайлович: Спортдепо — 8, Штурм — 4, Факел — 2; Жмакин Алексей Владимирович: Штурм — 4, Айсфокс — 4, Факел — 4; Нарватов Александр Петрович: Сармат — 6, Штурм — 2; Рябинин Евгений Васильевич: Сармат — 6, Штурм — 2.</w:t>
             </w:r>
           </w:p>
         </w:tc>
@@ -584,7 +584,7 @@
                 <w:sz w:val="18"/>
                 <w:szCs w:val="18"/>
               </w:rPr>
-              <w:t xml:space="preserve">За разные команды выходят 3 игроков. Колотыркин Артём Игоревич: Юность — 70, Газовик — 68; Колчин Иван Денисович: Юность — 70, Газовик — 68; Копейкин Иван Андреевич: Юность — 70, Газовик — 68. Уточнить, верно ли это.</w:t>
+              <w:t xml:space="preserve">За разные команды выходят 3 игрока. Колотыркин Артём Игоревич: Юность — 70, Газовик — 68; Колчин Иван Денисович: Юность — 70, Газовик — 68; Копейкин Иван Андреевич: Юность — 70, Газовик — 68.</w:t>
             </w:r>
           </w:p>
         </w:tc>
@@ -710,7 +710,7 @@
                 <w:sz w:val="18"/>
                 <w:szCs w:val="18"/>
               </w:rPr>
-              <w:t xml:space="preserve">За разные команды выходят 3 игроков. Авксентьев Александр Александрович: Звезда — 156, Акулы — 142; Белов Евгений Дмитриевич: Авиатор — 124, Нефтяник — 122; Зарков Гордей Михайлович: Медведи — 139, Рыси — 107. Уточнить, верно ли это.</w:t>
+              <w:t xml:space="preserve">За разные команды выходят 3 игрока. Авксентьев Александр Александрович: Звезда — 156, Акулы — 142; Белов Евгений Дмитриевич: Авиатор — 124, Нефтяник — 122; Зарков Гордей Михайлович: Медведи — 139, Рыси — 107.</w:t>
             </w:r>
           </w:p>
         </w:tc>
@@ -834,7 +834,7 @@
                 <w:sz w:val="18"/>
                 <w:szCs w:val="18"/>
               </w:rPr>
-              <w:t xml:space="preserve">За разные команды выходят 3 игроков. Авксентьев Александр Александрович: Беркут — 124, Феникс — 124; Белов Евгений Дмитриевич: Электроник — 124, Феникс — 124; Зарков Гордей Михайлович: Беркут — 124, Электроник — 124. Уточнить, верно ли это.</w:t>
+              <w:t xml:space="preserve">За разные команды выходят 3 игрока. Авксентьев Александр Александрович: Беркут — 124, Феникс — 124; Белов Евгений Дмитриевич: Электроник — 124, Феникс — 124; Зарков Гордей Михайлович: Беркут — 124, Электроник — 124.</w:t>
             </w:r>
           </w:p>
         </w:tc>
@@ -960,7 +960,7 @@
                 <w:sz w:val="18"/>
                 <w:szCs w:val="18"/>
               </w:rPr>
-              <w:t xml:space="preserve">За разные команды выходят 1 игроков. Сафронов Максим Артемович: Метеор — 8, Викинг — 6, Сияжар — 3. Уточнить, верно ли это.</w:t>
+              <w:t xml:space="preserve">За разные команды выходят 1 игрок. Сафронов Максим Артемович: Метеор — 8, Викинг — 6, Сияжар — 3.</w:t>
             </w:r>
           </w:p>
         </w:tc>
@@ -1084,7 +1084,7 @@
                 <w:sz w:val="18"/>
                 <w:szCs w:val="18"/>
               </w:rPr>
-              <w:t xml:space="preserve">За разные команды выходят 3 игроков. Колотыркин Артём Игоревич: Газовик — 71, Юность — 71; Колчин Иван Денисович: Газовик — 71, Юность — 71; Копейкин Иван Андреевич: Газовик — 71, Юность — 71. Уточнить, верно ли это.</w:t>
+              <w:t xml:space="preserve">За разные команды выходят 3 игрока. Колотыркин Артём Игоревич: Газовик — 71, Юность — 71; Колчин Иван Денисович: Газовик — 71, Юность — 71; Копейкин Иван Андреевич: Газовик — 71, Юность — 71.</w:t>
             </w:r>
           </w:p>
         </w:tc>
@@ -1210,7 +1210,7 @@
                 <w:sz w:val="18"/>
                 <w:szCs w:val="18"/>
               </w:rPr>
-              <w:t xml:space="preserve">За разные команды выходят 3 игроков. Авксентьев Александр Александрович: Звезда — 160, Акулы — 142; Белов Евгений Дмитриевич: Авиатор — 122, Нефтяник — 120; Зарков Гордей Михайлович: Медведи — 139, Рыси — 101. Уточнить, верно ли это.</w:t>
+              <w:t xml:space="preserve">За разные команды выходят 3 игрока. Авксентьев Александр Александрович: Звезда — 160, Акулы — 142; Белов Евгений Дмитриевич: Авиатор — 122, Нефтяник — 120; Зарков Гордей Михайлович: Медведи — 139, Рыси — 101.</w:t>
             </w:r>
           </w:p>
         </w:tc>
@@ -1334,7 +1334,7 @@
                 <w:sz w:val="18"/>
                 <w:szCs w:val="18"/>
               </w:rPr>
-              <w:t xml:space="preserve">За разные команды выходят 21 игроков. Авксентьев Александр Александрович: Беркут — 124, Феникс — 124, Акулы — 2, Звезда — 2; Барсуков Тимофей Александрович: Атлант — 124, Акулы — 2; Белов Евгений Дмитриевич: Электроник — 124, Феникс — 124, Авиатор — 2; Быков Иван Александрович: Атлант — 124, Акулы — 2; Воронов Владимир Андреевич: Атлант — 124, Авиатор — 2; Ефремов Семён Владиславович: Атлант — 124, Авиатор — 2; Зарков Гордей Михайлович: Беркут — 124, Электроник — 124; Ильин Даниил Валерьевич: Феникс — 124, Акулы — 2; Коваль Александр Васильевич: Электроник — 124, Акулы — 2; Коваль Илья Андреевич: Атлант — 124, Акулы — 2; Лачинов Глеб Олегович: Титан — 124, Звезда — 2; Левашов Дмитрий Евгеньевич: Беркут — 124, Звезда — 2; Мамаев Эмиль Алиханович: Феникс — 124, Авиатор — 2; Мельник Даниил Евгеньевич: Титан — 124, Звезда — 2; Панферов Илья Андреевич: Метеор — 124, Звезда — 2; Сенотов Богдан Владимирович: Титан — 124, Звезда — 2; Серебряков Григорий Артёмович: Атлант — 124, Авиатор — 2; Смолин Глеб Олегович: Феникс — 124, Акулы — 2; Студитских Максим Константинович: Феникс — 124, Авиатор — 2; Трапезников Александр Александрович: Беркут — 124, Звезда — 2; Шарафутдинов Дамир Фанилевич: Феникс — 124, Авиатор — 2. Уточнить, верно ли это.</w:t>
+              <w:t xml:space="preserve">За разные команды выходят 21 игрок. Авксентьев Александр Александрович: Беркут — 124, Феникс — 124, Акулы — 2, Звезда — 2; Барсуков Тимофей Александрович: Атлант — 124, Акулы — 2; Белов Евгений Дмитриевич: Электроник — 124, Феникс — 124, Авиатор — 2; Быков Иван Александрович: Атлант — 124, Акулы — 2; Воронов Владимир Андреевич: Атлант — 124, Авиатор — 2; Ефремов Семён Владиславович: Атлант — 124, Авиатор — 2; Зарков Гордей Михайлович: Беркут — 124, Электроник — 124; Ильин Даниил Валерьевич: Феникс — 124, Акулы — 2; Коваль Александр Васильевич: Электроник — 124, Акулы — 2; Коваль Илья Андреевич: Атлант — 124, Акулы — 2; Лачинов Глеб Олегович: Титан — 124, Звезда — 2; Левашов Дмитрий Евгеньевич: Беркут — 124, Звезда — 2; Мамаев Эмиль Алиханович: Феникс — 124, Авиатор — 2; Мельник Даниил Евгеньевич: Титан — 124, Звезда — 2; Панферов Илья Андреевич: Метеор — 124, Звезда — 2; Сенотов Богдан Владимирович: Титан — 124, Звезда — 2; Серебряков Григорий Артёмович: Атлант — 124, Авиатор — 2; Смолин Глеб Олегович: Феникс — 124, Акулы — 2; Студитских Максим Константинович: Феникс — 124, Авиатор — 2; Трапезников Александр Александрович: Беркут — 124, Звезда — 2; Шарафутдинов Дамир Фанилевич: Феникс — 124, Авиатор — 2.</w:t>
             </w:r>
           </w:p>
         </w:tc>
@@ -1611,7 +1611,7 @@
                 <w:sz w:val="18"/>
                 <w:szCs w:val="18"/>
               </w:rPr>
-              <w:t xml:space="preserve">У 2 игроков в разных матчах разные игровые номера. Нарватов Александр Петрович: номер 89 — 6, номер 9 — 2; Рябинин Евгений Васильевич: номер 12 — 6, номер 7 — 2. Номер меняется вместе с командой или это ошибка?</w:t>
+              <w:t xml:space="preserve">У 2 игроков в разных матчах разные игровые номера. Нарватов Александр Петрович: номер 89 — 6, номер 9 — 2; Рябинин Евгений Васильевич: номер 12 — 6, номер 7 — 2.</w:t>
             </w:r>
           </w:p>
         </w:tc>
@@ -1737,7 +1737,7 @@
                 <w:sz w:val="18"/>
                 <w:szCs w:val="18"/>
               </w:rPr>
-              <w:t xml:space="preserve">У 3 игроков в разных матчах разные игровые номера. Колотыркин Артём Игоревич: номер 46 — 70, номер 95 — 68; Колчин Иван Денисович: номер 91 — 70, номер 72 — 68; Копейкин Иван Андреевич: номер 4 — 70, номер 88 — 68. Номер меняется вместе с командой или это ошибка?</w:t>
+              <w:t xml:space="preserve">У 3 игроков в разных матчах разные игровые номера. Колотыркин Артём Игоревич: номер 46 — 70, номер 95 — 68; Колчин Иван Денисович: номер 91 — 70, номер 72 — 68; Копейкин Иван Андреевич: номер 4 — 70, номер 88 — 68.</w:t>
             </w:r>
           </w:p>
         </w:tc>
@@ -1861,7 +1861,7 @@
                 <w:sz w:val="18"/>
                 <w:szCs w:val="18"/>
               </w:rPr>
-              <w:t xml:space="preserve">У 3 игроков в разных матчах разные игровые номера. Авксентьев Александр Александрович: номер 10 — 156, номер 9 — 142; Белов Евгений Дмитриевич: номер 17 — 124, номер 9 — 122; Зарков Гордей Михайлович: номер 7 — 139, номер 9 — 107. Номер меняется вместе с командой или это ошибка?</w:t>
+              <w:t xml:space="preserve">У 3 игроков в разных матчах разные игровые номера. Авксентьев Александр Александрович: номер 10 — 156, номер 9 — 142; Белов Евгений Дмитриевич: номер 17 — 124, номер 9 — 122; Зарков Гордей Михайлович: номер 7 — 139, номер 9 — 107.</w:t>
             </w:r>
           </w:p>
         </w:tc>
@@ -1987,7 +1987,7 @@
                 <w:sz w:val="18"/>
                 <w:szCs w:val="18"/>
               </w:rPr>
-              <w:t xml:space="preserve">У 3 игроков в разных матчах разные игровые номера. Авксентьев Александр Александрович: номер 10 — 124, номер 5 — 124; Белов Евгений Дмитриевич: номер 8 — 124, номер 17 — 124; Зарков Гордей Михайлович: номер 8 — 124, номер 16 — 124. Номер меняется вместе с командой или это ошибка?</w:t>
+              <w:t xml:space="preserve">У 3 игроков в разных матчах разные игровые номера. Авксентьев Александр Александрович: номер 10 — 124, номер 5 — 124; Белов Евгений Дмитриевич: номер 8 — 124, номер 17 — 124; Зарков Гордей Михайлович: номер 8 — 124, номер 16 — 124.</w:t>
             </w:r>
           </w:p>
         </w:tc>
@@ -2111,7 +2111,7 @@
                 <w:sz w:val="18"/>
                 <w:szCs w:val="18"/>
               </w:rPr>
-              <w:t xml:space="preserve">У 4 игроков в разных матчах разные игровые номера. Кисляков Сергей Николаевич: номер 74 — 4, номер 55 — 2; Нарватов Александр Петрович: номер 89 — 7, номер 9 — 2; Рябинин Евгений Васильевич: номер 12 — 7, номер 7 — 2; Шароватов Василий Александрович: номер 69 — 4, номер 9 — 2. Номер меняется вместе с командой или это ошибка?</w:t>
+              <w:t xml:space="preserve">У 4 игроков в разных матчах разные игровые номера. Кисляков Сергей Николаевич: номер 74 — 4, номер 55 — 2; Нарватов Александр Петрович: номер 89 — 7, номер 9 — 2; Рябинин Евгений Васильевич: номер 12 — 7, номер 7 — 2; Шароватов Василий Александрович: номер 69 — 4, номер 9 — 2.</w:t>
             </w:r>
           </w:p>
         </w:tc>
@@ -2237,7 +2237,7 @@
                 <w:sz w:val="18"/>
                 <w:szCs w:val="18"/>
               </w:rPr>
-              <w:t xml:space="preserve">У 3 игроков в разных матчах разные игровые номера. Колотыркин Артём Игоревич: номер 95 — 71, номер 46 — 71; Колчин Иван Денисович: номер 72 — 71, номер 91 — 71; Копейкин Иван Андреевич: номер 88 — 71, номер 4 — 71. Номер меняется вместе с командой или это ошибка?</w:t>
+              <w:t xml:space="preserve">У 3 игроков в разных матчах разные игровые номера. Колотыркин Артём Игоревич: номер 95 — 71, номер 46 — 71; Колчин Иван Денисович: номер 72 — 71, номер 91 — 71; Копейкин Иван Андреевич: номер 88 — 71, номер 4 — 71.</w:t>
             </w:r>
           </w:p>
         </w:tc>
@@ -2361,7 +2361,7 @@
                 <w:sz w:val="18"/>
                 <w:szCs w:val="18"/>
               </w:rPr>
-              <w:t xml:space="preserve">У 3 игроков в разных матчах разные игровые номера. Авксентьев Александр Александрович: номер 10 — 160, номер 9 — 142; Белов Евгений Дмитриевич: номер 17 — 122, номер 9 — 120; Зарков Гордей Михайлович: номер 7 — 139, номер 9 — 101. Номер меняется вместе с командой или это ошибка?</w:t>
+              <w:t xml:space="preserve">У 3 игроков в разных матчах разные игровые номера. Авксентьев Александр Александрович: номер 10 — 160, номер 9 — 142; Белов Евгений Дмитриевич: номер 17 — 122, номер 9 — 120; Зарков Гордей Михайлович: номер 7 — 139, номер 9 — 101.</w:t>
             </w:r>
           </w:p>
         </w:tc>
@@ -2487,7 +2487,7 @@
                 <w:sz w:val="18"/>
                 <w:szCs w:val="18"/>
               </w:rPr>
-              <w:t xml:space="preserve">У 19 игроков в разных матчах разные игровые номера. Авксентьев Александр Александрович: номер 10 — 126, номер 5 — 124, номер 9 — 2; Барсуков Тимофей Александрович: номер 5 — 124, номер 7 — 2; Белов Евгений Дмитриевич: номер 17 — 126, номер 8 — 124; Быков Иван Александрович: номер 7 — 124, номер 10 — 2; Воронов Владимир Андреевич: номер 8 — 124, номер 12 — 2; Ефремов Семён Владиславович: номер 12 — 124, номер 16 — 2; Зарков Гордей Михайлович: номер 8 — 124, номер 16 — 124; Ильин Даниил Валерьевич: номер 23 — 124, номер 12 — 2; Коваль Илья Андреевич: номер 10 — 124, номер 5 — 2; Лачинов Глеб Олегович: номер 10 — 124, номер 8 — 2; Левашов Дмитрий Евгеньевич: номер 17 — 124, номер 5 — 2; Мамаев Эмиль Алиханович: номер 3 — 124, номер 2 — 2; Панферов Илья Андреевич: номер 2 — 124, номер 3 — 2; Сенотов Богдан Владимирович: номер 16 — 124, номер 7 — 2; Серебряков Григорий Артёмович: номер 23 — 124, номер 8 — 2; Смолин Глеб Олегович: номер 10 — 124, номер 16 — 2; Студитских Максим Константинович: номер 12 — 124, номер 23 — 2; Трапезников Александр Александрович: номер 5 — 124, номер 12 — 2; Шарафутдинов Дамир Фанилевич: номер 8 — 124, номер 10 — 2. Номер меняется вместе с командой или это ошибка?</w:t>
+              <w:t xml:space="preserve">У 19 игроков в разных матчах разные игровые номера. Авксентьев Александр Александрович: номер 10 — 126, номер 5 — 124, номер 9 — 2; Барсуков Тимофей Александрович: номер 5 — 124, номер 7 — 2; Белов Евгений Дмитриевич: номер 17 — 126, номер 8 — 124; Быков Иван Александрович: номер 7 — 124, номер 10 — 2; Воронов Владимир Андреевич: номер 8 — 124, номер 12 — 2; Ефремов Семён Владиславович: номер 12 — 124, номер 16 — 2; Зарков Гордей Михайлович: номер 8 — 124, номер 16 — 124; Ильин Даниил Валерьевич: номер 23 — 124, номер 12 — 2; Коваль Илья Андреевич: номер 10 — 124, номер 5 — 2; Лачинов Глеб Олегович: номер 10 — 124, номер 8 — 2; Левашов Дмитрий Евгеньевич: номер 17 — 124, номер 5 — 2; Мамаев Эмиль Алиханович: номер 3 — 124, номер 2 — 2; Панферов Илья Андреевич: номер 2 — 124, номер 3 — 2; Сенотов Богдан Владимирович: номер 16 — 124, номер 7 — 2; Серебряков Григорий Артёмович: номер 23 — 124, номер 8 — 2; Смолин Глеб Олегович: номер 10 — 124, номер 16 — 2; Студитских Максим Константинович: номер 12 — 124, номер 23 — 2; Трапезников Александр Александрович: номер 5 — 124, номер 12 — 2; Шарафутдинов Дамир Фанилевич: номер 8 — 124, номер 10 — 2.</w:t>
             </w:r>
           </w:p>
         </w:tc>

--- a/reports/Otchet_o_proverke.docx
+++ b/reports/Otchet_o_proverke.docx
@@ -42,7 +42,7 @@
     </w:p>
     <w:p>
       <w:pPr>
-        <w:spacing w:after="240" w:before="0"/>
+        <w:spacing w:after="80" w:before="0"/>
         <w:jc w:val="center"/>
       </w:pPr>
       <w:r>
@@ -56,7 +56,26 @@
           <w:sz w:val="20"/>
           <w:szCs w:val="20"/>
         </w:rPr>
-        <w:t xml:space="preserve">Дата проверки: 01.10.2026   ·   проверено матчей: 3140   ·   найдено ошибок: 68</w:t>
+        <w:t xml:space="preserve">Дата проверки: 01.10.2026   ·   проверено матчей: 3140   ·   найдено ошибок: 64   ·   восстановлено по данным: 3</w:t>
+      </w:r>
+    </w:p>
+    <w:p>
+      <w:pPr>
+        <w:spacing w:after="240" w:before="0"/>
+        <w:jc w:val="center"/>
+      </w:pPr>
+      <w:r>
+        <w:rPr>
+          <w:rFonts w:ascii="Calibri" w:cs="Calibri" w:eastAsia="Calibri" w:hAnsi="Calibri"/>
+          <w:b w:val="false"/>
+          <w:bCs w:val="false"/>
+          <w:i w:val="false"/>
+          <w:iCs w:val="false"/>
+          <w:color w:val="5A5F7A"/>
+          <w:sz w:val="18"/>
+          <w:szCs w:val="18"/>
+        </w:rPr>
+        <w:t xml:space="preserve">Исходные файлы не изменялись. Если пропуск однозначно восстанавливается по другим матчам того же файла, он в ошибки не включён и показан отдельно в разделе своего дивизиона.</w:t>
       </w:r>
     </w:p>
     <w:p>
@@ -2532,6 +2551,1033 @@
     <w:p>
       <w:pPr>
         <w:keepNext/>
+        <w:spacing w:after="100" w:before="240"/>
+      </w:pPr>
+      <w:r>
+        <w:rPr>
+          <w:rFonts w:ascii="Calibri" w:cs="Calibri" w:eastAsia="Calibri" w:hAnsi="Calibri"/>
+          <w:b/>
+          <w:bCs/>
+          <w:i w:val="false"/>
+          <w:iCs w:val="false"/>
+          <w:color w:val="1A1F36"/>
+          <w:sz w:val="22"/>
+          <w:szCs w:val="22"/>
+        </w:rPr>
+        <w:t xml:space="preserve">Это два разных человека с одинаковыми фамилией, именем и отчеством? Если да — вопрос снимается. Если это один человек, то он не может играть за обе команды в одном матче, и в составе одной из них ошибка.</w:t>
+      </w:r>
+    </w:p>
+    <w:tbl>
+      <w:tblPr>
+        <w:tblW w:type="dxa" w:w="15250"/>
+        <w:tblBorders>
+          <w:top w:val="single" w:color="auto" w:sz="4"/>
+          <w:left w:val="single" w:color="auto" w:sz="4"/>
+          <w:bottom w:val="single" w:color="auto" w:sz="4"/>
+          <w:right w:val="single" w:color="auto" w:sz="4"/>
+          <w:insideH w:val="single" w:color="auto" w:sz="4"/>
+          <w:insideV w:val="single" w:color="auto" w:sz="4"/>
+        </w:tblBorders>
+      </w:tblPr>
+      <w:tblGrid>
+        <w:gridCol w:w="3800"/>
+        <w:gridCol w:w="6850"/>
+        <w:gridCol w:w="4600"/>
+      </w:tblGrid>
+      <w:tr>
+        <w:trPr>
+          <w:tblHeader/>
+        </w:trPr>
+        <w:tc>
+          <w:tcPr>
+            <w:tcW w:type="dxa" w:w="3800"/>
+            <w:tcBorders>
+              <w:top w:val="single" w:color="C7CBDC" w:sz="4"/>
+              <w:left w:val="single" w:color="C7CBDC" w:sz="4"/>
+              <w:bottom w:val="single" w:color="C7CBDC" w:sz="4"/>
+              <w:right w:val="single" w:color="C7CBDC" w:sz="4"/>
+            </w:tcBorders>
+            <w:shd w:fill="EEF0F7" w:color="auto" w:val="clear"/>
+            <w:tcMar>
+              <w:top w:type="dxa" w:w="60"/>
+              <w:left w:type="dxa" w:w="90"/>
+              <w:bottom w:type="dxa" w:w="60"/>
+              <w:right w:type="dxa" w:w="90"/>
+            </w:tcMar>
+            <w:vAlign w:val="top"/>
+          </w:tcPr>
+          <w:p>
+            <w:pPr>
+              <w:spacing w:after="0" w:before="0"/>
+            </w:pPr>
+            <w:r>
+              <w:rPr>
+                <w:rFonts w:ascii="Calibri" w:cs="Calibri" w:eastAsia="Calibri" w:hAnsi="Calibri"/>
+                <w:b/>
+                <w:bCs/>
+                <w:i w:val="false"/>
+                <w:iCs w:val="false"/>
+                <w:color w:val="1A1F36"/>
+                <w:sz w:val="18"/>
+                <w:szCs w:val="18"/>
+              </w:rPr>
+              <w:t xml:space="preserve">Соревнование, месяц</w:t>
+            </w:r>
+          </w:p>
+        </w:tc>
+        <w:tc>
+          <w:tcPr>
+            <w:tcW w:type="dxa" w:w="6850"/>
+            <w:tcBorders>
+              <w:top w:val="single" w:color="C7CBDC" w:sz="4"/>
+              <w:left w:val="single" w:color="C7CBDC" w:sz="4"/>
+              <w:bottom w:val="single" w:color="C7CBDC" w:sz="4"/>
+              <w:right w:val="single" w:color="C7CBDC" w:sz="4"/>
+            </w:tcBorders>
+            <w:shd w:fill="EEF0F7" w:color="auto" w:val="clear"/>
+            <w:tcMar>
+              <w:top w:type="dxa" w:w="60"/>
+              <w:left w:type="dxa" w:w="90"/>
+              <w:bottom w:type="dxa" w:w="60"/>
+              <w:right w:type="dxa" w:w="90"/>
+            </w:tcMar>
+            <w:vAlign w:val="top"/>
+          </w:tcPr>
+          <w:p>
+            <w:pPr>
+              <w:spacing w:after="0" w:before="0"/>
+            </w:pPr>
+            <w:r>
+              <w:rPr>
+                <w:rFonts w:ascii="Calibri" w:cs="Calibri" w:eastAsia="Calibri" w:hAnsi="Calibri"/>
+                <w:b/>
+                <w:bCs/>
+                <w:i w:val="false"/>
+                <w:iCs w:val="false"/>
+                <w:color w:val="1A1F36"/>
+                <w:sz w:val="18"/>
+                <w:szCs w:val="18"/>
+              </w:rPr>
+              <w:t xml:space="preserve">Что найдено</w:t>
+            </w:r>
+          </w:p>
+        </w:tc>
+        <w:tc>
+          <w:tcPr>
+            <w:tcW w:type="dxa" w:w="4600"/>
+            <w:tcBorders>
+              <w:top w:val="single" w:color="C7CBDC" w:sz="4"/>
+              <w:left w:val="single" w:color="C7CBDC" w:sz="4"/>
+              <w:bottom w:val="single" w:color="C7CBDC" w:sz="4"/>
+              <w:right w:val="single" w:color="C7CBDC" w:sz="4"/>
+            </w:tcBorders>
+            <w:shd w:fill="EEF0F7" w:color="auto" w:val="clear"/>
+            <w:tcMar>
+              <w:top w:type="dxa" w:w="60"/>
+              <w:left w:type="dxa" w:w="90"/>
+              <w:bottom w:type="dxa" w:w="60"/>
+              <w:right w:type="dxa" w:w="90"/>
+            </w:tcMar>
+            <w:vAlign w:val="top"/>
+          </w:tcPr>
+          <w:p>
+            <w:pPr>
+              <w:spacing w:after="0" w:before="0"/>
+            </w:pPr>
+            <w:r>
+              <w:rPr>
+                <w:rFonts w:ascii="Calibri" w:cs="Calibri" w:eastAsia="Calibri" w:hAnsi="Calibri"/>
+                <w:b/>
+                <w:bCs/>
+                <w:i w:val="false"/>
+                <w:iCs w:val="false"/>
+                <w:color w:val="1A1F36"/>
+                <w:sz w:val="18"/>
+                <w:szCs w:val="18"/>
+              </w:rPr>
+              <w:t xml:space="preserve">Ответ организатора</w:t>
+            </w:r>
+          </w:p>
+        </w:tc>
+      </w:tr>
+      <w:tr>
+        <w:tc>
+          <w:tcPr>
+            <w:tcW w:type="dxa" w:w="3800"/>
+            <w:tcBorders>
+              <w:top w:val="single" w:color="C7CBDC" w:sz="4"/>
+              <w:left w:val="single" w:color="C7CBDC" w:sz="4"/>
+              <w:bottom w:val="single" w:color="C7CBDC" w:sz="4"/>
+              <w:right w:val="single" w:color="C7CBDC" w:sz="4"/>
+            </w:tcBorders>
+            <w:tcMar>
+              <w:top w:type="dxa" w:w="60"/>
+              <w:left w:type="dxa" w:w="90"/>
+              <w:bottom w:type="dxa" w:w="60"/>
+              <w:right w:type="dxa" w:w="90"/>
+            </w:tcMar>
+            <w:vAlign w:val="top"/>
+          </w:tcPr>
+          <w:p>
+            <w:pPr>
+              <w:spacing w:after="0"/>
+            </w:pPr>
+            <w:r>
+              <w:rPr>
+                <w:rFonts w:ascii="Calibri" w:cs="Calibri" w:eastAsia="Calibri" w:hAnsi="Calibri"/>
+                <w:b w:val="false"/>
+                <w:bCs w:val="false"/>
+                <w:i w:val="false"/>
+                <w:iCs w:val="false"/>
+                <w:color w:val="1A1F36"/>
+                <w:sz w:val="18"/>
+                <w:szCs w:val="18"/>
+              </w:rPr>
+              <w:t xml:space="preserve">Конференция ЦЕНТР (3 Дивизион)</w:t>
+            </w:r>
+            <w:r>
+              <w:rPr>
+                <w:rFonts w:ascii="Calibri" w:cs="Calibri" w:eastAsia="Calibri" w:hAnsi="Calibri"/>
+                <w:b w:val="false"/>
+                <w:bCs w:val="false"/>
+                <w:i w:val="false"/>
+                <w:iCs w:val="false"/>
+                <w:color w:val="1A1F36"/>
+                <w:sz w:val="18"/>
+                <w:szCs w:val="18"/>
+              </w:rPr>
+              <w:br/>
+              <w:t xml:space="preserve">июль 2026</w:t>
+            </w:r>
+          </w:p>
+        </w:tc>
+        <w:tc>
+          <w:tcPr>
+            <w:tcW w:type="dxa" w:w="6850"/>
+            <w:tcBorders>
+              <w:top w:val="single" w:color="C7CBDC" w:sz="4"/>
+              <w:left w:val="single" w:color="C7CBDC" w:sz="4"/>
+              <w:bottom w:val="single" w:color="C7CBDC" w:sz="4"/>
+              <w:right w:val="single" w:color="C7CBDC" w:sz="4"/>
+            </w:tcBorders>
+            <w:tcMar>
+              <w:top w:type="dxa" w:w="60"/>
+              <w:left w:type="dxa" w:w="90"/>
+              <w:bottom w:type="dxa" w:w="60"/>
+              <w:right w:type="dxa" w:w="90"/>
+            </w:tcMar>
+            <w:vAlign w:val="top"/>
+          </w:tcPr>
+          <w:p>
+            <w:pPr>
+              <w:spacing w:after="0" w:before="0"/>
+            </w:pPr>
+            <w:r>
+              <w:rPr>
+                <w:rFonts w:ascii="Calibri" w:cs="Calibri" w:eastAsia="Calibri" w:hAnsi="Calibri"/>
+                <w:b w:val="false"/>
+                <w:bCs w:val="false"/>
+                <w:i w:val="false"/>
+                <w:iCs w:val="false"/>
+                <w:color w:val="1A1F36"/>
+                <w:sz w:val="18"/>
+                <w:szCs w:val="18"/>
+              </w:rPr>
+              <w:t xml:space="preserve">В составах обеих команд одного матча записан игрок с одинаковыми ФИО, у каждой команды под своим номером: Нарватов Александр Петрович (Сармат — №89; Штурм — №9; в 2 матчах); Рябинин Евгений Васильевич (Сармат — №12; Штурм — №7; в 2 матчах).</w:t>
+            </w:r>
+          </w:p>
+        </w:tc>
+        <w:tc>
+          <w:tcPr>
+            <w:tcW w:type="dxa" w:w="4600"/>
+            <w:tcBorders>
+              <w:top w:val="single" w:color="C7CBDC" w:sz="4"/>
+              <w:left w:val="single" w:color="C7CBDC" w:sz="4"/>
+              <w:bottom w:val="single" w:color="C7CBDC" w:sz="4"/>
+              <w:right w:val="single" w:color="C7CBDC" w:sz="4"/>
+            </w:tcBorders>
+            <w:tcMar>
+              <w:top w:type="dxa" w:w="60"/>
+              <w:left w:type="dxa" w:w="90"/>
+              <w:bottom w:type="dxa" w:w="60"/>
+              <w:right w:type="dxa" w:w="90"/>
+            </w:tcMar>
+            <w:vAlign w:val="top"/>
+          </w:tcPr>
+          <w:p>
+            <w:pPr>
+              <w:spacing w:after="0" w:before="0"/>
+            </w:pPr>
+            <w:r>
+              <w:rPr>
+                <w:rFonts w:ascii="Calibri" w:cs="Calibri" w:eastAsia="Calibri" w:hAnsi="Calibri"/>
+                <w:b w:val="false"/>
+                <w:bCs w:val="false"/>
+                <w:i w:val="false"/>
+                <w:iCs w:val="false"/>
+                <w:color w:val="1A1F36"/>
+                <w:sz w:val="18"/>
+                <w:szCs w:val="18"/>
+              </w:rPr>
+              <w:t xml:space="preserve"/>
+            </w:r>
+          </w:p>
+        </w:tc>
+      </w:tr>
+      <w:tr>
+        <w:tc>
+          <w:tcPr>
+            <w:tcW w:type="dxa" w:w="3800"/>
+            <w:tcBorders>
+              <w:top w:val="single" w:color="C7CBDC" w:sz="4"/>
+              <w:left w:val="single" w:color="C7CBDC" w:sz="4"/>
+              <w:bottom w:val="single" w:color="C7CBDC" w:sz="4"/>
+              <w:right w:val="single" w:color="C7CBDC" w:sz="4"/>
+            </w:tcBorders>
+            <w:shd w:fill="F7F8FC" w:color="auto" w:val="clear"/>
+            <w:tcMar>
+              <w:top w:type="dxa" w:w="60"/>
+              <w:left w:type="dxa" w:w="90"/>
+              <w:bottom w:type="dxa" w:w="60"/>
+              <w:right w:type="dxa" w:w="90"/>
+            </w:tcMar>
+            <w:vAlign w:val="top"/>
+          </w:tcPr>
+          <w:p>
+            <w:pPr>
+              <w:spacing w:after="0"/>
+            </w:pPr>
+            <w:r>
+              <w:rPr>
+                <w:rFonts w:ascii="Calibri" w:cs="Calibri" w:eastAsia="Calibri" w:hAnsi="Calibri"/>
+                <w:b w:val="false"/>
+                <w:bCs w:val="false"/>
+                <w:i w:val="false"/>
+                <w:iCs w:val="false"/>
+                <w:color w:val="1A1F36"/>
+                <w:sz w:val="18"/>
+                <w:szCs w:val="18"/>
+              </w:rPr>
+              <w:t xml:space="preserve">Конференция ВОСТОК (2 Дивизион)</w:t>
+            </w:r>
+            <w:r>
+              <w:rPr>
+                <w:rFonts w:ascii="Calibri" w:cs="Calibri" w:eastAsia="Calibri" w:hAnsi="Calibri"/>
+                <w:b w:val="false"/>
+                <w:bCs w:val="false"/>
+                <w:i w:val="false"/>
+                <w:iCs w:val="false"/>
+                <w:color w:val="1A1F36"/>
+                <w:sz w:val="18"/>
+                <w:szCs w:val="18"/>
+              </w:rPr>
+              <w:br/>
+              <w:t xml:space="preserve">июль 2026</w:t>
+            </w:r>
+          </w:p>
+        </w:tc>
+        <w:tc>
+          <w:tcPr>
+            <w:tcW w:type="dxa" w:w="6850"/>
+            <w:tcBorders>
+              <w:top w:val="single" w:color="C7CBDC" w:sz="4"/>
+              <w:left w:val="single" w:color="C7CBDC" w:sz="4"/>
+              <w:bottom w:val="single" w:color="C7CBDC" w:sz="4"/>
+              <w:right w:val="single" w:color="C7CBDC" w:sz="4"/>
+            </w:tcBorders>
+            <w:shd w:fill="F7F8FC" w:color="auto" w:val="clear"/>
+            <w:tcMar>
+              <w:top w:type="dxa" w:w="60"/>
+              <w:left w:type="dxa" w:w="90"/>
+              <w:bottom w:type="dxa" w:w="60"/>
+              <w:right w:type="dxa" w:w="90"/>
+            </w:tcMar>
+            <w:vAlign w:val="top"/>
+          </w:tcPr>
+          <w:p>
+            <w:pPr>
+              <w:spacing w:after="0" w:before="0"/>
+            </w:pPr>
+            <w:r>
+              <w:rPr>
+                <w:rFonts w:ascii="Calibri" w:cs="Calibri" w:eastAsia="Calibri" w:hAnsi="Calibri"/>
+                <w:b w:val="false"/>
+                <w:bCs w:val="false"/>
+                <w:i w:val="false"/>
+                <w:iCs w:val="false"/>
+                <w:color w:val="1A1F36"/>
+                <w:sz w:val="18"/>
+                <w:szCs w:val="18"/>
+              </w:rPr>
+              <w:t xml:space="preserve">В составах обеих команд одного матча записан игрок с одинаковыми ФИО, у каждой команды под своим номером: Колотыркин Артём Игоревич (Газовик — №95; Юность — №46; в 8 матчах); Колчин Иван Денисович (Газовик — №72; Юность — №91; в 8 матчах); Копейкин Иван Андреевич (Газовик — №88; Юность — №4; в 8 матчах).</w:t>
+            </w:r>
+          </w:p>
+        </w:tc>
+        <w:tc>
+          <w:tcPr>
+            <w:tcW w:type="dxa" w:w="4600"/>
+            <w:tcBorders>
+              <w:top w:val="single" w:color="C7CBDC" w:sz="4"/>
+              <w:left w:val="single" w:color="C7CBDC" w:sz="4"/>
+              <w:bottom w:val="single" w:color="C7CBDC" w:sz="4"/>
+              <w:right w:val="single" w:color="C7CBDC" w:sz="4"/>
+            </w:tcBorders>
+            <w:tcMar>
+              <w:top w:type="dxa" w:w="60"/>
+              <w:left w:type="dxa" w:w="90"/>
+              <w:bottom w:type="dxa" w:w="60"/>
+              <w:right w:type="dxa" w:w="90"/>
+            </w:tcMar>
+            <w:vAlign w:val="top"/>
+          </w:tcPr>
+          <w:p>
+            <w:pPr>
+              <w:spacing w:after="0" w:before="0"/>
+            </w:pPr>
+            <w:r>
+              <w:rPr>
+                <w:rFonts w:ascii="Calibri" w:cs="Calibri" w:eastAsia="Calibri" w:hAnsi="Calibri"/>
+                <w:b w:val="false"/>
+                <w:bCs w:val="false"/>
+                <w:i w:val="false"/>
+                <w:iCs w:val="false"/>
+                <w:color w:val="1A1F36"/>
+                <w:sz w:val="18"/>
+                <w:szCs w:val="18"/>
+              </w:rPr>
+              <w:t xml:space="preserve"/>
+            </w:r>
+          </w:p>
+        </w:tc>
+      </w:tr>
+      <w:tr>
+        <w:tc>
+          <w:tcPr>
+            <w:tcW w:type="dxa" w:w="3800"/>
+            <w:tcBorders>
+              <w:top w:val="single" w:color="C7CBDC" w:sz="4"/>
+              <w:left w:val="single" w:color="C7CBDC" w:sz="4"/>
+              <w:bottom w:val="single" w:color="C7CBDC" w:sz="4"/>
+              <w:right w:val="single" w:color="C7CBDC" w:sz="4"/>
+            </w:tcBorders>
+            <w:tcMar>
+              <w:top w:type="dxa" w:w="60"/>
+              <w:left w:type="dxa" w:w="90"/>
+              <w:bottom w:type="dxa" w:w="60"/>
+              <w:right w:type="dxa" w:w="90"/>
+            </w:tcMar>
+            <w:vAlign w:val="top"/>
+          </w:tcPr>
+          <w:p>
+            <w:pPr>
+              <w:spacing w:after="0"/>
+            </w:pPr>
+            <w:r>
+              <w:rPr>
+                <w:rFonts w:ascii="Calibri" w:cs="Calibri" w:eastAsia="Calibri" w:hAnsi="Calibri"/>
+                <w:b w:val="false"/>
+                <w:bCs w:val="false"/>
+                <w:i w:val="false"/>
+                <w:iCs w:val="false"/>
+                <w:color w:val="1A1F36"/>
+                <w:sz w:val="18"/>
+                <w:szCs w:val="18"/>
+              </w:rPr>
+              <w:t xml:space="preserve">Конференция ЗАПАД (1 Дивизион)</w:t>
+            </w:r>
+            <w:r>
+              <w:rPr>
+                <w:rFonts w:ascii="Calibri" w:cs="Calibri" w:eastAsia="Calibri" w:hAnsi="Calibri"/>
+                <w:b w:val="false"/>
+                <w:bCs w:val="false"/>
+                <w:i w:val="false"/>
+                <w:iCs w:val="false"/>
+                <w:color w:val="1A1F36"/>
+                <w:sz w:val="18"/>
+                <w:szCs w:val="18"/>
+              </w:rPr>
+              <w:br/>
+              <w:t xml:space="preserve">июль 2026</w:t>
+            </w:r>
+          </w:p>
+        </w:tc>
+        <w:tc>
+          <w:tcPr>
+            <w:tcW w:type="dxa" w:w="6850"/>
+            <w:tcBorders>
+              <w:top w:val="single" w:color="C7CBDC" w:sz="4"/>
+              <w:left w:val="single" w:color="C7CBDC" w:sz="4"/>
+              <w:bottom w:val="single" w:color="C7CBDC" w:sz="4"/>
+              <w:right w:val="single" w:color="C7CBDC" w:sz="4"/>
+            </w:tcBorders>
+            <w:tcMar>
+              <w:top w:type="dxa" w:w="60"/>
+              <w:left w:type="dxa" w:w="90"/>
+              <w:bottom w:type="dxa" w:w="60"/>
+              <w:right w:type="dxa" w:w="90"/>
+            </w:tcMar>
+            <w:vAlign w:val="top"/>
+          </w:tcPr>
+          <w:p>
+            <w:pPr>
+              <w:spacing w:after="0" w:before="0"/>
+            </w:pPr>
+            <w:r>
+              <w:rPr>
+                <w:rFonts w:ascii="Calibri" w:cs="Calibri" w:eastAsia="Calibri" w:hAnsi="Calibri"/>
+                <w:b w:val="false"/>
+                <w:bCs w:val="false"/>
+                <w:i w:val="false"/>
+                <w:iCs w:val="false"/>
+                <w:color w:val="1A1F36"/>
+                <w:sz w:val="18"/>
+                <w:szCs w:val="18"/>
+              </w:rPr>
+              <w:t xml:space="preserve">В составах обеих команд одного матча записан игрок с одинаковыми ФИО, у каждой команды под своим номером: Авксентьев Александр Александрович (Акулы — №9; Звезда — №10; в 51 матче); Белов Евгений Дмитриевич (Авиатор — №17; Нефтяник — №9; в 26 матчах); Зарков Гордей Михайлович (Медведи — №7; Рыси — №9; в 27 матчах).</w:t>
+            </w:r>
+          </w:p>
+        </w:tc>
+        <w:tc>
+          <w:tcPr>
+            <w:tcW w:type="dxa" w:w="4600"/>
+            <w:tcBorders>
+              <w:top w:val="single" w:color="C7CBDC" w:sz="4"/>
+              <w:left w:val="single" w:color="C7CBDC" w:sz="4"/>
+              <w:bottom w:val="single" w:color="C7CBDC" w:sz="4"/>
+              <w:right w:val="single" w:color="C7CBDC" w:sz="4"/>
+            </w:tcBorders>
+            <w:tcMar>
+              <w:top w:type="dxa" w:w="60"/>
+              <w:left w:type="dxa" w:w="90"/>
+              <w:bottom w:type="dxa" w:w="60"/>
+              <w:right w:type="dxa" w:w="90"/>
+            </w:tcMar>
+            <w:vAlign w:val="top"/>
+          </w:tcPr>
+          <w:p>
+            <w:pPr>
+              <w:spacing w:after="0" w:before="0"/>
+            </w:pPr>
+            <w:r>
+              <w:rPr>
+                <w:rFonts w:ascii="Calibri" w:cs="Calibri" w:eastAsia="Calibri" w:hAnsi="Calibri"/>
+                <w:b w:val="false"/>
+                <w:bCs w:val="false"/>
+                <w:i w:val="false"/>
+                <w:iCs w:val="false"/>
+                <w:color w:val="1A1F36"/>
+                <w:sz w:val="18"/>
+                <w:szCs w:val="18"/>
+              </w:rPr>
+              <w:t xml:space="preserve"/>
+            </w:r>
+          </w:p>
+        </w:tc>
+      </w:tr>
+      <w:tr>
+        <w:tc>
+          <w:tcPr>
+            <w:tcW w:type="dxa" w:w="3800"/>
+            <w:tcBorders>
+              <w:top w:val="single" w:color="C7CBDC" w:sz="4"/>
+              <w:left w:val="single" w:color="C7CBDC" w:sz="4"/>
+              <w:bottom w:val="single" w:color="C7CBDC" w:sz="4"/>
+              <w:right w:val="single" w:color="C7CBDC" w:sz="4"/>
+            </w:tcBorders>
+            <w:shd w:fill="F7F8FC" w:color="auto" w:val="clear"/>
+            <w:tcMar>
+              <w:top w:type="dxa" w:w="60"/>
+              <w:left w:type="dxa" w:w="90"/>
+              <w:bottom w:type="dxa" w:w="60"/>
+              <w:right w:type="dxa" w:w="90"/>
+            </w:tcMar>
+            <w:vAlign w:val="top"/>
+          </w:tcPr>
+          <w:p>
+            <w:pPr>
+              <w:spacing w:after="0"/>
+            </w:pPr>
+            <w:r>
+              <w:rPr>
+                <w:rFonts w:ascii="Calibri" w:cs="Calibri" w:eastAsia="Calibri" w:hAnsi="Calibri"/>
+                <w:b w:val="false"/>
+                <w:bCs w:val="false"/>
+                <w:i w:val="false"/>
+                <w:iCs w:val="false"/>
+                <w:color w:val="1A1F36"/>
+                <w:sz w:val="18"/>
+                <w:szCs w:val="18"/>
+              </w:rPr>
+              <w:t xml:space="preserve">Конференция ЗАПАД (2 Дивизион)</w:t>
+            </w:r>
+            <w:r>
+              <w:rPr>
+                <w:rFonts w:ascii="Calibri" w:cs="Calibri" w:eastAsia="Calibri" w:hAnsi="Calibri"/>
+                <w:b w:val="false"/>
+                <w:bCs w:val="false"/>
+                <w:i w:val="false"/>
+                <w:iCs w:val="false"/>
+                <w:color w:val="1A1F36"/>
+                <w:sz w:val="18"/>
+                <w:szCs w:val="18"/>
+              </w:rPr>
+              <w:br/>
+              <w:t xml:space="preserve">июль 2026</w:t>
+            </w:r>
+          </w:p>
+        </w:tc>
+        <w:tc>
+          <w:tcPr>
+            <w:tcW w:type="dxa" w:w="6850"/>
+            <w:tcBorders>
+              <w:top w:val="single" w:color="C7CBDC" w:sz="4"/>
+              <w:left w:val="single" w:color="C7CBDC" w:sz="4"/>
+              <w:bottom w:val="single" w:color="C7CBDC" w:sz="4"/>
+              <w:right w:val="single" w:color="C7CBDC" w:sz="4"/>
+            </w:tcBorders>
+            <w:shd w:fill="F7F8FC" w:color="auto" w:val="clear"/>
+            <w:tcMar>
+              <w:top w:type="dxa" w:w="60"/>
+              <w:left w:type="dxa" w:w="90"/>
+              <w:bottom w:type="dxa" w:w="60"/>
+              <w:right w:type="dxa" w:w="90"/>
+            </w:tcMar>
+            <w:vAlign w:val="top"/>
+          </w:tcPr>
+          <w:p>
+            <w:pPr>
+              <w:spacing w:after="0" w:before="0"/>
+            </w:pPr>
+            <w:r>
+              <w:rPr>
+                <w:rFonts w:ascii="Calibri" w:cs="Calibri" w:eastAsia="Calibri" w:hAnsi="Calibri"/>
+                <w:b w:val="false"/>
+                <w:bCs w:val="false"/>
+                <w:i w:val="false"/>
+                <w:iCs w:val="false"/>
+                <w:color w:val="1A1F36"/>
+                <w:sz w:val="18"/>
+                <w:szCs w:val="18"/>
+              </w:rPr>
+              <w:t xml:space="preserve">В составах обеих команд одного матча записан игрок с одинаковыми ФИО, у каждой команды под своим номером: Авксентьев Александр Александрович (Беркут — №10; Феникс — №5; в 36 матчах); Белов Евгений Дмитриевич (Феникс — №17; Электроник — №8; в 42 матчах); Зарков Гордей Михайлович (Беркут — №8; Электроник — №16; в 36 матчах).</w:t>
+            </w:r>
+          </w:p>
+        </w:tc>
+        <w:tc>
+          <w:tcPr>
+            <w:tcW w:type="dxa" w:w="4600"/>
+            <w:tcBorders>
+              <w:top w:val="single" w:color="C7CBDC" w:sz="4"/>
+              <w:left w:val="single" w:color="C7CBDC" w:sz="4"/>
+              <w:bottom w:val="single" w:color="C7CBDC" w:sz="4"/>
+              <w:right w:val="single" w:color="C7CBDC" w:sz="4"/>
+            </w:tcBorders>
+            <w:tcMar>
+              <w:top w:type="dxa" w:w="60"/>
+              <w:left w:type="dxa" w:w="90"/>
+              <w:bottom w:type="dxa" w:w="60"/>
+              <w:right w:type="dxa" w:w="90"/>
+            </w:tcMar>
+            <w:vAlign w:val="top"/>
+          </w:tcPr>
+          <w:p>
+            <w:pPr>
+              <w:spacing w:after="0" w:before="0"/>
+            </w:pPr>
+            <w:r>
+              <w:rPr>
+                <w:rFonts w:ascii="Calibri" w:cs="Calibri" w:eastAsia="Calibri" w:hAnsi="Calibri"/>
+                <w:b w:val="false"/>
+                <w:bCs w:val="false"/>
+                <w:i w:val="false"/>
+                <w:iCs w:val="false"/>
+                <w:color w:val="1A1F36"/>
+                <w:sz w:val="18"/>
+                <w:szCs w:val="18"/>
+              </w:rPr>
+              <w:t xml:space="preserve"/>
+            </w:r>
+          </w:p>
+        </w:tc>
+      </w:tr>
+      <w:tr>
+        <w:tc>
+          <w:tcPr>
+            <w:tcW w:type="dxa" w:w="3800"/>
+            <w:tcBorders>
+              <w:top w:val="single" w:color="C7CBDC" w:sz="4"/>
+              <w:left w:val="single" w:color="C7CBDC" w:sz="4"/>
+              <w:bottom w:val="single" w:color="C7CBDC" w:sz="4"/>
+              <w:right w:val="single" w:color="C7CBDC" w:sz="4"/>
+            </w:tcBorders>
+            <w:tcMar>
+              <w:top w:type="dxa" w:w="60"/>
+              <w:left w:type="dxa" w:w="90"/>
+              <w:bottom w:type="dxa" w:w="60"/>
+              <w:right w:type="dxa" w:w="90"/>
+            </w:tcMar>
+            <w:vAlign w:val="top"/>
+          </w:tcPr>
+          <w:p>
+            <w:pPr>
+              <w:spacing w:after="0"/>
+            </w:pPr>
+            <w:r>
+              <w:rPr>
+                <w:rFonts w:ascii="Calibri" w:cs="Calibri" w:eastAsia="Calibri" w:hAnsi="Calibri"/>
+                <w:b w:val="false"/>
+                <w:bCs w:val="false"/>
+                <w:i w:val="false"/>
+                <w:iCs w:val="false"/>
+                <w:color w:val="1A1F36"/>
+                <w:sz w:val="18"/>
+                <w:szCs w:val="18"/>
+              </w:rPr>
+              <w:t xml:space="preserve">Конференция ВОСТОК (2 Дивизион)</w:t>
+            </w:r>
+            <w:r>
+              <w:rPr>
+                <w:rFonts w:ascii="Calibri" w:cs="Calibri" w:eastAsia="Calibri" w:hAnsi="Calibri"/>
+                <w:b w:val="false"/>
+                <w:bCs w:val="false"/>
+                <w:i w:val="false"/>
+                <w:iCs w:val="false"/>
+                <w:color w:val="1A1F36"/>
+                <w:sz w:val="18"/>
+                <w:szCs w:val="18"/>
+              </w:rPr>
+              <w:br/>
+              <w:t xml:space="preserve">август 2026</w:t>
+            </w:r>
+          </w:p>
+        </w:tc>
+        <w:tc>
+          <w:tcPr>
+            <w:tcW w:type="dxa" w:w="6850"/>
+            <w:tcBorders>
+              <w:top w:val="single" w:color="C7CBDC" w:sz="4"/>
+              <w:left w:val="single" w:color="C7CBDC" w:sz="4"/>
+              <w:bottom w:val="single" w:color="C7CBDC" w:sz="4"/>
+              <w:right w:val="single" w:color="C7CBDC" w:sz="4"/>
+            </w:tcBorders>
+            <w:tcMar>
+              <w:top w:type="dxa" w:w="60"/>
+              <w:left w:type="dxa" w:w="90"/>
+              <w:bottom w:type="dxa" w:w="60"/>
+              <w:right w:type="dxa" w:w="90"/>
+            </w:tcMar>
+            <w:vAlign w:val="top"/>
+          </w:tcPr>
+          <w:p>
+            <w:pPr>
+              <w:spacing w:after="0" w:before="0"/>
+            </w:pPr>
+            <w:r>
+              <w:rPr>
+                <w:rFonts w:ascii="Calibri" w:cs="Calibri" w:eastAsia="Calibri" w:hAnsi="Calibri"/>
+                <w:b w:val="false"/>
+                <w:bCs w:val="false"/>
+                <w:i w:val="false"/>
+                <w:iCs w:val="false"/>
+                <w:color w:val="1A1F36"/>
+                <w:sz w:val="18"/>
+                <w:szCs w:val="18"/>
+              </w:rPr>
+              <w:t xml:space="preserve">В составах обеих команд одного матча записан игрок с одинаковыми ФИО, у каждой команды под своим номером: Колотыркин Артём Игоревич (Газовик — №95; Юность — №46; в 10 матчах); Колчин Иван Денисович (Газовик — №72; Юность — №91; в 10 матчах); Копейкин Иван Андреевич (Газовик — №88; Юность — №4; в 10 матчах).</w:t>
+            </w:r>
+          </w:p>
+        </w:tc>
+        <w:tc>
+          <w:tcPr>
+            <w:tcW w:type="dxa" w:w="4600"/>
+            <w:tcBorders>
+              <w:top w:val="single" w:color="C7CBDC" w:sz="4"/>
+              <w:left w:val="single" w:color="C7CBDC" w:sz="4"/>
+              <w:bottom w:val="single" w:color="C7CBDC" w:sz="4"/>
+              <w:right w:val="single" w:color="C7CBDC" w:sz="4"/>
+            </w:tcBorders>
+            <w:tcMar>
+              <w:top w:type="dxa" w:w="60"/>
+              <w:left w:type="dxa" w:w="90"/>
+              <w:bottom w:type="dxa" w:w="60"/>
+              <w:right w:type="dxa" w:w="90"/>
+            </w:tcMar>
+            <w:vAlign w:val="top"/>
+          </w:tcPr>
+          <w:p>
+            <w:pPr>
+              <w:spacing w:after="0" w:before="0"/>
+            </w:pPr>
+            <w:r>
+              <w:rPr>
+                <w:rFonts w:ascii="Calibri" w:cs="Calibri" w:eastAsia="Calibri" w:hAnsi="Calibri"/>
+                <w:b w:val="false"/>
+                <w:bCs w:val="false"/>
+                <w:i w:val="false"/>
+                <w:iCs w:val="false"/>
+                <w:color w:val="1A1F36"/>
+                <w:sz w:val="18"/>
+                <w:szCs w:val="18"/>
+              </w:rPr>
+              <w:t xml:space="preserve"/>
+            </w:r>
+          </w:p>
+        </w:tc>
+      </w:tr>
+      <w:tr>
+        <w:tc>
+          <w:tcPr>
+            <w:tcW w:type="dxa" w:w="3800"/>
+            <w:tcBorders>
+              <w:top w:val="single" w:color="C7CBDC" w:sz="4"/>
+              <w:left w:val="single" w:color="C7CBDC" w:sz="4"/>
+              <w:bottom w:val="single" w:color="C7CBDC" w:sz="4"/>
+              <w:right w:val="single" w:color="C7CBDC" w:sz="4"/>
+            </w:tcBorders>
+            <w:shd w:fill="F7F8FC" w:color="auto" w:val="clear"/>
+            <w:tcMar>
+              <w:top w:type="dxa" w:w="60"/>
+              <w:left w:type="dxa" w:w="90"/>
+              <w:bottom w:type="dxa" w:w="60"/>
+              <w:right w:type="dxa" w:w="90"/>
+            </w:tcMar>
+            <w:vAlign w:val="top"/>
+          </w:tcPr>
+          <w:p>
+            <w:pPr>
+              <w:spacing w:after="0"/>
+            </w:pPr>
+            <w:r>
+              <w:rPr>
+                <w:rFonts w:ascii="Calibri" w:cs="Calibri" w:eastAsia="Calibri" w:hAnsi="Calibri"/>
+                <w:b w:val="false"/>
+                <w:bCs w:val="false"/>
+                <w:i w:val="false"/>
+                <w:iCs w:val="false"/>
+                <w:color w:val="1A1F36"/>
+                <w:sz w:val="18"/>
+                <w:szCs w:val="18"/>
+              </w:rPr>
+              <w:t xml:space="preserve">Конференция ЗАПАД (1 Дивизион)</w:t>
+            </w:r>
+            <w:r>
+              <w:rPr>
+                <w:rFonts w:ascii="Calibri" w:cs="Calibri" w:eastAsia="Calibri" w:hAnsi="Calibri"/>
+                <w:b w:val="false"/>
+                <w:bCs w:val="false"/>
+                <w:i w:val="false"/>
+                <w:iCs w:val="false"/>
+                <w:color w:val="1A1F36"/>
+                <w:sz w:val="18"/>
+                <w:szCs w:val="18"/>
+              </w:rPr>
+              <w:br/>
+              <w:t xml:space="preserve">август 2026</w:t>
+            </w:r>
+          </w:p>
+        </w:tc>
+        <w:tc>
+          <w:tcPr>
+            <w:tcW w:type="dxa" w:w="6850"/>
+            <w:tcBorders>
+              <w:top w:val="single" w:color="C7CBDC" w:sz="4"/>
+              <w:left w:val="single" w:color="C7CBDC" w:sz="4"/>
+              <w:bottom w:val="single" w:color="C7CBDC" w:sz="4"/>
+              <w:right w:val="single" w:color="C7CBDC" w:sz="4"/>
+            </w:tcBorders>
+            <w:shd w:fill="F7F8FC" w:color="auto" w:val="clear"/>
+            <w:tcMar>
+              <w:top w:type="dxa" w:w="60"/>
+              <w:left w:type="dxa" w:w="90"/>
+              <w:bottom w:type="dxa" w:w="60"/>
+              <w:right w:type="dxa" w:w="90"/>
+            </w:tcMar>
+            <w:vAlign w:val="top"/>
+          </w:tcPr>
+          <w:p>
+            <w:pPr>
+              <w:spacing w:after="0" w:before="0"/>
+            </w:pPr>
+            <w:r>
+              <w:rPr>
+                <w:rFonts w:ascii="Calibri" w:cs="Calibri" w:eastAsia="Calibri" w:hAnsi="Calibri"/>
+                <w:b w:val="false"/>
+                <w:bCs w:val="false"/>
+                <w:i w:val="false"/>
+                <w:iCs w:val="false"/>
+                <w:color w:val="1A1F36"/>
+                <w:sz w:val="18"/>
+                <w:szCs w:val="18"/>
+              </w:rPr>
+              <w:t xml:space="preserve">В составах обеих команд одного матча записан игрок с одинаковыми ФИО, у каждой команды под своим номером: Авксентьев Александр Александрович (Акулы — №9; Звезда — №10; в 55 матчах); Белов Евгений Дмитриевич (Авиатор — №17; Нефтяник — №9; в 26 матчах); Зарков Гордей Михайлович (Медведи — №7; Рыси — №9; в 24 матчах).</w:t>
+            </w:r>
+          </w:p>
+        </w:tc>
+        <w:tc>
+          <w:tcPr>
+            <w:tcW w:type="dxa" w:w="4600"/>
+            <w:tcBorders>
+              <w:top w:val="single" w:color="C7CBDC" w:sz="4"/>
+              <w:left w:val="single" w:color="C7CBDC" w:sz="4"/>
+              <w:bottom w:val="single" w:color="C7CBDC" w:sz="4"/>
+              <w:right w:val="single" w:color="C7CBDC" w:sz="4"/>
+            </w:tcBorders>
+            <w:tcMar>
+              <w:top w:type="dxa" w:w="60"/>
+              <w:left w:type="dxa" w:w="90"/>
+              <w:bottom w:type="dxa" w:w="60"/>
+              <w:right w:type="dxa" w:w="90"/>
+            </w:tcMar>
+            <w:vAlign w:val="top"/>
+          </w:tcPr>
+          <w:p>
+            <w:pPr>
+              <w:spacing w:after="0" w:before="0"/>
+            </w:pPr>
+            <w:r>
+              <w:rPr>
+                <w:rFonts w:ascii="Calibri" w:cs="Calibri" w:eastAsia="Calibri" w:hAnsi="Calibri"/>
+                <w:b w:val="false"/>
+                <w:bCs w:val="false"/>
+                <w:i w:val="false"/>
+                <w:iCs w:val="false"/>
+                <w:color w:val="1A1F36"/>
+                <w:sz w:val="18"/>
+                <w:szCs w:val="18"/>
+              </w:rPr>
+              <w:t xml:space="preserve"/>
+            </w:r>
+          </w:p>
+        </w:tc>
+      </w:tr>
+      <w:tr>
+        <w:tc>
+          <w:tcPr>
+            <w:tcW w:type="dxa" w:w="3800"/>
+            <w:tcBorders>
+              <w:top w:val="single" w:color="C7CBDC" w:sz="4"/>
+              <w:left w:val="single" w:color="C7CBDC" w:sz="4"/>
+              <w:bottom w:val="single" w:color="C7CBDC" w:sz="4"/>
+              <w:right w:val="single" w:color="C7CBDC" w:sz="4"/>
+            </w:tcBorders>
+            <w:tcMar>
+              <w:top w:type="dxa" w:w="60"/>
+              <w:left w:type="dxa" w:w="90"/>
+              <w:bottom w:type="dxa" w:w="60"/>
+              <w:right w:type="dxa" w:w="90"/>
+            </w:tcMar>
+            <w:vAlign w:val="top"/>
+          </w:tcPr>
+          <w:p>
+            <w:pPr>
+              <w:spacing w:after="0"/>
+            </w:pPr>
+            <w:r>
+              <w:rPr>
+                <w:rFonts w:ascii="Calibri" w:cs="Calibri" w:eastAsia="Calibri" w:hAnsi="Calibri"/>
+                <w:b w:val="false"/>
+                <w:bCs w:val="false"/>
+                <w:i w:val="false"/>
+                <w:iCs w:val="false"/>
+                <w:color w:val="1A1F36"/>
+                <w:sz w:val="18"/>
+                <w:szCs w:val="18"/>
+              </w:rPr>
+              <w:t xml:space="preserve">Конференция ЗАПАД (2 Дивизион)</w:t>
+            </w:r>
+            <w:r>
+              <w:rPr>
+                <w:rFonts w:ascii="Calibri" w:cs="Calibri" w:eastAsia="Calibri" w:hAnsi="Calibri"/>
+                <w:b w:val="false"/>
+                <w:bCs w:val="false"/>
+                <w:i w:val="false"/>
+                <w:iCs w:val="false"/>
+                <w:color w:val="1A1F36"/>
+                <w:sz w:val="18"/>
+                <w:szCs w:val="18"/>
+              </w:rPr>
+              <w:br/>
+              <w:t xml:space="preserve">август 2026</w:t>
+            </w:r>
+          </w:p>
+        </w:tc>
+        <w:tc>
+          <w:tcPr>
+            <w:tcW w:type="dxa" w:w="6850"/>
+            <w:tcBorders>
+              <w:top w:val="single" w:color="C7CBDC" w:sz="4"/>
+              <w:left w:val="single" w:color="C7CBDC" w:sz="4"/>
+              <w:bottom w:val="single" w:color="C7CBDC" w:sz="4"/>
+              <w:right w:val="single" w:color="C7CBDC" w:sz="4"/>
+            </w:tcBorders>
+            <w:tcMar>
+              <w:top w:type="dxa" w:w="60"/>
+              <w:left w:type="dxa" w:w="90"/>
+              <w:bottom w:type="dxa" w:w="60"/>
+              <w:right w:type="dxa" w:w="90"/>
+            </w:tcMar>
+            <w:vAlign w:val="top"/>
+          </w:tcPr>
+          <w:p>
+            <w:pPr>
+              <w:spacing w:after="0" w:before="0"/>
+            </w:pPr>
+            <w:r>
+              <w:rPr>
+                <w:rFonts w:ascii="Calibri" w:cs="Calibri" w:eastAsia="Calibri" w:hAnsi="Calibri"/>
+                <w:b w:val="false"/>
+                <w:bCs w:val="false"/>
+                <w:i w:val="false"/>
+                <w:iCs w:val="false"/>
+                <w:color w:val="1A1F36"/>
+                <w:sz w:val="18"/>
+                <w:szCs w:val="18"/>
+              </w:rPr>
+              <w:t xml:space="preserve">В составах обеих команд одного матча записан игрок с одинаковыми ФИО, у каждой команды под своим номером: Авксентьев Александр Александрович (Акулы — №9; Беркут — №10; Звезда — №10; Феникс — №5; в 37 матчах); Белов Евгений Дмитриевич (Феникс — №17; Электроник — №8; в 46 матчах); Зарков Гордей Михайлович (Беркут — №8; Электроник — №16; в 36 матчах).</w:t>
+            </w:r>
+          </w:p>
+        </w:tc>
+        <w:tc>
+          <w:tcPr>
+            <w:tcW w:type="dxa" w:w="4600"/>
+            <w:tcBorders>
+              <w:top w:val="single" w:color="C7CBDC" w:sz="4"/>
+              <w:left w:val="single" w:color="C7CBDC" w:sz="4"/>
+              <w:bottom w:val="single" w:color="C7CBDC" w:sz="4"/>
+              <w:right w:val="single" w:color="C7CBDC" w:sz="4"/>
+            </w:tcBorders>
+            <w:tcMar>
+              <w:top w:type="dxa" w:w="60"/>
+              <w:left w:type="dxa" w:w="90"/>
+              <w:bottom w:type="dxa" w:w="60"/>
+              <w:right w:type="dxa" w:w="90"/>
+            </w:tcMar>
+            <w:vAlign w:val="top"/>
+          </w:tcPr>
+          <w:p>
+            <w:pPr>
+              <w:spacing w:after="0" w:before="0"/>
+            </w:pPr>
+            <w:r>
+              <w:rPr>
+                <w:rFonts w:ascii="Calibri" w:cs="Calibri" w:eastAsia="Calibri" w:hAnsi="Calibri"/>
+                <w:b w:val="false"/>
+                <w:bCs w:val="false"/>
+                <w:i w:val="false"/>
+                <w:iCs w:val="false"/>
+                <w:color w:val="1A1F36"/>
+                <w:sz w:val="18"/>
+                <w:szCs w:val="18"/>
+              </w:rPr>
+              <w:t xml:space="preserve"/>
+            </w:r>
+          </w:p>
+        </w:tc>
+      </w:tr>
+    </w:tbl>
+    <w:p>
+      <w:pPr>
+        <w:keepNext/>
         <w:pBdr>
           <w:bottom w:val="single" w:color="2B2F77" w:sz="8" w:space="6"/>
         </w:pBdr>
@@ -3783,7 +4829,7 @@
                 <w:sz w:val="20"/>
                 <w:szCs w:val="20"/>
               </w:rPr>
-              <w:t xml:space="preserve">8</w:t>
+              <w:t xml:space="preserve">7</w:t>
             </w:r>
           </w:p>
         </w:tc>
@@ -4235,7 +5281,7 @@
                 <w:sz w:val="20"/>
                 <w:szCs w:val="20"/>
               </w:rPr>
-              <w:t xml:space="preserve">2</w:t>
+              <w:t xml:space="preserve">1</w:t>
             </w:r>
           </w:p>
         </w:tc>
@@ -4835,7 +5881,7 @@
                 <w:sz w:val="20"/>
                 <w:szCs w:val="20"/>
               </w:rPr>
-              <w:t xml:space="preserve">14</w:t>
+              <w:t xml:space="preserve">12</w:t>
             </w:r>
           </w:p>
         </w:tc>
@@ -4987,7 +6033,7 @@
                 <w:sz w:val="20"/>
                 <w:szCs w:val="20"/>
               </w:rPr>
-              <w:t xml:space="preserve">68</w:t>
+              <w:t xml:space="preserve">64</w:t>
             </w:r>
           </w:p>
         </w:tc>
@@ -6087,7 +7133,7 @@
                 <w:sz w:val="18"/>
                 <w:szCs w:val="18"/>
               </w:rPr>
-              <w:t xml:space="preserve">После трёх периодов ничья, в итоге +1 гол — как у матчей с буллитами, но пометки «Б Буллиты» нет. Буллиты или опечатка?</w:t>
+              <w:t xml:space="preserve">После трёх периодов ничья, в итоге +1 гол — как у матчей с буллитами, но пометки Б Буллиты нет. Буллиты или опечатка?</w:t>
             </w:r>
           </w:p>
         </w:tc>
@@ -6740,7 +7786,7 @@
                 <w:sz w:val="18"/>
                 <w:szCs w:val="18"/>
               </w:rPr>
-              <w:t xml:space="preserve">Те же числа, что и в сумме по периодам, но переставлены местами. Похоже, итоговый счёт записан наоборот. Так и было или перепутали?</w:t>
+              <w:t xml:space="preserve">Сумма по периодам — 3:8, а итог записан 8:3: те же числа, переставленные местами. Правильный итог 3:8?</w:t>
             </w:r>
           </w:p>
         </w:tc>
@@ -7452,7 +8498,7 @@
                 <w:sz w:val="18"/>
                 <w:szCs w:val="18"/>
               </w:rPr>
-              <w:t xml:space="preserve">После трёх периодов ничья, в итоге +1 гол — как у матчей с буллитами, но пометки «Б Буллиты» нет. Буллиты или опечатка?</w:t>
+              <w:t xml:space="preserve">После трёх периодов ничья, в итоге +1 гол — как у матчей с буллитами, но пометки Б Буллиты нет. Буллиты или опечатка?</w:t>
             </w:r>
           </w:p>
         </w:tc>
@@ -10100,7 +11146,7 @@
                 <w:sz w:val="18"/>
                 <w:szCs w:val="18"/>
               </w:rPr>
-              <w:t xml:space="preserve">После трёх периодов ничья, в итоге +1 гол — как у матчей с буллитами, но пометки «Б Буллиты» нет. Буллиты или опечатка?</w:t>
+              <w:t xml:space="preserve">После трёх периодов ничья, в итоге +1 гол — как у матчей с буллитами, но пометки Б Буллиты нет. Буллиты или опечатка?</w:t>
             </w:r>
           </w:p>
         </w:tc>
@@ -10314,7 +11360,7 @@
                 <w:sz w:val="18"/>
                 <w:szCs w:val="18"/>
               </w:rPr>
-              <w:t xml:space="preserve">После трёх периодов ничья, в итоге +1 гол — как у матчей с буллитами, но пометки «Б Буллиты» нет. Буллиты или опечатка?</w:t>
+              <w:t xml:space="preserve">После трёх периодов ничья, в итоге +1 гол — как у матчей с буллитами, но пометки Б Буллиты нет. Буллиты или опечатка?</w:t>
             </w:r>
           </w:p>
         </w:tc>
@@ -10524,7 +11570,7 @@
                 <w:sz w:val="18"/>
                 <w:szCs w:val="18"/>
               </w:rPr>
-              <w:t xml:space="preserve">После трёх периодов ничья, в итоге +1 гол — как у матчей с буллитами, но пометки «Б Буллиты» нет. Буллиты или опечатка?</w:t>
+              <w:t xml:space="preserve">После трёх периодов ничья, в итоге +1 гол — как у матчей с буллитами, но пометки Б Буллиты нет. Буллиты или опечатка?</w:t>
             </w:r>
           </w:p>
         </w:tc>
@@ -11148,7 +12194,7 @@
                 <w:sz w:val="18"/>
                 <w:szCs w:val="18"/>
               </w:rPr>
-              <w:t xml:space="preserve">После трёх периодов ничья, в итоге +1 гол — как у матчей с буллитами, но пометки «Б Буллиты» нет. Буллиты или опечатка?</w:t>
+              <w:t xml:space="preserve">После трёх периодов ничья, в итоге +1 гол — как у матчей с буллитами, но пометки Б Буллиты нет. Буллиты или опечатка?</w:t>
             </w:r>
           </w:p>
         </w:tc>
@@ -11228,7 +12274,7 @@
           <w:sz w:val="22"/>
           <w:szCs w:val="22"/>
         </w:rPr>
-        <w:t xml:space="preserve">Проверено матчей: 747.   Найдено ошибок: 22.</w:t>
+        <w:t xml:space="preserve">Проверено матчей: 747.   Найдено ошибок: 21.</w:t>
       </w:r>
     </w:p>
     <w:p>
@@ -11265,7 +12311,7 @@
           <w:sz w:val="22"/>
           <w:szCs w:val="22"/>
         </w:rPr>
-        <w:t xml:space="preserve">июль 2026 — матчей 372, ошибок 8</w:t>
+        <w:t xml:space="preserve">июль 2026 — матчей 372, ошибок 7</w:t>
       </w:r>
     </w:p>
     <w:tbl>
@@ -12070,7 +13116,7 @@
                 <w:sz w:val="18"/>
                 <w:szCs w:val="18"/>
               </w:rPr>
-              <w:t xml:space="preserve">После трёх периодов ничья, в итоге +1 гол — как у матчей с буллитами, но пометки «Б Буллиты» нет. Буллиты или опечатка?</w:t>
+              <w:t xml:space="preserve">После трёх периодов ничья, в итоге +1 гол — как у матчей с буллитами, но пометки Б Буллиты нет. Буллиты или опечатка?</w:t>
             </w:r>
           </w:p>
         </w:tc>
@@ -12284,7 +13330,7 @@
                 <w:sz w:val="18"/>
                 <w:szCs w:val="18"/>
               </w:rPr>
-              <w:t xml:space="preserve">После трёх периодов ничья, в итоге +1 гол — как у матчей с буллитами, но пометки «Б Буллиты» нет. Буллиты или опечатка?</w:t>
+              <w:t xml:space="preserve">После трёх периодов ничья, в итоге +1 гол — как у матчей с буллитами, но пометки Б Буллиты нет. Буллиты или опечатка?</w:t>
             </w:r>
           </w:p>
         </w:tc>
@@ -12494,7 +13540,7 @@
                 <w:sz w:val="18"/>
                 <w:szCs w:val="18"/>
               </w:rPr>
-              <w:t xml:space="preserve">После трёх периодов ничья, в итоге +1 гол — как у матчей с буллитами, но пометки «Б Буллиты» нет. Буллиты или опечатка?</w:t>
+              <w:t xml:space="preserve">После трёх периодов ничья, в итоге +1 гол — как у матчей с буллитами, но пометки Б Буллиты нет. Буллиты или опечатка?</w:t>
             </w:r>
           </w:p>
         </w:tc>
@@ -12708,7 +13754,7 @@
                 <w:sz w:val="18"/>
                 <w:szCs w:val="18"/>
               </w:rPr>
-              <w:t xml:space="preserve">После трёх периодов ничья, в итоге +1 гол — как у матчей с буллитами, но пометки «Б Буллиты» нет. Буллиты или опечатка?</w:t>
+              <w:t xml:space="preserve">После трёх периодов ничья, в итоге +1 гол — как у матчей с буллитами, но пометки Б Буллиты нет. Буллиты или опечатка?</w:t>
             </w:r>
           </w:p>
         </w:tc>
@@ -12918,221 +13964,7 @@
                 <w:sz w:val="18"/>
                 <w:szCs w:val="18"/>
               </w:rPr>
-              <w:t xml:space="preserve">У команды А в итоге 25 голов — неправдоподобно много. Похоже на опечатку в записи счёта.</w:t>
-            </w:r>
-          </w:p>
-        </w:tc>
-        <w:tc>
-          <w:tcPr>
-            <w:tcW w:type="dxa" w:w="4950"/>
-            <w:tcBorders>
-              <w:top w:val="single" w:color="C7CBDC" w:sz="4"/>
-              <w:left w:val="single" w:color="C7CBDC" w:sz="4"/>
-              <w:bottom w:val="single" w:color="C7CBDC" w:sz="4"/>
-              <w:right w:val="single" w:color="C7CBDC" w:sz="4"/>
-            </w:tcBorders>
-            <w:tcMar>
-              <w:top w:type="dxa" w:w="60"/>
-              <w:left w:type="dxa" w:w="90"/>
-              <w:bottom w:type="dxa" w:w="60"/>
-              <w:right w:type="dxa" w:w="90"/>
-            </w:tcMar>
-            <w:vAlign w:val="top"/>
-          </w:tcPr>
-          <w:p>
-            <w:pPr>
-              <w:spacing w:after="0" w:before="0"/>
-            </w:pPr>
-            <w:r>
-              <w:rPr>
-                <w:rFonts w:ascii="Calibri" w:cs="Calibri" w:eastAsia="Calibri" w:hAnsi="Calibri"/>
-                <w:b w:val="false"/>
-                <w:bCs w:val="false"/>
-                <w:i w:val="false"/>
-                <w:iCs w:val="false"/>
-                <w:color w:val="1A1F36"/>
-                <w:sz w:val="18"/>
-                <w:szCs w:val="18"/>
-              </w:rPr>
-              <w:t xml:space="preserve"/>
-            </w:r>
-          </w:p>
-        </w:tc>
-      </w:tr>
-      <w:tr>
-        <w:tc>
-          <w:tcPr>
-            <w:tcW w:type="dxa" w:w="900"/>
-            <w:tcBorders>
-              <w:top w:val="single" w:color="C7CBDC" w:sz="4"/>
-              <w:left w:val="single" w:color="C7CBDC" w:sz="4"/>
-              <w:bottom w:val="single" w:color="C7CBDC" w:sz="4"/>
-              <w:right w:val="single" w:color="C7CBDC" w:sz="4"/>
-            </w:tcBorders>
-            <w:shd w:fill="F7F8FC" w:color="auto" w:val="clear"/>
-            <w:tcMar>
-              <w:top w:type="dxa" w:w="60"/>
-              <w:left w:type="dxa" w:w="90"/>
-              <w:bottom w:type="dxa" w:w="60"/>
-              <w:right w:type="dxa" w:w="90"/>
-            </w:tcMar>
-            <w:vAlign w:val="top"/>
-          </w:tcPr>
-          <w:p>
-            <w:pPr>
-              <w:spacing w:after="0" w:before="0"/>
-            </w:pPr>
-            <w:r>
-              <w:rPr>
-                <w:rFonts w:ascii="Calibri" w:cs="Calibri" w:eastAsia="Calibri" w:hAnsi="Calibri"/>
-                <w:b/>
-                <w:bCs/>
-                <w:i w:val="false"/>
-                <w:iCs w:val="false"/>
-                <w:color w:val="1A1F36"/>
-                <w:sz w:val="18"/>
-                <w:szCs w:val="18"/>
-              </w:rPr>
-              <w:t xml:space="preserve">5521</w:t>
-            </w:r>
-          </w:p>
-        </w:tc>
-        <w:tc>
-          <w:tcPr>
-            <w:tcW w:type="dxa" w:w="2600"/>
-            <w:tcBorders>
-              <w:top w:val="single" w:color="C7CBDC" w:sz="4"/>
-              <w:left w:val="single" w:color="C7CBDC" w:sz="4"/>
-              <w:bottom w:val="single" w:color="C7CBDC" w:sz="4"/>
-              <w:right w:val="single" w:color="C7CBDC" w:sz="4"/>
-            </w:tcBorders>
-            <w:shd w:fill="F7F8FC" w:color="auto" w:val="clear"/>
-            <w:tcMar>
-              <w:top w:type="dxa" w:w="60"/>
-              <w:left w:type="dxa" w:w="90"/>
-              <w:bottom w:type="dxa" w:w="60"/>
-              <w:right w:type="dxa" w:w="90"/>
-            </w:tcMar>
-            <w:vAlign w:val="top"/>
-          </w:tcPr>
-          <w:p>
-            <w:pPr>
-              <w:spacing w:after="0"/>
-            </w:pPr>
-            <w:r>
-              <w:rPr>
-                <w:rFonts w:ascii="Calibri" w:cs="Calibri" w:eastAsia="Calibri" w:hAnsi="Calibri"/>
-                <w:b w:val="false"/>
-                <w:bCs w:val="false"/>
-                <w:i w:val="false"/>
-                <w:iCs w:val="false"/>
-                <w:color w:val="1A1F36"/>
-                <w:sz w:val="18"/>
-                <w:szCs w:val="18"/>
-              </w:rPr>
-              <w:t xml:space="preserve">01.07.2026  08:15</w:t>
-            </w:r>
-            <w:r>
-              <w:rPr>
-                <w:rFonts w:ascii="Calibri" w:cs="Calibri" w:eastAsia="Calibri" w:hAnsi="Calibri"/>
-                <w:b w:val="false"/>
-                <w:bCs w:val="false"/>
-                <w:i w:val="false"/>
-                <w:iCs w:val="false"/>
-                <w:color w:val="1A1F36"/>
-                <w:sz w:val="18"/>
-                <w:szCs w:val="18"/>
-              </w:rPr>
-              <w:br/>
-              <w:t xml:space="preserve">Атлант — Беркут</w:t>
-            </w:r>
-          </w:p>
-        </w:tc>
-        <w:tc>
-          <w:tcPr>
-            <w:tcW w:type="dxa" w:w="2400"/>
-            <w:tcBorders>
-              <w:top w:val="single" w:color="C7CBDC" w:sz="4"/>
-              <w:left w:val="single" w:color="C7CBDC" w:sz="4"/>
-              <w:bottom w:val="single" w:color="C7CBDC" w:sz="4"/>
-              <w:right w:val="single" w:color="C7CBDC" w:sz="4"/>
-            </w:tcBorders>
-            <w:shd w:fill="F7F8FC" w:color="auto" w:val="clear"/>
-            <w:tcMar>
-              <w:top w:type="dxa" w:w="60"/>
-              <w:left w:type="dxa" w:w="90"/>
-              <w:bottom w:type="dxa" w:w="60"/>
-              <w:right w:type="dxa" w:w="90"/>
-            </w:tcMar>
-            <w:vAlign w:val="top"/>
-          </w:tcPr>
-          <w:p>
-            <w:pPr>
-              <w:spacing w:after="0"/>
-            </w:pPr>
-            <w:r>
-              <w:rPr>
-                <w:rFonts w:ascii="Calibri" w:cs="Calibri" w:eastAsia="Calibri" w:hAnsi="Calibri"/>
-                <w:b w:val="false"/>
-                <w:bCs w:val="false"/>
-                <w:i w:val="false"/>
-                <w:iCs w:val="false"/>
-                <w:color w:val="5A5F7A"/>
-                <w:sz w:val="18"/>
-                <w:szCs w:val="18"/>
-              </w:rPr>
-              <w:t xml:space="preserve">итог 25:5</w:t>
-            </w:r>
-            <w:r>
-              <w:rPr>
-                <w:rFonts w:ascii="Calibri" w:cs="Calibri" w:eastAsia="Calibri" w:hAnsi="Calibri"/>
-                <w:b w:val="false"/>
-                <w:bCs w:val="false"/>
-                <w:i w:val="false"/>
-                <w:iCs w:val="false"/>
-                <w:color w:val="5A5F7A"/>
-                <w:sz w:val="18"/>
-                <w:szCs w:val="18"/>
-              </w:rPr>
-              <w:br/>
-              <w:t xml:space="preserve">периоды 0:4 1:1 1:0 = 2:5</w:t>
-            </w:r>
-          </w:p>
-        </w:tc>
-        <w:tc>
-          <w:tcPr>
-            <w:tcW w:type="dxa" w:w="4400"/>
-            <w:tcBorders>
-              <w:top w:val="single" w:color="C7CBDC" w:sz="4"/>
-              <w:left w:val="single" w:color="C7CBDC" w:sz="4"/>
-              <w:bottom w:val="single" w:color="C7CBDC" w:sz="4"/>
-              <w:right w:val="single" w:color="C7CBDC" w:sz="4"/>
-            </w:tcBorders>
-            <w:shd w:fill="F7F8FC" w:color="auto" w:val="clear"/>
-            <w:tcMar>
-              <w:top w:type="dxa" w:w="60"/>
-              <w:left w:type="dxa" w:w="90"/>
-              <w:bottom w:type="dxa" w:w="60"/>
-              <w:right w:type="dxa" w:w="90"/>
-            </w:tcMar>
-            <w:vAlign w:val="top"/>
-          </w:tcPr>
-          <w:p>
-            <w:pPr>
-              <w:spacing w:after="0" w:before="0"/>
-            </w:pPr>
-            <w:r>
-              <w:rPr>
-                <w:rFonts w:ascii="Calibri" w:cs="Calibri" w:eastAsia="Calibri" w:hAnsi="Calibri"/>
-                <w:b w:val="false"/>
-                <w:bCs w:val="false"/>
-                <w:i w:val="false"/>
-                <w:iCs w:val="false"/>
-                <w:color w:val="1A1F36"/>
-                <w:sz w:val="18"/>
-                <w:szCs w:val="18"/>
-              </w:rPr>
-              <w:t xml:space="preserve">Счёт не сходится с суммой по периодам. Ничьей после трёх периодов не было — буллитами не объясняется.</w:t>
+              <w:t xml:space="preserve">У команды А в итоге 25 голов — неправдоподобно много. Сумма по периодам — 2:5. Правильный итог 2:5?</w:t>
             </w:r>
           </w:p>
         </w:tc>
@@ -13571,7 +14403,7 @@
                 <w:sz w:val="18"/>
                 <w:szCs w:val="18"/>
               </w:rPr>
-              <w:t xml:space="preserve">После трёх периодов ничья, в итоге +1 гол — как у матчей с буллитами, но пометки «Б Буллиты» нет. Буллиты или опечатка?</w:t>
+              <w:t xml:space="preserve">После трёх периодов ничья, в итоге +1 гол — как у матчей с буллитами, но пометки Б Буллиты нет. Буллиты или опечатка?</w:t>
             </w:r>
           </w:p>
         </w:tc>
@@ -13785,7 +14617,7 @@
                 <w:sz w:val="18"/>
                 <w:szCs w:val="18"/>
               </w:rPr>
-              <w:t xml:space="preserve">После трёх периодов ничья, в итоге +1 гол — как у матчей с буллитами, но пометки «Б Буллиты» нет. Буллиты или опечатка?</w:t>
+              <w:t xml:space="preserve">После трёх периодов ничья, в итоге +1 гол — как у матчей с буллитами, но пометки Б Буллиты нет. Буллиты или опечатка?</w:t>
             </w:r>
           </w:p>
         </w:tc>
@@ -13995,7 +14827,7 @@
                 <w:sz w:val="18"/>
                 <w:szCs w:val="18"/>
               </w:rPr>
-              <w:t xml:space="preserve">После трёх периодов ничья, в итоге +1 гол — как у матчей с буллитами, но пометки «Б Буллиты» нет. Буллиты или опечатка?</w:t>
+              <w:t xml:space="preserve">После трёх периодов ничья, в итоге +1 гол — как у матчей с буллитами, но пометки Б Буллиты нет. Буллиты или опечатка?</w:t>
             </w:r>
           </w:p>
         </w:tc>
@@ -14633,7 +15465,7 @@
                 <w:sz w:val="18"/>
                 <w:szCs w:val="18"/>
               </w:rPr>
-              <w:t xml:space="preserve">После трёх периодов ничья, в итоге +1 гол — как у матчей с буллитами, но пометки «Б Буллиты» нет. Буллиты или опечатка?</w:t>
+              <w:t xml:space="preserve">После трёх периодов ничья, в итоге +1 гол — как у матчей с буллитами, но пометки Б Буллиты нет. Буллиты или опечатка?</w:t>
             </w:r>
           </w:p>
         </w:tc>
@@ -14843,7 +15675,7 @@
                 <w:sz w:val="18"/>
                 <w:szCs w:val="18"/>
               </w:rPr>
-              <w:t xml:space="preserve">После трёх периодов ничья, в итоге +1 гол — как у матчей с буллитами, но пометки «Б Буллиты» нет. Буллиты или опечатка?</w:t>
+              <w:t xml:space="preserve">После трёх периодов ничья, в итоге +1 гол — как у матчей с буллитами, но пометки Б Буллиты нет. Буллиты или опечатка?</w:t>
             </w:r>
           </w:p>
         </w:tc>
@@ -15057,7 +15889,7 @@
                 <w:sz w:val="18"/>
                 <w:szCs w:val="18"/>
               </w:rPr>
-              <w:t xml:space="preserve">После трёх периодов ничья, в итоге +1 гол — как у матчей с буллитами, но пометки «Б Буллиты» нет. Буллиты или опечатка?</w:t>
+              <w:t xml:space="preserve">После трёх периодов ничья, в итоге +1 гол — как у матчей с буллитами, но пометки Б Буллиты нет. Буллиты или опечатка?</w:t>
             </w:r>
           </w:p>
         </w:tc>
@@ -15467,7 +16299,7 @@
                 <w:sz w:val="18"/>
                 <w:szCs w:val="18"/>
               </w:rPr>
-              <w:t xml:space="preserve">После трёх периодов ничья, в итоге +1 гол — как у матчей с буллитами, но пометки «Б Буллиты» нет. Буллиты или опечатка?</w:t>
+              <w:t xml:space="preserve">После трёх периодов ничья, в итоге +1 гол — как у матчей с буллитами, но пометки Б Буллиты нет. Буллиты или опечатка?</w:t>
             </w:r>
           </w:p>
         </w:tc>
@@ -15677,7 +16509,7 @@
                 <w:sz w:val="18"/>
                 <w:szCs w:val="18"/>
               </w:rPr>
-              <w:t xml:space="preserve">После трёх периодов ничья, в итоге +1 гол — как у матчей с буллитами, но пометки «Б Буллиты» нет. Буллиты или опечатка?</w:t>
+              <w:t xml:space="preserve">После трёх периодов ничья, в итоге +1 гол — как у матчей с буллитами, но пометки Б Буллиты нет. Буллиты или опечатка?</w:t>
             </w:r>
           </w:p>
         </w:tc>
@@ -16101,7 +16933,7 @@
                 <w:sz w:val="18"/>
                 <w:szCs w:val="18"/>
               </w:rPr>
-              <w:t xml:space="preserve">После трёх периодов ничья, в итоге +1 гол — как у матчей с буллитами, но пометки «Б Буллиты» нет. Буллиты или опечатка?</w:t>
+              <w:t xml:space="preserve">После трёх периодов ничья, в итоге +1 гол — как у матчей с буллитами, но пометки Б Буллиты нет. Буллиты или опечатка?</w:t>
             </w:r>
           </w:p>
         </w:tc>
@@ -16367,7 +17199,7 @@
           <w:sz w:val="22"/>
           <w:szCs w:val="22"/>
         </w:rPr>
-        <w:t xml:space="preserve">Проверено матчей: 374.   Найдено ошибок: 4.</w:t>
+        <w:t xml:space="preserve">Проверено матчей: 374.   Найдено ошибок: 3.   Восстановлено по данным: 1.</w:t>
       </w:r>
     </w:p>
     <w:p>
@@ -16999,7 +17831,7 @@
                 <w:sz w:val="18"/>
                 <w:szCs w:val="18"/>
               </w:rPr>
-              <w:t xml:space="preserve">После трёх периодов ничья, в итоге +1 гол — как у матчей с буллитами, но пометки «Б Буллиты» нет. Буллиты или опечатка?</w:t>
+              <w:t xml:space="preserve">После трёх периодов ничья, в итоге +1 гол — как у матчей с буллитами, но пометки Б Буллиты нет. Буллиты или опечатка?</w:t>
             </w:r>
           </w:p>
         </w:tc>
@@ -17057,7 +17889,7 @@
           <w:sz w:val="22"/>
           <w:szCs w:val="22"/>
         </w:rPr>
-        <w:t xml:space="preserve">август 2026 — матчей 189, ошибок 2</w:t>
+        <w:t xml:space="preserve">август 2026 — матчей 189, ошибок 1</w:t>
       </w:r>
     </w:p>
     <w:tbl>
@@ -17302,6 +18134,407 @@
                 <w:sz w:val="18"/>
                 <w:szCs w:val="18"/>
               </w:rPr>
+              <w:t xml:space="preserve">2356</w:t>
+            </w:r>
+          </w:p>
+        </w:tc>
+        <w:tc>
+          <w:tcPr>
+            <w:tcW w:type="dxa" w:w="2600"/>
+            <w:tcBorders>
+              <w:top w:val="single" w:color="C7CBDC" w:sz="4"/>
+              <w:left w:val="single" w:color="C7CBDC" w:sz="4"/>
+              <w:bottom w:val="single" w:color="C7CBDC" w:sz="4"/>
+              <w:right w:val="single" w:color="C7CBDC" w:sz="4"/>
+            </w:tcBorders>
+            <w:tcMar>
+              <w:top w:type="dxa" w:w="60"/>
+              <w:left w:type="dxa" w:w="90"/>
+              <w:bottom w:type="dxa" w:w="60"/>
+              <w:right w:type="dxa" w:w="90"/>
+            </w:tcMar>
+            <w:vAlign w:val="top"/>
+          </w:tcPr>
+          <w:p>
+            <w:pPr>
+              <w:spacing w:after="0"/>
+            </w:pPr>
+            <w:r>
+              <w:rPr>
+                <w:rFonts w:ascii="Calibri" w:cs="Calibri" w:eastAsia="Calibri" w:hAnsi="Calibri"/>
+                <w:b w:val="false"/>
+                <w:bCs w:val="false"/>
+                <w:i w:val="false"/>
+                <w:iCs w:val="false"/>
+                <w:color w:val="1A1F36"/>
+                <w:sz w:val="18"/>
+                <w:szCs w:val="18"/>
+              </w:rPr>
+              <w:t xml:space="preserve">06.08.2026  08:35</w:t>
+            </w:r>
+            <w:r>
+              <w:rPr>
+                <w:rFonts w:ascii="Calibri" w:cs="Calibri" w:eastAsia="Calibri" w:hAnsi="Calibri"/>
+                <w:b w:val="false"/>
+                <w:bCs w:val="false"/>
+                <w:i w:val="false"/>
+                <w:iCs w:val="false"/>
+                <w:color w:val="1A1F36"/>
+                <w:sz w:val="18"/>
+                <w:szCs w:val="18"/>
+              </w:rPr>
+              <w:br/>
+              <w:t xml:space="preserve">Партизан — Металлист</w:t>
+            </w:r>
+          </w:p>
+        </w:tc>
+        <w:tc>
+          <w:tcPr>
+            <w:tcW w:type="dxa" w:w="2400"/>
+            <w:tcBorders>
+              <w:top w:val="single" w:color="C7CBDC" w:sz="4"/>
+              <w:left w:val="single" w:color="C7CBDC" w:sz="4"/>
+              <w:bottom w:val="single" w:color="C7CBDC" w:sz="4"/>
+              <w:right w:val="single" w:color="C7CBDC" w:sz="4"/>
+            </w:tcBorders>
+            <w:tcMar>
+              <w:top w:type="dxa" w:w="60"/>
+              <w:left w:type="dxa" w:w="90"/>
+              <w:bottom w:type="dxa" w:w="60"/>
+              <w:right w:type="dxa" w:w="90"/>
+            </w:tcMar>
+            <w:vAlign w:val="top"/>
+          </w:tcPr>
+          <w:p>
+            <w:pPr>
+              <w:spacing w:after="0"/>
+            </w:pPr>
+            <w:r>
+              <w:rPr>
+                <w:rFonts w:ascii="Calibri" w:cs="Calibri" w:eastAsia="Calibri" w:hAnsi="Calibri"/>
+                <w:b w:val="false"/>
+                <w:bCs w:val="false"/>
+                <w:i w:val="false"/>
+                <w:iCs w:val="false"/>
+                <w:color w:val="5A5F7A"/>
+                <w:sz w:val="18"/>
+                <w:szCs w:val="18"/>
+              </w:rPr>
+              <w:t xml:space="preserve">итог 4:6</w:t>
+            </w:r>
+            <w:r>
+              <w:rPr>
+                <w:rFonts w:ascii="Calibri" w:cs="Calibri" w:eastAsia="Calibri" w:hAnsi="Calibri"/>
+                <w:b w:val="false"/>
+                <w:bCs w:val="false"/>
+                <w:i w:val="false"/>
+                <w:iCs w:val="false"/>
+                <w:color w:val="5A5F7A"/>
+                <w:sz w:val="18"/>
+                <w:szCs w:val="18"/>
+              </w:rPr>
+              <w:br/>
+              <w:t xml:space="preserve">периоды 2:2 3:1 1:1 = 6:4</w:t>
+            </w:r>
+          </w:p>
+        </w:tc>
+        <w:tc>
+          <w:tcPr>
+            <w:tcW w:type="dxa" w:w="4400"/>
+            <w:tcBorders>
+              <w:top w:val="single" w:color="C7CBDC" w:sz="4"/>
+              <w:left w:val="single" w:color="C7CBDC" w:sz="4"/>
+              <w:bottom w:val="single" w:color="C7CBDC" w:sz="4"/>
+              <w:right w:val="single" w:color="C7CBDC" w:sz="4"/>
+            </w:tcBorders>
+            <w:tcMar>
+              <w:top w:type="dxa" w:w="60"/>
+              <w:left w:type="dxa" w:w="90"/>
+              <w:bottom w:type="dxa" w:w="60"/>
+              <w:right w:type="dxa" w:w="90"/>
+            </w:tcMar>
+            <w:vAlign w:val="top"/>
+          </w:tcPr>
+          <w:p>
+            <w:pPr>
+              <w:spacing w:after="0" w:before="0"/>
+            </w:pPr>
+            <w:r>
+              <w:rPr>
+                <w:rFonts w:ascii="Calibri" w:cs="Calibri" w:eastAsia="Calibri" w:hAnsi="Calibri"/>
+                <w:b w:val="false"/>
+                <w:bCs w:val="false"/>
+                <w:i w:val="false"/>
+                <w:iCs w:val="false"/>
+                <w:color w:val="1A1F36"/>
+                <w:sz w:val="18"/>
+                <w:szCs w:val="18"/>
+              </w:rPr>
+              <w:t xml:space="preserve">Сумма по периодам — 6:4, а итог записан 4:6: те же числа, переставленные местами. Правильный итог 6:4?</w:t>
+            </w:r>
+          </w:p>
+        </w:tc>
+        <w:tc>
+          <w:tcPr>
+            <w:tcW w:type="dxa" w:w="4950"/>
+            <w:tcBorders>
+              <w:top w:val="single" w:color="C7CBDC" w:sz="4"/>
+              <w:left w:val="single" w:color="C7CBDC" w:sz="4"/>
+              <w:bottom w:val="single" w:color="C7CBDC" w:sz="4"/>
+              <w:right w:val="single" w:color="C7CBDC" w:sz="4"/>
+            </w:tcBorders>
+            <w:tcMar>
+              <w:top w:type="dxa" w:w="60"/>
+              <w:left w:type="dxa" w:w="90"/>
+              <w:bottom w:type="dxa" w:w="60"/>
+              <w:right w:type="dxa" w:w="90"/>
+            </w:tcMar>
+            <w:vAlign w:val="top"/>
+          </w:tcPr>
+          <w:p>
+            <w:pPr>
+              <w:spacing w:after="0" w:before="0"/>
+            </w:pPr>
+            <w:r>
+              <w:rPr>
+                <w:rFonts w:ascii="Calibri" w:cs="Calibri" w:eastAsia="Calibri" w:hAnsi="Calibri"/>
+                <w:b w:val="false"/>
+                <w:bCs w:val="false"/>
+                <w:i w:val="false"/>
+                <w:iCs w:val="false"/>
+                <w:color w:val="1A1F36"/>
+                <w:sz w:val="18"/>
+                <w:szCs w:val="18"/>
+              </w:rPr>
+              <w:t xml:space="preserve"/>
+            </w:r>
+          </w:p>
+        </w:tc>
+      </w:tr>
+    </w:tbl>
+    <w:p>
+      <w:pPr>
+        <w:keepNext/>
+        <w:spacing w:after="80" w:before="160"/>
+      </w:pPr>
+      <w:r>
+        <w:rPr>
+          <w:rFonts w:ascii="Calibri" w:cs="Calibri" w:eastAsia="Calibri" w:hAnsi="Calibri"/>
+          <w:b w:val="false"/>
+          <w:bCs w:val="false"/>
+          <w:i/>
+          <w:iCs/>
+          <w:color w:val="5A5F7A"/>
+          <w:sz w:val="18"/>
+          <w:szCs w:val="18"/>
+        </w:rPr>
+        <w:t xml:space="preserve">Восстановлено по данным самого файла — в ошибки не включено. Если восстановлено неверно, впишите правильное значение.</w:t>
+      </w:r>
+    </w:p>
+    <w:tbl>
+      <w:tblPr>
+        <w:tblW w:type="dxa" w:w="15250"/>
+        <w:tblBorders>
+          <w:top w:val="single" w:color="auto" w:sz="4"/>
+          <w:left w:val="single" w:color="auto" w:sz="4"/>
+          <w:bottom w:val="single" w:color="auto" w:sz="4"/>
+          <w:right w:val="single" w:color="auto" w:sz="4"/>
+          <w:insideH w:val="single" w:color="auto" w:sz="4"/>
+          <w:insideV w:val="single" w:color="auto" w:sz="4"/>
+        </w:tblBorders>
+      </w:tblPr>
+      <w:tblGrid>
+        <w:gridCol w:w="900"/>
+        <w:gridCol w:w="2600"/>
+        <w:gridCol w:w="4800"/>
+        <w:gridCol w:w="6950"/>
+      </w:tblGrid>
+      <w:tr>
+        <w:trPr>
+          <w:tblHeader/>
+        </w:trPr>
+        <w:tc>
+          <w:tcPr>
+            <w:tcW w:type="dxa" w:w="900"/>
+            <w:tcBorders>
+              <w:top w:val="single" w:color="C7CBDC" w:sz="4"/>
+              <w:left w:val="single" w:color="C7CBDC" w:sz="4"/>
+              <w:bottom w:val="single" w:color="C7CBDC" w:sz="4"/>
+              <w:right w:val="single" w:color="C7CBDC" w:sz="4"/>
+            </w:tcBorders>
+            <w:shd w:fill="EEF0F7" w:color="auto" w:val="clear"/>
+            <w:tcMar>
+              <w:top w:type="dxa" w:w="60"/>
+              <w:left w:type="dxa" w:w="90"/>
+              <w:bottom w:type="dxa" w:w="60"/>
+              <w:right w:type="dxa" w:w="90"/>
+            </w:tcMar>
+            <w:vAlign w:val="top"/>
+          </w:tcPr>
+          <w:p>
+            <w:pPr>
+              <w:spacing w:after="0" w:before="0"/>
+            </w:pPr>
+            <w:r>
+              <w:rPr>
+                <w:rFonts w:ascii="Calibri" w:cs="Calibri" w:eastAsia="Calibri" w:hAnsi="Calibri"/>
+                <w:b/>
+                <w:bCs/>
+                <w:i w:val="false"/>
+                <w:iCs w:val="false"/>
+                <w:color w:val="1A1F36"/>
+                <w:sz w:val="18"/>
+                <w:szCs w:val="18"/>
+              </w:rPr>
+              <w:t xml:space="preserve">Стр.</w:t>
+            </w:r>
+          </w:p>
+        </w:tc>
+        <w:tc>
+          <w:tcPr>
+            <w:tcW w:type="dxa" w:w="2600"/>
+            <w:tcBorders>
+              <w:top w:val="single" w:color="C7CBDC" w:sz="4"/>
+              <w:left w:val="single" w:color="C7CBDC" w:sz="4"/>
+              <w:bottom w:val="single" w:color="C7CBDC" w:sz="4"/>
+              <w:right w:val="single" w:color="C7CBDC" w:sz="4"/>
+            </w:tcBorders>
+            <w:shd w:fill="EEF0F7" w:color="auto" w:val="clear"/>
+            <w:tcMar>
+              <w:top w:type="dxa" w:w="60"/>
+              <w:left w:type="dxa" w:w="90"/>
+              <w:bottom w:type="dxa" w:w="60"/>
+              <w:right w:type="dxa" w:w="90"/>
+            </w:tcMar>
+            <w:vAlign w:val="top"/>
+          </w:tcPr>
+          <w:p>
+            <w:pPr>
+              <w:spacing w:after="0" w:before="0"/>
+            </w:pPr>
+            <w:r>
+              <w:rPr>
+                <w:rFonts w:ascii="Calibri" w:cs="Calibri" w:eastAsia="Calibri" w:hAnsi="Calibri"/>
+                <w:b/>
+                <w:bCs/>
+                <w:i w:val="false"/>
+                <w:iCs w:val="false"/>
+                <w:color w:val="1A1F36"/>
+                <w:sz w:val="18"/>
+                <w:szCs w:val="18"/>
+              </w:rPr>
+              <w:t xml:space="preserve">Матч</w:t>
+            </w:r>
+          </w:p>
+        </w:tc>
+        <w:tc>
+          <w:tcPr>
+            <w:tcW w:type="dxa" w:w="4800"/>
+            <w:tcBorders>
+              <w:top w:val="single" w:color="C7CBDC" w:sz="4"/>
+              <w:left w:val="single" w:color="C7CBDC" w:sz="4"/>
+              <w:bottom w:val="single" w:color="C7CBDC" w:sz="4"/>
+              <w:right w:val="single" w:color="C7CBDC" w:sz="4"/>
+            </w:tcBorders>
+            <w:shd w:fill="EEF0F7" w:color="auto" w:val="clear"/>
+            <w:tcMar>
+              <w:top w:type="dxa" w:w="60"/>
+              <w:left w:type="dxa" w:w="90"/>
+              <w:bottom w:type="dxa" w:w="60"/>
+              <w:right w:type="dxa" w:w="90"/>
+            </w:tcMar>
+            <w:vAlign w:val="top"/>
+          </w:tcPr>
+          <w:p>
+            <w:pPr>
+              <w:spacing w:after="0" w:before="0"/>
+            </w:pPr>
+            <w:r>
+              <w:rPr>
+                <w:rFonts w:ascii="Calibri" w:cs="Calibri" w:eastAsia="Calibri" w:hAnsi="Calibri"/>
+                <w:b/>
+                <w:bCs/>
+                <w:i w:val="false"/>
+                <w:iCs w:val="false"/>
+                <w:color w:val="1A1F36"/>
+                <w:sz w:val="18"/>
+                <w:szCs w:val="18"/>
+              </w:rPr>
+              <w:t xml:space="preserve">Что восстановлено</w:t>
+            </w:r>
+          </w:p>
+        </w:tc>
+        <w:tc>
+          <w:tcPr>
+            <w:tcW w:type="dxa" w:w="6950"/>
+            <w:tcBorders>
+              <w:top w:val="single" w:color="C7CBDC" w:sz="4"/>
+              <w:left w:val="single" w:color="C7CBDC" w:sz="4"/>
+              <w:bottom w:val="single" w:color="C7CBDC" w:sz="4"/>
+              <w:right w:val="single" w:color="C7CBDC" w:sz="4"/>
+            </w:tcBorders>
+            <w:shd w:fill="EEF0F7" w:color="auto" w:val="clear"/>
+            <w:tcMar>
+              <w:top w:type="dxa" w:w="60"/>
+              <w:left w:type="dxa" w:w="90"/>
+              <w:bottom w:type="dxa" w:w="60"/>
+              <w:right w:type="dxa" w:w="90"/>
+            </w:tcMar>
+            <w:vAlign w:val="top"/>
+          </w:tcPr>
+          <w:p>
+            <w:pPr>
+              <w:spacing w:after="0" w:before="0"/>
+            </w:pPr>
+            <w:r>
+              <w:rPr>
+                <w:rFonts w:ascii="Calibri" w:cs="Calibri" w:eastAsia="Calibri" w:hAnsi="Calibri"/>
+                <w:b/>
+                <w:bCs/>
+                <w:i w:val="false"/>
+                <w:iCs w:val="false"/>
+                <w:color w:val="1A1F36"/>
+                <w:sz w:val="18"/>
+                <w:szCs w:val="18"/>
+              </w:rPr>
+              <w:t xml:space="preserve">Откуда взято</w:t>
+            </w:r>
+          </w:p>
+        </w:tc>
+      </w:tr>
+      <w:tr>
+        <w:tc>
+          <w:tcPr>
+            <w:tcW w:type="dxa" w:w="900"/>
+            <w:tcBorders>
+              <w:top w:val="single" w:color="C7CBDC" w:sz="4"/>
+              <w:left w:val="single" w:color="C7CBDC" w:sz="4"/>
+              <w:bottom w:val="single" w:color="C7CBDC" w:sz="4"/>
+              <w:right w:val="single" w:color="C7CBDC" w:sz="4"/>
+            </w:tcBorders>
+            <w:tcMar>
+              <w:top w:type="dxa" w:w="60"/>
+              <w:left w:type="dxa" w:w="90"/>
+              <w:bottom w:type="dxa" w:w="60"/>
+              <w:right w:type="dxa" w:w="90"/>
+            </w:tcMar>
+            <w:vAlign w:val="top"/>
+          </w:tcPr>
+          <w:p>
+            <w:pPr>
+              <w:spacing w:after="0" w:before="0"/>
+            </w:pPr>
+            <w:r>
+              <w:rPr>
+                <w:rFonts w:ascii="Calibri" w:cs="Calibri" w:eastAsia="Calibri" w:hAnsi="Calibri"/>
+                <w:b/>
+                <w:bCs/>
+                <w:i w:val="false"/>
+                <w:iCs w:val="false"/>
+                <w:color w:val="1A1F36"/>
+                <w:sz w:val="18"/>
+                <w:szCs w:val="18"/>
+              </w:rPr>
               <w:t xml:space="preserve">196</w:t>
             </w:r>
           </w:p>
@@ -17358,337 +18591,73 @@
         </w:tc>
         <w:tc>
           <w:tcPr>
-            <w:tcW w:type="dxa" w:w="2400"/>
-            <w:tcBorders>
-              <w:top w:val="single" w:color="C7CBDC" w:sz="4"/>
-              <w:left w:val="single" w:color="C7CBDC" w:sz="4"/>
-              <w:bottom w:val="single" w:color="C7CBDC" w:sz="4"/>
-              <w:right w:val="single" w:color="C7CBDC" w:sz="4"/>
-            </w:tcBorders>
-            <w:tcMar>
-              <w:top w:type="dxa" w:w="60"/>
-              <w:left w:type="dxa" w:w="90"/>
-              <w:bottom w:type="dxa" w:w="60"/>
-              <w:right w:type="dxa" w:w="90"/>
-            </w:tcMar>
-            <w:vAlign w:val="top"/>
-          </w:tcPr>
-          <w:p>
-            <w:pPr>
-              <w:spacing w:after="0"/>
-            </w:pPr>
-            <w:r>
-              <w:rPr>
-                <w:rFonts w:ascii="Calibri" w:cs="Calibri" w:eastAsia="Calibri" w:hAnsi="Calibri"/>
-                <w:b w:val="false"/>
-                <w:bCs w:val="false"/>
-                <w:i w:val="false"/>
-                <w:iCs w:val="false"/>
-                <w:color w:val="5A5F7A"/>
-                <w:sz w:val="18"/>
-                <w:szCs w:val="18"/>
-              </w:rPr>
-              <w:t xml:space="preserve">итог 4:0</w:t>
-            </w:r>
-            <w:r>
-              <w:rPr>
-                <w:rFonts w:ascii="Calibri" w:cs="Calibri" w:eastAsia="Calibri" w:hAnsi="Calibri"/>
-                <w:b w:val="false"/>
-                <w:bCs w:val="false"/>
-                <w:i w:val="false"/>
-                <w:iCs w:val="false"/>
-                <w:color w:val="5A5F7A"/>
-                <w:sz w:val="18"/>
-                <w:szCs w:val="18"/>
-              </w:rPr>
-              <w:br/>
-              <w:t xml:space="preserve">периоды 2:0 2:0 0:0 = 4:0</w:t>
-            </w:r>
-          </w:p>
-        </w:tc>
-        <w:tc>
-          <w:tcPr>
-            <w:tcW w:type="dxa" w:w="4400"/>
-            <w:tcBorders>
-              <w:top w:val="single" w:color="C7CBDC" w:sz="4"/>
-              <w:left w:val="single" w:color="C7CBDC" w:sz="4"/>
-              <w:bottom w:val="single" w:color="C7CBDC" w:sz="4"/>
-              <w:right w:val="single" w:color="C7CBDC" w:sz="4"/>
-            </w:tcBorders>
-            <w:tcMar>
-              <w:top w:type="dxa" w:w="60"/>
-              <w:left w:type="dxa" w:w="90"/>
-              <w:bottom w:type="dxa" w:w="60"/>
-              <w:right w:type="dxa" w:w="90"/>
-            </w:tcMar>
-            <w:vAlign w:val="top"/>
-          </w:tcPr>
-          <w:p>
-            <w:pPr>
-              <w:spacing w:after="0" w:before="0"/>
-            </w:pPr>
-            <w:r>
-              <w:rPr>
-                <w:rFonts w:ascii="Calibri" w:cs="Calibri" w:eastAsia="Calibri" w:hAnsi="Calibri"/>
-                <w:b w:val="false"/>
-                <w:bCs w:val="false"/>
-                <w:i w:val="false"/>
-                <w:iCs w:val="false"/>
-                <w:color w:val="1A1F36"/>
-                <w:sz w:val="18"/>
-                <w:szCs w:val="18"/>
-              </w:rPr>
-              <w:t xml:space="preserve">Судья не указан. Кто судил матч?</w:t>
-            </w:r>
-          </w:p>
-        </w:tc>
-        <w:tc>
-          <w:tcPr>
-            <w:tcW w:type="dxa" w:w="4950"/>
-            <w:tcBorders>
-              <w:top w:val="single" w:color="C7CBDC" w:sz="4"/>
-              <w:left w:val="single" w:color="C7CBDC" w:sz="4"/>
-              <w:bottom w:val="single" w:color="C7CBDC" w:sz="4"/>
-              <w:right w:val="single" w:color="C7CBDC" w:sz="4"/>
-            </w:tcBorders>
-            <w:tcMar>
-              <w:top w:type="dxa" w:w="60"/>
-              <w:left w:type="dxa" w:w="90"/>
-              <w:bottom w:type="dxa" w:w="60"/>
-              <w:right w:type="dxa" w:w="90"/>
-            </w:tcMar>
-            <w:vAlign w:val="top"/>
-          </w:tcPr>
-          <w:p>
-            <w:pPr>
-              <w:spacing w:after="0" w:before="0"/>
-            </w:pPr>
-            <w:r>
-              <w:rPr>
-                <w:rFonts w:ascii="Calibri" w:cs="Calibri" w:eastAsia="Calibri" w:hAnsi="Calibri"/>
-                <w:b w:val="false"/>
-                <w:bCs w:val="false"/>
-                <w:i w:val="false"/>
-                <w:iCs w:val="false"/>
-                <w:color w:val="1A1F36"/>
-                <w:sz w:val="18"/>
-                <w:szCs w:val="18"/>
-              </w:rPr>
-              <w:t xml:space="preserve"/>
-            </w:r>
-          </w:p>
-        </w:tc>
-      </w:tr>
-      <w:tr>
-        <w:tc>
-          <w:tcPr>
-            <w:tcW w:type="dxa" w:w="900"/>
-            <w:tcBorders>
-              <w:top w:val="single" w:color="C7CBDC" w:sz="4"/>
-              <w:left w:val="single" w:color="C7CBDC" w:sz="4"/>
-              <w:bottom w:val="single" w:color="C7CBDC" w:sz="4"/>
-              <w:right w:val="single" w:color="C7CBDC" w:sz="4"/>
-            </w:tcBorders>
-            <w:shd w:fill="F7F8FC" w:color="auto" w:val="clear"/>
-            <w:tcMar>
-              <w:top w:type="dxa" w:w="60"/>
-              <w:left w:type="dxa" w:w="90"/>
-              <w:bottom w:type="dxa" w:w="60"/>
-              <w:right w:type="dxa" w:w="90"/>
-            </w:tcMar>
-            <w:vAlign w:val="top"/>
-          </w:tcPr>
-          <w:p>
-            <w:pPr>
-              <w:spacing w:after="0" w:before="0"/>
-            </w:pPr>
-            <w:r>
-              <w:rPr>
-                <w:rFonts w:ascii="Calibri" w:cs="Calibri" w:eastAsia="Calibri" w:hAnsi="Calibri"/>
-                <w:b/>
-                <w:bCs/>
-                <w:i w:val="false"/>
-                <w:iCs w:val="false"/>
-                <w:color w:val="1A1F36"/>
-                <w:sz w:val="18"/>
-                <w:szCs w:val="18"/>
-              </w:rPr>
-              <w:t xml:space="preserve">2356</w:t>
-            </w:r>
-          </w:p>
-        </w:tc>
-        <w:tc>
-          <w:tcPr>
-            <w:tcW w:type="dxa" w:w="2600"/>
-            <w:tcBorders>
-              <w:top w:val="single" w:color="C7CBDC" w:sz="4"/>
-              <w:left w:val="single" w:color="C7CBDC" w:sz="4"/>
-              <w:bottom w:val="single" w:color="C7CBDC" w:sz="4"/>
-              <w:right w:val="single" w:color="C7CBDC" w:sz="4"/>
-            </w:tcBorders>
-            <w:shd w:fill="F7F8FC" w:color="auto" w:val="clear"/>
-            <w:tcMar>
-              <w:top w:type="dxa" w:w="60"/>
-              <w:left w:type="dxa" w:w="90"/>
-              <w:bottom w:type="dxa" w:w="60"/>
-              <w:right w:type="dxa" w:w="90"/>
-            </w:tcMar>
-            <w:vAlign w:val="top"/>
-          </w:tcPr>
-          <w:p>
-            <w:pPr>
-              <w:spacing w:after="0"/>
-            </w:pPr>
-            <w:r>
-              <w:rPr>
-                <w:rFonts w:ascii="Calibri" w:cs="Calibri" w:eastAsia="Calibri" w:hAnsi="Calibri"/>
-                <w:b w:val="false"/>
-                <w:bCs w:val="false"/>
-                <w:i w:val="false"/>
-                <w:iCs w:val="false"/>
-                <w:color w:val="1A1F36"/>
-                <w:sz w:val="18"/>
-                <w:szCs w:val="18"/>
-              </w:rPr>
-              <w:t xml:space="preserve">06.08.2026  08:35</w:t>
-            </w:r>
-            <w:r>
-              <w:rPr>
-                <w:rFonts w:ascii="Calibri" w:cs="Calibri" w:eastAsia="Calibri" w:hAnsi="Calibri"/>
-                <w:b w:val="false"/>
-                <w:bCs w:val="false"/>
-                <w:i w:val="false"/>
-                <w:iCs w:val="false"/>
-                <w:color w:val="1A1F36"/>
-                <w:sz w:val="18"/>
-                <w:szCs w:val="18"/>
-              </w:rPr>
-              <w:br/>
-              <w:t xml:space="preserve">Партизан — Металлист</w:t>
-            </w:r>
-          </w:p>
-        </w:tc>
-        <w:tc>
-          <w:tcPr>
-            <w:tcW w:type="dxa" w:w="2400"/>
-            <w:tcBorders>
-              <w:top w:val="single" w:color="C7CBDC" w:sz="4"/>
-              <w:left w:val="single" w:color="C7CBDC" w:sz="4"/>
-              <w:bottom w:val="single" w:color="C7CBDC" w:sz="4"/>
-              <w:right w:val="single" w:color="C7CBDC" w:sz="4"/>
-            </w:tcBorders>
-            <w:shd w:fill="F7F8FC" w:color="auto" w:val="clear"/>
-            <w:tcMar>
-              <w:top w:type="dxa" w:w="60"/>
-              <w:left w:type="dxa" w:w="90"/>
-              <w:bottom w:type="dxa" w:w="60"/>
-              <w:right w:type="dxa" w:w="90"/>
-            </w:tcMar>
-            <w:vAlign w:val="top"/>
-          </w:tcPr>
-          <w:p>
-            <w:pPr>
-              <w:spacing w:after="0"/>
-            </w:pPr>
-            <w:r>
-              <w:rPr>
-                <w:rFonts w:ascii="Calibri" w:cs="Calibri" w:eastAsia="Calibri" w:hAnsi="Calibri"/>
-                <w:b w:val="false"/>
-                <w:bCs w:val="false"/>
-                <w:i w:val="false"/>
-                <w:iCs w:val="false"/>
-                <w:color w:val="5A5F7A"/>
-                <w:sz w:val="18"/>
-                <w:szCs w:val="18"/>
-              </w:rPr>
-              <w:t xml:space="preserve">итог 4:6</w:t>
-            </w:r>
-            <w:r>
-              <w:rPr>
-                <w:rFonts w:ascii="Calibri" w:cs="Calibri" w:eastAsia="Calibri" w:hAnsi="Calibri"/>
-                <w:b w:val="false"/>
-                <w:bCs w:val="false"/>
-                <w:i w:val="false"/>
-                <w:iCs w:val="false"/>
-                <w:color w:val="5A5F7A"/>
-                <w:sz w:val="18"/>
-                <w:szCs w:val="18"/>
-              </w:rPr>
-              <w:br/>
-              <w:t xml:space="preserve">периоды 2:2 3:1 1:1 = 6:4</w:t>
-            </w:r>
-          </w:p>
-        </w:tc>
-        <w:tc>
-          <w:tcPr>
-            <w:tcW w:type="dxa" w:w="4400"/>
-            <w:tcBorders>
-              <w:top w:val="single" w:color="C7CBDC" w:sz="4"/>
-              <w:left w:val="single" w:color="C7CBDC" w:sz="4"/>
-              <w:bottom w:val="single" w:color="C7CBDC" w:sz="4"/>
-              <w:right w:val="single" w:color="C7CBDC" w:sz="4"/>
-            </w:tcBorders>
-            <w:shd w:fill="F7F8FC" w:color="auto" w:val="clear"/>
-            <w:tcMar>
-              <w:top w:type="dxa" w:w="60"/>
-              <w:left w:type="dxa" w:w="90"/>
-              <w:bottom w:type="dxa" w:w="60"/>
-              <w:right w:type="dxa" w:w="90"/>
-            </w:tcMar>
-            <w:vAlign w:val="top"/>
-          </w:tcPr>
-          <w:p>
-            <w:pPr>
-              <w:spacing w:after="0" w:before="0"/>
-            </w:pPr>
-            <w:r>
-              <w:rPr>
-                <w:rFonts w:ascii="Calibri" w:cs="Calibri" w:eastAsia="Calibri" w:hAnsi="Calibri"/>
-                <w:b w:val="false"/>
-                <w:bCs w:val="false"/>
-                <w:i w:val="false"/>
-                <w:iCs w:val="false"/>
-                <w:color w:val="1A1F36"/>
-                <w:sz w:val="18"/>
-                <w:szCs w:val="18"/>
-              </w:rPr>
-              <w:t xml:space="preserve">Те же числа, что и в сумме по периодам, но переставлены местами. Похоже, итоговый счёт записан наоборот. Так и было или перепутали?</w:t>
-            </w:r>
-          </w:p>
-        </w:tc>
-        <w:tc>
-          <w:tcPr>
-            <w:tcW w:type="dxa" w:w="4950"/>
-            <w:tcBorders>
-              <w:top w:val="single" w:color="C7CBDC" w:sz="4"/>
-              <w:left w:val="single" w:color="C7CBDC" w:sz="4"/>
-              <w:bottom w:val="single" w:color="C7CBDC" w:sz="4"/>
-              <w:right w:val="single" w:color="C7CBDC" w:sz="4"/>
-            </w:tcBorders>
-            <w:tcMar>
-              <w:top w:type="dxa" w:w="60"/>
-              <w:left w:type="dxa" w:w="90"/>
-              <w:bottom w:type="dxa" w:w="60"/>
-              <w:right w:type="dxa" w:w="90"/>
-            </w:tcMar>
-            <w:vAlign w:val="top"/>
-          </w:tcPr>
-          <w:p>
-            <w:pPr>
-              <w:spacing w:after="0" w:before="0"/>
-            </w:pPr>
-            <w:r>
-              <w:rPr>
-                <w:rFonts w:ascii="Calibri" w:cs="Calibri" w:eastAsia="Calibri" w:hAnsi="Calibri"/>
-                <w:b w:val="false"/>
-                <w:bCs w:val="false"/>
-                <w:i w:val="false"/>
-                <w:iCs w:val="false"/>
-                <w:color w:val="1A1F36"/>
-                <w:sz w:val="18"/>
-                <w:szCs w:val="18"/>
-              </w:rPr>
-              <w:t xml:space="preserve"/>
+            <w:tcW w:type="dxa" w:w="4800"/>
+            <w:tcBorders>
+              <w:top w:val="single" w:color="C7CBDC" w:sz="4"/>
+              <w:left w:val="single" w:color="C7CBDC" w:sz="4"/>
+              <w:bottom w:val="single" w:color="C7CBDC" w:sz="4"/>
+              <w:right w:val="single" w:color="C7CBDC" w:sz="4"/>
+            </w:tcBorders>
+            <w:tcMar>
+              <w:top w:type="dxa" w:w="60"/>
+              <w:left w:type="dxa" w:w="90"/>
+              <w:bottom w:type="dxa" w:w="60"/>
+              <w:right w:type="dxa" w:w="90"/>
+            </w:tcMar>
+            <w:vAlign w:val="top"/>
+          </w:tcPr>
+          <w:p>
+            <w:pPr>
+              <w:spacing w:after="0" w:before="0"/>
+            </w:pPr>
+            <w:r>
+              <w:rPr>
+                <w:rFonts w:ascii="Calibri" w:cs="Calibri" w:eastAsia="Calibri" w:hAnsi="Calibri"/>
+                <w:b w:val="false"/>
+                <w:bCs w:val="false"/>
+                <w:i w:val="false"/>
+                <w:iCs w:val="false"/>
+                <w:color w:val="1A1F36"/>
+                <w:sz w:val="18"/>
+                <w:szCs w:val="18"/>
+              </w:rPr>
+              <w:t xml:space="preserve">судья: Зотов Роман Витальевич</w:t>
+            </w:r>
+          </w:p>
+        </w:tc>
+        <w:tc>
+          <w:tcPr>
+            <w:tcW w:type="dxa" w:w="6950"/>
+            <w:tcBorders>
+              <w:top w:val="single" w:color="C7CBDC" w:sz="4"/>
+              <w:left w:val="single" w:color="C7CBDC" w:sz="4"/>
+              <w:bottom w:val="single" w:color="C7CBDC" w:sz="4"/>
+              <w:right w:val="single" w:color="C7CBDC" w:sz="4"/>
+            </w:tcBorders>
+            <w:tcMar>
+              <w:top w:type="dxa" w:w="60"/>
+              <w:left w:type="dxa" w:w="90"/>
+              <w:bottom w:type="dxa" w:w="60"/>
+              <w:right w:type="dxa" w:w="90"/>
+            </w:tcMar>
+            <w:vAlign w:val="top"/>
+          </w:tcPr>
+          <w:p>
+            <w:pPr>
+              <w:spacing w:after="0" w:before="0"/>
+            </w:pPr>
+            <w:r>
+              <w:rPr>
+                <w:rFonts w:ascii="Calibri" w:cs="Calibri" w:eastAsia="Calibri" w:hAnsi="Calibri"/>
+                <w:b w:val="false"/>
+                <w:bCs w:val="false"/>
+                <w:i w:val="false"/>
+                <w:iCs w:val="false"/>
+                <w:color w:val="1A1F36"/>
+                <w:sz w:val="18"/>
+                <w:szCs w:val="18"/>
+              </w:rPr>
+              <w:t xml:space="preserve">в остальных матчах этого игрового дня указан он же</w:t>
             </w:r>
           </w:p>
         </w:tc>
@@ -18827,7 +19796,7 @@
           <w:sz w:val="22"/>
           <w:szCs w:val="22"/>
         </w:rPr>
-        <w:t xml:space="preserve">Проверено матчей: 35.   Найдено ошибок: 17.</w:t>
+        <w:t xml:space="preserve">Проверено матчей: 35.   Найдено ошибок: 15.   Восстановлено по данным: 2.</w:t>
       </w:r>
     </w:p>
     <w:p>
@@ -19643,7 +20612,7 @@
           <w:sz w:val="22"/>
           <w:szCs w:val="22"/>
         </w:rPr>
-        <w:t xml:space="preserve">август 2026 — матчей 19, ошибок 14</w:t>
+        <w:t xml:space="preserve">август 2026 — матчей 19, ошибок 12</w:t>
       </w:r>
     </w:p>
     <w:tbl>
@@ -21654,7 +22623,7 @@
                 <w:sz w:val="18"/>
                 <w:szCs w:val="18"/>
               </w:rPr>
-              <w:t xml:space="preserve">В этих матчах составы команд Айсфокс и Факел поменяны местами: игроки, указанные здесь в составе команды Айсфокс, в остальных матчах играют в составе команды Факел, и наоборот. В каком из матчей команды указаны верно?</w:t>
+              <w:t xml:space="preserve">В этом матче составы команд Айсфокс и Факел поменяны местами: игроки, указанные здесь в составе команды Айсфокс, в остальных матчах играют в составе команды Факел, и наоборот. Какие составы верные?</w:t>
             </w:r>
           </w:p>
         </w:tc>
@@ -22022,7 +22991,7 @@
                 <w:sz w:val="18"/>
                 <w:szCs w:val="18"/>
               </w:rPr>
-              <w:t xml:space="preserve">В этих матчах составы команд Сармат и Спортдепо поменяны местами: игроки, указанные здесь в составе команды Сармат, в остальных матчах играют в составе команды Спортдепо, и наоборот. В каком из матчей команды указаны верно?</w:t>
+              <w:t xml:space="preserve">В этом матче составы команд Сармат и Спортдепо поменяны местами: игроки, указанные здесь в составе команды Сармат, в остальных матчах играют в составе команды Спортдепо, и наоборот. Какие составы верные?</w:t>
             </w:r>
           </w:p>
         </w:tc>
@@ -22059,6 +23028,197 @@
                 <w:szCs w:val="18"/>
               </w:rPr>
               <w:t xml:space="preserve"/>
+            </w:r>
+          </w:p>
+        </w:tc>
+      </w:tr>
+    </w:tbl>
+    <w:p>
+      <w:pPr>
+        <w:keepNext/>
+        <w:spacing w:after="80" w:before="160"/>
+      </w:pPr>
+      <w:r>
+        <w:rPr>
+          <w:rFonts w:ascii="Calibri" w:cs="Calibri" w:eastAsia="Calibri" w:hAnsi="Calibri"/>
+          <w:b w:val="false"/>
+          <w:bCs w:val="false"/>
+          <w:i/>
+          <w:iCs/>
+          <w:color w:val="5A5F7A"/>
+          <w:sz w:val="18"/>
+          <w:szCs w:val="18"/>
+        </w:rPr>
+        <w:t xml:space="preserve">Восстановлено по данным самого файла — в ошибки не включено. Если восстановлено неверно, впишите правильное значение.</w:t>
+      </w:r>
+    </w:p>
+    <w:tbl>
+      <w:tblPr>
+        <w:tblW w:type="dxa" w:w="15250"/>
+        <w:tblBorders>
+          <w:top w:val="single" w:color="auto" w:sz="4"/>
+          <w:left w:val="single" w:color="auto" w:sz="4"/>
+          <w:bottom w:val="single" w:color="auto" w:sz="4"/>
+          <w:right w:val="single" w:color="auto" w:sz="4"/>
+          <w:insideH w:val="single" w:color="auto" w:sz="4"/>
+          <w:insideV w:val="single" w:color="auto" w:sz="4"/>
+        </w:tblBorders>
+      </w:tblPr>
+      <w:tblGrid>
+        <w:gridCol w:w="900"/>
+        <w:gridCol w:w="2600"/>
+        <w:gridCol w:w="4800"/>
+        <w:gridCol w:w="6950"/>
+      </w:tblGrid>
+      <w:tr>
+        <w:trPr>
+          <w:tblHeader/>
+        </w:trPr>
+        <w:tc>
+          <w:tcPr>
+            <w:tcW w:type="dxa" w:w="900"/>
+            <w:tcBorders>
+              <w:top w:val="single" w:color="C7CBDC" w:sz="4"/>
+              <w:left w:val="single" w:color="C7CBDC" w:sz="4"/>
+              <w:bottom w:val="single" w:color="C7CBDC" w:sz="4"/>
+              <w:right w:val="single" w:color="C7CBDC" w:sz="4"/>
+            </w:tcBorders>
+            <w:shd w:fill="EEF0F7" w:color="auto" w:val="clear"/>
+            <w:tcMar>
+              <w:top w:type="dxa" w:w="60"/>
+              <w:left w:type="dxa" w:w="90"/>
+              <w:bottom w:type="dxa" w:w="60"/>
+              <w:right w:type="dxa" w:w="90"/>
+            </w:tcMar>
+            <w:vAlign w:val="top"/>
+          </w:tcPr>
+          <w:p>
+            <w:pPr>
+              <w:spacing w:after="0" w:before="0"/>
+            </w:pPr>
+            <w:r>
+              <w:rPr>
+                <w:rFonts w:ascii="Calibri" w:cs="Calibri" w:eastAsia="Calibri" w:hAnsi="Calibri"/>
+                <w:b/>
+                <w:bCs/>
+                <w:i w:val="false"/>
+                <w:iCs w:val="false"/>
+                <w:color w:val="1A1F36"/>
+                <w:sz w:val="18"/>
+                <w:szCs w:val="18"/>
+              </w:rPr>
+              <w:t xml:space="preserve">Стр.</w:t>
+            </w:r>
+          </w:p>
+        </w:tc>
+        <w:tc>
+          <w:tcPr>
+            <w:tcW w:type="dxa" w:w="2600"/>
+            <w:tcBorders>
+              <w:top w:val="single" w:color="C7CBDC" w:sz="4"/>
+              <w:left w:val="single" w:color="C7CBDC" w:sz="4"/>
+              <w:bottom w:val="single" w:color="C7CBDC" w:sz="4"/>
+              <w:right w:val="single" w:color="C7CBDC" w:sz="4"/>
+            </w:tcBorders>
+            <w:shd w:fill="EEF0F7" w:color="auto" w:val="clear"/>
+            <w:tcMar>
+              <w:top w:type="dxa" w:w="60"/>
+              <w:left w:type="dxa" w:w="90"/>
+              <w:bottom w:type="dxa" w:w="60"/>
+              <w:right w:type="dxa" w:w="90"/>
+            </w:tcMar>
+            <w:vAlign w:val="top"/>
+          </w:tcPr>
+          <w:p>
+            <w:pPr>
+              <w:spacing w:after="0" w:before="0"/>
+            </w:pPr>
+            <w:r>
+              <w:rPr>
+                <w:rFonts w:ascii="Calibri" w:cs="Calibri" w:eastAsia="Calibri" w:hAnsi="Calibri"/>
+                <w:b/>
+                <w:bCs/>
+                <w:i w:val="false"/>
+                <w:iCs w:val="false"/>
+                <w:color w:val="1A1F36"/>
+                <w:sz w:val="18"/>
+                <w:szCs w:val="18"/>
+              </w:rPr>
+              <w:t xml:space="preserve">Матч</w:t>
+            </w:r>
+          </w:p>
+        </w:tc>
+        <w:tc>
+          <w:tcPr>
+            <w:tcW w:type="dxa" w:w="4800"/>
+            <w:tcBorders>
+              <w:top w:val="single" w:color="C7CBDC" w:sz="4"/>
+              <w:left w:val="single" w:color="C7CBDC" w:sz="4"/>
+              <w:bottom w:val="single" w:color="C7CBDC" w:sz="4"/>
+              <w:right w:val="single" w:color="C7CBDC" w:sz="4"/>
+            </w:tcBorders>
+            <w:shd w:fill="EEF0F7" w:color="auto" w:val="clear"/>
+            <w:tcMar>
+              <w:top w:type="dxa" w:w="60"/>
+              <w:left w:type="dxa" w:w="90"/>
+              <w:bottom w:type="dxa" w:w="60"/>
+              <w:right w:type="dxa" w:w="90"/>
+            </w:tcMar>
+            <w:vAlign w:val="top"/>
+          </w:tcPr>
+          <w:p>
+            <w:pPr>
+              <w:spacing w:after="0" w:before="0"/>
+            </w:pPr>
+            <w:r>
+              <w:rPr>
+                <w:rFonts w:ascii="Calibri" w:cs="Calibri" w:eastAsia="Calibri" w:hAnsi="Calibri"/>
+                <w:b/>
+                <w:bCs/>
+                <w:i w:val="false"/>
+                <w:iCs w:val="false"/>
+                <w:color w:val="1A1F36"/>
+                <w:sz w:val="18"/>
+                <w:szCs w:val="18"/>
+              </w:rPr>
+              <w:t xml:space="preserve">Что восстановлено</w:t>
+            </w:r>
+          </w:p>
+        </w:tc>
+        <w:tc>
+          <w:tcPr>
+            <w:tcW w:type="dxa" w:w="6950"/>
+            <w:tcBorders>
+              <w:top w:val="single" w:color="C7CBDC" w:sz="4"/>
+              <w:left w:val="single" w:color="C7CBDC" w:sz="4"/>
+              <w:bottom w:val="single" w:color="C7CBDC" w:sz="4"/>
+              <w:right w:val="single" w:color="C7CBDC" w:sz="4"/>
+            </w:tcBorders>
+            <w:shd w:fill="EEF0F7" w:color="auto" w:val="clear"/>
+            <w:tcMar>
+              <w:top w:type="dxa" w:w="60"/>
+              <w:left w:type="dxa" w:w="90"/>
+              <w:bottom w:type="dxa" w:w="60"/>
+              <w:right w:type="dxa" w:w="90"/>
+            </w:tcMar>
+            <w:vAlign w:val="top"/>
+          </w:tcPr>
+          <w:p>
+            <w:pPr>
+              <w:spacing w:after="0" w:before="0"/>
+            </w:pPr>
+            <w:r>
+              <w:rPr>
+                <w:rFonts w:ascii="Calibri" w:cs="Calibri" w:eastAsia="Calibri" w:hAnsi="Calibri"/>
+                <w:b/>
+                <w:bCs/>
+                <w:i w:val="false"/>
+                <w:iCs w:val="false"/>
+                <w:color w:val="1A1F36"/>
+                <w:sz w:val="18"/>
+                <w:szCs w:val="18"/>
+              </w:rPr>
+              <w:t xml:space="preserve">Откуда взято</w:t>
             </w:r>
           </w:p>
         </w:tc>
@@ -22096,7 +23256,7 @@
                 <w:sz w:val="18"/>
                 <w:szCs w:val="18"/>
               </w:rPr>
-              <w:t xml:space="preserve">91</w:t>
+              <w:t xml:space="preserve">76</w:t>
             </w:r>
           </w:p>
         </w:tc>
@@ -22132,115 +23292,93 @@
                 <w:sz w:val="18"/>
                 <w:szCs w:val="18"/>
               </w:rPr>
-              <w:t xml:space="preserve">посторонние символы в ФИО</w:t>
-            </w:r>
-          </w:p>
-        </w:tc>
-        <w:tc>
-          <w:tcPr>
-            <w:tcW w:type="dxa" w:w="2400"/>
-            <w:tcBorders>
-              <w:top w:val="single" w:color="C7CBDC" w:sz="4"/>
-              <w:left w:val="single" w:color="C7CBDC" w:sz="4"/>
-              <w:bottom w:val="single" w:color="C7CBDC" w:sz="4"/>
-              <w:right w:val="single" w:color="C7CBDC" w:sz="4"/>
-            </w:tcBorders>
-            <w:tcMar>
-              <w:top w:type="dxa" w:w="60"/>
-              <w:left w:type="dxa" w:w="90"/>
-              <w:bottom w:type="dxa" w:w="60"/>
-              <w:right w:type="dxa" w:w="90"/>
-            </w:tcMar>
-            <w:vAlign w:val="top"/>
-          </w:tcPr>
-          <w:p>
-            <w:pPr>
-              <w:spacing w:after="0"/>
-            </w:pPr>
-            <w:r>
-              <w:rPr>
-                <w:rFonts w:ascii="Calibri" w:cs="Calibri" w:eastAsia="Calibri" w:hAnsi="Calibri"/>
-                <w:b w:val="false"/>
-                <w:bCs w:val="false"/>
-                <w:i w:val="false"/>
-                <w:iCs w:val="false"/>
-                <w:color w:val="5A5F7A"/>
-                <w:sz w:val="18"/>
-                <w:szCs w:val="18"/>
-              </w:rPr>
-              <w:t xml:space="preserve">—</w:t>
-            </w:r>
-          </w:p>
-        </w:tc>
-        <w:tc>
-          <w:tcPr>
-            <w:tcW w:type="dxa" w:w="4400"/>
-            <w:tcBorders>
-              <w:top w:val="single" w:color="C7CBDC" w:sz="4"/>
-              <w:left w:val="single" w:color="C7CBDC" w:sz="4"/>
-              <w:bottom w:val="single" w:color="C7CBDC" w:sz="4"/>
-              <w:right w:val="single" w:color="C7CBDC" w:sz="4"/>
-            </w:tcBorders>
-            <w:tcMar>
-              <w:top w:type="dxa" w:w="60"/>
-              <w:left w:type="dxa" w:w="90"/>
-              <w:bottom w:type="dxa" w:w="60"/>
-              <w:right w:type="dxa" w:w="90"/>
-            </w:tcMar>
-            <w:vAlign w:val="top"/>
-          </w:tcPr>
-          <w:p>
-            <w:pPr>
-              <w:spacing w:after="0" w:before="0"/>
-            </w:pPr>
-            <w:r>
-              <w:rPr>
-                <w:rFonts w:ascii="Calibri" w:cs="Calibri" w:eastAsia="Calibri" w:hAnsi="Calibri"/>
-                <w:b w:val="false"/>
-                <w:bCs w:val="false"/>
-                <w:i w:val="false"/>
-                <w:iCs w:val="false"/>
-                <w:color w:val="1A1F36"/>
-                <w:sz w:val="18"/>
-                <w:szCs w:val="18"/>
-              </w:rPr>
-              <w:t xml:space="preserve">В составе Айсфокс игрок записан как 1) Козлов Артем Владимирович — в начале лишние символы. Должно быть Козлов Артем Владимирович?</w:t>
-            </w:r>
-          </w:p>
-        </w:tc>
-        <w:tc>
-          <w:tcPr>
-            <w:tcW w:type="dxa" w:w="4950"/>
-            <w:tcBorders>
-              <w:top w:val="single" w:color="C7CBDC" w:sz="4"/>
-              <w:left w:val="single" w:color="C7CBDC" w:sz="4"/>
-              <w:bottom w:val="single" w:color="C7CBDC" w:sz="4"/>
-              <w:right w:val="single" w:color="C7CBDC" w:sz="4"/>
-            </w:tcBorders>
-            <w:tcMar>
-              <w:top w:type="dxa" w:w="60"/>
-              <w:left w:type="dxa" w:w="90"/>
-              <w:bottom w:type="dxa" w:w="60"/>
-              <w:right w:type="dxa" w:w="90"/>
-            </w:tcMar>
-            <w:vAlign w:val="top"/>
-          </w:tcPr>
-          <w:p>
-            <w:pPr>
-              <w:spacing w:after="0" w:before="0"/>
-            </w:pPr>
-            <w:r>
-              <w:rPr>
-                <w:rFonts w:ascii="Calibri" w:cs="Calibri" w:eastAsia="Calibri" w:hAnsi="Calibri"/>
-                <w:b w:val="false"/>
-                <w:bCs w:val="false"/>
-                <w:i w:val="false"/>
-                <w:iCs w:val="false"/>
-                <w:color w:val="1A1F36"/>
-                <w:sz w:val="18"/>
-                <w:szCs w:val="18"/>
-              </w:rPr>
-              <w:t xml:space="preserve"/>
+              <w:t xml:space="preserve">17.08.2026  21:25</w:t>
+            </w:r>
+            <w:r>
+              <w:rPr>
+                <w:rFonts w:ascii="Calibri" w:cs="Calibri" w:eastAsia="Calibri" w:hAnsi="Calibri"/>
+                <w:b w:val="false"/>
+                <w:bCs w:val="false"/>
+                <w:i w:val="false"/>
+                <w:iCs w:val="false"/>
+                <w:color w:val="1A1F36"/>
+                <w:sz w:val="18"/>
+                <w:szCs w:val="18"/>
+              </w:rPr>
+              <w:br/>
+              <w:t xml:space="preserve">Айсфокс — Сармат</w:t>
+            </w:r>
+          </w:p>
+        </w:tc>
+        <w:tc>
+          <w:tcPr>
+            <w:tcW w:type="dxa" w:w="4800"/>
+            <w:tcBorders>
+              <w:top w:val="single" w:color="C7CBDC" w:sz="4"/>
+              <w:left w:val="single" w:color="C7CBDC" w:sz="4"/>
+              <w:bottom w:val="single" w:color="C7CBDC" w:sz="4"/>
+              <w:right w:val="single" w:color="C7CBDC" w:sz="4"/>
+            </w:tcBorders>
+            <w:tcMar>
+              <w:top w:type="dxa" w:w="60"/>
+              <w:left w:type="dxa" w:w="90"/>
+              <w:bottom w:type="dxa" w:w="60"/>
+              <w:right w:type="dxa" w:w="90"/>
+            </w:tcMar>
+            <w:vAlign w:val="top"/>
+          </w:tcPr>
+          <w:p>
+            <w:pPr>
+              <w:spacing w:after="0" w:before="0"/>
+            </w:pPr>
+            <w:r>
+              <w:rPr>
+                <w:rFonts w:ascii="Calibri" w:cs="Calibri" w:eastAsia="Calibri" w:hAnsi="Calibri"/>
+                <w:b w:val="false"/>
+                <w:bCs w:val="false"/>
+                <w:i w:val="false"/>
+                <w:iCs w:val="false"/>
+                <w:color w:val="1A1F36"/>
+                <w:sz w:val="18"/>
+                <w:szCs w:val="18"/>
+              </w:rPr>
+              <w:t xml:space="preserve">ФИО: Козлов Артем Владимирович</w:t>
+            </w:r>
+          </w:p>
+        </w:tc>
+        <w:tc>
+          <w:tcPr>
+            <w:tcW w:type="dxa" w:w="6950"/>
+            <w:tcBorders>
+              <w:top w:val="single" w:color="C7CBDC" w:sz="4"/>
+              <w:left w:val="single" w:color="C7CBDC" w:sz="4"/>
+              <w:bottom w:val="single" w:color="C7CBDC" w:sz="4"/>
+              <w:right w:val="single" w:color="C7CBDC" w:sz="4"/>
+            </w:tcBorders>
+            <w:tcMar>
+              <w:top w:type="dxa" w:w="60"/>
+              <w:left w:type="dxa" w:w="90"/>
+              <w:bottom w:type="dxa" w:w="60"/>
+              <w:right w:type="dxa" w:w="90"/>
+            </w:tcMar>
+            <w:vAlign w:val="top"/>
+          </w:tcPr>
+          <w:p>
+            <w:pPr>
+              <w:spacing w:after="0" w:before="0"/>
+            </w:pPr>
+            <w:r>
+              <w:rPr>
+                <w:rFonts w:ascii="Calibri" w:cs="Calibri" w:eastAsia="Calibri" w:hAnsi="Calibri"/>
+                <w:b w:val="false"/>
+                <w:bCs w:val="false"/>
+                <w:i w:val="false"/>
+                <w:iCs w:val="false"/>
+                <w:color w:val="1A1F36"/>
+                <w:sz w:val="18"/>
+                <w:szCs w:val="18"/>
+              </w:rPr>
+              <w:t xml:space="preserve">убрана нумерация списка перед ФИО, в файле записано: 1) Козлов Артем Владимирович</w:t>
             </w:r>
           </w:p>
         </w:tc>
@@ -22279,7 +23417,7 @@
                 <w:sz w:val="18"/>
                 <w:szCs w:val="18"/>
               </w:rPr>
-              <w:t xml:space="preserve">76</w:t>
+              <w:t xml:space="preserve">91</w:t>
             </w:r>
           </w:p>
         </w:tc>
@@ -22316,13 +23454,27 @@
                 <w:sz w:val="18"/>
                 <w:szCs w:val="18"/>
               </w:rPr>
-              <w:t xml:space="preserve">посторонние символы в ФИО</w:t>
-            </w:r>
-          </w:p>
-        </w:tc>
-        <w:tc>
-          <w:tcPr>
-            <w:tcW w:type="dxa" w:w="2400"/>
+              <w:t xml:space="preserve">17.08.2026  20:30</w:t>
+            </w:r>
+            <w:r>
+              <w:rPr>
+                <w:rFonts w:ascii="Calibri" w:cs="Calibri" w:eastAsia="Calibri" w:hAnsi="Calibri"/>
+                <w:b w:val="false"/>
+                <w:bCs w:val="false"/>
+                <w:i w:val="false"/>
+                <w:iCs w:val="false"/>
+                <w:color w:val="1A1F36"/>
+                <w:sz w:val="18"/>
+                <w:szCs w:val="18"/>
+              </w:rPr>
+              <w:br/>
+              <w:t xml:space="preserve">Сармат — Айсфокс</w:t>
+            </w:r>
+          </w:p>
+        </w:tc>
+        <w:tc>
+          <w:tcPr>
+            <w:tcW w:type="dxa" w:w="4800"/>
             <w:tcBorders>
               <w:top w:val="single" w:color="C7CBDC" w:sz="4"/>
               <w:left w:val="single" w:color="C7CBDC" w:sz="4"/>
@@ -22340,26 +23492,26 @@
           </w:tcPr>
           <w:p>
             <w:pPr>
-              <w:spacing w:after="0"/>
-            </w:pPr>
-            <w:r>
-              <w:rPr>
-                <w:rFonts w:ascii="Calibri" w:cs="Calibri" w:eastAsia="Calibri" w:hAnsi="Calibri"/>
-                <w:b w:val="false"/>
-                <w:bCs w:val="false"/>
-                <w:i w:val="false"/>
-                <w:iCs w:val="false"/>
-                <w:color w:val="5A5F7A"/>
-                <w:sz w:val="18"/>
-                <w:szCs w:val="18"/>
-              </w:rPr>
-              <w:t xml:space="preserve">—</w:t>
-            </w:r>
-          </w:p>
-        </w:tc>
-        <w:tc>
-          <w:tcPr>
-            <w:tcW w:type="dxa" w:w="4400"/>
+              <w:spacing w:after="0" w:before="0"/>
+            </w:pPr>
+            <w:r>
+              <w:rPr>
+                <w:rFonts w:ascii="Calibri" w:cs="Calibri" w:eastAsia="Calibri" w:hAnsi="Calibri"/>
+                <w:b w:val="false"/>
+                <w:bCs w:val="false"/>
+                <w:i w:val="false"/>
+                <w:iCs w:val="false"/>
+                <w:color w:val="1A1F36"/>
+                <w:sz w:val="18"/>
+                <w:szCs w:val="18"/>
+              </w:rPr>
+              <w:t xml:space="preserve">ФИО: Козлов Артем Владимирович</w:t>
+            </w:r>
+          </w:p>
+        </w:tc>
+        <w:tc>
+          <w:tcPr>
+            <w:tcW w:type="dxa" w:w="6950"/>
             <w:tcBorders>
               <w:top w:val="single" w:color="C7CBDC" w:sz="4"/>
               <w:left w:val="single" w:color="C7CBDC" w:sz="4"/>
@@ -22390,43 +23542,7 @@
                 <w:sz w:val="18"/>
                 <w:szCs w:val="18"/>
               </w:rPr>
-              <w:t xml:space="preserve">В составе Сармат игрок записан как 1) Козлов Артем Владимирович — в начале лишние символы. Должно быть Козлов Артем Владимирович?</w:t>
-            </w:r>
-          </w:p>
-        </w:tc>
-        <w:tc>
-          <w:tcPr>
-            <w:tcW w:type="dxa" w:w="4950"/>
-            <w:tcBorders>
-              <w:top w:val="single" w:color="C7CBDC" w:sz="4"/>
-              <w:left w:val="single" w:color="C7CBDC" w:sz="4"/>
-              <w:bottom w:val="single" w:color="C7CBDC" w:sz="4"/>
-              <w:right w:val="single" w:color="C7CBDC" w:sz="4"/>
-            </w:tcBorders>
-            <w:tcMar>
-              <w:top w:type="dxa" w:w="60"/>
-              <w:left w:type="dxa" w:w="90"/>
-              <w:bottom w:type="dxa" w:w="60"/>
-              <w:right w:type="dxa" w:w="90"/>
-            </w:tcMar>
-            <w:vAlign w:val="top"/>
-          </w:tcPr>
-          <w:p>
-            <w:pPr>
-              <w:spacing w:after="0" w:before="0"/>
-            </w:pPr>
-            <w:r>
-              <w:rPr>
-                <w:rFonts w:ascii="Calibri" w:cs="Calibri" w:eastAsia="Calibri" w:hAnsi="Calibri"/>
-                <w:b w:val="false"/>
-                <w:bCs w:val="false"/>
-                <w:i w:val="false"/>
-                <w:iCs w:val="false"/>
-                <w:color w:val="1A1F36"/>
-                <w:sz w:val="18"/>
-                <w:szCs w:val="18"/>
-              </w:rPr>
-              <w:t xml:space="preserve"/>
+              <w:t xml:space="preserve">убрана нумерация списка перед ФИО, в файле записано: 1) Козлов Артем Владимирович</w:t>
             </w:r>
           </w:p>
         </w:tc>

--- a/reports/Otchet_o_proverke.docx
+++ b/reports/Otchet_o_proverke.docx
@@ -2564,7 +2564,7 @@
           <w:sz w:val="22"/>
           <w:szCs w:val="22"/>
         </w:rPr>
-        <w:t xml:space="preserve">Это два разных человека с одинаковыми фамилией, именем и отчеством? Если да — вопрос снимается. Если это один человек, то он не может играть за обе команды в одном матче, и в составе одной из них ошибка.</w:t>
+        <w:t xml:space="preserve">Допускается ли, что один и тот же игрок в одном матче выступает за обе команды, у каждой под своим номером? Если допускается — вопрос снимается.</w:t>
       </w:r>
     </w:p>
     <w:tbl>
@@ -2783,7 +2783,7 @@
                 <w:sz w:val="18"/>
                 <w:szCs w:val="18"/>
               </w:rPr>
-              <w:t xml:space="preserve">В составах обеих команд одного матча записан игрок с одинаковыми ФИО, у каждой команды под своим номером: Нарватов Александр Петрович (Сармат — №89; Штурм — №9; в 2 матчах); Рябинин Евгений Васильевич (Сармат — №12; Штурм — №7; в 2 матчах).</w:t>
+              <w:t xml:space="preserve">Один и тот же игрок в одном матче записан в составы обеих команд, у каждой под своим номером: Нарватов Александр Петрович (Сармат — №89; Штурм — №9; в 2 матчах); Рябинин Евгений Васильевич (Сармат — №12; Штурм — №7; в 2 матчах).</w:t>
             </w:r>
           </w:p>
         </w:tc>
@@ -2909,7 +2909,7 @@
                 <w:sz w:val="18"/>
                 <w:szCs w:val="18"/>
               </w:rPr>
-              <w:t xml:space="preserve">В составах обеих команд одного матча записан игрок с одинаковыми ФИО, у каждой команды под своим номером: Колотыркин Артём Игоревич (Газовик — №95; Юность — №46; в 8 матчах); Колчин Иван Денисович (Газовик — №72; Юность — №91; в 8 матчах); Копейкин Иван Андреевич (Газовик — №88; Юность — №4; в 8 матчах).</w:t>
+              <w:t xml:space="preserve">Один и тот же игрок в одном матче записан в составы обеих команд, у каждой под своим номером: Колотыркин Артём Игоревич (Газовик — №95; Юность — №46; в 8 матчах); Колчин Иван Денисович (Газовик — №72; Юность — №91; в 8 матчах); Копейкин Иван Андреевич (Газовик — №88; Юность — №4; в 8 матчах).</w:t>
             </w:r>
           </w:p>
         </w:tc>
@@ -3033,7 +3033,7 @@
                 <w:sz w:val="18"/>
                 <w:szCs w:val="18"/>
               </w:rPr>
-              <w:t xml:space="preserve">В составах обеих команд одного матча записан игрок с одинаковыми ФИО, у каждой команды под своим номером: Авксентьев Александр Александрович (Акулы — №9; Звезда — №10; в 51 матче); Белов Евгений Дмитриевич (Авиатор — №17; Нефтяник — №9; в 26 матчах); Зарков Гордей Михайлович (Медведи — №7; Рыси — №9; в 27 матчах).</w:t>
+              <w:t xml:space="preserve">Один и тот же игрок в одном матче записан в составы обеих команд, у каждой под своим номером: Авксентьев Александр Александрович (Акулы — №9; Звезда — №10; в 51 матче); Белов Евгений Дмитриевич (Авиатор — №17; Нефтяник — №9; в 26 матчах); Зарков Гордей Михайлович (Медведи — №7; Рыси — №9; в 27 матчах).</w:t>
             </w:r>
           </w:p>
         </w:tc>
@@ -3159,7 +3159,7 @@
                 <w:sz w:val="18"/>
                 <w:szCs w:val="18"/>
               </w:rPr>
-              <w:t xml:space="preserve">В составах обеих команд одного матча записан игрок с одинаковыми ФИО, у каждой команды под своим номером: Авксентьев Александр Александрович (Беркут — №10; Феникс — №5; в 36 матчах); Белов Евгений Дмитриевич (Феникс — №17; Электроник — №8; в 42 матчах); Зарков Гордей Михайлович (Беркут — №8; Электроник — №16; в 36 матчах).</w:t>
+              <w:t xml:space="preserve">Один и тот же игрок в одном матче записан в составы обеих команд, у каждой под своим номером: Авксентьев Александр Александрович (Беркут — №10; Феникс — №5; в 36 матчах); Белов Евгений Дмитриевич (Феникс — №17; Электроник — №8; в 42 матчах); Зарков Гордей Михайлович (Беркут — №8; Электроник — №16; в 36 матчах).</w:t>
             </w:r>
           </w:p>
         </w:tc>
@@ -3283,7 +3283,7 @@
                 <w:sz w:val="18"/>
                 <w:szCs w:val="18"/>
               </w:rPr>
-              <w:t xml:space="preserve">В составах обеих команд одного матча записан игрок с одинаковыми ФИО, у каждой команды под своим номером: Колотыркин Артём Игоревич (Газовик — №95; Юность — №46; в 10 матчах); Колчин Иван Денисович (Газовик — №72; Юность — №91; в 10 матчах); Копейкин Иван Андреевич (Газовик — №88; Юность — №4; в 10 матчах).</w:t>
+              <w:t xml:space="preserve">Один и тот же игрок в одном матче записан в составы обеих команд, у каждой под своим номером: Колотыркин Артём Игоревич (Газовик — №95; Юность — №46; в 10 матчах); Колчин Иван Денисович (Газовик — №72; Юность — №91; в 10 матчах); Копейкин Иван Андреевич (Газовик — №88; Юность — №4; в 10 матчах).</w:t>
             </w:r>
           </w:p>
         </w:tc>
@@ -3409,7 +3409,7 @@
                 <w:sz w:val="18"/>
                 <w:szCs w:val="18"/>
               </w:rPr>
-              <w:t xml:space="preserve">В составах обеих команд одного матча записан игрок с одинаковыми ФИО, у каждой команды под своим номером: Авксентьев Александр Александрович (Акулы — №9; Звезда — №10; в 55 матчах); Белов Евгений Дмитриевич (Авиатор — №17; Нефтяник — №9; в 26 матчах); Зарков Гордей Михайлович (Медведи — №7; Рыси — №9; в 24 матчах).</w:t>
+              <w:t xml:space="preserve">Один и тот же игрок в одном матче записан в составы обеих команд, у каждой под своим номером: Авксентьев Александр Александрович (Акулы — №9; Звезда — №10; в 55 матчах); Белов Евгений Дмитриевич (Авиатор — №17; Нефтяник — №9; в 26 матчах); Зарков Гордей Михайлович (Медведи — №7; Рыси — №9; в 24 матчах).</w:t>
             </w:r>
           </w:p>
         </w:tc>
@@ -3533,7 +3533,7 @@
                 <w:sz w:val="18"/>
                 <w:szCs w:val="18"/>
               </w:rPr>
-              <w:t xml:space="preserve">В составах обеих команд одного матча записан игрок с одинаковыми ФИО, у каждой команды под своим номером: Авксентьев Александр Александрович (Акулы — №9; Беркут — №10; Звезда — №10; Феникс — №5; в 37 матчах); Белов Евгений Дмитриевич (Феникс — №17; Электроник — №8; в 46 матчах); Зарков Гордей Михайлович (Беркут — №8; Электроник — №16; в 36 матчах).</w:t>
+              <w:t xml:space="preserve">Один и тот же игрок в одном матче записан в составы обеих команд, у каждой под своим номером: Авксентьев Александр Александрович (Акулы — №9; Беркут — №10; Звезда — №10; Феникс — №5; в 37 матчах); Белов Евгений Дмитриевич (Феникс — №17; Электроник — №8; в 46 матчах); Зарков Гордей Михайлович (Беркут — №8; Электроник — №16; в 36 матчах).</w:t>
             </w:r>
           </w:p>
         </w:tc>

--- a/reports/Otchet_o_proverke.docx
+++ b/reports/Otchet_o_proverke.docx
@@ -56,7 +56,7 @@
           <w:sz w:val="20"/>
           <w:szCs w:val="20"/>
         </w:rPr>
-        <w:t xml:space="preserve">Дата проверки: 01.10.2026   ·   проверено матчей: 3140   ·   найдено ошибок: 64   ·   восстановлено по данным: 3</w:t>
+        <w:t xml:space="preserve">Дата проверки: 01.10.2026   ·   проверено матчей: 3140   ·   найдено ошибок: 65   ·   восстановлено по данным: 3</w:t>
       </w:r>
     </w:p>
     <w:p>
@@ -134,7 +134,7 @@
           <w:sz w:val="22"/>
           <w:szCs w:val="22"/>
         </w:rPr>
-        <w:t xml:space="preserve">Допускается ли, что игрок в течение месяца выступает за несколько команд? Если это предусмотрено правилами соревнования — вопрос снимается. Если нет — это ошибка в составах, и её нужно исправить.</w:t>
+        <w:t xml:space="preserve">Допускается ли, что игрок в течение месяца выступает за несколько команд, в каждой под своим номером? Если это предусмотрено правилами соревнования — вопрос снимается. Если нет — это ошибка в составах, и её нужно исправить.</w:t>
       </w:r>
     </w:p>
     <w:tbl>
@@ -1354,1159 +1354,6 @@
                 <w:szCs w:val="18"/>
               </w:rPr>
               <w:t xml:space="preserve">За разные команды выходят 21 игрок. Авксентьев Александр Александрович: Беркут — 124, Феникс — 124, Акулы — 2, Звезда — 2; Барсуков Тимофей Александрович: Атлант — 124, Акулы — 2; Белов Евгений Дмитриевич: Электроник — 124, Феникс — 124, Авиатор — 2; Быков Иван Александрович: Атлант — 124, Акулы — 2; Воронов Владимир Андреевич: Атлант — 124, Авиатор — 2; Ефремов Семён Владиславович: Атлант — 124, Авиатор — 2; Зарков Гордей Михайлович: Беркут — 124, Электроник — 124; Ильин Даниил Валерьевич: Феникс — 124, Акулы — 2; Коваль Александр Васильевич: Электроник — 124, Акулы — 2; Коваль Илья Андреевич: Атлант — 124, Акулы — 2; Лачинов Глеб Олегович: Титан — 124, Звезда — 2; Левашов Дмитрий Евгеньевич: Беркут — 124, Звезда — 2; Мамаев Эмиль Алиханович: Феникс — 124, Авиатор — 2; Мельник Даниил Евгеньевич: Титан — 124, Звезда — 2; Панферов Илья Андреевич: Метеор — 124, Звезда — 2; Сенотов Богдан Владимирович: Титан — 124, Звезда — 2; Серебряков Григорий Артёмович: Атлант — 124, Авиатор — 2; Смолин Глеб Олегович: Феникс — 124, Акулы — 2; Студитских Максим Константинович: Феникс — 124, Авиатор — 2; Трапезников Александр Александрович: Беркут — 124, Звезда — 2; Шарафутдинов Дамир Фанилевич: Феникс — 124, Авиатор — 2.</w:t>
-            </w:r>
-          </w:p>
-        </w:tc>
-        <w:tc>
-          <w:tcPr>
-            <w:tcW w:type="dxa" w:w="4600"/>
-            <w:tcBorders>
-              <w:top w:val="single" w:color="C7CBDC" w:sz="4"/>
-              <w:left w:val="single" w:color="C7CBDC" w:sz="4"/>
-              <w:bottom w:val="single" w:color="C7CBDC" w:sz="4"/>
-              <w:right w:val="single" w:color="C7CBDC" w:sz="4"/>
-            </w:tcBorders>
-            <w:tcMar>
-              <w:top w:type="dxa" w:w="60"/>
-              <w:left w:type="dxa" w:w="90"/>
-              <w:bottom w:type="dxa" w:w="60"/>
-              <w:right w:type="dxa" w:w="90"/>
-            </w:tcMar>
-            <w:vAlign w:val="top"/>
-          </w:tcPr>
-          <w:p>
-            <w:pPr>
-              <w:spacing w:after="0" w:before="0"/>
-            </w:pPr>
-            <w:r>
-              <w:rPr>
-                <w:rFonts w:ascii="Calibri" w:cs="Calibri" w:eastAsia="Calibri" w:hAnsi="Calibri"/>
-                <w:b w:val="false"/>
-                <w:bCs w:val="false"/>
-                <w:i w:val="false"/>
-                <w:iCs w:val="false"/>
-                <w:color w:val="1A1F36"/>
-                <w:sz w:val="18"/>
-                <w:szCs w:val="18"/>
-              </w:rPr>
-              <w:t xml:space="preserve"/>
-            </w:r>
-          </w:p>
-        </w:tc>
-      </w:tr>
-    </w:tbl>
-    <w:p>
-      <w:pPr>
-        <w:keepNext/>
-        <w:spacing w:after="100" w:before="240"/>
-      </w:pPr>
-      <w:r>
-        <w:rPr>
-          <w:rFonts w:ascii="Calibri" w:cs="Calibri" w:eastAsia="Calibri" w:hAnsi="Calibri"/>
-          <w:b/>
-          <w:bCs/>
-          <w:i w:val="false"/>
-          <w:iCs w:val="false"/>
-          <w:color w:val="1A1F36"/>
-          <w:sz w:val="22"/>
-          <w:szCs w:val="22"/>
-        </w:rPr>
-        <w:t xml:space="preserve">Допускается ли, что у игрока в разных матчах разные игровые номера? Номер меняется вместе с командой. Если это предусмотрено правилами — вопрос снимается, если нет — это ошибка в составах.</w:t>
-      </w:r>
-    </w:p>
-    <w:tbl>
-      <w:tblPr>
-        <w:tblW w:type="dxa" w:w="15250"/>
-        <w:tblBorders>
-          <w:top w:val="single" w:color="auto" w:sz="4"/>
-          <w:left w:val="single" w:color="auto" w:sz="4"/>
-          <w:bottom w:val="single" w:color="auto" w:sz="4"/>
-          <w:right w:val="single" w:color="auto" w:sz="4"/>
-          <w:insideH w:val="single" w:color="auto" w:sz="4"/>
-          <w:insideV w:val="single" w:color="auto" w:sz="4"/>
-        </w:tblBorders>
-      </w:tblPr>
-      <w:tblGrid>
-        <w:gridCol w:w="3800"/>
-        <w:gridCol w:w="6850"/>
-        <w:gridCol w:w="4600"/>
-      </w:tblGrid>
-      <w:tr>
-        <w:trPr>
-          <w:tblHeader/>
-        </w:trPr>
-        <w:tc>
-          <w:tcPr>
-            <w:tcW w:type="dxa" w:w="3800"/>
-            <w:tcBorders>
-              <w:top w:val="single" w:color="C7CBDC" w:sz="4"/>
-              <w:left w:val="single" w:color="C7CBDC" w:sz="4"/>
-              <w:bottom w:val="single" w:color="C7CBDC" w:sz="4"/>
-              <w:right w:val="single" w:color="C7CBDC" w:sz="4"/>
-            </w:tcBorders>
-            <w:shd w:fill="EEF0F7" w:color="auto" w:val="clear"/>
-            <w:tcMar>
-              <w:top w:type="dxa" w:w="60"/>
-              <w:left w:type="dxa" w:w="90"/>
-              <w:bottom w:type="dxa" w:w="60"/>
-              <w:right w:type="dxa" w:w="90"/>
-            </w:tcMar>
-            <w:vAlign w:val="top"/>
-          </w:tcPr>
-          <w:p>
-            <w:pPr>
-              <w:spacing w:after="0" w:before="0"/>
-            </w:pPr>
-            <w:r>
-              <w:rPr>
-                <w:rFonts w:ascii="Calibri" w:cs="Calibri" w:eastAsia="Calibri" w:hAnsi="Calibri"/>
-                <w:b/>
-                <w:bCs/>
-                <w:i w:val="false"/>
-                <w:iCs w:val="false"/>
-                <w:color w:val="1A1F36"/>
-                <w:sz w:val="18"/>
-                <w:szCs w:val="18"/>
-              </w:rPr>
-              <w:t xml:space="preserve">Соревнование, месяц</w:t>
-            </w:r>
-          </w:p>
-        </w:tc>
-        <w:tc>
-          <w:tcPr>
-            <w:tcW w:type="dxa" w:w="6850"/>
-            <w:tcBorders>
-              <w:top w:val="single" w:color="C7CBDC" w:sz="4"/>
-              <w:left w:val="single" w:color="C7CBDC" w:sz="4"/>
-              <w:bottom w:val="single" w:color="C7CBDC" w:sz="4"/>
-              <w:right w:val="single" w:color="C7CBDC" w:sz="4"/>
-            </w:tcBorders>
-            <w:shd w:fill="EEF0F7" w:color="auto" w:val="clear"/>
-            <w:tcMar>
-              <w:top w:type="dxa" w:w="60"/>
-              <w:left w:type="dxa" w:w="90"/>
-              <w:bottom w:type="dxa" w:w="60"/>
-              <w:right w:type="dxa" w:w="90"/>
-            </w:tcMar>
-            <w:vAlign w:val="top"/>
-          </w:tcPr>
-          <w:p>
-            <w:pPr>
-              <w:spacing w:after="0" w:before="0"/>
-            </w:pPr>
-            <w:r>
-              <w:rPr>
-                <w:rFonts w:ascii="Calibri" w:cs="Calibri" w:eastAsia="Calibri" w:hAnsi="Calibri"/>
-                <w:b/>
-                <w:bCs/>
-                <w:i w:val="false"/>
-                <w:iCs w:val="false"/>
-                <w:color w:val="1A1F36"/>
-                <w:sz w:val="18"/>
-                <w:szCs w:val="18"/>
-              </w:rPr>
-              <w:t xml:space="preserve">Что найдено</w:t>
-            </w:r>
-          </w:p>
-        </w:tc>
-        <w:tc>
-          <w:tcPr>
-            <w:tcW w:type="dxa" w:w="4600"/>
-            <w:tcBorders>
-              <w:top w:val="single" w:color="C7CBDC" w:sz="4"/>
-              <w:left w:val="single" w:color="C7CBDC" w:sz="4"/>
-              <w:bottom w:val="single" w:color="C7CBDC" w:sz="4"/>
-              <w:right w:val="single" w:color="C7CBDC" w:sz="4"/>
-            </w:tcBorders>
-            <w:shd w:fill="EEF0F7" w:color="auto" w:val="clear"/>
-            <w:tcMar>
-              <w:top w:type="dxa" w:w="60"/>
-              <w:left w:type="dxa" w:w="90"/>
-              <w:bottom w:type="dxa" w:w="60"/>
-              <w:right w:type="dxa" w:w="90"/>
-            </w:tcMar>
-            <w:vAlign w:val="top"/>
-          </w:tcPr>
-          <w:p>
-            <w:pPr>
-              <w:spacing w:after="0" w:before="0"/>
-            </w:pPr>
-            <w:r>
-              <w:rPr>
-                <w:rFonts w:ascii="Calibri" w:cs="Calibri" w:eastAsia="Calibri" w:hAnsi="Calibri"/>
-                <w:b/>
-                <w:bCs/>
-                <w:i w:val="false"/>
-                <w:iCs w:val="false"/>
-                <w:color w:val="1A1F36"/>
-                <w:sz w:val="18"/>
-                <w:szCs w:val="18"/>
-              </w:rPr>
-              <w:t xml:space="preserve">Ответ организатора</w:t>
-            </w:r>
-          </w:p>
-        </w:tc>
-      </w:tr>
-      <w:tr>
-        <w:tc>
-          <w:tcPr>
-            <w:tcW w:type="dxa" w:w="3800"/>
-            <w:tcBorders>
-              <w:top w:val="single" w:color="C7CBDC" w:sz="4"/>
-              <w:left w:val="single" w:color="C7CBDC" w:sz="4"/>
-              <w:bottom w:val="single" w:color="C7CBDC" w:sz="4"/>
-              <w:right w:val="single" w:color="C7CBDC" w:sz="4"/>
-            </w:tcBorders>
-            <w:tcMar>
-              <w:top w:type="dxa" w:w="60"/>
-              <w:left w:type="dxa" w:w="90"/>
-              <w:bottom w:type="dxa" w:w="60"/>
-              <w:right w:type="dxa" w:w="90"/>
-            </w:tcMar>
-            <w:vAlign w:val="top"/>
-          </w:tcPr>
-          <w:p>
-            <w:pPr>
-              <w:spacing w:after="0"/>
-            </w:pPr>
-            <w:r>
-              <w:rPr>
-                <w:rFonts w:ascii="Calibri" w:cs="Calibri" w:eastAsia="Calibri" w:hAnsi="Calibri"/>
-                <w:b w:val="false"/>
-                <w:bCs w:val="false"/>
-                <w:i w:val="false"/>
-                <w:iCs w:val="false"/>
-                <w:color w:val="1A1F36"/>
-                <w:sz w:val="18"/>
-                <w:szCs w:val="18"/>
-              </w:rPr>
-              <w:t xml:space="preserve">Конференция ЦЕНТР (3 Дивизион)</w:t>
-            </w:r>
-            <w:r>
-              <w:rPr>
-                <w:rFonts w:ascii="Calibri" w:cs="Calibri" w:eastAsia="Calibri" w:hAnsi="Calibri"/>
-                <w:b w:val="false"/>
-                <w:bCs w:val="false"/>
-                <w:i w:val="false"/>
-                <w:iCs w:val="false"/>
-                <w:color w:val="1A1F36"/>
-                <w:sz w:val="18"/>
-                <w:szCs w:val="18"/>
-              </w:rPr>
-              <w:br/>
-              <w:t xml:space="preserve">июль 2026</w:t>
-            </w:r>
-          </w:p>
-        </w:tc>
-        <w:tc>
-          <w:tcPr>
-            <w:tcW w:type="dxa" w:w="6850"/>
-            <w:tcBorders>
-              <w:top w:val="single" w:color="C7CBDC" w:sz="4"/>
-              <w:left w:val="single" w:color="C7CBDC" w:sz="4"/>
-              <w:bottom w:val="single" w:color="C7CBDC" w:sz="4"/>
-              <w:right w:val="single" w:color="C7CBDC" w:sz="4"/>
-            </w:tcBorders>
-            <w:tcMar>
-              <w:top w:type="dxa" w:w="60"/>
-              <w:left w:type="dxa" w:w="90"/>
-              <w:bottom w:type="dxa" w:w="60"/>
-              <w:right w:type="dxa" w:w="90"/>
-            </w:tcMar>
-            <w:vAlign w:val="top"/>
-          </w:tcPr>
-          <w:p>
-            <w:pPr>
-              <w:spacing w:after="0" w:before="0"/>
-            </w:pPr>
-            <w:r>
-              <w:rPr>
-                <w:rFonts w:ascii="Calibri" w:cs="Calibri" w:eastAsia="Calibri" w:hAnsi="Calibri"/>
-                <w:b w:val="false"/>
-                <w:bCs w:val="false"/>
-                <w:i w:val="false"/>
-                <w:iCs w:val="false"/>
-                <w:color w:val="1A1F36"/>
-                <w:sz w:val="18"/>
-                <w:szCs w:val="18"/>
-              </w:rPr>
-              <w:t xml:space="preserve">У 2 игроков в разных матчах разные игровые номера. Нарватов Александр Петрович: номер 89 — 6, номер 9 — 2; Рябинин Евгений Васильевич: номер 12 — 6, номер 7 — 2.</w:t>
-            </w:r>
-          </w:p>
-        </w:tc>
-        <w:tc>
-          <w:tcPr>
-            <w:tcW w:type="dxa" w:w="4600"/>
-            <w:tcBorders>
-              <w:top w:val="single" w:color="C7CBDC" w:sz="4"/>
-              <w:left w:val="single" w:color="C7CBDC" w:sz="4"/>
-              <w:bottom w:val="single" w:color="C7CBDC" w:sz="4"/>
-              <w:right w:val="single" w:color="C7CBDC" w:sz="4"/>
-            </w:tcBorders>
-            <w:tcMar>
-              <w:top w:type="dxa" w:w="60"/>
-              <w:left w:type="dxa" w:w="90"/>
-              <w:bottom w:type="dxa" w:w="60"/>
-              <w:right w:type="dxa" w:w="90"/>
-            </w:tcMar>
-            <w:vAlign w:val="top"/>
-          </w:tcPr>
-          <w:p>
-            <w:pPr>
-              <w:spacing w:after="0" w:before="0"/>
-            </w:pPr>
-            <w:r>
-              <w:rPr>
-                <w:rFonts w:ascii="Calibri" w:cs="Calibri" w:eastAsia="Calibri" w:hAnsi="Calibri"/>
-                <w:b w:val="false"/>
-                <w:bCs w:val="false"/>
-                <w:i w:val="false"/>
-                <w:iCs w:val="false"/>
-                <w:color w:val="1A1F36"/>
-                <w:sz w:val="18"/>
-                <w:szCs w:val="18"/>
-              </w:rPr>
-              <w:t xml:space="preserve"/>
-            </w:r>
-          </w:p>
-        </w:tc>
-      </w:tr>
-      <w:tr>
-        <w:tc>
-          <w:tcPr>
-            <w:tcW w:type="dxa" w:w="3800"/>
-            <w:tcBorders>
-              <w:top w:val="single" w:color="C7CBDC" w:sz="4"/>
-              <w:left w:val="single" w:color="C7CBDC" w:sz="4"/>
-              <w:bottom w:val="single" w:color="C7CBDC" w:sz="4"/>
-              <w:right w:val="single" w:color="C7CBDC" w:sz="4"/>
-            </w:tcBorders>
-            <w:shd w:fill="F7F8FC" w:color="auto" w:val="clear"/>
-            <w:tcMar>
-              <w:top w:type="dxa" w:w="60"/>
-              <w:left w:type="dxa" w:w="90"/>
-              <w:bottom w:type="dxa" w:w="60"/>
-              <w:right w:type="dxa" w:w="90"/>
-            </w:tcMar>
-            <w:vAlign w:val="top"/>
-          </w:tcPr>
-          <w:p>
-            <w:pPr>
-              <w:spacing w:after="0"/>
-            </w:pPr>
-            <w:r>
-              <w:rPr>
-                <w:rFonts w:ascii="Calibri" w:cs="Calibri" w:eastAsia="Calibri" w:hAnsi="Calibri"/>
-                <w:b w:val="false"/>
-                <w:bCs w:val="false"/>
-                <w:i w:val="false"/>
-                <w:iCs w:val="false"/>
-                <w:color w:val="1A1F36"/>
-                <w:sz w:val="18"/>
-                <w:szCs w:val="18"/>
-              </w:rPr>
-              <w:t xml:space="preserve">Конференция ВОСТОК (2 Дивизион)</w:t>
-            </w:r>
-            <w:r>
-              <w:rPr>
-                <w:rFonts w:ascii="Calibri" w:cs="Calibri" w:eastAsia="Calibri" w:hAnsi="Calibri"/>
-                <w:b w:val="false"/>
-                <w:bCs w:val="false"/>
-                <w:i w:val="false"/>
-                <w:iCs w:val="false"/>
-                <w:color w:val="1A1F36"/>
-                <w:sz w:val="18"/>
-                <w:szCs w:val="18"/>
-              </w:rPr>
-              <w:br/>
-              <w:t xml:space="preserve">июль 2026</w:t>
-            </w:r>
-          </w:p>
-        </w:tc>
-        <w:tc>
-          <w:tcPr>
-            <w:tcW w:type="dxa" w:w="6850"/>
-            <w:tcBorders>
-              <w:top w:val="single" w:color="C7CBDC" w:sz="4"/>
-              <w:left w:val="single" w:color="C7CBDC" w:sz="4"/>
-              <w:bottom w:val="single" w:color="C7CBDC" w:sz="4"/>
-              <w:right w:val="single" w:color="C7CBDC" w:sz="4"/>
-            </w:tcBorders>
-            <w:shd w:fill="F7F8FC" w:color="auto" w:val="clear"/>
-            <w:tcMar>
-              <w:top w:type="dxa" w:w="60"/>
-              <w:left w:type="dxa" w:w="90"/>
-              <w:bottom w:type="dxa" w:w="60"/>
-              <w:right w:type="dxa" w:w="90"/>
-            </w:tcMar>
-            <w:vAlign w:val="top"/>
-          </w:tcPr>
-          <w:p>
-            <w:pPr>
-              <w:spacing w:after="0" w:before="0"/>
-            </w:pPr>
-            <w:r>
-              <w:rPr>
-                <w:rFonts w:ascii="Calibri" w:cs="Calibri" w:eastAsia="Calibri" w:hAnsi="Calibri"/>
-                <w:b w:val="false"/>
-                <w:bCs w:val="false"/>
-                <w:i w:val="false"/>
-                <w:iCs w:val="false"/>
-                <w:color w:val="1A1F36"/>
-                <w:sz w:val="18"/>
-                <w:szCs w:val="18"/>
-              </w:rPr>
-              <w:t xml:space="preserve">У 3 игроков в разных матчах разные игровые номера. Колотыркин Артём Игоревич: номер 46 — 70, номер 95 — 68; Колчин Иван Денисович: номер 91 — 70, номер 72 — 68; Копейкин Иван Андреевич: номер 4 — 70, номер 88 — 68.</w:t>
-            </w:r>
-          </w:p>
-        </w:tc>
-        <w:tc>
-          <w:tcPr>
-            <w:tcW w:type="dxa" w:w="4600"/>
-            <w:tcBorders>
-              <w:top w:val="single" w:color="C7CBDC" w:sz="4"/>
-              <w:left w:val="single" w:color="C7CBDC" w:sz="4"/>
-              <w:bottom w:val="single" w:color="C7CBDC" w:sz="4"/>
-              <w:right w:val="single" w:color="C7CBDC" w:sz="4"/>
-            </w:tcBorders>
-            <w:tcMar>
-              <w:top w:type="dxa" w:w="60"/>
-              <w:left w:type="dxa" w:w="90"/>
-              <w:bottom w:type="dxa" w:w="60"/>
-              <w:right w:type="dxa" w:w="90"/>
-            </w:tcMar>
-            <w:vAlign w:val="top"/>
-          </w:tcPr>
-          <w:p>
-            <w:pPr>
-              <w:spacing w:after="0" w:before="0"/>
-            </w:pPr>
-            <w:r>
-              <w:rPr>
-                <w:rFonts w:ascii="Calibri" w:cs="Calibri" w:eastAsia="Calibri" w:hAnsi="Calibri"/>
-                <w:b w:val="false"/>
-                <w:bCs w:val="false"/>
-                <w:i w:val="false"/>
-                <w:iCs w:val="false"/>
-                <w:color w:val="1A1F36"/>
-                <w:sz w:val="18"/>
-                <w:szCs w:val="18"/>
-              </w:rPr>
-              <w:t xml:space="preserve"/>
-            </w:r>
-          </w:p>
-        </w:tc>
-      </w:tr>
-      <w:tr>
-        <w:tc>
-          <w:tcPr>
-            <w:tcW w:type="dxa" w:w="3800"/>
-            <w:tcBorders>
-              <w:top w:val="single" w:color="C7CBDC" w:sz="4"/>
-              <w:left w:val="single" w:color="C7CBDC" w:sz="4"/>
-              <w:bottom w:val="single" w:color="C7CBDC" w:sz="4"/>
-              <w:right w:val="single" w:color="C7CBDC" w:sz="4"/>
-            </w:tcBorders>
-            <w:tcMar>
-              <w:top w:type="dxa" w:w="60"/>
-              <w:left w:type="dxa" w:w="90"/>
-              <w:bottom w:type="dxa" w:w="60"/>
-              <w:right w:type="dxa" w:w="90"/>
-            </w:tcMar>
-            <w:vAlign w:val="top"/>
-          </w:tcPr>
-          <w:p>
-            <w:pPr>
-              <w:spacing w:after="0"/>
-            </w:pPr>
-            <w:r>
-              <w:rPr>
-                <w:rFonts w:ascii="Calibri" w:cs="Calibri" w:eastAsia="Calibri" w:hAnsi="Calibri"/>
-                <w:b w:val="false"/>
-                <w:bCs w:val="false"/>
-                <w:i w:val="false"/>
-                <w:iCs w:val="false"/>
-                <w:color w:val="1A1F36"/>
-                <w:sz w:val="18"/>
-                <w:szCs w:val="18"/>
-              </w:rPr>
-              <w:t xml:space="preserve">Конференция ЗАПАД (1 Дивизион)</w:t>
-            </w:r>
-            <w:r>
-              <w:rPr>
-                <w:rFonts w:ascii="Calibri" w:cs="Calibri" w:eastAsia="Calibri" w:hAnsi="Calibri"/>
-                <w:b w:val="false"/>
-                <w:bCs w:val="false"/>
-                <w:i w:val="false"/>
-                <w:iCs w:val="false"/>
-                <w:color w:val="1A1F36"/>
-                <w:sz w:val="18"/>
-                <w:szCs w:val="18"/>
-              </w:rPr>
-              <w:br/>
-              <w:t xml:space="preserve">июль 2026</w:t>
-            </w:r>
-          </w:p>
-        </w:tc>
-        <w:tc>
-          <w:tcPr>
-            <w:tcW w:type="dxa" w:w="6850"/>
-            <w:tcBorders>
-              <w:top w:val="single" w:color="C7CBDC" w:sz="4"/>
-              <w:left w:val="single" w:color="C7CBDC" w:sz="4"/>
-              <w:bottom w:val="single" w:color="C7CBDC" w:sz="4"/>
-              <w:right w:val="single" w:color="C7CBDC" w:sz="4"/>
-            </w:tcBorders>
-            <w:tcMar>
-              <w:top w:type="dxa" w:w="60"/>
-              <w:left w:type="dxa" w:w="90"/>
-              <w:bottom w:type="dxa" w:w="60"/>
-              <w:right w:type="dxa" w:w="90"/>
-            </w:tcMar>
-            <w:vAlign w:val="top"/>
-          </w:tcPr>
-          <w:p>
-            <w:pPr>
-              <w:spacing w:after="0" w:before="0"/>
-            </w:pPr>
-            <w:r>
-              <w:rPr>
-                <w:rFonts w:ascii="Calibri" w:cs="Calibri" w:eastAsia="Calibri" w:hAnsi="Calibri"/>
-                <w:b w:val="false"/>
-                <w:bCs w:val="false"/>
-                <w:i w:val="false"/>
-                <w:iCs w:val="false"/>
-                <w:color w:val="1A1F36"/>
-                <w:sz w:val="18"/>
-                <w:szCs w:val="18"/>
-              </w:rPr>
-              <w:t xml:space="preserve">У 3 игроков в разных матчах разные игровые номера. Авксентьев Александр Александрович: номер 10 — 156, номер 9 — 142; Белов Евгений Дмитриевич: номер 17 — 124, номер 9 — 122; Зарков Гордей Михайлович: номер 7 — 139, номер 9 — 107.</w:t>
-            </w:r>
-          </w:p>
-        </w:tc>
-        <w:tc>
-          <w:tcPr>
-            <w:tcW w:type="dxa" w:w="4600"/>
-            <w:tcBorders>
-              <w:top w:val="single" w:color="C7CBDC" w:sz="4"/>
-              <w:left w:val="single" w:color="C7CBDC" w:sz="4"/>
-              <w:bottom w:val="single" w:color="C7CBDC" w:sz="4"/>
-              <w:right w:val="single" w:color="C7CBDC" w:sz="4"/>
-            </w:tcBorders>
-            <w:tcMar>
-              <w:top w:type="dxa" w:w="60"/>
-              <w:left w:type="dxa" w:w="90"/>
-              <w:bottom w:type="dxa" w:w="60"/>
-              <w:right w:type="dxa" w:w="90"/>
-            </w:tcMar>
-            <w:vAlign w:val="top"/>
-          </w:tcPr>
-          <w:p>
-            <w:pPr>
-              <w:spacing w:after="0" w:before="0"/>
-            </w:pPr>
-            <w:r>
-              <w:rPr>
-                <w:rFonts w:ascii="Calibri" w:cs="Calibri" w:eastAsia="Calibri" w:hAnsi="Calibri"/>
-                <w:b w:val="false"/>
-                <w:bCs w:val="false"/>
-                <w:i w:val="false"/>
-                <w:iCs w:val="false"/>
-                <w:color w:val="1A1F36"/>
-                <w:sz w:val="18"/>
-                <w:szCs w:val="18"/>
-              </w:rPr>
-              <w:t xml:space="preserve"/>
-            </w:r>
-          </w:p>
-        </w:tc>
-      </w:tr>
-      <w:tr>
-        <w:tc>
-          <w:tcPr>
-            <w:tcW w:type="dxa" w:w="3800"/>
-            <w:tcBorders>
-              <w:top w:val="single" w:color="C7CBDC" w:sz="4"/>
-              <w:left w:val="single" w:color="C7CBDC" w:sz="4"/>
-              <w:bottom w:val="single" w:color="C7CBDC" w:sz="4"/>
-              <w:right w:val="single" w:color="C7CBDC" w:sz="4"/>
-            </w:tcBorders>
-            <w:shd w:fill="F7F8FC" w:color="auto" w:val="clear"/>
-            <w:tcMar>
-              <w:top w:type="dxa" w:w="60"/>
-              <w:left w:type="dxa" w:w="90"/>
-              <w:bottom w:type="dxa" w:w="60"/>
-              <w:right w:type="dxa" w:w="90"/>
-            </w:tcMar>
-            <w:vAlign w:val="top"/>
-          </w:tcPr>
-          <w:p>
-            <w:pPr>
-              <w:spacing w:after="0"/>
-            </w:pPr>
-            <w:r>
-              <w:rPr>
-                <w:rFonts w:ascii="Calibri" w:cs="Calibri" w:eastAsia="Calibri" w:hAnsi="Calibri"/>
-                <w:b w:val="false"/>
-                <w:bCs w:val="false"/>
-                <w:i w:val="false"/>
-                <w:iCs w:val="false"/>
-                <w:color w:val="1A1F36"/>
-                <w:sz w:val="18"/>
-                <w:szCs w:val="18"/>
-              </w:rPr>
-              <w:t xml:space="preserve">Конференция ЗАПАД (2 Дивизион)</w:t>
-            </w:r>
-            <w:r>
-              <w:rPr>
-                <w:rFonts w:ascii="Calibri" w:cs="Calibri" w:eastAsia="Calibri" w:hAnsi="Calibri"/>
-                <w:b w:val="false"/>
-                <w:bCs w:val="false"/>
-                <w:i w:val="false"/>
-                <w:iCs w:val="false"/>
-                <w:color w:val="1A1F36"/>
-                <w:sz w:val="18"/>
-                <w:szCs w:val="18"/>
-              </w:rPr>
-              <w:br/>
-              <w:t xml:space="preserve">июль 2026</w:t>
-            </w:r>
-          </w:p>
-        </w:tc>
-        <w:tc>
-          <w:tcPr>
-            <w:tcW w:type="dxa" w:w="6850"/>
-            <w:tcBorders>
-              <w:top w:val="single" w:color="C7CBDC" w:sz="4"/>
-              <w:left w:val="single" w:color="C7CBDC" w:sz="4"/>
-              <w:bottom w:val="single" w:color="C7CBDC" w:sz="4"/>
-              <w:right w:val="single" w:color="C7CBDC" w:sz="4"/>
-            </w:tcBorders>
-            <w:shd w:fill="F7F8FC" w:color="auto" w:val="clear"/>
-            <w:tcMar>
-              <w:top w:type="dxa" w:w="60"/>
-              <w:left w:type="dxa" w:w="90"/>
-              <w:bottom w:type="dxa" w:w="60"/>
-              <w:right w:type="dxa" w:w="90"/>
-            </w:tcMar>
-            <w:vAlign w:val="top"/>
-          </w:tcPr>
-          <w:p>
-            <w:pPr>
-              <w:spacing w:after="0" w:before="0"/>
-            </w:pPr>
-            <w:r>
-              <w:rPr>
-                <w:rFonts w:ascii="Calibri" w:cs="Calibri" w:eastAsia="Calibri" w:hAnsi="Calibri"/>
-                <w:b w:val="false"/>
-                <w:bCs w:val="false"/>
-                <w:i w:val="false"/>
-                <w:iCs w:val="false"/>
-                <w:color w:val="1A1F36"/>
-                <w:sz w:val="18"/>
-                <w:szCs w:val="18"/>
-              </w:rPr>
-              <w:t xml:space="preserve">У 3 игроков в разных матчах разные игровые номера. Авксентьев Александр Александрович: номер 10 — 124, номер 5 — 124; Белов Евгений Дмитриевич: номер 8 — 124, номер 17 — 124; Зарков Гордей Михайлович: номер 8 — 124, номер 16 — 124.</w:t>
-            </w:r>
-          </w:p>
-        </w:tc>
-        <w:tc>
-          <w:tcPr>
-            <w:tcW w:type="dxa" w:w="4600"/>
-            <w:tcBorders>
-              <w:top w:val="single" w:color="C7CBDC" w:sz="4"/>
-              <w:left w:val="single" w:color="C7CBDC" w:sz="4"/>
-              <w:bottom w:val="single" w:color="C7CBDC" w:sz="4"/>
-              <w:right w:val="single" w:color="C7CBDC" w:sz="4"/>
-            </w:tcBorders>
-            <w:tcMar>
-              <w:top w:type="dxa" w:w="60"/>
-              <w:left w:type="dxa" w:w="90"/>
-              <w:bottom w:type="dxa" w:w="60"/>
-              <w:right w:type="dxa" w:w="90"/>
-            </w:tcMar>
-            <w:vAlign w:val="top"/>
-          </w:tcPr>
-          <w:p>
-            <w:pPr>
-              <w:spacing w:after="0" w:before="0"/>
-            </w:pPr>
-            <w:r>
-              <w:rPr>
-                <w:rFonts w:ascii="Calibri" w:cs="Calibri" w:eastAsia="Calibri" w:hAnsi="Calibri"/>
-                <w:b w:val="false"/>
-                <w:bCs w:val="false"/>
-                <w:i w:val="false"/>
-                <w:iCs w:val="false"/>
-                <w:color w:val="1A1F36"/>
-                <w:sz w:val="18"/>
-                <w:szCs w:val="18"/>
-              </w:rPr>
-              <w:t xml:space="preserve"/>
-            </w:r>
-          </w:p>
-        </w:tc>
-      </w:tr>
-      <w:tr>
-        <w:tc>
-          <w:tcPr>
-            <w:tcW w:type="dxa" w:w="3800"/>
-            <w:tcBorders>
-              <w:top w:val="single" w:color="C7CBDC" w:sz="4"/>
-              <w:left w:val="single" w:color="C7CBDC" w:sz="4"/>
-              <w:bottom w:val="single" w:color="C7CBDC" w:sz="4"/>
-              <w:right w:val="single" w:color="C7CBDC" w:sz="4"/>
-            </w:tcBorders>
-            <w:tcMar>
-              <w:top w:type="dxa" w:w="60"/>
-              <w:left w:type="dxa" w:w="90"/>
-              <w:bottom w:type="dxa" w:w="60"/>
-              <w:right w:type="dxa" w:w="90"/>
-            </w:tcMar>
-            <w:vAlign w:val="top"/>
-          </w:tcPr>
-          <w:p>
-            <w:pPr>
-              <w:spacing w:after="0"/>
-            </w:pPr>
-            <w:r>
-              <w:rPr>
-                <w:rFonts w:ascii="Calibri" w:cs="Calibri" w:eastAsia="Calibri" w:hAnsi="Calibri"/>
-                <w:b w:val="false"/>
-                <w:bCs w:val="false"/>
-                <w:i w:val="false"/>
-                <w:iCs w:val="false"/>
-                <w:color w:val="1A1F36"/>
-                <w:sz w:val="18"/>
-                <w:szCs w:val="18"/>
-              </w:rPr>
-              <w:t xml:space="preserve">Конференция ЦЕНТР (3 Дивизион)</w:t>
-            </w:r>
-            <w:r>
-              <w:rPr>
-                <w:rFonts w:ascii="Calibri" w:cs="Calibri" w:eastAsia="Calibri" w:hAnsi="Calibri"/>
-                <w:b w:val="false"/>
-                <w:bCs w:val="false"/>
-                <w:i w:val="false"/>
-                <w:iCs w:val="false"/>
-                <w:color w:val="1A1F36"/>
-                <w:sz w:val="18"/>
-                <w:szCs w:val="18"/>
-              </w:rPr>
-              <w:br/>
-              <w:t xml:space="preserve">август 2026</w:t>
-            </w:r>
-          </w:p>
-        </w:tc>
-        <w:tc>
-          <w:tcPr>
-            <w:tcW w:type="dxa" w:w="6850"/>
-            <w:tcBorders>
-              <w:top w:val="single" w:color="C7CBDC" w:sz="4"/>
-              <w:left w:val="single" w:color="C7CBDC" w:sz="4"/>
-              <w:bottom w:val="single" w:color="C7CBDC" w:sz="4"/>
-              <w:right w:val="single" w:color="C7CBDC" w:sz="4"/>
-            </w:tcBorders>
-            <w:tcMar>
-              <w:top w:type="dxa" w:w="60"/>
-              <w:left w:type="dxa" w:w="90"/>
-              <w:bottom w:type="dxa" w:w="60"/>
-              <w:right w:type="dxa" w:w="90"/>
-            </w:tcMar>
-            <w:vAlign w:val="top"/>
-          </w:tcPr>
-          <w:p>
-            <w:pPr>
-              <w:spacing w:after="0" w:before="0"/>
-            </w:pPr>
-            <w:r>
-              <w:rPr>
-                <w:rFonts w:ascii="Calibri" w:cs="Calibri" w:eastAsia="Calibri" w:hAnsi="Calibri"/>
-                <w:b w:val="false"/>
-                <w:bCs w:val="false"/>
-                <w:i w:val="false"/>
-                <w:iCs w:val="false"/>
-                <w:color w:val="1A1F36"/>
-                <w:sz w:val="18"/>
-                <w:szCs w:val="18"/>
-              </w:rPr>
-              <w:t xml:space="preserve">У 4 игроков в разных матчах разные игровые номера. Кисляков Сергей Николаевич: номер 74 — 4, номер 55 — 2; Нарватов Александр Петрович: номер 89 — 7, номер 9 — 2; Рябинин Евгений Васильевич: номер 12 — 7, номер 7 — 2; Шароватов Василий Александрович: номер 69 — 4, номер 9 — 2.</w:t>
-            </w:r>
-          </w:p>
-        </w:tc>
-        <w:tc>
-          <w:tcPr>
-            <w:tcW w:type="dxa" w:w="4600"/>
-            <w:tcBorders>
-              <w:top w:val="single" w:color="C7CBDC" w:sz="4"/>
-              <w:left w:val="single" w:color="C7CBDC" w:sz="4"/>
-              <w:bottom w:val="single" w:color="C7CBDC" w:sz="4"/>
-              <w:right w:val="single" w:color="C7CBDC" w:sz="4"/>
-            </w:tcBorders>
-            <w:tcMar>
-              <w:top w:type="dxa" w:w="60"/>
-              <w:left w:type="dxa" w:w="90"/>
-              <w:bottom w:type="dxa" w:w="60"/>
-              <w:right w:type="dxa" w:w="90"/>
-            </w:tcMar>
-            <w:vAlign w:val="top"/>
-          </w:tcPr>
-          <w:p>
-            <w:pPr>
-              <w:spacing w:after="0" w:before="0"/>
-            </w:pPr>
-            <w:r>
-              <w:rPr>
-                <w:rFonts w:ascii="Calibri" w:cs="Calibri" w:eastAsia="Calibri" w:hAnsi="Calibri"/>
-                <w:b w:val="false"/>
-                <w:bCs w:val="false"/>
-                <w:i w:val="false"/>
-                <w:iCs w:val="false"/>
-                <w:color w:val="1A1F36"/>
-                <w:sz w:val="18"/>
-                <w:szCs w:val="18"/>
-              </w:rPr>
-              <w:t xml:space="preserve"/>
-            </w:r>
-          </w:p>
-        </w:tc>
-      </w:tr>
-      <w:tr>
-        <w:tc>
-          <w:tcPr>
-            <w:tcW w:type="dxa" w:w="3800"/>
-            <w:tcBorders>
-              <w:top w:val="single" w:color="C7CBDC" w:sz="4"/>
-              <w:left w:val="single" w:color="C7CBDC" w:sz="4"/>
-              <w:bottom w:val="single" w:color="C7CBDC" w:sz="4"/>
-              <w:right w:val="single" w:color="C7CBDC" w:sz="4"/>
-            </w:tcBorders>
-            <w:shd w:fill="F7F8FC" w:color="auto" w:val="clear"/>
-            <w:tcMar>
-              <w:top w:type="dxa" w:w="60"/>
-              <w:left w:type="dxa" w:w="90"/>
-              <w:bottom w:type="dxa" w:w="60"/>
-              <w:right w:type="dxa" w:w="90"/>
-            </w:tcMar>
-            <w:vAlign w:val="top"/>
-          </w:tcPr>
-          <w:p>
-            <w:pPr>
-              <w:spacing w:after="0"/>
-            </w:pPr>
-            <w:r>
-              <w:rPr>
-                <w:rFonts w:ascii="Calibri" w:cs="Calibri" w:eastAsia="Calibri" w:hAnsi="Calibri"/>
-                <w:b w:val="false"/>
-                <w:bCs w:val="false"/>
-                <w:i w:val="false"/>
-                <w:iCs w:val="false"/>
-                <w:color w:val="1A1F36"/>
-                <w:sz w:val="18"/>
-                <w:szCs w:val="18"/>
-              </w:rPr>
-              <w:t xml:space="preserve">Конференция ВОСТОК (2 Дивизион)</w:t>
-            </w:r>
-            <w:r>
-              <w:rPr>
-                <w:rFonts w:ascii="Calibri" w:cs="Calibri" w:eastAsia="Calibri" w:hAnsi="Calibri"/>
-                <w:b w:val="false"/>
-                <w:bCs w:val="false"/>
-                <w:i w:val="false"/>
-                <w:iCs w:val="false"/>
-                <w:color w:val="1A1F36"/>
-                <w:sz w:val="18"/>
-                <w:szCs w:val="18"/>
-              </w:rPr>
-              <w:br/>
-              <w:t xml:space="preserve">август 2026</w:t>
-            </w:r>
-          </w:p>
-        </w:tc>
-        <w:tc>
-          <w:tcPr>
-            <w:tcW w:type="dxa" w:w="6850"/>
-            <w:tcBorders>
-              <w:top w:val="single" w:color="C7CBDC" w:sz="4"/>
-              <w:left w:val="single" w:color="C7CBDC" w:sz="4"/>
-              <w:bottom w:val="single" w:color="C7CBDC" w:sz="4"/>
-              <w:right w:val="single" w:color="C7CBDC" w:sz="4"/>
-            </w:tcBorders>
-            <w:shd w:fill="F7F8FC" w:color="auto" w:val="clear"/>
-            <w:tcMar>
-              <w:top w:type="dxa" w:w="60"/>
-              <w:left w:type="dxa" w:w="90"/>
-              <w:bottom w:type="dxa" w:w="60"/>
-              <w:right w:type="dxa" w:w="90"/>
-            </w:tcMar>
-            <w:vAlign w:val="top"/>
-          </w:tcPr>
-          <w:p>
-            <w:pPr>
-              <w:spacing w:after="0" w:before="0"/>
-            </w:pPr>
-            <w:r>
-              <w:rPr>
-                <w:rFonts w:ascii="Calibri" w:cs="Calibri" w:eastAsia="Calibri" w:hAnsi="Calibri"/>
-                <w:b w:val="false"/>
-                <w:bCs w:val="false"/>
-                <w:i w:val="false"/>
-                <w:iCs w:val="false"/>
-                <w:color w:val="1A1F36"/>
-                <w:sz w:val="18"/>
-                <w:szCs w:val="18"/>
-              </w:rPr>
-              <w:t xml:space="preserve">У 3 игроков в разных матчах разные игровые номера. Колотыркин Артём Игоревич: номер 95 — 71, номер 46 — 71; Колчин Иван Денисович: номер 72 — 71, номер 91 — 71; Копейкин Иван Андреевич: номер 88 — 71, номер 4 — 71.</w:t>
-            </w:r>
-          </w:p>
-        </w:tc>
-        <w:tc>
-          <w:tcPr>
-            <w:tcW w:type="dxa" w:w="4600"/>
-            <w:tcBorders>
-              <w:top w:val="single" w:color="C7CBDC" w:sz="4"/>
-              <w:left w:val="single" w:color="C7CBDC" w:sz="4"/>
-              <w:bottom w:val="single" w:color="C7CBDC" w:sz="4"/>
-              <w:right w:val="single" w:color="C7CBDC" w:sz="4"/>
-            </w:tcBorders>
-            <w:tcMar>
-              <w:top w:type="dxa" w:w="60"/>
-              <w:left w:type="dxa" w:w="90"/>
-              <w:bottom w:type="dxa" w:w="60"/>
-              <w:right w:type="dxa" w:w="90"/>
-            </w:tcMar>
-            <w:vAlign w:val="top"/>
-          </w:tcPr>
-          <w:p>
-            <w:pPr>
-              <w:spacing w:after="0" w:before="0"/>
-            </w:pPr>
-            <w:r>
-              <w:rPr>
-                <w:rFonts w:ascii="Calibri" w:cs="Calibri" w:eastAsia="Calibri" w:hAnsi="Calibri"/>
-                <w:b w:val="false"/>
-                <w:bCs w:val="false"/>
-                <w:i w:val="false"/>
-                <w:iCs w:val="false"/>
-                <w:color w:val="1A1F36"/>
-                <w:sz w:val="18"/>
-                <w:szCs w:val="18"/>
-              </w:rPr>
-              <w:t xml:space="preserve"/>
-            </w:r>
-          </w:p>
-        </w:tc>
-      </w:tr>
-      <w:tr>
-        <w:tc>
-          <w:tcPr>
-            <w:tcW w:type="dxa" w:w="3800"/>
-            <w:tcBorders>
-              <w:top w:val="single" w:color="C7CBDC" w:sz="4"/>
-              <w:left w:val="single" w:color="C7CBDC" w:sz="4"/>
-              <w:bottom w:val="single" w:color="C7CBDC" w:sz="4"/>
-              <w:right w:val="single" w:color="C7CBDC" w:sz="4"/>
-            </w:tcBorders>
-            <w:tcMar>
-              <w:top w:type="dxa" w:w="60"/>
-              <w:left w:type="dxa" w:w="90"/>
-              <w:bottom w:type="dxa" w:w="60"/>
-              <w:right w:type="dxa" w:w="90"/>
-            </w:tcMar>
-            <w:vAlign w:val="top"/>
-          </w:tcPr>
-          <w:p>
-            <w:pPr>
-              <w:spacing w:after="0"/>
-            </w:pPr>
-            <w:r>
-              <w:rPr>
-                <w:rFonts w:ascii="Calibri" w:cs="Calibri" w:eastAsia="Calibri" w:hAnsi="Calibri"/>
-                <w:b w:val="false"/>
-                <w:bCs w:val="false"/>
-                <w:i w:val="false"/>
-                <w:iCs w:val="false"/>
-                <w:color w:val="1A1F36"/>
-                <w:sz w:val="18"/>
-                <w:szCs w:val="18"/>
-              </w:rPr>
-              <w:t xml:space="preserve">Конференция ЗАПАД (1 Дивизион)</w:t>
-            </w:r>
-            <w:r>
-              <w:rPr>
-                <w:rFonts w:ascii="Calibri" w:cs="Calibri" w:eastAsia="Calibri" w:hAnsi="Calibri"/>
-                <w:b w:val="false"/>
-                <w:bCs w:val="false"/>
-                <w:i w:val="false"/>
-                <w:iCs w:val="false"/>
-                <w:color w:val="1A1F36"/>
-                <w:sz w:val="18"/>
-                <w:szCs w:val="18"/>
-              </w:rPr>
-              <w:br/>
-              <w:t xml:space="preserve">август 2026</w:t>
-            </w:r>
-          </w:p>
-        </w:tc>
-        <w:tc>
-          <w:tcPr>
-            <w:tcW w:type="dxa" w:w="6850"/>
-            <w:tcBorders>
-              <w:top w:val="single" w:color="C7CBDC" w:sz="4"/>
-              <w:left w:val="single" w:color="C7CBDC" w:sz="4"/>
-              <w:bottom w:val="single" w:color="C7CBDC" w:sz="4"/>
-              <w:right w:val="single" w:color="C7CBDC" w:sz="4"/>
-            </w:tcBorders>
-            <w:tcMar>
-              <w:top w:type="dxa" w:w="60"/>
-              <w:left w:type="dxa" w:w="90"/>
-              <w:bottom w:type="dxa" w:w="60"/>
-              <w:right w:type="dxa" w:w="90"/>
-            </w:tcMar>
-            <w:vAlign w:val="top"/>
-          </w:tcPr>
-          <w:p>
-            <w:pPr>
-              <w:spacing w:after="0" w:before="0"/>
-            </w:pPr>
-            <w:r>
-              <w:rPr>
-                <w:rFonts w:ascii="Calibri" w:cs="Calibri" w:eastAsia="Calibri" w:hAnsi="Calibri"/>
-                <w:b w:val="false"/>
-                <w:bCs w:val="false"/>
-                <w:i w:val="false"/>
-                <w:iCs w:val="false"/>
-                <w:color w:val="1A1F36"/>
-                <w:sz w:val="18"/>
-                <w:szCs w:val="18"/>
-              </w:rPr>
-              <w:t xml:space="preserve">У 3 игроков в разных матчах разные игровые номера. Авксентьев Александр Александрович: номер 10 — 160, номер 9 — 142; Белов Евгений Дмитриевич: номер 17 — 122, номер 9 — 120; Зарков Гордей Михайлович: номер 7 — 139, номер 9 — 101.</w:t>
-            </w:r>
-          </w:p>
-        </w:tc>
-        <w:tc>
-          <w:tcPr>
-            <w:tcW w:type="dxa" w:w="4600"/>
-            <w:tcBorders>
-              <w:top w:val="single" w:color="C7CBDC" w:sz="4"/>
-              <w:left w:val="single" w:color="C7CBDC" w:sz="4"/>
-              <w:bottom w:val="single" w:color="C7CBDC" w:sz="4"/>
-              <w:right w:val="single" w:color="C7CBDC" w:sz="4"/>
-            </w:tcBorders>
-            <w:tcMar>
-              <w:top w:type="dxa" w:w="60"/>
-              <w:left w:type="dxa" w:w="90"/>
-              <w:bottom w:type="dxa" w:w="60"/>
-              <w:right w:type="dxa" w:w="90"/>
-            </w:tcMar>
-            <w:vAlign w:val="top"/>
-          </w:tcPr>
-          <w:p>
-            <w:pPr>
-              <w:spacing w:after="0" w:before="0"/>
-            </w:pPr>
-            <w:r>
-              <w:rPr>
-                <w:rFonts w:ascii="Calibri" w:cs="Calibri" w:eastAsia="Calibri" w:hAnsi="Calibri"/>
-                <w:b w:val="false"/>
-                <w:bCs w:val="false"/>
-                <w:i w:val="false"/>
-                <w:iCs w:val="false"/>
-                <w:color w:val="1A1F36"/>
-                <w:sz w:val="18"/>
-                <w:szCs w:val="18"/>
-              </w:rPr>
-              <w:t xml:space="preserve"/>
-            </w:r>
-          </w:p>
-        </w:tc>
-      </w:tr>
-      <w:tr>
-        <w:tc>
-          <w:tcPr>
-            <w:tcW w:type="dxa" w:w="3800"/>
-            <w:tcBorders>
-              <w:top w:val="single" w:color="C7CBDC" w:sz="4"/>
-              <w:left w:val="single" w:color="C7CBDC" w:sz="4"/>
-              <w:bottom w:val="single" w:color="C7CBDC" w:sz="4"/>
-              <w:right w:val="single" w:color="C7CBDC" w:sz="4"/>
-            </w:tcBorders>
-            <w:shd w:fill="F7F8FC" w:color="auto" w:val="clear"/>
-            <w:tcMar>
-              <w:top w:type="dxa" w:w="60"/>
-              <w:left w:type="dxa" w:w="90"/>
-              <w:bottom w:type="dxa" w:w="60"/>
-              <w:right w:type="dxa" w:w="90"/>
-            </w:tcMar>
-            <w:vAlign w:val="top"/>
-          </w:tcPr>
-          <w:p>
-            <w:pPr>
-              <w:spacing w:after="0"/>
-            </w:pPr>
-            <w:r>
-              <w:rPr>
-                <w:rFonts w:ascii="Calibri" w:cs="Calibri" w:eastAsia="Calibri" w:hAnsi="Calibri"/>
-                <w:b w:val="false"/>
-                <w:bCs w:val="false"/>
-                <w:i w:val="false"/>
-                <w:iCs w:val="false"/>
-                <w:color w:val="1A1F36"/>
-                <w:sz w:val="18"/>
-                <w:szCs w:val="18"/>
-              </w:rPr>
-              <w:t xml:space="preserve">Конференция ЗАПАД (2 Дивизион)</w:t>
-            </w:r>
-            <w:r>
-              <w:rPr>
-                <w:rFonts w:ascii="Calibri" w:cs="Calibri" w:eastAsia="Calibri" w:hAnsi="Calibri"/>
-                <w:b w:val="false"/>
-                <w:bCs w:val="false"/>
-                <w:i w:val="false"/>
-                <w:iCs w:val="false"/>
-                <w:color w:val="1A1F36"/>
-                <w:sz w:val="18"/>
-                <w:szCs w:val="18"/>
-              </w:rPr>
-              <w:br/>
-              <w:t xml:space="preserve">август 2026</w:t>
-            </w:r>
-          </w:p>
-        </w:tc>
-        <w:tc>
-          <w:tcPr>
-            <w:tcW w:type="dxa" w:w="6850"/>
-            <w:tcBorders>
-              <w:top w:val="single" w:color="C7CBDC" w:sz="4"/>
-              <w:left w:val="single" w:color="C7CBDC" w:sz="4"/>
-              <w:bottom w:val="single" w:color="C7CBDC" w:sz="4"/>
-              <w:right w:val="single" w:color="C7CBDC" w:sz="4"/>
-            </w:tcBorders>
-            <w:shd w:fill="F7F8FC" w:color="auto" w:val="clear"/>
-            <w:tcMar>
-              <w:top w:type="dxa" w:w="60"/>
-              <w:left w:type="dxa" w:w="90"/>
-              <w:bottom w:type="dxa" w:w="60"/>
-              <w:right w:type="dxa" w:w="90"/>
-            </w:tcMar>
-            <w:vAlign w:val="top"/>
-          </w:tcPr>
-          <w:p>
-            <w:pPr>
-              <w:spacing w:after="0" w:before="0"/>
-            </w:pPr>
-            <w:r>
-              <w:rPr>
-                <w:rFonts w:ascii="Calibri" w:cs="Calibri" w:eastAsia="Calibri" w:hAnsi="Calibri"/>
-                <w:b w:val="false"/>
-                <w:bCs w:val="false"/>
-                <w:i w:val="false"/>
-                <w:iCs w:val="false"/>
-                <w:color w:val="1A1F36"/>
-                <w:sz w:val="18"/>
-                <w:szCs w:val="18"/>
-              </w:rPr>
-              <w:t xml:space="preserve">У 19 игроков в разных матчах разные игровые номера. Авксентьев Александр Александрович: номер 10 — 126, номер 5 — 124, номер 9 — 2; Барсуков Тимофей Александрович: номер 5 — 124, номер 7 — 2; Белов Евгений Дмитриевич: номер 17 — 126, номер 8 — 124; Быков Иван Александрович: номер 7 — 124, номер 10 — 2; Воронов Владимир Андреевич: номер 8 — 124, номер 12 — 2; Ефремов Семён Владиславович: номер 12 — 124, номер 16 — 2; Зарков Гордей Михайлович: номер 8 — 124, номер 16 — 124; Ильин Даниил Валерьевич: номер 23 — 124, номер 12 — 2; Коваль Илья Андреевич: номер 10 — 124, номер 5 — 2; Лачинов Глеб Олегович: номер 10 — 124, номер 8 — 2; Левашов Дмитрий Евгеньевич: номер 17 — 124, номер 5 — 2; Мамаев Эмиль Алиханович: номер 3 — 124, номер 2 — 2; Панферов Илья Андреевич: номер 2 — 124, номер 3 — 2; Сенотов Богдан Владимирович: номер 16 — 124, номер 7 — 2; Серебряков Григорий Артёмович: номер 23 — 124, номер 8 — 2; Смолин Глеб Олегович: номер 10 — 124, номер 16 — 2; Студитских Максим Константинович: номер 12 — 124, номер 23 — 2; Трапезников Александр Александрович: номер 5 — 124, номер 12 — 2; Шарафутдинов Дамир Фанилевич: номер 8 — 124, номер 10 — 2.</w:t>
             </w:r>
           </w:p>
         </w:tc>
@@ -5881,7 +4728,7 @@
                 <w:sz w:val="20"/>
                 <w:szCs w:val="20"/>
               </w:rPr>
-              <w:t xml:space="preserve">12</w:t>
+              <w:t xml:space="preserve">13</w:t>
             </w:r>
           </w:p>
         </w:tc>
@@ -6033,7 +4880,7 @@
                 <w:sz w:val="20"/>
                 <w:szCs w:val="20"/>
               </w:rPr>
-              <w:t xml:space="preserve">64</w:t>
+              <w:t xml:space="preserve">65</w:t>
             </w:r>
           </w:p>
         </w:tc>
@@ -19796,7 +18643,7 @@
           <w:sz w:val="22"/>
           <w:szCs w:val="22"/>
         </w:rPr>
-        <w:t xml:space="preserve">Проверено матчей: 35.   Найдено ошибок: 15.   Восстановлено по данным: 2.</w:t>
+        <w:t xml:space="preserve">Проверено матчей: 35.   Найдено ошибок: 16.   Восстановлено по данным: 2.</w:t>
       </w:r>
     </w:p>
     <w:p>
@@ -20612,7 +19459,7 @@
           <w:sz w:val="22"/>
           <w:szCs w:val="22"/>
         </w:rPr>
-        <w:t xml:space="preserve">август 2026 — матчей 19, ошибок 12</w:t>
+        <w:t xml:space="preserve">август 2026 — матчей 19, ошибок 13</w:t>
       </w:r>
     </w:p>
     <w:tbl>
@@ -22992,6 +21839,188 @@
                 <w:szCs w:val="18"/>
               </w:rPr>
               <w:t xml:space="preserve">В этом матче составы команд Сармат и Спортдепо поменяны местами: игроки, указанные здесь в составе команды Сармат, в остальных матчах играют в составе команды Спортдепо, и наоборот. Какие составы верные?</w:t>
+            </w:r>
+          </w:p>
+        </w:tc>
+        <w:tc>
+          <w:tcPr>
+            <w:tcW w:type="dxa" w:w="4950"/>
+            <w:tcBorders>
+              <w:top w:val="single" w:color="C7CBDC" w:sz="4"/>
+              <w:left w:val="single" w:color="C7CBDC" w:sz="4"/>
+              <w:bottom w:val="single" w:color="C7CBDC" w:sz="4"/>
+              <w:right w:val="single" w:color="C7CBDC" w:sz="4"/>
+            </w:tcBorders>
+            <w:tcMar>
+              <w:top w:type="dxa" w:w="60"/>
+              <w:left w:type="dxa" w:w="90"/>
+              <w:bottom w:type="dxa" w:w="60"/>
+              <w:right w:type="dxa" w:w="90"/>
+            </w:tcMar>
+            <w:vAlign w:val="top"/>
+          </w:tcPr>
+          <w:p>
+            <w:pPr>
+              <w:spacing w:after="0" w:before="0"/>
+            </w:pPr>
+            <w:r>
+              <w:rPr>
+                <w:rFonts w:ascii="Calibri" w:cs="Calibri" w:eastAsia="Calibri" w:hAnsi="Calibri"/>
+                <w:b w:val="false"/>
+                <w:bCs w:val="false"/>
+                <w:i w:val="false"/>
+                <w:iCs w:val="false"/>
+                <w:color w:val="1A1F36"/>
+                <w:sz w:val="18"/>
+                <w:szCs w:val="18"/>
+              </w:rPr>
+              <w:t xml:space="preserve"/>
+            </w:r>
+          </w:p>
+        </w:tc>
+      </w:tr>
+      <w:tr>
+        <w:tc>
+          <w:tcPr>
+            <w:tcW w:type="dxa" w:w="900"/>
+            <w:tcBorders>
+              <w:top w:val="single" w:color="C7CBDC" w:sz="4"/>
+              <w:left w:val="single" w:color="C7CBDC" w:sz="4"/>
+              <w:bottom w:val="single" w:color="C7CBDC" w:sz="4"/>
+              <w:right w:val="single" w:color="C7CBDC" w:sz="4"/>
+            </w:tcBorders>
+            <w:tcMar>
+              <w:top w:type="dxa" w:w="60"/>
+              <w:left w:type="dxa" w:w="90"/>
+              <w:bottom w:type="dxa" w:w="60"/>
+              <w:right w:type="dxa" w:w="90"/>
+            </w:tcMar>
+            <w:vAlign w:val="top"/>
+          </w:tcPr>
+          <w:p>
+            <w:pPr>
+              <w:spacing w:after="0" w:before="0"/>
+            </w:pPr>
+            <w:r>
+              <w:rPr>
+                <w:rFonts w:ascii="Calibri" w:cs="Calibri" w:eastAsia="Calibri" w:hAnsi="Calibri"/>
+                <w:b/>
+                <w:bCs/>
+                <w:i w:val="false"/>
+                <w:iCs w:val="false"/>
+                <w:color w:val="1A1F36"/>
+                <w:sz w:val="18"/>
+                <w:szCs w:val="18"/>
+              </w:rPr>
+              <w:t xml:space="preserve">61</w:t>
+            </w:r>
+          </w:p>
+        </w:tc>
+        <w:tc>
+          <w:tcPr>
+            <w:tcW w:type="dxa" w:w="2600"/>
+            <w:tcBorders>
+              <w:top w:val="single" w:color="C7CBDC" w:sz="4"/>
+              <w:left w:val="single" w:color="C7CBDC" w:sz="4"/>
+              <w:bottom w:val="single" w:color="C7CBDC" w:sz="4"/>
+              <w:right w:val="single" w:color="C7CBDC" w:sz="4"/>
+            </w:tcBorders>
+            <w:tcMar>
+              <w:top w:type="dxa" w:w="60"/>
+              <w:left w:type="dxa" w:w="90"/>
+              <w:bottom w:type="dxa" w:w="60"/>
+              <w:right w:type="dxa" w:w="90"/>
+            </w:tcMar>
+            <w:vAlign w:val="top"/>
+          </w:tcPr>
+          <w:p>
+            <w:pPr>
+              <w:spacing w:after="0"/>
+            </w:pPr>
+            <w:r>
+              <w:rPr>
+                <w:rFonts w:ascii="Calibri" w:cs="Calibri" w:eastAsia="Calibri" w:hAnsi="Calibri"/>
+                <w:b w:val="false"/>
+                <w:bCs w:val="false"/>
+                <w:i w:val="false"/>
+                <w:iCs w:val="false"/>
+                <w:color w:val="1A1F36"/>
+                <w:sz w:val="18"/>
+                <w:szCs w:val="18"/>
+              </w:rPr>
+              <w:t xml:space="preserve">номер игрока меняется внутри команды</w:t>
+            </w:r>
+          </w:p>
+        </w:tc>
+        <w:tc>
+          <w:tcPr>
+            <w:tcW w:type="dxa" w:w="2400"/>
+            <w:tcBorders>
+              <w:top w:val="single" w:color="C7CBDC" w:sz="4"/>
+              <w:left w:val="single" w:color="C7CBDC" w:sz="4"/>
+              <w:bottom w:val="single" w:color="C7CBDC" w:sz="4"/>
+              <w:right w:val="single" w:color="C7CBDC" w:sz="4"/>
+            </w:tcBorders>
+            <w:tcMar>
+              <w:top w:type="dxa" w:w="60"/>
+              <w:left w:type="dxa" w:w="90"/>
+              <w:bottom w:type="dxa" w:w="60"/>
+              <w:right w:type="dxa" w:w="90"/>
+            </w:tcMar>
+            <w:vAlign w:val="top"/>
+          </w:tcPr>
+          <w:p>
+            <w:pPr>
+              <w:spacing w:after="0"/>
+            </w:pPr>
+            <w:r>
+              <w:rPr>
+                <w:rFonts w:ascii="Calibri" w:cs="Calibri" w:eastAsia="Calibri" w:hAnsi="Calibri"/>
+                <w:b w:val="false"/>
+                <w:bCs w:val="false"/>
+                <w:i w:val="false"/>
+                <w:iCs w:val="false"/>
+                <w:color w:val="5A5F7A"/>
+                <w:sz w:val="18"/>
+                <w:szCs w:val="18"/>
+              </w:rPr>
+              <w:t xml:space="preserve">—</w:t>
+            </w:r>
+          </w:p>
+        </w:tc>
+        <w:tc>
+          <w:tcPr>
+            <w:tcW w:type="dxa" w:w="4400"/>
+            <w:tcBorders>
+              <w:top w:val="single" w:color="C7CBDC" w:sz="4"/>
+              <w:left w:val="single" w:color="C7CBDC" w:sz="4"/>
+              <w:bottom w:val="single" w:color="C7CBDC" w:sz="4"/>
+              <w:right w:val="single" w:color="C7CBDC" w:sz="4"/>
+            </w:tcBorders>
+            <w:tcMar>
+              <w:top w:type="dxa" w:w="60"/>
+              <w:left w:type="dxa" w:w="90"/>
+              <w:bottom w:type="dxa" w:w="60"/>
+              <w:right w:type="dxa" w:w="90"/>
+            </w:tcMar>
+            <w:vAlign w:val="top"/>
+          </w:tcPr>
+          <w:p>
+            <w:pPr>
+              <w:spacing w:after="0" w:before="0"/>
+            </w:pPr>
+            <w:r>
+              <w:rPr>
+                <w:rFonts w:ascii="Calibri" w:cs="Calibri" w:eastAsia="Calibri" w:hAnsi="Calibri"/>
+                <w:b w:val="false"/>
+                <w:bCs w:val="false"/>
+                <w:i w:val="false"/>
+                <w:iCs w:val="false"/>
+                <w:color w:val="1A1F36"/>
+                <w:sz w:val="18"/>
+                <w:szCs w:val="18"/>
+              </w:rPr>
+              <w:t xml:space="preserve">Номер игрока не совпадает с его номером в других матчах за команду Штурм. Кисляков Сергей Николаевич — здесь номер 55, в остальных матчах за эту команду — 74; Шароватов Василий Александрович — здесь номер 9, в остальных матчах за эту команду — 69. Какой номер верный?</w:t>
             </w:r>
           </w:p>
         </w:tc>

--- a/reports/Otchet_o_proverke.docx
+++ b/reports/Otchet_o_proverke.docx
@@ -56,7 +56,7 @@
           <w:sz w:val="20"/>
           <w:szCs w:val="20"/>
         </w:rPr>
-        <w:t xml:space="preserve">Дата проверки: 01.10.2026   ·   проверено матчей: 3140   ·   найдено ошибок: 65   ·   восстановлено по данным: 3</w:t>
+        <w:t xml:space="preserve">Дата проверки: 01.10.2026   ·   проверено матчей: 3140   ·   найдено ошибок: 65   ·   восстановлено по данным: 5</w:t>
       </w:r>
     </w:p>
     <w:p>
@@ -479,7 +479,7 @@
                 <w:sz w:val="18"/>
                 <w:szCs w:val="18"/>
               </w:rPr>
-              <w:t xml:space="preserve">За разные команды выходят 4 игрока. Еремкин Александр Михайлович: Спортдепо — 8, Штурм — 4, Факел — 2; Жмакин Алексей Владимирович: Штурм — 4, Айсфокс — 4, Факел — 4; Нарватов Александр Петрович: Сармат — 6, Штурм — 2; Рябинин Евгений Васильевич: Сармат — 6, Штурм — 2.</w:t>
+              <w:t xml:space="preserve">За разные команды выходят 2 игрока. Еремкин Александр Михайлович: Спортдепо — 8, Штурм — 4, Факел — 2; Жмакин Алексей Владимирович: Штурм — 4, Айсфокс — 4, Факел — 4.</w:t>
             </w:r>
           </w:p>
         </w:tc>
@@ -1580,7 +1580,7 @@
                 <w:sz w:val="18"/>
                 <w:szCs w:val="18"/>
               </w:rPr>
-              <w:t xml:space="preserve">Конференция ЦЕНТР (3 Дивизион)</w:t>
+              <w:t xml:space="preserve">Конференция ВОСТОК (2 Дивизион)</w:t>
             </w:r>
             <w:r>
               <w:rPr>
@@ -1630,7 +1630,7 @@
                 <w:sz w:val="18"/>
                 <w:szCs w:val="18"/>
               </w:rPr>
-              <w:t xml:space="preserve">Один и тот же игрок в одном матче записан в составы обеих команд, у каждой под своим номером: Нарватов Александр Петрович (Сармат — №89; Штурм — №9; в 2 матчах); Рябинин Евгений Васильевич (Сармат — №12; Штурм — №7; в 2 матчах).</w:t>
+              <w:t xml:space="preserve">Один и тот же игрок в одном матче записан в составы обеих команд, у каждой под своим номером: Колотыркин Артём Игоревич (Газовик — №95; Юность — №46; в 8 матчах); Колчин Иван Денисович (Газовик — №72; Юность — №91; в 8 матчах); Копейкин Иван Андреевич (Газовик — №88; Юность — №4; в 8 матчах).</w:t>
             </w:r>
           </w:p>
         </w:tc>
@@ -1705,7 +1705,7 @@
                 <w:sz w:val="18"/>
                 <w:szCs w:val="18"/>
               </w:rPr>
-              <w:t xml:space="preserve">Конференция ВОСТОК (2 Дивизион)</w:t>
+              <w:t xml:space="preserve">Конференция ЗАПАД (1 Дивизион)</w:t>
             </w:r>
             <w:r>
               <w:rPr>
@@ -1756,7 +1756,7 @@
                 <w:sz w:val="18"/>
                 <w:szCs w:val="18"/>
               </w:rPr>
-              <w:t xml:space="preserve">Один и тот же игрок в одном матче записан в составы обеих команд, у каждой под своим номером: Колотыркин Артём Игоревич (Газовик — №95; Юность — №46; в 8 матчах); Колчин Иван Денисович (Газовик — №72; Юность — №91; в 8 матчах); Копейкин Иван Андреевич (Газовик — №88; Юность — №4; в 8 матчах).</w:t>
+              <w:t xml:space="preserve">Один и тот же игрок в одном матче записан в составы обеих команд, у каждой под своим номером: Авксентьев Александр Александрович (Акулы — №9; Звезда — №10; в 51 матче); Белов Евгений Дмитриевич (Авиатор — №17; Нефтяник — №9; в 26 матчах); Зарков Гордей Михайлович (Медведи — №7; Рыси — №9; в 27 матчах).</w:t>
             </w:r>
           </w:p>
         </w:tc>
@@ -1830,7 +1830,7 @@
                 <w:sz w:val="18"/>
                 <w:szCs w:val="18"/>
               </w:rPr>
-              <w:t xml:space="preserve">Конференция ЗАПАД (1 Дивизион)</w:t>
+              <w:t xml:space="preserve">Конференция ЗАПАД (2 Дивизион)</w:t>
             </w:r>
             <w:r>
               <w:rPr>
@@ -1880,7 +1880,7 @@
                 <w:sz w:val="18"/>
                 <w:szCs w:val="18"/>
               </w:rPr>
-              <w:t xml:space="preserve">Один и тот же игрок в одном матче записан в составы обеих команд, у каждой под своим номером: Авксентьев Александр Александрович (Акулы — №9; Звезда — №10; в 51 матче); Белов Евгений Дмитриевич (Авиатор — №17; Нефтяник — №9; в 26 матчах); Зарков Гордей Михайлович (Медведи — №7; Рыси — №9; в 27 матчах).</w:t>
+              <w:t xml:space="preserve">Один и тот же игрок в одном матче записан в составы обеих команд, у каждой под своим номером: Авксентьев Александр Александрович (Беркут — №10; Феникс — №5; в 36 матчах); Белов Евгений Дмитриевич (Феникс — №17; Электроник — №8; в 42 матчах); Зарков Гордей Михайлович (Беркут — №8; Электроник — №16; в 36 матчах).</w:t>
             </w:r>
           </w:p>
         </w:tc>
@@ -1955,7 +1955,7 @@
                 <w:sz w:val="18"/>
                 <w:szCs w:val="18"/>
               </w:rPr>
-              <w:t xml:space="preserve">Конференция ЗАПАД (2 Дивизион)</w:t>
+              <w:t xml:space="preserve">Конференция ВОСТОК (2 Дивизион)</w:t>
             </w:r>
             <w:r>
               <w:rPr>
@@ -1969,7 +1969,7 @@
                 <w:szCs w:val="18"/>
               </w:rPr>
               <w:br/>
-              <w:t xml:space="preserve">июль 2026</w:t>
+              <w:t xml:space="preserve">август 2026</w:t>
             </w:r>
           </w:p>
         </w:tc>
@@ -2006,7 +2006,7 @@
                 <w:sz w:val="18"/>
                 <w:szCs w:val="18"/>
               </w:rPr>
-              <w:t xml:space="preserve">Один и тот же игрок в одном матче записан в составы обеих команд, у каждой под своим номером: Авксентьев Александр Александрович (Беркут — №10; Феникс — №5; в 36 матчах); Белов Евгений Дмитриевич (Феникс — №17; Электроник — №8; в 42 матчах); Зарков Гордей Михайлович (Беркут — №8; Электроник — №16; в 36 матчах).</w:t>
+              <w:t xml:space="preserve">Один и тот же игрок в одном матче записан в составы обеих команд, у каждой под своим номером: Колотыркин Артём Игоревич (Газовик — №95; Юность — №46; в 10 матчах); Колчин Иван Денисович (Газовик — №72; Юность — №91; в 10 матчах); Копейкин Иван Андреевич (Газовик — №88; Юность — №4; в 10 матчах).</w:t>
             </w:r>
           </w:p>
         </w:tc>
@@ -2080,7 +2080,7 @@
                 <w:sz w:val="18"/>
                 <w:szCs w:val="18"/>
               </w:rPr>
-              <w:t xml:space="preserve">Конференция ВОСТОК (2 Дивизион)</w:t>
+              <w:t xml:space="preserve">Конференция ЗАПАД (1 Дивизион)</w:t>
             </w:r>
             <w:r>
               <w:rPr>
@@ -2130,7 +2130,7 @@
                 <w:sz w:val="18"/>
                 <w:szCs w:val="18"/>
               </w:rPr>
-              <w:t xml:space="preserve">Один и тот же игрок в одном матче записан в составы обеих команд, у каждой под своим номером: Колотыркин Артём Игоревич (Газовик — №95; Юность — №46; в 10 матчах); Колчин Иван Денисович (Газовик — №72; Юность — №91; в 10 матчах); Копейкин Иван Андреевич (Газовик — №88; Юность — №4; в 10 матчах).</w:t>
+              <w:t xml:space="preserve">Один и тот же игрок в одном матче записан в составы обеих команд, у каждой под своим номером: Авксентьев Александр Александрович (Акулы — №9; Звезда — №10; в 55 матчах); Белов Евгений Дмитриевич (Авиатор — №17; Нефтяник — №9; в 26 матчах); Зарков Гордей Михайлович (Медведи — №7; Рыси — №9; в 24 матчах).</w:t>
             </w:r>
           </w:p>
         </w:tc>
@@ -2205,7 +2205,7 @@
                 <w:sz w:val="18"/>
                 <w:szCs w:val="18"/>
               </w:rPr>
-              <w:t xml:space="preserve">Конференция ЗАПАД (1 Дивизион)</w:t>
+              <w:t xml:space="preserve">Конференция ЗАПАД (2 Дивизион)</w:t>
             </w:r>
             <w:r>
               <w:rPr>
@@ -2233,130 +2233,6 @@
               <w:right w:val="single" w:color="C7CBDC" w:sz="4"/>
             </w:tcBorders>
             <w:shd w:fill="F7F8FC" w:color="auto" w:val="clear"/>
-            <w:tcMar>
-              <w:top w:type="dxa" w:w="60"/>
-              <w:left w:type="dxa" w:w="90"/>
-              <w:bottom w:type="dxa" w:w="60"/>
-              <w:right w:type="dxa" w:w="90"/>
-            </w:tcMar>
-            <w:vAlign w:val="top"/>
-          </w:tcPr>
-          <w:p>
-            <w:pPr>
-              <w:spacing w:after="0" w:before="0"/>
-            </w:pPr>
-            <w:r>
-              <w:rPr>
-                <w:rFonts w:ascii="Calibri" w:cs="Calibri" w:eastAsia="Calibri" w:hAnsi="Calibri"/>
-                <w:b w:val="false"/>
-                <w:bCs w:val="false"/>
-                <w:i w:val="false"/>
-                <w:iCs w:val="false"/>
-                <w:color w:val="1A1F36"/>
-                <w:sz w:val="18"/>
-                <w:szCs w:val="18"/>
-              </w:rPr>
-              <w:t xml:space="preserve">Один и тот же игрок в одном матче записан в составы обеих команд, у каждой под своим номером: Авксентьев Александр Александрович (Акулы — №9; Звезда — №10; в 55 матчах); Белов Евгений Дмитриевич (Авиатор — №17; Нефтяник — №9; в 26 матчах); Зарков Гордей Михайлович (Медведи — №7; Рыси — №9; в 24 матчах).</w:t>
-            </w:r>
-          </w:p>
-        </w:tc>
-        <w:tc>
-          <w:tcPr>
-            <w:tcW w:type="dxa" w:w="4600"/>
-            <w:tcBorders>
-              <w:top w:val="single" w:color="C7CBDC" w:sz="4"/>
-              <w:left w:val="single" w:color="C7CBDC" w:sz="4"/>
-              <w:bottom w:val="single" w:color="C7CBDC" w:sz="4"/>
-              <w:right w:val="single" w:color="C7CBDC" w:sz="4"/>
-            </w:tcBorders>
-            <w:tcMar>
-              <w:top w:type="dxa" w:w="60"/>
-              <w:left w:type="dxa" w:w="90"/>
-              <w:bottom w:type="dxa" w:w="60"/>
-              <w:right w:type="dxa" w:w="90"/>
-            </w:tcMar>
-            <w:vAlign w:val="top"/>
-          </w:tcPr>
-          <w:p>
-            <w:pPr>
-              <w:spacing w:after="0" w:before="0"/>
-            </w:pPr>
-            <w:r>
-              <w:rPr>
-                <w:rFonts w:ascii="Calibri" w:cs="Calibri" w:eastAsia="Calibri" w:hAnsi="Calibri"/>
-                <w:b w:val="false"/>
-                <w:bCs w:val="false"/>
-                <w:i w:val="false"/>
-                <w:iCs w:val="false"/>
-                <w:color w:val="1A1F36"/>
-                <w:sz w:val="18"/>
-                <w:szCs w:val="18"/>
-              </w:rPr>
-              <w:t xml:space="preserve"/>
-            </w:r>
-          </w:p>
-        </w:tc>
-      </w:tr>
-      <w:tr>
-        <w:tc>
-          <w:tcPr>
-            <w:tcW w:type="dxa" w:w="3800"/>
-            <w:tcBorders>
-              <w:top w:val="single" w:color="C7CBDC" w:sz="4"/>
-              <w:left w:val="single" w:color="C7CBDC" w:sz="4"/>
-              <w:bottom w:val="single" w:color="C7CBDC" w:sz="4"/>
-              <w:right w:val="single" w:color="C7CBDC" w:sz="4"/>
-            </w:tcBorders>
-            <w:tcMar>
-              <w:top w:type="dxa" w:w="60"/>
-              <w:left w:type="dxa" w:w="90"/>
-              <w:bottom w:type="dxa" w:w="60"/>
-              <w:right w:type="dxa" w:w="90"/>
-            </w:tcMar>
-            <w:vAlign w:val="top"/>
-          </w:tcPr>
-          <w:p>
-            <w:pPr>
-              <w:spacing w:after="0"/>
-            </w:pPr>
-            <w:r>
-              <w:rPr>
-                <w:rFonts w:ascii="Calibri" w:cs="Calibri" w:eastAsia="Calibri" w:hAnsi="Calibri"/>
-                <w:b w:val="false"/>
-                <w:bCs w:val="false"/>
-                <w:i w:val="false"/>
-                <w:iCs w:val="false"/>
-                <w:color w:val="1A1F36"/>
-                <w:sz w:val="18"/>
-                <w:szCs w:val="18"/>
-              </w:rPr>
-              <w:t xml:space="preserve">Конференция ЗАПАД (2 Дивизион)</w:t>
-            </w:r>
-            <w:r>
-              <w:rPr>
-                <w:rFonts w:ascii="Calibri" w:cs="Calibri" w:eastAsia="Calibri" w:hAnsi="Calibri"/>
-                <w:b w:val="false"/>
-                <w:bCs w:val="false"/>
-                <w:i w:val="false"/>
-                <w:iCs w:val="false"/>
-                <w:color w:val="1A1F36"/>
-                <w:sz w:val="18"/>
-                <w:szCs w:val="18"/>
-              </w:rPr>
-              <w:br/>
-              <w:t xml:space="preserve">август 2026</w:t>
-            </w:r>
-          </w:p>
-        </w:tc>
-        <w:tc>
-          <w:tcPr>
-            <w:tcW w:type="dxa" w:w="6850"/>
-            <w:tcBorders>
-              <w:top w:val="single" w:color="C7CBDC" w:sz="4"/>
-              <w:left w:val="single" w:color="C7CBDC" w:sz="4"/>
-              <w:bottom w:val="single" w:color="C7CBDC" w:sz="4"/>
-              <w:right w:val="single" w:color="C7CBDC" w:sz="4"/>
-            </w:tcBorders>
             <w:tcMar>
               <w:top w:type="dxa" w:w="60"/>
               <w:left w:type="dxa" w:w="90"/>
@@ -18643,7 +18519,7 @@
           <w:sz w:val="22"/>
           <w:szCs w:val="22"/>
         </w:rPr>
-        <w:t xml:space="preserve">Проверено матчей: 35.   Найдено ошибок: 16.   Восстановлено по данным: 2.</w:t>
+        <w:t xml:space="preserve">Проверено матчей: 35.   Найдено ошибок: 16.   Восстановлено по данным: 4.</w:t>
       </w:r>
     </w:p>
     <w:p>
@@ -19438,6 +19314,521 @@
                 <w:szCs w:val="18"/>
               </w:rPr>
               <w:t xml:space="preserve"/>
+            </w:r>
+          </w:p>
+        </w:tc>
+      </w:tr>
+    </w:tbl>
+    <w:p>
+      <w:pPr>
+        <w:keepNext/>
+        <w:spacing w:after="80" w:before="160"/>
+      </w:pPr>
+      <w:r>
+        <w:rPr>
+          <w:rFonts w:ascii="Calibri" w:cs="Calibri" w:eastAsia="Calibri" w:hAnsi="Calibri"/>
+          <w:b w:val="false"/>
+          <w:bCs w:val="false"/>
+          <w:i/>
+          <w:iCs/>
+          <w:color w:val="5A5F7A"/>
+          <w:sz w:val="18"/>
+          <w:szCs w:val="18"/>
+        </w:rPr>
+        <w:t xml:space="preserve">Восстановлено по данным самого файла — в ошибки не включено. Если восстановлено неверно, впишите правильное значение.</w:t>
+      </w:r>
+    </w:p>
+    <w:tbl>
+      <w:tblPr>
+        <w:tblW w:type="dxa" w:w="15250"/>
+        <w:tblBorders>
+          <w:top w:val="single" w:color="auto" w:sz="4"/>
+          <w:left w:val="single" w:color="auto" w:sz="4"/>
+          <w:bottom w:val="single" w:color="auto" w:sz="4"/>
+          <w:right w:val="single" w:color="auto" w:sz="4"/>
+          <w:insideH w:val="single" w:color="auto" w:sz="4"/>
+          <w:insideV w:val="single" w:color="auto" w:sz="4"/>
+        </w:tblBorders>
+      </w:tblPr>
+      <w:tblGrid>
+        <w:gridCol w:w="900"/>
+        <w:gridCol w:w="2600"/>
+        <w:gridCol w:w="4800"/>
+        <w:gridCol w:w="6950"/>
+      </w:tblGrid>
+      <w:tr>
+        <w:trPr>
+          <w:tblHeader/>
+        </w:trPr>
+        <w:tc>
+          <w:tcPr>
+            <w:tcW w:type="dxa" w:w="900"/>
+            <w:tcBorders>
+              <w:top w:val="single" w:color="C7CBDC" w:sz="4"/>
+              <w:left w:val="single" w:color="C7CBDC" w:sz="4"/>
+              <w:bottom w:val="single" w:color="C7CBDC" w:sz="4"/>
+              <w:right w:val="single" w:color="C7CBDC" w:sz="4"/>
+            </w:tcBorders>
+            <w:shd w:fill="EEF0F7" w:color="auto" w:val="clear"/>
+            <w:tcMar>
+              <w:top w:type="dxa" w:w="60"/>
+              <w:left w:type="dxa" w:w="90"/>
+              <w:bottom w:type="dxa" w:w="60"/>
+              <w:right w:type="dxa" w:w="90"/>
+            </w:tcMar>
+            <w:vAlign w:val="top"/>
+          </w:tcPr>
+          <w:p>
+            <w:pPr>
+              <w:spacing w:after="0" w:before="0"/>
+            </w:pPr>
+            <w:r>
+              <w:rPr>
+                <w:rFonts w:ascii="Calibri" w:cs="Calibri" w:eastAsia="Calibri" w:hAnsi="Calibri"/>
+                <w:b/>
+                <w:bCs/>
+                <w:i w:val="false"/>
+                <w:iCs w:val="false"/>
+                <w:color w:val="1A1F36"/>
+                <w:sz w:val="18"/>
+                <w:szCs w:val="18"/>
+              </w:rPr>
+              <w:t xml:space="preserve">Стр.</w:t>
+            </w:r>
+          </w:p>
+        </w:tc>
+        <w:tc>
+          <w:tcPr>
+            <w:tcW w:type="dxa" w:w="2600"/>
+            <w:tcBorders>
+              <w:top w:val="single" w:color="C7CBDC" w:sz="4"/>
+              <w:left w:val="single" w:color="C7CBDC" w:sz="4"/>
+              <w:bottom w:val="single" w:color="C7CBDC" w:sz="4"/>
+              <w:right w:val="single" w:color="C7CBDC" w:sz="4"/>
+            </w:tcBorders>
+            <w:shd w:fill="EEF0F7" w:color="auto" w:val="clear"/>
+            <w:tcMar>
+              <w:top w:type="dxa" w:w="60"/>
+              <w:left w:type="dxa" w:w="90"/>
+              <w:bottom w:type="dxa" w:w="60"/>
+              <w:right w:type="dxa" w:w="90"/>
+            </w:tcMar>
+            <w:vAlign w:val="top"/>
+          </w:tcPr>
+          <w:p>
+            <w:pPr>
+              <w:spacing w:after="0" w:before="0"/>
+            </w:pPr>
+            <w:r>
+              <w:rPr>
+                <w:rFonts w:ascii="Calibri" w:cs="Calibri" w:eastAsia="Calibri" w:hAnsi="Calibri"/>
+                <w:b/>
+                <w:bCs/>
+                <w:i w:val="false"/>
+                <w:iCs w:val="false"/>
+                <w:color w:val="1A1F36"/>
+                <w:sz w:val="18"/>
+                <w:szCs w:val="18"/>
+              </w:rPr>
+              <w:t xml:space="preserve">Матч</w:t>
+            </w:r>
+          </w:p>
+        </w:tc>
+        <w:tc>
+          <w:tcPr>
+            <w:tcW w:type="dxa" w:w="4800"/>
+            <w:tcBorders>
+              <w:top w:val="single" w:color="C7CBDC" w:sz="4"/>
+              <w:left w:val="single" w:color="C7CBDC" w:sz="4"/>
+              <w:bottom w:val="single" w:color="C7CBDC" w:sz="4"/>
+              <w:right w:val="single" w:color="C7CBDC" w:sz="4"/>
+            </w:tcBorders>
+            <w:shd w:fill="EEF0F7" w:color="auto" w:val="clear"/>
+            <w:tcMar>
+              <w:top w:type="dxa" w:w="60"/>
+              <w:left w:type="dxa" w:w="90"/>
+              <w:bottom w:type="dxa" w:w="60"/>
+              <w:right w:type="dxa" w:w="90"/>
+            </w:tcMar>
+            <w:vAlign w:val="top"/>
+          </w:tcPr>
+          <w:p>
+            <w:pPr>
+              <w:spacing w:after="0" w:before="0"/>
+            </w:pPr>
+            <w:r>
+              <w:rPr>
+                <w:rFonts w:ascii="Calibri" w:cs="Calibri" w:eastAsia="Calibri" w:hAnsi="Calibri"/>
+                <w:b/>
+                <w:bCs/>
+                <w:i w:val="false"/>
+                <w:iCs w:val="false"/>
+                <w:color w:val="1A1F36"/>
+                <w:sz w:val="18"/>
+                <w:szCs w:val="18"/>
+              </w:rPr>
+              <w:t xml:space="preserve">Что восстановлено</w:t>
+            </w:r>
+          </w:p>
+        </w:tc>
+        <w:tc>
+          <w:tcPr>
+            <w:tcW w:type="dxa" w:w="6950"/>
+            <w:tcBorders>
+              <w:top w:val="single" w:color="C7CBDC" w:sz="4"/>
+              <w:left w:val="single" w:color="C7CBDC" w:sz="4"/>
+              <w:bottom w:val="single" w:color="C7CBDC" w:sz="4"/>
+              <w:right w:val="single" w:color="C7CBDC" w:sz="4"/>
+            </w:tcBorders>
+            <w:shd w:fill="EEF0F7" w:color="auto" w:val="clear"/>
+            <w:tcMar>
+              <w:top w:type="dxa" w:w="60"/>
+              <w:left w:type="dxa" w:w="90"/>
+              <w:bottom w:type="dxa" w:w="60"/>
+              <w:right w:type="dxa" w:w="90"/>
+            </w:tcMar>
+            <w:vAlign w:val="top"/>
+          </w:tcPr>
+          <w:p>
+            <w:pPr>
+              <w:spacing w:after="0" w:before="0"/>
+            </w:pPr>
+            <w:r>
+              <w:rPr>
+                <w:rFonts w:ascii="Calibri" w:cs="Calibri" w:eastAsia="Calibri" w:hAnsi="Calibri"/>
+                <w:b/>
+                <w:bCs/>
+                <w:i w:val="false"/>
+                <w:iCs w:val="false"/>
+                <w:color w:val="1A1F36"/>
+                <w:sz w:val="18"/>
+                <w:szCs w:val="18"/>
+              </w:rPr>
+              <w:t xml:space="preserve">Откуда взято</w:t>
+            </w:r>
+          </w:p>
+        </w:tc>
+      </w:tr>
+      <w:tr>
+        <w:tc>
+          <w:tcPr>
+            <w:tcW w:type="dxa" w:w="900"/>
+            <w:tcBorders>
+              <w:top w:val="single" w:color="C7CBDC" w:sz="4"/>
+              <w:left w:val="single" w:color="C7CBDC" w:sz="4"/>
+              <w:bottom w:val="single" w:color="C7CBDC" w:sz="4"/>
+              <w:right w:val="single" w:color="C7CBDC" w:sz="4"/>
+            </w:tcBorders>
+            <w:tcMar>
+              <w:top w:type="dxa" w:w="60"/>
+              <w:left w:type="dxa" w:w="90"/>
+              <w:bottom w:type="dxa" w:w="60"/>
+              <w:right w:type="dxa" w:w="90"/>
+            </w:tcMar>
+            <w:vAlign w:val="top"/>
+          </w:tcPr>
+          <w:p>
+            <w:pPr>
+              <w:spacing w:after="0" w:before="0"/>
+            </w:pPr>
+            <w:r>
+              <w:rPr>
+                <w:rFonts w:ascii="Calibri" w:cs="Calibri" w:eastAsia="Calibri" w:hAnsi="Calibri"/>
+                <w:b/>
+                <w:bCs/>
+                <w:i w:val="false"/>
+                <w:iCs w:val="false"/>
+                <w:color w:val="1A1F36"/>
+                <w:sz w:val="18"/>
+                <w:szCs w:val="18"/>
+              </w:rPr>
+              <w:t xml:space="preserve">211</w:t>
+            </w:r>
+          </w:p>
+        </w:tc>
+        <w:tc>
+          <w:tcPr>
+            <w:tcW w:type="dxa" w:w="2600"/>
+            <w:tcBorders>
+              <w:top w:val="single" w:color="C7CBDC" w:sz="4"/>
+              <w:left w:val="single" w:color="C7CBDC" w:sz="4"/>
+              <w:bottom w:val="single" w:color="C7CBDC" w:sz="4"/>
+              <w:right w:val="single" w:color="C7CBDC" w:sz="4"/>
+            </w:tcBorders>
+            <w:tcMar>
+              <w:top w:type="dxa" w:w="60"/>
+              <w:left w:type="dxa" w:w="90"/>
+              <w:bottom w:type="dxa" w:w="60"/>
+              <w:right w:type="dxa" w:w="90"/>
+            </w:tcMar>
+            <w:vAlign w:val="top"/>
+          </w:tcPr>
+          <w:p>
+            <w:pPr>
+              <w:spacing w:after="0"/>
+            </w:pPr>
+            <w:r>
+              <w:rPr>
+                <w:rFonts w:ascii="Calibri" w:cs="Calibri" w:eastAsia="Calibri" w:hAnsi="Calibri"/>
+                <w:b w:val="false"/>
+                <w:bCs w:val="false"/>
+                <w:i w:val="false"/>
+                <w:iCs w:val="false"/>
+                <w:color w:val="1A1F36"/>
+                <w:sz w:val="18"/>
+                <w:szCs w:val="18"/>
+              </w:rPr>
+              <w:t xml:space="preserve">13.07.2026  21:25</w:t>
+            </w:r>
+            <w:r>
+              <w:rPr>
+                <w:rFonts w:ascii="Calibri" w:cs="Calibri" w:eastAsia="Calibri" w:hAnsi="Calibri"/>
+                <w:b w:val="false"/>
+                <w:bCs w:val="false"/>
+                <w:i w:val="false"/>
+                <w:iCs w:val="false"/>
+                <w:color w:val="1A1F36"/>
+                <w:sz w:val="18"/>
+                <w:szCs w:val="18"/>
+              </w:rPr>
+              <w:br/>
+              <w:t xml:space="preserve">Штурм — Сармат</w:t>
+            </w:r>
+          </w:p>
+        </w:tc>
+        <w:tc>
+          <w:tcPr>
+            <w:tcW w:type="dxa" w:w="4800"/>
+            <w:tcBorders>
+              <w:top w:val="single" w:color="C7CBDC" w:sz="4"/>
+              <w:left w:val="single" w:color="C7CBDC" w:sz="4"/>
+              <w:bottom w:val="single" w:color="C7CBDC" w:sz="4"/>
+              <w:right w:val="single" w:color="C7CBDC" w:sz="4"/>
+            </w:tcBorders>
+            <w:tcMar>
+              <w:top w:type="dxa" w:w="60"/>
+              <w:left w:type="dxa" w:w="90"/>
+              <w:bottom w:type="dxa" w:w="60"/>
+              <w:right w:type="dxa" w:w="90"/>
+            </w:tcMar>
+            <w:vAlign w:val="top"/>
+          </w:tcPr>
+          <w:p>
+            <w:pPr>
+              <w:spacing w:after="0" w:before="0"/>
+            </w:pPr>
+            <w:r>
+              <w:rPr>
+                <w:rFonts w:ascii="Calibri" w:cs="Calibri" w:eastAsia="Calibri" w:hAnsi="Calibri"/>
+                <w:b w:val="false"/>
+                <w:bCs w:val="false"/>
+                <w:i w:val="false"/>
+                <w:iCs w:val="false"/>
+                <w:color w:val="1A1F36"/>
+                <w:sz w:val="18"/>
+                <w:szCs w:val="18"/>
+              </w:rPr>
+              <w:t xml:space="preserve">состав команды Штурм: было записано: Нарватов Александр Петрович №9, Нарватов Андрей Александрович №74, Рябинин Евгений Васильевич №7; восстановлено: Шароватов Василий Александрович №69, Кисляков Сергей Николаевич №74, Буянкин Андрей Сергеевич №7</w:t>
+            </w:r>
+          </w:p>
+        </w:tc>
+        <w:tc>
+          <w:tcPr>
+            <w:tcW w:type="dxa" w:w="6950"/>
+            <w:tcBorders>
+              <w:top w:val="single" w:color="C7CBDC" w:sz="4"/>
+              <w:left w:val="single" w:color="C7CBDC" w:sz="4"/>
+              <w:bottom w:val="single" w:color="C7CBDC" w:sz="4"/>
+              <w:right w:val="single" w:color="C7CBDC" w:sz="4"/>
+            </w:tcBorders>
+            <w:tcMar>
+              <w:top w:type="dxa" w:w="60"/>
+              <w:left w:type="dxa" w:w="90"/>
+              <w:bottom w:type="dxa" w:w="60"/>
+              <w:right w:type="dxa" w:w="90"/>
+            </w:tcMar>
+            <w:vAlign w:val="top"/>
+          </w:tcPr>
+          <w:p>
+            <w:pPr>
+              <w:spacing w:after="0" w:before="0"/>
+            </w:pPr>
+            <w:r>
+              <w:rPr>
+                <w:rFonts w:ascii="Calibri" w:cs="Calibri" w:eastAsia="Calibri" w:hAnsi="Calibri"/>
+                <w:b w:val="false"/>
+                <w:bCs w:val="false"/>
+                <w:i w:val="false"/>
+                <w:iCs w:val="false"/>
+                <w:color w:val="1A1F36"/>
+                <w:sz w:val="18"/>
+                <w:szCs w:val="18"/>
+              </w:rPr>
+              <w:t xml:space="preserve">во всех остальных 6 матчах файла у команды Штурм один и тот же состав полевых игроков; 2 из записанных здесь игроков есть и в составе соперника, команды Сармат</w:t>
+            </w:r>
+          </w:p>
+        </w:tc>
+      </w:tr>
+      <w:tr>
+        <w:tc>
+          <w:tcPr>
+            <w:tcW w:type="dxa" w:w="900"/>
+            <w:tcBorders>
+              <w:top w:val="single" w:color="C7CBDC" w:sz="4"/>
+              <w:left w:val="single" w:color="C7CBDC" w:sz="4"/>
+              <w:bottom w:val="single" w:color="C7CBDC" w:sz="4"/>
+              <w:right w:val="single" w:color="C7CBDC" w:sz="4"/>
+            </w:tcBorders>
+            <w:shd w:fill="F7F8FC" w:color="auto" w:val="clear"/>
+            <w:tcMar>
+              <w:top w:type="dxa" w:w="60"/>
+              <w:left w:type="dxa" w:w="90"/>
+              <w:bottom w:type="dxa" w:w="60"/>
+              <w:right w:type="dxa" w:w="90"/>
+            </w:tcMar>
+            <w:vAlign w:val="top"/>
+          </w:tcPr>
+          <w:p>
+            <w:pPr>
+              <w:spacing w:after="0" w:before="0"/>
+            </w:pPr>
+            <w:r>
+              <w:rPr>
+                <w:rFonts w:ascii="Calibri" w:cs="Calibri" w:eastAsia="Calibri" w:hAnsi="Calibri"/>
+                <w:b/>
+                <w:bCs/>
+                <w:i w:val="false"/>
+                <w:iCs w:val="false"/>
+                <w:color w:val="1A1F36"/>
+                <w:sz w:val="18"/>
+                <w:szCs w:val="18"/>
+              </w:rPr>
+              <w:t xml:space="preserve">226</w:t>
+            </w:r>
+          </w:p>
+        </w:tc>
+        <w:tc>
+          <w:tcPr>
+            <w:tcW w:type="dxa" w:w="2600"/>
+            <w:tcBorders>
+              <w:top w:val="single" w:color="C7CBDC" w:sz="4"/>
+              <w:left w:val="single" w:color="C7CBDC" w:sz="4"/>
+              <w:bottom w:val="single" w:color="C7CBDC" w:sz="4"/>
+              <w:right w:val="single" w:color="C7CBDC" w:sz="4"/>
+            </w:tcBorders>
+            <w:shd w:fill="F7F8FC" w:color="auto" w:val="clear"/>
+            <w:tcMar>
+              <w:top w:type="dxa" w:w="60"/>
+              <w:left w:type="dxa" w:w="90"/>
+              <w:bottom w:type="dxa" w:w="60"/>
+              <w:right w:type="dxa" w:w="90"/>
+            </w:tcMar>
+            <w:vAlign w:val="top"/>
+          </w:tcPr>
+          <w:p>
+            <w:pPr>
+              <w:spacing w:after="0"/>
+            </w:pPr>
+            <w:r>
+              <w:rPr>
+                <w:rFonts w:ascii="Calibri" w:cs="Calibri" w:eastAsia="Calibri" w:hAnsi="Calibri"/>
+                <w:b w:val="false"/>
+                <w:bCs w:val="false"/>
+                <w:i w:val="false"/>
+                <w:iCs w:val="false"/>
+                <w:color w:val="1A1F36"/>
+                <w:sz w:val="18"/>
+                <w:szCs w:val="18"/>
+              </w:rPr>
+              <w:t xml:space="preserve">13.07.2026  20:30</w:t>
+            </w:r>
+            <w:r>
+              <w:rPr>
+                <w:rFonts w:ascii="Calibri" w:cs="Calibri" w:eastAsia="Calibri" w:hAnsi="Calibri"/>
+                <w:b w:val="false"/>
+                <w:bCs w:val="false"/>
+                <w:i w:val="false"/>
+                <w:iCs w:val="false"/>
+                <w:color w:val="1A1F36"/>
+                <w:sz w:val="18"/>
+                <w:szCs w:val="18"/>
+              </w:rPr>
+              <w:br/>
+              <w:t xml:space="preserve">Сармат — Штурм</w:t>
+            </w:r>
+          </w:p>
+        </w:tc>
+        <w:tc>
+          <w:tcPr>
+            <w:tcW w:type="dxa" w:w="4800"/>
+            <w:tcBorders>
+              <w:top w:val="single" w:color="C7CBDC" w:sz="4"/>
+              <w:left w:val="single" w:color="C7CBDC" w:sz="4"/>
+              <w:bottom w:val="single" w:color="C7CBDC" w:sz="4"/>
+              <w:right w:val="single" w:color="C7CBDC" w:sz="4"/>
+            </w:tcBorders>
+            <w:shd w:fill="F7F8FC" w:color="auto" w:val="clear"/>
+            <w:tcMar>
+              <w:top w:type="dxa" w:w="60"/>
+              <w:left w:type="dxa" w:w="90"/>
+              <w:bottom w:type="dxa" w:w="60"/>
+              <w:right w:type="dxa" w:w="90"/>
+            </w:tcMar>
+            <w:vAlign w:val="top"/>
+          </w:tcPr>
+          <w:p>
+            <w:pPr>
+              <w:spacing w:after="0" w:before="0"/>
+            </w:pPr>
+            <w:r>
+              <w:rPr>
+                <w:rFonts w:ascii="Calibri" w:cs="Calibri" w:eastAsia="Calibri" w:hAnsi="Calibri"/>
+                <w:b w:val="false"/>
+                <w:bCs w:val="false"/>
+                <w:i w:val="false"/>
+                <w:iCs w:val="false"/>
+                <w:color w:val="1A1F36"/>
+                <w:sz w:val="18"/>
+                <w:szCs w:val="18"/>
+              </w:rPr>
+              <w:t xml:space="preserve">состав команды Штурм: было записано: Нарватов Александр Петрович №9, Нарватов Андрей Александрович №74, Рябинин Евгений Васильевич №7; восстановлено: Шароватов Василий Александрович №69, Кисляков Сергей Николаевич №74, Буянкин Андрей Сергеевич №7</w:t>
+            </w:r>
+          </w:p>
+        </w:tc>
+        <w:tc>
+          <w:tcPr>
+            <w:tcW w:type="dxa" w:w="6950"/>
+            <w:tcBorders>
+              <w:top w:val="single" w:color="C7CBDC" w:sz="4"/>
+              <w:left w:val="single" w:color="C7CBDC" w:sz="4"/>
+              <w:bottom w:val="single" w:color="C7CBDC" w:sz="4"/>
+              <w:right w:val="single" w:color="C7CBDC" w:sz="4"/>
+            </w:tcBorders>
+            <w:shd w:fill="F7F8FC" w:color="auto" w:val="clear"/>
+            <w:tcMar>
+              <w:top w:type="dxa" w:w="60"/>
+              <w:left w:type="dxa" w:w="90"/>
+              <w:bottom w:type="dxa" w:w="60"/>
+              <w:right w:type="dxa" w:w="90"/>
+            </w:tcMar>
+            <w:vAlign w:val="top"/>
+          </w:tcPr>
+          <w:p>
+            <w:pPr>
+              <w:spacing w:after="0" w:before="0"/>
+            </w:pPr>
+            <w:r>
+              <w:rPr>
+                <w:rFonts w:ascii="Calibri" w:cs="Calibri" w:eastAsia="Calibri" w:hAnsi="Calibri"/>
+                <w:b w:val="false"/>
+                <w:bCs w:val="false"/>
+                <w:i w:val="false"/>
+                <w:iCs w:val="false"/>
+                <w:color w:val="1A1F36"/>
+                <w:sz w:val="18"/>
+                <w:szCs w:val="18"/>
+              </w:rPr>
+              <w:t xml:space="preserve">во всех остальных 6 матчах файла у команды Штурм один и тот же состав полевых игроков; 2 из записанных здесь игроков есть и в составе соперника, команды Сармат</w:t>
             </w:r>
           </w:p>
         </w:tc>

--- a/reports/Otchet_o_proverke.docx
+++ b/reports/Otchet_o_proverke.docx
@@ -56,7 +56,7 @@
           <w:sz w:val="20"/>
           <w:szCs w:val="20"/>
         </w:rPr>
-        <w:t xml:space="preserve">Дата проверки: 01.10.2026   ·   проверено матчей: 3140   ·   найдено ошибок: 65   ·   восстановлено по данным: 5</w:t>
+        <w:t xml:space="preserve">Дата проверки: 01.10.2026   ·   проверено матчей: 3140   ·   найдено ошибок: 63   ·   восстановлено по данным: 5</w:t>
       </w:r>
     </w:p>
     <w:p>
@@ -479,7 +479,7 @@
                 <w:sz w:val="18"/>
                 <w:szCs w:val="18"/>
               </w:rPr>
-              <w:t xml:space="preserve">За разные команды выходят 2 игрока. Еремкин Александр Михайлович: Спортдепо — 8, Штурм — 4, Факел — 2; Жмакин Алексей Владимирович: Штурм — 4, Айсфокс — 4, Факел — 4.</w:t>
+              <w:t xml:space="preserve">За разные команды выходят 4 игрока. Еремкин Александр Михайлович: Спортдепо — 8, Штурм — 4, Факел — 2; Жмакин Алексей Владимирович: Штурм — 4, Айсфокс — 4, Факел — 4; Нарватов Александр Петрович: Сармат — 6, Штурм — 2; Рябинин Евгений Васильевич: Сармат — 6, Штурм — 2.</w:t>
             </w:r>
           </w:p>
         </w:tc>
@@ -1580,7 +1580,7 @@
                 <w:sz w:val="18"/>
                 <w:szCs w:val="18"/>
               </w:rPr>
-              <w:t xml:space="preserve">Конференция ВОСТОК (2 Дивизион)</w:t>
+              <w:t xml:space="preserve">Конференция ЦЕНТР (3 Дивизион)</w:t>
             </w:r>
             <w:r>
               <w:rPr>
@@ -1630,7 +1630,7 @@
                 <w:sz w:val="18"/>
                 <w:szCs w:val="18"/>
               </w:rPr>
-              <w:t xml:space="preserve">Один и тот же игрок в одном матче записан в составы обеих команд, у каждой под своим номером: Колотыркин Артём Игоревич (Газовик — №95; Юность — №46; в 8 матчах); Колчин Иван Денисович (Газовик — №72; Юность — №91; в 8 матчах); Копейкин Иван Андреевич (Газовик — №88; Юность — №4; в 8 матчах).</w:t>
+              <w:t xml:space="preserve">Один и тот же игрок в одном матче записан в составы обеих команд, у каждой под своим номером: Нарватов Александр Петрович (Сармат — №89; Штурм — №9; в 2 матчах); Рябинин Евгений Васильевич (Сармат — №12; Штурм — №7; в 2 матчах).</w:t>
             </w:r>
           </w:p>
         </w:tc>
@@ -1705,7 +1705,7 @@
                 <w:sz w:val="18"/>
                 <w:szCs w:val="18"/>
               </w:rPr>
-              <w:t xml:space="preserve">Конференция ЗАПАД (1 Дивизион)</w:t>
+              <w:t xml:space="preserve">Конференция ВОСТОК (2 Дивизион)</w:t>
             </w:r>
             <w:r>
               <w:rPr>
@@ -1756,7 +1756,7 @@
                 <w:sz w:val="18"/>
                 <w:szCs w:val="18"/>
               </w:rPr>
-              <w:t xml:space="preserve">Один и тот же игрок в одном матче записан в составы обеих команд, у каждой под своим номером: Авксентьев Александр Александрович (Акулы — №9; Звезда — №10; в 51 матче); Белов Евгений Дмитриевич (Авиатор — №17; Нефтяник — №9; в 26 матчах); Зарков Гордей Михайлович (Медведи — №7; Рыси — №9; в 27 матчах).</w:t>
+              <w:t xml:space="preserve">Один и тот же игрок в одном матче записан в составы обеих команд, у каждой под своим номером: Колотыркин Артём Игоревич (Газовик — №95; Юность — №46; в 8 матчах); Колчин Иван Денисович (Газовик — №72; Юность — №91; в 8 матчах); Копейкин Иван Андреевич (Газовик — №88; Юность — №4; в 8 матчах).</w:t>
             </w:r>
           </w:p>
         </w:tc>
@@ -1830,7 +1830,7 @@
                 <w:sz w:val="18"/>
                 <w:szCs w:val="18"/>
               </w:rPr>
-              <w:t xml:space="preserve">Конференция ЗАПАД (2 Дивизион)</w:t>
+              <w:t xml:space="preserve">Конференция ЗАПАД (1 Дивизион)</w:t>
             </w:r>
             <w:r>
               <w:rPr>
@@ -1880,7 +1880,7 @@
                 <w:sz w:val="18"/>
                 <w:szCs w:val="18"/>
               </w:rPr>
-              <w:t xml:space="preserve">Один и тот же игрок в одном матче записан в составы обеих команд, у каждой под своим номером: Авксентьев Александр Александрович (Беркут — №10; Феникс — №5; в 36 матчах); Белов Евгений Дмитриевич (Феникс — №17; Электроник — №8; в 42 матчах); Зарков Гордей Михайлович (Беркут — №8; Электроник — №16; в 36 матчах).</w:t>
+              <w:t xml:space="preserve">Один и тот же игрок в одном матче записан в составы обеих команд, у каждой под своим номером: Авксентьев Александр Александрович (Акулы — №9; Звезда — №10; в 51 матче); Белов Евгений Дмитриевич (Авиатор — №17; Нефтяник — №9; в 26 матчах); Зарков Гордей Михайлович (Медведи — №7; Рыси — №9; в 27 матчах).</w:t>
             </w:r>
           </w:p>
         </w:tc>
@@ -1955,6 +1955,131 @@
                 <w:sz w:val="18"/>
                 <w:szCs w:val="18"/>
               </w:rPr>
+              <w:t xml:space="preserve">Конференция ЗАПАД (2 Дивизион)</w:t>
+            </w:r>
+            <w:r>
+              <w:rPr>
+                <w:rFonts w:ascii="Calibri" w:cs="Calibri" w:eastAsia="Calibri" w:hAnsi="Calibri"/>
+                <w:b w:val="false"/>
+                <w:bCs w:val="false"/>
+                <w:i w:val="false"/>
+                <w:iCs w:val="false"/>
+                <w:color w:val="1A1F36"/>
+                <w:sz w:val="18"/>
+                <w:szCs w:val="18"/>
+              </w:rPr>
+              <w:br/>
+              <w:t xml:space="preserve">июль 2026</w:t>
+            </w:r>
+          </w:p>
+        </w:tc>
+        <w:tc>
+          <w:tcPr>
+            <w:tcW w:type="dxa" w:w="6850"/>
+            <w:tcBorders>
+              <w:top w:val="single" w:color="C7CBDC" w:sz="4"/>
+              <w:left w:val="single" w:color="C7CBDC" w:sz="4"/>
+              <w:bottom w:val="single" w:color="C7CBDC" w:sz="4"/>
+              <w:right w:val="single" w:color="C7CBDC" w:sz="4"/>
+            </w:tcBorders>
+            <w:shd w:fill="F7F8FC" w:color="auto" w:val="clear"/>
+            <w:tcMar>
+              <w:top w:type="dxa" w:w="60"/>
+              <w:left w:type="dxa" w:w="90"/>
+              <w:bottom w:type="dxa" w:w="60"/>
+              <w:right w:type="dxa" w:w="90"/>
+            </w:tcMar>
+            <w:vAlign w:val="top"/>
+          </w:tcPr>
+          <w:p>
+            <w:pPr>
+              <w:spacing w:after="0" w:before="0"/>
+            </w:pPr>
+            <w:r>
+              <w:rPr>
+                <w:rFonts w:ascii="Calibri" w:cs="Calibri" w:eastAsia="Calibri" w:hAnsi="Calibri"/>
+                <w:b w:val="false"/>
+                <w:bCs w:val="false"/>
+                <w:i w:val="false"/>
+                <w:iCs w:val="false"/>
+                <w:color w:val="1A1F36"/>
+                <w:sz w:val="18"/>
+                <w:szCs w:val="18"/>
+              </w:rPr>
+              <w:t xml:space="preserve">Один и тот же игрок в одном матче записан в составы обеих команд, у каждой под своим номером: Авксентьев Александр Александрович (Беркут — №10; Феникс — №5; в 36 матчах); Белов Евгений Дмитриевич (Феникс — №17; Электроник — №8; в 42 матчах); Зарков Гордей Михайлович (Беркут — №8; Электроник — №16; в 36 матчах).</w:t>
+            </w:r>
+          </w:p>
+        </w:tc>
+        <w:tc>
+          <w:tcPr>
+            <w:tcW w:type="dxa" w:w="4600"/>
+            <w:tcBorders>
+              <w:top w:val="single" w:color="C7CBDC" w:sz="4"/>
+              <w:left w:val="single" w:color="C7CBDC" w:sz="4"/>
+              <w:bottom w:val="single" w:color="C7CBDC" w:sz="4"/>
+              <w:right w:val="single" w:color="C7CBDC" w:sz="4"/>
+            </w:tcBorders>
+            <w:tcMar>
+              <w:top w:type="dxa" w:w="60"/>
+              <w:left w:type="dxa" w:w="90"/>
+              <w:bottom w:type="dxa" w:w="60"/>
+              <w:right w:type="dxa" w:w="90"/>
+            </w:tcMar>
+            <w:vAlign w:val="top"/>
+          </w:tcPr>
+          <w:p>
+            <w:pPr>
+              <w:spacing w:after="0" w:before="0"/>
+            </w:pPr>
+            <w:r>
+              <w:rPr>
+                <w:rFonts w:ascii="Calibri" w:cs="Calibri" w:eastAsia="Calibri" w:hAnsi="Calibri"/>
+                <w:b w:val="false"/>
+                <w:bCs w:val="false"/>
+                <w:i w:val="false"/>
+                <w:iCs w:val="false"/>
+                <w:color w:val="1A1F36"/>
+                <w:sz w:val="18"/>
+                <w:szCs w:val="18"/>
+              </w:rPr>
+              <w:t xml:space="preserve"/>
+            </w:r>
+          </w:p>
+        </w:tc>
+      </w:tr>
+      <w:tr>
+        <w:tc>
+          <w:tcPr>
+            <w:tcW w:type="dxa" w:w="3800"/>
+            <w:tcBorders>
+              <w:top w:val="single" w:color="C7CBDC" w:sz="4"/>
+              <w:left w:val="single" w:color="C7CBDC" w:sz="4"/>
+              <w:bottom w:val="single" w:color="C7CBDC" w:sz="4"/>
+              <w:right w:val="single" w:color="C7CBDC" w:sz="4"/>
+            </w:tcBorders>
+            <w:tcMar>
+              <w:top w:type="dxa" w:w="60"/>
+              <w:left w:type="dxa" w:w="90"/>
+              <w:bottom w:type="dxa" w:w="60"/>
+              <w:right w:type="dxa" w:w="90"/>
+            </w:tcMar>
+            <w:vAlign w:val="top"/>
+          </w:tcPr>
+          <w:p>
+            <w:pPr>
+              <w:spacing w:after="0"/>
+            </w:pPr>
+            <w:r>
+              <w:rPr>
+                <w:rFonts w:ascii="Calibri" w:cs="Calibri" w:eastAsia="Calibri" w:hAnsi="Calibri"/>
+                <w:b w:val="false"/>
+                <w:bCs w:val="false"/>
+                <w:i w:val="false"/>
+                <w:iCs w:val="false"/>
+                <w:color w:val="1A1F36"/>
+                <w:sz w:val="18"/>
+                <w:szCs w:val="18"/>
+              </w:rPr>
               <w:t xml:space="preserve">Конференция ВОСТОК (2 Дивизион)</w:t>
             </w:r>
             <w:r>
@@ -1982,7 +2107,6 @@
               <w:bottom w:val="single" w:color="C7CBDC" w:sz="4"/>
               <w:right w:val="single" w:color="C7CBDC" w:sz="4"/>
             </w:tcBorders>
-            <w:shd w:fill="F7F8FC" w:color="auto" w:val="clear"/>
             <w:tcMar>
               <w:top w:type="dxa" w:w="60"/>
               <w:left w:type="dxa" w:w="90"/>
@@ -2057,6 +2181,7 @@
               <w:bottom w:val="single" w:color="C7CBDC" w:sz="4"/>
               <w:right w:val="single" w:color="C7CBDC" w:sz="4"/>
             </w:tcBorders>
+            <w:shd w:fill="F7F8FC" w:color="auto" w:val="clear"/>
             <w:tcMar>
               <w:top w:type="dxa" w:w="60"/>
               <w:left w:type="dxa" w:w="90"/>
@@ -2107,6 +2232,7 @@
               <w:bottom w:val="single" w:color="C7CBDC" w:sz="4"/>
               <w:right w:val="single" w:color="C7CBDC" w:sz="4"/>
             </w:tcBorders>
+            <w:shd w:fill="F7F8FC" w:color="auto" w:val="clear"/>
             <w:tcMar>
               <w:top w:type="dxa" w:w="60"/>
               <w:left w:type="dxa" w:w="90"/>
@@ -2181,7 +2307,6 @@
               <w:bottom w:val="single" w:color="C7CBDC" w:sz="4"/>
               <w:right w:val="single" w:color="C7CBDC" w:sz="4"/>
             </w:tcBorders>
-            <w:shd w:fill="F7F8FC" w:color="auto" w:val="clear"/>
             <w:tcMar>
               <w:top w:type="dxa" w:w="60"/>
               <w:left w:type="dxa" w:w="90"/>
@@ -2232,7 +2357,6 @@
               <w:bottom w:val="single" w:color="C7CBDC" w:sz="4"/>
               <w:right w:val="single" w:color="C7CBDC" w:sz="4"/>
             </w:tcBorders>
-            <w:shd w:fill="F7F8FC" w:color="auto" w:val="clear"/>
             <w:tcMar>
               <w:top w:type="dxa" w:w="60"/>
               <w:left w:type="dxa" w:w="90"/>
@@ -4152,7 +4276,7 @@
                 <w:sz w:val="20"/>
                 <w:szCs w:val="20"/>
               </w:rPr>
-              <w:t xml:space="preserve">1</w:t>
+              <w:t xml:space="preserve">0</w:t>
             </w:r>
           </w:p>
         </w:tc>
@@ -4304,7 +4428,7 @@
                 <w:sz w:val="20"/>
                 <w:szCs w:val="20"/>
               </w:rPr>
-              <w:t xml:space="preserve">2</w:t>
+              <w:t xml:space="preserve">1</w:t>
             </w:r>
           </w:p>
         </w:tc>
@@ -4756,7 +4880,7 @@
                 <w:sz w:val="20"/>
                 <w:szCs w:val="20"/>
               </w:rPr>
-              <w:t xml:space="preserve">65</w:t>
+              <w:t xml:space="preserve">63</w:t>
             </w:r>
           </w:p>
         </w:tc>
@@ -17424,7 +17548,7 @@
           <w:sz w:val="22"/>
           <w:szCs w:val="22"/>
         </w:rPr>
-        <w:t xml:space="preserve">Проверено матчей: 46.   Найдено ошибок: 3.</w:t>
+        <w:t xml:space="preserve">Проверено матчей: 46.   Найдено ошибок: 1.   Восстановлено по данным: 2.</w:t>
       </w:r>
     </w:p>
     <w:p>
@@ -17461,7 +17585,395 @@
           <w:sz w:val="22"/>
           <w:szCs w:val="22"/>
         </w:rPr>
-        <w:t xml:space="preserve">июль 2026 — матчей 28, ошибок 1</w:t>
+        <w:t xml:space="preserve">июль 2026 — матчей 28, ошибок 0</w:t>
+      </w:r>
+    </w:p>
+    <w:p>
+      <w:pPr>
+        <w:spacing w:after="100" w:before="0"/>
+      </w:pPr>
+      <w:r>
+        <w:rPr>
+          <w:rFonts w:ascii="Calibri" w:cs="Calibri" w:eastAsia="Calibri" w:hAnsi="Calibri"/>
+          <w:b w:val="false"/>
+          <w:bCs w:val="false"/>
+          <w:i/>
+          <w:iCs/>
+          <w:color w:val="2E7D32"/>
+          <w:sz w:val="20"/>
+          <w:szCs w:val="20"/>
+        </w:rPr>
+        <w:t xml:space="preserve">Ошибок не найдено.</w:t>
+      </w:r>
+    </w:p>
+    <w:p>
+      <w:pPr>
+        <w:keepNext/>
+        <w:spacing w:after="80" w:before="160"/>
+      </w:pPr>
+      <w:r>
+        <w:rPr>
+          <w:rFonts w:ascii="Calibri" w:cs="Calibri" w:eastAsia="Calibri" w:hAnsi="Calibri"/>
+          <w:b w:val="false"/>
+          <w:bCs w:val="false"/>
+          <w:i/>
+          <w:iCs/>
+          <w:color w:val="5A5F7A"/>
+          <w:sz w:val="18"/>
+          <w:szCs w:val="18"/>
+        </w:rPr>
+        <w:t xml:space="preserve">Восстановлено по данным самого файла — в ошибки не включено. Если восстановлено неверно, впишите правильное значение.</w:t>
+      </w:r>
+    </w:p>
+    <w:tbl>
+      <w:tblPr>
+        <w:tblW w:type="dxa" w:w="15250"/>
+        <w:tblBorders>
+          <w:top w:val="single" w:color="auto" w:sz="4"/>
+          <w:left w:val="single" w:color="auto" w:sz="4"/>
+          <w:bottom w:val="single" w:color="auto" w:sz="4"/>
+          <w:right w:val="single" w:color="auto" w:sz="4"/>
+          <w:insideH w:val="single" w:color="auto" w:sz="4"/>
+          <w:insideV w:val="single" w:color="auto" w:sz="4"/>
+        </w:tblBorders>
+      </w:tblPr>
+      <w:tblGrid>
+        <w:gridCol w:w="900"/>
+        <w:gridCol w:w="2600"/>
+        <w:gridCol w:w="4800"/>
+        <w:gridCol w:w="6950"/>
+      </w:tblGrid>
+      <w:tr>
+        <w:trPr>
+          <w:tblHeader/>
+        </w:trPr>
+        <w:tc>
+          <w:tcPr>
+            <w:tcW w:type="dxa" w:w="900"/>
+            <w:tcBorders>
+              <w:top w:val="single" w:color="C7CBDC" w:sz="4"/>
+              <w:left w:val="single" w:color="C7CBDC" w:sz="4"/>
+              <w:bottom w:val="single" w:color="C7CBDC" w:sz="4"/>
+              <w:right w:val="single" w:color="C7CBDC" w:sz="4"/>
+            </w:tcBorders>
+            <w:shd w:fill="EEF0F7" w:color="auto" w:val="clear"/>
+            <w:tcMar>
+              <w:top w:type="dxa" w:w="60"/>
+              <w:left w:type="dxa" w:w="90"/>
+              <w:bottom w:type="dxa" w:w="60"/>
+              <w:right w:type="dxa" w:w="90"/>
+            </w:tcMar>
+            <w:vAlign w:val="top"/>
+          </w:tcPr>
+          <w:p>
+            <w:pPr>
+              <w:spacing w:after="0" w:before="0"/>
+            </w:pPr>
+            <w:r>
+              <w:rPr>
+                <w:rFonts w:ascii="Calibri" w:cs="Calibri" w:eastAsia="Calibri" w:hAnsi="Calibri"/>
+                <w:b/>
+                <w:bCs/>
+                <w:i w:val="false"/>
+                <w:iCs w:val="false"/>
+                <w:color w:val="1A1F36"/>
+                <w:sz w:val="18"/>
+                <w:szCs w:val="18"/>
+              </w:rPr>
+              <w:t xml:space="preserve">Стр.</w:t>
+            </w:r>
+          </w:p>
+        </w:tc>
+        <w:tc>
+          <w:tcPr>
+            <w:tcW w:type="dxa" w:w="2600"/>
+            <w:tcBorders>
+              <w:top w:val="single" w:color="C7CBDC" w:sz="4"/>
+              <w:left w:val="single" w:color="C7CBDC" w:sz="4"/>
+              <w:bottom w:val="single" w:color="C7CBDC" w:sz="4"/>
+              <w:right w:val="single" w:color="C7CBDC" w:sz="4"/>
+            </w:tcBorders>
+            <w:shd w:fill="EEF0F7" w:color="auto" w:val="clear"/>
+            <w:tcMar>
+              <w:top w:type="dxa" w:w="60"/>
+              <w:left w:type="dxa" w:w="90"/>
+              <w:bottom w:type="dxa" w:w="60"/>
+              <w:right w:type="dxa" w:w="90"/>
+            </w:tcMar>
+            <w:vAlign w:val="top"/>
+          </w:tcPr>
+          <w:p>
+            <w:pPr>
+              <w:spacing w:after="0" w:before="0"/>
+            </w:pPr>
+            <w:r>
+              <w:rPr>
+                <w:rFonts w:ascii="Calibri" w:cs="Calibri" w:eastAsia="Calibri" w:hAnsi="Calibri"/>
+                <w:b/>
+                <w:bCs/>
+                <w:i w:val="false"/>
+                <w:iCs w:val="false"/>
+                <w:color w:val="1A1F36"/>
+                <w:sz w:val="18"/>
+                <w:szCs w:val="18"/>
+              </w:rPr>
+              <w:t xml:space="preserve">Матч</w:t>
+            </w:r>
+          </w:p>
+        </w:tc>
+        <w:tc>
+          <w:tcPr>
+            <w:tcW w:type="dxa" w:w="4800"/>
+            <w:tcBorders>
+              <w:top w:val="single" w:color="C7CBDC" w:sz="4"/>
+              <w:left w:val="single" w:color="C7CBDC" w:sz="4"/>
+              <w:bottom w:val="single" w:color="C7CBDC" w:sz="4"/>
+              <w:right w:val="single" w:color="C7CBDC" w:sz="4"/>
+            </w:tcBorders>
+            <w:shd w:fill="EEF0F7" w:color="auto" w:val="clear"/>
+            <w:tcMar>
+              <w:top w:type="dxa" w:w="60"/>
+              <w:left w:type="dxa" w:w="90"/>
+              <w:bottom w:type="dxa" w:w="60"/>
+              <w:right w:type="dxa" w:w="90"/>
+            </w:tcMar>
+            <w:vAlign w:val="top"/>
+          </w:tcPr>
+          <w:p>
+            <w:pPr>
+              <w:spacing w:after="0" w:before="0"/>
+            </w:pPr>
+            <w:r>
+              <w:rPr>
+                <w:rFonts w:ascii="Calibri" w:cs="Calibri" w:eastAsia="Calibri" w:hAnsi="Calibri"/>
+                <w:b/>
+                <w:bCs/>
+                <w:i w:val="false"/>
+                <w:iCs w:val="false"/>
+                <w:color w:val="1A1F36"/>
+                <w:sz w:val="18"/>
+                <w:szCs w:val="18"/>
+              </w:rPr>
+              <w:t xml:space="preserve">Что восстановлено</w:t>
+            </w:r>
+          </w:p>
+        </w:tc>
+        <w:tc>
+          <w:tcPr>
+            <w:tcW w:type="dxa" w:w="6950"/>
+            <w:tcBorders>
+              <w:top w:val="single" w:color="C7CBDC" w:sz="4"/>
+              <w:left w:val="single" w:color="C7CBDC" w:sz="4"/>
+              <w:bottom w:val="single" w:color="C7CBDC" w:sz="4"/>
+              <w:right w:val="single" w:color="C7CBDC" w:sz="4"/>
+            </w:tcBorders>
+            <w:shd w:fill="EEF0F7" w:color="auto" w:val="clear"/>
+            <w:tcMar>
+              <w:top w:type="dxa" w:w="60"/>
+              <w:left w:type="dxa" w:w="90"/>
+              <w:bottom w:type="dxa" w:w="60"/>
+              <w:right w:type="dxa" w:w="90"/>
+            </w:tcMar>
+            <w:vAlign w:val="top"/>
+          </w:tcPr>
+          <w:p>
+            <w:pPr>
+              <w:spacing w:after="0" w:before="0"/>
+            </w:pPr>
+            <w:r>
+              <w:rPr>
+                <w:rFonts w:ascii="Calibri" w:cs="Calibri" w:eastAsia="Calibri" w:hAnsi="Calibri"/>
+                <w:b/>
+                <w:bCs/>
+                <w:i w:val="false"/>
+                <w:iCs w:val="false"/>
+                <w:color w:val="1A1F36"/>
+                <w:sz w:val="18"/>
+                <w:szCs w:val="18"/>
+              </w:rPr>
+              <w:t xml:space="preserve">Откуда взято</w:t>
+            </w:r>
+          </w:p>
+        </w:tc>
+      </w:tr>
+      <w:tr>
+        <w:tc>
+          <w:tcPr>
+            <w:tcW w:type="dxa" w:w="900"/>
+            <w:tcBorders>
+              <w:top w:val="single" w:color="C7CBDC" w:sz="4"/>
+              <w:left w:val="single" w:color="C7CBDC" w:sz="4"/>
+              <w:bottom w:val="single" w:color="C7CBDC" w:sz="4"/>
+              <w:right w:val="single" w:color="C7CBDC" w:sz="4"/>
+            </w:tcBorders>
+            <w:tcMar>
+              <w:top w:type="dxa" w:w="60"/>
+              <w:left w:type="dxa" w:w="90"/>
+              <w:bottom w:type="dxa" w:w="60"/>
+              <w:right w:type="dxa" w:w="90"/>
+            </w:tcMar>
+            <w:vAlign w:val="top"/>
+          </w:tcPr>
+          <w:p>
+            <w:pPr>
+              <w:spacing w:after="0" w:before="0"/>
+            </w:pPr>
+            <w:r>
+              <w:rPr>
+                <w:rFonts w:ascii="Calibri" w:cs="Calibri" w:eastAsia="Calibri" w:hAnsi="Calibri"/>
+                <w:b/>
+                <w:bCs/>
+                <w:i w:val="false"/>
+                <w:iCs w:val="false"/>
+                <w:color w:val="1A1F36"/>
+                <w:sz w:val="18"/>
+                <w:szCs w:val="18"/>
+              </w:rPr>
+              <w:t xml:space="preserve">256</w:t>
+            </w:r>
+          </w:p>
+        </w:tc>
+        <w:tc>
+          <w:tcPr>
+            <w:tcW w:type="dxa" w:w="2600"/>
+            <w:tcBorders>
+              <w:top w:val="single" w:color="C7CBDC" w:sz="4"/>
+              <w:left w:val="single" w:color="C7CBDC" w:sz="4"/>
+              <w:bottom w:val="single" w:color="C7CBDC" w:sz="4"/>
+              <w:right w:val="single" w:color="C7CBDC" w:sz="4"/>
+            </w:tcBorders>
+            <w:tcMar>
+              <w:top w:type="dxa" w:w="60"/>
+              <w:left w:type="dxa" w:w="90"/>
+              <w:bottom w:type="dxa" w:w="60"/>
+              <w:right w:type="dxa" w:w="90"/>
+            </w:tcMar>
+            <w:vAlign w:val="top"/>
+          </w:tcPr>
+          <w:p>
+            <w:pPr>
+              <w:spacing w:after="0"/>
+            </w:pPr>
+            <w:r>
+              <w:rPr>
+                <w:rFonts w:ascii="Calibri" w:cs="Calibri" w:eastAsia="Calibri" w:hAnsi="Calibri"/>
+                <w:b w:val="false"/>
+                <w:bCs w:val="false"/>
+                <w:i w:val="false"/>
+                <w:iCs w:val="false"/>
+                <w:color w:val="1A1F36"/>
+                <w:sz w:val="18"/>
+                <w:szCs w:val="18"/>
+              </w:rPr>
+              <w:t xml:space="preserve">15.07.2026  20:30</w:t>
+            </w:r>
+            <w:r>
+              <w:rPr>
+                <w:rFonts w:ascii="Calibri" w:cs="Calibri" w:eastAsia="Calibri" w:hAnsi="Calibri"/>
+                <w:b w:val="false"/>
+                <w:bCs w:val="false"/>
+                <w:i w:val="false"/>
+                <w:iCs w:val="false"/>
+                <w:color w:val="1A1F36"/>
+                <w:sz w:val="18"/>
+                <w:szCs w:val="18"/>
+              </w:rPr>
+              <w:br/>
+              <w:t xml:space="preserve">Слобода — Локомотив-Р</w:t>
+            </w:r>
+          </w:p>
+        </w:tc>
+        <w:tc>
+          <w:tcPr>
+            <w:tcW w:type="dxa" w:w="4800"/>
+            <w:tcBorders>
+              <w:top w:val="single" w:color="C7CBDC" w:sz="4"/>
+              <w:left w:val="single" w:color="C7CBDC" w:sz="4"/>
+              <w:bottom w:val="single" w:color="C7CBDC" w:sz="4"/>
+              <w:right w:val="single" w:color="C7CBDC" w:sz="4"/>
+            </w:tcBorders>
+            <w:tcMar>
+              <w:top w:type="dxa" w:w="60"/>
+              <w:left w:type="dxa" w:w="90"/>
+              <w:bottom w:type="dxa" w:w="60"/>
+              <w:right w:type="dxa" w:w="90"/>
+            </w:tcMar>
+            <w:vAlign w:val="top"/>
+          </w:tcPr>
+          <w:p>
+            <w:pPr>
+              <w:spacing w:after="0" w:before="0"/>
+            </w:pPr>
+            <w:r>
+              <w:rPr>
+                <w:rFonts w:ascii="Calibri" w:cs="Calibri" w:eastAsia="Calibri" w:hAnsi="Calibri"/>
+                <w:b w:val="false"/>
+                <w:bCs w:val="false"/>
+                <w:i w:val="false"/>
+                <w:iCs w:val="false"/>
+                <w:color w:val="1A1F36"/>
+                <w:sz w:val="18"/>
+                <w:szCs w:val="18"/>
+              </w:rPr>
+              <w:t xml:space="preserve">состав команды Локомотив-Р: поставлен её постоянный состав: Возмищев Данил Александрович №1, Чикнайкин Антон Андреевич №16, Исламов Артём Дмитриевич №98, Дьяков Никита Петрович №77, Маслов Егор Александрович №33, Леванов Антон Павлович №5, Железнов Игорь Владимирович №55, Нарватов Дмитрий Александрович №10, Александров Евгений Александрович №17</w:t>
+            </w:r>
+          </w:p>
+        </w:tc>
+        <w:tc>
+          <w:tcPr>
+            <w:tcW w:type="dxa" w:w="6950"/>
+            <w:tcBorders>
+              <w:top w:val="single" w:color="C7CBDC" w:sz="4"/>
+              <w:left w:val="single" w:color="C7CBDC" w:sz="4"/>
+              <w:bottom w:val="single" w:color="C7CBDC" w:sz="4"/>
+              <w:right w:val="single" w:color="C7CBDC" w:sz="4"/>
+            </w:tcBorders>
+            <w:tcMar>
+              <w:top w:type="dxa" w:w="60"/>
+              <w:left w:type="dxa" w:w="90"/>
+              <w:bottom w:type="dxa" w:w="60"/>
+              <w:right w:type="dxa" w:w="90"/>
+            </w:tcMar>
+            <w:vAlign w:val="top"/>
+          </w:tcPr>
+          <w:p>
+            <w:pPr>
+              <w:spacing w:after="0" w:before="0"/>
+            </w:pPr>
+            <w:r>
+              <w:rPr>
+                <w:rFonts w:ascii="Calibri" w:cs="Calibri" w:eastAsia="Calibri" w:hAnsi="Calibri"/>
+                <w:b w:val="false"/>
+                <w:bCs w:val="false"/>
+                <w:i w:val="false"/>
+                <w:iCs w:val="false"/>
+                <w:color w:val="1A1F36"/>
+                <w:sz w:val="18"/>
+                <w:szCs w:val="18"/>
+              </w:rPr>
+              <w:t xml:space="preserve">в этом матче за обе команды записаны одни и те же игроки — состав команды Слобода; у команды Локомотив-Р во всех остальных 7 матчах файла один и тот же свой состав</w:t>
+            </w:r>
+          </w:p>
+        </w:tc>
+      </w:tr>
+    </w:tbl>
+    <w:p>
+      <w:pPr>
+        <w:keepNext/>
+        <w:spacing w:after="80" w:before="200"/>
+      </w:pPr>
+      <w:r>
+        <w:rPr>
+          <w:rFonts w:ascii="Calibri" w:cs="Calibri" w:eastAsia="Calibri" w:hAnsi="Calibri"/>
+          <w:b/>
+          <w:bCs/>
+          <w:i w:val="false"/>
+          <w:iCs w:val="false"/>
+          <w:color w:val="1A1F36"/>
+          <w:sz w:val="22"/>
+          <w:szCs w:val="22"/>
+        </w:rPr>
+        <w:t xml:space="preserve">август 2026 — матчей 18, ошибок 1</w:t>
       </w:r>
     </w:p>
     <w:tbl>
@@ -17706,7 +18218,7 @@
                 <w:sz w:val="18"/>
                 <w:szCs w:val="18"/>
               </w:rPr>
-              <w:t xml:space="preserve">256</w:t>
+              <w:t xml:space="preserve">226</w:t>
             </w:r>
           </w:p>
         </w:tc>
@@ -17742,7 +18254,21 @@
                 <w:sz w:val="18"/>
                 <w:szCs w:val="18"/>
               </w:rPr>
-              <w:t xml:space="preserve">один состав за разные команды</w:t>
+              <w:t xml:space="preserve">02.08.2026  10:00</w:t>
+            </w:r>
+            <w:r>
+              <w:rPr>
+                <w:rFonts w:ascii="Calibri" w:cs="Calibri" w:eastAsia="Calibri" w:hAnsi="Calibri"/>
+                <w:b w:val="false"/>
+                <w:bCs w:val="false"/>
+                <w:i w:val="false"/>
+                <w:iCs w:val="false"/>
+                <w:color w:val="1A1F36"/>
+                <w:sz w:val="18"/>
+                <w:szCs w:val="18"/>
+              </w:rPr>
+              <w:br/>
+              <w:t xml:space="preserve">Цементник — Метеор</w:t>
             </w:r>
           </w:p>
         </w:tc>
@@ -17778,7 +18304,21 @@
                 <w:sz w:val="18"/>
                 <w:szCs w:val="18"/>
               </w:rPr>
-              <w:t xml:space="preserve">—</w:t>
+              <w:t xml:space="preserve">итог 2:6</w:t>
+            </w:r>
+            <w:r>
+              <w:rPr>
+                <w:rFonts w:ascii="Calibri" w:cs="Calibri" w:eastAsia="Calibri" w:hAnsi="Calibri"/>
+                <w:b w:val="false"/>
+                <w:bCs w:val="false"/>
+                <w:i w:val="false"/>
+                <w:iCs w:val="false"/>
+                <w:color w:val="5A5F7A"/>
+                <w:sz w:val="18"/>
+                <w:szCs w:val="18"/>
+              </w:rPr>
+              <w:br/>
+              <w:t xml:space="preserve">периоды 1:2 1:3 0:3 = 2:8</w:t>
             </w:r>
           </w:p>
         </w:tc>
@@ -17814,7 +18354,7 @@
                 <w:sz w:val="18"/>
                 <w:szCs w:val="18"/>
               </w:rPr>
-              <w:t xml:space="preserve">Эти же 9 игроков в 6 других матчах указаны в составе команды Слобода, а здесь — в составе команды Локомотив-Р. Если состав принадлежит команде Слобода, то здесь указана не та команда. Какая команда играла на самом деле?</w:t>
+              <w:t xml:space="preserve">Счёт не сходится с суммой по периодам. Ничьей после трёх периодов не было — буллитами не объясняется.</w:t>
             </w:r>
           </w:p>
         </w:tc>
@@ -17859,20 +18399,20 @@
     <w:p>
       <w:pPr>
         <w:keepNext/>
-        <w:spacing w:after="80" w:before="200"/>
+        <w:spacing w:after="80" w:before="160"/>
       </w:pPr>
       <w:r>
         <w:rPr>
           <w:rFonts w:ascii="Calibri" w:cs="Calibri" w:eastAsia="Calibri" w:hAnsi="Calibri"/>
-          <w:b/>
-          <w:bCs/>
-          <w:i w:val="false"/>
-          <w:iCs w:val="false"/>
-          <w:color w:val="1A1F36"/>
-          <w:sz w:val="22"/>
-          <w:szCs w:val="22"/>
+          <w:b w:val="false"/>
+          <w:bCs w:val="false"/>
+          <w:i/>
+          <w:iCs/>
+          <w:color w:val="5A5F7A"/>
+          <w:sz w:val="18"/>
+          <w:szCs w:val="18"/>
         </w:rPr>
-        <w:t xml:space="preserve">август 2026 — матчей 18, ошибок 2</w:t>
+        <w:t xml:space="preserve">Восстановлено по данным самого файла — в ошибки не включено. Если восстановлено неверно, впишите правильное значение.</w:t>
       </w:r>
     </w:p>
     <w:tbl>
@@ -17890,9 +18430,8 @@
       <w:tblGrid>
         <w:gridCol w:w="900"/>
         <w:gridCol w:w="2600"/>
-        <w:gridCol w:w="2400"/>
-        <w:gridCol w:w="4400"/>
-        <w:gridCol w:w="4950"/>
+        <w:gridCol w:w="4800"/>
+        <w:gridCol w:w="6950"/>
       </w:tblGrid>
       <w:tr>
         <w:trPr>
@@ -17974,7 +18513,7 @@
         </w:tc>
         <w:tc>
           <w:tcPr>
-            <w:tcW w:type="dxa" w:w="2400"/>
+            <w:tcW w:type="dxa" w:w="4800"/>
             <w:tcBorders>
               <w:top w:val="single" w:color="C7CBDC" w:sz="4"/>
               <w:left w:val="single" w:color="C7CBDC" w:sz="4"/>
@@ -18005,13 +18544,13 @@
                 <w:sz w:val="18"/>
                 <w:szCs w:val="18"/>
               </w:rPr>
-              <w:t xml:space="preserve">Счёт</w:t>
-            </w:r>
-          </w:p>
-        </w:tc>
-        <w:tc>
-          <w:tcPr>
-            <w:tcW w:type="dxa" w:w="4400"/>
+              <w:t xml:space="preserve">Что восстановлено</w:t>
+            </w:r>
+          </w:p>
+        </w:tc>
+        <w:tc>
+          <w:tcPr>
+            <w:tcW w:type="dxa" w:w="6950"/>
             <w:tcBorders>
               <w:top w:val="single" w:color="C7CBDC" w:sz="4"/>
               <w:left w:val="single" w:color="C7CBDC" w:sz="4"/>
@@ -18042,20 +18581,21 @@
                 <w:sz w:val="18"/>
                 <w:szCs w:val="18"/>
               </w:rPr>
-              <w:t xml:space="preserve">Что не так</w:t>
-            </w:r>
-          </w:p>
-        </w:tc>
-        <w:tc>
-          <w:tcPr>
-            <w:tcW w:type="dxa" w:w="4950"/>
-            <w:tcBorders>
-              <w:top w:val="single" w:color="C7CBDC" w:sz="4"/>
-              <w:left w:val="single" w:color="C7CBDC" w:sz="4"/>
-              <w:bottom w:val="single" w:color="C7CBDC" w:sz="4"/>
-              <w:right w:val="single" w:color="C7CBDC" w:sz="4"/>
-            </w:tcBorders>
-            <w:shd w:fill="EEF0F7" w:color="auto" w:val="clear"/>
+              <w:t xml:space="preserve">Откуда взято</w:t>
+            </w:r>
+          </w:p>
+        </w:tc>
+      </w:tr>
+      <w:tr>
+        <w:tc>
+          <w:tcPr>
+            <w:tcW w:type="dxa" w:w="900"/>
+            <w:tcBorders>
+              <w:top w:val="single" w:color="C7CBDC" w:sz="4"/>
+              <w:left w:val="single" w:color="C7CBDC" w:sz="4"/>
+              <w:bottom w:val="single" w:color="C7CBDC" w:sz="4"/>
+              <w:right w:val="single" w:color="C7CBDC" w:sz="4"/>
+            </w:tcBorders>
             <w:tcMar>
               <w:top w:type="dxa" w:w="60"/>
               <w:left w:type="dxa" w:w="90"/>
@@ -18079,45 +18619,7 @@
                 <w:sz w:val="18"/>
                 <w:szCs w:val="18"/>
               </w:rPr>
-              <w:t xml:space="preserve">Как исправляем</w:t>
-            </w:r>
-          </w:p>
-        </w:tc>
-      </w:tr>
-      <w:tr>
-        <w:tc>
-          <w:tcPr>
-            <w:tcW w:type="dxa" w:w="900"/>
-            <w:tcBorders>
-              <w:top w:val="single" w:color="C7CBDC" w:sz="4"/>
-              <w:left w:val="single" w:color="C7CBDC" w:sz="4"/>
-              <w:bottom w:val="single" w:color="C7CBDC" w:sz="4"/>
-              <w:right w:val="single" w:color="C7CBDC" w:sz="4"/>
-            </w:tcBorders>
-            <w:tcMar>
-              <w:top w:type="dxa" w:w="60"/>
-              <w:left w:type="dxa" w:w="90"/>
-              <w:bottom w:type="dxa" w:w="60"/>
-              <w:right w:type="dxa" w:w="90"/>
-            </w:tcMar>
-            <w:vAlign w:val="top"/>
-          </w:tcPr>
-          <w:p>
-            <w:pPr>
-              <w:spacing w:after="0" w:before="0"/>
-            </w:pPr>
-            <w:r>
-              <w:rPr>
-                <w:rFonts w:ascii="Calibri" w:cs="Calibri" w:eastAsia="Calibri" w:hAnsi="Calibri"/>
-                <w:b/>
-                <w:bCs/>
-                <w:i w:val="false"/>
-                <w:iCs w:val="false"/>
-                <w:color w:val="1A1F36"/>
-                <w:sz w:val="18"/>
-                <w:szCs w:val="18"/>
-              </w:rPr>
-              <w:t xml:space="preserve">226</w:t>
+              <w:t xml:space="preserve">76</w:t>
             </w:r>
           </w:p>
         </w:tc>
@@ -18153,7 +18655,7 @@
                 <w:sz w:val="18"/>
                 <w:szCs w:val="18"/>
               </w:rPr>
-              <w:t xml:space="preserve">02.08.2026  10:00</w:t>
+              <w:t xml:space="preserve">12.08.2026  21:25</w:t>
             </w:r>
             <w:r>
               <w:rPr>
@@ -18167,315 +18669,79 @@
                 <w:szCs w:val="18"/>
               </w:rPr>
               <w:br/>
-              <w:t xml:space="preserve">Цементник — Метеор</w:t>
-            </w:r>
-          </w:p>
-        </w:tc>
-        <w:tc>
-          <w:tcPr>
-            <w:tcW w:type="dxa" w:w="2400"/>
-            <w:tcBorders>
-              <w:top w:val="single" w:color="C7CBDC" w:sz="4"/>
-              <w:left w:val="single" w:color="C7CBDC" w:sz="4"/>
-              <w:bottom w:val="single" w:color="C7CBDC" w:sz="4"/>
-              <w:right w:val="single" w:color="C7CBDC" w:sz="4"/>
-            </w:tcBorders>
-            <w:tcMar>
-              <w:top w:type="dxa" w:w="60"/>
-              <w:left w:type="dxa" w:w="90"/>
-              <w:bottom w:type="dxa" w:w="60"/>
-              <w:right w:type="dxa" w:w="90"/>
-            </w:tcMar>
-            <w:vAlign w:val="top"/>
-          </w:tcPr>
-          <w:p>
-            <w:pPr>
-              <w:spacing w:after="0"/>
-            </w:pPr>
-            <w:r>
-              <w:rPr>
-                <w:rFonts w:ascii="Calibri" w:cs="Calibri" w:eastAsia="Calibri" w:hAnsi="Calibri"/>
-                <w:b w:val="false"/>
-                <w:bCs w:val="false"/>
-                <w:i w:val="false"/>
-                <w:iCs w:val="false"/>
-                <w:color w:val="5A5F7A"/>
-                <w:sz w:val="18"/>
-                <w:szCs w:val="18"/>
-              </w:rPr>
-              <w:t xml:space="preserve">итог 2:6</w:t>
-            </w:r>
-            <w:r>
-              <w:rPr>
-                <w:rFonts w:ascii="Calibri" w:cs="Calibri" w:eastAsia="Calibri" w:hAnsi="Calibri"/>
-                <w:b w:val="false"/>
-                <w:bCs w:val="false"/>
-                <w:i w:val="false"/>
-                <w:iCs w:val="false"/>
-                <w:color w:val="5A5F7A"/>
-                <w:sz w:val="18"/>
-                <w:szCs w:val="18"/>
-              </w:rPr>
-              <w:br/>
-              <w:t xml:space="preserve">периоды 1:2 1:3 0:3 = 2:8</w:t>
-            </w:r>
-          </w:p>
-        </w:tc>
-        <w:tc>
-          <w:tcPr>
-            <w:tcW w:type="dxa" w:w="4400"/>
-            <w:tcBorders>
-              <w:top w:val="single" w:color="C7CBDC" w:sz="4"/>
-              <w:left w:val="single" w:color="C7CBDC" w:sz="4"/>
-              <w:bottom w:val="single" w:color="C7CBDC" w:sz="4"/>
-              <w:right w:val="single" w:color="C7CBDC" w:sz="4"/>
-            </w:tcBorders>
-            <w:tcMar>
-              <w:top w:type="dxa" w:w="60"/>
-              <w:left w:type="dxa" w:w="90"/>
-              <w:bottom w:type="dxa" w:w="60"/>
-              <w:right w:type="dxa" w:w="90"/>
-            </w:tcMar>
-            <w:vAlign w:val="top"/>
-          </w:tcPr>
-          <w:p>
-            <w:pPr>
-              <w:spacing w:after="0" w:before="0"/>
-            </w:pPr>
-            <w:r>
-              <w:rPr>
-                <w:rFonts w:ascii="Calibri" w:cs="Calibri" w:eastAsia="Calibri" w:hAnsi="Calibri"/>
-                <w:b w:val="false"/>
-                <w:bCs w:val="false"/>
-                <w:i w:val="false"/>
-                <w:iCs w:val="false"/>
-                <w:color w:val="1A1F36"/>
-                <w:sz w:val="18"/>
-                <w:szCs w:val="18"/>
-              </w:rPr>
-              <w:t xml:space="preserve">Счёт не сходится с суммой по периодам. Ничьей после трёх периодов не было — буллитами не объясняется.</w:t>
-            </w:r>
-          </w:p>
-        </w:tc>
-        <w:tc>
-          <w:tcPr>
-            <w:tcW w:type="dxa" w:w="4950"/>
-            <w:tcBorders>
-              <w:top w:val="single" w:color="C7CBDC" w:sz="4"/>
-              <w:left w:val="single" w:color="C7CBDC" w:sz="4"/>
-              <w:bottom w:val="single" w:color="C7CBDC" w:sz="4"/>
-              <w:right w:val="single" w:color="C7CBDC" w:sz="4"/>
-            </w:tcBorders>
-            <w:tcMar>
-              <w:top w:type="dxa" w:w="60"/>
-              <w:left w:type="dxa" w:w="90"/>
-              <w:bottom w:type="dxa" w:w="60"/>
-              <w:right w:type="dxa" w:w="90"/>
-            </w:tcMar>
-            <w:vAlign w:val="top"/>
-          </w:tcPr>
-          <w:p>
-            <w:pPr>
-              <w:spacing w:after="0" w:before="0"/>
-            </w:pPr>
-            <w:r>
-              <w:rPr>
-                <w:rFonts w:ascii="Calibri" w:cs="Calibri" w:eastAsia="Calibri" w:hAnsi="Calibri"/>
-                <w:b w:val="false"/>
-                <w:bCs w:val="false"/>
-                <w:i w:val="false"/>
-                <w:iCs w:val="false"/>
-                <w:color w:val="1A1F36"/>
-                <w:sz w:val="18"/>
-                <w:szCs w:val="18"/>
-              </w:rPr>
-              <w:t xml:space="preserve"/>
-            </w:r>
-          </w:p>
-        </w:tc>
-      </w:tr>
-      <w:tr>
-        <w:tc>
-          <w:tcPr>
-            <w:tcW w:type="dxa" w:w="900"/>
-            <w:tcBorders>
-              <w:top w:val="single" w:color="C7CBDC" w:sz="4"/>
-              <w:left w:val="single" w:color="C7CBDC" w:sz="4"/>
-              <w:bottom w:val="single" w:color="C7CBDC" w:sz="4"/>
-              <w:right w:val="single" w:color="C7CBDC" w:sz="4"/>
-            </w:tcBorders>
-            <w:shd w:fill="F7F8FC" w:color="auto" w:val="clear"/>
-            <w:tcMar>
-              <w:top w:type="dxa" w:w="60"/>
-              <w:left w:type="dxa" w:w="90"/>
-              <w:bottom w:type="dxa" w:w="60"/>
-              <w:right w:type="dxa" w:w="90"/>
-            </w:tcMar>
-            <w:vAlign w:val="top"/>
-          </w:tcPr>
-          <w:p>
-            <w:pPr>
-              <w:spacing w:after="0" w:before="0"/>
-            </w:pPr>
-            <w:r>
-              <w:rPr>
-                <w:rFonts w:ascii="Calibri" w:cs="Calibri" w:eastAsia="Calibri" w:hAnsi="Calibri"/>
-                <w:b/>
-                <w:bCs/>
-                <w:i w:val="false"/>
-                <w:iCs w:val="false"/>
-                <w:color w:val="1A1F36"/>
-                <w:sz w:val="18"/>
-                <w:szCs w:val="18"/>
-              </w:rPr>
-              <w:t xml:space="preserve">76</w:t>
-            </w:r>
-          </w:p>
-        </w:tc>
-        <w:tc>
-          <w:tcPr>
-            <w:tcW w:type="dxa" w:w="2600"/>
-            <w:tcBorders>
-              <w:top w:val="single" w:color="C7CBDC" w:sz="4"/>
-              <w:left w:val="single" w:color="C7CBDC" w:sz="4"/>
-              <w:bottom w:val="single" w:color="C7CBDC" w:sz="4"/>
-              <w:right w:val="single" w:color="C7CBDC" w:sz="4"/>
-            </w:tcBorders>
-            <w:shd w:fill="F7F8FC" w:color="auto" w:val="clear"/>
-            <w:tcMar>
-              <w:top w:type="dxa" w:w="60"/>
-              <w:left w:type="dxa" w:w="90"/>
-              <w:bottom w:type="dxa" w:w="60"/>
-              <w:right w:type="dxa" w:w="90"/>
-            </w:tcMar>
-            <w:vAlign w:val="top"/>
-          </w:tcPr>
-          <w:p>
-            <w:pPr>
-              <w:spacing w:after="0"/>
-            </w:pPr>
-            <w:r>
-              <w:rPr>
-                <w:rFonts w:ascii="Calibri" w:cs="Calibri" w:eastAsia="Calibri" w:hAnsi="Calibri"/>
-                <w:b w:val="false"/>
-                <w:bCs w:val="false"/>
-                <w:i w:val="false"/>
-                <w:iCs w:val="false"/>
-                <w:color w:val="1A1F36"/>
-                <w:sz w:val="18"/>
-                <w:szCs w:val="18"/>
-              </w:rPr>
-              <w:t xml:space="preserve">один состав за разные команды</w:t>
-            </w:r>
-          </w:p>
-        </w:tc>
-        <w:tc>
-          <w:tcPr>
-            <w:tcW w:type="dxa" w:w="2400"/>
-            <w:tcBorders>
-              <w:top w:val="single" w:color="C7CBDC" w:sz="4"/>
-              <w:left w:val="single" w:color="C7CBDC" w:sz="4"/>
-              <w:bottom w:val="single" w:color="C7CBDC" w:sz="4"/>
-              <w:right w:val="single" w:color="C7CBDC" w:sz="4"/>
-            </w:tcBorders>
-            <w:shd w:fill="F7F8FC" w:color="auto" w:val="clear"/>
-            <w:tcMar>
-              <w:top w:type="dxa" w:w="60"/>
-              <w:left w:type="dxa" w:w="90"/>
-              <w:bottom w:type="dxa" w:w="60"/>
-              <w:right w:type="dxa" w:w="90"/>
-            </w:tcMar>
-            <w:vAlign w:val="top"/>
-          </w:tcPr>
-          <w:p>
-            <w:pPr>
-              <w:spacing w:after="0"/>
-            </w:pPr>
-            <w:r>
-              <w:rPr>
-                <w:rFonts w:ascii="Calibri" w:cs="Calibri" w:eastAsia="Calibri" w:hAnsi="Calibri"/>
-                <w:b w:val="false"/>
-                <w:bCs w:val="false"/>
-                <w:i w:val="false"/>
-                <w:iCs w:val="false"/>
-                <w:color w:val="5A5F7A"/>
-                <w:sz w:val="18"/>
-                <w:szCs w:val="18"/>
-              </w:rPr>
-              <w:t xml:space="preserve">—</w:t>
-            </w:r>
-          </w:p>
-        </w:tc>
-        <w:tc>
-          <w:tcPr>
-            <w:tcW w:type="dxa" w:w="4400"/>
-            <w:tcBorders>
-              <w:top w:val="single" w:color="C7CBDC" w:sz="4"/>
-              <w:left w:val="single" w:color="C7CBDC" w:sz="4"/>
-              <w:bottom w:val="single" w:color="C7CBDC" w:sz="4"/>
-              <w:right w:val="single" w:color="C7CBDC" w:sz="4"/>
-            </w:tcBorders>
-            <w:shd w:fill="F7F8FC" w:color="auto" w:val="clear"/>
-            <w:tcMar>
-              <w:top w:type="dxa" w:w="60"/>
-              <w:left w:type="dxa" w:w="90"/>
-              <w:bottom w:type="dxa" w:w="60"/>
-              <w:right w:type="dxa" w:w="90"/>
-            </w:tcMar>
-            <w:vAlign w:val="top"/>
-          </w:tcPr>
-          <w:p>
-            <w:pPr>
-              <w:spacing w:after="0" w:before="0"/>
-            </w:pPr>
-            <w:r>
-              <w:rPr>
-                <w:rFonts w:ascii="Calibri" w:cs="Calibri" w:eastAsia="Calibri" w:hAnsi="Calibri"/>
-                <w:b w:val="false"/>
-                <w:bCs w:val="false"/>
-                <w:i w:val="false"/>
-                <w:iCs w:val="false"/>
-                <w:color w:val="1A1F36"/>
-                <w:sz w:val="18"/>
-                <w:szCs w:val="18"/>
-              </w:rPr>
-              <w:t xml:space="preserve">Эти же 9 игроков в 4 других матчах указаны в составе команды Слобода, а здесь — в составе команды Локомотив-Р. Если состав принадлежит команде Слобода, то здесь указана не та команда. Какая команда играла на самом деле?</w:t>
-            </w:r>
-          </w:p>
-        </w:tc>
-        <w:tc>
-          <w:tcPr>
-            <w:tcW w:type="dxa" w:w="4950"/>
-            <w:tcBorders>
-              <w:top w:val="single" w:color="C7CBDC" w:sz="4"/>
-              <w:left w:val="single" w:color="C7CBDC" w:sz="4"/>
-              <w:bottom w:val="single" w:color="C7CBDC" w:sz="4"/>
-              <w:right w:val="single" w:color="C7CBDC" w:sz="4"/>
-            </w:tcBorders>
-            <w:tcMar>
-              <w:top w:type="dxa" w:w="60"/>
-              <w:left w:type="dxa" w:w="90"/>
-              <w:bottom w:type="dxa" w:w="60"/>
-              <w:right w:type="dxa" w:w="90"/>
-            </w:tcMar>
-            <w:vAlign w:val="top"/>
-          </w:tcPr>
-          <w:p>
-            <w:pPr>
-              <w:spacing w:after="0" w:before="0"/>
-            </w:pPr>
-            <w:r>
-              <w:rPr>
-                <w:rFonts w:ascii="Calibri" w:cs="Calibri" w:eastAsia="Calibri" w:hAnsi="Calibri"/>
-                <w:b w:val="false"/>
-                <w:bCs w:val="false"/>
-                <w:i w:val="false"/>
-                <w:iCs w:val="false"/>
-                <w:color w:val="1A1F36"/>
-                <w:sz w:val="18"/>
-                <w:szCs w:val="18"/>
-              </w:rPr>
-              <w:t xml:space="preserve"/>
+              <w:t xml:space="preserve">Слобода — Локомотив-Р</w:t>
+            </w:r>
+          </w:p>
+        </w:tc>
+        <w:tc>
+          <w:tcPr>
+            <w:tcW w:type="dxa" w:w="4800"/>
+            <w:tcBorders>
+              <w:top w:val="single" w:color="C7CBDC" w:sz="4"/>
+              <w:left w:val="single" w:color="C7CBDC" w:sz="4"/>
+              <w:bottom w:val="single" w:color="C7CBDC" w:sz="4"/>
+              <w:right w:val="single" w:color="C7CBDC" w:sz="4"/>
+            </w:tcBorders>
+            <w:tcMar>
+              <w:top w:type="dxa" w:w="60"/>
+              <w:left w:type="dxa" w:w="90"/>
+              <w:bottom w:type="dxa" w:w="60"/>
+              <w:right w:type="dxa" w:w="90"/>
+            </w:tcMar>
+            <w:vAlign w:val="top"/>
+          </w:tcPr>
+          <w:p>
+            <w:pPr>
+              <w:spacing w:after="0" w:before="0"/>
+            </w:pPr>
+            <w:r>
+              <w:rPr>
+                <w:rFonts w:ascii="Calibri" w:cs="Calibri" w:eastAsia="Calibri" w:hAnsi="Calibri"/>
+                <w:b w:val="false"/>
+                <w:bCs w:val="false"/>
+                <w:i w:val="false"/>
+                <w:iCs w:val="false"/>
+                <w:color w:val="1A1F36"/>
+                <w:sz w:val="18"/>
+                <w:szCs w:val="18"/>
+              </w:rPr>
+              <w:t xml:space="preserve">состав команды Локомотив-Р: поставлен её постоянный состав: Возмищев Данил Александрович №1, Чикнайкин Антон Андреевич №16, Исламов Артём Дмитриевич №98, Дьяков Никита Петрович №77, Маслов Егор Александрович №33, Леванов Антон Павлович №5, Железнов Игорь Владимирович №55, Нарватов Дмитрий Александрович №10, Александров Евгений Александрович №17</w:t>
+            </w:r>
+          </w:p>
+        </w:tc>
+        <w:tc>
+          <w:tcPr>
+            <w:tcW w:type="dxa" w:w="6950"/>
+            <w:tcBorders>
+              <w:top w:val="single" w:color="C7CBDC" w:sz="4"/>
+              <w:left w:val="single" w:color="C7CBDC" w:sz="4"/>
+              <w:bottom w:val="single" w:color="C7CBDC" w:sz="4"/>
+              <w:right w:val="single" w:color="C7CBDC" w:sz="4"/>
+            </w:tcBorders>
+            <w:tcMar>
+              <w:top w:type="dxa" w:w="60"/>
+              <w:left w:type="dxa" w:w="90"/>
+              <w:bottom w:type="dxa" w:w="60"/>
+              <w:right w:type="dxa" w:w="90"/>
+            </w:tcMar>
+            <w:vAlign w:val="top"/>
+          </w:tcPr>
+          <w:p>
+            <w:pPr>
+              <w:spacing w:after="0" w:before="0"/>
+            </w:pPr>
+            <w:r>
+              <w:rPr>
+                <w:rFonts w:ascii="Calibri" w:cs="Calibri" w:eastAsia="Calibri" w:hAnsi="Calibri"/>
+                <w:b w:val="false"/>
+                <w:bCs w:val="false"/>
+                <w:i w:val="false"/>
+                <w:iCs w:val="false"/>
+                <w:color w:val="1A1F36"/>
+                <w:sz w:val="18"/>
+                <w:szCs w:val="18"/>
+              </w:rPr>
+              <w:t xml:space="preserve">в этом матче за обе команды записаны одни и те же игроки — состав команды Слобода; у команды Локомотив-Р во всех остальных 4 матчах файла один и тот же свой состав</w:t>
             </w:r>
           </w:p>
         </w:tc>
@@ -18519,7 +18785,7 @@
           <w:sz w:val="22"/>
           <w:szCs w:val="22"/>
         </w:rPr>
-        <w:t xml:space="preserve">Проверено матчей: 35.   Найдено ошибок: 16.   Восстановлено по данным: 4.</w:t>
+        <w:t xml:space="preserve">Проверено матчей: 35.   Найдено ошибок: 16.   Восстановлено по данным: 2.</w:t>
       </w:r>
     </w:p>
     <w:p>
@@ -19314,521 +19580,6 @@
                 <w:szCs w:val="18"/>
               </w:rPr>
               <w:t xml:space="preserve"/>
-            </w:r>
-          </w:p>
-        </w:tc>
-      </w:tr>
-    </w:tbl>
-    <w:p>
-      <w:pPr>
-        <w:keepNext/>
-        <w:spacing w:after="80" w:before="160"/>
-      </w:pPr>
-      <w:r>
-        <w:rPr>
-          <w:rFonts w:ascii="Calibri" w:cs="Calibri" w:eastAsia="Calibri" w:hAnsi="Calibri"/>
-          <w:b w:val="false"/>
-          <w:bCs w:val="false"/>
-          <w:i/>
-          <w:iCs/>
-          <w:color w:val="5A5F7A"/>
-          <w:sz w:val="18"/>
-          <w:szCs w:val="18"/>
-        </w:rPr>
-        <w:t xml:space="preserve">Восстановлено по данным самого файла — в ошибки не включено. Если восстановлено неверно, впишите правильное значение.</w:t>
-      </w:r>
-    </w:p>
-    <w:tbl>
-      <w:tblPr>
-        <w:tblW w:type="dxa" w:w="15250"/>
-        <w:tblBorders>
-          <w:top w:val="single" w:color="auto" w:sz="4"/>
-          <w:left w:val="single" w:color="auto" w:sz="4"/>
-          <w:bottom w:val="single" w:color="auto" w:sz="4"/>
-          <w:right w:val="single" w:color="auto" w:sz="4"/>
-          <w:insideH w:val="single" w:color="auto" w:sz="4"/>
-          <w:insideV w:val="single" w:color="auto" w:sz="4"/>
-        </w:tblBorders>
-      </w:tblPr>
-      <w:tblGrid>
-        <w:gridCol w:w="900"/>
-        <w:gridCol w:w="2600"/>
-        <w:gridCol w:w="4800"/>
-        <w:gridCol w:w="6950"/>
-      </w:tblGrid>
-      <w:tr>
-        <w:trPr>
-          <w:tblHeader/>
-        </w:trPr>
-        <w:tc>
-          <w:tcPr>
-            <w:tcW w:type="dxa" w:w="900"/>
-            <w:tcBorders>
-              <w:top w:val="single" w:color="C7CBDC" w:sz="4"/>
-              <w:left w:val="single" w:color="C7CBDC" w:sz="4"/>
-              <w:bottom w:val="single" w:color="C7CBDC" w:sz="4"/>
-              <w:right w:val="single" w:color="C7CBDC" w:sz="4"/>
-            </w:tcBorders>
-            <w:shd w:fill="EEF0F7" w:color="auto" w:val="clear"/>
-            <w:tcMar>
-              <w:top w:type="dxa" w:w="60"/>
-              <w:left w:type="dxa" w:w="90"/>
-              <w:bottom w:type="dxa" w:w="60"/>
-              <w:right w:type="dxa" w:w="90"/>
-            </w:tcMar>
-            <w:vAlign w:val="top"/>
-          </w:tcPr>
-          <w:p>
-            <w:pPr>
-              <w:spacing w:after="0" w:before="0"/>
-            </w:pPr>
-            <w:r>
-              <w:rPr>
-                <w:rFonts w:ascii="Calibri" w:cs="Calibri" w:eastAsia="Calibri" w:hAnsi="Calibri"/>
-                <w:b/>
-                <w:bCs/>
-                <w:i w:val="false"/>
-                <w:iCs w:val="false"/>
-                <w:color w:val="1A1F36"/>
-                <w:sz w:val="18"/>
-                <w:szCs w:val="18"/>
-              </w:rPr>
-              <w:t xml:space="preserve">Стр.</w:t>
-            </w:r>
-          </w:p>
-        </w:tc>
-        <w:tc>
-          <w:tcPr>
-            <w:tcW w:type="dxa" w:w="2600"/>
-            <w:tcBorders>
-              <w:top w:val="single" w:color="C7CBDC" w:sz="4"/>
-              <w:left w:val="single" w:color="C7CBDC" w:sz="4"/>
-              <w:bottom w:val="single" w:color="C7CBDC" w:sz="4"/>
-              <w:right w:val="single" w:color="C7CBDC" w:sz="4"/>
-            </w:tcBorders>
-            <w:shd w:fill="EEF0F7" w:color="auto" w:val="clear"/>
-            <w:tcMar>
-              <w:top w:type="dxa" w:w="60"/>
-              <w:left w:type="dxa" w:w="90"/>
-              <w:bottom w:type="dxa" w:w="60"/>
-              <w:right w:type="dxa" w:w="90"/>
-            </w:tcMar>
-            <w:vAlign w:val="top"/>
-          </w:tcPr>
-          <w:p>
-            <w:pPr>
-              <w:spacing w:after="0" w:before="0"/>
-            </w:pPr>
-            <w:r>
-              <w:rPr>
-                <w:rFonts w:ascii="Calibri" w:cs="Calibri" w:eastAsia="Calibri" w:hAnsi="Calibri"/>
-                <w:b/>
-                <w:bCs/>
-                <w:i w:val="false"/>
-                <w:iCs w:val="false"/>
-                <w:color w:val="1A1F36"/>
-                <w:sz w:val="18"/>
-                <w:szCs w:val="18"/>
-              </w:rPr>
-              <w:t xml:space="preserve">Матч</w:t>
-            </w:r>
-          </w:p>
-        </w:tc>
-        <w:tc>
-          <w:tcPr>
-            <w:tcW w:type="dxa" w:w="4800"/>
-            <w:tcBorders>
-              <w:top w:val="single" w:color="C7CBDC" w:sz="4"/>
-              <w:left w:val="single" w:color="C7CBDC" w:sz="4"/>
-              <w:bottom w:val="single" w:color="C7CBDC" w:sz="4"/>
-              <w:right w:val="single" w:color="C7CBDC" w:sz="4"/>
-            </w:tcBorders>
-            <w:shd w:fill="EEF0F7" w:color="auto" w:val="clear"/>
-            <w:tcMar>
-              <w:top w:type="dxa" w:w="60"/>
-              <w:left w:type="dxa" w:w="90"/>
-              <w:bottom w:type="dxa" w:w="60"/>
-              <w:right w:type="dxa" w:w="90"/>
-            </w:tcMar>
-            <w:vAlign w:val="top"/>
-          </w:tcPr>
-          <w:p>
-            <w:pPr>
-              <w:spacing w:after="0" w:before="0"/>
-            </w:pPr>
-            <w:r>
-              <w:rPr>
-                <w:rFonts w:ascii="Calibri" w:cs="Calibri" w:eastAsia="Calibri" w:hAnsi="Calibri"/>
-                <w:b/>
-                <w:bCs/>
-                <w:i w:val="false"/>
-                <w:iCs w:val="false"/>
-                <w:color w:val="1A1F36"/>
-                <w:sz w:val="18"/>
-                <w:szCs w:val="18"/>
-              </w:rPr>
-              <w:t xml:space="preserve">Что восстановлено</w:t>
-            </w:r>
-          </w:p>
-        </w:tc>
-        <w:tc>
-          <w:tcPr>
-            <w:tcW w:type="dxa" w:w="6950"/>
-            <w:tcBorders>
-              <w:top w:val="single" w:color="C7CBDC" w:sz="4"/>
-              <w:left w:val="single" w:color="C7CBDC" w:sz="4"/>
-              <w:bottom w:val="single" w:color="C7CBDC" w:sz="4"/>
-              <w:right w:val="single" w:color="C7CBDC" w:sz="4"/>
-            </w:tcBorders>
-            <w:shd w:fill="EEF0F7" w:color="auto" w:val="clear"/>
-            <w:tcMar>
-              <w:top w:type="dxa" w:w="60"/>
-              <w:left w:type="dxa" w:w="90"/>
-              <w:bottom w:type="dxa" w:w="60"/>
-              <w:right w:type="dxa" w:w="90"/>
-            </w:tcMar>
-            <w:vAlign w:val="top"/>
-          </w:tcPr>
-          <w:p>
-            <w:pPr>
-              <w:spacing w:after="0" w:before="0"/>
-            </w:pPr>
-            <w:r>
-              <w:rPr>
-                <w:rFonts w:ascii="Calibri" w:cs="Calibri" w:eastAsia="Calibri" w:hAnsi="Calibri"/>
-                <w:b/>
-                <w:bCs/>
-                <w:i w:val="false"/>
-                <w:iCs w:val="false"/>
-                <w:color w:val="1A1F36"/>
-                <w:sz w:val="18"/>
-                <w:szCs w:val="18"/>
-              </w:rPr>
-              <w:t xml:space="preserve">Откуда взято</w:t>
-            </w:r>
-          </w:p>
-        </w:tc>
-      </w:tr>
-      <w:tr>
-        <w:tc>
-          <w:tcPr>
-            <w:tcW w:type="dxa" w:w="900"/>
-            <w:tcBorders>
-              <w:top w:val="single" w:color="C7CBDC" w:sz="4"/>
-              <w:left w:val="single" w:color="C7CBDC" w:sz="4"/>
-              <w:bottom w:val="single" w:color="C7CBDC" w:sz="4"/>
-              <w:right w:val="single" w:color="C7CBDC" w:sz="4"/>
-            </w:tcBorders>
-            <w:tcMar>
-              <w:top w:type="dxa" w:w="60"/>
-              <w:left w:type="dxa" w:w="90"/>
-              <w:bottom w:type="dxa" w:w="60"/>
-              <w:right w:type="dxa" w:w="90"/>
-            </w:tcMar>
-            <w:vAlign w:val="top"/>
-          </w:tcPr>
-          <w:p>
-            <w:pPr>
-              <w:spacing w:after="0" w:before="0"/>
-            </w:pPr>
-            <w:r>
-              <w:rPr>
-                <w:rFonts w:ascii="Calibri" w:cs="Calibri" w:eastAsia="Calibri" w:hAnsi="Calibri"/>
-                <w:b/>
-                <w:bCs/>
-                <w:i w:val="false"/>
-                <w:iCs w:val="false"/>
-                <w:color w:val="1A1F36"/>
-                <w:sz w:val="18"/>
-                <w:szCs w:val="18"/>
-              </w:rPr>
-              <w:t xml:space="preserve">211</w:t>
-            </w:r>
-          </w:p>
-        </w:tc>
-        <w:tc>
-          <w:tcPr>
-            <w:tcW w:type="dxa" w:w="2600"/>
-            <w:tcBorders>
-              <w:top w:val="single" w:color="C7CBDC" w:sz="4"/>
-              <w:left w:val="single" w:color="C7CBDC" w:sz="4"/>
-              <w:bottom w:val="single" w:color="C7CBDC" w:sz="4"/>
-              <w:right w:val="single" w:color="C7CBDC" w:sz="4"/>
-            </w:tcBorders>
-            <w:tcMar>
-              <w:top w:type="dxa" w:w="60"/>
-              <w:left w:type="dxa" w:w="90"/>
-              <w:bottom w:type="dxa" w:w="60"/>
-              <w:right w:type="dxa" w:w="90"/>
-            </w:tcMar>
-            <w:vAlign w:val="top"/>
-          </w:tcPr>
-          <w:p>
-            <w:pPr>
-              <w:spacing w:after="0"/>
-            </w:pPr>
-            <w:r>
-              <w:rPr>
-                <w:rFonts w:ascii="Calibri" w:cs="Calibri" w:eastAsia="Calibri" w:hAnsi="Calibri"/>
-                <w:b w:val="false"/>
-                <w:bCs w:val="false"/>
-                <w:i w:val="false"/>
-                <w:iCs w:val="false"/>
-                <w:color w:val="1A1F36"/>
-                <w:sz w:val="18"/>
-                <w:szCs w:val="18"/>
-              </w:rPr>
-              <w:t xml:space="preserve">13.07.2026  21:25</w:t>
-            </w:r>
-            <w:r>
-              <w:rPr>
-                <w:rFonts w:ascii="Calibri" w:cs="Calibri" w:eastAsia="Calibri" w:hAnsi="Calibri"/>
-                <w:b w:val="false"/>
-                <w:bCs w:val="false"/>
-                <w:i w:val="false"/>
-                <w:iCs w:val="false"/>
-                <w:color w:val="1A1F36"/>
-                <w:sz w:val="18"/>
-                <w:szCs w:val="18"/>
-              </w:rPr>
-              <w:br/>
-              <w:t xml:space="preserve">Штурм — Сармат</w:t>
-            </w:r>
-          </w:p>
-        </w:tc>
-        <w:tc>
-          <w:tcPr>
-            <w:tcW w:type="dxa" w:w="4800"/>
-            <w:tcBorders>
-              <w:top w:val="single" w:color="C7CBDC" w:sz="4"/>
-              <w:left w:val="single" w:color="C7CBDC" w:sz="4"/>
-              <w:bottom w:val="single" w:color="C7CBDC" w:sz="4"/>
-              <w:right w:val="single" w:color="C7CBDC" w:sz="4"/>
-            </w:tcBorders>
-            <w:tcMar>
-              <w:top w:type="dxa" w:w="60"/>
-              <w:left w:type="dxa" w:w="90"/>
-              <w:bottom w:type="dxa" w:w="60"/>
-              <w:right w:type="dxa" w:w="90"/>
-            </w:tcMar>
-            <w:vAlign w:val="top"/>
-          </w:tcPr>
-          <w:p>
-            <w:pPr>
-              <w:spacing w:after="0" w:before="0"/>
-            </w:pPr>
-            <w:r>
-              <w:rPr>
-                <w:rFonts w:ascii="Calibri" w:cs="Calibri" w:eastAsia="Calibri" w:hAnsi="Calibri"/>
-                <w:b w:val="false"/>
-                <w:bCs w:val="false"/>
-                <w:i w:val="false"/>
-                <w:iCs w:val="false"/>
-                <w:color w:val="1A1F36"/>
-                <w:sz w:val="18"/>
-                <w:szCs w:val="18"/>
-              </w:rPr>
-              <w:t xml:space="preserve">состав команды Штурм: было записано: Нарватов Александр Петрович №9, Нарватов Андрей Александрович №74, Рябинин Евгений Васильевич №7; восстановлено: Шароватов Василий Александрович №69, Кисляков Сергей Николаевич №74, Буянкин Андрей Сергеевич №7</w:t>
-            </w:r>
-          </w:p>
-        </w:tc>
-        <w:tc>
-          <w:tcPr>
-            <w:tcW w:type="dxa" w:w="6950"/>
-            <w:tcBorders>
-              <w:top w:val="single" w:color="C7CBDC" w:sz="4"/>
-              <w:left w:val="single" w:color="C7CBDC" w:sz="4"/>
-              <w:bottom w:val="single" w:color="C7CBDC" w:sz="4"/>
-              <w:right w:val="single" w:color="C7CBDC" w:sz="4"/>
-            </w:tcBorders>
-            <w:tcMar>
-              <w:top w:type="dxa" w:w="60"/>
-              <w:left w:type="dxa" w:w="90"/>
-              <w:bottom w:type="dxa" w:w="60"/>
-              <w:right w:type="dxa" w:w="90"/>
-            </w:tcMar>
-            <w:vAlign w:val="top"/>
-          </w:tcPr>
-          <w:p>
-            <w:pPr>
-              <w:spacing w:after="0" w:before="0"/>
-            </w:pPr>
-            <w:r>
-              <w:rPr>
-                <w:rFonts w:ascii="Calibri" w:cs="Calibri" w:eastAsia="Calibri" w:hAnsi="Calibri"/>
-                <w:b w:val="false"/>
-                <w:bCs w:val="false"/>
-                <w:i w:val="false"/>
-                <w:iCs w:val="false"/>
-                <w:color w:val="1A1F36"/>
-                <w:sz w:val="18"/>
-                <w:szCs w:val="18"/>
-              </w:rPr>
-              <w:t xml:space="preserve">во всех остальных 6 матчах файла у команды Штурм один и тот же состав полевых игроков; 2 из записанных здесь игроков есть и в составе соперника, команды Сармат</w:t>
-            </w:r>
-          </w:p>
-        </w:tc>
-      </w:tr>
-      <w:tr>
-        <w:tc>
-          <w:tcPr>
-            <w:tcW w:type="dxa" w:w="900"/>
-            <w:tcBorders>
-              <w:top w:val="single" w:color="C7CBDC" w:sz="4"/>
-              <w:left w:val="single" w:color="C7CBDC" w:sz="4"/>
-              <w:bottom w:val="single" w:color="C7CBDC" w:sz="4"/>
-              <w:right w:val="single" w:color="C7CBDC" w:sz="4"/>
-            </w:tcBorders>
-            <w:shd w:fill="F7F8FC" w:color="auto" w:val="clear"/>
-            <w:tcMar>
-              <w:top w:type="dxa" w:w="60"/>
-              <w:left w:type="dxa" w:w="90"/>
-              <w:bottom w:type="dxa" w:w="60"/>
-              <w:right w:type="dxa" w:w="90"/>
-            </w:tcMar>
-            <w:vAlign w:val="top"/>
-          </w:tcPr>
-          <w:p>
-            <w:pPr>
-              <w:spacing w:after="0" w:before="0"/>
-            </w:pPr>
-            <w:r>
-              <w:rPr>
-                <w:rFonts w:ascii="Calibri" w:cs="Calibri" w:eastAsia="Calibri" w:hAnsi="Calibri"/>
-                <w:b/>
-                <w:bCs/>
-                <w:i w:val="false"/>
-                <w:iCs w:val="false"/>
-                <w:color w:val="1A1F36"/>
-                <w:sz w:val="18"/>
-                <w:szCs w:val="18"/>
-              </w:rPr>
-              <w:t xml:space="preserve">226</w:t>
-            </w:r>
-          </w:p>
-        </w:tc>
-        <w:tc>
-          <w:tcPr>
-            <w:tcW w:type="dxa" w:w="2600"/>
-            <w:tcBorders>
-              <w:top w:val="single" w:color="C7CBDC" w:sz="4"/>
-              <w:left w:val="single" w:color="C7CBDC" w:sz="4"/>
-              <w:bottom w:val="single" w:color="C7CBDC" w:sz="4"/>
-              <w:right w:val="single" w:color="C7CBDC" w:sz="4"/>
-            </w:tcBorders>
-            <w:shd w:fill="F7F8FC" w:color="auto" w:val="clear"/>
-            <w:tcMar>
-              <w:top w:type="dxa" w:w="60"/>
-              <w:left w:type="dxa" w:w="90"/>
-              <w:bottom w:type="dxa" w:w="60"/>
-              <w:right w:type="dxa" w:w="90"/>
-            </w:tcMar>
-            <w:vAlign w:val="top"/>
-          </w:tcPr>
-          <w:p>
-            <w:pPr>
-              <w:spacing w:after="0"/>
-            </w:pPr>
-            <w:r>
-              <w:rPr>
-                <w:rFonts w:ascii="Calibri" w:cs="Calibri" w:eastAsia="Calibri" w:hAnsi="Calibri"/>
-                <w:b w:val="false"/>
-                <w:bCs w:val="false"/>
-                <w:i w:val="false"/>
-                <w:iCs w:val="false"/>
-                <w:color w:val="1A1F36"/>
-                <w:sz w:val="18"/>
-                <w:szCs w:val="18"/>
-              </w:rPr>
-              <w:t xml:space="preserve">13.07.2026  20:30</w:t>
-            </w:r>
-            <w:r>
-              <w:rPr>
-                <w:rFonts w:ascii="Calibri" w:cs="Calibri" w:eastAsia="Calibri" w:hAnsi="Calibri"/>
-                <w:b w:val="false"/>
-                <w:bCs w:val="false"/>
-                <w:i w:val="false"/>
-                <w:iCs w:val="false"/>
-                <w:color w:val="1A1F36"/>
-                <w:sz w:val="18"/>
-                <w:szCs w:val="18"/>
-              </w:rPr>
-              <w:br/>
-              <w:t xml:space="preserve">Сармат — Штурм</w:t>
-            </w:r>
-          </w:p>
-        </w:tc>
-        <w:tc>
-          <w:tcPr>
-            <w:tcW w:type="dxa" w:w="4800"/>
-            <w:tcBorders>
-              <w:top w:val="single" w:color="C7CBDC" w:sz="4"/>
-              <w:left w:val="single" w:color="C7CBDC" w:sz="4"/>
-              <w:bottom w:val="single" w:color="C7CBDC" w:sz="4"/>
-              <w:right w:val="single" w:color="C7CBDC" w:sz="4"/>
-            </w:tcBorders>
-            <w:shd w:fill="F7F8FC" w:color="auto" w:val="clear"/>
-            <w:tcMar>
-              <w:top w:type="dxa" w:w="60"/>
-              <w:left w:type="dxa" w:w="90"/>
-              <w:bottom w:type="dxa" w:w="60"/>
-              <w:right w:type="dxa" w:w="90"/>
-            </w:tcMar>
-            <w:vAlign w:val="top"/>
-          </w:tcPr>
-          <w:p>
-            <w:pPr>
-              <w:spacing w:after="0" w:before="0"/>
-            </w:pPr>
-            <w:r>
-              <w:rPr>
-                <w:rFonts w:ascii="Calibri" w:cs="Calibri" w:eastAsia="Calibri" w:hAnsi="Calibri"/>
-                <w:b w:val="false"/>
-                <w:bCs w:val="false"/>
-                <w:i w:val="false"/>
-                <w:iCs w:val="false"/>
-                <w:color w:val="1A1F36"/>
-                <w:sz w:val="18"/>
-                <w:szCs w:val="18"/>
-              </w:rPr>
-              <w:t xml:space="preserve">состав команды Штурм: было записано: Нарватов Александр Петрович №9, Нарватов Андрей Александрович №74, Рябинин Евгений Васильевич №7; восстановлено: Шароватов Василий Александрович №69, Кисляков Сергей Николаевич №74, Буянкин Андрей Сергеевич №7</w:t>
-            </w:r>
-          </w:p>
-        </w:tc>
-        <w:tc>
-          <w:tcPr>
-            <w:tcW w:type="dxa" w:w="6950"/>
-            <w:tcBorders>
-              <w:top w:val="single" w:color="C7CBDC" w:sz="4"/>
-              <w:left w:val="single" w:color="C7CBDC" w:sz="4"/>
-              <w:bottom w:val="single" w:color="C7CBDC" w:sz="4"/>
-              <w:right w:val="single" w:color="C7CBDC" w:sz="4"/>
-            </w:tcBorders>
-            <w:shd w:fill="F7F8FC" w:color="auto" w:val="clear"/>
-            <w:tcMar>
-              <w:top w:type="dxa" w:w="60"/>
-              <w:left w:type="dxa" w:w="90"/>
-              <w:bottom w:type="dxa" w:w="60"/>
-              <w:right w:type="dxa" w:w="90"/>
-            </w:tcMar>
-            <w:vAlign w:val="top"/>
-          </w:tcPr>
-          <w:p>
-            <w:pPr>
-              <w:spacing w:after="0" w:before="0"/>
-            </w:pPr>
-            <w:r>
-              <w:rPr>
-                <w:rFonts w:ascii="Calibri" w:cs="Calibri" w:eastAsia="Calibri" w:hAnsi="Calibri"/>
-                <w:b w:val="false"/>
-                <w:bCs w:val="false"/>
-                <w:i w:val="false"/>
-                <w:iCs w:val="false"/>
-                <w:color w:val="1A1F36"/>
-                <w:sz w:val="18"/>
-                <w:szCs w:val="18"/>
-              </w:rPr>
-              <w:t xml:space="preserve">во всех остальных 6 матчах файла у команды Штурм один и тот же состав полевых игроков; 2 из записанных здесь игроков есть и в составе соперника, команды Сармат</w:t>
             </w:r>
           </w:p>
         </w:tc>

--- a/reports/Otchet_o_proverke.docx
+++ b/reports/Otchet_o_proverke.docx
@@ -56,7 +56,7 @@
           <w:sz w:val="20"/>
           <w:szCs w:val="20"/>
         </w:rPr>
-        <w:t xml:space="preserve">Дата проверки: 01.10.2026   ·   проверено матчей: 3140   ·   найдено ошибок: 63   ·   восстановлено по данным: 5</w:t>
+        <w:t xml:space="preserve">Дата проверки: 01.10.2026   ·   проверено матчей: 3140   ·   найдено ошибок: 68</w:t>
       </w:r>
     </w:p>
     <w:p>
@@ -75,7 +75,7 @@
           <w:sz w:val="18"/>
           <w:szCs w:val="18"/>
         </w:rPr>
-        <w:t xml:space="preserve">Исходные файлы не изменялись. Если пропуск однозначно восстанавливается по другим матчам того же файла, он в ошибки не включён и показан отдельно в разделе своего дивизиона.</w:t>
+        <w:t xml:space="preserve">Исходные файлы не изменялись. Если исправление ошибки однозначно следует из самих данных, оно предложено в последнем столбце таблицы с вопросом, подтверждаете ли вы его.</w:t>
       </w:r>
     </w:p>
     <w:p>
@@ -4128,7 +4128,7 @@
                 <w:sz w:val="20"/>
                 <w:szCs w:val="20"/>
               </w:rPr>
-              <w:t xml:space="preserve">1</w:t>
+              <w:t xml:space="preserve">2</w:t>
             </w:r>
           </w:p>
         </w:tc>
@@ -4276,7 +4276,7 @@
                 <w:sz w:val="20"/>
                 <w:szCs w:val="20"/>
               </w:rPr>
-              <w:t xml:space="preserve">0</w:t>
+              <w:t xml:space="preserve">1</w:t>
             </w:r>
           </w:p>
         </w:tc>
@@ -4428,7 +4428,7 @@
                 <w:sz w:val="20"/>
                 <w:szCs w:val="20"/>
               </w:rPr>
-              <w:t xml:space="preserve">1</w:t>
+              <w:t xml:space="preserve">2</w:t>
             </w:r>
           </w:p>
         </w:tc>
@@ -4728,7 +4728,7 @@
                 <w:sz w:val="20"/>
                 <w:szCs w:val="20"/>
               </w:rPr>
-              <w:t xml:space="preserve">13</w:t>
+              <w:t xml:space="preserve">15</w:t>
             </w:r>
           </w:p>
         </w:tc>
@@ -4880,7 +4880,7 @@
                 <w:sz w:val="20"/>
                 <w:szCs w:val="20"/>
               </w:rPr>
-              <w:t xml:space="preserve">63</w:t>
+              <w:t xml:space="preserve">68</w:t>
             </w:r>
           </w:p>
         </w:tc>
@@ -4942,7 +4942,7 @@
           <w:sz w:val="18"/>
           <w:szCs w:val="18"/>
         </w:rPr>
-        <w:t xml:space="preserve">Последняя колонка — для вашего ответа: напротив каждой строки впишите, как исправляем ошибку.</w:t>
+        <w:t xml:space="preserve">Последняя колонка — для вашего ответа: напротив каждой строки впишите, как исправляем ошибку. Где там уже предложено исправление, напишите, подтверждаете вы его или нет.</w:t>
       </w:r>
     </w:p>
     <w:p>
@@ -5372,9 +5372,9 @@
                 <w:rFonts w:ascii="Calibri" w:cs="Calibri" w:eastAsia="Calibri" w:hAnsi="Calibri"/>
                 <w:b w:val="false"/>
                 <w:bCs w:val="false"/>
-                <w:i w:val="false"/>
-                <w:iCs w:val="false"/>
-                <w:color w:val="1A1F36"/>
+                <w:i/>
+                <w:iCs/>
+                <w:color w:val="2B2F77"/>
                 <w:sz w:val="18"/>
                 <w:szCs w:val="18"/>
               </w:rPr>
@@ -5586,9 +5586,9 @@
                 <w:rFonts w:ascii="Calibri" w:cs="Calibri" w:eastAsia="Calibri" w:hAnsi="Calibri"/>
                 <w:b w:val="false"/>
                 <w:bCs w:val="false"/>
-                <w:i w:val="false"/>
-                <w:iCs w:val="false"/>
-                <w:color w:val="1A1F36"/>
+                <w:i/>
+                <w:iCs/>
+                <w:color w:val="2B2F77"/>
                 <w:sz w:val="18"/>
                 <w:szCs w:val="18"/>
               </w:rPr>
@@ -5796,9 +5796,9 @@
                 <w:rFonts w:ascii="Calibri" w:cs="Calibri" w:eastAsia="Calibri" w:hAnsi="Calibri"/>
                 <w:b w:val="false"/>
                 <w:bCs w:val="false"/>
-                <w:i w:val="false"/>
-                <w:iCs w:val="false"/>
-                <w:color w:val="1A1F36"/>
+                <w:i/>
+                <w:iCs/>
+                <w:color w:val="2B2F77"/>
                 <w:sz w:val="18"/>
                 <w:szCs w:val="18"/>
               </w:rPr>
@@ -6010,9 +6010,9 @@
                 <w:rFonts w:ascii="Calibri" w:cs="Calibri" w:eastAsia="Calibri" w:hAnsi="Calibri"/>
                 <w:b w:val="false"/>
                 <w:bCs w:val="false"/>
-                <w:i w:val="false"/>
-                <w:iCs w:val="false"/>
-                <w:color w:val="1A1F36"/>
+                <w:i/>
+                <w:iCs/>
+                <w:color w:val="2B2F77"/>
                 <w:sz w:val="18"/>
                 <w:szCs w:val="18"/>
               </w:rPr>
@@ -6449,9 +6449,9 @@
                 <w:rFonts w:ascii="Calibri" w:cs="Calibri" w:eastAsia="Calibri" w:hAnsi="Calibri"/>
                 <w:b w:val="false"/>
                 <w:bCs w:val="false"/>
-                <w:i w:val="false"/>
-                <w:iCs w:val="false"/>
-                <w:color w:val="1A1F36"/>
+                <w:i/>
+                <w:iCs/>
+                <w:color w:val="2B2F77"/>
                 <w:sz w:val="18"/>
                 <w:szCs w:val="18"/>
               </w:rPr>
@@ -6663,9 +6663,9 @@
                 <w:rFonts w:ascii="Calibri" w:cs="Calibri" w:eastAsia="Calibri" w:hAnsi="Calibri"/>
                 <w:b w:val="false"/>
                 <w:bCs w:val="false"/>
-                <w:i w:val="false"/>
-                <w:iCs w:val="false"/>
-                <w:color w:val="1A1F36"/>
+                <w:i/>
+                <w:iCs/>
+                <w:color w:val="2B2F77"/>
                 <w:sz w:val="18"/>
                 <w:szCs w:val="18"/>
               </w:rPr>
@@ -6731,7 +6731,7 @@
           <w:sz w:val="18"/>
           <w:szCs w:val="18"/>
         </w:rPr>
-        <w:t xml:space="preserve">Последняя колонка — для вашего ответа: напротив каждой строки впишите, как исправляем ошибку.</w:t>
+        <w:t xml:space="preserve">Последняя колонка — для вашего ответа: напротив каждой строки впишите, как исправляем ошибку. Где там уже предложено исправление, напишите, подтверждаете вы его или нет.</w:t>
       </w:r>
     </w:p>
     <w:p>
@@ -7161,9 +7161,9 @@
                 <w:rFonts w:ascii="Calibri" w:cs="Calibri" w:eastAsia="Calibri" w:hAnsi="Calibri"/>
                 <w:b w:val="false"/>
                 <w:bCs w:val="false"/>
-                <w:i w:val="false"/>
-                <w:iCs w:val="false"/>
-                <w:color w:val="1A1F36"/>
+                <w:i/>
+                <w:iCs/>
+                <w:color w:val="2B2F77"/>
                 <w:sz w:val="18"/>
                 <w:szCs w:val="18"/>
               </w:rPr>
@@ -7375,9 +7375,9 @@
                 <w:rFonts w:ascii="Calibri" w:cs="Calibri" w:eastAsia="Calibri" w:hAnsi="Calibri"/>
                 <w:b w:val="false"/>
                 <w:bCs w:val="false"/>
-                <w:i w:val="false"/>
-                <w:iCs w:val="false"/>
-                <w:color w:val="1A1F36"/>
+                <w:i/>
+                <w:iCs/>
+                <w:color w:val="2B2F77"/>
                 <w:sz w:val="18"/>
                 <w:szCs w:val="18"/>
               </w:rPr>
@@ -7814,9 +7814,9 @@
                 <w:rFonts w:ascii="Calibri" w:cs="Calibri" w:eastAsia="Calibri" w:hAnsi="Calibri"/>
                 <w:b w:val="false"/>
                 <w:bCs w:val="false"/>
-                <w:i w:val="false"/>
-                <w:iCs w:val="false"/>
-                <w:color w:val="1A1F36"/>
+                <w:i/>
+                <w:iCs/>
+                <w:color w:val="2B2F77"/>
                 <w:sz w:val="18"/>
                 <w:szCs w:val="18"/>
               </w:rPr>
@@ -7882,7 +7882,7 @@
           <w:sz w:val="18"/>
           <w:szCs w:val="18"/>
         </w:rPr>
-        <w:t xml:space="preserve">Последняя колонка — для вашего ответа: напротив каждой строки впишите, как исправляем ошибку.</w:t>
+        <w:t xml:space="preserve">Последняя колонка — для вашего ответа: напротив каждой строки впишите, как исправляем ошибку. Где там уже предложено исправление, напишите, подтверждаете вы его или нет.</w:t>
       </w:r>
     </w:p>
     <w:p>
@@ -8312,9 +8312,9 @@
                 <w:rFonts w:ascii="Calibri" w:cs="Calibri" w:eastAsia="Calibri" w:hAnsi="Calibri"/>
                 <w:b w:val="false"/>
                 <w:bCs w:val="false"/>
-                <w:i w:val="false"/>
-                <w:iCs w:val="false"/>
-                <w:color w:val="1A1F36"/>
+                <w:i/>
+                <w:iCs/>
+                <w:color w:val="2B2F77"/>
                 <w:sz w:val="18"/>
                 <w:szCs w:val="18"/>
               </w:rPr>
@@ -8526,9 +8526,9 @@
                 <w:rFonts w:ascii="Calibri" w:cs="Calibri" w:eastAsia="Calibri" w:hAnsi="Calibri"/>
                 <w:b w:val="false"/>
                 <w:bCs w:val="false"/>
-                <w:i w:val="false"/>
-                <w:iCs w:val="false"/>
-                <w:color w:val="1A1F36"/>
+                <w:i/>
+                <w:iCs/>
+                <w:color w:val="2B2F77"/>
                 <w:sz w:val="18"/>
                 <w:szCs w:val="18"/>
               </w:rPr>
@@ -8736,9 +8736,9 @@
                 <w:rFonts w:ascii="Calibri" w:cs="Calibri" w:eastAsia="Calibri" w:hAnsi="Calibri"/>
                 <w:b w:val="false"/>
                 <w:bCs w:val="false"/>
-                <w:i w:val="false"/>
-                <w:iCs w:val="false"/>
-                <w:color w:val="1A1F36"/>
+                <w:i/>
+                <w:iCs/>
+                <w:color w:val="2B2F77"/>
                 <w:sz w:val="18"/>
                 <w:szCs w:val="18"/>
               </w:rPr>
@@ -9175,9 +9175,9 @@
                 <w:rFonts w:ascii="Calibri" w:cs="Calibri" w:eastAsia="Calibri" w:hAnsi="Calibri"/>
                 <w:b w:val="false"/>
                 <w:bCs w:val="false"/>
-                <w:i w:val="false"/>
-                <w:iCs w:val="false"/>
-                <w:color w:val="1A1F36"/>
+                <w:i/>
+                <w:iCs/>
+                <w:color w:val="2B2F77"/>
                 <w:sz w:val="18"/>
                 <w:szCs w:val="18"/>
               </w:rPr>
@@ -9389,9 +9389,9 @@
                 <w:rFonts w:ascii="Calibri" w:cs="Calibri" w:eastAsia="Calibri" w:hAnsi="Calibri"/>
                 <w:b w:val="false"/>
                 <w:bCs w:val="false"/>
-                <w:i w:val="false"/>
-                <w:iCs w:val="false"/>
-                <w:color w:val="1A1F36"/>
+                <w:i/>
+                <w:iCs/>
+                <w:color w:val="2B2F77"/>
                 <w:sz w:val="18"/>
                 <w:szCs w:val="18"/>
               </w:rPr>
@@ -9599,9 +9599,9 @@
                 <w:rFonts w:ascii="Calibri" w:cs="Calibri" w:eastAsia="Calibri" w:hAnsi="Calibri"/>
                 <w:b w:val="false"/>
                 <w:bCs w:val="false"/>
-                <w:i w:val="false"/>
-                <w:iCs w:val="false"/>
-                <w:color w:val="1A1F36"/>
+                <w:i/>
+                <w:iCs/>
+                <w:color w:val="2B2F77"/>
                 <w:sz w:val="18"/>
                 <w:szCs w:val="18"/>
               </w:rPr>
@@ -9813,9 +9813,9 @@
                 <w:rFonts w:ascii="Calibri" w:cs="Calibri" w:eastAsia="Calibri" w:hAnsi="Calibri"/>
                 <w:b w:val="false"/>
                 <w:bCs w:val="false"/>
-                <w:i w:val="false"/>
-                <w:iCs w:val="false"/>
-                <w:color w:val="1A1F36"/>
+                <w:i/>
+                <w:iCs/>
+                <w:color w:val="2B2F77"/>
                 <w:sz w:val="18"/>
                 <w:szCs w:val="18"/>
               </w:rPr>
@@ -10023,9 +10023,9 @@
                 <w:rFonts w:ascii="Calibri" w:cs="Calibri" w:eastAsia="Calibri" w:hAnsi="Calibri"/>
                 <w:b w:val="false"/>
                 <w:bCs w:val="false"/>
-                <w:i w:val="false"/>
-                <w:iCs w:val="false"/>
-                <w:color w:val="1A1F36"/>
+                <w:i/>
+                <w:iCs/>
+                <w:color w:val="2B2F77"/>
                 <w:sz w:val="18"/>
                 <w:szCs w:val="18"/>
               </w:rPr>
@@ -10237,9 +10237,9 @@
                 <w:rFonts w:ascii="Calibri" w:cs="Calibri" w:eastAsia="Calibri" w:hAnsi="Calibri"/>
                 <w:b w:val="false"/>
                 <w:bCs w:val="false"/>
-                <w:i w:val="false"/>
-                <w:iCs w:val="false"/>
-                <w:color w:val="1A1F36"/>
+                <w:i/>
+                <w:iCs/>
+                <w:color w:val="2B2F77"/>
                 <w:sz w:val="18"/>
                 <w:szCs w:val="18"/>
               </w:rPr>
@@ -10447,9 +10447,9 @@
                 <w:rFonts w:ascii="Calibri" w:cs="Calibri" w:eastAsia="Calibri" w:hAnsi="Calibri"/>
                 <w:b w:val="false"/>
                 <w:bCs w:val="false"/>
-                <w:i w:val="false"/>
-                <w:iCs w:val="false"/>
-                <w:color w:val="1A1F36"/>
+                <w:i/>
+                <w:iCs/>
+                <w:color w:val="2B2F77"/>
                 <w:sz w:val="18"/>
                 <w:szCs w:val="18"/>
               </w:rPr>
@@ -10647,9 +10647,9 @@
                 <w:rFonts w:ascii="Calibri" w:cs="Calibri" w:eastAsia="Calibri" w:hAnsi="Calibri"/>
                 <w:b w:val="false"/>
                 <w:bCs w:val="false"/>
-                <w:i w:val="false"/>
-                <w:iCs w:val="false"/>
-                <w:color w:val="1A1F36"/>
+                <w:i/>
+                <w:iCs/>
+                <w:color w:val="2B2F77"/>
                 <w:sz w:val="18"/>
                 <w:szCs w:val="18"/>
               </w:rPr>
@@ -10857,9 +10857,9 @@
                 <w:rFonts w:ascii="Calibri" w:cs="Calibri" w:eastAsia="Calibri" w:hAnsi="Calibri"/>
                 <w:b w:val="false"/>
                 <w:bCs w:val="false"/>
-                <w:i w:val="false"/>
-                <w:iCs w:val="false"/>
-                <w:color w:val="1A1F36"/>
+                <w:i/>
+                <w:iCs/>
+                <w:color w:val="2B2F77"/>
                 <w:sz w:val="18"/>
                 <w:szCs w:val="18"/>
               </w:rPr>
@@ -11071,9 +11071,9 @@
                 <w:rFonts w:ascii="Calibri" w:cs="Calibri" w:eastAsia="Calibri" w:hAnsi="Calibri"/>
                 <w:b w:val="false"/>
                 <w:bCs w:val="false"/>
-                <w:i w:val="false"/>
-                <w:iCs w:val="false"/>
-                <w:color w:val="1A1F36"/>
+                <w:i/>
+                <w:iCs/>
+                <w:color w:val="2B2F77"/>
                 <w:sz w:val="18"/>
                 <w:szCs w:val="18"/>
               </w:rPr>
@@ -11139,7 +11139,7 @@
           <w:sz w:val="18"/>
           <w:szCs w:val="18"/>
         </w:rPr>
-        <w:t xml:space="preserve">Последняя колонка — для вашего ответа: напротив каждой строки впишите, как исправляем ошибку.</w:t>
+        <w:t xml:space="preserve">Последняя колонка — для вашего ответа: напротив каждой строки впишите, как исправляем ошибку. Где там уже предложено исправление, напишите, подтверждаете вы его или нет.</w:t>
       </w:r>
     </w:p>
     <w:p>
@@ -11569,9 +11569,9 @@
                 <w:rFonts w:ascii="Calibri" w:cs="Calibri" w:eastAsia="Calibri" w:hAnsi="Calibri"/>
                 <w:b w:val="false"/>
                 <w:bCs w:val="false"/>
-                <w:i w:val="false"/>
-                <w:iCs w:val="false"/>
-                <w:color w:val="1A1F36"/>
+                <w:i/>
+                <w:iCs/>
+                <w:color w:val="2B2F77"/>
                 <w:sz w:val="18"/>
                 <w:szCs w:val="18"/>
               </w:rPr>
@@ -11783,9 +11783,9 @@
                 <w:rFonts w:ascii="Calibri" w:cs="Calibri" w:eastAsia="Calibri" w:hAnsi="Calibri"/>
                 <w:b w:val="false"/>
                 <w:bCs w:val="false"/>
-                <w:i w:val="false"/>
-                <w:iCs w:val="false"/>
-                <w:color w:val="1A1F36"/>
+                <w:i/>
+                <w:iCs/>
+                <w:color w:val="2B2F77"/>
                 <w:sz w:val="18"/>
                 <w:szCs w:val="18"/>
               </w:rPr>
@@ -11993,9 +11993,9 @@
                 <w:rFonts w:ascii="Calibri" w:cs="Calibri" w:eastAsia="Calibri" w:hAnsi="Calibri"/>
                 <w:b w:val="false"/>
                 <w:bCs w:val="false"/>
-                <w:i w:val="false"/>
-                <w:iCs w:val="false"/>
-                <w:color w:val="1A1F36"/>
+                <w:i/>
+                <w:iCs/>
+                <w:color w:val="2B2F77"/>
                 <w:sz w:val="18"/>
                 <w:szCs w:val="18"/>
               </w:rPr>
@@ -12207,9 +12207,9 @@
                 <w:rFonts w:ascii="Calibri" w:cs="Calibri" w:eastAsia="Calibri" w:hAnsi="Calibri"/>
                 <w:b w:val="false"/>
                 <w:bCs w:val="false"/>
-                <w:i w:val="false"/>
-                <w:iCs w:val="false"/>
-                <w:color w:val="1A1F36"/>
+                <w:i/>
+                <w:iCs/>
+                <w:color w:val="2B2F77"/>
                 <w:sz w:val="18"/>
                 <w:szCs w:val="18"/>
               </w:rPr>
@@ -12417,9 +12417,9 @@
                 <w:rFonts w:ascii="Calibri" w:cs="Calibri" w:eastAsia="Calibri" w:hAnsi="Calibri"/>
                 <w:b w:val="false"/>
                 <w:bCs w:val="false"/>
-                <w:i w:val="false"/>
-                <w:iCs w:val="false"/>
-                <w:color w:val="1A1F36"/>
+                <w:i/>
+                <w:iCs/>
+                <w:color w:val="2B2F77"/>
                 <w:sz w:val="18"/>
                 <w:szCs w:val="18"/>
               </w:rPr>
@@ -12631,9 +12631,9 @@
                 <w:rFonts w:ascii="Calibri" w:cs="Calibri" w:eastAsia="Calibri" w:hAnsi="Calibri"/>
                 <w:b w:val="false"/>
                 <w:bCs w:val="false"/>
-                <w:i w:val="false"/>
-                <w:iCs w:val="false"/>
-                <w:color w:val="1A1F36"/>
+                <w:i/>
+                <w:iCs/>
+                <w:color w:val="2B2F77"/>
                 <w:sz w:val="18"/>
                 <w:szCs w:val="18"/>
               </w:rPr>
@@ -12841,9 +12841,9 @@
                 <w:rFonts w:ascii="Calibri" w:cs="Calibri" w:eastAsia="Calibri" w:hAnsi="Calibri"/>
                 <w:b w:val="false"/>
                 <w:bCs w:val="false"/>
-                <w:i w:val="false"/>
-                <w:iCs w:val="false"/>
-                <w:color w:val="1A1F36"/>
+                <w:i/>
+                <w:iCs/>
+                <w:color w:val="2B2F77"/>
                 <w:sz w:val="18"/>
                 <w:szCs w:val="18"/>
               </w:rPr>
@@ -13280,9 +13280,9 @@
                 <w:rFonts w:ascii="Calibri" w:cs="Calibri" w:eastAsia="Calibri" w:hAnsi="Calibri"/>
                 <w:b w:val="false"/>
                 <w:bCs w:val="false"/>
-                <w:i w:val="false"/>
-                <w:iCs w:val="false"/>
-                <w:color w:val="1A1F36"/>
+                <w:i/>
+                <w:iCs/>
+                <w:color w:val="2B2F77"/>
                 <w:sz w:val="18"/>
                 <w:szCs w:val="18"/>
               </w:rPr>
@@ -13494,9 +13494,9 @@
                 <w:rFonts w:ascii="Calibri" w:cs="Calibri" w:eastAsia="Calibri" w:hAnsi="Calibri"/>
                 <w:b w:val="false"/>
                 <w:bCs w:val="false"/>
-                <w:i w:val="false"/>
-                <w:iCs w:val="false"/>
-                <w:color w:val="1A1F36"/>
+                <w:i/>
+                <w:iCs/>
+                <w:color w:val="2B2F77"/>
                 <w:sz w:val="18"/>
                 <w:szCs w:val="18"/>
               </w:rPr>
@@ -13704,9 +13704,9 @@
                 <w:rFonts w:ascii="Calibri" w:cs="Calibri" w:eastAsia="Calibri" w:hAnsi="Calibri"/>
                 <w:b w:val="false"/>
                 <w:bCs w:val="false"/>
-                <w:i w:val="false"/>
-                <w:iCs w:val="false"/>
-                <w:color w:val="1A1F36"/>
+                <w:i/>
+                <w:iCs/>
+                <w:color w:val="2B2F77"/>
                 <w:sz w:val="18"/>
                 <w:szCs w:val="18"/>
               </w:rPr>
@@ -13918,9 +13918,9 @@
                 <w:rFonts w:ascii="Calibri" w:cs="Calibri" w:eastAsia="Calibri" w:hAnsi="Calibri"/>
                 <w:b w:val="false"/>
                 <w:bCs w:val="false"/>
-                <w:i w:val="false"/>
-                <w:iCs w:val="false"/>
-                <w:color w:val="1A1F36"/>
+                <w:i/>
+                <w:iCs/>
+                <w:color w:val="2B2F77"/>
                 <w:sz w:val="18"/>
                 <w:szCs w:val="18"/>
               </w:rPr>
@@ -14128,9 +14128,9 @@
                 <w:rFonts w:ascii="Calibri" w:cs="Calibri" w:eastAsia="Calibri" w:hAnsi="Calibri"/>
                 <w:b w:val="false"/>
                 <w:bCs w:val="false"/>
-                <w:i w:val="false"/>
-                <w:iCs w:val="false"/>
-                <w:color w:val="1A1F36"/>
+                <w:i/>
+                <w:iCs/>
+                <w:color w:val="2B2F77"/>
                 <w:sz w:val="18"/>
                 <w:szCs w:val="18"/>
               </w:rPr>
@@ -14342,9 +14342,9 @@
                 <w:rFonts w:ascii="Calibri" w:cs="Calibri" w:eastAsia="Calibri" w:hAnsi="Calibri"/>
                 <w:b w:val="false"/>
                 <w:bCs w:val="false"/>
-                <w:i w:val="false"/>
-                <w:iCs w:val="false"/>
-                <w:color w:val="1A1F36"/>
+                <w:i/>
+                <w:iCs/>
+                <w:color w:val="2B2F77"/>
                 <w:sz w:val="18"/>
                 <w:szCs w:val="18"/>
               </w:rPr>
@@ -14552,9 +14552,9 @@
                 <w:rFonts w:ascii="Calibri" w:cs="Calibri" w:eastAsia="Calibri" w:hAnsi="Calibri"/>
                 <w:b w:val="false"/>
                 <w:bCs w:val="false"/>
-                <w:i w:val="false"/>
-                <w:iCs w:val="false"/>
-                <w:color w:val="1A1F36"/>
+                <w:i/>
+                <w:iCs/>
+                <w:color w:val="2B2F77"/>
                 <w:sz w:val="18"/>
                 <w:szCs w:val="18"/>
               </w:rPr>
@@ -14766,9 +14766,9 @@
                 <w:rFonts w:ascii="Calibri" w:cs="Calibri" w:eastAsia="Calibri" w:hAnsi="Calibri"/>
                 <w:b w:val="false"/>
                 <w:bCs w:val="false"/>
-                <w:i w:val="false"/>
-                <w:iCs w:val="false"/>
-                <w:color w:val="1A1F36"/>
+                <w:i/>
+                <w:iCs/>
+                <w:color w:val="2B2F77"/>
                 <w:sz w:val="18"/>
                 <w:szCs w:val="18"/>
               </w:rPr>
@@ -14962,9 +14962,9 @@
                 <w:rFonts w:ascii="Calibri" w:cs="Calibri" w:eastAsia="Calibri" w:hAnsi="Calibri"/>
                 <w:b w:val="false"/>
                 <w:bCs w:val="false"/>
-                <w:i w:val="false"/>
-                <w:iCs w:val="false"/>
-                <w:color w:val="1A1F36"/>
+                <w:i/>
+                <w:iCs/>
+                <w:color w:val="2B2F77"/>
                 <w:sz w:val="18"/>
                 <w:szCs w:val="18"/>
               </w:rPr>
@@ -15176,9 +15176,9 @@
                 <w:rFonts w:ascii="Calibri" w:cs="Calibri" w:eastAsia="Calibri" w:hAnsi="Calibri"/>
                 <w:b w:val="false"/>
                 <w:bCs w:val="false"/>
-                <w:i w:val="false"/>
-                <w:iCs w:val="false"/>
-                <w:color w:val="1A1F36"/>
+                <w:i/>
+                <w:iCs/>
+                <w:color w:val="2B2F77"/>
                 <w:sz w:val="18"/>
                 <w:szCs w:val="18"/>
               </w:rPr>
@@ -15386,9 +15386,9 @@
                 <w:rFonts w:ascii="Calibri" w:cs="Calibri" w:eastAsia="Calibri" w:hAnsi="Calibri"/>
                 <w:b w:val="false"/>
                 <w:bCs w:val="false"/>
-                <w:i w:val="false"/>
-                <w:iCs w:val="false"/>
-                <w:color w:val="1A1F36"/>
+                <w:i/>
+                <w:iCs/>
+                <w:color w:val="2B2F77"/>
                 <w:sz w:val="18"/>
                 <w:szCs w:val="18"/>
               </w:rPr>
@@ -15600,9 +15600,9 @@
                 <w:rFonts w:ascii="Calibri" w:cs="Calibri" w:eastAsia="Calibri" w:hAnsi="Calibri"/>
                 <w:b w:val="false"/>
                 <w:bCs w:val="false"/>
-                <w:i w:val="false"/>
-                <w:iCs w:val="false"/>
-                <w:color w:val="1A1F36"/>
+                <w:i/>
+                <w:iCs/>
+                <w:color w:val="2B2F77"/>
                 <w:sz w:val="18"/>
                 <w:szCs w:val="18"/>
               </w:rPr>
@@ -15810,9 +15810,9 @@
                 <w:rFonts w:ascii="Calibri" w:cs="Calibri" w:eastAsia="Calibri" w:hAnsi="Calibri"/>
                 <w:b w:val="false"/>
                 <w:bCs w:val="false"/>
-                <w:i w:val="false"/>
-                <w:iCs w:val="false"/>
-                <w:color w:val="1A1F36"/>
+                <w:i/>
+                <w:iCs/>
+                <w:color w:val="2B2F77"/>
                 <w:sz w:val="18"/>
                 <w:szCs w:val="18"/>
               </w:rPr>
@@ -15996,9 +15996,9 @@
                 <w:rFonts w:ascii="Calibri" w:cs="Calibri" w:eastAsia="Calibri" w:hAnsi="Calibri"/>
                 <w:b w:val="false"/>
                 <w:bCs w:val="false"/>
-                <w:i w:val="false"/>
-                <w:iCs w:val="false"/>
-                <w:color w:val="1A1F36"/>
+                <w:i/>
+                <w:iCs/>
+                <w:color w:val="2B2F77"/>
                 <w:sz w:val="18"/>
                 <w:szCs w:val="18"/>
               </w:rPr>
@@ -16046,7 +16046,7 @@
           <w:sz w:val="22"/>
           <w:szCs w:val="22"/>
         </w:rPr>
-        <w:t xml:space="preserve">Проверено матчей: 374.   Найдено ошибок: 3.   Восстановлено по данным: 1.</w:t>
+        <w:t xml:space="preserve">Проверено матчей: 374.   Найдено ошибок: 4.   Из них с готовым исправлением: 1.</w:t>
       </w:r>
     </w:p>
     <w:p>
@@ -16064,7 +16064,7 @@
           <w:sz w:val="18"/>
           <w:szCs w:val="18"/>
         </w:rPr>
-        <w:t xml:space="preserve">Последняя колонка — для вашего ответа: напротив каждой строки впишите, как исправляем ошибку.</w:t>
+        <w:t xml:space="preserve">Последняя колонка — для вашего ответа: напротив каждой строки впишите, как исправляем ошибку. Где там уже предложено исправление, напишите, подтверждаете вы его или нет.</w:t>
       </w:r>
     </w:p>
     <w:p>
@@ -16494,9 +16494,9 @@
                 <w:rFonts w:ascii="Calibri" w:cs="Calibri" w:eastAsia="Calibri" w:hAnsi="Calibri"/>
                 <w:b w:val="false"/>
                 <w:bCs w:val="false"/>
-                <w:i w:val="false"/>
-                <w:iCs w:val="false"/>
-                <w:color w:val="1A1F36"/>
+                <w:i/>
+                <w:iCs/>
+                <w:color w:val="2B2F77"/>
                 <w:sz w:val="18"/>
                 <w:szCs w:val="18"/>
               </w:rPr>
@@ -16708,9 +16708,9 @@
                 <w:rFonts w:ascii="Calibri" w:cs="Calibri" w:eastAsia="Calibri" w:hAnsi="Calibri"/>
                 <w:b w:val="false"/>
                 <w:bCs w:val="false"/>
-                <w:i w:val="false"/>
-                <w:iCs w:val="false"/>
-                <w:color w:val="1A1F36"/>
+                <w:i/>
+                <w:iCs/>
+                <w:color w:val="2B2F77"/>
                 <w:sz w:val="18"/>
                 <w:szCs w:val="18"/>
               </w:rPr>
@@ -16736,7 +16736,7 @@
           <w:sz w:val="22"/>
           <w:szCs w:val="22"/>
         </w:rPr>
-        <w:t xml:space="preserve">август 2026 — матчей 189, ошибок 1</w:t>
+        <w:t xml:space="preserve">август 2026 — матчей 189, ошибок 2</w:t>
       </w:r>
     </w:p>
     <w:tbl>
@@ -16981,6 +16981,217 @@
                 <w:sz w:val="18"/>
                 <w:szCs w:val="18"/>
               </w:rPr>
+              <w:t xml:space="preserve">196</w:t>
+            </w:r>
+          </w:p>
+        </w:tc>
+        <w:tc>
+          <w:tcPr>
+            <w:tcW w:type="dxa" w:w="2600"/>
+            <w:tcBorders>
+              <w:top w:val="single" w:color="C7CBDC" w:sz="4"/>
+              <w:left w:val="single" w:color="C7CBDC" w:sz="4"/>
+              <w:bottom w:val="single" w:color="C7CBDC" w:sz="4"/>
+              <w:right w:val="single" w:color="C7CBDC" w:sz="4"/>
+            </w:tcBorders>
+            <w:tcMar>
+              <w:top w:type="dxa" w:w="60"/>
+              <w:left w:type="dxa" w:w="90"/>
+              <w:bottom w:type="dxa" w:w="60"/>
+              <w:right w:type="dxa" w:w="90"/>
+            </w:tcMar>
+            <w:vAlign w:val="top"/>
+          </w:tcPr>
+          <w:p>
+            <w:pPr>
+              <w:spacing w:after="0"/>
+            </w:pPr>
+            <w:r>
+              <w:rPr>
+                <w:rFonts w:ascii="Calibri" w:cs="Calibri" w:eastAsia="Calibri" w:hAnsi="Calibri"/>
+                <w:b w:val="false"/>
+                <w:bCs w:val="false"/>
+                <w:i w:val="false"/>
+                <w:iCs w:val="false"/>
+                <w:color w:val="1A1F36"/>
+                <w:sz w:val="18"/>
+                <w:szCs w:val="18"/>
+              </w:rPr>
+              <w:t xml:space="preserve">29.08.2026  11:00</w:t>
+            </w:r>
+            <w:r>
+              <w:rPr>
+                <w:rFonts w:ascii="Calibri" w:cs="Calibri" w:eastAsia="Calibri" w:hAnsi="Calibri"/>
+                <w:b w:val="false"/>
+                <w:bCs w:val="false"/>
+                <w:i w:val="false"/>
+                <w:iCs w:val="false"/>
+                <w:color w:val="1A1F36"/>
+                <w:sz w:val="18"/>
+                <w:szCs w:val="18"/>
+              </w:rPr>
+              <w:br/>
+              <w:t xml:space="preserve">Партизан — Байкал</w:t>
+            </w:r>
+          </w:p>
+        </w:tc>
+        <w:tc>
+          <w:tcPr>
+            <w:tcW w:type="dxa" w:w="2400"/>
+            <w:tcBorders>
+              <w:top w:val="single" w:color="C7CBDC" w:sz="4"/>
+              <w:left w:val="single" w:color="C7CBDC" w:sz="4"/>
+              <w:bottom w:val="single" w:color="C7CBDC" w:sz="4"/>
+              <w:right w:val="single" w:color="C7CBDC" w:sz="4"/>
+            </w:tcBorders>
+            <w:tcMar>
+              <w:top w:type="dxa" w:w="60"/>
+              <w:left w:type="dxa" w:w="90"/>
+              <w:bottom w:type="dxa" w:w="60"/>
+              <w:right w:type="dxa" w:w="90"/>
+            </w:tcMar>
+            <w:vAlign w:val="top"/>
+          </w:tcPr>
+          <w:p>
+            <w:pPr>
+              <w:spacing w:after="0"/>
+            </w:pPr>
+            <w:r>
+              <w:rPr>
+                <w:rFonts w:ascii="Calibri" w:cs="Calibri" w:eastAsia="Calibri" w:hAnsi="Calibri"/>
+                <w:b w:val="false"/>
+                <w:bCs w:val="false"/>
+                <w:i w:val="false"/>
+                <w:iCs w:val="false"/>
+                <w:color w:val="5A5F7A"/>
+                <w:sz w:val="18"/>
+                <w:szCs w:val="18"/>
+              </w:rPr>
+              <w:t xml:space="preserve">итог 4:0</w:t>
+            </w:r>
+            <w:r>
+              <w:rPr>
+                <w:rFonts w:ascii="Calibri" w:cs="Calibri" w:eastAsia="Calibri" w:hAnsi="Calibri"/>
+                <w:b w:val="false"/>
+                <w:bCs w:val="false"/>
+                <w:i w:val="false"/>
+                <w:iCs w:val="false"/>
+                <w:color w:val="5A5F7A"/>
+                <w:sz w:val="18"/>
+                <w:szCs w:val="18"/>
+              </w:rPr>
+              <w:br/>
+              <w:t xml:space="preserve">периоды 2:0 2:0 0:0 = 4:0</w:t>
+            </w:r>
+          </w:p>
+        </w:tc>
+        <w:tc>
+          <w:tcPr>
+            <w:tcW w:type="dxa" w:w="4400"/>
+            <w:tcBorders>
+              <w:top w:val="single" w:color="C7CBDC" w:sz="4"/>
+              <w:left w:val="single" w:color="C7CBDC" w:sz="4"/>
+              <w:bottom w:val="single" w:color="C7CBDC" w:sz="4"/>
+              <w:right w:val="single" w:color="C7CBDC" w:sz="4"/>
+            </w:tcBorders>
+            <w:tcMar>
+              <w:top w:type="dxa" w:w="60"/>
+              <w:left w:type="dxa" w:w="90"/>
+              <w:bottom w:type="dxa" w:w="60"/>
+              <w:right w:type="dxa" w:w="90"/>
+            </w:tcMar>
+            <w:vAlign w:val="top"/>
+          </w:tcPr>
+          <w:p>
+            <w:pPr>
+              <w:spacing w:after="0" w:before="0"/>
+            </w:pPr>
+            <w:r>
+              <w:rPr>
+                <w:rFonts w:ascii="Calibri" w:cs="Calibri" w:eastAsia="Calibri" w:hAnsi="Calibri"/>
+                <w:b w:val="false"/>
+                <w:bCs w:val="false"/>
+                <w:i w:val="false"/>
+                <w:iCs w:val="false"/>
+                <w:color w:val="1A1F36"/>
+                <w:sz w:val="18"/>
+                <w:szCs w:val="18"/>
+              </w:rPr>
+              <w:t xml:space="preserve">Судья не указан. Во всех остальных матчах этого игрового дня судья — Зотов Роман Витальевич.</w:t>
+            </w:r>
+          </w:p>
+        </w:tc>
+        <w:tc>
+          <w:tcPr>
+            <w:tcW w:type="dxa" w:w="4950"/>
+            <w:tcBorders>
+              <w:top w:val="single" w:color="C7CBDC" w:sz="4"/>
+              <w:left w:val="single" w:color="C7CBDC" w:sz="4"/>
+              <w:bottom w:val="single" w:color="C7CBDC" w:sz="4"/>
+              <w:right w:val="single" w:color="C7CBDC" w:sz="4"/>
+            </w:tcBorders>
+            <w:tcMar>
+              <w:top w:type="dxa" w:w="60"/>
+              <w:left w:type="dxa" w:w="90"/>
+              <w:bottom w:type="dxa" w:w="60"/>
+              <w:right w:type="dxa" w:w="90"/>
+            </w:tcMar>
+            <w:vAlign w:val="top"/>
+          </w:tcPr>
+          <w:p>
+            <w:pPr>
+              <w:spacing w:after="0" w:before="0"/>
+            </w:pPr>
+            <w:r>
+              <w:rPr>
+                <w:rFonts w:ascii="Calibri" w:cs="Calibri" w:eastAsia="Calibri" w:hAnsi="Calibri"/>
+                <w:b w:val="false"/>
+                <w:bCs w:val="false"/>
+                <w:i/>
+                <w:iCs/>
+                <w:color w:val="2B2F77"/>
+                <w:sz w:val="18"/>
+                <w:szCs w:val="18"/>
+              </w:rPr>
+              <w:t xml:space="preserve">Очевидное исправление: судья — Зотов Роман Витальевич. Подтверждаете?</w:t>
+            </w:r>
+          </w:p>
+        </w:tc>
+      </w:tr>
+      <w:tr>
+        <w:tc>
+          <w:tcPr>
+            <w:tcW w:type="dxa" w:w="900"/>
+            <w:tcBorders>
+              <w:top w:val="single" w:color="C7CBDC" w:sz="4"/>
+              <w:left w:val="single" w:color="C7CBDC" w:sz="4"/>
+              <w:bottom w:val="single" w:color="C7CBDC" w:sz="4"/>
+              <w:right w:val="single" w:color="C7CBDC" w:sz="4"/>
+            </w:tcBorders>
+            <w:shd w:fill="F7F8FC" w:color="auto" w:val="clear"/>
+            <w:tcMar>
+              <w:top w:type="dxa" w:w="60"/>
+              <w:left w:type="dxa" w:w="90"/>
+              <w:bottom w:type="dxa" w:w="60"/>
+              <w:right w:type="dxa" w:w="90"/>
+            </w:tcMar>
+            <w:vAlign w:val="top"/>
+          </w:tcPr>
+          <w:p>
+            <w:pPr>
+              <w:spacing w:after="0" w:before="0"/>
+            </w:pPr>
+            <w:r>
+              <w:rPr>
+                <w:rFonts w:ascii="Calibri" w:cs="Calibri" w:eastAsia="Calibri" w:hAnsi="Calibri"/>
+                <w:b/>
+                <w:bCs/>
+                <w:i w:val="false"/>
+                <w:iCs w:val="false"/>
+                <w:color w:val="1A1F36"/>
+                <w:sz w:val="18"/>
+                <w:szCs w:val="18"/>
+              </w:rPr>
               <w:t xml:space="preserve">2356</w:t>
             </w:r>
           </w:p>
@@ -16994,6 +17205,7 @@
               <w:bottom w:val="single" w:color="C7CBDC" w:sz="4"/>
               <w:right w:val="single" w:color="C7CBDC" w:sz="4"/>
             </w:tcBorders>
+            <w:shd w:fill="F7F8FC" w:color="auto" w:val="clear"/>
             <w:tcMar>
               <w:top w:type="dxa" w:w="60"/>
               <w:left w:type="dxa" w:w="90"/>
@@ -17044,6 +17256,7 @@
               <w:bottom w:val="single" w:color="C7CBDC" w:sz="4"/>
               <w:right w:val="single" w:color="C7CBDC" w:sz="4"/>
             </w:tcBorders>
+            <w:shd w:fill="F7F8FC" w:color="auto" w:val="clear"/>
             <w:tcMar>
               <w:top w:type="dxa" w:w="60"/>
               <w:left w:type="dxa" w:w="90"/>
@@ -17094,6 +17307,7 @@
               <w:bottom w:val="single" w:color="C7CBDC" w:sz="4"/>
               <w:right w:val="single" w:color="C7CBDC" w:sz="4"/>
             </w:tcBorders>
+            <w:shd w:fill="F7F8FC" w:color="auto" w:val="clear"/>
             <w:tcMar>
               <w:top w:type="dxa" w:w="60"/>
               <w:left w:type="dxa" w:w="90"/>
@@ -17147,364 +17361,13 @@
                 <w:rFonts w:ascii="Calibri" w:cs="Calibri" w:eastAsia="Calibri" w:hAnsi="Calibri"/>
                 <w:b w:val="false"/>
                 <w:bCs w:val="false"/>
-                <w:i w:val="false"/>
-                <w:iCs w:val="false"/>
-                <w:color w:val="1A1F36"/>
+                <w:i/>
+                <w:iCs/>
+                <w:color w:val="2B2F77"/>
                 <w:sz w:val="18"/>
                 <w:szCs w:val="18"/>
               </w:rPr>
               <w:t xml:space="preserve"/>
-            </w:r>
-          </w:p>
-        </w:tc>
-      </w:tr>
-    </w:tbl>
-    <w:p>
-      <w:pPr>
-        <w:keepNext/>
-        <w:spacing w:after="80" w:before="160"/>
-      </w:pPr>
-      <w:r>
-        <w:rPr>
-          <w:rFonts w:ascii="Calibri" w:cs="Calibri" w:eastAsia="Calibri" w:hAnsi="Calibri"/>
-          <w:b w:val="false"/>
-          <w:bCs w:val="false"/>
-          <w:i/>
-          <w:iCs/>
-          <w:color w:val="5A5F7A"/>
-          <w:sz w:val="18"/>
-          <w:szCs w:val="18"/>
-        </w:rPr>
-        <w:t xml:space="preserve">Восстановлено по данным самого файла — в ошибки не включено. Если восстановлено неверно, впишите правильное значение.</w:t>
-      </w:r>
-    </w:p>
-    <w:tbl>
-      <w:tblPr>
-        <w:tblW w:type="dxa" w:w="15250"/>
-        <w:tblBorders>
-          <w:top w:val="single" w:color="auto" w:sz="4"/>
-          <w:left w:val="single" w:color="auto" w:sz="4"/>
-          <w:bottom w:val="single" w:color="auto" w:sz="4"/>
-          <w:right w:val="single" w:color="auto" w:sz="4"/>
-          <w:insideH w:val="single" w:color="auto" w:sz="4"/>
-          <w:insideV w:val="single" w:color="auto" w:sz="4"/>
-        </w:tblBorders>
-      </w:tblPr>
-      <w:tblGrid>
-        <w:gridCol w:w="900"/>
-        <w:gridCol w:w="2600"/>
-        <w:gridCol w:w="4800"/>
-        <w:gridCol w:w="6950"/>
-      </w:tblGrid>
-      <w:tr>
-        <w:trPr>
-          <w:tblHeader/>
-        </w:trPr>
-        <w:tc>
-          <w:tcPr>
-            <w:tcW w:type="dxa" w:w="900"/>
-            <w:tcBorders>
-              <w:top w:val="single" w:color="C7CBDC" w:sz="4"/>
-              <w:left w:val="single" w:color="C7CBDC" w:sz="4"/>
-              <w:bottom w:val="single" w:color="C7CBDC" w:sz="4"/>
-              <w:right w:val="single" w:color="C7CBDC" w:sz="4"/>
-            </w:tcBorders>
-            <w:shd w:fill="EEF0F7" w:color="auto" w:val="clear"/>
-            <w:tcMar>
-              <w:top w:type="dxa" w:w="60"/>
-              <w:left w:type="dxa" w:w="90"/>
-              <w:bottom w:type="dxa" w:w="60"/>
-              <w:right w:type="dxa" w:w="90"/>
-            </w:tcMar>
-            <w:vAlign w:val="top"/>
-          </w:tcPr>
-          <w:p>
-            <w:pPr>
-              <w:spacing w:after="0" w:before="0"/>
-            </w:pPr>
-            <w:r>
-              <w:rPr>
-                <w:rFonts w:ascii="Calibri" w:cs="Calibri" w:eastAsia="Calibri" w:hAnsi="Calibri"/>
-                <w:b/>
-                <w:bCs/>
-                <w:i w:val="false"/>
-                <w:iCs w:val="false"/>
-                <w:color w:val="1A1F36"/>
-                <w:sz w:val="18"/>
-                <w:szCs w:val="18"/>
-              </w:rPr>
-              <w:t xml:space="preserve">Стр.</w:t>
-            </w:r>
-          </w:p>
-        </w:tc>
-        <w:tc>
-          <w:tcPr>
-            <w:tcW w:type="dxa" w:w="2600"/>
-            <w:tcBorders>
-              <w:top w:val="single" w:color="C7CBDC" w:sz="4"/>
-              <w:left w:val="single" w:color="C7CBDC" w:sz="4"/>
-              <w:bottom w:val="single" w:color="C7CBDC" w:sz="4"/>
-              <w:right w:val="single" w:color="C7CBDC" w:sz="4"/>
-            </w:tcBorders>
-            <w:shd w:fill="EEF0F7" w:color="auto" w:val="clear"/>
-            <w:tcMar>
-              <w:top w:type="dxa" w:w="60"/>
-              <w:left w:type="dxa" w:w="90"/>
-              <w:bottom w:type="dxa" w:w="60"/>
-              <w:right w:type="dxa" w:w="90"/>
-            </w:tcMar>
-            <w:vAlign w:val="top"/>
-          </w:tcPr>
-          <w:p>
-            <w:pPr>
-              <w:spacing w:after="0" w:before="0"/>
-            </w:pPr>
-            <w:r>
-              <w:rPr>
-                <w:rFonts w:ascii="Calibri" w:cs="Calibri" w:eastAsia="Calibri" w:hAnsi="Calibri"/>
-                <w:b/>
-                <w:bCs/>
-                <w:i w:val="false"/>
-                <w:iCs w:val="false"/>
-                <w:color w:val="1A1F36"/>
-                <w:sz w:val="18"/>
-                <w:szCs w:val="18"/>
-              </w:rPr>
-              <w:t xml:space="preserve">Матч</w:t>
-            </w:r>
-          </w:p>
-        </w:tc>
-        <w:tc>
-          <w:tcPr>
-            <w:tcW w:type="dxa" w:w="4800"/>
-            <w:tcBorders>
-              <w:top w:val="single" w:color="C7CBDC" w:sz="4"/>
-              <w:left w:val="single" w:color="C7CBDC" w:sz="4"/>
-              <w:bottom w:val="single" w:color="C7CBDC" w:sz="4"/>
-              <w:right w:val="single" w:color="C7CBDC" w:sz="4"/>
-            </w:tcBorders>
-            <w:shd w:fill="EEF0F7" w:color="auto" w:val="clear"/>
-            <w:tcMar>
-              <w:top w:type="dxa" w:w="60"/>
-              <w:left w:type="dxa" w:w="90"/>
-              <w:bottom w:type="dxa" w:w="60"/>
-              <w:right w:type="dxa" w:w="90"/>
-            </w:tcMar>
-            <w:vAlign w:val="top"/>
-          </w:tcPr>
-          <w:p>
-            <w:pPr>
-              <w:spacing w:after="0" w:before="0"/>
-            </w:pPr>
-            <w:r>
-              <w:rPr>
-                <w:rFonts w:ascii="Calibri" w:cs="Calibri" w:eastAsia="Calibri" w:hAnsi="Calibri"/>
-                <w:b/>
-                <w:bCs/>
-                <w:i w:val="false"/>
-                <w:iCs w:val="false"/>
-                <w:color w:val="1A1F36"/>
-                <w:sz w:val="18"/>
-                <w:szCs w:val="18"/>
-              </w:rPr>
-              <w:t xml:space="preserve">Что восстановлено</w:t>
-            </w:r>
-          </w:p>
-        </w:tc>
-        <w:tc>
-          <w:tcPr>
-            <w:tcW w:type="dxa" w:w="6950"/>
-            <w:tcBorders>
-              <w:top w:val="single" w:color="C7CBDC" w:sz="4"/>
-              <w:left w:val="single" w:color="C7CBDC" w:sz="4"/>
-              <w:bottom w:val="single" w:color="C7CBDC" w:sz="4"/>
-              <w:right w:val="single" w:color="C7CBDC" w:sz="4"/>
-            </w:tcBorders>
-            <w:shd w:fill="EEF0F7" w:color="auto" w:val="clear"/>
-            <w:tcMar>
-              <w:top w:type="dxa" w:w="60"/>
-              <w:left w:type="dxa" w:w="90"/>
-              <w:bottom w:type="dxa" w:w="60"/>
-              <w:right w:type="dxa" w:w="90"/>
-            </w:tcMar>
-            <w:vAlign w:val="top"/>
-          </w:tcPr>
-          <w:p>
-            <w:pPr>
-              <w:spacing w:after="0" w:before="0"/>
-            </w:pPr>
-            <w:r>
-              <w:rPr>
-                <w:rFonts w:ascii="Calibri" w:cs="Calibri" w:eastAsia="Calibri" w:hAnsi="Calibri"/>
-                <w:b/>
-                <w:bCs/>
-                <w:i w:val="false"/>
-                <w:iCs w:val="false"/>
-                <w:color w:val="1A1F36"/>
-                <w:sz w:val="18"/>
-                <w:szCs w:val="18"/>
-              </w:rPr>
-              <w:t xml:space="preserve">Откуда взято</w:t>
-            </w:r>
-          </w:p>
-        </w:tc>
-      </w:tr>
-      <w:tr>
-        <w:tc>
-          <w:tcPr>
-            <w:tcW w:type="dxa" w:w="900"/>
-            <w:tcBorders>
-              <w:top w:val="single" w:color="C7CBDC" w:sz="4"/>
-              <w:left w:val="single" w:color="C7CBDC" w:sz="4"/>
-              <w:bottom w:val="single" w:color="C7CBDC" w:sz="4"/>
-              <w:right w:val="single" w:color="C7CBDC" w:sz="4"/>
-            </w:tcBorders>
-            <w:tcMar>
-              <w:top w:type="dxa" w:w="60"/>
-              <w:left w:type="dxa" w:w="90"/>
-              <w:bottom w:type="dxa" w:w="60"/>
-              <w:right w:type="dxa" w:w="90"/>
-            </w:tcMar>
-            <w:vAlign w:val="top"/>
-          </w:tcPr>
-          <w:p>
-            <w:pPr>
-              <w:spacing w:after="0" w:before="0"/>
-            </w:pPr>
-            <w:r>
-              <w:rPr>
-                <w:rFonts w:ascii="Calibri" w:cs="Calibri" w:eastAsia="Calibri" w:hAnsi="Calibri"/>
-                <w:b/>
-                <w:bCs/>
-                <w:i w:val="false"/>
-                <w:iCs w:val="false"/>
-                <w:color w:val="1A1F36"/>
-                <w:sz w:val="18"/>
-                <w:szCs w:val="18"/>
-              </w:rPr>
-              <w:t xml:space="preserve">196</w:t>
-            </w:r>
-          </w:p>
-        </w:tc>
-        <w:tc>
-          <w:tcPr>
-            <w:tcW w:type="dxa" w:w="2600"/>
-            <w:tcBorders>
-              <w:top w:val="single" w:color="C7CBDC" w:sz="4"/>
-              <w:left w:val="single" w:color="C7CBDC" w:sz="4"/>
-              <w:bottom w:val="single" w:color="C7CBDC" w:sz="4"/>
-              <w:right w:val="single" w:color="C7CBDC" w:sz="4"/>
-            </w:tcBorders>
-            <w:tcMar>
-              <w:top w:type="dxa" w:w="60"/>
-              <w:left w:type="dxa" w:w="90"/>
-              <w:bottom w:type="dxa" w:w="60"/>
-              <w:right w:type="dxa" w:w="90"/>
-            </w:tcMar>
-            <w:vAlign w:val="top"/>
-          </w:tcPr>
-          <w:p>
-            <w:pPr>
-              <w:spacing w:after="0"/>
-            </w:pPr>
-            <w:r>
-              <w:rPr>
-                <w:rFonts w:ascii="Calibri" w:cs="Calibri" w:eastAsia="Calibri" w:hAnsi="Calibri"/>
-                <w:b w:val="false"/>
-                <w:bCs w:val="false"/>
-                <w:i w:val="false"/>
-                <w:iCs w:val="false"/>
-                <w:color w:val="1A1F36"/>
-                <w:sz w:val="18"/>
-                <w:szCs w:val="18"/>
-              </w:rPr>
-              <w:t xml:space="preserve">29.08.2026  11:00</w:t>
-            </w:r>
-            <w:r>
-              <w:rPr>
-                <w:rFonts w:ascii="Calibri" w:cs="Calibri" w:eastAsia="Calibri" w:hAnsi="Calibri"/>
-                <w:b w:val="false"/>
-                <w:bCs w:val="false"/>
-                <w:i w:val="false"/>
-                <w:iCs w:val="false"/>
-                <w:color w:val="1A1F36"/>
-                <w:sz w:val="18"/>
-                <w:szCs w:val="18"/>
-              </w:rPr>
-              <w:br/>
-              <w:t xml:space="preserve">Партизан — Байкал</w:t>
-            </w:r>
-          </w:p>
-        </w:tc>
-        <w:tc>
-          <w:tcPr>
-            <w:tcW w:type="dxa" w:w="4800"/>
-            <w:tcBorders>
-              <w:top w:val="single" w:color="C7CBDC" w:sz="4"/>
-              <w:left w:val="single" w:color="C7CBDC" w:sz="4"/>
-              <w:bottom w:val="single" w:color="C7CBDC" w:sz="4"/>
-              <w:right w:val="single" w:color="C7CBDC" w:sz="4"/>
-            </w:tcBorders>
-            <w:tcMar>
-              <w:top w:type="dxa" w:w="60"/>
-              <w:left w:type="dxa" w:w="90"/>
-              <w:bottom w:type="dxa" w:w="60"/>
-              <w:right w:type="dxa" w:w="90"/>
-            </w:tcMar>
-            <w:vAlign w:val="top"/>
-          </w:tcPr>
-          <w:p>
-            <w:pPr>
-              <w:spacing w:after="0" w:before="0"/>
-            </w:pPr>
-            <w:r>
-              <w:rPr>
-                <w:rFonts w:ascii="Calibri" w:cs="Calibri" w:eastAsia="Calibri" w:hAnsi="Calibri"/>
-                <w:b w:val="false"/>
-                <w:bCs w:val="false"/>
-                <w:i w:val="false"/>
-                <w:iCs w:val="false"/>
-                <w:color w:val="1A1F36"/>
-                <w:sz w:val="18"/>
-                <w:szCs w:val="18"/>
-              </w:rPr>
-              <w:t xml:space="preserve">судья: Зотов Роман Витальевич</w:t>
-            </w:r>
-          </w:p>
-        </w:tc>
-        <w:tc>
-          <w:tcPr>
-            <w:tcW w:type="dxa" w:w="6950"/>
-            <w:tcBorders>
-              <w:top w:val="single" w:color="C7CBDC" w:sz="4"/>
-              <w:left w:val="single" w:color="C7CBDC" w:sz="4"/>
-              <w:bottom w:val="single" w:color="C7CBDC" w:sz="4"/>
-              <w:right w:val="single" w:color="C7CBDC" w:sz="4"/>
-            </w:tcBorders>
-            <w:tcMar>
-              <w:top w:type="dxa" w:w="60"/>
-              <w:left w:type="dxa" w:w="90"/>
-              <w:bottom w:type="dxa" w:w="60"/>
-              <w:right w:type="dxa" w:w="90"/>
-            </w:tcMar>
-            <w:vAlign w:val="top"/>
-          </w:tcPr>
-          <w:p>
-            <w:pPr>
-              <w:spacing w:after="0" w:before="0"/>
-            </w:pPr>
-            <w:r>
-              <w:rPr>
-                <w:rFonts w:ascii="Calibri" w:cs="Calibri" w:eastAsia="Calibri" w:hAnsi="Calibri"/>
-                <w:b w:val="false"/>
-                <w:bCs w:val="false"/>
-                <w:i w:val="false"/>
-                <w:iCs w:val="false"/>
-                <w:color w:val="1A1F36"/>
-                <w:sz w:val="18"/>
-                <w:szCs w:val="18"/>
-              </w:rPr>
-              <w:t xml:space="preserve">в остальных матчах этого игрового дня указан он же</w:t>
             </w:r>
           </w:p>
         </w:tc>
@@ -17548,7 +17411,7 @@
           <w:sz w:val="22"/>
           <w:szCs w:val="22"/>
         </w:rPr>
-        <w:t xml:space="preserve">Проверено матчей: 46.   Найдено ошибок: 1.   Восстановлено по данным: 2.</w:t>
+        <w:t xml:space="preserve">Проверено матчей: 46.   Найдено ошибок: 3.   Из них с готовым исправлением: 2.</w:t>
       </w:r>
     </w:p>
     <w:p>
@@ -17566,7 +17429,7 @@
           <w:sz w:val="18"/>
           <w:szCs w:val="18"/>
         </w:rPr>
-        <w:t xml:space="preserve">Последняя колонка — для вашего ответа: напротив каждой строки впишите, как исправляем ошибку.</w:t>
+        <w:t xml:space="preserve">Последняя колонка — для вашего ответа: напротив каждой строки впишите, как исправляем ошибку. Где там уже предложено исправление, напишите, подтверждаете вы его или нет.</w:t>
       </w:r>
     </w:p>
     <w:p>
@@ -17585,395 +17448,7 @@
           <w:sz w:val="22"/>
           <w:szCs w:val="22"/>
         </w:rPr>
-        <w:t xml:space="preserve">июль 2026 — матчей 28, ошибок 0</w:t>
-      </w:r>
-    </w:p>
-    <w:p>
-      <w:pPr>
-        <w:spacing w:after="100" w:before="0"/>
-      </w:pPr>
-      <w:r>
-        <w:rPr>
-          <w:rFonts w:ascii="Calibri" w:cs="Calibri" w:eastAsia="Calibri" w:hAnsi="Calibri"/>
-          <w:b w:val="false"/>
-          <w:bCs w:val="false"/>
-          <w:i/>
-          <w:iCs/>
-          <w:color w:val="2E7D32"/>
-          <w:sz w:val="20"/>
-          <w:szCs w:val="20"/>
-        </w:rPr>
-        <w:t xml:space="preserve">Ошибок не найдено.</w:t>
-      </w:r>
-    </w:p>
-    <w:p>
-      <w:pPr>
-        <w:keepNext/>
-        <w:spacing w:after="80" w:before="160"/>
-      </w:pPr>
-      <w:r>
-        <w:rPr>
-          <w:rFonts w:ascii="Calibri" w:cs="Calibri" w:eastAsia="Calibri" w:hAnsi="Calibri"/>
-          <w:b w:val="false"/>
-          <w:bCs w:val="false"/>
-          <w:i/>
-          <w:iCs/>
-          <w:color w:val="5A5F7A"/>
-          <w:sz w:val="18"/>
-          <w:szCs w:val="18"/>
-        </w:rPr>
-        <w:t xml:space="preserve">Восстановлено по данным самого файла — в ошибки не включено. Если восстановлено неверно, впишите правильное значение.</w:t>
-      </w:r>
-    </w:p>
-    <w:tbl>
-      <w:tblPr>
-        <w:tblW w:type="dxa" w:w="15250"/>
-        <w:tblBorders>
-          <w:top w:val="single" w:color="auto" w:sz="4"/>
-          <w:left w:val="single" w:color="auto" w:sz="4"/>
-          <w:bottom w:val="single" w:color="auto" w:sz="4"/>
-          <w:right w:val="single" w:color="auto" w:sz="4"/>
-          <w:insideH w:val="single" w:color="auto" w:sz="4"/>
-          <w:insideV w:val="single" w:color="auto" w:sz="4"/>
-        </w:tblBorders>
-      </w:tblPr>
-      <w:tblGrid>
-        <w:gridCol w:w="900"/>
-        <w:gridCol w:w="2600"/>
-        <w:gridCol w:w="4800"/>
-        <w:gridCol w:w="6950"/>
-      </w:tblGrid>
-      <w:tr>
-        <w:trPr>
-          <w:tblHeader/>
-        </w:trPr>
-        <w:tc>
-          <w:tcPr>
-            <w:tcW w:type="dxa" w:w="900"/>
-            <w:tcBorders>
-              <w:top w:val="single" w:color="C7CBDC" w:sz="4"/>
-              <w:left w:val="single" w:color="C7CBDC" w:sz="4"/>
-              <w:bottom w:val="single" w:color="C7CBDC" w:sz="4"/>
-              <w:right w:val="single" w:color="C7CBDC" w:sz="4"/>
-            </w:tcBorders>
-            <w:shd w:fill="EEF0F7" w:color="auto" w:val="clear"/>
-            <w:tcMar>
-              <w:top w:type="dxa" w:w="60"/>
-              <w:left w:type="dxa" w:w="90"/>
-              <w:bottom w:type="dxa" w:w="60"/>
-              <w:right w:type="dxa" w:w="90"/>
-            </w:tcMar>
-            <w:vAlign w:val="top"/>
-          </w:tcPr>
-          <w:p>
-            <w:pPr>
-              <w:spacing w:after="0" w:before="0"/>
-            </w:pPr>
-            <w:r>
-              <w:rPr>
-                <w:rFonts w:ascii="Calibri" w:cs="Calibri" w:eastAsia="Calibri" w:hAnsi="Calibri"/>
-                <w:b/>
-                <w:bCs/>
-                <w:i w:val="false"/>
-                <w:iCs w:val="false"/>
-                <w:color w:val="1A1F36"/>
-                <w:sz w:val="18"/>
-                <w:szCs w:val="18"/>
-              </w:rPr>
-              <w:t xml:space="preserve">Стр.</w:t>
-            </w:r>
-          </w:p>
-        </w:tc>
-        <w:tc>
-          <w:tcPr>
-            <w:tcW w:type="dxa" w:w="2600"/>
-            <w:tcBorders>
-              <w:top w:val="single" w:color="C7CBDC" w:sz="4"/>
-              <w:left w:val="single" w:color="C7CBDC" w:sz="4"/>
-              <w:bottom w:val="single" w:color="C7CBDC" w:sz="4"/>
-              <w:right w:val="single" w:color="C7CBDC" w:sz="4"/>
-            </w:tcBorders>
-            <w:shd w:fill="EEF0F7" w:color="auto" w:val="clear"/>
-            <w:tcMar>
-              <w:top w:type="dxa" w:w="60"/>
-              <w:left w:type="dxa" w:w="90"/>
-              <w:bottom w:type="dxa" w:w="60"/>
-              <w:right w:type="dxa" w:w="90"/>
-            </w:tcMar>
-            <w:vAlign w:val="top"/>
-          </w:tcPr>
-          <w:p>
-            <w:pPr>
-              <w:spacing w:after="0" w:before="0"/>
-            </w:pPr>
-            <w:r>
-              <w:rPr>
-                <w:rFonts w:ascii="Calibri" w:cs="Calibri" w:eastAsia="Calibri" w:hAnsi="Calibri"/>
-                <w:b/>
-                <w:bCs/>
-                <w:i w:val="false"/>
-                <w:iCs w:val="false"/>
-                <w:color w:val="1A1F36"/>
-                <w:sz w:val="18"/>
-                <w:szCs w:val="18"/>
-              </w:rPr>
-              <w:t xml:space="preserve">Матч</w:t>
-            </w:r>
-          </w:p>
-        </w:tc>
-        <w:tc>
-          <w:tcPr>
-            <w:tcW w:type="dxa" w:w="4800"/>
-            <w:tcBorders>
-              <w:top w:val="single" w:color="C7CBDC" w:sz="4"/>
-              <w:left w:val="single" w:color="C7CBDC" w:sz="4"/>
-              <w:bottom w:val="single" w:color="C7CBDC" w:sz="4"/>
-              <w:right w:val="single" w:color="C7CBDC" w:sz="4"/>
-            </w:tcBorders>
-            <w:shd w:fill="EEF0F7" w:color="auto" w:val="clear"/>
-            <w:tcMar>
-              <w:top w:type="dxa" w:w="60"/>
-              <w:left w:type="dxa" w:w="90"/>
-              <w:bottom w:type="dxa" w:w="60"/>
-              <w:right w:type="dxa" w:w="90"/>
-            </w:tcMar>
-            <w:vAlign w:val="top"/>
-          </w:tcPr>
-          <w:p>
-            <w:pPr>
-              <w:spacing w:after="0" w:before="0"/>
-            </w:pPr>
-            <w:r>
-              <w:rPr>
-                <w:rFonts w:ascii="Calibri" w:cs="Calibri" w:eastAsia="Calibri" w:hAnsi="Calibri"/>
-                <w:b/>
-                <w:bCs/>
-                <w:i w:val="false"/>
-                <w:iCs w:val="false"/>
-                <w:color w:val="1A1F36"/>
-                <w:sz w:val="18"/>
-                <w:szCs w:val="18"/>
-              </w:rPr>
-              <w:t xml:space="preserve">Что восстановлено</w:t>
-            </w:r>
-          </w:p>
-        </w:tc>
-        <w:tc>
-          <w:tcPr>
-            <w:tcW w:type="dxa" w:w="6950"/>
-            <w:tcBorders>
-              <w:top w:val="single" w:color="C7CBDC" w:sz="4"/>
-              <w:left w:val="single" w:color="C7CBDC" w:sz="4"/>
-              <w:bottom w:val="single" w:color="C7CBDC" w:sz="4"/>
-              <w:right w:val="single" w:color="C7CBDC" w:sz="4"/>
-            </w:tcBorders>
-            <w:shd w:fill="EEF0F7" w:color="auto" w:val="clear"/>
-            <w:tcMar>
-              <w:top w:type="dxa" w:w="60"/>
-              <w:left w:type="dxa" w:w="90"/>
-              <w:bottom w:type="dxa" w:w="60"/>
-              <w:right w:type="dxa" w:w="90"/>
-            </w:tcMar>
-            <w:vAlign w:val="top"/>
-          </w:tcPr>
-          <w:p>
-            <w:pPr>
-              <w:spacing w:after="0" w:before="0"/>
-            </w:pPr>
-            <w:r>
-              <w:rPr>
-                <w:rFonts w:ascii="Calibri" w:cs="Calibri" w:eastAsia="Calibri" w:hAnsi="Calibri"/>
-                <w:b/>
-                <w:bCs/>
-                <w:i w:val="false"/>
-                <w:iCs w:val="false"/>
-                <w:color w:val="1A1F36"/>
-                <w:sz w:val="18"/>
-                <w:szCs w:val="18"/>
-              </w:rPr>
-              <w:t xml:space="preserve">Откуда взято</w:t>
-            </w:r>
-          </w:p>
-        </w:tc>
-      </w:tr>
-      <w:tr>
-        <w:tc>
-          <w:tcPr>
-            <w:tcW w:type="dxa" w:w="900"/>
-            <w:tcBorders>
-              <w:top w:val="single" w:color="C7CBDC" w:sz="4"/>
-              <w:left w:val="single" w:color="C7CBDC" w:sz="4"/>
-              <w:bottom w:val="single" w:color="C7CBDC" w:sz="4"/>
-              <w:right w:val="single" w:color="C7CBDC" w:sz="4"/>
-            </w:tcBorders>
-            <w:tcMar>
-              <w:top w:type="dxa" w:w="60"/>
-              <w:left w:type="dxa" w:w="90"/>
-              <w:bottom w:type="dxa" w:w="60"/>
-              <w:right w:type="dxa" w:w="90"/>
-            </w:tcMar>
-            <w:vAlign w:val="top"/>
-          </w:tcPr>
-          <w:p>
-            <w:pPr>
-              <w:spacing w:after="0" w:before="0"/>
-            </w:pPr>
-            <w:r>
-              <w:rPr>
-                <w:rFonts w:ascii="Calibri" w:cs="Calibri" w:eastAsia="Calibri" w:hAnsi="Calibri"/>
-                <w:b/>
-                <w:bCs/>
-                <w:i w:val="false"/>
-                <w:iCs w:val="false"/>
-                <w:color w:val="1A1F36"/>
-                <w:sz w:val="18"/>
-                <w:szCs w:val="18"/>
-              </w:rPr>
-              <w:t xml:space="preserve">256</w:t>
-            </w:r>
-          </w:p>
-        </w:tc>
-        <w:tc>
-          <w:tcPr>
-            <w:tcW w:type="dxa" w:w="2600"/>
-            <w:tcBorders>
-              <w:top w:val="single" w:color="C7CBDC" w:sz="4"/>
-              <w:left w:val="single" w:color="C7CBDC" w:sz="4"/>
-              <w:bottom w:val="single" w:color="C7CBDC" w:sz="4"/>
-              <w:right w:val="single" w:color="C7CBDC" w:sz="4"/>
-            </w:tcBorders>
-            <w:tcMar>
-              <w:top w:type="dxa" w:w="60"/>
-              <w:left w:type="dxa" w:w="90"/>
-              <w:bottom w:type="dxa" w:w="60"/>
-              <w:right w:type="dxa" w:w="90"/>
-            </w:tcMar>
-            <w:vAlign w:val="top"/>
-          </w:tcPr>
-          <w:p>
-            <w:pPr>
-              <w:spacing w:after="0"/>
-            </w:pPr>
-            <w:r>
-              <w:rPr>
-                <w:rFonts w:ascii="Calibri" w:cs="Calibri" w:eastAsia="Calibri" w:hAnsi="Calibri"/>
-                <w:b w:val="false"/>
-                <w:bCs w:val="false"/>
-                <w:i w:val="false"/>
-                <w:iCs w:val="false"/>
-                <w:color w:val="1A1F36"/>
-                <w:sz w:val="18"/>
-                <w:szCs w:val="18"/>
-              </w:rPr>
-              <w:t xml:space="preserve">15.07.2026  20:30</w:t>
-            </w:r>
-            <w:r>
-              <w:rPr>
-                <w:rFonts w:ascii="Calibri" w:cs="Calibri" w:eastAsia="Calibri" w:hAnsi="Calibri"/>
-                <w:b w:val="false"/>
-                <w:bCs w:val="false"/>
-                <w:i w:val="false"/>
-                <w:iCs w:val="false"/>
-                <w:color w:val="1A1F36"/>
-                <w:sz w:val="18"/>
-                <w:szCs w:val="18"/>
-              </w:rPr>
-              <w:br/>
-              <w:t xml:space="preserve">Слобода — Локомотив-Р</w:t>
-            </w:r>
-          </w:p>
-        </w:tc>
-        <w:tc>
-          <w:tcPr>
-            <w:tcW w:type="dxa" w:w="4800"/>
-            <w:tcBorders>
-              <w:top w:val="single" w:color="C7CBDC" w:sz="4"/>
-              <w:left w:val="single" w:color="C7CBDC" w:sz="4"/>
-              <w:bottom w:val="single" w:color="C7CBDC" w:sz="4"/>
-              <w:right w:val="single" w:color="C7CBDC" w:sz="4"/>
-            </w:tcBorders>
-            <w:tcMar>
-              <w:top w:type="dxa" w:w="60"/>
-              <w:left w:type="dxa" w:w="90"/>
-              <w:bottom w:type="dxa" w:w="60"/>
-              <w:right w:type="dxa" w:w="90"/>
-            </w:tcMar>
-            <w:vAlign w:val="top"/>
-          </w:tcPr>
-          <w:p>
-            <w:pPr>
-              <w:spacing w:after="0" w:before="0"/>
-            </w:pPr>
-            <w:r>
-              <w:rPr>
-                <w:rFonts w:ascii="Calibri" w:cs="Calibri" w:eastAsia="Calibri" w:hAnsi="Calibri"/>
-                <w:b w:val="false"/>
-                <w:bCs w:val="false"/>
-                <w:i w:val="false"/>
-                <w:iCs w:val="false"/>
-                <w:color w:val="1A1F36"/>
-                <w:sz w:val="18"/>
-                <w:szCs w:val="18"/>
-              </w:rPr>
-              <w:t xml:space="preserve">состав команды Локомотив-Р: поставлен её постоянный состав: Возмищев Данил Александрович №1, Чикнайкин Антон Андреевич №16, Исламов Артём Дмитриевич №98, Дьяков Никита Петрович №77, Маслов Егор Александрович №33, Леванов Антон Павлович №5, Железнов Игорь Владимирович №55, Нарватов Дмитрий Александрович №10, Александров Евгений Александрович №17</w:t>
-            </w:r>
-          </w:p>
-        </w:tc>
-        <w:tc>
-          <w:tcPr>
-            <w:tcW w:type="dxa" w:w="6950"/>
-            <w:tcBorders>
-              <w:top w:val="single" w:color="C7CBDC" w:sz="4"/>
-              <w:left w:val="single" w:color="C7CBDC" w:sz="4"/>
-              <w:bottom w:val="single" w:color="C7CBDC" w:sz="4"/>
-              <w:right w:val="single" w:color="C7CBDC" w:sz="4"/>
-            </w:tcBorders>
-            <w:tcMar>
-              <w:top w:type="dxa" w:w="60"/>
-              <w:left w:type="dxa" w:w="90"/>
-              <w:bottom w:type="dxa" w:w="60"/>
-              <w:right w:type="dxa" w:w="90"/>
-            </w:tcMar>
-            <w:vAlign w:val="top"/>
-          </w:tcPr>
-          <w:p>
-            <w:pPr>
-              <w:spacing w:after="0" w:before="0"/>
-            </w:pPr>
-            <w:r>
-              <w:rPr>
-                <w:rFonts w:ascii="Calibri" w:cs="Calibri" w:eastAsia="Calibri" w:hAnsi="Calibri"/>
-                <w:b w:val="false"/>
-                <w:bCs w:val="false"/>
-                <w:i w:val="false"/>
-                <w:iCs w:val="false"/>
-                <w:color w:val="1A1F36"/>
-                <w:sz w:val="18"/>
-                <w:szCs w:val="18"/>
-              </w:rPr>
-              <w:t xml:space="preserve">в этом матче за обе команды записаны одни и те же игроки — состав команды Слобода; у команды Локомотив-Р во всех остальных 7 матчах файла один и тот же свой состав</w:t>
-            </w:r>
-          </w:p>
-        </w:tc>
-      </w:tr>
-    </w:tbl>
-    <w:p>
-      <w:pPr>
-        <w:keepNext/>
-        <w:spacing w:after="80" w:before="200"/>
-      </w:pPr>
-      <w:r>
-        <w:rPr>
-          <w:rFonts w:ascii="Calibri" w:cs="Calibri" w:eastAsia="Calibri" w:hAnsi="Calibri"/>
-          <w:b/>
-          <w:bCs/>
-          <w:i w:val="false"/>
-          <w:iCs w:val="false"/>
-          <w:color w:val="1A1F36"/>
-          <w:sz w:val="22"/>
-          <w:szCs w:val="22"/>
-        </w:rPr>
-        <w:t xml:space="preserve">август 2026 — матчей 18, ошибок 1</w:t>
+        <w:t xml:space="preserve">июль 2026 — матчей 28, ошибок 1</w:t>
       </w:r>
     </w:p>
     <w:tbl>
@@ -18218,7 +17693,7 @@
                 <w:sz w:val="18"/>
                 <w:szCs w:val="18"/>
               </w:rPr>
-              <w:t xml:space="preserve">226</w:t>
+              <w:t xml:space="preserve">256</w:t>
             </w:r>
           </w:p>
         </w:tc>
@@ -18254,7 +17729,7 @@
                 <w:sz w:val="18"/>
                 <w:szCs w:val="18"/>
               </w:rPr>
-              <w:t xml:space="preserve">02.08.2026  10:00</w:t>
+              <w:t xml:space="preserve">15.07.2026  20:30</w:t>
             </w:r>
             <w:r>
               <w:rPr>
@@ -18268,7 +17743,7 @@
                 <w:szCs w:val="18"/>
               </w:rPr>
               <w:br/>
-              <w:t xml:space="preserve">Цементник — Метеор</w:t>
+              <w:t xml:space="preserve">Слобода — Локомотив-Р</w:t>
             </w:r>
           </w:p>
         </w:tc>
@@ -18304,7 +17779,7 @@
                 <w:sz w:val="18"/>
                 <w:szCs w:val="18"/>
               </w:rPr>
-              <w:t xml:space="preserve">итог 2:6</w:t>
+              <w:t xml:space="preserve">итог 6:2</w:t>
             </w:r>
             <w:r>
               <w:rPr>
@@ -18318,7 +17793,7 @@
                 <w:szCs w:val="18"/>
               </w:rPr>
               <w:br/>
-              <w:t xml:space="preserve">периоды 1:2 1:3 0:3 = 2:8</w:t>
+              <w:t xml:space="preserve">периоды 1:1 4:0 1:1 = 6:2</w:t>
             </w:r>
           </w:p>
         </w:tc>
@@ -18354,7 +17829,7 @@
                 <w:sz w:val="18"/>
                 <w:szCs w:val="18"/>
               </w:rPr>
-              <w:t xml:space="preserve">Счёт не сходится с суммой по периодам. Ничьей после трёх периодов не было — буллитами не объясняется.</w:t>
+              <w:t xml:space="preserve">За обе команды записаны одни и те же игроки — состав команды Слобода. У команды Локомотив-Р во всех остальных 7 матчах файла один и тот же свой состав: Возмищев Данил Александрович №1, Чикнайкин Антон Андреевич №16, Исламов Артём Дмитриевич №98, Дьяков Никита Петрович №77, Маслов Егор Александрович №33, Леванов Антон Павлович №5, Железнов Игорь Владимирович №55, Нарватов Дмитрий Александрович №10, Александров Евгений Александрович №17.</w:t>
             </w:r>
           </w:p>
         </w:tc>
@@ -18384,13 +17859,13 @@
                 <w:rFonts w:ascii="Calibri" w:cs="Calibri" w:eastAsia="Calibri" w:hAnsi="Calibri"/>
                 <w:b w:val="false"/>
                 <w:bCs w:val="false"/>
-                <w:i w:val="false"/>
-                <w:iCs w:val="false"/>
-                <w:color w:val="1A1F36"/>
-                <w:sz w:val="18"/>
-                <w:szCs w:val="18"/>
-              </w:rPr>
-              <w:t xml:space="preserve"/>
+                <w:i/>
+                <w:iCs/>
+                <w:color w:val="2B2F77"/>
+                <w:sz w:val="18"/>
+                <w:szCs w:val="18"/>
+              </w:rPr>
+              <w:t xml:space="preserve">Очевидное исправление: записать команде Локомотив-Р её постоянный состав. Подтверждаете?</w:t>
             </w:r>
           </w:p>
         </w:tc>
@@ -18399,20 +17874,20 @@
     <w:p>
       <w:pPr>
         <w:keepNext/>
-        <w:spacing w:after="80" w:before="160"/>
+        <w:spacing w:after="80" w:before="200"/>
       </w:pPr>
       <w:r>
         <w:rPr>
           <w:rFonts w:ascii="Calibri" w:cs="Calibri" w:eastAsia="Calibri" w:hAnsi="Calibri"/>
-          <w:b w:val="false"/>
-          <w:bCs w:val="false"/>
-          <w:i/>
-          <w:iCs/>
-          <w:color w:val="5A5F7A"/>
-          <w:sz w:val="18"/>
-          <w:szCs w:val="18"/>
+          <w:b/>
+          <w:bCs/>
+          <w:i w:val="false"/>
+          <w:iCs w:val="false"/>
+          <w:color w:val="1A1F36"/>
+          <w:sz w:val="22"/>
+          <w:szCs w:val="22"/>
         </w:rPr>
-        <w:t xml:space="preserve">Восстановлено по данным самого файла — в ошибки не включено. Если восстановлено неверно, впишите правильное значение.</w:t>
+        <w:t xml:space="preserve">август 2026 — матчей 18, ошибок 2</w:t>
       </w:r>
     </w:p>
     <w:tbl>
@@ -18430,8 +17905,9 @@
       <w:tblGrid>
         <w:gridCol w:w="900"/>
         <w:gridCol w:w="2600"/>
-        <w:gridCol w:w="4800"/>
-        <w:gridCol w:w="6950"/>
+        <w:gridCol w:w="2400"/>
+        <w:gridCol w:w="4400"/>
+        <w:gridCol w:w="4950"/>
       </w:tblGrid>
       <w:tr>
         <w:trPr>
@@ -18513,7 +17989,7 @@
         </w:tc>
         <w:tc>
           <w:tcPr>
-            <w:tcW w:type="dxa" w:w="4800"/>
+            <w:tcW w:type="dxa" w:w="2400"/>
             <w:tcBorders>
               <w:top w:val="single" w:color="C7CBDC" w:sz="4"/>
               <w:left w:val="single" w:color="C7CBDC" w:sz="4"/>
@@ -18544,13 +18020,13 @@
                 <w:sz w:val="18"/>
                 <w:szCs w:val="18"/>
               </w:rPr>
-              <w:t xml:space="preserve">Что восстановлено</w:t>
-            </w:r>
-          </w:p>
-        </w:tc>
-        <w:tc>
-          <w:tcPr>
-            <w:tcW w:type="dxa" w:w="6950"/>
+              <w:t xml:space="preserve">Счёт</w:t>
+            </w:r>
+          </w:p>
+        </w:tc>
+        <w:tc>
+          <w:tcPr>
+            <w:tcW w:type="dxa" w:w="4400"/>
             <w:tcBorders>
               <w:top w:val="single" w:color="C7CBDC" w:sz="4"/>
               <w:left w:val="single" w:color="C7CBDC" w:sz="4"/>
@@ -18581,7 +18057,44 @@
                 <w:sz w:val="18"/>
                 <w:szCs w:val="18"/>
               </w:rPr>
-              <w:t xml:space="preserve">Откуда взято</w:t>
+              <w:t xml:space="preserve">Что не так</w:t>
+            </w:r>
+          </w:p>
+        </w:tc>
+        <w:tc>
+          <w:tcPr>
+            <w:tcW w:type="dxa" w:w="4950"/>
+            <w:tcBorders>
+              <w:top w:val="single" w:color="C7CBDC" w:sz="4"/>
+              <w:left w:val="single" w:color="C7CBDC" w:sz="4"/>
+              <w:bottom w:val="single" w:color="C7CBDC" w:sz="4"/>
+              <w:right w:val="single" w:color="C7CBDC" w:sz="4"/>
+            </w:tcBorders>
+            <w:shd w:fill="EEF0F7" w:color="auto" w:val="clear"/>
+            <w:tcMar>
+              <w:top w:type="dxa" w:w="60"/>
+              <w:left w:type="dxa" w:w="90"/>
+              <w:bottom w:type="dxa" w:w="60"/>
+              <w:right w:type="dxa" w:w="90"/>
+            </w:tcMar>
+            <w:vAlign w:val="top"/>
+          </w:tcPr>
+          <w:p>
+            <w:pPr>
+              <w:spacing w:after="0" w:before="0"/>
+            </w:pPr>
+            <w:r>
+              <w:rPr>
+                <w:rFonts w:ascii="Calibri" w:cs="Calibri" w:eastAsia="Calibri" w:hAnsi="Calibri"/>
+                <w:b/>
+                <w:bCs/>
+                <w:i w:val="false"/>
+                <w:iCs w:val="false"/>
+                <w:color w:val="1A1F36"/>
+                <w:sz w:val="18"/>
+                <w:szCs w:val="18"/>
+              </w:rPr>
+              <w:t xml:space="preserve">Как исправляем</w:t>
             </w:r>
           </w:p>
         </w:tc>
@@ -18675,73 +18188,337 @@
         </w:tc>
         <w:tc>
           <w:tcPr>
-            <w:tcW w:type="dxa" w:w="4800"/>
-            <w:tcBorders>
-              <w:top w:val="single" w:color="C7CBDC" w:sz="4"/>
-              <w:left w:val="single" w:color="C7CBDC" w:sz="4"/>
-              <w:bottom w:val="single" w:color="C7CBDC" w:sz="4"/>
-              <w:right w:val="single" w:color="C7CBDC" w:sz="4"/>
-            </w:tcBorders>
-            <w:tcMar>
-              <w:top w:type="dxa" w:w="60"/>
-              <w:left w:type="dxa" w:w="90"/>
-              <w:bottom w:type="dxa" w:w="60"/>
-              <w:right w:type="dxa" w:w="90"/>
-            </w:tcMar>
-            <w:vAlign w:val="top"/>
-          </w:tcPr>
-          <w:p>
-            <w:pPr>
-              <w:spacing w:after="0" w:before="0"/>
-            </w:pPr>
-            <w:r>
-              <w:rPr>
-                <w:rFonts w:ascii="Calibri" w:cs="Calibri" w:eastAsia="Calibri" w:hAnsi="Calibri"/>
-                <w:b w:val="false"/>
-                <w:bCs w:val="false"/>
-                <w:i w:val="false"/>
-                <w:iCs w:val="false"/>
-                <w:color w:val="1A1F36"/>
-                <w:sz w:val="18"/>
-                <w:szCs w:val="18"/>
-              </w:rPr>
-              <w:t xml:space="preserve">состав команды Локомотив-Р: поставлен её постоянный состав: Возмищев Данил Александрович №1, Чикнайкин Антон Андреевич №16, Исламов Артём Дмитриевич №98, Дьяков Никита Петрович №77, Маслов Егор Александрович №33, Леванов Антон Павлович №5, Железнов Игорь Владимирович №55, Нарватов Дмитрий Александрович №10, Александров Евгений Александрович №17</w:t>
-            </w:r>
-          </w:p>
-        </w:tc>
-        <w:tc>
-          <w:tcPr>
-            <w:tcW w:type="dxa" w:w="6950"/>
-            <w:tcBorders>
-              <w:top w:val="single" w:color="C7CBDC" w:sz="4"/>
-              <w:left w:val="single" w:color="C7CBDC" w:sz="4"/>
-              <w:bottom w:val="single" w:color="C7CBDC" w:sz="4"/>
-              <w:right w:val="single" w:color="C7CBDC" w:sz="4"/>
-            </w:tcBorders>
-            <w:tcMar>
-              <w:top w:type="dxa" w:w="60"/>
-              <w:left w:type="dxa" w:w="90"/>
-              <w:bottom w:type="dxa" w:w="60"/>
-              <w:right w:type="dxa" w:w="90"/>
-            </w:tcMar>
-            <w:vAlign w:val="top"/>
-          </w:tcPr>
-          <w:p>
-            <w:pPr>
-              <w:spacing w:after="0" w:before="0"/>
-            </w:pPr>
-            <w:r>
-              <w:rPr>
-                <w:rFonts w:ascii="Calibri" w:cs="Calibri" w:eastAsia="Calibri" w:hAnsi="Calibri"/>
-                <w:b w:val="false"/>
-                <w:bCs w:val="false"/>
-                <w:i w:val="false"/>
-                <w:iCs w:val="false"/>
-                <w:color w:val="1A1F36"/>
-                <w:sz w:val="18"/>
-                <w:szCs w:val="18"/>
-              </w:rPr>
-              <w:t xml:space="preserve">в этом матче за обе команды записаны одни и те же игроки — состав команды Слобода; у команды Локомотив-Р во всех остальных 4 матчах файла один и тот же свой состав</w:t>
+            <w:tcW w:type="dxa" w:w="2400"/>
+            <w:tcBorders>
+              <w:top w:val="single" w:color="C7CBDC" w:sz="4"/>
+              <w:left w:val="single" w:color="C7CBDC" w:sz="4"/>
+              <w:bottom w:val="single" w:color="C7CBDC" w:sz="4"/>
+              <w:right w:val="single" w:color="C7CBDC" w:sz="4"/>
+            </w:tcBorders>
+            <w:tcMar>
+              <w:top w:type="dxa" w:w="60"/>
+              <w:left w:type="dxa" w:w="90"/>
+              <w:bottom w:type="dxa" w:w="60"/>
+              <w:right w:type="dxa" w:w="90"/>
+            </w:tcMar>
+            <w:vAlign w:val="top"/>
+          </w:tcPr>
+          <w:p>
+            <w:pPr>
+              <w:spacing w:after="0"/>
+            </w:pPr>
+            <w:r>
+              <w:rPr>
+                <w:rFonts w:ascii="Calibri" w:cs="Calibri" w:eastAsia="Calibri" w:hAnsi="Calibri"/>
+                <w:b w:val="false"/>
+                <w:bCs w:val="false"/>
+                <w:i w:val="false"/>
+                <w:iCs w:val="false"/>
+                <w:color w:val="5A5F7A"/>
+                <w:sz w:val="18"/>
+                <w:szCs w:val="18"/>
+              </w:rPr>
+              <w:t xml:space="preserve">итог 4:6</w:t>
+            </w:r>
+            <w:r>
+              <w:rPr>
+                <w:rFonts w:ascii="Calibri" w:cs="Calibri" w:eastAsia="Calibri" w:hAnsi="Calibri"/>
+                <w:b w:val="false"/>
+                <w:bCs w:val="false"/>
+                <w:i w:val="false"/>
+                <w:iCs w:val="false"/>
+                <w:color w:val="5A5F7A"/>
+                <w:sz w:val="18"/>
+                <w:szCs w:val="18"/>
+              </w:rPr>
+              <w:br/>
+              <w:t xml:space="preserve">периоды 1:2 2:0 1:4 = 4:6</w:t>
+            </w:r>
+          </w:p>
+        </w:tc>
+        <w:tc>
+          <w:tcPr>
+            <w:tcW w:type="dxa" w:w="4400"/>
+            <w:tcBorders>
+              <w:top w:val="single" w:color="C7CBDC" w:sz="4"/>
+              <w:left w:val="single" w:color="C7CBDC" w:sz="4"/>
+              <w:bottom w:val="single" w:color="C7CBDC" w:sz="4"/>
+              <w:right w:val="single" w:color="C7CBDC" w:sz="4"/>
+            </w:tcBorders>
+            <w:tcMar>
+              <w:top w:type="dxa" w:w="60"/>
+              <w:left w:type="dxa" w:w="90"/>
+              <w:bottom w:type="dxa" w:w="60"/>
+              <w:right w:type="dxa" w:w="90"/>
+            </w:tcMar>
+            <w:vAlign w:val="top"/>
+          </w:tcPr>
+          <w:p>
+            <w:pPr>
+              <w:spacing w:after="0" w:before="0"/>
+            </w:pPr>
+            <w:r>
+              <w:rPr>
+                <w:rFonts w:ascii="Calibri" w:cs="Calibri" w:eastAsia="Calibri" w:hAnsi="Calibri"/>
+                <w:b w:val="false"/>
+                <w:bCs w:val="false"/>
+                <w:i w:val="false"/>
+                <w:iCs w:val="false"/>
+                <w:color w:val="1A1F36"/>
+                <w:sz w:val="18"/>
+                <w:szCs w:val="18"/>
+              </w:rPr>
+              <w:t xml:space="preserve">За обе команды записаны одни и те же игроки — состав команды Слобода. У команды Локомотив-Р во всех остальных 4 матчах файла один и тот же свой состав: Возмищев Данил Александрович №1, Чикнайкин Антон Андреевич №16, Исламов Артём Дмитриевич №98, Дьяков Никита Петрович №77, Маслов Егор Александрович №33, Леванов Антон Павлович №5, Железнов Игорь Владимирович №55, Нарватов Дмитрий Александрович №10, Александров Евгений Александрович №17.</w:t>
+            </w:r>
+          </w:p>
+        </w:tc>
+        <w:tc>
+          <w:tcPr>
+            <w:tcW w:type="dxa" w:w="4950"/>
+            <w:tcBorders>
+              <w:top w:val="single" w:color="C7CBDC" w:sz="4"/>
+              <w:left w:val="single" w:color="C7CBDC" w:sz="4"/>
+              <w:bottom w:val="single" w:color="C7CBDC" w:sz="4"/>
+              <w:right w:val="single" w:color="C7CBDC" w:sz="4"/>
+            </w:tcBorders>
+            <w:tcMar>
+              <w:top w:type="dxa" w:w="60"/>
+              <w:left w:type="dxa" w:w="90"/>
+              <w:bottom w:type="dxa" w:w="60"/>
+              <w:right w:type="dxa" w:w="90"/>
+            </w:tcMar>
+            <w:vAlign w:val="top"/>
+          </w:tcPr>
+          <w:p>
+            <w:pPr>
+              <w:spacing w:after="0" w:before="0"/>
+            </w:pPr>
+            <w:r>
+              <w:rPr>
+                <w:rFonts w:ascii="Calibri" w:cs="Calibri" w:eastAsia="Calibri" w:hAnsi="Calibri"/>
+                <w:b w:val="false"/>
+                <w:bCs w:val="false"/>
+                <w:i/>
+                <w:iCs/>
+                <w:color w:val="2B2F77"/>
+                <w:sz w:val="18"/>
+                <w:szCs w:val="18"/>
+              </w:rPr>
+              <w:t xml:space="preserve">Очевидное исправление: записать команде Локомотив-Р её постоянный состав. Подтверждаете?</w:t>
+            </w:r>
+          </w:p>
+        </w:tc>
+      </w:tr>
+      <w:tr>
+        <w:tc>
+          <w:tcPr>
+            <w:tcW w:type="dxa" w:w="900"/>
+            <w:tcBorders>
+              <w:top w:val="single" w:color="C7CBDC" w:sz="4"/>
+              <w:left w:val="single" w:color="C7CBDC" w:sz="4"/>
+              <w:bottom w:val="single" w:color="C7CBDC" w:sz="4"/>
+              <w:right w:val="single" w:color="C7CBDC" w:sz="4"/>
+            </w:tcBorders>
+            <w:shd w:fill="F7F8FC" w:color="auto" w:val="clear"/>
+            <w:tcMar>
+              <w:top w:type="dxa" w:w="60"/>
+              <w:left w:type="dxa" w:w="90"/>
+              <w:bottom w:type="dxa" w:w="60"/>
+              <w:right w:type="dxa" w:w="90"/>
+            </w:tcMar>
+            <w:vAlign w:val="top"/>
+          </w:tcPr>
+          <w:p>
+            <w:pPr>
+              <w:spacing w:after="0" w:before="0"/>
+            </w:pPr>
+            <w:r>
+              <w:rPr>
+                <w:rFonts w:ascii="Calibri" w:cs="Calibri" w:eastAsia="Calibri" w:hAnsi="Calibri"/>
+                <w:b/>
+                <w:bCs/>
+                <w:i w:val="false"/>
+                <w:iCs w:val="false"/>
+                <w:color w:val="1A1F36"/>
+                <w:sz w:val="18"/>
+                <w:szCs w:val="18"/>
+              </w:rPr>
+              <w:t xml:space="preserve">226</w:t>
+            </w:r>
+          </w:p>
+        </w:tc>
+        <w:tc>
+          <w:tcPr>
+            <w:tcW w:type="dxa" w:w="2600"/>
+            <w:tcBorders>
+              <w:top w:val="single" w:color="C7CBDC" w:sz="4"/>
+              <w:left w:val="single" w:color="C7CBDC" w:sz="4"/>
+              <w:bottom w:val="single" w:color="C7CBDC" w:sz="4"/>
+              <w:right w:val="single" w:color="C7CBDC" w:sz="4"/>
+            </w:tcBorders>
+            <w:shd w:fill="F7F8FC" w:color="auto" w:val="clear"/>
+            <w:tcMar>
+              <w:top w:type="dxa" w:w="60"/>
+              <w:left w:type="dxa" w:w="90"/>
+              <w:bottom w:type="dxa" w:w="60"/>
+              <w:right w:type="dxa" w:w="90"/>
+            </w:tcMar>
+            <w:vAlign w:val="top"/>
+          </w:tcPr>
+          <w:p>
+            <w:pPr>
+              <w:spacing w:after="0"/>
+            </w:pPr>
+            <w:r>
+              <w:rPr>
+                <w:rFonts w:ascii="Calibri" w:cs="Calibri" w:eastAsia="Calibri" w:hAnsi="Calibri"/>
+                <w:b w:val="false"/>
+                <w:bCs w:val="false"/>
+                <w:i w:val="false"/>
+                <w:iCs w:val="false"/>
+                <w:color w:val="1A1F36"/>
+                <w:sz w:val="18"/>
+                <w:szCs w:val="18"/>
+              </w:rPr>
+              <w:t xml:space="preserve">02.08.2026  10:00</w:t>
+            </w:r>
+            <w:r>
+              <w:rPr>
+                <w:rFonts w:ascii="Calibri" w:cs="Calibri" w:eastAsia="Calibri" w:hAnsi="Calibri"/>
+                <w:b w:val="false"/>
+                <w:bCs w:val="false"/>
+                <w:i w:val="false"/>
+                <w:iCs w:val="false"/>
+                <w:color w:val="1A1F36"/>
+                <w:sz w:val="18"/>
+                <w:szCs w:val="18"/>
+              </w:rPr>
+              <w:br/>
+              <w:t xml:space="preserve">Цементник — Метеор</w:t>
+            </w:r>
+          </w:p>
+        </w:tc>
+        <w:tc>
+          <w:tcPr>
+            <w:tcW w:type="dxa" w:w="2400"/>
+            <w:tcBorders>
+              <w:top w:val="single" w:color="C7CBDC" w:sz="4"/>
+              <w:left w:val="single" w:color="C7CBDC" w:sz="4"/>
+              <w:bottom w:val="single" w:color="C7CBDC" w:sz="4"/>
+              <w:right w:val="single" w:color="C7CBDC" w:sz="4"/>
+            </w:tcBorders>
+            <w:shd w:fill="F7F8FC" w:color="auto" w:val="clear"/>
+            <w:tcMar>
+              <w:top w:type="dxa" w:w="60"/>
+              <w:left w:type="dxa" w:w="90"/>
+              <w:bottom w:type="dxa" w:w="60"/>
+              <w:right w:type="dxa" w:w="90"/>
+            </w:tcMar>
+            <w:vAlign w:val="top"/>
+          </w:tcPr>
+          <w:p>
+            <w:pPr>
+              <w:spacing w:after="0"/>
+            </w:pPr>
+            <w:r>
+              <w:rPr>
+                <w:rFonts w:ascii="Calibri" w:cs="Calibri" w:eastAsia="Calibri" w:hAnsi="Calibri"/>
+                <w:b w:val="false"/>
+                <w:bCs w:val="false"/>
+                <w:i w:val="false"/>
+                <w:iCs w:val="false"/>
+                <w:color w:val="5A5F7A"/>
+                <w:sz w:val="18"/>
+                <w:szCs w:val="18"/>
+              </w:rPr>
+              <w:t xml:space="preserve">итог 2:6</w:t>
+            </w:r>
+            <w:r>
+              <w:rPr>
+                <w:rFonts w:ascii="Calibri" w:cs="Calibri" w:eastAsia="Calibri" w:hAnsi="Calibri"/>
+                <w:b w:val="false"/>
+                <w:bCs w:val="false"/>
+                <w:i w:val="false"/>
+                <w:iCs w:val="false"/>
+                <w:color w:val="5A5F7A"/>
+                <w:sz w:val="18"/>
+                <w:szCs w:val="18"/>
+              </w:rPr>
+              <w:br/>
+              <w:t xml:space="preserve">периоды 1:2 1:3 0:3 = 2:8</w:t>
+            </w:r>
+          </w:p>
+        </w:tc>
+        <w:tc>
+          <w:tcPr>
+            <w:tcW w:type="dxa" w:w="4400"/>
+            <w:tcBorders>
+              <w:top w:val="single" w:color="C7CBDC" w:sz="4"/>
+              <w:left w:val="single" w:color="C7CBDC" w:sz="4"/>
+              <w:bottom w:val="single" w:color="C7CBDC" w:sz="4"/>
+              <w:right w:val="single" w:color="C7CBDC" w:sz="4"/>
+            </w:tcBorders>
+            <w:shd w:fill="F7F8FC" w:color="auto" w:val="clear"/>
+            <w:tcMar>
+              <w:top w:type="dxa" w:w="60"/>
+              <w:left w:type="dxa" w:w="90"/>
+              <w:bottom w:type="dxa" w:w="60"/>
+              <w:right w:type="dxa" w:w="90"/>
+            </w:tcMar>
+            <w:vAlign w:val="top"/>
+          </w:tcPr>
+          <w:p>
+            <w:pPr>
+              <w:spacing w:after="0" w:before="0"/>
+            </w:pPr>
+            <w:r>
+              <w:rPr>
+                <w:rFonts w:ascii="Calibri" w:cs="Calibri" w:eastAsia="Calibri" w:hAnsi="Calibri"/>
+                <w:b w:val="false"/>
+                <w:bCs w:val="false"/>
+                <w:i w:val="false"/>
+                <w:iCs w:val="false"/>
+                <w:color w:val="1A1F36"/>
+                <w:sz w:val="18"/>
+                <w:szCs w:val="18"/>
+              </w:rPr>
+              <w:t xml:space="preserve">Счёт не сходится с суммой по периодам. Ничьей после трёх периодов не было — буллитами не объясняется.</w:t>
+            </w:r>
+          </w:p>
+        </w:tc>
+        <w:tc>
+          <w:tcPr>
+            <w:tcW w:type="dxa" w:w="4950"/>
+            <w:tcBorders>
+              <w:top w:val="single" w:color="C7CBDC" w:sz="4"/>
+              <w:left w:val="single" w:color="C7CBDC" w:sz="4"/>
+              <w:bottom w:val="single" w:color="C7CBDC" w:sz="4"/>
+              <w:right w:val="single" w:color="C7CBDC" w:sz="4"/>
+            </w:tcBorders>
+            <w:tcMar>
+              <w:top w:type="dxa" w:w="60"/>
+              <w:left w:type="dxa" w:w="90"/>
+              <w:bottom w:type="dxa" w:w="60"/>
+              <w:right w:type="dxa" w:w="90"/>
+            </w:tcMar>
+            <w:vAlign w:val="top"/>
+          </w:tcPr>
+          <w:p>
+            <w:pPr>
+              <w:spacing w:after="0" w:before="0"/>
+            </w:pPr>
+            <w:r>
+              <w:rPr>
+                <w:rFonts w:ascii="Calibri" w:cs="Calibri" w:eastAsia="Calibri" w:hAnsi="Calibri"/>
+                <w:b w:val="false"/>
+                <w:bCs w:val="false"/>
+                <w:i/>
+                <w:iCs/>
+                <w:color w:val="2B2F77"/>
+                <w:sz w:val="18"/>
+                <w:szCs w:val="18"/>
+              </w:rPr>
+              <w:t xml:space="preserve"/>
             </w:r>
           </w:p>
         </w:tc>
@@ -18785,7 +18562,7 @@
           <w:sz w:val="22"/>
           <w:szCs w:val="22"/>
         </w:rPr>
-        <w:t xml:space="preserve">Проверено матчей: 35.   Найдено ошибок: 16.   Восстановлено по данным: 2.</w:t>
+        <w:t xml:space="preserve">Проверено матчей: 35.   Найдено ошибок: 18.   Из них с готовым исправлением: 2.</w:t>
       </w:r>
     </w:p>
     <w:p>
@@ -18803,7 +18580,7 @@
           <w:sz w:val="18"/>
           <w:szCs w:val="18"/>
         </w:rPr>
-        <w:t xml:space="preserve">Последняя колонка — для вашего ответа: напротив каждой строки впишите, как исправляем ошибку.</w:t>
+        <w:t xml:space="preserve">Последняя колонка — для вашего ответа: напротив каждой строки впишите, как исправляем ошибку. Где там уже предложено исправление, напишите, подтверждаете вы его или нет.</w:t>
       </w:r>
     </w:p>
     <w:p>
@@ -19205,9 +18982,9 @@
                 <w:rFonts w:ascii="Calibri" w:cs="Calibri" w:eastAsia="Calibri" w:hAnsi="Calibri"/>
                 <w:b w:val="false"/>
                 <w:bCs w:val="false"/>
-                <w:i w:val="false"/>
-                <w:iCs w:val="false"/>
-                <w:color w:val="1A1F36"/>
+                <w:i/>
+                <w:iCs/>
+                <w:color w:val="2B2F77"/>
                 <w:sz w:val="18"/>
                 <w:szCs w:val="18"/>
               </w:rPr>
@@ -19391,9 +19168,9 @@
                 <w:rFonts w:ascii="Calibri" w:cs="Calibri" w:eastAsia="Calibri" w:hAnsi="Calibri"/>
                 <w:b w:val="false"/>
                 <w:bCs w:val="false"/>
-                <w:i w:val="false"/>
-                <w:iCs w:val="false"/>
-                <w:color w:val="1A1F36"/>
+                <w:i/>
+                <w:iCs/>
+                <w:color w:val="2B2F77"/>
                 <w:sz w:val="18"/>
                 <w:szCs w:val="18"/>
               </w:rPr>
@@ -19573,9 +19350,9 @@
                 <w:rFonts w:ascii="Calibri" w:cs="Calibri" w:eastAsia="Calibri" w:hAnsi="Calibri"/>
                 <w:b w:val="false"/>
                 <w:bCs w:val="false"/>
-                <w:i w:val="false"/>
-                <w:iCs w:val="false"/>
-                <w:color w:val="1A1F36"/>
+                <w:i/>
+                <w:iCs/>
+                <w:color w:val="2B2F77"/>
                 <w:sz w:val="18"/>
                 <w:szCs w:val="18"/>
               </w:rPr>
@@ -19601,7 +19378,7 @@
           <w:sz w:val="22"/>
           <w:szCs w:val="22"/>
         </w:rPr>
-        <w:t xml:space="preserve">август 2026 — матчей 19, ошибок 13</w:t>
+        <w:t xml:space="preserve">август 2026 — матчей 19, ошибок 15</w:t>
       </w:r>
     </w:p>
     <w:tbl>
@@ -19846,7 +19623,7 @@
                 <w:sz w:val="18"/>
                 <w:szCs w:val="18"/>
               </w:rPr>
-              <w:t xml:space="preserve">166</w:t>
+              <w:t xml:space="preserve">76</w:t>
             </w:r>
           </w:p>
         </w:tc>
@@ -19882,7 +19659,21 @@
                 <w:sz w:val="18"/>
                 <w:szCs w:val="18"/>
               </w:rPr>
-              <w:t xml:space="preserve">игрок без номера</w:t>
+              <w:t xml:space="preserve">17.08.2026  21:25</w:t>
+            </w:r>
+            <w:r>
+              <w:rPr>
+                <w:rFonts w:ascii="Calibri" w:cs="Calibri" w:eastAsia="Calibri" w:hAnsi="Calibri"/>
+                <w:b w:val="false"/>
+                <w:bCs w:val="false"/>
+                <w:i w:val="false"/>
+                <w:iCs w:val="false"/>
+                <w:color w:val="1A1F36"/>
+                <w:sz w:val="18"/>
+                <w:szCs w:val="18"/>
+              </w:rPr>
+              <w:br/>
+              <w:t xml:space="preserve">Айсфокс — Сармат</w:t>
             </w:r>
           </w:p>
         </w:tc>
@@ -19918,7 +19709,21 @@
                 <w:sz w:val="18"/>
                 <w:szCs w:val="18"/>
               </w:rPr>
-              <w:t xml:space="preserve">—</w:t>
+              <w:t xml:space="preserve">итог 4:1</w:t>
+            </w:r>
+            <w:r>
+              <w:rPr>
+                <w:rFonts w:ascii="Calibri" w:cs="Calibri" w:eastAsia="Calibri" w:hAnsi="Calibri"/>
+                <w:b w:val="false"/>
+                <w:bCs w:val="false"/>
+                <w:i w:val="false"/>
+                <w:iCs w:val="false"/>
+                <w:color w:val="5A5F7A"/>
+                <w:sz w:val="18"/>
+                <w:szCs w:val="18"/>
+              </w:rPr>
+              <w:br/>
+              <w:t xml:space="preserve">периоды 1:0 2:1 1:0 = 4:1</w:t>
             </w:r>
           </w:p>
         </w:tc>
@@ -19954,7 +19759,7 @@
                 <w:sz w:val="18"/>
                 <w:szCs w:val="18"/>
               </w:rPr>
-              <w:t xml:space="preserve">Бамбуркин Владимир Васильевич (Сармат) — не указан игровой номер. Какой у него номер?</w:t>
+              <w:t xml:space="preserve">В составе команды Сармат перед ФИО стоит нумерация списка: 1) Козлов Артем Владимирович.</w:t>
             </w:r>
           </w:p>
         </w:tc>
@@ -19984,13 +19789,13 @@
                 <w:rFonts w:ascii="Calibri" w:cs="Calibri" w:eastAsia="Calibri" w:hAnsi="Calibri"/>
                 <w:b w:val="false"/>
                 <w:bCs w:val="false"/>
-                <w:i w:val="false"/>
-                <w:iCs w:val="false"/>
-                <w:color w:val="1A1F36"/>
-                <w:sz w:val="18"/>
-                <w:szCs w:val="18"/>
-              </w:rPr>
-              <w:t xml:space="preserve"/>
+                <w:i/>
+                <w:iCs/>
+                <w:color w:val="2B2F77"/>
+                <w:sz w:val="18"/>
+                <w:szCs w:val="18"/>
+              </w:rPr>
+              <w:t xml:space="preserve">Очевидное исправление: Козлов Артем Владимирович. Подтверждаете?</w:t>
             </w:r>
           </w:p>
         </w:tc>
@@ -20029,7 +19834,7 @@
                 <w:sz w:val="18"/>
                 <w:szCs w:val="18"/>
               </w:rPr>
-              <w:t xml:space="preserve">16, 31, 181, 226, 241</w:t>
+              <w:t xml:space="preserve">91</w:t>
             </w:r>
           </w:p>
         </w:tc>
@@ -20066,7 +19871,21 @@
                 <w:sz w:val="18"/>
                 <w:szCs w:val="18"/>
               </w:rPr>
-              <w:t xml:space="preserve">игрок без номера</w:t>
+              <w:t xml:space="preserve">17.08.2026  20:30</w:t>
+            </w:r>
+            <w:r>
+              <w:rPr>
+                <w:rFonts w:ascii="Calibri" w:cs="Calibri" w:eastAsia="Calibri" w:hAnsi="Calibri"/>
+                <w:b w:val="false"/>
+                <w:bCs w:val="false"/>
+                <w:i w:val="false"/>
+                <w:iCs w:val="false"/>
+                <w:color w:val="1A1F36"/>
+                <w:sz w:val="18"/>
+                <w:szCs w:val="18"/>
+              </w:rPr>
+              <w:br/>
+              <w:t xml:space="preserve">Сармат — Айсфокс</w:t>
             </w:r>
           </w:p>
         </w:tc>
@@ -20103,7 +19922,21 @@
                 <w:sz w:val="18"/>
                 <w:szCs w:val="18"/>
               </w:rPr>
-              <w:t xml:space="preserve">—</w:t>
+              <w:t xml:space="preserve">итог 1:3</w:t>
+            </w:r>
+            <w:r>
+              <w:rPr>
+                <w:rFonts w:ascii="Calibri" w:cs="Calibri" w:eastAsia="Calibri" w:hAnsi="Calibri"/>
+                <w:b w:val="false"/>
+                <w:bCs w:val="false"/>
+                <w:i w:val="false"/>
+                <w:iCs w:val="false"/>
+                <w:color w:val="5A5F7A"/>
+                <w:sz w:val="18"/>
+                <w:szCs w:val="18"/>
+              </w:rPr>
+              <w:br/>
+              <w:t xml:space="preserve">периоды 0:1 1:1 0:1 = 1:3</w:t>
             </w:r>
           </w:p>
         </w:tc>
@@ -20140,7 +19973,7 @@
                 <w:sz w:val="18"/>
                 <w:szCs w:val="18"/>
               </w:rPr>
-              <w:t xml:space="preserve">Бамбуркин Владимир Васильевич (Спортдепо) — не указан игровой номер. Встречается в 5 матчах. Какой у него номер?</w:t>
+              <w:t xml:space="preserve">В составе команды Айсфокс перед ФИО стоит нумерация списка: 1) Козлов Артем Владимирович.</w:t>
             </w:r>
           </w:p>
         </w:tc>
@@ -20170,13 +20003,13 @@
                 <w:rFonts w:ascii="Calibri" w:cs="Calibri" w:eastAsia="Calibri" w:hAnsi="Calibri"/>
                 <w:b w:val="false"/>
                 <w:bCs w:val="false"/>
-                <w:i w:val="false"/>
-                <w:iCs w:val="false"/>
-                <w:color w:val="1A1F36"/>
-                <w:sz w:val="18"/>
-                <w:szCs w:val="18"/>
-              </w:rPr>
-              <w:t xml:space="preserve"/>
+                <w:i/>
+                <w:iCs/>
+                <w:color w:val="2B2F77"/>
+                <w:sz w:val="18"/>
+                <w:szCs w:val="18"/>
+              </w:rPr>
+              <w:t xml:space="preserve">Очевидное исправление: Козлов Артем Владимирович. Подтверждаете?</w:t>
             </w:r>
           </w:p>
         </w:tc>
@@ -20214,7 +20047,7 @@
                 <w:sz w:val="18"/>
                 <w:szCs w:val="18"/>
               </w:rPr>
-              <w:t xml:space="preserve">106</w:t>
+              <w:t xml:space="preserve">166</w:t>
             </w:r>
           </w:p>
         </w:tc>
@@ -20250,7 +20083,7 @@
                 <w:sz w:val="18"/>
                 <w:szCs w:val="18"/>
               </w:rPr>
-              <w:t xml:space="preserve">повтор игрового номера</w:t>
+              <w:t xml:space="preserve">игрок без номера</w:t>
             </w:r>
           </w:p>
         </w:tc>
@@ -20322,7 +20155,7 @@
                 <w:sz w:val="18"/>
                 <w:szCs w:val="18"/>
               </w:rPr>
-              <w:t xml:space="preserve">В составе Айсфокс номер 11 стоит сразу у двух игроков: Железнов Игорь Владимирович и Соболев Дмитрий Александрович. У кого из них этот номер верный?</w:t>
+              <w:t xml:space="preserve">Бамбуркин Владимир Васильевич (Сармат) — не указан игровой номер. Какой у него номер?</w:t>
             </w:r>
           </w:p>
         </w:tc>
@@ -20352,9 +20185,9 @@
                 <w:rFonts w:ascii="Calibri" w:cs="Calibri" w:eastAsia="Calibri" w:hAnsi="Calibri"/>
                 <w:b w:val="false"/>
                 <w:bCs w:val="false"/>
-                <w:i w:val="false"/>
-                <w:iCs w:val="false"/>
-                <w:color w:val="1A1F36"/>
+                <w:i/>
+                <w:iCs/>
+                <w:color w:val="2B2F77"/>
                 <w:sz w:val="18"/>
                 <w:szCs w:val="18"/>
               </w:rPr>
@@ -20397,7 +20230,7 @@
                 <w:sz w:val="18"/>
                 <w:szCs w:val="18"/>
               </w:rPr>
-              <w:t xml:space="preserve">1, 61, 121, 256, 271</w:t>
+              <w:t xml:space="preserve">16, 31, 181, 226, 241</w:t>
             </w:r>
           </w:p>
         </w:tc>
@@ -20434,7 +20267,7 @@
                 <w:sz w:val="18"/>
                 <w:szCs w:val="18"/>
               </w:rPr>
-              <w:t xml:space="preserve">повтор игрового номера</w:t>
+              <w:t xml:space="preserve">игрок без номера</w:t>
             </w:r>
           </w:p>
         </w:tc>
@@ -20508,7 +20341,7 @@
                 <w:sz w:val="18"/>
                 <w:szCs w:val="18"/>
               </w:rPr>
-              <w:t xml:space="preserve">В составе Факел номер 11 стоит сразу у двух игроков: Железнов Игорь Владимирович и Соболев Дмитрий Александрович. Встречается в 5 матчах. У кого из них этот номер верный?</w:t>
+              <w:t xml:space="preserve">Бамбуркин Владимир Васильевич (Спортдепо) — не указан игровой номер. Встречается в 5 матчах. Какой у него номер?</w:t>
             </w:r>
           </w:p>
         </w:tc>
@@ -20538,9 +20371,9 @@
                 <w:rFonts w:ascii="Calibri" w:cs="Calibri" w:eastAsia="Calibri" w:hAnsi="Calibri"/>
                 <w:b w:val="false"/>
                 <w:bCs w:val="false"/>
-                <w:i w:val="false"/>
-                <w:iCs w:val="false"/>
-                <w:color w:val="1A1F36"/>
+                <w:i/>
+                <w:iCs/>
+                <w:color w:val="2B2F77"/>
                 <w:sz w:val="18"/>
                 <w:szCs w:val="18"/>
               </w:rPr>
@@ -20582,7 +20415,7 @@
                 <w:sz w:val="18"/>
                 <w:szCs w:val="18"/>
               </w:rPr>
-              <w:t xml:space="preserve">46</w:t>
+              <w:t xml:space="preserve">106</w:t>
             </w:r>
           </w:p>
         </w:tc>
@@ -20690,7 +20523,7 @@
                 <w:sz w:val="18"/>
                 <w:szCs w:val="18"/>
               </w:rPr>
-              <w:t xml:space="preserve">В составе Штурм номер 11 стоит сразу у двух игроков: Железнов Игорь Владимирович и Соболев Дмитрий Александрович. У кого из них этот номер верный?</w:t>
+              <w:t xml:space="preserve">В составе Айсфокс номер 11 стоит сразу у двух игроков: Железнов Игорь Владимирович и Соболев Дмитрий Александрович. У кого из них этот номер верный?</w:t>
             </w:r>
           </w:p>
         </w:tc>
@@ -20720,9 +20553,9 @@
                 <w:rFonts w:ascii="Calibri" w:cs="Calibri" w:eastAsia="Calibri" w:hAnsi="Calibri"/>
                 <w:b w:val="false"/>
                 <w:bCs w:val="false"/>
-                <w:i w:val="false"/>
-                <w:iCs w:val="false"/>
-                <w:color w:val="1A1F36"/>
+                <w:i/>
+                <w:iCs/>
+                <w:color w:val="2B2F77"/>
                 <w:sz w:val="18"/>
                 <w:szCs w:val="18"/>
               </w:rPr>
@@ -20765,7 +20598,7 @@
                 <w:sz w:val="18"/>
                 <w:szCs w:val="18"/>
               </w:rPr>
-              <w:t xml:space="preserve">166</w:t>
+              <w:t xml:space="preserve">1, 61, 121, 256, 271</w:t>
             </w:r>
           </w:p>
         </w:tc>
@@ -20802,7 +20635,7 @@
                 <w:sz w:val="18"/>
                 <w:szCs w:val="18"/>
               </w:rPr>
-              <w:t xml:space="preserve">состав больше обычного</w:t>
+              <w:t xml:space="preserve">повтор игрового номера</w:t>
             </w:r>
           </w:p>
         </w:tc>
@@ -20876,7 +20709,7 @@
                 <w:sz w:val="18"/>
                 <w:szCs w:val="18"/>
               </w:rPr>
-              <w:t xml:space="preserve">В составе Сармат заявлено 13 игроков, тогда как у остальных команд обычно 9. Это допустимо или в состав попали лишние игроки?</w:t>
+              <w:t xml:space="preserve">В составе Факел номер 11 стоит сразу у двух игроков: Железнов Игорь Владимирович и Соболев Дмитрий Александрович. Встречается в 5 матчах. У кого из них этот номер верный?</w:t>
             </w:r>
           </w:p>
         </w:tc>
@@ -20906,9 +20739,9 @@
                 <w:rFonts w:ascii="Calibri" w:cs="Calibri" w:eastAsia="Calibri" w:hAnsi="Calibri"/>
                 <w:b w:val="false"/>
                 <w:bCs w:val="false"/>
-                <w:i w:val="false"/>
-                <w:iCs w:val="false"/>
-                <w:color w:val="1A1F36"/>
+                <w:i/>
+                <w:iCs/>
+                <w:color w:val="2B2F77"/>
                 <w:sz w:val="18"/>
                 <w:szCs w:val="18"/>
               </w:rPr>
@@ -20950,7 +20783,7 @@
                 <w:sz w:val="18"/>
                 <w:szCs w:val="18"/>
               </w:rPr>
-              <w:t xml:space="preserve">16, 31, 181, 226, 241</w:t>
+              <w:t xml:space="preserve">46</w:t>
             </w:r>
           </w:p>
         </w:tc>
@@ -20986,7 +20819,7 @@
                 <w:sz w:val="18"/>
                 <w:szCs w:val="18"/>
               </w:rPr>
-              <w:t xml:space="preserve">состав больше обычного</w:t>
+              <w:t xml:space="preserve">повтор игрового номера</w:t>
             </w:r>
           </w:p>
         </w:tc>
@@ -21058,7 +20891,7 @@
                 <w:sz w:val="18"/>
                 <w:szCs w:val="18"/>
               </w:rPr>
-              <w:t xml:space="preserve">В составе Спортдепо заявлено 13 игроков, тогда как у остальных команд обычно 9. Встречается в 5 матчах. Это допустимо или в состав попали лишние игроки?</w:t>
+              <w:t xml:space="preserve">В составе Штурм номер 11 стоит сразу у двух игроков: Железнов Игорь Владимирович и Соболев Дмитрий Александрович. У кого из них этот номер верный?</w:t>
             </w:r>
           </w:p>
         </w:tc>
@@ -21088,9 +20921,9 @@
                 <w:rFonts w:ascii="Calibri" w:cs="Calibri" w:eastAsia="Calibri" w:hAnsi="Calibri"/>
                 <w:b w:val="false"/>
                 <w:bCs w:val="false"/>
-                <w:i w:val="false"/>
-                <w:iCs w:val="false"/>
-                <w:color w:val="1A1F36"/>
+                <w:i/>
+                <w:iCs/>
+                <w:color w:val="2B2F77"/>
                 <w:sz w:val="18"/>
                 <w:szCs w:val="18"/>
               </w:rPr>
@@ -21133,7 +20966,7 @@
                 <w:sz w:val="18"/>
                 <w:szCs w:val="18"/>
               </w:rPr>
-              <w:t xml:space="preserve">46, 61</w:t>
+              <w:t xml:space="preserve">166</w:t>
             </w:r>
           </w:p>
         </w:tc>
@@ -21170,7 +21003,7 @@
                 <w:sz w:val="18"/>
                 <w:szCs w:val="18"/>
               </w:rPr>
-              <w:t xml:space="preserve">составы команд перепутаны местами</w:t>
+              <w:t xml:space="preserve">состав больше обычного</w:t>
             </w:r>
           </w:p>
         </w:tc>
@@ -21244,7 +21077,7 @@
                 <w:sz w:val="18"/>
                 <w:szCs w:val="18"/>
               </w:rPr>
-              <w:t xml:space="preserve">В этих матчах составы команд Факел и Штурм поменяны местами: игроки, указанные здесь в составе команды Факел, в остальных матчах играют в составе команды Штурм, и наоборот. В каком из матчей команды указаны верно?</w:t>
+              <w:t xml:space="preserve">В составе Сармат заявлено 13 игроков, тогда как у остальных команд обычно 9. Это допустимо или в состав попали лишние игроки?</w:t>
             </w:r>
           </w:p>
         </w:tc>
@@ -21274,9 +21107,9 @@
                 <w:rFonts w:ascii="Calibri" w:cs="Calibri" w:eastAsia="Calibri" w:hAnsi="Calibri"/>
                 <w:b w:val="false"/>
                 <w:bCs w:val="false"/>
-                <w:i w:val="false"/>
-                <w:iCs w:val="false"/>
-                <w:color w:val="1A1F36"/>
+                <w:i/>
+                <w:iCs/>
+                <w:color w:val="2B2F77"/>
                 <w:sz w:val="18"/>
                 <w:szCs w:val="18"/>
               </w:rPr>
@@ -21318,7 +21151,7 @@
                 <w:sz w:val="18"/>
                 <w:szCs w:val="18"/>
               </w:rPr>
-              <w:t xml:space="preserve">76, 91</w:t>
+              <w:t xml:space="preserve">16, 31, 181, 226, 241</w:t>
             </w:r>
           </w:p>
         </w:tc>
@@ -21354,7 +21187,7 @@
                 <w:sz w:val="18"/>
                 <w:szCs w:val="18"/>
               </w:rPr>
-              <w:t xml:space="preserve">составы команд перепутаны местами</w:t>
+              <w:t xml:space="preserve">состав больше обычного</w:t>
             </w:r>
           </w:p>
         </w:tc>
@@ -21426,7 +21259,7 @@
                 <w:sz w:val="18"/>
                 <w:szCs w:val="18"/>
               </w:rPr>
-              <w:t xml:space="preserve">В этих матчах составы команд Айсфокс и Сармат поменяны местами: игроки, указанные здесь в составе команды Айсфокс, в остальных матчах играют в составе команды Сармат, и наоборот. В каком из матчей команды указаны верно?</w:t>
+              <w:t xml:space="preserve">В составе Спортдепо заявлено 13 игроков, тогда как у остальных команд обычно 9. Встречается в 5 матчах. Это допустимо или в состав попали лишние игроки?</w:t>
             </w:r>
           </w:p>
         </w:tc>
@@ -21456,9 +21289,9 @@
                 <w:rFonts w:ascii="Calibri" w:cs="Calibri" w:eastAsia="Calibri" w:hAnsi="Calibri"/>
                 <w:b w:val="false"/>
                 <w:bCs w:val="false"/>
-                <w:i w:val="false"/>
-                <w:iCs w:val="false"/>
-                <w:color w:val="1A1F36"/>
+                <w:i/>
+                <w:iCs/>
+                <w:color w:val="2B2F77"/>
                 <w:sz w:val="18"/>
                 <w:szCs w:val="18"/>
               </w:rPr>
@@ -21501,7 +21334,7 @@
                 <w:sz w:val="18"/>
                 <w:szCs w:val="18"/>
               </w:rPr>
-              <w:t xml:space="preserve">106</w:t>
+              <w:t xml:space="preserve">46, 61</w:t>
             </w:r>
           </w:p>
         </w:tc>
@@ -21612,7 +21445,7 @@
                 <w:sz w:val="18"/>
                 <w:szCs w:val="18"/>
               </w:rPr>
-              <w:t xml:space="preserve">В этом матче составы команд Айсфокс и Факел поменяны местами: игроки, указанные здесь в составе команды Айсфокс, в остальных матчах играют в составе команды Факел, и наоборот. Какие составы верные?</w:t>
+              <w:t xml:space="preserve">В этих матчах составы команд Факел и Штурм поменяны местами: игроки, указанные здесь в составе команды Факел, в остальных матчах играют в составе команды Штурм, и наоборот. В каком из матчей команды указаны верно?</w:t>
             </w:r>
           </w:p>
         </w:tc>
@@ -21642,9 +21475,9 @@
                 <w:rFonts w:ascii="Calibri" w:cs="Calibri" w:eastAsia="Calibri" w:hAnsi="Calibri"/>
                 <w:b w:val="false"/>
                 <w:bCs w:val="false"/>
-                <w:i w:val="false"/>
-                <w:iCs w:val="false"/>
-                <w:color w:val="1A1F36"/>
+                <w:i/>
+                <w:iCs/>
+                <w:color w:val="2B2F77"/>
                 <w:sz w:val="18"/>
                 <w:szCs w:val="18"/>
               </w:rPr>
@@ -21686,7 +21519,7 @@
                 <w:sz w:val="18"/>
                 <w:szCs w:val="18"/>
               </w:rPr>
-              <w:t xml:space="preserve">136, 151</w:t>
+              <w:t xml:space="preserve">76, 91</w:t>
             </w:r>
           </w:p>
         </w:tc>
@@ -21794,7 +21627,7 @@
                 <w:sz w:val="18"/>
                 <w:szCs w:val="18"/>
               </w:rPr>
-              <w:t xml:space="preserve">В этих матчах составы команд Айсфокс и Штурм поменяны местами: игроки, указанные здесь в составе команды Айсфокс, в остальных матчах играют в составе команды Штурм, и наоборот. В каком из матчей команды указаны верно?</w:t>
+              <w:t xml:space="preserve">В этих матчах составы команд Айсфокс и Сармат поменяны местами: игроки, указанные здесь в составе команды Айсфокс, в остальных матчах играют в составе команды Сармат, и наоборот. В каком из матчей команды указаны верно?</w:t>
             </w:r>
           </w:p>
         </w:tc>
@@ -21824,9 +21657,9 @@
                 <w:rFonts w:ascii="Calibri" w:cs="Calibri" w:eastAsia="Calibri" w:hAnsi="Calibri"/>
                 <w:b w:val="false"/>
                 <w:bCs w:val="false"/>
-                <w:i w:val="false"/>
-                <w:iCs w:val="false"/>
-                <w:color w:val="1A1F36"/>
+                <w:i/>
+                <w:iCs/>
+                <w:color w:val="2B2F77"/>
                 <w:sz w:val="18"/>
                 <w:szCs w:val="18"/>
               </w:rPr>
@@ -21869,7 +21702,7 @@
                 <w:sz w:val="18"/>
                 <w:szCs w:val="18"/>
               </w:rPr>
-              <w:t xml:space="preserve">166</w:t>
+              <w:t xml:space="preserve">106</w:t>
             </w:r>
           </w:p>
         </w:tc>
@@ -21980,7 +21813,7 @@
                 <w:sz w:val="18"/>
                 <w:szCs w:val="18"/>
               </w:rPr>
-              <w:t xml:space="preserve">В этом матче составы команд Сармат и Спортдепо поменяны местами: игроки, указанные здесь в составе команды Сармат, в остальных матчах играют в составе команды Спортдепо, и наоборот. Какие составы верные?</w:t>
+              <w:t xml:space="preserve">В этом матче составы команд Айсфокс и Факел поменяны местами: игроки, указанные здесь в составе команды Айсфокс, в остальных матчах играют в составе команды Факел, и наоборот. Какие составы верные?</w:t>
             </w:r>
           </w:p>
         </w:tc>
@@ -22010,9 +21843,9 @@
                 <w:rFonts w:ascii="Calibri" w:cs="Calibri" w:eastAsia="Calibri" w:hAnsi="Calibri"/>
                 <w:b w:val="false"/>
                 <w:bCs w:val="false"/>
-                <w:i w:val="false"/>
-                <w:iCs w:val="false"/>
-                <w:color w:val="1A1F36"/>
+                <w:i/>
+                <w:iCs/>
+                <w:color w:val="2B2F77"/>
                 <w:sz w:val="18"/>
                 <w:szCs w:val="18"/>
               </w:rPr>
@@ -22054,7 +21887,7 @@
                 <w:sz w:val="18"/>
                 <w:szCs w:val="18"/>
               </w:rPr>
-              <w:t xml:space="preserve">61</w:t>
+              <w:t xml:space="preserve">136, 151</w:t>
             </w:r>
           </w:p>
         </w:tc>
@@ -22090,7 +21923,7 @@
                 <w:sz w:val="18"/>
                 <w:szCs w:val="18"/>
               </w:rPr>
-              <w:t xml:space="preserve">номер игрока меняется внутри команды</w:t>
+              <w:t xml:space="preserve">составы команд перепутаны местами</w:t>
             </w:r>
           </w:p>
         </w:tc>
@@ -22162,7 +21995,7 @@
                 <w:sz w:val="18"/>
                 <w:szCs w:val="18"/>
               </w:rPr>
-              <w:t xml:space="preserve">Номер игрока не совпадает с его номером в других матчах за команду Штурм. Кисляков Сергей Николаевич — здесь номер 55, в остальных матчах за эту команду — 74; Шароватов Василий Александрович — здесь номер 9, в остальных матчах за эту команду — 69. Какой номер верный?</w:t>
+              <w:t xml:space="preserve">В этих матчах составы команд Айсфокс и Штурм поменяны местами: игроки, указанные здесь в составе команды Айсфокс, в остальных матчах играют в составе команды Штурм, и наоборот. В каком из матчей команды указаны верно?</w:t>
             </w:r>
           </w:p>
         </w:tc>
@@ -22192,9 +22025,9 @@
                 <w:rFonts w:ascii="Calibri" w:cs="Calibri" w:eastAsia="Calibri" w:hAnsi="Calibri"/>
                 <w:b w:val="false"/>
                 <w:bCs w:val="false"/>
-                <w:i w:val="false"/>
-                <w:iCs w:val="false"/>
-                <w:color w:val="1A1F36"/>
+                <w:i/>
+                <w:iCs/>
+                <w:color w:val="2B2F77"/>
                 <w:sz w:val="18"/>
                 <w:szCs w:val="18"/>
               </w:rPr>
@@ -22203,48 +22036,7 @@
           </w:p>
         </w:tc>
       </w:tr>
-    </w:tbl>
-    <w:p>
-      <w:pPr>
-        <w:keepNext/>
-        <w:spacing w:after="80" w:before="160"/>
-      </w:pPr>
-      <w:r>
-        <w:rPr>
-          <w:rFonts w:ascii="Calibri" w:cs="Calibri" w:eastAsia="Calibri" w:hAnsi="Calibri"/>
-          <w:b w:val="false"/>
-          <w:bCs w:val="false"/>
-          <w:i/>
-          <w:iCs/>
-          <w:color w:val="5A5F7A"/>
-          <w:sz w:val="18"/>
-          <w:szCs w:val="18"/>
-        </w:rPr>
-        <w:t xml:space="preserve">Восстановлено по данным самого файла — в ошибки не включено. Если восстановлено неверно, впишите правильное значение.</w:t>
-      </w:r>
-    </w:p>
-    <w:tbl>
-      <w:tblPr>
-        <w:tblW w:type="dxa" w:w="15250"/>
-        <w:tblBorders>
-          <w:top w:val="single" w:color="auto" w:sz="4"/>
-          <w:left w:val="single" w:color="auto" w:sz="4"/>
-          <w:bottom w:val="single" w:color="auto" w:sz="4"/>
-          <w:right w:val="single" w:color="auto" w:sz="4"/>
-          <w:insideH w:val="single" w:color="auto" w:sz="4"/>
-          <w:insideV w:val="single" w:color="auto" w:sz="4"/>
-        </w:tblBorders>
-      </w:tblPr>
-      <w:tblGrid>
-        <w:gridCol w:w="900"/>
-        <w:gridCol w:w="2600"/>
-        <w:gridCol w:w="4800"/>
-        <w:gridCol w:w="6950"/>
-      </w:tblGrid>
       <w:tr>
-        <w:trPr>
-          <w:tblHeader/>
-        </w:trPr>
         <w:tc>
           <w:tcPr>
             <w:tcW w:type="dxa" w:w="900"/>
@@ -22254,7 +22046,7 @@
               <w:bottom w:val="single" w:color="C7CBDC" w:sz="4"/>
               <w:right w:val="single" w:color="C7CBDC" w:sz="4"/>
             </w:tcBorders>
-            <w:shd w:fill="EEF0F7" w:color="auto" w:val="clear"/>
+            <w:shd w:fill="F7F8FC" w:color="auto" w:val="clear"/>
             <w:tcMar>
               <w:top w:type="dxa" w:w="60"/>
               <w:left w:type="dxa" w:w="90"/>
@@ -22278,7 +22070,7 @@
                 <w:sz w:val="18"/>
                 <w:szCs w:val="18"/>
               </w:rPr>
-              <w:t xml:space="preserve">Стр.</w:t>
+              <w:t xml:space="preserve">166</w:t>
             </w:r>
           </w:p>
         </w:tc>
@@ -22291,7 +22083,155 @@
               <w:bottom w:val="single" w:color="C7CBDC" w:sz="4"/>
               <w:right w:val="single" w:color="C7CBDC" w:sz="4"/>
             </w:tcBorders>
-            <w:shd w:fill="EEF0F7" w:color="auto" w:val="clear"/>
+            <w:shd w:fill="F7F8FC" w:color="auto" w:val="clear"/>
+            <w:tcMar>
+              <w:top w:type="dxa" w:w="60"/>
+              <w:left w:type="dxa" w:w="90"/>
+              <w:bottom w:type="dxa" w:w="60"/>
+              <w:right w:type="dxa" w:w="90"/>
+            </w:tcMar>
+            <w:vAlign w:val="top"/>
+          </w:tcPr>
+          <w:p>
+            <w:pPr>
+              <w:spacing w:after="0"/>
+            </w:pPr>
+            <w:r>
+              <w:rPr>
+                <w:rFonts w:ascii="Calibri" w:cs="Calibri" w:eastAsia="Calibri" w:hAnsi="Calibri"/>
+                <w:b w:val="false"/>
+                <w:bCs w:val="false"/>
+                <w:i w:val="false"/>
+                <w:iCs w:val="false"/>
+                <w:color w:val="1A1F36"/>
+                <w:sz w:val="18"/>
+                <w:szCs w:val="18"/>
+              </w:rPr>
+              <w:t xml:space="preserve">составы команд перепутаны местами</w:t>
+            </w:r>
+          </w:p>
+        </w:tc>
+        <w:tc>
+          <w:tcPr>
+            <w:tcW w:type="dxa" w:w="2400"/>
+            <w:tcBorders>
+              <w:top w:val="single" w:color="C7CBDC" w:sz="4"/>
+              <w:left w:val="single" w:color="C7CBDC" w:sz="4"/>
+              <w:bottom w:val="single" w:color="C7CBDC" w:sz="4"/>
+              <w:right w:val="single" w:color="C7CBDC" w:sz="4"/>
+            </w:tcBorders>
+            <w:shd w:fill="F7F8FC" w:color="auto" w:val="clear"/>
+            <w:tcMar>
+              <w:top w:type="dxa" w:w="60"/>
+              <w:left w:type="dxa" w:w="90"/>
+              <w:bottom w:type="dxa" w:w="60"/>
+              <w:right w:type="dxa" w:w="90"/>
+            </w:tcMar>
+            <w:vAlign w:val="top"/>
+          </w:tcPr>
+          <w:p>
+            <w:pPr>
+              <w:spacing w:after="0"/>
+            </w:pPr>
+            <w:r>
+              <w:rPr>
+                <w:rFonts w:ascii="Calibri" w:cs="Calibri" w:eastAsia="Calibri" w:hAnsi="Calibri"/>
+                <w:b w:val="false"/>
+                <w:bCs w:val="false"/>
+                <w:i w:val="false"/>
+                <w:iCs w:val="false"/>
+                <w:color w:val="5A5F7A"/>
+                <w:sz w:val="18"/>
+                <w:szCs w:val="18"/>
+              </w:rPr>
+              <w:t xml:space="preserve">—</w:t>
+            </w:r>
+          </w:p>
+        </w:tc>
+        <w:tc>
+          <w:tcPr>
+            <w:tcW w:type="dxa" w:w="4400"/>
+            <w:tcBorders>
+              <w:top w:val="single" w:color="C7CBDC" w:sz="4"/>
+              <w:left w:val="single" w:color="C7CBDC" w:sz="4"/>
+              <w:bottom w:val="single" w:color="C7CBDC" w:sz="4"/>
+              <w:right w:val="single" w:color="C7CBDC" w:sz="4"/>
+            </w:tcBorders>
+            <w:shd w:fill="F7F8FC" w:color="auto" w:val="clear"/>
+            <w:tcMar>
+              <w:top w:type="dxa" w:w="60"/>
+              <w:left w:type="dxa" w:w="90"/>
+              <w:bottom w:type="dxa" w:w="60"/>
+              <w:right w:type="dxa" w:w="90"/>
+            </w:tcMar>
+            <w:vAlign w:val="top"/>
+          </w:tcPr>
+          <w:p>
+            <w:pPr>
+              <w:spacing w:after="0" w:before="0"/>
+            </w:pPr>
+            <w:r>
+              <w:rPr>
+                <w:rFonts w:ascii="Calibri" w:cs="Calibri" w:eastAsia="Calibri" w:hAnsi="Calibri"/>
+                <w:b w:val="false"/>
+                <w:bCs w:val="false"/>
+                <w:i w:val="false"/>
+                <w:iCs w:val="false"/>
+                <w:color w:val="1A1F36"/>
+                <w:sz w:val="18"/>
+                <w:szCs w:val="18"/>
+              </w:rPr>
+              <w:t xml:space="preserve">В этом матче составы команд Сармат и Спортдепо поменяны местами: игроки, указанные здесь в составе команды Сармат, в остальных матчах играют в составе команды Спортдепо, и наоборот. Какие составы верные?</w:t>
+            </w:r>
+          </w:p>
+        </w:tc>
+        <w:tc>
+          <w:tcPr>
+            <w:tcW w:type="dxa" w:w="4950"/>
+            <w:tcBorders>
+              <w:top w:val="single" w:color="C7CBDC" w:sz="4"/>
+              <w:left w:val="single" w:color="C7CBDC" w:sz="4"/>
+              <w:bottom w:val="single" w:color="C7CBDC" w:sz="4"/>
+              <w:right w:val="single" w:color="C7CBDC" w:sz="4"/>
+            </w:tcBorders>
+            <w:tcMar>
+              <w:top w:type="dxa" w:w="60"/>
+              <w:left w:type="dxa" w:w="90"/>
+              <w:bottom w:type="dxa" w:w="60"/>
+              <w:right w:type="dxa" w:w="90"/>
+            </w:tcMar>
+            <w:vAlign w:val="top"/>
+          </w:tcPr>
+          <w:p>
+            <w:pPr>
+              <w:spacing w:after="0" w:before="0"/>
+            </w:pPr>
+            <w:r>
+              <w:rPr>
+                <w:rFonts w:ascii="Calibri" w:cs="Calibri" w:eastAsia="Calibri" w:hAnsi="Calibri"/>
+                <w:b w:val="false"/>
+                <w:bCs w:val="false"/>
+                <w:i/>
+                <w:iCs/>
+                <w:color w:val="2B2F77"/>
+                <w:sz w:val="18"/>
+                <w:szCs w:val="18"/>
+              </w:rPr>
+              <w:t xml:space="preserve"/>
+            </w:r>
+          </w:p>
+        </w:tc>
+      </w:tr>
+      <w:tr>
+        <w:tc>
+          <w:tcPr>
+            <w:tcW w:type="dxa" w:w="900"/>
+            <w:tcBorders>
+              <w:top w:val="single" w:color="C7CBDC" w:sz="4"/>
+              <w:left w:val="single" w:color="C7CBDC" w:sz="4"/>
+              <w:bottom w:val="single" w:color="C7CBDC" w:sz="4"/>
+              <w:right w:val="single" w:color="C7CBDC" w:sz="4"/>
+            </w:tcBorders>
             <w:tcMar>
               <w:top w:type="dxa" w:w="60"/>
               <w:left w:type="dxa" w:w="90"/>
@@ -22315,119 +22255,7 @@
                 <w:sz w:val="18"/>
                 <w:szCs w:val="18"/>
               </w:rPr>
-              <w:t xml:space="preserve">Матч</w:t>
-            </w:r>
-          </w:p>
-        </w:tc>
-        <w:tc>
-          <w:tcPr>
-            <w:tcW w:type="dxa" w:w="4800"/>
-            <w:tcBorders>
-              <w:top w:val="single" w:color="C7CBDC" w:sz="4"/>
-              <w:left w:val="single" w:color="C7CBDC" w:sz="4"/>
-              <w:bottom w:val="single" w:color="C7CBDC" w:sz="4"/>
-              <w:right w:val="single" w:color="C7CBDC" w:sz="4"/>
-            </w:tcBorders>
-            <w:shd w:fill="EEF0F7" w:color="auto" w:val="clear"/>
-            <w:tcMar>
-              <w:top w:type="dxa" w:w="60"/>
-              <w:left w:type="dxa" w:w="90"/>
-              <w:bottom w:type="dxa" w:w="60"/>
-              <w:right w:type="dxa" w:w="90"/>
-            </w:tcMar>
-            <w:vAlign w:val="top"/>
-          </w:tcPr>
-          <w:p>
-            <w:pPr>
-              <w:spacing w:after="0" w:before="0"/>
-            </w:pPr>
-            <w:r>
-              <w:rPr>
-                <w:rFonts w:ascii="Calibri" w:cs="Calibri" w:eastAsia="Calibri" w:hAnsi="Calibri"/>
-                <w:b/>
-                <w:bCs/>
-                <w:i w:val="false"/>
-                <w:iCs w:val="false"/>
-                <w:color w:val="1A1F36"/>
-                <w:sz w:val="18"/>
-                <w:szCs w:val="18"/>
-              </w:rPr>
-              <w:t xml:space="preserve">Что восстановлено</w:t>
-            </w:r>
-          </w:p>
-        </w:tc>
-        <w:tc>
-          <w:tcPr>
-            <w:tcW w:type="dxa" w:w="6950"/>
-            <w:tcBorders>
-              <w:top w:val="single" w:color="C7CBDC" w:sz="4"/>
-              <w:left w:val="single" w:color="C7CBDC" w:sz="4"/>
-              <w:bottom w:val="single" w:color="C7CBDC" w:sz="4"/>
-              <w:right w:val="single" w:color="C7CBDC" w:sz="4"/>
-            </w:tcBorders>
-            <w:shd w:fill="EEF0F7" w:color="auto" w:val="clear"/>
-            <w:tcMar>
-              <w:top w:type="dxa" w:w="60"/>
-              <w:left w:type="dxa" w:w="90"/>
-              <w:bottom w:type="dxa" w:w="60"/>
-              <w:right w:type="dxa" w:w="90"/>
-            </w:tcMar>
-            <w:vAlign w:val="top"/>
-          </w:tcPr>
-          <w:p>
-            <w:pPr>
-              <w:spacing w:after="0" w:before="0"/>
-            </w:pPr>
-            <w:r>
-              <w:rPr>
-                <w:rFonts w:ascii="Calibri" w:cs="Calibri" w:eastAsia="Calibri" w:hAnsi="Calibri"/>
-                <w:b/>
-                <w:bCs/>
-                <w:i w:val="false"/>
-                <w:iCs w:val="false"/>
-                <w:color w:val="1A1F36"/>
-                <w:sz w:val="18"/>
-                <w:szCs w:val="18"/>
-              </w:rPr>
-              <w:t xml:space="preserve">Откуда взято</w:t>
-            </w:r>
-          </w:p>
-        </w:tc>
-      </w:tr>
-      <w:tr>
-        <w:tc>
-          <w:tcPr>
-            <w:tcW w:type="dxa" w:w="900"/>
-            <w:tcBorders>
-              <w:top w:val="single" w:color="C7CBDC" w:sz="4"/>
-              <w:left w:val="single" w:color="C7CBDC" w:sz="4"/>
-              <w:bottom w:val="single" w:color="C7CBDC" w:sz="4"/>
-              <w:right w:val="single" w:color="C7CBDC" w:sz="4"/>
-            </w:tcBorders>
-            <w:tcMar>
-              <w:top w:type="dxa" w:w="60"/>
-              <w:left w:type="dxa" w:w="90"/>
-              <w:bottom w:type="dxa" w:w="60"/>
-              <w:right w:type="dxa" w:w="90"/>
-            </w:tcMar>
-            <w:vAlign w:val="top"/>
-          </w:tcPr>
-          <w:p>
-            <w:pPr>
-              <w:spacing w:after="0" w:before="0"/>
-            </w:pPr>
-            <w:r>
-              <w:rPr>
-                <w:rFonts w:ascii="Calibri" w:cs="Calibri" w:eastAsia="Calibri" w:hAnsi="Calibri"/>
-                <w:b/>
-                <w:bCs/>
-                <w:i w:val="false"/>
-                <w:iCs w:val="false"/>
-                <w:color w:val="1A1F36"/>
-                <w:sz w:val="18"/>
-                <w:szCs w:val="18"/>
-              </w:rPr>
-              <w:t xml:space="preserve">76</w:t>
+              <w:t xml:space="preserve">61</w:t>
             </w:r>
           </w:p>
         </w:tc>
@@ -22463,145 +22291,19 @@
                 <w:sz w:val="18"/>
                 <w:szCs w:val="18"/>
               </w:rPr>
-              <w:t xml:space="preserve">17.08.2026  21:25</w:t>
-            </w:r>
-            <w:r>
-              <w:rPr>
-                <w:rFonts w:ascii="Calibri" w:cs="Calibri" w:eastAsia="Calibri" w:hAnsi="Calibri"/>
-                <w:b w:val="false"/>
-                <w:bCs w:val="false"/>
-                <w:i w:val="false"/>
-                <w:iCs w:val="false"/>
-                <w:color w:val="1A1F36"/>
-                <w:sz w:val="18"/>
-                <w:szCs w:val="18"/>
-              </w:rPr>
-              <w:br/>
-              <w:t xml:space="preserve">Айсфокс — Сармат</w:t>
-            </w:r>
-          </w:p>
-        </w:tc>
-        <w:tc>
-          <w:tcPr>
-            <w:tcW w:type="dxa" w:w="4800"/>
-            <w:tcBorders>
-              <w:top w:val="single" w:color="C7CBDC" w:sz="4"/>
-              <w:left w:val="single" w:color="C7CBDC" w:sz="4"/>
-              <w:bottom w:val="single" w:color="C7CBDC" w:sz="4"/>
-              <w:right w:val="single" w:color="C7CBDC" w:sz="4"/>
-            </w:tcBorders>
-            <w:tcMar>
-              <w:top w:type="dxa" w:w="60"/>
-              <w:left w:type="dxa" w:w="90"/>
-              <w:bottom w:type="dxa" w:w="60"/>
-              <w:right w:type="dxa" w:w="90"/>
-            </w:tcMar>
-            <w:vAlign w:val="top"/>
-          </w:tcPr>
-          <w:p>
-            <w:pPr>
-              <w:spacing w:after="0" w:before="0"/>
-            </w:pPr>
-            <w:r>
-              <w:rPr>
-                <w:rFonts w:ascii="Calibri" w:cs="Calibri" w:eastAsia="Calibri" w:hAnsi="Calibri"/>
-                <w:b w:val="false"/>
-                <w:bCs w:val="false"/>
-                <w:i w:val="false"/>
-                <w:iCs w:val="false"/>
-                <w:color w:val="1A1F36"/>
-                <w:sz w:val="18"/>
-                <w:szCs w:val="18"/>
-              </w:rPr>
-              <w:t xml:space="preserve">ФИО: Козлов Артем Владимирович</w:t>
-            </w:r>
-          </w:p>
-        </w:tc>
-        <w:tc>
-          <w:tcPr>
-            <w:tcW w:type="dxa" w:w="6950"/>
-            <w:tcBorders>
-              <w:top w:val="single" w:color="C7CBDC" w:sz="4"/>
-              <w:left w:val="single" w:color="C7CBDC" w:sz="4"/>
-              <w:bottom w:val="single" w:color="C7CBDC" w:sz="4"/>
-              <w:right w:val="single" w:color="C7CBDC" w:sz="4"/>
-            </w:tcBorders>
-            <w:tcMar>
-              <w:top w:type="dxa" w:w="60"/>
-              <w:left w:type="dxa" w:w="90"/>
-              <w:bottom w:type="dxa" w:w="60"/>
-              <w:right w:type="dxa" w:w="90"/>
-            </w:tcMar>
-            <w:vAlign w:val="top"/>
-          </w:tcPr>
-          <w:p>
-            <w:pPr>
-              <w:spacing w:after="0" w:before="0"/>
-            </w:pPr>
-            <w:r>
-              <w:rPr>
-                <w:rFonts w:ascii="Calibri" w:cs="Calibri" w:eastAsia="Calibri" w:hAnsi="Calibri"/>
-                <w:b w:val="false"/>
-                <w:bCs w:val="false"/>
-                <w:i w:val="false"/>
-                <w:iCs w:val="false"/>
-                <w:color w:val="1A1F36"/>
-                <w:sz w:val="18"/>
-                <w:szCs w:val="18"/>
-              </w:rPr>
-              <w:t xml:space="preserve">убрана нумерация списка перед ФИО, в файле записано: 1) Козлов Артем Владимирович</w:t>
-            </w:r>
-          </w:p>
-        </w:tc>
-      </w:tr>
-      <w:tr>
-        <w:tc>
-          <w:tcPr>
-            <w:tcW w:type="dxa" w:w="900"/>
-            <w:tcBorders>
-              <w:top w:val="single" w:color="C7CBDC" w:sz="4"/>
-              <w:left w:val="single" w:color="C7CBDC" w:sz="4"/>
-              <w:bottom w:val="single" w:color="C7CBDC" w:sz="4"/>
-              <w:right w:val="single" w:color="C7CBDC" w:sz="4"/>
-            </w:tcBorders>
-            <w:shd w:fill="F7F8FC" w:color="auto" w:val="clear"/>
-            <w:tcMar>
-              <w:top w:type="dxa" w:w="60"/>
-              <w:left w:type="dxa" w:w="90"/>
-              <w:bottom w:type="dxa" w:w="60"/>
-              <w:right w:type="dxa" w:w="90"/>
-            </w:tcMar>
-            <w:vAlign w:val="top"/>
-          </w:tcPr>
-          <w:p>
-            <w:pPr>
-              <w:spacing w:after="0" w:before="0"/>
-            </w:pPr>
-            <w:r>
-              <w:rPr>
-                <w:rFonts w:ascii="Calibri" w:cs="Calibri" w:eastAsia="Calibri" w:hAnsi="Calibri"/>
-                <w:b/>
-                <w:bCs/>
-                <w:i w:val="false"/>
-                <w:iCs w:val="false"/>
-                <w:color w:val="1A1F36"/>
-                <w:sz w:val="18"/>
-                <w:szCs w:val="18"/>
-              </w:rPr>
-              <w:t xml:space="preserve">91</w:t>
-            </w:r>
-          </w:p>
-        </w:tc>
-        <w:tc>
-          <w:tcPr>
-            <w:tcW w:type="dxa" w:w="2600"/>
-            <w:tcBorders>
-              <w:top w:val="single" w:color="C7CBDC" w:sz="4"/>
-              <w:left w:val="single" w:color="C7CBDC" w:sz="4"/>
-              <w:bottom w:val="single" w:color="C7CBDC" w:sz="4"/>
-              <w:right w:val="single" w:color="C7CBDC" w:sz="4"/>
-            </w:tcBorders>
-            <w:shd w:fill="F7F8FC" w:color="auto" w:val="clear"/>
+              <w:t xml:space="preserve">номер игрока меняется внутри команды</w:t>
+            </w:r>
+          </w:p>
+        </w:tc>
+        <w:tc>
+          <w:tcPr>
+            <w:tcW w:type="dxa" w:w="2400"/>
+            <w:tcBorders>
+              <w:top w:val="single" w:color="C7CBDC" w:sz="4"/>
+              <w:left w:val="single" w:color="C7CBDC" w:sz="4"/>
+              <w:bottom w:val="single" w:color="C7CBDC" w:sz="4"/>
+              <w:right w:val="single" w:color="C7CBDC" w:sz="4"/>
+            </w:tcBorders>
             <w:tcMar>
               <w:top w:type="dxa" w:w="60"/>
               <w:left w:type="dxa" w:w="90"/>
@@ -22621,99 +22323,83 @@
                 <w:bCs w:val="false"/>
                 <w:i w:val="false"/>
                 <w:iCs w:val="false"/>
-                <w:color w:val="1A1F36"/>
-                <w:sz w:val="18"/>
-                <w:szCs w:val="18"/>
-              </w:rPr>
-              <w:t xml:space="preserve">17.08.2026  20:30</w:t>
-            </w:r>
-            <w:r>
-              <w:rPr>
-                <w:rFonts w:ascii="Calibri" w:cs="Calibri" w:eastAsia="Calibri" w:hAnsi="Calibri"/>
-                <w:b w:val="false"/>
-                <w:bCs w:val="false"/>
-                <w:i w:val="false"/>
-                <w:iCs w:val="false"/>
-                <w:color w:val="1A1F36"/>
-                <w:sz w:val="18"/>
-                <w:szCs w:val="18"/>
-              </w:rPr>
-              <w:br/>
-              <w:t xml:space="preserve">Сармат — Айсфокс</w:t>
-            </w:r>
-          </w:p>
-        </w:tc>
-        <w:tc>
-          <w:tcPr>
-            <w:tcW w:type="dxa" w:w="4800"/>
-            <w:tcBorders>
-              <w:top w:val="single" w:color="C7CBDC" w:sz="4"/>
-              <w:left w:val="single" w:color="C7CBDC" w:sz="4"/>
-              <w:bottom w:val="single" w:color="C7CBDC" w:sz="4"/>
-              <w:right w:val="single" w:color="C7CBDC" w:sz="4"/>
-            </w:tcBorders>
-            <w:shd w:fill="F7F8FC" w:color="auto" w:val="clear"/>
-            <w:tcMar>
-              <w:top w:type="dxa" w:w="60"/>
-              <w:left w:type="dxa" w:w="90"/>
-              <w:bottom w:type="dxa" w:w="60"/>
-              <w:right w:type="dxa" w:w="90"/>
-            </w:tcMar>
-            <w:vAlign w:val="top"/>
-          </w:tcPr>
-          <w:p>
-            <w:pPr>
-              <w:spacing w:after="0" w:before="0"/>
-            </w:pPr>
-            <w:r>
-              <w:rPr>
-                <w:rFonts w:ascii="Calibri" w:cs="Calibri" w:eastAsia="Calibri" w:hAnsi="Calibri"/>
-                <w:b w:val="false"/>
-                <w:bCs w:val="false"/>
-                <w:i w:val="false"/>
-                <w:iCs w:val="false"/>
-                <w:color w:val="1A1F36"/>
-                <w:sz w:val="18"/>
-                <w:szCs w:val="18"/>
-              </w:rPr>
-              <w:t xml:space="preserve">ФИО: Козлов Артем Владимирович</w:t>
-            </w:r>
-          </w:p>
-        </w:tc>
-        <w:tc>
-          <w:tcPr>
-            <w:tcW w:type="dxa" w:w="6950"/>
-            <w:tcBorders>
-              <w:top w:val="single" w:color="C7CBDC" w:sz="4"/>
-              <w:left w:val="single" w:color="C7CBDC" w:sz="4"/>
-              <w:bottom w:val="single" w:color="C7CBDC" w:sz="4"/>
-              <w:right w:val="single" w:color="C7CBDC" w:sz="4"/>
-            </w:tcBorders>
-            <w:shd w:fill="F7F8FC" w:color="auto" w:val="clear"/>
-            <w:tcMar>
-              <w:top w:type="dxa" w:w="60"/>
-              <w:left w:type="dxa" w:w="90"/>
-              <w:bottom w:type="dxa" w:w="60"/>
-              <w:right w:type="dxa" w:w="90"/>
-            </w:tcMar>
-            <w:vAlign w:val="top"/>
-          </w:tcPr>
-          <w:p>
-            <w:pPr>
-              <w:spacing w:after="0" w:before="0"/>
-            </w:pPr>
-            <w:r>
-              <w:rPr>
-                <w:rFonts w:ascii="Calibri" w:cs="Calibri" w:eastAsia="Calibri" w:hAnsi="Calibri"/>
-                <w:b w:val="false"/>
-                <w:bCs w:val="false"/>
-                <w:i w:val="false"/>
-                <w:iCs w:val="false"/>
-                <w:color w:val="1A1F36"/>
-                <w:sz w:val="18"/>
-                <w:szCs w:val="18"/>
-              </w:rPr>
-              <w:t xml:space="preserve">убрана нумерация списка перед ФИО, в файле записано: 1) Козлов Артем Владимирович</w:t>
+                <w:color w:val="5A5F7A"/>
+                <w:sz w:val="18"/>
+                <w:szCs w:val="18"/>
+              </w:rPr>
+              <w:t xml:space="preserve">—</w:t>
+            </w:r>
+          </w:p>
+        </w:tc>
+        <w:tc>
+          <w:tcPr>
+            <w:tcW w:type="dxa" w:w="4400"/>
+            <w:tcBorders>
+              <w:top w:val="single" w:color="C7CBDC" w:sz="4"/>
+              <w:left w:val="single" w:color="C7CBDC" w:sz="4"/>
+              <w:bottom w:val="single" w:color="C7CBDC" w:sz="4"/>
+              <w:right w:val="single" w:color="C7CBDC" w:sz="4"/>
+            </w:tcBorders>
+            <w:tcMar>
+              <w:top w:type="dxa" w:w="60"/>
+              <w:left w:type="dxa" w:w="90"/>
+              <w:bottom w:type="dxa" w:w="60"/>
+              <w:right w:type="dxa" w:w="90"/>
+            </w:tcMar>
+            <w:vAlign w:val="top"/>
+          </w:tcPr>
+          <w:p>
+            <w:pPr>
+              <w:spacing w:after="0" w:before="0"/>
+            </w:pPr>
+            <w:r>
+              <w:rPr>
+                <w:rFonts w:ascii="Calibri" w:cs="Calibri" w:eastAsia="Calibri" w:hAnsi="Calibri"/>
+                <w:b w:val="false"/>
+                <w:bCs w:val="false"/>
+                <w:i w:val="false"/>
+                <w:iCs w:val="false"/>
+                <w:color w:val="1A1F36"/>
+                <w:sz w:val="18"/>
+                <w:szCs w:val="18"/>
+              </w:rPr>
+              <w:t xml:space="preserve">Номер игрока не совпадает с его номером в других матчах за команду Штурм. Кисляков Сергей Николаевич — здесь номер 55, в остальных матчах за эту команду — 74; Шароватов Василий Александрович — здесь номер 9, в остальных матчах за эту команду — 69. Какой номер верный?</w:t>
+            </w:r>
+          </w:p>
+        </w:tc>
+        <w:tc>
+          <w:tcPr>
+            <w:tcW w:type="dxa" w:w="4950"/>
+            <w:tcBorders>
+              <w:top w:val="single" w:color="C7CBDC" w:sz="4"/>
+              <w:left w:val="single" w:color="C7CBDC" w:sz="4"/>
+              <w:bottom w:val="single" w:color="C7CBDC" w:sz="4"/>
+              <w:right w:val="single" w:color="C7CBDC" w:sz="4"/>
+            </w:tcBorders>
+            <w:tcMar>
+              <w:top w:type="dxa" w:w="60"/>
+              <w:left w:type="dxa" w:w="90"/>
+              <w:bottom w:type="dxa" w:w="60"/>
+              <w:right w:type="dxa" w:w="90"/>
+            </w:tcMar>
+            <w:vAlign w:val="top"/>
+          </w:tcPr>
+          <w:p>
+            <w:pPr>
+              <w:spacing w:after="0" w:before="0"/>
+            </w:pPr>
+            <w:r>
+              <w:rPr>
+                <w:rFonts w:ascii="Calibri" w:cs="Calibri" w:eastAsia="Calibri" w:hAnsi="Calibri"/>
+                <w:b w:val="false"/>
+                <w:bCs w:val="false"/>
+                <w:i/>
+                <w:iCs/>
+                <w:color w:val="2B2F77"/>
+                <w:sz w:val="18"/>
+                <w:szCs w:val="18"/>
+              </w:rPr>
+              <w:t xml:space="preserve"/>
             </w:r>
           </w:p>
         </w:tc>

--- a/reports/Otchet_o_proverke.docx
+++ b/reports/Otchet_o_proverke.docx
@@ -56,7 +56,7 @@
           <w:sz w:val="20"/>
           <w:szCs w:val="20"/>
         </w:rPr>
-        <w:t xml:space="preserve">Дата проверки: 01.10.2026   ·   проверено матчей: 3140   ·   найдено ошибок: 68</w:t>
+        <w:t xml:space="preserve">Дата проверки: 01.10.2026   ·   проверено матчей: 3140   ·   найдено ошибок: 68 (из них с готовым исправлением: 28)</w:t>
       </w:r>
     </w:p>
     <w:p>
@@ -4924,7 +4924,7 @@
           <w:sz w:val="22"/>
           <w:szCs w:val="22"/>
         </w:rPr>
-        <w:t xml:space="preserve">Проверено матчей: 585.   Найдено ошибок: 6.</w:t>
+        <w:t xml:space="preserve">Проверено матчей: 585.   Найдено ошибок: 6.   Из них с готовым исправлением: 2.</w:t>
       </w:r>
     </w:p>
     <w:p>
@@ -5980,7 +5980,7 @@
                 <w:sz w:val="18"/>
                 <w:szCs w:val="18"/>
               </w:rPr>
-              <w:t xml:space="preserve">После трёх периодов ничья, в итоге +1 гол — как у матчей с буллитами, но пометки Б Буллиты нет. Буллиты или опечатка?</w:t>
+              <w:t xml:space="preserve">После трёх периодов ничья, в итоге у победителя на один гол больше — так записываются матчи с буллитами, но пометки Б Буллиты нет.</w:t>
             </w:r>
           </w:p>
         </w:tc>
@@ -6016,7 +6016,7 @@
                 <w:sz w:val="18"/>
                 <w:szCs w:val="18"/>
               </w:rPr>
-              <w:t xml:space="preserve"/>
+              <w:t xml:space="preserve">Похоже на победу по буллитам: поставить пометку Б Буллиты. Подтверждаете?</w:t>
             </w:r>
           </w:p>
         </w:tc>
@@ -6633,7 +6633,7 @@
                 <w:sz w:val="18"/>
                 <w:szCs w:val="18"/>
               </w:rPr>
-              <w:t xml:space="preserve">Сумма по периодам — 3:8, а итог записан 8:3: те же числа, переставленные местами. Правильный итог 3:8?</w:t>
+              <w:t xml:space="preserve">Сумма по периодам — 3:8, а итог записан 8:3: те же числа, переставленные местами.</w:t>
             </w:r>
           </w:p>
         </w:tc>
@@ -6669,7 +6669,7 @@
                 <w:sz w:val="18"/>
                 <w:szCs w:val="18"/>
               </w:rPr>
-              <w:t xml:space="preserve"/>
+              <w:t xml:space="preserve">Похоже, итог записан наоборот: должно быть 3:8 вместо 8:3. Подтверждаете?</w:t>
             </w:r>
           </w:p>
         </w:tc>
@@ -6713,7 +6713,7 @@
           <w:sz w:val="22"/>
           <w:szCs w:val="22"/>
         </w:rPr>
-        <w:t xml:space="preserve">Проверено матчей: 566.   Найдено ошибок: 3.</w:t>
+        <w:t xml:space="preserve">Проверено матчей: 566.   Найдено ошибок: 3.   Из них с готовым исправлением: 1.</w:t>
       </w:r>
     </w:p>
     <w:p>
@@ -7345,7 +7345,7 @@
                 <w:sz w:val="18"/>
                 <w:szCs w:val="18"/>
               </w:rPr>
-              <w:t xml:space="preserve">После трёх периодов ничья, в итоге +1 гол — как у матчей с буллитами, но пометки Б Буллиты нет. Буллиты или опечатка?</w:t>
+              <w:t xml:space="preserve">После трёх периодов ничья, в итоге у победителя на один гол больше — так записываются матчи с буллитами, но пометки Б Буллиты нет.</w:t>
             </w:r>
           </w:p>
         </w:tc>
@@ -7381,7 +7381,7 @@
                 <w:sz w:val="18"/>
                 <w:szCs w:val="18"/>
               </w:rPr>
-              <w:t xml:space="preserve"/>
+              <w:t xml:space="preserve">Похоже на победу по буллитам: поставить пометку Б Буллиты. Подтверждаете?</w:t>
             </w:r>
           </w:p>
         </w:tc>
@@ -7864,7 +7864,7 @@
           <w:sz w:val="22"/>
           <w:szCs w:val="22"/>
         </w:rPr>
-        <w:t xml:space="preserve">Проверено матчей: 787.   Найдено ошибок: 13.</w:t>
+        <w:t xml:space="preserve">Проверено матчей: 787.   Найдено ошибок: 13.   Из них с готовым исправлением: 4.</w:t>
       </w:r>
     </w:p>
     <w:p>
@@ -9993,7 +9993,7 @@
                 <w:sz w:val="18"/>
                 <w:szCs w:val="18"/>
               </w:rPr>
-              <w:t xml:space="preserve">После трёх периодов ничья, в итоге +1 гол — как у матчей с буллитами, но пометки Б Буллиты нет. Буллиты или опечатка?</w:t>
+              <w:t xml:space="preserve">После трёх периодов ничья, в итоге у победителя на один гол больше — так записываются матчи с буллитами, но пометки Б Буллиты нет.</w:t>
             </w:r>
           </w:p>
         </w:tc>
@@ -10029,7 +10029,7 @@
                 <w:sz w:val="18"/>
                 <w:szCs w:val="18"/>
               </w:rPr>
-              <w:t xml:space="preserve"/>
+              <w:t xml:space="preserve">Похоже на победу по буллитам: поставить пометку Б Буллиты. Подтверждаете?</w:t>
             </w:r>
           </w:p>
         </w:tc>
@@ -10207,7 +10207,7 @@
                 <w:sz w:val="18"/>
                 <w:szCs w:val="18"/>
               </w:rPr>
-              <w:t xml:space="preserve">После трёх периодов ничья, в итоге +1 гол — как у матчей с буллитами, но пометки Б Буллиты нет. Буллиты или опечатка?</w:t>
+              <w:t xml:space="preserve">После трёх периодов ничья, в итоге у победителя на один гол больше — так записываются матчи с буллитами, но пометки Б Буллиты нет.</w:t>
             </w:r>
           </w:p>
         </w:tc>
@@ -10243,7 +10243,7 @@
                 <w:sz w:val="18"/>
                 <w:szCs w:val="18"/>
               </w:rPr>
-              <w:t xml:space="preserve"/>
+              <w:t xml:space="preserve">Похоже на победу по буллитам: поставить пометку Б Буллиты. Подтверждаете?</w:t>
             </w:r>
           </w:p>
         </w:tc>
@@ -10417,7 +10417,7 @@
                 <w:sz w:val="18"/>
                 <w:szCs w:val="18"/>
               </w:rPr>
-              <w:t xml:space="preserve">После трёх периодов ничья, в итоге +1 гол — как у матчей с буллитами, но пометки Б Буллиты нет. Буллиты или опечатка?</w:t>
+              <w:t xml:space="preserve">После трёх периодов ничья, в итоге у победителя на один гол больше — так записываются матчи с буллитами, но пометки Б Буллиты нет.</w:t>
             </w:r>
           </w:p>
         </w:tc>
@@ -10453,7 +10453,7 @@
                 <w:sz w:val="18"/>
                 <w:szCs w:val="18"/>
               </w:rPr>
-              <w:t xml:space="preserve"/>
+              <w:t xml:space="preserve">Похоже на победу по буллитам: поставить пометку Б Буллиты. Подтверждаете?</w:t>
             </w:r>
           </w:p>
         </w:tc>
@@ -11041,7 +11041,7 @@
                 <w:sz w:val="18"/>
                 <w:szCs w:val="18"/>
               </w:rPr>
-              <w:t xml:space="preserve">После трёх периодов ничья, в итоге +1 гол — как у матчей с буллитами, но пометки Б Буллиты нет. Буллиты или опечатка?</w:t>
+              <w:t xml:space="preserve">После трёх периодов ничья, в итоге у победителя на один гол больше — так записываются матчи с буллитами, но пометки Б Буллиты нет.</w:t>
             </w:r>
           </w:p>
         </w:tc>
@@ -11077,7 +11077,7 @@
                 <w:sz w:val="18"/>
                 <w:szCs w:val="18"/>
               </w:rPr>
-              <w:t xml:space="preserve"/>
+              <w:t xml:space="preserve">Похоже на победу по буллитам: поставить пометку Б Буллиты. Подтверждаете?</w:t>
             </w:r>
           </w:p>
         </w:tc>
@@ -11121,7 +11121,7 @@
           <w:sz w:val="22"/>
           <w:szCs w:val="22"/>
         </w:rPr>
-        <w:t xml:space="preserve">Проверено матчей: 747.   Найдено ошибок: 21.</w:t>
+        <w:t xml:space="preserve">Проверено матчей: 747.   Найдено ошибок: 21.   Из них с готовым исправлением: 14.</w:t>
       </w:r>
     </w:p>
     <w:p>
@@ -11963,7 +11963,7 @@
                 <w:sz w:val="18"/>
                 <w:szCs w:val="18"/>
               </w:rPr>
-              <w:t xml:space="preserve">После трёх периодов ничья, в итоге +1 гол — как у матчей с буллитами, но пометки Б Буллиты нет. Буллиты или опечатка?</w:t>
+              <w:t xml:space="preserve">После трёх периодов ничья, в итоге у победителя на один гол больше — так записываются матчи с буллитами, но пометки Б Буллиты нет.</w:t>
             </w:r>
           </w:p>
         </w:tc>
@@ -11999,7 +11999,7 @@
                 <w:sz w:val="18"/>
                 <w:szCs w:val="18"/>
               </w:rPr>
-              <w:t xml:space="preserve"/>
+              <w:t xml:space="preserve">Похоже на победу по буллитам: поставить пометку Б Буллиты. Подтверждаете?</w:t>
             </w:r>
           </w:p>
         </w:tc>
@@ -12177,7 +12177,7 @@
                 <w:sz w:val="18"/>
                 <w:szCs w:val="18"/>
               </w:rPr>
-              <w:t xml:space="preserve">После трёх периодов ничья, в итоге +1 гол — как у матчей с буллитами, но пометки Б Буллиты нет. Буллиты или опечатка?</w:t>
+              <w:t xml:space="preserve">После трёх периодов ничья, в итоге у победителя на один гол больше — так записываются матчи с буллитами, но пометки Б Буллиты нет.</w:t>
             </w:r>
           </w:p>
         </w:tc>
@@ -12213,7 +12213,7 @@
                 <w:sz w:val="18"/>
                 <w:szCs w:val="18"/>
               </w:rPr>
-              <w:t xml:space="preserve"/>
+              <w:t xml:space="preserve">Похоже на победу по буллитам: поставить пометку Б Буллиты. Подтверждаете?</w:t>
             </w:r>
           </w:p>
         </w:tc>
@@ -12387,7 +12387,7 @@
                 <w:sz w:val="18"/>
                 <w:szCs w:val="18"/>
               </w:rPr>
-              <w:t xml:space="preserve">После трёх периодов ничья, в итоге +1 гол — как у матчей с буллитами, но пометки Б Буллиты нет. Буллиты или опечатка?</w:t>
+              <w:t xml:space="preserve">После трёх периодов ничья, в итоге у победителя на один гол больше — так записываются матчи с буллитами, но пометки Б Буллиты нет.</w:t>
             </w:r>
           </w:p>
         </w:tc>
@@ -12423,7 +12423,7 @@
                 <w:sz w:val="18"/>
                 <w:szCs w:val="18"/>
               </w:rPr>
-              <w:t xml:space="preserve"/>
+              <w:t xml:space="preserve">Похоже на победу по буллитам: поставить пометку Б Буллиты. Подтверждаете?</w:t>
             </w:r>
           </w:p>
         </w:tc>
@@ -12601,7 +12601,7 @@
                 <w:sz w:val="18"/>
                 <w:szCs w:val="18"/>
               </w:rPr>
-              <w:t xml:space="preserve">После трёх периодов ничья, в итоге +1 гол — как у матчей с буллитами, но пометки Б Буллиты нет. Буллиты или опечатка?</w:t>
+              <w:t xml:space="preserve">После трёх периодов ничья, в итоге у победителя на один гол больше — так записываются матчи с буллитами, но пометки Б Буллиты нет.</w:t>
             </w:r>
           </w:p>
         </w:tc>
@@ -12637,7 +12637,7 @@
                 <w:sz w:val="18"/>
                 <w:szCs w:val="18"/>
               </w:rPr>
-              <w:t xml:space="preserve"/>
+              <w:t xml:space="preserve">Похоже на победу по буллитам: поставить пометку Б Буллиты. Подтверждаете?</w:t>
             </w:r>
           </w:p>
         </w:tc>
@@ -12811,7 +12811,7 @@
                 <w:sz w:val="18"/>
                 <w:szCs w:val="18"/>
               </w:rPr>
-              <w:t xml:space="preserve">У команды А в итоге 25 голов — неправдоподобно много. Сумма по периодам — 2:5. Правильный итог 2:5?</w:t>
+              <w:t xml:space="preserve">У команды А в итоге 25 голов — неправдоподобно много. Сумма по периодам — 2:5.</w:t>
             </w:r>
           </w:p>
         </w:tc>
@@ -12847,7 +12847,7 @@
                 <w:sz w:val="18"/>
                 <w:szCs w:val="18"/>
               </w:rPr>
-              <w:t xml:space="preserve"/>
+              <w:t xml:space="preserve">Похоже на описку: должно быть 2:5 вместо 25:5. Подтверждаете?</w:t>
             </w:r>
           </w:p>
         </w:tc>
@@ -13250,7 +13250,7 @@
                 <w:sz w:val="18"/>
                 <w:szCs w:val="18"/>
               </w:rPr>
-              <w:t xml:space="preserve">После трёх периодов ничья, в итоге +1 гол — как у матчей с буллитами, но пометки Б Буллиты нет. Буллиты или опечатка?</w:t>
+              <w:t xml:space="preserve">После трёх периодов ничья, в итоге у победителя на один гол больше — так записываются матчи с буллитами, но пометки Б Буллиты нет.</w:t>
             </w:r>
           </w:p>
         </w:tc>
@@ -13286,7 +13286,7 @@
                 <w:sz w:val="18"/>
                 <w:szCs w:val="18"/>
               </w:rPr>
-              <w:t xml:space="preserve"/>
+              <w:t xml:space="preserve">Похоже на победу по буллитам: поставить пометку Б Буллиты. Подтверждаете?</w:t>
             </w:r>
           </w:p>
         </w:tc>
@@ -13464,7 +13464,7 @@
                 <w:sz w:val="18"/>
                 <w:szCs w:val="18"/>
               </w:rPr>
-              <w:t xml:space="preserve">После трёх периодов ничья, в итоге +1 гол — как у матчей с буллитами, но пометки Б Буллиты нет. Буллиты или опечатка?</w:t>
+              <w:t xml:space="preserve">После трёх периодов ничья, в итоге у победителя на один гол больше — так записываются матчи с буллитами, но пометки Б Буллиты нет.</w:t>
             </w:r>
           </w:p>
         </w:tc>
@@ -13500,7 +13500,7 @@
                 <w:sz w:val="18"/>
                 <w:szCs w:val="18"/>
               </w:rPr>
-              <w:t xml:space="preserve"/>
+              <w:t xml:space="preserve">Похоже на победу по буллитам: поставить пометку Б Буллиты. Подтверждаете?</w:t>
             </w:r>
           </w:p>
         </w:tc>
@@ -13674,7 +13674,7 @@
                 <w:sz w:val="18"/>
                 <w:szCs w:val="18"/>
               </w:rPr>
-              <w:t xml:space="preserve">После трёх периодов ничья, в итоге +1 гол — как у матчей с буллитами, но пометки Б Буллиты нет. Буллиты или опечатка?</w:t>
+              <w:t xml:space="preserve">После трёх периодов ничья, в итоге у победителя на один гол больше — так записываются матчи с буллитами, но пометки Б Буллиты нет.</w:t>
             </w:r>
           </w:p>
         </w:tc>
@@ -13710,7 +13710,7 @@
                 <w:sz w:val="18"/>
                 <w:szCs w:val="18"/>
               </w:rPr>
-              <w:t xml:space="preserve"/>
+              <w:t xml:space="preserve">Похоже на победу по буллитам: поставить пометку Б Буллиты. Подтверждаете?</w:t>
             </w:r>
           </w:p>
         </w:tc>
@@ -14312,7 +14312,7 @@
                 <w:sz w:val="18"/>
                 <w:szCs w:val="18"/>
               </w:rPr>
-              <w:t xml:space="preserve">После трёх периодов ничья, в итоге +1 гол — как у матчей с буллитами, но пометки Б Буллиты нет. Буллиты или опечатка?</w:t>
+              <w:t xml:space="preserve">После трёх периодов ничья, в итоге у победителя на один гол больше — так записываются матчи с буллитами, но пометки Б Буллиты нет.</w:t>
             </w:r>
           </w:p>
         </w:tc>
@@ -14348,7 +14348,7 @@
                 <w:sz w:val="18"/>
                 <w:szCs w:val="18"/>
               </w:rPr>
-              <w:t xml:space="preserve"/>
+              <w:t xml:space="preserve">Похоже на победу по буллитам: поставить пометку Б Буллиты. Подтверждаете?</w:t>
             </w:r>
           </w:p>
         </w:tc>
@@ -14522,7 +14522,7 @@
                 <w:sz w:val="18"/>
                 <w:szCs w:val="18"/>
               </w:rPr>
-              <w:t xml:space="preserve">После трёх периодов ничья, в итоге +1 гол — как у матчей с буллитами, но пометки Б Буллиты нет. Буллиты или опечатка?</w:t>
+              <w:t xml:space="preserve">После трёх периодов ничья, в итоге у победителя на один гол больше — так записываются матчи с буллитами, но пометки Б Буллиты нет.</w:t>
             </w:r>
           </w:p>
         </w:tc>
@@ -14558,7 +14558,7 @@
                 <w:sz w:val="18"/>
                 <w:szCs w:val="18"/>
               </w:rPr>
-              <w:t xml:space="preserve"/>
+              <w:t xml:space="preserve">Похоже на победу по буллитам: поставить пометку Б Буллиты. Подтверждаете?</w:t>
             </w:r>
           </w:p>
         </w:tc>
@@ -14736,7 +14736,7 @@
                 <w:sz w:val="18"/>
                 <w:szCs w:val="18"/>
               </w:rPr>
-              <w:t xml:space="preserve">После трёх периодов ничья, в итоге +1 гол — как у матчей с буллитами, но пометки Б Буллиты нет. Буллиты или опечатка?</w:t>
+              <w:t xml:space="preserve">После трёх периодов ничья, в итоге у победителя на один гол больше — так записываются матчи с буллитами, но пометки Б Буллиты нет.</w:t>
             </w:r>
           </w:p>
         </w:tc>
@@ -14772,7 +14772,7 @@
                 <w:sz w:val="18"/>
                 <w:szCs w:val="18"/>
               </w:rPr>
-              <w:t xml:space="preserve"/>
+              <w:t xml:space="preserve">Похоже на победу по буллитам: поставить пометку Б Буллиты. Подтверждаете?</w:t>
             </w:r>
           </w:p>
         </w:tc>
@@ -15146,7 +15146,7 @@
                 <w:sz w:val="18"/>
                 <w:szCs w:val="18"/>
               </w:rPr>
-              <w:t xml:space="preserve">После трёх периодов ничья, в итоге +1 гол — как у матчей с буллитами, но пометки Б Буллиты нет. Буллиты или опечатка?</w:t>
+              <w:t xml:space="preserve">После трёх периодов ничья, в итоге у победителя на один гол больше — так записываются матчи с буллитами, но пометки Б Буллиты нет.</w:t>
             </w:r>
           </w:p>
         </w:tc>
@@ -15182,7 +15182,7 @@
                 <w:sz w:val="18"/>
                 <w:szCs w:val="18"/>
               </w:rPr>
-              <w:t xml:space="preserve"/>
+              <w:t xml:space="preserve">Похоже на победу по буллитам: поставить пометку Б Буллиты. Подтверждаете?</w:t>
             </w:r>
           </w:p>
         </w:tc>
@@ -15356,7 +15356,7 @@
                 <w:sz w:val="18"/>
                 <w:szCs w:val="18"/>
               </w:rPr>
-              <w:t xml:space="preserve">После трёх периодов ничья, в итоге +1 гол — как у матчей с буллитами, но пометки Б Буллиты нет. Буллиты или опечатка?</w:t>
+              <w:t xml:space="preserve">После трёх периодов ничья, в итоге у победителя на один гол больше — так записываются матчи с буллитами, но пометки Б Буллиты нет.</w:t>
             </w:r>
           </w:p>
         </w:tc>
@@ -15392,7 +15392,7 @@
                 <w:sz w:val="18"/>
                 <w:szCs w:val="18"/>
               </w:rPr>
-              <w:t xml:space="preserve"/>
+              <w:t xml:space="preserve">Похоже на победу по буллитам: поставить пометку Б Буллиты. Подтверждаете?</w:t>
             </w:r>
           </w:p>
         </w:tc>
@@ -15780,7 +15780,7 @@
                 <w:sz w:val="18"/>
                 <w:szCs w:val="18"/>
               </w:rPr>
-              <w:t xml:space="preserve">После трёх периодов ничья, в итоге +1 гол — как у матчей с буллитами, но пометки Б Буллиты нет. Буллиты или опечатка?</w:t>
+              <w:t xml:space="preserve">После трёх периодов ничья, в итоге у победителя на один гол больше — так записываются матчи с буллитами, но пометки Б Буллиты нет.</w:t>
             </w:r>
           </w:p>
         </w:tc>
@@ -15816,7 +15816,7 @@
                 <w:sz w:val="18"/>
                 <w:szCs w:val="18"/>
               </w:rPr>
-              <w:t xml:space="preserve"/>
+              <w:t xml:space="preserve">Похоже на победу по буллитам: поставить пометку Б Буллиты. Подтверждаете?</w:t>
             </w:r>
           </w:p>
         </w:tc>
@@ -16046,7 +16046,7 @@
           <w:sz w:val="22"/>
           <w:szCs w:val="22"/>
         </w:rPr>
-        <w:t xml:space="preserve">Проверено матчей: 374.   Найдено ошибок: 4.   Из них с готовым исправлением: 1.</w:t>
+        <w:t xml:space="preserve">Проверено матчей: 374.   Найдено ошибок: 4.   Из них с готовым исправлением: 3.</w:t>
       </w:r>
     </w:p>
     <w:p>
@@ -16678,7 +16678,7 @@
                 <w:sz w:val="18"/>
                 <w:szCs w:val="18"/>
               </w:rPr>
-              <w:t xml:space="preserve">После трёх периодов ничья, в итоге +1 гол — как у матчей с буллитами, но пометки Б Буллиты нет. Буллиты или опечатка?</w:t>
+              <w:t xml:space="preserve">После трёх периодов ничья, в итоге у победителя на один гол больше — так записываются матчи с буллитами, но пометки Б Буллиты нет.</w:t>
             </w:r>
           </w:p>
         </w:tc>
@@ -16714,7 +16714,7 @@
                 <w:sz w:val="18"/>
                 <w:szCs w:val="18"/>
               </w:rPr>
-              <w:t xml:space="preserve"/>
+              <w:t xml:space="preserve">Похоже на победу по буллитам: поставить пометку Б Буллиты. Подтверждаете?</w:t>
             </w:r>
           </w:p>
         </w:tc>
@@ -17331,7 +17331,7 @@
                 <w:sz w:val="18"/>
                 <w:szCs w:val="18"/>
               </w:rPr>
-              <w:t xml:space="preserve">Сумма по периодам — 6:4, а итог записан 4:6: те же числа, переставленные местами. Правильный итог 6:4?</w:t>
+              <w:t xml:space="preserve">Сумма по периодам — 6:4, а итог записан 4:6: те же числа, переставленные местами.</w:t>
             </w:r>
           </w:p>
         </w:tc>
@@ -17367,7 +17367,7 @@
                 <w:sz w:val="18"/>
                 <w:szCs w:val="18"/>
               </w:rPr>
-              <w:t xml:space="preserve"/>
+              <w:t xml:space="preserve">Похоже, итог записан наоборот: должно быть 6:4 вместо 4:6. Подтверждаете?</w:t>
             </w:r>
           </w:p>
         </w:tc>

--- a/reports/Otchet_o_proverke.docx
+++ b/reports/Otchet_o_proverke.docx
@@ -56,7 +56,7 @@
           <w:sz w:val="20"/>
           <w:szCs w:val="20"/>
         </w:rPr>
-        <w:t xml:space="preserve">Дата проверки: 01.10.2026   ·   проверено матчей: 3140   ·   найдено ошибок: 68 (из них с готовым исправлением: 28)</w:t>
+        <w:t xml:space="preserve">Дата проверки: 01.10.2026   ·   проверено матчей: 3140   ·   найдено ошибок: 68 (из них с готовым исправлением: 26)</w:t>
       </w:r>
     </w:p>
     <w:p>
@@ -75,7 +75,7 @@
           <w:sz w:val="18"/>
           <w:szCs w:val="18"/>
         </w:rPr>
-        <w:t xml:space="preserve">Исходные файлы не изменялись. Если исправление ошибки однозначно следует из самих данных, оно предложено в последнем столбце таблицы с вопросом, подтверждаете ли вы его.</w:t>
+        <w:t xml:space="preserve">Исходные файлы не изменялись. Если исправление ошибки следует из самих данных, оно предложено в последнем столбце таблицы с вопросом, подтверждаете ли вы его.</w:t>
       </w:r>
     </w:p>
     <w:p>
@@ -4924,7 +4924,7 @@
           <w:sz w:val="22"/>
           <w:szCs w:val="22"/>
         </w:rPr>
-        <w:t xml:space="preserve">Проверено матчей: 585.   Найдено ошибок: 6.   Из них с готовым исправлением: 2.</w:t>
+        <w:t xml:space="preserve">Проверено матчей: 585.   Найдено ошибок: 6.   Из них с готовым исправлением: 1.</w:t>
       </w:r>
     </w:p>
     <w:p>
@@ -4942,7 +4942,7 @@
           <w:sz w:val="18"/>
           <w:szCs w:val="18"/>
         </w:rPr>
-        <w:t xml:space="preserve">Последняя колонка — для вашего ответа: напротив каждой строки впишите, как исправляем ошибку. Где там уже предложено исправление, напишите, подтверждаете вы его или нет.</w:t>
+        <w:t xml:space="preserve">Последняя колонка — для вашего ответа: напротив каждой строки впишите, как исправляем ошибку. Где в ней уже предложено исправление или задан вопрос, ответьте на него.</w:t>
       </w:r>
     </w:p>
     <w:p>
@@ -6633,7 +6633,7 @@
                 <w:sz w:val="18"/>
                 <w:szCs w:val="18"/>
               </w:rPr>
-              <w:t xml:space="preserve">Сумма по периодам — 3:8, а итог записан 8:3: те же числа, переставленные местами.</w:t>
+              <w:t xml:space="preserve">Сумма по периодам — 3:8, по ней победила команда Реактор. Итоговый счёт записан 8:3, по нему победила команда Тигры. Числа те же, но переставлены местами.</w:t>
             </w:r>
           </w:p>
         </w:tc>
@@ -6669,7 +6669,7 @@
                 <w:sz w:val="18"/>
                 <w:szCs w:val="18"/>
               </w:rPr>
-              <w:t xml:space="preserve">Похоже, итог записан наоборот: должно быть 3:8 вместо 8:3. Подтверждаете?</w:t>
+              <w:t xml:space="preserve">Кто победил на самом деле — Реактор или Тигры? Что записано неверно: итоговый счёт, счёт по периодам или порядок команд?</w:t>
             </w:r>
           </w:p>
         </w:tc>
@@ -6731,7 +6731,7 @@
           <w:sz w:val="18"/>
           <w:szCs w:val="18"/>
         </w:rPr>
-        <w:t xml:space="preserve">Последняя колонка — для вашего ответа: напротив каждой строки впишите, как исправляем ошибку. Где там уже предложено исправление, напишите, подтверждаете вы его или нет.</w:t>
+        <w:t xml:space="preserve">Последняя колонка — для вашего ответа: напротив каждой строки впишите, как исправляем ошибку. Где в ней уже предложено исправление или задан вопрос, ответьте на него.</w:t>
       </w:r>
     </w:p>
     <w:p>
@@ -7882,7 +7882,7 @@
           <w:sz w:val="18"/>
           <w:szCs w:val="18"/>
         </w:rPr>
-        <w:t xml:space="preserve">Последняя колонка — для вашего ответа: напротив каждой строки впишите, как исправляем ошибку. Где там уже предложено исправление, напишите, подтверждаете вы его или нет.</w:t>
+        <w:t xml:space="preserve">Последняя колонка — для вашего ответа: напротив каждой строки впишите, как исправляем ошибку. Где в ней уже предложено исправление или задан вопрос, ответьте на него.</w:t>
       </w:r>
     </w:p>
     <w:p>
@@ -11139,7 +11139,7 @@
           <w:sz w:val="18"/>
           <w:szCs w:val="18"/>
         </w:rPr>
-        <w:t xml:space="preserve">Последняя колонка — для вашего ответа: напротив каждой строки впишите, как исправляем ошибку. Где там уже предложено исправление, напишите, подтверждаете вы его или нет.</w:t>
+        <w:t xml:space="preserve">Последняя колонка — для вашего ответа: напротив каждой строки впишите, как исправляем ошибку. Где в ней уже предложено исправление или задан вопрос, ответьте на него.</w:t>
       </w:r>
     </w:p>
     <w:p>
@@ -16046,7 +16046,7 @@
           <w:sz w:val="22"/>
           <w:szCs w:val="22"/>
         </w:rPr>
-        <w:t xml:space="preserve">Проверено матчей: 374.   Найдено ошибок: 4.   Из них с готовым исправлением: 3.</w:t>
+        <w:t xml:space="preserve">Проверено матчей: 374.   Найдено ошибок: 4.   Из них с готовым исправлением: 2.</w:t>
       </w:r>
     </w:p>
     <w:p>
@@ -16064,7 +16064,7 @@
           <w:sz w:val="18"/>
           <w:szCs w:val="18"/>
         </w:rPr>
-        <w:t xml:space="preserve">Последняя колонка — для вашего ответа: напротив каждой строки впишите, как исправляем ошибку. Где там уже предложено исправление, напишите, подтверждаете вы его или нет.</w:t>
+        <w:t xml:space="preserve">Последняя колонка — для вашего ответа: напротив каждой строки впишите, как исправляем ошибку. Где в ней уже предложено исправление или задан вопрос, ответьте на него.</w:t>
       </w:r>
     </w:p>
     <w:p>
@@ -17331,7 +17331,7 @@
                 <w:sz w:val="18"/>
                 <w:szCs w:val="18"/>
               </w:rPr>
-              <w:t xml:space="preserve">Сумма по периодам — 6:4, а итог записан 4:6: те же числа, переставленные местами.</w:t>
+              <w:t xml:space="preserve">Сумма по периодам — 6:4, по ней победила команда Партизан. Итоговый счёт записан 4:6, по нему победила команда Металлист. Числа те же, но переставлены местами.</w:t>
             </w:r>
           </w:p>
         </w:tc>
@@ -17367,7 +17367,7 @@
                 <w:sz w:val="18"/>
                 <w:szCs w:val="18"/>
               </w:rPr>
-              <w:t xml:space="preserve">Похоже, итог записан наоборот: должно быть 6:4 вместо 4:6. Подтверждаете?</w:t>
+              <w:t xml:space="preserve">Кто победил на самом деле — Партизан или Металлист? Что записано неверно: итоговый счёт, счёт по периодам или порядок команд?</w:t>
             </w:r>
           </w:p>
         </w:tc>
@@ -17429,7 +17429,7 @@
           <w:sz w:val="18"/>
           <w:szCs w:val="18"/>
         </w:rPr>
-        <w:t xml:space="preserve">Последняя колонка — для вашего ответа: напротив каждой строки впишите, как исправляем ошибку. Где там уже предложено исправление, напишите, подтверждаете вы его или нет.</w:t>
+        <w:t xml:space="preserve">Последняя колонка — для вашего ответа: напротив каждой строки впишите, как исправляем ошибку. Где в ней уже предложено исправление или задан вопрос, ответьте на него.</w:t>
       </w:r>
     </w:p>
     <w:p>
@@ -18580,7 +18580,7 @@
           <w:sz w:val="18"/>
           <w:szCs w:val="18"/>
         </w:rPr>
-        <w:t xml:space="preserve">Последняя колонка — для вашего ответа: напротив каждой строки впишите, как исправляем ошибку. Где там уже предложено исправление, напишите, подтверждаете вы его или нет.</w:t>
+        <w:t xml:space="preserve">Последняя колонка — для вашего ответа: напротив каждой строки впишите, как исправляем ошибку. Где в ней уже предложено исправление или задан вопрос, ответьте на него.</w:t>
       </w:r>
     </w:p>
     <w:p>

--- a/reports/Otchet_o_proverke.docx
+++ b/reports/Otchet_o_proverke.docx
@@ -56,7 +56,7 @@
           <w:sz w:val="20"/>
           <w:szCs w:val="20"/>
         </w:rPr>
-        <w:t xml:space="preserve">Дата проверки: 01.10.2026   ·   проверено матчей: 3140   ·   найдено ошибок: 68 (из них с готовым исправлением: 26)</w:t>
+        <w:t xml:space="preserve">Дата проверки: 01.10.2026   ·   проверено матчей: 3140   ·   найдено ошибок: 66 (из них с готовым исправлением: 24)</w:t>
       </w:r>
     </w:p>
     <w:p>
@@ -4728,7 +4728,7 @@
                 <w:sz w:val="20"/>
                 <w:szCs w:val="20"/>
               </w:rPr>
-              <w:t xml:space="preserve">15</w:t>
+              <w:t xml:space="preserve">13</w:t>
             </w:r>
           </w:p>
         </w:tc>
@@ -4880,7 +4880,7 @@
                 <w:sz w:val="20"/>
                 <w:szCs w:val="20"/>
               </w:rPr>
-              <w:t xml:space="preserve">68</w:t>
+              <w:t xml:space="preserve">66</w:t>
             </w:r>
           </w:p>
         </w:tc>
@@ -18562,7 +18562,7 @@
           <w:sz w:val="22"/>
           <w:szCs w:val="22"/>
         </w:rPr>
-        <w:t xml:space="preserve">Проверено матчей: 35.   Найдено ошибок: 18.   Из них с готовым исправлением: 2.</w:t>
+        <w:t xml:space="preserve">Проверено матчей: 35.   Найдено ошибок: 16.</w:t>
       </w:r>
     </w:p>
     <w:p>
@@ -19378,7 +19378,7 @@
           <w:sz w:val="22"/>
           <w:szCs w:val="22"/>
         </w:rPr>
-        <w:t xml:space="preserve">август 2026 — матчей 19, ошибок 15</w:t>
+        <w:t xml:space="preserve">август 2026 — матчей 19, ошибок 13</w:t>
       </w:r>
     </w:p>
     <w:tbl>
@@ -19586,430 +19586,6 @@
                 <w:szCs w:val="18"/>
               </w:rPr>
               <w:t xml:space="preserve">Как исправляем</w:t>
-            </w:r>
-          </w:p>
-        </w:tc>
-      </w:tr>
-      <w:tr>
-        <w:tc>
-          <w:tcPr>
-            <w:tcW w:type="dxa" w:w="900"/>
-            <w:tcBorders>
-              <w:top w:val="single" w:color="C7CBDC" w:sz="4"/>
-              <w:left w:val="single" w:color="C7CBDC" w:sz="4"/>
-              <w:bottom w:val="single" w:color="C7CBDC" w:sz="4"/>
-              <w:right w:val="single" w:color="C7CBDC" w:sz="4"/>
-            </w:tcBorders>
-            <w:tcMar>
-              <w:top w:type="dxa" w:w="60"/>
-              <w:left w:type="dxa" w:w="90"/>
-              <w:bottom w:type="dxa" w:w="60"/>
-              <w:right w:type="dxa" w:w="90"/>
-            </w:tcMar>
-            <w:vAlign w:val="top"/>
-          </w:tcPr>
-          <w:p>
-            <w:pPr>
-              <w:spacing w:after="0" w:before="0"/>
-            </w:pPr>
-            <w:r>
-              <w:rPr>
-                <w:rFonts w:ascii="Calibri" w:cs="Calibri" w:eastAsia="Calibri" w:hAnsi="Calibri"/>
-                <w:b/>
-                <w:bCs/>
-                <w:i w:val="false"/>
-                <w:iCs w:val="false"/>
-                <w:color w:val="1A1F36"/>
-                <w:sz w:val="18"/>
-                <w:szCs w:val="18"/>
-              </w:rPr>
-              <w:t xml:space="preserve">76</w:t>
-            </w:r>
-          </w:p>
-        </w:tc>
-        <w:tc>
-          <w:tcPr>
-            <w:tcW w:type="dxa" w:w="2600"/>
-            <w:tcBorders>
-              <w:top w:val="single" w:color="C7CBDC" w:sz="4"/>
-              <w:left w:val="single" w:color="C7CBDC" w:sz="4"/>
-              <w:bottom w:val="single" w:color="C7CBDC" w:sz="4"/>
-              <w:right w:val="single" w:color="C7CBDC" w:sz="4"/>
-            </w:tcBorders>
-            <w:tcMar>
-              <w:top w:type="dxa" w:w="60"/>
-              <w:left w:type="dxa" w:w="90"/>
-              <w:bottom w:type="dxa" w:w="60"/>
-              <w:right w:type="dxa" w:w="90"/>
-            </w:tcMar>
-            <w:vAlign w:val="top"/>
-          </w:tcPr>
-          <w:p>
-            <w:pPr>
-              <w:spacing w:after="0"/>
-            </w:pPr>
-            <w:r>
-              <w:rPr>
-                <w:rFonts w:ascii="Calibri" w:cs="Calibri" w:eastAsia="Calibri" w:hAnsi="Calibri"/>
-                <w:b w:val="false"/>
-                <w:bCs w:val="false"/>
-                <w:i w:val="false"/>
-                <w:iCs w:val="false"/>
-                <w:color w:val="1A1F36"/>
-                <w:sz w:val="18"/>
-                <w:szCs w:val="18"/>
-              </w:rPr>
-              <w:t xml:space="preserve">17.08.2026  21:25</w:t>
-            </w:r>
-            <w:r>
-              <w:rPr>
-                <w:rFonts w:ascii="Calibri" w:cs="Calibri" w:eastAsia="Calibri" w:hAnsi="Calibri"/>
-                <w:b w:val="false"/>
-                <w:bCs w:val="false"/>
-                <w:i w:val="false"/>
-                <w:iCs w:val="false"/>
-                <w:color w:val="1A1F36"/>
-                <w:sz w:val="18"/>
-                <w:szCs w:val="18"/>
-              </w:rPr>
-              <w:br/>
-              <w:t xml:space="preserve">Айсфокс — Сармат</w:t>
-            </w:r>
-          </w:p>
-        </w:tc>
-        <w:tc>
-          <w:tcPr>
-            <w:tcW w:type="dxa" w:w="2400"/>
-            <w:tcBorders>
-              <w:top w:val="single" w:color="C7CBDC" w:sz="4"/>
-              <w:left w:val="single" w:color="C7CBDC" w:sz="4"/>
-              <w:bottom w:val="single" w:color="C7CBDC" w:sz="4"/>
-              <w:right w:val="single" w:color="C7CBDC" w:sz="4"/>
-            </w:tcBorders>
-            <w:tcMar>
-              <w:top w:type="dxa" w:w="60"/>
-              <w:left w:type="dxa" w:w="90"/>
-              <w:bottom w:type="dxa" w:w="60"/>
-              <w:right w:type="dxa" w:w="90"/>
-            </w:tcMar>
-            <w:vAlign w:val="top"/>
-          </w:tcPr>
-          <w:p>
-            <w:pPr>
-              <w:spacing w:after="0"/>
-            </w:pPr>
-            <w:r>
-              <w:rPr>
-                <w:rFonts w:ascii="Calibri" w:cs="Calibri" w:eastAsia="Calibri" w:hAnsi="Calibri"/>
-                <w:b w:val="false"/>
-                <w:bCs w:val="false"/>
-                <w:i w:val="false"/>
-                <w:iCs w:val="false"/>
-                <w:color w:val="5A5F7A"/>
-                <w:sz w:val="18"/>
-                <w:szCs w:val="18"/>
-              </w:rPr>
-              <w:t xml:space="preserve">итог 4:1</w:t>
-            </w:r>
-            <w:r>
-              <w:rPr>
-                <w:rFonts w:ascii="Calibri" w:cs="Calibri" w:eastAsia="Calibri" w:hAnsi="Calibri"/>
-                <w:b w:val="false"/>
-                <w:bCs w:val="false"/>
-                <w:i w:val="false"/>
-                <w:iCs w:val="false"/>
-                <w:color w:val="5A5F7A"/>
-                <w:sz w:val="18"/>
-                <w:szCs w:val="18"/>
-              </w:rPr>
-              <w:br/>
-              <w:t xml:space="preserve">периоды 1:0 2:1 1:0 = 4:1</w:t>
-            </w:r>
-          </w:p>
-        </w:tc>
-        <w:tc>
-          <w:tcPr>
-            <w:tcW w:type="dxa" w:w="4400"/>
-            <w:tcBorders>
-              <w:top w:val="single" w:color="C7CBDC" w:sz="4"/>
-              <w:left w:val="single" w:color="C7CBDC" w:sz="4"/>
-              <w:bottom w:val="single" w:color="C7CBDC" w:sz="4"/>
-              <w:right w:val="single" w:color="C7CBDC" w:sz="4"/>
-            </w:tcBorders>
-            <w:tcMar>
-              <w:top w:type="dxa" w:w="60"/>
-              <w:left w:type="dxa" w:w="90"/>
-              <w:bottom w:type="dxa" w:w="60"/>
-              <w:right w:type="dxa" w:w="90"/>
-            </w:tcMar>
-            <w:vAlign w:val="top"/>
-          </w:tcPr>
-          <w:p>
-            <w:pPr>
-              <w:spacing w:after="0" w:before="0"/>
-            </w:pPr>
-            <w:r>
-              <w:rPr>
-                <w:rFonts w:ascii="Calibri" w:cs="Calibri" w:eastAsia="Calibri" w:hAnsi="Calibri"/>
-                <w:b w:val="false"/>
-                <w:bCs w:val="false"/>
-                <w:i w:val="false"/>
-                <w:iCs w:val="false"/>
-                <w:color w:val="1A1F36"/>
-                <w:sz w:val="18"/>
-                <w:szCs w:val="18"/>
-              </w:rPr>
-              <w:t xml:space="preserve">В составе команды Сармат перед ФИО стоит нумерация списка: 1) Козлов Артем Владимирович.</w:t>
-            </w:r>
-          </w:p>
-        </w:tc>
-        <w:tc>
-          <w:tcPr>
-            <w:tcW w:type="dxa" w:w="4950"/>
-            <w:tcBorders>
-              <w:top w:val="single" w:color="C7CBDC" w:sz="4"/>
-              <w:left w:val="single" w:color="C7CBDC" w:sz="4"/>
-              <w:bottom w:val="single" w:color="C7CBDC" w:sz="4"/>
-              <w:right w:val="single" w:color="C7CBDC" w:sz="4"/>
-            </w:tcBorders>
-            <w:tcMar>
-              <w:top w:type="dxa" w:w="60"/>
-              <w:left w:type="dxa" w:w="90"/>
-              <w:bottom w:type="dxa" w:w="60"/>
-              <w:right w:type="dxa" w:w="90"/>
-            </w:tcMar>
-            <w:vAlign w:val="top"/>
-          </w:tcPr>
-          <w:p>
-            <w:pPr>
-              <w:spacing w:after="0" w:before="0"/>
-            </w:pPr>
-            <w:r>
-              <w:rPr>
-                <w:rFonts w:ascii="Calibri" w:cs="Calibri" w:eastAsia="Calibri" w:hAnsi="Calibri"/>
-                <w:b w:val="false"/>
-                <w:bCs w:val="false"/>
-                <w:i/>
-                <w:iCs/>
-                <w:color w:val="2B2F77"/>
-                <w:sz w:val="18"/>
-                <w:szCs w:val="18"/>
-              </w:rPr>
-              <w:t xml:space="preserve">Очевидное исправление: Козлов Артем Владимирович. Подтверждаете?</w:t>
-            </w:r>
-          </w:p>
-        </w:tc>
-      </w:tr>
-      <w:tr>
-        <w:tc>
-          <w:tcPr>
-            <w:tcW w:type="dxa" w:w="900"/>
-            <w:tcBorders>
-              <w:top w:val="single" w:color="C7CBDC" w:sz="4"/>
-              <w:left w:val="single" w:color="C7CBDC" w:sz="4"/>
-              <w:bottom w:val="single" w:color="C7CBDC" w:sz="4"/>
-              <w:right w:val="single" w:color="C7CBDC" w:sz="4"/>
-            </w:tcBorders>
-            <w:shd w:fill="F7F8FC" w:color="auto" w:val="clear"/>
-            <w:tcMar>
-              <w:top w:type="dxa" w:w="60"/>
-              <w:left w:type="dxa" w:w="90"/>
-              <w:bottom w:type="dxa" w:w="60"/>
-              <w:right w:type="dxa" w:w="90"/>
-            </w:tcMar>
-            <w:vAlign w:val="top"/>
-          </w:tcPr>
-          <w:p>
-            <w:pPr>
-              <w:spacing w:after="0" w:before="0"/>
-            </w:pPr>
-            <w:r>
-              <w:rPr>
-                <w:rFonts w:ascii="Calibri" w:cs="Calibri" w:eastAsia="Calibri" w:hAnsi="Calibri"/>
-                <w:b/>
-                <w:bCs/>
-                <w:i w:val="false"/>
-                <w:iCs w:val="false"/>
-                <w:color w:val="1A1F36"/>
-                <w:sz w:val="18"/>
-                <w:szCs w:val="18"/>
-              </w:rPr>
-              <w:t xml:space="preserve">91</w:t>
-            </w:r>
-          </w:p>
-        </w:tc>
-        <w:tc>
-          <w:tcPr>
-            <w:tcW w:type="dxa" w:w="2600"/>
-            <w:tcBorders>
-              <w:top w:val="single" w:color="C7CBDC" w:sz="4"/>
-              <w:left w:val="single" w:color="C7CBDC" w:sz="4"/>
-              <w:bottom w:val="single" w:color="C7CBDC" w:sz="4"/>
-              <w:right w:val="single" w:color="C7CBDC" w:sz="4"/>
-            </w:tcBorders>
-            <w:shd w:fill="F7F8FC" w:color="auto" w:val="clear"/>
-            <w:tcMar>
-              <w:top w:type="dxa" w:w="60"/>
-              <w:left w:type="dxa" w:w="90"/>
-              <w:bottom w:type="dxa" w:w="60"/>
-              <w:right w:type="dxa" w:w="90"/>
-            </w:tcMar>
-            <w:vAlign w:val="top"/>
-          </w:tcPr>
-          <w:p>
-            <w:pPr>
-              <w:spacing w:after="0"/>
-            </w:pPr>
-            <w:r>
-              <w:rPr>
-                <w:rFonts w:ascii="Calibri" w:cs="Calibri" w:eastAsia="Calibri" w:hAnsi="Calibri"/>
-                <w:b w:val="false"/>
-                <w:bCs w:val="false"/>
-                <w:i w:val="false"/>
-                <w:iCs w:val="false"/>
-                <w:color w:val="1A1F36"/>
-                <w:sz w:val="18"/>
-                <w:szCs w:val="18"/>
-              </w:rPr>
-              <w:t xml:space="preserve">17.08.2026  20:30</w:t>
-            </w:r>
-            <w:r>
-              <w:rPr>
-                <w:rFonts w:ascii="Calibri" w:cs="Calibri" w:eastAsia="Calibri" w:hAnsi="Calibri"/>
-                <w:b w:val="false"/>
-                <w:bCs w:val="false"/>
-                <w:i w:val="false"/>
-                <w:iCs w:val="false"/>
-                <w:color w:val="1A1F36"/>
-                <w:sz w:val="18"/>
-                <w:szCs w:val="18"/>
-              </w:rPr>
-              <w:br/>
-              <w:t xml:space="preserve">Сармат — Айсфокс</w:t>
-            </w:r>
-          </w:p>
-        </w:tc>
-        <w:tc>
-          <w:tcPr>
-            <w:tcW w:type="dxa" w:w="2400"/>
-            <w:tcBorders>
-              <w:top w:val="single" w:color="C7CBDC" w:sz="4"/>
-              <w:left w:val="single" w:color="C7CBDC" w:sz="4"/>
-              <w:bottom w:val="single" w:color="C7CBDC" w:sz="4"/>
-              <w:right w:val="single" w:color="C7CBDC" w:sz="4"/>
-            </w:tcBorders>
-            <w:shd w:fill="F7F8FC" w:color="auto" w:val="clear"/>
-            <w:tcMar>
-              <w:top w:type="dxa" w:w="60"/>
-              <w:left w:type="dxa" w:w="90"/>
-              <w:bottom w:type="dxa" w:w="60"/>
-              <w:right w:type="dxa" w:w="90"/>
-            </w:tcMar>
-            <w:vAlign w:val="top"/>
-          </w:tcPr>
-          <w:p>
-            <w:pPr>
-              <w:spacing w:after="0"/>
-            </w:pPr>
-            <w:r>
-              <w:rPr>
-                <w:rFonts w:ascii="Calibri" w:cs="Calibri" w:eastAsia="Calibri" w:hAnsi="Calibri"/>
-                <w:b w:val="false"/>
-                <w:bCs w:val="false"/>
-                <w:i w:val="false"/>
-                <w:iCs w:val="false"/>
-                <w:color w:val="5A5F7A"/>
-                <w:sz w:val="18"/>
-                <w:szCs w:val="18"/>
-              </w:rPr>
-              <w:t xml:space="preserve">итог 1:3</w:t>
-            </w:r>
-            <w:r>
-              <w:rPr>
-                <w:rFonts w:ascii="Calibri" w:cs="Calibri" w:eastAsia="Calibri" w:hAnsi="Calibri"/>
-                <w:b w:val="false"/>
-                <w:bCs w:val="false"/>
-                <w:i w:val="false"/>
-                <w:iCs w:val="false"/>
-                <w:color w:val="5A5F7A"/>
-                <w:sz w:val="18"/>
-                <w:szCs w:val="18"/>
-              </w:rPr>
-              <w:br/>
-              <w:t xml:space="preserve">периоды 0:1 1:1 0:1 = 1:3</w:t>
-            </w:r>
-          </w:p>
-        </w:tc>
-        <w:tc>
-          <w:tcPr>
-            <w:tcW w:type="dxa" w:w="4400"/>
-            <w:tcBorders>
-              <w:top w:val="single" w:color="C7CBDC" w:sz="4"/>
-              <w:left w:val="single" w:color="C7CBDC" w:sz="4"/>
-              <w:bottom w:val="single" w:color="C7CBDC" w:sz="4"/>
-              <w:right w:val="single" w:color="C7CBDC" w:sz="4"/>
-            </w:tcBorders>
-            <w:shd w:fill="F7F8FC" w:color="auto" w:val="clear"/>
-            <w:tcMar>
-              <w:top w:type="dxa" w:w="60"/>
-              <w:left w:type="dxa" w:w="90"/>
-              <w:bottom w:type="dxa" w:w="60"/>
-              <w:right w:type="dxa" w:w="90"/>
-            </w:tcMar>
-            <w:vAlign w:val="top"/>
-          </w:tcPr>
-          <w:p>
-            <w:pPr>
-              <w:spacing w:after="0" w:before="0"/>
-            </w:pPr>
-            <w:r>
-              <w:rPr>
-                <w:rFonts w:ascii="Calibri" w:cs="Calibri" w:eastAsia="Calibri" w:hAnsi="Calibri"/>
-                <w:b w:val="false"/>
-                <w:bCs w:val="false"/>
-                <w:i w:val="false"/>
-                <w:iCs w:val="false"/>
-                <w:color w:val="1A1F36"/>
-                <w:sz w:val="18"/>
-                <w:szCs w:val="18"/>
-              </w:rPr>
-              <w:t xml:space="preserve">В составе команды Айсфокс перед ФИО стоит нумерация списка: 1) Козлов Артем Владимирович.</w:t>
-            </w:r>
-          </w:p>
-        </w:tc>
-        <w:tc>
-          <w:tcPr>
-            <w:tcW w:type="dxa" w:w="4950"/>
-            <w:tcBorders>
-              <w:top w:val="single" w:color="C7CBDC" w:sz="4"/>
-              <w:left w:val="single" w:color="C7CBDC" w:sz="4"/>
-              <w:bottom w:val="single" w:color="C7CBDC" w:sz="4"/>
-              <w:right w:val="single" w:color="C7CBDC" w:sz="4"/>
-            </w:tcBorders>
-            <w:tcMar>
-              <w:top w:type="dxa" w:w="60"/>
-              <w:left w:type="dxa" w:w="90"/>
-              <w:bottom w:type="dxa" w:w="60"/>
-              <w:right w:type="dxa" w:w="90"/>
-            </w:tcMar>
-            <w:vAlign w:val="top"/>
-          </w:tcPr>
-          <w:p>
-            <w:pPr>
-              <w:spacing w:after="0" w:before="0"/>
-            </w:pPr>
-            <w:r>
-              <w:rPr>
-                <w:rFonts w:ascii="Calibri" w:cs="Calibri" w:eastAsia="Calibri" w:hAnsi="Calibri"/>
-                <w:b w:val="false"/>
-                <w:bCs w:val="false"/>
-                <w:i/>
-                <w:iCs/>
-                <w:color w:val="2B2F77"/>
-                <w:sz w:val="18"/>
-                <w:szCs w:val="18"/>
-              </w:rPr>
-              <w:t xml:space="preserve">Очевидное исправление: Козлов Артем Владимирович. Подтверждаете?</w:t>
             </w:r>
           </w:p>
         </w:tc>

--- a/reports/Otchet_o_proverke.docx
+++ b/reports/Otchet_o_proverke.docx
@@ -56,7 +56,7 @@
           <w:sz w:val="20"/>
           <w:szCs w:val="20"/>
         </w:rPr>
-        <w:t xml:space="preserve">Дата проверки: 01.10.2026   ·   проверено матчей: 3140   ·   найдено ошибок: 66 (из них с готовым исправлением: 24)</w:t>
+        <w:t xml:space="preserve">Дата проверки: 01.10.2026</w:t>
       </w:r>
     </w:p>
     <w:p>
@@ -75,7 +75,7 @@
           <w:sz w:val="18"/>
           <w:szCs w:val="18"/>
         </w:rPr>
-        <w:t xml:space="preserve">Исходные файлы не изменялись. Если исправление ошибки следует из самих данных, оно предложено в последнем столбце таблицы с вопросом, подтверждаете ли вы его.</w:t>
+        <w:t xml:space="preserve">Где исправление следует из самих данных, оно предложено в последнем столбце таблицы — подтвердите его или отклоните.</w:t>
       </w:r>
     </w:p>
     <w:p>
@@ -102,24 +102,6 @@
     </w:p>
     <w:p>
       <w:pPr>
-        <w:spacing w:after="160" w:before="0"/>
-      </w:pPr>
-      <w:r>
-        <w:rPr>
-          <w:rFonts w:ascii="Calibri" w:cs="Calibri" w:eastAsia="Calibri" w:hAnsi="Calibri"/>
-          <w:b w:val="false"/>
-          <w:bCs w:val="false"/>
-          <w:i w:val="false"/>
-          <w:iCs w:val="false"/>
-          <w:color w:val="1A1F36"/>
-          <w:sz w:val="20"/>
-          <w:szCs w:val="20"/>
-        </w:rPr>
-        <w:t xml:space="preserve">Это не ошибки. Данные записаны так во многих матчах, и мы не знаем, допускается ли это правилами соревнования. Просим ответить по каждому пункту.</w:t>
-      </w:r>
-    </w:p>
-    <w:p>
-      <w:pPr>
         <w:keepNext/>
         <w:spacing w:after="100" w:before="240"/>
       </w:pPr>
@@ -134,7 +116,7 @@
           <w:sz w:val="22"/>
           <w:szCs w:val="22"/>
         </w:rPr>
-        <w:t xml:space="preserve">Допускается ли, что игрок в течение месяца выступает за несколько команд, в каждой под своим номером? Если это предусмотрено правилами соревнования — вопрос снимается. Если нет — это ошибка в составах, и её нужно исправить.</w:t>
+        <w:t xml:space="preserve">Допускается ли, что игрок выступает за несколько команд, в каждой под своим номером? Если это предусмотрено регламентом соревнований, вопрос снимается. Если нет — это ошибки в составах, и их нужно исправить.</w:t>
       </w:r>
     </w:p>
     <w:tbl>
@@ -228,7 +210,7 @@
                 <w:sz w:val="18"/>
                 <w:szCs w:val="18"/>
               </w:rPr>
-              <w:t xml:space="preserve">Что найдено</w:t>
+              <w:t xml:space="preserve">Строки</w:t>
             </w:r>
           </w:p>
         </w:tc>
@@ -353,26 +335,26 @@
                 <w:sz w:val="18"/>
                 <w:szCs w:val="18"/>
               </w:rPr>
-              <w:t xml:space="preserve">За разные команды выходят 1 игрок. Сафронов Максим Артемович: Метеор — 12, Викинг — 8, Сияжар — 2.</w:t>
+              <w:t xml:space="preserve">22 матча: 1, 16, 31, 46, 91, 106, 121, 136, 151, 166, 181, 196, 211, 226, 271 и ещё 7</w:t>
             </w:r>
           </w:p>
         </w:tc>
         <w:tc>
           <w:tcPr>
             <w:tcW w:type="dxa" w:w="4600"/>
-            <w:tcBorders>
-              <w:top w:val="single" w:color="C7CBDC" w:sz="4"/>
-              <w:left w:val="single" w:color="C7CBDC" w:sz="4"/>
-              <w:bottom w:val="single" w:color="C7CBDC" w:sz="4"/>
-              <w:right w:val="single" w:color="C7CBDC" w:sz="4"/>
-            </w:tcBorders>
-            <w:tcMar>
-              <w:top w:type="dxa" w:w="60"/>
-              <w:left w:type="dxa" w:w="90"/>
-              <w:bottom w:type="dxa" w:w="60"/>
-              <w:right w:type="dxa" w:w="90"/>
-            </w:tcMar>
-            <w:vAlign w:val="top"/>
+            <w:vMerge w:val="restart"/>
+            <w:tcBorders>
+              <w:top w:val="single" w:color="C7CBDC" w:sz="4"/>
+              <w:left w:val="single" w:color="C7CBDC" w:sz="4"/>
+              <w:bottom w:val="single" w:color="C7CBDC" w:sz="4"/>
+              <w:right w:val="single" w:color="C7CBDC" w:sz="4"/>
+            </w:tcBorders>
+            <w:tcMar>
+              <w:top w:type="dxa" w:w="60"/>
+              <w:left w:type="dxa" w:w="90"/>
+              <w:bottom w:type="dxa" w:w="60"/>
+              <w:right w:type="dxa" w:w="90"/>
+            </w:tcMar>
           </w:tcPr>
           <w:p>
             <w:pPr>
@@ -479,26 +461,26 @@
                 <w:sz w:val="18"/>
                 <w:szCs w:val="18"/>
               </w:rPr>
-              <w:t xml:space="preserve">За разные команды выходят 4 игрока. Еремкин Александр Михайлович: Спортдепо — 8, Штурм — 4, Факел — 2; Жмакин Алексей Владимирович: Штурм — 4, Айсфокс — 4, Факел — 4; Нарватов Александр Петрович: Сармат — 6, Штурм — 2; Рябинин Евгений Васильевич: Сармат — 6, Штурм — 2.</w:t>
+              <w:t xml:space="preserve">все матчи (16)</w:t>
             </w:r>
           </w:p>
         </w:tc>
         <w:tc>
           <w:tcPr>
             <w:tcW w:type="dxa" w:w="4600"/>
-            <w:tcBorders>
-              <w:top w:val="single" w:color="C7CBDC" w:sz="4"/>
-              <w:left w:val="single" w:color="C7CBDC" w:sz="4"/>
-              <w:bottom w:val="single" w:color="C7CBDC" w:sz="4"/>
-              <w:right w:val="single" w:color="C7CBDC" w:sz="4"/>
-            </w:tcBorders>
-            <w:tcMar>
-              <w:top w:type="dxa" w:w="60"/>
-              <w:left w:type="dxa" w:w="90"/>
-              <w:bottom w:type="dxa" w:w="60"/>
-              <w:right w:type="dxa" w:w="90"/>
-            </w:tcMar>
-            <w:vAlign w:val="top"/>
+            <w:vMerge w:val="continue"/>
+            <w:tcBorders>
+              <w:top w:val="single" w:color="C7CBDC" w:sz="4"/>
+              <w:left w:val="single" w:color="C7CBDC" w:sz="4"/>
+              <w:bottom w:val="single" w:color="C7CBDC" w:sz="4"/>
+              <w:right w:val="single" w:color="C7CBDC" w:sz="4"/>
+            </w:tcBorders>
+            <w:tcMar>
+              <w:top w:type="dxa" w:w="60"/>
+              <w:left w:type="dxa" w:w="90"/>
+              <w:bottom w:type="dxa" w:w="60"/>
+              <w:right w:type="dxa" w:w="90"/>
+            </w:tcMar>
           </w:tcPr>
           <w:p>
             <w:pPr>
@@ -603,26 +585,26 @@
                 <w:sz w:val="18"/>
                 <w:szCs w:val="18"/>
               </w:rPr>
-              <w:t xml:space="preserve">За разные команды выходят 3 игрока. Колотыркин Артём Игоревич: Юность — 70, Газовик — 68; Колчин Иван Денисович: Юность — 70, Газовик — 68; Копейкин Иван Андреевич: Юность — 70, Газовик — 68.</w:t>
+              <w:t xml:space="preserve">130 матчей: 1, 46, 61, 76, 91, 166, 181, 196, 211, 256, 271, 316, 331, 346, 421 и ещё 115</w:t>
             </w:r>
           </w:p>
         </w:tc>
         <w:tc>
           <w:tcPr>
             <w:tcW w:type="dxa" w:w="4600"/>
-            <w:tcBorders>
-              <w:top w:val="single" w:color="C7CBDC" w:sz="4"/>
-              <w:left w:val="single" w:color="C7CBDC" w:sz="4"/>
-              <w:bottom w:val="single" w:color="C7CBDC" w:sz="4"/>
-              <w:right w:val="single" w:color="C7CBDC" w:sz="4"/>
-            </w:tcBorders>
-            <w:tcMar>
-              <w:top w:type="dxa" w:w="60"/>
-              <w:left w:type="dxa" w:w="90"/>
-              <w:bottom w:type="dxa" w:w="60"/>
-              <w:right w:type="dxa" w:w="90"/>
-            </w:tcMar>
-            <w:vAlign w:val="top"/>
+            <w:vMerge w:val="continue"/>
+            <w:tcBorders>
+              <w:top w:val="single" w:color="C7CBDC" w:sz="4"/>
+              <w:left w:val="single" w:color="C7CBDC" w:sz="4"/>
+              <w:bottom w:val="single" w:color="C7CBDC" w:sz="4"/>
+              <w:right w:val="single" w:color="C7CBDC" w:sz="4"/>
+            </w:tcBorders>
+            <w:tcMar>
+              <w:top w:type="dxa" w:w="60"/>
+              <w:left w:type="dxa" w:w="90"/>
+              <w:bottom w:type="dxa" w:w="60"/>
+              <w:right w:type="dxa" w:w="90"/>
+            </w:tcMar>
           </w:tcPr>
           <w:p>
             <w:pPr>
@@ -729,26 +711,26 @@
                 <w:sz w:val="18"/>
                 <w:szCs w:val="18"/>
               </w:rPr>
-              <w:t xml:space="preserve">За разные команды выходят 3 игрока. Авксентьев Александр Александрович: Звезда — 156, Акулы — 142; Белов Евгений Дмитриевич: Авиатор — 124, Нефтяник — 122; Зарков Гордей Михайлович: Медведи — 139, Рыси — 107.</w:t>
+              <w:t xml:space="preserve">все матчи (395)</w:t>
             </w:r>
           </w:p>
         </w:tc>
         <w:tc>
           <w:tcPr>
             <w:tcW w:type="dxa" w:w="4600"/>
-            <w:tcBorders>
-              <w:top w:val="single" w:color="C7CBDC" w:sz="4"/>
-              <w:left w:val="single" w:color="C7CBDC" w:sz="4"/>
-              <w:bottom w:val="single" w:color="C7CBDC" w:sz="4"/>
-              <w:right w:val="single" w:color="C7CBDC" w:sz="4"/>
-            </w:tcBorders>
-            <w:tcMar>
-              <w:top w:type="dxa" w:w="60"/>
-              <w:left w:type="dxa" w:w="90"/>
-              <w:bottom w:type="dxa" w:w="60"/>
-              <w:right w:type="dxa" w:w="90"/>
-            </w:tcMar>
-            <w:vAlign w:val="top"/>
+            <w:vMerge w:val="continue"/>
+            <w:tcBorders>
+              <w:top w:val="single" w:color="C7CBDC" w:sz="4"/>
+              <w:left w:val="single" w:color="C7CBDC" w:sz="4"/>
+              <w:bottom w:val="single" w:color="C7CBDC" w:sz="4"/>
+              <w:right w:val="single" w:color="C7CBDC" w:sz="4"/>
+            </w:tcBorders>
+            <w:tcMar>
+              <w:top w:type="dxa" w:w="60"/>
+              <w:left w:type="dxa" w:w="90"/>
+              <w:bottom w:type="dxa" w:w="60"/>
+              <w:right w:type="dxa" w:w="90"/>
+            </w:tcMar>
           </w:tcPr>
           <w:p>
             <w:pPr>
@@ -853,26 +835,26 @@
                 <w:sz w:val="18"/>
                 <w:szCs w:val="18"/>
               </w:rPr>
-              <w:t xml:space="preserve">За разные команды выходят 3 игрока. Авксентьев Александр Александрович: Беркут — 124, Феникс — 124; Белов Евгений Дмитриевич: Электроник — 124, Феникс — 124; Зарков Гордей Михайлович: Беркут — 124, Электроник — 124.</w:t>
+              <w:t xml:space="preserve">258 матчей: 91, 106, 121, 136, 151, 166, 181, 196, 211, 226, 241, 256, 271, 286, 316 и ещё 243</w:t>
             </w:r>
           </w:p>
         </w:tc>
         <w:tc>
           <w:tcPr>
             <w:tcW w:type="dxa" w:w="4600"/>
-            <w:tcBorders>
-              <w:top w:val="single" w:color="C7CBDC" w:sz="4"/>
-              <w:left w:val="single" w:color="C7CBDC" w:sz="4"/>
-              <w:bottom w:val="single" w:color="C7CBDC" w:sz="4"/>
-              <w:right w:val="single" w:color="C7CBDC" w:sz="4"/>
-            </w:tcBorders>
-            <w:tcMar>
-              <w:top w:type="dxa" w:w="60"/>
-              <w:left w:type="dxa" w:w="90"/>
-              <w:bottom w:type="dxa" w:w="60"/>
-              <w:right w:type="dxa" w:w="90"/>
-            </w:tcMar>
-            <w:vAlign w:val="top"/>
+            <w:vMerge w:val="continue"/>
+            <w:tcBorders>
+              <w:top w:val="single" w:color="C7CBDC" w:sz="4"/>
+              <w:left w:val="single" w:color="C7CBDC" w:sz="4"/>
+              <w:bottom w:val="single" w:color="C7CBDC" w:sz="4"/>
+              <w:right w:val="single" w:color="C7CBDC" w:sz="4"/>
+            </w:tcBorders>
+            <w:tcMar>
+              <w:top w:type="dxa" w:w="60"/>
+              <w:left w:type="dxa" w:w="90"/>
+              <w:bottom w:type="dxa" w:w="60"/>
+              <w:right w:type="dxa" w:w="90"/>
+            </w:tcMar>
           </w:tcPr>
           <w:p>
             <w:pPr>
@@ -979,26 +961,26 @@
                 <w:sz w:val="18"/>
                 <w:szCs w:val="18"/>
               </w:rPr>
-              <w:t xml:space="preserve">За разные команды выходят 1 игрок. Сафронов Максим Артемович: Метеор — 8, Викинг — 6, Сияжар — 3.</w:t>
+              <w:t xml:space="preserve">1, 16, 31, 46, 61, 91, 106, 121, 136, 151, 166, 181, 196, 211, 226, 241, 256</w:t>
             </w:r>
           </w:p>
         </w:tc>
         <w:tc>
           <w:tcPr>
             <w:tcW w:type="dxa" w:w="4600"/>
-            <w:tcBorders>
-              <w:top w:val="single" w:color="C7CBDC" w:sz="4"/>
-              <w:left w:val="single" w:color="C7CBDC" w:sz="4"/>
-              <w:bottom w:val="single" w:color="C7CBDC" w:sz="4"/>
-              <w:right w:val="single" w:color="C7CBDC" w:sz="4"/>
-            </w:tcBorders>
-            <w:tcMar>
-              <w:top w:type="dxa" w:w="60"/>
-              <w:left w:type="dxa" w:w="90"/>
-              <w:bottom w:type="dxa" w:w="60"/>
-              <w:right w:type="dxa" w:w="90"/>
-            </w:tcMar>
-            <w:vAlign w:val="top"/>
+            <w:vMerge w:val="continue"/>
+            <w:tcBorders>
+              <w:top w:val="single" w:color="C7CBDC" w:sz="4"/>
+              <w:left w:val="single" w:color="C7CBDC" w:sz="4"/>
+              <w:bottom w:val="single" w:color="C7CBDC" w:sz="4"/>
+              <w:right w:val="single" w:color="C7CBDC" w:sz="4"/>
+            </w:tcBorders>
+            <w:tcMar>
+              <w:top w:type="dxa" w:w="60"/>
+              <w:left w:type="dxa" w:w="90"/>
+              <w:bottom w:type="dxa" w:w="60"/>
+              <w:right w:type="dxa" w:w="90"/>
+            </w:tcMar>
           </w:tcPr>
           <w:p>
             <w:pPr>
@@ -1103,26 +1085,26 @@
                 <w:sz w:val="18"/>
                 <w:szCs w:val="18"/>
               </w:rPr>
-              <w:t xml:space="preserve">За разные команды выходят 3 игрока. Колотыркин Артём Игоревич: Газовик — 71, Юность — 71; Колчин Иван Денисович: Газовик — 71, Юность — 71; Копейкин Иван Андреевич: Газовик — 71, Юность — 71.</w:t>
+              <w:t xml:space="preserve">132 матча: 1, 76, 121, 136, 166, 181, 256, 271, 286, 301, 376, 391, 406, 421, 481 и ещё 117</w:t>
             </w:r>
           </w:p>
         </w:tc>
         <w:tc>
           <w:tcPr>
             <w:tcW w:type="dxa" w:w="4600"/>
-            <w:tcBorders>
-              <w:top w:val="single" w:color="C7CBDC" w:sz="4"/>
-              <w:left w:val="single" w:color="C7CBDC" w:sz="4"/>
-              <w:bottom w:val="single" w:color="C7CBDC" w:sz="4"/>
-              <w:right w:val="single" w:color="C7CBDC" w:sz="4"/>
-            </w:tcBorders>
-            <w:tcMar>
-              <w:top w:type="dxa" w:w="60"/>
-              <w:left w:type="dxa" w:w="90"/>
-              <w:bottom w:type="dxa" w:w="60"/>
-              <w:right w:type="dxa" w:w="90"/>
-            </w:tcMar>
-            <w:vAlign w:val="top"/>
+            <w:vMerge w:val="continue"/>
+            <w:tcBorders>
+              <w:top w:val="single" w:color="C7CBDC" w:sz="4"/>
+              <w:left w:val="single" w:color="C7CBDC" w:sz="4"/>
+              <w:bottom w:val="single" w:color="C7CBDC" w:sz="4"/>
+              <w:right w:val="single" w:color="C7CBDC" w:sz="4"/>
+            </w:tcBorders>
+            <w:tcMar>
+              <w:top w:type="dxa" w:w="60"/>
+              <w:left w:type="dxa" w:w="90"/>
+              <w:bottom w:type="dxa" w:w="60"/>
+              <w:right w:type="dxa" w:w="90"/>
+            </w:tcMar>
           </w:tcPr>
           <w:p>
             <w:pPr>
@@ -1229,26 +1211,26 @@
                 <w:sz w:val="18"/>
                 <w:szCs w:val="18"/>
               </w:rPr>
-              <w:t xml:space="preserve">За разные команды выходят 3 игрока. Авксентьев Александр Александрович: Звезда — 160, Акулы — 142; Белов Евгений Дмитриевич: Авиатор — 122, Нефтяник — 120; Зарков Гордей Михайлович: Медведи — 139, Рыси — 101.</w:t>
+              <w:t xml:space="preserve">все матчи (392)</w:t>
             </w:r>
           </w:p>
         </w:tc>
         <w:tc>
           <w:tcPr>
             <w:tcW w:type="dxa" w:w="4600"/>
-            <w:tcBorders>
-              <w:top w:val="single" w:color="C7CBDC" w:sz="4"/>
-              <w:left w:val="single" w:color="C7CBDC" w:sz="4"/>
-              <w:bottom w:val="single" w:color="C7CBDC" w:sz="4"/>
-              <w:right w:val="single" w:color="C7CBDC" w:sz="4"/>
-            </w:tcBorders>
-            <w:tcMar>
-              <w:top w:type="dxa" w:w="60"/>
-              <w:left w:type="dxa" w:w="90"/>
-              <w:bottom w:type="dxa" w:w="60"/>
-              <w:right w:type="dxa" w:w="90"/>
-            </w:tcMar>
-            <w:vAlign w:val="top"/>
+            <w:vMerge w:val="continue"/>
+            <w:tcBorders>
+              <w:top w:val="single" w:color="C7CBDC" w:sz="4"/>
+              <w:left w:val="single" w:color="C7CBDC" w:sz="4"/>
+              <w:bottom w:val="single" w:color="C7CBDC" w:sz="4"/>
+              <w:right w:val="single" w:color="C7CBDC" w:sz="4"/>
+            </w:tcBorders>
+            <w:tcMar>
+              <w:top w:type="dxa" w:w="60"/>
+              <w:left w:type="dxa" w:w="90"/>
+              <w:bottom w:type="dxa" w:w="60"/>
+              <w:right w:type="dxa" w:w="90"/>
+            </w:tcMar>
           </w:tcPr>
           <w:p>
             <w:pPr>
@@ -1353,26 +1335,26 @@
                 <w:sz w:val="18"/>
                 <w:szCs w:val="18"/>
               </w:rPr>
-              <w:t xml:space="preserve">За разные команды выходят 21 игрок. Авксентьев Александр Александрович: Беркут — 124, Феникс — 124, Акулы — 2, Звезда — 2; Барсуков Тимофей Александрович: Атлант — 124, Акулы — 2; Белов Евгений Дмитриевич: Электроник — 124, Феникс — 124, Авиатор — 2; Быков Иван Александрович: Атлант — 124, Акулы — 2; Воронов Владимир Андреевич: Атлант — 124, Авиатор — 2; Ефремов Семён Владиславович: Атлант — 124, Авиатор — 2; Зарков Гордей Михайлович: Беркут — 124, Электроник — 124; Ильин Даниил Валерьевич: Феникс — 124, Акулы — 2; Коваль Александр Васильевич: Электроник — 124, Акулы — 2; Коваль Илья Андреевич: Атлант — 124, Акулы — 2; Лачинов Глеб Олегович: Титан — 124, Звезда — 2; Левашов Дмитрий Евгеньевич: Беркут — 124, Звезда — 2; Мамаев Эмиль Алиханович: Феникс — 124, Авиатор — 2; Мельник Даниил Евгеньевич: Титан — 124, Звезда — 2; Панферов Илья Андреевич: Метеор — 124, Звезда — 2; Сенотов Богдан Владимирович: Титан — 124, Звезда — 2; Серебряков Григорий Артёмович: Атлант — 124, Авиатор — 2; Смолин Глеб Олегович: Феникс — 124, Акулы — 2; Студитских Максим Константинович: Феникс — 124, Авиатор — 2; Трапезников Александр Александрович: Беркут — 124, Звезда — 2; Шарафутдинов Дамир Фанилевич: Феникс — 124, Авиатор — 2.</w:t>
+              <w:t xml:space="preserve">все матчи (375)</w:t>
             </w:r>
           </w:p>
         </w:tc>
         <w:tc>
           <w:tcPr>
             <w:tcW w:type="dxa" w:w="4600"/>
-            <w:tcBorders>
-              <w:top w:val="single" w:color="C7CBDC" w:sz="4"/>
-              <w:left w:val="single" w:color="C7CBDC" w:sz="4"/>
-              <w:bottom w:val="single" w:color="C7CBDC" w:sz="4"/>
-              <w:right w:val="single" w:color="C7CBDC" w:sz="4"/>
-            </w:tcBorders>
-            <w:tcMar>
-              <w:top w:type="dxa" w:w="60"/>
-              <w:left w:type="dxa" w:w="90"/>
-              <w:bottom w:type="dxa" w:w="60"/>
-              <w:right w:type="dxa" w:w="90"/>
-            </w:tcMar>
-            <w:vAlign w:val="top"/>
+            <w:vMerge w:val="continue"/>
+            <w:tcBorders>
+              <w:top w:val="single" w:color="C7CBDC" w:sz="4"/>
+              <w:left w:val="single" w:color="C7CBDC" w:sz="4"/>
+              <w:bottom w:val="single" w:color="C7CBDC" w:sz="4"/>
+              <w:right w:val="single" w:color="C7CBDC" w:sz="4"/>
+            </w:tcBorders>
+            <w:tcMar>
+              <w:top w:type="dxa" w:w="60"/>
+              <w:left w:type="dxa" w:w="90"/>
+              <w:bottom w:type="dxa" w:w="60"/>
+              <w:right w:type="dxa" w:w="90"/>
+            </w:tcMar>
           </w:tcPr>
           <w:p>
             <w:pPr>
@@ -1411,7 +1393,7 @@
           <w:sz w:val="22"/>
           <w:szCs w:val="22"/>
         </w:rPr>
-        <w:t xml:space="preserve">Допускается ли, что один и тот же игрок в одном матче выступает за обе команды, у каждой под своим номером? Если допускается — вопрос снимается.</w:t>
+        <w:t xml:space="preserve">Допускается ли, что игрок в одном матче выступает за обе команды, у каждой под своим номером? Если это предусмотрено регламентом соревнований, вопрос снимается. Если нет — это ошибки в составах, и их нужно исправить.</w:t>
       </w:r>
     </w:p>
     <w:tbl>
@@ -1505,7 +1487,7 @@
                 <w:sz w:val="18"/>
                 <w:szCs w:val="18"/>
               </w:rPr>
-              <w:t xml:space="preserve">Что найдено</w:t>
+              <w:t xml:space="preserve">Строки</w:t>
             </w:r>
           </w:p>
         </w:tc>
@@ -1630,26 +1612,26 @@
                 <w:sz w:val="18"/>
                 <w:szCs w:val="18"/>
               </w:rPr>
-              <w:t xml:space="preserve">Один и тот же игрок в одном матче записан в составы обеих команд, у каждой под своим номером: Нарватов Александр Петрович (Сармат — №89; Штурм — №9; в 2 матчах); Рябинин Евгений Васильевич (Сармат — №12; Штурм — №7; в 2 матчах).</w:t>
+              <w:t xml:space="preserve">211, 226</w:t>
             </w:r>
           </w:p>
         </w:tc>
         <w:tc>
           <w:tcPr>
             <w:tcW w:type="dxa" w:w="4600"/>
-            <w:tcBorders>
-              <w:top w:val="single" w:color="C7CBDC" w:sz="4"/>
-              <w:left w:val="single" w:color="C7CBDC" w:sz="4"/>
-              <w:bottom w:val="single" w:color="C7CBDC" w:sz="4"/>
-              <w:right w:val="single" w:color="C7CBDC" w:sz="4"/>
-            </w:tcBorders>
-            <w:tcMar>
-              <w:top w:type="dxa" w:w="60"/>
-              <w:left w:type="dxa" w:w="90"/>
-              <w:bottom w:type="dxa" w:w="60"/>
-              <w:right w:type="dxa" w:w="90"/>
-            </w:tcMar>
-            <w:vAlign w:val="top"/>
+            <w:vMerge w:val="restart"/>
+            <w:tcBorders>
+              <w:top w:val="single" w:color="C7CBDC" w:sz="4"/>
+              <w:left w:val="single" w:color="C7CBDC" w:sz="4"/>
+              <w:bottom w:val="single" w:color="C7CBDC" w:sz="4"/>
+              <w:right w:val="single" w:color="C7CBDC" w:sz="4"/>
+            </w:tcBorders>
+            <w:tcMar>
+              <w:top w:type="dxa" w:w="60"/>
+              <w:left w:type="dxa" w:w="90"/>
+              <w:bottom w:type="dxa" w:w="60"/>
+              <w:right w:type="dxa" w:w="90"/>
+            </w:tcMar>
           </w:tcPr>
           <w:p>
             <w:pPr>
@@ -1756,26 +1738,26 @@
                 <w:sz w:val="18"/>
                 <w:szCs w:val="18"/>
               </w:rPr>
-              <w:t xml:space="preserve">Один и тот же игрок в одном матче записан в составы обеих команд, у каждой под своим номером: Колотыркин Артём Игоревич (Газовик — №95; Юность — №46; в 8 матчах); Колчин Иван Денисович (Газовик — №72; Юность — №91; в 8 матчах); Копейкин Иван Андреевич (Газовик — №88; Юность — №4; в 8 матчах).</w:t>
+              <w:t xml:space="preserve">541, 556, 2161, 2176, 3031, 3046, 3826, 3841</w:t>
             </w:r>
           </w:p>
         </w:tc>
         <w:tc>
           <w:tcPr>
             <w:tcW w:type="dxa" w:w="4600"/>
-            <w:tcBorders>
-              <w:top w:val="single" w:color="C7CBDC" w:sz="4"/>
-              <w:left w:val="single" w:color="C7CBDC" w:sz="4"/>
-              <w:bottom w:val="single" w:color="C7CBDC" w:sz="4"/>
-              <w:right w:val="single" w:color="C7CBDC" w:sz="4"/>
-            </w:tcBorders>
-            <w:tcMar>
-              <w:top w:type="dxa" w:w="60"/>
-              <w:left w:type="dxa" w:w="90"/>
-              <w:bottom w:type="dxa" w:w="60"/>
-              <w:right w:type="dxa" w:w="90"/>
-            </w:tcMar>
-            <w:vAlign w:val="top"/>
+            <w:vMerge w:val="continue"/>
+            <w:tcBorders>
+              <w:top w:val="single" w:color="C7CBDC" w:sz="4"/>
+              <w:left w:val="single" w:color="C7CBDC" w:sz="4"/>
+              <w:bottom w:val="single" w:color="C7CBDC" w:sz="4"/>
+              <w:right w:val="single" w:color="C7CBDC" w:sz="4"/>
+            </w:tcBorders>
+            <w:tcMar>
+              <w:top w:type="dxa" w:w="60"/>
+              <w:left w:type="dxa" w:w="90"/>
+              <w:bottom w:type="dxa" w:w="60"/>
+              <w:right w:type="dxa" w:w="90"/>
+            </w:tcMar>
           </w:tcPr>
           <w:p>
             <w:pPr>
@@ -1880,26 +1862,26 @@
                 <w:sz w:val="18"/>
                 <w:szCs w:val="18"/>
               </w:rPr>
-              <w:t xml:space="preserve">Один и тот же игрок в одном матче записан в составы обеих команд, у каждой под своим номером: Авксентьев Александр Александрович (Акулы — №9; Звезда — №10; в 51 матче); Белов Евгений Дмитриевич (Авиатор — №17; Нефтяник — №9; в 26 матчах); Зарков Гордей Михайлович (Медведи — №7; Рыси — №9; в 27 матчах).</w:t>
+              <w:t xml:space="preserve">104 матча: 31, 76, 121, 181, 226, 271, 316, 331, 376, 601, 646, 706, 751, 796, 841 и ещё 89</w:t>
             </w:r>
           </w:p>
         </w:tc>
         <w:tc>
           <w:tcPr>
             <w:tcW w:type="dxa" w:w="4600"/>
-            <w:tcBorders>
-              <w:top w:val="single" w:color="C7CBDC" w:sz="4"/>
-              <w:left w:val="single" w:color="C7CBDC" w:sz="4"/>
-              <w:bottom w:val="single" w:color="C7CBDC" w:sz="4"/>
-              <w:right w:val="single" w:color="C7CBDC" w:sz="4"/>
-            </w:tcBorders>
-            <w:tcMar>
-              <w:top w:type="dxa" w:w="60"/>
-              <w:left w:type="dxa" w:w="90"/>
-              <w:bottom w:type="dxa" w:w="60"/>
-              <w:right w:type="dxa" w:w="90"/>
-            </w:tcMar>
-            <w:vAlign w:val="top"/>
+            <w:vMerge w:val="continue"/>
+            <w:tcBorders>
+              <w:top w:val="single" w:color="C7CBDC" w:sz="4"/>
+              <w:left w:val="single" w:color="C7CBDC" w:sz="4"/>
+              <w:bottom w:val="single" w:color="C7CBDC" w:sz="4"/>
+              <w:right w:val="single" w:color="C7CBDC" w:sz="4"/>
+            </w:tcBorders>
+            <w:tcMar>
+              <w:top w:type="dxa" w:w="60"/>
+              <w:left w:type="dxa" w:w="90"/>
+              <w:bottom w:type="dxa" w:w="60"/>
+              <w:right w:type="dxa" w:w="90"/>
+            </w:tcMar>
           </w:tcPr>
           <w:p>
             <w:pPr>
@@ -2006,26 +1988,26 @@
                 <w:sz w:val="18"/>
                 <w:szCs w:val="18"/>
               </w:rPr>
-              <w:t xml:space="preserve">Один и тот же игрок в одном матче записан в составы обеих команд, у каждой под своим номером: Авксентьев Александр Александрович (Беркут — №10; Феникс — №5; в 36 матчах); Белов Евгений Дмитриевич (Феникс — №17; Электроник — №8; в 42 матчах); Зарков Гордей Михайлович (Беркут — №8; Электроник — №16; в 36 матчах).</w:t>
+              <w:t xml:space="preserve">114 матчей: 91, 106, 121, 136, 151, 166, 211, 256, 451, 496, 556, 601, 811, 826, 841 и ещё 99</w:t>
             </w:r>
           </w:p>
         </w:tc>
         <w:tc>
           <w:tcPr>
             <w:tcW w:type="dxa" w:w="4600"/>
-            <w:tcBorders>
-              <w:top w:val="single" w:color="C7CBDC" w:sz="4"/>
-              <w:left w:val="single" w:color="C7CBDC" w:sz="4"/>
-              <w:bottom w:val="single" w:color="C7CBDC" w:sz="4"/>
-              <w:right w:val="single" w:color="C7CBDC" w:sz="4"/>
-            </w:tcBorders>
-            <w:tcMar>
-              <w:top w:type="dxa" w:w="60"/>
-              <w:left w:type="dxa" w:w="90"/>
-              <w:bottom w:type="dxa" w:w="60"/>
-              <w:right w:type="dxa" w:w="90"/>
-            </w:tcMar>
-            <w:vAlign w:val="top"/>
+            <w:vMerge w:val="continue"/>
+            <w:tcBorders>
+              <w:top w:val="single" w:color="C7CBDC" w:sz="4"/>
+              <w:left w:val="single" w:color="C7CBDC" w:sz="4"/>
+              <w:bottom w:val="single" w:color="C7CBDC" w:sz="4"/>
+              <w:right w:val="single" w:color="C7CBDC" w:sz="4"/>
+            </w:tcBorders>
+            <w:tcMar>
+              <w:top w:type="dxa" w:w="60"/>
+              <w:left w:type="dxa" w:w="90"/>
+              <w:bottom w:type="dxa" w:w="60"/>
+              <w:right w:type="dxa" w:w="90"/>
+            </w:tcMar>
           </w:tcPr>
           <w:p>
             <w:pPr>
@@ -2130,26 +2112,26 @@
                 <w:sz w:val="18"/>
                 <w:szCs w:val="18"/>
               </w:rPr>
-              <w:t xml:space="preserve">Один и тот же игрок в одном матче записан в составы обеих команд, у каждой под своим номером: Колотыркин Артём Игоревич (Газовик — №95; Юность — №46; в 10 матчах); Колчин Иван Денисович (Газовик — №72; Юность — №91; в 10 матчах); Копейкин Иван Андреевич (Газовик — №88; Юность — №4; в 10 матчах).</w:t>
+              <w:t xml:space="preserve">766, 781, 1621, 1636, 2446, 2461, 3301, 3316, 3691, 3976</w:t>
             </w:r>
           </w:p>
         </w:tc>
         <w:tc>
           <w:tcPr>
             <w:tcW w:type="dxa" w:w="4600"/>
-            <w:tcBorders>
-              <w:top w:val="single" w:color="C7CBDC" w:sz="4"/>
-              <w:left w:val="single" w:color="C7CBDC" w:sz="4"/>
-              <w:bottom w:val="single" w:color="C7CBDC" w:sz="4"/>
-              <w:right w:val="single" w:color="C7CBDC" w:sz="4"/>
-            </w:tcBorders>
-            <w:tcMar>
-              <w:top w:type="dxa" w:w="60"/>
-              <w:left w:type="dxa" w:w="90"/>
-              <w:bottom w:type="dxa" w:w="60"/>
-              <w:right w:type="dxa" w:w="90"/>
-            </w:tcMar>
-            <w:vAlign w:val="top"/>
+            <w:vMerge w:val="continue"/>
+            <w:tcBorders>
+              <w:top w:val="single" w:color="C7CBDC" w:sz="4"/>
+              <w:left w:val="single" w:color="C7CBDC" w:sz="4"/>
+              <w:bottom w:val="single" w:color="C7CBDC" w:sz="4"/>
+              <w:right w:val="single" w:color="C7CBDC" w:sz="4"/>
+            </w:tcBorders>
+            <w:tcMar>
+              <w:top w:type="dxa" w:w="60"/>
+              <w:left w:type="dxa" w:w="90"/>
+              <w:bottom w:type="dxa" w:w="60"/>
+              <w:right w:type="dxa" w:w="90"/>
+            </w:tcMar>
           </w:tcPr>
           <w:p>
             <w:pPr>
@@ -2256,26 +2238,26 @@
                 <w:sz w:val="18"/>
                 <w:szCs w:val="18"/>
               </w:rPr>
-              <w:t xml:space="preserve">Один и тот же игрок в одном матче записан в составы обеих команд, у каждой под своим номером: Авксентьев Александр Александрович (Акулы — №9; Звезда — №10; в 55 матчах); Белов Евгений Дмитриевич (Авиатор — №17; Нефтяник — №9; в 26 матчах); Зарков Гордей Михайлович (Медведи — №7; Рыси — №9; в 24 матчах).</w:t>
+              <w:t xml:space="preserve">105 матчей: 31, 76, 121, 181, 211, 256, 301, 346, 406, 511, 556, 616, 661, 706, 751 и ещё 90</w:t>
             </w:r>
           </w:p>
         </w:tc>
         <w:tc>
           <w:tcPr>
             <w:tcW w:type="dxa" w:w="4600"/>
-            <w:tcBorders>
-              <w:top w:val="single" w:color="C7CBDC" w:sz="4"/>
-              <w:left w:val="single" w:color="C7CBDC" w:sz="4"/>
-              <w:bottom w:val="single" w:color="C7CBDC" w:sz="4"/>
-              <w:right w:val="single" w:color="C7CBDC" w:sz="4"/>
-            </w:tcBorders>
-            <w:tcMar>
-              <w:top w:type="dxa" w:w="60"/>
-              <w:left w:type="dxa" w:w="90"/>
-              <w:bottom w:type="dxa" w:w="60"/>
-              <w:right w:type="dxa" w:w="90"/>
-            </w:tcMar>
-            <w:vAlign w:val="top"/>
+            <w:vMerge w:val="continue"/>
+            <w:tcBorders>
+              <w:top w:val="single" w:color="C7CBDC" w:sz="4"/>
+              <w:left w:val="single" w:color="C7CBDC" w:sz="4"/>
+              <w:bottom w:val="single" w:color="C7CBDC" w:sz="4"/>
+              <w:right w:val="single" w:color="C7CBDC" w:sz="4"/>
+            </w:tcBorders>
+            <w:tcMar>
+              <w:top w:type="dxa" w:w="60"/>
+              <w:left w:type="dxa" w:w="90"/>
+              <w:bottom w:type="dxa" w:w="60"/>
+              <w:right w:type="dxa" w:w="90"/>
+            </w:tcMar>
           </w:tcPr>
           <w:p>
             <w:pPr>
@@ -2380,26 +2362,26 @@
                 <w:sz w:val="18"/>
                 <w:szCs w:val="18"/>
               </w:rPr>
-              <w:t xml:space="preserve">Один и тот же игрок в одном матче записан в составы обеих команд, у каждой под своим номером: Авксентьев Александр Александрович (Акулы — №9; Беркут — №10; Звезда — №10; Феникс — №5; в 37 матчах); Белов Евгений Дмитриевич (Феникс — №17; Электроник — №8; в 46 матчах); Зарков Гордей Михайлович (Беркут — №8; Электроник — №16; в 36 матчах).</w:t>
+              <w:t xml:space="preserve">119 матчей: 91, 106, 121, 136, 151, 166, 271, 286, 301, 316, 331, 346, 376, 421, 631 и ещё 104</w:t>
             </w:r>
           </w:p>
         </w:tc>
         <w:tc>
           <w:tcPr>
             <w:tcW w:type="dxa" w:w="4600"/>
-            <w:tcBorders>
-              <w:top w:val="single" w:color="C7CBDC" w:sz="4"/>
-              <w:left w:val="single" w:color="C7CBDC" w:sz="4"/>
-              <w:bottom w:val="single" w:color="C7CBDC" w:sz="4"/>
-              <w:right w:val="single" w:color="C7CBDC" w:sz="4"/>
-            </w:tcBorders>
-            <w:tcMar>
-              <w:top w:type="dxa" w:w="60"/>
-              <w:left w:type="dxa" w:w="90"/>
-              <w:bottom w:type="dxa" w:w="60"/>
-              <w:right w:type="dxa" w:w="90"/>
-            </w:tcMar>
-            <w:vAlign w:val="top"/>
+            <w:vMerge w:val="continue"/>
+            <w:tcBorders>
+              <w:top w:val="single" w:color="C7CBDC" w:sz="4"/>
+              <w:left w:val="single" w:color="C7CBDC" w:sz="4"/>
+              <w:bottom w:val="single" w:color="C7CBDC" w:sz="4"/>
+              <w:right w:val="single" w:color="C7CBDC" w:sz="4"/>
+            </w:tcBorders>
+            <w:tcMar>
+              <w:top w:type="dxa" w:w="60"/>
+              <w:left w:type="dxa" w:w="90"/>
+              <w:bottom w:type="dxa" w:w="60"/>
+              <w:right w:type="dxa" w:w="90"/>
+            </w:tcMar>
           </w:tcPr>
           <w:p>
             <w:pPr>
@@ -2417,2470 +2399,6 @@
                 <w:szCs w:val="18"/>
               </w:rPr>
               <w:t xml:space="preserve"/>
-            </w:r>
-          </w:p>
-        </w:tc>
-      </w:tr>
-    </w:tbl>
-    <w:p>
-      <w:pPr>
-        <w:keepNext/>
-        <w:pBdr>
-          <w:bottom w:val="single" w:color="2B2F77" w:sz="8" w:space="6"/>
-        </w:pBdr>
-        <w:spacing w:after="140" w:before="360"/>
-      </w:pPr>
-      <w:r>
-        <w:rPr>
-          <w:rFonts w:ascii="Calibri" w:cs="Calibri" w:eastAsia="Calibri" w:hAnsi="Calibri"/>
-          <w:b/>
-          <w:bCs/>
-          <w:i w:val="false"/>
-          <w:iCs w:val="false"/>
-          <w:color w:val="2B2F77"/>
-          <w:sz w:val="30"/>
-          <w:szCs w:val="30"/>
-        </w:rPr>
-        <w:t xml:space="preserve">Сводка: сколько проверено и сколько найдено</w:t>
-      </w:r>
-    </w:p>
-    <w:p>
-      <w:pPr>
-        <w:spacing w:after="140" w:before="0"/>
-      </w:pPr>
-      <w:r>
-        <w:rPr>
-          <w:rFonts w:ascii="Calibri" w:cs="Calibri" w:eastAsia="Calibri" w:hAnsi="Calibri"/>
-          <w:b w:val="false"/>
-          <w:bCs w:val="false"/>
-          <w:i w:val="false"/>
-          <w:iCs w:val="false"/>
-          <w:color w:val="5A5F7A"/>
-          <w:sz w:val="20"/>
-          <w:szCs w:val="20"/>
-        </w:rPr>
-        <w:t xml:space="preserve">Сверьте количество матчей со своими данными. Если расходится — значит, в исходной таблице не все игры или есть лишние.</w:t>
-      </w:r>
-    </w:p>
-    <w:tbl>
-      <w:tblPr>
-        <w:tblW w:type="dxa" w:w="15250"/>
-        <w:tblBorders>
-          <w:top w:val="single" w:color="auto" w:sz="4"/>
-          <w:left w:val="single" w:color="auto" w:sz="4"/>
-          <w:bottom w:val="single" w:color="auto" w:sz="4"/>
-          <w:right w:val="single" w:color="auto" w:sz="4"/>
-          <w:insideH w:val="single" w:color="auto" w:sz="4"/>
-          <w:insideV w:val="single" w:color="auto" w:sz="4"/>
-        </w:tblBorders>
-      </w:tblPr>
-      <w:tblGrid>
-        <w:gridCol w:w="6000"/>
-        <w:gridCol w:w="3400"/>
-        <w:gridCol w:w="3000"/>
-        <w:gridCol w:w="2850"/>
-      </w:tblGrid>
-      <w:tr>
-        <w:trPr>
-          <w:tblHeader/>
-        </w:trPr>
-        <w:tc>
-          <w:tcPr>
-            <w:tcW w:type="dxa" w:w="6000"/>
-            <w:tcBorders>
-              <w:top w:val="single" w:color="C7CBDC" w:sz="4"/>
-              <w:left w:val="single" w:color="C7CBDC" w:sz="4"/>
-              <w:bottom w:val="single" w:color="C7CBDC" w:sz="4"/>
-              <w:right w:val="single" w:color="C7CBDC" w:sz="4"/>
-            </w:tcBorders>
-            <w:shd w:fill="EEF0F7" w:color="auto" w:val="clear"/>
-            <w:tcMar>
-              <w:top w:type="dxa" w:w="60"/>
-              <w:left w:type="dxa" w:w="90"/>
-              <w:bottom w:type="dxa" w:w="60"/>
-              <w:right w:type="dxa" w:w="90"/>
-            </w:tcMar>
-            <w:vAlign w:val="top"/>
-          </w:tcPr>
-          <w:p>
-            <w:pPr>
-              <w:spacing w:after="0" w:before="0"/>
-            </w:pPr>
-            <w:r>
-              <w:rPr>
-                <w:rFonts w:ascii="Calibri" w:cs="Calibri" w:eastAsia="Calibri" w:hAnsi="Calibri"/>
-                <w:b/>
-                <w:bCs/>
-                <w:i w:val="false"/>
-                <w:iCs w:val="false"/>
-                <w:color w:val="1A1F36"/>
-                <w:sz w:val="18"/>
-                <w:szCs w:val="18"/>
-              </w:rPr>
-              <w:t xml:space="preserve">Соревнование</w:t>
-            </w:r>
-          </w:p>
-        </w:tc>
-        <w:tc>
-          <w:tcPr>
-            <w:tcW w:type="dxa" w:w="3400"/>
-            <w:tcBorders>
-              <w:top w:val="single" w:color="C7CBDC" w:sz="4"/>
-              <w:left w:val="single" w:color="C7CBDC" w:sz="4"/>
-              <w:bottom w:val="single" w:color="C7CBDC" w:sz="4"/>
-              <w:right w:val="single" w:color="C7CBDC" w:sz="4"/>
-            </w:tcBorders>
-            <w:shd w:fill="EEF0F7" w:color="auto" w:val="clear"/>
-            <w:tcMar>
-              <w:top w:type="dxa" w:w="60"/>
-              <w:left w:type="dxa" w:w="90"/>
-              <w:bottom w:type="dxa" w:w="60"/>
-              <w:right w:type="dxa" w:w="90"/>
-            </w:tcMar>
-            <w:vAlign w:val="top"/>
-          </w:tcPr>
-          <w:p>
-            <w:pPr>
-              <w:spacing w:after="0" w:before="0"/>
-            </w:pPr>
-            <w:r>
-              <w:rPr>
-                <w:rFonts w:ascii="Calibri" w:cs="Calibri" w:eastAsia="Calibri" w:hAnsi="Calibri"/>
-                <w:b/>
-                <w:bCs/>
-                <w:i w:val="false"/>
-                <w:iCs w:val="false"/>
-                <w:color w:val="1A1F36"/>
-                <w:sz w:val="18"/>
-                <w:szCs w:val="18"/>
-              </w:rPr>
-              <w:t xml:space="preserve">Месяц</w:t>
-            </w:r>
-          </w:p>
-        </w:tc>
-        <w:tc>
-          <w:tcPr>
-            <w:tcW w:type="dxa" w:w="3000"/>
-            <w:tcBorders>
-              <w:top w:val="single" w:color="C7CBDC" w:sz="4"/>
-              <w:left w:val="single" w:color="C7CBDC" w:sz="4"/>
-              <w:bottom w:val="single" w:color="C7CBDC" w:sz="4"/>
-              <w:right w:val="single" w:color="C7CBDC" w:sz="4"/>
-            </w:tcBorders>
-            <w:shd w:fill="EEF0F7" w:color="auto" w:val="clear"/>
-            <w:tcMar>
-              <w:top w:type="dxa" w:w="60"/>
-              <w:left w:type="dxa" w:w="90"/>
-              <w:bottom w:type="dxa" w:w="60"/>
-              <w:right w:type="dxa" w:w="90"/>
-            </w:tcMar>
-            <w:vAlign w:val="top"/>
-          </w:tcPr>
-          <w:p>
-            <w:pPr>
-              <w:spacing w:after="0" w:before="0"/>
-            </w:pPr>
-            <w:r>
-              <w:rPr>
-                <w:rFonts w:ascii="Calibri" w:cs="Calibri" w:eastAsia="Calibri" w:hAnsi="Calibri"/>
-                <w:b/>
-                <w:bCs/>
-                <w:i w:val="false"/>
-                <w:iCs w:val="false"/>
-                <w:color w:val="1A1F36"/>
-                <w:sz w:val="18"/>
-                <w:szCs w:val="18"/>
-              </w:rPr>
-              <w:t xml:space="preserve">Матчей</w:t>
-            </w:r>
-          </w:p>
-        </w:tc>
-        <w:tc>
-          <w:tcPr>
-            <w:tcW w:type="dxa" w:w="2850"/>
-            <w:tcBorders>
-              <w:top w:val="single" w:color="C7CBDC" w:sz="4"/>
-              <w:left w:val="single" w:color="C7CBDC" w:sz="4"/>
-              <w:bottom w:val="single" w:color="C7CBDC" w:sz="4"/>
-              <w:right w:val="single" w:color="C7CBDC" w:sz="4"/>
-            </w:tcBorders>
-            <w:shd w:fill="EEF0F7" w:color="auto" w:val="clear"/>
-            <w:tcMar>
-              <w:top w:type="dxa" w:w="60"/>
-              <w:left w:type="dxa" w:w="90"/>
-              <w:bottom w:type="dxa" w:w="60"/>
-              <w:right w:type="dxa" w:w="90"/>
-            </w:tcMar>
-            <w:vAlign w:val="top"/>
-          </w:tcPr>
-          <w:p>
-            <w:pPr>
-              <w:spacing w:after="0" w:before="0"/>
-            </w:pPr>
-            <w:r>
-              <w:rPr>
-                <w:rFonts w:ascii="Calibri" w:cs="Calibri" w:eastAsia="Calibri" w:hAnsi="Calibri"/>
-                <w:b/>
-                <w:bCs/>
-                <w:i w:val="false"/>
-                <w:iCs w:val="false"/>
-                <w:color w:val="1A1F36"/>
-                <w:sz w:val="18"/>
-                <w:szCs w:val="18"/>
-              </w:rPr>
-              <w:t xml:space="preserve">Ошибок</w:t>
-            </w:r>
-          </w:p>
-        </w:tc>
-      </w:tr>
-      <w:tr>
-        <w:tc>
-          <w:tcPr>
-            <w:tcW w:type="dxa" w:w="6000"/>
-            <w:tcBorders>
-              <w:top w:val="single" w:color="C7CBDC" w:sz="4"/>
-              <w:left w:val="single" w:color="C7CBDC" w:sz="4"/>
-              <w:bottom w:val="single" w:color="C7CBDC" w:sz="4"/>
-              <w:right w:val="single" w:color="C7CBDC" w:sz="4"/>
-            </w:tcBorders>
-            <w:tcMar>
-              <w:top w:type="dxa" w:w="60"/>
-              <w:left w:type="dxa" w:w="90"/>
-              <w:bottom w:type="dxa" w:w="60"/>
-              <w:right w:type="dxa" w:w="90"/>
-            </w:tcMar>
-            <w:vAlign w:val="top"/>
-          </w:tcPr>
-          <w:p>
-            <w:pPr>
-              <w:spacing w:after="0" w:before="0"/>
-            </w:pPr>
-            <w:r>
-              <w:rPr>
-                <w:rFonts w:ascii="Calibri" w:cs="Calibri" w:eastAsia="Calibri" w:hAnsi="Calibri"/>
-                <w:b w:val="false"/>
-                <w:bCs w:val="false"/>
-                <w:i w:val="false"/>
-                <w:iCs w:val="false"/>
-                <w:color w:val="1A1F36"/>
-                <w:sz w:val="20"/>
-                <w:szCs w:val="20"/>
-              </w:rPr>
-              <w:t xml:space="preserve">Конференция ВОСТОК (1 Дивизион)</w:t>
-            </w:r>
-          </w:p>
-        </w:tc>
-        <w:tc>
-          <w:tcPr>
-            <w:tcW w:type="dxa" w:w="3400"/>
-            <w:tcBorders>
-              <w:top w:val="single" w:color="C7CBDC" w:sz="4"/>
-              <w:left w:val="single" w:color="C7CBDC" w:sz="4"/>
-              <w:bottom w:val="single" w:color="C7CBDC" w:sz="4"/>
-              <w:right w:val="single" w:color="C7CBDC" w:sz="4"/>
-            </w:tcBorders>
-            <w:tcMar>
-              <w:top w:type="dxa" w:w="60"/>
-              <w:left w:type="dxa" w:w="90"/>
-              <w:bottom w:type="dxa" w:w="60"/>
-              <w:right w:type="dxa" w:w="90"/>
-            </w:tcMar>
-            <w:vAlign w:val="top"/>
-          </w:tcPr>
-          <w:p>
-            <w:pPr>
-              <w:spacing w:after="0" w:before="0"/>
-            </w:pPr>
-            <w:r>
-              <w:rPr>
-                <w:rFonts w:ascii="Calibri" w:cs="Calibri" w:eastAsia="Calibri" w:hAnsi="Calibri"/>
-                <w:b w:val="false"/>
-                <w:bCs w:val="false"/>
-                <w:i w:val="false"/>
-                <w:iCs w:val="false"/>
-                <w:color w:val="1A1F36"/>
-                <w:sz w:val="20"/>
-                <w:szCs w:val="20"/>
-              </w:rPr>
-              <w:t xml:space="preserve">июль 2026</w:t>
-            </w:r>
-          </w:p>
-        </w:tc>
-        <w:tc>
-          <w:tcPr>
-            <w:tcW w:type="dxa" w:w="3000"/>
-            <w:tcBorders>
-              <w:top w:val="single" w:color="C7CBDC" w:sz="4"/>
-              <w:left w:val="single" w:color="C7CBDC" w:sz="4"/>
-              <w:bottom w:val="single" w:color="C7CBDC" w:sz="4"/>
-              <w:right w:val="single" w:color="C7CBDC" w:sz="4"/>
-            </w:tcBorders>
-            <w:tcMar>
-              <w:top w:type="dxa" w:w="60"/>
-              <w:left w:type="dxa" w:w="90"/>
-              <w:bottom w:type="dxa" w:w="60"/>
-              <w:right w:type="dxa" w:w="90"/>
-            </w:tcMar>
-            <w:vAlign w:val="top"/>
-          </w:tcPr>
-          <w:p>
-            <w:pPr>
-              <w:spacing w:after="0" w:before="0"/>
-              <w:jc w:val="right"/>
-            </w:pPr>
-            <w:r>
-              <w:rPr>
-                <w:rFonts w:ascii="Calibri" w:cs="Calibri" w:eastAsia="Calibri" w:hAnsi="Calibri"/>
-                <w:b w:val="false"/>
-                <w:bCs w:val="false"/>
-                <w:i w:val="false"/>
-                <w:iCs w:val="false"/>
-                <w:color w:val="1A1F36"/>
-                <w:sz w:val="20"/>
-                <w:szCs w:val="20"/>
-              </w:rPr>
-              <w:t xml:space="preserve">298</w:t>
-            </w:r>
-          </w:p>
-        </w:tc>
-        <w:tc>
-          <w:tcPr>
-            <w:tcW w:type="dxa" w:w="2850"/>
-            <w:tcBorders>
-              <w:top w:val="single" w:color="C7CBDC" w:sz="4"/>
-              <w:left w:val="single" w:color="C7CBDC" w:sz="4"/>
-              <w:bottom w:val="single" w:color="C7CBDC" w:sz="4"/>
-              <w:right w:val="single" w:color="C7CBDC" w:sz="4"/>
-            </w:tcBorders>
-            <w:tcMar>
-              <w:top w:type="dxa" w:w="60"/>
-              <w:left w:type="dxa" w:w="90"/>
-              <w:bottom w:type="dxa" w:w="60"/>
-              <w:right w:type="dxa" w:w="90"/>
-            </w:tcMar>
-            <w:vAlign w:val="top"/>
-          </w:tcPr>
-          <w:p>
-            <w:pPr>
-              <w:spacing w:after="0" w:before="0"/>
-              <w:jc w:val="right"/>
-            </w:pPr>
-            <w:r>
-              <w:rPr>
-                <w:rFonts w:ascii="Calibri" w:cs="Calibri" w:eastAsia="Calibri" w:hAnsi="Calibri"/>
-                <w:b w:val="false"/>
-                <w:bCs w:val="false"/>
-                <w:i w:val="false"/>
-                <w:iCs w:val="false"/>
-                <w:color w:val="1A1F36"/>
-                <w:sz w:val="20"/>
-                <w:szCs w:val="20"/>
-              </w:rPr>
-              <w:t xml:space="preserve">4</w:t>
-            </w:r>
-          </w:p>
-        </w:tc>
-      </w:tr>
-      <w:tr>
-        <w:tc>
-          <w:tcPr>
-            <w:tcW w:type="dxa" w:w="6000"/>
-            <w:tcBorders>
-              <w:top w:val="single" w:color="C7CBDC" w:sz="4"/>
-              <w:left w:val="single" w:color="C7CBDC" w:sz="4"/>
-              <w:bottom w:val="single" w:color="C7CBDC" w:sz="4"/>
-              <w:right w:val="single" w:color="C7CBDC" w:sz="4"/>
-            </w:tcBorders>
-            <w:shd w:fill="F7F8FC" w:color="auto" w:val="clear"/>
-            <w:tcMar>
-              <w:top w:type="dxa" w:w="60"/>
-              <w:left w:type="dxa" w:w="90"/>
-              <w:bottom w:type="dxa" w:w="60"/>
-              <w:right w:type="dxa" w:w="90"/>
-            </w:tcMar>
-            <w:vAlign w:val="top"/>
-          </w:tcPr>
-          <w:p>
-            <w:pPr>
-              <w:spacing w:after="0" w:before="0"/>
-            </w:pPr>
-            <w:r>
-              <w:rPr>
-                <w:rFonts w:ascii="Calibri" w:cs="Calibri" w:eastAsia="Calibri" w:hAnsi="Calibri"/>
-                <w:b w:val="false"/>
-                <w:bCs w:val="false"/>
-                <w:i w:val="false"/>
-                <w:iCs w:val="false"/>
-                <w:color w:val="1A1F36"/>
-                <w:sz w:val="20"/>
-                <w:szCs w:val="20"/>
-              </w:rPr>
-              <w:t xml:space="preserve">Конференция ВОСТОК (1 Дивизион)</w:t>
-            </w:r>
-          </w:p>
-        </w:tc>
-        <w:tc>
-          <w:tcPr>
-            <w:tcW w:type="dxa" w:w="3400"/>
-            <w:tcBorders>
-              <w:top w:val="single" w:color="C7CBDC" w:sz="4"/>
-              <w:left w:val="single" w:color="C7CBDC" w:sz="4"/>
-              <w:bottom w:val="single" w:color="C7CBDC" w:sz="4"/>
-              <w:right w:val="single" w:color="C7CBDC" w:sz="4"/>
-            </w:tcBorders>
-            <w:shd w:fill="F7F8FC" w:color="auto" w:val="clear"/>
-            <w:tcMar>
-              <w:top w:type="dxa" w:w="60"/>
-              <w:left w:type="dxa" w:w="90"/>
-              <w:bottom w:type="dxa" w:w="60"/>
-              <w:right w:type="dxa" w:w="90"/>
-            </w:tcMar>
-            <w:vAlign w:val="top"/>
-          </w:tcPr>
-          <w:p>
-            <w:pPr>
-              <w:spacing w:after="0" w:before="0"/>
-            </w:pPr>
-            <w:r>
-              <w:rPr>
-                <w:rFonts w:ascii="Calibri" w:cs="Calibri" w:eastAsia="Calibri" w:hAnsi="Calibri"/>
-                <w:b w:val="false"/>
-                <w:bCs w:val="false"/>
-                <w:i w:val="false"/>
-                <w:iCs w:val="false"/>
-                <w:color w:val="1A1F36"/>
-                <w:sz w:val="20"/>
-                <w:szCs w:val="20"/>
-              </w:rPr>
-              <w:t xml:space="preserve">август 2026</w:t>
-            </w:r>
-          </w:p>
-        </w:tc>
-        <w:tc>
-          <w:tcPr>
-            <w:tcW w:type="dxa" w:w="3000"/>
-            <w:tcBorders>
-              <w:top w:val="single" w:color="C7CBDC" w:sz="4"/>
-              <w:left w:val="single" w:color="C7CBDC" w:sz="4"/>
-              <w:bottom w:val="single" w:color="C7CBDC" w:sz="4"/>
-              <w:right w:val="single" w:color="C7CBDC" w:sz="4"/>
-            </w:tcBorders>
-            <w:shd w:fill="F7F8FC" w:color="auto" w:val="clear"/>
-            <w:tcMar>
-              <w:top w:type="dxa" w:w="60"/>
-              <w:left w:type="dxa" w:w="90"/>
-              <w:bottom w:type="dxa" w:w="60"/>
-              <w:right w:type="dxa" w:w="90"/>
-            </w:tcMar>
-            <w:vAlign w:val="top"/>
-          </w:tcPr>
-          <w:p>
-            <w:pPr>
-              <w:spacing w:after="0" w:before="0"/>
-              <w:jc w:val="right"/>
-            </w:pPr>
-            <w:r>
-              <w:rPr>
-                <w:rFonts w:ascii="Calibri" w:cs="Calibri" w:eastAsia="Calibri" w:hAnsi="Calibri"/>
-                <w:b w:val="false"/>
-                <w:bCs w:val="false"/>
-                <w:i w:val="false"/>
-                <w:iCs w:val="false"/>
-                <w:color w:val="1A1F36"/>
-                <w:sz w:val="20"/>
-                <w:szCs w:val="20"/>
-              </w:rPr>
-              <w:t xml:space="preserve">287</w:t>
-            </w:r>
-          </w:p>
-        </w:tc>
-        <w:tc>
-          <w:tcPr>
-            <w:tcW w:type="dxa" w:w="2850"/>
-            <w:tcBorders>
-              <w:top w:val="single" w:color="C7CBDC" w:sz="4"/>
-              <w:left w:val="single" w:color="C7CBDC" w:sz="4"/>
-              <w:bottom w:val="single" w:color="C7CBDC" w:sz="4"/>
-              <w:right w:val="single" w:color="C7CBDC" w:sz="4"/>
-            </w:tcBorders>
-            <w:shd w:fill="F7F8FC" w:color="auto" w:val="clear"/>
-            <w:tcMar>
-              <w:top w:type="dxa" w:w="60"/>
-              <w:left w:type="dxa" w:w="90"/>
-              <w:bottom w:type="dxa" w:w="60"/>
-              <w:right w:type="dxa" w:w="90"/>
-            </w:tcMar>
-            <w:vAlign w:val="top"/>
-          </w:tcPr>
-          <w:p>
-            <w:pPr>
-              <w:spacing w:after="0" w:before="0"/>
-              <w:jc w:val="right"/>
-            </w:pPr>
-            <w:r>
-              <w:rPr>
-                <w:rFonts w:ascii="Calibri" w:cs="Calibri" w:eastAsia="Calibri" w:hAnsi="Calibri"/>
-                <w:b w:val="false"/>
-                <w:bCs w:val="false"/>
-                <w:i w:val="false"/>
-                <w:iCs w:val="false"/>
-                <w:color w:val="1A1F36"/>
-                <w:sz w:val="20"/>
-                <w:szCs w:val="20"/>
-              </w:rPr>
-              <w:t xml:space="preserve">2</w:t>
-            </w:r>
-          </w:p>
-        </w:tc>
-      </w:tr>
-      <w:tr>
-        <w:tc>
-          <w:tcPr>
-            <w:tcW w:type="dxa" w:w="6000"/>
-            <w:tcBorders>
-              <w:top w:val="single" w:color="C7CBDC" w:sz="4"/>
-              <w:left w:val="single" w:color="C7CBDC" w:sz="4"/>
-              <w:bottom w:val="single" w:color="C7CBDC" w:sz="4"/>
-              <w:right w:val="single" w:color="C7CBDC" w:sz="4"/>
-            </w:tcBorders>
-            <w:tcMar>
-              <w:top w:type="dxa" w:w="60"/>
-              <w:left w:type="dxa" w:w="90"/>
-              <w:bottom w:type="dxa" w:w="60"/>
-              <w:right w:type="dxa" w:w="90"/>
-            </w:tcMar>
-            <w:vAlign w:val="top"/>
-          </w:tcPr>
-          <w:p>
-            <w:pPr>
-              <w:spacing w:after="0" w:before="0"/>
-            </w:pPr>
-            <w:r>
-              <w:rPr>
-                <w:rFonts w:ascii="Calibri" w:cs="Calibri" w:eastAsia="Calibri" w:hAnsi="Calibri"/>
-                <w:b w:val="false"/>
-                <w:bCs w:val="false"/>
-                <w:i w:val="false"/>
-                <w:iCs w:val="false"/>
-                <w:color w:val="1A1F36"/>
-                <w:sz w:val="20"/>
-                <w:szCs w:val="20"/>
-              </w:rPr>
-              <w:t xml:space="preserve">Конференция ВОСТОК (2 Дивизион)</w:t>
-            </w:r>
-          </w:p>
-        </w:tc>
-        <w:tc>
-          <w:tcPr>
-            <w:tcW w:type="dxa" w:w="3400"/>
-            <w:tcBorders>
-              <w:top w:val="single" w:color="C7CBDC" w:sz="4"/>
-              <w:left w:val="single" w:color="C7CBDC" w:sz="4"/>
-              <w:bottom w:val="single" w:color="C7CBDC" w:sz="4"/>
-              <w:right w:val="single" w:color="C7CBDC" w:sz="4"/>
-            </w:tcBorders>
-            <w:tcMar>
-              <w:top w:type="dxa" w:w="60"/>
-              <w:left w:type="dxa" w:w="90"/>
-              <w:bottom w:type="dxa" w:w="60"/>
-              <w:right w:type="dxa" w:w="90"/>
-            </w:tcMar>
-            <w:vAlign w:val="top"/>
-          </w:tcPr>
-          <w:p>
-            <w:pPr>
-              <w:spacing w:after="0" w:before="0"/>
-            </w:pPr>
-            <w:r>
-              <w:rPr>
-                <w:rFonts w:ascii="Calibri" w:cs="Calibri" w:eastAsia="Calibri" w:hAnsi="Calibri"/>
-                <w:b w:val="false"/>
-                <w:bCs w:val="false"/>
-                <w:i w:val="false"/>
-                <w:iCs w:val="false"/>
-                <w:color w:val="1A1F36"/>
-                <w:sz w:val="20"/>
-                <w:szCs w:val="20"/>
-              </w:rPr>
-              <w:t xml:space="preserve">июль 2026</w:t>
-            </w:r>
-          </w:p>
-        </w:tc>
-        <w:tc>
-          <w:tcPr>
-            <w:tcW w:type="dxa" w:w="3000"/>
-            <w:tcBorders>
-              <w:top w:val="single" w:color="C7CBDC" w:sz="4"/>
-              <w:left w:val="single" w:color="C7CBDC" w:sz="4"/>
-              <w:bottom w:val="single" w:color="C7CBDC" w:sz="4"/>
-              <w:right w:val="single" w:color="C7CBDC" w:sz="4"/>
-            </w:tcBorders>
-            <w:tcMar>
-              <w:top w:type="dxa" w:w="60"/>
-              <w:left w:type="dxa" w:w="90"/>
-              <w:bottom w:type="dxa" w:w="60"/>
-              <w:right w:type="dxa" w:w="90"/>
-            </w:tcMar>
-            <w:vAlign w:val="top"/>
-          </w:tcPr>
-          <w:p>
-            <w:pPr>
-              <w:spacing w:after="0" w:before="0"/>
-              <w:jc w:val="right"/>
-            </w:pPr>
-            <w:r>
-              <w:rPr>
-                <w:rFonts w:ascii="Calibri" w:cs="Calibri" w:eastAsia="Calibri" w:hAnsi="Calibri"/>
-                <w:b w:val="false"/>
-                <w:bCs w:val="false"/>
-                <w:i w:val="false"/>
-                <w:iCs w:val="false"/>
-                <w:color w:val="1A1F36"/>
-                <w:sz w:val="20"/>
-                <w:szCs w:val="20"/>
-              </w:rPr>
-              <w:t xml:space="preserve">282</w:t>
-            </w:r>
-          </w:p>
-        </w:tc>
-        <w:tc>
-          <w:tcPr>
-            <w:tcW w:type="dxa" w:w="2850"/>
-            <w:tcBorders>
-              <w:top w:val="single" w:color="C7CBDC" w:sz="4"/>
-              <w:left w:val="single" w:color="C7CBDC" w:sz="4"/>
-              <w:bottom w:val="single" w:color="C7CBDC" w:sz="4"/>
-              <w:right w:val="single" w:color="C7CBDC" w:sz="4"/>
-            </w:tcBorders>
-            <w:tcMar>
-              <w:top w:type="dxa" w:w="60"/>
-              <w:left w:type="dxa" w:w="90"/>
-              <w:bottom w:type="dxa" w:w="60"/>
-              <w:right w:type="dxa" w:w="90"/>
-            </w:tcMar>
-            <w:vAlign w:val="top"/>
-          </w:tcPr>
-          <w:p>
-            <w:pPr>
-              <w:spacing w:after="0" w:before="0"/>
-              <w:jc w:val="right"/>
-            </w:pPr>
-            <w:r>
-              <w:rPr>
-                <w:rFonts w:ascii="Calibri" w:cs="Calibri" w:eastAsia="Calibri" w:hAnsi="Calibri"/>
-                <w:b w:val="false"/>
-                <w:bCs w:val="false"/>
-                <w:i w:val="false"/>
-                <w:iCs w:val="false"/>
-                <w:color w:val="1A1F36"/>
-                <w:sz w:val="20"/>
-                <w:szCs w:val="20"/>
-              </w:rPr>
-              <w:t xml:space="preserve">2</w:t>
-            </w:r>
-          </w:p>
-        </w:tc>
-      </w:tr>
-      <w:tr>
-        <w:tc>
-          <w:tcPr>
-            <w:tcW w:type="dxa" w:w="6000"/>
-            <w:tcBorders>
-              <w:top w:val="single" w:color="C7CBDC" w:sz="4"/>
-              <w:left w:val="single" w:color="C7CBDC" w:sz="4"/>
-              <w:bottom w:val="single" w:color="C7CBDC" w:sz="4"/>
-              <w:right w:val="single" w:color="C7CBDC" w:sz="4"/>
-            </w:tcBorders>
-            <w:shd w:fill="F7F8FC" w:color="auto" w:val="clear"/>
-            <w:tcMar>
-              <w:top w:type="dxa" w:w="60"/>
-              <w:left w:type="dxa" w:w="90"/>
-              <w:bottom w:type="dxa" w:w="60"/>
-              <w:right w:type="dxa" w:w="90"/>
-            </w:tcMar>
-            <w:vAlign w:val="top"/>
-          </w:tcPr>
-          <w:p>
-            <w:pPr>
-              <w:spacing w:after="0" w:before="0"/>
-            </w:pPr>
-            <w:r>
-              <w:rPr>
-                <w:rFonts w:ascii="Calibri" w:cs="Calibri" w:eastAsia="Calibri" w:hAnsi="Calibri"/>
-                <w:b w:val="false"/>
-                <w:bCs w:val="false"/>
-                <w:i w:val="false"/>
-                <w:iCs w:val="false"/>
-                <w:color w:val="1A1F36"/>
-                <w:sz w:val="20"/>
-                <w:szCs w:val="20"/>
-              </w:rPr>
-              <w:t xml:space="preserve">Конференция ВОСТОК (2 Дивизион)</w:t>
-            </w:r>
-          </w:p>
-        </w:tc>
-        <w:tc>
-          <w:tcPr>
-            <w:tcW w:type="dxa" w:w="3400"/>
-            <w:tcBorders>
-              <w:top w:val="single" w:color="C7CBDC" w:sz="4"/>
-              <w:left w:val="single" w:color="C7CBDC" w:sz="4"/>
-              <w:bottom w:val="single" w:color="C7CBDC" w:sz="4"/>
-              <w:right w:val="single" w:color="C7CBDC" w:sz="4"/>
-            </w:tcBorders>
-            <w:shd w:fill="F7F8FC" w:color="auto" w:val="clear"/>
-            <w:tcMar>
-              <w:top w:type="dxa" w:w="60"/>
-              <w:left w:type="dxa" w:w="90"/>
-              <w:bottom w:type="dxa" w:w="60"/>
-              <w:right w:type="dxa" w:w="90"/>
-            </w:tcMar>
-            <w:vAlign w:val="top"/>
-          </w:tcPr>
-          <w:p>
-            <w:pPr>
-              <w:spacing w:after="0" w:before="0"/>
-            </w:pPr>
-            <w:r>
-              <w:rPr>
-                <w:rFonts w:ascii="Calibri" w:cs="Calibri" w:eastAsia="Calibri" w:hAnsi="Calibri"/>
-                <w:b w:val="false"/>
-                <w:bCs w:val="false"/>
-                <w:i w:val="false"/>
-                <w:iCs w:val="false"/>
-                <w:color w:val="1A1F36"/>
-                <w:sz w:val="20"/>
-                <w:szCs w:val="20"/>
-              </w:rPr>
-              <w:t xml:space="preserve">август 2026</w:t>
-            </w:r>
-          </w:p>
-        </w:tc>
-        <w:tc>
-          <w:tcPr>
-            <w:tcW w:type="dxa" w:w="3000"/>
-            <w:tcBorders>
-              <w:top w:val="single" w:color="C7CBDC" w:sz="4"/>
-              <w:left w:val="single" w:color="C7CBDC" w:sz="4"/>
-              <w:bottom w:val="single" w:color="C7CBDC" w:sz="4"/>
-              <w:right w:val="single" w:color="C7CBDC" w:sz="4"/>
-            </w:tcBorders>
-            <w:shd w:fill="F7F8FC" w:color="auto" w:val="clear"/>
-            <w:tcMar>
-              <w:top w:type="dxa" w:w="60"/>
-              <w:left w:type="dxa" w:w="90"/>
-              <w:bottom w:type="dxa" w:w="60"/>
-              <w:right w:type="dxa" w:w="90"/>
-            </w:tcMar>
-            <w:vAlign w:val="top"/>
-          </w:tcPr>
-          <w:p>
-            <w:pPr>
-              <w:spacing w:after="0" w:before="0"/>
-              <w:jc w:val="right"/>
-            </w:pPr>
-            <w:r>
-              <w:rPr>
-                <w:rFonts w:ascii="Calibri" w:cs="Calibri" w:eastAsia="Calibri" w:hAnsi="Calibri"/>
-                <w:b w:val="false"/>
-                <w:bCs w:val="false"/>
-                <w:i w:val="false"/>
-                <w:iCs w:val="false"/>
-                <w:color w:val="1A1F36"/>
-                <w:sz w:val="20"/>
-                <w:szCs w:val="20"/>
-              </w:rPr>
-              <w:t xml:space="preserve">284</w:t>
-            </w:r>
-          </w:p>
-        </w:tc>
-        <w:tc>
-          <w:tcPr>
-            <w:tcW w:type="dxa" w:w="2850"/>
-            <w:tcBorders>
-              <w:top w:val="single" w:color="C7CBDC" w:sz="4"/>
-              <w:left w:val="single" w:color="C7CBDC" w:sz="4"/>
-              <w:bottom w:val="single" w:color="C7CBDC" w:sz="4"/>
-              <w:right w:val="single" w:color="C7CBDC" w:sz="4"/>
-            </w:tcBorders>
-            <w:shd w:fill="F7F8FC" w:color="auto" w:val="clear"/>
-            <w:tcMar>
-              <w:top w:type="dxa" w:w="60"/>
-              <w:left w:type="dxa" w:w="90"/>
-              <w:bottom w:type="dxa" w:w="60"/>
-              <w:right w:type="dxa" w:w="90"/>
-            </w:tcMar>
-            <w:vAlign w:val="top"/>
-          </w:tcPr>
-          <w:p>
-            <w:pPr>
-              <w:spacing w:after="0" w:before="0"/>
-              <w:jc w:val="right"/>
-            </w:pPr>
-            <w:r>
-              <w:rPr>
-                <w:rFonts w:ascii="Calibri" w:cs="Calibri" w:eastAsia="Calibri" w:hAnsi="Calibri"/>
-                <w:b w:val="false"/>
-                <w:bCs w:val="false"/>
-                <w:i w:val="false"/>
-                <w:iCs w:val="false"/>
-                <w:color w:val="1A1F36"/>
-                <w:sz w:val="20"/>
-                <w:szCs w:val="20"/>
-              </w:rPr>
-              <w:t xml:space="preserve">1</w:t>
-            </w:r>
-          </w:p>
-        </w:tc>
-      </w:tr>
-      <w:tr>
-        <w:tc>
-          <w:tcPr>
-            <w:tcW w:type="dxa" w:w="6000"/>
-            <w:tcBorders>
-              <w:top w:val="single" w:color="C7CBDC" w:sz="4"/>
-              <w:left w:val="single" w:color="C7CBDC" w:sz="4"/>
-              <w:bottom w:val="single" w:color="C7CBDC" w:sz="4"/>
-              <w:right w:val="single" w:color="C7CBDC" w:sz="4"/>
-            </w:tcBorders>
-            <w:tcMar>
-              <w:top w:type="dxa" w:w="60"/>
-              <w:left w:type="dxa" w:w="90"/>
-              <w:bottom w:type="dxa" w:w="60"/>
-              <w:right w:type="dxa" w:w="90"/>
-            </w:tcMar>
-            <w:vAlign w:val="top"/>
-          </w:tcPr>
-          <w:p>
-            <w:pPr>
-              <w:spacing w:after="0" w:before="0"/>
-            </w:pPr>
-            <w:r>
-              <w:rPr>
-                <w:rFonts w:ascii="Calibri" w:cs="Calibri" w:eastAsia="Calibri" w:hAnsi="Calibri"/>
-                <w:b w:val="false"/>
-                <w:bCs w:val="false"/>
-                <w:i w:val="false"/>
-                <w:iCs w:val="false"/>
-                <w:color w:val="1A1F36"/>
-                <w:sz w:val="20"/>
-                <w:szCs w:val="20"/>
-              </w:rPr>
-              <w:t xml:space="preserve">Конференция ЗАПАД (1 Дивизион)</w:t>
-            </w:r>
-          </w:p>
-        </w:tc>
-        <w:tc>
-          <w:tcPr>
-            <w:tcW w:type="dxa" w:w="3400"/>
-            <w:tcBorders>
-              <w:top w:val="single" w:color="C7CBDC" w:sz="4"/>
-              <w:left w:val="single" w:color="C7CBDC" w:sz="4"/>
-              <w:bottom w:val="single" w:color="C7CBDC" w:sz="4"/>
-              <w:right w:val="single" w:color="C7CBDC" w:sz="4"/>
-            </w:tcBorders>
-            <w:tcMar>
-              <w:top w:type="dxa" w:w="60"/>
-              <w:left w:type="dxa" w:w="90"/>
-              <w:bottom w:type="dxa" w:w="60"/>
-              <w:right w:type="dxa" w:w="90"/>
-            </w:tcMar>
-            <w:vAlign w:val="top"/>
-          </w:tcPr>
-          <w:p>
-            <w:pPr>
-              <w:spacing w:after="0" w:before="0"/>
-            </w:pPr>
-            <w:r>
-              <w:rPr>
-                <w:rFonts w:ascii="Calibri" w:cs="Calibri" w:eastAsia="Calibri" w:hAnsi="Calibri"/>
-                <w:b w:val="false"/>
-                <w:bCs w:val="false"/>
-                <w:i w:val="false"/>
-                <w:iCs w:val="false"/>
-                <w:color w:val="1A1F36"/>
-                <w:sz w:val="20"/>
-                <w:szCs w:val="20"/>
-              </w:rPr>
-              <w:t xml:space="preserve">июль 2026</w:t>
-            </w:r>
-          </w:p>
-        </w:tc>
-        <w:tc>
-          <w:tcPr>
-            <w:tcW w:type="dxa" w:w="3000"/>
-            <w:tcBorders>
-              <w:top w:val="single" w:color="C7CBDC" w:sz="4"/>
-              <w:left w:val="single" w:color="C7CBDC" w:sz="4"/>
-              <w:bottom w:val="single" w:color="C7CBDC" w:sz="4"/>
-              <w:right w:val="single" w:color="C7CBDC" w:sz="4"/>
-            </w:tcBorders>
-            <w:tcMar>
-              <w:top w:type="dxa" w:w="60"/>
-              <w:left w:type="dxa" w:w="90"/>
-              <w:bottom w:type="dxa" w:w="60"/>
-              <w:right w:type="dxa" w:w="90"/>
-            </w:tcMar>
-            <w:vAlign w:val="top"/>
-          </w:tcPr>
-          <w:p>
-            <w:pPr>
-              <w:spacing w:after="0" w:before="0"/>
-              <w:jc w:val="right"/>
-            </w:pPr>
-            <w:r>
-              <w:rPr>
-                <w:rFonts w:ascii="Calibri" w:cs="Calibri" w:eastAsia="Calibri" w:hAnsi="Calibri"/>
-                <w:b w:val="false"/>
-                <w:bCs w:val="false"/>
-                <w:i w:val="false"/>
-                <w:iCs w:val="false"/>
-                <w:color w:val="1A1F36"/>
-                <w:sz w:val="20"/>
-                <w:szCs w:val="20"/>
-              </w:rPr>
-              <w:t xml:space="preserve">395</w:t>
-            </w:r>
-          </w:p>
-        </w:tc>
-        <w:tc>
-          <w:tcPr>
-            <w:tcW w:type="dxa" w:w="2850"/>
-            <w:tcBorders>
-              <w:top w:val="single" w:color="C7CBDC" w:sz="4"/>
-              <w:left w:val="single" w:color="C7CBDC" w:sz="4"/>
-              <w:bottom w:val="single" w:color="C7CBDC" w:sz="4"/>
-              <w:right w:val="single" w:color="C7CBDC" w:sz="4"/>
-            </w:tcBorders>
-            <w:tcMar>
-              <w:top w:type="dxa" w:w="60"/>
-              <w:left w:type="dxa" w:w="90"/>
-              <w:bottom w:type="dxa" w:w="60"/>
-              <w:right w:type="dxa" w:w="90"/>
-            </w:tcMar>
-            <w:vAlign w:val="top"/>
-          </w:tcPr>
-          <w:p>
-            <w:pPr>
-              <w:spacing w:after="0" w:before="0"/>
-              <w:jc w:val="right"/>
-            </w:pPr>
-            <w:r>
-              <w:rPr>
-                <w:rFonts w:ascii="Calibri" w:cs="Calibri" w:eastAsia="Calibri" w:hAnsi="Calibri"/>
-                <w:b w:val="false"/>
-                <w:bCs w:val="false"/>
-                <w:i w:val="false"/>
-                <w:iCs w:val="false"/>
-                <w:color w:val="1A1F36"/>
-                <w:sz w:val="20"/>
-                <w:szCs w:val="20"/>
-              </w:rPr>
-              <w:t xml:space="preserve">3</w:t>
-            </w:r>
-          </w:p>
-        </w:tc>
-      </w:tr>
-      <w:tr>
-        <w:tc>
-          <w:tcPr>
-            <w:tcW w:type="dxa" w:w="6000"/>
-            <w:tcBorders>
-              <w:top w:val="single" w:color="C7CBDC" w:sz="4"/>
-              <w:left w:val="single" w:color="C7CBDC" w:sz="4"/>
-              <w:bottom w:val="single" w:color="C7CBDC" w:sz="4"/>
-              <w:right w:val="single" w:color="C7CBDC" w:sz="4"/>
-            </w:tcBorders>
-            <w:shd w:fill="F7F8FC" w:color="auto" w:val="clear"/>
-            <w:tcMar>
-              <w:top w:type="dxa" w:w="60"/>
-              <w:left w:type="dxa" w:w="90"/>
-              <w:bottom w:type="dxa" w:w="60"/>
-              <w:right w:type="dxa" w:w="90"/>
-            </w:tcMar>
-            <w:vAlign w:val="top"/>
-          </w:tcPr>
-          <w:p>
-            <w:pPr>
-              <w:spacing w:after="0" w:before="0"/>
-            </w:pPr>
-            <w:r>
-              <w:rPr>
-                <w:rFonts w:ascii="Calibri" w:cs="Calibri" w:eastAsia="Calibri" w:hAnsi="Calibri"/>
-                <w:b w:val="false"/>
-                <w:bCs w:val="false"/>
-                <w:i w:val="false"/>
-                <w:iCs w:val="false"/>
-                <w:color w:val="1A1F36"/>
-                <w:sz w:val="20"/>
-                <w:szCs w:val="20"/>
-              </w:rPr>
-              <w:t xml:space="preserve">Конференция ЗАПАД (1 Дивизион)</w:t>
-            </w:r>
-          </w:p>
-        </w:tc>
-        <w:tc>
-          <w:tcPr>
-            <w:tcW w:type="dxa" w:w="3400"/>
-            <w:tcBorders>
-              <w:top w:val="single" w:color="C7CBDC" w:sz="4"/>
-              <w:left w:val="single" w:color="C7CBDC" w:sz="4"/>
-              <w:bottom w:val="single" w:color="C7CBDC" w:sz="4"/>
-              <w:right w:val="single" w:color="C7CBDC" w:sz="4"/>
-            </w:tcBorders>
-            <w:shd w:fill="F7F8FC" w:color="auto" w:val="clear"/>
-            <w:tcMar>
-              <w:top w:type="dxa" w:w="60"/>
-              <w:left w:type="dxa" w:w="90"/>
-              <w:bottom w:type="dxa" w:w="60"/>
-              <w:right w:type="dxa" w:w="90"/>
-            </w:tcMar>
-            <w:vAlign w:val="top"/>
-          </w:tcPr>
-          <w:p>
-            <w:pPr>
-              <w:spacing w:after="0" w:before="0"/>
-            </w:pPr>
-            <w:r>
-              <w:rPr>
-                <w:rFonts w:ascii="Calibri" w:cs="Calibri" w:eastAsia="Calibri" w:hAnsi="Calibri"/>
-                <w:b w:val="false"/>
-                <w:bCs w:val="false"/>
-                <w:i w:val="false"/>
-                <w:iCs w:val="false"/>
-                <w:color w:val="1A1F36"/>
-                <w:sz w:val="20"/>
-                <w:szCs w:val="20"/>
-              </w:rPr>
-              <w:t xml:space="preserve">август 2026</w:t>
-            </w:r>
-          </w:p>
-        </w:tc>
-        <w:tc>
-          <w:tcPr>
-            <w:tcW w:type="dxa" w:w="3000"/>
-            <w:tcBorders>
-              <w:top w:val="single" w:color="C7CBDC" w:sz="4"/>
-              <w:left w:val="single" w:color="C7CBDC" w:sz="4"/>
-              <w:bottom w:val="single" w:color="C7CBDC" w:sz="4"/>
-              <w:right w:val="single" w:color="C7CBDC" w:sz="4"/>
-            </w:tcBorders>
-            <w:shd w:fill="F7F8FC" w:color="auto" w:val="clear"/>
-            <w:tcMar>
-              <w:top w:type="dxa" w:w="60"/>
-              <w:left w:type="dxa" w:w="90"/>
-              <w:bottom w:type="dxa" w:w="60"/>
-              <w:right w:type="dxa" w:w="90"/>
-            </w:tcMar>
-            <w:vAlign w:val="top"/>
-          </w:tcPr>
-          <w:p>
-            <w:pPr>
-              <w:spacing w:after="0" w:before="0"/>
-              <w:jc w:val="right"/>
-            </w:pPr>
-            <w:r>
-              <w:rPr>
-                <w:rFonts w:ascii="Calibri" w:cs="Calibri" w:eastAsia="Calibri" w:hAnsi="Calibri"/>
-                <w:b w:val="false"/>
-                <w:bCs w:val="false"/>
-                <w:i w:val="false"/>
-                <w:iCs w:val="false"/>
-                <w:color w:val="1A1F36"/>
-                <w:sz w:val="20"/>
-                <w:szCs w:val="20"/>
-              </w:rPr>
-              <w:t xml:space="preserve">392</w:t>
-            </w:r>
-          </w:p>
-        </w:tc>
-        <w:tc>
-          <w:tcPr>
-            <w:tcW w:type="dxa" w:w="2850"/>
-            <w:tcBorders>
-              <w:top w:val="single" w:color="C7CBDC" w:sz="4"/>
-              <w:left w:val="single" w:color="C7CBDC" w:sz="4"/>
-              <w:bottom w:val="single" w:color="C7CBDC" w:sz="4"/>
-              <w:right w:val="single" w:color="C7CBDC" w:sz="4"/>
-            </w:tcBorders>
-            <w:shd w:fill="F7F8FC" w:color="auto" w:val="clear"/>
-            <w:tcMar>
-              <w:top w:type="dxa" w:w="60"/>
-              <w:left w:type="dxa" w:w="90"/>
-              <w:bottom w:type="dxa" w:w="60"/>
-              <w:right w:type="dxa" w:w="90"/>
-            </w:tcMar>
-            <w:vAlign w:val="top"/>
-          </w:tcPr>
-          <w:p>
-            <w:pPr>
-              <w:spacing w:after="0" w:before="0"/>
-              <w:jc w:val="right"/>
-            </w:pPr>
-            <w:r>
-              <w:rPr>
-                <w:rFonts w:ascii="Calibri" w:cs="Calibri" w:eastAsia="Calibri" w:hAnsi="Calibri"/>
-                <w:b w:val="false"/>
-                <w:bCs w:val="false"/>
-                <w:i w:val="false"/>
-                <w:iCs w:val="false"/>
-                <w:color w:val="1A1F36"/>
-                <w:sz w:val="20"/>
-                <w:szCs w:val="20"/>
-              </w:rPr>
-              <w:t xml:space="preserve">10</w:t>
-            </w:r>
-          </w:p>
-        </w:tc>
-      </w:tr>
-      <w:tr>
-        <w:tc>
-          <w:tcPr>
-            <w:tcW w:type="dxa" w:w="6000"/>
-            <w:tcBorders>
-              <w:top w:val="single" w:color="C7CBDC" w:sz="4"/>
-              <w:left w:val="single" w:color="C7CBDC" w:sz="4"/>
-              <w:bottom w:val="single" w:color="C7CBDC" w:sz="4"/>
-              <w:right w:val="single" w:color="C7CBDC" w:sz="4"/>
-            </w:tcBorders>
-            <w:tcMar>
-              <w:top w:type="dxa" w:w="60"/>
-              <w:left w:type="dxa" w:w="90"/>
-              <w:bottom w:type="dxa" w:w="60"/>
-              <w:right w:type="dxa" w:w="90"/>
-            </w:tcMar>
-            <w:vAlign w:val="top"/>
-          </w:tcPr>
-          <w:p>
-            <w:pPr>
-              <w:spacing w:after="0" w:before="0"/>
-            </w:pPr>
-            <w:r>
-              <w:rPr>
-                <w:rFonts w:ascii="Calibri" w:cs="Calibri" w:eastAsia="Calibri" w:hAnsi="Calibri"/>
-                <w:b w:val="false"/>
-                <w:bCs w:val="false"/>
-                <w:i w:val="false"/>
-                <w:iCs w:val="false"/>
-                <w:color w:val="1A1F36"/>
-                <w:sz w:val="20"/>
-                <w:szCs w:val="20"/>
-              </w:rPr>
-              <w:t xml:space="preserve">Конференция ЗАПАД (2 Дивизион)</w:t>
-            </w:r>
-          </w:p>
-        </w:tc>
-        <w:tc>
-          <w:tcPr>
-            <w:tcW w:type="dxa" w:w="3400"/>
-            <w:tcBorders>
-              <w:top w:val="single" w:color="C7CBDC" w:sz="4"/>
-              <w:left w:val="single" w:color="C7CBDC" w:sz="4"/>
-              <w:bottom w:val="single" w:color="C7CBDC" w:sz="4"/>
-              <w:right w:val="single" w:color="C7CBDC" w:sz="4"/>
-            </w:tcBorders>
-            <w:tcMar>
-              <w:top w:type="dxa" w:w="60"/>
-              <w:left w:type="dxa" w:w="90"/>
-              <w:bottom w:type="dxa" w:w="60"/>
-              <w:right w:type="dxa" w:w="90"/>
-            </w:tcMar>
-            <w:vAlign w:val="top"/>
-          </w:tcPr>
-          <w:p>
-            <w:pPr>
-              <w:spacing w:after="0" w:before="0"/>
-            </w:pPr>
-            <w:r>
-              <w:rPr>
-                <w:rFonts w:ascii="Calibri" w:cs="Calibri" w:eastAsia="Calibri" w:hAnsi="Calibri"/>
-                <w:b w:val="false"/>
-                <w:bCs w:val="false"/>
-                <w:i w:val="false"/>
-                <w:iCs w:val="false"/>
-                <w:color w:val="1A1F36"/>
-                <w:sz w:val="20"/>
-                <w:szCs w:val="20"/>
-              </w:rPr>
-              <w:t xml:space="preserve">июль 2026</w:t>
-            </w:r>
-          </w:p>
-        </w:tc>
-        <w:tc>
-          <w:tcPr>
-            <w:tcW w:type="dxa" w:w="3000"/>
-            <w:tcBorders>
-              <w:top w:val="single" w:color="C7CBDC" w:sz="4"/>
-              <w:left w:val="single" w:color="C7CBDC" w:sz="4"/>
-              <w:bottom w:val="single" w:color="C7CBDC" w:sz="4"/>
-              <w:right w:val="single" w:color="C7CBDC" w:sz="4"/>
-            </w:tcBorders>
-            <w:tcMar>
-              <w:top w:type="dxa" w:w="60"/>
-              <w:left w:type="dxa" w:w="90"/>
-              <w:bottom w:type="dxa" w:w="60"/>
-              <w:right w:type="dxa" w:w="90"/>
-            </w:tcMar>
-            <w:vAlign w:val="top"/>
-          </w:tcPr>
-          <w:p>
-            <w:pPr>
-              <w:spacing w:after="0" w:before="0"/>
-              <w:jc w:val="right"/>
-            </w:pPr>
-            <w:r>
-              <w:rPr>
-                <w:rFonts w:ascii="Calibri" w:cs="Calibri" w:eastAsia="Calibri" w:hAnsi="Calibri"/>
-                <w:b w:val="false"/>
-                <w:bCs w:val="false"/>
-                <w:i w:val="false"/>
-                <w:iCs w:val="false"/>
-                <w:color w:val="1A1F36"/>
-                <w:sz w:val="20"/>
-                <w:szCs w:val="20"/>
-              </w:rPr>
-              <w:t xml:space="preserve">372</w:t>
-            </w:r>
-          </w:p>
-        </w:tc>
-        <w:tc>
-          <w:tcPr>
-            <w:tcW w:type="dxa" w:w="2850"/>
-            <w:tcBorders>
-              <w:top w:val="single" w:color="C7CBDC" w:sz="4"/>
-              <w:left w:val="single" w:color="C7CBDC" w:sz="4"/>
-              <w:bottom w:val="single" w:color="C7CBDC" w:sz="4"/>
-              <w:right w:val="single" w:color="C7CBDC" w:sz="4"/>
-            </w:tcBorders>
-            <w:tcMar>
-              <w:top w:type="dxa" w:w="60"/>
-              <w:left w:type="dxa" w:w="90"/>
-              <w:bottom w:type="dxa" w:w="60"/>
-              <w:right w:type="dxa" w:w="90"/>
-            </w:tcMar>
-            <w:vAlign w:val="top"/>
-          </w:tcPr>
-          <w:p>
-            <w:pPr>
-              <w:spacing w:after="0" w:before="0"/>
-              <w:jc w:val="right"/>
-            </w:pPr>
-            <w:r>
-              <w:rPr>
-                <w:rFonts w:ascii="Calibri" w:cs="Calibri" w:eastAsia="Calibri" w:hAnsi="Calibri"/>
-                <w:b w:val="false"/>
-                <w:bCs w:val="false"/>
-                <w:i w:val="false"/>
-                <w:iCs w:val="false"/>
-                <w:color w:val="1A1F36"/>
-                <w:sz w:val="20"/>
-                <w:szCs w:val="20"/>
-              </w:rPr>
-              <w:t xml:space="preserve">7</w:t>
-            </w:r>
-          </w:p>
-        </w:tc>
-      </w:tr>
-      <w:tr>
-        <w:tc>
-          <w:tcPr>
-            <w:tcW w:type="dxa" w:w="6000"/>
-            <w:tcBorders>
-              <w:top w:val="single" w:color="C7CBDC" w:sz="4"/>
-              <w:left w:val="single" w:color="C7CBDC" w:sz="4"/>
-              <w:bottom w:val="single" w:color="C7CBDC" w:sz="4"/>
-              <w:right w:val="single" w:color="C7CBDC" w:sz="4"/>
-            </w:tcBorders>
-            <w:shd w:fill="F7F8FC" w:color="auto" w:val="clear"/>
-            <w:tcMar>
-              <w:top w:type="dxa" w:w="60"/>
-              <w:left w:type="dxa" w:w="90"/>
-              <w:bottom w:type="dxa" w:w="60"/>
-              <w:right w:type="dxa" w:w="90"/>
-            </w:tcMar>
-            <w:vAlign w:val="top"/>
-          </w:tcPr>
-          <w:p>
-            <w:pPr>
-              <w:spacing w:after="0" w:before="0"/>
-            </w:pPr>
-            <w:r>
-              <w:rPr>
-                <w:rFonts w:ascii="Calibri" w:cs="Calibri" w:eastAsia="Calibri" w:hAnsi="Calibri"/>
-                <w:b w:val="false"/>
-                <w:bCs w:val="false"/>
-                <w:i w:val="false"/>
-                <w:iCs w:val="false"/>
-                <w:color w:val="1A1F36"/>
-                <w:sz w:val="20"/>
-                <w:szCs w:val="20"/>
-              </w:rPr>
-              <w:t xml:space="preserve">Конференция ЗАПАД (2 Дивизион)</w:t>
-            </w:r>
-          </w:p>
-        </w:tc>
-        <w:tc>
-          <w:tcPr>
-            <w:tcW w:type="dxa" w:w="3400"/>
-            <w:tcBorders>
-              <w:top w:val="single" w:color="C7CBDC" w:sz="4"/>
-              <w:left w:val="single" w:color="C7CBDC" w:sz="4"/>
-              <w:bottom w:val="single" w:color="C7CBDC" w:sz="4"/>
-              <w:right w:val="single" w:color="C7CBDC" w:sz="4"/>
-            </w:tcBorders>
-            <w:shd w:fill="F7F8FC" w:color="auto" w:val="clear"/>
-            <w:tcMar>
-              <w:top w:type="dxa" w:w="60"/>
-              <w:left w:type="dxa" w:w="90"/>
-              <w:bottom w:type="dxa" w:w="60"/>
-              <w:right w:type="dxa" w:w="90"/>
-            </w:tcMar>
-            <w:vAlign w:val="top"/>
-          </w:tcPr>
-          <w:p>
-            <w:pPr>
-              <w:spacing w:after="0" w:before="0"/>
-            </w:pPr>
-            <w:r>
-              <w:rPr>
-                <w:rFonts w:ascii="Calibri" w:cs="Calibri" w:eastAsia="Calibri" w:hAnsi="Calibri"/>
-                <w:b w:val="false"/>
-                <w:bCs w:val="false"/>
-                <w:i w:val="false"/>
-                <w:iCs w:val="false"/>
-                <w:color w:val="1A1F36"/>
-                <w:sz w:val="20"/>
-                <w:szCs w:val="20"/>
-              </w:rPr>
-              <w:t xml:space="preserve">август 2026</w:t>
-            </w:r>
-          </w:p>
-        </w:tc>
-        <w:tc>
-          <w:tcPr>
-            <w:tcW w:type="dxa" w:w="3000"/>
-            <w:tcBorders>
-              <w:top w:val="single" w:color="C7CBDC" w:sz="4"/>
-              <w:left w:val="single" w:color="C7CBDC" w:sz="4"/>
-              <w:bottom w:val="single" w:color="C7CBDC" w:sz="4"/>
-              <w:right w:val="single" w:color="C7CBDC" w:sz="4"/>
-            </w:tcBorders>
-            <w:shd w:fill="F7F8FC" w:color="auto" w:val="clear"/>
-            <w:tcMar>
-              <w:top w:type="dxa" w:w="60"/>
-              <w:left w:type="dxa" w:w="90"/>
-              <w:bottom w:type="dxa" w:w="60"/>
-              <w:right w:type="dxa" w:w="90"/>
-            </w:tcMar>
-            <w:vAlign w:val="top"/>
-          </w:tcPr>
-          <w:p>
-            <w:pPr>
-              <w:spacing w:after="0" w:before="0"/>
-              <w:jc w:val="right"/>
-            </w:pPr>
-            <w:r>
-              <w:rPr>
-                <w:rFonts w:ascii="Calibri" w:cs="Calibri" w:eastAsia="Calibri" w:hAnsi="Calibri"/>
-                <w:b w:val="false"/>
-                <w:bCs w:val="false"/>
-                <w:i w:val="false"/>
-                <w:iCs w:val="false"/>
-                <w:color w:val="1A1F36"/>
-                <w:sz w:val="20"/>
-                <w:szCs w:val="20"/>
-              </w:rPr>
-              <w:t xml:space="preserve">375</w:t>
-            </w:r>
-          </w:p>
-        </w:tc>
-        <w:tc>
-          <w:tcPr>
-            <w:tcW w:type="dxa" w:w="2850"/>
-            <w:tcBorders>
-              <w:top w:val="single" w:color="C7CBDC" w:sz="4"/>
-              <w:left w:val="single" w:color="C7CBDC" w:sz="4"/>
-              <w:bottom w:val="single" w:color="C7CBDC" w:sz="4"/>
-              <w:right w:val="single" w:color="C7CBDC" w:sz="4"/>
-            </w:tcBorders>
-            <w:shd w:fill="F7F8FC" w:color="auto" w:val="clear"/>
-            <w:tcMar>
-              <w:top w:type="dxa" w:w="60"/>
-              <w:left w:type="dxa" w:w="90"/>
-              <w:bottom w:type="dxa" w:w="60"/>
-              <w:right w:type="dxa" w:w="90"/>
-            </w:tcMar>
-            <w:vAlign w:val="top"/>
-          </w:tcPr>
-          <w:p>
-            <w:pPr>
-              <w:spacing w:after="0" w:before="0"/>
-              <w:jc w:val="right"/>
-            </w:pPr>
-            <w:r>
-              <w:rPr>
-                <w:rFonts w:ascii="Calibri" w:cs="Calibri" w:eastAsia="Calibri" w:hAnsi="Calibri"/>
-                <w:b w:val="false"/>
-                <w:bCs w:val="false"/>
-                <w:i w:val="false"/>
-                <w:iCs w:val="false"/>
-                <w:color w:val="1A1F36"/>
-                <w:sz w:val="20"/>
-                <w:szCs w:val="20"/>
-              </w:rPr>
-              <w:t xml:space="preserve">14</w:t>
-            </w:r>
-          </w:p>
-        </w:tc>
-      </w:tr>
-      <w:tr>
-        <w:tc>
-          <w:tcPr>
-            <w:tcW w:type="dxa" w:w="6000"/>
-            <w:tcBorders>
-              <w:top w:val="single" w:color="C7CBDC" w:sz="4"/>
-              <w:left w:val="single" w:color="C7CBDC" w:sz="4"/>
-              <w:bottom w:val="single" w:color="C7CBDC" w:sz="4"/>
-              <w:right w:val="single" w:color="C7CBDC" w:sz="4"/>
-            </w:tcBorders>
-            <w:tcMar>
-              <w:top w:type="dxa" w:w="60"/>
-              <w:left w:type="dxa" w:w="90"/>
-              <w:bottom w:type="dxa" w:w="60"/>
-              <w:right w:type="dxa" w:w="90"/>
-            </w:tcMar>
-            <w:vAlign w:val="top"/>
-          </w:tcPr>
-          <w:p>
-            <w:pPr>
-              <w:spacing w:after="0" w:before="0"/>
-            </w:pPr>
-            <w:r>
-              <w:rPr>
-                <w:rFonts w:ascii="Calibri" w:cs="Calibri" w:eastAsia="Calibri" w:hAnsi="Calibri"/>
-                <w:b w:val="false"/>
-                <w:bCs w:val="false"/>
-                <w:i w:val="false"/>
-                <w:iCs w:val="false"/>
-                <w:color w:val="1A1F36"/>
-                <w:sz w:val="20"/>
-                <w:szCs w:val="20"/>
-              </w:rPr>
-              <w:t xml:space="preserve">Конференция ЦЕНТР (1 Дивизион)</w:t>
-            </w:r>
-          </w:p>
-        </w:tc>
-        <w:tc>
-          <w:tcPr>
-            <w:tcW w:type="dxa" w:w="3400"/>
-            <w:tcBorders>
-              <w:top w:val="single" w:color="C7CBDC" w:sz="4"/>
-              <w:left w:val="single" w:color="C7CBDC" w:sz="4"/>
-              <w:bottom w:val="single" w:color="C7CBDC" w:sz="4"/>
-              <w:right w:val="single" w:color="C7CBDC" w:sz="4"/>
-            </w:tcBorders>
-            <w:tcMar>
-              <w:top w:type="dxa" w:w="60"/>
-              <w:left w:type="dxa" w:w="90"/>
-              <w:bottom w:type="dxa" w:w="60"/>
-              <w:right w:type="dxa" w:w="90"/>
-            </w:tcMar>
-            <w:vAlign w:val="top"/>
-          </w:tcPr>
-          <w:p>
-            <w:pPr>
-              <w:spacing w:after="0" w:before="0"/>
-            </w:pPr>
-            <w:r>
-              <w:rPr>
-                <w:rFonts w:ascii="Calibri" w:cs="Calibri" w:eastAsia="Calibri" w:hAnsi="Calibri"/>
-                <w:b w:val="false"/>
-                <w:bCs w:val="false"/>
-                <w:i w:val="false"/>
-                <w:iCs w:val="false"/>
-                <w:color w:val="1A1F36"/>
-                <w:sz w:val="20"/>
-                <w:szCs w:val="20"/>
-              </w:rPr>
-              <w:t xml:space="preserve">июль 2026</w:t>
-            </w:r>
-          </w:p>
-        </w:tc>
-        <w:tc>
-          <w:tcPr>
-            <w:tcW w:type="dxa" w:w="3000"/>
-            <w:tcBorders>
-              <w:top w:val="single" w:color="C7CBDC" w:sz="4"/>
-              <w:left w:val="single" w:color="C7CBDC" w:sz="4"/>
-              <w:bottom w:val="single" w:color="C7CBDC" w:sz="4"/>
-              <w:right w:val="single" w:color="C7CBDC" w:sz="4"/>
-            </w:tcBorders>
-            <w:tcMar>
-              <w:top w:type="dxa" w:w="60"/>
-              <w:left w:type="dxa" w:w="90"/>
-              <w:bottom w:type="dxa" w:w="60"/>
-              <w:right w:type="dxa" w:w="90"/>
-            </w:tcMar>
-            <w:vAlign w:val="top"/>
-          </w:tcPr>
-          <w:p>
-            <w:pPr>
-              <w:spacing w:after="0" w:before="0"/>
-              <w:jc w:val="right"/>
-            </w:pPr>
-            <w:r>
-              <w:rPr>
-                <w:rFonts w:ascii="Calibri" w:cs="Calibri" w:eastAsia="Calibri" w:hAnsi="Calibri"/>
-                <w:b w:val="false"/>
-                <w:bCs w:val="false"/>
-                <w:i w:val="false"/>
-                <w:iCs w:val="false"/>
-                <w:color w:val="1A1F36"/>
-                <w:sz w:val="20"/>
-                <w:szCs w:val="20"/>
-              </w:rPr>
-              <w:t xml:space="preserve">185</w:t>
-            </w:r>
-          </w:p>
-        </w:tc>
-        <w:tc>
-          <w:tcPr>
-            <w:tcW w:type="dxa" w:w="2850"/>
-            <w:tcBorders>
-              <w:top w:val="single" w:color="C7CBDC" w:sz="4"/>
-              <w:left w:val="single" w:color="C7CBDC" w:sz="4"/>
-              <w:bottom w:val="single" w:color="C7CBDC" w:sz="4"/>
-              <w:right w:val="single" w:color="C7CBDC" w:sz="4"/>
-            </w:tcBorders>
-            <w:tcMar>
-              <w:top w:type="dxa" w:w="60"/>
-              <w:left w:type="dxa" w:w="90"/>
-              <w:bottom w:type="dxa" w:w="60"/>
-              <w:right w:type="dxa" w:w="90"/>
-            </w:tcMar>
-            <w:vAlign w:val="top"/>
-          </w:tcPr>
-          <w:p>
-            <w:pPr>
-              <w:spacing w:after="0" w:before="0"/>
-              <w:jc w:val="right"/>
-            </w:pPr>
-            <w:r>
-              <w:rPr>
-                <w:rFonts w:ascii="Calibri" w:cs="Calibri" w:eastAsia="Calibri" w:hAnsi="Calibri"/>
-                <w:b w:val="false"/>
-                <w:bCs w:val="false"/>
-                <w:i w:val="false"/>
-                <w:iCs w:val="false"/>
-                <w:color w:val="1A1F36"/>
-                <w:sz w:val="20"/>
-                <w:szCs w:val="20"/>
-              </w:rPr>
-              <w:t xml:space="preserve">2</w:t>
-            </w:r>
-          </w:p>
-        </w:tc>
-      </w:tr>
-      <w:tr>
-        <w:tc>
-          <w:tcPr>
-            <w:tcW w:type="dxa" w:w="6000"/>
-            <w:tcBorders>
-              <w:top w:val="single" w:color="C7CBDC" w:sz="4"/>
-              <w:left w:val="single" w:color="C7CBDC" w:sz="4"/>
-              <w:bottom w:val="single" w:color="C7CBDC" w:sz="4"/>
-              <w:right w:val="single" w:color="C7CBDC" w:sz="4"/>
-            </w:tcBorders>
-            <w:shd w:fill="F7F8FC" w:color="auto" w:val="clear"/>
-            <w:tcMar>
-              <w:top w:type="dxa" w:w="60"/>
-              <w:left w:type="dxa" w:w="90"/>
-              <w:bottom w:type="dxa" w:w="60"/>
-              <w:right w:type="dxa" w:w="90"/>
-            </w:tcMar>
-            <w:vAlign w:val="top"/>
-          </w:tcPr>
-          <w:p>
-            <w:pPr>
-              <w:spacing w:after="0" w:before="0"/>
-            </w:pPr>
-            <w:r>
-              <w:rPr>
-                <w:rFonts w:ascii="Calibri" w:cs="Calibri" w:eastAsia="Calibri" w:hAnsi="Calibri"/>
-                <w:b w:val="false"/>
-                <w:bCs w:val="false"/>
-                <w:i w:val="false"/>
-                <w:iCs w:val="false"/>
-                <w:color w:val="1A1F36"/>
-                <w:sz w:val="20"/>
-                <w:szCs w:val="20"/>
-              </w:rPr>
-              <w:t xml:space="preserve">Конференция ЦЕНТР (1 Дивизион)</w:t>
-            </w:r>
-          </w:p>
-        </w:tc>
-        <w:tc>
-          <w:tcPr>
-            <w:tcW w:type="dxa" w:w="3400"/>
-            <w:tcBorders>
-              <w:top w:val="single" w:color="C7CBDC" w:sz="4"/>
-              <w:left w:val="single" w:color="C7CBDC" w:sz="4"/>
-              <w:bottom w:val="single" w:color="C7CBDC" w:sz="4"/>
-              <w:right w:val="single" w:color="C7CBDC" w:sz="4"/>
-            </w:tcBorders>
-            <w:shd w:fill="F7F8FC" w:color="auto" w:val="clear"/>
-            <w:tcMar>
-              <w:top w:type="dxa" w:w="60"/>
-              <w:left w:type="dxa" w:w="90"/>
-              <w:bottom w:type="dxa" w:w="60"/>
-              <w:right w:type="dxa" w:w="90"/>
-            </w:tcMar>
-            <w:vAlign w:val="top"/>
-          </w:tcPr>
-          <w:p>
-            <w:pPr>
-              <w:spacing w:after="0" w:before="0"/>
-            </w:pPr>
-            <w:r>
-              <w:rPr>
-                <w:rFonts w:ascii="Calibri" w:cs="Calibri" w:eastAsia="Calibri" w:hAnsi="Calibri"/>
-                <w:b w:val="false"/>
-                <w:bCs w:val="false"/>
-                <w:i w:val="false"/>
-                <w:iCs w:val="false"/>
-                <w:color w:val="1A1F36"/>
-                <w:sz w:val="20"/>
-                <w:szCs w:val="20"/>
-              </w:rPr>
-              <w:t xml:space="preserve">август 2026</w:t>
-            </w:r>
-          </w:p>
-        </w:tc>
-        <w:tc>
-          <w:tcPr>
-            <w:tcW w:type="dxa" w:w="3000"/>
-            <w:tcBorders>
-              <w:top w:val="single" w:color="C7CBDC" w:sz="4"/>
-              <w:left w:val="single" w:color="C7CBDC" w:sz="4"/>
-              <w:bottom w:val="single" w:color="C7CBDC" w:sz="4"/>
-              <w:right w:val="single" w:color="C7CBDC" w:sz="4"/>
-            </w:tcBorders>
-            <w:shd w:fill="F7F8FC" w:color="auto" w:val="clear"/>
-            <w:tcMar>
-              <w:top w:type="dxa" w:w="60"/>
-              <w:left w:type="dxa" w:w="90"/>
-              <w:bottom w:type="dxa" w:w="60"/>
-              <w:right w:type="dxa" w:w="90"/>
-            </w:tcMar>
-            <w:vAlign w:val="top"/>
-          </w:tcPr>
-          <w:p>
-            <w:pPr>
-              <w:spacing w:after="0" w:before="0"/>
-              <w:jc w:val="right"/>
-            </w:pPr>
-            <w:r>
-              <w:rPr>
-                <w:rFonts w:ascii="Calibri" w:cs="Calibri" w:eastAsia="Calibri" w:hAnsi="Calibri"/>
-                <w:b w:val="false"/>
-                <w:bCs w:val="false"/>
-                <w:i w:val="false"/>
-                <w:iCs w:val="false"/>
-                <w:color w:val="1A1F36"/>
-                <w:sz w:val="20"/>
-                <w:szCs w:val="20"/>
-              </w:rPr>
-              <w:t xml:space="preserve">189</w:t>
-            </w:r>
-          </w:p>
-        </w:tc>
-        <w:tc>
-          <w:tcPr>
-            <w:tcW w:type="dxa" w:w="2850"/>
-            <w:tcBorders>
-              <w:top w:val="single" w:color="C7CBDC" w:sz="4"/>
-              <w:left w:val="single" w:color="C7CBDC" w:sz="4"/>
-              <w:bottom w:val="single" w:color="C7CBDC" w:sz="4"/>
-              <w:right w:val="single" w:color="C7CBDC" w:sz="4"/>
-            </w:tcBorders>
-            <w:shd w:fill="F7F8FC" w:color="auto" w:val="clear"/>
-            <w:tcMar>
-              <w:top w:type="dxa" w:w="60"/>
-              <w:left w:type="dxa" w:w="90"/>
-              <w:bottom w:type="dxa" w:w="60"/>
-              <w:right w:type="dxa" w:w="90"/>
-            </w:tcMar>
-            <w:vAlign w:val="top"/>
-          </w:tcPr>
-          <w:p>
-            <w:pPr>
-              <w:spacing w:after="0" w:before="0"/>
-              <w:jc w:val="right"/>
-            </w:pPr>
-            <w:r>
-              <w:rPr>
-                <w:rFonts w:ascii="Calibri" w:cs="Calibri" w:eastAsia="Calibri" w:hAnsi="Calibri"/>
-                <w:b w:val="false"/>
-                <w:bCs w:val="false"/>
-                <w:i w:val="false"/>
-                <w:iCs w:val="false"/>
-                <w:color w:val="1A1F36"/>
-                <w:sz w:val="20"/>
-                <w:szCs w:val="20"/>
-              </w:rPr>
-              <w:t xml:space="preserve">2</w:t>
-            </w:r>
-          </w:p>
-        </w:tc>
-      </w:tr>
-      <w:tr>
-        <w:tc>
-          <w:tcPr>
-            <w:tcW w:type="dxa" w:w="6000"/>
-            <w:tcBorders>
-              <w:top w:val="single" w:color="C7CBDC" w:sz="4"/>
-              <w:left w:val="single" w:color="C7CBDC" w:sz="4"/>
-              <w:bottom w:val="single" w:color="C7CBDC" w:sz="4"/>
-              <w:right w:val="single" w:color="C7CBDC" w:sz="4"/>
-            </w:tcBorders>
-            <w:tcMar>
-              <w:top w:type="dxa" w:w="60"/>
-              <w:left w:type="dxa" w:w="90"/>
-              <w:bottom w:type="dxa" w:w="60"/>
-              <w:right w:type="dxa" w:w="90"/>
-            </w:tcMar>
-            <w:vAlign w:val="top"/>
-          </w:tcPr>
-          <w:p>
-            <w:pPr>
-              <w:spacing w:after="0" w:before="0"/>
-            </w:pPr>
-            <w:r>
-              <w:rPr>
-                <w:rFonts w:ascii="Calibri" w:cs="Calibri" w:eastAsia="Calibri" w:hAnsi="Calibri"/>
-                <w:b w:val="false"/>
-                <w:bCs w:val="false"/>
-                <w:i w:val="false"/>
-                <w:iCs w:val="false"/>
-                <w:color w:val="1A1F36"/>
-                <w:sz w:val="20"/>
-                <w:szCs w:val="20"/>
-              </w:rPr>
-              <w:t xml:space="preserve">Конференция ЦЕНТР (2 Дивизион)</w:t>
-            </w:r>
-          </w:p>
-        </w:tc>
-        <w:tc>
-          <w:tcPr>
-            <w:tcW w:type="dxa" w:w="3400"/>
-            <w:tcBorders>
-              <w:top w:val="single" w:color="C7CBDC" w:sz="4"/>
-              <w:left w:val="single" w:color="C7CBDC" w:sz="4"/>
-              <w:bottom w:val="single" w:color="C7CBDC" w:sz="4"/>
-              <w:right w:val="single" w:color="C7CBDC" w:sz="4"/>
-            </w:tcBorders>
-            <w:tcMar>
-              <w:top w:type="dxa" w:w="60"/>
-              <w:left w:type="dxa" w:w="90"/>
-              <w:bottom w:type="dxa" w:w="60"/>
-              <w:right w:type="dxa" w:w="90"/>
-            </w:tcMar>
-            <w:vAlign w:val="top"/>
-          </w:tcPr>
-          <w:p>
-            <w:pPr>
-              <w:spacing w:after="0" w:before="0"/>
-            </w:pPr>
-            <w:r>
-              <w:rPr>
-                <w:rFonts w:ascii="Calibri" w:cs="Calibri" w:eastAsia="Calibri" w:hAnsi="Calibri"/>
-                <w:b w:val="false"/>
-                <w:bCs w:val="false"/>
-                <w:i w:val="false"/>
-                <w:iCs w:val="false"/>
-                <w:color w:val="1A1F36"/>
-                <w:sz w:val="20"/>
-                <w:szCs w:val="20"/>
-              </w:rPr>
-              <w:t xml:space="preserve">июль 2026</w:t>
-            </w:r>
-          </w:p>
-        </w:tc>
-        <w:tc>
-          <w:tcPr>
-            <w:tcW w:type="dxa" w:w="3000"/>
-            <w:tcBorders>
-              <w:top w:val="single" w:color="C7CBDC" w:sz="4"/>
-              <w:left w:val="single" w:color="C7CBDC" w:sz="4"/>
-              <w:bottom w:val="single" w:color="C7CBDC" w:sz="4"/>
-              <w:right w:val="single" w:color="C7CBDC" w:sz="4"/>
-            </w:tcBorders>
-            <w:tcMar>
-              <w:top w:type="dxa" w:w="60"/>
-              <w:left w:type="dxa" w:w="90"/>
-              <w:bottom w:type="dxa" w:w="60"/>
-              <w:right w:type="dxa" w:w="90"/>
-            </w:tcMar>
-            <w:vAlign w:val="top"/>
-          </w:tcPr>
-          <w:p>
-            <w:pPr>
-              <w:spacing w:after="0" w:before="0"/>
-              <w:jc w:val="right"/>
-            </w:pPr>
-            <w:r>
-              <w:rPr>
-                <w:rFonts w:ascii="Calibri" w:cs="Calibri" w:eastAsia="Calibri" w:hAnsi="Calibri"/>
-                <w:b w:val="false"/>
-                <w:bCs w:val="false"/>
-                <w:i w:val="false"/>
-                <w:iCs w:val="false"/>
-                <w:color w:val="1A1F36"/>
-                <w:sz w:val="20"/>
-                <w:szCs w:val="20"/>
-              </w:rPr>
-              <w:t xml:space="preserve">28</w:t>
-            </w:r>
-          </w:p>
-        </w:tc>
-        <w:tc>
-          <w:tcPr>
-            <w:tcW w:type="dxa" w:w="2850"/>
-            <w:tcBorders>
-              <w:top w:val="single" w:color="C7CBDC" w:sz="4"/>
-              <w:left w:val="single" w:color="C7CBDC" w:sz="4"/>
-              <w:bottom w:val="single" w:color="C7CBDC" w:sz="4"/>
-              <w:right w:val="single" w:color="C7CBDC" w:sz="4"/>
-            </w:tcBorders>
-            <w:tcMar>
-              <w:top w:type="dxa" w:w="60"/>
-              <w:left w:type="dxa" w:w="90"/>
-              <w:bottom w:type="dxa" w:w="60"/>
-              <w:right w:type="dxa" w:w="90"/>
-            </w:tcMar>
-            <w:vAlign w:val="top"/>
-          </w:tcPr>
-          <w:p>
-            <w:pPr>
-              <w:spacing w:after="0" w:before="0"/>
-              <w:jc w:val="right"/>
-            </w:pPr>
-            <w:r>
-              <w:rPr>
-                <w:rFonts w:ascii="Calibri" w:cs="Calibri" w:eastAsia="Calibri" w:hAnsi="Calibri"/>
-                <w:b w:val="false"/>
-                <w:bCs w:val="false"/>
-                <w:i w:val="false"/>
-                <w:iCs w:val="false"/>
-                <w:color w:val="1A1F36"/>
-                <w:sz w:val="20"/>
-                <w:szCs w:val="20"/>
-              </w:rPr>
-              <w:t xml:space="preserve">1</w:t>
-            </w:r>
-          </w:p>
-        </w:tc>
-      </w:tr>
-      <w:tr>
-        <w:tc>
-          <w:tcPr>
-            <w:tcW w:type="dxa" w:w="6000"/>
-            <w:tcBorders>
-              <w:top w:val="single" w:color="C7CBDC" w:sz="4"/>
-              <w:left w:val="single" w:color="C7CBDC" w:sz="4"/>
-              <w:bottom w:val="single" w:color="C7CBDC" w:sz="4"/>
-              <w:right w:val="single" w:color="C7CBDC" w:sz="4"/>
-            </w:tcBorders>
-            <w:shd w:fill="F7F8FC" w:color="auto" w:val="clear"/>
-            <w:tcMar>
-              <w:top w:type="dxa" w:w="60"/>
-              <w:left w:type="dxa" w:w="90"/>
-              <w:bottom w:type="dxa" w:w="60"/>
-              <w:right w:type="dxa" w:w="90"/>
-            </w:tcMar>
-            <w:vAlign w:val="top"/>
-          </w:tcPr>
-          <w:p>
-            <w:pPr>
-              <w:spacing w:after="0" w:before="0"/>
-            </w:pPr>
-            <w:r>
-              <w:rPr>
-                <w:rFonts w:ascii="Calibri" w:cs="Calibri" w:eastAsia="Calibri" w:hAnsi="Calibri"/>
-                <w:b w:val="false"/>
-                <w:bCs w:val="false"/>
-                <w:i w:val="false"/>
-                <w:iCs w:val="false"/>
-                <w:color w:val="1A1F36"/>
-                <w:sz w:val="20"/>
-                <w:szCs w:val="20"/>
-              </w:rPr>
-              <w:t xml:space="preserve">Конференция ЦЕНТР (2 Дивизион)</w:t>
-            </w:r>
-          </w:p>
-        </w:tc>
-        <w:tc>
-          <w:tcPr>
-            <w:tcW w:type="dxa" w:w="3400"/>
-            <w:tcBorders>
-              <w:top w:val="single" w:color="C7CBDC" w:sz="4"/>
-              <w:left w:val="single" w:color="C7CBDC" w:sz="4"/>
-              <w:bottom w:val="single" w:color="C7CBDC" w:sz="4"/>
-              <w:right w:val="single" w:color="C7CBDC" w:sz="4"/>
-            </w:tcBorders>
-            <w:shd w:fill="F7F8FC" w:color="auto" w:val="clear"/>
-            <w:tcMar>
-              <w:top w:type="dxa" w:w="60"/>
-              <w:left w:type="dxa" w:w="90"/>
-              <w:bottom w:type="dxa" w:w="60"/>
-              <w:right w:type="dxa" w:w="90"/>
-            </w:tcMar>
-            <w:vAlign w:val="top"/>
-          </w:tcPr>
-          <w:p>
-            <w:pPr>
-              <w:spacing w:after="0" w:before="0"/>
-            </w:pPr>
-            <w:r>
-              <w:rPr>
-                <w:rFonts w:ascii="Calibri" w:cs="Calibri" w:eastAsia="Calibri" w:hAnsi="Calibri"/>
-                <w:b w:val="false"/>
-                <w:bCs w:val="false"/>
-                <w:i w:val="false"/>
-                <w:iCs w:val="false"/>
-                <w:color w:val="1A1F36"/>
-                <w:sz w:val="20"/>
-                <w:szCs w:val="20"/>
-              </w:rPr>
-              <w:t xml:space="preserve">август 2026</w:t>
-            </w:r>
-          </w:p>
-        </w:tc>
-        <w:tc>
-          <w:tcPr>
-            <w:tcW w:type="dxa" w:w="3000"/>
-            <w:tcBorders>
-              <w:top w:val="single" w:color="C7CBDC" w:sz="4"/>
-              <w:left w:val="single" w:color="C7CBDC" w:sz="4"/>
-              <w:bottom w:val="single" w:color="C7CBDC" w:sz="4"/>
-              <w:right w:val="single" w:color="C7CBDC" w:sz="4"/>
-            </w:tcBorders>
-            <w:shd w:fill="F7F8FC" w:color="auto" w:val="clear"/>
-            <w:tcMar>
-              <w:top w:type="dxa" w:w="60"/>
-              <w:left w:type="dxa" w:w="90"/>
-              <w:bottom w:type="dxa" w:w="60"/>
-              <w:right w:type="dxa" w:w="90"/>
-            </w:tcMar>
-            <w:vAlign w:val="top"/>
-          </w:tcPr>
-          <w:p>
-            <w:pPr>
-              <w:spacing w:after="0" w:before="0"/>
-              <w:jc w:val="right"/>
-            </w:pPr>
-            <w:r>
-              <w:rPr>
-                <w:rFonts w:ascii="Calibri" w:cs="Calibri" w:eastAsia="Calibri" w:hAnsi="Calibri"/>
-                <w:b w:val="false"/>
-                <w:bCs w:val="false"/>
-                <w:i w:val="false"/>
-                <w:iCs w:val="false"/>
-                <w:color w:val="1A1F36"/>
-                <w:sz w:val="20"/>
-                <w:szCs w:val="20"/>
-              </w:rPr>
-              <w:t xml:space="preserve">18</w:t>
-            </w:r>
-          </w:p>
-        </w:tc>
-        <w:tc>
-          <w:tcPr>
-            <w:tcW w:type="dxa" w:w="2850"/>
-            <w:tcBorders>
-              <w:top w:val="single" w:color="C7CBDC" w:sz="4"/>
-              <w:left w:val="single" w:color="C7CBDC" w:sz="4"/>
-              <w:bottom w:val="single" w:color="C7CBDC" w:sz="4"/>
-              <w:right w:val="single" w:color="C7CBDC" w:sz="4"/>
-            </w:tcBorders>
-            <w:shd w:fill="F7F8FC" w:color="auto" w:val="clear"/>
-            <w:tcMar>
-              <w:top w:type="dxa" w:w="60"/>
-              <w:left w:type="dxa" w:w="90"/>
-              <w:bottom w:type="dxa" w:w="60"/>
-              <w:right w:type="dxa" w:w="90"/>
-            </w:tcMar>
-            <w:vAlign w:val="top"/>
-          </w:tcPr>
-          <w:p>
-            <w:pPr>
-              <w:spacing w:after="0" w:before="0"/>
-              <w:jc w:val="right"/>
-            </w:pPr>
-            <w:r>
-              <w:rPr>
-                <w:rFonts w:ascii="Calibri" w:cs="Calibri" w:eastAsia="Calibri" w:hAnsi="Calibri"/>
-                <w:b w:val="false"/>
-                <w:bCs w:val="false"/>
-                <w:i w:val="false"/>
-                <w:iCs w:val="false"/>
-                <w:color w:val="1A1F36"/>
-                <w:sz w:val="20"/>
-                <w:szCs w:val="20"/>
-              </w:rPr>
-              <w:t xml:space="preserve">2</w:t>
-            </w:r>
-          </w:p>
-        </w:tc>
-      </w:tr>
-      <w:tr>
-        <w:tc>
-          <w:tcPr>
-            <w:tcW w:type="dxa" w:w="6000"/>
-            <w:tcBorders>
-              <w:top w:val="single" w:color="C7CBDC" w:sz="4"/>
-              <w:left w:val="single" w:color="C7CBDC" w:sz="4"/>
-              <w:bottom w:val="single" w:color="C7CBDC" w:sz="4"/>
-              <w:right w:val="single" w:color="C7CBDC" w:sz="4"/>
-            </w:tcBorders>
-            <w:tcMar>
-              <w:top w:type="dxa" w:w="60"/>
-              <w:left w:type="dxa" w:w="90"/>
-              <w:bottom w:type="dxa" w:w="60"/>
-              <w:right w:type="dxa" w:w="90"/>
-            </w:tcMar>
-            <w:vAlign w:val="top"/>
-          </w:tcPr>
-          <w:p>
-            <w:pPr>
-              <w:spacing w:after="0" w:before="0"/>
-            </w:pPr>
-            <w:r>
-              <w:rPr>
-                <w:rFonts w:ascii="Calibri" w:cs="Calibri" w:eastAsia="Calibri" w:hAnsi="Calibri"/>
-                <w:b w:val="false"/>
-                <w:bCs w:val="false"/>
-                <w:i w:val="false"/>
-                <w:iCs w:val="false"/>
-                <w:color w:val="1A1F36"/>
-                <w:sz w:val="20"/>
-                <w:szCs w:val="20"/>
-              </w:rPr>
-              <w:t xml:space="preserve">Конференция ЦЕНТР (3 Дивизион)</w:t>
-            </w:r>
-          </w:p>
-        </w:tc>
-        <w:tc>
-          <w:tcPr>
-            <w:tcW w:type="dxa" w:w="3400"/>
-            <w:tcBorders>
-              <w:top w:val="single" w:color="C7CBDC" w:sz="4"/>
-              <w:left w:val="single" w:color="C7CBDC" w:sz="4"/>
-              <w:bottom w:val="single" w:color="C7CBDC" w:sz="4"/>
-              <w:right w:val="single" w:color="C7CBDC" w:sz="4"/>
-            </w:tcBorders>
-            <w:tcMar>
-              <w:top w:type="dxa" w:w="60"/>
-              <w:left w:type="dxa" w:w="90"/>
-              <w:bottom w:type="dxa" w:w="60"/>
-              <w:right w:type="dxa" w:w="90"/>
-            </w:tcMar>
-            <w:vAlign w:val="top"/>
-          </w:tcPr>
-          <w:p>
-            <w:pPr>
-              <w:spacing w:after="0" w:before="0"/>
-            </w:pPr>
-            <w:r>
-              <w:rPr>
-                <w:rFonts w:ascii="Calibri" w:cs="Calibri" w:eastAsia="Calibri" w:hAnsi="Calibri"/>
-                <w:b w:val="false"/>
-                <w:bCs w:val="false"/>
-                <w:i w:val="false"/>
-                <w:iCs w:val="false"/>
-                <w:color w:val="1A1F36"/>
-                <w:sz w:val="20"/>
-                <w:szCs w:val="20"/>
-              </w:rPr>
-              <w:t xml:space="preserve">июль 2026</w:t>
-            </w:r>
-          </w:p>
-        </w:tc>
-        <w:tc>
-          <w:tcPr>
-            <w:tcW w:type="dxa" w:w="3000"/>
-            <w:tcBorders>
-              <w:top w:val="single" w:color="C7CBDC" w:sz="4"/>
-              <w:left w:val="single" w:color="C7CBDC" w:sz="4"/>
-              <w:bottom w:val="single" w:color="C7CBDC" w:sz="4"/>
-              <w:right w:val="single" w:color="C7CBDC" w:sz="4"/>
-            </w:tcBorders>
-            <w:tcMar>
-              <w:top w:type="dxa" w:w="60"/>
-              <w:left w:type="dxa" w:w="90"/>
-              <w:bottom w:type="dxa" w:w="60"/>
-              <w:right w:type="dxa" w:w="90"/>
-            </w:tcMar>
-            <w:vAlign w:val="top"/>
-          </w:tcPr>
-          <w:p>
-            <w:pPr>
-              <w:spacing w:after="0" w:before="0"/>
-              <w:jc w:val="right"/>
-            </w:pPr>
-            <w:r>
-              <w:rPr>
-                <w:rFonts w:ascii="Calibri" w:cs="Calibri" w:eastAsia="Calibri" w:hAnsi="Calibri"/>
-                <w:b w:val="false"/>
-                <w:bCs w:val="false"/>
-                <w:i w:val="false"/>
-                <w:iCs w:val="false"/>
-                <w:color w:val="1A1F36"/>
-                <w:sz w:val="20"/>
-                <w:szCs w:val="20"/>
-              </w:rPr>
-              <w:t xml:space="preserve">16</w:t>
-            </w:r>
-          </w:p>
-        </w:tc>
-        <w:tc>
-          <w:tcPr>
-            <w:tcW w:type="dxa" w:w="2850"/>
-            <w:tcBorders>
-              <w:top w:val="single" w:color="C7CBDC" w:sz="4"/>
-              <w:left w:val="single" w:color="C7CBDC" w:sz="4"/>
-              <w:bottom w:val="single" w:color="C7CBDC" w:sz="4"/>
-              <w:right w:val="single" w:color="C7CBDC" w:sz="4"/>
-            </w:tcBorders>
-            <w:tcMar>
-              <w:top w:type="dxa" w:w="60"/>
-              <w:left w:type="dxa" w:w="90"/>
-              <w:bottom w:type="dxa" w:w="60"/>
-              <w:right w:type="dxa" w:w="90"/>
-            </w:tcMar>
-            <w:vAlign w:val="top"/>
-          </w:tcPr>
-          <w:p>
-            <w:pPr>
-              <w:spacing w:after="0" w:before="0"/>
-              <w:jc w:val="right"/>
-            </w:pPr>
-            <w:r>
-              <w:rPr>
-                <w:rFonts w:ascii="Calibri" w:cs="Calibri" w:eastAsia="Calibri" w:hAnsi="Calibri"/>
-                <w:b w:val="false"/>
-                <w:bCs w:val="false"/>
-                <w:i w:val="false"/>
-                <w:iCs w:val="false"/>
-                <w:color w:val="1A1F36"/>
-                <w:sz w:val="20"/>
-                <w:szCs w:val="20"/>
-              </w:rPr>
-              <w:t xml:space="preserve">3</w:t>
-            </w:r>
-          </w:p>
-        </w:tc>
-      </w:tr>
-      <w:tr>
-        <w:tc>
-          <w:tcPr>
-            <w:tcW w:type="dxa" w:w="6000"/>
-            <w:tcBorders>
-              <w:top w:val="single" w:color="C7CBDC" w:sz="4"/>
-              <w:left w:val="single" w:color="C7CBDC" w:sz="4"/>
-              <w:bottom w:val="single" w:color="C7CBDC" w:sz="4"/>
-              <w:right w:val="single" w:color="C7CBDC" w:sz="4"/>
-            </w:tcBorders>
-            <w:shd w:fill="F7F8FC" w:color="auto" w:val="clear"/>
-            <w:tcMar>
-              <w:top w:type="dxa" w:w="60"/>
-              <w:left w:type="dxa" w:w="90"/>
-              <w:bottom w:type="dxa" w:w="60"/>
-              <w:right w:type="dxa" w:w="90"/>
-            </w:tcMar>
-            <w:vAlign w:val="top"/>
-          </w:tcPr>
-          <w:p>
-            <w:pPr>
-              <w:spacing w:after="0" w:before="0"/>
-            </w:pPr>
-            <w:r>
-              <w:rPr>
-                <w:rFonts w:ascii="Calibri" w:cs="Calibri" w:eastAsia="Calibri" w:hAnsi="Calibri"/>
-                <w:b w:val="false"/>
-                <w:bCs w:val="false"/>
-                <w:i w:val="false"/>
-                <w:iCs w:val="false"/>
-                <w:color w:val="1A1F36"/>
-                <w:sz w:val="20"/>
-                <w:szCs w:val="20"/>
-              </w:rPr>
-              <w:t xml:space="preserve">Конференция ЦЕНТР (3 Дивизион)</w:t>
-            </w:r>
-          </w:p>
-        </w:tc>
-        <w:tc>
-          <w:tcPr>
-            <w:tcW w:type="dxa" w:w="3400"/>
-            <w:tcBorders>
-              <w:top w:val="single" w:color="C7CBDC" w:sz="4"/>
-              <w:left w:val="single" w:color="C7CBDC" w:sz="4"/>
-              <w:bottom w:val="single" w:color="C7CBDC" w:sz="4"/>
-              <w:right w:val="single" w:color="C7CBDC" w:sz="4"/>
-            </w:tcBorders>
-            <w:shd w:fill="F7F8FC" w:color="auto" w:val="clear"/>
-            <w:tcMar>
-              <w:top w:type="dxa" w:w="60"/>
-              <w:left w:type="dxa" w:w="90"/>
-              <w:bottom w:type="dxa" w:w="60"/>
-              <w:right w:type="dxa" w:w="90"/>
-            </w:tcMar>
-            <w:vAlign w:val="top"/>
-          </w:tcPr>
-          <w:p>
-            <w:pPr>
-              <w:spacing w:after="0" w:before="0"/>
-            </w:pPr>
-            <w:r>
-              <w:rPr>
-                <w:rFonts w:ascii="Calibri" w:cs="Calibri" w:eastAsia="Calibri" w:hAnsi="Calibri"/>
-                <w:b w:val="false"/>
-                <w:bCs w:val="false"/>
-                <w:i w:val="false"/>
-                <w:iCs w:val="false"/>
-                <w:color w:val="1A1F36"/>
-                <w:sz w:val="20"/>
-                <w:szCs w:val="20"/>
-              </w:rPr>
-              <w:t xml:space="preserve">август 2026</w:t>
-            </w:r>
-          </w:p>
-        </w:tc>
-        <w:tc>
-          <w:tcPr>
-            <w:tcW w:type="dxa" w:w="3000"/>
-            <w:tcBorders>
-              <w:top w:val="single" w:color="C7CBDC" w:sz="4"/>
-              <w:left w:val="single" w:color="C7CBDC" w:sz="4"/>
-              <w:bottom w:val="single" w:color="C7CBDC" w:sz="4"/>
-              <w:right w:val="single" w:color="C7CBDC" w:sz="4"/>
-            </w:tcBorders>
-            <w:shd w:fill="F7F8FC" w:color="auto" w:val="clear"/>
-            <w:tcMar>
-              <w:top w:type="dxa" w:w="60"/>
-              <w:left w:type="dxa" w:w="90"/>
-              <w:bottom w:type="dxa" w:w="60"/>
-              <w:right w:type="dxa" w:w="90"/>
-            </w:tcMar>
-            <w:vAlign w:val="top"/>
-          </w:tcPr>
-          <w:p>
-            <w:pPr>
-              <w:spacing w:after="0" w:before="0"/>
-              <w:jc w:val="right"/>
-            </w:pPr>
-            <w:r>
-              <w:rPr>
-                <w:rFonts w:ascii="Calibri" w:cs="Calibri" w:eastAsia="Calibri" w:hAnsi="Calibri"/>
-                <w:b w:val="false"/>
-                <w:bCs w:val="false"/>
-                <w:i w:val="false"/>
-                <w:iCs w:val="false"/>
-                <w:color w:val="1A1F36"/>
-                <w:sz w:val="20"/>
-                <w:szCs w:val="20"/>
-              </w:rPr>
-              <w:t xml:space="preserve">19</w:t>
-            </w:r>
-          </w:p>
-        </w:tc>
-        <w:tc>
-          <w:tcPr>
-            <w:tcW w:type="dxa" w:w="2850"/>
-            <w:tcBorders>
-              <w:top w:val="single" w:color="C7CBDC" w:sz="4"/>
-              <w:left w:val="single" w:color="C7CBDC" w:sz="4"/>
-              <w:bottom w:val="single" w:color="C7CBDC" w:sz="4"/>
-              <w:right w:val="single" w:color="C7CBDC" w:sz="4"/>
-            </w:tcBorders>
-            <w:shd w:fill="F7F8FC" w:color="auto" w:val="clear"/>
-            <w:tcMar>
-              <w:top w:type="dxa" w:w="60"/>
-              <w:left w:type="dxa" w:w="90"/>
-              <w:bottom w:type="dxa" w:w="60"/>
-              <w:right w:type="dxa" w:w="90"/>
-            </w:tcMar>
-            <w:vAlign w:val="top"/>
-          </w:tcPr>
-          <w:p>
-            <w:pPr>
-              <w:spacing w:after="0" w:before="0"/>
-              <w:jc w:val="right"/>
-            </w:pPr>
-            <w:r>
-              <w:rPr>
-                <w:rFonts w:ascii="Calibri" w:cs="Calibri" w:eastAsia="Calibri" w:hAnsi="Calibri"/>
-                <w:b w:val="false"/>
-                <w:bCs w:val="false"/>
-                <w:i w:val="false"/>
-                <w:iCs w:val="false"/>
-                <w:color w:val="1A1F36"/>
-                <w:sz w:val="20"/>
-                <w:szCs w:val="20"/>
-              </w:rPr>
-              <w:t xml:space="preserve">13</w:t>
-            </w:r>
-          </w:p>
-        </w:tc>
-      </w:tr>
-      <w:tr>
-        <w:tc>
-          <w:tcPr>
-            <w:tcW w:type="dxa" w:w="6000"/>
-            <w:tcBorders>
-              <w:top w:val="single" w:color="C7CBDC" w:sz="4"/>
-              <w:left w:val="single" w:color="C7CBDC" w:sz="4"/>
-              <w:bottom w:val="single" w:color="C7CBDC" w:sz="4"/>
-              <w:right w:val="single" w:color="C7CBDC" w:sz="4"/>
-            </w:tcBorders>
-            <w:shd w:fill="EEF0F7" w:color="auto" w:val="clear"/>
-            <w:tcMar>
-              <w:top w:type="dxa" w:w="60"/>
-              <w:left w:type="dxa" w:w="90"/>
-              <w:bottom w:type="dxa" w:w="60"/>
-              <w:right w:type="dxa" w:w="90"/>
-            </w:tcMar>
-            <w:vAlign w:val="top"/>
-          </w:tcPr>
-          <w:p>
-            <w:pPr>
-              <w:spacing w:after="0" w:before="0"/>
-            </w:pPr>
-            <w:r>
-              <w:rPr>
-                <w:rFonts w:ascii="Calibri" w:cs="Calibri" w:eastAsia="Calibri" w:hAnsi="Calibri"/>
-                <w:b/>
-                <w:bCs/>
-                <w:i w:val="false"/>
-                <w:iCs w:val="false"/>
-                <w:color w:val="1A1F36"/>
-                <w:sz w:val="20"/>
-                <w:szCs w:val="20"/>
-              </w:rPr>
-              <w:t xml:space="preserve">ИТОГО</w:t>
-            </w:r>
-          </w:p>
-        </w:tc>
-        <w:tc>
-          <w:tcPr>
-            <w:tcW w:type="dxa" w:w="3400"/>
-            <w:tcBorders>
-              <w:top w:val="single" w:color="C7CBDC" w:sz="4"/>
-              <w:left w:val="single" w:color="C7CBDC" w:sz="4"/>
-              <w:bottom w:val="single" w:color="C7CBDC" w:sz="4"/>
-              <w:right w:val="single" w:color="C7CBDC" w:sz="4"/>
-            </w:tcBorders>
-            <w:shd w:fill="EEF0F7" w:color="auto" w:val="clear"/>
-            <w:tcMar>
-              <w:top w:type="dxa" w:w="60"/>
-              <w:left w:type="dxa" w:w="90"/>
-              <w:bottom w:type="dxa" w:w="60"/>
-              <w:right w:type="dxa" w:w="90"/>
-            </w:tcMar>
-            <w:vAlign w:val="top"/>
-          </w:tcPr>
-          <w:p>
-            <w:pPr>
-              <w:spacing w:after="0" w:before="0"/>
-            </w:pPr>
-            <w:r>
-              <w:rPr>
-                <w:rFonts w:ascii="Calibri" w:cs="Calibri" w:eastAsia="Calibri" w:hAnsi="Calibri"/>
-                <w:b w:val="false"/>
-                <w:bCs w:val="false"/>
-                <w:i w:val="false"/>
-                <w:iCs w:val="false"/>
-                <w:color w:val="1A1F36"/>
-                <w:sz w:val="20"/>
-                <w:szCs w:val="20"/>
-              </w:rPr>
-              <w:t xml:space="preserve"/>
-            </w:r>
-          </w:p>
-        </w:tc>
-        <w:tc>
-          <w:tcPr>
-            <w:tcW w:type="dxa" w:w="3000"/>
-            <w:tcBorders>
-              <w:top w:val="single" w:color="C7CBDC" w:sz="4"/>
-              <w:left w:val="single" w:color="C7CBDC" w:sz="4"/>
-              <w:bottom w:val="single" w:color="C7CBDC" w:sz="4"/>
-              <w:right w:val="single" w:color="C7CBDC" w:sz="4"/>
-            </w:tcBorders>
-            <w:shd w:fill="EEF0F7" w:color="auto" w:val="clear"/>
-            <w:tcMar>
-              <w:top w:type="dxa" w:w="60"/>
-              <w:left w:type="dxa" w:w="90"/>
-              <w:bottom w:type="dxa" w:w="60"/>
-              <w:right w:type="dxa" w:w="90"/>
-            </w:tcMar>
-            <w:vAlign w:val="top"/>
-          </w:tcPr>
-          <w:p>
-            <w:pPr>
-              <w:spacing w:after="0" w:before="0"/>
-              <w:jc w:val="right"/>
-            </w:pPr>
-            <w:r>
-              <w:rPr>
-                <w:rFonts w:ascii="Calibri" w:cs="Calibri" w:eastAsia="Calibri" w:hAnsi="Calibri"/>
-                <w:b/>
-                <w:bCs/>
-                <w:i w:val="false"/>
-                <w:iCs w:val="false"/>
-                <w:color w:val="1A1F36"/>
-                <w:sz w:val="20"/>
-                <w:szCs w:val="20"/>
-              </w:rPr>
-              <w:t xml:space="preserve">3140</w:t>
-            </w:r>
-          </w:p>
-        </w:tc>
-        <w:tc>
-          <w:tcPr>
-            <w:tcW w:type="dxa" w:w="2850"/>
-            <w:tcBorders>
-              <w:top w:val="single" w:color="C7CBDC" w:sz="4"/>
-              <w:left w:val="single" w:color="C7CBDC" w:sz="4"/>
-              <w:bottom w:val="single" w:color="C7CBDC" w:sz="4"/>
-              <w:right w:val="single" w:color="C7CBDC" w:sz="4"/>
-            </w:tcBorders>
-            <w:shd w:fill="EEF0F7" w:color="auto" w:val="clear"/>
-            <w:tcMar>
-              <w:top w:type="dxa" w:w="60"/>
-              <w:left w:type="dxa" w:w="90"/>
-              <w:bottom w:type="dxa" w:w="60"/>
-              <w:right w:type="dxa" w:w="90"/>
-            </w:tcMar>
-            <w:vAlign w:val="top"/>
-          </w:tcPr>
-          <w:p>
-            <w:pPr>
-              <w:spacing w:after="0" w:before="0"/>
-              <w:jc w:val="right"/>
-            </w:pPr>
-            <w:r>
-              <w:rPr>
-                <w:rFonts w:ascii="Calibri" w:cs="Calibri" w:eastAsia="Calibri" w:hAnsi="Calibri"/>
-                <w:b/>
-                <w:bCs/>
-                <w:i w:val="false"/>
-                <w:iCs w:val="false"/>
-                <w:color w:val="1A1F36"/>
-                <w:sz w:val="20"/>
-                <w:szCs w:val="20"/>
-              </w:rPr>
-              <w:t xml:space="preserve">66</w:t>
             </w:r>
           </w:p>
         </w:tc>
@@ -4911,24 +2429,6 @@
     </w:p>
     <w:p>
       <w:pPr>
-        <w:spacing w:after="60" w:before="0"/>
-      </w:pPr>
-      <w:r>
-        <w:rPr>
-          <w:rFonts w:ascii="Calibri" w:cs="Calibri" w:eastAsia="Calibri" w:hAnsi="Calibri"/>
-          <w:b/>
-          <w:bCs/>
-          <w:i w:val="false"/>
-          <w:iCs w:val="false"/>
-          <w:color w:val="1A1F36"/>
-          <w:sz w:val="22"/>
-          <w:szCs w:val="22"/>
-        </w:rPr>
-        <w:t xml:space="preserve">Проверено матчей: 585.   Найдено ошибок: 6.   Из них с готовым исправлением: 1.</w:t>
-      </w:r>
-    </w:p>
-    <w:p>
-      <w:pPr>
         <w:spacing w:after="160" w:before="0"/>
       </w:pPr>
       <w:r>
@@ -4942,7 +2442,7 @@
           <w:sz w:val="18"/>
           <w:szCs w:val="18"/>
         </w:rPr>
-        <w:t xml:space="preserve">Последняя колонка — для вашего ответа: напротив каждой строки впишите, как исправляем ошибку. Где в ней уже предложено исправление или задан вопрос, ответьте на него.</w:t>
+        <w:t xml:space="preserve">В последнем столбце впишите, как исправляем. Если там уже есть вопрос — ответьте на него.</w:t>
       </w:r>
     </w:p>
     <w:p>
@@ -4961,7 +2461,7 @@
           <w:sz w:val="22"/>
           <w:szCs w:val="22"/>
         </w:rPr>
-        <w:t xml:space="preserve">июль 2026 — матчей 298, ошибок 4</w:t>
+        <w:t xml:space="preserve">Июль 2026</w:t>
       </w:r>
     </w:p>
     <w:tbl>
@@ -5342,7 +2842,7 @@
                 <w:sz w:val="18"/>
                 <w:szCs w:val="18"/>
               </w:rPr>
-              <w:t xml:space="preserve">Стоит пометка о буллитах, но ничьей после основного времени не было.</w:t>
+              <w:t xml:space="preserve">Счёт не сходится с суммой по периодам.</w:t>
             </w:r>
           </w:p>
         </w:tc>
@@ -5556,7 +3056,7 @@
                 <w:sz w:val="18"/>
                 <w:szCs w:val="18"/>
               </w:rPr>
-              <w:t xml:space="preserve">Счёт не сходится с суммой по периодам. Ничьей после трёх периодов не было — буллитами не объясняется.</w:t>
+              <w:t xml:space="preserve">Счёт не сходится с суммой по периодам.</w:t>
             </w:r>
           </w:p>
         </w:tc>
@@ -5766,7 +3266,7 @@
                 <w:sz w:val="18"/>
                 <w:szCs w:val="18"/>
               </w:rPr>
-              <w:t xml:space="preserve">Счёт не сходится с суммой по периодам. Ничьей после трёх периодов не было — буллитами не объясняется.</w:t>
+              <w:t xml:space="preserve">Счёт не сходится с суммой по периодам.</w:t>
             </w:r>
           </w:p>
         </w:tc>
@@ -5980,7 +3480,7 @@
                 <w:sz w:val="18"/>
                 <w:szCs w:val="18"/>
               </w:rPr>
-              <w:t xml:space="preserve">После трёх периодов ничья, в итоге у победителя на один гол больше — так записываются матчи с буллитами, но пометки Б Буллиты нет.</w:t>
+              <w:t xml:space="preserve">После трёх периодов ничья, а пометки Б Буллиты нет.</w:t>
             </w:r>
           </w:p>
         </w:tc>
@@ -6038,7 +3538,7 @@
           <w:sz w:val="22"/>
           <w:szCs w:val="22"/>
         </w:rPr>
-        <w:t xml:space="preserve">август 2026 — матчей 287, ошибок 2</w:t>
+        <w:t xml:space="preserve">Август 2026</w:t>
       </w:r>
     </w:p>
     <w:tbl>
@@ -6419,7 +3919,7 @@
                 <w:sz w:val="18"/>
                 <w:szCs w:val="18"/>
               </w:rPr>
-              <w:t xml:space="preserve">Счёт не сходится с суммой по периодам. Ничьей после трёх периодов не было — буллитами не объясняется.</w:t>
+              <w:t xml:space="preserve">Счёт не сходится с суммой по периодам.</w:t>
             </w:r>
           </w:p>
         </w:tc>
@@ -6700,24 +4200,6 @@
     </w:p>
     <w:p>
       <w:pPr>
-        <w:spacing w:after="60" w:before="0"/>
-      </w:pPr>
-      <w:r>
-        <w:rPr>
-          <w:rFonts w:ascii="Calibri" w:cs="Calibri" w:eastAsia="Calibri" w:hAnsi="Calibri"/>
-          <w:b/>
-          <w:bCs/>
-          <w:i w:val="false"/>
-          <w:iCs w:val="false"/>
-          <w:color w:val="1A1F36"/>
-          <w:sz w:val="22"/>
-          <w:szCs w:val="22"/>
-        </w:rPr>
-        <w:t xml:space="preserve">Проверено матчей: 566.   Найдено ошибок: 3.   Из них с готовым исправлением: 1.</w:t>
-      </w:r>
-    </w:p>
-    <w:p>
-      <w:pPr>
         <w:spacing w:after="160" w:before="0"/>
       </w:pPr>
       <w:r>
@@ -6731,7 +4213,7 @@
           <w:sz w:val="18"/>
           <w:szCs w:val="18"/>
         </w:rPr>
-        <w:t xml:space="preserve">Последняя колонка — для вашего ответа: напротив каждой строки впишите, как исправляем ошибку. Где в ней уже предложено исправление или задан вопрос, ответьте на него.</w:t>
+        <w:t xml:space="preserve">В последнем столбце впишите, как исправляем. Если там уже есть вопрос — ответьте на него.</w:t>
       </w:r>
     </w:p>
     <w:p>
@@ -6750,7 +4232,7 @@
           <w:sz w:val="22"/>
           <w:szCs w:val="22"/>
         </w:rPr>
-        <w:t xml:space="preserve">июль 2026 — матчей 282, ошибок 2</w:t>
+        <w:t xml:space="preserve">Июль 2026</w:t>
       </w:r>
     </w:p>
     <w:tbl>
@@ -7131,7 +4613,7 @@
                 <w:sz w:val="18"/>
                 <w:szCs w:val="18"/>
               </w:rPr>
-              <w:t xml:space="preserve">Счёт не сходится с суммой по периодам. Ничьей после трёх периодов не было — буллитами не объясняется.</w:t>
+              <w:t xml:space="preserve">Счёт не сходится с суммой по периодам.</w:t>
             </w:r>
           </w:p>
         </w:tc>
@@ -7345,7 +4827,7 @@
                 <w:sz w:val="18"/>
                 <w:szCs w:val="18"/>
               </w:rPr>
-              <w:t xml:space="preserve">После трёх периодов ничья, в итоге у победителя на один гол больше — так записываются матчи с буллитами, но пометки Б Буллиты нет.</w:t>
+              <w:t xml:space="preserve">После трёх периодов ничья, а пометки Б Буллиты нет.</w:t>
             </w:r>
           </w:p>
         </w:tc>
@@ -7403,7 +4885,7 @@
           <w:sz w:val="22"/>
           <w:szCs w:val="22"/>
         </w:rPr>
-        <w:t xml:space="preserve">август 2026 — матчей 284, ошибок 1</w:t>
+        <w:t xml:space="preserve">Август 2026</w:t>
       </w:r>
     </w:p>
     <w:tbl>
@@ -7784,7 +5266,7 @@
                 <w:sz w:val="18"/>
                 <w:szCs w:val="18"/>
               </w:rPr>
-              <w:t xml:space="preserve">Счёт не сходится с суммой по периодам. Ничьей после трёх периодов не было — буллитами не объясняется.</w:t>
+              <w:t xml:space="preserve">Счёт не сходится с суммой по периодам.</w:t>
             </w:r>
           </w:p>
         </w:tc>
@@ -7851,24 +5333,6 @@
     </w:p>
     <w:p>
       <w:pPr>
-        <w:spacing w:after="60" w:before="0"/>
-      </w:pPr>
-      <w:r>
-        <w:rPr>
-          <w:rFonts w:ascii="Calibri" w:cs="Calibri" w:eastAsia="Calibri" w:hAnsi="Calibri"/>
-          <w:b/>
-          <w:bCs/>
-          <w:i w:val="false"/>
-          <w:iCs w:val="false"/>
-          <w:color w:val="1A1F36"/>
-          <w:sz w:val="22"/>
-          <w:szCs w:val="22"/>
-        </w:rPr>
-        <w:t xml:space="preserve">Проверено матчей: 787.   Найдено ошибок: 13.   Из них с готовым исправлением: 4.</w:t>
-      </w:r>
-    </w:p>
-    <w:p>
-      <w:pPr>
         <w:spacing w:after="160" w:before="0"/>
       </w:pPr>
       <w:r>
@@ -7882,7 +5346,7 @@
           <w:sz w:val="18"/>
           <w:szCs w:val="18"/>
         </w:rPr>
-        <w:t xml:space="preserve">Последняя колонка — для вашего ответа: напротив каждой строки впишите, как исправляем ошибку. Где в ней уже предложено исправление или задан вопрос, ответьте на него.</w:t>
+        <w:t xml:space="preserve">В последнем столбце впишите, как исправляем. Если там уже есть вопрос — ответьте на него.</w:t>
       </w:r>
     </w:p>
     <w:p>
@@ -7901,7 +5365,7 @@
           <w:sz w:val="22"/>
           <w:szCs w:val="22"/>
         </w:rPr>
-        <w:t xml:space="preserve">июль 2026 — матчей 395, ошибок 3</w:t>
+        <w:t xml:space="preserve">Июль 2026</w:t>
       </w:r>
     </w:p>
     <w:tbl>
@@ -8282,7 +5746,7 @@
                 <w:sz w:val="18"/>
                 <w:szCs w:val="18"/>
               </w:rPr>
-              <w:t xml:space="preserve">Счёт не сходится с суммой по периодам. Ничьей после трёх периодов не было — буллитами не объясняется.</w:t>
+              <w:t xml:space="preserve">Счёт не сходится с суммой по периодам.</w:t>
             </w:r>
           </w:p>
         </w:tc>
@@ -8496,7 +5960,7 @@
                 <w:sz w:val="18"/>
                 <w:szCs w:val="18"/>
               </w:rPr>
-              <w:t xml:space="preserve">Счёт не сходится с суммой по периодам. Ничьей после трёх периодов не было — буллитами не объясняется.</w:t>
+              <w:t xml:space="preserve">Счёт не сходится с суммой по периодам.</w:t>
             </w:r>
           </w:p>
         </w:tc>
@@ -8706,7 +6170,7 @@
                 <w:sz w:val="18"/>
                 <w:szCs w:val="18"/>
               </w:rPr>
-              <w:t xml:space="preserve">Счёт не сходится с суммой по периодам. Ничьей после трёх периодов не было — буллитами не объясняется.</w:t>
+              <w:t xml:space="preserve">Счёт не сходится с суммой по периодам.</w:t>
             </w:r>
           </w:p>
         </w:tc>
@@ -8764,7 +6228,7 @@
           <w:sz w:val="22"/>
           <w:szCs w:val="22"/>
         </w:rPr>
-        <w:t xml:space="preserve">август 2026 — матчей 392, ошибок 10</w:t>
+        <w:t xml:space="preserve">Август 2026</w:t>
       </w:r>
     </w:p>
     <w:tbl>
@@ -9145,7 +6609,7 @@
                 <w:sz w:val="18"/>
                 <w:szCs w:val="18"/>
               </w:rPr>
-              <w:t xml:space="preserve">Счёт не сходится с суммой по периодам. Ничьей после трёх периодов не было — буллитами не объясняется.</w:t>
+              <w:t xml:space="preserve">Счёт не сходится с суммой по периодам.</w:t>
             </w:r>
           </w:p>
         </w:tc>
@@ -9359,7 +6823,7 @@
                 <w:sz w:val="18"/>
                 <w:szCs w:val="18"/>
               </w:rPr>
-              <w:t xml:space="preserve">Счёт не сходится с суммой по периодам. Ничьей после трёх периодов не было — буллитами не объясняется.</w:t>
+              <w:t xml:space="preserve">Счёт не сходится с суммой по периодам.</w:t>
             </w:r>
           </w:p>
         </w:tc>
@@ -9569,7 +7033,7 @@
                 <w:sz w:val="18"/>
                 <w:szCs w:val="18"/>
               </w:rPr>
-              <w:t xml:space="preserve">Стоит пометка о буллитах, но ничьей после основного времени не было.</w:t>
+              <w:t xml:space="preserve">Счёт не сходится с суммой по периодам.</w:t>
             </w:r>
           </w:p>
         </w:tc>
@@ -9783,7 +7247,7 @@
                 <w:sz w:val="18"/>
                 <w:szCs w:val="18"/>
               </w:rPr>
-              <w:t xml:space="preserve">Счёт не сходится с суммой по периодам. Ничьей после трёх периодов не было — буллитами не объясняется.</w:t>
+              <w:t xml:space="preserve">Счёт не сходится с суммой по периодам.</w:t>
             </w:r>
           </w:p>
         </w:tc>
@@ -9993,7 +7457,7 @@
                 <w:sz w:val="18"/>
                 <w:szCs w:val="18"/>
               </w:rPr>
-              <w:t xml:space="preserve">После трёх периодов ничья, в итоге у победителя на один гол больше — так записываются матчи с буллитами, но пометки Б Буллиты нет.</w:t>
+              <w:t xml:space="preserve">После трёх периодов ничья, а пометки Б Буллиты нет.</w:t>
             </w:r>
           </w:p>
         </w:tc>
@@ -10207,7 +7671,7 @@
                 <w:sz w:val="18"/>
                 <w:szCs w:val="18"/>
               </w:rPr>
-              <w:t xml:space="preserve">После трёх периодов ничья, в итоге у победителя на один гол больше — так записываются матчи с буллитами, но пометки Б Буллиты нет.</w:t>
+              <w:t xml:space="preserve">После трёх периодов ничья, а пометки Б Буллиты нет.</w:t>
             </w:r>
           </w:p>
         </w:tc>
@@ -10417,7 +7881,7 @@
                 <w:sz w:val="18"/>
                 <w:szCs w:val="18"/>
               </w:rPr>
-              <w:t xml:space="preserve">После трёх периодов ничья, в итоге у победителя на один гол больше — так записываются матчи с буллитами, но пометки Б Буллиты нет.</w:t>
+              <w:t xml:space="preserve">После трёх периодов ничья, а пометки Б Буллиты нет.</w:t>
             </w:r>
           </w:p>
         </w:tc>
@@ -10827,7 +8291,7 @@
                 <w:sz w:val="18"/>
                 <w:szCs w:val="18"/>
               </w:rPr>
-              <w:t xml:space="preserve">Стоит пометка о буллитах, но ничьей после основного времени не было.</w:t>
+              <w:t xml:space="preserve">Счёт не сходится с суммой по периодам.</w:t>
             </w:r>
           </w:p>
         </w:tc>
@@ -11041,7 +8505,7 @@
                 <w:sz w:val="18"/>
                 <w:szCs w:val="18"/>
               </w:rPr>
-              <w:t xml:space="preserve">После трёх периодов ничья, в итоге у победителя на один гол больше — так записываются матчи с буллитами, но пометки Б Буллиты нет.</w:t>
+              <w:t xml:space="preserve">После трёх периодов ничья, а пометки Б Буллиты нет.</w:t>
             </w:r>
           </w:p>
         </w:tc>
@@ -11108,24 +8572,6 @@
     </w:p>
     <w:p>
       <w:pPr>
-        <w:spacing w:after="60" w:before="0"/>
-      </w:pPr>
-      <w:r>
-        <w:rPr>
-          <w:rFonts w:ascii="Calibri" w:cs="Calibri" w:eastAsia="Calibri" w:hAnsi="Calibri"/>
-          <w:b/>
-          <w:bCs/>
-          <w:i w:val="false"/>
-          <w:iCs w:val="false"/>
-          <w:color w:val="1A1F36"/>
-          <w:sz w:val="22"/>
-          <w:szCs w:val="22"/>
-        </w:rPr>
-        <w:t xml:space="preserve">Проверено матчей: 747.   Найдено ошибок: 21.   Из них с готовым исправлением: 14.</w:t>
-      </w:r>
-    </w:p>
-    <w:p>
-      <w:pPr>
         <w:spacing w:after="160" w:before="0"/>
       </w:pPr>
       <w:r>
@@ -11139,7 +8585,7 @@
           <w:sz w:val="18"/>
           <w:szCs w:val="18"/>
         </w:rPr>
-        <w:t xml:space="preserve">Последняя колонка — для вашего ответа: напротив каждой строки впишите, как исправляем ошибку. Где в ней уже предложено исправление или задан вопрос, ответьте на него.</w:t>
+        <w:t xml:space="preserve">В последнем столбце впишите, как исправляем. Если там уже есть вопрос — ответьте на него.</w:t>
       </w:r>
     </w:p>
     <w:p>
@@ -11158,7 +8604,7 @@
           <w:sz w:val="22"/>
           <w:szCs w:val="22"/>
         </w:rPr>
-        <w:t xml:space="preserve">июль 2026 — матчей 372, ошибок 7</w:t>
+        <w:t xml:space="preserve">Июль 2026</w:t>
       </w:r>
     </w:p>
     <w:tbl>
@@ -11539,7 +8985,7 @@
                 <w:sz w:val="18"/>
                 <w:szCs w:val="18"/>
               </w:rPr>
-              <w:t xml:space="preserve">Счёт не сходится с суммой по периодам. Ничьей после трёх периодов не было — буллитами не объясняется.</w:t>
+              <w:t xml:space="preserve">Счёт не сходится с суммой по периодам.</w:t>
             </w:r>
           </w:p>
         </w:tc>
@@ -11753,7 +9199,7 @@
                 <w:sz w:val="18"/>
                 <w:szCs w:val="18"/>
               </w:rPr>
-              <w:t xml:space="preserve">Счёт не сходится с суммой по периодам. Ничьей после трёх периодов не было — буллитами не объясняется.</w:t>
+              <w:t xml:space="preserve">Счёт не сходится с суммой по периодам.</w:t>
             </w:r>
           </w:p>
         </w:tc>
@@ -11963,7 +9409,7 @@
                 <w:sz w:val="18"/>
                 <w:szCs w:val="18"/>
               </w:rPr>
-              <w:t xml:space="preserve">После трёх периодов ничья, в итоге у победителя на один гол больше — так записываются матчи с буллитами, но пометки Б Буллиты нет.</w:t>
+              <w:t xml:space="preserve">После трёх периодов ничья, а пометки Б Буллиты нет.</w:t>
             </w:r>
           </w:p>
         </w:tc>
@@ -12177,7 +9623,7 @@
                 <w:sz w:val="18"/>
                 <w:szCs w:val="18"/>
               </w:rPr>
-              <w:t xml:space="preserve">После трёх периодов ничья, в итоге у победителя на один гол больше — так записываются матчи с буллитами, но пометки Б Буллиты нет.</w:t>
+              <w:t xml:space="preserve">После трёх периодов ничья, а пометки Б Буллиты нет.</w:t>
             </w:r>
           </w:p>
         </w:tc>
@@ -12387,7 +9833,7 @@
                 <w:sz w:val="18"/>
                 <w:szCs w:val="18"/>
               </w:rPr>
-              <w:t xml:space="preserve">После трёх периодов ничья, в итоге у победителя на один гол больше — так записываются матчи с буллитами, но пометки Б Буллиты нет.</w:t>
+              <w:t xml:space="preserve">После трёх периодов ничья, а пометки Б Буллиты нет.</w:t>
             </w:r>
           </w:p>
         </w:tc>
@@ -12601,7 +10047,7 @@
                 <w:sz w:val="18"/>
                 <w:szCs w:val="18"/>
               </w:rPr>
-              <w:t xml:space="preserve">После трёх периодов ничья, в итоге у победителя на один гол больше — так записываются матчи с буллитами, но пометки Б Буллиты нет.</w:t>
+              <w:t xml:space="preserve">После трёх периодов ничья, а пометки Б Буллиты нет.</w:t>
             </w:r>
           </w:p>
         </w:tc>
@@ -12869,7 +10315,7 @@
           <w:sz w:val="22"/>
           <w:szCs w:val="22"/>
         </w:rPr>
-        <w:t xml:space="preserve">август 2026 — матчей 375, ошибок 14</w:t>
+        <w:t xml:space="preserve">Август 2026</w:t>
       </w:r>
     </w:p>
     <w:tbl>
@@ -13250,7 +10696,7 @@
                 <w:sz w:val="18"/>
                 <w:szCs w:val="18"/>
               </w:rPr>
-              <w:t xml:space="preserve">После трёх периодов ничья, в итоге у победителя на один гол больше — так записываются матчи с буллитами, но пометки Б Буллиты нет.</w:t>
+              <w:t xml:space="preserve">После трёх периодов ничья, а пометки Б Буллиты нет.</w:t>
             </w:r>
           </w:p>
         </w:tc>
@@ -13464,7 +10910,7 @@
                 <w:sz w:val="18"/>
                 <w:szCs w:val="18"/>
               </w:rPr>
-              <w:t xml:space="preserve">После трёх периодов ничья, в итоге у победителя на один гол больше — так записываются матчи с буллитами, но пометки Б Буллиты нет.</w:t>
+              <w:t xml:space="preserve">После трёх периодов ничья, а пометки Б Буллиты нет.</w:t>
             </w:r>
           </w:p>
         </w:tc>
@@ -13674,7 +11120,7 @@
                 <w:sz w:val="18"/>
                 <w:szCs w:val="18"/>
               </w:rPr>
-              <w:t xml:space="preserve">После трёх периодов ничья, в итоге у победителя на один гол больше — так записываются матчи с буллитами, но пометки Б Буллиты нет.</w:t>
+              <w:t xml:space="preserve">После трёх периодов ничья, а пометки Б Буллиты нет.</w:t>
             </w:r>
           </w:p>
         </w:tc>
@@ -13888,7 +11334,7 @@
                 <w:sz w:val="18"/>
                 <w:szCs w:val="18"/>
               </w:rPr>
-              <w:t xml:space="preserve">Счёт не сходится с суммой по периодам. Ничьей после трёх периодов не было — буллитами не объясняется.</w:t>
+              <w:t xml:space="preserve">Счёт не сходится с суммой по периодам.</w:t>
             </w:r>
           </w:p>
         </w:tc>
@@ -14098,7 +11544,7 @@
                 <w:sz w:val="18"/>
                 <w:szCs w:val="18"/>
               </w:rPr>
-              <w:t xml:space="preserve">Стоит пометка о буллитах, но ничьей после основного времени не было.</w:t>
+              <w:t xml:space="preserve">Счёт не сходится с суммой по периодам.</w:t>
             </w:r>
           </w:p>
         </w:tc>
@@ -14312,7 +11758,7 @@
                 <w:sz w:val="18"/>
                 <w:szCs w:val="18"/>
               </w:rPr>
-              <w:t xml:space="preserve">После трёх периодов ничья, в итоге у победителя на один гол больше — так записываются матчи с буллитами, но пометки Б Буллиты нет.</w:t>
+              <w:t xml:space="preserve">После трёх периодов ничья, а пометки Б Буллиты нет.</w:t>
             </w:r>
           </w:p>
         </w:tc>
@@ -14522,7 +11968,7 @@
                 <w:sz w:val="18"/>
                 <w:szCs w:val="18"/>
               </w:rPr>
-              <w:t xml:space="preserve">После трёх периодов ничья, в итоге у победителя на один гол больше — так записываются матчи с буллитами, но пометки Б Буллиты нет.</w:t>
+              <w:t xml:space="preserve">После трёх периодов ничья, а пометки Б Буллиты нет.</w:t>
             </w:r>
           </w:p>
         </w:tc>
@@ -14736,7 +12182,7 @@
                 <w:sz w:val="18"/>
                 <w:szCs w:val="18"/>
               </w:rPr>
-              <w:t xml:space="preserve">После трёх периодов ничья, в итоге у победителя на один гол больше — так записываются матчи с буллитами, но пометки Б Буллиты нет.</w:t>
+              <w:t xml:space="preserve">После трёх периодов ничья, а пометки Б Буллиты нет.</w:t>
             </w:r>
           </w:p>
         </w:tc>
@@ -15146,7 +12592,7 @@
                 <w:sz w:val="18"/>
                 <w:szCs w:val="18"/>
               </w:rPr>
-              <w:t xml:space="preserve">После трёх периодов ничья, в итоге у победителя на один гол больше — так записываются матчи с буллитами, но пометки Б Буллиты нет.</w:t>
+              <w:t xml:space="preserve">После трёх периодов ничья, а пометки Б Буллиты нет.</w:t>
             </w:r>
           </w:p>
         </w:tc>
@@ -15356,7 +12802,7 @@
                 <w:sz w:val="18"/>
                 <w:szCs w:val="18"/>
               </w:rPr>
-              <w:t xml:space="preserve">После трёх периодов ничья, в итоге у победителя на один гол больше — так записываются матчи с буллитами, но пометки Б Буллиты нет.</w:t>
+              <w:t xml:space="preserve">После трёх периодов ничья, а пометки Б Буллиты нет.</w:t>
             </w:r>
           </w:p>
         </w:tc>
@@ -15570,7 +13016,7 @@
                 <w:sz w:val="18"/>
                 <w:szCs w:val="18"/>
               </w:rPr>
-              <w:t xml:space="preserve">Стоит пометка о буллитах, но ничьей после основного времени не было.</w:t>
+              <w:t xml:space="preserve">Счёт не сходится с суммой по периодам.</w:t>
             </w:r>
           </w:p>
         </w:tc>
@@ -15780,7 +13226,7 @@
                 <w:sz w:val="18"/>
                 <w:szCs w:val="18"/>
               </w:rPr>
-              <w:t xml:space="preserve">После трёх периодов ничья, в итоге у победителя на один гол больше — так записываются матчи с буллитами, но пометки Б Буллиты нет.</w:t>
+              <w:t xml:space="preserve">После трёх периодов ничья, а пометки Б Буллиты нет.</w:t>
             </w:r>
           </w:p>
         </w:tc>
@@ -16033,24 +13479,6 @@
     </w:p>
     <w:p>
       <w:pPr>
-        <w:spacing w:after="60" w:before="0"/>
-      </w:pPr>
-      <w:r>
-        <w:rPr>
-          <w:rFonts w:ascii="Calibri" w:cs="Calibri" w:eastAsia="Calibri" w:hAnsi="Calibri"/>
-          <w:b/>
-          <w:bCs/>
-          <w:i w:val="false"/>
-          <w:iCs w:val="false"/>
-          <w:color w:val="1A1F36"/>
-          <w:sz w:val="22"/>
-          <w:szCs w:val="22"/>
-        </w:rPr>
-        <w:t xml:space="preserve">Проверено матчей: 374.   Найдено ошибок: 4.   Из них с готовым исправлением: 2.</w:t>
-      </w:r>
-    </w:p>
-    <w:p>
-      <w:pPr>
         <w:spacing w:after="160" w:before="0"/>
       </w:pPr>
       <w:r>
@@ -16064,7 +13492,7 @@
           <w:sz w:val="18"/>
           <w:szCs w:val="18"/>
         </w:rPr>
-        <w:t xml:space="preserve">Последняя колонка — для вашего ответа: напротив каждой строки впишите, как исправляем ошибку. Где в ней уже предложено исправление или задан вопрос, ответьте на него.</w:t>
+        <w:t xml:space="preserve">В последнем столбце впишите, как исправляем. Если там уже есть вопрос — ответьте на него.</w:t>
       </w:r>
     </w:p>
     <w:p>
@@ -16083,7 +13511,7 @@
           <w:sz w:val="22"/>
           <w:szCs w:val="22"/>
         </w:rPr>
-        <w:t xml:space="preserve">июль 2026 — матчей 185, ошибок 2</w:t>
+        <w:t xml:space="preserve">Июль 2026</w:t>
       </w:r>
     </w:p>
     <w:tbl>
@@ -16464,7 +13892,7 @@
                 <w:sz w:val="18"/>
                 <w:szCs w:val="18"/>
               </w:rPr>
-              <w:t xml:space="preserve">Счёт не сходится с суммой по периодам. Ничьей после трёх периодов не было — буллитами не объясняется.</w:t>
+              <w:t xml:space="preserve">Счёт не сходится с суммой по периодам.</w:t>
             </w:r>
           </w:p>
         </w:tc>
@@ -16678,7 +14106,7 @@
                 <w:sz w:val="18"/>
                 <w:szCs w:val="18"/>
               </w:rPr>
-              <w:t xml:space="preserve">После трёх периодов ничья, в итоге у победителя на один гол больше — так записываются матчи с буллитами, но пометки Б Буллиты нет.</w:t>
+              <w:t xml:space="preserve">После трёх периодов ничья, а пометки Б Буллиты нет.</w:t>
             </w:r>
           </w:p>
         </w:tc>
@@ -16736,7 +14164,7 @@
           <w:sz w:val="22"/>
           <w:szCs w:val="22"/>
         </w:rPr>
-        <w:t xml:space="preserve">август 2026 — матчей 189, ошибок 2</w:t>
+        <w:t xml:space="preserve">Август 2026</w:t>
       </w:r>
     </w:p>
     <w:tbl>
@@ -17398,24 +14826,6 @@
     </w:p>
     <w:p>
       <w:pPr>
-        <w:spacing w:after="60" w:before="0"/>
-      </w:pPr>
-      <w:r>
-        <w:rPr>
-          <w:rFonts w:ascii="Calibri" w:cs="Calibri" w:eastAsia="Calibri" w:hAnsi="Calibri"/>
-          <w:b/>
-          <w:bCs/>
-          <w:i w:val="false"/>
-          <w:iCs w:val="false"/>
-          <w:color w:val="1A1F36"/>
-          <w:sz w:val="22"/>
-          <w:szCs w:val="22"/>
-        </w:rPr>
-        <w:t xml:space="preserve">Проверено матчей: 46.   Найдено ошибок: 3.   Из них с готовым исправлением: 2.</w:t>
-      </w:r>
-    </w:p>
-    <w:p>
-      <w:pPr>
         <w:spacing w:after="160" w:before="0"/>
       </w:pPr>
       <w:r>
@@ -17429,7 +14839,7 @@
           <w:sz w:val="18"/>
           <w:szCs w:val="18"/>
         </w:rPr>
-        <w:t xml:space="preserve">Последняя колонка — для вашего ответа: напротив каждой строки впишите, как исправляем ошибку. Где в ней уже предложено исправление или задан вопрос, ответьте на него.</w:t>
+        <w:t xml:space="preserve">В последнем столбце впишите, как исправляем. Если там уже есть вопрос — ответьте на него.</w:t>
       </w:r>
     </w:p>
     <w:p>
@@ -17448,7 +14858,7 @@
           <w:sz w:val="22"/>
           <w:szCs w:val="22"/>
         </w:rPr>
-        <w:t xml:space="preserve">июль 2026 — матчей 28, ошибок 1</w:t>
+        <w:t xml:space="preserve">Июль 2026</w:t>
       </w:r>
     </w:p>
     <w:tbl>
@@ -17887,7 +15297,7 @@
           <w:sz w:val="22"/>
           <w:szCs w:val="22"/>
         </w:rPr>
-        <w:t xml:space="preserve">август 2026 — матчей 18, ошибок 2</w:t>
+        <w:t xml:space="preserve">Август 2026</w:t>
       </w:r>
     </w:p>
     <w:tbl>
@@ -18482,7 +15892,7 @@
                 <w:sz w:val="18"/>
                 <w:szCs w:val="18"/>
               </w:rPr>
-              <w:t xml:space="preserve">Счёт не сходится с суммой по периодам. Ничьей после трёх периодов не было — буллитами не объясняется.</w:t>
+              <w:t xml:space="preserve">Счёт не сходится с суммой по периодам.</w:t>
             </w:r>
           </w:p>
         </w:tc>
@@ -18549,24 +15959,6 @@
     </w:p>
     <w:p>
       <w:pPr>
-        <w:spacing w:after="60" w:before="0"/>
-      </w:pPr>
-      <w:r>
-        <w:rPr>
-          <w:rFonts w:ascii="Calibri" w:cs="Calibri" w:eastAsia="Calibri" w:hAnsi="Calibri"/>
-          <w:b/>
-          <w:bCs/>
-          <w:i w:val="false"/>
-          <w:iCs w:val="false"/>
-          <w:color w:val="1A1F36"/>
-          <w:sz w:val="22"/>
-          <w:szCs w:val="22"/>
-        </w:rPr>
-        <w:t xml:space="preserve">Проверено матчей: 35.   Найдено ошибок: 16.</w:t>
-      </w:r>
-    </w:p>
-    <w:p>
-      <w:pPr>
         <w:spacing w:after="160" w:before="0"/>
       </w:pPr>
       <w:r>
@@ -18580,7 +15972,7 @@
           <w:sz w:val="18"/>
           <w:szCs w:val="18"/>
         </w:rPr>
-        <w:t xml:space="preserve">Последняя колонка — для вашего ответа: напротив каждой строки впишите, как исправляем ошибку. Где в ней уже предложено исправление или задан вопрос, ответьте на него.</w:t>
+        <w:t xml:space="preserve">В последнем столбце впишите, как исправляем. Если там уже есть вопрос — ответьте на него.</w:t>
       </w:r>
     </w:p>
     <w:p>
@@ -18599,7 +15991,7 @@
           <w:sz w:val="22"/>
           <w:szCs w:val="22"/>
         </w:rPr>
-        <w:t xml:space="preserve">июль 2026 — матчей 16, ошибок 3</w:t>
+        <w:t xml:space="preserve">Июль 2026</w:t>
       </w:r>
     </w:p>
     <w:tbl>
@@ -19378,7 +16770,7 @@
           <w:sz w:val="22"/>
           <w:szCs w:val="22"/>
         </w:rPr>
-        <w:t xml:space="preserve">август 2026 — матчей 19, ошибок 13</w:t>
+        <w:t xml:space="preserve">Август 2026</w:t>
       </w:r>
     </w:p>
     <w:tbl>
@@ -21976,6 +19368,1409 @@
                 <w:szCs w:val="18"/>
               </w:rPr>
               <w:t xml:space="preserve"/>
+            </w:r>
+          </w:p>
+        </w:tc>
+      </w:tr>
+    </w:tbl>
+    <w:p>
+      <w:pPr>
+        <w:keepNext/>
+        <w:pageBreakBefore/>
+        <w:pBdr>
+          <w:bottom w:val="single" w:color="2B2F77" w:sz="8" w:space="6"/>
+        </w:pBdr>
+        <w:spacing w:after="140" w:before="0"/>
+      </w:pPr>
+      <w:r>
+        <w:rPr>
+          <w:rFonts w:ascii="Calibri" w:cs="Calibri" w:eastAsia="Calibri" w:hAnsi="Calibri"/>
+          <w:b/>
+          <w:bCs/>
+          <w:i w:val="false"/>
+          <w:iCs w:val="false"/>
+          <w:color w:val="2B2F77"/>
+          <w:sz w:val="30"/>
+          <w:szCs w:val="30"/>
+        </w:rPr>
+        <w:t xml:space="preserve">Количество игр</w:t>
+      </w:r>
+    </w:p>
+    <w:tbl>
+      <w:tblPr>
+        <w:tblW w:type="dxa" w:w="15250"/>
+        <w:tblBorders>
+          <w:top w:val="single" w:color="auto" w:sz="4"/>
+          <w:left w:val="single" w:color="auto" w:sz="4"/>
+          <w:bottom w:val="single" w:color="auto" w:sz="4"/>
+          <w:right w:val="single" w:color="auto" w:sz="4"/>
+          <w:insideH w:val="single" w:color="auto" w:sz="4"/>
+          <w:insideV w:val="single" w:color="auto" w:sz="4"/>
+        </w:tblBorders>
+      </w:tblPr>
+      <w:tblGrid>
+        <w:gridCol w:w="6000"/>
+        <w:gridCol w:w="3083"/>
+        <w:gridCol w:w="3083"/>
+        <w:gridCol w:w="3084"/>
+      </w:tblGrid>
+      <w:tr>
+        <w:trPr>
+          <w:tblHeader/>
+        </w:trPr>
+        <w:tc>
+          <w:tcPr>
+            <w:tcW w:type="dxa" w:w="6000"/>
+            <w:tcBorders>
+              <w:top w:val="single" w:color="C7CBDC" w:sz="4"/>
+              <w:left w:val="single" w:color="C7CBDC" w:sz="4"/>
+              <w:bottom w:val="single" w:color="C7CBDC" w:sz="4"/>
+              <w:right w:val="single" w:color="C7CBDC" w:sz="4"/>
+            </w:tcBorders>
+            <w:shd w:fill="EEF0F7" w:color="auto" w:val="clear"/>
+            <w:tcMar>
+              <w:top w:type="dxa" w:w="60"/>
+              <w:left w:type="dxa" w:w="90"/>
+              <w:bottom w:type="dxa" w:w="60"/>
+              <w:right w:type="dxa" w:w="90"/>
+            </w:tcMar>
+            <w:vAlign w:val="top"/>
+          </w:tcPr>
+          <w:p>
+            <w:pPr>
+              <w:spacing w:after="0" w:before="0"/>
+            </w:pPr>
+            <w:r>
+              <w:rPr>
+                <w:rFonts w:ascii="Calibri" w:cs="Calibri" w:eastAsia="Calibri" w:hAnsi="Calibri"/>
+                <w:b/>
+                <w:bCs/>
+                <w:i w:val="false"/>
+                <w:iCs w:val="false"/>
+                <w:color w:val="1A1F36"/>
+                <w:sz w:val="18"/>
+                <w:szCs w:val="18"/>
+              </w:rPr>
+              <w:t xml:space="preserve">Соревнование</w:t>
+            </w:r>
+          </w:p>
+        </w:tc>
+        <w:tc>
+          <w:tcPr>
+            <w:tcW w:type="dxa" w:w="3083"/>
+            <w:tcBorders>
+              <w:top w:val="single" w:color="C7CBDC" w:sz="4"/>
+              <w:left w:val="single" w:color="C7CBDC" w:sz="4"/>
+              <w:bottom w:val="single" w:color="C7CBDC" w:sz="4"/>
+              <w:right w:val="single" w:color="C7CBDC" w:sz="4"/>
+            </w:tcBorders>
+            <w:shd w:fill="EEF0F7" w:color="auto" w:val="clear"/>
+            <w:tcMar>
+              <w:top w:type="dxa" w:w="60"/>
+              <w:left w:type="dxa" w:w="90"/>
+              <w:bottom w:type="dxa" w:w="60"/>
+              <w:right w:type="dxa" w:w="90"/>
+            </w:tcMar>
+            <w:vAlign w:val="top"/>
+          </w:tcPr>
+          <w:p>
+            <w:pPr>
+              <w:spacing w:after="0" w:before="0"/>
+            </w:pPr>
+            <w:r>
+              <w:rPr>
+                <w:rFonts w:ascii="Calibri" w:cs="Calibri" w:eastAsia="Calibri" w:hAnsi="Calibri"/>
+                <w:b/>
+                <w:bCs/>
+                <w:i w:val="false"/>
+                <w:iCs w:val="false"/>
+                <w:color w:val="1A1F36"/>
+                <w:sz w:val="18"/>
+                <w:szCs w:val="18"/>
+              </w:rPr>
+              <w:t xml:space="preserve">Июль 2026</w:t>
+            </w:r>
+          </w:p>
+        </w:tc>
+        <w:tc>
+          <w:tcPr>
+            <w:tcW w:type="dxa" w:w="3083"/>
+            <w:tcBorders>
+              <w:top w:val="single" w:color="C7CBDC" w:sz="4"/>
+              <w:left w:val="single" w:color="C7CBDC" w:sz="4"/>
+              <w:bottom w:val="single" w:color="C7CBDC" w:sz="4"/>
+              <w:right w:val="single" w:color="C7CBDC" w:sz="4"/>
+            </w:tcBorders>
+            <w:shd w:fill="EEF0F7" w:color="auto" w:val="clear"/>
+            <w:tcMar>
+              <w:top w:type="dxa" w:w="60"/>
+              <w:left w:type="dxa" w:w="90"/>
+              <w:bottom w:type="dxa" w:w="60"/>
+              <w:right w:type="dxa" w:w="90"/>
+            </w:tcMar>
+            <w:vAlign w:val="top"/>
+          </w:tcPr>
+          <w:p>
+            <w:pPr>
+              <w:spacing w:after="0" w:before="0"/>
+            </w:pPr>
+            <w:r>
+              <w:rPr>
+                <w:rFonts w:ascii="Calibri" w:cs="Calibri" w:eastAsia="Calibri" w:hAnsi="Calibri"/>
+                <w:b/>
+                <w:bCs/>
+                <w:i w:val="false"/>
+                <w:iCs w:val="false"/>
+                <w:color w:val="1A1F36"/>
+                <w:sz w:val="18"/>
+                <w:szCs w:val="18"/>
+              </w:rPr>
+              <w:t xml:space="preserve">Август 2026</w:t>
+            </w:r>
+          </w:p>
+        </w:tc>
+        <w:tc>
+          <w:tcPr>
+            <w:tcW w:type="dxa" w:w="3084"/>
+            <w:tcBorders>
+              <w:top w:val="single" w:color="C7CBDC" w:sz="4"/>
+              <w:left w:val="single" w:color="C7CBDC" w:sz="4"/>
+              <w:bottom w:val="single" w:color="C7CBDC" w:sz="4"/>
+              <w:right w:val="single" w:color="C7CBDC" w:sz="4"/>
+            </w:tcBorders>
+            <w:shd w:fill="EEF0F7" w:color="auto" w:val="clear"/>
+            <w:tcMar>
+              <w:top w:type="dxa" w:w="60"/>
+              <w:left w:type="dxa" w:w="90"/>
+              <w:bottom w:type="dxa" w:w="60"/>
+              <w:right w:type="dxa" w:w="90"/>
+            </w:tcMar>
+            <w:vAlign w:val="top"/>
+          </w:tcPr>
+          <w:p>
+            <w:pPr>
+              <w:spacing w:after="0" w:before="0"/>
+            </w:pPr>
+            <w:r>
+              <w:rPr>
+                <w:rFonts w:ascii="Calibri" w:cs="Calibri" w:eastAsia="Calibri" w:hAnsi="Calibri"/>
+                <w:b/>
+                <w:bCs/>
+                <w:i w:val="false"/>
+                <w:iCs w:val="false"/>
+                <w:color w:val="1A1F36"/>
+                <w:sz w:val="18"/>
+                <w:szCs w:val="18"/>
+              </w:rPr>
+              <w:t xml:space="preserve">Всего</w:t>
+            </w:r>
+          </w:p>
+        </w:tc>
+      </w:tr>
+      <w:tr>
+        <w:tc>
+          <w:tcPr>
+            <w:tcW w:type="dxa" w:w="6000"/>
+            <w:tcBorders>
+              <w:top w:val="single" w:color="C7CBDC" w:sz="4"/>
+              <w:left w:val="single" w:color="C7CBDC" w:sz="4"/>
+              <w:bottom w:val="single" w:color="C7CBDC" w:sz="4"/>
+              <w:right w:val="single" w:color="C7CBDC" w:sz="4"/>
+            </w:tcBorders>
+            <w:tcMar>
+              <w:top w:type="dxa" w:w="60"/>
+              <w:left w:type="dxa" w:w="90"/>
+              <w:bottom w:type="dxa" w:w="60"/>
+              <w:right w:type="dxa" w:w="90"/>
+            </w:tcMar>
+            <w:vAlign w:val="top"/>
+          </w:tcPr>
+          <w:p>
+            <w:pPr>
+              <w:spacing w:after="0" w:before="0"/>
+            </w:pPr>
+            <w:r>
+              <w:rPr>
+                <w:rFonts w:ascii="Calibri" w:cs="Calibri" w:eastAsia="Calibri" w:hAnsi="Calibri"/>
+                <w:b w:val="false"/>
+                <w:bCs w:val="false"/>
+                <w:i w:val="false"/>
+                <w:iCs w:val="false"/>
+                <w:color w:val="1A1F36"/>
+                <w:sz w:val="20"/>
+                <w:szCs w:val="20"/>
+              </w:rPr>
+              <w:t xml:space="preserve">Конференция ВОСТОК (1 Дивизион)</w:t>
+            </w:r>
+          </w:p>
+        </w:tc>
+        <w:tc>
+          <w:tcPr>
+            <w:tcW w:type="dxa" w:w="3083"/>
+            <w:tcBorders>
+              <w:top w:val="single" w:color="C7CBDC" w:sz="4"/>
+              <w:left w:val="single" w:color="C7CBDC" w:sz="4"/>
+              <w:bottom w:val="single" w:color="C7CBDC" w:sz="4"/>
+              <w:right w:val="single" w:color="C7CBDC" w:sz="4"/>
+            </w:tcBorders>
+            <w:tcMar>
+              <w:top w:type="dxa" w:w="60"/>
+              <w:left w:type="dxa" w:w="90"/>
+              <w:bottom w:type="dxa" w:w="60"/>
+              <w:right w:type="dxa" w:w="90"/>
+            </w:tcMar>
+            <w:vAlign w:val="top"/>
+          </w:tcPr>
+          <w:p>
+            <w:pPr>
+              <w:spacing w:after="0" w:before="0"/>
+              <w:jc w:val="right"/>
+            </w:pPr>
+            <w:r>
+              <w:rPr>
+                <w:rFonts w:ascii="Calibri" w:cs="Calibri" w:eastAsia="Calibri" w:hAnsi="Calibri"/>
+                <w:b w:val="false"/>
+                <w:bCs w:val="false"/>
+                <w:i w:val="false"/>
+                <w:iCs w:val="false"/>
+                <w:color w:val="1A1F36"/>
+                <w:sz w:val="20"/>
+                <w:szCs w:val="20"/>
+              </w:rPr>
+              <w:t xml:space="preserve">298</w:t>
+            </w:r>
+          </w:p>
+        </w:tc>
+        <w:tc>
+          <w:tcPr>
+            <w:tcW w:type="dxa" w:w="3083"/>
+            <w:tcBorders>
+              <w:top w:val="single" w:color="C7CBDC" w:sz="4"/>
+              <w:left w:val="single" w:color="C7CBDC" w:sz="4"/>
+              <w:bottom w:val="single" w:color="C7CBDC" w:sz="4"/>
+              <w:right w:val="single" w:color="C7CBDC" w:sz="4"/>
+            </w:tcBorders>
+            <w:tcMar>
+              <w:top w:type="dxa" w:w="60"/>
+              <w:left w:type="dxa" w:w="90"/>
+              <w:bottom w:type="dxa" w:w="60"/>
+              <w:right w:type="dxa" w:w="90"/>
+            </w:tcMar>
+            <w:vAlign w:val="top"/>
+          </w:tcPr>
+          <w:p>
+            <w:pPr>
+              <w:spacing w:after="0" w:before="0"/>
+              <w:jc w:val="right"/>
+            </w:pPr>
+            <w:r>
+              <w:rPr>
+                <w:rFonts w:ascii="Calibri" w:cs="Calibri" w:eastAsia="Calibri" w:hAnsi="Calibri"/>
+                <w:b w:val="false"/>
+                <w:bCs w:val="false"/>
+                <w:i w:val="false"/>
+                <w:iCs w:val="false"/>
+                <w:color w:val="1A1F36"/>
+                <w:sz w:val="20"/>
+                <w:szCs w:val="20"/>
+              </w:rPr>
+              <w:t xml:space="preserve">287</w:t>
+            </w:r>
+          </w:p>
+        </w:tc>
+        <w:tc>
+          <w:tcPr>
+            <w:tcW w:type="dxa" w:w="3084"/>
+            <w:tcBorders>
+              <w:top w:val="single" w:color="C7CBDC" w:sz="4"/>
+              <w:left w:val="single" w:color="C7CBDC" w:sz="4"/>
+              <w:bottom w:val="single" w:color="C7CBDC" w:sz="4"/>
+              <w:right w:val="single" w:color="C7CBDC" w:sz="4"/>
+            </w:tcBorders>
+            <w:tcMar>
+              <w:top w:type="dxa" w:w="60"/>
+              <w:left w:type="dxa" w:w="90"/>
+              <w:bottom w:type="dxa" w:w="60"/>
+              <w:right w:type="dxa" w:w="90"/>
+            </w:tcMar>
+            <w:vAlign w:val="top"/>
+          </w:tcPr>
+          <w:p>
+            <w:pPr>
+              <w:spacing w:after="0" w:before="0"/>
+              <w:jc w:val="right"/>
+            </w:pPr>
+            <w:r>
+              <w:rPr>
+                <w:rFonts w:ascii="Calibri" w:cs="Calibri" w:eastAsia="Calibri" w:hAnsi="Calibri"/>
+                <w:b/>
+                <w:bCs/>
+                <w:i w:val="false"/>
+                <w:iCs w:val="false"/>
+                <w:color w:val="1A1F36"/>
+                <w:sz w:val="20"/>
+                <w:szCs w:val="20"/>
+              </w:rPr>
+              <w:t xml:space="preserve">585</w:t>
+            </w:r>
+          </w:p>
+        </w:tc>
+      </w:tr>
+      <w:tr>
+        <w:tc>
+          <w:tcPr>
+            <w:tcW w:type="dxa" w:w="6000"/>
+            <w:tcBorders>
+              <w:top w:val="single" w:color="C7CBDC" w:sz="4"/>
+              <w:left w:val="single" w:color="C7CBDC" w:sz="4"/>
+              <w:bottom w:val="single" w:color="C7CBDC" w:sz="4"/>
+              <w:right w:val="single" w:color="C7CBDC" w:sz="4"/>
+            </w:tcBorders>
+            <w:shd w:fill="F7F8FC" w:color="auto" w:val="clear"/>
+            <w:tcMar>
+              <w:top w:type="dxa" w:w="60"/>
+              <w:left w:type="dxa" w:w="90"/>
+              <w:bottom w:type="dxa" w:w="60"/>
+              <w:right w:type="dxa" w:w="90"/>
+            </w:tcMar>
+            <w:vAlign w:val="top"/>
+          </w:tcPr>
+          <w:p>
+            <w:pPr>
+              <w:spacing w:after="0" w:before="0"/>
+            </w:pPr>
+            <w:r>
+              <w:rPr>
+                <w:rFonts w:ascii="Calibri" w:cs="Calibri" w:eastAsia="Calibri" w:hAnsi="Calibri"/>
+                <w:b w:val="false"/>
+                <w:bCs w:val="false"/>
+                <w:i w:val="false"/>
+                <w:iCs w:val="false"/>
+                <w:color w:val="1A1F36"/>
+                <w:sz w:val="20"/>
+                <w:szCs w:val="20"/>
+              </w:rPr>
+              <w:t xml:space="preserve">Конференция ВОСТОК (2 Дивизион)</w:t>
+            </w:r>
+          </w:p>
+        </w:tc>
+        <w:tc>
+          <w:tcPr>
+            <w:tcW w:type="dxa" w:w="3083"/>
+            <w:tcBorders>
+              <w:top w:val="single" w:color="C7CBDC" w:sz="4"/>
+              <w:left w:val="single" w:color="C7CBDC" w:sz="4"/>
+              <w:bottom w:val="single" w:color="C7CBDC" w:sz="4"/>
+              <w:right w:val="single" w:color="C7CBDC" w:sz="4"/>
+            </w:tcBorders>
+            <w:shd w:fill="F7F8FC" w:color="auto" w:val="clear"/>
+            <w:tcMar>
+              <w:top w:type="dxa" w:w="60"/>
+              <w:left w:type="dxa" w:w="90"/>
+              <w:bottom w:type="dxa" w:w="60"/>
+              <w:right w:type="dxa" w:w="90"/>
+            </w:tcMar>
+            <w:vAlign w:val="top"/>
+          </w:tcPr>
+          <w:p>
+            <w:pPr>
+              <w:spacing w:after="0" w:before="0"/>
+              <w:jc w:val="right"/>
+            </w:pPr>
+            <w:r>
+              <w:rPr>
+                <w:rFonts w:ascii="Calibri" w:cs="Calibri" w:eastAsia="Calibri" w:hAnsi="Calibri"/>
+                <w:b w:val="false"/>
+                <w:bCs w:val="false"/>
+                <w:i w:val="false"/>
+                <w:iCs w:val="false"/>
+                <w:color w:val="1A1F36"/>
+                <w:sz w:val="20"/>
+                <w:szCs w:val="20"/>
+              </w:rPr>
+              <w:t xml:space="preserve">282</w:t>
+            </w:r>
+          </w:p>
+        </w:tc>
+        <w:tc>
+          <w:tcPr>
+            <w:tcW w:type="dxa" w:w="3083"/>
+            <w:tcBorders>
+              <w:top w:val="single" w:color="C7CBDC" w:sz="4"/>
+              <w:left w:val="single" w:color="C7CBDC" w:sz="4"/>
+              <w:bottom w:val="single" w:color="C7CBDC" w:sz="4"/>
+              <w:right w:val="single" w:color="C7CBDC" w:sz="4"/>
+            </w:tcBorders>
+            <w:shd w:fill="F7F8FC" w:color="auto" w:val="clear"/>
+            <w:tcMar>
+              <w:top w:type="dxa" w:w="60"/>
+              <w:left w:type="dxa" w:w="90"/>
+              <w:bottom w:type="dxa" w:w="60"/>
+              <w:right w:type="dxa" w:w="90"/>
+            </w:tcMar>
+            <w:vAlign w:val="top"/>
+          </w:tcPr>
+          <w:p>
+            <w:pPr>
+              <w:spacing w:after="0" w:before="0"/>
+              <w:jc w:val="right"/>
+            </w:pPr>
+            <w:r>
+              <w:rPr>
+                <w:rFonts w:ascii="Calibri" w:cs="Calibri" w:eastAsia="Calibri" w:hAnsi="Calibri"/>
+                <w:b w:val="false"/>
+                <w:bCs w:val="false"/>
+                <w:i w:val="false"/>
+                <w:iCs w:val="false"/>
+                <w:color w:val="1A1F36"/>
+                <w:sz w:val="20"/>
+                <w:szCs w:val="20"/>
+              </w:rPr>
+              <w:t xml:space="preserve">284</w:t>
+            </w:r>
+          </w:p>
+        </w:tc>
+        <w:tc>
+          <w:tcPr>
+            <w:tcW w:type="dxa" w:w="3084"/>
+            <w:tcBorders>
+              <w:top w:val="single" w:color="C7CBDC" w:sz="4"/>
+              <w:left w:val="single" w:color="C7CBDC" w:sz="4"/>
+              <w:bottom w:val="single" w:color="C7CBDC" w:sz="4"/>
+              <w:right w:val="single" w:color="C7CBDC" w:sz="4"/>
+            </w:tcBorders>
+            <w:shd w:fill="F7F8FC" w:color="auto" w:val="clear"/>
+            <w:tcMar>
+              <w:top w:type="dxa" w:w="60"/>
+              <w:left w:type="dxa" w:w="90"/>
+              <w:bottom w:type="dxa" w:w="60"/>
+              <w:right w:type="dxa" w:w="90"/>
+            </w:tcMar>
+            <w:vAlign w:val="top"/>
+          </w:tcPr>
+          <w:p>
+            <w:pPr>
+              <w:spacing w:after="0" w:before="0"/>
+              <w:jc w:val="right"/>
+            </w:pPr>
+            <w:r>
+              <w:rPr>
+                <w:rFonts w:ascii="Calibri" w:cs="Calibri" w:eastAsia="Calibri" w:hAnsi="Calibri"/>
+                <w:b/>
+                <w:bCs/>
+                <w:i w:val="false"/>
+                <w:iCs w:val="false"/>
+                <w:color w:val="1A1F36"/>
+                <w:sz w:val="20"/>
+                <w:szCs w:val="20"/>
+              </w:rPr>
+              <w:t xml:space="preserve">566</w:t>
+            </w:r>
+          </w:p>
+        </w:tc>
+      </w:tr>
+      <w:tr>
+        <w:tc>
+          <w:tcPr>
+            <w:tcW w:type="dxa" w:w="6000"/>
+            <w:tcBorders>
+              <w:top w:val="single" w:color="C7CBDC" w:sz="4"/>
+              <w:left w:val="single" w:color="C7CBDC" w:sz="4"/>
+              <w:bottom w:val="single" w:color="C7CBDC" w:sz="4"/>
+              <w:right w:val="single" w:color="C7CBDC" w:sz="4"/>
+            </w:tcBorders>
+            <w:tcMar>
+              <w:top w:type="dxa" w:w="60"/>
+              <w:left w:type="dxa" w:w="90"/>
+              <w:bottom w:type="dxa" w:w="60"/>
+              <w:right w:type="dxa" w:w="90"/>
+            </w:tcMar>
+            <w:vAlign w:val="top"/>
+          </w:tcPr>
+          <w:p>
+            <w:pPr>
+              <w:spacing w:after="0" w:before="0"/>
+            </w:pPr>
+            <w:r>
+              <w:rPr>
+                <w:rFonts w:ascii="Calibri" w:cs="Calibri" w:eastAsia="Calibri" w:hAnsi="Calibri"/>
+                <w:b w:val="false"/>
+                <w:bCs w:val="false"/>
+                <w:i w:val="false"/>
+                <w:iCs w:val="false"/>
+                <w:color w:val="1A1F36"/>
+                <w:sz w:val="20"/>
+                <w:szCs w:val="20"/>
+              </w:rPr>
+              <w:t xml:space="preserve">Конференция ЗАПАД (1 Дивизион)</w:t>
+            </w:r>
+          </w:p>
+        </w:tc>
+        <w:tc>
+          <w:tcPr>
+            <w:tcW w:type="dxa" w:w="3083"/>
+            <w:tcBorders>
+              <w:top w:val="single" w:color="C7CBDC" w:sz="4"/>
+              <w:left w:val="single" w:color="C7CBDC" w:sz="4"/>
+              <w:bottom w:val="single" w:color="C7CBDC" w:sz="4"/>
+              <w:right w:val="single" w:color="C7CBDC" w:sz="4"/>
+            </w:tcBorders>
+            <w:tcMar>
+              <w:top w:type="dxa" w:w="60"/>
+              <w:left w:type="dxa" w:w="90"/>
+              <w:bottom w:type="dxa" w:w="60"/>
+              <w:right w:type="dxa" w:w="90"/>
+            </w:tcMar>
+            <w:vAlign w:val="top"/>
+          </w:tcPr>
+          <w:p>
+            <w:pPr>
+              <w:spacing w:after="0" w:before="0"/>
+              <w:jc w:val="right"/>
+            </w:pPr>
+            <w:r>
+              <w:rPr>
+                <w:rFonts w:ascii="Calibri" w:cs="Calibri" w:eastAsia="Calibri" w:hAnsi="Calibri"/>
+                <w:b w:val="false"/>
+                <w:bCs w:val="false"/>
+                <w:i w:val="false"/>
+                <w:iCs w:val="false"/>
+                <w:color w:val="1A1F36"/>
+                <w:sz w:val="20"/>
+                <w:szCs w:val="20"/>
+              </w:rPr>
+              <w:t xml:space="preserve">395</w:t>
+            </w:r>
+          </w:p>
+        </w:tc>
+        <w:tc>
+          <w:tcPr>
+            <w:tcW w:type="dxa" w:w="3083"/>
+            <w:tcBorders>
+              <w:top w:val="single" w:color="C7CBDC" w:sz="4"/>
+              <w:left w:val="single" w:color="C7CBDC" w:sz="4"/>
+              <w:bottom w:val="single" w:color="C7CBDC" w:sz="4"/>
+              <w:right w:val="single" w:color="C7CBDC" w:sz="4"/>
+            </w:tcBorders>
+            <w:tcMar>
+              <w:top w:type="dxa" w:w="60"/>
+              <w:left w:type="dxa" w:w="90"/>
+              <w:bottom w:type="dxa" w:w="60"/>
+              <w:right w:type="dxa" w:w="90"/>
+            </w:tcMar>
+            <w:vAlign w:val="top"/>
+          </w:tcPr>
+          <w:p>
+            <w:pPr>
+              <w:spacing w:after="0" w:before="0"/>
+              <w:jc w:val="right"/>
+            </w:pPr>
+            <w:r>
+              <w:rPr>
+                <w:rFonts w:ascii="Calibri" w:cs="Calibri" w:eastAsia="Calibri" w:hAnsi="Calibri"/>
+                <w:b w:val="false"/>
+                <w:bCs w:val="false"/>
+                <w:i w:val="false"/>
+                <w:iCs w:val="false"/>
+                <w:color w:val="1A1F36"/>
+                <w:sz w:val="20"/>
+                <w:szCs w:val="20"/>
+              </w:rPr>
+              <w:t xml:space="preserve">392</w:t>
+            </w:r>
+          </w:p>
+        </w:tc>
+        <w:tc>
+          <w:tcPr>
+            <w:tcW w:type="dxa" w:w="3084"/>
+            <w:tcBorders>
+              <w:top w:val="single" w:color="C7CBDC" w:sz="4"/>
+              <w:left w:val="single" w:color="C7CBDC" w:sz="4"/>
+              <w:bottom w:val="single" w:color="C7CBDC" w:sz="4"/>
+              <w:right w:val="single" w:color="C7CBDC" w:sz="4"/>
+            </w:tcBorders>
+            <w:tcMar>
+              <w:top w:type="dxa" w:w="60"/>
+              <w:left w:type="dxa" w:w="90"/>
+              <w:bottom w:type="dxa" w:w="60"/>
+              <w:right w:type="dxa" w:w="90"/>
+            </w:tcMar>
+            <w:vAlign w:val="top"/>
+          </w:tcPr>
+          <w:p>
+            <w:pPr>
+              <w:spacing w:after="0" w:before="0"/>
+              <w:jc w:val="right"/>
+            </w:pPr>
+            <w:r>
+              <w:rPr>
+                <w:rFonts w:ascii="Calibri" w:cs="Calibri" w:eastAsia="Calibri" w:hAnsi="Calibri"/>
+                <w:b/>
+                <w:bCs/>
+                <w:i w:val="false"/>
+                <w:iCs w:val="false"/>
+                <w:color w:val="1A1F36"/>
+                <w:sz w:val="20"/>
+                <w:szCs w:val="20"/>
+              </w:rPr>
+              <w:t xml:space="preserve">787</w:t>
+            </w:r>
+          </w:p>
+        </w:tc>
+      </w:tr>
+      <w:tr>
+        <w:tc>
+          <w:tcPr>
+            <w:tcW w:type="dxa" w:w="6000"/>
+            <w:tcBorders>
+              <w:top w:val="single" w:color="C7CBDC" w:sz="4"/>
+              <w:left w:val="single" w:color="C7CBDC" w:sz="4"/>
+              <w:bottom w:val="single" w:color="C7CBDC" w:sz="4"/>
+              <w:right w:val="single" w:color="C7CBDC" w:sz="4"/>
+            </w:tcBorders>
+            <w:shd w:fill="F7F8FC" w:color="auto" w:val="clear"/>
+            <w:tcMar>
+              <w:top w:type="dxa" w:w="60"/>
+              <w:left w:type="dxa" w:w="90"/>
+              <w:bottom w:type="dxa" w:w="60"/>
+              <w:right w:type="dxa" w:w="90"/>
+            </w:tcMar>
+            <w:vAlign w:val="top"/>
+          </w:tcPr>
+          <w:p>
+            <w:pPr>
+              <w:spacing w:after="0" w:before="0"/>
+            </w:pPr>
+            <w:r>
+              <w:rPr>
+                <w:rFonts w:ascii="Calibri" w:cs="Calibri" w:eastAsia="Calibri" w:hAnsi="Calibri"/>
+                <w:b w:val="false"/>
+                <w:bCs w:val="false"/>
+                <w:i w:val="false"/>
+                <w:iCs w:val="false"/>
+                <w:color w:val="1A1F36"/>
+                <w:sz w:val="20"/>
+                <w:szCs w:val="20"/>
+              </w:rPr>
+              <w:t xml:space="preserve">Конференция ЗАПАД (2 Дивизион)</w:t>
+            </w:r>
+          </w:p>
+        </w:tc>
+        <w:tc>
+          <w:tcPr>
+            <w:tcW w:type="dxa" w:w="3083"/>
+            <w:tcBorders>
+              <w:top w:val="single" w:color="C7CBDC" w:sz="4"/>
+              <w:left w:val="single" w:color="C7CBDC" w:sz="4"/>
+              <w:bottom w:val="single" w:color="C7CBDC" w:sz="4"/>
+              <w:right w:val="single" w:color="C7CBDC" w:sz="4"/>
+            </w:tcBorders>
+            <w:shd w:fill="F7F8FC" w:color="auto" w:val="clear"/>
+            <w:tcMar>
+              <w:top w:type="dxa" w:w="60"/>
+              <w:left w:type="dxa" w:w="90"/>
+              <w:bottom w:type="dxa" w:w="60"/>
+              <w:right w:type="dxa" w:w="90"/>
+            </w:tcMar>
+            <w:vAlign w:val="top"/>
+          </w:tcPr>
+          <w:p>
+            <w:pPr>
+              <w:spacing w:after="0" w:before="0"/>
+              <w:jc w:val="right"/>
+            </w:pPr>
+            <w:r>
+              <w:rPr>
+                <w:rFonts w:ascii="Calibri" w:cs="Calibri" w:eastAsia="Calibri" w:hAnsi="Calibri"/>
+                <w:b w:val="false"/>
+                <w:bCs w:val="false"/>
+                <w:i w:val="false"/>
+                <w:iCs w:val="false"/>
+                <w:color w:val="1A1F36"/>
+                <w:sz w:val="20"/>
+                <w:szCs w:val="20"/>
+              </w:rPr>
+              <w:t xml:space="preserve">372</w:t>
+            </w:r>
+          </w:p>
+        </w:tc>
+        <w:tc>
+          <w:tcPr>
+            <w:tcW w:type="dxa" w:w="3083"/>
+            <w:tcBorders>
+              <w:top w:val="single" w:color="C7CBDC" w:sz="4"/>
+              <w:left w:val="single" w:color="C7CBDC" w:sz="4"/>
+              <w:bottom w:val="single" w:color="C7CBDC" w:sz="4"/>
+              <w:right w:val="single" w:color="C7CBDC" w:sz="4"/>
+            </w:tcBorders>
+            <w:shd w:fill="F7F8FC" w:color="auto" w:val="clear"/>
+            <w:tcMar>
+              <w:top w:type="dxa" w:w="60"/>
+              <w:left w:type="dxa" w:w="90"/>
+              <w:bottom w:type="dxa" w:w="60"/>
+              <w:right w:type="dxa" w:w="90"/>
+            </w:tcMar>
+            <w:vAlign w:val="top"/>
+          </w:tcPr>
+          <w:p>
+            <w:pPr>
+              <w:spacing w:after="0" w:before="0"/>
+              <w:jc w:val="right"/>
+            </w:pPr>
+            <w:r>
+              <w:rPr>
+                <w:rFonts w:ascii="Calibri" w:cs="Calibri" w:eastAsia="Calibri" w:hAnsi="Calibri"/>
+                <w:b w:val="false"/>
+                <w:bCs w:val="false"/>
+                <w:i w:val="false"/>
+                <w:iCs w:val="false"/>
+                <w:color w:val="1A1F36"/>
+                <w:sz w:val="20"/>
+                <w:szCs w:val="20"/>
+              </w:rPr>
+              <w:t xml:space="preserve">375</w:t>
+            </w:r>
+          </w:p>
+        </w:tc>
+        <w:tc>
+          <w:tcPr>
+            <w:tcW w:type="dxa" w:w="3084"/>
+            <w:tcBorders>
+              <w:top w:val="single" w:color="C7CBDC" w:sz="4"/>
+              <w:left w:val="single" w:color="C7CBDC" w:sz="4"/>
+              <w:bottom w:val="single" w:color="C7CBDC" w:sz="4"/>
+              <w:right w:val="single" w:color="C7CBDC" w:sz="4"/>
+            </w:tcBorders>
+            <w:shd w:fill="F7F8FC" w:color="auto" w:val="clear"/>
+            <w:tcMar>
+              <w:top w:type="dxa" w:w="60"/>
+              <w:left w:type="dxa" w:w="90"/>
+              <w:bottom w:type="dxa" w:w="60"/>
+              <w:right w:type="dxa" w:w="90"/>
+            </w:tcMar>
+            <w:vAlign w:val="top"/>
+          </w:tcPr>
+          <w:p>
+            <w:pPr>
+              <w:spacing w:after="0" w:before="0"/>
+              <w:jc w:val="right"/>
+            </w:pPr>
+            <w:r>
+              <w:rPr>
+                <w:rFonts w:ascii="Calibri" w:cs="Calibri" w:eastAsia="Calibri" w:hAnsi="Calibri"/>
+                <w:b/>
+                <w:bCs/>
+                <w:i w:val="false"/>
+                <w:iCs w:val="false"/>
+                <w:color w:val="1A1F36"/>
+                <w:sz w:val="20"/>
+                <w:szCs w:val="20"/>
+              </w:rPr>
+              <w:t xml:space="preserve">747</w:t>
+            </w:r>
+          </w:p>
+        </w:tc>
+      </w:tr>
+      <w:tr>
+        <w:tc>
+          <w:tcPr>
+            <w:tcW w:type="dxa" w:w="6000"/>
+            <w:tcBorders>
+              <w:top w:val="single" w:color="C7CBDC" w:sz="4"/>
+              <w:left w:val="single" w:color="C7CBDC" w:sz="4"/>
+              <w:bottom w:val="single" w:color="C7CBDC" w:sz="4"/>
+              <w:right w:val="single" w:color="C7CBDC" w:sz="4"/>
+            </w:tcBorders>
+            <w:tcMar>
+              <w:top w:type="dxa" w:w="60"/>
+              <w:left w:type="dxa" w:w="90"/>
+              <w:bottom w:type="dxa" w:w="60"/>
+              <w:right w:type="dxa" w:w="90"/>
+            </w:tcMar>
+            <w:vAlign w:val="top"/>
+          </w:tcPr>
+          <w:p>
+            <w:pPr>
+              <w:spacing w:after="0" w:before="0"/>
+            </w:pPr>
+            <w:r>
+              <w:rPr>
+                <w:rFonts w:ascii="Calibri" w:cs="Calibri" w:eastAsia="Calibri" w:hAnsi="Calibri"/>
+                <w:b w:val="false"/>
+                <w:bCs w:val="false"/>
+                <w:i w:val="false"/>
+                <w:iCs w:val="false"/>
+                <w:color w:val="1A1F36"/>
+                <w:sz w:val="20"/>
+                <w:szCs w:val="20"/>
+              </w:rPr>
+              <w:t xml:space="preserve">Конференция ЦЕНТР (1 Дивизион)</w:t>
+            </w:r>
+          </w:p>
+        </w:tc>
+        <w:tc>
+          <w:tcPr>
+            <w:tcW w:type="dxa" w:w="3083"/>
+            <w:tcBorders>
+              <w:top w:val="single" w:color="C7CBDC" w:sz="4"/>
+              <w:left w:val="single" w:color="C7CBDC" w:sz="4"/>
+              <w:bottom w:val="single" w:color="C7CBDC" w:sz="4"/>
+              <w:right w:val="single" w:color="C7CBDC" w:sz="4"/>
+            </w:tcBorders>
+            <w:tcMar>
+              <w:top w:type="dxa" w:w="60"/>
+              <w:left w:type="dxa" w:w="90"/>
+              <w:bottom w:type="dxa" w:w="60"/>
+              <w:right w:type="dxa" w:w="90"/>
+            </w:tcMar>
+            <w:vAlign w:val="top"/>
+          </w:tcPr>
+          <w:p>
+            <w:pPr>
+              <w:spacing w:after="0" w:before="0"/>
+              <w:jc w:val="right"/>
+            </w:pPr>
+            <w:r>
+              <w:rPr>
+                <w:rFonts w:ascii="Calibri" w:cs="Calibri" w:eastAsia="Calibri" w:hAnsi="Calibri"/>
+                <w:b w:val="false"/>
+                <w:bCs w:val="false"/>
+                <w:i w:val="false"/>
+                <w:iCs w:val="false"/>
+                <w:color w:val="1A1F36"/>
+                <w:sz w:val="20"/>
+                <w:szCs w:val="20"/>
+              </w:rPr>
+              <w:t xml:space="preserve">185</w:t>
+            </w:r>
+          </w:p>
+        </w:tc>
+        <w:tc>
+          <w:tcPr>
+            <w:tcW w:type="dxa" w:w="3083"/>
+            <w:tcBorders>
+              <w:top w:val="single" w:color="C7CBDC" w:sz="4"/>
+              <w:left w:val="single" w:color="C7CBDC" w:sz="4"/>
+              <w:bottom w:val="single" w:color="C7CBDC" w:sz="4"/>
+              <w:right w:val="single" w:color="C7CBDC" w:sz="4"/>
+            </w:tcBorders>
+            <w:tcMar>
+              <w:top w:type="dxa" w:w="60"/>
+              <w:left w:type="dxa" w:w="90"/>
+              <w:bottom w:type="dxa" w:w="60"/>
+              <w:right w:type="dxa" w:w="90"/>
+            </w:tcMar>
+            <w:vAlign w:val="top"/>
+          </w:tcPr>
+          <w:p>
+            <w:pPr>
+              <w:spacing w:after="0" w:before="0"/>
+              <w:jc w:val="right"/>
+            </w:pPr>
+            <w:r>
+              <w:rPr>
+                <w:rFonts w:ascii="Calibri" w:cs="Calibri" w:eastAsia="Calibri" w:hAnsi="Calibri"/>
+                <w:b w:val="false"/>
+                <w:bCs w:val="false"/>
+                <w:i w:val="false"/>
+                <w:iCs w:val="false"/>
+                <w:color w:val="1A1F36"/>
+                <w:sz w:val="20"/>
+                <w:szCs w:val="20"/>
+              </w:rPr>
+              <w:t xml:space="preserve">189</w:t>
+            </w:r>
+          </w:p>
+        </w:tc>
+        <w:tc>
+          <w:tcPr>
+            <w:tcW w:type="dxa" w:w="3084"/>
+            <w:tcBorders>
+              <w:top w:val="single" w:color="C7CBDC" w:sz="4"/>
+              <w:left w:val="single" w:color="C7CBDC" w:sz="4"/>
+              <w:bottom w:val="single" w:color="C7CBDC" w:sz="4"/>
+              <w:right w:val="single" w:color="C7CBDC" w:sz="4"/>
+            </w:tcBorders>
+            <w:tcMar>
+              <w:top w:type="dxa" w:w="60"/>
+              <w:left w:type="dxa" w:w="90"/>
+              <w:bottom w:type="dxa" w:w="60"/>
+              <w:right w:type="dxa" w:w="90"/>
+            </w:tcMar>
+            <w:vAlign w:val="top"/>
+          </w:tcPr>
+          <w:p>
+            <w:pPr>
+              <w:spacing w:after="0" w:before="0"/>
+              <w:jc w:val="right"/>
+            </w:pPr>
+            <w:r>
+              <w:rPr>
+                <w:rFonts w:ascii="Calibri" w:cs="Calibri" w:eastAsia="Calibri" w:hAnsi="Calibri"/>
+                <w:b/>
+                <w:bCs/>
+                <w:i w:val="false"/>
+                <w:iCs w:val="false"/>
+                <w:color w:val="1A1F36"/>
+                <w:sz w:val="20"/>
+                <w:szCs w:val="20"/>
+              </w:rPr>
+              <w:t xml:space="preserve">374</w:t>
+            </w:r>
+          </w:p>
+        </w:tc>
+      </w:tr>
+      <w:tr>
+        <w:tc>
+          <w:tcPr>
+            <w:tcW w:type="dxa" w:w="6000"/>
+            <w:tcBorders>
+              <w:top w:val="single" w:color="C7CBDC" w:sz="4"/>
+              <w:left w:val="single" w:color="C7CBDC" w:sz="4"/>
+              <w:bottom w:val="single" w:color="C7CBDC" w:sz="4"/>
+              <w:right w:val="single" w:color="C7CBDC" w:sz="4"/>
+            </w:tcBorders>
+            <w:shd w:fill="F7F8FC" w:color="auto" w:val="clear"/>
+            <w:tcMar>
+              <w:top w:type="dxa" w:w="60"/>
+              <w:left w:type="dxa" w:w="90"/>
+              <w:bottom w:type="dxa" w:w="60"/>
+              <w:right w:type="dxa" w:w="90"/>
+            </w:tcMar>
+            <w:vAlign w:val="top"/>
+          </w:tcPr>
+          <w:p>
+            <w:pPr>
+              <w:spacing w:after="0" w:before="0"/>
+            </w:pPr>
+            <w:r>
+              <w:rPr>
+                <w:rFonts w:ascii="Calibri" w:cs="Calibri" w:eastAsia="Calibri" w:hAnsi="Calibri"/>
+                <w:b w:val="false"/>
+                <w:bCs w:val="false"/>
+                <w:i w:val="false"/>
+                <w:iCs w:val="false"/>
+                <w:color w:val="1A1F36"/>
+                <w:sz w:val="20"/>
+                <w:szCs w:val="20"/>
+              </w:rPr>
+              <w:t xml:space="preserve">Конференция ЦЕНТР (2 Дивизион)</w:t>
+            </w:r>
+          </w:p>
+        </w:tc>
+        <w:tc>
+          <w:tcPr>
+            <w:tcW w:type="dxa" w:w="3083"/>
+            <w:tcBorders>
+              <w:top w:val="single" w:color="C7CBDC" w:sz="4"/>
+              <w:left w:val="single" w:color="C7CBDC" w:sz="4"/>
+              <w:bottom w:val="single" w:color="C7CBDC" w:sz="4"/>
+              <w:right w:val="single" w:color="C7CBDC" w:sz="4"/>
+            </w:tcBorders>
+            <w:shd w:fill="F7F8FC" w:color="auto" w:val="clear"/>
+            <w:tcMar>
+              <w:top w:type="dxa" w:w="60"/>
+              <w:left w:type="dxa" w:w="90"/>
+              <w:bottom w:type="dxa" w:w="60"/>
+              <w:right w:type="dxa" w:w="90"/>
+            </w:tcMar>
+            <w:vAlign w:val="top"/>
+          </w:tcPr>
+          <w:p>
+            <w:pPr>
+              <w:spacing w:after="0" w:before="0"/>
+              <w:jc w:val="right"/>
+            </w:pPr>
+            <w:r>
+              <w:rPr>
+                <w:rFonts w:ascii="Calibri" w:cs="Calibri" w:eastAsia="Calibri" w:hAnsi="Calibri"/>
+                <w:b w:val="false"/>
+                <w:bCs w:val="false"/>
+                <w:i w:val="false"/>
+                <w:iCs w:val="false"/>
+                <w:color w:val="1A1F36"/>
+                <w:sz w:val="20"/>
+                <w:szCs w:val="20"/>
+              </w:rPr>
+              <w:t xml:space="preserve">28</w:t>
+            </w:r>
+          </w:p>
+        </w:tc>
+        <w:tc>
+          <w:tcPr>
+            <w:tcW w:type="dxa" w:w="3083"/>
+            <w:tcBorders>
+              <w:top w:val="single" w:color="C7CBDC" w:sz="4"/>
+              <w:left w:val="single" w:color="C7CBDC" w:sz="4"/>
+              <w:bottom w:val="single" w:color="C7CBDC" w:sz="4"/>
+              <w:right w:val="single" w:color="C7CBDC" w:sz="4"/>
+            </w:tcBorders>
+            <w:shd w:fill="F7F8FC" w:color="auto" w:val="clear"/>
+            <w:tcMar>
+              <w:top w:type="dxa" w:w="60"/>
+              <w:left w:type="dxa" w:w="90"/>
+              <w:bottom w:type="dxa" w:w="60"/>
+              <w:right w:type="dxa" w:w="90"/>
+            </w:tcMar>
+            <w:vAlign w:val="top"/>
+          </w:tcPr>
+          <w:p>
+            <w:pPr>
+              <w:spacing w:after="0" w:before="0"/>
+              <w:jc w:val="right"/>
+            </w:pPr>
+            <w:r>
+              <w:rPr>
+                <w:rFonts w:ascii="Calibri" w:cs="Calibri" w:eastAsia="Calibri" w:hAnsi="Calibri"/>
+                <w:b w:val="false"/>
+                <w:bCs w:val="false"/>
+                <w:i w:val="false"/>
+                <w:iCs w:val="false"/>
+                <w:color w:val="1A1F36"/>
+                <w:sz w:val="20"/>
+                <w:szCs w:val="20"/>
+              </w:rPr>
+              <w:t xml:space="preserve">18</w:t>
+            </w:r>
+          </w:p>
+        </w:tc>
+        <w:tc>
+          <w:tcPr>
+            <w:tcW w:type="dxa" w:w="3084"/>
+            <w:tcBorders>
+              <w:top w:val="single" w:color="C7CBDC" w:sz="4"/>
+              <w:left w:val="single" w:color="C7CBDC" w:sz="4"/>
+              <w:bottom w:val="single" w:color="C7CBDC" w:sz="4"/>
+              <w:right w:val="single" w:color="C7CBDC" w:sz="4"/>
+            </w:tcBorders>
+            <w:shd w:fill="F7F8FC" w:color="auto" w:val="clear"/>
+            <w:tcMar>
+              <w:top w:type="dxa" w:w="60"/>
+              <w:left w:type="dxa" w:w="90"/>
+              <w:bottom w:type="dxa" w:w="60"/>
+              <w:right w:type="dxa" w:w="90"/>
+            </w:tcMar>
+            <w:vAlign w:val="top"/>
+          </w:tcPr>
+          <w:p>
+            <w:pPr>
+              <w:spacing w:after="0" w:before="0"/>
+              <w:jc w:val="right"/>
+            </w:pPr>
+            <w:r>
+              <w:rPr>
+                <w:rFonts w:ascii="Calibri" w:cs="Calibri" w:eastAsia="Calibri" w:hAnsi="Calibri"/>
+                <w:b/>
+                <w:bCs/>
+                <w:i w:val="false"/>
+                <w:iCs w:val="false"/>
+                <w:color w:val="1A1F36"/>
+                <w:sz w:val="20"/>
+                <w:szCs w:val="20"/>
+              </w:rPr>
+              <w:t xml:space="preserve">46</w:t>
+            </w:r>
+          </w:p>
+        </w:tc>
+      </w:tr>
+      <w:tr>
+        <w:tc>
+          <w:tcPr>
+            <w:tcW w:type="dxa" w:w="6000"/>
+            <w:tcBorders>
+              <w:top w:val="single" w:color="C7CBDC" w:sz="4"/>
+              <w:left w:val="single" w:color="C7CBDC" w:sz="4"/>
+              <w:bottom w:val="single" w:color="C7CBDC" w:sz="4"/>
+              <w:right w:val="single" w:color="C7CBDC" w:sz="4"/>
+            </w:tcBorders>
+            <w:tcMar>
+              <w:top w:type="dxa" w:w="60"/>
+              <w:left w:type="dxa" w:w="90"/>
+              <w:bottom w:type="dxa" w:w="60"/>
+              <w:right w:type="dxa" w:w="90"/>
+            </w:tcMar>
+            <w:vAlign w:val="top"/>
+          </w:tcPr>
+          <w:p>
+            <w:pPr>
+              <w:spacing w:after="0" w:before="0"/>
+            </w:pPr>
+            <w:r>
+              <w:rPr>
+                <w:rFonts w:ascii="Calibri" w:cs="Calibri" w:eastAsia="Calibri" w:hAnsi="Calibri"/>
+                <w:b w:val="false"/>
+                <w:bCs w:val="false"/>
+                <w:i w:val="false"/>
+                <w:iCs w:val="false"/>
+                <w:color w:val="1A1F36"/>
+                <w:sz w:val="20"/>
+                <w:szCs w:val="20"/>
+              </w:rPr>
+              <w:t xml:space="preserve">Конференция ЦЕНТР (3 Дивизион)</w:t>
+            </w:r>
+          </w:p>
+        </w:tc>
+        <w:tc>
+          <w:tcPr>
+            <w:tcW w:type="dxa" w:w="3083"/>
+            <w:tcBorders>
+              <w:top w:val="single" w:color="C7CBDC" w:sz="4"/>
+              <w:left w:val="single" w:color="C7CBDC" w:sz="4"/>
+              <w:bottom w:val="single" w:color="C7CBDC" w:sz="4"/>
+              <w:right w:val="single" w:color="C7CBDC" w:sz="4"/>
+            </w:tcBorders>
+            <w:tcMar>
+              <w:top w:type="dxa" w:w="60"/>
+              <w:left w:type="dxa" w:w="90"/>
+              <w:bottom w:type="dxa" w:w="60"/>
+              <w:right w:type="dxa" w:w="90"/>
+            </w:tcMar>
+            <w:vAlign w:val="top"/>
+          </w:tcPr>
+          <w:p>
+            <w:pPr>
+              <w:spacing w:after="0" w:before="0"/>
+              <w:jc w:val="right"/>
+            </w:pPr>
+            <w:r>
+              <w:rPr>
+                <w:rFonts w:ascii="Calibri" w:cs="Calibri" w:eastAsia="Calibri" w:hAnsi="Calibri"/>
+                <w:b w:val="false"/>
+                <w:bCs w:val="false"/>
+                <w:i w:val="false"/>
+                <w:iCs w:val="false"/>
+                <w:color w:val="1A1F36"/>
+                <w:sz w:val="20"/>
+                <w:szCs w:val="20"/>
+              </w:rPr>
+              <w:t xml:space="preserve">16</w:t>
+            </w:r>
+          </w:p>
+        </w:tc>
+        <w:tc>
+          <w:tcPr>
+            <w:tcW w:type="dxa" w:w="3083"/>
+            <w:tcBorders>
+              <w:top w:val="single" w:color="C7CBDC" w:sz="4"/>
+              <w:left w:val="single" w:color="C7CBDC" w:sz="4"/>
+              <w:bottom w:val="single" w:color="C7CBDC" w:sz="4"/>
+              <w:right w:val="single" w:color="C7CBDC" w:sz="4"/>
+            </w:tcBorders>
+            <w:tcMar>
+              <w:top w:type="dxa" w:w="60"/>
+              <w:left w:type="dxa" w:w="90"/>
+              <w:bottom w:type="dxa" w:w="60"/>
+              <w:right w:type="dxa" w:w="90"/>
+            </w:tcMar>
+            <w:vAlign w:val="top"/>
+          </w:tcPr>
+          <w:p>
+            <w:pPr>
+              <w:spacing w:after="0" w:before="0"/>
+              <w:jc w:val="right"/>
+            </w:pPr>
+            <w:r>
+              <w:rPr>
+                <w:rFonts w:ascii="Calibri" w:cs="Calibri" w:eastAsia="Calibri" w:hAnsi="Calibri"/>
+                <w:b w:val="false"/>
+                <w:bCs w:val="false"/>
+                <w:i w:val="false"/>
+                <w:iCs w:val="false"/>
+                <w:color w:val="1A1F36"/>
+                <w:sz w:val="20"/>
+                <w:szCs w:val="20"/>
+              </w:rPr>
+              <w:t xml:space="preserve">19</w:t>
+            </w:r>
+          </w:p>
+        </w:tc>
+        <w:tc>
+          <w:tcPr>
+            <w:tcW w:type="dxa" w:w="3084"/>
+            <w:tcBorders>
+              <w:top w:val="single" w:color="C7CBDC" w:sz="4"/>
+              <w:left w:val="single" w:color="C7CBDC" w:sz="4"/>
+              <w:bottom w:val="single" w:color="C7CBDC" w:sz="4"/>
+              <w:right w:val="single" w:color="C7CBDC" w:sz="4"/>
+            </w:tcBorders>
+            <w:tcMar>
+              <w:top w:type="dxa" w:w="60"/>
+              <w:left w:type="dxa" w:w="90"/>
+              <w:bottom w:type="dxa" w:w="60"/>
+              <w:right w:type="dxa" w:w="90"/>
+            </w:tcMar>
+            <w:vAlign w:val="top"/>
+          </w:tcPr>
+          <w:p>
+            <w:pPr>
+              <w:spacing w:after="0" w:before="0"/>
+              <w:jc w:val="right"/>
+            </w:pPr>
+            <w:r>
+              <w:rPr>
+                <w:rFonts w:ascii="Calibri" w:cs="Calibri" w:eastAsia="Calibri" w:hAnsi="Calibri"/>
+                <w:b/>
+                <w:bCs/>
+                <w:i w:val="false"/>
+                <w:iCs w:val="false"/>
+                <w:color w:val="1A1F36"/>
+                <w:sz w:val="20"/>
+                <w:szCs w:val="20"/>
+              </w:rPr>
+              <w:t xml:space="preserve">35</w:t>
+            </w:r>
+          </w:p>
+        </w:tc>
+      </w:tr>
+      <w:tr>
+        <w:tc>
+          <w:tcPr>
+            <w:tcW w:type="dxa" w:w="6000"/>
+            <w:tcBorders>
+              <w:top w:val="single" w:color="C7CBDC" w:sz="4"/>
+              <w:left w:val="single" w:color="C7CBDC" w:sz="4"/>
+              <w:bottom w:val="single" w:color="C7CBDC" w:sz="4"/>
+              <w:right w:val="single" w:color="C7CBDC" w:sz="4"/>
+            </w:tcBorders>
+            <w:shd w:fill="EEF0F7" w:color="auto" w:val="clear"/>
+            <w:tcMar>
+              <w:top w:type="dxa" w:w="60"/>
+              <w:left w:type="dxa" w:w="90"/>
+              <w:bottom w:type="dxa" w:w="60"/>
+              <w:right w:type="dxa" w:w="90"/>
+            </w:tcMar>
+            <w:vAlign w:val="top"/>
+          </w:tcPr>
+          <w:p>
+            <w:pPr>
+              <w:spacing w:after="0" w:before="0"/>
+            </w:pPr>
+            <w:r>
+              <w:rPr>
+                <w:rFonts w:ascii="Calibri" w:cs="Calibri" w:eastAsia="Calibri" w:hAnsi="Calibri"/>
+                <w:b/>
+                <w:bCs/>
+                <w:i w:val="false"/>
+                <w:iCs w:val="false"/>
+                <w:color w:val="1A1F36"/>
+                <w:sz w:val="20"/>
+                <w:szCs w:val="20"/>
+              </w:rPr>
+              <w:t xml:space="preserve">Итого</w:t>
+            </w:r>
+          </w:p>
+        </w:tc>
+        <w:tc>
+          <w:tcPr>
+            <w:tcW w:type="dxa" w:w="3083"/>
+            <w:tcBorders>
+              <w:top w:val="single" w:color="C7CBDC" w:sz="4"/>
+              <w:left w:val="single" w:color="C7CBDC" w:sz="4"/>
+              <w:bottom w:val="single" w:color="C7CBDC" w:sz="4"/>
+              <w:right w:val="single" w:color="C7CBDC" w:sz="4"/>
+            </w:tcBorders>
+            <w:shd w:fill="EEF0F7" w:color="auto" w:val="clear"/>
+            <w:tcMar>
+              <w:top w:type="dxa" w:w="60"/>
+              <w:left w:type="dxa" w:w="90"/>
+              <w:bottom w:type="dxa" w:w="60"/>
+              <w:right w:type="dxa" w:w="90"/>
+            </w:tcMar>
+            <w:vAlign w:val="top"/>
+          </w:tcPr>
+          <w:p>
+            <w:pPr>
+              <w:spacing w:after="0" w:before="0"/>
+              <w:jc w:val="right"/>
+            </w:pPr>
+            <w:r>
+              <w:rPr>
+                <w:rFonts w:ascii="Calibri" w:cs="Calibri" w:eastAsia="Calibri" w:hAnsi="Calibri"/>
+                <w:b/>
+                <w:bCs/>
+                <w:i w:val="false"/>
+                <w:iCs w:val="false"/>
+                <w:color w:val="1A1F36"/>
+                <w:sz w:val="20"/>
+                <w:szCs w:val="20"/>
+              </w:rPr>
+              <w:t xml:space="preserve">1576</w:t>
+            </w:r>
+          </w:p>
+        </w:tc>
+        <w:tc>
+          <w:tcPr>
+            <w:tcW w:type="dxa" w:w="3083"/>
+            <w:tcBorders>
+              <w:top w:val="single" w:color="C7CBDC" w:sz="4"/>
+              <w:left w:val="single" w:color="C7CBDC" w:sz="4"/>
+              <w:bottom w:val="single" w:color="C7CBDC" w:sz="4"/>
+              <w:right w:val="single" w:color="C7CBDC" w:sz="4"/>
+            </w:tcBorders>
+            <w:shd w:fill="EEF0F7" w:color="auto" w:val="clear"/>
+            <w:tcMar>
+              <w:top w:type="dxa" w:w="60"/>
+              <w:left w:type="dxa" w:w="90"/>
+              <w:bottom w:type="dxa" w:w="60"/>
+              <w:right w:type="dxa" w:w="90"/>
+            </w:tcMar>
+            <w:vAlign w:val="top"/>
+          </w:tcPr>
+          <w:p>
+            <w:pPr>
+              <w:spacing w:after="0" w:before="0"/>
+              <w:jc w:val="right"/>
+            </w:pPr>
+            <w:r>
+              <w:rPr>
+                <w:rFonts w:ascii="Calibri" w:cs="Calibri" w:eastAsia="Calibri" w:hAnsi="Calibri"/>
+                <w:b/>
+                <w:bCs/>
+                <w:i w:val="false"/>
+                <w:iCs w:val="false"/>
+                <w:color w:val="1A1F36"/>
+                <w:sz w:val="20"/>
+                <w:szCs w:val="20"/>
+              </w:rPr>
+              <w:t xml:space="preserve">1564</w:t>
+            </w:r>
+          </w:p>
+        </w:tc>
+        <w:tc>
+          <w:tcPr>
+            <w:tcW w:type="dxa" w:w="3084"/>
+            <w:tcBorders>
+              <w:top w:val="single" w:color="C7CBDC" w:sz="4"/>
+              <w:left w:val="single" w:color="C7CBDC" w:sz="4"/>
+              <w:bottom w:val="single" w:color="C7CBDC" w:sz="4"/>
+              <w:right w:val="single" w:color="C7CBDC" w:sz="4"/>
+            </w:tcBorders>
+            <w:shd w:fill="EEF0F7" w:color="auto" w:val="clear"/>
+            <w:tcMar>
+              <w:top w:type="dxa" w:w="60"/>
+              <w:left w:type="dxa" w:w="90"/>
+              <w:bottom w:type="dxa" w:w="60"/>
+              <w:right w:type="dxa" w:w="90"/>
+            </w:tcMar>
+            <w:vAlign w:val="top"/>
+          </w:tcPr>
+          <w:p>
+            <w:pPr>
+              <w:spacing w:after="0" w:before="0"/>
+              <w:jc w:val="right"/>
+            </w:pPr>
+            <w:r>
+              <w:rPr>
+                <w:rFonts w:ascii="Calibri" w:cs="Calibri" w:eastAsia="Calibri" w:hAnsi="Calibri"/>
+                <w:b/>
+                <w:bCs/>
+                <w:i w:val="false"/>
+                <w:iCs w:val="false"/>
+                <w:color w:val="1A1F36"/>
+                <w:sz w:val="20"/>
+                <w:szCs w:val="20"/>
+              </w:rPr>
+              <w:t xml:space="preserve">3140</w:t>
             </w:r>
           </w:p>
         </w:tc>

--- a/reports/Otchet_o_proverke.docx
+++ b/reports/Otchet_o_proverke.docx
@@ -81,11 +81,10 @@
     <w:p>
       <w:pPr>
         <w:keepNext/>
-        <w:pageBreakBefore/>
         <w:pBdr>
           <w:bottom w:val="single" w:color="2B2F77" w:sz="8" w:space="6"/>
         </w:pBdr>
-        <w:spacing w:after="140" w:before="0"/>
+        <w:spacing w:after="140" w:before="360"/>
       </w:pPr>
       <w:r>
         <w:rPr>
@@ -2272,7 +2271,7 @@
                 <w:sz w:val="18"/>
                 <w:szCs w:val="18"/>
               </w:rPr>
-              <w:t xml:space="preserve"/>
+              <w:t xml:space="preserve">Проверяющий выделил итог 3:6 красным, но не изменил его, а сумма по периодам 3:7. Итог 3:6 верный? Тогда какой период записан неверно?</w:t>
             </w:r>
           </w:p>
         </w:tc>
@@ -3268,7 +3267,7 @@
                 <w:sz w:val="18"/>
                 <w:szCs w:val="18"/>
               </w:rPr>
-              <w:t xml:space="preserve"/>
+              <w:t xml:space="preserve">Проверяющий выделил итог 3:5 красным, но не изменил его, а сумма по периодам 4:5. Итог 3:5 верный? Тогда какой период записан неверно?</w:t>
             </w:r>
           </w:p>
         </w:tc>
@@ -4915,8 +4914,7 @@
                 <w:sz w:val="18"/>
                 <w:szCs w:val="18"/>
               </w:rPr>
-              <w:t xml:space="preserve">91, 106, 121, 136, 151, 166, 271, 286, 301, 316, 331, 346
-и ещё 200</w:t>
+              <w:t xml:space="preserve">1531, 1546, 1561</w:t>
             </w:r>
           </w:p>
         </w:tc>
@@ -4952,7 +4950,7 @@
                 <w:sz w:val="18"/>
                 <w:szCs w:val="18"/>
               </w:rPr>
-              <w:t xml:space="preserve">игрок за несколько команд</w:t>
+              <w:t xml:space="preserve">матчи не из этого дивизиона</w:t>
             </w:r>
           </w:p>
         </w:tc>
@@ -5024,7 +5022,7 @@
                 <w:sz w:val="18"/>
                 <w:szCs w:val="18"/>
               </w:rPr>
-              <w:t xml:space="preserve">Авксентьев Александр Александрович записан за несколько команд: Беркут (№10) — 124 матча; Феникс (№5) — 124 матча. В 36 матчах — сразу за обе команды.</w:t>
+              <w:t xml:space="preserve">Матчи команд Авиатор, Акулы, Звезда — по ответу проверяющих попали в этот файл по ошибке. В файле другого дивизиона этих матчей нет: там в этот день у этих команд другие матчи, с другим временем и счётом.</w:t>
             </w:r>
           </w:p>
         </w:tc>
@@ -5060,7 +5058,7 @@
                 <w:sz w:val="18"/>
                 <w:szCs w:val="18"/>
               </w:rPr>
-              <w:t xml:space="preserve">Игрок выступает только за одну команду дивизиона. За какую?</w:t>
+              <w:t xml:space="preserve">Перенести эти матчи в файл другого дивизиона или удалить совсем?</w:t>
             </w:r>
           </w:p>
         </w:tc>
@@ -5100,7 +5098,7 @@
                 <w:szCs w:val="18"/>
               </w:rPr>
               <w:t xml:space="preserve">91, 106, 121, 136, 151, 166, 271, 286, 301, 316, 331, 346
-и ещё 190</w:t>
+и ещё 200</w:t>
             </w:r>
           </w:p>
         </w:tc>
@@ -5211,7 +5209,7 @@
                 <w:sz w:val="18"/>
                 <w:szCs w:val="18"/>
               </w:rPr>
-              <w:t xml:space="preserve">Белов Евгений Дмитриевич записан за несколько команд: Электроник (№8) — 124 матча; Феникс (№17) — 124 матча. В 46 матчах — сразу за обе команды.</w:t>
+              <w:t xml:space="preserve">Авксентьев Александр Александрович записан за несколько команд: Беркут (№10) — 124 матча; Феникс (№5) — 124 матча. В 36 матчах — сразу за обе команды.</w:t>
             </w:r>
           </w:p>
         </w:tc>
@@ -5286,6 +5284,190 @@
                 <w:szCs w:val="18"/>
               </w:rPr>
               <w:t xml:space="preserve">91, 106, 121, 136, 151, 166, 271, 286, 301, 316, 331, 346
+и ещё 190</w:t>
+            </w:r>
+          </w:p>
+        </w:tc>
+        <w:tc>
+          <w:tcPr>
+            <w:tcW w:type="dxa" w:w="2600"/>
+            <w:tcBorders>
+              <w:top w:val="single" w:color="C7CBDC" w:sz="4"/>
+              <w:left w:val="single" w:color="C7CBDC" w:sz="4"/>
+              <w:bottom w:val="single" w:color="C7CBDC" w:sz="4"/>
+              <w:right w:val="single" w:color="C7CBDC" w:sz="4"/>
+            </w:tcBorders>
+            <w:tcMar>
+              <w:top w:type="dxa" w:w="60"/>
+              <w:left w:type="dxa" w:w="90"/>
+              <w:bottom w:type="dxa" w:w="60"/>
+              <w:right w:type="dxa" w:w="90"/>
+            </w:tcMar>
+            <w:vAlign w:val="top"/>
+          </w:tcPr>
+          <w:p>
+            <w:pPr>
+              <w:spacing w:after="0"/>
+            </w:pPr>
+            <w:r>
+              <w:rPr>
+                <w:rFonts w:ascii="Calibri" w:cs="Calibri" w:eastAsia="Calibri" w:hAnsi="Calibri"/>
+                <w:b w:val="false"/>
+                <w:bCs w:val="false"/>
+                <w:i w:val="false"/>
+                <w:iCs w:val="false"/>
+                <w:color w:val="1A1F36"/>
+                <w:sz w:val="18"/>
+                <w:szCs w:val="18"/>
+              </w:rPr>
+              <w:t xml:space="preserve">игрок за несколько команд</w:t>
+            </w:r>
+          </w:p>
+        </w:tc>
+        <w:tc>
+          <w:tcPr>
+            <w:tcW w:type="dxa" w:w="2400"/>
+            <w:tcBorders>
+              <w:top w:val="single" w:color="C7CBDC" w:sz="4"/>
+              <w:left w:val="single" w:color="C7CBDC" w:sz="4"/>
+              <w:bottom w:val="single" w:color="C7CBDC" w:sz="4"/>
+              <w:right w:val="single" w:color="C7CBDC" w:sz="4"/>
+            </w:tcBorders>
+            <w:tcMar>
+              <w:top w:type="dxa" w:w="60"/>
+              <w:left w:type="dxa" w:w="90"/>
+              <w:bottom w:type="dxa" w:w="60"/>
+              <w:right w:type="dxa" w:w="90"/>
+            </w:tcMar>
+            <w:vAlign w:val="top"/>
+          </w:tcPr>
+          <w:p>
+            <w:pPr>
+              <w:spacing w:after="0"/>
+            </w:pPr>
+            <w:r>
+              <w:rPr>
+                <w:rFonts w:ascii="Calibri" w:cs="Calibri" w:eastAsia="Calibri" w:hAnsi="Calibri"/>
+                <w:b w:val="false"/>
+                <w:bCs w:val="false"/>
+                <w:i w:val="false"/>
+                <w:iCs w:val="false"/>
+                <w:color w:val="5A5F7A"/>
+                <w:sz w:val="18"/>
+                <w:szCs w:val="18"/>
+              </w:rPr>
+              <w:t xml:space="preserve">—</w:t>
+            </w:r>
+          </w:p>
+        </w:tc>
+        <w:tc>
+          <w:tcPr>
+            <w:tcW w:type="dxa" w:w="4400"/>
+            <w:tcBorders>
+              <w:top w:val="single" w:color="C7CBDC" w:sz="4"/>
+              <w:left w:val="single" w:color="C7CBDC" w:sz="4"/>
+              <w:bottom w:val="single" w:color="C7CBDC" w:sz="4"/>
+              <w:right w:val="single" w:color="C7CBDC" w:sz="4"/>
+            </w:tcBorders>
+            <w:tcMar>
+              <w:top w:type="dxa" w:w="60"/>
+              <w:left w:type="dxa" w:w="90"/>
+              <w:bottom w:type="dxa" w:w="60"/>
+              <w:right w:type="dxa" w:w="90"/>
+            </w:tcMar>
+            <w:vAlign w:val="top"/>
+          </w:tcPr>
+          <w:p>
+            <w:pPr>
+              <w:spacing w:after="0" w:before="0"/>
+            </w:pPr>
+            <w:r>
+              <w:rPr>
+                <w:rFonts w:ascii="Calibri" w:cs="Calibri" w:eastAsia="Calibri" w:hAnsi="Calibri"/>
+                <w:b w:val="false"/>
+                <w:bCs w:val="false"/>
+                <w:i w:val="false"/>
+                <w:iCs w:val="false"/>
+                <w:color w:val="1A1F36"/>
+                <w:sz w:val="18"/>
+                <w:szCs w:val="18"/>
+              </w:rPr>
+              <w:t xml:space="preserve">Белов Евгений Дмитриевич записан за несколько команд: Электроник (№8) — 124 матча; Феникс (№17) — 124 матча. В 46 матчах — сразу за обе команды.</w:t>
+            </w:r>
+          </w:p>
+        </w:tc>
+        <w:tc>
+          <w:tcPr>
+            <w:tcW w:type="dxa" w:w="4950"/>
+            <w:tcBorders>
+              <w:top w:val="single" w:color="C7CBDC" w:sz="4"/>
+              <w:left w:val="single" w:color="C7CBDC" w:sz="4"/>
+              <w:bottom w:val="single" w:color="C7CBDC" w:sz="4"/>
+              <w:right w:val="single" w:color="C7CBDC" w:sz="4"/>
+            </w:tcBorders>
+            <w:tcMar>
+              <w:top w:type="dxa" w:w="60"/>
+              <w:left w:type="dxa" w:w="90"/>
+              <w:bottom w:type="dxa" w:w="60"/>
+              <w:right w:type="dxa" w:w="90"/>
+            </w:tcMar>
+            <w:vAlign w:val="top"/>
+          </w:tcPr>
+          <w:p>
+            <w:pPr>
+              <w:spacing w:after="0" w:before="0"/>
+            </w:pPr>
+            <w:r>
+              <w:rPr>
+                <w:rFonts w:ascii="Calibri" w:cs="Calibri" w:eastAsia="Calibri" w:hAnsi="Calibri"/>
+                <w:b w:val="false"/>
+                <w:bCs w:val="false"/>
+                <w:i/>
+                <w:iCs/>
+                <w:color w:val="2B2F77"/>
+                <w:sz w:val="18"/>
+                <w:szCs w:val="18"/>
+              </w:rPr>
+              <w:t xml:space="preserve">Игрок выступает только за одну команду дивизиона. За какую?</w:t>
+            </w:r>
+          </w:p>
+        </w:tc>
+      </w:tr>
+      <w:tr>
+        <w:tc>
+          <w:tcPr>
+            <w:tcW w:type="dxa" w:w="900"/>
+            <w:tcBorders>
+              <w:top w:val="single" w:color="C7CBDC" w:sz="4"/>
+              <w:left w:val="single" w:color="C7CBDC" w:sz="4"/>
+              <w:bottom w:val="single" w:color="C7CBDC" w:sz="4"/>
+              <w:right w:val="single" w:color="C7CBDC" w:sz="4"/>
+            </w:tcBorders>
+            <w:shd w:fill="F7F8FC" w:color="auto" w:val="clear"/>
+            <w:tcMar>
+              <w:top w:type="dxa" w:w="60"/>
+              <w:left w:type="dxa" w:w="90"/>
+              <w:bottom w:type="dxa" w:w="60"/>
+              <w:right w:type="dxa" w:w="90"/>
+            </w:tcMar>
+            <w:vAlign w:val="top"/>
+          </w:tcPr>
+          <w:p>
+            <w:pPr>
+              <w:spacing w:after="0" w:before="0"/>
+            </w:pPr>
+            <w:r>
+              <w:rPr>
+                <w:rFonts w:ascii="Calibri" w:cs="Calibri" w:eastAsia="Calibri" w:hAnsi="Calibri"/>
+                <w:b/>
+                <w:bCs/>
+                <w:i w:val="false"/>
+                <w:iCs w:val="false"/>
+                <w:color w:val="1A1F36"/>
+                <w:sz w:val="18"/>
+                <w:szCs w:val="18"/>
+              </w:rPr>
+              <w:t xml:space="preserve">91, 106, 121, 136, 151, 166, 271, 286, 301, 316, 331, 346
 и ещё 200</w:t>
             </w:r>
           </w:p>
@@ -5299,6 +5481,7 @@
               <w:bottom w:val="single" w:color="C7CBDC" w:sz="4"/>
               <w:right w:val="single" w:color="C7CBDC" w:sz="4"/>
             </w:tcBorders>
+            <w:shd w:fill="F7F8FC" w:color="auto" w:val="clear"/>
             <w:tcMar>
               <w:top w:type="dxa" w:w="60"/>
               <w:left w:type="dxa" w:w="90"/>
@@ -5335,6 +5518,7 @@
               <w:bottom w:val="single" w:color="C7CBDC" w:sz="4"/>
               <w:right w:val="single" w:color="C7CBDC" w:sz="4"/>
             </w:tcBorders>
+            <w:shd w:fill="F7F8FC" w:color="auto" w:val="clear"/>
             <w:tcMar>
               <w:top w:type="dxa" w:w="60"/>
               <w:left w:type="dxa" w:w="90"/>
@@ -5371,6 +5555,7 @@
               <w:bottom w:val="single" w:color="C7CBDC" w:sz="4"/>
               <w:right w:val="single" w:color="C7CBDC" w:sz="4"/>
             </w:tcBorders>
+            <w:shd w:fill="F7F8FC" w:color="auto" w:val="clear"/>
             <w:tcMar>
               <w:top w:type="dxa" w:w="60"/>
               <w:left w:type="dxa" w:w="90"/>

--- a/reports/Otchet_o_proverke.docx
+++ b/reports/Otchet_o_proverke.docx
@@ -5022,7 +5022,7 @@
                 <w:sz w:val="18"/>
                 <w:szCs w:val="18"/>
               </w:rPr>
-              <w:t xml:space="preserve">Матчи команд Авиатор, Акулы, Звезда — по ответу проверяющих попали в этот файл по ошибке. В файле другого дивизиона этих матчей нет: там в этот день у этих команд другие матчи, с другим временем и счётом.</w:t>
+              <w:t xml:space="preserve">Матчи команд Авиатор, Акулы, Звезда — по ответу проверяющих попали в этот файл по ошибке. 23.08 в файле 15 матчей, а в остальные дни обычно по 12: эти 3 лишние. Эти команды выступают в соревновании Конференция ЗАПАД (1 Дивизион), но в его файле за этот месяц таких матчей нет — ни с той же датой и временем, ни с тем же счётом. Удалять их бесследно нельзя.</w:t>
             </w:r>
           </w:p>
         </w:tc>
@@ -5058,7 +5058,7 @@
                 <w:sz w:val="18"/>
                 <w:szCs w:val="18"/>
               </w:rPr>
-              <w:t xml:space="preserve">Перенести эти матчи в файл другого дивизиона или удалить совсем?</w:t>
+              <w:t xml:space="preserve">Удаляем эти матчи из этого файла и переносим в файл Конференции ЗАПАД (1 Дивизион)? Если их не должно быть нигде — напишите.</w:t>
             </w:r>
           </w:p>
         </w:tc>

--- a/reports/Otchet_o_proverke.docx
+++ b/reports/Otchet_o_proverke.docx
@@ -7028,613 +7028,24 @@
         <w:t xml:space="preserve">Июль 2026</w:t>
       </w:r>
     </w:p>
-    <w:tbl>
-      <w:tblPr>
-        <w:tblW w:type="dxa" w:w="15250"/>
-        <w:tblBorders>
-          <w:top w:val="single" w:color="auto" w:sz="4"/>
-          <w:left w:val="single" w:color="auto" w:sz="4"/>
-          <w:bottom w:val="single" w:color="auto" w:sz="4"/>
-          <w:right w:val="single" w:color="auto" w:sz="4"/>
-          <w:insideH w:val="single" w:color="auto" w:sz="4"/>
-          <w:insideV w:val="single" w:color="auto" w:sz="4"/>
-        </w:tblBorders>
-      </w:tblPr>
-      <w:tblGrid>
-        <w:gridCol w:w="900"/>
-        <w:gridCol w:w="2600"/>
-        <w:gridCol w:w="2400"/>
-        <w:gridCol w:w="4400"/>
-        <w:gridCol w:w="4950"/>
-      </w:tblGrid>
-      <w:tr>
-        <w:trPr>
-          <w:tblHeader/>
-        </w:trPr>
-        <w:tc>
-          <w:tcPr>
-            <w:tcW w:type="dxa" w:w="900"/>
-            <w:tcBorders>
-              <w:top w:val="single" w:color="C7CBDC" w:sz="4"/>
-              <w:left w:val="single" w:color="C7CBDC" w:sz="4"/>
-              <w:bottom w:val="single" w:color="C7CBDC" w:sz="4"/>
-              <w:right w:val="single" w:color="C7CBDC" w:sz="4"/>
-            </w:tcBorders>
-            <w:shd w:fill="EEF0F7" w:color="auto" w:val="clear"/>
-            <w:tcMar>
-              <w:top w:type="dxa" w:w="60"/>
-              <w:left w:type="dxa" w:w="90"/>
-              <w:bottom w:type="dxa" w:w="60"/>
-              <w:right w:type="dxa" w:w="90"/>
-            </w:tcMar>
-            <w:vAlign w:val="top"/>
-          </w:tcPr>
-          <w:p>
-            <w:pPr>
-              <w:spacing w:after="0" w:before="0"/>
-            </w:pPr>
-            <w:r>
-              <w:rPr>
-                <w:rFonts w:ascii="Calibri" w:cs="Calibri" w:eastAsia="Calibri" w:hAnsi="Calibri"/>
-                <w:b/>
-                <w:bCs/>
-                <w:i w:val="false"/>
-                <w:iCs w:val="false"/>
-                <w:color w:val="1A1F36"/>
-                <w:sz w:val="18"/>
-                <w:szCs w:val="18"/>
-              </w:rPr>
-              <w:t xml:space="preserve">Стр.</w:t>
-            </w:r>
-          </w:p>
-        </w:tc>
-        <w:tc>
-          <w:tcPr>
-            <w:tcW w:type="dxa" w:w="2600"/>
-            <w:tcBorders>
-              <w:top w:val="single" w:color="C7CBDC" w:sz="4"/>
-              <w:left w:val="single" w:color="C7CBDC" w:sz="4"/>
-              <w:bottom w:val="single" w:color="C7CBDC" w:sz="4"/>
-              <w:right w:val="single" w:color="C7CBDC" w:sz="4"/>
-            </w:tcBorders>
-            <w:shd w:fill="EEF0F7" w:color="auto" w:val="clear"/>
-            <w:tcMar>
-              <w:top w:type="dxa" w:w="60"/>
-              <w:left w:type="dxa" w:w="90"/>
-              <w:bottom w:type="dxa" w:w="60"/>
-              <w:right w:type="dxa" w:w="90"/>
-            </w:tcMar>
-            <w:vAlign w:val="top"/>
-          </w:tcPr>
-          <w:p>
-            <w:pPr>
-              <w:spacing w:after="0" w:before="0"/>
-            </w:pPr>
-            <w:r>
-              <w:rPr>
-                <w:rFonts w:ascii="Calibri" w:cs="Calibri" w:eastAsia="Calibri" w:hAnsi="Calibri"/>
-                <w:b/>
-                <w:bCs/>
-                <w:i w:val="false"/>
-                <w:iCs w:val="false"/>
-                <w:color w:val="1A1F36"/>
-                <w:sz w:val="18"/>
-                <w:szCs w:val="18"/>
-              </w:rPr>
-              <w:t xml:space="preserve">Матч</w:t>
-            </w:r>
-          </w:p>
-        </w:tc>
-        <w:tc>
-          <w:tcPr>
-            <w:tcW w:type="dxa" w:w="2400"/>
-            <w:tcBorders>
-              <w:top w:val="single" w:color="C7CBDC" w:sz="4"/>
-              <w:left w:val="single" w:color="C7CBDC" w:sz="4"/>
-              <w:bottom w:val="single" w:color="C7CBDC" w:sz="4"/>
-              <w:right w:val="single" w:color="C7CBDC" w:sz="4"/>
-            </w:tcBorders>
-            <w:shd w:fill="EEF0F7" w:color="auto" w:val="clear"/>
-            <w:tcMar>
-              <w:top w:type="dxa" w:w="60"/>
-              <w:left w:type="dxa" w:w="90"/>
-              <w:bottom w:type="dxa" w:w="60"/>
-              <w:right w:type="dxa" w:w="90"/>
-            </w:tcMar>
-            <w:vAlign w:val="top"/>
-          </w:tcPr>
-          <w:p>
-            <w:pPr>
-              <w:spacing w:after="0" w:before="0"/>
-            </w:pPr>
-            <w:r>
-              <w:rPr>
-                <w:rFonts w:ascii="Calibri" w:cs="Calibri" w:eastAsia="Calibri" w:hAnsi="Calibri"/>
-                <w:b/>
-                <w:bCs/>
-                <w:i w:val="false"/>
-                <w:iCs w:val="false"/>
-                <w:color w:val="1A1F36"/>
-                <w:sz w:val="18"/>
-                <w:szCs w:val="18"/>
-              </w:rPr>
-              <w:t xml:space="preserve">Счёт</w:t>
-            </w:r>
-          </w:p>
-        </w:tc>
-        <w:tc>
-          <w:tcPr>
-            <w:tcW w:type="dxa" w:w="4400"/>
-            <w:tcBorders>
-              <w:top w:val="single" w:color="C7CBDC" w:sz="4"/>
-              <w:left w:val="single" w:color="C7CBDC" w:sz="4"/>
-              <w:bottom w:val="single" w:color="C7CBDC" w:sz="4"/>
-              <w:right w:val="single" w:color="C7CBDC" w:sz="4"/>
-            </w:tcBorders>
-            <w:shd w:fill="EEF0F7" w:color="auto" w:val="clear"/>
-            <w:tcMar>
-              <w:top w:type="dxa" w:w="60"/>
-              <w:left w:type="dxa" w:w="90"/>
-              <w:bottom w:type="dxa" w:w="60"/>
-              <w:right w:type="dxa" w:w="90"/>
-            </w:tcMar>
-            <w:vAlign w:val="top"/>
-          </w:tcPr>
-          <w:p>
-            <w:pPr>
-              <w:spacing w:after="0" w:before="0"/>
-            </w:pPr>
-            <w:r>
-              <w:rPr>
-                <w:rFonts w:ascii="Calibri" w:cs="Calibri" w:eastAsia="Calibri" w:hAnsi="Calibri"/>
-                <w:b/>
-                <w:bCs/>
-                <w:i w:val="false"/>
-                <w:iCs w:val="false"/>
-                <w:color w:val="1A1F36"/>
-                <w:sz w:val="18"/>
-                <w:szCs w:val="18"/>
-              </w:rPr>
-              <w:t xml:space="preserve">Что не так</w:t>
-            </w:r>
-          </w:p>
-        </w:tc>
-        <w:tc>
-          <w:tcPr>
-            <w:tcW w:type="dxa" w:w="4950"/>
-            <w:tcBorders>
-              <w:top w:val="single" w:color="C7CBDC" w:sz="4"/>
-              <w:left w:val="single" w:color="C7CBDC" w:sz="4"/>
-              <w:bottom w:val="single" w:color="C7CBDC" w:sz="4"/>
-              <w:right w:val="single" w:color="C7CBDC" w:sz="4"/>
-            </w:tcBorders>
-            <w:shd w:fill="EEF0F7" w:color="auto" w:val="clear"/>
-            <w:tcMar>
-              <w:top w:type="dxa" w:w="60"/>
-              <w:left w:type="dxa" w:w="90"/>
-              <w:bottom w:type="dxa" w:w="60"/>
-              <w:right w:type="dxa" w:w="90"/>
-            </w:tcMar>
-            <w:vAlign w:val="top"/>
-          </w:tcPr>
-          <w:p>
-            <w:pPr>
-              <w:spacing w:after="0" w:before="0"/>
-            </w:pPr>
-            <w:r>
-              <w:rPr>
-                <w:rFonts w:ascii="Calibri" w:cs="Calibri" w:eastAsia="Calibri" w:hAnsi="Calibri"/>
-                <w:b/>
-                <w:bCs/>
-                <w:i w:val="false"/>
-                <w:iCs w:val="false"/>
-                <w:color w:val="1A1F36"/>
-                <w:sz w:val="18"/>
-                <w:szCs w:val="18"/>
-              </w:rPr>
-              <w:t xml:space="preserve">Как исправляем</w:t>
-            </w:r>
-          </w:p>
-        </w:tc>
-      </w:tr>
-      <w:tr>
-        <w:tc>
-          <w:tcPr>
-            <w:tcW w:type="dxa" w:w="900"/>
-            <w:tcBorders>
-              <w:top w:val="single" w:color="C7CBDC" w:sz="4"/>
-              <w:left w:val="single" w:color="C7CBDC" w:sz="4"/>
-              <w:bottom w:val="single" w:color="C7CBDC" w:sz="4"/>
-              <w:right w:val="single" w:color="C7CBDC" w:sz="4"/>
-            </w:tcBorders>
-            <w:tcMar>
-              <w:top w:type="dxa" w:w="60"/>
-              <w:left w:type="dxa" w:w="90"/>
-              <w:bottom w:type="dxa" w:w="60"/>
-              <w:right w:type="dxa" w:w="90"/>
-            </w:tcMar>
-            <w:vAlign w:val="top"/>
-          </w:tcPr>
-          <w:p>
-            <w:pPr>
-              <w:spacing w:after="0" w:before="0"/>
-            </w:pPr>
-            <w:r>
-              <w:rPr>
-                <w:rFonts w:ascii="Calibri" w:cs="Calibri" w:eastAsia="Calibri" w:hAnsi="Calibri"/>
-                <w:b/>
-                <w:bCs/>
-                <w:i w:val="false"/>
-                <w:iCs w:val="false"/>
-                <w:color w:val="1A1F36"/>
-                <w:sz w:val="18"/>
-                <w:szCs w:val="18"/>
-              </w:rPr>
-              <w:t xml:space="preserve">256</w:t>
-            </w:r>
-          </w:p>
-        </w:tc>
-        <w:tc>
-          <w:tcPr>
-            <w:tcW w:type="dxa" w:w="2600"/>
-            <w:tcBorders>
-              <w:top w:val="single" w:color="C7CBDC" w:sz="4"/>
-              <w:left w:val="single" w:color="C7CBDC" w:sz="4"/>
-              <w:bottom w:val="single" w:color="C7CBDC" w:sz="4"/>
-              <w:right w:val="single" w:color="C7CBDC" w:sz="4"/>
-            </w:tcBorders>
-            <w:tcMar>
-              <w:top w:type="dxa" w:w="60"/>
-              <w:left w:type="dxa" w:w="90"/>
-              <w:bottom w:type="dxa" w:w="60"/>
-              <w:right w:type="dxa" w:w="90"/>
-            </w:tcMar>
-            <w:vAlign w:val="top"/>
-          </w:tcPr>
-          <w:p>
-            <w:pPr>
-              <w:spacing w:after="0"/>
-            </w:pPr>
-            <w:r>
-              <w:rPr>
-                <w:rFonts w:ascii="Calibri" w:cs="Calibri" w:eastAsia="Calibri" w:hAnsi="Calibri"/>
-                <w:b w:val="false"/>
-                <w:bCs w:val="false"/>
-                <w:i w:val="false"/>
-                <w:iCs w:val="false"/>
-                <w:color w:val="1A1F36"/>
-                <w:sz w:val="18"/>
-                <w:szCs w:val="18"/>
-              </w:rPr>
-              <w:t xml:space="preserve">15.07.2026  20:30</w:t>
-            </w:r>
-            <w:r>
-              <w:rPr>
-                <w:rFonts w:ascii="Calibri" w:cs="Calibri" w:eastAsia="Calibri" w:hAnsi="Calibri"/>
-                <w:b w:val="false"/>
-                <w:bCs w:val="false"/>
-                <w:i w:val="false"/>
-                <w:iCs w:val="false"/>
-                <w:color w:val="1A1F36"/>
-                <w:sz w:val="18"/>
-                <w:szCs w:val="18"/>
-              </w:rPr>
-              <w:br/>
-              <w:t xml:space="preserve">Слобода — Локомотив-Р</w:t>
-            </w:r>
-          </w:p>
-        </w:tc>
-        <w:tc>
-          <w:tcPr>
-            <w:tcW w:type="dxa" w:w="2400"/>
-            <w:tcBorders>
-              <w:top w:val="single" w:color="C7CBDC" w:sz="4"/>
-              <w:left w:val="single" w:color="C7CBDC" w:sz="4"/>
-              <w:bottom w:val="single" w:color="C7CBDC" w:sz="4"/>
-              <w:right w:val="single" w:color="C7CBDC" w:sz="4"/>
-            </w:tcBorders>
-            <w:tcMar>
-              <w:top w:type="dxa" w:w="60"/>
-              <w:left w:type="dxa" w:w="90"/>
-              <w:bottom w:type="dxa" w:w="60"/>
-              <w:right w:type="dxa" w:w="90"/>
-            </w:tcMar>
-            <w:vAlign w:val="top"/>
-          </w:tcPr>
-          <w:p>
-            <w:pPr>
-              <w:spacing w:after="0"/>
-            </w:pPr>
-            <w:r>
-              <w:rPr>
-                <w:rFonts w:ascii="Calibri" w:cs="Calibri" w:eastAsia="Calibri" w:hAnsi="Calibri"/>
-                <w:b w:val="false"/>
-                <w:bCs w:val="false"/>
-                <w:i w:val="false"/>
-                <w:iCs w:val="false"/>
-                <w:color w:val="5A5F7A"/>
-                <w:sz w:val="18"/>
-                <w:szCs w:val="18"/>
-              </w:rPr>
-              <w:t xml:space="preserve">итог 6:2</w:t>
-            </w:r>
-            <w:r>
-              <w:rPr>
-                <w:rFonts w:ascii="Calibri" w:cs="Calibri" w:eastAsia="Calibri" w:hAnsi="Calibri"/>
-                <w:b w:val="false"/>
-                <w:bCs w:val="false"/>
-                <w:i w:val="false"/>
-                <w:iCs w:val="false"/>
-                <w:color w:val="5A5F7A"/>
-                <w:sz w:val="18"/>
-                <w:szCs w:val="18"/>
-              </w:rPr>
-              <w:br/>
-              <w:t xml:space="preserve">периоды 1:1 4:0 1:1 = 6:2</w:t>
-            </w:r>
-          </w:p>
-        </w:tc>
-        <w:tc>
-          <w:tcPr>
-            <w:tcW w:type="dxa" w:w="4400"/>
-            <w:tcBorders>
-              <w:top w:val="single" w:color="C7CBDC" w:sz="4"/>
-              <w:left w:val="single" w:color="C7CBDC" w:sz="4"/>
-              <w:bottom w:val="single" w:color="C7CBDC" w:sz="4"/>
-              <w:right w:val="single" w:color="C7CBDC" w:sz="4"/>
-            </w:tcBorders>
-            <w:tcMar>
-              <w:top w:type="dxa" w:w="60"/>
-              <w:left w:type="dxa" w:w="90"/>
-              <w:bottom w:type="dxa" w:w="60"/>
-              <w:right w:type="dxa" w:w="90"/>
-            </w:tcMar>
-            <w:vAlign w:val="top"/>
-          </w:tcPr>
-          <w:p>
-            <w:pPr>
-              <w:spacing w:after="0" w:before="0"/>
-            </w:pPr>
-            <w:r>
-              <w:rPr>
-                <w:rFonts w:ascii="Calibri" w:cs="Calibri" w:eastAsia="Calibri" w:hAnsi="Calibri"/>
-                <w:b w:val="false"/>
-                <w:bCs w:val="false"/>
-                <w:i w:val="false"/>
-                <w:iCs w:val="false"/>
-                <w:color w:val="1A1F36"/>
-                <w:sz w:val="18"/>
-                <w:szCs w:val="18"/>
-              </w:rPr>
-              <w:t xml:space="preserve">За обе команды записаны одни и те же игроки — состав команды Слобода. У команды Локомотив-Р во всех остальных 7 матчах файла один и тот же свой состав: Возмищев Данил Александрович №1, Чикнайкин Антон Андреевич №16, Исламов Артём Дмитриевич №98, Дьяков Никита Петрович №77, Маслов Егор Александрович №33, Леванов Антон Павлович №5, Железнов Игорь Владимирович №55, Нарватов Дмитрий Александрович №10, Александров Евгений Александрович №17.</w:t>
-            </w:r>
-          </w:p>
-        </w:tc>
-        <w:tc>
-          <w:tcPr>
-            <w:tcW w:type="dxa" w:w="4950"/>
-            <w:tcBorders>
-              <w:top w:val="single" w:color="C7CBDC" w:sz="4"/>
-              <w:left w:val="single" w:color="C7CBDC" w:sz="4"/>
-              <w:bottom w:val="single" w:color="C7CBDC" w:sz="4"/>
-              <w:right w:val="single" w:color="C7CBDC" w:sz="4"/>
-            </w:tcBorders>
-            <w:tcMar>
-              <w:top w:type="dxa" w:w="60"/>
-              <w:left w:type="dxa" w:w="90"/>
-              <w:bottom w:type="dxa" w:w="60"/>
-              <w:right w:type="dxa" w:w="90"/>
-            </w:tcMar>
-            <w:vAlign w:val="top"/>
-          </w:tcPr>
-          <w:p>
-            <w:pPr>
-              <w:spacing w:after="0" w:before="0"/>
-            </w:pPr>
-            <w:r>
-              <w:rPr>
-                <w:rFonts w:ascii="Calibri" w:cs="Calibri" w:eastAsia="Calibri" w:hAnsi="Calibri"/>
-                <w:b w:val="false"/>
-                <w:bCs w:val="false"/>
-                <w:i/>
-                <w:iCs/>
-                <w:color w:val="2B2F77"/>
-                <w:sz w:val="18"/>
-                <w:szCs w:val="18"/>
-              </w:rPr>
-              <w:t xml:space="preserve">Очевидное исправление: записать команде Локомотив-Р её постоянный состав. Подтверждаете?</w:t>
-            </w:r>
-          </w:p>
-        </w:tc>
-      </w:tr>
-      <w:tr>
-        <w:tc>
-          <w:tcPr>
-            <w:tcW w:type="dxa" w:w="900"/>
-            <w:tcBorders>
-              <w:top w:val="single" w:color="C7CBDC" w:sz="4"/>
-              <w:left w:val="single" w:color="C7CBDC" w:sz="4"/>
-              <w:bottom w:val="single" w:color="C7CBDC" w:sz="4"/>
-              <w:right w:val="single" w:color="C7CBDC" w:sz="4"/>
-            </w:tcBorders>
-            <w:shd w:fill="F7F8FC" w:color="auto" w:val="clear"/>
-            <w:tcMar>
-              <w:top w:type="dxa" w:w="60"/>
-              <w:left w:type="dxa" w:w="90"/>
-              <w:bottom w:type="dxa" w:w="60"/>
-              <w:right w:type="dxa" w:w="90"/>
-            </w:tcMar>
-            <w:vAlign w:val="top"/>
-          </w:tcPr>
-          <w:p>
-            <w:pPr>
-              <w:spacing w:after="0" w:before="0"/>
-            </w:pPr>
-            <w:r>
-              <w:rPr>
-                <w:rFonts w:ascii="Calibri" w:cs="Calibri" w:eastAsia="Calibri" w:hAnsi="Calibri"/>
-                <w:b/>
-                <w:bCs/>
-                <w:i w:val="false"/>
-                <w:iCs w:val="false"/>
-                <w:color w:val="1A1F36"/>
-                <w:sz w:val="18"/>
-                <w:szCs w:val="18"/>
-              </w:rPr>
-              <w:t xml:space="preserve">1, 16, 31, 46, 91, 106, 121, 136, 151, 166, 181, 196
-и ещё 10</w:t>
-            </w:r>
-          </w:p>
-        </w:tc>
-        <w:tc>
-          <w:tcPr>
-            <w:tcW w:type="dxa" w:w="2600"/>
-            <w:tcBorders>
-              <w:top w:val="single" w:color="C7CBDC" w:sz="4"/>
-              <w:left w:val="single" w:color="C7CBDC" w:sz="4"/>
-              <w:bottom w:val="single" w:color="C7CBDC" w:sz="4"/>
-              <w:right w:val="single" w:color="C7CBDC" w:sz="4"/>
-            </w:tcBorders>
-            <w:shd w:fill="F7F8FC" w:color="auto" w:val="clear"/>
-            <w:tcMar>
-              <w:top w:type="dxa" w:w="60"/>
-              <w:left w:type="dxa" w:w="90"/>
-              <w:bottom w:type="dxa" w:w="60"/>
-              <w:right w:type="dxa" w:w="90"/>
-            </w:tcMar>
-            <w:vAlign w:val="top"/>
-          </w:tcPr>
-          <w:p>
-            <w:pPr>
-              <w:spacing w:after="0"/>
-            </w:pPr>
-            <w:r>
-              <w:rPr>
-                <w:rFonts w:ascii="Calibri" w:cs="Calibri" w:eastAsia="Calibri" w:hAnsi="Calibri"/>
-                <w:b w:val="false"/>
-                <w:bCs w:val="false"/>
-                <w:i w:val="false"/>
-                <w:iCs w:val="false"/>
-                <w:color w:val="1A1F36"/>
-                <w:sz w:val="18"/>
-                <w:szCs w:val="18"/>
-              </w:rPr>
-              <w:t xml:space="preserve">игрок за несколько команд</w:t>
-            </w:r>
-          </w:p>
-        </w:tc>
-        <w:tc>
-          <w:tcPr>
-            <w:tcW w:type="dxa" w:w="2400"/>
-            <w:tcBorders>
-              <w:top w:val="single" w:color="C7CBDC" w:sz="4"/>
-              <w:left w:val="single" w:color="C7CBDC" w:sz="4"/>
-              <w:bottom w:val="single" w:color="C7CBDC" w:sz="4"/>
-              <w:right w:val="single" w:color="C7CBDC" w:sz="4"/>
-            </w:tcBorders>
-            <w:shd w:fill="F7F8FC" w:color="auto" w:val="clear"/>
-            <w:tcMar>
-              <w:top w:type="dxa" w:w="60"/>
-              <w:left w:type="dxa" w:w="90"/>
-              <w:bottom w:type="dxa" w:w="60"/>
-              <w:right w:type="dxa" w:w="90"/>
-            </w:tcMar>
-            <w:vAlign w:val="top"/>
-          </w:tcPr>
-          <w:p>
-            <w:pPr>
-              <w:spacing w:after="0"/>
-            </w:pPr>
-            <w:r>
-              <w:rPr>
-                <w:rFonts w:ascii="Calibri" w:cs="Calibri" w:eastAsia="Calibri" w:hAnsi="Calibri"/>
-                <w:b w:val="false"/>
-                <w:bCs w:val="false"/>
-                <w:i w:val="false"/>
-                <w:iCs w:val="false"/>
-                <w:color w:val="5A5F7A"/>
-                <w:sz w:val="18"/>
-                <w:szCs w:val="18"/>
-              </w:rPr>
-              <w:t xml:space="preserve">—</w:t>
-            </w:r>
-          </w:p>
-        </w:tc>
-        <w:tc>
-          <w:tcPr>
-            <w:tcW w:type="dxa" w:w="4400"/>
-            <w:tcBorders>
-              <w:top w:val="single" w:color="C7CBDC" w:sz="4"/>
-              <w:left w:val="single" w:color="C7CBDC" w:sz="4"/>
-              <w:bottom w:val="single" w:color="C7CBDC" w:sz="4"/>
-              <w:right w:val="single" w:color="C7CBDC" w:sz="4"/>
-            </w:tcBorders>
-            <w:shd w:fill="F7F8FC" w:color="auto" w:val="clear"/>
-            <w:tcMar>
-              <w:top w:type="dxa" w:w="60"/>
-              <w:left w:type="dxa" w:w="90"/>
-              <w:bottom w:type="dxa" w:w="60"/>
-              <w:right w:type="dxa" w:w="90"/>
-            </w:tcMar>
-            <w:vAlign w:val="top"/>
-          </w:tcPr>
-          <w:p>
-            <w:pPr>
-              <w:spacing w:after="0" w:before="0"/>
-            </w:pPr>
-            <w:r>
-              <w:rPr>
-                <w:rFonts w:ascii="Calibri" w:cs="Calibri" w:eastAsia="Calibri" w:hAnsi="Calibri"/>
-                <w:b w:val="false"/>
-                <w:bCs w:val="false"/>
-                <w:i w:val="false"/>
-                <w:iCs w:val="false"/>
-                <w:color w:val="1A1F36"/>
-                <w:sz w:val="18"/>
-                <w:szCs w:val="18"/>
-              </w:rPr>
-              <w:t xml:space="preserve">Сафронов Максим Артемович записан за несколько команд: Метеор (№1) — 12 матчей; Викинг (№1) — 8 матчей; Сияжар (№1) — 2 матча.</w:t>
-            </w:r>
-          </w:p>
-        </w:tc>
-        <w:tc>
-          <w:tcPr>
-            <w:tcW w:type="dxa" w:w="4950"/>
-            <w:tcBorders>
-              <w:top w:val="single" w:color="C7CBDC" w:sz="4"/>
-              <w:left w:val="single" w:color="C7CBDC" w:sz="4"/>
-              <w:bottom w:val="single" w:color="C7CBDC" w:sz="4"/>
-              <w:right w:val="single" w:color="C7CBDC" w:sz="4"/>
-            </w:tcBorders>
-            <w:tcMar>
-              <w:top w:type="dxa" w:w="60"/>
-              <w:left w:type="dxa" w:w="90"/>
-              <w:bottom w:type="dxa" w:w="60"/>
-              <w:right w:type="dxa" w:w="90"/>
-            </w:tcMar>
-            <w:vAlign w:val="top"/>
-          </w:tcPr>
-          <w:p>
-            <w:pPr>
-              <w:spacing w:after="0" w:before="0"/>
-            </w:pPr>
-            <w:r>
-              <w:rPr>
-                <w:rFonts w:ascii="Calibri" w:cs="Calibri" w:eastAsia="Calibri" w:hAnsi="Calibri"/>
-                <w:b w:val="false"/>
-                <w:bCs w:val="false"/>
-                <w:i/>
-                <w:iCs/>
-                <w:color w:val="2B2F77"/>
-                <w:sz w:val="18"/>
-                <w:szCs w:val="18"/>
-              </w:rPr>
-              <w:t xml:space="preserve">Игрок выступает только за одну команду дивизиона. За какую?</w:t>
-            </w:r>
-          </w:p>
-        </w:tc>
-      </w:tr>
-    </w:tbl>
+    <w:p>
+      <w:pPr>
+        <w:spacing w:after="100" w:before="0"/>
+      </w:pPr>
+      <w:r>
+        <w:rPr>
+          <w:rFonts w:ascii="Calibri" w:cs="Calibri" w:eastAsia="Calibri" w:hAnsi="Calibri"/>
+          <w:b w:val="false"/>
+          <w:bCs w:val="false"/>
+          <w:i/>
+          <w:iCs/>
+          <w:color w:val="2E7D32"/>
+          <w:sz w:val="20"/>
+          <w:szCs w:val="20"/>
+        </w:rPr>
+        <w:t xml:space="preserve">Ошибок не найдено.</w:t>
+      </w:r>
+    </w:p>
     <w:p>
       <w:pPr>
         <w:keepNext/>
@@ -7896,7 +7307,7 @@
                 <w:sz w:val="18"/>
                 <w:szCs w:val="18"/>
               </w:rPr>
-              <w:t xml:space="preserve">76</w:t>
+              <w:t xml:space="preserve">226</w:t>
             </w:r>
           </w:p>
         </w:tc>
@@ -7932,7 +7343,7 @@
                 <w:sz w:val="18"/>
                 <w:szCs w:val="18"/>
               </w:rPr>
-              <w:t xml:space="preserve">12.08.2026  21:25</w:t>
+              <w:t xml:space="preserve">02.08.2026  10:00</w:t>
             </w:r>
             <w:r>
               <w:rPr>
@@ -7946,7 +7357,7 @@
                 <w:szCs w:val="18"/>
               </w:rPr>
               <w:br/>
-              <w:t xml:space="preserve">Слобода — Локомотив-Р</w:t>
+              <w:t xml:space="preserve">Цементник — Метеор</w:t>
             </w:r>
           </w:p>
         </w:tc>
@@ -7982,7 +7393,7 @@
                 <w:sz w:val="18"/>
                 <w:szCs w:val="18"/>
               </w:rPr>
-              <w:t xml:space="preserve">итог 4:6</w:t>
+              <w:t xml:space="preserve">итог 2:6</w:t>
             </w:r>
             <w:r>
               <w:rPr>
@@ -7996,7 +7407,7 @@
                 <w:szCs w:val="18"/>
               </w:rPr>
               <w:br/>
-              <w:t xml:space="preserve">периоды 1:2 2:0 1:4 = 4:6</w:t>
+              <w:t xml:space="preserve">периоды 1:2 1:3 0:3 = 2:8</w:t>
             </w:r>
           </w:p>
         </w:tc>
@@ -8032,7 +7443,7 @@
                 <w:sz w:val="18"/>
                 <w:szCs w:val="18"/>
               </w:rPr>
-              <w:t xml:space="preserve">За обе команды записаны одни и те же игроки — состав команды Слобода. У команды Локомотив-Р во всех остальных 4 матчах файла один и тот же свой состав: Возмищев Данил Александрович №1, Чикнайкин Антон Андреевич №16, Исламов Артём Дмитриевич №98, Дьяков Никита Петрович №77, Маслов Егор Александрович №33, Леванов Антон Павлович №5, Железнов Игорь Владимирович №55, Нарватов Дмитрий Александрович №10, Александров Евгений Александрович №17.</w:t>
+              <w:t xml:space="preserve">Счёт не сходится с суммой по периодам.</w:t>
             </w:r>
           </w:p>
         </w:tc>
@@ -8068,404 +7479,7 @@
                 <w:sz w:val="18"/>
                 <w:szCs w:val="18"/>
               </w:rPr>
-              <w:t xml:space="preserve">Очевидное исправление: записать команде Локомотив-Р её постоянный состав. Подтверждаете?</w:t>
-            </w:r>
-          </w:p>
-        </w:tc>
-      </w:tr>
-      <w:tr>
-        <w:tc>
-          <w:tcPr>
-            <w:tcW w:type="dxa" w:w="900"/>
-            <w:tcBorders>
-              <w:top w:val="single" w:color="C7CBDC" w:sz="4"/>
-              <w:left w:val="single" w:color="C7CBDC" w:sz="4"/>
-              <w:bottom w:val="single" w:color="C7CBDC" w:sz="4"/>
-              <w:right w:val="single" w:color="C7CBDC" w:sz="4"/>
-            </w:tcBorders>
-            <w:shd w:fill="F7F8FC" w:color="auto" w:val="clear"/>
-            <w:tcMar>
-              <w:top w:type="dxa" w:w="60"/>
-              <w:left w:type="dxa" w:w="90"/>
-              <w:bottom w:type="dxa" w:w="60"/>
-              <w:right w:type="dxa" w:w="90"/>
-            </w:tcMar>
-            <w:vAlign w:val="top"/>
-          </w:tcPr>
-          <w:p>
-            <w:pPr>
-              <w:spacing w:after="0" w:before="0"/>
-            </w:pPr>
-            <w:r>
-              <w:rPr>
-                <w:rFonts w:ascii="Calibri" w:cs="Calibri" w:eastAsia="Calibri" w:hAnsi="Calibri"/>
-                <w:b/>
-                <w:bCs/>
-                <w:i w:val="false"/>
-                <w:iCs w:val="false"/>
-                <w:color w:val="1A1F36"/>
-                <w:sz w:val="18"/>
-                <w:szCs w:val="18"/>
-              </w:rPr>
-              <w:t xml:space="preserve">226</w:t>
-            </w:r>
-          </w:p>
-        </w:tc>
-        <w:tc>
-          <w:tcPr>
-            <w:tcW w:type="dxa" w:w="2600"/>
-            <w:tcBorders>
-              <w:top w:val="single" w:color="C7CBDC" w:sz="4"/>
-              <w:left w:val="single" w:color="C7CBDC" w:sz="4"/>
-              <w:bottom w:val="single" w:color="C7CBDC" w:sz="4"/>
-              <w:right w:val="single" w:color="C7CBDC" w:sz="4"/>
-            </w:tcBorders>
-            <w:shd w:fill="F7F8FC" w:color="auto" w:val="clear"/>
-            <w:tcMar>
-              <w:top w:type="dxa" w:w="60"/>
-              <w:left w:type="dxa" w:w="90"/>
-              <w:bottom w:type="dxa" w:w="60"/>
-              <w:right w:type="dxa" w:w="90"/>
-            </w:tcMar>
-            <w:vAlign w:val="top"/>
-          </w:tcPr>
-          <w:p>
-            <w:pPr>
-              <w:spacing w:after="0"/>
-            </w:pPr>
-            <w:r>
-              <w:rPr>
-                <w:rFonts w:ascii="Calibri" w:cs="Calibri" w:eastAsia="Calibri" w:hAnsi="Calibri"/>
-                <w:b w:val="false"/>
-                <w:bCs w:val="false"/>
-                <w:i w:val="false"/>
-                <w:iCs w:val="false"/>
-                <w:color w:val="1A1F36"/>
-                <w:sz w:val="18"/>
-                <w:szCs w:val="18"/>
-              </w:rPr>
-              <w:t xml:space="preserve">02.08.2026  10:00</w:t>
-            </w:r>
-            <w:r>
-              <w:rPr>
-                <w:rFonts w:ascii="Calibri" w:cs="Calibri" w:eastAsia="Calibri" w:hAnsi="Calibri"/>
-                <w:b w:val="false"/>
-                <w:bCs w:val="false"/>
-                <w:i w:val="false"/>
-                <w:iCs w:val="false"/>
-                <w:color w:val="1A1F36"/>
-                <w:sz w:val="18"/>
-                <w:szCs w:val="18"/>
-              </w:rPr>
-              <w:br/>
-              <w:t xml:space="preserve">Цементник — Метеор</w:t>
-            </w:r>
-          </w:p>
-        </w:tc>
-        <w:tc>
-          <w:tcPr>
-            <w:tcW w:type="dxa" w:w="2400"/>
-            <w:tcBorders>
-              <w:top w:val="single" w:color="C7CBDC" w:sz="4"/>
-              <w:left w:val="single" w:color="C7CBDC" w:sz="4"/>
-              <w:bottom w:val="single" w:color="C7CBDC" w:sz="4"/>
-              <w:right w:val="single" w:color="C7CBDC" w:sz="4"/>
-            </w:tcBorders>
-            <w:shd w:fill="F7F8FC" w:color="auto" w:val="clear"/>
-            <w:tcMar>
-              <w:top w:type="dxa" w:w="60"/>
-              <w:left w:type="dxa" w:w="90"/>
-              <w:bottom w:type="dxa" w:w="60"/>
-              <w:right w:type="dxa" w:w="90"/>
-            </w:tcMar>
-            <w:vAlign w:val="top"/>
-          </w:tcPr>
-          <w:p>
-            <w:pPr>
-              <w:spacing w:after="0"/>
-            </w:pPr>
-            <w:r>
-              <w:rPr>
-                <w:rFonts w:ascii="Calibri" w:cs="Calibri" w:eastAsia="Calibri" w:hAnsi="Calibri"/>
-                <w:b w:val="false"/>
-                <w:bCs w:val="false"/>
-                <w:i w:val="false"/>
-                <w:iCs w:val="false"/>
-                <w:color w:val="5A5F7A"/>
-                <w:sz w:val="18"/>
-                <w:szCs w:val="18"/>
-              </w:rPr>
-              <w:t xml:space="preserve">итог 2:6</w:t>
-            </w:r>
-            <w:r>
-              <w:rPr>
-                <w:rFonts w:ascii="Calibri" w:cs="Calibri" w:eastAsia="Calibri" w:hAnsi="Calibri"/>
-                <w:b w:val="false"/>
-                <w:bCs w:val="false"/>
-                <w:i w:val="false"/>
-                <w:iCs w:val="false"/>
-                <w:color w:val="5A5F7A"/>
-                <w:sz w:val="18"/>
-                <w:szCs w:val="18"/>
-              </w:rPr>
-              <w:br/>
-              <w:t xml:space="preserve">периоды 1:2 1:3 0:3 = 2:8</w:t>
-            </w:r>
-          </w:p>
-        </w:tc>
-        <w:tc>
-          <w:tcPr>
-            <w:tcW w:type="dxa" w:w="4400"/>
-            <w:tcBorders>
-              <w:top w:val="single" w:color="C7CBDC" w:sz="4"/>
-              <w:left w:val="single" w:color="C7CBDC" w:sz="4"/>
-              <w:bottom w:val="single" w:color="C7CBDC" w:sz="4"/>
-              <w:right w:val="single" w:color="C7CBDC" w:sz="4"/>
-            </w:tcBorders>
-            <w:shd w:fill="F7F8FC" w:color="auto" w:val="clear"/>
-            <w:tcMar>
-              <w:top w:type="dxa" w:w="60"/>
-              <w:left w:type="dxa" w:w="90"/>
-              <w:bottom w:type="dxa" w:w="60"/>
-              <w:right w:type="dxa" w:w="90"/>
-            </w:tcMar>
-            <w:vAlign w:val="top"/>
-          </w:tcPr>
-          <w:p>
-            <w:pPr>
-              <w:spacing w:after="0" w:before="0"/>
-            </w:pPr>
-            <w:r>
-              <w:rPr>
-                <w:rFonts w:ascii="Calibri" w:cs="Calibri" w:eastAsia="Calibri" w:hAnsi="Calibri"/>
-                <w:b w:val="false"/>
-                <w:bCs w:val="false"/>
-                <w:i w:val="false"/>
-                <w:iCs w:val="false"/>
-                <w:color w:val="1A1F36"/>
-                <w:sz w:val="18"/>
-                <w:szCs w:val="18"/>
-              </w:rPr>
-              <w:t xml:space="preserve">Счёт не сходится с суммой по периодам.</w:t>
-            </w:r>
-          </w:p>
-        </w:tc>
-        <w:tc>
-          <w:tcPr>
-            <w:tcW w:type="dxa" w:w="4950"/>
-            <w:tcBorders>
-              <w:top w:val="single" w:color="C7CBDC" w:sz="4"/>
-              <w:left w:val="single" w:color="C7CBDC" w:sz="4"/>
-              <w:bottom w:val="single" w:color="C7CBDC" w:sz="4"/>
-              <w:right w:val="single" w:color="C7CBDC" w:sz="4"/>
-            </w:tcBorders>
-            <w:tcMar>
-              <w:top w:type="dxa" w:w="60"/>
-              <w:left w:type="dxa" w:w="90"/>
-              <w:bottom w:type="dxa" w:w="60"/>
-              <w:right w:type="dxa" w:w="90"/>
-            </w:tcMar>
-            <w:vAlign w:val="top"/>
-          </w:tcPr>
-          <w:p>
-            <w:pPr>
-              <w:spacing w:after="0" w:before="0"/>
-            </w:pPr>
-            <w:r>
-              <w:rPr>
-                <w:rFonts w:ascii="Calibri" w:cs="Calibri" w:eastAsia="Calibri" w:hAnsi="Calibri"/>
-                <w:b w:val="false"/>
-                <w:bCs w:val="false"/>
-                <w:i/>
-                <w:iCs/>
-                <w:color w:val="2B2F77"/>
-                <w:sz w:val="18"/>
-                <w:szCs w:val="18"/>
-              </w:rPr>
-              <w:t xml:space="preserve"/>
-            </w:r>
-          </w:p>
-        </w:tc>
-      </w:tr>
-      <w:tr>
-        <w:tc>
-          <w:tcPr>
-            <w:tcW w:type="dxa" w:w="900"/>
-            <w:tcBorders>
-              <w:top w:val="single" w:color="C7CBDC" w:sz="4"/>
-              <w:left w:val="single" w:color="C7CBDC" w:sz="4"/>
-              <w:bottom w:val="single" w:color="C7CBDC" w:sz="4"/>
-              <w:right w:val="single" w:color="C7CBDC" w:sz="4"/>
-            </w:tcBorders>
-            <w:tcMar>
-              <w:top w:type="dxa" w:w="60"/>
-              <w:left w:type="dxa" w:w="90"/>
-              <w:bottom w:type="dxa" w:w="60"/>
-              <w:right w:type="dxa" w:w="90"/>
-            </w:tcMar>
-            <w:vAlign w:val="top"/>
-          </w:tcPr>
-          <w:p>
-            <w:pPr>
-              <w:spacing w:after="0" w:before="0"/>
-            </w:pPr>
-            <w:r>
-              <w:rPr>
-                <w:rFonts w:ascii="Calibri" w:cs="Calibri" w:eastAsia="Calibri" w:hAnsi="Calibri"/>
-                <w:b/>
-                <w:bCs/>
-                <w:i w:val="false"/>
-                <w:iCs w:val="false"/>
-                <w:color w:val="1A1F36"/>
-                <w:sz w:val="18"/>
-                <w:szCs w:val="18"/>
-              </w:rPr>
-              <w:t xml:space="preserve">1, 16, 31, 46, 61, 91, 106, 121, 136, 151, 166, 181
-и ещё 5</w:t>
-            </w:r>
-          </w:p>
-        </w:tc>
-        <w:tc>
-          <w:tcPr>
-            <w:tcW w:type="dxa" w:w="2600"/>
-            <w:tcBorders>
-              <w:top w:val="single" w:color="C7CBDC" w:sz="4"/>
-              <w:left w:val="single" w:color="C7CBDC" w:sz="4"/>
-              <w:bottom w:val="single" w:color="C7CBDC" w:sz="4"/>
-              <w:right w:val="single" w:color="C7CBDC" w:sz="4"/>
-            </w:tcBorders>
-            <w:tcMar>
-              <w:top w:type="dxa" w:w="60"/>
-              <w:left w:type="dxa" w:w="90"/>
-              <w:bottom w:type="dxa" w:w="60"/>
-              <w:right w:type="dxa" w:w="90"/>
-            </w:tcMar>
-            <w:vAlign w:val="top"/>
-          </w:tcPr>
-          <w:p>
-            <w:pPr>
-              <w:spacing w:after="0"/>
-            </w:pPr>
-            <w:r>
-              <w:rPr>
-                <w:rFonts w:ascii="Calibri" w:cs="Calibri" w:eastAsia="Calibri" w:hAnsi="Calibri"/>
-                <w:b w:val="false"/>
-                <w:bCs w:val="false"/>
-                <w:i w:val="false"/>
-                <w:iCs w:val="false"/>
-                <w:color w:val="1A1F36"/>
-                <w:sz w:val="18"/>
-                <w:szCs w:val="18"/>
-              </w:rPr>
-              <w:t xml:space="preserve">игрок за несколько команд</w:t>
-            </w:r>
-          </w:p>
-        </w:tc>
-        <w:tc>
-          <w:tcPr>
-            <w:tcW w:type="dxa" w:w="2400"/>
-            <w:tcBorders>
-              <w:top w:val="single" w:color="C7CBDC" w:sz="4"/>
-              <w:left w:val="single" w:color="C7CBDC" w:sz="4"/>
-              <w:bottom w:val="single" w:color="C7CBDC" w:sz="4"/>
-              <w:right w:val="single" w:color="C7CBDC" w:sz="4"/>
-            </w:tcBorders>
-            <w:tcMar>
-              <w:top w:type="dxa" w:w="60"/>
-              <w:left w:type="dxa" w:w="90"/>
-              <w:bottom w:type="dxa" w:w="60"/>
-              <w:right w:type="dxa" w:w="90"/>
-            </w:tcMar>
-            <w:vAlign w:val="top"/>
-          </w:tcPr>
-          <w:p>
-            <w:pPr>
-              <w:spacing w:after="0"/>
-            </w:pPr>
-            <w:r>
-              <w:rPr>
-                <w:rFonts w:ascii="Calibri" w:cs="Calibri" w:eastAsia="Calibri" w:hAnsi="Calibri"/>
-                <w:b w:val="false"/>
-                <w:bCs w:val="false"/>
-                <w:i w:val="false"/>
-                <w:iCs w:val="false"/>
-                <w:color w:val="5A5F7A"/>
-                <w:sz w:val="18"/>
-                <w:szCs w:val="18"/>
-              </w:rPr>
-              <w:t xml:space="preserve">—</w:t>
-            </w:r>
-          </w:p>
-        </w:tc>
-        <w:tc>
-          <w:tcPr>
-            <w:tcW w:type="dxa" w:w="4400"/>
-            <w:tcBorders>
-              <w:top w:val="single" w:color="C7CBDC" w:sz="4"/>
-              <w:left w:val="single" w:color="C7CBDC" w:sz="4"/>
-              <w:bottom w:val="single" w:color="C7CBDC" w:sz="4"/>
-              <w:right w:val="single" w:color="C7CBDC" w:sz="4"/>
-            </w:tcBorders>
-            <w:tcMar>
-              <w:top w:type="dxa" w:w="60"/>
-              <w:left w:type="dxa" w:w="90"/>
-              <w:bottom w:type="dxa" w:w="60"/>
-              <w:right w:type="dxa" w:w="90"/>
-            </w:tcMar>
-            <w:vAlign w:val="top"/>
-          </w:tcPr>
-          <w:p>
-            <w:pPr>
-              <w:spacing w:after="0" w:before="0"/>
-            </w:pPr>
-            <w:r>
-              <w:rPr>
-                <w:rFonts w:ascii="Calibri" w:cs="Calibri" w:eastAsia="Calibri" w:hAnsi="Calibri"/>
-                <w:b w:val="false"/>
-                <w:bCs w:val="false"/>
-                <w:i w:val="false"/>
-                <w:iCs w:val="false"/>
-                <w:color w:val="1A1F36"/>
-                <w:sz w:val="18"/>
-                <w:szCs w:val="18"/>
-              </w:rPr>
-              <w:t xml:space="preserve">Сафронов Максим Артемович записан за несколько команд: Метеор (№1) — 8 матчей; Викинг (№1) — 6 матчей; Сияжар (№1) — 3 матча.</w:t>
-            </w:r>
-          </w:p>
-        </w:tc>
-        <w:tc>
-          <w:tcPr>
-            <w:tcW w:type="dxa" w:w="4950"/>
-            <w:tcBorders>
-              <w:top w:val="single" w:color="C7CBDC" w:sz="4"/>
-              <w:left w:val="single" w:color="C7CBDC" w:sz="4"/>
-              <w:bottom w:val="single" w:color="C7CBDC" w:sz="4"/>
-              <w:right w:val="single" w:color="C7CBDC" w:sz="4"/>
-            </w:tcBorders>
-            <w:tcMar>
-              <w:top w:type="dxa" w:w="60"/>
-              <w:left w:type="dxa" w:w="90"/>
-              <w:bottom w:type="dxa" w:w="60"/>
-              <w:right w:type="dxa" w:w="90"/>
-            </w:tcMar>
-            <w:vAlign w:val="top"/>
-          </w:tcPr>
-          <w:p>
-            <w:pPr>
-              <w:spacing w:after="0" w:before="0"/>
-            </w:pPr>
-            <w:r>
-              <w:rPr>
-                <w:rFonts w:ascii="Calibri" w:cs="Calibri" w:eastAsia="Calibri" w:hAnsi="Calibri"/>
-                <w:b w:val="false"/>
-                <w:bCs w:val="false"/>
-                <w:i/>
-                <w:iCs/>
-                <w:color w:val="2B2F77"/>
-                <w:sz w:val="18"/>
-                <w:szCs w:val="18"/>
-              </w:rPr>
-              <w:t xml:space="preserve">Игрок выступает только за одну команду дивизиона. За какую?</w:t>
+              <w:t xml:space="preserve">Проверяющий: итог 2:6 подтверждён по статистике на сайте лиги; там же периоды 1:2 1:3 0:3. Как было по периодам, сказать не может. Оставляем итог 2:6, а периоды как есть?</w:t>
             </w:r>
           </w:p>
         </w:tc>
@@ -8809,7 +7823,7 @@
                 <w:sz w:val="18"/>
                 <w:szCs w:val="18"/>
               </w:rPr>
-              <w:t xml:space="preserve">игрок без номера</w:t>
+              <w:t xml:space="preserve">состав больше обычного</w:t>
             </w:r>
           </w:p>
         </w:tc>
@@ -8881,7 +7895,7 @@
                 <w:sz w:val="18"/>
                 <w:szCs w:val="18"/>
               </w:rPr>
-              <w:t xml:space="preserve">Бамбуркин Владимир Васильевич (Спортдепо) — не указан игровой номер. Встречается в 8 матчах. Какой у него номер?</w:t>
+              <w:t xml:space="preserve">В составе Спортдепо заявлено 13 игроков, тогда как у остальных команд обычно 9. Встречается в 8 матчах. Это допустимо или в состав попали лишние игроки?</w:t>
             </w:r>
           </w:p>
         </w:tc>
@@ -8917,7 +7931,7 @@
                 <w:sz w:val="18"/>
                 <w:szCs w:val="18"/>
               </w:rPr>
-              <w:t xml:space="preserve"/>
+              <w:t xml:space="preserve">Проверяющий: убрал лишних игроков — какие именно, не указано; ждём исправленный файл.</w:t>
             </w:r>
           </w:p>
         </w:tc>
@@ -8956,7 +7970,7 @@
                 <w:sz w:val="18"/>
                 <w:szCs w:val="18"/>
               </w:rPr>
-              <w:t xml:space="preserve">61, 76, 91, 106, 181, 196</w:t>
+              <w:t xml:space="preserve">211, 226</w:t>
             </w:r>
           </w:p>
         </w:tc>
@@ -8993,7 +8007,7 @@
                 <w:sz w:val="18"/>
                 <w:szCs w:val="18"/>
               </w:rPr>
-              <w:t xml:space="preserve">повтор игрового номера</w:t>
+              <w:t xml:space="preserve">игрок за обе команды в одном матче</w:t>
             </w:r>
           </w:p>
         </w:tc>
@@ -9067,7 +8081,7 @@
                 <w:sz w:val="18"/>
                 <w:szCs w:val="18"/>
               </w:rPr>
-              <w:t xml:space="preserve">В составе Факел номер 11 стоит сразу у двух игроков: Железнов Игорь Владимирович и Соболев Дмитрий Александрович. Встречается в 6 матчах. У кого из них этот номер верный?</w:t>
+              <w:t xml:space="preserve">Нарватов Александр Петрович записан в составы обеих команд одного матча (Сармат — №89; Штурм — №9; в 2 матчах). По ответу организатора так не допускается.</w:t>
             </w:r>
           </w:p>
         </w:tc>
@@ -9103,7 +8117,7 @@
                 <w:sz w:val="18"/>
                 <w:szCs w:val="18"/>
               </w:rPr>
-              <w:t xml:space="preserve"/>
+              <w:t xml:space="preserve">Проверяющий: так не допускается, строки 211 и 226 исправил у себя; ждём исправленный файл.</w:t>
             </w:r>
           </w:p>
         </w:tc>
@@ -9141,7 +8155,7 @@
                 <w:sz w:val="18"/>
                 <w:szCs w:val="18"/>
               </w:rPr>
-              <w:t xml:space="preserve">1, 16, 61, 76, 121, 136, 151, 166</w:t>
+              <w:t xml:space="preserve">211, 226</w:t>
             </w:r>
           </w:p>
         </w:tc>
@@ -9177,7 +8191,7 @@
                 <w:sz w:val="18"/>
                 <w:szCs w:val="18"/>
               </w:rPr>
-              <w:t xml:space="preserve">состав больше обычного</w:t>
+              <w:t xml:space="preserve">игрок за обе команды в одном матче</w:t>
             </w:r>
           </w:p>
         </w:tc>
@@ -9249,7 +8263,7 @@
                 <w:sz w:val="18"/>
                 <w:szCs w:val="18"/>
               </w:rPr>
-              <w:t xml:space="preserve">В составе Спортдепо заявлено 13 игроков, тогда как у остальных команд обычно 9. Встречается в 8 матчах. Это допустимо или в состав попали лишние игроки?</w:t>
+              <w:t xml:space="preserve">Рябинин Евгений Васильевич записан в составы обеих команд одного матча (Сармат — №12; Штурм — №7; в 2 матчах). По ответу организатора так не допускается.</w:t>
             </w:r>
           </w:p>
         </w:tc>
@@ -9285,744 +8299,7 @@
                 <w:sz w:val="18"/>
                 <w:szCs w:val="18"/>
               </w:rPr>
-              <w:t xml:space="preserve"/>
-            </w:r>
-          </w:p>
-        </w:tc>
-      </w:tr>
-      <w:tr>
-        <w:tc>
-          <w:tcPr>
-            <w:tcW w:type="dxa" w:w="900"/>
-            <w:tcBorders>
-              <w:top w:val="single" w:color="C7CBDC" w:sz="4"/>
-              <w:left w:val="single" w:color="C7CBDC" w:sz="4"/>
-              <w:bottom w:val="single" w:color="C7CBDC" w:sz="4"/>
-              <w:right w:val="single" w:color="C7CBDC" w:sz="4"/>
-            </w:tcBorders>
-            <w:shd w:fill="F7F8FC" w:color="auto" w:val="clear"/>
-            <w:tcMar>
-              <w:top w:type="dxa" w:w="60"/>
-              <w:left w:type="dxa" w:w="90"/>
-              <w:bottom w:type="dxa" w:w="60"/>
-              <w:right w:type="dxa" w:w="90"/>
-            </w:tcMar>
-            <w:vAlign w:val="top"/>
-          </w:tcPr>
-          <w:p>
-            <w:pPr>
-              <w:spacing w:after="0" w:before="0"/>
-            </w:pPr>
-            <w:r>
-              <w:rPr>
-                <w:rFonts w:ascii="Calibri" w:cs="Calibri" w:eastAsia="Calibri" w:hAnsi="Calibri"/>
-                <w:b/>
-                <w:bCs/>
-                <w:i w:val="false"/>
-                <w:iCs w:val="false"/>
-                <w:color w:val="1A1F36"/>
-                <w:sz w:val="18"/>
-                <w:szCs w:val="18"/>
-              </w:rPr>
-              <w:t xml:space="preserve">1, 16, 61, 76, 91, 106, 121, 136, 151, 166, 181, 196
-и ещё 2</w:t>
-            </w:r>
-          </w:p>
-        </w:tc>
-        <w:tc>
-          <w:tcPr>
-            <w:tcW w:type="dxa" w:w="2600"/>
-            <w:tcBorders>
-              <w:top w:val="single" w:color="C7CBDC" w:sz="4"/>
-              <w:left w:val="single" w:color="C7CBDC" w:sz="4"/>
-              <w:bottom w:val="single" w:color="C7CBDC" w:sz="4"/>
-              <w:right w:val="single" w:color="C7CBDC" w:sz="4"/>
-            </w:tcBorders>
-            <w:shd w:fill="F7F8FC" w:color="auto" w:val="clear"/>
-            <w:tcMar>
-              <w:top w:type="dxa" w:w="60"/>
-              <w:left w:type="dxa" w:w="90"/>
-              <w:bottom w:type="dxa" w:w="60"/>
-              <w:right w:type="dxa" w:w="90"/>
-            </w:tcMar>
-            <w:vAlign w:val="top"/>
-          </w:tcPr>
-          <w:p>
-            <w:pPr>
-              <w:spacing w:after="0"/>
-            </w:pPr>
-            <w:r>
-              <w:rPr>
-                <w:rFonts w:ascii="Calibri" w:cs="Calibri" w:eastAsia="Calibri" w:hAnsi="Calibri"/>
-                <w:b w:val="false"/>
-                <w:bCs w:val="false"/>
-                <w:i w:val="false"/>
-                <w:iCs w:val="false"/>
-                <w:color w:val="1A1F36"/>
-                <w:sz w:val="18"/>
-                <w:szCs w:val="18"/>
-              </w:rPr>
-              <w:t xml:space="preserve">игрок за несколько команд</w:t>
-            </w:r>
-          </w:p>
-        </w:tc>
-        <w:tc>
-          <w:tcPr>
-            <w:tcW w:type="dxa" w:w="2400"/>
-            <w:tcBorders>
-              <w:top w:val="single" w:color="C7CBDC" w:sz="4"/>
-              <w:left w:val="single" w:color="C7CBDC" w:sz="4"/>
-              <w:bottom w:val="single" w:color="C7CBDC" w:sz="4"/>
-              <w:right w:val="single" w:color="C7CBDC" w:sz="4"/>
-            </w:tcBorders>
-            <w:shd w:fill="F7F8FC" w:color="auto" w:val="clear"/>
-            <w:tcMar>
-              <w:top w:type="dxa" w:w="60"/>
-              <w:left w:type="dxa" w:w="90"/>
-              <w:bottom w:type="dxa" w:w="60"/>
-              <w:right w:type="dxa" w:w="90"/>
-            </w:tcMar>
-            <w:vAlign w:val="top"/>
-          </w:tcPr>
-          <w:p>
-            <w:pPr>
-              <w:spacing w:after="0"/>
-            </w:pPr>
-            <w:r>
-              <w:rPr>
-                <w:rFonts w:ascii="Calibri" w:cs="Calibri" w:eastAsia="Calibri" w:hAnsi="Calibri"/>
-                <w:b w:val="false"/>
-                <w:bCs w:val="false"/>
-                <w:i w:val="false"/>
-                <w:iCs w:val="false"/>
-                <w:color w:val="5A5F7A"/>
-                <w:sz w:val="18"/>
-                <w:szCs w:val="18"/>
-              </w:rPr>
-              <w:t xml:space="preserve">—</w:t>
-            </w:r>
-          </w:p>
-        </w:tc>
-        <w:tc>
-          <w:tcPr>
-            <w:tcW w:type="dxa" w:w="4400"/>
-            <w:tcBorders>
-              <w:top w:val="single" w:color="C7CBDC" w:sz="4"/>
-              <w:left w:val="single" w:color="C7CBDC" w:sz="4"/>
-              <w:bottom w:val="single" w:color="C7CBDC" w:sz="4"/>
-              <w:right w:val="single" w:color="C7CBDC" w:sz="4"/>
-            </w:tcBorders>
-            <w:shd w:fill="F7F8FC" w:color="auto" w:val="clear"/>
-            <w:tcMar>
-              <w:top w:type="dxa" w:w="60"/>
-              <w:left w:type="dxa" w:w="90"/>
-              <w:bottom w:type="dxa" w:w="60"/>
-              <w:right w:type="dxa" w:w="90"/>
-            </w:tcMar>
-            <w:vAlign w:val="top"/>
-          </w:tcPr>
-          <w:p>
-            <w:pPr>
-              <w:spacing w:after="0" w:before="0"/>
-            </w:pPr>
-            <w:r>
-              <w:rPr>
-                <w:rFonts w:ascii="Calibri" w:cs="Calibri" w:eastAsia="Calibri" w:hAnsi="Calibri"/>
-                <w:b w:val="false"/>
-                <w:bCs w:val="false"/>
-                <w:i w:val="false"/>
-                <w:iCs w:val="false"/>
-                <w:color w:val="1A1F36"/>
-                <w:sz w:val="18"/>
-                <w:szCs w:val="18"/>
-              </w:rPr>
-              <w:t xml:space="preserve">Еремкин Александр Михайлович записан за несколько команд: Спортдепо (№1) — 8 матчей; Штурм (№1) — 4 матча; Факел (№1) — 2 матча.</w:t>
-            </w:r>
-          </w:p>
-        </w:tc>
-        <w:tc>
-          <w:tcPr>
-            <w:tcW w:type="dxa" w:w="4950"/>
-            <w:tcBorders>
-              <w:top w:val="single" w:color="C7CBDC" w:sz="4"/>
-              <w:left w:val="single" w:color="C7CBDC" w:sz="4"/>
-              <w:bottom w:val="single" w:color="C7CBDC" w:sz="4"/>
-              <w:right w:val="single" w:color="C7CBDC" w:sz="4"/>
-            </w:tcBorders>
-            <w:tcMar>
-              <w:top w:type="dxa" w:w="60"/>
-              <w:left w:type="dxa" w:w="90"/>
-              <w:bottom w:type="dxa" w:w="60"/>
-              <w:right w:type="dxa" w:w="90"/>
-            </w:tcMar>
-            <w:vAlign w:val="top"/>
-          </w:tcPr>
-          <w:p>
-            <w:pPr>
-              <w:spacing w:after="0" w:before="0"/>
-            </w:pPr>
-            <w:r>
-              <w:rPr>
-                <w:rFonts w:ascii="Calibri" w:cs="Calibri" w:eastAsia="Calibri" w:hAnsi="Calibri"/>
-                <w:b w:val="false"/>
-                <w:bCs w:val="false"/>
-                <w:i/>
-                <w:iCs/>
-                <w:color w:val="2B2F77"/>
-                <w:sz w:val="18"/>
-                <w:szCs w:val="18"/>
-              </w:rPr>
-              <w:t xml:space="preserve">Игрок выступает только за одну команду дивизиона. За какую?</w:t>
-            </w:r>
-          </w:p>
-        </w:tc>
-      </w:tr>
-      <w:tr>
-        <w:tc>
-          <w:tcPr>
-            <w:tcW w:type="dxa" w:w="900"/>
-            <w:tcBorders>
-              <w:top w:val="single" w:color="C7CBDC" w:sz="4"/>
-              <w:left w:val="single" w:color="C7CBDC" w:sz="4"/>
-              <w:bottom w:val="single" w:color="C7CBDC" w:sz="4"/>
-              <w:right w:val="single" w:color="C7CBDC" w:sz="4"/>
-            </w:tcBorders>
-            <w:tcMar>
-              <w:top w:type="dxa" w:w="60"/>
-              <w:left w:type="dxa" w:w="90"/>
-              <w:bottom w:type="dxa" w:w="60"/>
-              <w:right w:type="dxa" w:w="90"/>
-            </w:tcMar>
-            <w:vAlign w:val="top"/>
-          </w:tcPr>
-          <w:p>
-            <w:pPr>
-              <w:spacing w:after="0" w:before="0"/>
-            </w:pPr>
-            <w:r>
-              <w:rPr>
-                <w:rFonts w:ascii="Calibri" w:cs="Calibri" w:eastAsia="Calibri" w:hAnsi="Calibri"/>
-                <w:b/>
-                <w:bCs/>
-                <w:i w:val="false"/>
-                <w:iCs w:val="false"/>
-                <w:color w:val="1A1F36"/>
-                <w:sz w:val="18"/>
-                <w:szCs w:val="18"/>
-              </w:rPr>
-              <w:t xml:space="preserve">1, 16, 31, 46, 61, 76, 91, 106, 151, 166, 181, 196</w:t>
-            </w:r>
-          </w:p>
-        </w:tc>
-        <w:tc>
-          <w:tcPr>
-            <w:tcW w:type="dxa" w:w="2600"/>
-            <w:tcBorders>
-              <w:top w:val="single" w:color="C7CBDC" w:sz="4"/>
-              <w:left w:val="single" w:color="C7CBDC" w:sz="4"/>
-              <w:bottom w:val="single" w:color="C7CBDC" w:sz="4"/>
-              <w:right w:val="single" w:color="C7CBDC" w:sz="4"/>
-            </w:tcBorders>
-            <w:tcMar>
-              <w:top w:type="dxa" w:w="60"/>
-              <w:left w:type="dxa" w:w="90"/>
-              <w:bottom w:type="dxa" w:w="60"/>
-              <w:right w:type="dxa" w:w="90"/>
-            </w:tcMar>
-            <w:vAlign w:val="top"/>
-          </w:tcPr>
-          <w:p>
-            <w:pPr>
-              <w:spacing w:after="0"/>
-            </w:pPr>
-            <w:r>
-              <w:rPr>
-                <w:rFonts w:ascii="Calibri" w:cs="Calibri" w:eastAsia="Calibri" w:hAnsi="Calibri"/>
-                <w:b w:val="false"/>
-                <w:bCs w:val="false"/>
-                <w:i w:val="false"/>
-                <w:iCs w:val="false"/>
-                <w:color w:val="1A1F36"/>
-                <w:sz w:val="18"/>
-                <w:szCs w:val="18"/>
-              </w:rPr>
-              <w:t xml:space="preserve">игрок за несколько команд</w:t>
-            </w:r>
-          </w:p>
-        </w:tc>
-        <w:tc>
-          <w:tcPr>
-            <w:tcW w:type="dxa" w:w="2400"/>
-            <w:tcBorders>
-              <w:top w:val="single" w:color="C7CBDC" w:sz="4"/>
-              <w:left w:val="single" w:color="C7CBDC" w:sz="4"/>
-              <w:bottom w:val="single" w:color="C7CBDC" w:sz="4"/>
-              <w:right w:val="single" w:color="C7CBDC" w:sz="4"/>
-            </w:tcBorders>
-            <w:tcMar>
-              <w:top w:type="dxa" w:w="60"/>
-              <w:left w:type="dxa" w:w="90"/>
-              <w:bottom w:type="dxa" w:w="60"/>
-              <w:right w:type="dxa" w:w="90"/>
-            </w:tcMar>
-            <w:vAlign w:val="top"/>
-          </w:tcPr>
-          <w:p>
-            <w:pPr>
-              <w:spacing w:after="0"/>
-            </w:pPr>
-            <w:r>
-              <w:rPr>
-                <w:rFonts w:ascii="Calibri" w:cs="Calibri" w:eastAsia="Calibri" w:hAnsi="Calibri"/>
-                <w:b w:val="false"/>
-                <w:bCs w:val="false"/>
-                <w:i w:val="false"/>
-                <w:iCs w:val="false"/>
-                <w:color w:val="5A5F7A"/>
-                <w:sz w:val="18"/>
-                <w:szCs w:val="18"/>
-              </w:rPr>
-              <w:t xml:space="preserve">—</w:t>
-            </w:r>
-          </w:p>
-        </w:tc>
-        <w:tc>
-          <w:tcPr>
-            <w:tcW w:type="dxa" w:w="4400"/>
-            <w:tcBorders>
-              <w:top w:val="single" w:color="C7CBDC" w:sz="4"/>
-              <w:left w:val="single" w:color="C7CBDC" w:sz="4"/>
-              <w:bottom w:val="single" w:color="C7CBDC" w:sz="4"/>
-              <w:right w:val="single" w:color="C7CBDC" w:sz="4"/>
-            </w:tcBorders>
-            <w:tcMar>
-              <w:top w:type="dxa" w:w="60"/>
-              <w:left w:type="dxa" w:w="90"/>
-              <w:bottom w:type="dxa" w:w="60"/>
-              <w:right w:type="dxa" w:w="90"/>
-            </w:tcMar>
-            <w:vAlign w:val="top"/>
-          </w:tcPr>
-          <w:p>
-            <w:pPr>
-              <w:spacing w:after="0" w:before="0"/>
-            </w:pPr>
-            <w:r>
-              <w:rPr>
-                <w:rFonts w:ascii="Calibri" w:cs="Calibri" w:eastAsia="Calibri" w:hAnsi="Calibri"/>
-                <w:b w:val="false"/>
-                <w:bCs w:val="false"/>
-                <w:i w:val="false"/>
-                <w:iCs w:val="false"/>
-                <w:color w:val="1A1F36"/>
-                <w:sz w:val="18"/>
-                <w:szCs w:val="18"/>
-              </w:rPr>
-              <w:t xml:space="preserve">Жмакин Алексей Владимирович записан за несколько команд: Штурм (№1) — 4 матча; Айсфокс (№1) — 4 матча; Факел (№1) — 4 матча.</w:t>
-            </w:r>
-          </w:p>
-        </w:tc>
-        <w:tc>
-          <w:tcPr>
-            <w:tcW w:type="dxa" w:w="4950"/>
-            <w:tcBorders>
-              <w:top w:val="single" w:color="C7CBDC" w:sz="4"/>
-              <w:left w:val="single" w:color="C7CBDC" w:sz="4"/>
-              <w:bottom w:val="single" w:color="C7CBDC" w:sz="4"/>
-              <w:right w:val="single" w:color="C7CBDC" w:sz="4"/>
-            </w:tcBorders>
-            <w:tcMar>
-              <w:top w:type="dxa" w:w="60"/>
-              <w:left w:type="dxa" w:w="90"/>
-              <w:bottom w:type="dxa" w:w="60"/>
-              <w:right w:type="dxa" w:w="90"/>
-            </w:tcMar>
-            <w:vAlign w:val="top"/>
-          </w:tcPr>
-          <w:p>
-            <w:pPr>
-              <w:spacing w:after="0" w:before="0"/>
-            </w:pPr>
-            <w:r>
-              <w:rPr>
-                <w:rFonts w:ascii="Calibri" w:cs="Calibri" w:eastAsia="Calibri" w:hAnsi="Calibri"/>
-                <w:b w:val="false"/>
-                <w:bCs w:val="false"/>
-                <w:i/>
-                <w:iCs/>
-                <w:color w:val="2B2F77"/>
-                <w:sz w:val="18"/>
-                <w:szCs w:val="18"/>
-              </w:rPr>
-              <w:t xml:space="preserve">Игрок выступает только за одну команду дивизиона. За какую?</w:t>
-            </w:r>
-          </w:p>
-        </w:tc>
-      </w:tr>
-      <w:tr>
-        <w:tc>
-          <w:tcPr>
-            <w:tcW w:type="dxa" w:w="900"/>
-            <w:tcBorders>
-              <w:top w:val="single" w:color="C7CBDC" w:sz="4"/>
-              <w:left w:val="single" w:color="C7CBDC" w:sz="4"/>
-              <w:bottom w:val="single" w:color="C7CBDC" w:sz="4"/>
-              <w:right w:val="single" w:color="C7CBDC" w:sz="4"/>
-            </w:tcBorders>
-            <w:shd w:fill="F7F8FC" w:color="auto" w:val="clear"/>
-            <w:tcMar>
-              <w:top w:type="dxa" w:w="60"/>
-              <w:left w:type="dxa" w:w="90"/>
-              <w:bottom w:type="dxa" w:w="60"/>
-              <w:right w:type="dxa" w:w="90"/>
-            </w:tcMar>
-            <w:vAlign w:val="top"/>
-          </w:tcPr>
-          <w:p>
-            <w:pPr>
-              <w:spacing w:after="0" w:before="0"/>
-            </w:pPr>
-            <w:r>
-              <w:rPr>
-                <w:rFonts w:ascii="Calibri" w:cs="Calibri" w:eastAsia="Calibri" w:hAnsi="Calibri"/>
-                <w:b/>
-                <w:bCs/>
-                <w:i w:val="false"/>
-                <w:iCs w:val="false"/>
-                <w:color w:val="1A1F36"/>
-                <w:sz w:val="18"/>
-                <w:szCs w:val="18"/>
-              </w:rPr>
-              <w:t xml:space="preserve">31, 46, 121, 136, 211, 226</w:t>
-            </w:r>
-          </w:p>
-        </w:tc>
-        <w:tc>
-          <w:tcPr>
-            <w:tcW w:type="dxa" w:w="2600"/>
-            <w:tcBorders>
-              <w:top w:val="single" w:color="C7CBDC" w:sz="4"/>
-              <w:left w:val="single" w:color="C7CBDC" w:sz="4"/>
-              <w:bottom w:val="single" w:color="C7CBDC" w:sz="4"/>
-              <w:right w:val="single" w:color="C7CBDC" w:sz="4"/>
-            </w:tcBorders>
-            <w:shd w:fill="F7F8FC" w:color="auto" w:val="clear"/>
-            <w:tcMar>
-              <w:top w:type="dxa" w:w="60"/>
-              <w:left w:type="dxa" w:w="90"/>
-              <w:bottom w:type="dxa" w:w="60"/>
-              <w:right w:type="dxa" w:w="90"/>
-            </w:tcMar>
-            <w:vAlign w:val="top"/>
-          </w:tcPr>
-          <w:p>
-            <w:pPr>
-              <w:spacing w:after="0"/>
-            </w:pPr>
-            <w:r>
-              <w:rPr>
-                <w:rFonts w:ascii="Calibri" w:cs="Calibri" w:eastAsia="Calibri" w:hAnsi="Calibri"/>
-                <w:b w:val="false"/>
-                <w:bCs w:val="false"/>
-                <w:i w:val="false"/>
-                <w:iCs w:val="false"/>
-                <w:color w:val="1A1F36"/>
-                <w:sz w:val="18"/>
-                <w:szCs w:val="18"/>
-              </w:rPr>
-              <w:t xml:space="preserve">игрок за несколько команд</w:t>
-            </w:r>
-          </w:p>
-        </w:tc>
-        <w:tc>
-          <w:tcPr>
-            <w:tcW w:type="dxa" w:w="2400"/>
-            <w:tcBorders>
-              <w:top w:val="single" w:color="C7CBDC" w:sz="4"/>
-              <w:left w:val="single" w:color="C7CBDC" w:sz="4"/>
-              <w:bottom w:val="single" w:color="C7CBDC" w:sz="4"/>
-              <w:right w:val="single" w:color="C7CBDC" w:sz="4"/>
-            </w:tcBorders>
-            <w:shd w:fill="F7F8FC" w:color="auto" w:val="clear"/>
-            <w:tcMar>
-              <w:top w:type="dxa" w:w="60"/>
-              <w:left w:type="dxa" w:w="90"/>
-              <w:bottom w:type="dxa" w:w="60"/>
-              <w:right w:type="dxa" w:w="90"/>
-            </w:tcMar>
-            <w:vAlign w:val="top"/>
-          </w:tcPr>
-          <w:p>
-            <w:pPr>
-              <w:spacing w:after="0"/>
-            </w:pPr>
-            <w:r>
-              <w:rPr>
-                <w:rFonts w:ascii="Calibri" w:cs="Calibri" w:eastAsia="Calibri" w:hAnsi="Calibri"/>
-                <w:b w:val="false"/>
-                <w:bCs w:val="false"/>
-                <w:i w:val="false"/>
-                <w:iCs w:val="false"/>
-                <w:color w:val="5A5F7A"/>
-                <w:sz w:val="18"/>
-                <w:szCs w:val="18"/>
-              </w:rPr>
-              <w:t xml:space="preserve">—</w:t>
-            </w:r>
-          </w:p>
-        </w:tc>
-        <w:tc>
-          <w:tcPr>
-            <w:tcW w:type="dxa" w:w="4400"/>
-            <w:tcBorders>
-              <w:top w:val="single" w:color="C7CBDC" w:sz="4"/>
-              <w:left w:val="single" w:color="C7CBDC" w:sz="4"/>
-              <w:bottom w:val="single" w:color="C7CBDC" w:sz="4"/>
-              <w:right w:val="single" w:color="C7CBDC" w:sz="4"/>
-            </w:tcBorders>
-            <w:shd w:fill="F7F8FC" w:color="auto" w:val="clear"/>
-            <w:tcMar>
-              <w:top w:type="dxa" w:w="60"/>
-              <w:left w:type="dxa" w:w="90"/>
-              <w:bottom w:type="dxa" w:w="60"/>
-              <w:right w:type="dxa" w:w="90"/>
-            </w:tcMar>
-            <w:vAlign w:val="top"/>
-          </w:tcPr>
-          <w:p>
-            <w:pPr>
-              <w:spacing w:after="0" w:before="0"/>
-            </w:pPr>
-            <w:r>
-              <w:rPr>
-                <w:rFonts w:ascii="Calibri" w:cs="Calibri" w:eastAsia="Calibri" w:hAnsi="Calibri"/>
-                <w:b w:val="false"/>
-                <w:bCs w:val="false"/>
-                <w:i w:val="false"/>
-                <w:iCs w:val="false"/>
-                <w:color w:val="1A1F36"/>
-                <w:sz w:val="18"/>
-                <w:szCs w:val="18"/>
-              </w:rPr>
-              <w:t xml:space="preserve">Нарватов Александр Петрович записан за несколько команд: Сармат (№89) — 6 матчей; Штурм (№9) — 2 матча. В 2 матчах — сразу за обе команды.</w:t>
-            </w:r>
-          </w:p>
-        </w:tc>
-        <w:tc>
-          <w:tcPr>
-            <w:tcW w:type="dxa" w:w="4950"/>
-            <w:tcBorders>
-              <w:top w:val="single" w:color="C7CBDC" w:sz="4"/>
-              <w:left w:val="single" w:color="C7CBDC" w:sz="4"/>
-              <w:bottom w:val="single" w:color="C7CBDC" w:sz="4"/>
-              <w:right w:val="single" w:color="C7CBDC" w:sz="4"/>
-            </w:tcBorders>
-            <w:tcMar>
-              <w:top w:type="dxa" w:w="60"/>
-              <w:left w:type="dxa" w:w="90"/>
-              <w:bottom w:type="dxa" w:w="60"/>
-              <w:right w:type="dxa" w:w="90"/>
-            </w:tcMar>
-            <w:vAlign w:val="top"/>
-          </w:tcPr>
-          <w:p>
-            <w:pPr>
-              <w:spacing w:after="0" w:before="0"/>
-            </w:pPr>
-            <w:r>
-              <w:rPr>
-                <w:rFonts w:ascii="Calibri" w:cs="Calibri" w:eastAsia="Calibri" w:hAnsi="Calibri"/>
-                <w:b w:val="false"/>
-                <w:bCs w:val="false"/>
-                <w:i/>
-                <w:iCs/>
-                <w:color w:val="2B2F77"/>
-                <w:sz w:val="18"/>
-                <w:szCs w:val="18"/>
-              </w:rPr>
-              <w:t xml:space="preserve">Игрок выступает только за одну команду дивизиона. За какую?</w:t>
-            </w:r>
-          </w:p>
-        </w:tc>
-      </w:tr>
-      <w:tr>
-        <w:tc>
-          <w:tcPr>
-            <w:tcW w:type="dxa" w:w="900"/>
-            <w:tcBorders>
-              <w:top w:val="single" w:color="C7CBDC" w:sz="4"/>
-              <w:left w:val="single" w:color="C7CBDC" w:sz="4"/>
-              <w:bottom w:val="single" w:color="C7CBDC" w:sz="4"/>
-              <w:right w:val="single" w:color="C7CBDC" w:sz="4"/>
-            </w:tcBorders>
-            <w:tcMar>
-              <w:top w:type="dxa" w:w="60"/>
-              <w:left w:type="dxa" w:w="90"/>
-              <w:bottom w:type="dxa" w:w="60"/>
-              <w:right w:type="dxa" w:w="90"/>
-            </w:tcMar>
-            <w:vAlign w:val="top"/>
-          </w:tcPr>
-          <w:p>
-            <w:pPr>
-              <w:spacing w:after="0" w:before="0"/>
-            </w:pPr>
-            <w:r>
-              <w:rPr>
-                <w:rFonts w:ascii="Calibri" w:cs="Calibri" w:eastAsia="Calibri" w:hAnsi="Calibri"/>
-                <w:b/>
-                <w:bCs/>
-                <w:i w:val="false"/>
-                <w:iCs w:val="false"/>
-                <w:color w:val="1A1F36"/>
-                <w:sz w:val="18"/>
-                <w:szCs w:val="18"/>
-              </w:rPr>
-              <w:t xml:space="preserve">31, 46, 121, 136, 211, 226</w:t>
-            </w:r>
-          </w:p>
-        </w:tc>
-        <w:tc>
-          <w:tcPr>
-            <w:tcW w:type="dxa" w:w="2600"/>
-            <w:tcBorders>
-              <w:top w:val="single" w:color="C7CBDC" w:sz="4"/>
-              <w:left w:val="single" w:color="C7CBDC" w:sz="4"/>
-              <w:bottom w:val="single" w:color="C7CBDC" w:sz="4"/>
-              <w:right w:val="single" w:color="C7CBDC" w:sz="4"/>
-            </w:tcBorders>
-            <w:tcMar>
-              <w:top w:type="dxa" w:w="60"/>
-              <w:left w:type="dxa" w:w="90"/>
-              <w:bottom w:type="dxa" w:w="60"/>
-              <w:right w:type="dxa" w:w="90"/>
-            </w:tcMar>
-            <w:vAlign w:val="top"/>
-          </w:tcPr>
-          <w:p>
-            <w:pPr>
-              <w:spacing w:after="0"/>
-            </w:pPr>
-            <w:r>
-              <w:rPr>
-                <w:rFonts w:ascii="Calibri" w:cs="Calibri" w:eastAsia="Calibri" w:hAnsi="Calibri"/>
-                <w:b w:val="false"/>
-                <w:bCs w:val="false"/>
-                <w:i w:val="false"/>
-                <w:iCs w:val="false"/>
-                <w:color w:val="1A1F36"/>
-                <w:sz w:val="18"/>
-                <w:szCs w:val="18"/>
-              </w:rPr>
-              <w:t xml:space="preserve">игрок за несколько команд</w:t>
-            </w:r>
-          </w:p>
-        </w:tc>
-        <w:tc>
-          <w:tcPr>
-            <w:tcW w:type="dxa" w:w="2400"/>
-            <w:tcBorders>
-              <w:top w:val="single" w:color="C7CBDC" w:sz="4"/>
-              <w:left w:val="single" w:color="C7CBDC" w:sz="4"/>
-              <w:bottom w:val="single" w:color="C7CBDC" w:sz="4"/>
-              <w:right w:val="single" w:color="C7CBDC" w:sz="4"/>
-            </w:tcBorders>
-            <w:tcMar>
-              <w:top w:type="dxa" w:w="60"/>
-              <w:left w:type="dxa" w:w="90"/>
-              <w:bottom w:type="dxa" w:w="60"/>
-              <w:right w:type="dxa" w:w="90"/>
-            </w:tcMar>
-            <w:vAlign w:val="top"/>
-          </w:tcPr>
-          <w:p>
-            <w:pPr>
-              <w:spacing w:after="0"/>
-            </w:pPr>
-            <w:r>
-              <w:rPr>
-                <w:rFonts w:ascii="Calibri" w:cs="Calibri" w:eastAsia="Calibri" w:hAnsi="Calibri"/>
-                <w:b w:val="false"/>
-                <w:bCs w:val="false"/>
-                <w:i w:val="false"/>
-                <w:iCs w:val="false"/>
-                <w:color w:val="5A5F7A"/>
-                <w:sz w:val="18"/>
-                <w:szCs w:val="18"/>
-              </w:rPr>
-              <w:t xml:space="preserve">—</w:t>
-            </w:r>
-          </w:p>
-        </w:tc>
-        <w:tc>
-          <w:tcPr>
-            <w:tcW w:type="dxa" w:w="4400"/>
-            <w:tcBorders>
-              <w:top w:val="single" w:color="C7CBDC" w:sz="4"/>
-              <w:left w:val="single" w:color="C7CBDC" w:sz="4"/>
-              <w:bottom w:val="single" w:color="C7CBDC" w:sz="4"/>
-              <w:right w:val="single" w:color="C7CBDC" w:sz="4"/>
-            </w:tcBorders>
-            <w:tcMar>
-              <w:top w:type="dxa" w:w="60"/>
-              <w:left w:type="dxa" w:w="90"/>
-              <w:bottom w:type="dxa" w:w="60"/>
-              <w:right w:type="dxa" w:w="90"/>
-            </w:tcMar>
-            <w:vAlign w:val="top"/>
-          </w:tcPr>
-          <w:p>
-            <w:pPr>
-              <w:spacing w:after="0" w:before="0"/>
-            </w:pPr>
-            <w:r>
-              <w:rPr>
-                <w:rFonts w:ascii="Calibri" w:cs="Calibri" w:eastAsia="Calibri" w:hAnsi="Calibri"/>
-                <w:b w:val="false"/>
-                <w:bCs w:val="false"/>
-                <w:i w:val="false"/>
-                <w:iCs w:val="false"/>
-                <w:color w:val="1A1F36"/>
-                <w:sz w:val="18"/>
-                <w:szCs w:val="18"/>
-              </w:rPr>
-              <w:t xml:space="preserve">Рябинин Евгений Васильевич записан за несколько команд: Сармат (№12) — 6 матчей; Штурм (№7) — 2 матча. В 2 матчах — сразу за обе команды.</w:t>
-            </w:r>
-          </w:p>
-        </w:tc>
-        <w:tc>
-          <w:tcPr>
-            <w:tcW w:type="dxa" w:w="4950"/>
-            <w:tcBorders>
-              <w:top w:val="single" w:color="C7CBDC" w:sz="4"/>
-              <w:left w:val="single" w:color="C7CBDC" w:sz="4"/>
-              <w:bottom w:val="single" w:color="C7CBDC" w:sz="4"/>
-              <w:right w:val="single" w:color="C7CBDC" w:sz="4"/>
-            </w:tcBorders>
-            <w:tcMar>
-              <w:top w:type="dxa" w:w="60"/>
-              <w:left w:type="dxa" w:w="90"/>
-              <w:bottom w:type="dxa" w:w="60"/>
-              <w:right w:type="dxa" w:w="90"/>
-            </w:tcMar>
-            <w:vAlign w:val="top"/>
-          </w:tcPr>
-          <w:p>
-            <w:pPr>
-              <w:spacing w:after="0" w:before="0"/>
-            </w:pPr>
-            <w:r>
-              <w:rPr>
-                <w:rFonts w:ascii="Calibri" w:cs="Calibri" w:eastAsia="Calibri" w:hAnsi="Calibri"/>
-                <w:b w:val="false"/>
-                <w:bCs w:val="false"/>
-                <w:i/>
-                <w:iCs/>
-                <w:color w:val="2B2F77"/>
-                <w:sz w:val="18"/>
-                <w:szCs w:val="18"/>
-              </w:rPr>
-              <w:t xml:space="preserve">Игрок выступает только за одну команду дивизиона. За какую?</w:t>
+              <w:t xml:space="preserve">Проверяющий: так не допускается, строки 211 и 226 исправил у себя; ждём исправленный файл.</w:t>
             </w:r>
           </w:p>
         </w:tc>
@@ -10325,7 +8602,7 @@
                 <w:sz w:val="18"/>
                 <w:szCs w:val="18"/>
               </w:rPr>
-              <w:t xml:space="preserve">игрок без номера</w:t>
+              <w:t xml:space="preserve">состав больше обычного</w:t>
             </w:r>
           </w:p>
         </w:tc>
@@ -10397,7 +8674,7 @@
                 <w:sz w:val="18"/>
                 <w:szCs w:val="18"/>
               </w:rPr>
-              <w:t xml:space="preserve">Бамбуркин Владимир Васильевич (Сармат) — не указан игровой номер. Какой у него номер?</w:t>
+              <w:t xml:space="preserve">В составе Сармат заявлено 13 игроков, тогда как у остальных команд обычно 9. Это допустимо или в состав попали лишние игроки?</w:t>
             </w:r>
           </w:p>
         </w:tc>
@@ -10433,7 +8710,7 @@
                 <w:sz w:val="18"/>
                 <w:szCs w:val="18"/>
               </w:rPr>
-              <w:t xml:space="preserve"/>
+              <w:t xml:space="preserve">Проверяющий: убрал лишних игроков — какие именно, не указано; ждём исправленный файл.</w:t>
             </w:r>
           </w:p>
         </w:tc>
@@ -10509,7 +8786,7 @@
                 <w:sz w:val="18"/>
                 <w:szCs w:val="18"/>
               </w:rPr>
-              <w:t xml:space="preserve">игрок без номера</w:t>
+              <w:t xml:space="preserve">состав больше обычного</w:t>
             </w:r>
           </w:p>
         </w:tc>
@@ -10583,7 +8860,7 @@
                 <w:sz w:val="18"/>
                 <w:szCs w:val="18"/>
               </w:rPr>
-              <w:t xml:space="preserve">Бамбуркин Владимир Васильевич (Спортдепо) — не указан игровой номер. Встречается в 5 матчах. Какой у него номер?</w:t>
+              <w:t xml:space="preserve">В составе Спортдепо заявлено 13 игроков, тогда как у остальных команд обычно 9. Встречается в 5 матчах. Это допустимо или в состав попали лишние игроки?</w:t>
             </w:r>
           </w:p>
         </w:tc>
@@ -10619,7 +8896,7 @@
                 <w:sz w:val="18"/>
                 <w:szCs w:val="18"/>
               </w:rPr>
-              <w:t xml:space="preserve"/>
+              <w:t xml:space="preserve">Проверяющий: убрал лишних игроков — какие именно, не указано; ждём исправленный файл.</w:t>
             </w:r>
           </w:p>
         </w:tc>
@@ -10657,7 +8934,7 @@
                 <w:sz w:val="18"/>
                 <w:szCs w:val="18"/>
               </w:rPr>
-              <w:t xml:space="preserve">106</w:t>
+              <w:t xml:space="preserve">46, 61</w:t>
             </w:r>
           </w:p>
         </w:tc>
@@ -10693,7 +8970,7 @@
                 <w:sz w:val="18"/>
                 <w:szCs w:val="18"/>
               </w:rPr>
-              <w:t xml:space="preserve">повтор игрового номера</w:t>
+              <w:t xml:space="preserve">составы команд перепутаны местами</w:t>
             </w:r>
           </w:p>
         </w:tc>
@@ -10765,7 +9042,7 @@
                 <w:sz w:val="18"/>
                 <w:szCs w:val="18"/>
               </w:rPr>
-              <w:t xml:space="preserve">В составе Айсфокс номер 11 стоит сразу у двух игроков: Железнов Игорь Владимирович и Соболев Дмитрий Александрович. У кого из них этот номер верный?</w:t>
+              <w:t xml:space="preserve">В этих матчах составы команд Факел и Штурм поменяны местами: игроки, указанные здесь в составе команды Факел, в остальных матчах играют в составе команды Штурм, и наоборот. В каком из матчей команды указаны верно?</w:t>
             </w:r>
           </w:p>
         </w:tc>
@@ -10801,7 +9078,7 @@
                 <w:sz w:val="18"/>
                 <w:szCs w:val="18"/>
               </w:rPr>
-              <w:t xml:space="preserve"/>
+              <w:t xml:space="preserve">Проверяющий: исправил у себя; ждём исправленный файл.</w:t>
             </w:r>
           </w:p>
         </w:tc>
@@ -10840,7 +9117,7 @@
                 <w:sz w:val="18"/>
                 <w:szCs w:val="18"/>
               </w:rPr>
-              <w:t xml:space="preserve">1, 61, 121, 256, 271</w:t>
+              <w:t xml:space="preserve">76, 91</w:t>
             </w:r>
           </w:p>
         </w:tc>
@@ -10877,7 +9154,7 @@
                 <w:sz w:val="18"/>
                 <w:szCs w:val="18"/>
               </w:rPr>
-              <w:t xml:space="preserve">повтор игрового номера</w:t>
+              <w:t xml:space="preserve">составы команд перепутаны местами</w:t>
             </w:r>
           </w:p>
         </w:tc>
@@ -10951,7 +9228,7 @@
                 <w:sz w:val="18"/>
                 <w:szCs w:val="18"/>
               </w:rPr>
-              <w:t xml:space="preserve">В составе Факел номер 11 стоит сразу у двух игроков: Железнов Игорь Владимирович и Соболев Дмитрий Александрович. Встречается в 5 матчах. У кого из них этот номер верный?</w:t>
+              <w:t xml:space="preserve">В этих матчах составы команд Айсфокс и Сармат поменяны местами: игроки, указанные здесь в составе команды Айсфокс, в остальных матчах играют в составе команды Сармат, и наоборот. В каком из матчей команды указаны верно?</w:t>
             </w:r>
           </w:p>
         </w:tc>
@@ -10987,7 +9264,7 @@
                 <w:sz w:val="18"/>
                 <w:szCs w:val="18"/>
               </w:rPr>
-              <w:t xml:space="preserve"/>
+              <w:t xml:space="preserve">Проверяющий: исправил у себя; ждём исправленный файл.</w:t>
             </w:r>
           </w:p>
         </w:tc>
@@ -11025,7 +9302,7 @@
                 <w:sz w:val="18"/>
                 <w:szCs w:val="18"/>
               </w:rPr>
-              <w:t xml:space="preserve">46</w:t>
+              <w:t xml:space="preserve">106</w:t>
             </w:r>
           </w:p>
         </w:tc>
@@ -11061,7 +9338,7 @@
                 <w:sz w:val="18"/>
                 <w:szCs w:val="18"/>
               </w:rPr>
-              <w:t xml:space="preserve">повтор игрового номера</w:t>
+              <w:t xml:space="preserve">составы команд перепутаны местами</w:t>
             </w:r>
           </w:p>
         </w:tc>
@@ -11133,7 +9410,7 @@
                 <w:sz w:val="18"/>
                 <w:szCs w:val="18"/>
               </w:rPr>
-              <w:t xml:space="preserve">В составе Штурм номер 11 стоит сразу у двух игроков: Железнов Игорь Владимирович и Соболев Дмитрий Александрович. У кого из них этот номер верный?</w:t>
+              <w:t xml:space="preserve">В этом матче составы команд Айсфокс и Факел поменяны местами: игроки, указанные здесь в составе команды Айсфокс, в остальных матчах играют в составе команды Факел, и наоборот. Какие составы верные?</w:t>
             </w:r>
           </w:p>
         </w:tc>
@@ -11169,7 +9446,7 @@
                 <w:sz w:val="18"/>
                 <w:szCs w:val="18"/>
               </w:rPr>
-              <w:t xml:space="preserve"/>
+              <w:t xml:space="preserve">Проверяющий: исправил у себя; ждём исправленный файл.</w:t>
             </w:r>
           </w:p>
         </w:tc>
@@ -11208,7 +9485,7 @@
                 <w:sz w:val="18"/>
                 <w:szCs w:val="18"/>
               </w:rPr>
-              <w:t xml:space="preserve">166</w:t>
+              <w:t xml:space="preserve">136, 151</w:t>
             </w:r>
           </w:p>
         </w:tc>
@@ -11245,7 +9522,7 @@
                 <w:sz w:val="18"/>
                 <w:szCs w:val="18"/>
               </w:rPr>
-              <w:t xml:space="preserve">состав больше обычного</w:t>
+              <w:t xml:space="preserve">составы команд перепутаны местами</w:t>
             </w:r>
           </w:p>
         </w:tc>
@@ -11319,7 +9596,7 @@
                 <w:sz w:val="18"/>
                 <w:szCs w:val="18"/>
               </w:rPr>
-              <w:t xml:space="preserve">В составе Сармат заявлено 13 игроков, тогда как у остальных команд обычно 9. Это допустимо или в состав попали лишние игроки?</w:t>
+              <w:t xml:space="preserve">В этих матчах составы команд Айсфокс и Штурм поменяны местами: игроки, указанные здесь в составе команды Айсфокс, в остальных матчах играют в составе команды Штурм, и наоборот. В каком из матчей команды указаны верно?</w:t>
             </w:r>
           </w:p>
         </w:tc>
@@ -11355,7 +9632,7 @@
                 <w:sz w:val="18"/>
                 <w:szCs w:val="18"/>
               </w:rPr>
-              <w:t xml:space="preserve"/>
+              <w:t xml:space="preserve">Проверяющий: исправил у себя; ждём исправленный файл.</w:t>
             </w:r>
           </w:p>
         </w:tc>
@@ -11393,7 +9670,7 @@
                 <w:sz w:val="18"/>
                 <w:szCs w:val="18"/>
               </w:rPr>
-              <w:t xml:space="preserve">16, 31, 181, 226, 241</w:t>
+              <w:t xml:space="preserve">166</w:t>
             </w:r>
           </w:p>
         </w:tc>
@@ -11429,7 +9706,7 @@
                 <w:sz w:val="18"/>
                 <w:szCs w:val="18"/>
               </w:rPr>
-              <w:t xml:space="preserve">состав больше обычного</w:t>
+              <w:t xml:space="preserve">составы команд перепутаны местами</w:t>
             </w:r>
           </w:p>
         </w:tc>
@@ -11501,7 +9778,7 @@
                 <w:sz w:val="18"/>
                 <w:szCs w:val="18"/>
               </w:rPr>
-              <w:t xml:space="preserve">В составе Спортдепо заявлено 13 игроков, тогда как у остальных команд обычно 9. Встречается в 5 матчах. Это допустимо или в состав попали лишние игроки?</w:t>
+              <w:t xml:space="preserve">В этом матче составы команд Сармат и Спортдепо поменяны местами: игроки, указанные здесь в составе команды Сармат, в остальных матчах играют в составе команды Спортдепо, и наоборот. Какие составы верные?</w:t>
             </w:r>
           </w:p>
         </w:tc>
@@ -11537,1111 +9814,7 @@
                 <w:sz w:val="18"/>
                 <w:szCs w:val="18"/>
               </w:rPr>
-              <w:t xml:space="preserve"/>
-            </w:r>
-          </w:p>
-        </w:tc>
-      </w:tr>
-      <w:tr>
-        <w:tc>
-          <w:tcPr>
-            <w:tcW w:type="dxa" w:w="900"/>
-            <w:tcBorders>
-              <w:top w:val="single" w:color="C7CBDC" w:sz="4"/>
-              <w:left w:val="single" w:color="C7CBDC" w:sz="4"/>
-              <w:bottom w:val="single" w:color="C7CBDC" w:sz="4"/>
-              <w:right w:val="single" w:color="C7CBDC" w:sz="4"/>
-            </w:tcBorders>
-            <w:shd w:fill="F7F8FC" w:color="auto" w:val="clear"/>
-            <w:tcMar>
-              <w:top w:type="dxa" w:w="60"/>
-              <w:left w:type="dxa" w:w="90"/>
-              <w:bottom w:type="dxa" w:w="60"/>
-              <w:right w:type="dxa" w:w="90"/>
-            </w:tcMar>
-            <w:vAlign w:val="top"/>
-          </w:tcPr>
-          <w:p>
-            <w:pPr>
-              <w:spacing w:after="0" w:before="0"/>
-            </w:pPr>
-            <w:r>
-              <w:rPr>
-                <w:rFonts w:ascii="Calibri" w:cs="Calibri" w:eastAsia="Calibri" w:hAnsi="Calibri"/>
-                <w:b/>
-                <w:bCs/>
-                <w:i w:val="false"/>
-                <w:iCs w:val="false"/>
-                <w:color w:val="1A1F36"/>
-                <w:sz w:val="18"/>
-                <w:szCs w:val="18"/>
-              </w:rPr>
-              <w:t xml:space="preserve">46, 61</w:t>
-            </w:r>
-          </w:p>
-        </w:tc>
-        <w:tc>
-          <w:tcPr>
-            <w:tcW w:type="dxa" w:w="2600"/>
-            <w:tcBorders>
-              <w:top w:val="single" w:color="C7CBDC" w:sz="4"/>
-              <w:left w:val="single" w:color="C7CBDC" w:sz="4"/>
-              <w:bottom w:val="single" w:color="C7CBDC" w:sz="4"/>
-              <w:right w:val="single" w:color="C7CBDC" w:sz="4"/>
-            </w:tcBorders>
-            <w:shd w:fill="F7F8FC" w:color="auto" w:val="clear"/>
-            <w:tcMar>
-              <w:top w:type="dxa" w:w="60"/>
-              <w:left w:type="dxa" w:w="90"/>
-              <w:bottom w:type="dxa" w:w="60"/>
-              <w:right w:type="dxa" w:w="90"/>
-            </w:tcMar>
-            <w:vAlign w:val="top"/>
-          </w:tcPr>
-          <w:p>
-            <w:pPr>
-              <w:spacing w:after="0"/>
-            </w:pPr>
-            <w:r>
-              <w:rPr>
-                <w:rFonts w:ascii="Calibri" w:cs="Calibri" w:eastAsia="Calibri" w:hAnsi="Calibri"/>
-                <w:b w:val="false"/>
-                <w:bCs w:val="false"/>
-                <w:i w:val="false"/>
-                <w:iCs w:val="false"/>
-                <w:color w:val="1A1F36"/>
-                <w:sz w:val="18"/>
-                <w:szCs w:val="18"/>
-              </w:rPr>
-              <w:t xml:space="preserve">составы команд перепутаны местами</w:t>
-            </w:r>
-          </w:p>
-        </w:tc>
-        <w:tc>
-          <w:tcPr>
-            <w:tcW w:type="dxa" w:w="2400"/>
-            <w:tcBorders>
-              <w:top w:val="single" w:color="C7CBDC" w:sz="4"/>
-              <w:left w:val="single" w:color="C7CBDC" w:sz="4"/>
-              <w:bottom w:val="single" w:color="C7CBDC" w:sz="4"/>
-              <w:right w:val="single" w:color="C7CBDC" w:sz="4"/>
-            </w:tcBorders>
-            <w:shd w:fill="F7F8FC" w:color="auto" w:val="clear"/>
-            <w:tcMar>
-              <w:top w:type="dxa" w:w="60"/>
-              <w:left w:type="dxa" w:w="90"/>
-              <w:bottom w:type="dxa" w:w="60"/>
-              <w:right w:type="dxa" w:w="90"/>
-            </w:tcMar>
-            <w:vAlign w:val="top"/>
-          </w:tcPr>
-          <w:p>
-            <w:pPr>
-              <w:spacing w:after="0"/>
-            </w:pPr>
-            <w:r>
-              <w:rPr>
-                <w:rFonts w:ascii="Calibri" w:cs="Calibri" w:eastAsia="Calibri" w:hAnsi="Calibri"/>
-                <w:b w:val="false"/>
-                <w:bCs w:val="false"/>
-                <w:i w:val="false"/>
-                <w:iCs w:val="false"/>
-                <w:color w:val="5A5F7A"/>
-                <w:sz w:val="18"/>
-                <w:szCs w:val="18"/>
-              </w:rPr>
-              <w:t xml:space="preserve">—</w:t>
-            </w:r>
-          </w:p>
-        </w:tc>
-        <w:tc>
-          <w:tcPr>
-            <w:tcW w:type="dxa" w:w="4400"/>
-            <w:tcBorders>
-              <w:top w:val="single" w:color="C7CBDC" w:sz="4"/>
-              <w:left w:val="single" w:color="C7CBDC" w:sz="4"/>
-              <w:bottom w:val="single" w:color="C7CBDC" w:sz="4"/>
-              <w:right w:val="single" w:color="C7CBDC" w:sz="4"/>
-            </w:tcBorders>
-            <w:shd w:fill="F7F8FC" w:color="auto" w:val="clear"/>
-            <w:tcMar>
-              <w:top w:type="dxa" w:w="60"/>
-              <w:left w:type="dxa" w:w="90"/>
-              <w:bottom w:type="dxa" w:w="60"/>
-              <w:right w:type="dxa" w:w="90"/>
-            </w:tcMar>
-            <w:vAlign w:val="top"/>
-          </w:tcPr>
-          <w:p>
-            <w:pPr>
-              <w:spacing w:after="0" w:before="0"/>
-            </w:pPr>
-            <w:r>
-              <w:rPr>
-                <w:rFonts w:ascii="Calibri" w:cs="Calibri" w:eastAsia="Calibri" w:hAnsi="Calibri"/>
-                <w:b w:val="false"/>
-                <w:bCs w:val="false"/>
-                <w:i w:val="false"/>
-                <w:iCs w:val="false"/>
-                <w:color w:val="1A1F36"/>
-                <w:sz w:val="18"/>
-                <w:szCs w:val="18"/>
-              </w:rPr>
-              <w:t xml:space="preserve">В этих матчах составы команд Факел и Штурм поменяны местами: игроки, указанные здесь в составе команды Факел, в остальных матчах играют в составе команды Штурм, и наоборот. В каком из матчей команды указаны верно?</w:t>
-            </w:r>
-          </w:p>
-        </w:tc>
-        <w:tc>
-          <w:tcPr>
-            <w:tcW w:type="dxa" w:w="4950"/>
-            <w:tcBorders>
-              <w:top w:val="single" w:color="C7CBDC" w:sz="4"/>
-              <w:left w:val="single" w:color="C7CBDC" w:sz="4"/>
-              <w:bottom w:val="single" w:color="C7CBDC" w:sz="4"/>
-              <w:right w:val="single" w:color="C7CBDC" w:sz="4"/>
-            </w:tcBorders>
-            <w:tcMar>
-              <w:top w:type="dxa" w:w="60"/>
-              <w:left w:type="dxa" w:w="90"/>
-              <w:bottom w:type="dxa" w:w="60"/>
-              <w:right w:type="dxa" w:w="90"/>
-            </w:tcMar>
-            <w:vAlign w:val="top"/>
-          </w:tcPr>
-          <w:p>
-            <w:pPr>
-              <w:spacing w:after="0" w:before="0"/>
-            </w:pPr>
-            <w:r>
-              <w:rPr>
-                <w:rFonts w:ascii="Calibri" w:cs="Calibri" w:eastAsia="Calibri" w:hAnsi="Calibri"/>
-                <w:b w:val="false"/>
-                <w:bCs w:val="false"/>
-                <w:i/>
-                <w:iCs/>
-                <w:color w:val="2B2F77"/>
-                <w:sz w:val="18"/>
-                <w:szCs w:val="18"/>
-              </w:rPr>
-              <w:t xml:space="preserve"/>
-            </w:r>
-          </w:p>
-        </w:tc>
-      </w:tr>
-      <w:tr>
-        <w:tc>
-          <w:tcPr>
-            <w:tcW w:type="dxa" w:w="900"/>
-            <w:tcBorders>
-              <w:top w:val="single" w:color="C7CBDC" w:sz="4"/>
-              <w:left w:val="single" w:color="C7CBDC" w:sz="4"/>
-              <w:bottom w:val="single" w:color="C7CBDC" w:sz="4"/>
-              <w:right w:val="single" w:color="C7CBDC" w:sz="4"/>
-            </w:tcBorders>
-            <w:tcMar>
-              <w:top w:type="dxa" w:w="60"/>
-              <w:left w:type="dxa" w:w="90"/>
-              <w:bottom w:type="dxa" w:w="60"/>
-              <w:right w:type="dxa" w:w="90"/>
-            </w:tcMar>
-            <w:vAlign w:val="top"/>
-          </w:tcPr>
-          <w:p>
-            <w:pPr>
-              <w:spacing w:after="0" w:before="0"/>
-            </w:pPr>
-            <w:r>
-              <w:rPr>
-                <w:rFonts w:ascii="Calibri" w:cs="Calibri" w:eastAsia="Calibri" w:hAnsi="Calibri"/>
-                <w:b/>
-                <w:bCs/>
-                <w:i w:val="false"/>
-                <w:iCs w:val="false"/>
-                <w:color w:val="1A1F36"/>
-                <w:sz w:val="18"/>
-                <w:szCs w:val="18"/>
-              </w:rPr>
-              <w:t xml:space="preserve">76, 91</w:t>
-            </w:r>
-          </w:p>
-        </w:tc>
-        <w:tc>
-          <w:tcPr>
-            <w:tcW w:type="dxa" w:w="2600"/>
-            <w:tcBorders>
-              <w:top w:val="single" w:color="C7CBDC" w:sz="4"/>
-              <w:left w:val="single" w:color="C7CBDC" w:sz="4"/>
-              <w:bottom w:val="single" w:color="C7CBDC" w:sz="4"/>
-              <w:right w:val="single" w:color="C7CBDC" w:sz="4"/>
-            </w:tcBorders>
-            <w:tcMar>
-              <w:top w:type="dxa" w:w="60"/>
-              <w:left w:type="dxa" w:w="90"/>
-              <w:bottom w:type="dxa" w:w="60"/>
-              <w:right w:type="dxa" w:w="90"/>
-            </w:tcMar>
-            <w:vAlign w:val="top"/>
-          </w:tcPr>
-          <w:p>
-            <w:pPr>
-              <w:spacing w:after="0"/>
-            </w:pPr>
-            <w:r>
-              <w:rPr>
-                <w:rFonts w:ascii="Calibri" w:cs="Calibri" w:eastAsia="Calibri" w:hAnsi="Calibri"/>
-                <w:b w:val="false"/>
-                <w:bCs w:val="false"/>
-                <w:i w:val="false"/>
-                <w:iCs w:val="false"/>
-                <w:color w:val="1A1F36"/>
-                <w:sz w:val="18"/>
-                <w:szCs w:val="18"/>
-              </w:rPr>
-              <w:t xml:space="preserve">составы команд перепутаны местами</w:t>
-            </w:r>
-          </w:p>
-        </w:tc>
-        <w:tc>
-          <w:tcPr>
-            <w:tcW w:type="dxa" w:w="2400"/>
-            <w:tcBorders>
-              <w:top w:val="single" w:color="C7CBDC" w:sz="4"/>
-              <w:left w:val="single" w:color="C7CBDC" w:sz="4"/>
-              <w:bottom w:val="single" w:color="C7CBDC" w:sz="4"/>
-              <w:right w:val="single" w:color="C7CBDC" w:sz="4"/>
-            </w:tcBorders>
-            <w:tcMar>
-              <w:top w:type="dxa" w:w="60"/>
-              <w:left w:type="dxa" w:w="90"/>
-              <w:bottom w:type="dxa" w:w="60"/>
-              <w:right w:type="dxa" w:w="90"/>
-            </w:tcMar>
-            <w:vAlign w:val="top"/>
-          </w:tcPr>
-          <w:p>
-            <w:pPr>
-              <w:spacing w:after="0"/>
-            </w:pPr>
-            <w:r>
-              <w:rPr>
-                <w:rFonts w:ascii="Calibri" w:cs="Calibri" w:eastAsia="Calibri" w:hAnsi="Calibri"/>
-                <w:b w:val="false"/>
-                <w:bCs w:val="false"/>
-                <w:i w:val="false"/>
-                <w:iCs w:val="false"/>
-                <w:color w:val="5A5F7A"/>
-                <w:sz w:val="18"/>
-                <w:szCs w:val="18"/>
-              </w:rPr>
-              <w:t xml:space="preserve">—</w:t>
-            </w:r>
-          </w:p>
-        </w:tc>
-        <w:tc>
-          <w:tcPr>
-            <w:tcW w:type="dxa" w:w="4400"/>
-            <w:tcBorders>
-              <w:top w:val="single" w:color="C7CBDC" w:sz="4"/>
-              <w:left w:val="single" w:color="C7CBDC" w:sz="4"/>
-              <w:bottom w:val="single" w:color="C7CBDC" w:sz="4"/>
-              <w:right w:val="single" w:color="C7CBDC" w:sz="4"/>
-            </w:tcBorders>
-            <w:tcMar>
-              <w:top w:type="dxa" w:w="60"/>
-              <w:left w:type="dxa" w:w="90"/>
-              <w:bottom w:type="dxa" w:w="60"/>
-              <w:right w:type="dxa" w:w="90"/>
-            </w:tcMar>
-            <w:vAlign w:val="top"/>
-          </w:tcPr>
-          <w:p>
-            <w:pPr>
-              <w:spacing w:after="0" w:before="0"/>
-            </w:pPr>
-            <w:r>
-              <w:rPr>
-                <w:rFonts w:ascii="Calibri" w:cs="Calibri" w:eastAsia="Calibri" w:hAnsi="Calibri"/>
-                <w:b w:val="false"/>
-                <w:bCs w:val="false"/>
-                <w:i w:val="false"/>
-                <w:iCs w:val="false"/>
-                <w:color w:val="1A1F36"/>
-                <w:sz w:val="18"/>
-                <w:szCs w:val="18"/>
-              </w:rPr>
-              <w:t xml:space="preserve">В этих матчах составы команд Айсфокс и Сармат поменяны местами: игроки, указанные здесь в составе команды Айсфокс, в остальных матчах играют в составе команды Сармат, и наоборот. В каком из матчей команды указаны верно?</w:t>
-            </w:r>
-          </w:p>
-        </w:tc>
-        <w:tc>
-          <w:tcPr>
-            <w:tcW w:type="dxa" w:w="4950"/>
-            <w:tcBorders>
-              <w:top w:val="single" w:color="C7CBDC" w:sz="4"/>
-              <w:left w:val="single" w:color="C7CBDC" w:sz="4"/>
-              <w:bottom w:val="single" w:color="C7CBDC" w:sz="4"/>
-              <w:right w:val="single" w:color="C7CBDC" w:sz="4"/>
-            </w:tcBorders>
-            <w:tcMar>
-              <w:top w:type="dxa" w:w="60"/>
-              <w:left w:type="dxa" w:w="90"/>
-              <w:bottom w:type="dxa" w:w="60"/>
-              <w:right w:type="dxa" w:w="90"/>
-            </w:tcMar>
-            <w:vAlign w:val="top"/>
-          </w:tcPr>
-          <w:p>
-            <w:pPr>
-              <w:spacing w:after="0" w:before="0"/>
-            </w:pPr>
-            <w:r>
-              <w:rPr>
-                <w:rFonts w:ascii="Calibri" w:cs="Calibri" w:eastAsia="Calibri" w:hAnsi="Calibri"/>
-                <w:b w:val="false"/>
-                <w:bCs w:val="false"/>
-                <w:i/>
-                <w:iCs/>
-                <w:color w:val="2B2F77"/>
-                <w:sz w:val="18"/>
-                <w:szCs w:val="18"/>
-              </w:rPr>
-              <w:t xml:space="preserve"/>
-            </w:r>
-          </w:p>
-        </w:tc>
-      </w:tr>
-      <w:tr>
-        <w:tc>
-          <w:tcPr>
-            <w:tcW w:type="dxa" w:w="900"/>
-            <w:tcBorders>
-              <w:top w:val="single" w:color="C7CBDC" w:sz="4"/>
-              <w:left w:val="single" w:color="C7CBDC" w:sz="4"/>
-              <w:bottom w:val="single" w:color="C7CBDC" w:sz="4"/>
-              <w:right w:val="single" w:color="C7CBDC" w:sz="4"/>
-            </w:tcBorders>
-            <w:shd w:fill="F7F8FC" w:color="auto" w:val="clear"/>
-            <w:tcMar>
-              <w:top w:type="dxa" w:w="60"/>
-              <w:left w:type="dxa" w:w="90"/>
-              <w:bottom w:type="dxa" w:w="60"/>
-              <w:right w:type="dxa" w:w="90"/>
-            </w:tcMar>
-            <w:vAlign w:val="top"/>
-          </w:tcPr>
-          <w:p>
-            <w:pPr>
-              <w:spacing w:after="0" w:before="0"/>
-            </w:pPr>
-            <w:r>
-              <w:rPr>
-                <w:rFonts w:ascii="Calibri" w:cs="Calibri" w:eastAsia="Calibri" w:hAnsi="Calibri"/>
-                <w:b/>
-                <w:bCs/>
-                <w:i w:val="false"/>
-                <w:iCs w:val="false"/>
-                <w:color w:val="1A1F36"/>
-                <w:sz w:val="18"/>
-                <w:szCs w:val="18"/>
-              </w:rPr>
-              <w:t xml:space="preserve">106</w:t>
-            </w:r>
-          </w:p>
-        </w:tc>
-        <w:tc>
-          <w:tcPr>
-            <w:tcW w:type="dxa" w:w="2600"/>
-            <w:tcBorders>
-              <w:top w:val="single" w:color="C7CBDC" w:sz="4"/>
-              <w:left w:val="single" w:color="C7CBDC" w:sz="4"/>
-              <w:bottom w:val="single" w:color="C7CBDC" w:sz="4"/>
-              <w:right w:val="single" w:color="C7CBDC" w:sz="4"/>
-            </w:tcBorders>
-            <w:shd w:fill="F7F8FC" w:color="auto" w:val="clear"/>
-            <w:tcMar>
-              <w:top w:type="dxa" w:w="60"/>
-              <w:left w:type="dxa" w:w="90"/>
-              <w:bottom w:type="dxa" w:w="60"/>
-              <w:right w:type="dxa" w:w="90"/>
-            </w:tcMar>
-            <w:vAlign w:val="top"/>
-          </w:tcPr>
-          <w:p>
-            <w:pPr>
-              <w:spacing w:after="0"/>
-            </w:pPr>
-            <w:r>
-              <w:rPr>
-                <w:rFonts w:ascii="Calibri" w:cs="Calibri" w:eastAsia="Calibri" w:hAnsi="Calibri"/>
-                <w:b w:val="false"/>
-                <w:bCs w:val="false"/>
-                <w:i w:val="false"/>
-                <w:iCs w:val="false"/>
-                <w:color w:val="1A1F36"/>
-                <w:sz w:val="18"/>
-                <w:szCs w:val="18"/>
-              </w:rPr>
-              <w:t xml:space="preserve">составы команд перепутаны местами</w:t>
-            </w:r>
-          </w:p>
-        </w:tc>
-        <w:tc>
-          <w:tcPr>
-            <w:tcW w:type="dxa" w:w="2400"/>
-            <w:tcBorders>
-              <w:top w:val="single" w:color="C7CBDC" w:sz="4"/>
-              <w:left w:val="single" w:color="C7CBDC" w:sz="4"/>
-              <w:bottom w:val="single" w:color="C7CBDC" w:sz="4"/>
-              <w:right w:val="single" w:color="C7CBDC" w:sz="4"/>
-            </w:tcBorders>
-            <w:shd w:fill="F7F8FC" w:color="auto" w:val="clear"/>
-            <w:tcMar>
-              <w:top w:type="dxa" w:w="60"/>
-              <w:left w:type="dxa" w:w="90"/>
-              <w:bottom w:type="dxa" w:w="60"/>
-              <w:right w:type="dxa" w:w="90"/>
-            </w:tcMar>
-            <w:vAlign w:val="top"/>
-          </w:tcPr>
-          <w:p>
-            <w:pPr>
-              <w:spacing w:after="0"/>
-            </w:pPr>
-            <w:r>
-              <w:rPr>
-                <w:rFonts w:ascii="Calibri" w:cs="Calibri" w:eastAsia="Calibri" w:hAnsi="Calibri"/>
-                <w:b w:val="false"/>
-                <w:bCs w:val="false"/>
-                <w:i w:val="false"/>
-                <w:iCs w:val="false"/>
-                <w:color w:val="5A5F7A"/>
-                <w:sz w:val="18"/>
-                <w:szCs w:val="18"/>
-              </w:rPr>
-              <w:t xml:space="preserve">—</w:t>
-            </w:r>
-          </w:p>
-        </w:tc>
-        <w:tc>
-          <w:tcPr>
-            <w:tcW w:type="dxa" w:w="4400"/>
-            <w:tcBorders>
-              <w:top w:val="single" w:color="C7CBDC" w:sz="4"/>
-              <w:left w:val="single" w:color="C7CBDC" w:sz="4"/>
-              <w:bottom w:val="single" w:color="C7CBDC" w:sz="4"/>
-              <w:right w:val="single" w:color="C7CBDC" w:sz="4"/>
-            </w:tcBorders>
-            <w:shd w:fill="F7F8FC" w:color="auto" w:val="clear"/>
-            <w:tcMar>
-              <w:top w:type="dxa" w:w="60"/>
-              <w:left w:type="dxa" w:w="90"/>
-              <w:bottom w:type="dxa" w:w="60"/>
-              <w:right w:type="dxa" w:w="90"/>
-            </w:tcMar>
-            <w:vAlign w:val="top"/>
-          </w:tcPr>
-          <w:p>
-            <w:pPr>
-              <w:spacing w:after="0" w:before="0"/>
-            </w:pPr>
-            <w:r>
-              <w:rPr>
-                <w:rFonts w:ascii="Calibri" w:cs="Calibri" w:eastAsia="Calibri" w:hAnsi="Calibri"/>
-                <w:b w:val="false"/>
-                <w:bCs w:val="false"/>
-                <w:i w:val="false"/>
-                <w:iCs w:val="false"/>
-                <w:color w:val="1A1F36"/>
-                <w:sz w:val="18"/>
-                <w:szCs w:val="18"/>
-              </w:rPr>
-              <w:t xml:space="preserve">В этом матче составы команд Айсфокс и Факел поменяны местами: игроки, указанные здесь в составе команды Айсфокс, в остальных матчах играют в составе команды Факел, и наоборот. Какие составы верные?</w:t>
-            </w:r>
-          </w:p>
-        </w:tc>
-        <w:tc>
-          <w:tcPr>
-            <w:tcW w:type="dxa" w:w="4950"/>
-            <w:tcBorders>
-              <w:top w:val="single" w:color="C7CBDC" w:sz="4"/>
-              <w:left w:val="single" w:color="C7CBDC" w:sz="4"/>
-              <w:bottom w:val="single" w:color="C7CBDC" w:sz="4"/>
-              <w:right w:val="single" w:color="C7CBDC" w:sz="4"/>
-            </w:tcBorders>
-            <w:tcMar>
-              <w:top w:type="dxa" w:w="60"/>
-              <w:left w:type="dxa" w:w="90"/>
-              <w:bottom w:type="dxa" w:w="60"/>
-              <w:right w:type="dxa" w:w="90"/>
-            </w:tcMar>
-            <w:vAlign w:val="top"/>
-          </w:tcPr>
-          <w:p>
-            <w:pPr>
-              <w:spacing w:after="0" w:before="0"/>
-            </w:pPr>
-            <w:r>
-              <w:rPr>
-                <w:rFonts w:ascii="Calibri" w:cs="Calibri" w:eastAsia="Calibri" w:hAnsi="Calibri"/>
-                <w:b w:val="false"/>
-                <w:bCs w:val="false"/>
-                <w:i/>
-                <w:iCs/>
-                <w:color w:val="2B2F77"/>
-                <w:sz w:val="18"/>
-                <w:szCs w:val="18"/>
-              </w:rPr>
-              <w:t xml:space="preserve"/>
-            </w:r>
-          </w:p>
-        </w:tc>
-      </w:tr>
-      <w:tr>
-        <w:tc>
-          <w:tcPr>
-            <w:tcW w:type="dxa" w:w="900"/>
-            <w:tcBorders>
-              <w:top w:val="single" w:color="C7CBDC" w:sz="4"/>
-              <w:left w:val="single" w:color="C7CBDC" w:sz="4"/>
-              <w:bottom w:val="single" w:color="C7CBDC" w:sz="4"/>
-              <w:right w:val="single" w:color="C7CBDC" w:sz="4"/>
-            </w:tcBorders>
-            <w:tcMar>
-              <w:top w:type="dxa" w:w="60"/>
-              <w:left w:type="dxa" w:w="90"/>
-              <w:bottom w:type="dxa" w:w="60"/>
-              <w:right w:type="dxa" w:w="90"/>
-            </w:tcMar>
-            <w:vAlign w:val="top"/>
-          </w:tcPr>
-          <w:p>
-            <w:pPr>
-              <w:spacing w:after="0" w:before="0"/>
-            </w:pPr>
-            <w:r>
-              <w:rPr>
-                <w:rFonts w:ascii="Calibri" w:cs="Calibri" w:eastAsia="Calibri" w:hAnsi="Calibri"/>
-                <w:b/>
-                <w:bCs/>
-                <w:i w:val="false"/>
-                <w:iCs w:val="false"/>
-                <w:color w:val="1A1F36"/>
-                <w:sz w:val="18"/>
-                <w:szCs w:val="18"/>
-              </w:rPr>
-              <w:t xml:space="preserve">136, 151</w:t>
-            </w:r>
-          </w:p>
-        </w:tc>
-        <w:tc>
-          <w:tcPr>
-            <w:tcW w:type="dxa" w:w="2600"/>
-            <w:tcBorders>
-              <w:top w:val="single" w:color="C7CBDC" w:sz="4"/>
-              <w:left w:val="single" w:color="C7CBDC" w:sz="4"/>
-              <w:bottom w:val="single" w:color="C7CBDC" w:sz="4"/>
-              <w:right w:val="single" w:color="C7CBDC" w:sz="4"/>
-            </w:tcBorders>
-            <w:tcMar>
-              <w:top w:type="dxa" w:w="60"/>
-              <w:left w:type="dxa" w:w="90"/>
-              <w:bottom w:type="dxa" w:w="60"/>
-              <w:right w:type="dxa" w:w="90"/>
-            </w:tcMar>
-            <w:vAlign w:val="top"/>
-          </w:tcPr>
-          <w:p>
-            <w:pPr>
-              <w:spacing w:after="0"/>
-            </w:pPr>
-            <w:r>
-              <w:rPr>
-                <w:rFonts w:ascii="Calibri" w:cs="Calibri" w:eastAsia="Calibri" w:hAnsi="Calibri"/>
-                <w:b w:val="false"/>
-                <w:bCs w:val="false"/>
-                <w:i w:val="false"/>
-                <w:iCs w:val="false"/>
-                <w:color w:val="1A1F36"/>
-                <w:sz w:val="18"/>
-                <w:szCs w:val="18"/>
-              </w:rPr>
-              <w:t xml:space="preserve">составы команд перепутаны местами</w:t>
-            </w:r>
-          </w:p>
-        </w:tc>
-        <w:tc>
-          <w:tcPr>
-            <w:tcW w:type="dxa" w:w="2400"/>
-            <w:tcBorders>
-              <w:top w:val="single" w:color="C7CBDC" w:sz="4"/>
-              <w:left w:val="single" w:color="C7CBDC" w:sz="4"/>
-              <w:bottom w:val="single" w:color="C7CBDC" w:sz="4"/>
-              <w:right w:val="single" w:color="C7CBDC" w:sz="4"/>
-            </w:tcBorders>
-            <w:tcMar>
-              <w:top w:type="dxa" w:w="60"/>
-              <w:left w:type="dxa" w:w="90"/>
-              <w:bottom w:type="dxa" w:w="60"/>
-              <w:right w:type="dxa" w:w="90"/>
-            </w:tcMar>
-            <w:vAlign w:val="top"/>
-          </w:tcPr>
-          <w:p>
-            <w:pPr>
-              <w:spacing w:after="0"/>
-            </w:pPr>
-            <w:r>
-              <w:rPr>
-                <w:rFonts w:ascii="Calibri" w:cs="Calibri" w:eastAsia="Calibri" w:hAnsi="Calibri"/>
-                <w:b w:val="false"/>
-                <w:bCs w:val="false"/>
-                <w:i w:val="false"/>
-                <w:iCs w:val="false"/>
-                <w:color w:val="5A5F7A"/>
-                <w:sz w:val="18"/>
-                <w:szCs w:val="18"/>
-              </w:rPr>
-              <w:t xml:space="preserve">—</w:t>
-            </w:r>
-          </w:p>
-        </w:tc>
-        <w:tc>
-          <w:tcPr>
-            <w:tcW w:type="dxa" w:w="4400"/>
-            <w:tcBorders>
-              <w:top w:val="single" w:color="C7CBDC" w:sz="4"/>
-              <w:left w:val="single" w:color="C7CBDC" w:sz="4"/>
-              <w:bottom w:val="single" w:color="C7CBDC" w:sz="4"/>
-              <w:right w:val="single" w:color="C7CBDC" w:sz="4"/>
-            </w:tcBorders>
-            <w:tcMar>
-              <w:top w:type="dxa" w:w="60"/>
-              <w:left w:type="dxa" w:w="90"/>
-              <w:bottom w:type="dxa" w:w="60"/>
-              <w:right w:type="dxa" w:w="90"/>
-            </w:tcMar>
-            <w:vAlign w:val="top"/>
-          </w:tcPr>
-          <w:p>
-            <w:pPr>
-              <w:spacing w:after="0" w:before="0"/>
-            </w:pPr>
-            <w:r>
-              <w:rPr>
-                <w:rFonts w:ascii="Calibri" w:cs="Calibri" w:eastAsia="Calibri" w:hAnsi="Calibri"/>
-                <w:b w:val="false"/>
-                <w:bCs w:val="false"/>
-                <w:i w:val="false"/>
-                <w:iCs w:val="false"/>
-                <w:color w:val="1A1F36"/>
-                <w:sz w:val="18"/>
-                <w:szCs w:val="18"/>
-              </w:rPr>
-              <w:t xml:space="preserve">В этих матчах составы команд Айсфокс и Штурм поменяны местами: игроки, указанные здесь в составе команды Айсфокс, в остальных матчах играют в составе команды Штурм, и наоборот. В каком из матчей команды указаны верно?</w:t>
-            </w:r>
-          </w:p>
-        </w:tc>
-        <w:tc>
-          <w:tcPr>
-            <w:tcW w:type="dxa" w:w="4950"/>
-            <w:tcBorders>
-              <w:top w:val="single" w:color="C7CBDC" w:sz="4"/>
-              <w:left w:val="single" w:color="C7CBDC" w:sz="4"/>
-              <w:bottom w:val="single" w:color="C7CBDC" w:sz="4"/>
-              <w:right w:val="single" w:color="C7CBDC" w:sz="4"/>
-            </w:tcBorders>
-            <w:tcMar>
-              <w:top w:type="dxa" w:w="60"/>
-              <w:left w:type="dxa" w:w="90"/>
-              <w:bottom w:type="dxa" w:w="60"/>
-              <w:right w:type="dxa" w:w="90"/>
-            </w:tcMar>
-            <w:vAlign w:val="top"/>
-          </w:tcPr>
-          <w:p>
-            <w:pPr>
-              <w:spacing w:after="0" w:before="0"/>
-            </w:pPr>
-            <w:r>
-              <w:rPr>
-                <w:rFonts w:ascii="Calibri" w:cs="Calibri" w:eastAsia="Calibri" w:hAnsi="Calibri"/>
-                <w:b w:val="false"/>
-                <w:bCs w:val="false"/>
-                <w:i/>
-                <w:iCs/>
-                <w:color w:val="2B2F77"/>
-                <w:sz w:val="18"/>
-                <w:szCs w:val="18"/>
-              </w:rPr>
-              <w:t xml:space="preserve"/>
-            </w:r>
-          </w:p>
-        </w:tc>
-      </w:tr>
-      <w:tr>
-        <w:tc>
-          <w:tcPr>
-            <w:tcW w:type="dxa" w:w="900"/>
-            <w:tcBorders>
-              <w:top w:val="single" w:color="C7CBDC" w:sz="4"/>
-              <w:left w:val="single" w:color="C7CBDC" w:sz="4"/>
-              <w:bottom w:val="single" w:color="C7CBDC" w:sz="4"/>
-              <w:right w:val="single" w:color="C7CBDC" w:sz="4"/>
-            </w:tcBorders>
-            <w:shd w:fill="F7F8FC" w:color="auto" w:val="clear"/>
-            <w:tcMar>
-              <w:top w:type="dxa" w:w="60"/>
-              <w:left w:type="dxa" w:w="90"/>
-              <w:bottom w:type="dxa" w:w="60"/>
-              <w:right w:type="dxa" w:w="90"/>
-            </w:tcMar>
-            <w:vAlign w:val="top"/>
-          </w:tcPr>
-          <w:p>
-            <w:pPr>
-              <w:spacing w:after="0" w:before="0"/>
-            </w:pPr>
-            <w:r>
-              <w:rPr>
-                <w:rFonts w:ascii="Calibri" w:cs="Calibri" w:eastAsia="Calibri" w:hAnsi="Calibri"/>
-                <w:b/>
-                <w:bCs/>
-                <w:i w:val="false"/>
-                <w:iCs w:val="false"/>
-                <w:color w:val="1A1F36"/>
-                <w:sz w:val="18"/>
-                <w:szCs w:val="18"/>
-              </w:rPr>
-              <w:t xml:space="preserve">166</w:t>
-            </w:r>
-          </w:p>
-        </w:tc>
-        <w:tc>
-          <w:tcPr>
-            <w:tcW w:type="dxa" w:w="2600"/>
-            <w:tcBorders>
-              <w:top w:val="single" w:color="C7CBDC" w:sz="4"/>
-              <w:left w:val="single" w:color="C7CBDC" w:sz="4"/>
-              <w:bottom w:val="single" w:color="C7CBDC" w:sz="4"/>
-              <w:right w:val="single" w:color="C7CBDC" w:sz="4"/>
-            </w:tcBorders>
-            <w:shd w:fill="F7F8FC" w:color="auto" w:val="clear"/>
-            <w:tcMar>
-              <w:top w:type="dxa" w:w="60"/>
-              <w:left w:type="dxa" w:w="90"/>
-              <w:bottom w:type="dxa" w:w="60"/>
-              <w:right w:type="dxa" w:w="90"/>
-            </w:tcMar>
-            <w:vAlign w:val="top"/>
-          </w:tcPr>
-          <w:p>
-            <w:pPr>
-              <w:spacing w:after="0"/>
-            </w:pPr>
-            <w:r>
-              <w:rPr>
-                <w:rFonts w:ascii="Calibri" w:cs="Calibri" w:eastAsia="Calibri" w:hAnsi="Calibri"/>
-                <w:b w:val="false"/>
-                <w:bCs w:val="false"/>
-                <w:i w:val="false"/>
-                <w:iCs w:val="false"/>
-                <w:color w:val="1A1F36"/>
-                <w:sz w:val="18"/>
-                <w:szCs w:val="18"/>
-              </w:rPr>
-              <w:t xml:space="preserve">составы команд перепутаны местами</w:t>
-            </w:r>
-          </w:p>
-        </w:tc>
-        <w:tc>
-          <w:tcPr>
-            <w:tcW w:type="dxa" w:w="2400"/>
-            <w:tcBorders>
-              <w:top w:val="single" w:color="C7CBDC" w:sz="4"/>
-              <w:left w:val="single" w:color="C7CBDC" w:sz="4"/>
-              <w:bottom w:val="single" w:color="C7CBDC" w:sz="4"/>
-              <w:right w:val="single" w:color="C7CBDC" w:sz="4"/>
-            </w:tcBorders>
-            <w:shd w:fill="F7F8FC" w:color="auto" w:val="clear"/>
-            <w:tcMar>
-              <w:top w:type="dxa" w:w="60"/>
-              <w:left w:type="dxa" w:w="90"/>
-              <w:bottom w:type="dxa" w:w="60"/>
-              <w:right w:type="dxa" w:w="90"/>
-            </w:tcMar>
-            <w:vAlign w:val="top"/>
-          </w:tcPr>
-          <w:p>
-            <w:pPr>
-              <w:spacing w:after="0"/>
-            </w:pPr>
-            <w:r>
-              <w:rPr>
-                <w:rFonts w:ascii="Calibri" w:cs="Calibri" w:eastAsia="Calibri" w:hAnsi="Calibri"/>
-                <w:b w:val="false"/>
-                <w:bCs w:val="false"/>
-                <w:i w:val="false"/>
-                <w:iCs w:val="false"/>
-                <w:color w:val="5A5F7A"/>
-                <w:sz w:val="18"/>
-                <w:szCs w:val="18"/>
-              </w:rPr>
-              <w:t xml:space="preserve">—</w:t>
-            </w:r>
-          </w:p>
-        </w:tc>
-        <w:tc>
-          <w:tcPr>
-            <w:tcW w:type="dxa" w:w="4400"/>
-            <w:tcBorders>
-              <w:top w:val="single" w:color="C7CBDC" w:sz="4"/>
-              <w:left w:val="single" w:color="C7CBDC" w:sz="4"/>
-              <w:bottom w:val="single" w:color="C7CBDC" w:sz="4"/>
-              <w:right w:val="single" w:color="C7CBDC" w:sz="4"/>
-            </w:tcBorders>
-            <w:shd w:fill="F7F8FC" w:color="auto" w:val="clear"/>
-            <w:tcMar>
-              <w:top w:type="dxa" w:w="60"/>
-              <w:left w:type="dxa" w:w="90"/>
-              <w:bottom w:type="dxa" w:w="60"/>
-              <w:right w:type="dxa" w:w="90"/>
-            </w:tcMar>
-            <w:vAlign w:val="top"/>
-          </w:tcPr>
-          <w:p>
-            <w:pPr>
-              <w:spacing w:after="0" w:before="0"/>
-            </w:pPr>
-            <w:r>
-              <w:rPr>
-                <w:rFonts w:ascii="Calibri" w:cs="Calibri" w:eastAsia="Calibri" w:hAnsi="Calibri"/>
-                <w:b w:val="false"/>
-                <w:bCs w:val="false"/>
-                <w:i w:val="false"/>
-                <w:iCs w:val="false"/>
-                <w:color w:val="1A1F36"/>
-                <w:sz w:val="18"/>
-                <w:szCs w:val="18"/>
-              </w:rPr>
-              <w:t xml:space="preserve">В этом матче составы команд Сармат и Спортдепо поменяны местами: игроки, указанные здесь в составе команды Сармат, в остальных матчах играют в составе команды Спортдепо, и наоборот. Какие составы верные?</w:t>
-            </w:r>
-          </w:p>
-        </w:tc>
-        <w:tc>
-          <w:tcPr>
-            <w:tcW w:type="dxa" w:w="4950"/>
-            <w:tcBorders>
-              <w:top w:val="single" w:color="C7CBDC" w:sz="4"/>
-              <w:left w:val="single" w:color="C7CBDC" w:sz="4"/>
-              <w:bottom w:val="single" w:color="C7CBDC" w:sz="4"/>
-              <w:right w:val="single" w:color="C7CBDC" w:sz="4"/>
-            </w:tcBorders>
-            <w:tcMar>
-              <w:top w:type="dxa" w:w="60"/>
-              <w:left w:type="dxa" w:w="90"/>
-              <w:bottom w:type="dxa" w:w="60"/>
-              <w:right w:type="dxa" w:w="90"/>
-            </w:tcMar>
-            <w:vAlign w:val="top"/>
-          </w:tcPr>
-          <w:p>
-            <w:pPr>
-              <w:spacing w:after="0" w:before="0"/>
-            </w:pPr>
-            <w:r>
-              <w:rPr>
-                <w:rFonts w:ascii="Calibri" w:cs="Calibri" w:eastAsia="Calibri" w:hAnsi="Calibri"/>
-                <w:b w:val="false"/>
-                <w:bCs w:val="false"/>
-                <w:i/>
-                <w:iCs/>
-                <w:color w:val="2B2F77"/>
-                <w:sz w:val="18"/>
-                <w:szCs w:val="18"/>
-              </w:rPr>
-              <w:t xml:space="preserve"/>
-            </w:r>
-          </w:p>
-        </w:tc>
-      </w:tr>
-      <w:tr>
-        <w:tc>
-          <w:tcPr>
-            <w:tcW w:type="dxa" w:w="900"/>
-            <w:tcBorders>
-              <w:top w:val="single" w:color="C7CBDC" w:sz="4"/>
-              <w:left w:val="single" w:color="C7CBDC" w:sz="4"/>
-              <w:bottom w:val="single" w:color="C7CBDC" w:sz="4"/>
-              <w:right w:val="single" w:color="C7CBDC" w:sz="4"/>
-            </w:tcBorders>
-            <w:tcMar>
-              <w:top w:type="dxa" w:w="60"/>
-              <w:left w:type="dxa" w:w="90"/>
-              <w:bottom w:type="dxa" w:w="60"/>
-              <w:right w:type="dxa" w:w="90"/>
-            </w:tcMar>
-            <w:vAlign w:val="top"/>
-          </w:tcPr>
-          <w:p>
-            <w:pPr>
-              <w:spacing w:after="0" w:before="0"/>
-            </w:pPr>
-            <w:r>
-              <w:rPr>
-                <w:rFonts w:ascii="Calibri" w:cs="Calibri" w:eastAsia="Calibri" w:hAnsi="Calibri"/>
-                <w:b/>
-                <w:bCs/>
-                <w:i w:val="false"/>
-                <w:iCs w:val="false"/>
-                <w:color w:val="1A1F36"/>
-                <w:sz w:val="18"/>
-                <w:szCs w:val="18"/>
-              </w:rPr>
-              <w:t xml:space="preserve">61</w:t>
-            </w:r>
-          </w:p>
-        </w:tc>
-        <w:tc>
-          <w:tcPr>
-            <w:tcW w:type="dxa" w:w="2600"/>
-            <w:tcBorders>
-              <w:top w:val="single" w:color="C7CBDC" w:sz="4"/>
-              <w:left w:val="single" w:color="C7CBDC" w:sz="4"/>
-              <w:bottom w:val="single" w:color="C7CBDC" w:sz="4"/>
-              <w:right w:val="single" w:color="C7CBDC" w:sz="4"/>
-            </w:tcBorders>
-            <w:tcMar>
-              <w:top w:type="dxa" w:w="60"/>
-              <w:left w:type="dxa" w:w="90"/>
-              <w:bottom w:type="dxa" w:w="60"/>
-              <w:right w:type="dxa" w:w="90"/>
-            </w:tcMar>
-            <w:vAlign w:val="top"/>
-          </w:tcPr>
-          <w:p>
-            <w:pPr>
-              <w:spacing w:after="0"/>
-            </w:pPr>
-            <w:r>
-              <w:rPr>
-                <w:rFonts w:ascii="Calibri" w:cs="Calibri" w:eastAsia="Calibri" w:hAnsi="Calibri"/>
-                <w:b w:val="false"/>
-                <w:bCs w:val="false"/>
-                <w:i w:val="false"/>
-                <w:iCs w:val="false"/>
-                <w:color w:val="1A1F36"/>
-                <w:sz w:val="18"/>
-                <w:szCs w:val="18"/>
-              </w:rPr>
-              <w:t xml:space="preserve">номер игрока меняется внутри команды</w:t>
-            </w:r>
-          </w:p>
-        </w:tc>
-        <w:tc>
-          <w:tcPr>
-            <w:tcW w:type="dxa" w:w="2400"/>
-            <w:tcBorders>
-              <w:top w:val="single" w:color="C7CBDC" w:sz="4"/>
-              <w:left w:val="single" w:color="C7CBDC" w:sz="4"/>
-              <w:bottom w:val="single" w:color="C7CBDC" w:sz="4"/>
-              <w:right w:val="single" w:color="C7CBDC" w:sz="4"/>
-            </w:tcBorders>
-            <w:tcMar>
-              <w:top w:type="dxa" w:w="60"/>
-              <w:left w:type="dxa" w:w="90"/>
-              <w:bottom w:type="dxa" w:w="60"/>
-              <w:right w:type="dxa" w:w="90"/>
-            </w:tcMar>
-            <w:vAlign w:val="top"/>
-          </w:tcPr>
-          <w:p>
-            <w:pPr>
-              <w:spacing w:after="0"/>
-            </w:pPr>
-            <w:r>
-              <w:rPr>
-                <w:rFonts w:ascii="Calibri" w:cs="Calibri" w:eastAsia="Calibri" w:hAnsi="Calibri"/>
-                <w:b w:val="false"/>
-                <w:bCs w:val="false"/>
-                <w:i w:val="false"/>
-                <w:iCs w:val="false"/>
-                <w:color w:val="5A5F7A"/>
-                <w:sz w:val="18"/>
-                <w:szCs w:val="18"/>
-              </w:rPr>
-              <w:t xml:space="preserve">—</w:t>
-            </w:r>
-          </w:p>
-        </w:tc>
-        <w:tc>
-          <w:tcPr>
-            <w:tcW w:type="dxa" w:w="4400"/>
-            <w:tcBorders>
-              <w:top w:val="single" w:color="C7CBDC" w:sz="4"/>
-              <w:left w:val="single" w:color="C7CBDC" w:sz="4"/>
-              <w:bottom w:val="single" w:color="C7CBDC" w:sz="4"/>
-              <w:right w:val="single" w:color="C7CBDC" w:sz="4"/>
-            </w:tcBorders>
-            <w:tcMar>
-              <w:top w:type="dxa" w:w="60"/>
-              <w:left w:type="dxa" w:w="90"/>
-              <w:bottom w:type="dxa" w:w="60"/>
-              <w:right w:type="dxa" w:w="90"/>
-            </w:tcMar>
-            <w:vAlign w:val="top"/>
-          </w:tcPr>
-          <w:p>
-            <w:pPr>
-              <w:spacing w:after="0" w:before="0"/>
-            </w:pPr>
-            <w:r>
-              <w:rPr>
-                <w:rFonts w:ascii="Calibri" w:cs="Calibri" w:eastAsia="Calibri" w:hAnsi="Calibri"/>
-                <w:b w:val="false"/>
-                <w:bCs w:val="false"/>
-                <w:i w:val="false"/>
-                <w:iCs w:val="false"/>
-                <w:color w:val="1A1F36"/>
-                <w:sz w:val="18"/>
-                <w:szCs w:val="18"/>
-              </w:rPr>
-              <w:t xml:space="preserve">Номер игрока не совпадает с его номером в других матчах за команду Штурм. Кисляков Сергей Николаевич — здесь номер 55, в остальных матчах за эту команду — 74; Шароватов Василий Александрович — здесь номер 9, в остальных матчах за эту команду — 69. Какой номер верный?</w:t>
-            </w:r>
-          </w:p>
-        </w:tc>
-        <w:tc>
-          <w:tcPr>
-            <w:tcW w:type="dxa" w:w="4950"/>
-            <w:tcBorders>
-              <w:top w:val="single" w:color="C7CBDC" w:sz="4"/>
-              <w:left w:val="single" w:color="C7CBDC" w:sz="4"/>
-              <w:bottom w:val="single" w:color="C7CBDC" w:sz="4"/>
-              <w:right w:val="single" w:color="C7CBDC" w:sz="4"/>
-            </w:tcBorders>
-            <w:tcMar>
-              <w:top w:type="dxa" w:w="60"/>
-              <w:left w:type="dxa" w:w="90"/>
-              <w:bottom w:type="dxa" w:w="60"/>
-              <w:right w:type="dxa" w:w="90"/>
-            </w:tcMar>
-            <w:vAlign w:val="top"/>
-          </w:tcPr>
-          <w:p>
-            <w:pPr>
-              <w:spacing w:after="0" w:before="0"/>
-            </w:pPr>
-            <w:r>
-              <w:rPr>
-                <w:rFonts w:ascii="Calibri" w:cs="Calibri" w:eastAsia="Calibri" w:hAnsi="Calibri"/>
-                <w:b w:val="false"/>
-                <w:bCs w:val="false"/>
-                <w:i/>
-                <w:iCs/>
-                <w:color w:val="2B2F77"/>
-                <w:sz w:val="18"/>
-                <w:szCs w:val="18"/>
-              </w:rPr>
-              <w:t xml:space="preserve"/>
+              <w:t xml:space="preserve">Проверяющий: исправил у себя; ждём исправленный файл.</w:t>
             </w:r>
           </w:p>
         </w:tc>

--- a/reports/Otchet_o_proverke.docx
+++ b/reports/Otchet_o_proverke.docx
@@ -7787,7 +7787,7 @@
                 <w:sz w:val="18"/>
                 <w:szCs w:val="18"/>
               </w:rPr>
-              <w:t xml:space="preserve">1, 16, 61, 76, 121, 136, 151, 166</w:t>
+              <w:t xml:space="preserve">211, 226</w:t>
             </w:r>
           </w:p>
         </w:tc>
@@ -7823,7 +7823,7 @@
                 <w:sz w:val="18"/>
                 <w:szCs w:val="18"/>
               </w:rPr>
-              <w:t xml:space="preserve">состав больше обычного</w:t>
+              <w:t xml:space="preserve">игрок за обе команды в одном матче</w:t>
             </w:r>
           </w:p>
         </w:tc>
@@ -7895,7 +7895,7 @@
                 <w:sz w:val="18"/>
                 <w:szCs w:val="18"/>
               </w:rPr>
-              <w:t xml:space="preserve">В составе Спортдепо заявлено 13 игроков, тогда как у остальных команд обычно 9. Встречается в 8 матчах. Это допустимо или в состав попали лишние игроки?</w:t>
+              <w:t xml:space="preserve">Рябинин Евгений Васильевич записан в составы обеих команд одного матча (Сармат — №12; Штурм — №7; в 2 матчах). По ответу организатора так не допускается.</w:t>
             </w:r>
           </w:p>
         </w:tc>
@@ -7931,375 +7931,7 @@
                 <w:sz w:val="18"/>
                 <w:szCs w:val="18"/>
               </w:rPr>
-              <w:t xml:space="preserve">Проверяющий: убрал лишних игроков — какие именно, не указано; ждём исправленный файл.</w:t>
-            </w:r>
-          </w:p>
-        </w:tc>
-      </w:tr>
-      <w:tr>
-        <w:tc>
-          <w:tcPr>
-            <w:tcW w:type="dxa" w:w="900"/>
-            <w:tcBorders>
-              <w:top w:val="single" w:color="C7CBDC" w:sz="4"/>
-              <w:left w:val="single" w:color="C7CBDC" w:sz="4"/>
-              <w:bottom w:val="single" w:color="C7CBDC" w:sz="4"/>
-              <w:right w:val="single" w:color="C7CBDC" w:sz="4"/>
-            </w:tcBorders>
-            <w:shd w:fill="F7F8FC" w:color="auto" w:val="clear"/>
-            <w:tcMar>
-              <w:top w:type="dxa" w:w="60"/>
-              <w:left w:type="dxa" w:w="90"/>
-              <w:bottom w:type="dxa" w:w="60"/>
-              <w:right w:type="dxa" w:w="90"/>
-            </w:tcMar>
-            <w:vAlign w:val="top"/>
-          </w:tcPr>
-          <w:p>
-            <w:pPr>
-              <w:spacing w:after="0" w:before="0"/>
-            </w:pPr>
-            <w:r>
-              <w:rPr>
-                <w:rFonts w:ascii="Calibri" w:cs="Calibri" w:eastAsia="Calibri" w:hAnsi="Calibri"/>
-                <w:b/>
-                <w:bCs/>
-                <w:i w:val="false"/>
-                <w:iCs w:val="false"/>
-                <w:color w:val="1A1F36"/>
-                <w:sz w:val="18"/>
-                <w:szCs w:val="18"/>
-              </w:rPr>
-              <w:t xml:space="preserve">211, 226</w:t>
-            </w:r>
-          </w:p>
-        </w:tc>
-        <w:tc>
-          <w:tcPr>
-            <w:tcW w:type="dxa" w:w="2600"/>
-            <w:tcBorders>
-              <w:top w:val="single" w:color="C7CBDC" w:sz="4"/>
-              <w:left w:val="single" w:color="C7CBDC" w:sz="4"/>
-              <w:bottom w:val="single" w:color="C7CBDC" w:sz="4"/>
-              <w:right w:val="single" w:color="C7CBDC" w:sz="4"/>
-            </w:tcBorders>
-            <w:shd w:fill="F7F8FC" w:color="auto" w:val="clear"/>
-            <w:tcMar>
-              <w:top w:type="dxa" w:w="60"/>
-              <w:left w:type="dxa" w:w="90"/>
-              <w:bottom w:type="dxa" w:w="60"/>
-              <w:right w:type="dxa" w:w="90"/>
-            </w:tcMar>
-            <w:vAlign w:val="top"/>
-          </w:tcPr>
-          <w:p>
-            <w:pPr>
-              <w:spacing w:after="0"/>
-            </w:pPr>
-            <w:r>
-              <w:rPr>
-                <w:rFonts w:ascii="Calibri" w:cs="Calibri" w:eastAsia="Calibri" w:hAnsi="Calibri"/>
-                <w:b w:val="false"/>
-                <w:bCs w:val="false"/>
-                <w:i w:val="false"/>
-                <w:iCs w:val="false"/>
-                <w:color w:val="1A1F36"/>
-                <w:sz w:val="18"/>
-                <w:szCs w:val="18"/>
-              </w:rPr>
-              <w:t xml:space="preserve">игрок за обе команды в одном матче</w:t>
-            </w:r>
-          </w:p>
-        </w:tc>
-        <w:tc>
-          <w:tcPr>
-            <w:tcW w:type="dxa" w:w="2400"/>
-            <w:tcBorders>
-              <w:top w:val="single" w:color="C7CBDC" w:sz="4"/>
-              <w:left w:val="single" w:color="C7CBDC" w:sz="4"/>
-              <w:bottom w:val="single" w:color="C7CBDC" w:sz="4"/>
-              <w:right w:val="single" w:color="C7CBDC" w:sz="4"/>
-            </w:tcBorders>
-            <w:shd w:fill="F7F8FC" w:color="auto" w:val="clear"/>
-            <w:tcMar>
-              <w:top w:type="dxa" w:w="60"/>
-              <w:left w:type="dxa" w:w="90"/>
-              <w:bottom w:type="dxa" w:w="60"/>
-              <w:right w:type="dxa" w:w="90"/>
-            </w:tcMar>
-            <w:vAlign w:val="top"/>
-          </w:tcPr>
-          <w:p>
-            <w:pPr>
-              <w:spacing w:after="0"/>
-            </w:pPr>
-            <w:r>
-              <w:rPr>
-                <w:rFonts w:ascii="Calibri" w:cs="Calibri" w:eastAsia="Calibri" w:hAnsi="Calibri"/>
-                <w:b w:val="false"/>
-                <w:bCs w:val="false"/>
-                <w:i w:val="false"/>
-                <w:iCs w:val="false"/>
-                <w:color w:val="5A5F7A"/>
-                <w:sz w:val="18"/>
-                <w:szCs w:val="18"/>
-              </w:rPr>
-              <w:t xml:space="preserve">—</w:t>
-            </w:r>
-          </w:p>
-        </w:tc>
-        <w:tc>
-          <w:tcPr>
-            <w:tcW w:type="dxa" w:w="4400"/>
-            <w:tcBorders>
-              <w:top w:val="single" w:color="C7CBDC" w:sz="4"/>
-              <w:left w:val="single" w:color="C7CBDC" w:sz="4"/>
-              <w:bottom w:val="single" w:color="C7CBDC" w:sz="4"/>
-              <w:right w:val="single" w:color="C7CBDC" w:sz="4"/>
-            </w:tcBorders>
-            <w:shd w:fill="F7F8FC" w:color="auto" w:val="clear"/>
-            <w:tcMar>
-              <w:top w:type="dxa" w:w="60"/>
-              <w:left w:type="dxa" w:w="90"/>
-              <w:bottom w:type="dxa" w:w="60"/>
-              <w:right w:type="dxa" w:w="90"/>
-            </w:tcMar>
-            <w:vAlign w:val="top"/>
-          </w:tcPr>
-          <w:p>
-            <w:pPr>
-              <w:spacing w:after="0" w:before="0"/>
-            </w:pPr>
-            <w:r>
-              <w:rPr>
-                <w:rFonts w:ascii="Calibri" w:cs="Calibri" w:eastAsia="Calibri" w:hAnsi="Calibri"/>
-                <w:b w:val="false"/>
-                <w:bCs w:val="false"/>
-                <w:i w:val="false"/>
-                <w:iCs w:val="false"/>
-                <w:color w:val="1A1F36"/>
-                <w:sz w:val="18"/>
-                <w:szCs w:val="18"/>
-              </w:rPr>
-              <w:t xml:space="preserve">Нарватов Александр Петрович записан в составы обеих команд одного матча (Сармат — №89; Штурм — №9; в 2 матчах). По ответу организатора так не допускается.</w:t>
-            </w:r>
-          </w:p>
-        </w:tc>
-        <w:tc>
-          <w:tcPr>
-            <w:tcW w:type="dxa" w:w="4950"/>
-            <w:tcBorders>
-              <w:top w:val="single" w:color="C7CBDC" w:sz="4"/>
-              <w:left w:val="single" w:color="C7CBDC" w:sz="4"/>
-              <w:bottom w:val="single" w:color="C7CBDC" w:sz="4"/>
-              <w:right w:val="single" w:color="C7CBDC" w:sz="4"/>
-            </w:tcBorders>
-            <w:tcMar>
-              <w:top w:type="dxa" w:w="60"/>
-              <w:left w:type="dxa" w:w="90"/>
-              <w:bottom w:type="dxa" w:w="60"/>
-              <w:right w:type="dxa" w:w="90"/>
-            </w:tcMar>
-            <w:vAlign w:val="top"/>
-          </w:tcPr>
-          <w:p>
-            <w:pPr>
-              <w:spacing w:after="0" w:before="0"/>
-            </w:pPr>
-            <w:r>
-              <w:rPr>
-                <w:rFonts w:ascii="Calibri" w:cs="Calibri" w:eastAsia="Calibri" w:hAnsi="Calibri"/>
-                <w:b w:val="false"/>
-                <w:bCs w:val="false"/>
-                <w:i/>
-                <w:iCs/>
-                <w:color w:val="2B2F77"/>
-                <w:sz w:val="18"/>
-                <w:szCs w:val="18"/>
-              </w:rPr>
-              <w:t xml:space="preserve">Проверяющий: так не допускается, строки 211 и 226 исправил у себя; ждём исправленный файл.</w:t>
-            </w:r>
-          </w:p>
-        </w:tc>
-      </w:tr>
-      <w:tr>
-        <w:tc>
-          <w:tcPr>
-            <w:tcW w:type="dxa" w:w="900"/>
-            <w:tcBorders>
-              <w:top w:val="single" w:color="C7CBDC" w:sz="4"/>
-              <w:left w:val="single" w:color="C7CBDC" w:sz="4"/>
-              <w:bottom w:val="single" w:color="C7CBDC" w:sz="4"/>
-              <w:right w:val="single" w:color="C7CBDC" w:sz="4"/>
-            </w:tcBorders>
-            <w:tcMar>
-              <w:top w:type="dxa" w:w="60"/>
-              <w:left w:type="dxa" w:w="90"/>
-              <w:bottom w:type="dxa" w:w="60"/>
-              <w:right w:type="dxa" w:w="90"/>
-            </w:tcMar>
-            <w:vAlign w:val="top"/>
-          </w:tcPr>
-          <w:p>
-            <w:pPr>
-              <w:spacing w:after="0" w:before="0"/>
-            </w:pPr>
-            <w:r>
-              <w:rPr>
-                <w:rFonts w:ascii="Calibri" w:cs="Calibri" w:eastAsia="Calibri" w:hAnsi="Calibri"/>
-                <w:b/>
-                <w:bCs/>
-                <w:i w:val="false"/>
-                <w:iCs w:val="false"/>
-                <w:color w:val="1A1F36"/>
-                <w:sz w:val="18"/>
-                <w:szCs w:val="18"/>
-              </w:rPr>
-              <w:t xml:space="preserve">211, 226</w:t>
-            </w:r>
-          </w:p>
-        </w:tc>
-        <w:tc>
-          <w:tcPr>
-            <w:tcW w:type="dxa" w:w="2600"/>
-            <w:tcBorders>
-              <w:top w:val="single" w:color="C7CBDC" w:sz="4"/>
-              <w:left w:val="single" w:color="C7CBDC" w:sz="4"/>
-              <w:bottom w:val="single" w:color="C7CBDC" w:sz="4"/>
-              <w:right w:val="single" w:color="C7CBDC" w:sz="4"/>
-            </w:tcBorders>
-            <w:tcMar>
-              <w:top w:type="dxa" w:w="60"/>
-              <w:left w:type="dxa" w:w="90"/>
-              <w:bottom w:type="dxa" w:w="60"/>
-              <w:right w:type="dxa" w:w="90"/>
-            </w:tcMar>
-            <w:vAlign w:val="top"/>
-          </w:tcPr>
-          <w:p>
-            <w:pPr>
-              <w:spacing w:after="0"/>
-            </w:pPr>
-            <w:r>
-              <w:rPr>
-                <w:rFonts w:ascii="Calibri" w:cs="Calibri" w:eastAsia="Calibri" w:hAnsi="Calibri"/>
-                <w:b w:val="false"/>
-                <w:bCs w:val="false"/>
-                <w:i w:val="false"/>
-                <w:iCs w:val="false"/>
-                <w:color w:val="1A1F36"/>
-                <w:sz w:val="18"/>
-                <w:szCs w:val="18"/>
-              </w:rPr>
-              <w:t xml:space="preserve">игрок за обе команды в одном матче</w:t>
-            </w:r>
-          </w:p>
-        </w:tc>
-        <w:tc>
-          <w:tcPr>
-            <w:tcW w:type="dxa" w:w="2400"/>
-            <w:tcBorders>
-              <w:top w:val="single" w:color="C7CBDC" w:sz="4"/>
-              <w:left w:val="single" w:color="C7CBDC" w:sz="4"/>
-              <w:bottom w:val="single" w:color="C7CBDC" w:sz="4"/>
-              <w:right w:val="single" w:color="C7CBDC" w:sz="4"/>
-            </w:tcBorders>
-            <w:tcMar>
-              <w:top w:type="dxa" w:w="60"/>
-              <w:left w:type="dxa" w:w="90"/>
-              <w:bottom w:type="dxa" w:w="60"/>
-              <w:right w:type="dxa" w:w="90"/>
-            </w:tcMar>
-            <w:vAlign w:val="top"/>
-          </w:tcPr>
-          <w:p>
-            <w:pPr>
-              <w:spacing w:after="0"/>
-            </w:pPr>
-            <w:r>
-              <w:rPr>
-                <w:rFonts w:ascii="Calibri" w:cs="Calibri" w:eastAsia="Calibri" w:hAnsi="Calibri"/>
-                <w:b w:val="false"/>
-                <w:bCs w:val="false"/>
-                <w:i w:val="false"/>
-                <w:iCs w:val="false"/>
-                <w:color w:val="5A5F7A"/>
-                <w:sz w:val="18"/>
-                <w:szCs w:val="18"/>
-              </w:rPr>
-              <w:t xml:space="preserve">—</w:t>
-            </w:r>
-          </w:p>
-        </w:tc>
-        <w:tc>
-          <w:tcPr>
-            <w:tcW w:type="dxa" w:w="4400"/>
-            <w:tcBorders>
-              <w:top w:val="single" w:color="C7CBDC" w:sz="4"/>
-              <w:left w:val="single" w:color="C7CBDC" w:sz="4"/>
-              <w:bottom w:val="single" w:color="C7CBDC" w:sz="4"/>
-              <w:right w:val="single" w:color="C7CBDC" w:sz="4"/>
-            </w:tcBorders>
-            <w:tcMar>
-              <w:top w:type="dxa" w:w="60"/>
-              <w:left w:type="dxa" w:w="90"/>
-              <w:bottom w:type="dxa" w:w="60"/>
-              <w:right w:type="dxa" w:w="90"/>
-            </w:tcMar>
-            <w:vAlign w:val="top"/>
-          </w:tcPr>
-          <w:p>
-            <w:pPr>
-              <w:spacing w:after="0" w:before="0"/>
-            </w:pPr>
-            <w:r>
-              <w:rPr>
-                <w:rFonts w:ascii="Calibri" w:cs="Calibri" w:eastAsia="Calibri" w:hAnsi="Calibri"/>
-                <w:b w:val="false"/>
-                <w:bCs w:val="false"/>
-                <w:i w:val="false"/>
-                <w:iCs w:val="false"/>
-                <w:color w:val="1A1F36"/>
-                <w:sz w:val="18"/>
-                <w:szCs w:val="18"/>
-              </w:rPr>
-              <w:t xml:space="preserve">Рябинин Евгений Васильевич записан в составы обеих команд одного матча (Сармат — №12; Штурм — №7; в 2 матчах). По ответу организатора так не допускается.</w:t>
-            </w:r>
-          </w:p>
-        </w:tc>
-        <w:tc>
-          <w:tcPr>
-            <w:tcW w:type="dxa" w:w="4950"/>
-            <w:tcBorders>
-              <w:top w:val="single" w:color="C7CBDC" w:sz="4"/>
-              <w:left w:val="single" w:color="C7CBDC" w:sz="4"/>
-              <w:bottom w:val="single" w:color="C7CBDC" w:sz="4"/>
-              <w:right w:val="single" w:color="C7CBDC" w:sz="4"/>
-            </w:tcBorders>
-            <w:tcMar>
-              <w:top w:type="dxa" w:w="60"/>
-              <w:left w:type="dxa" w:w="90"/>
-              <w:bottom w:type="dxa" w:w="60"/>
-              <w:right w:type="dxa" w:w="90"/>
-            </w:tcMar>
-            <w:vAlign w:val="top"/>
-          </w:tcPr>
-          <w:p>
-            <w:pPr>
-              <w:spacing w:after="0" w:before="0"/>
-            </w:pPr>
-            <w:r>
-              <w:rPr>
-                <w:rFonts w:ascii="Calibri" w:cs="Calibri" w:eastAsia="Calibri" w:hAnsi="Calibri"/>
-                <w:b w:val="false"/>
-                <w:bCs w:val="false"/>
-                <w:i/>
-                <w:iCs/>
-                <w:color w:val="2B2F77"/>
-                <w:sz w:val="18"/>
-                <w:szCs w:val="18"/>
-              </w:rPr>
-              <w:t xml:space="preserve">Проверяющий: так не допускается, строки 211 и 226 исправил у себя; ждём исправленный файл.</w:t>
+              <w:t xml:space="preserve">За какую команду он играл в этих матчах?</w:t>
             </w:r>
           </w:p>
         </w:tc>
@@ -8324,1502 +7956,24 @@
         <w:t xml:space="preserve">Август 2026</w:t>
       </w:r>
     </w:p>
-    <w:tbl>
-      <w:tblPr>
-        <w:tblW w:type="dxa" w:w="15250"/>
-        <w:tblBorders>
-          <w:top w:val="single" w:color="auto" w:sz="4"/>
-          <w:left w:val="single" w:color="auto" w:sz="4"/>
-          <w:bottom w:val="single" w:color="auto" w:sz="4"/>
-          <w:right w:val="single" w:color="auto" w:sz="4"/>
-          <w:insideH w:val="single" w:color="auto" w:sz="4"/>
-          <w:insideV w:val="single" w:color="auto" w:sz="4"/>
-        </w:tblBorders>
-      </w:tblPr>
-      <w:tblGrid>
-        <w:gridCol w:w="900"/>
-        <w:gridCol w:w="2600"/>
-        <w:gridCol w:w="2400"/>
-        <w:gridCol w:w="4400"/>
-        <w:gridCol w:w="4950"/>
-      </w:tblGrid>
-      <w:tr>
-        <w:trPr>
-          <w:tblHeader/>
-        </w:trPr>
-        <w:tc>
-          <w:tcPr>
-            <w:tcW w:type="dxa" w:w="900"/>
-            <w:tcBorders>
-              <w:top w:val="single" w:color="C7CBDC" w:sz="4"/>
-              <w:left w:val="single" w:color="C7CBDC" w:sz="4"/>
-              <w:bottom w:val="single" w:color="C7CBDC" w:sz="4"/>
-              <w:right w:val="single" w:color="C7CBDC" w:sz="4"/>
-            </w:tcBorders>
-            <w:shd w:fill="EEF0F7" w:color="auto" w:val="clear"/>
-            <w:tcMar>
-              <w:top w:type="dxa" w:w="60"/>
-              <w:left w:type="dxa" w:w="90"/>
-              <w:bottom w:type="dxa" w:w="60"/>
-              <w:right w:type="dxa" w:w="90"/>
-            </w:tcMar>
-            <w:vAlign w:val="top"/>
-          </w:tcPr>
-          <w:p>
-            <w:pPr>
-              <w:spacing w:after="0" w:before="0"/>
-            </w:pPr>
-            <w:r>
-              <w:rPr>
-                <w:rFonts w:ascii="Calibri" w:cs="Calibri" w:eastAsia="Calibri" w:hAnsi="Calibri"/>
-                <w:b/>
-                <w:bCs/>
-                <w:i w:val="false"/>
-                <w:iCs w:val="false"/>
-                <w:color w:val="1A1F36"/>
-                <w:sz w:val="18"/>
-                <w:szCs w:val="18"/>
-              </w:rPr>
-              <w:t xml:space="preserve">Стр.</w:t>
-            </w:r>
-          </w:p>
-        </w:tc>
-        <w:tc>
-          <w:tcPr>
-            <w:tcW w:type="dxa" w:w="2600"/>
-            <w:tcBorders>
-              <w:top w:val="single" w:color="C7CBDC" w:sz="4"/>
-              <w:left w:val="single" w:color="C7CBDC" w:sz="4"/>
-              <w:bottom w:val="single" w:color="C7CBDC" w:sz="4"/>
-              <w:right w:val="single" w:color="C7CBDC" w:sz="4"/>
-            </w:tcBorders>
-            <w:shd w:fill="EEF0F7" w:color="auto" w:val="clear"/>
-            <w:tcMar>
-              <w:top w:type="dxa" w:w="60"/>
-              <w:left w:type="dxa" w:w="90"/>
-              <w:bottom w:type="dxa" w:w="60"/>
-              <w:right w:type="dxa" w:w="90"/>
-            </w:tcMar>
-            <w:vAlign w:val="top"/>
-          </w:tcPr>
-          <w:p>
-            <w:pPr>
-              <w:spacing w:after="0" w:before="0"/>
-            </w:pPr>
-            <w:r>
-              <w:rPr>
-                <w:rFonts w:ascii="Calibri" w:cs="Calibri" w:eastAsia="Calibri" w:hAnsi="Calibri"/>
-                <w:b/>
-                <w:bCs/>
-                <w:i w:val="false"/>
-                <w:iCs w:val="false"/>
-                <w:color w:val="1A1F36"/>
-                <w:sz w:val="18"/>
-                <w:szCs w:val="18"/>
-              </w:rPr>
-              <w:t xml:space="preserve">Матч</w:t>
-            </w:r>
-          </w:p>
-        </w:tc>
-        <w:tc>
-          <w:tcPr>
-            <w:tcW w:type="dxa" w:w="2400"/>
-            <w:tcBorders>
-              <w:top w:val="single" w:color="C7CBDC" w:sz="4"/>
-              <w:left w:val="single" w:color="C7CBDC" w:sz="4"/>
-              <w:bottom w:val="single" w:color="C7CBDC" w:sz="4"/>
-              <w:right w:val="single" w:color="C7CBDC" w:sz="4"/>
-            </w:tcBorders>
-            <w:shd w:fill="EEF0F7" w:color="auto" w:val="clear"/>
-            <w:tcMar>
-              <w:top w:type="dxa" w:w="60"/>
-              <w:left w:type="dxa" w:w="90"/>
-              <w:bottom w:type="dxa" w:w="60"/>
-              <w:right w:type="dxa" w:w="90"/>
-            </w:tcMar>
-            <w:vAlign w:val="top"/>
-          </w:tcPr>
-          <w:p>
-            <w:pPr>
-              <w:spacing w:after="0" w:before="0"/>
-            </w:pPr>
-            <w:r>
-              <w:rPr>
-                <w:rFonts w:ascii="Calibri" w:cs="Calibri" w:eastAsia="Calibri" w:hAnsi="Calibri"/>
-                <w:b/>
-                <w:bCs/>
-                <w:i w:val="false"/>
-                <w:iCs w:val="false"/>
-                <w:color w:val="1A1F36"/>
-                <w:sz w:val="18"/>
-                <w:szCs w:val="18"/>
-              </w:rPr>
-              <w:t xml:space="preserve">Счёт</w:t>
-            </w:r>
-          </w:p>
-        </w:tc>
-        <w:tc>
-          <w:tcPr>
-            <w:tcW w:type="dxa" w:w="4400"/>
-            <w:tcBorders>
-              <w:top w:val="single" w:color="C7CBDC" w:sz="4"/>
-              <w:left w:val="single" w:color="C7CBDC" w:sz="4"/>
-              <w:bottom w:val="single" w:color="C7CBDC" w:sz="4"/>
-              <w:right w:val="single" w:color="C7CBDC" w:sz="4"/>
-            </w:tcBorders>
-            <w:shd w:fill="EEF0F7" w:color="auto" w:val="clear"/>
-            <w:tcMar>
-              <w:top w:type="dxa" w:w="60"/>
-              <w:left w:type="dxa" w:w="90"/>
-              <w:bottom w:type="dxa" w:w="60"/>
-              <w:right w:type="dxa" w:w="90"/>
-            </w:tcMar>
-            <w:vAlign w:val="top"/>
-          </w:tcPr>
-          <w:p>
-            <w:pPr>
-              <w:spacing w:after="0" w:before="0"/>
-            </w:pPr>
-            <w:r>
-              <w:rPr>
-                <w:rFonts w:ascii="Calibri" w:cs="Calibri" w:eastAsia="Calibri" w:hAnsi="Calibri"/>
-                <w:b/>
-                <w:bCs/>
-                <w:i w:val="false"/>
-                <w:iCs w:val="false"/>
-                <w:color w:val="1A1F36"/>
-                <w:sz w:val="18"/>
-                <w:szCs w:val="18"/>
-              </w:rPr>
-              <w:t xml:space="preserve">Что не так</w:t>
-            </w:r>
-          </w:p>
-        </w:tc>
-        <w:tc>
-          <w:tcPr>
-            <w:tcW w:type="dxa" w:w="4950"/>
-            <w:tcBorders>
-              <w:top w:val="single" w:color="C7CBDC" w:sz="4"/>
-              <w:left w:val="single" w:color="C7CBDC" w:sz="4"/>
-              <w:bottom w:val="single" w:color="C7CBDC" w:sz="4"/>
-              <w:right w:val="single" w:color="C7CBDC" w:sz="4"/>
-            </w:tcBorders>
-            <w:shd w:fill="EEF0F7" w:color="auto" w:val="clear"/>
-            <w:tcMar>
-              <w:top w:type="dxa" w:w="60"/>
-              <w:left w:type="dxa" w:w="90"/>
-              <w:bottom w:type="dxa" w:w="60"/>
-              <w:right w:type="dxa" w:w="90"/>
-            </w:tcMar>
-            <w:vAlign w:val="top"/>
-          </w:tcPr>
-          <w:p>
-            <w:pPr>
-              <w:spacing w:after="0" w:before="0"/>
-            </w:pPr>
-            <w:r>
-              <w:rPr>
-                <w:rFonts w:ascii="Calibri" w:cs="Calibri" w:eastAsia="Calibri" w:hAnsi="Calibri"/>
-                <w:b/>
-                <w:bCs/>
-                <w:i w:val="false"/>
-                <w:iCs w:val="false"/>
-                <w:color w:val="1A1F36"/>
-                <w:sz w:val="18"/>
-                <w:szCs w:val="18"/>
-              </w:rPr>
-              <w:t xml:space="preserve">Как исправляем</w:t>
-            </w:r>
-          </w:p>
-        </w:tc>
-      </w:tr>
-      <w:tr>
-        <w:tc>
-          <w:tcPr>
-            <w:tcW w:type="dxa" w:w="900"/>
-            <w:tcBorders>
-              <w:top w:val="single" w:color="C7CBDC" w:sz="4"/>
-              <w:left w:val="single" w:color="C7CBDC" w:sz="4"/>
-              <w:bottom w:val="single" w:color="C7CBDC" w:sz="4"/>
-              <w:right w:val="single" w:color="C7CBDC" w:sz="4"/>
-            </w:tcBorders>
-            <w:tcMar>
-              <w:top w:type="dxa" w:w="60"/>
-              <w:left w:type="dxa" w:w="90"/>
-              <w:bottom w:type="dxa" w:w="60"/>
-              <w:right w:type="dxa" w:w="90"/>
-            </w:tcMar>
-            <w:vAlign w:val="top"/>
-          </w:tcPr>
-          <w:p>
-            <w:pPr>
-              <w:spacing w:after="0" w:before="0"/>
-            </w:pPr>
-            <w:r>
-              <w:rPr>
-                <w:rFonts w:ascii="Calibri" w:cs="Calibri" w:eastAsia="Calibri" w:hAnsi="Calibri"/>
-                <w:b/>
-                <w:bCs/>
-                <w:i w:val="false"/>
-                <w:iCs w:val="false"/>
-                <w:color w:val="1A1F36"/>
-                <w:sz w:val="18"/>
-                <w:szCs w:val="18"/>
-              </w:rPr>
-              <w:t xml:space="preserve">166</w:t>
-            </w:r>
-          </w:p>
-        </w:tc>
-        <w:tc>
-          <w:tcPr>
-            <w:tcW w:type="dxa" w:w="2600"/>
-            <w:tcBorders>
-              <w:top w:val="single" w:color="C7CBDC" w:sz="4"/>
-              <w:left w:val="single" w:color="C7CBDC" w:sz="4"/>
-              <w:bottom w:val="single" w:color="C7CBDC" w:sz="4"/>
-              <w:right w:val="single" w:color="C7CBDC" w:sz="4"/>
-            </w:tcBorders>
-            <w:tcMar>
-              <w:top w:type="dxa" w:w="60"/>
-              <w:left w:type="dxa" w:w="90"/>
-              <w:bottom w:type="dxa" w:w="60"/>
-              <w:right w:type="dxa" w:w="90"/>
-            </w:tcMar>
-            <w:vAlign w:val="top"/>
-          </w:tcPr>
-          <w:p>
-            <w:pPr>
-              <w:spacing w:after="0"/>
-            </w:pPr>
-            <w:r>
-              <w:rPr>
-                <w:rFonts w:ascii="Calibri" w:cs="Calibri" w:eastAsia="Calibri" w:hAnsi="Calibri"/>
-                <w:b w:val="false"/>
-                <w:bCs w:val="false"/>
-                <w:i w:val="false"/>
-                <w:iCs w:val="false"/>
-                <w:color w:val="1A1F36"/>
-                <w:sz w:val="18"/>
-                <w:szCs w:val="18"/>
-              </w:rPr>
-              <w:t xml:space="preserve">состав больше обычного</w:t>
-            </w:r>
-          </w:p>
-        </w:tc>
-        <w:tc>
-          <w:tcPr>
-            <w:tcW w:type="dxa" w:w="2400"/>
-            <w:tcBorders>
-              <w:top w:val="single" w:color="C7CBDC" w:sz="4"/>
-              <w:left w:val="single" w:color="C7CBDC" w:sz="4"/>
-              <w:bottom w:val="single" w:color="C7CBDC" w:sz="4"/>
-              <w:right w:val="single" w:color="C7CBDC" w:sz="4"/>
-            </w:tcBorders>
-            <w:tcMar>
-              <w:top w:type="dxa" w:w="60"/>
-              <w:left w:type="dxa" w:w="90"/>
-              <w:bottom w:type="dxa" w:w="60"/>
-              <w:right w:type="dxa" w:w="90"/>
-            </w:tcMar>
-            <w:vAlign w:val="top"/>
-          </w:tcPr>
-          <w:p>
-            <w:pPr>
-              <w:spacing w:after="0"/>
-            </w:pPr>
-            <w:r>
-              <w:rPr>
-                <w:rFonts w:ascii="Calibri" w:cs="Calibri" w:eastAsia="Calibri" w:hAnsi="Calibri"/>
-                <w:b w:val="false"/>
-                <w:bCs w:val="false"/>
-                <w:i w:val="false"/>
-                <w:iCs w:val="false"/>
-                <w:color w:val="5A5F7A"/>
-                <w:sz w:val="18"/>
-                <w:szCs w:val="18"/>
-              </w:rPr>
-              <w:t xml:space="preserve">—</w:t>
-            </w:r>
-          </w:p>
-        </w:tc>
-        <w:tc>
-          <w:tcPr>
-            <w:tcW w:type="dxa" w:w="4400"/>
-            <w:tcBorders>
-              <w:top w:val="single" w:color="C7CBDC" w:sz="4"/>
-              <w:left w:val="single" w:color="C7CBDC" w:sz="4"/>
-              <w:bottom w:val="single" w:color="C7CBDC" w:sz="4"/>
-              <w:right w:val="single" w:color="C7CBDC" w:sz="4"/>
-            </w:tcBorders>
-            <w:tcMar>
-              <w:top w:type="dxa" w:w="60"/>
-              <w:left w:type="dxa" w:w="90"/>
-              <w:bottom w:type="dxa" w:w="60"/>
-              <w:right w:type="dxa" w:w="90"/>
-            </w:tcMar>
-            <w:vAlign w:val="top"/>
-          </w:tcPr>
-          <w:p>
-            <w:pPr>
-              <w:spacing w:after="0" w:before="0"/>
-            </w:pPr>
-            <w:r>
-              <w:rPr>
-                <w:rFonts w:ascii="Calibri" w:cs="Calibri" w:eastAsia="Calibri" w:hAnsi="Calibri"/>
-                <w:b w:val="false"/>
-                <w:bCs w:val="false"/>
-                <w:i w:val="false"/>
-                <w:iCs w:val="false"/>
-                <w:color w:val="1A1F36"/>
-                <w:sz w:val="18"/>
-                <w:szCs w:val="18"/>
-              </w:rPr>
-              <w:t xml:space="preserve">В составе Сармат заявлено 13 игроков, тогда как у остальных команд обычно 9. Это допустимо или в состав попали лишние игроки?</w:t>
-            </w:r>
-          </w:p>
-        </w:tc>
-        <w:tc>
-          <w:tcPr>
-            <w:tcW w:type="dxa" w:w="4950"/>
-            <w:tcBorders>
-              <w:top w:val="single" w:color="C7CBDC" w:sz="4"/>
-              <w:left w:val="single" w:color="C7CBDC" w:sz="4"/>
-              <w:bottom w:val="single" w:color="C7CBDC" w:sz="4"/>
-              <w:right w:val="single" w:color="C7CBDC" w:sz="4"/>
-            </w:tcBorders>
-            <w:tcMar>
-              <w:top w:type="dxa" w:w="60"/>
-              <w:left w:type="dxa" w:w="90"/>
-              <w:bottom w:type="dxa" w:w="60"/>
-              <w:right w:type="dxa" w:w="90"/>
-            </w:tcMar>
-            <w:vAlign w:val="top"/>
-          </w:tcPr>
-          <w:p>
-            <w:pPr>
-              <w:spacing w:after="0" w:before="0"/>
-            </w:pPr>
-            <w:r>
-              <w:rPr>
-                <w:rFonts w:ascii="Calibri" w:cs="Calibri" w:eastAsia="Calibri" w:hAnsi="Calibri"/>
-                <w:b w:val="false"/>
-                <w:bCs w:val="false"/>
-                <w:i/>
-                <w:iCs/>
-                <w:color w:val="2B2F77"/>
-                <w:sz w:val="18"/>
-                <w:szCs w:val="18"/>
-              </w:rPr>
-              <w:t xml:space="preserve">Проверяющий: убрал лишних игроков — какие именно, не указано; ждём исправленный файл.</w:t>
-            </w:r>
-          </w:p>
-        </w:tc>
-      </w:tr>
-      <w:tr>
-        <w:tc>
-          <w:tcPr>
-            <w:tcW w:type="dxa" w:w="900"/>
-            <w:tcBorders>
-              <w:top w:val="single" w:color="C7CBDC" w:sz="4"/>
-              <w:left w:val="single" w:color="C7CBDC" w:sz="4"/>
-              <w:bottom w:val="single" w:color="C7CBDC" w:sz="4"/>
-              <w:right w:val="single" w:color="C7CBDC" w:sz="4"/>
-            </w:tcBorders>
-            <w:shd w:fill="F7F8FC" w:color="auto" w:val="clear"/>
-            <w:tcMar>
-              <w:top w:type="dxa" w:w="60"/>
-              <w:left w:type="dxa" w:w="90"/>
-              <w:bottom w:type="dxa" w:w="60"/>
-              <w:right w:type="dxa" w:w="90"/>
-            </w:tcMar>
-            <w:vAlign w:val="top"/>
-          </w:tcPr>
-          <w:p>
-            <w:pPr>
-              <w:spacing w:after="0" w:before="0"/>
-            </w:pPr>
-            <w:r>
-              <w:rPr>
-                <w:rFonts w:ascii="Calibri" w:cs="Calibri" w:eastAsia="Calibri" w:hAnsi="Calibri"/>
-                <w:b/>
-                <w:bCs/>
-                <w:i w:val="false"/>
-                <w:iCs w:val="false"/>
-                <w:color w:val="1A1F36"/>
-                <w:sz w:val="18"/>
-                <w:szCs w:val="18"/>
-              </w:rPr>
-              <w:t xml:space="preserve">16, 31, 181, 226, 241</w:t>
-            </w:r>
-          </w:p>
-        </w:tc>
-        <w:tc>
-          <w:tcPr>
-            <w:tcW w:type="dxa" w:w="2600"/>
-            <w:tcBorders>
-              <w:top w:val="single" w:color="C7CBDC" w:sz="4"/>
-              <w:left w:val="single" w:color="C7CBDC" w:sz="4"/>
-              <w:bottom w:val="single" w:color="C7CBDC" w:sz="4"/>
-              <w:right w:val="single" w:color="C7CBDC" w:sz="4"/>
-            </w:tcBorders>
-            <w:shd w:fill="F7F8FC" w:color="auto" w:val="clear"/>
-            <w:tcMar>
-              <w:top w:type="dxa" w:w="60"/>
-              <w:left w:type="dxa" w:w="90"/>
-              <w:bottom w:type="dxa" w:w="60"/>
-              <w:right w:type="dxa" w:w="90"/>
-            </w:tcMar>
-            <w:vAlign w:val="top"/>
-          </w:tcPr>
-          <w:p>
-            <w:pPr>
-              <w:spacing w:after="0"/>
-            </w:pPr>
-            <w:r>
-              <w:rPr>
-                <w:rFonts w:ascii="Calibri" w:cs="Calibri" w:eastAsia="Calibri" w:hAnsi="Calibri"/>
-                <w:b w:val="false"/>
-                <w:bCs w:val="false"/>
-                <w:i w:val="false"/>
-                <w:iCs w:val="false"/>
-                <w:color w:val="1A1F36"/>
-                <w:sz w:val="18"/>
-                <w:szCs w:val="18"/>
-              </w:rPr>
-              <w:t xml:space="preserve">состав больше обычного</w:t>
-            </w:r>
-          </w:p>
-        </w:tc>
-        <w:tc>
-          <w:tcPr>
-            <w:tcW w:type="dxa" w:w="2400"/>
-            <w:tcBorders>
-              <w:top w:val="single" w:color="C7CBDC" w:sz="4"/>
-              <w:left w:val="single" w:color="C7CBDC" w:sz="4"/>
-              <w:bottom w:val="single" w:color="C7CBDC" w:sz="4"/>
-              <w:right w:val="single" w:color="C7CBDC" w:sz="4"/>
-            </w:tcBorders>
-            <w:shd w:fill="F7F8FC" w:color="auto" w:val="clear"/>
-            <w:tcMar>
-              <w:top w:type="dxa" w:w="60"/>
-              <w:left w:type="dxa" w:w="90"/>
-              <w:bottom w:type="dxa" w:w="60"/>
-              <w:right w:type="dxa" w:w="90"/>
-            </w:tcMar>
-            <w:vAlign w:val="top"/>
-          </w:tcPr>
-          <w:p>
-            <w:pPr>
-              <w:spacing w:after="0"/>
-            </w:pPr>
-            <w:r>
-              <w:rPr>
-                <w:rFonts w:ascii="Calibri" w:cs="Calibri" w:eastAsia="Calibri" w:hAnsi="Calibri"/>
-                <w:b w:val="false"/>
-                <w:bCs w:val="false"/>
-                <w:i w:val="false"/>
-                <w:iCs w:val="false"/>
-                <w:color w:val="5A5F7A"/>
-                <w:sz w:val="18"/>
-                <w:szCs w:val="18"/>
-              </w:rPr>
-              <w:t xml:space="preserve">—</w:t>
-            </w:r>
-          </w:p>
-        </w:tc>
-        <w:tc>
-          <w:tcPr>
-            <w:tcW w:type="dxa" w:w="4400"/>
-            <w:tcBorders>
-              <w:top w:val="single" w:color="C7CBDC" w:sz="4"/>
-              <w:left w:val="single" w:color="C7CBDC" w:sz="4"/>
-              <w:bottom w:val="single" w:color="C7CBDC" w:sz="4"/>
-              <w:right w:val="single" w:color="C7CBDC" w:sz="4"/>
-            </w:tcBorders>
-            <w:shd w:fill="F7F8FC" w:color="auto" w:val="clear"/>
-            <w:tcMar>
-              <w:top w:type="dxa" w:w="60"/>
-              <w:left w:type="dxa" w:w="90"/>
-              <w:bottom w:type="dxa" w:w="60"/>
-              <w:right w:type="dxa" w:w="90"/>
-            </w:tcMar>
-            <w:vAlign w:val="top"/>
-          </w:tcPr>
-          <w:p>
-            <w:pPr>
-              <w:spacing w:after="0" w:before="0"/>
-            </w:pPr>
-            <w:r>
-              <w:rPr>
-                <w:rFonts w:ascii="Calibri" w:cs="Calibri" w:eastAsia="Calibri" w:hAnsi="Calibri"/>
-                <w:b w:val="false"/>
-                <w:bCs w:val="false"/>
-                <w:i w:val="false"/>
-                <w:iCs w:val="false"/>
-                <w:color w:val="1A1F36"/>
-                <w:sz w:val="18"/>
-                <w:szCs w:val="18"/>
-              </w:rPr>
-              <w:t xml:space="preserve">В составе Спортдепо заявлено 13 игроков, тогда как у остальных команд обычно 9. Встречается в 5 матчах. Это допустимо или в состав попали лишние игроки?</w:t>
-            </w:r>
-          </w:p>
-        </w:tc>
-        <w:tc>
-          <w:tcPr>
-            <w:tcW w:type="dxa" w:w="4950"/>
-            <w:tcBorders>
-              <w:top w:val="single" w:color="C7CBDC" w:sz="4"/>
-              <w:left w:val="single" w:color="C7CBDC" w:sz="4"/>
-              <w:bottom w:val="single" w:color="C7CBDC" w:sz="4"/>
-              <w:right w:val="single" w:color="C7CBDC" w:sz="4"/>
-            </w:tcBorders>
-            <w:tcMar>
-              <w:top w:type="dxa" w:w="60"/>
-              <w:left w:type="dxa" w:w="90"/>
-              <w:bottom w:type="dxa" w:w="60"/>
-              <w:right w:type="dxa" w:w="90"/>
-            </w:tcMar>
-            <w:vAlign w:val="top"/>
-          </w:tcPr>
-          <w:p>
-            <w:pPr>
-              <w:spacing w:after="0" w:before="0"/>
-            </w:pPr>
-            <w:r>
-              <w:rPr>
-                <w:rFonts w:ascii="Calibri" w:cs="Calibri" w:eastAsia="Calibri" w:hAnsi="Calibri"/>
-                <w:b w:val="false"/>
-                <w:bCs w:val="false"/>
-                <w:i/>
-                <w:iCs/>
-                <w:color w:val="2B2F77"/>
-                <w:sz w:val="18"/>
-                <w:szCs w:val="18"/>
-              </w:rPr>
-              <w:t xml:space="preserve">Проверяющий: убрал лишних игроков — какие именно, не указано; ждём исправленный файл.</w:t>
-            </w:r>
-          </w:p>
-        </w:tc>
-      </w:tr>
-      <w:tr>
-        <w:tc>
-          <w:tcPr>
-            <w:tcW w:type="dxa" w:w="900"/>
-            <w:tcBorders>
-              <w:top w:val="single" w:color="C7CBDC" w:sz="4"/>
-              <w:left w:val="single" w:color="C7CBDC" w:sz="4"/>
-              <w:bottom w:val="single" w:color="C7CBDC" w:sz="4"/>
-              <w:right w:val="single" w:color="C7CBDC" w:sz="4"/>
-            </w:tcBorders>
-            <w:tcMar>
-              <w:top w:type="dxa" w:w="60"/>
-              <w:left w:type="dxa" w:w="90"/>
-              <w:bottom w:type="dxa" w:w="60"/>
-              <w:right w:type="dxa" w:w="90"/>
-            </w:tcMar>
-            <w:vAlign w:val="top"/>
-          </w:tcPr>
-          <w:p>
-            <w:pPr>
-              <w:spacing w:after="0" w:before="0"/>
-            </w:pPr>
-            <w:r>
-              <w:rPr>
-                <w:rFonts w:ascii="Calibri" w:cs="Calibri" w:eastAsia="Calibri" w:hAnsi="Calibri"/>
-                <w:b/>
-                <w:bCs/>
-                <w:i w:val="false"/>
-                <w:iCs w:val="false"/>
-                <w:color w:val="1A1F36"/>
-                <w:sz w:val="18"/>
-                <w:szCs w:val="18"/>
-              </w:rPr>
-              <w:t xml:space="preserve">46, 61</w:t>
-            </w:r>
-          </w:p>
-        </w:tc>
-        <w:tc>
-          <w:tcPr>
-            <w:tcW w:type="dxa" w:w="2600"/>
-            <w:tcBorders>
-              <w:top w:val="single" w:color="C7CBDC" w:sz="4"/>
-              <w:left w:val="single" w:color="C7CBDC" w:sz="4"/>
-              <w:bottom w:val="single" w:color="C7CBDC" w:sz="4"/>
-              <w:right w:val="single" w:color="C7CBDC" w:sz="4"/>
-            </w:tcBorders>
-            <w:tcMar>
-              <w:top w:type="dxa" w:w="60"/>
-              <w:left w:type="dxa" w:w="90"/>
-              <w:bottom w:type="dxa" w:w="60"/>
-              <w:right w:type="dxa" w:w="90"/>
-            </w:tcMar>
-            <w:vAlign w:val="top"/>
-          </w:tcPr>
-          <w:p>
-            <w:pPr>
-              <w:spacing w:after="0"/>
-            </w:pPr>
-            <w:r>
-              <w:rPr>
-                <w:rFonts w:ascii="Calibri" w:cs="Calibri" w:eastAsia="Calibri" w:hAnsi="Calibri"/>
-                <w:b w:val="false"/>
-                <w:bCs w:val="false"/>
-                <w:i w:val="false"/>
-                <w:iCs w:val="false"/>
-                <w:color w:val="1A1F36"/>
-                <w:sz w:val="18"/>
-                <w:szCs w:val="18"/>
-              </w:rPr>
-              <w:t xml:space="preserve">составы команд перепутаны местами</w:t>
-            </w:r>
-          </w:p>
-        </w:tc>
-        <w:tc>
-          <w:tcPr>
-            <w:tcW w:type="dxa" w:w="2400"/>
-            <w:tcBorders>
-              <w:top w:val="single" w:color="C7CBDC" w:sz="4"/>
-              <w:left w:val="single" w:color="C7CBDC" w:sz="4"/>
-              <w:bottom w:val="single" w:color="C7CBDC" w:sz="4"/>
-              <w:right w:val="single" w:color="C7CBDC" w:sz="4"/>
-            </w:tcBorders>
-            <w:tcMar>
-              <w:top w:type="dxa" w:w="60"/>
-              <w:left w:type="dxa" w:w="90"/>
-              <w:bottom w:type="dxa" w:w="60"/>
-              <w:right w:type="dxa" w:w="90"/>
-            </w:tcMar>
-            <w:vAlign w:val="top"/>
-          </w:tcPr>
-          <w:p>
-            <w:pPr>
-              <w:spacing w:after="0"/>
-            </w:pPr>
-            <w:r>
-              <w:rPr>
-                <w:rFonts w:ascii="Calibri" w:cs="Calibri" w:eastAsia="Calibri" w:hAnsi="Calibri"/>
-                <w:b w:val="false"/>
-                <w:bCs w:val="false"/>
-                <w:i w:val="false"/>
-                <w:iCs w:val="false"/>
-                <w:color w:val="5A5F7A"/>
-                <w:sz w:val="18"/>
-                <w:szCs w:val="18"/>
-              </w:rPr>
-              <w:t xml:space="preserve">—</w:t>
-            </w:r>
-          </w:p>
-        </w:tc>
-        <w:tc>
-          <w:tcPr>
-            <w:tcW w:type="dxa" w:w="4400"/>
-            <w:tcBorders>
-              <w:top w:val="single" w:color="C7CBDC" w:sz="4"/>
-              <w:left w:val="single" w:color="C7CBDC" w:sz="4"/>
-              <w:bottom w:val="single" w:color="C7CBDC" w:sz="4"/>
-              <w:right w:val="single" w:color="C7CBDC" w:sz="4"/>
-            </w:tcBorders>
-            <w:tcMar>
-              <w:top w:type="dxa" w:w="60"/>
-              <w:left w:type="dxa" w:w="90"/>
-              <w:bottom w:type="dxa" w:w="60"/>
-              <w:right w:type="dxa" w:w="90"/>
-            </w:tcMar>
-            <w:vAlign w:val="top"/>
-          </w:tcPr>
-          <w:p>
-            <w:pPr>
-              <w:spacing w:after="0" w:before="0"/>
-            </w:pPr>
-            <w:r>
-              <w:rPr>
-                <w:rFonts w:ascii="Calibri" w:cs="Calibri" w:eastAsia="Calibri" w:hAnsi="Calibri"/>
-                <w:b w:val="false"/>
-                <w:bCs w:val="false"/>
-                <w:i w:val="false"/>
-                <w:iCs w:val="false"/>
-                <w:color w:val="1A1F36"/>
-                <w:sz w:val="18"/>
-                <w:szCs w:val="18"/>
-              </w:rPr>
-              <w:t xml:space="preserve">В этих матчах составы команд Факел и Штурм поменяны местами: игроки, указанные здесь в составе команды Факел, в остальных матчах играют в составе команды Штурм, и наоборот. В каком из матчей команды указаны верно?</w:t>
-            </w:r>
-          </w:p>
-        </w:tc>
-        <w:tc>
-          <w:tcPr>
-            <w:tcW w:type="dxa" w:w="4950"/>
-            <w:tcBorders>
-              <w:top w:val="single" w:color="C7CBDC" w:sz="4"/>
-              <w:left w:val="single" w:color="C7CBDC" w:sz="4"/>
-              <w:bottom w:val="single" w:color="C7CBDC" w:sz="4"/>
-              <w:right w:val="single" w:color="C7CBDC" w:sz="4"/>
-            </w:tcBorders>
-            <w:tcMar>
-              <w:top w:type="dxa" w:w="60"/>
-              <w:left w:type="dxa" w:w="90"/>
-              <w:bottom w:type="dxa" w:w="60"/>
-              <w:right w:type="dxa" w:w="90"/>
-            </w:tcMar>
-            <w:vAlign w:val="top"/>
-          </w:tcPr>
-          <w:p>
-            <w:pPr>
-              <w:spacing w:after="0" w:before="0"/>
-            </w:pPr>
-            <w:r>
-              <w:rPr>
-                <w:rFonts w:ascii="Calibri" w:cs="Calibri" w:eastAsia="Calibri" w:hAnsi="Calibri"/>
-                <w:b w:val="false"/>
-                <w:bCs w:val="false"/>
-                <w:i/>
-                <w:iCs/>
-                <w:color w:val="2B2F77"/>
-                <w:sz w:val="18"/>
-                <w:szCs w:val="18"/>
-              </w:rPr>
-              <w:t xml:space="preserve">Проверяющий: исправил у себя; ждём исправленный файл.</w:t>
-            </w:r>
-          </w:p>
-        </w:tc>
-      </w:tr>
-      <w:tr>
-        <w:tc>
-          <w:tcPr>
-            <w:tcW w:type="dxa" w:w="900"/>
-            <w:tcBorders>
-              <w:top w:val="single" w:color="C7CBDC" w:sz="4"/>
-              <w:left w:val="single" w:color="C7CBDC" w:sz="4"/>
-              <w:bottom w:val="single" w:color="C7CBDC" w:sz="4"/>
-              <w:right w:val="single" w:color="C7CBDC" w:sz="4"/>
-            </w:tcBorders>
-            <w:shd w:fill="F7F8FC" w:color="auto" w:val="clear"/>
-            <w:tcMar>
-              <w:top w:type="dxa" w:w="60"/>
-              <w:left w:type="dxa" w:w="90"/>
-              <w:bottom w:type="dxa" w:w="60"/>
-              <w:right w:type="dxa" w:w="90"/>
-            </w:tcMar>
-            <w:vAlign w:val="top"/>
-          </w:tcPr>
-          <w:p>
-            <w:pPr>
-              <w:spacing w:after="0" w:before="0"/>
-            </w:pPr>
-            <w:r>
-              <w:rPr>
-                <w:rFonts w:ascii="Calibri" w:cs="Calibri" w:eastAsia="Calibri" w:hAnsi="Calibri"/>
-                <w:b/>
-                <w:bCs/>
-                <w:i w:val="false"/>
-                <w:iCs w:val="false"/>
-                <w:color w:val="1A1F36"/>
-                <w:sz w:val="18"/>
-                <w:szCs w:val="18"/>
-              </w:rPr>
-              <w:t xml:space="preserve">76, 91</w:t>
-            </w:r>
-          </w:p>
-        </w:tc>
-        <w:tc>
-          <w:tcPr>
-            <w:tcW w:type="dxa" w:w="2600"/>
-            <w:tcBorders>
-              <w:top w:val="single" w:color="C7CBDC" w:sz="4"/>
-              <w:left w:val="single" w:color="C7CBDC" w:sz="4"/>
-              <w:bottom w:val="single" w:color="C7CBDC" w:sz="4"/>
-              <w:right w:val="single" w:color="C7CBDC" w:sz="4"/>
-            </w:tcBorders>
-            <w:shd w:fill="F7F8FC" w:color="auto" w:val="clear"/>
-            <w:tcMar>
-              <w:top w:type="dxa" w:w="60"/>
-              <w:left w:type="dxa" w:w="90"/>
-              <w:bottom w:type="dxa" w:w="60"/>
-              <w:right w:type="dxa" w:w="90"/>
-            </w:tcMar>
-            <w:vAlign w:val="top"/>
-          </w:tcPr>
-          <w:p>
-            <w:pPr>
-              <w:spacing w:after="0"/>
-            </w:pPr>
-            <w:r>
-              <w:rPr>
-                <w:rFonts w:ascii="Calibri" w:cs="Calibri" w:eastAsia="Calibri" w:hAnsi="Calibri"/>
-                <w:b w:val="false"/>
-                <w:bCs w:val="false"/>
-                <w:i w:val="false"/>
-                <w:iCs w:val="false"/>
-                <w:color w:val="1A1F36"/>
-                <w:sz w:val="18"/>
-                <w:szCs w:val="18"/>
-              </w:rPr>
-              <w:t xml:space="preserve">составы команд перепутаны местами</w:t>
-            </w:r>
-          </w:p>
-        </w:tc>
-        <w:tc>
-          <w:tcPr>
-            <w:tcW w:type="dxa" w:w="2400"/>
-            <w:tcBorders>
-              <w:top w:val="single" w:color="C7CBDC" w:sz="4"/>
-              <w:left w:val="single" w:color="C7CBDC" w:sz="4"/>
-              <w:bottom w:val="single" w:color="C7CBDC" w:sz="4"/>
-              <w:right w:val="single" w:color="C7CBDC" w:sz="4"/>
-            </w:tcBorders>
-            <w:shd w:fill="F7F8FC" w:color="auto" w:val="clear"/>
-            <w:tcMar>
-              <w:top w:type="dxa" w:w="60"/>
-              <w:left w:type="dxa" w:w="90"/>
-              <w:bottom w:type="dxa" w:w="60"/>
-              <w:right w:type="dxa" w:w="90"/>
-            </w:tcMar>
-            <w:vAlign w:val="top"/>
-          </w:tcPr>
-          <w:p>
-            <w:pPr>
-              <w:spacing w:after="0"/>
-            </w:pPr>
-            <w:r>
-              <w:rPr>
-                <w:rFonts w:ascii="Calibri" w:cs="Calibri" w:eastAsia="Calibri" w:hAnsi="Calibri"/>
-                <w:b w:val="false"/>
-                <w:bCs w:val="false"/>
-                <w:i w:val="false"/>
-                <w:iCs w:val="false"/>
-                <w:color w:val="5A5F7A"/>
-                <w:sz w:val="18"/>
-                <w:szCs w:val="18"/>
-              </w:rPr>
-              <w:t xml:space="preserve">—</w:t>
-            </w:r>
-          </w:p>
-        </w:tc>
-        <w:tc>
-          <w:tcPr>
-            <w:tcW w:type="dxa" w:w="4400"/>
-            <w:tcBorders>
-              <w:top w:val="single" w:color="C7CBDC" w:sz="4"/>
-              <w:left w:val="single" w:color="C7CBDC" w:sz="4"/>
-              <w:bottom w:val="single" w:color="C7CBDC" w:sz="4"/>
-              <w:right w:val="single" w:color="C7CBDC" w:sz="4"/>
-            </w:tcBorders>
-            <w:shd w:fill="F7F8FC" w:color="auto" w:val="clear"/>
-            <w:tcMar>
-              <w:top w:type="dxa" w:w="60"/>
-              <w:left w:type="dxa" w:w="90"/>
-              <w:bottom w:type="dxa" w:w="60"/>
-              <w:right w:type="dxa" w:w="90"/>
-            </w:tcMar>
-            <w:vAlign w:val="top"/>
-          </w:tcPr>
-          <w:p>
-            <w:pPr>
-              <w:spacing w:after="0" w:before="0"/>
-            </w:pPr>
-            <w:r>
-              <w:rPr>
-                <w:rFonts w:ascii="Calibri" w:cs="Calibri" w:eastAsia="Calibri" w:hAnsi="Calibri"/>
-                <w:b w:val="false"/>
-                <w:bCs w:val="false"/>
-                <w:i w:val="false"/>
-                <w:iCs w:val="false"/>
-                <w:color w:val="1A1F36"/>
-                <w:sz w:val="18"/>
-                <w:szCs w:val="18"/>
-              </w:rPr>
-              <w:t xml:space="preserve">В этих матчах составы команд Айсфокс и Сармат поменяны местами: игроки, указанные здесь в составе команды Айсфокс, в остальных матчах играют в составе команды Сармат, и наоборот. В каком из матчей команды указаны верно?</w:t>
-            </w:r>
-          </w:p>
-        </w:tc>
-        <w:tc>
-          <w:tcPr>
-            <w:tcW w:type="dxa" w:w="4950"/>
-            <w:tcBorders>
-              <w:top w:val="single" w:color="C7CBDC" w:sz="4"/>
-              <w:left w:val="single" w:color="C7CBDC" w:sz="4"/>
-              <w:bottom w:val="single" w:color="C7CBDC" w:sz="4"/>
-              <w:right w:val="single" w:color="C7CBDC" w:sz="4"/>
-            </w:tcBorders>
-            <w:tcMar>
-              <w:top w:type="dxa" w:w="60"/>
-              <w:left w:type="dxa" w:w="90"/>
-              <w:bottom w:type="dxa" w:w="60"/>
-              <w:right w:type="dxa" w:w="90"/>
-            </w:tcMar>
-            <w:vAlign w:val="top"/>
-          </w:tcPr>
-          <w:p>
-            <w:pPr>
-              <w:spacing w:after="0" w:before="0"/>
-            </w:pPr>
-            <w:r>
-              <w:rPr>
-                <w:rFonts w:ascii="Calibri" w:cs="Calibri" w:eastAsia="Calibri" w:hAnsi="Calibri"/>
-                <w:b w:val="false"/>
-                <w:bCs w:val="false"/>
-                <w:i/>
-                <w:iCs/>
-                <w:color w:val="2B2F77"/>
-                <w:sz w:val="18"/>
-                <w:szCs w:val="18"/>
-              </w:rPr>
-              <w:t xml:space="preserve">Проверяющий: исправил у себя; ждём исправленный файл.</w:t>
-            </w:r>
-          </w:p>
-        </w:tc>
-      </w:tr>
-      <w:tr>
-        <w:tc>
-          <w:tcPr>
-            <w:tcW w:type="dxa" w:w="900"/>
-            <w:tcBorders>
-              <w:top w:val="single" w:color="C7CBDC" w:sz="4"/>
-              <w:left w:val="single" w:color="C7CBDC" w:sz="4"/>
-              <w:bottom w:val="single" w:color="C7CBDC" w:sz="4"/>
-              <w:right w:val="single" w:color="C7CBDC" w:sz="4"/>
-            </w:tcBorders>
-            <w:tcMar>
-              <w:top w:type="dxa" w:w="60"/>
-              <w:left w:type="dxa" w:w="90"/>
-              <w:bottom w:type="dxa" w:w="60"/>
-              <w:right w:type="dxa" w:w="90"/>
-            </w:tcMar>
-            <w:vAlign w:val="top"/>
-          </w:tcPr>
-          <w:p>
-            <w:pPr>
-              <w:spacing w:after="0" w:before="0"/>
-            </w:pPr>
-            <w:r>
-              <w:rPr>
-                <w:rFonts w:ascii="Calibri" w:cs="Calibri" w:eastAsia="Calibri" w:hAnsi="Calibri"/>
-                <w:b/>
-                <w:bCs/>
-                <w:i w:val="false"/>
-                <w:iCs w:val="false"/>
-                <w:color w:val="1A1F36"/>
-                <w:sz w:val="18"/>
-                <w:szCs w:val="18"/>
-              </w:rPr>
-              <w:t xml:space="preserve">106</w:t>
-            </w:r>
-          </w:p>
-        </w:tc>
-        <w:tc>
-          <w:tcPr>
-            <w:tcW w:type="dxa" w:w="2600"/>
-            <w:tcBorders>
-              <w:top w:val="single" w:color="C7CBDC" w:sz="4"/>
-              <w:left w:val="single" w:color="C7CBDC" w:sz="4"/>
-              <w:bottom w:val="single" w:color="C7CBDC" w:sz="4"/>
-              <w:right w:val="single" w:color="C7CBDC" w:sz="4"/>
-            </w:tcBorders>
-            <w:tcMar>
-              <w:top w:type="dxa" w:w="60"/>
-              <w:left w:type="dxa" w:w="90"/>
-              <w:bottom w:type="dxa" w:w="60"/>
-              <w:right w:type="dxa" w:w="90"/>
-            </w:tcMar>
-            <w:vAlign w:val="top"/>
-          </w:tcPr>
-          <w:p>
-            <w:pPr>
-              <w:spacing w:after="0"/>
-            </w:pPr>
-            <w:r>
-              <w:rPr>
-                <w:rFonts w:ascii="Calibri" w:cs="Calibri" w:eastAsia="Calibri" w:hAnsi="Calibri"/>
-                <w:b w:val="false"/>
-                <w:bCs w:val="false"/>
-                <w:i w:val="false"/>
-                <w:iCs w:val="false"/>
-                <w:color w:val="1A1F36"/>
-                <w:sz w:val="18"/>
-                <w:szCs w:val="18"/>
-              </w:rPr>
-              <w:t xml:space="preserve">составы команд перепутаны местами</w:t>
-            </w:r>
-          </w:p>
-        </w:tc>
-        <w:tc>
-          <w:tcPr>
-            <w:tcW w:type="dxa" w:w="2400"/>
-            <w:tcBorders>
-              <w:top w:val="single" w:color="C7CBDC" w:sz="4"/>
-              <w:left w:val="single" w:color="C7CBDC" w:sz="4"/>
-              <w:bottom w:val="single" w:color="C7CBDC" w:sz="4"/>
-              <w:right w:val="single" w:color="C7CBDC" w:sz="4"/>
-            </w:tcBorders>
-            <w:tcMar>
-              <w:top w:type="dxa" w:w="60"/>
-              <w:left w:type="dxa" w:w="90"/>
-              <w:bottom w:type="dxa" w:w="60"/>
-              <w:right w:type="dxa" w:w="90"/>
-            </w:tcMar>
-            <w:vAlign w:val="top"/>
-          </w:tcPr>
-          <w:p>
-            <w:pPr>
-              <w:spacing w:after="0"/>
-            </w:pPr>
-            <w:r>
-              <w:rPr>
-                <w:rFonts w:ascii="Calibri" w:cs="Calibri" w:eastAsia="Calibri" w:hAnsi="Calibri"/>
-                <w:b w:val="false"/>
-                <w:bCs w:val="false"/>
-                <w:i w:val="false"/>
-                <w:iCs w:val="false"/>
-                <w:color w:val="5A5F7A"/>
-                <w:sz w:val="18"/>
-                <w:szCs w:val="18"/>
-              </w:rPr>
-              <w:t xml:space="preserve">—</w:t>
-            </w:r>
-          </w:p>
-        </w:tc>
-        <w:tc>
-          <w:tcPr>
-            <w:tcW w:type="dxa" w:w="4400"/>
-            <w:tcBorders>
-              <w:top w:val="single" w:color="C7CBDC" w:sz="4"/>
-              <w:left w:val="single" w:color="C7CBDC" w:sz="4"/>
-              <w:bottom w:val="single" w:color="C7CBDC" w:sz="4"/>
-              <w:right w:val="single" w:color="C7CBDC" w:sz="4"/>
-            </w:tcBorders>
-            <w:tcMar>
-              <w:top w:type="dxa" w:w="60"/>
-              <w:left w:type="dxa" w:w="90"/>
-              <w:bottom w:type="dxa" w:w="60"/>
-              <w:right w:type="dxa" w:w="90"/>
-            </w:tcMar>
-            <w:vAlign w:val="top"/>
-          </w:tcPr>
-          <w:p>
-            <w:pPr>
-              <w:spacing w:after="0" w:before="0"/>
-            </w:pPr>
-            <w:r>
-              <w:rPr>
-                <w:rFonts w:ascii="Calibri" w:cs="Calibri" w:eastAsia="Calibri" w:hAnsi="Calibri"/>
-                <w:b w:val="false"/>
-                <w:bCs w:val="false"/>
-                <w:i w:val="false"/>
-                <w:iCs w:val="false"/>
-                <w:color w:val="1A1F36"/>
-                <w:sz w:val="18"/>
-                <w:szCs w:val="18"/>
-              </w:rPr>
-              <w:t xml:space="preserve">В этом матче составы команд Айсфокс и Факел поменяны местами: игроки, указанные здесь в составе команды Айсфокс, в остальных матчах играют в составе команды Факел, и наоборот. Какие составы верные?</w:t>
-            </w:r>
-          </w:p>
-        </w:tc>
-        <w:tc>
-          <w:tcPr>
-            <w:tcW w:type="dxa" w:w="4950"/>
-            <w:tcBorders>
-              <w:top w:val="single" w:color="C7CBDC" w:sz="4"/>
-              <w:left w:val="single" w:color="C7CBDC" w:sz="4"/>
-              <w:bottom w:val="single" w:color="C7CBDC" w:sz="4"/>
-              <w:right w:val="single" w:color="C7CBDC" w:sz="4"/>
-            </w:tcBorders>
-            <w:tcMar>
-              <w:top w:type="dxa" w:w="60"/>
-              <w:left w:type="dxa" w:w="90"/>
-              <w:bottom w:type="dxa" w:w="60"/>
-              <w:right w:type="dxa" w:w="90"/>
-            </w:tcMar>
-            <w:vAlign w:val="top"/>
-          </w:tcPr>
-          <w:p>
-            <w:pPr>
-              <w:spacing w:after="0" w:before="0"/>
-            </w:pPr>
-            <w:r>
-              <w:rPr>
-                <w:rFonts w:ascii="Calibri" w:cs="Calibri" w:eastAsia="Calibri" w:hAnsi="Calibri"/>
-                <w:b w:val="false"/>
-                <w:bCs w:val="false"/>
-                <w:i/>
-                <w:iCs/>
-                <w:color w:val="2B2F77"/>
-                <w:sz w:val="18"/>
-                <w:szCs w:val="18"/>
-              </w:rPr>
-              <w:t xml:space="preserve">Проверяющий: исправил у себя; ждём исправленный файл.</w:t>
-            </w:r>
-          </w:p>
-        </w:tc>
-      </w:tr>
-      <w:tr>
-        <w:tc>
-          <w:tcPr>
-            <w:tcW w:type="dxa" w:w="900"/>
-            <w:tcBorders>
-              <w:top w:val="single" w:color="C7CBDC" w:sz="4"/>
-              <w:left w:val="single" w:color="C7CBDC" w:sz="4"/>
-              <w:bottom w:val="single" w:color="C7CBDC" w:sz="4"/>
-              <w:right w:val="single" w:color="C7CBDC" w:sz="4"/>
-            </w:tcBorders>
-            <w:shd w:fill="F7F8FC" w:color="auto" w:val="clear"/>
-            <w:tcMar>
-              <w:top w:type="dxa" w:w="60"/>
-              <w:left w:type="dxa" w:w="90"/>
-              <w:bottom w:type="dxa" w:w="60"/>
-              <w:right w:type="dxa" w:w="90"/>
-            </w:tcMar>
-            <w:vAlign w:val="top"/>
-          </w:tcPr>
-          <w:p>
-            <w:pPr>
-              <w:spacing w:after="0" w:before="0"/>
-            </w:pPr>
-            <w:r>
-              <w:rPr>
-                <w:rFonts w:ascii="Calibri" w:cs="Calibri" w:eastAsia="Calibri" w:hAnsi="Calibri"/>
-                <w:b/>
-                <w:bCs/>
-                <w:i w:val="false"/>
-                <w:iCs w:val="false"/>
-                <w:color w:val="1A1F36"/>
-                <w:sz w:val="18"/>
-                <w:szCs w:val="18"/>
-              </w:rPr>
-              <w:t xml:space="preserve">136, 151</w:t>
-            </w:r>
-          </w:p>
-        </w:tc>
-        <w:tc>
-          <w:tcPr>
-            <w:tcW w:type="dxa" w:w="2600"/>
-            <w:tcBorders>
-              <w:top w:val="single" w:color="C7CBDC" w:sz="4"/>
-              <w:left w:val="single" w:color="C7CBDC" w:sz="4"/>
-              <w:bottom w:val="single" w:color="C7CBDC" w:sz="4"/>
-              <w:right w:val="single" w:color="C7CBDC" w:sz="4"/>
-            </w:tcBorders>
-            <w:shd w:fill="F7F8FC" w:color="auto" w:val="clear"/>
-            <w:tcMar>
-              <w:top w:type="dxa" w:w="60"/>
-              <w:left w:type="dxa" w:w="90"/>
-              <w:bottom w:type="dxa" w:w="60"/>
-              <w:right w:type="dxa" w:w="90"/>
-            </w:tcMar>
-            <w:vAlign w:val="top"/>
-          </w:tcPr>
-          <w:p>
-            <w:pPr>
-              <w:spacing w:after="0"/>
-            </w:pPr>
-            <w:r>
-              <w:rPr>
-                <w:rFonts w:ascii="Calibri" w:cs="Calibri" w:eastAsia="Calibri" w:hAnsi="Calibri"/>
-                <w:b w:val="false"/>
-                <w:bCs w:val="false"/>
-                <w:i w:val="false"/>
-                <w:iCs w:val="false"/>
-                <w:color w:val="1A1F36"/>
-                <w:sz w:val="18"/>
-                <w:szCs w:val="18"/>
-              </w:rPr>
-              <w:t xml:space="preserve">составы команд перепутаны местами</w:t>
-            </w:r>
-          </w:p>
-        </w:tc>
-        <w:tc>
-          <w:tcPr>
-            <w:tcW w:type="dxa" w:w="2400"/>
-            <w:tcBorders>
-              <w:top w:val="single" w:color="C7CBDC" w:sz="4"/>
-              <w:left w:val="single" w:color="C7CBDC" w:sz="4"/>
-              <w:bottom w:val="single" w:color="C7CBDC" w:sz="4"/>
-              <w:right w:val="single" w:color="C7CBDC" w:sz="4"/>
-            </w:tcBorders>
-            <w:shd w:fill="F7F8FC" w:color="auto" w:val="clear"/>
-            <w:tcMar>
-              <w:top w:type="dxa" w:w="60"/>
-              <w:left w:type="dxa" w:w="90"/>
-              <w:bottom w:type="dxa" w:w="60"/>
-              <w:right w:type="dxa" w:w="90"/>
-            </w:tcMar>
-            <w:vAlign w:val="top"/>
-          </w:tcPr>
-          <w:p>
-            <w:pPr>
-              <w:spacing w:after="0"/>
-            </w:pPr>
-            <w:r>
-              <w:rPr>
-                <w:rFonts w:ascii="Calibri" w:cs="Calibri" w:eastAsia="Calibri" w:hAnsi="Calibri"/>
-                <w:b w:val="false"/>
-                <w:bCs w:val="false"/>
-                <w:i w:val="false"/>
-                <w:iCs w:val="false"/>
-                <w:color w:val="5A5F7A"/>
-                <w:sz w:val="18"/>
-                <w:szCs w:val="18"/>
-              </w:rPr>
-              <w:t xml:space="preserve">—</w:t>
-            </w:r>
-          </w:p>
-        </w:tc>
-        <w:tc>
-          <w:tcPr>
-            <w:tcW w:type="dxa" w:w="4400"/>
-            <w:tcBorders>
-              <w:top w:val="single" w:color="C7CBDC" w:sz="4"/>
-              <w:left w:val="single" w:color="C7CBDC" w:sz="4"/>
-              <w:bottom w:val="single" w:color="C7CBDC" w:sz="4"/>
-              <w:right w:val="single" w:color="C7CBDC" w:sz="4"/>
-            </w:tcBorders>
-            <w:shd w:fill="F7F8FC" w:color="auto" w:val="clear"/>
-            <w:tcMar>
-              <w:top w:type="dxa" w:w="60"/>
-              <w:left w:type="dxa" w:w="90"/>
-              <w:bottom w:type="dxa" w:w="60"/>
-              <w:right w:type="dxa" w:w="90"/>
-            </w:tcMar>
-            <w:vAlign w:val="top"/>
-          </w:tcPr>
-          <w:p>
-            <w:pPr>
-              <w:spacing w:after="0" w:before="0"/>
-            </w:pPr>
-            <w:r>
-              <w:rPr>
-                <w:rFonts w:ascii="Calibri" w:cs="Calibri" w:eastAsia="Calibri" w:hAnsi="Calibri"/>
-                <w:b w:val="false"/>
-                <w:bCs w:val="false"/>
-                <w:i w:val="false"/>
-                <w:iCs w:val="false"/>
-                <w:color w:val="1A1F36"/>
-                <w:sz w:val="18"/>
-                <w:szCs w:val="18"/>
-              </w:rPr>
-              <w:t xml:space="preserve">В этих матчах составы команд Айсфокс и Штурм поменяны местами: игроки, указанные здесь в составе команды Айсфокс, в остальных матчах играют в составе команды Штурм, и наоборот. В каком из матчей команды указаны верно?</w:t>
-            </w:r>
-          </w:p>
-        </w:tc>
-        <w:tc>
-          <w:tcPr>
-            <w:tcW w:type="dxa" w:w="4950"/>
-            <w:tcBorders>
-              <w:top w:val="single" w:color="C7CBDC" w:sz="4"/>
-              <w:left w:val="single" w:color="C7CBDC" w:sz="4"/>
-              <w:bottom w:val="single" w:color="C7CBDC" w:sz="4"/>
-              <w:right w:val="single" w:color="C7CBDC" w:sz="4"/>
-            </w:tcBorders>
-            <w:tcMar>
-              <w:top w:type="dxa" w:w="60"/>
-              <w:left w:type="dxa" w:w="90"/>
-              <w:bottom w:type="dxa" w:w="60"/>
-              <w:right w:type="dxa" w:w="90"/>
-            </w:tcMar>
-            <w:vAlign w:val="top"/>
-          </w:tcPr>
-          <w:p>
-            <w:pPr>
-              <w:spacing w:after="0" w:before="0"/>
-            </w:pPr>
-            <w:r>
-              <w:rPr>
-                <w:rFonts w:ascii="Calibri" w:cs="Calibri" w:eastAsia="Calibri" w:hAnsi="Calibri"/>
-                <w:b w:val="false"/>
-                <w:bCs w:val="false"/>
-                <w:i/>
-                <w:iCs/>
-                <w:color w:val="2B2F77"/>
-                <w:sz w:val="18"/>
-                <w:szCs w:val="18"/>
-              </w:rPr>
-              <w:t xml:space="preserve">Проверяющий: исправил у себя; ждём исправленный файл.</w:t>
-            </w:r>
-          </w:p>
-        </w:tc>
-      </w:tr>
-      <w:tr>
-        <w:tc>
-          <w:tcPr>
-            <w:tcW w:type="dxa" w:w="900"/>
-            <w:tcBorders>
-              <w:top w:val="single" w:color="C7CBDC" w:sz="4"/>
-              <w:left w:val="single" w:color="C7CBDC" w:sz="4"/>
-              <w:bottom w:val="single" w:color="C7CBDC" w:sz="4"/>
-              <w:right w:val="single" w:color="C7CBDC" w:sz="4"/>
-            </w:tcBorders>
-            <w:tcMar>
-              <w:top w:type="dxa" w:w="60"/>
-              <w:left w:type="dxa" w:w="90"/>
-              <w:bottom w:type="dxa" w:w="60"/>
-              <w:right w:type="dxa" w:w="90"/>
-            </w:tcMar>
-            <w:vAlign w:val="top"/>
-          </w:tcPr>
-          <w:p>
-            <w:pPr>
-              <w:spacing w:after="0" w:before="0"/>
-            </w:pPr>
-            <w:r>
-              <w:rPr>
-                <w:rFonts w:ascii="Calibri" w:cs="Calibri" w:eastAsia="Calibri" w:hAnsi="Calibri"/>
-                <w:b/>
-                <w:bCs/>
-                <w:i w:val="false"/>
-                <w:iCs w:val="false"/>
-                <w:color w:val="1A1F36"/>
-                <w:sz w:val="18"/>
-                <w:szCs w:val="18"/>
-              </w:rPr>
-              <w:t xml:space="preserve">166</w:t>
-            </w:r>
-          </w:p>
-        </w:tc>
-        <w:tc>
-          <w:tcPr>
-            <w:tcW w:type="dxa" w:w="2600"/>
-            <w:tcBorders>
-              <w:top w:val="single" w:color="C7CBDC" w:sz="4"/>
-              <w:left w:val="single" w:color="C7CBDC" w:sz="4"/>
-              <w:bottom w:val="single" w:color="C7CBDC" w:sz="4"/>
-              <w:right w:val="single" w:color="C7CBDC" w:sz="4"/>
-            </w:tcBorders>
-            <w:tcMar>
-              <w:top w:type="dxa" w:w="60"/>
-              <w:left w:type="dxa" w:w="90"/>
-              <w:bottom w:type="dxa" w:w="60"/>
-              <w:right w:type="dxa" w:w="90"/>
-            </w:tcMar>
-            <w:vAlign w:val="top"/>
-          </w:tcPr>
-          <w:p>
-            <w:pPr>
-              <w:spacing w:after="0"/>
-            </w:pPr>
-            <w:r>
-              <w:rPr>
-                <w:rFonts w:ascii="Calibri" w:cs="Calibri" w:eastAsia="Calibri" w:hAnsi="Calibri"/>
-                <w:b w:val="false"/>
-                <w:bCs w:val="false"/>
-                <w:i w:val="false"/>
-                <w:iCs w:val="false"/>
-                <w:color w:val="1A1F36"/>
-                <w:sz w:val="18"/>
-                <w:szCs w:val="18"/>
-              </w:rPr>
-              <w:t xml:space="preserve">составы команд перепутаны местами</w:t>
-            </w:r>
-          </w:p>
-        </w:tc>
-        <w:tc>
-          <w:tcPr>
-            <w:tcW w:type="dxa" w:w="2400"/>
-            <w:tcBorders>
-              <w:top w:val="single" w:color="C7CBDC" w:sz="4"/>
-              <w:left w:val="single" w:color="C7CBDC" w:sz="4"/>
-              <w:bottom w:val="single" w:color="C7CBDC" w:sz="4"/>
-              <w:right w:val="single" w:color="C7CBDC" w:sz="4"/>
-            </w:tcBorders>
-            <w:tcMar>
-              <w:top w:type="dxa" w:w="60"/>
-              <w:left w:type="dxa" w:w="90"/>
-              <w:bottom w:type="dxa" w:w="60"/>
-              <w:right w:type="dxa" w:w="90"/>
-            </w:tcMar>
-            <w:vAlign w:val="top"/>
-          </w:tcPr>
-          <w:p>
-            <w:pPr>
-              <w:spacing w:after="0"/>
-            </w:pPr>
-            <w:r>
-              <w:rPr>
-                <w:rFonts w:ascii="Calibri" w:cs="Calibri" w:eastAsia="Calibri" w:hAnsi="Calibri"/>
-                <w:b w:val="false"/>
-                <w:bCs w:val="false"/>
-                <w:i w:val="false"/>
-                <w:iCs w:val="false"/>
-                <w:color w:val="5A5F7A"/>
-                <w:sz w:val="18"/>
-                <w:szCs w:val="18"/>
-              </w:rPr>
-              <w:t xml:space="preserve">—</w:t>
-            </w:r>
-          </w:p>
-        </w:tc>
-        <w:tc>
-          <w:tcPr>
-            <w:tcW w:type="dxa" w:w="4400"/>
-            <w:tcBorders>
-              <w:top w:val="single" w:color="C7CBDC" w:sz="4"/>
-              <w:left w:val="single" w:color="C7CBDC" w:sz="4"/>
-              <w:bottom w:val="single" w:color="C7CBDC" w:sz="4"/>
-              <w:right w:val="single" w:color="C7CBDC" w:sz="4"/>
-            </w:tcBorders>
-            <w:tcMar>
-              <w:top w:type="dxa" w:w="60"/>
-              <w:left w:type="dxa" w:w="90"/>
-              <w:bottom w:type="dxa" w:w="60"/>
-              <w:right w:type="dxa" w:w="90"/>
-            </w:tcMar>
-            <w:vAlign w:val="top"/>
-          </w:tcPr>
-          <w:p>
-            <w:pPr>
-              <w:spacing w:after="0" w:before="0"/>
-            </w:pPr>
-            <w:r>
-              <w:rPr>
-                <w:rFonts w:ascii="Calibri" w:cs="Calibri" w:eastAsia="Calibri" w:hAnsi="Calibri"/>
-                <w:b w:val="false"/>
-                <w:bCs w:val="false"/>
-                <w:i w:val="false"/>
-                <w:iCs w:val="false"/>
-                <w:color w:val="1A1F36"/>
-                <w:sz w:val="18"/>
-                <w:szCs w:val="18"/>
-              </w:rPr>
-              <w:t xml:space="preserve">В этом матче составы команд Сармат и Спортдепо поменяны местами: игроки, указанные здесь в составе команды Сармат, в остальных матчах играют в составе команды Спортдепо, и наоборот. Какие составы верные?</w:t>
-            </w:r>
-          </w:p>
-        </w:tc>
-        <w:tc>
-          <w:tcPr>
-            <w:tcW w:type="dxa" w:w="4950"/>
-            <w:tcBorders>
-              <w:top w:val="single" w:color="C7CBDC" w:sz="4"/>
-              <w:left w:val="single" w:color="C7CBDC" w:sz="4"/>
-              <w:bottom w:val="single" w:color="C7CBDC" w:sz="4"/>
-              <w:right w:val="single" w:color="C7CBDC" w:sz="4"/>
-            </w:tcBorders>
-            <w:tcMar>
-              <w:top w:type="dxa" w:w="60"/>
-              <w:left w:type="dxa" w:w="90"/>
-              <w:bottom w:type="dxa" w:w="60"/>
-              <w:right w:type="dxa" w:w="90"/>
-            </w:tcMar>
-            <w:vAlign w:val="top"/>
-          </w:tcPr>
-          <w:p>
-            <w:pPr>
-              <w:spacing w:after="0" w:before="0"/>
-            </w:pPr>
-            <w:r>
-              <w:rPr>
-                <w:rFonts w:ascii="Calibri" w:cs="Calibri" w:eastAsia="Calibri" w:hAnsi="Calibri"/>
-                <w:b w:val="false"/>
-                <w:bCs w:val="false"/>
-                <w:i/>
-                <w:iCs/>
-                <w:color w:val="2B2F77"/>
-                <w:sz w:val="18"/>
-                <w:szCs w:val="18"/>
-              </w:rPr>
-              <w:t xml:space="preserve">Проверяющий: исправил у себя; ждём исправленный файл.</w:t>
-            </w:r>
-          </w:p>
-        </w:tc>
-      </w:tr>
-    </w:tbl>
+    <w:p>
+      <w:pPr>
+        <w:spacing w:after="100" w:before="0"/>
+      </w:pPr>
+      <w:r>
+        <w:rPr>
+          <w:rFonts w:ascii="Calibri" w:cs="Calibri" w:eastAsia="Calibri" w:hAnsi="Calibri"/>
+          <w:b w:val="false"/>
+          <w:bCs w:val="false"/>
+          <w:i/>
+          <w:iCs/>
+          <w:color w:val="2E7D32"/>
+          <w:sz w:val="20"/>
+          <w:szCs w:val="20"/>
+        </w:rPr>
+        <w:t xml:space="preserve">Ошибок не найдено.</w:t>
+      </w:r>
+    </w:p>
     <w:p>
       <w:pPr>
         <w:keepNext/>

--- a/reports/Otchet_o_proverke.docx
+++ b/reports/Otchet_o_proverke.docx
@@ -7787,6 +7787,189 @@
                 <w:sz w:val="18"/>
                 <w:szCs w:val="18"/>
               </w:rPr>
+              <w:t xml:space="preserve">1, 16, 61, 76, 121, 136, 151, 166</w:t>
+            </w:r>
+          </w:p>
+        </w:tc>
+        <w:tc>
+          <w:tcPr>
+            <w:tcW w:type="dxa" w:w="2600"/>
+            <w:tcBorders>
+              <w:top w:val="single" w:color="C7CBDC" w:sz="4"/>
+              <w:left w:val="single" w:color="C7CBDC" w:sz="4"/>
+              <w:bottom w:val="single" w:color="C7CBDC" w:sz="4"/>
+              <w:right w:val="single" w:color="C7CBDC" w:sz="4"/>
+            </w:tcBorders>
+            <w:tcMar>
+              <w:top w:type="dxa" w:w="60"/>
+              <w:left w:type="dxa" w:w="90"/>
+              <w:bottom w:type="dxa" w:w="60"/>
+              <w:right w:type="dxa" w:w="90"/>
+            </w:tcMar>
+            <w:vAlign w:val="top"/>
+          </w:tcPr>
+          <w:p>
+            <w:pPr>
+              <w:spacing w:after="0"/>
+            </w:pPr>
+            <w:r>
+              <w:rPr>
+                <w:rFonts w:ascii="Calibri" w:cs="Calibri" w:eastAsia="Calibri" w:hAnsi="Calibri"/>
+                <w:b w:val="false"/>
+                <w:bCs w:val="false"/>
+                <w:i w:val="false"/>
+                <w:iCs w:val="false"/>
+                <w:color w:val="1A1F36"/>
+                <w:sz w:val="18"/>
+                <w:szCs w:val="18"/>
+              </w:rPr>
+              <w:t xml:space="preserve">нужно подтвердить ответ</w:t>
+            </w:r>
+          </w:p>
+        </w:tc>
+        <w:tc>
+          <w:tcPr>
+            <w:tcW w:type="dxa" w:w="2400"/>
+            <w:tcBorders>
+              <w:top w:val="single" w:color="C7CBDC" w:sz="4"/>
+              <w:left w:val="single" w:color="C7CBDC" w:sz="4"/>
+              <w:bottom w:val="single" w:color="C7CBDC" w:sz="4"/>
+              <w:right w:val="single" w:color="C7CBDC" w:sz="4"/>
+            </w:tcBorders>
+            <w:tcMar>
+              <w:top w:type="dxa" w:w="60"/>
+              <w:left w:type="dxa" w:w="90"/>
+              <w:bottom w:type="dxa" w:w="60"/>
+              <w:right w:type="dxa" w:w="90"/>
+            </w:tcMar>
+            <w:vAlign w:val="top"/>
+          </w:tcPr>
+          <w:p>
+            <w:pPr>
+              <w:spacing w:after="0"/>
+            </w:pPr>
+            <w:r>
+              <w:rPr>
+                <w:rFonts w:ascii="Calibri" w:cs="Calibri" w:eastAsia="Calibri" w:hAnsi="Calibri"/>
+                <w:b w:val="false"/>
+                <w:bCs w:val="false"/>
+                <w:i w:val="false"/>
+                <w:iCs w:val="false"/>
+                <w:color w:val="5A5F7A"/>
+                <w:sz w:val="18"/>
+                <w:szCs w:val="18"/>
+              </w:rPr>
+              <w:t xml:space="preserve">—</w:t>
+            </w:r>
+          </w:p>
+        </w:tc>
+        <w:tc>
+          <w:tcPr>
+            <w:tcW w:type="dxa" w:w="4400"/>
+            <w:tcBorders>
+              <w:top w:val="single" w:color="C7CBDC" w:sz="4"/>
+              <w:left w:val="single" w:color="C7CBDC" w:sz="4"/>
+              <w:bottom w:val="single" w:color="C7CBDC" w:sz="4"/>
+              <w:right w:val="single" w:color="C7CBDC" w:sz="4"/>
+            </w:tcBorders>
+            <w:tcMar>
+              <w:top w:type="dxa" w:w="60"/>
+              <w:left w:type="dxa" w:w="90"/>
+              <w:bottom w:type="dxa" w:w="60"/>
+              <w:right w:type="dxa" w:w="90"/>
+            </w:tcMar>
+            <w:vAlign w:val="top"/>
+          </w:tcPr>
+          <w:p>
+            <w:pPr>
+              <w:spacing w:after="0" w:before="0"/>
+            </w:pPr>
+            <w:r>
+              <w:rPr>
+                <w:rFonts w:ascii="Calibri" w:cs="Calibri" w:eastAsia="Calibri" w:hAnsi="Calibri"/>
+                <w:b w:val="false"/>
+                <w:bCs w:val="false"/>
+                <w:i w:val="false"/>
+                <w:iCs w:val="false"/>
+                <w:color w:val="1A1F36"/>
+                <w:sz w:val="18"/>
+                <w:szCs w:val="18"/>
+              </w:rPr>
+              <w:t xml:space="preserve">В ответе на отчёт Бамбуркину Владимиру Васильевичу (Спортдепо) указан №25, а в исправленном файле он убран из состава вместе с Чукуровым, Мокшановым и Романовым — это четыре последних игрока списка.</w:t>
+            </w:r>
+          </w:p>
+        </w:tc>
+        <w:tc>
+          <w:tcPr>
+            <w:tcW w:type="dxa" w:w="4950"/>
+            <w:tcBorders>
+              <w:top w:val="single" w:color="C7CBDC" w:sz="4"/>
+              <w:left w:val="single" w:color="C7CBDC" w:sz="4"/>
+              <w:bottom w:val="single" w:color="C7CBDC" w:sz="4"/>
+              <w:right w:val="single" w:color="C7CBDC" w:sz="4"/>
+            </w:tcBorders>
+            <w:tcMar>
+              <w:top w:type="dxa" w:w="60"/>
+              <w:left w:type="dxa" w:w="90"/>
+              <w:bottom w:type="dxa" w:w="60"/>
+              <w:right w:type="dxa" w:w="90"/>
+            </w:tcMar>
+            <w:vAlign w:val="top"/>
+          </w:tcPr>
+          <w:p>
+            <w:pPr>
+              <w:spacing w:after="0" w:before="0"/>
+            </w:pPr>
+            <w:r>
+              <w:rPr>
+                <w:rFonts w:ascii="Calibri" w:cs="Calibri" w:eastAsia="Calibri" w:hAnsi="Calibri"/>
+                <w:b w:val="false"/>
+                <w:bCs w:val="false"/>
+                <w:i/>
+                <w:iCs/>
+                <w:color w:val="2B2F77"/>
+                <w:sz w:val="18"/>
+                <w:szCs w:val="18"/>
+              </w:rPr>
+              <w:t xml:space="preserve">Бамбуркин за Спортдепо не играет? Если играет — кого из четверых нужно было убрать вместо него?</w:t>
+            </w:r>
+          </w:p>
+        </w:tc>
+      </w:tr>
+      <w:tr>
+        <w:tc>
+          <w:tcPr>
+            <w:tcW w:type="dxa" w:w="900"/>
+            <w:tcBorders>
+              <w:top w:val="single" w:color="C7CBDC" w:sz="4"/>
+              <w:left w:val="single" w:color="C7CBDC" w:sz="4"/>
+              <w:bottom w:val="single" w:color="C7CBDC" w:sz="4"/>
+              <w:right w:val="single" w:color="C7CBDC" w:sz="4"/>
+            </w:tcBorders>
+            <w:shd w:fill="F7F8FC" w:color="auto" w:val="clear"/>
+            <w:tcMar>
+              <w:top w:type="dxa" w:w="60"/>
+              <w:left w:type="dxa" w:w="90"/>
+              <w:bottom w:type="dxa" w:w="60"/>
+              <w:right w:type="dxa" w:w="90"/>
+            </w:tcMar>
+            <w:vAlign w:val="top"/>
+          </w:tcPr>
+          <w:p>
+            <w:pPr>
+              <w:spacing w:after="0" w:before="0"/>
+            </w:pPr>
+            <w:r>
+              <w:rPr>
+                <w:rFonts w:ascii="Calibri" w:cs="Calibri" w:eastAsia="Calibri" w:hAnsi="Calibri"/>
+                <w:b/>
+                <w:bCs/>
+                <w:i w:val="false"/>
+                <w:iCs w:val="false"/>
+                <w:color w:val="1A1F36"/>
+                <w:sz w:val="18"/>
+                <w:szCs w:val="18"/>
+              </w:rPr>
               <w:t xml:space="preserve">211, 226</w:t>
             </w:r>
           </w:p>
@@ -7800,6 +7983,7 @@
               <w:bottom w:val="single" w:color="C7CBDC" w:sz="4"/>
               <w:right w:val="single" w:color="C7CBDC" w:sz="4"/>
             </w:tcBorders>
+            <w:shd w:fill="F7F8FC" w:color="auto" w:val="clear"/>
             <w:tcMar>
               <w:top w:type="dxa" w:w="60"/>
               <w:left w:type="dxa" w:w="90"/>
@@ -7836,6 +8020,7 @@
               <w:bottom w:val="single" w:color="C7CBDC" w:sz="4"/>
               <w:right w:val="single" w:color="C7CBDC" w:sz="4"/>
             </w:tcBorders>
+            <w:shd w:fill="F7F8FC" w:color="auto" w:val="clear"/>
             <w:tcMar>
               <w:top w:type="dxa" w:w="60"/>
               <w:left w:type="dxa" w:w="90"/>
@@ -7872,6 +8057,7 @@
               <w:bottom w:val="single" w:color="C7CBDC" w:sz="4"/>
               <w:right w:val="single" w:color="C7CBDC" w:sz="4"/>
             </w:tcBorders>
+            <w:shd w:fill="F7F8FC" w:color="auto" w:val="clear"/>
             <w:tcMar>
               <w:top w:type="dxa" w:w="60"/>
               <w:left w:type="dxa" w:w="90"/>
@@ -7956,24 +8142,398 @@
         <w:t xml:space="preserve">Август 2026</w:t>
       </w:r>
     </w:p>
-    <w:p>
-      <w:pPr>
-        <w:spacing w:after="100" w:before="0"/>
-      </w:pPr>
-      <w:r>
-        <w:rPr>
-          <w:rFonts w:ascii="Calibri" w:cs="Calibri" w:eastAsia="Calibri" w:hAnsi="Calibri"/>
-          <w:b w:val="false"/>
-          <w:bCs w:val="false"/>
-          <w:i/>
-          <w:iCs/>
-          <w:color w:val="2E7D32"/>
-          <w:sz w:val="20"/>
-          <w:szCs w:val="20"/>
-        </w:rPr>
-        <w:t xml:space="preserve">Ошибок не найдено.</w:t>
-      </w:r>
-    </w:p>
+    <w:tbl>
+      <w:tblPr>
+        <w:tblW w:type="dxa" w:w="15250"/>
+        <w:tblBorders>
+          <w:top w:val="single" w:color="auto" w:sz="4"/>
+          <w:left w:val="single" w:color="auto" w:sz="4"/>
+          <w:bottom w:val="single" w:color="auto" w:sz="4"/>
+          <w:right w:val="single" w:color="auto" w:sz="4"/>
+          <w:insideH w:val="single" w:color="auto" w:sz="4"/>
+          <w:insideV w:val="single" w:color="auto" w:sz="4"/>
+        </w:tblBorders>
+      </w:tblPr>
+      <w:tblGrid>
+        <w:gridCol w:w="900"/>
+        <w:gridCol w:w="2600"/>
+        <w:gridCol w:w="2400"/>
+        <w:gridCol w:w="4400"/>
+        <w:gridCol w:w="4950"/>
+      </w:tblGrid>
+      <w:tr>
+        <w:trPr>
+          <w:tblHeader/>
+        </w:trPr>
+        <w:tc>
+          <w:tcPr>
+            <w:tcW w:type="dxa" w:w="900"/>
+            <w:tcBorders>
+              <w:top w:val="single" w:color="C7CBDC" w:sz="4"/>
+              <w:left w:val="single" w:color="C7CBDC" w:sz="4"/>
+              <w:bottom w:val="single" w:color="C7CBDC" w:sz="4"/>
+              <w:right w:val="single" w:color="C7CBDC" w:sz="4"/>
+            </w:tcBorders>
+            <w:shd w:fill="EEF0F7" w:color="auto" w:val="clear"/>
+            <w:tcMar>
+              <w:top w:type="dxa" w:w="60"/>
+              <w:left w:type="dxa" w:w="90"/>
+              <w:bottom w:type="dxa" w:w="60"/>
+              <w:right w:type="dxa" w:w="90"/>
+            </w:tcMar>
+            <w:vAlign w:val="top"/>
+          </w:tcPr>
+          <w:p>
+            <w:pPr>
+              <w:spacing w:after="0" w:before="0"/>
+            </w:pPr>
+            <w:r>
+              <w:rPr>
+                <w:rFonts w:ascii="Calibri" w:cs="Calibri" w:eastAsia="Calibri" w:hAnsi="Calibri"/>
+                <w:b/>
+                <w:bCs/>
+                <w:i w:val="false"/>
+                <w:iCs w:val="false"/>
+                <w:color w:val="1A1F36"/>
+                <w:sz w:val="18"/>
+                <w:szCs w:val="18"/>
+              </w:rPr>
+              <w:t xml:space="preserve">Стр.</w:t>
+            </w:r>
+          </w:p>
+        </w:tc>
+        <w:tc>
+          <w:tcPr>
+            <w:tcW w:type="dxa" w:w="2600"/>
+            <w:tcBorders>
+              <w:top w:val="single" w:color="C7CBDC" w:sz="4"/>
+              <w:left w:val="single" w:color="C7CBDC" w:sz="4"/>
+              <w:bottom w:val="single" w:color="C7CBDC" w:sz="4"/>
+              <w:right w:val="single" w:color="C7CBDC" w:sz="4"/>
+            </w:tcBorders>
+            <w:shd w:fill="EEF0F7" w:color="auto" w:val="clear"/>
+            <w:tcMar>
+              <w:top w:type="dxa" w:w="60"/>
+              <w:left w:type="dxa" w:w="90"/>
+              <w:bottom w:type="dxa" w:w="60"/>
+              <w:right w:type="dxa" w:w="90"/>
+            </w:tcMar>
+            <w:vAlign w:val="top"/>
+          </w:tcPr>
+          <w:p>
+            <w:pPr>
+              <w:spacing w:after="0" w:before="0"/>
+            </w:pPr>
+            <w:r>
+              <w:rPr>
+                <w:rFonts w:ascii="Calibri" w:cs="Calibri" w:eastAsia="Calibri" w:hAnsi="Calibri"/>
+                <w:b/>
+                <w:bCs/>
+                <w:i w:val="false"/>
+                <w:iCs w:val="false"/>
+                <w:color w:val="1A1F36"/>
+                <w:sz w:val="18"/>
+                <w:szCs w:val="18"/>
+              </w:rPr>
+              <w:t xml:space="preserve">Матч</w:t>
+            </w:r>
+          </w:p>
+        </w:tc>
+        <w:tc>
+          <w:tcPr>
+            <w:tcW w:type="dxa" w:w="2400"/>
+            <w:tcBorders>
+              <w:top w:val="single" w:color="C7CBDC" w:sz="4"/>
+              <w:left w:val="single" w:color="C7CBDC" w:sz="4"/>
+              <w:bottom w:val="single" w:color="C7CBDC" w:sz="4"/>
+              <w:right w:val="single" w:color="C7CBDC" w:sz="4"/>
+            </w:tcBorders>
+            <w:shd w:fill="EEF0F7" w:color="auto" w:val="clear"/>
+            <w:tcMar>
+              <w:top w:type="dxa" w:w="60"/>
+              <w:left w:type="dxa" w:w="90"/>
+              <w:bottom w:type="dxa" w:w="60"/>
+              <w:right w:type="dxa" w:w="90"/>
+            </w:tcMar>
+            <w:vAlign w:val="top"/>
+          </w:tcPr>
+          <w:p>
+            <w:pPr>
+              <w:spacing w:after="0" w:before="0"/>
+            </w:pPr>
+            <w:r>
+              <w:rPr>
+                <w:rFonts w:ascii="Calibri" w:cs="Calibri" w:eastAsia="Calibri" w:hAnsi="Calibri"/>
+                <w:b/>
+                <w:bCs/>
+                <w:i w:val="false"/>
+                <w:iCs w:val="false"/>
+                <w:color w:val="1A1F36"/>
+                <w:sz w:val="18"/>
+                <w:szCs w:val="18"/>
+              </w:rPr>
+              <w:t xml:space="preserve">Счёт</w:t>
+            </w:r>
+          </w:p>
+        </w:tc>
+        <w:tc>
+          <w:tcPr>
+            <w:tcW w:type="dxa" w:w="4400"/>
+            <w:tcBorders>
+              <w:top w:val="single" w:color="C7CBDC" w:sz="4"/>
+              <w:left w:val="single" w:color="C7CBDC" w:sz="4"/>
+              <w:bottom w:val="single" w:color="C7CBDC" w:sz="4"/>
+              <w:right w:val="single" w:color="C7CBDC" w:sz="4"/>
+            </w:tcBorders>
+            <w:shd w:fill="EEF0F7" w:color="auto" w:val="clear"/>
+            <w:tcMar>
+              <w:top w:type="dxa" w:w="60"/>
+              <w:left w:type="dxa" w:w="90"/>
+              <w:bottom w:type="dxa" w:w="60"/>
+              <w:right w:type="dxa" w:w="90"/>
+            </w:tcMar>
+            <w:vAlign w:val="top"/>
+          </w:tcPr>
+          <w:p>
+            <w:pPr>
+              <w:spacing w:after="0" w:before="0"/>
+            </w:pPr>
+            <w:r>
+              <w:rPr>
+                <w:rFonts w:ascii="Calibri" w:cs="Calibri" w:eastAsia="Calibri" w:hAnsi="Calibri"/>
+                <w:b/>
+                <w:bCs/>
+                <w:i w:val="false"/>
+                <w:iCs w:val="false"/>
+                <w:color w:val="1A1F36"/>
+                <w:sz w:val="18"/>
+                <w:szCs w:val="18"/>
+              </w:rPr>
+              <w:t xml:space="preserve">Что не так</w:t>
+            </w:r>
+          </w:p>
+        </w:tc>
+        <w:tc>
+          <w:tcPr>
+            <w:tcW w:type="dxa" w:w="4950"/>
+            <w:tcBorders>
+              <w:top w:val="single" w:color="C7CBDC" w:sz="4"/>
+              <w:left w:val="single" w:color="C7CBDC" w:sz="4"/>
+              <w:bottom w:val="single" w:color="C7CBDC" w:sz="4"/>
+              <w:right w:val="single" w:color="C7CBDC" w:sz="4"/>
+            </w:tcBorders>
+            <w:shd w:fill="EEF0F7" w:color="auto" w:val="clear"/>
+            <w:tcMar>
+              <w:top w:type="dxa" w:w="60"/>
+              <w:left w:type="dxa" w:w="90"/>
+              <w:bottom w:type="dxa" w:w="60"/>
+              <w:right w:type="dxa" w:w="90"/>
+            </w:tcMar>
+            <w:vAlign w:val="top"/>
+          </w:tcPr>
+          <w:p>
+            <w:pPr>
+              <w:spacing w:after="0" w:before="0"/>
+            </w:pPr>
+            <w:r>
+              <w:rPr>
+                <w:rFonts w:ascii="Calibri" w:cs="Calibri" w:eastAsia="Calibri" w:hAnsi="Calibri"/>
+                <w:b/>
+                <w:bCs/>
+                <w:i w:val="false"/>
+                <w:iCs w:val="false"/>
+                <w:color w:val="1A1F36"/>
+                <w:sz w:val="18"/>
+                <w:szCs w:val="18"/>
+              </w:rPr>
+              <w:t xml:space="preserve">Как исправляем</w:t>
+            </w:r>
+          </w:p>
+        </w:tc>
+      </w:tr>
+      <w:tr>
+        <w:tc>
+          <w:tcPr>
+            <w:tcW w:type="dxa" w:w="900"/>
+            <w:tcBorders>
+              <w:top w:val="single" w:color="C7CBDC" w:sz="4"/>
+              <w:left w:val="single" w:color="C7CBDC" w:sz="4"/>
+              <w:bottom w:val="single" w:color="C7CBDC" w:sz="4"/>
+              <w:right w:val="single" w:color="C7CBDC" w:sz="4"/>
+            </w:tcBorders>
+            <w:tcMar>
+              <w:top w:type="dxa" w:w="60"/>
+              <w:left w:type="dxa" w:w="90"/>
+              <w:bottom w:type="dxa" w:w="60"/>
+              <w:right w:type="dxa" w:w="90"/>
+            </w:tcMar>
+            <w:vAlign w:val="top"/>
+          </w:tcPr>
+          <w:p>
+            <w:pPr>
+              <w:spacing w:after="0" w:before="0"/>
+            </w:pPr>
+            <w:r>
+              <w:rPr>
+                <w:rFonts w:ascii="Calibri" w:cs="Calibri" w:eastAsia="Calibri" w:hAnsi="Calibri"/>
+                <w:b/>
+                <w:bCs/>
+                <w:i w:val="false"/>
+                <w:iCs w:val="false"/>
+                <w:color w:val="1A1F36"/>
+                <w:sz w:val="18"/>
+                <w:szCs w:val="18"/>
+              </w:rPr>
+              <w:t xml:space="preserve">16, 31, 181, 226, 241</w:t>
+            </w:r>
+          </w:p>
+        </w:tc>
+        <w:tc>
+          <w:tcPr>
+            <w:tcW w:type="dxa" w:w="2600"/>
+            <w:tcBorders>
+              <w:top w:val="single" w:color="C7CBDC" w:sz="4"/>
+              <w:left w:val="single" w:color="C7CBDC" w:sz="4"/>
+              <w:bottom w:val="single" w:color="C7CBDC" w:sz="4"/>
+              <w:right w:val="single" w:color="C7CBDC" w:sz="4"/>
+            </w:tcBorders>
+            <w:tcMar>
+              <w:top w:type="dxa" w:w="60"/>
+              <w:left w:type="dxa" w:w="90"/>
+              <w:bottom w:type="dxa" w:w="60"/>
+              <w:right w:type="dxa" w:w="90"/>
+            </w:tcMar>
+            <w:vAlign w:val="top"/>
+          </w:tcPr>
+          <w:p>
+            <w:pPr>
+              <w:spacing w:after="0"/>
+            </w:pPr>
+            <w:r>
+              <w:rPr>
+                <w:rFonts w:ascii="Calibri" w:cs="Calibri" w:eastAsia="Calibri" w:hAnsi="Calibri"/>
+                <w:b w:val="false"/>
+                <w:bCs w:val="false"/>
+                <w:i w:val="false"/>
+                <w:iCs w:val="false"/>
+                <w:color w:val="1A1F36"/>
+                <w:sz w:val="18"/>
+                <w:szCs w:val="18"/>
+              </w:rPr>
+              <w:t xml:space="preserve">нужно подтвердить ответ</w:t>
+            </w:r>
+          </w:p>
+        </w:tc>
+        <w:tc>
+          <w:tcPr>
+            <w:tcW w:type="dxa" w:w="2400"/>
+            <w:tcBorders>
+              <w:top w:val="single" w:color="C7CBDC" w:sz="4"/>
+              <w:left w:val="single" w:color="C7CBDC" w:sz="4"/>
+              <w:bottom w:val="single" w:color="C7CBDC" w:sz="4"/>
+              <w:right w:val="single" w:color="C7CBDC" w:sz="4"/>
+            </w:tcBorders>
+            <w:tcMar>
+              <w:top w:type="dxa" w:w="60"/>
+              <w:left w:type="dxa" w:w="90"/>
+              <w:bottom w:type="dxa" w:w="60"/>
+              <w:right w:type="dxa" w:w="90"/>
+            </w:tcMar>
+            <w:vAlign w:val="top"/>
+          </w:tcPr>
+          <w:p>
+            <w:pPr>
+              <w:spacing w:after="0"/>
+            </w:pPr>
+            <w:r>
+              <w:rPr>
+                <w:rFonts w:ascii="Calibri" w:cs="Calibri" w:eastAsia="Calibri" w:hAnsi="Calibri"/>
+                <w:b w:val="false"/>
+                <w:bCs w:val="false"/>
+                <w:i w:val="false"/>
+                <w:iCs w:val="false"/>
+                <w:color w:val="5A5F7A"/>
+                <w:sz w:val="18"/>
+                <w:szCs w:val="18"/>
+              </w:rPr>
+              <w:t xml:space="preserve">—</w:t>
+            </w:r>
+          </w:p>
+        </w:tc>
+        <w:tc>
+          <w:tcPr>
+            <w:tcW w:type="dxa" w:w="4400"/>
+            <w:tcBorders>
+              <w:top w:val="single" w:color="C7CBDC" w:sz="4"/>
+              <w:left w:val="single" w:color="C7CBDC" w:sz="4"/>
+              <w:bottom w:val="single" w:color="C7CBDC" w:sz="4"/>
+              <w:right w:val="single" w:color="C7CBDC" w:sz="4"/>
+            </w:tcBorders>
+            <w:tcMar>
+              <w:top w:type="dxa" w:w="60"/>
+              <w:left w:type="dxa" w:w="90"/>
+              <w:bottom w:type="dxa" w:w="60"/>
+              <w:right w:type="dxa" w:w="90"/>
+            </w:tcMar>
+            <w:vAlign w:val="top"/>
+          </w:tcPr>
+          <w:p>
+            <w:pPr>
+              <w:spacing w:after="0" w:before="0"/>
+            </w:pPr>
+            <w:r>
+              <w:rPr>
+                <w:rFonts w:ascii="Calibri" w:cs="Calibri" w:eastAsia="Calibri" w:hAnsi="Calibri"/>
+                <w:b w:val="false"/>
+                <w:bCs w:val="false"/>
+                <w:i w:val="false"/>
+                <w:iCs w:val="false"/>
+                <w:color w:val="1A1F36"/>
+                <w:sz w:val="18"/>
+                <w:szCs w:val="18"/>
+              </w:rPr>
+              <w:t xml:space="preserve">В ответе на отчёт Бамбуркину Владимиру Васильевичу (Спортдепо) указан №25, а в исправленном файле он убран из состава вместе с Чукуровым, Мокшановым и Романовым — это четыре последних игрока списка.</w:t>
+            </w:r>
+          </w:p>
+        </w:tc>
+        <w:tc>
+          <w:tcPr>
+            <w:tcW w:type="dxa" w:w="4950"/>
+            <w:tcBorders>
+              <w:top w:val="single" w:color="C7CBDC" w:sz="4"/>
+              <w:left w:val="single" w:color="C7CBDC" w:sz="4"/>
+              <w:bottom w:val="single" w:color="C7CBDC" w:sz="4"/>
+              <w:right w:val="single" w:color="C7CBDC" w:sz="4"/>
+            </w:tcBorders>
+            <w:tcMar>
+              <w:top w:type="dxa" w:w="60"/>
+              <w:left w:type="dxa" w:w="90"/>
+              <w:bottom w:type="dxa" w:w="60"/>
+              <w:right w:type="dxa" w:w="90"/>
+            </w:tcMar>
+            <w:vAlign w:val="top"/>
+          </w:tcPr>
+          <w:p>
+            <w:pPr>
+              <w:spacing w:after="0" w:before="0"/>
+            </w:pPr>
+            <w:r>
+              <w:rPr>
+                <w:rFonts w:ascii="Calibri" w:cs="Calibri" w:eastAsia="Calibri" w:hAnsi="Calibri"/>
+                <w:b w:val="false"/>
+                <w:bCs w:val="false"/>
+                <w:i/>
+                <w:iCs/>
+                <w:color w:val="2B2F77"/>
+                <w:sz w:val="18"/>
+                <w:szCs w:val="18"/>
+              </w:rPr>
+              <w:t xml:space="preserve">Бамбуркин за Спортдепо не играет? Если играет — кого из четверых нужно было убрать вместо него?</w:t>
+            </w:r>
+          </w:p>
+        </w:tc>
+      </w:tr>
+    </w:tbl>
     <w:p>
       <w:pPr>
         <w:keepNext/>

--- a/reports/Otchet_o_proverke.docx
+++ b/reports/Otchet_o_proverke.docx
@@ -2099,7 +2099,8 @@
                 <w:sz w:val="18"/>
                 <w:szCs w:val="18"/>
               </w:rPr>
-              <w:t xml:space="preserve">2521</w:t>
+              <w:t xml:space="preserve">1, 16, 31, 46, 61, 76, 91, 106, 121, 136, 241, 256
+и ещё 235</w:t>
             </w:r>
           </w:p>
         </w:tc>
@@ -2135,21 +2136,7 @@
                 <w:sz w:val="18"/>
                 <w:szCs w:val="18"/>
               </w:rPr>
-              <w:t xml:space="preserve">18.07.2026  21:40</w:t>
-            </w:r>
-            <w:r>
-              <w:rPr>
-                <w:rFonts w:ascii="Calibri" w:cs="Calibri" w:eastAsia="Calibri" w:hAnsi="Calibri"/>
-                <w:b w:val="false"/>
-                <w:bCs w:val="false"/>
-                <w:i w:val="false"/>
-                <w:iCs w:val="false"/>
-                <w:color w:val="1A1F36"/>
-                <w:sz w:val="18"/>
-                <w:szCs w:val="18"/>
-              </w:rPr>
-              <w:br/>
-              <w:t xml:space="preserve">Звезда — Медведи</w:t>
+              <w:t xml:space="preserve">игрок за несколько команд</w:t>
             </w:r>
           </w:p>
         </w:tc>
@@ -2185,21 +2172,7 @@
                 <w:sz w:val="18"/>
                 <w:szCs w:val="18"/>
               </w:rPr>
-              <w:t xml:space="preserve">итог 3:6</w:t>
-            </w:r>
-            <w:r>
-              <w:rPr>
-                <w:rFonts w:ascii="Calibri" w:cs="Calibri" w:eastAsia="Calibri" w:hAnsi="Calibri"/>
-                <w:b w:val="false"/>
-                <w:bCs w:val="false"/>
-                <w:i w:val="false"/>
-                <w:iCs w:val="false"/>
-                <w:color w:val="5A5F7A"/>
-                <w:sz w:val="18"/>
-                <w:szCs w:val="18"/>
-              </w:rPr>
-              <w:br/>
-              <w:t xml:space="preserve">периоды 2:2 0:3 1:2 = 3:7</w:t>
+              <w:t xml:space="preserve">—</w:t>
             </w:r>
           </w:p>
         </w:tc>
@@ -2235,7 +2208,7 @@
                 <w:sz w:val="18"/>
                 <w:szCs w:val="18"/>
               </w:rPr>
-              <w:t xml:space="preserve">Счёт не сходится с суммой по периодам.</w:t>
+              <w:t xml:space="preserve">Авксентьев Александр Александрович записан за несколько команд: Звезда (№10) — 156 матчей; Акулы (№9) — 142 матча. В 51 матче — сразу за обе команды.</w:t>
             </w:r>
           </w:p>
         </w:tc>
@@ -2271,7 +2244,7 @@
                 <w:sz w:val="18"/>
                 <w:szCs w:val="18"/>
               </w:rPr>
-              <w:t xml:space="preserve">Проверяющий выделил итог 3:6 красным, но не изменил его, а сумма по периодам 3:7. Итог 3:6 верный? Тогда какой период записан неверно?</w:t>
+              <w:t xml:space="preserve">Игрок выступает только за одну команду дивизиона. За какую?</w:t>
             </w:r>
           </w:p>
         </w:tc>
@@ -2310,8 +2283,8 @@
                 <w:sz w:val="18"/>
                 <w:szCs w:val="18"/>
               </w:rPr>
-              <w:t xml:space="preserve">1, 16, 31, 46, 61, 76, 91, 106, 121, 136, 241, 256
-и ещё 235</w:t>
+              <w:t xml:space="preserve">61, 91, 106, 136, 151, 166, 196, 211, 331, 346, 361, 376
+и ещё 208</w:t>
             </w:r>
           </w:p>
         </w:tc>
@@ -2422,7 +2395,7 @@
                 <w:sz w:val="18"/>
                 <w:szCs w:val="18"/>
               </w:rPr>
-              <w:t xml:space="preserve">Авксентьев Александр Александрович записан за несколько команд: Звезда (№10) — 156 матчей; Акулы (№9) — 142 матча. В 51 матче — сразу за обе команды.</w:t>
+              <w:t xml:space="preserve">Белов Евгений Дмитриевич записан за несколько команд: Авиатор (№17) — 124 матча; Нефтяник (№9) — 122 матча. В 26 матчах — сразу за обе команды.</w:t>
             </w:r>
           </w:p>
         </w:tc>
@@ -2496,190 +2469,6 @@
                 <w:sz w:val="18"/>
                 <w:szCs w:val="18"/>
               </w:rPr>
-              <w:t xml:space="preserve">61, 91, 106, 136, 151, 166, 196, 211, 331, 346, 361, 376
-и ещё 208</w:t>
-            </w:r>
-          </w:p>
-        </w:tc>
-        <w:tc>
-          <w:tcPr>
-            <w:tcW w:type="dxa" w:w="2600"/>
-            <w:tcBorders>
-              <w:top w:val="single" w:color="C7CBDC" w:sz="4"/>
-              <w:left w:val="single" w:color="C7CBDC" w:sz="4"/>
-              <w:bottom w:val="single" w:color="C7CBDC" w:sz="4"/>
-              <w:right w:val="single" w:color="C7CBDC" w:sz="4"/>
-            </w:tcBorders>
-            <w:tcMar>
-              <w:top w:type="dxa" w:w="60"/>
-              <w:left w:type="dxa" w:w="90"/>
-              <w:bottom w:type="dxa" w:w="60"/>
-              <w:right w:type="dxa" w:w="90"/>
-            </w:tcMar>
-            <w:vAlign w:val="top"/>
-          </w:tcPr>
-          <w:p>
-            <w:pPr>
-              <w:spacing w:after="0"/>
-            </w:pPr>
-            <w:r>
-              <w:rPr>
-                <w:rFonts w:ascii="Calibri" w:cs="Calibri" w:eastAsia="Calibri" w:hAnsi="Calibri"/>
-                <w:b w:val="false"/>
-                <w:bCs w:val="false"/>
-                <w:i w:val="false"/>
-                <w:iCs w:val="false"/>
-                <w:color w:val="1A1F36"/>
-                <w:sz w:val="18"/>
-                <w:szCs w:val="18"/>
-              </w:rPr>
-              <w:t xml:space="preserve">игрок за несколько команд</w:t>
-            </w:r>
-          </w:p>
-        </w:tc>
-        <w:tc>
-          <w:tcPr>
-            <w:tcW w:type="dxa" w:w="2400"/>
-            <w:tcBorders>
-              <w:top w:val="single" w:color="C7CBDC" w:sz="4"/>
-              <w:left w:val="single" w:color="C7CBDC" w:sz="4"/>
-              <w:bottom w:val="single" w:color="C7CBDC" w:sz="4"/>
-              <w:right w:val="single" w:color="C7CBDC" w:sz="4"/>
-            </w:tcBorders>
-            <w:tcMar>
-              <w:top w:type="dxa" w:w="60"/>
-              <w:left w:type="dxa" w:w="90"/>
-              <w:bottom w:type="dxa" w:w="60"/>
-              <w:right w:type="dxa" w:w="90"/>
-            </w:tcMar>
-            <w:vAlign w:val="top"/>
-          </w:tcPr>
-          <w:p>
-            <w:pPr>
-              <w:spacing w:after="0"/>
-            </w:pPr>
-            <w:r>
-              <w:rPr>
-                <w:rFonts w:ascii="Calibri" w:cs="Calibri" w:eastAsia="Calibri" w:hAnsi="Calibri"/>
-                <w:b w:val="false"/>
-                <w:bCs w:val="false"/>
-                <w:i w:val="false"/>
-                <w:iCs w:val="false"/>
-                <w:color w:val="5A5F7A"/>
-                <w:sz w:val="18"/>
-                <w:szCs w:val="18"/>
-              </w:rPr>
-              <w:t xml:space="preserve">—</w:t>
-            </w:r>
-          </w:p>
-        </w:tc>
-        <w:tc>
-          <w:tcPr>
-            <w:tcW w:type="dxa" w:w="4400"/>
-            <w:tcBorders>
-              <w:top w:val="single" w:color="C7CBDC" w:sz="4"/>
-              <w:left w:val="single" w:color="C7CBDC" w:sz="4"/>
-              <w:bottom w:val="single" w:color="C7CBDC" w:sz="4"/>
-              <w:right w:val="single" w:color="C7CBDC" w:sz="4"/>
-            </w:tcBorders>
-            <w:tcMar>
-              <w:top w:type="dxa" w:w="60"/>
-              <w:left w:type="dxa" w:w="90"/>
-              <w:bottom w:type="dxa" w:w="60"/>
-              <w:right w:type="dxa" w:w="90"/>
-            </w:tcMar>
-            <w:vAlign w:val="top"/>
-          </w:tcPr>
-          <w:p>
-            <w:pPr>
-              <w:spacing w:after="0" w:before="0"/>
-            </w:pPr>
-            <w:r>
-              <w:rPr>
-                <w:rFonts w:ascii="Calibri" w:cs="Calibri" w:eastAsia="Calibri" w:hAnsi="Calibri"/>
-                <w:b w:val="false"/>
-                <w:bCs w:val="false"/>
-                <w:i w:val="false"/>
-                <w:iCs w:val="false"/>
-                <w:color w:val="1A1F36"/>
-                <w:sz w:val="18"/>
-                <w:szCs w:val="18"/>
-              </w:rPr>
-              <w:t xml:space="preserve">Белов Евгений Дмитриевич записан за несколько команд: Авиатор (№17) — 124 матча; Нефтяник (№9) — 122 матча. В 26 матчах — сразу за обе команды.</w:t>
-            </w:r>
-          </w:p>
-        </w:tc>
-        <w:tc>
-          <w:tcPr>
-            <w:tcW w:type="dxa" w:w="4950"/>
-            <w:tcBorders>
-              <w:top w:val="single" w:color="C7CBDC" w:sz="4"/>
-              <w:left w:val="single" w:color="C7CBDC" w:sz="4"/>
-              <w:bottom w:val="single" w:color="C7CBDC" w:sz="4"/>
-              <w:right w:val="single" w:color="C7CBDC" w:sz="4"/>
-            </w:tcBorders>
-            <w:tcMar>
-              <w:top w:type="dxa" w:w="60"/>
-              <w:left w:type="dxa" w:w="90"/>
-              <w:bottom w:type="dxa" w:w="60"/>
-              <w:right w:type="dxa" w:w="90"/>
-            </w:tcMar>
-            <w:vAlign w:val="top"/>
-          </w:tcPr>
-          <w:p>
-            <w:pPr>
-              <w:spacing w:after="0" w:before="0"/>
-            </w:pPr>
-            <w:r>
-              <w:rPr>
-                <w:rFonts w:ascii="Calibri" w:cs="Calibri" w:eastAsia="Calibri" w:hAnsi="Calibri"/>
-                <w:b w:val="false"/>
-                <w:bCs w:val="false"/>
-                <w:i/>
-                <w:iCs/>
-                <w:color w:val="2B2F77"/>
-                <w:sz w:val="18"/>
-                <w:szCs w:val="18"/>
-              </w:rPr>
-              <w:t xml:space="preserve">Игрок выступает только за одну команду дивизиона. За какую?</w:t>
-            </w:r>
-          </w:p>
-        </w:tc>
-      </w:tr>
-      <w:tr>
-        <w:tc>
-          <w:tcPr>
-            <w:tcW w:type="dxa" w:w="900"/>
-            <w:tcBorders>
-              <w:top w:val="single" w:color="C7CBDC" w:sz="4"/>
-              <w:left w:val="single" w:color="C7CBDC" w:sz="4"/>
-              <w:bottom w:val="single" w:color="C7CBDC" w:sz="4"/>
-              <w:right w:val="single" w:color="C7CBDC" w:sz="4"/>
-            </w:tcBorders>
-            <w:shd w:fill="F7F8FC" w:color="auto" w:val="clear"/>
-            <w:tcMar>
-              <w:top w:type="dxa" w:w="60"/>
-              <w:left w:type="dxa" w:w="90"/>
-              <w:bottom w:type="dxa" w:w="60"/>
-              <w:right w:type="dxa" w:w="90"/>
-            </w:tcMar>
-            <w:vAlign w:val="top"/>
-          </w:tcPr>
-          <w:p>
-            <w:pPr>
-              <w:spacing w:after="0" w:before="0"/>
-            </w:pPr>
-            <w:r>
-              <w:rPr>
-                <w:rFonts w:ascii="Calibri" w:cs="Calibri" w:eastAsia="Calibri" w:hAnsi="Calibri"/>
-                <w:b/>
-                <w:bCs/>
-                <w:i w:val="false"/>
-                <w:iCs w:val="false"/>
-                <w:color w:val="1A1F36"/>
-                <w:sz w:val="18"/>
-                <w:szCs w:val="18"/>
-              </w:rPr>
               <w:t xml:space="preserve">1, 16, 46, 151, 166, 181, 196, 211, 226, 241, 256, 271
 и ещё 207</w:t>
             </w:r>
@@ -2694,7 +2483,6 @@
               <w:bottom w:val="single" w:color="C7CBDC" w:sz="4"/>
               <w:right w:val="single" w:color="C7CBDC" w:sz="4"/>
             </w:tcBorders>
-            <w:shd w:fill="F7F8FC" w:color="auto" w:val="clear"/>
             <w:tcMar>
               <w:top w:type="dxa" w:w="60"/>
               <w:left w:type="dxa" w:w="90"/>
@@ -2731,7 +2519,6 @@
               <w:bottom w:val="single" w:color="C7CBDC" w:sz="4"/>
               <w:right w:val="single" w:color="C7CBDC" w:sz="4"/>
             </w:tcBorders>
-            <w:shd w:fill="F7F8FC" w:color="auto" w:val="clear"/>
             <w:tcMar>
               <w:top w:type="dxa" w:w="60"/>
               <w:left w:type="dxa" w:w="90"/>
@@ -2768,7 +2555,6 @@
               <w:bottom w:val="single" w:color="C7CBDC" w:sz="4"/>
               <w:right w:val="single" w:color="C7CBDC" w:sz="4"/>
             </w:tcBorders>
-            <w:shd w:fill="F7F8FC" w:color="auto" w:val="clear"/>
             <w:tcMar>
               <w:top w:type="dxa" w:w="60"/>
               <w:left w:type="dxa" w:w="90"/>
@@ -3095,7 +2881,8 @@
                 <w:sz w:val="18"/>
                 <w:szCs w:val="18"/>
               </w:rPr>
-              <w:t xml:space="preserve">3076</w:t>
+              <w:t xml:space="preserve">1, 16, 31, 46, 61, 76, 91, 106, 121, 136, 196, 211
+и ещё 238</w:t>
             </w:r>
           </w:p>
         </w:tc>
@@ -3131,21 +2918,7 @@
                 <w:sz w:val="18"/>
                 <w:szCs w:val="18"/>
               </w:rPr>
-              <w:t xml:space="preserve">15.08.2026  21:00</w:t>
-            </w:r>
-            <w:r>
-              <w:rPr>
-                <w:rFonts w:ascii="Calibri" w:cs="Calibri" w:eastAsia="Calibri" w:hAnsi="Calibri"/>
-                <w:b w:val="false"/>
-                <w:bCs w:val="false"/>
-                <w:i w:val="false"/>
-                <w:iCs w:val="false"/>
-                <w:color w:val="1A1F36"/>
-                <w:sz w:val="18"/>
-                <w:szCs w:val="18"/>
-              </w:rPr>
-              <w:br/>
-              <w:t xml:space="preserve">Нефтяник — Медведи</w:t>
+              <w:t xml:space="preserve">игрок за несколько команд</w:t>
             </w:r>
           </w:p>
         </w:tc>
@@ -3181,21 +2954,7 @@
                 <w:sz w:val="18"/>
                 <w:szCs w:val="18"/>
               </w:rPr>
-              <w:t xml:space="preserve">итог 3:5</w:t>
-            </w:r>
-            <w:r>
-              <w:rPr>
-                <w:rFonts w:ascii="Calibri" w:cs="Calibri" w:eastAsia="Calibri" w:hAnsi="Calibri"/>
-                <w:b w:val="false"/>
-                <w:bCs w:val="false"/>
-                <w:i w:val="false"/>
-                <w:iCs w:val="false"/>
-                <w:color w:val="5A5F7A"/>
-                <w:sz w:val="18"/>
-                <w:szCs w:val="18"/>
-              </w:rPr>
-              <w:br/>
-              <w:t xml:space="preserve">периоды 1:3 1:1 2:1 = 4:5</w:t>
+              <w:t xml:space="preserve">—</w:t>
             </w:r>
           </w:p>
         </w:tc>
@@ -3231,7 +2990,7 @@
                 <w:sz w:val="18"/>
                 <w:szCs w:val="18"/>
               </w:rPr>
-              <w:t xml:space="preserve">Счёт не сходится с суммой по периодам.</w:t>
+              <w:t xml:space="preserve">Авксентьев Александр Александрович записан за несколько команд: Звезда (№10) — 162 матча; Акулы (№9) — 144 матча. В 56 матчах — сразу за обе команды.</w:t>
             </w:r>
           </w:p>
         </w:tc>
@@ -3267,7 +3026,7 @@
                 <w:sz w:val="18"/>
                 <w:szCs w:val="18"/>
               </w:rPr>
-              <w:t xml:space="preserve">Проверяющий выделил итог 3:5 красным, но не изменил его, а сумма по периодам 4:5. Итог 3:5 верный? Тогда какой период записан неверно?</w:t>
+              <w:t xml:space="preserve">Игрок выступает только за одну команду дивизиона. За какую?</w:t>
             </w:r>
           </w:p>
         </w:tc>
@@ -3306,8 +3065,8 @@
                 <w:sz w:val="18"/>
                 <w:szCs w:val="18"/>
               </w:rPr>
-              <w:t xml:space="preserve">1, 16, 31, 46, 61, 76, 91, 106, 121, 136, 196, 211
-и ещё 235</w:t>
+              <w:t xml:space="preserve">61, 91, 106, 136, 151, 166, 286, 316, 331, 361, 376, 391
+и ещё 206</w:t>
             </w:r>
           </w:p>
         </w:tc>
@@ -3418,7 +3177,7 @@
                 <w:sz w:val="18"/>
                 <w:szCs w:val="18"/>
               </w:rPr>
-              <w:t xml:space="preserve">Авксентьев Александр Александрович записан за несколько команд: Звезда (№10) — 160 матчей; Акулы (№9) — 142 матча. В 55 матчах — сразу за обе команды.</w:t>
+              <w:t xml:space="preserve">Белов Евгений Дмитриевич записан за несколько команд: Авиатор (№17) — 124 матча; Нефтяник (№9) — 120 матчей. В 26 матчах — сразу за обе команды.</w:t>
             </w:r>
           </w:p>
         </w:tc>
@@ -3492,190 +3251,6 @@
                 <w:sz w:val="18"/>
                 <w:szCs w:val="18"/>
               </w:rPr>
-              <w:t xml:space="preserve">61, 91, 106, 136, 151, 166, 286, 316, 331, 361, 376, 391
-и ещё 204</w:t>
-            </w:r>
-          </w:p>
-        </w:tc>
-        <w:tc>
-          <w:tcPr>
-            <w:tcW w:type="dxa" w:w="2600"/>
-            <w:tcBorders>
-              <w:top w:val="single" w:color="C7CBDC" w:sz="4"/>
-              <w:left w:val="single" w:color="C7CBDC" w:sz="4"/>
-              <w:bottom w:val="single" w:color="C7CBDC" w:sz="4"/>
-              <w:right w:val="single" w:color="C7CBDC" w:sz="4"/>
-            </w:tcBorders>
-            <w:tcMar>
-              <w:top w:type="dxa" w:w="60"/>
-              <w:left w:type="dxa" w:w="90"/>
-              <w:bottom w:type="dxa" w:w="60"/>
-              <w:right w:type="dxa" w:w="90"/>
-            </w:tcMar>
-            <w:vAlign w:val="top"/>
-          </w:tcPr>
-          <w:p>
-            <w:pPr>
-              <w:spacing w:after="0"/>
-            </w:pPr>
-            <w:r>
-              <w:rPr>
-                <w:rFonts w:ascii="Calibri" w:cs="Calibri" w:eastAsia="Calibri" w:hAnsi="Calibri"/>
-                <w:b w:val="false"/>
-                <w:bCs w:val="false"/>
-                <w:i w:val="false"/>
-                <w:iCs w:val="false"/>
-                <w:color w:val="1A1F36"/>
-                <w:sz w:val="18"/>
-                <w:szCs w:val="18"/>
-              </w:rPr>
-              <w:t xml:space="preserve">игрок за несколько команд</w:t>
-            </w:r>
-          </w:p>
-        </w:tc>
-        <w:tc>
-          <w:tcPr>
-            <w:tcW w:type="dxa" w:w="2400"/>
-            <w:tcBorders>
-              <w:top w:val="single" w:color="C7CBDC" w:sz="4"/>
-              <w:left w:val="single" w:color="C7CBDC" w:sz="4"/>
-              <w:bottom w:val="single" w:color="C7CBDC" w:sz="4"/>
-              <w:right w:val="single" w:color="C7CBDC" w:sz="4"/>
-            </w:tcBorders>
-            <w:tcMar>
-              <w:top w:type="dxa" w:w="60"/>
-              <w:left w:type="dxa" w:w="90"/>
-              <w:bottom w:type="dxa" w:w="60"/>
-              <w:right w:type="dxa" w:w="90"/>
-            </w:tcMar>
-            <w:vAlign w:val="top"/>
-          </w:tcPr>
-          <w:p>
-            <w:pPr>
-              <w:spacing w:after="0"/>
-            </w:pPr>
-            <w:r>
-              <w:rPr>
-                <w:rFonts w:ascii="Calibri" w:cs="Calibri" w:eastAsia="Calibri" w:hAnsi="Calibri"/>
-                <w:b w:val="false"/>
-                <w:bCs w:val="false"/>
-                <w:i w:val="false"/>
-                <w:iCs w:val="false"/>
-                <w:color w:val="5A5F7A"/>
-                <w:sz w:val="18"/>
-                <w:szCs w:val="18"/>
-              </w:rPr>
-              <w:t xml:space="preserve">—</w:t>
-            </w:r>
-          </w:p>
-        </w:tc>
-        <w:tc>
-          <w:tcPr>
-            <w:tcW w:type="dxa" w:w="4400"/>
-            <w:tcBorders>
-              <w:top w:val="single" w:color="C7CBDC" w:sz="4"/>
-              <w:left w:val="single" w:color="C7CBDC" w:sz="4"/>
-              <w:bottom w:val="single" w:color="C7CBDC" w:sz="4"/>
-              <w:right w:val="single" w:color="C7CBDC" w:sz="4"/>
-            </w:tcBorders>
-            <w:tcMar>
-              <w:top w:type="dxa" w:w="60"/>
-              <w:left w:type="dxa" w:w="90"/>
-              <w:bottom w:type="dxa" w:w="60"/>
-              <w:right w:type="dxa" w:w="90"/>
-            </w:tcMar>
-            <w:vAlign w:val="top"/>
-          </w:tcPr>
-          <w:p>
-            <w:pPr>
-              <w:spacing w:after="0" w:before="0"/>
-            </w:pPr>
-            <w:r>
-              <w:rPr>
-                <w:rFonts w:ascii="Calibri" w:cs="Calibri" w:eastAsia="Calibri" w:hAnsi="Calibri"/>
-                <w:b w:val="false"/>
-                <w:bCs w:val="false"/>
-                <w:i w:val="false"/>
-                <w:iCs w:val="false"/>
-                <w:color w:val="1A1F36"/>
-                <w:sz w:val="18"/>
-                <w:szCs w:val="18"/>
-              </w:rPr>
-              <w:t xml:space="preserve">Белов Евгений Дмитриевич записан за несколько команд: Авиатор (№17) — 122 матча; Нефтяник (№9) — 120 матчей. В 26 матчах — сразу за обе команды.</w:t>
-            </w:r>
-          </w:p>
-        </w:tc>
-        <w:tc>
-          <w:tcPr>
-            <w:tcW w:type="dxa" w:w="4950"/>
-            <w:tcBorders>
-              <w:top w:val="single" w:color="C7CBDC" w:sz="4"/>
-              <w:left w:val="single" w:color="C7CBDC" w:sz="4"/>
-              <w:bottom w:val="single" w:color="C7CBDC" w:sz="4"/>
-              <w:right w:val="single" w:color="C7CBDC" w:sz="4"/>
-            </w:tcBorders>
-            <w:tcMar>
-              <w:top w:type="dxa" w:w="60"/>
-              <w:left w:type="dxa" w:w="90"/>
-              <w:bottom w:type="dxa" w:w="60"/>
-              <w:right w:type="dxa" w:w="90"/>
-            </w:tcMar>
-            <w:vAlign w:val="top"/>
-          </w:tcPr>
-          <w:p>
-            <w:pPr>
-              <w:spacing w:after="0" w:before="0"/>
-            </w:pPr>
-            <w:r>
-              <w:rPr>
-                <w:rFonts w:ascii="Calibri" w:cs="Calibri" w:eastAsia="Calibri" w:hAnsi="Calibri"/>
-                <w:b w:val="false"/>
-                <w:bCs w:val="false"/>
-                <w:i/>
-                <w:iCs/>
-                <w:color w:val="2B2F77"/>
-                <w:sz w:val="18"/>
-                <w:szCs w:val="18"/>
-              </w:rPr>
-              <w:t xml:space="preserve">Игрок выступает только за одну команду дивизиона. За какую?</w:t>
-            </w:r>
-          </w:p>
-        </w:tc>
-      </w:tr>
-      <w:tr>
-        <w:tc>
-          <w:tcPr>
-            <w:tcW w:type="dxa" w:w="900"/>
-            <w:tcBorders>
-              <w:top w:val="single" w:color="C7CBDC" w:sz="4"/>
-              <w:left w:val="single" w:color="C7CBDC" w:sz="4"/>
-              <w:bottom w:val="single" w:color="C7CBDC" w:sz="4"/>
-              <w:right w:val="single" w:color="C7CBDC" w:sz="4"/>
-            </w:tcBorders>
-            <w:shd w:fill="F7F8FC" w:color="auto" w:val="clear"/>
-            <w:tcMar>
-              <w:top w:type="dxa" w:w="60"/>
-              <w:left w:type="dxa" w:w="90"/>
-              <w:bottom w:type="dxa" w:w="60"/>
-              <w:right w:type="dxa" w:w="90"/>
-            </w:tcMar>
-            <w:vAlign w:val="top"/>
-          </w:tcPr>
-          <w:p>
-            <w:pPr>
-              <w:spacing w:after="0" w:before="0"/>
-            </w:pPr>
-            <w:r>
-              <w:rPr>
-                <w:rFonts w:ascii="Calibri" w:cs="Calibri" w:eastAsia="Calibri" w:hAnsi="Calibri"/>
-                <w:b/>
-                <w:bCs/>
-                <w:i w:val="false"/>
-                <w:iCs w:val="false"/>
-                <w:color w:val="1A1F36"/>
-                <w:sz w:val="18"/>
-                <w:szCs w:val="18"/>
-              </w:rPr>
               <w:t xml:space="preserve">1, 16, 46, 151, 166, 181, 196, 226, 241, 271, 376, 391
 и ещё 204</w:t>
             </w:r>
@@ -3690,7 +3265,6 @@
               <w:bottom w:val="single" w:color="C7CBDC" w:sz="4"/>
               <w:right w:val="single" w:color="C7CBDC" w:sz="4"/>
             </w:tcBorders>
-            <w:shd w:fill="F7F8FC" w:color="auto" w:val="clear"/>
             <w:tcMar>
               <w:top w:type="dxa" w:w="60"/>
               <w:left w:type="dxa" w:w="90"/>
@@ -3727,7 +3301,6 @@
               <w:bottom w:val="single" w:color="C7CBDC" w:sz="4"/>
               <w:right w:val="single" w:color="C7CBDC" w:sz="4"/>
             </w:tcBorders>
-            <w:shd w:fill="F7F8FC" w:color="auto" w:val="clear"/>
             <w:tcMar>
               <w:top w:type="dxa" w:w="60"/>
               <w:left w:type="dxa" w:w="90"/>
@@ -3764,7 +3337,6 @@
               <w:bottom w:val="single" w:color="C7CBDC" w:sz="4"/>
               <w:right w:val="single" w:color="C7CBDC" w:sz="4"/>
             </w:tcBorders>
-            <w:shd w:fill="F7F8FC" w:color="auto" w:val="clear"/>
             <w:tcMar>
               <w:top w:type="dxa" w:w="60"/>
               <w:left w:type="dxa" w:w="90"/>
@@ -4914,7 +4486,8 @@
                 <w:sz w:val="18"/>
                 <w:szCs w:val="18"/>
               </w:rPr>
-              <w:t xml:space="preserve">1531, 1546, 1561</w:t>
+              <w:t xml:space="preserve">91, 106, 121, 136, 151, 166, 271, 286, 301, 316, 331, 346
+и ещё 200</w:t>
             </w:r>
           </w:p>
         </w:tc>
@@ -4950,7 +4523,7 @@
                 <w:sz w:val="18"/>
                 <w:szCs w:val="18"/>
               </w:rPr>
-              <w:t xml:space="preserve">матчи не из этого дивизиона</w:t>
+              <w:t xml:space="preserve">игрок за несколько команд</w:t>
             </w:r>
           </w:p>
         </w:tc>
@@ -5022,7 +4595,7 @@
                 <w:sz w:val="18"/>
                 <w:szCs w:val="18"/>
               </w:rPr>
-              <w:t xml:space="preserve">Матчи команд Авиатор, Акулы, Звезда — по ответу проверяющих попали в этот файл по ошибке. 23.08 в файле 15 матчей, а в остальные дни обычно по 12: эти 3 лишние. Эти команды выступают в соревновании Конференция ЗАПАД (1 Дивизион), но в его файле за этот месяц таких матчей нет — ни с той же датой и временем, ни с тем же счётом. Удалять их бесследно нельзя.</w:t>
+              <w:t xml:space="preserve">Авксентьев Александр Александрович записан за несколько команд: Беркут (№10) — 124 матча; Феникс (№5) — 124 матча. В 36 матчах — сразу за обе команды.</w:t>
             </w:r>
           </w:p>
         </w:tc>
@@ -5058,7 +4631,7 @@
                 <w:sz w:val="18"/>
                 <w:szCs w:val="18"/>
               </w:rPr>
-              <w:t xml:space="preserve">Удаляем эти матчи из этого файла и переносим в файл Конференции ЗАПАД (1 Дивизион)? Если их не должно быть нигде — напишите.</w:t>
+              <w:t xml:space="preserve">Игрок выступает только за одну команду дивизиона. За какую?</w:t>
             </w:r>
           </w:p>
         </w:tc>
@@ -5098,7 +4671,7 @@
                 <w:szCs w:val="18"/>
               </w:rPr>
               <w:t xml:space="preserve">91, 106, 121, 136, 151, 166, 271, 286, 301, 316, 331, 346
-и ещё 200</w:t>
+и ещё 190</w:t>
             </w:r>
           </w:p>
         </w:tc>
@@ -5209,7 +4782,7 @@
                 <w:sz w:val="18"/>
                 <w:szCs w:val="18"/>
               </w:rPr>
-              <w:t xml:space="preserve">Авксентьев Александр Александрович записан за несколько команд: Беркут (№10) — 124 матча; Феникс (№5) — 124 матча. В 36 матчах — сразу за обе команды.</w:t>
+              <w:t xml:space="preserve">Белов Евгений Дмитриевич записан за несколько команд: Электроник (№8) — 124 матча; Феникс (№17) — 124 матча. В 46 матчах — сразу за обе команды.</w:t>
             </w:r>
           </w:p>
         </w:tc>
@@ -5284,7 +4857,7 @@
                 <w:szCs w:val="18"/>
               </w:rPr>
               <w:t xml:space="preserve">91, 106, 121, 136, 151, 166, 271, 286, 301, 316, 331, 346
-и ещё 190</w:t>
+и ещё 200</w:t>
             </w:r>
           </w:p>
         </w:tc>
@@ -5369,193 +4942,6 @@
               <w:bottom w:val="single" w:color="C7CBDC" w:sz="4"/>
               <w:right w:val="single" w:color="C7CBDC" w:sz="4"/>
             </w:tcBorders>
-            <w:tcMar>
-              <w:top w:type="dxa" w:w="60"/>
-              <w:left w:type="dxa" w:w="90"/>
-              <w:bottom w:type="dxa" w:w="60"/>
-              <w:right w:type="dxa" w:w="90"/>
-            </w:tcMar>
-            <w:vAlign w:val="top"/>
-          </w:tcPr>
-          <w:p>
-            <w:pPr>
-              <w:spacing w:after="0" w:before="0"/>
-            </w:pPr>
-            <w:r>
-              <w:rPr>
-                <w:rFonts w:ascii="Calibri" w:cs="Calibri" w:eastAsia="Calibri" w:hAnsi="Calibri"/>
-                <w:b w:val="false"/>
-                <w:bCs w:val="false"/>
-                <w:i w:val="false"/>
-                <w:iCs w:val="false"/>
-                <w:color w:val="1A1F36"/>
-                <w:sz w:val="18"/>
-                <w:szCs w:val="18"/>
-              </w:rPr>
-              <w:t xml:space="preserve">Белов Евгений Дмитриевич записан за несколько команд: Электроник (№8) — 124 матча; Феникс (№17) — 124 матча. В 46 матчах — сразу за обе команды.</w:t>
-            </w:r>
-          </w:p>
-        </w:tc>
-        <w:tc>
-          <w:tcPr>
-            <w:tcW w:type="dxa" w:w="4950"/>
-            <w:tcBorders>
-              <w:top w:val="single" w:color="C7CBDC" w:sz="4"/>
-              <w:left w:val="single" w:color="C7CBDC" w:sz="4"/>
-              <w:bottom w:val="single" w:color="C7CBDC" w:sz="4"/>
-              <w:right w:val="single" w:color="C7CBDC" w:sz="4"/>
-            </w:tcBorders>
-            <w:tcMar>
-              <w:top w:type="dxa" w:w="60"/>
-              <w:left w:type="dxa" w:w="90"/>
-              <w:bottom w:type="dxa" w:w="60"/>
-              <w:right w:type="dxa" w:w="90"/>
-            </w:tcMar>
-            <w:vAlign w:val="top"/>
-          </w:tcPr>
-          <w:p>
-            <w:pPr>
-              <w:spacing w:after="0" w:before="0"/>
-            </w:pPr>
-            <w:r>
-              <w:rPr>
-                <w:rFonts w:ascii="Calibri" w:cs="Calibri" w:eastAsia="Calibri" w:hAnsi="Calibri"/>
-                <w:b w:val="false"/>
-                <w:bCs w:val="false"/>
-                <w:i/>
-                <w:iCs/>
-                <w:color w:val="2B2F77"/>
-                <w:sz w:val="18"/>
-                <w:szCs w:val="18"/>
-              </w:rPr>
-              <w:t xml:space="preserve">Игрок выступает только за одну команду дивизиона. За какую?</w:t>
-            </w:r>
-          </w:p>
-        </w:tc>
-      </w:tr>
-      <w:tr>
-        <w:tc>
-          <w:tcPr>
-            <w:tcW w:type="dxa" w:w="900"/>
-            <w:tcBorders>
-              <w:top w:val="single" w:color="C7CBDC" w:sz="4"/>
-              <w:left w:val="single" w:color="C7CBDC" w:sz="4"/>
-              <w:bottom w:val="single" w:color="C7CBDC" w:sz="4"/>
-              <w:right w:val="single" w:color="C7CBDC" w:sz="4"/>
-            </w:tcBorders>
-            <w:shd w:fill="F7F8FC" w:color="auto" w:val="clear"/>
-            <w:tcMar>
-              <w:top w:type="dxa" w:w="60"/>
-              <w:left w:type="dxa" w:w="90"/>
-              <w:bottom w:type="dxa" w:w="60"/>
-              <w:right w:type="dxa" w:w="90"/>
-            </w:tcMar>
-            <w:vAlign w:val="top"/>
-          </w:tcPr>
-          <w:p>
-            <w:pPr>
-              <w:spacing w:after="0" w:before="0"/>
-            </w:pPr>
-            <w:r>
-              <w:rPr>
-                <w:rFonts w:ascii="Calibri" w:cs="Calibri" w:eastAsia="Calibri" w:hAnsi="Calibri"/>
-                <w:b/>
-                <w:bCs/>
-                <w:i w:val="false"/>
-                <w:iCs w:val="false"/>
-                <w:color w:val="1A1F36"/>
-                <w:sz w:val="18"/>
-                <w:szCs w:val="18"/>
-              </w:rPr>
-              <w:t xml:space="preserve">91, 106, 121, 136, 151, 166, 271, 286, 301, 316, 331, 346
-и ещё 200</w:t>
-            </w:r>
-          </w:p>
-        </w:tc>
-        <w:tc>
-          <w:tcPr>
-            <w:tcW w:type="dxa" w:w="2600"/>
-            <w:tcBorders>
-              <w:top w:val="single" w:color="C7CBDC" w:sz="4"/>
-              <w:left w:val="single" w:color="C7CBDC" w:sz="4"/>
-              <w:bottom w:val="single" w:color="C7CBDC" w:sz="4"/>
-              <w:right w:val="single" w:color="C7CBDC" w:sz="4"/>
-            </w:tcBorders>
-            <w:shd w:fill="F7F8FC" w:color="auto" w:val="clear"/>
-            <w:tcMar>
-              <w:top w:type="dxa" w:w="60"/>
-              <w:left w:type="dxa" w:w="90"/>
-              <w:bottom w:type="dxa" w:w="60"/>
-              <w:right w:type="dxa" w:w="90"/>
-            </w:tcMar>
-            <w:vAlign w:val="top"/>
-          </w:tcPr>
-          <w:p>
-            <w:pPr>
-              <w:spacing w:after="0"/>
-            </w:pPr>
-            <w:r>
-              <w:rPr>
-                <w:rFonts w:ascii="Calibri" w:cs="Calibri" w:eastAsia="Calibri" w:hAnsi="Calibri"/>
-                <w:b w:val="false"/>
-                <w:bCs w:val="false"/>
-                <w:i w:val="false"/>
-                <w:iCs w:val="false"/>
-                <w:color w:val="1A1F36"/>
-                <w:sz w:val="18"/>
-                <w:szCs w:val="18"/>
-              </w:rPr>
-              <w:t xml:space="preserve">игрок за несколько команд</w:t>
-            </w:r>
-          </w:p>
-        </w:tc>
-        <w:tc>
-          <w:tcPr>
-            <w:tcW w:type="dxa" w:w="2400"/>
-            <w:tcBorders>
-              <w:top w:val="single" w:color="C7CBDC" w:sz="4"/>
-              <w:left w:val="single" w:color="C7CBDC" w:sz="4"/>
-              <w:bottom w:val="single" w:color="C7CBDC" w:sz="4"/>
-              <w:right w:val="single" w:color="C7CBDC" w:sz="4"/>
-            </w:tcBorders>
-            <w:shd w:fill="F7F8FC" w:color="auto" w:val="clear"/>
-            <w:tcMar>
-              <w:top w:type="dxa" w:w="60"/>
-              <w:left w:type="dxa" w:w="90"/>
-              <w:bottom w:type="dxa" w:w="60"/>
-              <w:right w:type="dxa" w:w="90"/>
-            </w:tcMar>
-            <w:vAlign w:val="top"/>
-          </w:tcPr>
-          <w:p>
-            <w:pPr>
-              <w:spacing w:after="0"/>
-            </w:pPr>
-            <w:r>
-              <w:rPr>
-                <w:rFonts w:ascii="Calibri" w:cs="Calibri" w:eastAsia="Calibri" w:hAnsi="Calibri"/>
-                <w:b w:val="false"/>
-                <w:bCs w:val="false"/>
-                <w:i w:val="false"/>
-                <w:iCs w:val="false"/>
-                <w:color w:val="5A5F7A"/>
-                <w:sz w:val="18"/>
-                <w:szCs w:val="18"/>
-              </w:rPr>
-              <w:t xml:space="preserve">—</w:t>
-            </w:r>
-          </w:p>
-        </w:tc>
-        <w:tc>
-          <w:tcPr>
-            <w:tcW w:type="dxa" w:w="4400"/>
-            <w:tcBorders>
-              <w:top w:val="single" w:color="C7CBDC" w:sz="4"/>
-              <w:left w:val="single" w:color="C7CBDC" w:sz="4"/>
-              <w:bottom w:val="single" w:color="C7CBDC" w:sz="4"/>
-              <w:right w:val="single" w:color="C7CBDC" w:sz="4"/>
-            </w:tcBorders>
-            <w:shd w:fill="F7F8FC" w:color="auto" w:val="clear"/>
             <w:tcMar>
               <w:top w:type="dxa" w:w="60"/>
               <w:left w:type="dxa" w:w="90"/>
@@ -5681,640 +5067,24 @@
         <w:t xml:space="preserve">Июль 2026</w:t>
       </w:r>
     </w:p>
-    <w:tbl>
-      <w:tblPr>
-        <w:tblW w:type="dxa" w:w="15250"/>
-        <w:tblBorders>
-          <w:top w:val="single" w:color="auto" w:sz="4"/>
-          <w:left w:val="single" w:color="auto" w:sz="4"/>
-          <w:bottom w:val="single" w:color="auto" w:sz="4"/>
-          <w:right w:val="single" w:color="auto" w:sz="4"/>
-          <w:insideH w:val="single" w:color="auto" w:sz="4"/>
-          <w:insideV w:val="single" w:color="auto" w:sz="4"/>
-        </w:tblBorders>
-      </w:tblPr>
-      <w:tblGrid>
-        <w:gridCol w:w="900"/>
-        <w:gridCol w:w="2600"/>
-        <w:gridCol w:w="2400"/>
-        <w:gridCol w:w="4400"/>
-        <w:gridCol w:w="4950"/>
-      </w:tblGrid>
-      <w:tr>
-        <w:trPr>
-          <w:tblHeader/>
-        </w:trPr>
-        <w:tc>
-          <w:tcPr>
-            <w:tcW w:type="dxa" w:w="900"/>
-            <w:tcBorders>
-              <w:top w:val="single" w:color="C7CBDC" w:sz="4"/>
-              <w:left w:val="single" w:color="C7CBDC" w:sz="4"/>
-              <w:bottom w:val="single" w:color="C7CBDC" w:sz="4"/>
-              <w:right w:val="single" w:color="C7CBDC" w:sz="4"/>
-            </w:tcBorders>
-            <w:shd w:fill="EEF0F7" w:color="auto" w:val="clear"/>
-            <w:tcMar>
-              <w:top w:type="dxa" w:w="60"/>
-              <w:left w:type="dxa" w:w="90"/>
-              <w:bottom w:type="dxa" w:w="60"/>
-              <w:right w:type="dxa" w:w="90"/>
-            </w:tcMar>
-            <w:vAlign w:val="top"/>
-          </w:tcPr>
-          <w:p>
-            <w:pPr>
-              <w:spacing w:after="0" w:before="0"/>
-            </w:pPr>
-            <w:r>
-              <w:rPr>
-                <w:rFonts w:ascii="Calibri" w:cs="Calibri" w:eastAsia="Calibri" w:hAnsi="Calibri"/>
-                <w:b/>
-                <w:bCs/>
-                <w:i w:val="false"/>
-                <w:iCs w:val="false"/>
-                <w:color w:val="1A1F36"/>
-                <w:sz w:val="18"/>
-                <w:szCs w:val="18"/>
-              </w:rPr>
-              <w:t xml:space="preserve">Стр.</w:t>
-            </w:r>
-          </w:p>
-        </w:tc>
-        <w:tc>
-          <w:tcPr>
-            <w:tcW w:type="dxa" w:w="2600"/>
-            <w:tcBorders>
-              <w:top w:val="single" w:color="C7CBDC" w:sz="4"/>
-              <w:left w:val="single" w:color="C7CBDC" w:sz="4"/>
-              <w:bottom w:val="single" w:color="C7CBDC" w:sz="4"/>
-              <w:right w:val="single" w:color="C7CBDC" w:sz="4"/>
-            </w:tcBorders>
-            <w:shd w:fill="EEF0F7" w:color="auto" w:val="clear"/>
-            <w:tcMar>
-              <w:top w:type="dxa" w:w="60"/>
-              <w:left w:type="dxa" w:w="90"/>
-              <w:bottom w:type="dxa" w:w="60"/>
-              <w:right w:type="dxa" w:w="90"/>
-            </w:tcMar>
-            <w:vAlign w:val="top"/>
-          </w:tcPr>
-          <w:p>
-            <w:pPr>
-              <w:spacing w:after="0" w:before="0"/>
-            </w:pPr>
-            <w:r>
-              <w:rPr>
-                <w:rFonts w:ascii="Calibri" w:cs="Calibri" w:eastAsia="Calibri" w:hAnsi="Calibri"/>
-                <w:b/>
-                <w:bCs/>
-                <w:i w:val="false"/>
-                <w:iCs w:val="false"/>
-                <w:color w:val="1A1F36"/>
-                <w:sz w:val="18"/>
-                <w:szCs w:val="18"/>
-              </w:rPr>
-              <w:t xml:space="preserve">Матч</w:t>
-            </w:r>
-          </w:p>
-        </w:tc>
-        <w:tc>
-          <w:tcPr>
-            <w:tcW w:type="dxa" w:w="2400"/>
-            <w:tcBorders>
-              <w:top w:val="single" w:color="C7CBDC" w:sz="4"/>
-              <w:left w:val="single" w:color="C7CBDC" w:sz="4"/>
-              <w:bottom w:val="single" w:color="C7CBDC" w:sz="4"/>
-              <w:right w:val="single" w:color="C7CBDC" w:sz="4"/>
-            </w:tcBorders>
-            <w:shd w:fill="EEF0F7" w:color="auto" w:val="clear"/>
-            <w:tcMar>
-              <w:top w:type="dxa" w:w="60"/>
-              <w:left w:type="dxa" w:w="90"/>
-              <w:bottom w:type="dxa" w:w="60"/>
-              <w:right w:type="dxa" w:w="90"/>
-            </w:tcMar>
-            <w:vAlign w:val="top"/>
-          </w:tcPr>
-          <w:p>
-            <w:pPr>
-              <w:spacing w:after="0" w:before="0"/>
-            </w:pPr>
-            <w:r>
-              <w:rPr>
-                <w:rFonts w:ascii="Calibri" w:cs="Calibri" w:eastAsia="Calibri" w:hAnsi="Calibri"/>
-                <w:b/>
-                <w:bCs/>
-                <w:i w:val="false"/>
-                <w:iCs w:val="false"/>
-                <w:color w:val="1A1F36"/>
-                <w:sz w:val="18"/>
-                <w:szCs w:val="18"/>
-              </w:rPr>
-              <w:t xml:space="preserve">Счёт</w:t>
-            </w:r>
-          </w:p>
-        </w:tc>
-        <w:tc>
-          <w:tcPr>
-            <w:tcW w:type="dxa" w:w="4400"/>
-            <w:tcBorders>
-              <w:top w:val="single" w:color="C7CBDC" w:sz="4"/>
-              <w:left w:val="single" w:color="C7CBDC" w:sz="4"/>
-              <w:bottom w:val="single" w:color="C7CBDC" w:sz="4"/>
-              <w:right w:val="single" w:color="C7CBDC" w:sz="4"/>
-            </w:tcBorders>
-            <w:shd w:fill="EEF0F7" w:color="auto" w:val="clear"/>
-            <w:tcMar>
-              <w:top w:type="dxa" w:w="60"/>
-              <w:left w:type="dxa" w:w="90"/>
-              <w:bottom w:type="dxa" w:w="60"/>
-              <w:right w:type="dxa" w:w="90"/>
-            </w:tcMar>
-            <w:vAlign w:val="top"/>
-          </w:tcPr>
-          <w:p>
-            <w:pPr>
-              <w:spacing w:after="0" w:before="0"/>
-            </w:pPr>
-            <w:r>
-              <w:rPr>
-                <w:rFonts w:ascii="Calibri" w:cs="Calibri" w:eastAsia="Calibri" w:hAnsi="Calibri"/>
-                <w:b/>
-                <w:bCs/>
-                <w:i w:val="false"/>
-                <w:iCs w:val="false"/>
-                <w:color w:val="1A1F36"/>
-                <w:sz w:val="18"/>
-                <w:szCs w:val="18"/>
-              </w:rPr>
-              <w:t xml:space="preserve">Что не так</w:t>
-            </w:r>
-          </w:p>
-        </w:tc>
-        <w:tc>
-          <w:tcPr>
-            <w:tcW w:type="dxa" w:w="4950"/>
-            <w:tcBorders>
-              <w:top w:val="single" w:color="C7CBDC" w:sz="4"/>
-              <w:left w:val="single" w:color="C7CBDC" w:sz="4"/>
-              <w:bottom w:val="single" w:color="C7CBDC" w:sz="4"/>
-              <w:right w:val="single" w:color="C7CBDC" w:sz="4"/>
-            </w:tcBorders>
-            <w:shd w:fill="EEF0F7" w:color="auto" w:val="clear"/>
-            <w:tcMar>
-              <w:top w:type="dxa" w:w="60"/>
-              <w:left w:type="dxa" w:w="90"/>
-              <w:bottom w:type="dxa" w:w="60"/>
-              <w:right w:type="dxa" w:w="90"/>
-            </w:tcMar>
-            <w:vAlign w:val="top"/>
-          </w:tcPr>
-          <w:p>
-            <w:pPr>
-              <w:spacing w:after="0" w:before="0"/>
-            </w:pPr>
-            <w:r>
-              <w:rPr>
-                <w:rFonts w:ascii="Calibri" w:cs="Calibri" w:eastAsia="Calibri" w:hAnsi="Calibri"/>
-                <w:b/>
-                <w:bCs/>
-                <w:i w:val="false"/>
-                <w:iCs w:val="false"/>
-                <w:color w:val="1A1F36"/>
-                <w:sz w:val="18"/>
-                <w:szCs w:val="18"/>
-              </w:rPr>
-              <w:t xml:space="preserve">Как исправляем</w:t>
-            </w:r>
-          </w:p>
-        </w:tc>
-      </w:tr>
-      <w:tr>
-        <w:tc>
-          <w:tcPr>
-            <w:tcW w:type="dxa" w:w="900"/>
-            <w:tcBorders>
-              <w:top w:val="single" w:color="C7CBDC" w:sz="4"/>
-              <w:left w:val="single" w:color="C7CBDC" w:sz="4"/>
-              <w:bottom w:val="single" w:color="C7CBDC" w:sz="4"/>
-              <w:right w:val="single" w:color="C7CBDC" w:sz="4"/>
-            </w:tcBorders>
-            <w:tcMar>
-              <w:top w:type="dxa" w:w="60"/>
-              <w:left w:type="dxa" w:w="90"/>
-              <w:bottom w:type="dxa" w:w="60"/>
-              <w:right w:type="dxa" w:w="90"/>
-            </w:tcMar>
-            <w:vAlign w:val="top"/>
-          </w:tcPr>
-          <w:p>
-            <w:pPr>
-              <w:spacing w:after="0" w:before="0"/>
-            </w:pPr>
-            <w:r>
-              <w:rPr>
-                <w:rFonts w:ascii="Calibri" w:cs="Calibri" w:eastAsia="Calibri" w:hAnsi="Calibri"/>
-                <w:b/>
-                <w:bCs/>
-                <w:i w:val="false"/>
-                <w:iCs w:val="false"/>
-                <w:color w:val="1A1F36"/>
-                <w:sz w:val="18"/>
-                <w:szCs w:val="18"/>
-              </w:rPr>
-              <w:t xml:space="preserve">2701</w:t>
-            </w:r>
-          </w:p>
-        </w:tc>
-        <w:tc>
-          <w:tcPr>
-            <w:tcW w:type="dxa" w:w="2600"/>
-            <w:tcBorders>
-              <w:top w:val="single" w:color="C7CBDC" w:sz="4"/>
-              <w:left w:val="single" w:color="C7CBDC" w:sz="4"/>
-              <w:bottom w:val="single" w:color="C7CBDC" w:sz="4"/>
-              <w:right w:val="single" w:color="C7CBDC" w:sz="4"/>
-            </w:tcBorders>
-            <w:tcMar>
-              <w:top w:type="dxa" w:w="60"/>
-              <w:left w:type="dxa" w:w="90"/>
-              <w:bottom w:type="dxa" w:w="60"/>
-              <w:right w:type="dxa" w:w="90"/>
-            </w:tcMar>
-            <w:vAlign w:val="top"/>
-          </w:tcPr>
-          <w:p>
-            <w:pPr>
-              <w:spacing w:after="0"/>
-            </w:pPr>
-            <w:r>
-              <w:rPr>
-                <w:rFonts w:ascii="Calibri" w:cs="Calibri" w:eastAsia="Calibri" w:hAnsi="Calibri"/>
-                <w:b w:val="false"/>
-                <w:bCs w:val="false"/>
-                <w:i w:val="false"/>
-                <w:iCs w:val="false"/>
-                <w:color w:val="1A1F36"/>
-                <w:sz w:val="18"/>
-                <w:szCs w:val="18"/>
-              </w:rPr>
-              <w:t xml:space="preserve">01.07.2026  09:10</w:t>
-            </w:r>
-            <w:r>
-              <w:rPr>
-                <w:rFonts w:ascii="Calibri" w:cs="Calibri" w:eastAsia="Calibri" w:hAnsi="Calibri"/>
-                <w:b w:val="false"/>
-                <w:bCs w:val="false"/>
-                <w:i w:val="false"/>
-                <w:iCs w:val="false"/>
-                <w:color w:val="1A1F36"/>
-                <w:sz w:val="18"/>
-                <w:szCs w:val="18"/>
-              </w:rPr>
-              <w:br/>
-              <w:t xml:space="preserve">Партизан — Энергетик</w:t>
-            </w:r>
-          </w:p>
-        </w:tc>
-        <w:tc>
-          <w:tcPr>
-            <w:tcW w:type="dxa" w:w="2400"/>
-            <w:tcBorders>
-              <w:top w:val="single" w:color="C7CBDC" w:sz="4"/>
-              <w:left w:val="single" w:color="C7CBDC" w:sz="4"/>
-              <w:bottom w:val="single" w:color="C7CBDC" w:sz="4"/>
-              <w:right w:val="single" w:color="C7CBDC" w:sz="4"/>
-            </w:tcBorders>
-            <w:tcMar>
-              <w:top w:type="dxa" w:w="60"/>
-              <w:left w:type="dxa" w:w="90"/>
-              <w:bottom w:type="dxa" w:w="60"/>
-              <w:right w:type="dxa" w:w="90"/>
-            </w:tcMar>
-            <w:vAlign w:val="top"/>
-          </w:tcPr>
-          <w:p>
-            <w:pPr>
-              <w:spacing w:after="0"/>
-            </w:pPr>
-            <w:r>
-              <w:rPr>
-                <w:rFonts w:ascii="Calibri" w:cs="Calibri" w:eastAsia="Calibri" w:hAnsi="Calibri"/>
-                <w:b w:val="false"/>
-                <w:bCs w:val="false"/>
-                <w:i w:val="false"/>
-                <w:iCs w:val="false"/>
-                <w:color w:val="5A5F7A"/>
-                <w:sz w:val="18"/>
-                <w:szCs w:val="18"/>
-              </w:rPr>
-              <w:t xml:space="preserve">итог 1:3</w:t>
-            </w:r>
-            <w:r>
-              <w:rPr>
-                <w:rFonts w:ascii="Calibri" w:cs="Calibri" w:eastAsia="Calibri" w:hAnsi="Calibri"/>
-                <w:b w:val="false"/>
-                <w:bCs w:val="false"/>
-                <w:i w:val="false"/>
-                <w:iCs w:val="false"/>
-                <w:color w:val="5A5F7A"/>
-                <w:sz w:val="18"/>
-                <w:szCs w:val="18"/>
-              </w:rPr>
-              <w:br/>
-              <w:t xml:space="preserve">периоды 0:2 0:0 0:1 = 0:3</w:t>
-            </w:r>
-          </w:p>
-        </w:tc>
-        <w:tc>
-          <w:tcPr>
-            <w:tcW w:type="dxa" w:w="4400"/>
-            <w:tcBorders>
-              <w:top w:val="single" w:color="C7CBDC" w:sz="4"/>
-              <w:left w:val="single" w:color="C7CBDC" w:sz="4"/>
-              <w:bottom w:val="single" w:color="C7CBDC" w:sz="4"/>
-              <w:right w:val="single" w:color="C7CBDC" w:sz="4"/>
-            </w:tcBorders>
-            <w:tcMar>
-              <w:top w:type="dxa" w:w="60"/>
-              <w:left w:type="dxa" w:w="90"/>
-              <w:bottom w:type="dxa" w:w="60"/>
-              <w:right w:type="dxa" w:w="90"/>
-            </w:tcMar>
-            <w:vAlign w:val="top"/>
-          </w:tcPr>
-          <w:p>
-            <w:pPr>
-              <w:spacing w:after="0" w:before="0"/>
-            </w:pPr>
-            <w:r>
-              <w:rPr>
-                <w:rFonts w:ascii="Calibri" w:cs="Calibri" w:eastAsia="Calibri" w:hAnsi="Calibri"/>
-                <w:b w:val="false"/>
-                <w:bCs w:val="false"/>
-                <w:i w:val="false"/>
-                <w:iCs w:val="false"/>
-                <w:color w:val="1A1F36"/>
-                <w:sz w:val="18"/>
-                <w:szCs w:val="18"/>
-              </w:rPr>
-              <w:t xml:space="preserve">Счёт не сходится с суммой по периодам.</w:t>
-            </w:r>
-          </w:p>
-        </w:tc>
-        <w:tc>
-          <w:tcPr>
-            <w:tcW w:type="dxa" w:w="4950"/>
-            <w:tcBorders>
-              <w:top w:val="single" w:color="C7CBDC" w:sz="4"/>
-              <w:left w:val="single" w:color="C7CBDC" w:sz="4"/>
-              <w:bottom w:val="single" w:color="C7CBDC" w:sz="4"/>
-              <w:right w:val="single" w:color="C7CBDC" w:sz="4"/>
-            </w:tcBorders>
-            <w:tcMar>
-              <w:top w:type="dxa" w:w="60"/>
-              <w:left w:type="dxa" w:w="90"/>
-              <w:bottom w:type="dxa" w:w="60"/>
-              <w:right w:type="dxa" w:w="90"/>
-            </w:tcMar>
-            <w:vAlign w:val="top"/>
-          </w:tcPr>
-          <w:p>
-            <w:pPr>
-              <w:spacing w:after="0" w:before="0"/>
-            </w:pPr>
-            <w:r>
-              <w:rPr>
-                <w:rFonts w:ascii="Calibri" w:cs="Calibri" w:eastAsia="Calibri" w:hAnsi="Calibri"/>
-                <w:b w:val="false"/>
-                <w:bCs w:val="false"/>
-                <w:i/>
-                <w:iCs/>
-                <w:color w:val="2B2F77"/>
-                <w:sz w:val="18"/>
-                <w:szCs w:val="18"/>
-              </w:rPr>
-              <w:t xml:space="preserve"/>
-            </w:r>
-          </w:p>
-        </w:tc>
-      </w:tr>
-      <w:tr>
-        <w:tc>
-          <w:tcPr>
-            <w:tcW w:type="dxa" w:w="900"/>
-            <w:tcBorders>
-              <w:top w:val="single" w:color="C7CBDC" w:sz="4"/>
-              <w:left w:val="single" w:color="C7CBDC" w:sz="4"/>
-              <w:bottom w:val="single" w:color="C7CBDC" w:sz="4"/>
-              <w:right w:val="single" w:color="C7CBDC" w:sz="4"/>
-            </w:tcBorders>
-            <w:shd w:fill="F7F8FC" w:color="auto" w:val="clear"/>
-            <w:tcMar>
-              <w:top w:type="dxa" w:w="60"/>
-              <w:left w:type="dxa" w:w="90"/>
-              <w:bottom w:type="dxa" w:w="60"/>
-              <w:right w:type="dxa" w:w="90"/>
-            </w:tcMar>
-            <w:vAlign w:val="top"/>
-          </w:tcPr>
-          <w:p>
-            <w:pPr>
-              <w:spacing w:after="0" w:before="0"/>
-            </w:pPr>
-            <w:r>
-              <w:rPr>
-                <w:rFonts w:ascii="Calibri" w:cs="Calibri" w:eastAsia="Calibri" w:hAnsi="Calibri"/>
-                <w:b/>
-                <w:bCs/>
-                <w:i w:val="false"/>
-                <w:iCs w:val="false"/>
-                <w:color w:val="1A1F36"/>
-                <w:sz w:val="18"/>
-                <w:szCs w:val="18"/>
-              </w:rPr>
-              <w:t xml:space="preserve">2716</w:t>
-            </w:r>
-          </w:p>
-        </w:tc>
-        <w:tc>
-          <w:tcPr>
-            <w:tcW w:type="dxa" w:w="2600"/>
-            <w:tcBorders>
-              <w:top w:val="single" w:color="C7CBDC" w:sz="4"/>
-              <w:left w:val="single" w:color="C7CBDC" w:sz="4"/>
-              <w:bottom w:val="single" w:color="C7CBDC" w:sz="4"/>
-              <w:right w:val="single" w:color="C7CBDC" w:sz="4"/>
-            </w:tcBorders>
-            <w:shd w:fill="F7F8FC" w:color="auto" w:val="clear"/>
-            <w:tcMar>
-              <w:top w:type="dxa" w:w="60"/>
-              <w:left w:type="dxa" w:w="90"/>
-              <w:bottom w:type="dxa" w:w="60"/>
-              <w:right w:type="dxa" w:w="90"/>
-            </w:tcMar>
-            <w:vAlign w:val="top"/>
-          </w:tcPr>
-          <w:p>
-            <w:pPr>
-              <w:spacing w:after="0"/>
-            </w:pPr>
-            <w:r>
-              <w:rPr>
-                <w:rFonts w:ascii="Calibri" w:cs="Calibri" w:eastAsia="Calibri" w:hAnsi="Calibri"/>
-                <w:b w:val="false"/>
-                <w:bCs w:val="false"/>
-                <w:i w:val="false"/>
-                <w:iCs w:val="false"/>
-                <w:color w:val="1A1F36"/>
-                <w:sz w:val="18"/>
-                <w:szCs w:val="18"/>
-              </w:rPr>
-              <w:t xml:space="preserve">01.07.2026  08:35</w:t>
-            </w:r>
-            <w:r>
-              <w:rPr>
-                <w:rFonts w:ascii="Calibri" w:cs="Calibri" w:eastAsia="Calibri" w:hAnsi="Calibri"/>
-                <w:b w:val="false"/>
-                <w:bCs w:val="false"/>
-                <w:i w:val="false"/>
-                <w:iCs w:val="false"/>
-                <w:color w:val="1A1F36"/>
-                <w:sz w:val="18"/>
-                <w:szCs w:val="18"/>
-              </w:rPr>
-              <w:br/>
-              <w:t xml:space="preserve">Энергетик — Партизан</w:t>
-            </w:r>
-          </w:p>
-        </w:tc>
-        <w:tc>
-          <w:tcPr>
-            <w:tcW w:type="dxa" w:w="2400"/>
-            <w:tcBorders>
-              <w:top w:val="single" w:color="C7CBDC" w:sz="4"/>
-              <w:left w:val="single" w:color="C7CBDC" w:sz="4"/>
-              <w:bottom w:val="single" w:color="C7CBDC" w:sz="4"/>
-              <w:right w:val="single" w:color="C7CBDC" w:sz="4"/>
-            </w:tcBorders>
-            <w:shd w:fill="F7F8FC" w:color="auto" w:val="clear"/>
-            <w:tcMar>
-              <w:top w:type="dxa" w:w="60"/>
-              <w:left w:type="dxa" w:w="90"/>
-              <w:bottom w:type="dxa" w:w="60"/>
-              <w:right w:type="dxa" w:w="90"/>
-            </w:tcMar>
-            <w:vAlign w:val="top"/>
-          </w:tcPr>
-          <w:p>
-            <w:pPr>
-              <w:spacing w:after="0"/>
-            </w:pPr>
-            <w:r>
-              <w:rPr>
-                <w:rFonts w:ascii="Calibri" w:cs="Calibri" w:eastAsia="Calibri" w:hAnsi="Calibri"/>
-                <w:b w:val="false"/>
-                <w:bCs w:val="false"/>
-                <w:i w:val="false"/>
-                <w:iCs w:val="false"/>
-                <w:color w:val="5A5F7A"/>
-                <w:sz w:val="18"/>
-                <w:szCs w:val="18"/>
-              </w:rPr>
-              <w:t xml:space="preserve">итог 4:5</w:t>
-            </w:r>
-            <w:r>
-              <w:rPr>
-                <w:rFonts w:ascii="Calibri" w:cs="Calibri" w:eastAsia="Calibri" w:hAnsi="Calibri"/>
-                <w:b w:val="false"/>
-                <w:bCs w:val="false"/>
-                <w:i w:val="false"/>
-                <w:iCs w:val="false"/>
-                <w:color w:val="5A5F7A"/>
-                <w:sz w:val="18"/>
-                <w:szCs w:val="18"/>
-              </w:rPr>
-              <w:br/>
-              <w:t xml:space="preserve">периоды 2:1 1:1 1:2 = 4:4</w:t>
-            </w:r>
-          </w:p>
-        </w:tc>
-        <w:tc>
-          <w:tcPr>
-            <w:tcW w:type="dxa" w:w="4400"/>
-            <w:tcBorders>
-              <w:top w:val="single" w:color="C7CBDC" w:sz="4"/>
-              <w:left w:val="single" w:color="C7CBDC" w:sz="4"/>
-              <w:bottom w:val="single" w:color="C7CBDC" w:sz="4"/>
-              <w:right w:val="single" w:color="C7CBDC" w:sz="4"/>
-            </w:tcBorders>
-            <w:shd w:fill="F7F8FC" w:color="auto" w:val="clear"/>
-            <w:tcMar>
-              <w:top w:type="dxa" w:w="60"/>
-              <w:left w:type="dxa" w:w="90"/>
-              <w:bottom w:type="dxa" w:w="60"/>
-              <w:right w:type="dxa" w:w="90"/>
-            </w:tcMar>
-            <w:vAlign w:val="top"/>
-          </w:tcPr>
-          <w:p>
-            <w:pPr>
-              <w:spacing w:after="0" w:before="0"/>
-            </w:pPr>
-            <w:r>
-              <w:rPr>
-                <w:rFonts w:ascii="Calibri" w:cs="Calibri" w:eastAsia="Calibri" w:hAnsi="Calibri"/>
-                <w:b w:val="false"/>
-                <w:bCs w:val="false"/>
-                <w:i w:val="false"/>
-                <w:iCs w:val="false"/>
-                <w:color w:val="1A1F36"/>
-                <w:sz w:val="18"/>
-                <w:szCs w:val="18"/>
-              </w:rPr>
-              <w:t xml:space="preserve">После трёх периодов ничья, а пометки Б Буллиты нет.</w:t>
-            </w:r>
-          </w:p>
-        </w:tc>
-        <w:tc>
-          <w:tcPr>
-            <w:tcW w:type="dxa" w:w="4950"/>
-            <w:tcBorders>
-              <w:top w:val="single" w:color="C7CBDC" w:sz="4"/>
-              <w:left w:val="single" w:color="C7CBDC" w:sz="4"/>
-              <w:bottom w:val="single" w:color="C7CBDC" w:sz="4"/>
-              <w:right w:val="single" w:color="C7CBDC" w:sz="4"/>
-            </w:tcBorders>
-            <w:tcMar>
-              <w:top w:type="dxa" w:w="60"/>
-              <w:left w:type="dxa" w:w="90"/>
-              <w:bottom w:type="dxa" w:w="60"/>
-              <w:right w:type="dxa" w:w="90"/>
-            </w:tcMar>
-            <w:vAlign w:val="top"/>
-          </w:tcPr>
-          <w:p>
-            <w:pPr>
-              <w:spacing w:after="0" w:before="0"/>
-            </w:pPr>
-            <w:r>
-              <w:rPr>
-                <w:rFonts w:ascii="Calibri" w:cs="Calibri" w:eastAsia="Calibri" w:hAnsi="Calibri"/>
-                <w:b w:val="false"/>
-                <w:bCs w:val="false"/>
-                <w:i/>
-                <w:iCs/>
-                <w:color w:val="2B2F77"/>
-                <w:sz w:val="18"/>
-                <w:szCs w:val="18"/>
-              </w:rPr>
-              <w:t xml:space="preserve">Похоже на победу по буллитам: поставить пометку Б Буллиты. Подтверждаете?</w:t>
-            </w:r>
-          </w:p>
-        </w:tc>
-      </w:tr>
-    </w:tbl>
+    <w:p>
+      <w:pPr>
+        <w:spacing w:after="100" w:before="0"/>
+      </w:pPr>
+      <w:r>
+        <w:rPr>
+          <w:rFonts w:ascii="Calibri" w:cs="Calibri" w:eastAsia="Calibri" w:hAnsi="Calibri"/>
+          <w:b w:val="false"/>
+          <w:bCs w:val="false"/>
+          <w:i/>
+          <w:iCs/>
+          <w:color w:val="2E7D32"/>
+          <w:sz w:val="20"/>
+          <w:szCs w:val="20"/>
+        </w:rPr>
+        <w:t xml:space="preserve">Ошибок не найдено.</w:t>
+      </w:r>
+    </w:p>
     <w:p>
       <w:pPr>
         <w:keepNext/>
@@ -6576,7 +5346,7 @@
                 <w:sz w:val="18"/>
                 <w:szCs w:val="18"/>
               </w:rPr>
-              <w:t xml:space="preserve">196</w:t>
+              <w:t xml:space="preserve">2356</w:t>
             </w:r>
           </w:p>
         </w:tc>
@@ -6589,218 +5359,6 @@
               <w:bottom w:val="single" w:color="C7CBDC" w:sz="4"/>
               <w:right w:val="single" w:color="C7CBDC" w:sz="4"/>
             </w:tcBorders>
-            <w:tcMar>
-              <w:top w:type="dxa" w:w="60"/>
-              <w:left w:type="dxa" w:w="90"/>
-              <w:bottom w:type="dxa" w:w="60"/>
-              <w:right w:type="dxa" w:w="90"/>
-            </w:tcMar>
-            <w:vAlign w:val="top"/>
-          </w:tcPr>
-          <w:p>
-            <w:pPr>
-              <w:spacing w:after="0"/>
-            </w:pPr>
-            <w:r>
-              <w:rPr>
-                <w:rFonts w:ascii="Calibri" w:cs="Calibri" w:eastAsia="Calibri" w:hAnsi="Calibri"/>
-                <w:b w:val="false"/>
-                <w:bCs w:val="false"/>
-                <w:i w:val="false"/>
-                <w:iCs w:val="false"/>
-                <w:color w:val="1A1F36"/>
-                <w:sz w:val="18"/>
-                <w:szCs w:val="18"/>
-              </w:rPr>
-              <w:t xml:space="preserve">29.08.2026  11:00</w:t>
-            </w:r>
-            <w:r>
-              <w:rPr>
-                <w:rFonts w:ascii="Calibri" w:cs="Calibri" w:eastAsia="Calibri" w:hAnsi="Calibri"/>
-                <w:b w:val="false"/>
-                <w:bCs w:val="false"/>
-                <w:i w:val="false"/>
-                <w:iCs w:val="false"/>
-                <w:color w:val="1A1F36"/>
-                <w:sz w:val="18"/>
-                <w:szCs w:val="18"/>
-              </w:rPr>
-              <w:br/>
-              <w:t xml:space="preserve">Партизан — Байкал</w:t>
-            </w:r>
-          </w:p>
-        </w:tc>
-        <w:tc>
-          <w:tcPr>
-            <w:tcW w:type="dxa" w:w="2400"/>
-            <w:tcBorders>
-              <w:top w:val="single" w:color="C7CBDC" w:sz="4"/>
-              <w:left w:val="single" w:color="C7CBDC" w:sz="4"/>
-              <w:bottom w:val="single" w:color="C7CBDC" w:sz="4"/>
-              <w:right w:val="single" w:color="C7CBDC" w:sz="4"/>
-            </w:tcBorders>
-            <w:tcMar>
-              <w:top w:type="dxa" w:w="60"/>
-              <w:left w:type="dxa" w:w="90"/>
-              <w:bottom w:type="dxa" w:w="60"/>
-              <w:right w:type="dxa" w:w="90"/>
-            </w:tcMar>
-            <w:vAlign w:val="top"/>
-          </w:tcPr>
-          <w:p>
-            <w:pPr>
-              <w:spacing w:after="0"/>
-            </w:pPr>
-            <w:r>
-              <w:rPr>
-                <w:rFonts w:ascii="Calibri" w:cs="Calibri" w:eastAsia="Calibri" w:hAnsi="Calibri"/>
-                <w:b w:val="false"/>
-                <w:bCs w:val="false"/>
-                <w:i w:val="false"/>
-                <w:iCs w:val="false"/>
-                <w:color w:val="5A5F7A"/>
-                <w:sz w:val="18"/>
-                <w:szCs w:val="18"/>
-              </w:rPr>
-              <w:t xml:space="preserve">итог 4:0</w:t>
-            </w:r>
-            <w:r>
-              <w:rPr>
-                <w:rFonts w:ascii="Calibri" w:cs="Calibri" w:eastAsia="Calibri" w:hAnsi="Calibri"/>
-                <w:b w:val="false"/>
-                <w:bCs w:val="false"/>
-                <w:i w:val="false"/>
-                <w:iCs w:val="false"/>
-                <w:color w:val="5A5F7A"/>
-                <w:sz w:val="18"/>
-                <w:szCs w:val="18"/>
-              </w:rPr>
-              <w:br/>
-              <w:t xml:space="preserve">периоды 2:0 2:0 0:0 = 4:0</w:t>
-            </w:r>
-          </w:p>
-        </w:tc>
-        <w:tc>
-          <w:tcPr>
-            <w:tcW w:type="dxa" w:w="4400"/>
-            <w:tcBorders>
-              <w:top w:val="single" w:color="C7CBDC" w:sz="4"/>
-              <w:left w:val="single" w:color="C7CBDC" w:sz="4"/>
-              <w:bottom w:val="single" w:color="C7CBDC" w:sz="4"/>
-              <w:right w:val="single" w:color="C7CBDC" w:sz="4"/>
-            </w:tcBorders>
-            <w:tcMar>
-              <w:top w:type="dxa" w:w="60"/>
-              <w:left w:type="dxa" w:w="90"/>
-              <w:bottom w:type="dxa" w:w="60"/>
-              <w:right w:type="dxa" w:w="90"/>
-            </w:tcMar>
-            <w:vAlign w:val="top"/>
-          </w:tcPr>
-          <w:p>
-            <w:pPr>
-              <w:spacing w:after="0" w:before="0"/>
-            </w:pPr>
-            <w:r>
-              <w:rPr>
-                <w:rFonts w:ascii="Calibri" w:cs="Calibri" w:eastAsia="Calibri" w:hAnsi="Calibri"/>
-                <w:b w:val="false"/>
-                <w:bCs w:val="false"/>
-                <w:i w:val="false"/>
-                <w:iCs w:val="false"/>
-                <w:color w:val="1A1F36"/>
-                <w:sz w:val="18"/>
-                <w:szCs w:val="18"/>
-              </w:rPr>
-              <w:t xml:space="preserve">Судья не указан. Во всех остальных матчах этого игрового дня судья — Зотов Роман Витальевич.</w:t>
-            </w:r>
-          </w:p>
-        </w:tc>
-        <w:tc>
-          <w:tcPr>
-            <w:tcW w:type="dxa" w:w="4950"/>
-            <w:tcBorders>
-              <w:top w:val="single" w:color="C7CBDC" w:sz="4"/>
-              <w:left w:val="single" w:color="C7CBDC" w:sz="4"/>
-              <w:bottom w:val="single" w:color="C7CBDC" w:sz="4"/>
-              <w:right w:val="single" w:color="C7CBDC" w:sz="4"/>
-            </w:tcBorders>
-            <w:tcMar>
-              <w:top w:type="dxa" w:w="60"/>
-              <w:left w:type="dxa" w:w="90"/>
-              <w:bottom w:type="dxa" w:w="60"/>
-              <w:right w:type="dxa" w:w="90"/>
-            </w:tcMar>
-            <w:vAlign w:val="top"/>
-          </w:tcPr>
-          <w:p>
-            <w:pPr>
-              <w:spacing w:after="0" w:before="0"/>
-            </w:pPr>
-            <w:r>
-              <w:rPr>
-                <w:rFonts w:ascii="Calibri" w:cs="Calibri" w:eastAsia="Calibri" w:hAnsi="Calibri"/>
-                <w:b w:val="false"/>
-                <w:bCs w:val="false"/>
-                <w:i/>
-                <w:iCs/>
-                <w:color w:val="2B2F77"/>
-                <w:sz w:val="18"/>
-                <w:szCs w:val="18"/>
-              </w:rPr>
-              <w:t xml:space="preserve">Очевидное исправление: судья — Зотов Роман Витальевич. Подтверждаете?</w:t>
-            </w:r>
-          </w:p>
-        </w:tc>
-      </w:tr>
-      <w:tr>
-        <w:tc>
-          <w:tcPr>
-            <w:tcW w:type="dxa" w:w="900"/>
-            <w:tcBorders>
-              <w:top w:val="single" w:color="C7CBDC" w:sz="4"/>
-              <w:left w:val="single" w:color="C7CBDC" w:sz="4"/>
-              <w:bottom w:val="single" w:color="C7CBDC" w:sz="4"/>
-              <w:right w:val="single" w:color="C7CBDC" w:sz="4"/>
-            </w:tcBorders>
-            <w:shd w:fill="F7F8FC" w:color="auto" w:val="clear"/>
-            <w:tcMar>
-              <w:top w:type="dxa" w:w="60"/>
-              <w:left w:type="dxa" w:w="90"/>
-              <w:bottom w:type="dxa" w:w="60"/>
-              <w:right w:type="dxa" w:w="90"/>
-            </w:tcMar>
-            <w:vAlign w:val="top"/>
-          </w:tcPr>
-          <w:p>
-            <w:pPr>
-              <w:spacing w:after="0" w:before="0"/>
-            </w:pPr>
-            <w:r>
-              <w:rPr>
-                <w:rFonts w:ascii="Calibri" w:cs="Calibri" w:eastAsia="Calibri" w:hAnsi="Calibri"/>
-                <w:b/>
-                <w:bCs/>
-                <w:i w:val="false"/>
-                <w:iCs w:val="false"/>
-                <w:color w:val="1A1F36"/>
-                <w:sz w:val="18"/>
-                <w:szCs w:val="18"/>
-              </w:rPr>
-              <w:t xml:space="preserve">2356</w:t>
-            </w:r>
-          </w:p>
-        </w:tc>
-        <w:tc>
-          <w:tcPr>
-            <w:tcW w:type="dxa" w:w="2600"/>
-            <w:tcBorders>
-              <w:top w:val="single" w:color="C7CBDC" w:sz="4"/>
-              <w:left w:val="single" w:color="C7CBDC" w:sz="4"/>
-              <w:bottom w:val="single" w:color="C7CBDC" w:sz="4"/>
-              <w:right w:val="single" w:color="C7CBDC" w:sz="4"/>
-            </w:tcBorders>
-            <w:shd w:fill="F7F8FC" w:color="auto" w:val="clear"/>
             <w:tcMar>
               <w:top w:type="dxa" w:w="60"/>
               <w:left w:type="dxa" w:w="90"/>
@@ -6851,7 +5409,6 @@
               <w:bottom w:val="single" w:color="C7CBDC" w:sz="4"/>
               <w:right w:val="single" w:color="C7CBDC" w:sz="4"/>
             </w:tcBorders>
-            <w:shd w:fill="F7F8FC" w:color="auto" w:val="clear"/>
             <w:tcMar>
               <w:top w:type="dxa" w:w="60"/>
               <w:left w:type="dxa" w:w="90"/>
@@ -6902,7 +5459,6 @@
               <w:bottom w:val="single" w:color="C7CBDC" w:sz="4"/>
               <w:right w:val="single" w:color="C7CBDC" w:sz="4"/>
             </w:tcBorders>
-            <w:shd w:fill="F7F8FC" w:color="auto" w:val="clear"/>
             <w:tcMar>
               <w:top w:type="dxa" w:w="60"/>
               <w:left w:type="dxa" w:w="90"/>
@@ -7065,426 +5621,24 @@
         <w:t xml:space="preserve">Август 2026</w:t>
       </w:r>
     </w:p>
-    <w:tbl>
-      <w:tblPr>
-        <w:tblW w:type="dxa" w:w="15250"/>
-        <w:tblBorders>
-          <w:top w:val="single" w:color="auto" w:sz="4"/>
-          <w:left w:val="single" w:color="auto" w:sz="4"/>
-          <w:bottom w:val="single" w:color="auto" w:sz="4"/>
-          <w:right w:val="single" w:color="auto" w:sz="4"/>
-          <w:insideH w:val="single" w:color="auto" w:sz="4"/>
-          <w:insideV w:val="single" w:color="auto" w:sz="4"/>
-        </w:tblBorders>
-      </w:tblPr>
-      <w:tblGrid>
-        <w:gridCol w:w="900"/>
-        <w:gridCol w:w="2600"/>
-        <w:gridCol w:w="2400"/>
-        <w:gridCol w:w="4400"/>
-        <w:gridCol w:w="4950"/>
-      </w:tblGrid>
-      <w:tr>
-        <w:trPr>
-          <w:tblHeader/>
-        </w:trPr>
-        <w:tc>
-          <w:tcPr>
-            <w:tcW w:type="dxa" w:w="900"/>
-            <w:tcBorders>
-              <w:top w:val="single" w:color="C7CBDC" w:sz="4"/>
-              <w:left w:val="single" w:color="C7CBDC" w:sz="4"/>
-              <w:bottom w:val="single" w:color="C7CBDC" w:sz="4"/>
-              <w:right w:val="single" w:color="C7CBDC" w:sz="4"/>
-            </w:tcBorders>
-            <w:shd w:fill="EEF0F7" w:color="auto" w:val="clear"/>
-            <w:tcMar>
-              <w:top w:type="dxa" w:w="60"/>
-              <w:left w:type="dxa" w:w="90"/>
-              <w:bottom w:type="dxa" w:w="60"/>
-              <w:right w:type="dxa" w:w="90"/>
-            </w:tcMar>
-            <w:vAlign w:val="top"/>
-          </w:tcPr>
-          <w:p>
-            <w:pPr>
-              <w:spacing w:after="0" w:before="0"/>
-            </w:pPr>
-            <w:r>
-              <w:rPr>
-                <w:rFonts w:ascii="Calibri" w:cs="Calibri" w:eastAsia="Calibri" w:hAnsi="Calibri"/>
-                <w:b/>
-                <w:bCs/>
-                <w:i w:val="false"/>
-                <w:iCs w:val="false"/>
-                <w:color w:val="1A1F36"/>
-                <w:sz w:val="18"/>
-                <w:szCs w:val="18"/>
-              </w:rPr>
-              <w:t xml:space="preserve">Стр.</w:t>
-            </w:r>
-          </w:p>
-        </w:tc>
-        <w:tc>
-          <w:tcPr>
-            <w:tcW w:type="dxa" w:w="2600"/>
-            <w:tcBorders>
-              <w:top w:val="single" w:color="C7CBDC" w:sz="4"/>
-              <w:left w:val="single" w:color="C7CBDC" w:sz="4"/>
-              <w:bottom w:val="single" w:color="C7CBDC" w:sz="4"/>
-              <w:right w:val="single" w:color="C7CBDC" w:sz="4"/>
-            </w:tcBorders>
-            <w:shd w:fill="EEF0F7" w:color="auto" w:val="clear"/>
-            <w:tcMar>
-              <w:top w:type="dxa" w:w="60"/>
-              <w:left w:type="dxa" w:w="90"/>
-              <w:bottom w:type="dxa" w:w="60"/>
-              <w:right w:type="dxa" w:w="90"/>
-            </w:tcMar>
-            <w:vAlign w:val="top"/>
-          </w:tcPr>
-          <w:p>
-            <w:pPr>
-              <w:spacing w:after="0" w:before="0"/>
-            </w:pPr>
-            <w:r>
-              <w:rPr>
-                <w:rFonts w:ascii="Calibri" w:cs="Calibri" w:eastAsia="Calibri" w:hAnsi="Calibri"/>
-                <w:b/>
-                <w:bCs/>
-                <w:i w:val="false"/>
-                <w:iCs w:val="false"/>
-                <w:color w:val="1A1F36"/>
-                <w:sz w:val="18"/>
-                <w:szCs w:val="18"/>
-              </w:rPr>
-              <w:t xml:space="preserve">Матч</w:t>
-            </w:r>
-          </w:p>
-        </w:tc>
-        <w:tc>
-          <w:tcPr>
-            <w:tcW w:type="dxa" w:w="2400"/>
-            <w:tcBorders>
-              <w:top w:val="single" w:color="C7CBDC" w:sz="4"/>
-              <w:left w:val="single" w:color="C7CBDC" w:sz="4"/>
-              <w:bottom w:val="single" w:color="C7CBDC" w:sz="4"/>
-              <w:right w:val="single" w:color="C7CBDC" w:sz="4"/>
-            </w:tcBorders>
-            <w:shd w:fill="EEF0F7" w:color="auto" w:val="clear"/>
-            <w:tcMar>
-              <w:top w:type="dxa" w:w="60"/>
-              <w:left w:type="dxa" w:w="90"/>
-              <w:bottom w:type="dxa" w:w="60"/>
-              <w:right w:type="dxa" w:w="90"/>
-            </w:tcMar>
-            <w:vAlign w:val="top"/>
-          </w:tcPr>
-          <w:p>
-            <w:pPr>
-              <w:spacing w:after="0" w:before="0"/>
-            </w:pPr>
-            <w:r>
-              <w:rPr>
-                <w:rFonts w:ascii="Calibri" w:cs="Calibri" w:eastAsia="Calibri" w:hAnsi="Calibri"/>
-                <w:b/>
-                <w:bCs/>
-                <w:i w:val="false"/>
-                <w:iCs w:val="false"/>
-                <w:color w:val="1A1F36"/>
-                <w:sz w:val="18"/>
-                <w:szCs w:val="18"/>
-              </w:rPr>
-              <w:t xml:space="preserve">Счёт</w:t>
-            </w:r>
-          </w:p>
-        </w:tc>
-        <w:tc>
-          <w:tcPr>
-            <w:tcW w:type="dxa" w:w="4400"/>
-            <w:tcBorders>
-              <w:top w:val="single" w:color="C7CBDC" w:sz="4"/>
-              <w:left w:val="single" w:color="C7CBDC" w:sz="4"/>
-              <w:bottom w:val="single" w:color="C7CBDC" w:sz="4"/>
-              <w:right w:val="single" w:color="C7CBDC" w:sz="4"/>
-            </w:tcBorders>
-            <w:shd w:fill="EEF0F7" w:color="auto" w:val="clear"/>
-            <w:tcMar>
-              <w:top w:type="dxa" w:w="60"/>
-              <w:left w:type="dxa" w:w="90"/>
-              <w:bottom w:type="dxa" w:w="60"/>
-              <w:right w:type="dxa" w:w="90"/>
-            </w:tcMar>
-            <w:vAlign w:val="top"/>
-          </w:tcPr>
-          <w:p>
-            <w:pPr>
-              <w:spacing w:after="0" w:before="0"/>
-            </w:pPr>
-            <w:r>
-              <w:rPr>
-                <w:rFonts w:ascii="Calibri" w:cs="Calibri" w:eastAsia="Calibri" w:hAnsi="Calibri"/>
-                <w:b/>
-                <w:bCs/>
-                <w:i w:val="false"/>
-                <w:iCs w:val="false"/>
-                <w:color w:val="1A1F36"/>
-                <w:sz w:val="18"/>
-                <w:szCs w:val="18"/>
-              </w:rPr>
-              <w:t xml:space="preserve">Что не так</w:t>
-            </w:r>
-          </w:p>
-        </w:tc>
-        <w:tc>
-          <w:tcPr>
-            <w:tcW w:type="dxa" w:w="4950"/>
-            <w:tcBorders>
-              <w:top w:val="single" w:color="C7CBDC" w:sz="4"/>
-              <w:left w:val="single" w:color="C7CBDC" w:sz="4"/>
-              <w:bottom w:val="single" w:color="C7CBDC" w:sz="4"/>
-              <w:right w:val="single" w:color="C7CBDC" w:sz="4"/>
-            </w:tcBorders>
-            <w:shd w:fill="EEF0F7" w:color="auto" w:val="clear"/>
-            <w:tcMar>
-              <w:top w:type="dxa" w:w="60"/>
-              <w:left w:type="dxa" w:w="90"/>
-              <w:bottom w:type="dxa" w:w="60"/>
-              <w:right w:type="dxa" w:w="90"/>
-            </w:tcMar>
-            <w:vAlign w:val="top"/>
-          </w:tcPr>
-          <w:p>
-            <w:pPr>
-              <w:spacing w:after="0" w:before="0"/>
-            </w:pPr>
-            <w:r>
-              <w:rPr>
-                <w:rFonts w:ascii="Calibri" w:cs="Calibri" w:eastAsia="Calibri" w:hAnsi="Calibri"/>
-                <w:b/>
-                <w:bCs/>
-                <w:i w:val="false"/>
-                <w:iCs w:val="false"/>
-                <w:color w:val="1A1F36"/>
-                <w:sz w:val="18"/>
-                <w:szCs w:val="18"/>
-              </w:rPr>
-              <w:t xml:space="preserve">Как исправляем</w:t>
-            </w:r>
-          </w:p>
-        </w:tc>
-      </w:tr>
-      <w:tr>
-        <w:tc>
-          <w:tcPr>
-            <w:tcW w:type="dxa" w:w="900"/>
-            <w:tcBorders>
-              <w:top w:val="single" w:color="C7CBDC" w:sz="4"/>
-              <w:left w:val="single" w:color="C7CBDC" w:sz="4"/>
-              <w:bottom w:val="single" w:color="C7CBDC" w:sz="4"/>
-              <w:right w:val="single" w:color="C7CBDC" w:sz="4"/>
-            </w:tcBorders>
-            <w:tcMar>
-              <w:top w:type="dxa" w:w="60"/>
-              <w:left w:type="dxa" w:w="90"/>
-              <w:bottom w:type="dxa" w:w="60"/>
-              <w:right w:type="dxa" w:w="90"/>
-            </w:tcMar>
-            <w:vAlign w:val="top"/>
-          </w:tcPr>
-          <w:p>
-            <w:pPr>
-              <w:spacing w:after="0" w:before="0"/>
-            </w:pPr>
-            <w:r>
-              <w:rPr>
-                <w:rFonts w:ascii="Calibri" w:cs="Calibri" w:eastAsia="Calibri" w:hAnsi="Calibri"/>
-                <w:b/>
-                <w:bCs/>
-                <w:i w:val="false"/>
-                <w:iCs w:val="false"/>
-                <w:color w:val="1A1F36"/>
-                <w:sz w:val="18"/>
-                <w:szCs w:val="18"/>
-              </w:rPr>
-              <w:t xml:space="preserve">226</w:t>
-            </w:r>
-          </w:p>
-        </w:tc>
-        <w:tc>
-          <w:tcPr>
-            <w:tcW w:type="dxa" w:w="2600"/>
-            <w:tcBorders>
-              <w:top w:val="single" w:color="C7CBDC" w:sz="4"/>
-              <w:left w:val="single" w:color="C7CBDC" w:sz="4"/>
-              <w:bottom w:val="single" w:color="C7CBDC" w:sz="4"/>
-              <w:right w:val="single" w:color="C7CBDC" w:sz="4"/>
-            </w:tcBorders>
-            <w:tcMar>
-              <w:top w:type="dxa" w:w="60"/>
-              <w:left w:type="dxa" w:w="90"/>
-              <w:bottom w:type="dxa" w:w="60"/>
-              <w:right w:type="dxa" w:w="90"/>
-            </w:tcMar>
-            <w:vAlign w:val="top"/>
-          </w:tcPr>
-          <w:p>
-            <w:pPr>
-              <w:spacing w:after="0"/>
-            </w:pPr>
-            <w:r>
-              <w:rPr>
-                <w:rFonts w:ascii="Calibri" w:cs="Calibri" w:eastAsia="Calibri" w:hAnsi="Calibri"/>
-                <w:b w:val="false"/>
-                <w:bCs w:val="false"/>
-                <w:i w:val="false"/>
-                <w:iCs w:val="false"/>
-                <w:color w:val="1A1F36"/>
-                <w:sz w:val="18"/>
-                <w:szCs w:val="18"/>
-              </w:rPr>
-              <w:t xml:space="preserve">02.08.2026  10:00</w:t>
-            </w:r>
-            <w:r>
-              <w:rPr>
-                <w:rFonts w:ascii="Calibri" w:cs="Calibri" w:eastAsia="Calibri" w:hAnsi="Calibri"/>
-                <w:b w:val="false"/>
-                <w:bCs w:val="false"/>
-                <w:i w:val="false"/>
-                <w:iCs w:val="false"/>
-                <w:color w:val="1A1F36"/>
-                <w:sz w:val="18"/>
-                <w:szCs w:val="18"/>
-              </w:rPr>
-              <w:br/>
-              <w:t xml:space="preserve">Цементник — Метеор</w:t>
-            </w:r>
-          </w:p>
-        </w:tc>
-        <w:tc>
-          <w:tcPr>
-            <w:tcW w:type="dxa" w:w="2400"/>
-            <w:tcBorders>
-              <w:top w:val="single" w:color="C7CBDC" w:sz="4"/>
-              <w:left w:val="single" w:color="C7CBDC" w:sz="4"/>
-              <w:bottom w:val="single" w:color="C7CBDC" w:sz="4"/>
-              <w:right w:val="single" w:color="C7CBDC" w:sz="4"/>
-            </w:tcBorders>
-            <w:tcMar>
-              <w:top w:type="dxa" w:w="60"/>
-              <w:left w:type="dxa" w:w="90"/>
-              <w:bottom w:type="dxa" w:w="60"/>
-              <w:right w:type="dxa" w:w="90"/>
-            </w:tcMar>
-            <w:vAlign w:val="top"/>
-          </w:tcPr>
-          <w:p>
-            <w:pPr>
-              <w:spacing w:after="0"/>
-            </w:pPr>
-            <w:r>
-              <w:rPr>
-                <w:rFonts w:ascii="Calibri" w:cs="Calibri" w:eastAsia="Calibri" w:hAnsi="Calibri"/>
-                <w:b w:val="false"/>
-                <w:bCs w:val="false"/>
-                <w:i w:val="false"/>
-                <w:iCs w:val="false"/>
-                <w:color w:val="5A5F7A"/>
-                <w:sz w:val="18"/>
-                <w:szCs w:val="18"/>
-              </w:rPr>
-              <w:t xml:space="preserve">итог 2:6</w:t>
-            </w:r>
-            <w:r>
-              <w:rPr>
-                <w:rFonts w:ascii="Calibri" w:cs="Calibri" w:eastAsia="Calibri" w:hAnsi="Calibri"/>
-                <w:b w:val="false"/>
-                <w:bCs w:val="false"/>
-                <w:i w:val="false"/>
-                <w:iCs w:val="false"/>
-                <w:color w:val="5A5F7A"/>
-                <w:sz w:val="18"/>
-                <w:szCs w:val="18"/>
-              </w:rPr>
-              <w:br/>
-              <w:t xml:space="preserve">периоды 1:2 1:3 0:3 = 2:8</w:t>
-            </w:r>
-          </w:p>
-        </w:tc>
-        <w:tc>
-          <w:tcPr>
-            <w:tcW w:type="dxa" w:w="4400"/>
-            <w:tcBorders>
-              <w:top w:val="single" w:color="C7CBDC" w:sz="4"/>
-              <w:left w:val="single" w:color="C7CBDC" w:sz="4"/>
-              <w:bottom w:val="single" w:color="C7CBDC" w:sz="4"/>
-              <w:right w:val="single" w:color="C7CBDC" w:sz="4"/>
-            </w:tcBorders>
-            <w:tcMar>
-              <w:top w:type="dxa" w:w="60"/>
-              <w:left w:type="dxa" w:w="90"/>
-              <w:bottom w:type="dxa" w:w="60"/>
-              <w:right w:type="dxa" w:w="90"/>
-            </w:tcMar>
-            <w:vAlign w:val="top"/>
-          </w:tcPr>
-          <w:p>
-            <w:pPr>
-              <w:spacing w:after="0" w:before="0"/>
-            </w:pPr>
-            <w:r>
-              <w:rPr>
-                <w:rFonts w:ascii="Calibri" w:cs="Calibri" w:eastAsia="Calibri" w:hAnsi="Calibri"/>
-                <w:b w:val="false"/>
-                <w:bCs w:val="false"/>
-                <w:i w:val="false"/>
-                <w:iCs w:val="false"/>
-                <w:color w:val="1A1F36"/>
-                <w:sz w:val="18"/>
-                <w:szCs w:val="18"/>
-              </w:rPr>
-              <w:t xml:space="preserve">Счёт не сходится с суммой по периодам.</w:t>
-            </w:r>
-          </w:p>
-        </w:tc>
-        <w:tc>
-          <w:tcPr>
-            <w:tcW w:type="dxa" w:w="4950"/>
-            <w:tcBorders>
-              <w:top w:val="single" w:color="C7CBDC" w:sz="4"/>
-              <w:left w:val="single" w:color="C7CBDC" w:sz="4"/>
-              <w:bottom w:val="single" w:color="C7CBDC" w:sz="4"/>
-              <w:right w:val="single" w:color="C7CBDC" w:sz="4"/>
-            </w:tcBorders>
-            <w:tcMar>
-              <w:top w:type="dxa" w:w="60"/>
-              <w:left w:type="dxa" w:w="90"/>
-              <w:bottom w:type="dxa" w:w="60"/>
-              <w:right w:type="dxa" w:w="90"/>
-            </w:tcMar>
-            <w:vAlign w:val="top"/>
-          </w:tcPr>
-          <w:p>
-            <w:pPr>
-              <w:spacing w:after="0" w:before="0"/>
-            </w:pPr>
-            <w:r>
-              <w:rPr>
-                <w:rFonts w:ascii="Calibri" w:cs="Calibri" w:eastAsia="Calibri" w:hAnsi="Calibri"/>
-                <w:b w:val="false"/>
-                <w:bCs w:val="false"/>
-                <w:i/>
-                <w:iCs/>
-                <w:color w:val="2B2F77"/>
-                <w:sz w:val="18"/>
-                <w:szCs w:val="18"/>
-              </w:rPr>
-              <w:t xml:space="preserve">Проверяющий: итог 2:6 подтверждён по статистике на сайте лиги; там же периоды 1:2 1:3 0:3. Как было по периодам, сказать не может. Оставляем итог 2:6, а периоды как есть?</w:t>
-            </w:r>
-          </w:p>
-        </w:tc>
-      </w:tr>
-    </w:tbl>
+    <w:p>
+      <w:pPr>
+        <w:spacing w:after="100" w:before="0"/>
+      </w:pPr>
+      <w:r>
+        <w:rPr>
+          <w:rFonts w:ascii="Calibri" w:cs="Calibri" w:eastAsia="Calibri" w:hAnsi="Calibri"/>
+          <w:b w:val="false"/>
+          <w:bCs w:val="false"/>
+          <w:i/>
+          <w:iCs/>
+          <w:color w:val="2E7D32"/>
+          <w:sz w:val="20"/>
+          <w:szCs w:val="20"/>
+        </w:rPr>
+        <w:t xml:space="preserve">Ошибок не найдено.</w:t>
+      </w:r>
+    </w:p>
     <w:p>
       <w:pPr>
         <w:keepNext/>
@@ -9137,7 +7291,7 @@
                 <w:sz w:val="20"/>
                 <w:szCs w:val="20"/>
               </w:rPr>
-              <w:t xml:space="preserve">392</w:t>
+              <w:t xml:space="preserve">395</w:t>
             </w:r>
           </w:p>
         </w:tc>
@@ -9174,7 +7328,7 @@
                 <w:sz w:val="20"/>
                 <w:szCs w:val="20"/>
               </w:rPr>
-              <w:t xml:space="preserve">787</w:t>
+              <w:t xml:space="preserve">790</w:t>
             </w:r>
           </w:p>
         </w:tc>
@@ -9893,7 +8047,7 @@
                 <w:sz w:val="20"/>
                 <w:szCs w:val="20"/>
               </w:rPr>
-              <w:t xml:space="preserve">1561</w:t>
+              <w:t xml:space="preserve">1564</w:t>
             </w:r>
           </w:p>
         </w:tc>
@@ -9931,7 +8085,7 @@
                 <w:sz w:val="20"/>
                 <w:szCs w:val="20"/>
               </w:rPr>
-              <w:t xml:space="preserve">3137</w:t>
+              <w:t xml:space="preserve">3140</w:t>
             </w:r>
           </w:p>
         </w:tc>

--- a/reports/Otchet_o_proverke.docx
+++ b/reports/Otchet_o_proverke.docx
@@ -56,7 +56,7 @@
           <w:sz w:val="20"/>
           <w:szCs w:val="20"/>
         </w:rPr>
-        <w:t xml:space="preserve">Дата проверки: 13.10.2026</w:t>
+        <w:t xml:space="preserve">Дата проверки: 20.10.2026</w:t>
       </w:r>
     </w:p>
     <w:p>
@@ -494,8 +494,8 @@
                 <w:sz w:val="18"/>
                 <w:szCs w:val="18"/>
               </w:rPr>
-              <w:t xml:space="preserve">1, 46, 61, 76, 91, 166, 181, 196, 211, 256, 271, 316
-и ещё 118</w:t>
+              <w:t xml:space="preserve">46, 61, 76, 91, 166, 181, 196, 211, 256, 271, 316, 331
+и ещё 105</w:t>
             </w:r>
           </w:p>
         </w:tc>
@@ -603,7 +603,7 @@
                 <w:sz w:val="18"/>
                 <w:szCs w:val="18"/>
               </w:rPr>
-              <w:t xml:space="preserve">Колотыркин Артём Игоревич записан за несколько команд: Юность (№46) — 70 матчей; Газовик (№95) — 68 матчей. В 8 матчах — сразу за обе команды.</w:t>
+              <w:t xml:space="preserve">Колотыркин Артём Игоревич в один игровой день записан за разные команды: Юность (№46), Газовик (№95). Таких дней: 14 из 26, например 02.07.2026. В 8 матчах — сразу за обе команды одного матча.</w:t>
             </w:r>
           </w:p>
         </w:tc>
@@ -639,7 +639,7 @@
                 <w:sz w:val="18"/>
                 <w:szCs w:val="18"/>
               </w:rPr>
-              <w:t xml:space="preserve">Игрок выступает только за одну команду дивизиона. За какую?</w:t>
+              <w:t xml:space="preserve">За разные команды можно, но не в один игровой день. За какую команду он играл в эти дни?</w:t>
             </w:r>
           </w:p>
         </w:tc>
@@ -678,8 +678,8 @@
                 <w:sz w:val="18"/>
                 <w:szCs w:val="18"/>
               </w:rPr>
-              <w:t xml:space="preserve">1, 46, 61, 76, 91, 166, 181, 196, 211, 256, 271, 316
-и ещё 118</w:t>
+              <w:t xml:space="preserve">46, 61, 76, 91, 166, 181, 196, 211, 256, 271, 316, 331
+и ещё 105</w:t>
             </w:r>
           </w:p>
         </w:tc>
@@ -790,7 +790,7 @@
                 <w:sz w:val="18"/>
                 <w:szCs w:val="18"/>
               </w:rPr>
-              <w:t xml:space="preserve">Колчин Иван Денисович записан за несколько команд: Юность (№91) — 70 матчей; Газовик (№72) — 68 матчей. В 8 матчах — сразу за обе команды.</w:t>
+              <w:t xml:space="preserve">Колчин Иван Денисович в один игровой день записан за разные команды: Юность (№91), Газовик (№72). Таких дней: 14 из 26, например 02.07.2026. В 8 матчах — сразу за обе команды одного матча.</w:t>
             </w:r>
           </w:p>
         </w:tc>
@@ -826,7 +826,7 @@
                 <w:sz w:val="18"/>
                 <w:szCs w:val="18"/>
               </w:rPr>
-              <w:t xml:space="preserve">Игрок выступает только за одну команду дивизиона. За какую?</w:t>
+              <w:t xml:space="preserve">За разные команды можно, но не в один игровой день. За какую команду он играл в эти дни?</w:t>
             </w:r>
           </w:p>
         </w:tc>
@@ -864,8 +864,8 @@
                 <w:sz w:val="18"/>
                 <w:szCs w:val="18"/>
               </w:rPr>
-              <w:t xml:space="preserve">1, 46, 61, 76, 91, 166, 181, 196, 211, 256, 271, 316
-и ещё 118</w:t>
+              <w:t xml:space="preserve">46, 61, 76, 91, 166, 181, 196, 211, 256, 271, 316, 331
+и ещё 105</w:t>
             </w:r>
           </w:p>
         </w:tc>
@@ -973,7 +973,7 @@
                 <w:sz w:val="18"/>
                 <w:szCs w:val="18"/>
               </w:rPr>
-              <w:t xml:space="preserve">Копейкин Иван Андреевич записан за несколько команд: Юность (№4) — 70 матчей; Газовик (№88) — 68 матчей. В 8 матчах — сразу за обе команды.</w:t>
+              <w:t xml:space="preserve">Копейкин Иван Андреевич в один игровой день записан за разные команды: Юность (№4), Газовик (№88). Таких дней: 14 из 26, например 02.07.2026. В 8 матчах — сразу за обе команды одного матча.</w:t>
             </w:r>
           </w:p>
         </w:tc>
@@ -1009,7 +1009,7 @@
                 <w:sz w:val="18"/>
                 <w:szCs w:val="18"/>
               </w:rPr>
-              <w:t xml:space="preserve">Игрок выступает только за одну команду дивизиона. За какую?</w:t>
+              <w:t xml:space="preserve">За разные команды можно, но не в один игровой день. За какую команду он играл в эти дни?</w:t>
             </w:r>
           </w:p>
         </w:tc>
@@ -1276,8 +1276,8 @@
                 <w:sz w:val="18"/>
                 <w:szCs w:val="18"/>
               </w:rPr>
-              <w:t xml:space="preserve">1, 76, 121, 136, 166, 181, 256, 271, 286, 301, 376, 391
-и ещё 120</w:t>
+              <w:t xml:space="preserve">1, 76, 121, 136, 181, 256, 271, 286, 301, 376, 391, 406
+и ещё 112</w:t>
             </w:r>
           </w:p>
         </w:tc>
@@ -1385,7 +1385,7 @@
                 <w:sz w:val="18"/>
                 <w:szCs w:val="18"/>
               </w:rPr>
-              <w:t xml:space="preserve">Колотыркин Артём Игоревич записан за несколько команд: Газовик (№95) — 71 матч; Юность (№46) — 71 матч. В 10 матчах — сразу за обе команды.</w:t>
+              <w:t xml:space="preserve">Колотыркин Артём Игоревич в один игровой день записан за разные команды: Газовик (№95), Юность (№46). Таких дней: 20 из 28, например 01.08.2026. В 10 матчах — сразу за обе команды одного матча.</w:t>
             </w:r>
           </w:p>
         </w:tc>
@@ -1421,7 +1421,7 @@
                 <w:sz w:val="18"/>
                 <w:szCs w:val="18"/>
               </w:rPr>
-              <w:t xml:space="preserve">Игрок выступает только за одну команду дивизиона. За какую?</w:t>
+              <w:t xml:space="preserve">За разные команды можно, но не в один игровой день. За какую команду он играл в эти дни?</w:t>
             </w:r>
           </w:p>
         </w:tc>
@@ -1460,8 +1460,8 @@
                 <w:sz w:val="18"/>
                 <w:szCs w:val="18"/>
               </w:rPr>
-              <w:t xml:space="preserve">1, 76, 121, 136, 166, 181, 256, 271, 286, 301, 376, 391
-и ещё 120</w:t>
+              <w:t xml:space="preserve">1, 76, 121, 136, 181, 256, 271, 286, 301, 376, 391, 406
+и ещё 112</w:t>
             </w:r>
           </w:p>
         </w:tc>
@@ -1572,7 +1572,7 @@
                 <w:sz w:val="18"/>
                 <w:szCs w:val="18"/>
               </w:rPr>
-              <w:t xml:space="preserve">Колчин Иван Денисович записан за несколько команд: Газовик (№72) — 71 матч; Юность (№91) — 71 матч. В 10 матчах — сразу за обе команды.</w:t>
+              <w:t xml:space="preserve">Колчин Иван Денисович в один игровой день записан за разные команды: Газовик (№72), Юность (№91). Таких дней: 20 из 28, например 01.08.2026. В 10 матчах — сразу за обе команды одного матча.</w:t>
             </w:r>
           </w:p>
         </w:tc>
@@ -1608,7 +1608,7 @@
                 <w:sz w:val="18"/>
                 <w:szCs w:val="18"/>
               </w:rPr>
-              <w:t xml:space="preserve">Игрок выступает только за одну команду дивизиона. За какую?</w:t>
+              <w:t xml:space="preserve">За разные команды можно, но не в один игровой день. За какую команду он играл в эти дни?</w:t>
             </w:r>
           </w:p>
         </w:tc>
@@ -1646,8 +1646,8 @@
                 <w:sz w:val="18"/>
                 <w:szCs w:val="18"/>
               </w:rPr>
-              <w:t xml:space="preserve">1, 76, 121, 136, 166, 181, 256, 271, 286, 301, 376, 391
-и ещё 120</w:t>
+              <w:t xml:space="preserve">1, 76, 121, 136, 181, 256, 271, 286, 301, 376, 391, 406
+и ещё 112</w:t>
             </w:r>
           </w:p>
         </w:tc>
@@ -1755,7 +1755,7 @@
                 <w:sz w:val="18"/>
                 <w:szCs w:val="18"/>
               </w:rPr>
-              <w:t xml:space="preserve">Копейкин Иван Андреевич записан за несколько команд: Газовик (№88) — 71 матч; Юность (№4) — 71 матч. В 10 матчах — сразу за обе команды.</w:t>
+              <w:t xml:space="preserve">Копейкин Иван Андреевич в один игровой день записан за разные команды: Газовик (№88), Юность (№4). Таких дней: 20 из 28, например 01.08.2026. В 10 матчах — сразу за обе команды одного матча.</w:t>
             </w:r>
           </w:p>
         </w:tc>
@@ -1791,7 +1791,7 @@
                 <w:sz w:val="18"/>
                 <w:szCs w:val="18"/>
               </w:rPr>
-              <w:t xml:space="preserve">Игрок выступает только за одну команду дивизиона. За какую?</w:t>
+              <w:t xml:space="preserve">За разные команды можно, но не в один игровой день. За какую команду он играл в эти дни?</w:t>
             </w:r>
           </w:p>
         </w:tc>
@@ -2208,7 +2208,7 @@
                 <w:sz w:val="18"/>
                 <w:szCs w:val="18"/>
               </w:rPr>
-              <w:t xml:space="preserve">Авксентьев Александр Александрович записан за несколько команд: Звезда (№10) — 156 матчей; Акулы (№9) — 142 матча. В 51 матче — сразу за обе команды.</w:t>
+              <w:t xml:space="preserve">Авксентьев Александр Александрович в один игровой день записан за разные команды: Звезда (№10), Акулы (№9). Таких дней: 31 из 31, например 01.07.2026. В 51 матче — сразу за обе команды одного матча.</w:t>
             </w:r>
           </w:p>
         </w:tc>
@@ -2244,7 +2244,7 @@
                 <w:sz w:val="18"/>
                 <w:szCs w:val="18"/>
               </w:rPr>
-              <w:t xml:space="preserve">Игрок выступает только за одну команду дивизиона. За какую?</w:t>
+              <w:t xml:space="preserve">За разные команды можно, но не в один игровой день. За какую команду он играл в эти дни?</w:t>
             </w:r>
           </w:p>
         </w:tc>
@@ -2395,7 +2395,7 @@
                 <w:sz w:val="18"/>
                 <w:szCs w:val="18"/>
               </w:rPr>
-              <w:t xml:space="preserve">Белов Евгений Дмитриевич записан за несколько команд: Авиатор (№17) — 124 матча; Нефтяник (№9) — 122 матча. В 26 матчах — сразу за обе команды.</w:t>
+              <w:t xml:space="preserve">Белов Евгений Дмитриевич в один игровой день записан за разные команды: Авиатор (№17), Нефтяник (№9). Таких дней: 31 из 31, например 01.07.2026. В 26 матчах — сразу за обе команды одного матча.</w:t>
             </w:r>
           </w:p>
         </w:tc>
@@ -2431,7 +2431,7 @@
                 <w:sz w:val="18"/>
                 <w:szCs w:val="18"/>
               </w:rPr>
-              <w:t xml:space="preserve">Игрок выступает только за одну команду дивизиона. За какую?</w:t>
+              <w:t xml:space="preserve">За разные команды можно, но не в один игровой день. За какую команду он играл в эти дни?</w:t>
             </w:r>
           </w:p>
         </w:tc>
@@ -2578,7 +2578,7 @@
                 <w:sz w:val="18"/>
                 <w:szCs w:val="18"/>
               </w:rPr>
-              <w:t xml:space="preserve">Зарков Гордей Михайлович записан за несколько команд: Медведи (№7) — 139 матчей; Рыси (№9) — 107 матчей. В 27 матчах — сразу за обе команды.</w:t>
+              <w:t xml:space="preserve">Зарков Гордей Михайлович в один игровой день записан за разные команды: Медведи (№7), Рыси (№9). Таких дней: 31 из 31, например 01.07.2026. В 27 матчах — сразу за обе команды одного матча.</w:t>
             </w:r>
           </w:p>
         </w:tc>
@@ -2614,7 +2614,7 @@
                 <w:sz w:val="18"/>
                 <w:szCs w:val="18"/>
               </w:rPr>
-              <w:t xml:space="preserve">Игрок выступает только за одну команду дивизиона. За какую?</w:t>
+              <w:t xml:space="preserve">За разные команды можно, но не в один игровой день. За какую команду он играл в эти дни?</w:t>
             </w:r>
           </w:p>
         </w:tc>
@@ -2990,7 +2990,7 @@
                 <w:sz w:val="18"/>
                 <w:szCs w:val="18"/>
               </w:rPr>
-              <w:t xml:space="preserve">Авксентьев Александр Александрович записан за несколько команд: Звезда (№10) — 162 матча; Акулы (№9) — 144 матча. В 56 матчах — сразу за обе команды.</w:t>
+              <w:t xml:space="preserve">Авксентьев Александр Александрович в один игровой день записан за разные команды: Звезда (№10), Акулы (№9). Таких дней: 31 из 31, например 01.08.2026. В 56 матчах — сразу за обе команды одного матча.</w:t>
             </w:r>
           </w:p>
         </w:tc>
@@ -3026,7 +3026,7 @@
                 <w:sz w:val="18"/>
                 <w:szCs w:val="18"/>
               </w:rPr>
-              <w:t xml:space="preserve">Игрок выступает только за одну команду дивизиона. За какую?</w:t>
+              <w:t xml:space="preserve">За разные команды можно, но не в один игровой день. За какую команду он играл в эти дни?</w:t>
             </w:r>
           </w:p>
         </w:tc>
@@ -3066,7 +3066,7 @@
                 <w:szCs w:val="18"/>
               </w:rPr>
               <w:t xml:space="preserve">61, 91, 106, 136, 151, 166, 286, 316, 331, 361, 376, 391
-и ещё 206</w:t>
+и ещё 202</w:t>
             </w:r>
           </w:p>
         </w:tc>
@@ -3177,7 +3177,7 @@
                 <w:sz w:val="18"/>
                 <w:szCs w:val="18"/>
               </w:rPr>
-              <w:t xml:space="preserve">Белов Евгений Дмитриевич записан за несколько команд: Авиатор (№17) — 124 матча; Нефтяник (№9) — 120 матчей. В 26 матчах — сразу за обе команды.</w:t>
+              <w:t xml:space="preserve">Белов Евгений Дмитриевич в один игровой день записан за разные команды: Авиатор (№17), Нефтяник (№9). Таких дней: 30 из 31, например 01.08.2026. В 26 матчах — сразу за обе команды одного матча.</w:t>
             </w:r>
           </w:p>
         </w:tc>
@@ -3213,7 +3213,7 @@
                 <w:sz w:val="18"/>
                 <w:szCs w:val="18"/>
               </w:rPr>
-              <w:t xml:space="preserve">Игрок выступает только за одну команду дивизиона. За какую?</w:t>
+              <w:t xml:space="preserve">За разные команды можно, но не в один игровой день. За какую команду он играл в эти дни?</w:t>
             </w:r>
           </w:p>
         </w:tc>
@@ -3252,7 +3252,7 @@
                 <w:szCs w:val="18"/>
               </w:rPr>
               <w:t xml:space="preserve">1, 16, 46, 151, 166, 181, 196, 226, 241, 271, 376, 391
-и ещё 204</w:t>
+и ещё 197</w:t>
             </w:r>
           </w:p>
         </w:tc>
@@ -3360,7 +3360,7 @@
                 <w:sz w:val="18"/>
                 <w:szCs w:val="18"/>
               </w:rPr>
-              <w:t xml:space="preserve">Зарков Гордей Михайлович записан за несколько команд: Медведи (№7) — 139 матчей; Рыси (№9) — 101 матч. В 24 матчах — сразу за обе команды.</w:t>
+              <w:t xml:space="preserve">Зарков Гордей Михайлович в один игровой день записан за разные команды: Медведи (№7), Рыси (№9). Таких дней: 29 из 31, например 01.08.2026. В 24 матчах — сразу за обе команды одного матча.</w:t>
             </w:r>
           </w:p>
         </w:tc>
@@ -3396,7 +3396,7 @@
                 <w:sz w:val="18"/>
                 <w:szCs w:val="18"/>
               </w:rPr>
-              <w:t xml:space="preserve">Игрок выступает только за одну команду дивизиона. За какую?</w:t>
+              <w:t xml:space="preserve">За разные команды можно, но не в один игровой день. За какую команду он играл в эти дни?</w:t>
             </w:r>
           </w:p>
         </w:tc>
@@ -3813,7 +3813,7 @@
                 <w:sz w:val="18"/>
                 <w:szCs w:val="18"/>
               </w:rPr>
-              <w:t xml:space="preserve">Авксентьев Александр Александрович записан за несколько команд: Беркут (№10) — 124 матча; Феникс (№5) — 124 матча. В 36 матчах — сразу за обе команды.</w:t>
+              <w:t xml:space="preserve">Авксентьев Александр Александрович в один игровой день записан за разные команды: Беркут (№10), Феникс (№5). Таких дней: 31 из 31, например 01.07.2026. В 36 матчах — сразу за обе команды одного матча.</w:t>
             </w:r>
           </w:p>
         </w:tc>
@@ -3849,7 +3849,7 @@
                 <w:sz w:val="18"/>
                 <w:szCs w:val="18"/>
               </w:rPr>
-              <w:t xml:space="preserve">Игрок выступает только за одну команду дивизиона. За какую?</w:t>
+              <w:t xml:space="preserve">За разные команды можно, но не в один игровой день. За какую команду он играл в эти дни?</w:t>
             </w:r>
           </w:p>
         </w:tc>
@@ -4000,7 +4000,7 @@
                 <w:sz w:val="18"/>
                 <w:szCs w:val="18"/>
               </w:rPr>
-              <w:t xml:space="preserve">Белов Евгений Дмитриевич записан за несколько команд: Электроник (№8) — 124 матча; Феникс (№17) — 124 матча. В 42 матчах — сразу за обе команды.</w:t>
+              <w:t xml:space="preserve">Белов Евгений Дмитриевич в один игровой день записан за разные команды: Электроник (№8), Феникс (№17). Таких дней: 31 из 31, например 01.07.2026. В 42 матчах — сразу за обе команды одного матча.</w:t>
             </w:r>
           </w:p>
         </w:tc>
@@ -4036,7 +4036,7 @@
                 <w:sz w:val="18"/>
                 <w:szCs w:val="18"/>
               </w:rPr>
-              <w:t xml:space="preserve">Игрок выступает только за одну команду дивизиона. За какую?</w:t>
+              <w:t xml:space="preserve">За разные команды можно, но не в один игровой день. За какую команду он играл в эти дни?</w:t>
             </w:r>
           </w:p>
         </w:tc>
@@ -4183,7 +4183,7 @@
                 <w:sz w:val="18"/>
                 <w:szCs w:val="18"/>
               </w:rPr>
-              <w:t xml:space="preserve">Зарков Гордей Михайлович записан за несколько команд: Беркут (№8) — 124 матча; Электроник (№16) — 124 матча. В 36 матчах — сразу за обе команды.</w:t>
+              <w:t xml:space="preserve">Зарков Гордей Михайлович в один игровой день записан за разные команды: Беркут (№8), Электроник (№16). Таких дней: 31 из 31, например 01.07.2026. В 36 матчах — сразу за обе команды одного матча.</w:t>
             </w:r>
           </w:p>
         </w:tc>
@@ -4219,7 +4219,7 @@
                 <w:sz w:val="18"/>
                 <w:szCs w:val="18"/>
               </w:rPr>
-              <w:t xml:space="preserve">Игрок выступает только за одну команду дивизиона. За какую?</w:t>
+              <w:t xml:space="preserve">За разные команды можно, но не в один игровой день. За какую команду он играл в эти дни?</w:t>
             </w:r>
           </w:p>
         </w:tc>
@@ -4595,7 +4595,7 @@
                 <w:sz w:val="18"/>
                 <w:szCs w:val="18"/>
               </w:rPr>
-              <w:t xml:space="preserve">Авксентьев Александр Александрович записан за несколько команд: Беркут (№10) — 124 матча; Феникс (№5) — 124 матча. В 36 матчах — сразу за обе команды.</w:t>
+              <w:t xml:space="preserve">Авксентьев Александр Александрович в один игровой день записан за разные команды: Беркут (№10), Феникс (№5). Таких дней: 31 из 31, например 01.08.2026. В 36 матчах — сразу за обе команды одного матча.</w:t>
             </w:r>
           </w:p>
         </w:tc>
@@ -4631,7 +4631,7 @@
                 <w:sz w:val="18"/>
                 <w:szCs w:val="18"/>
               </w:rPr>
-              <w:t xml:space="preserve">Игрок выступает только за одну команду дивизиона. За какую?</w:t>
+              <w:t xml:space="preserve">За разные команды можно, но не в один игровой день. За какую команду он играл в эти дни?</w:t>
             </w:r>
           </w:p>
         </w:tc>
@@ -4782,7 +4782,7 @@
                 <w:sz w:val="18"/>
                 <w:szCs w:val="18"/>
               </w:rPr>
-              <w:t xml:space="preserve">Белов Евгений Дмитриевич записан за несколько команд: Электроник (№8) — 124 матча; Феникс (№17) — 124 матча. В 46 матчах — сразу за обе команды.</w:t>
+              <w:t xml:space="preserve">Белов Евгений Дмитриевич в один игровой день записан за разные команды: Электроник (№8), Феникс (№17). Таких дней: 31 из 31, например 01.08.2026. В 46 матчах — сразу за обе команды одного матча.</w:t>
             </w:r>
           </w:p>
         </w:tc>
@@ -4818,7 +4818,7 @@
                 <w:sz w:val="18"/>
                 <w:szCs w:val="18"/>
               </w:rPr>
-              <w:t xml:space="preserve">Игрок выступает только за одну команду дивизиона. За какую?</w:t>
+              <w:t xml:space="preserve">За разные команды можно, но не в один игровой день. За какую команду он играл в эти дни?</w:t>
             </w:r>
           </w:p>
         </w:tc>
@@ -4965,7 +4965,7 @@
                 <w:sz w:val="18"/>
                 <w:szCs w:val="18"/>
               </w:rPr>
-              <w:t xml:space="preserve">Зарков Гордей Михайлович записан за несколько команд: Беркут (№8) — 124 матча; Электроник (№16) — 124 матча. В 36 матчах — сразу за обе команды.</w:t>
+              <w:t xml:space="preserve">Зарков Гордей Михайлович в один игровой день записан за разные команды: Беркут (№8), Электроник (№16). Таких дней: 31 из 31, например 01.08.2026. В 36 матчах — сразу за обе команды одного матча.</w:t>
             </w:r>
           </w:p>
         </w:tc>
@@ -5001,7 +5001,7 @@
                 <w:sz w:val="18"/>
                 <w:szCs w:val="18"/>
               </w:rPr>
-              <w:t xml:space="preserve">Игрок выступает только за одну команду дивизиона. За какую?</w:t>
+              <w:t xml:space="preserve">За разные команды можно, но не в один игровой день. За какую команду он играл в эти дни?</w:t>
             </w:r>
           </w:p>
         </w:tc>
@@ -5518,7 +5518,7 @@
                 <w:sz w:val="18"/>
                 <w:szCs w:val="18"/>
               </w:rPr>
-              <w:t xml:space="preserve">Кто победил на самом деле — Партизан или Металлист? Что записано неверно: итоговый счёт, счёт по периодам или порядок команд?</w:t>
+              <w:t xml:space="preserve">На сайте лиги то же самое: итог 4:6, периоды 2:2 3:1 1:1. Кто победил на самом деле — Партизан или Металлист? Что записано неверно: итоговый счёт, счёт по периодам или порядок команд?</w:t>
             </w:r>
           </w:p>
         </w:tc>
@@ -6161,7 +6161,7 @@
                 <w:sz w:val="18"/>
                 <w:szCs w:val="18"/>
               </w:rPr>
-              <w:t xml:space="preserve">игрок за обе команды в одном матче</w:t>
+              <w:t xml:space="preserve">игрок за несколько команд</w:t>
             </w:r>
           </w:p>
         </w:tc>
@@ -6235,7 +6235,7 @@
                 <w:sz w:val="18"/>
                 <w:szCs w:val="18"/>
               </w:rPr>
-              <w:t xml:space="preserve">Рябинин Евгений Васильевич записан в составы обеих команд одного матча (Сармат — №12; Штурм — №7; в 2 матчах). По ответу организатора так не допускается.</w:t>
+              <w:t xml:space="preserve">Рябинин Евгений Васильевич в один игровой день записан за разные команды: Сармат (№12), Штурм (№7). Таких дней: 1 из 3, например 13.07.2026. В 2 матчах — сразу за обе команды одного матча.</w:t>
             </w:r>
           </w:p>
         </w:tc>
@@ -6271,7 +6271,7 @@
                 <w:sz w:val="18"/>
                 <w:szCs w:val="18"/>
               </w:rPr>
-              <w:t xml:space="preserve">За какую команду он играл в этих матчах?</w:t>
+              <w:t xml:space="preserve">За разные команды можно, но не в один игровой день. За какую команду он играл в эти дни?</w:t>
             </w:r>
           </w:p>
         </w:tc>

--- a/reports/Otchet_o_proverke.docx
+++ b/reports/Otchet_o_proverke.docx
@@ -5518,7 +5518,7 @@
                 <w:sz w:val="18"/>
                 <w:szCs w:val="18"/>
               </w:rPr>
-              <w:t xml:space="preserve">На сайте лиги то же самое: итог 4:6, периоды 2:2 3:1 1:1. Кто победил на самом деле — Партизан или Металлист? Что записано неверно: итоговый счёт, счёт по периодам или порядок команд?</w:t>
+              <w:t xml:space="preserve">Кто победил на самом деле — Партизан или Металлист? Что записано неверно: итоговый счёт, счёт по периодам или порядок команд?</w:t>
             </w:r>
           </w:p>
         </w:tc>

--- a/reports/Otchet_o_proverke.docx
+++ b/reports/Otchet_o_proverke.docx
@@ -56,7 +56,7 @@
           <w:sz w:val="20"/>
           <w:szCs w:val="20"/>
         </w:rPr>
-        <w:t xml:space="preserve">Дата проверки: 27.10.2026</w:t>
+        <w:t xml:space="preserve">Дата проверки: 28.10.2026</w:t>
       </w:r>
     </w:p>
     <w:p>
@@ -634,426 +634,24 @@
         <w:t xml:space="preserve">Август 2026</w:t>
       </w:r>
     </w:p>
-    <w:tbl>
-      <w:tblPr>
-        <w:tblW w:type="dxa" w:w="15250"/>
-        <w:tblBorders>
-          <w:top w:val="single" w:color="auto" w:sz="4"/>
-          <w:left w:val="single" w:color="auto" w:sz="4"/>
-          <w:bottom w:val="single" w:color="auto" w:sz="4"/>
-          <w:right w:val="single" w:color="auto" w:sz="4"/>
-          <w:insideH w:val="single" w:color="auto" w:sz="4"/>
-          <w:insideV w:val="single" w:color="auto" w:sz="4"/>
-        </w:tblBorders>
-      </w:tblPr>
-      <w:tblGrid>
-        <w:gridCol w:w="900"/>
-        <w:gridCol w:w="2600"/>
-        <w:gridCol w:w="2400"/>
-        <w:gridCol w:w="4400"/>
-        <w:gridCol w:w="4950"/>
-      </w:tblGrid>
-      <w:tr>
-        <w:trPr>
-          <w:tblHeader/>
-        </w:trPr>
-        <w:tc>
-          <w:tcPr>
-            <w:tcW w:type="dxa" w:w="900"/>
-            <w:tcBorders>
-              <w:top w:val="single" w:color="C7CBDC" w:sz="4"/>
-              <w:left w:val="single" w:color="C7CBDC" w:sz="4"/>
-              <w:bottom w:val="single" w:color="C7CBDC" w:sz="4"/>
-              <w:right w:val="single" w:color="C7CBDC" w:sz="4"/>
-            </w:tcBorders>
-            <w:shd w:fill="EEF0F7" w:color="auto" w:val="clear"/>
-            <w:tcMar>
-              <w:top w:type="dxa" w:w="60"/>
-              <w:left w:type="dxa" w:w="90"/>
-              <w:bottom w:type="dxa" w:w="60"/>
-              <w:right w:type="dxa" w:w="90"/>
-            </w:tcMar>
-            <w:vAlign w:val="top"/>
-          </w:tcPr>
-          <w:p>
-            <w:pPr>
-              <w:spacing w:after="0" w:before="0"/>
-            </w:pPr>
-            <w:r>
-              <w:rPr>
-                <w:rFonts w:ascii="Calibri" w:cs="Calibri" w:eastAsia="Calibri" w:hAnsi="Calibri"/>
-                <w:b/>
-                <w:bCs/>
-                <w:i w:val="false"/>
-                <w:iCs w:val="false"/>
-                <w:color w:val="1A1F36"/>
-                <w:sz w:val="18"/>
-                <w:szCs w:val="18"/>
-              </w:rPr>
-              <w:t xml:space="preserve">Стр.</w:t>
-            </w:r>
-          </w:p>
-        </w:tc>
-        <w:tc>
-          <w:tcPr>
-            <w:tcW w:type="dxa" w:w="2600"/>
-            <w:tcBorders>
-              <w:top w:val="single" w:color="C7CBDC" w:sz="4"/>
-              <w:left w:val="single" w:color="C7CBDC" w:sz="4"/>
-              <w:bottom w:val="single" w:color="C7CBDC" w:sz="4"/>
-              <w:right w:val="single" w:color="C7CBDC" w:sz="4"/>
-            </w:tcBorders>
-            <w:shd w:fill="EEF0F7" w:color="auto" w:val="clear"/>
-            <w:tcMar>
-              <w:top w:type="dxa" w:w="60"/>
-              <w:left w:type="dxa" w:w="90"/>
-              <w:bottom w:type="dxa" w:w="60"/>
-              <w:right w:type="dxa" w:w="90"/>
-            </w:tcMar>
-            <w:vAlign w:val="top"/>
-          </w:tcPr>
-          <w:p>
-            <w:pPr>
-              <w:spacing w:after="0" w:before="0"/>
-            </w:pPr>
-            <w:r>
-              <w:rPr>
-                <w:rFonts w:ascii="Calibri" w:cs="Calibri" w:eastAsia="Calibri" w:hAnsi="Calibri"/>
-                <w:b/>
-                <w:bCs/>
-                <w:i w:val="false"/>
-                <w:iCs w:val="false"/>
-                <w:color w:val="1A1F36"/>
-                <w:sz w:val="18"/>
-                <w:szCs w:val="18"/>
-              </w:rPr>
-              <w:t xml:space="preserve">Матч</w:t>
-            </w:r>
-          </w:p>
-        </w:tc>
-        <w:tc>
-          <w:tcPr>
-            <w:tcW w:type="dxa" w:w="2400"/>
-            <w:tcBorders>
-              <w:top w:val="single" w:color="C7CBDC" w:sz="4"/>
-              <w:left w:val="single" w:color="C7CBDC" w:sz="4"/>
-              <w:bottom w:val="single" w:color="C7CBDC" w:sz="4"/>
-              <w:right w:val="single" w:color="C7CBDC" w:sz="4"/>
-            </w:tcBorders>
-            <w:shd w:fill="EEF0F7" w:color="auto" w:val="clear"/>
-            <w:tcMar>
-              <w:top w:type="dxa" w:w="60"/>
-              <w:left w:type="dxa" w:w="90"/>
-              <w:bottom w:type="dxa" w:w="60"/>
-              <w:right w:type="dxa" w:w="90"/>
-            </w:tcMar>
-            <w:vAlign w:val="top"/>
-          </w:tcPr>
-          <w:p>
-            <w:pPr>
-              <w:spacing w:after="0" w:before="0"/>
-            </w:pPr>
-            <w:r>
-              <w:rPr>
-                <w:rFonts w:ascii="Calibri" w:cs="Calibri" w:eastAsia="Calibri" w:hAnsi="Calibri"/>
-                <w:b/>
-                <w:bCs/>
-                <w:i w:val="false"/>
-                <w:iCs w:val="false"/>
-                <w:color w:val="1A1F36"/>
-                <w:sz w:val="18"/>
-                <w:szCs w:val="18"/>
-              </w:rPr>
-              <w:t xml:space="preserve">Счёт</w:t>
-            </w:r>
-          </w:p>
-        </w:tc>
-        <w:tc>
-          <w:tcPr>
-            <w:tcW w:type="dxa" w:w="4400"/>
-            <w:tcBorders>
-              <w:top w:val="single" w:color="C7CBDC" w:sz="4"/>
-              <w:left w:val="single" w:color="C7CBDC" w:sz="4"/>
-              <w:bottom w:val="single" w:color="C7CBDC" w:sz="4"/>
-              <w:right w:val="single" w:color="C7CBDC" w:sz="4"/>
-            </w:tcBorders>
-            <w:shd w:fill="EEF0F7" w:color="auto" w:val="clear"/>
-            <w:tcMar>
-              <w:top w:type="dxa" w:w="60"/>
-              <w:left w:type="dxa" w:w="90"/>
-              <w:bottom w:type="dxa" w:w="60"/>
-              <w:right w:type="dxa" w:w="90"/>
-            </w:tcMar>
-            <w:vAlign w:val="top"/>
-          </w:tcPr>
-          <w:p>
-            <w:pPr>
-              <w:spacing w:after="0" w:before="0"/>
-            </w:pPr>
-            <w:r>
-              <w:rPr>
-                <w:rFonts w:ascii="Calibri" w:cs="Calibri" w:eastAsia="Calibri" w:hAnsi="Calibri"/>
-                <w:b/>
-                <w:bCs/>
-                <w:i w:val="false"/>
-                <w:iCs w:val="false"/>
-                <w:color w:val="1A1F36"/>
-                <w:sz w:val="18"/>
-                <w:szCs w:val="18"/>
-              </w:rPr>
-              <w:t xml:space="preserve">Что не так</w:t>
-            </w:r>
-          </w:p>
-        </w:tc>
-        <w:tc>
-          <w:tcPr>
-            <w:tcW w:type="dxa" w:w="4950"/>
-            <w:tcBorders>
-              <w:top w:val="single" w:color="C7CBDC" w:sz="4"/>
-              <w:left w:val="single" w:color="C7CBDC" w:sz="4"/>
-              <w:bottom w:val="single" w:color="C7CBDC" w:sz="4"/>
-              <w:right w:val="single" w:color="C7CBDC" w:sz="4"/>
-            </w:tcBorders>
-            <w:shd w:fill="EEF0F7" w:color="auto" w:val="clear"/>
-            <w:tcMar>
-              <w:top w:type="dxa" w:w="60"/>
-              <w:left w:type="dxa" w:w="90"/>
-              <w:bottom w:type="dxa" w:w="60"/>
-              <w:right w:type="dxa" w:w="90"/>
-            </w:tcMar>
-            <w:vAlign w:val="top"/>
-          </w:tcPr>
-          <w:p>
-            <w:pPr>
-              <w:spacing w:after="0" w:before="0"/>
-            </w:pPr>
-            <w:r>
-              <w:rPr>
-                <w:rFonts w:ascii="Calibri" w:cs="Calibri" w:eastAsia="Calibri" w:hAnsi="Calibri"/>
-                <w:b/>
-                <w:bCs/>
-                <w:i w:val="false"/>
-                <w:iCs w:val="false"/>
-                <w:color w:val="1A1F36"/>
-                <w:sz w:val="18"/>
-                <w:szCs w:val="18"/>
-              </w:rPr>
-              <w:t xml:space="preserve">Как исправляем</w:t>
-            </w:r>
-          </w:p>
-        </w:tc>
-      </w:tr>
-      <w:tr>
-        <w:tc>
-          <w:tcPr>
-            <w:tcW w:type="dxa" w:w="900"/>
-            <w:tcBorders>
-              <w:top w:val="single" w:color="C7CBDC" w:sz="4"/>
-              <w:left w:val="single" w:color="C7CBDC" w:sz="4"/>
-              <w:bottom w:val="single" w:color="C7CBDC" w:sz="4"/>
-              <w:right w:val="single" w:color="C7CBDC" w:sz="4"/>
-            </w:tcBorders>
-            <w:tcMar>
-              <w:top w:type="dxa" w:w="60"/>
-              <w:left w:type="dxa" w:w="90"/>
-              <w:bottom w:type="dxa" w:w="60"/>
-              <w:right w:type="dxa" w:w="90"/>
-            </w:tcMar>
-            <w:vAlign w:val="top"/>
-          </w:tcPr>
-          <w:p>
-            <w:pPr>
-              <w:spacing w:after="0" w:before="0"/>
-            </w:pPr>
-            <w:r>
-              <w:rPr>
-                <w:rFonts w:ascii="Calibri" w:cs="Calibri" w:eastAsia="Calibri" w:hAnsi="Calibri"/>
-                <w:b/>
-                <w:bCs/>
-                <w:i w:val="false"/>
-                <w:iCs w:val="false"/>
-                <w:color w:val="1A1F36"/>
-                <w:sz w:val="18"/>
-                <w:szCs w:val="18"/>
-              </w:rPr>
-              <w:t xml:space="preserve">2356</w:t>
-            </w:r>
-          </w:p>
-        </w:tc>
-        <w:tc>
-          <w:tcPr>
-            <w:tcW w:type="dxa" w:w="2600"/>
-            <w:tcBorders>
-              <w:top w:val="single" w:color="C7CBDC" w:sz="4"/>
-              <w:left w:val="single" w:color="C7CBDC" w:sz="4"/>
-              <w:bottom w:val="single" w:color="C7CBDC" w:sz="4"/>
-              <w:right w:val="single" w:color="C7CBDC" w:sz="4"/>
-            </w:tcBorders>
-            <w:tcMar>
-              <w:top w:type="dxa" w:w="60"/>
-              <w:left w:type="dxa" w:w="90"/>
-              <w:bottom w:type="dxa" w:w="60"/>
-              <w:right w:type="dxa" w:w="90"/>
-            </w:tcMar>
-            <w:vAlign w:val="top"/>
-          </w:tcPr>
-          <w:p>
-            <w:pPr>
-              <w:spacing w:after="0"/>
-            </w:pPr>
-            <w:r>
-              <w:rPr>
-                <w:rFonts w:ascii="Calibri" w:cs="Calibri" w:eastAsia="Calibri" w:hAnsi="Calibri"/>
-                <w:b w:val="false"/>
-                <w:bCs w:val="false"/>
-                <w:i w:val="false"/>
-                <w:iCs w:val="false"/>
-                <w:color w:val="1A1F36"/>
-                <w:sz w:val="18"/>
-                <w:szCs w:val="18"/>
-              </w:rPr>
-              <w:t xml:space="preserve">06.08.2026  08:35</w:t>
-            </w:r>
-            <w:r>
-              <w:rPr>
-                <w:rFonts w:ascii="Calibri" w:cs="Calibri" w:eastAsia="Calibri" w:hAnsi="Calibri"/>
-                <w:b w:val="false"/>
-                <w:bCs w:val="false"/>
-                <w:i w:val="false"/>
-                <w:iCs w:val="false"/>
-                <w:color w:val="1A1F36"/>
-                <w:sz w:val="18"/>
-                <w:szCs w:val="18"/>
-              </w:rPr>
-              <w:br/>
-              <w:t xml:space="preserve">Партизан — Металлист</w:t>
-            </w:r>
-          </w:p>
-        </w:tc>
-        <w:tc>
-          <w:tcPr>
-            <w:tcW w:type="dxa" w:w="2400"/>
-            <w:tcBorders>
-              <w:top w:val="single" w:color="C7CBDC" w:sz="4"/>
-              <w:left w:val="single" w:color="C7CBDC" w:sz="4"/>
-              <w:bottom w:val="single" w:color="C7CBDC" w:sz="4"/>
-              <w:right w:val="single" w:color="C7CBDC" w:sz="4"/>
-            </w:tcBorders>
-            <w:tcMar>
-              <w:top w:type="dxa" w:w="60"/>
-              <w:left w:type="dxa" w:w="90"/>
-              <w:bottom w:type="dxa" w:w="60"/>
-              <w:right w:type="dxa" w:w="90"/>
-            </w:tcMar>
-            <w:vAlign w:val="top"/>
-          </w:tcPr>
-          <w:p>
-            <w:pPr>
-              <w:spacing w:after="0"/>
-            </w:pPr>
-            <w:r>
-              <w:rPr>
-                <w:rFonts w:ascii="Calibri" w:cs="Calibri" w:eastAsia="Calibri" w:hAnsi="Calibri"/>
-                <w:b w:val="false"/>
-                <w:bCs w:val="false"/>
-                <w:i w:val="false"/>
-                <w:iCs w:val="false"/>
-                <w:color w:val="5A5F7A"/>
-                <w:sz w:val="18"/>
-                <w:szCs w:val="18"/>
-              </w:rPr>
-              <w:t xml:space="preserve">итог 4:6</w:t>
-            </w:r>
-            <w:r>
-              <w:rPr>
-                <w:rFonts w:ascii="Calibri" w:cs="Calibri" w:eastAsia="Calibri" w:hAnsi="Calibri"/>
-                <w:b w:val="false"/>
-                <w:bCs w:val="false"/>
-                <w:i w:val="false"/>
-                <w:iCs w:val="false"/>
-                <w:color w:val="5A5F7A"/>
-                <w:sz w:val="18"/>
-                <w:szCs w:val="18"/>
-              </w:rPr>
-              <w:br/>
-              <w:t xml:space="preserve">периоды 2:2 3:1 1:1 = 6:4</w:t>
-            </w:r>
-          </w:p>
-        </w:tc>
-        <w:tc>
-          <w:tcPr>
-            <w:tcW w:type="dxa" w:w="4400"/>
-            <w:tcBorders>
-              <w:top w:val="single" w:color="C7CBDC" w:sz="4"/>
-              <w:left w:val="single" w:color="C7CBDC" w:sz="4"/>
-              <w:bottom w:val="single" w:color="C7CBDC" w:sz="4"/>
-              <w:right w:val="single" w:color="C7CBDC" w:sz="4"/>
-            </w:tcBorders>
-            <w:tcMar>
-              <w:top w:type="dxa" w:w="60"/>
-              <w:left w:type="dxa" w:w="90"/>
-              <w:bottom w:type="dxa" w:w="60"/>
-              <w:right w:type="dxa" w:w="90"/>
-            </w:tcMar>
-            <w:vAlign w:val="top"/>
-          </w:tcPr>
-          <w:p>
-            <w:pPr>
-              <w:spacing w:after="0" w:before="0"/>
-            </w:pPr>
-            <w:r>
-              <w:rPr>
-                <w:rFonts w:ascii="Calibri" w:cs="Calibri" w:eastAsia="Calibri" w:hAnsi="Calibri"/>
-                <w:b w:val="false"/>
-                <w:bCs w:val="false"/>
-                <w:i w:val="false"/>
-                <w:iCs w:val="false"/>
-                <w:color w:val="1A1F36"/>
-                <w:sz w:val="18"/>
-                <w:szCs w:val="18"/>
-              </w:rPr>
-              <w:t xml:space="preserve">Сумма по периодам — 6:4, по ней победила команда Партизан. Итоговый счёт записан 4:6, по нему победила команда Металлист. Числа те же, но переставлены местами.</w:t>
-            </w:r>
-          </w:p>
-        </w:tc>
-        <w:tc>
-          <w:tcPr>
-            <w:tcW w:type="dxa" w:w="4950"/>
-            <w:tcBorders>
-              <w:top w:val="single" w:color="C7CBDC" w:sz="4"/>
-              <w:left w:val="single" w:color="C7CBDC" w:sz="4"/>
-              <w:bottom w:val="single" w:color="C7CBDC" w:sz="4"/>
-              <w:right w:val="single" w:color="C7CBDC" w:sz="4"/>
-            </w:tcBorders>
-            <w:tcMar>
-              <w:top w:type="dxa" w:w="60"/>
-              <w:left w:type="dxa" w:w="90"/>
-              <w:bottom w:type="dxa" w:w="60"/>
-              <w:right w:type="dxa" w:w="90"/>
-            </w:tcMar>
-            <w:vAlign w:val="top"/>
-          </w:tcPr>
-          <w:p>
-            <w:pPr>
-              <w:spacing w:after="0" w:before="0"/>
-            </w:pPr>
-            <w:r>
-              <w:rPr>
-                <w:rFonts w:ascii="Calibri" w:cs="Calibri" w:eastAsia="Calibri" w:hAnsi="Calibri"/>
-                <w:b w:val="false"/>
-                <w:bCs w:val="false"/>
-                <w:i/>
-                <w:iCs/>
-                <w:color w:val="2B2F77"/>
-                <w:sz w:val="18"/>
-                <w:szCs w:val="18"/>
-              </w:rPr>
-              <w:t xml:space="preserve">Кто победил на самом деле — Партизан или Металлист? Что записано неверно: итоговый счёт, счёт по периодам или порядок команд?</w:t>
-            </w:r>
-          </w:p>
-        </w:tc>
-      </w:tr>
-    </w:tbl>
+    <w:p>
+      <w:pPr>
+        <w:spacing w:after="100" w:before="0"/>
+      </w:pPr>
+      <w:r>
+        <w:rPr>
+          <w:rFonts w:ascii="Calibri" w:cs="Calibri" w:eastAsia="Calibri" w:hAnsi="Calibri"/>
+          <w:b w:val="false"/>
+          <w:bCs w:val="false"/>
+          <w:i/>
+          <w:iCs/>
+          <w:color w:val="2E7D32"/>
+          <w:sz w:val="20"/>
+          <w:szCs w:val="20"/>
+        </w:rPr>
+        <w:t xml:space="preserve">Ошибок не найдено.</w:t>
+      </w:r>
+    </w:p>
     <w:p>
       <w:pPr>
         <w:keepNext/>

--- a/reports/Otchet_o_proverke.docx
+++ b/reports/Otchet_o_proverke.docx
@@ -1069,7 +1069,7 @@
                 <w:sz w:val="18"/>
                 <w:szCs w:val="18"/>
               </w:rPr>
-              <w:t xml:space="preserve">1, 16, 61, 76, 121, 136, 151, 166</w:t>
+              <w:t xml:space="preserve">211, 226</w:t>
             </w:r>
           </w:p>
         </w:tc>
@@ -1105,7 +1105,7 @@
                 <w:sz w:val="18"/>
                 <w:szCs w:val="18"/>
               </w:rPr>
-              <w:t xml:space="preserve">нужно подтвердить ответ</w:t>
+              <w:t xml:space="preserve">игрок за несколько команд</w:t>
             </w:r>
           </w:p>
         </w:tc>
@@ -1177,7 +1177,7 @@
                 <w:sz w:val="18"/>
                 <w:szCs w:val="18"/>
               </w:rPr>
-              <w:t xml:space="preserve">В ответе на отчёт Бамбуркину Владимиру Васильевичу (Спортдепо) указан №25, а в исправленном файле он убран из состава вместе с Чукуровым, Мокшановым и Романовым — это четыре последних игрока списка.</w:t>
+              <w:t xml:space="preserve">Рябинин Евгений Васильевич в один игровой день записан за разные команды: Сармат (№12), Штурм (№7). Таких дней: 1 из 3, например 13.07.2026. В 2 матчах — сразу за обе команды одного матча.</w:t>
             </w:r>
           </w:p>
         </w:tc>
@@ -1213,192 +1213,6 @@
                 <w:sz w:val="18"/>
                 <w:szCs w:val="18"/>
               </w:rPr>
-              <w:t xml:space="preserve">Бамбуркин за Спортдепо не играет? Если играет — кого из четверых нужно было убрать вместо него?</w:t>
-            </w:r>
-          </w:p>
-        </w:tc>
-      </w:tr>
-      <w:tr>
-        <w:tc>
-          <w:tcPr>
-            <w:tcW w:type="dxa" w:w="900"/>
-            <w:tcBorders>
-              <w:top w:val="single" w:color="C7CBDC" w:sz="4"/>
-              <w:left w:val="single" w:color="C7CBDC" w:sz="4"/>
-              <w:bottom w:val="single" w:color="C7CBDC" w:sz="4"/>
-              <w:right w:val="single" w:color="C7CBDC" w:sz="4"/>
-            </w:tcBorders>
-            <w:shd w:fill="F7F8FC" w:color="auto" w:val="clear"/>
-            <w:tcMar>
-              <w:top w:type="dxa" w:w="60"/>
-              <w:left w:type="dxa" w:w="90"/>
-              <w:bottom w:type="dxa" w:w="60"/>
-              <w:right w:type="dxa" w:w="90"/>
-            </w:tcMar>
-            <w:vAlign w:val="top"/>
-          </w:tcPr>
-          <w:p>
-            <w:pPr>
-              <w:spacing w:after="0" w:before="0"/>
-            </w:pPr>
-            <w:r>
-              <w:rPr>
-                <w:rFonts w:ascii="Calibri" w:cs="Calibri" w:eastAsia="Calibri" w:hAnsi="Calibri"/>
-                <w:b/>
-                <w:bCs/>
-                <w:i w:val="false"/>
-                <w:iCs w:val="false"/>
-                <w:color w:val="1A1F36"/>
-                <w:sz w:val="18"/>
-                <w:szCs w:val="18"/>
-              </w:rPr>
-              <w:t xml:space="preserve">211, 226</w:t>
-            </w:r>
-          </w:p>
-        </w:tc>
-        <w:tc>
-          <w:tcPr>
-            <w:tcW w:type="dxa" w:w="2600"/>
-            <w:tcBorders>
-              <w:top w:val="single" w:color="C7CBDC" w:sz="4"/>
-              <w:left w:val="single" w:color="C7CBDC" w:sz="4"/>
-              <w:bottom w:val="single" w:color="C7CBDC" w:sz="4"/>
-              <w:right w:val="single" w:color="C7CBDC" w:sz="4"/>
-            </w:tcBorders>
-            <w:shd w:fill="F7F8FC" w:color="auto" w:val="clear"/>
-            <w:tcMar>
-              <w:top w:type="dxa" w:w="60"/>
-              <w:left w:type="dxa" w:w="90"/>
-              <w:bottom w:type="dxa" w:w="60"/>
-              <w:right w:type="dxa" w:w="90"/>
-            </w:tcMar>
-            <w:vAlign w:val="top"/>
-          </w:tcPr>
-          <w:p>
-            <w:pPr>
-              <w:spacing w:after="0"/>
-            </w:pPr>
-            <w:r>
-              <w:rPr>
-                <w:rFonts w:ascii="Calibri" w:cs="Calibri" w:eastAsia="Calibri" w:hAnsi="Calibri"/>
-                <w:b w:val="false"/>
-                <w:bCs w:val="false"/>
-                <w:i w:val="false"/>
-                <w:iCs w:val="false"/>
-                <w:color w:val="1A1F36"/>
-                <w:sz w:val="18"/>
-                <w:szCs w:val="18"/>
-              </w:rPr>
-              <w:t xml:space="preserve">игрок за несколько команд</w:t>
-            </w:r>
-          </w:p>
-        </w:tc>
-        <w:tc>
-          <w:tcPr>
-            <w:tcW w:type="dxa" w:w="2400"/>
-            <w:tcBorders>
-              <w:top w:val="single" w:color="C7CBDC" w:sz="4"/>
-              <w:left w:val="single" w:color="C7CBDC" w:sz="4"/>
-              <w:bottom w:val="single" w:color="C7CBDC" w:sz="4"/>
-              <w:right w:val="single" w:color="C7CBDC" w:sz="4"/>
-            </w:tcBorders>
-            <w:shd w:fill="F7F8FC" w:color="auto" w:val="clear"/>
-            <w:tcMar>
-              <w:top w:type="dxa" w:w="60"/>
-              <w:left w:type="dxa" w:w="90"/>
-              <w:bottom w:type="dxa" w:w="60"/>
-              <w:right w:type="dxa" w:w="90"/>
-            </w:tcMar>
-            <w:vAlign w:val="top"/>
-          </w:tcPr>
-          <w:p>
-            <w:pPr>
-              <w:spacing w:after="0"/>
-            </w:pPr>
-            <w:r>
-              <w:rPr>
-                <w:rFonts w:ascii="Calibri" w:cs="Calibri" w:eastAsia="Calibri" w:hAnsi="Calibri"/>
-                <w:b w:val="false"/>
-                <w:bCs w:val="false"/>
-                <w:i w:val="false"/>
-                <w:iCs w:val="false"/>
-                <w:color w:val="5A5F7A"/>
-                <w:sz w:val="18"/>
-                <w:szCs w:val="18"/>
-              </w:rPr>
-              <w:t xml:space="preserve">—</w:t>
-            </w:r>
-          </w:p>
-        </w:tc>
-        <w:tc>
-          <w:tcPr>
-            <w:tcW w:type="dxa" w:w="4400"/>
-            <w:tcBorders>
-              <w:top w:val="single" w:color="C7CBDC" w:sz="4"/>
-              <w:left w:val="single" w:color="C7CBDC" w:sz="4"/>
-              <w:bottom w:val="single" w:color="C7CBDC" w:sz="4"/>
-              <w:right w:val="single" w:color="C7CBDC" w:sz="4"/>
-            </w:tcBorders>
-            <w:shd w:fill="F7F8FC" w:color="auto" w:val="clear"/>
-            <w:tcMar>
-              <w:top w:type="dxa" w:w="60"/>
-              <w:left w:type="dxa" w:w="90"/>
-              <w:bottom w:type="dxa" w:w="60"/>
-              <w:right w:type="dxa" w:w="90"/>
-            </w:tcMar>
-            <w:vAlign w:val="top"/>
-          </w:tcPr>
-          <w:p>
-            <w:pPr>
-              <w:spacing w:after="0" w:before="0"/>
-            </w:pPr>
-            <w:r>
-              <w:rPr>
-                <w:rFonts w:ascii="Calibri" w:cs="Calibri" w:eastAsia="Calibri" w:hAnsi="Calibri"/>
-                <w:b w:val="false"/>
-                <w:bCs w:val="false"/>
-                <w:i w:val="false"/>
-                <w:iCs w:val="false"/>
-                <w:color w:val="1A1F36"/>
-                <w:sz w:val="18"/>
-                <w:szCs w:val="18"/>
-              </w:rPr>
-              <w:t xml:space="preserve">Рябинин Евгений Васильевич в один игровой день записан за разные команды: Сармат (№12), Штурм (№7). Таких дней: 1 из 3, например 13.07.2026. В 2 матчах — сразу за обе команды одного матча.</w:t>
-            </w:r>
-          </w:p>
-        </w:tc>
-        <w:tc>
-          <w:tcPr>
-            <w:tcW w:type="dxa" w:w="4950"/>
-            <w:tcBorders>
-              <w:top w:val="single" w:color="C7CBDC" w:sz="4"/>
-              <w:left w:val="single" w:color="C7CBDC" w:sz="4"/>
-              <w:bottom w:val="single" w:color="C7CBDC" w:sz="4"/>
-              <w:right w:val="single" w:color="C7CBDC" w:sz="4"/>
-            </w:tcBorders>
-            <w:tcMar>
-              <w:top w:type="dxa" w:w="60"/>
-              <w:left w:type="dxa" w:w="90"/>
-              <w:bottom w:type="dxa" w:w="60"/>
-              <w:right w:type="dxa" w:w="90"/>
-            </w:tcMar>
-            <w:vAlign w:val="top"/>
-          </w:tcPr>
-          <w:p>
-            <w:pPr>
-              <w:spacing w:after="0" w:before="0"/>
-            </w:pPr>
-            <w:r>
-              <w:rPr>
-                <w:rFonts w:ascii="Calibri" w:cs="Calibri" w:eastAsia="Calibri" w:hAnsi="Calibri"/>
-                <w:b w:val="false"/>
-                <w:bCs w:val="false"/>
-                <w:i/>
-                <w:iCs/>
-                <w:color w:val="2B2F77"/>
-                <w:sz w:val="18"/>
-                <w:szCs w:val="18"/>
-              </w:rPr>
               <w:t xml:space="preserve">За разные команды можно, но не в один игровой день. За какую команду он играл в эти дни?</w:t>
             </w:r>
           </w:p>
@@ -1424,398 +1238,24 @@
         <w:t xml:space="preserve">Август 2026</w:t>
       </w:r>
     </w:p>
-    <w:tbl>
-      <w:tblPr>
-        <w:tblW w:type="dxa" w:w="15250"/>
-        <w:tblBorders>
-          <w:top w:val="single" w:color="auto" w:sz="4"/>
-          <w:left w:val="single" w:color="auto" w:sz="4"/>
-          <w:bottom w:val="single" w:color="auto" w:sz="4"/>
-          <w:right w:val="single" w:color="auto" w:sz="4"/>
-          <w:insideH w:val="single" w:color="auto" w:sz="4"/>
-          <w:insideV w:val="single" w:color="auto" w:sz="4"/>
-        </w:tblBorders>
-      </w:tblPr>
-      <w:tblGrid>
-        <w:gridCol w:w="900"/>
-        <w:gridCol w:w="2600"/>
-        <w:gridCol w:w="2400"/>
-        <w:gridCol w:w="4400"/>
-        <w:gridCol w:w="4950"/>
-      </w:tblGrid>
-      <w:tr>
-        <w:trPr>
-          <w:tblHeader/>
-        </w:trPr>
-        <w:tc>
-          <w:tcPr>
-            <w:tcW w:type="dxa" w:w="900"/>
-            <w:tcBorders>
-              <w:top w:val="single" w:color="C7CBDC" w:sz="4"/>
-              <w:left w:val="single" w:color="C7CBDC" w:sz="4"/>
-              <w:bottom w:val="single" w:color="C7CBDC" w:sz="4"/>
-              <w:right w:val="single" w:color="C7CBDC" w:sz="4"/>
-            </w:tcBorders>
-            <w:shd w:fill="EEF0F7" w:color="auto" w:val="clear"/>
-            <w:tcMar>
-              <w:top w:type="dxa" w:w="60"/>
-              <w:left w:type="dxa" w:w="90"/>
-              <w:bottom w:type="dxa" w:w="60"/>
-              <w:right w:type="dxa" w:w="90"/>
-            </w:tcMar>
-            <w:vAlign w:val="top"/>
-          </w:tcPr>
-          <w:p>
-            <w:pPr>
-              <w:spacing w:after="0" w:before="0"/>
-            </w:pPr>
-            <w:r>
-              <w:rPr>
-                <w:rFonts w:ascii="Calibri" w:cs="Calibri" w:eastAsia="Calibri" w:hAnsi="Calibri"/>
-                <w:b/>
-                <w:bCs/>
-                <w:i w:val="false"/>
-                <w:iCs w:val="false"/>
-                <w:color w:val="1A1F36"/>
-                <w:sz w:val="18"/>
-                <w:szCs w:val="18"/>
-              </w:rPr>
-              <w:t xml:space="preserve">Стр.</w:t>
-            </w:r>
-          </w:p>
-        </w:tc>
-        <w:tc>
-          <w:tcPr>
-            <w:tcW w:type="dxa" w:w="2600"/>
-            <w:tcBorders>
-              <w:top w:val="single" w:color="C7CBDC" w:sz="4"/>
-              <w:left w:val="single" w:color="C7CBDC" w:sz="4"/>
-              <w:bottom w:val="single" w:color="C7CBDC" w:sz="4"/>
-              <w:right w:val="single" w:color="C7CBDC" w:sz="4"/>
-            </w:tcBorders>
-            <w:shd w:fill="EEF0F7" w:color="auto" w:val="clear"/>
-            <w:tcMar>
-              <w:top w:type="dxa" w:w="60"/>
-              <w:left w:type="dxa" w:w="90"/>
-              <w:bottom w:type="dxa" w:w="60"/>
-              <w:right w:type="dxa" w:w="90"/>
-            </w:tcMar>
-            <w:vAlign w:val="top"/>
-          </w:tcPr>
-          <w:p>
-            <w:pPr>
-              <w:spacing w:after="0" w:before="0"/>
-            </w:pPr>
-            <w:r>
-              <w:rPr>
-                <w:rFonts w:ascii="Calibri" w:cs="Calibri" w:eastAsia="Calibri" w:hAnsi="Calibri"/>
-                <w:b/>
-                <w:bCs/>
-                <w:i w:val="false"/>
-                <w:iCs w:val="false"/>
-                <w:color w:val="1A1F36"/>
-                <w:sz w:val="18"/>
-                <w:szCs w:val="18"/>
-              </w:rPr>
-              <w:t xml:space="preserve">Матч</w:t>
-            </w:r>
-          </w:p>
-        </w:tc>
-        <w:tc>
-          <w:tcPr>
-            <w:tcW w:type="dxa" w:w="2400"/>
-            <w:tcBorders>
-              <w:top w:val="single" w:color="C7CBDC" w:sz="4"/>
-              <w:left w:val="single" w:color="C7CBDC" w:sz="4"/>
-              <w:bottom w:val="single" w:color="C7CBDC" w:sz="4"/>
-              <w:right w:val="single" w:color="C7CBDC" w:sz="4"/>
-            </w:tcBorders>
-            <w:shd w:fill="EEF0F7" w:color="auto" w:val="clear"/>
-            <w:tcMar>
-              <w:top w:type="dxa" w:w="60"/>
-              <w:left w:type="dxa" w:w="90"/>
-              <w:bottom w:type="dxa" w:w="60"/>
-              <w:right w:type="dxa" w:w="90"/>
-            </w:tcMar>
-            <w:vAlign w:val="top"/>
-          </w:tcPr>
-          <w:p>
-            <w:pPr>
-              <w:spacing w:after="0" w:before="0"/>
-            </w:pPr>
-            <w:r>
-              <w:rPr>
-                <w:rFonts w:ascii="Calibri" w:cs="Calibri" w:eastAsia="Calibri" w:hAnsi="Calibri"/>
-                <w:b/>
-                <w:bCs/>
-                <w:i w:val="false"/>
-                <w:iCs w:val="false"/>
-                <w:color w:val="1A1F36"/>
-                <w:sz w:val="18"/>
-                <w:szCs w:val="18"/>
-              </w:rPr>
-              <w:t xml:space="preserve">Счёт</w:t>
-            </w:r>
-          </w:p>
-        </w:tc>
-        <w:tc>
-          <w:tcPr>
-            <w:tcW w:type="dxa" w:w="4400"/>
-            <w:tcBorders>
-              <w:top w:val="single" w:color="C7CBDC" w:sz="4"/>
-              <w:left w:val="single" w:color="C7CBDC" w:sz="4"/>
-              <w:bottom w:val="single" w:color="C7CBDC" w:sz="4"/>
-              <w:right w:val="single" w:color="C7CBDC" w:sz="4"/>
-            </w:tcBorders>
-            <w:shd w:fill="EEF0F7" w:color="auto" w:val="clear"/>
-            <w:tcMar>
-              <w:top w:type="dxa" w:w="60"/>
-              <w:left w:type="dxa" w:w="90"/>
-              <w:bottom w:type="dxa" w:w="60"/>
-              <w:right w:type="dxa" w:w="90"/>
-            </w:tcMar>
-            <w:vAlign w:val="top"/>
-          </w:tcPr>
-          <w:p>
-            <w:pPr>
-              <w:spacing w:after="0" w:before="0"/>
-            </w:pPr>
-            <w:r>
-              <w:rPr>
-                <w:rFonts w:ascii="Calibri" w:cs="Calibri" w:eastAsia="Calibri" w:hAnsi="Calibri"/>
-                <w:b/>
-                <w:bCs/>
-                <w:i w:val="false"/>
-                <w:iCs w:val="false"/>
-                <w:color w:val="1A1F36"/>
-                <w:sz w:val="18"/>
-                <w:szCs w:val="18"/>
-              </w:rPr>
-              <w:t xml:space="preserve">Что не так</w:t>
-            </w:r>
-          </w:p>
-        </w:tc>
-        <w:tc>
-          <w:tcPr>
-            <w:tcW w:type="dxa" w:w="4950"/>
-            <w:tcBorders>
-              <w:top w:val="single" w:color="C7CBDC" w:sz="4"/>
-              <w:left w:val="single" w:color="C7CBDC" w:sz="4"/>
-              <w:bottom w:val="single" w:color="C7CBDC" w:sz="4"/>
-              <w:right w:val="single" w:color="C7CBDC" w:sz="4"/>
-            </w:tcBorders>
-            <w:shd w:fill="EEF0F7" w:color="auto" w:val="clear"/>
-            <w:tcMar>
-              <w:top w:type="dxa" w:w="60"/>
-              <w:left w:type="dxa" w:w="90"/>
-              <w:bottom w:type="dxa" w:w="60"/>
-              <w:right w:type="dxa" w:w="90"/>
-            </w:tcMar>
-            <w:vAlign w:val="top"/>
-          </w:tcPr>
-          <w:p>
-            <w:pPr>
-              <w:spacing w:after="0" w:before="0"/>
-            </w:pPr>
-            <w:r>
-              <w:rPr>
-                <w:rFonts w:ascii="Calibri" w:cs="Calibri" w:eastAsia="Calibri" w:hAnsi="Calibri"/>
-                <w:b/>
-                <w:bCs/>
-                <w:i w:val="false"/>
-                <w:iCs w:val="false"/>
-                <w:color w:val="1A1F36"/>
-                <w:sz w:val="18"/>
-                <w:szCs w:val="18"/>
-              </w:rPr>
-              <w:t xml:space="preserve">Как исправляем</w:t>
-            </w:r>
-          </w:p>
-        </w:tc>
-      </w:tr>
-      <w:tr>
-        <w:tc>
-          <w:tcPr>
-            <w:tcW w:type="dxa" w:w="900"/>
-            <w:tcBorders>
-              <w:top w:val="single" w:color="C7CBDC" w:sz="4"/>
-              <w:left w:val="single" w:color="C7CBDC" w:sz="4"/>
-              <w:bottom w:val="single" w:color="C7CBDC" w:sz="4"/>
-              <w:right w:val="single" w:color="C7CBDC" w:sz="4"/>
-            </w:tcBorders>
-            <w:tcMar>
-              <w:top w:type="dxa" w:w="60"/>
-              <w:left w:type="dxa" w:w="90"/>
-              <w:bottom w:type="dxa" w:w="60"/>
-              <w:right w:type="dxa" w:w="90"/>
-            </w:tcMar>
-            <w:vAlign w:val="top"/>
-          </w:tcPr>
-          <w:p>
-            <w:pPr>
-              <w:spacing w:after="0" w:before="0"/>
-            </w:pPr>
-            <w:r>
-              <w:rPr>
-                <w:rFonts w:ascii="Calibri" w:cs="Calibri" w:eastAsia="Calibri" w:hAnsi="Calibri"/>
-                <w:b/>
-                <w:bCs/>
-                <w:i w:val="false"/>
-                <w:iCs w:val="false"/>
-                <w:color w:val="1A1F36"/>
-                <w:sz w:val="18"/>
-                <w:szCs w:val="18"/>
-              </w:rPr>
-              <w:t xml:space="preserve">16, 31, 181, 226, 241</w:t>
-            </w:r>
-          </w:p>
-        </w:tc>
-        <w:tc>
-          <w:tcPr>
-            <w:tcW w:type="dxa" w:w="2600"/>
-            <w:tcBorders>
-              <w:top w:val="single" w:color="C7CBDC" w:sz="4"/>
-              <w:left w:val="single" w:color="C7CBDC" w:sz="4"/>
-              <w:bottom w:val="single" w:color="C7CBDC" w:sz="4"/>
-              <w:right w:val="single" w:color="C7CBDC" w:sz="4"/>
-            </w:tcBorders>
-            <w:tcMar>
-              <w:top w:type="dxa" w:w="60"/>
-              <w:left w:type="dxa" w:w="90"/>
-              <w:bottom w:type="dxa" w:w="60"/>
-              <w:right w:type="dxa" w:w="90"/>
-            </w:tcMar>
-            <w:vAlign w:val="top"/>
-          </w:tcPr>
-          <w:p>
-            <w:pPr>
-              <w:spacing w:after="0"/>
-            </w:pPr>
-            <w:r>
-              <w:rPr>
-                <w:rFonts w:ascii="Calibri" w:cs="Calibri" w:eastAsia="Calibri" w:hAnsi="Calibri"/>
-                <w:b w:val="false"/>
-                <w:bCs w:val="false"/>
-                <w:i w:val="false"/>
-                <w:iCs w:val="false"/>
-                <w:color w:val="1A1F36"/>
-                <w:sz w:val="18"/>
-                <w:szCs w:val="18"/>
-              </w:rPr>
-              <w:t xml:space="preserve">нужно подтвердить ответ</w:t>
-            </w:r>
-          </w:p>
-        </w:tc>
-        <w:tc>
-          <w:tcPr>
-            <w:tcW w:type="dxa" w:w="2400"/>
-            <w:tcBorders>
-              <w:top w:val="single" w:color="C7CBDC" w:sz="4"/>
-              <w:left w:val="single" w:color="C7CBDC" w:sz="4"/>
-              <w:bottom w:val="single" w:color="C7CBDC" w:sz="4"/>
-              <w:right w:val="single" w:color="C7CBDC" w:sz="4"/>
-            </w:tcBorders>
-            <w:tcMar>
-              <w:top w:type="dxa" w:w="60"/>
-              <w:left w:type="dxa" w:w="90"/>
-              <w:bottom w:type="dxa" w:w="60"/>
-              <w:right w:type="dxa" w:w="90"/>
-            </w:tcMar>
-            <w:vAlign w:val="top"/>
-          </w:tcPr>
-          <w:p>
-            <w:pPr>
-              <w:spacing w:after="0"/>
-            </w:pPr>
-            <w:r>
-              <w:rPr>
-                <w:rFonts w:ascii="Calibri" w:cs="Calibri" w:eastAsia="Calibri" w:hAnsi="Calibri"/>
-                <w:b w:val="false"/>
-                <w:bCs w:val="false"/>
-                <w:i w:val="false"/>
-                <w:iCs w:val="false"/>
-                <w:color w:val="5A5F7A"/>
-                <w:sz w:val="18"/>
-                <w:szCs w:val="18"/>
-              </w:rPr>
-              <w:t xml:space="preserve">—</w:t>
-            </w:r>
-          </w:p>
-        </w:tc>
-        <w:tc>
-          <w:tcPr>
-            <w:tcW w:type="dxa" w:w="4400"/>
-            <w:tcBorders>
-              <w:top w:val="single" w:color="C7CBDC" w:sz="4"/>
-              <w:left w:val="single" w:color="C7CBDC" w:sz="4"/>
-              <w:bottom w:val="single" w:color="C7CBDC" w:sz="4"/>
-              <w:right w:val="single" w:color="C7CBDC" w:sz="4"/>
-            </w:tcBorders>
-            <w:tcMar>
-              <w:top w:type="dxa" w:w="60"/>
-              <w:left w:type="dxa" w:w="90"/>
-              <w:bottom w:type="dxa" w:w="60"/>
-              <w:right w:type="dxa" w:w="90"/>
-            </w:tcMar>
-            <w:vAlign w:val="top"/>
-          </w:tcPr>
-          <w:p>
-            <w:pPr>
-              <w:spacing w:after="0" w:before="0"/>
-            </w:pPr>
-            <w:r>
-              <w:rPr>
-                <w:rFonts w:ascii="Calibri" w:cs="Calibri" w:eastAsia="Calibri" w:hAnsi="Calibri"/>
-                <w:b w:val="false"/>
-                <w:bCs w:val="false"/>
-                <w:i w:val="false"/>
-                <w:iCs w:val="false"/>
-                <w:color w:val="1A1F36"/>
-                <w:sz w:val="18"/>
-                <w:szCs w:val="18"/>
-              </w:rPr>
-              <w:t xml:space="preserve">В ответе на отчёт Бамбуркину Владимиру Васильевичу (Спортдепо) указан №25, а в исправленном файле он убран из состава вместе с Чукуровым, Мокшановым и Романовым — это четыре последних игрока списка.</w:t>
-            </w:r>
-          </w:p>
-        </w:tc>
-        <w:tc>
-          <w:tcPr>
-            <w:tcW w:type="dxa" w:w="4950"/>
-            <w:tcBorders>
-              <w:top w:val="single" w:color="C7CBDC" w:sz="4"/>
-              <w:left w:val="single" w:color="C7CBDC" w:sz="4"/>
-              <w:bottom w:val="single" w:color="C7CBDC" w:sz="4"/>
-              <w:right w:val="single" w:color="C7CBDC" w:sz="4"/>
-            </w:tcBorders>
-            <w:tcMar>
-              <w:top w:type="dxa" w:w="60"/>
-              <w:left w:type="dxa" w:w="90"/>
-              <w:bottom w:type="dxa" w:w="60"/>
-              <w:right w:type="dxa" w:w="90"/>
-            </w:tcMar>
-            <w:vAlign w:val="top"/>
-          </w:tcPr>
-          <w:p>
-            <w:pPr>
-              <w:spacing w:after="0" w:before="0"/>
-            </w:pPr>
-            <w:r>
-              <w:rPr>
-                <w:rFonts w:ascii="Calibri" w:cs="Calibri" w:eastAsia="Calibri" w:hAnsi="Calibri"/>
-                <w:b w:val="false"/>
-                <w:bCs w:val="false"/>
-                <w:i/>
-                <w:iCs/>
-                <w:color w:val="2B2F77"/>
-                <w:sz w:val="18"/>
-                <w:szCs w:val="18"/>
-              </w:rPr>
-              <w:t xml:space="preserve">Бамбуркин за Спортдепо не играет? Если играет — кого из четверых нужно было убрать вместо него?</w:t>
-            </w:r>
-          </w:p>
-        </w:tc>
-      </w:tr>
-    </w:tbl>
+    <w:p>
+      <w:pPr>
+        <w:spacing w:after="100" w:before="0"/>
+      </w:pPr>
+      <w:r>
+        <w:rPr>
+          <w:rFonts w:ascii="Calibri" w:cs="Calibri" w:eastAsia="Calibri" w:hAnsi="Calibri"/>
+          <w:b w:val="false"/>
+          <w:bCs w:val="false"/>
+          <w:i/>
+          <w:iCs/>
+          <w:color w:val="2E7D32"/>
+          <w:sz w:val="20"/>
+          <w:szCs w:val="20"/>
+        </w:rPr>
+        <w:t xml:space="preserve">Ошибок не найдено.</w:t>
+      </w:r>
+    </w:p>
     <w:p>
       <w:pPr>
         <w:keepNext/>

--- a/reports/Otchet_o_proverke.docx
+++ b/reports/Otchet_o_proverke.docx
@@ -827,398 +827,24 @@
         <w:t xml:space="preserve">Июль 2026</w:t>
       </w:r>
     </w:p>
-    <w:tbl>
-      <w:tblPr>
-        <w:tblW w:type="dxa" w:w="15250"/>
-        <w:tblBorders>
-          <w:top w:val="single" w:color="auto" w:sz="4"/>
-          <w:left w:val="single" w:color="auto" w:sz="4"/>
-          <w:bottom w:val="single" w:color="auto" w:sz="4"/>
-          <w:right w:val="single" w:color="auto" w:sz="4"/>
-          <w:insideH w:val="single" w:color="auto" w:sz="4"/>
-          <w:insideV w:val="single" w:color="auto" w:sz="4"/>
-        </w:tblBorders>
-      </w:tblPr>
-      <w:tblGrid>
-        <w:gridCol w:w="900"/>
-        <w:gridCol w:w="2600"/>
-        <w:gridCol w:w="2400"/>
-        <w:gridCol w:w="4400"/>
-        <w:gridCol w:w="4950"/>
-      </w:tblGrid>
-      <w:tr>
-        <w:trPr>
-          <w:tblHeader/>
-        </w:trPr>
-        <w:tc>
-          <w:tcPr>
-            <w:tcW w:type="dxa" w:w="900"/>
-            <w:tcBorders>
-              <w:top w:val="single" w:color="C7CBDC" w:sz="4"/>
-              <w:left w:val="single" w:color="C7CBDC" w:sz="4"/>
-              <w:bottom w:val="single" w:color="C7CBDC" w:sz="4"/>
-              <w:right w:val="single" w:color="C7CBDC" w:sz="4"/>
-            </w:tcBorders>
-            <w:shd w:fill="EEF0F7" w:color="auto" w:val="clear"/>
-            <w:tcMar>
-              <w:top w:type="dxa" w:w="60"/>
-              <w:left w:type="dxa" w:w="90"/>
-              <w:bottom w:type="dxa" w:w="60"/>
-              <w:right w:type="dxa" w:w="90"/>
-            </w:tcMar>
-            <w:vAlign w:val="top"/>
-          </w:tcPr>
-          <w:p>
-            <w:pPr>
-              <w:spacing w:after="0" w:before="0"/>
-            </w:pPr>
-            <w:r>
-              <w:rPr>
-                <w:rFonts w:ascii="Calibri" w:cs="Calibri" w:eastAsia="Calibri" w:hAnsi="Calibri"/>
-                <w:b/>
-                <w:bCs/>
-                <w:i w:val="false"/>
-                <w:iCs w:val="false"/>
-                <w:color w:val="1A1F36"/>
-                <w:sz w:val="18"/>
-                <w:szCs w:val="18"/>
-              </w:rPr>
-              <w:t xml:space="preserve">Стр.</w:t>
-            </w:r>
-          </w:p>
-        </w:tc>
-        <w:tc>
-          <w:tcPr>
-            <w:tcW w:type="dxa" w:w="2600"/>
-            <w:tcBorders>
-              <w:top w:val="single" w:color="C7CBDC" w:sz="4"/>
-              <w:left w:val="single" w:color="C7CBDC" w:sz="4"/>
-              <w:bottom w:val="single" w:color="C7CBDC" w:sz="4"/>
-              <w:right w:val="single" w:color="C7CBDC" w:sz="4"/>
-            </w:tcBorders>
-            <w:shd w:fill="EEF0F7" w:color="auto" w:val="clear"/>
-            <w:tcMar>
-              <w:top w:type="dxa" w:w="60"/>
-              <w:left w:type="dxa" w:w="90"/>
-              <w:bottom w:type="dxa" w:w="60"/>
-              <w:right w:type="dxa" w:w="90"/>
-            </w:tcMar>
-            <w:vAlign w:val="top"/>
-          </w:tcPr>
-          <w:p>
-            <w:pPr>
-              <w:spacing w:after="0" w:before="0"/>
-            </w:pPr>
-            <w:r>
-              <w:rPr>
-                <w:rFonts w:ascii="Calibri" w:cs="Calibri" w:eastAsia="Calibri" w:hAnsi="Calibri"/>
-                <w:b/>
-                <w:bCs/>
-                <w:i w:val="false"/>
-                <w:iCs w:val="false"/>
-                <w:color w:val="1A1F36"/>
-                <w:sz w:val="18"/>
-                <w:szCs w:val="18"/>
-              </w:rPr>
-              <w:t xml:space="preserve">Матч</w:t>
-            </w:r>
-          </w:p>
-        </w:tc>
-        <w:tc>
-          <w:tcPr>
-            <w:tcW w:type="dxa" w:w="2400"/>
-            <w:tcBorders>
-              <w:top w:val="single" w:color="C7CBDC" w:sz="4"/>
-              <w:left w:val="single" w:color="C7CBDC" w:sz="4"/>
-              <w:bottom w:val="single" w:color="C7CBDC" w:sz="4"/>
-              <w:right w:val="single" w:color="C7CBDC" w:sz="4"/>
-            </w:tcBorders>
-            <w:shd w:fill="EEF0F7" w:color="auto" w:val="clear"/>
-            <w:tcMar>
-              <w:top w:type="dxa" w:w="60"/>
-              <w:left w:type="dxa" w:w="90"/>
-              <w:bottom w:type="dxa" w:w="60"/>
-              <w:right w:type="dxa" w:w="90"/>
-            </w:tcMar>
-            <w:vAlign w:val="top"/>
-          </w:tcPr>
-          <w:p>
-            <w:pPr>
-              <w:spacing w:after="0" w:before="0"/>
-            </w:pPr>
-            <w:r>
-              <w:rPr>
-                <w:rFonts w:ascii="Calibri" w:cs="Calibri" w:eastAsia="Calibri" w:hAnsi="Calibri"/>
-                <w:b/>
-                <w:bCs/>
-                <w:i w:val="false"/>
-                <w:iCs w:val="false"/>
-                <w:color w:val="1A1F36"/>
-                <w:sz w:val="18"/>
-                <w:szCs w:val="18"/>
-              </w:rPr>
-              <w:t xml:space="preserve">Счёт</w:t>
-            </w:r>
-          </w:p>
-        </w:tc>
-        <w:tc>
-          <w:tcPr>
-            <w:tcW w:type="dxa" w:w="4400"/>
-            <w:tcBorders>
-              <w:top w:val="single" w:color="C7CBDC" w:sz="4"/>
-              <w:left w:val="single" w:color="C7CBDC" w:sz="4"/>
-              <w:bottom w:val="single" w:color="C7CBDC" w:sz="4"/>
-              <w:right w:val="single" w:color="C7CBDC" w:sz="4"/>
-            </w:tcBorders>
-            <w:shd w:fill="EEF0F7" w:color="auto" w:val="clear"/>
-            <w:tcMar>
-              <w:top w:type="dxa" w:w="60"/>
-              <w:left w:type="dxa" w:w="90"/>
-              <w:bottom w:type="dxa" w:w="60"/>
-              <w:right w:type="dxa" w:w="90"/>
-            </w:tcMar>
-            <w:vAlign w:val="top"/>
-          </w:tcPr>
-          <w:p>
-            <w:pPr>
-              <w:spacing w:after="0" w:before="0"/>
-            </w:pPr>
-            <w:r>
-              <w:rPr>
-                <w:rFonts w:ascii="Calibri" w:cs="Calibri" w:eastAsia="Calibri" w:hAnsi="Calibri"/>
-                <w:b/>
-                <w:bCs/>
-                <w:i w:val="false"/>
-                <w:iCs w:val="false"/>
-                <w:color w:val="1A1F36"/>
-                <w:sz w:val="18"/>
-                <w:szCs w:val="18"/>
-              </w:rPr>
-              <w:t xml:space="preserve">Что не так</w:t>
-            </w:r>
-          </w:p>
-        </w:tc>
-        <w:tc>
-          <w:tcPr>
-            <w:tcW w:type="dxa" w:w="4950"/>
-            <w:tcBorders>
-              <w:top w:val="single" w:color="C7CBDC" w:sz="4"/>
-              <w:left w:val="single" w:color="C7CBDC" w:sz="4"/>
-              <w:bottom w:val="single" w:color="C7CBDC" w:sz="4"/>
-              <w:right w:val="single" w:color="C7CBDC" w:sz="4"/>
-            </w:tcBorders>
-            <w:shd w:fill="EEF0F7" w:color="auto" w:val="clear"/>
-            <w:tcMar>
-              <w:top w:type="dxa" w:w="60"/>
-              <w:left w:type="dxa" w:w="90"/>
-              <w:bottom w:type="dxa" w:w="60"/>
-              <w:right w:type="dxa" w:w="90"/>
-            </w:tcMar>
-            <w:vAlign w:val="top"/>
-          </w:tcPr>
-          <w:p>
-            <w:pPr>
-              <w:spacing w:after="0" w:before="0"/>
-            </w:pPr>
-            <w:r>
-              <w:rPr>
-                <w:rFonts w:ascii="Calibri" w:cs="Calibri" w:eastAsia="Calibri" w:hAnsi="Calibri"/>
-                <w:b/>
-                <w:bCs/>
-                <w:i w:val="false"/>
-                <w:iCs w:val="false"/>
-                <w:color w:val="1A1F36"/>
-                <w:sz w:val="18"/>
-                <w:szCs w:val="18"/>
-              </w:rPr>
-              <w:t xml:space="preserve">Как исправляем</w:t>
-            </w:r>
-          </w:p>
-        </w:tc>
-      </w:tr>
-      <w:tr>
-        <w:tc>
-          <w:tcPr>
-            <w:tcW w:type="dxa" w:w="900"/>
-            <w:tcBorders>
-              <w:top w:val="single" w:color="C7CBDC" w:sz="4"/>
-              <w:left w:val="single" w:color="C7CBDC" w:sz="4"/>
-              <w:bottom w:val="single" w:color="C7CBDC" w:sz="4"/>
-              <w:right w:val="single" w:color="C7CBDC" w:sz="4"/>
-            </w:tcBorders>
-            <w:tcMar>
-              <w:top w:type="dxa" w:w="60"/>
-              <w:left w:type="dxa" w:w="90"/>
-              <w:bottom w:type="dxa" w:w="60"/>
-              <w:right w:type="dxa" w:w="90"/>
-            </w:tcMar>
-            <w:vAlign w:val="top"/>
-          </w:tcPr>
-          <w:p>
-            <w:pPr>
-              <w:spacing w:after="0" w:before="0"/>
-            </w:pPr>
-            <w:r>
-              <w:rPr>
-                <w:rFonts w:ascii="Calibri" w:cs="Calibri" w:eastAsia="Calibri" w:hAnsi="Calibri"/>
-                <w:b/>
-                <w:bCs/>
-                <w:i w:val="false"/>
-                <w:iCs w:val="false"/>
-                <w:color w:val="1A1F36"/>
-                <w:sz w:val="18"/>
-                <w:szCs w:val="18"/>
-              </w:rPr>
-              <w:t xml:space="preserve">211, 226</w:t>
-            </w:r>
-          </w:p>
-        </w:tc>
-        <w:tc>
-          <w:tcPr>
-            <w:tcW w:type="dxa" w:w="2600"/>
-            <w:tcBorders>
-              <w:top w:val="single" w:color="C7CBDC" w:sz="4"/>
-              <w:left w:val="single" w:color="C7CBDC" w:sz="4"/>
-              <w:bottom w:val="single" w:color="C7CBDC" w:sz="4"/>
-              <w:right w:val="single" w:color="C7CBDC" w:sz="4"/>
-            </w:tcBorders>
-            <w:tcMar>
-              <w:top w:type="dxa" w:w="60"/>
-              <w:left w:type="dxa" w:w="90"/>
-              <w:bottom w:type="dxa" w:w="60"/>
-              <w:right w:type="dxa" w:w="90"/>
-            </w:tcMar>
-            <w:vAlign w:val="top"/>
-          </w:tcPr>
-          <w:p>
-            <w:pPr>
-              <w:spacing w:after="0"/>
-            </w:pPr>
-            <w:r>
-              <w:rPr>
-                <w:rFonts w:ascii="Calibri" w:cs="Calibri" w:eastAsia="Calibri" w:hAnsi="Calibri"/>
-                <w:b w:val="false"/>
-                <w:bCs w:val="false"/>
-                <w:i w:val="false"/>
-                <w:iCs w:val="false"/>
-                <w:color w:val="1A1F36"/>
-                <w:sz w:val="18"/>
-                <w:szCs w:val="18"/>
-              </w:rPr>
-              <w:t xml:space="preserve">игрок за несколько команд</w:t>
-            </w:r>
-          </w:p>
-        </w:tc>
-        <w:tc>
-          <w:tcPr>
-            <w:tcW w:type="dxa" w:w="2400"/>
-            <w:tcBorders>
-              <w:top w:val="single" w:color="C7CBDC" w:sz="4"/>
-              <w:left w:val="single" w:color="C7CBDC" w:sz="4"/>
-              <w:bottom w:val="single" w:color="C7CBDC" w:sz="4"/>
-              <w:right w:val="single" w:color="C7CBDC" w:sz="4"/>
-            </w:tcBorders>
-            <w:tcMar>
-              <w:top w:type="dxa" w:w="60"/>
-              <w:left w:type="dxa" w:w="90"/>
-              <w:bottom w:type="dxa" w:w="60"/>
-              <w:right w:type="dxa" w:w="90"/>
-            </w:tcMar>
-            <w:vAlign w:val="top"/>
-          </w:tcPr>
-          <w:p>
-            <w:pPr>
-              <w:spacing w:after="0"/>
-            </w:pPr>
-            <w:r>
-              <w:rPr>
-                <w:rFonts w:ascii="Calibri" w:cs="Calibri" w:eastAsia="Calibri" w:hAnsi="Calibri"/>
-                <w:b w:val="false"/>
-                <w:bCs w:val="false"/>
-                <w:i w:val="false"/>
-                <w:iCs w:val="false"/>
-                <w:color w:val="5A5F7A"/>
-                <w:sz w:val="18"/>
-                <w:szCs w:val="18"/>
-              </w:rPr>
-              <w:t xml:space="preserve">—</w:t>
-            </w:r>
-          </w:p>
-        </w:tc>
-        <w:tc>
-          <w:tcPr>
-            <w:tcW w:type="dxa" w:w="4400"/>
-            <w:tcBorders>
-              <w:top w:val="single" w:color="C7CBDC" w:sz="4"/>
-              <w:left w:val="single" w:color="C7CBDC" w:sz="4"/>
-              <w:bottom w:val="single" w:color="C7CBDC" w:sz="4"/>
-              <w:right w:val="single" w:color="C7CBDC" w:sz="4"/>
-            </w:tcBorders>
-            <w:tcMar>
-              <w:top w:type="dxa" w:w="60"/>
-              <w:left w:type="dxa" w:w="90"/>
-              <w:bottom w:type="dxa" w:w="60"/>
-              <w:right w:type="dxa" w:w="90"/>
-            </w:tcMar>
-            <w:vAlign w:val="top"/>
-          </w:tcPr>
-          <w:p>
-            <w:pPr>
-              <w:spacing w:after="0" w:before="0"/>
-            </w:pPr>
-            <w:r>
-              <w:rPr>
-                <w:rFonts w:ascii="Calibri" w:cs="Calibri" w:eastAsia="Calibri" w:hAnsi="Calibri"/>
-                <w:b w:val="false"/>
-                <w:bCs w:val="false"/>
-                <w:i w:val="false"/>
-                <w:iCs w:val="false"/>
-                <w:color w:val="1A1F36"/>
-                <w:sz w:val="18"/>
-                <w:szCs w:val="18"/>
-              </w:rPr>
-              <w:t xml:space="preserve">Рябинин Евгений Васильевич в один игровой день записан за разные команды: Сармат (№12), Штурм (№7). Таких дней: 1 из 3, например 13.07.2026. В 2 матчах — сразу за обе команды одного матча.</w:t>
-            </w:r>
-          </w:p>
-        </w:tc>
-        <w:tc>
-          <w:tcPr>
-            <w:tcW w:type="dxa" w:w="4950"/>
-            <w:tcBorders>
-              <w:top w:val="single" w:color="C7CBDC" w:sz="4"/>
-              <w:left w:val="single" w:color="C7CBDC" w:sz="4"/>
-              <w:bottom w:val="single" w:color="C7CBDC" w:sz="4"/>
-              <w:right w:val="single" w:color="C7CBDC" w:sz="4"/>
-            </w:tcBorders>
-            <w:tcMar>
-              <w:top w:type="dxa" w:w="60"/>
-              <w:left w:type="dxa" w:w="90"/>
-              <w:bottom w:type="dxa" w:w="60"/>
-              <w:right w:type="dxa" w:w="90"/>
-            </w:tcMar>
-            <w:vAlign w:val="top"/>
-          </w:tcPr>
-          <w:p>
-            <w:pPr>
-              <w:spacing w:after="0" w:before="0"/>
-            </w:pPr>
-            <w:r>
-              <w:rPr>
-                <w:rFonts w:ascii="Calibri" w:cs="Calibri" w:eastAsia="Calibri" w:hAnsi="Calibri"/>
-                <w:b w:val="false"/>
-                <w:bCs w:val="false"/>
-                <w:i/>
-                <w:iCs/>
-                <w:color w:val="2B2F77"/>
-                <w:sz w:val="18"/>
-                <w:szCs w:val="18"/>
-              </w:rPr>
-              <w:t xml:space="preserve">За разные команды можно, но не в один игровой день. За какую команду он играл в эти дни?</w:t>
-            </w:r>
-          </w:p>
-        </w:tc>
-      </w:tr>
-    </w:tbl>
+    <w:p>
+      <w:pPr>
+        <w:spacing w:after="100" w:before="0"/>
+      </w:pPr>
+      <w:r>
+        <w:rPr>
+          <w:rFonts w:ascii="Calibri" w:cs="Calibri" w:eastAsia="Calibri" w:hAnsi="Calibri"/>
+          <w:b w:val="false"/>
+          <w:bCs w:val="false"/>
+          <w:i/>
+          <w:iCs/>
+          <w:color w:val="2E7D32"/>
+          <w:sz w:val="20"/>
+          <w:szCs w:val="20"/>
+        </w:rPr>
+        <w:t xml:space="preserve">Ошибок не найдено.</w:t>
+      </w:r>
+    </w:p>
     <w:p>
       <w:pPr>
         <w:keepNext/>

--- a/reports/Otchet_o_proverke.docx
+++ b/reports/Otchet_o_proverke.docx
@@ -195,6 +195,445 @@
     <w:p>
       <w:pPr>
         <w:keepNext/>
+        <w:spacing w:after="80" w:before="200"/>
+      </w:pPr>
+      <w:r>
+        <w:rPr>
+          <w:rFonts w:ascii="Calibri" w:cs="Calibri" w:eastAsia="Calibri" w:hAnsi="Calibri"/>
+          <w:b/>
+          <w:bCs/>
+          <w:i w:val="false"/>
+          <w:iCs w:val="false"/>
+          <w:color w:val="1A1F36"/>
+          <w:sz w:val="22"/>
+          <w:szCs w:val="22"/>
+        </w:rPr>
+        <w:t xml:space="preserve">Сентябрь 2026</w:t>
+      </w:r>
+    </w:p>
+    <w:tbl>
+      <w:tblPr>
+        <w:tblW w:type="dxa" w:w="15250"/>
+        <w:tblBorders>
+          <w:top w:val="single" w:color="auto" w:sz="4"/>
+          <w:left w:val="single" w:color="auto" w:sz="4"/>
+          <w:bottom w:val="single" w:color="auto" w:sz="4"/>
+          <w:right w:val="single" w:color="auto" w:sz="4"/>
+          <w:insideH w:val="single" w:color="auto" w:sz="4"/>
+          <w:insideV w:val="single" w:color="auto" w:sz="4"/>
+        </w:tblBorders>
+      </w:tblPr>
+      <w:tblGrid>
+        <w:gridCol w:w="900"/>
+        <w:gridCol w:w="2600"/>
+        <w:gridCol w:w="2400"/>
+        <w:gridCol w:w="4400"/>
+        <w:gridCol w:w="4950"/>
+      </w:tblGrid>
+      <w:tr>
+        <w:trPr>
+          <w:tblHeader/>
+        </w:trPr>
+        <w:tc>
+          <w:tcPr>
+            <w:tcW w:type="dxa" w:w="900"/>
+            <w:tcBorders>
+              <w:top w:val="single" w:color="C7CBDC" w:sz="4"/>
+              <w:left w:val="single" w:color="C7CBDC" w:sz="4"/>
+              <w:bottom w:val="single" w:color="C7CBDC" w:sz="4"/>
+              <w:right w:val="single" w:color="C7CBDC" w:sz="4"/>
+            </w:tcBorders>
+            <w:shd w:fill="EEF0F7" w:color="auto" w:val="clear"/>
+            <w:tcMar>
+              <w:top w:type="dxa" w:w="60"/>
+              <w:left w:type="dxa" w:w="90"/>
+              <w:bottom w:type="dxa" w:w="60"/>
+              <w:right w:type="dxa" w:w="90"/>
+            </w:tcMar>
+            <w:vAlign w:val="top"/>
+          </w:tcPr>
+          <w:p>
+            <w:pPr>
+              <w:spacing w:after="0" w:before="0"/>
+            </w:pPr>
+            <w:r>
+              <w:rPr>
+                <w:rFonts w:ascii="Calibri" w:cs="Calibri" w:eastAsia="Calibri" w:hAnsi="Calibri"/>
+                <w:b/>
+                <w:bCs/>
+                <w:i w:val="false"/>
+                <w:iCs w:val="false"/>
+                <w:color w:val="1A1F36"/>
+                <w:sz w:val="18"/>
+                <w:szCs w:val="18"/>
+              </w:rPr>
+              <w:t xml:space="preserve">Стр.</w:t>
+            </w:r>
+          </w:p>
+        </w:tc>
+        <w:tc>
+          <w:tcPr>
+            <w:tcW w:type="dxa" w:w="2600"/>
+            <w:tcBorders>
+              <w:top w:val="single" w:color="C7CBDC" w:sz="4"/>
+              <w:left w:val="single" w:color="C7CBDC" w:sz="4"/>
+              <w:bottom w:val="single" w:color="C7CBDC" w:sz="4"/>
+              <w:right w:val="single" w:color="C7CBDC" w:sz="4"/>
+            </w:tcBorders>
+            <w:shd w:fill="EEF0F7" w:color="auto" w:val="clear"/>
+            <w:tcMar>
+              <w:top w:type="dxa" w:w="60"/>
+              <w:left w:type="dxa" w:w="90"/>
+              <w:bottom w:type="dxa" w:w="60"/>
+              <w:right w:type="dxa" w:w="90"/>
+            </w:tcMar>
+            <w:vAlign w:val="top"/>
+          </w:tcPr>
+          <w:p>
+            <w:pPr>
+              <w:spacing w:after="0" w:before="0"/>
+            </w:pPr>
+            <w:r>
+              <w:rPr>
+                <w:rFonts w:ascii="Calibri" w:cs="Calibri" w:eastAsia="Calibri" w:hAnsi="Calibri"/>
+                <w:b/>
+                <w:bCs/>
+                <w:i w:val="false"/>
+                <w:iCs w:val="false"/>
+                <w:color w:val="1A1F36"/>
+                <w:sz w:val="18"/>
+                <w:szCs w:val="18"/>
+              </w:rPr>
+              <w:t xml:space="preserve">Матч</w:t>
+            </w:r>
+          </w:p>
+        </w:tc>
+        <w:tc>
+          <w:tcPr>
+            <w:tcW w:type="dxa" w:w="2400"/>
+            <w:tcBorders>
+              <w:top w:val="single" w:color="C7CBDC" w:sz="4"/>
+              <w:left w:val="single" w:color="C7CBDC" w:sz="4"/>
+              <w:bottom w:val="single" w:color="C7CBDC" w:sz="4"/>
+              <w:right w:val="single" w:color="C7CBDC" w:sz="4"/>
+            </w:tcBorders>
+            <w:shd w:fill="EEF0F7" w:color="auto" w:val="clear"/>
+            <w:tcMar>
+              <w:top w:type="dxa" w:w="60"/>
+              <w:left w:type="dxa" w:w="90"/>
+              <w:bottom w:type="dxa" w:w="60"/>
+              <w:right w:type="dxa" w:w="90"/>
+            </w:tcMar>
+            <w:vAlign w:val="top"/>
+          </w:tcPr>
+          <w:p>
+            <w:pPr>
+              <w:spacing w:after="0" w:before="0"/>
+            </w:pPr>
+            <w:r>
+              <w:rPr>
+                <w:rFonts w:ascii="Calibri" w:cs="Calibri" w:eastAsia="Calibri" w:hAnsi="Calibri"/>
+                <w:b/>
+                <w:bCs/>
+                <w:i w:val="false"/>
+                <w:iCs w:val="false"/>
+                <w:color w:val="1A1F36"/>
+                <w:sz w:val="18"/>
+                <w:szCs w:val="18"/>
+              </w:rPr>
+              <w:t xml:space="preserve">Счёт</w:t>
+            </w:r>
+          </w:p>
+        </w:tc>
+        <w:tc>
+          <w:tcPr>
+            <w:tcW w:type="dxa" w:w="4400"/>
+            <w:tcBorders>
+              <w:top w:val="single" w:color="C7CBDC" w:sz="4"/>
+              <w:left w:val="single" w:color="C7CBDC" w:sz="4"/>
+              <w:bottom w:val="single" w:color="C7CBDC" w:sz="4"/>
+              <w:right w:val="single" w:color="C7CBDC" w:sz="4"/>
+            </w:tcBorders>
+            <w:shd w:fill="EEF0F7" w:color="auto" w:val="clear"/>
+            <w:tcMar>
+              <w:top w:type="dxa" w:w="60"/>
+              <w:left w:type="dxa" w:w="90"/>
+              <w:bottom w:type="dxa" w:w="60"/>
+              <w:right w:type="dxa" w:w="90"/>
+            </w:tcMar>
+            <w:vAlign w:val="top"/>
+          </w:tcPr>
+          <w:p>
+            <w:pPr>
+              <w:spacing w:after="0" w:before="0"/>
+            </w:pPr>
+            <w:r>
+              <w:rPr>
+                <w:rFonts w:ascii="Calibri" w:cs="Calibri" w:eastAsia="Calibri" w:hAnsi="Calibri"/>
+                <w:b/>
+                <w:bCs/>
+                <w:i w:val="false"/>
+                <w:iCs w:val="false"/>
+                <w:color w:val="1A1F36"/>
+                <w:sz w:val="18"/>
+                <w:szCs w:val="18"/>
+              </w:rPr>
+              <w:t xml:space="preserve">Что не так</w:t>
+            </w:r>
+          </w:p>
+        </w:tc>
+        <w:tc>
+          <w:tcPr>
+            <w:tcW w:type="dxa" w:w="4950"/>
+            <w:tcBorders>
+              <w:top w:val="single" w:color="C7CBDC" w:sz="4"/>
+              <w:left w:val="single" w:color="C7CBDC" w:sz="4"/>
+              <w:bottom w:val="single" w:color="C7CBDC" w:sz="4"/>
+              <w:right w:val="single" w:color="C7CBDC" w:sz="4"/>
+            </w:tcBorders>
+            <w:shd w:fill="EEF0F7" w:color="auto" w:val="clear"/>
+            <w:tcMar>
+              <w:top w:type="dxa" w:w="60"/>
+              <w:left w:type="dxa" w:w="90"/>
+              <w:bottom w:type="dxa" w:w="60"/>
+              <w:right w:type="dxa" w:w="90"/>
+            </w:tcMar>
+            <w:vAlign w:val="top"/>
+          </w:tcPr>
+          <w:p>
+            <w:pPr>
+              <w:spacing w:after="0" w:before="0"/>
+            </w:pPr>
+            <w:r>
+              <w:rPr>
+                <w:rFonts w:ascii="Calibri" w:cs="Calibri" w:eastAsia="Calibri" w:hAnsi="Calibri"/>
+                <w:b/>
+                <w:bCs/>
+                <w:i w:val="false"/>
+                <w:iCs w:val="false"/>
+                <w:color w:val="1A1F36"/>
+                <w:sz w:val="18"/>
+                <w:szCs w:val="18"/>
+              </w:rPr>
+              <w:t xml:space="preserve">Как исправляем</w:t>
+            </w:r>
+          </w:p>
+        </w:tc>
+      </w:tr>
+      <w:tr>
+        <w:tc>
+          <w:tcPr>
+            <w:tcW w:type="dxa" w:w="900"/>
+            <w:tcBorders>
+              <w:top w:val="single" w:color="C7CBDC" w:sz="4"/>
+              <w:left w:val="single" w:color="C7CBDC" w:sz="4"/>
+              <w:bottom w:val="single" w:color="C7CBDC" w:sz="4"/>
+              <w:right w:val="single" w:color="C7CBDC" w:sz="4"/>
+            </w:tcBorders>
+            <w:tcMar>
+              <w:top w:type="dxa" w:w="60"/>
+              <w:left w:type="dxa" w:w="90"/>
+              <w:bottom w:type="dxa" w:w="60"/>
+              <w:right w:type="dxa" w:w="90"/>
+            </w:tcMar>
+            <w:vAlign w:val="top"/>
+          </w:tcPr>
+          <w:p>
+            <w:pPr>
+              <w:spacing w:after="0" w:before="0"/>
+            </w:pPr>
+            <w:r>
+              <w:rPr>
+                <w:rFonts w:ascii="Calibri" w:cs="Calibri" w:eastAsia="Calibri" w:hAnsi="Calibri"/>
+                <w:b/>
+                <w:bCs/>
+                <w:i w:val="false"/>
+                <w:iCs w:val="false"/>
+                <w:color w:val="1A1F36"/>
+                <w:sz w:val="18"/>
+                <w:szCs w:val="18"/>
+              </w:rPr>
+              <w:t xml:space="preserve">856</w:t>
+            </w:r>
+          </w:p>
+        </w:tc>
+        <w:tc>
+          <w:tcPr>
+            <w:tcW w:type="dxa" w:w="2600"/>
+            <w:tcBorders>
+              <w:top w:val="single" w:color="C7CBDC" w:sz="4"/>
+              <w:left w:val="single" w:color="C7CBDC" w:sz="4"/>
+              <w:bottom w:val="single" w:color="C7CBDC" w:sz="4"/>
+              <w:right w:val="single" w:color="C7CBDC" w:sz="4"/>
+            </w:tcBorders>
+            <w:tcMar>
+              <w:top w:type="dxa" w:w="60"/>
+              <w:left w:type="dxa" w:w="90"/>
+              <w:bottom w:type="dxa" w:w="60"/>
+              <w:right w:type="dxa" w:w="90"/>
+            </w:tcMar>
+            <w:vAlign w:val="top"/>
+          </w:tcPr>
+          <w:p>
+            <w:pPr>
+              <w:spacing w:after="0"/>
+            </w:pPr>
+            <w:r>
+              <w:rPr>
+                <w:rFonts w:ascii="Calibri" w:cs="Calibri" w:eastAsia="Calibri" w:hAnsi="Calibri"/>
+                <w:b w:val="false"/>
+                <w:bCs w:val="false"/>
+                <w:i w:val="false"/>
+                <w:iCs w:val="false"/>
+                <w:color w:val="1A1F36"/>
+                <w:sz w:val="18"/>
+                <w:szCs w:val="18"/>
+              </w:rPr>
+              <w:t xml:space="preserve">24.09.2026  01:10</w:t>
+            </w:r>
+            <w:r>
+              <w:rPr>
+                <w:rFonts w:ascii="Calibri" w:cs="Calibri" w:eastAsia="Calibri" w:hAnsi="Calibri"/>
+                <w:b w:val="false"/>
+                <w:bCs w:val="false"/>
+                <w:i w:val="false"/>
+                <w:iCs w:val="false"/>
+                <w:color w:val="1A1F36"/>
+                <w:sz w:val="18"/>
+                <w:szCs w:val="18"/>
+              </w:rPr>
+              <w:br/>
+              <w:t xml:space="preserve">Реактор — Львы</w:t>
+            </w:r>
+          </w:p>
+        </w:tc>
+        <w:tc>
+          <w:tcPr>
+            <w:tcW w:type="dxa" w:w="2400"/>
+            <w:tcBorders>
+              <w:top w:val="single" w:color="C7CBDC" w:sz="4"/>
+              <w:left w:val="single" w:color="C7CBDC" w:sz="4"/>
+              <w:bottom w:val="single" w:color="C7CBDC" w:sz="4"/>
+              <w:right w:val="single" w:color="C7CBDC" w:sz="4"/>
+            </w:tcBorders>
+            <w:tcMar>
+              <w:top w:type="dxa" w:w="60"/>
+              <w:left w:type="dxa" w:w="90"/>
+              <w:bottom w:type="dxa" w:w="60"/>
+              <w:right w:type="dxa" w:w="90"/>
+            </w:tcMar>
+            <w:vAlign w:val="top"/>
+          </w:tcPr>
+          <w:p>
+            <w:pPr>
+              <w:spacing w:after="0"/>
+            </w:pPr>
+            <w:r>
+              <w:rPr>
+                <w:rFonts w:ascii="Calibri" w:cs="Calibri" w:eastAsia="Calibri" w:hAnsi="Calibri"/>
+                <w:b w:val="false"/>
+                <w:bCs w:val="false"/>
+                <w:i w:val="false"/>
+                <w:iCs w:val="false"/>
+                <w:color w:val="5A5F7A"/>
+                <w:sz w:val="18"/>
+                <w:szCs w:val="18"/>
+              </w:rPr>
+              <w:t xml:space="preserve">итог 1:2</w:t>
+            </w:r>
+            <w:r>
+              <w:rPr>
+                <w:rFonts w:ascii="Calibri" w:cs="Calibri" w:eastAsia="Calibri" w:hAnsi="Calibri"/>
+                <w:b w:val="false"/>
+                <w:bCs w:val="false"/>
+                <w:i w:val="false"/>
+                <w:iCs w:val="false"/>
+                <w:color w:val="5A5F7A"/>
+                <w:sz w:val="18"/>
+                <w:szCs w:val="18"/>
+              </w:rPr>
+              <w:br/>
+              <w:t xml:space="preserve">периоды 0:0 1:0 1:2 1:0 = 3:2</w:t>
+            </w:r>
+          </w:p>
+        </w:tc>
+        <w:tc>
+          <w:tcPr>
+            <w:tcW w:type="dxa" w:w="4400"/>
+            <w:tcBorders>
+              <w:top w:val="single" w:color="C7CBDC" w:sz="4"/>
+              <w:left w:val="single" w:color="C7CBDC" w:sz="4"/>
+              <w:bottom w:val="single" w:color="C7CBDC" w:sz="4"/>
+              <w:right w:val="single" w:color="C7CBDC" w:sz="4"/>
+            </w:tcBorders>
+            <w:tcMar>
+              <w:top w:type="dxa" w:w="60"/>
+              <w:left w:type="dxa" w:w="90"/>
+              <w:bottom w:type="dxa" w:w="60"/>
+              <w:right w:type="dxa" w:w="90"/>
+            </w:tcMar>
+            <w:vAlign w:val="top"/>
+          </w:tcPr>
+          <w:p>
+            <w:pPr>
+              <w:spacing w:after="0" w:before="0"/>
+            </w:pPr>
+            <w:r>
+              <w:rPr>
+                <w:rFonts w:ascii="Calibri" w:cs="Calibri" w:eastAsia="Calibri" w:hAnsi="Calibri"/>
+                <w:b w:val="false"/>
+                <w:bCs w:val="false"/>
+                <w:i w:val="false"/>
+                <w:iCs w:val="false"/>
+                <w:color w:val="1A1F36"/>
+                <w:sz w:val="18"/>
+                <w:szCs w:val="18"/>
+              </w:rPr>
+              <w:t xml:space="preserve">Счёт не сходится с суммой по периодам.</w:t>
+            </w:r>
+          </w:p>
+        </w:tc>
+        <w:tc>
+          <w:tcPr>
+            <w:tcW w:type="dxa" w:w="4950"/>
+            <w:tcBorders>
+              <w:top w:val="single" w:color="C7CBDC" w:sz="4"/>
+              <w:left w:val="single" w:color="C7CBDC" w:sz="4"/>
+              <w:bottom w:val="single" w:color="C7CBDC" w:sz="4"/>
+              <w:right w:val="single" w:color="C7CBDC" w:sz="4"/>
+            </w:tcBorders>
+            <w:tcMar>
+              <w:top w:type="dxa" w:w="60"/>
+              <w:left w:type="dxa" w:w="90"/>
+              <w:bottom w:type="dxa" w:w="60"/>
+              <w:right w:type="dxa" w:w="90"/>
+            </w:tcMar>
+            <w:vAlign w:val="top"/>
+          </w:tcPr>
+          <w:p>
+            <w:pPr>
+              <w:spacing w:after="0" w:before="0"/>
+            </w:pPr>
+            <w:r>
+              <w:rPr>
+                <w:rFonts w:ascii="Calibri" w:cs="Calibri" w:eastAsia="Calibri" w:hAnsi="Calibri"/>
+                <w:b w:val="false"/>
+                <w:bCs w:val="false"/>
+                <w:i/>
+                <w:iCs/>
+                <w:color w:val="2B2F77"/>
+                <w:sz w:val="18"/>
+                <w:szCs w:val="18"/>
+              </w:rPr>
+              <w:t xml:space="preserve"/>
+            </w:r>
+          </w:p>
+        </w:tc>
+      </w:tr>
+    </w:tbl>
+    <w:p>
+      <w:pPr>
+        <w:keepNext/>
         <w:pageBreakBefore/>
         <w:pBdr>
           <w:bottom w:val="single" w:color="2B2F77" w:sz="8" w:space="6"/>
@@ -310,6 +749,43 @@
     <w:p>
       <w:pPr>
         <w:keepNext/>
+        <w:spacing w:after="80" w:before="200"/>
+      </w:pPr>
+      <w:r>
+        <w:rPr>
+          <w:rFonts w:ascii="Calibri" w:cs="Calibri" w:eastAsia="Calibri" w:hAnsi="Calibri"/>
+          <w:b/>
+          <w:bCs/>
+          <w:i w:val="false"/>
+          <w:iCs w:val="false"/>
+          <w:color w:val="1A1F36"/>
+          <w:sz w:val="22"/>
+          <w:szCs w:val="22"/>
+        </w:rPr>
+        <w:t xml:space="preserve">Сентябрь 2026</w:t>
+      </w:r>
+    </w:p>
+    <w:p>
+      <w:pPr>
+        <w:spacing w:after="100" w:before="0"/>
+      </w:pPr>
+      <w:r>
+        <w:rPr>
+          <w:rFonts w:ascii="Calibri" w:cs="Calibri" w:eastAsia="Calibri" w:hAnsi="Calibri"/>
+          <w:b w:val="false"/>
+          <w:bCs w:val="false"/>
+          <w:i/>
+          <w:iCs/>
+          <w:color w:val="2E7D32"/>
+          <w:sz w:val="20"/>
+          <w:szCs w:val="20"/>
+        </w:rPr>
+        <w:t xml:space="preserve">Ошибок не найдено.</w:t>
+      </w:r>
+    </w:p>
+    <w:p>
+      <w:pPr>
+        <w:keepNext/>
         <w:pageBreakBefore/>
         <w:pBdr>
           <w:bottom w:val="single" w:color="2B2F77" w:sz="8" w:space="6"/>
@@ -425,6 +901,417 @@
     <w:p>
       <w:pPr>
         <w:keepNext/>
+        <w:spacing w:after="80" w:before="200"/>
+      </w:pPr>
+      <w:r>
+        <w:rPr>
+          <w:rFonts w:ascii="Calibri" w:cs="Calibri" w:eastAsia="Calibri" w:hAnsi="Calibri"/>
+          <w:b/>
+          <w:bCs/>
+          <w:i w:val="false"/>
+          <w:iCs w:val="false"/>
+          <w:color w:val="1A1F36"/>
+          <w:sz w:val="22"/>
+          <w:szCs w:val="22"/>
+        </w:rPr>
+        <w:t xml:space="preserve">Сентябрь 2026</w:t>
+      </w:r>
+    </w:p>
+    <w:tbl>
+      <w:tblPr>
+        <w:tblW w:type="dxa" w:w="15250"/>
+        <w:tblBorders>
+          <w:top w:val="single" w:color="auto" w:sz="4"/>
+          <w:left w:val="single" w:color="auto" w:sz="4"/>
+          <w:bottom w:val="single" w:color="auto" w:sz="4"/>
+          <w:right w:val="single" w:color="auto" w:sz="4"/>
+          <w:insideH w:val="single" w:color="auto" w:sz="4"/>
+          <w:insideV w:val="single" w:color="auto" w:sz="4"/>
+        </w:tblBorders>
+      </w:tblPr>
+      <w:tblGrid>
+        <w:gridCol w:w="900"/>
+        <w:gridCol w:w="2600"/>
+        <w:gridCol w:w="2400"/>
+        <w:gridCol w:w="4400"/>
+        <w:gridCol w:w="4950"/>
+      </w:tblGrid>
+      <w:tr>
+        <w:trPr>
+          <w:tblHeader/>
+        </w:trPr>
+        <w:tc>
+          <w:tcPr>
+            <w:tcW w:type="dxa" w:w="900"/>
+            <w:tcBorders>
+              <w:top w:val="single" w:color="C7CBDC" w:sz="4"/>
+              <w:left w:val="single" w:color="C7CBDC" w:sz="4"/>
+              <w:bottom w:val="single" w:color="C7CBDC" w:sz="4"/>
+              <w:right w:val="single" w:color="C7CBDC" w:sz="4"/>
+            </w:tcBorders>
+            <w:shd w:fill="EEF0F7" w:color="auto" w:val="clear"/>
+            <w:tcMar>
+              <w:top w:type="dxa" w:w="60"/>
+              <w:left w:type="dxa" w:w="90"/>
+              <w:bottom w:type="dxa" w:w="60"/>
+              <w:right w:type="dxa" w:w="90"/>
+            </w:tcMar>
+            <w:vAlign w:val="top"/>
+          </w:tcPr>
+          <w:p>
+            <w:pPr>
+              <w:spacing w:after="0" w:before="0"/>
+            </w:pPr>
+            <w:r>
+              <w:rPr>
+                <w:rFonts w:ascii="Calibri" w:cs="Calibri" w:eastAsia="Calibri" w:hAnsi="Calibri"/>
+                <w:b/>
+                <w:bCs/>
+                <w:i w:val="false"/>
+                <w:iCs w:val="false"/>
+                <w:color w:val="1A1F36"/>
+                <w:sz w:val="18"/>
+                <w:szCs w:val="18"/>
+              </w:rPr>
+              <w:t xml:space="preserve">Стр.</w:t>
+            </w:r>
+          </w:p>
+        </w:tc>
+        <w:tc>
+          <w:tcPr>
+            <w:tcW w:type="dxa" w:w="2600"/>
+            <w:tcBorders>
+              <w:top w:val="single" w:color="C7CBDC" w:sz="4"/>
+              <w:left w:val="single" w:color="C7CBDC" w:sz="4"/>
+              <w:bottom w:val="single" w:color="C7CBDC" w:sz="4"/>
+              <w:right w:val="single" w:color="C7CBDC" w:sz="4"/>
+            </w:tcBorders>
+            <w:shd w:fill="EEF0F7" w:color="auto" w:val="clear"/>
+            <w:tcMar>
+              <w:top w:type="dxa" w:w="60"/>
+              <w:left w:type="dxa" w:w="90"/>
+              <w:bottom w:type="dxa" w:w="60"/>
+              <w:right w:type="dxa" w:w="90"/>
+            </w:tcMar>
+            <w:vAlign w:val="top"/>
+          </w:tcPr>
+          <w:p>
+            <w:pPr>
+              <w:spacing w:after="0" w:before="0"/>
+            </w:pPr>
+            <w:r>
+              <w:rPr>
+                <w:rFonts w:ascii="Calibri" w:cs="Calibri" w:eastAsia="Calibri" w:hAnsi="Calibri"/>
+                <w:b/>
+                <w:bCs/>
+                <w:i w:val="false"/>
+                <w:iCs w:val="false"/>
+                <w:color w:val="1A1F36"/>
+                <w:sz w:val="18"/>
+                <w:szCs w:val="18"/>
+              </w:rPr>
+              <w:t xml:space="preserve">Матч</w:t>
+            </w:r>
+          </w:p>
+        </w:tc>
+        <w:tc>
+          <w:tcPr>
+            <w:tcW w:type="dxa" w:w="2400"/>
+            <w:tcBorders>
+              <w:top w:val="single" w:color="C7CBDC" w:sz="4"/>
+              <w:left w:val="single" w:color="C7CBDC" w:sz="4"/>
+              <w:bottom w:val="single" w:color="C7CBDC" w:sz="4"/>
+              <w:right w:val="single" w:color="C7CBDC" w:sz="4"/>
+            </w:tcBorders>
+            <w:shd w:fill="EEF0F7" w:color="auto" w:val="clear"/>
+            <w:tcMar>
+              <w:top w:type="dxa" w:w="60"/>
+              <w:left w:type="dxa" w:w="90"/>
+              <w:bottom w:type="dxa" w:w="60"/>
+              <w:right w:type="dxa" w:w="90"/>
+            </w:tcMar>
+            <w:vAlign w:val="top"/>
+          </w:tcPr>
+          <w:p>
+            <w:pPr>
+              <w:spacing w:after="0" w:before="0"/>
+            </w:pPr>
+            <w:r>
+              <w:rPr>
+                <w:rFonts w:ascii="Calibri" w:cs="Calibri" w:eastAsia="Calibri" w:hAnsi="Calibri"/>
+                <w:b/>
+                <w:bCs/>
+                <w:i w:val="false"/>
+                <w:iCs w:val="false"/>
+                <w:color w:val="1A1F36"/>
+                <w:sz w:val="18"/>
+                <w:szCs w:val="18"/>
+              </w:rPr>
+              <w:t xml:space="preserve">Счёт</w:t>
+            </w:r>
+          </w:p>
+        </w:tc>
+        <w:tc>
+          <w:tcPr>
+            <w:tcW w:type="dxa" w:w="4400"/>
+            <w:tcBorders>
+              <w:top w:val="single" w:color="C7CBDC" w:sz="4"/>
+              <w:left w:val="single" w:color="C7CBDC" w:sz="4"/>
+              <w:bottom w:val="single" w:color="C7CBDC" w:sz="4"/>
+              <w:right w:val="single" w:color="C7CBDC" w:sz="4"/>
+            </w:tcBorders>
+            <w:shd w:fill="EEF0F7" w:color="auto" w:val="clear"/>
+            <w:tcMar>
+              <w:top w:type="dxa" w:w="60"/>
+              <w:left w:type="dxa" w:w="90"/>
+              <w:bottom w:type="dxa" w:w="60"/>
+              <w:right w:type="dxa" w:w="90"/>
+            </w:tcMar>
+            <w:vAlign w:val="top"/>
+          </w:tcPr>
+          <w:p>
+            <w:pPr>
+              <w:spacing w:after="0" w:before="0"/>
+            </w:pPr>
+            <w:r>
+              <w:rPr>
+                <w:rFonts w:ascii="Calibri" w:cs="Calibri" w:eastAsia="Calibri" w:hAnsi="Calibri"/>
+                <w:b/>
+                <w:bCs/>
+                <w:i w:val="false"/>
+                <w:iCs w:val="false"/>
+                <w:color w:val="1A1F36"/>
+                <w:sz w:val="18"/>
+                <w:szCs w:val="18"/>
+              </w:rPr>
+              <w:t xml:space="preserve">Что не так</w:t>
+            </w:r>
+          </w:p>
+        </w:tc>
+        <w:tc>
+          <w:tcPr>
+            <w:tcW w:type="dxa" w:w="4950"/>
+            <w:tcBorders>
+              <w:top w:val="single" w:color="C7CBDC" w:sz="4"/>
+              <w:left w:val="single" w:color="C7CBDC" w:sz="4"/>
+              <w:bottom w:val="single" w:color="C7CBDC" w:sz="4"/>
+              <w:right w:val="single" w:color="C7CBDC" w:sz="4"/>
+            </w:tcBorders>
+            <w:shd w:fill="EEF0F7" w:color="auto" w:val="clear"/>
+            <w:tcMar>
+              <w:top w:type="dxa" w:w="60"/>
+              <w:left w:type="dxa" w:w="90"/>
+              <w:bottom w:type="dxa" w:w="60"/>
+              <w:right w:type="dxa" w:w="90"/>
+            </w:tcMar>
+            <w:vAlign w:val="top"/>
+          </w:tcPr>
+          <w:p>
+            <w:pPr>
+              <w:spacing w:after="0" w:before="0"/>
+            </w:pPr>
+            <w:r>
+              <w:rPr>
+                <w:rFonts w:ascii="Calibri" w:cs="Calibri" w:eastAsia="Calibri" w:hAnsi="Calibri"/>
+                <w:b/>
+                <w:bCs/>
+                <w:i w:val="false"/>
+                <w:iCs w:val="false"/>
+                <w:color w:val="1A1F36"/>
+                <w:sz w:val="18"/>
+                <w:szCs w:val="18"/>
+              </w:rPr>
+              <w:t xml:space="preserve">Как исправляем</w:t>
+            </w:r>
+          </w:p>
+        </w:tc>
+      </w:tr>
+      <w:tr>
+        <w:tc>
+          <w:tcPr>
+            <w:tcW w:type="dxa" w:w="900"/>
+            <w:tcBorders>
+              <w:top w:val="single" w:color="C7CBDC" w:sz="4"/>
+              <w:left w:val="single" w:color="C7CBDC" w:sz="4"/>
+              <w:bottom w:val="single" w:color="C7CBDC" w:sz="4"/>
+              <w:right w:val="single" w:color="C7CBDC" w:sz="4"/>
+            </w:tcBorders>
+            <w:tcMar>
+              <w:top w:type="dxa" w:w="60"/>
+              <w:left w:type="dxa" w:w="90"/>
+              <w:bottom w:type="dxa" w:w="60"/>
+              <w:right w:type="dxa" w:w="90"/>
+            </w:tcMar>
+            <w:vAlign w:val="top"/>
+          </w:tcPr>
+          <w:p>
+            <w:pPr>
+              <w:spacing w:after="0" w:before="0"/>
+            </w:pPr>
+            <w:r>
+              <w:rPr>
+                <w:rFonts w:ascii="Calibri" w:cs="Calibri" w:eastAsia="Calibri" w:hAnsi="Calibri"/>
+                <w:b/>
+                <w:bCs/>
+                <w:i w:val="false"/>
+                <w:iCs w:val="false"/>
+                <w:color w:val="1A1F36"/>
+                <w:sz w:val="18"/>
+                <w:szCs w:val="18"/>
+              </w:rPr>
+              <w:t xml:space="preserve">541, 766, 1891, 2116, 3241, 3466, 4411, 4636</w:t>
+            </w:r>
+          </w:p>
+        </w:tc>
+        <w:tc>
+          <w:tcPr>
+            <w:tcW w:type="dxa" w:w="2600"/>
+            <w:tcBorders>
+              <w:top w:val="single" w:color="C7CBDC" w:sz="4"/>
+              <w:left w:val="single" w:color="C7CBDC" w:sz="4"/>
+              <w:bottom w:val="single" w:color="C7CBDC" w:sz="4"/>
+              <w:right w:val="single" w:color="C7CBDC" w:sz="4"/>
+            </w:tcBorders>
+            <w:tcMar>
+              <w:top w:type="dxa" w:w="60"/>
+              <w:left w:type="dxa" w:w="90"/>
+              <w:bottom w:type="dxa" w:w="60"/>
+              <w:right w:type="dxa" w:w="90"/>
+            </w:tcMar>
+            <w:vAlign w:val="top"/>
+          </w:tcPr>
+          <w:p>
+            <w:pPr>
+              <w:spacing w:after="0"/>
+            </w:pPr>
+            <w:r>
+              <w:rPr>
+                <w:rFonts w:ascii="Calibri" w:cs="Calibri" w:eastAsia="Calibri" w:hAnsi="Calibri"/>
+                <w:b w:val="false"/>
+                <w:bCs w:val="false"/>
+                <w:i w:val="false"/>
+                <w:iCs w:val="false"/>
+                <w:color w:val="1A1F36"/>
+                <w:sz w:val="18"/>
+                <w:szCs w:val="18"/>
+              </w:rPr>
+              <w:t xml:space="preserve">не указано время</w:t>
+            </w:r>
+          </w:p>
+        </w:tc>
+        <w:tc>
+          <w:tcPr>
+            <w:tcW w:type="dxa" w:w="2400"/>
+            <w:tcBorders>
+              <w:top w:val="single" w:color="C7CBDC" w:sz="4"/>
+              <w:left w:val="single" w:color="C7CBDC" w:sz="4"/>
+              <w:bottom w:val="single" w:color="C7CBDC" w:sz="4"/>
+              <w:right w:val="single" w:color="C7CBDC" w:sz="4"/>
+            </w:tcBorders>
+            <w:tcMar>
+              <w:top w:type="dxa" w:w="60"/>
+              <w:left w:type="dxa" w:w="90"/>
+              <w:bottom w:type="dxa" w:w="60"/>
+              <w:right w:type="dxa" w:w="90"/>
+            </w:tcMar>
+            <w:vAlign w:val="top"/>
+          </w:tcPr>
+          <w:p>
+            <w:pPr>
+              <w:spacing w:after="0"/>
+            </w:pPr>
+            <w:r>
+              <w:rPr>
+                <w:rFonts w:ascii="Calibri" w:cs="Calibri" w:eastAsia="Calibri" w:hAnsi="Calibri"/>
+                <w:b w:val="false"/>
+                <w:bCs w:val="false"/>
+                <w:i w:val="false"/>
+                <w:iCs w:val="false"/>
+                <w:color w:val="5A5F7A"/>
+                <w:sz w:val="18"/>
+                <w:szCs w:val="18"/>
+              </w:rPr>
+              <w:t xml:space="preserve">—</w:t>
+            </w:r>
+          </w:p>
+        </w:tc>
+        <w:tc>
+          <w:tcPr>
+            <w:tcW w:type="dxa" w:w="4400"/>
+            <w:tcBorders>
+              <w:top w:val="single" w:color="C7CBDC" w:sz="4"/>
+              <w:left w:val="single" w:color="C7CBDC" w:sz="4"/>
+              <w:bottom w:val="single" w:color="C7CBDC" w:sz="4"/>
+              <w:right w:val="single" w:color="C7CBDC" w:sz="4"/>
+            </w:tcBorders>
+            <w:tcMar>
+              <w:top w:type="dxa" w:w="60"/>
+              <w:left w:type="dxa" w:w="90"/>
+              <w:bottom w:type="dxa" w:w="60"/>
+              <w:right w:type="dxa" w:w="90"/>
+            </w:tcMar>
+            <w:vAlign w:val="top"/>
+          </w:tcPr>
+          <w:p>
+            <w:pPr>
+              <w:spacing w:after="0" w:before="0"/>
+            </w:pPr>
+            <w:r>
+              <w:rPr>
+                <w:rFonts w:ascii="Calibri" w:cs="Calibri" w:eastAsia="Calibri" w:hAnsi="Calibri"/>
+                <w:b w:val="false"/>
+                <w:bCs w:val="false"/>
+                <w:i w:val="false"/>
+                <w:iCs w:val="false"/>
+                <w:color w:val="1A1F36"/>
+                <w:sz w:val="18"/>
+                <w:szCs w:val="18"/>
+              </w:rPr>
+              <w:t xml:space="preserve">Не указано время начала в 8 матчах: Медведи — Рыси.</w:t>
+            </w:r>
+          </w:p>
+        </w:tc>
+        <w:tc>
+          <w:tcPr>
+            <w:tcW w:type="dxa" w:w="4950"/>
+            <w:tcBorders>
+              <w:top w:val="single" w:color="C7CBDC" w:sz="4"/>
+              <w:left w:val="single" w:color="C7CBDC" w:sz="4"/>
+              <w:bottom w:val="single" w:color="C7CBDC" w:sz="4"/>
+              <w:right w:val="single" w:color="C7CBDC" w:sz="4"/>
+            </w:tcBorders>
+            <w:tcMar>
+              <w:top w:type="dxa" w:w="60"/>
+              <w:left w:type="dxa" w:w="90"/>
+              <w:bottom w:type="dxa" w:w="60"/>
+              <w:right w:type="dxa" w:w="90"/>
+            </w:tcMar>
+            <w:vAlign w:val="top"/>
+          </w:tcPr>
+          <w:p>
+            <w:pPr>
+              <w:spacing w:after="0" w:before="0"/>
+            </w:pPr>
+            <w:r>
+              <w:rPr>
+                <w:rFonts w:ascii="Calibri" w:cs="Calibri" w:eastAsia="Calibri" w:hAnsi="Calibri"/>
+                <w:b w:val="false"/>
+                <w:bCs w:val="false"/>
+                <w:i/>
+                <w:iCs/>
+                <w:color w:val="2B2F77"/>
+                <w:sz w:val="18"/>
+                <w:szCs w:val="18"/>
+              </w:rPr>
+              <w:t xml:space="preserve">Во сколько начинались эти матчи?</w:t>
+            </w:r>
+          </w:p>
+        </w:tc>
+      </w:tr>
+    </w:tbl>
+    <w:p>
+      <w:pPr>
+        <w:keepNext/>
         <w:pageBreakBefore/>
         <w:pBdr>
           <w:bottom w:val="single" w:color="2B2F77" w:sz="8" w:space="6"/>
@@ -540,6 +1427,43 @@
     <w:p>
       <w:pPr>
         <w:keepNext/>
+        <w:spacing w:after="80" w:before="200"/>
+      </w:pPr>
+      <w:r>
+        <w:rPr>
+          <w:rFonts w:ascii="Calibri" w:cs="Calibri" w:eastAsia="Calibri" w:hAnsi="Calibri"/>
+          <w:b/>
+          <w:bCs/>
+          <w:i w:val="false"/>
+          <w:iCs w:val="false"/>
+          <w:color w:val="1A1F36"/>
+          <w:sz w:val="22"/>
+          <w:szCs w:val="22"/>
+        </w:rPr>
+        <w:t xml:space="preserve">Сентябрь 2026</w:t>
+      </w:r>
+    </w:p>
+    <w:p>
+      <w:pPr>
+        <w:spacing w:after="100" w:before="0"/>
+      </w:pPr>
+      <w:r>
+        <w:rPr>
+          <w:rFonts w:ascii="Calibri" w:cs="Calibri" w:eastAsia="Calibri" w:hAnsi="Calibri"/>
+          <w:b w:val="false"/>
+          <w:bCs w:val="false"/>
+          <w:i/>
+          <w:iCs/>
+          <w:color w:val="2E7D32"/>
+          <w:sz w:val="20"/>
+          <w:szCs w:val="20"/>
+        </w:rPr>
+        <w:t xml:space="preserve">Ошибок не найдено.</w:t>
+      </w:r>
+    </w:p>
+    <w:p>
+      <w:pPr>
+        <w:keepNext/>
         <w:pageBreakBefore/>
         <w:pBdr>
           <w:bottom w:val="single" w:color="2B2F77" w:sz="8" w:space="6"/>
@@ -652,6 +1576,2537 @@
         <w:t xml:space="preserve">Ошибок не найдено.</w:t>
       </w:r>
     </w:p>
+    <w:p>
+      <w:pPr>
+        <w:keepNext/>
+        <w:spacing w:after="80" w:before="200"/>
+      </w:pPr>
+      <w:r>
+        <w:rPr>
+          <w:rFonts w:ascii="Calibri" w:cs="Calibri" w:eastAsia="Calibri" w:hAnsi="Calibri"/>
+          <w:b/>
+          <w:bCs/>
+          <w:i w:val="false"/>
+          <w:iCs w:val="false"/>
+          <w:color w:val="1A1F36"/>
+          <w:sz w:val="22"/>
+          <w:szCs w:val="22"/>
+        </w:rPr>
+        <w:t xml:space="preserve">Сентябрь 2026</w:t>
+      </w:r>
+    </w:p>
+    <w:tbl>
+      <w:tblPr>
+        <w:tblW w:type="dxa" w:w="15250"/>
+        <w:tblBorders>
+          <w:top w:val="single" w:color="auto" w:sz="4"/>
+          <w:left w:val="single" w:color="auto" w:sz="4"/>
+          <w:bottom w:val="single" w:color="auto" w:sz="4"/>
+          <w:right w:val="single" w:color="auto" w:sz="4"/>
+          <w:insideH w:val="single" w:color="auto" w:sz="4"/>
+          <w:insideV w:val="single" w:color="auto" w:sz="4"/>
+        </w:tblBorders>
+      </w:tblPr>
+      <w:tblGrid>
+        <w:gridCol w:w="900"/>
+        <w:gridCol w:w="2600"/>
+        <w:gridCol w:w="2400"/>
+        <w:gridCol w:w="4400"/>
+        <w:gridCol w:w="4950"/>
+      </w:tblGrid>
+      <w:tr>
+        <w:trPr>
+          <w:tblHeader/>
+        </w:trPr>
+        <w:tc>
+          <w:tcPr>
+            <w:tcW w:type="dxa" w:w="900"/>
+            <w:tcBorders>
+              <w:top w:val="single" w:color="C7CBDC" w:sz="4"/>
+              <w:left w:val="single" w:color="C7CBDC" w:sz="4"/>
+              <w:bottom w:val="single" w:color="C7CBDC" w:sz="4"/>
+              <w:right w:val="single" w:color="C7CBDC" w:sz="4"/>
+            </w:tcBorders>
+            <w:shd w:fill="EEF0F7" w:color="auto" w:val="clear"/>
+            <w:tcMar>
+              <w:top w:type="dxa" w:w="60"/>
+              <w:left w:type="dxa" w:w="90"/>
+              <w:bottom w:type="dxa" w:w="60"/>
+              <w:right w:type="dxa" w:w="90"/>
+            </w:tcMar>
+            <w:vAlign w:val="top"/>
+          </w:tcPr>
+          <w:p>
+            <w:pPr>
+              <w:spacing w:after="0" w:before="0"/>
+            </w:pPr>
+            <w:r>
+              <w:rPr>
+                <w:rFonts w:ascii="Calibri" w:cs="Calibri" w:eastAsia="Calibri" w:hAnsi="Calibri"/>
+                <w:b/>
+                <w:bCs/>
+                <w:i w:val="false"/>
+                <w:iCs w:val="false"/>
+                <w:color w:val="1A1F36"/>
+                <w:sz w:val="18"/>
+                <w:szCs w:val="18"/>
+              </w:rPr>
+              <w:t xml:space="preserve">Стр.</w:t>
+            </w:r>
+          </w:p>
+        </w:tc>
+        <w:tc>
+          <w:tcPr>
+            <w:tcW w:type="dxa" w:w="2600"/>
+            <w:tcBorders>
+              <w:top w:val="single" w:color="C7CBDC" w:sz="4"/>
+              <w:left w:val="single" w:color="C7CBDC" w:sz="4"/>
+              <w:bottom w:val="single" w:color="C7CBDC" w:sz="4"/>
+              <w:right w:val="single" w:color="C7CBDC" w:sz="4"/>
+            </w:tcBorders>
+            <w:shd w:fill="EEF0F7" w:color="auto" w:val="clear"/>
+            <w:tcMar>
+              <w:top w:type="dxa" w:w="60"/>
+              <w:left w:type="dxa" w:w="90"/>
+              <w:bottom w:type="dxa" w:w="60"/>
+              <w:right w:type="dxa" w:w="90"/>
+            </w:tcMar>
+            <w:vAlign w:val="top"/>
+          </w:tcPr>
+          <w:p>
+            <w:pPr>
+              <w:spacing w:after="0" w:before="0"/>
+            </w:pPr>
+            <w:r>
+              <w:rPr>
+                <w:rFonts w:ascii="Calibri" w:cs="Calibri" w:eastAsia="Calibri" w:hAnsi="Calibri"/>
+                <w:b/>
+                <w:bCs/>
+                <w:i w:val="false"/>
+                <w:iCs w:val="false"/>
+                <w:color w:val="1A1F36"/>
+                <w:sz w:val="18"/>
+                <w:szCs w:val="18"/>
+              </w:rPr>
+              <w:t xml:space="preserve">Матч</w:t>
+            </w:r>
+          </w:p>
+        </w:tc>
+        <w:tc>
+          <w:tcPr>
+            <w:tcW w:type="dxa" w:w="2400"/>
+            <w:tcBorders>
+              <w:top w:val="single" w:color="C7CBDC" w:sz="4"/>
+              <w:left w:val="single" w:color="C7CBDC" w:sz="4"/>
+              <w:bottom w:val="single" w:color="C7CBDC" w:sz="4"/>
+              <w:right w:val="single" w:color="C7CBDC" w:sz="4"/>
+            </w:tcBorders>
+            <w:shd w:fill="EEF0F7" w:color="auto" w:val="clear"/>
+            <w:tcMar>
+              <w:top w:type="dxa" w:w="60"/>
+              <w:left w:type="dxa" w:w="90"/>
+              <w:bottom w:type="dxa" w:w="60"/>
+              <w:right w:type="dxa" w:w="90"/>
+            </w:tcMar>
+            <w:vAlign w:val="top"/>
+          </w:tcPr>
+          <w:p>
+            <w:pPr>
+              <w:spacing w:after="0" w:before="0"/>
+            </w:pPr>
+            <w:r>
+              <w:rPr>
+                <w:rFonts w:ascii="Calibri" w:cs="Calibri" w:eastAsia="Calibri" w:hAnsi="Calibri"/>
+                <w:b/>
+                <w:bCs/>
+                <w:i w:val="false"/>
+                <w:iCs w:val="false"/>
+                <w:color w:val="1A1F36"/>
+                <w:sz w:val="18"/>
+                <w:szCs w:val="18"/>
+              </w:rPr>
+              <w:t xml:space="preserve">Счёт</w:t>
+            </w:r>
+          </w:p>
+        </w:tc>
+        <w:tc>
+          <w:tcPr>
+            <w:tcW w:type="dxa" w:w="4400"/>
+            <w:tcBorders>
+              <w:top w:val="single" w:color="C7CBDC" w:sz="4"/>
+              <w:left w:val="single" w:color="C7CBDC" w:sz="4"/>
+              <w:bottom w:val="single" w:color="C7CBDC" w:sz="4"/>
+              <w:right w:val="single" w:color="C7CBDC" w:sz="4"/>
+            </w:tcBorders>
+            <w:shd w:fill="EEF0F7" w:color="auto" w:val="clear"/>
+            <w:tcMar>
+              <w:top w:type="dxa" w:w="60"/>
+              <w:left w:type="dxa" w:w="90"/>
+              <w:bottom w:type="dxa" w:w="60"/>
+              <w:right w:type="dxa" w:w="90"/>
+            </w:tcMar>
+            <w:vAlign w:val="top"/>
+          </w:tcPr>
+          <w:p>
+            <w:pPr>
+              <w:spacing w:after="0" w:before="0"/>
+            </w:pPr>
+            <w:r>
+              <w:rPr>
+                <w:rFonts w:ascii="Calibri" w:cs="Calibri" w:eastAsia="Calibri" w:hAnsi="Calibri"/>
+                <w:b/>
+                <w:bCs/>
+                <w:i w:val="false"/>
+                <w:iCs w:val="false"/>
+                <w:color w:val="1A1F36"/>
+                <w:sz w:val="18"/>
+                <w:szCs w:val="18"/>
+              </w:rPr>
+              <w:t xml:space="preserve">Что не так</w:t>
+            </w:r>
+          </w:p>
+        </w:tc>
+        <w:tc>
+          <w:tcPr>
+            <w:tcW w:type="dxa" w:w="4950"/>
+            <w:tcBorders>
+              <w:top w:val="single" w:color="C7CBDC" w:sz="4"/>
+              <w:left w:val="single" w:color="C7CBDC" w:sz="4"/>
+              <w:bottom w:val="single" w:color="C7CBDC" w:sz="4"/>
+              <w:right w:val="single" w:color="C7CBDC" w:sz="4"/>
+            </w:tcBorders>
+            <w:shd w:fill="EEF0F7" w:color="auto" w:val="clear"/>
+            <w:tcMar>
+              <w:top w:type="dxa" w:w="60"/>
+              <w:left w:type="dxa" w:w="90"/>
+              <w:bottom w:type="dxa" w:w="60"/>
+              <w:right w:type="dxa" w:w="90"/>
+            </w:tcMar>
+            <w:vAlign w:val="top"/>
+          </w:tcPr>
+          <w:p>
+            <w:pPr>
+              <w:spacing w:after="0" w:before="0"/>
+            </w:pPr>
+            <w:r>
+              <w:rPr>
+                <w:rFonts w:ascii="Calibri" w:cs="Calibri" w:eastAsia="Calibri" w:hAnsi="Calibri"/>
+                <w:b/>
+                <w:bCs/>
+                <w:i w:val="false"/>
+                <w:iCs w:val="false"/>
+                <w:color w:val="1A1F36"/>
+                <w:sz w:val="18"/>
+                <w:szCs w:val="18"/>
+              </w:rPr>
+              <w:t xml:space="preserve">Как исправляем</w:t>
+            </w:r>
+          </w:p>
+        </w:tc>
+      </w:tr>
+      <w:tr>
+        <w:tc>
+          <w:tcPr>
+            <w:tcW w:type="dxa" w:w="900"/>
+            <w:tcBorders>
+              <w:top w:val="single" w:color="C7CBDC" w:sz="4"/>
+              <w:left w:val="single" w:color="C7CBDC" w:sz="4"/>
+              <w:bottom w:val="single" w:color="C7CBDC" w:sz="4"/>
+              <w:right w:val="single" w:color="C7CBDC" w:sz="4"/>
+            </w:tcBorders>
+            <w:tcMar>
+              <w:top w:type="dxa" w:w="60"/>
+              <w:left w:type="dxa" w:w="90"/>
+              <w:bottom w:type="dxa" w:w="60"/>
+              <w:right w:type="dxa" w:w="90"/>
+            </w:tcMar>
+            <w:vAlign w:val="top"/>
+          </w:tcPr>
+          <w:p>
+            <w:pPr>
+              <w:spacing w:after="0" w:before="0"/>
+            </w:pPr>
+            <w:r>
+              <w:rPr>
+                <w:rFonts w:ascii="Calibri" w:cs="Calibri" w:eastAsia="Calibri" w:hAnsi="Calibri"/>
+                <w:b/>
+                <w:bCs/>
+                <w:i w:val="false"/>
+                <w:iCs w:val="false"/>
+                <w:color w:val="1A1F36"/>
+                <w:sz w:val="18"/>
+                <w:szCs w:val="18"/>
+              </w:rPr>
+              <w:t xml:space="preserve">1</w:t>
+            </w:r>
+          </w:p>
+        </w:tc>
+        <w:tc>
+          <w:tcPr>
+            <w:tcW w:type="dxa" w:w="2600"/>
+            <w:tcBorders>
+              <w:top w:val="single" w:color="C7CBDC" w:sz="4"/>
+              <w:left w:val="single" w:color="C7CBDC" w:sz="4"/>
+              <w:bottom w:val="single" w:color="C7CBDC" w:sz="4"/>
+              <w:right w:val="single" w:color="C7CBDC" w:sz="4"/>
+            </w:tcBorders>
+            <w:tcMar>
+              <w:top w:type="dxa" w:w="60"/>
+              <w:left w:type="dxa" w:w="90"/>
+              <w:bottom w:type="dxa" w:w="60"/>
+              <w:right w:type="dxa" w:w="90"/>
+            </w:tcMar>
+            <w:vAlign w:val="top"/>
+          </w:tcPr>
+          <w:p>
+            <w:pPr>
+              <w:spacing w:after="0"/>
+            </w:pPr>
+            <w:r>
+              <w:rPr>
+                <w:rFonts w:ascii="Calibri" w:cs="Calibri" w:eastAsia="Calibri" w:hAnsi="Calibri"/>
+                <w:b w:val="false"/>
+                <w:bCs w:val="false"/>
+                <w:i w:val="false"/>
+                <w:iCs w:val="false"/>
+                <w:color w:val="1A1F36"/>
+                <w:sz w:val="18"/>
+                <w:szCs w:val="18"/>
+              </w:rPr>
+              <w:t xml:space="preserve">01.09.2026  06:00</w:t>
+            </w:r>
+            <w:r>
+              <w:rPr>
+                <w:rFonts w:ascii="Calibri" w:cs="Calibri" w:eastAsia="Calibri" w:hAnsi="Calibri"/>
+                <w:b w:val="false"/>
+                <w:bCs w:val="false"/>
+                <w:i w:val="false"/>
+                <w:iCs w:val="false"/>
+                <w:color w:val="1A1F36"/>
+                <w:sz w:val="18"/>
+                <w:szCs w:val="18"/>
+              </w:rPr>
+              <w:br/>
+              <w:t xml:space="preserve">Энергетик — Металлист</w:t>
+            </w:r>
+          </w:p>
+        </w:tc>
+        <w:tc>
+          <w:tcPr>
+            <w:tcW w:type="dxa" w:w="2400"/>
+            <w:tcBorders>
+              <w:top w:val="single" w:color="C7CBDC" w:sz="4"/>
+              <w:left w:val="single" w:color="C7CBDC" w:sz="4"/>
+              <w:bottom w:val="single" w:color="C7CBDC" w:sz="4"/>
+              <w:right w:val="single" w:color="C7CBDC" w:sz="4"/>
+            </w:tcBorders>
+            <w:tcMar>
+              <w:top w:type="dxa" w:w="60"/>
+              <w:left w:type="dxa" w:w="90"/>
+              <w:bottom w:type="dxa" w:w="60"/>
+              <w:right w:type="dxa" w:w="90"/>
+            </w:tcMar>
+            <w:vAlign w:val="top"/>
+          </w:tcPr>
+          <w:p>
+            <w:pPr>
+              <w:spacing w:after="0"/>
+            </w:pPr>
+            <w:r>
+              <w:rPr>
+                <w:rFonts w:ascii="Calibri" w:cs="Calibri" w:eastAsia="Calibri" w:hAnsi="Calibri"/>
+                <w:b w:val="false"/>
+                <w:bCs w:val="false"/>
+                <w:i w:val="false"/>
+                <w:iCs w:val="false"/>
+                <w:color w:val="5A5F7A"/>
+                <w:sz w:val="18"/>
+                <w:szCs w:val="18"/>
+              </w:rPr>
+              <w:t xml:space="preserve">итог 0.1701388888888889</w:t>
+            </w:r>
+            <w:r>
+              <w:rPr>
+                <w:rFonts w:ascii="Calibri" w:cs="Calibri" w:eastAsia="Calibri" w:hAnsi="Calibri"/>
+                <w:b w:val="false"/>
+                <w:bCs w:val="false"/>
+                <w:i w:val="false"/>
+                <w:iCs w:val="false"/>
+                <w:color w:val="5A5F7A"/>
+                <w:sz w:val="18"/>
+                <w:szCs w:val="18"/>
+              </w:rPr>
+              <w:br/>
+              <w:t xml:space="preserve">периоды 2*3 1*0 1*1 0:01:00</w:t>
+            </w:r>
+          </w:p>
+        </w:tc>
+        <w:tc>
+          <w:tcPr>
+            <w:tcW w:type="dxa" w:w="4400"/>
+            <w:tcBorders>
+              <w:top w:val="single" w:color="C7CBDC" w:sz="4"/>
+              <w:left w:val="single" w:color="C7CBDC" w:sz="4"/>
+              <w:bottom w:val="single" w:color="C7CBDC" w:sz="4"/>
+              <w:right w:val="single" w:color="C7CBDC" w:sz="4"/>
+            </w:tcBorders>
+            <w:tcMar>
+              <w:top w:type="dxa" w:w="60"/>
+              <w:left w:type="dxa" w:w="90"/>
+              <w:bottom w:type="dxa" w:w="60"/>
+              <w:right w:type="dxa" w:w="90"/>
+            </w:tcMar>
+            <w:vAlign w:val="top"/>
+          </w:tcPr>
+          <w:p>
+            <w:pPr>
+              <w:spacing w:after="0" w:before="0"/>
+            </w:pPr>
+            <w:r>
+              <w:rPr>
+                <w:rFonts w:ascii="Calibri" w:cs="Calibri" w:eastAsia="Calibri" w:hAnsi="Calibri"/>
+                <w:b w:val="false"/>
+                <w:bCs w:val="false"/>
+                <w:i w:val="false"/>
+                <w:iCs w:val="false"/>
+                <w:color w:val="1A1F36"/>
+                <w:sz w:val="18"/>
+                <w:szCs w:val="18"/>
+              </w:rPr>
+              <w:t xml:space="preserve">Итоговый счёт не читается: Excel записал его как время 04:05.</w:t>
+            </w:r>
+          </w:p>
+        </w:tc>
+        <w:tc>
+          <w:tcPr>
+            <w:tcW w:type="dxa" w:w="4950"/>
+            <w:tcBorders>
+              <w:top w:val="single" w:color="C7CBDC" w:sz="4"/>
+              <w:left w:val="single" w:color="C7CBDC" w:sz="4"/>
+              <w:bottom w:val="single" w:color="C7CBDC" w:sz="4"/>
+              <w:right w:val="single" w:color="C7CBDC" w:sz="4"/>
+            </w:tcBorders>
+            <w:tcMar>
+              <w:top w:type="dxa" w:w="60"/>
+              <w:left w:type="dxa" w:w="90"/>
+              <w:bottom w:type="dxa" w:w="60"/>
+              <w:right w:type="dxa" w:w="90"/>
+            </w:tcMar>
+            <w:vAlign w:val="top"/>
+          </w:tcPr>
+          <w:p>
+            <w:pPr>
+              <w:spacing w:after="0" w:before="0"/>
+            </w:pPr>
+            <w:r>
+              <w:rPr>
+                <w:rFonts w:ascii="Calibri" w:cs="Calibri" w:eastAsia="Calibri" w:hAnsi="Calibri"/>
+                <w:b w:val="false"/>
+                <w:bCs w:val="false"/>
+                <w:i/>
+                <w:iCs/>
+                <w:color w:val="2B2F77"/>
+                <w:sz w:val="18"/>
+                <w:szCs w:val="18"/>
+              </w:rPr>
+              <w:t xml:space="preserve">Похоже, счёт 4:5. Подтверждаете?</w:t>
+            </w:r>
+          </w:p>
+        </w:tc>
+      </w:tr>
+      <w:tr>
+        <w:tc>
+          <w:tcPr>
+            <w:tcW w:type="dxa" w:w="900"/>
+            <w:tcBorders>
+              <w:top w:val="single" w:color="C7CBDC" w:sz="4"/>
+              <w:left w:val="single" w:color="